--- a/Toxicity analysis in Greek text.docx
+++ b/Toxicity analysis in Greek text.docx
@@ -1,6 +1,6 @@
 
 <file path=word/document.xml><?xml version="1.0" encoding="utf-8"?>
-<w:document xmlns:wpc="http://schemas.microsoft.com/office/word/2010/wordprocessingCanvas" xmlns:mc="http://schemas.openxmlformats.org/markup-compatibility/2006" xmlns:o="urn:schemas-microsoft-com:office:office" xmlns:r="http://schemas.openxmlformats.org/officeDocument/2006/relationships" xmlns:m="http://schemas.openxmlformats.org/officeDocument/2006/math" xmlns:v="urn:schemas-microsoft-com:vml" xmlns:wp14="http://schemas.microsoft.com/office/word/2010/wordprocessingDrawing" xmlns:wp="http://schemas.openxmlformats.org/drawingml/2006/wordprocessingDrawing" xmlns:w10="urn:schemas-microsoft-com:office:word" xmlns:w="http://schemas.openxmlformats.org/wordprocessingml/2006/main" xmlns:w14="http://schemas.microsoft.com/office/word/2010/wordml" xmlns:wpg="http://schemas.microsoft.com/office/word/2010/wordprocessingGroup" xmlns:wpi="http://schemas.microsoft.com/office/word/2010/wordprocessingInk" xmlns:wne="http://schemas.microsoft.com/office/word/2006/wordml" xmlns:wps="http://schemas.microsoft.com/office/word/2010/wordprocessingShape" mc:Ignorable="w14 wp14">
+<w:document xmlns:wpc="http://schemas.microsoft.com/office/word/2010/wordprocessingCanvas" xmlns:cx="http://schemas.microsoft.com/office/drawing/2014/chartex" xmlns:cx1="http://schemas.microsoft.com/office/drawing/2015/9/8/chartex" xmlns:cx2="http://schemas.microsoft.com/office/drawing/2015/10/21/chartex" xmlns:cx3="http://schemas.microsoft.com/office/drawing/2016/5/9/chartex" xmlns:cx4="http://schemas.microsoft.com/office/drawing/2016/5/10/chartex" xmlns:cx5="http://schemas.microsoft.com/office/drawing/2016/5/11/chartex" xmlns:cx6="http://schemas.microsoft.com/office/drawing/2016/5/12/chartex" xmlns:cx7="http://schemas.microsoft.com/office/drawing/2016/5/13/chartex" xmlns:cx8="http://schemas.microsoft.com/office/drawing/2016/5/14/chartex" xmlns:mc="http://schemas.openxmlformats.org/markup-compatibility/2006" xmlns:aink="http://schemas.microsoft.com/office/drawing/2016/ink" xmlns:am3d="http://schemas.microsoft.com/office/drawing/2017/model3d" xmlns:o="urn:schemas-microsoft-com:office:office" xmlns:oel="http://schemas.microsoft.com/office/2019/extlst" xmlns:r="http://schemas.openxmlformats.org/officeDocument/2006/relationships" xmlns:m="http://schemas.openxmlformats.org/officeDocument/2006/math" xmlns:v="urn:schemas-microsoft-com:vml" xmlns:wp14="http://schemas.microsoft.com/office/word/2010/wordprocessingDrawing" xmlns:wp="http://schemas.openxmlformats.org/drawingml/2006/wordprocessingDrawing" xmlns:w10="urn:schemas-microsoft-com:office:word" xmlns:w="http://schemas.openxmlformats.org/wordprocessingml/2006/main" xmlns:w14="http://schemas.microsoft.com/office/word/2010/wordml" xmlns:w15="http://schemas.microsoft.com/office/word/2012/wordml" xmlns:w16cex="http://schemas.microsoft.com/office/word/2018/wordml/cex" xmlns:w16cid="http://schemas.microsoft.com/office/word/2016/wordml/cid" xmlns:w16="http://schemas.microsoft.com/office/word/2018/wordml" xmlns:w16du="http://schemas.microsoft.com/office/word/2023/wordml/word16du" xmlns:w16sdtdh="http://schemas.microsoft.com/office/word/2020/wordml/sdtdatahash" xmlns:w16sdtfl="http://schemas.microsoft.com/office/word/2024/wordml/sdtformatlock" xmlns:w16se="http://schemas.microsoft.com/office/word/2015/wordml/symex" xmlns:wpg="http://schemas.microsoft.com/office/word/2010/wordprocessingGroup" xmlns:wpi="http://schemas.microsoft.com/office/word/2010/wordprocessingInk" xmlns:wne="http://schemas.microsoft.com/office/word/2006/wordml" xmlns:wps="http://schemas.microsoft.com/office/word/2010/wordprocessingShape" mc:Ignorable="w14 w15 w16se w16cid w16 w16cex w16sdtdh w16sdtfl w16du wp14">
   <w:body>
     <w:p>
       <w:pPr>
@@ -23,7 +23,7 @@
         <mc:AlternateContent>
           <mc:Choice Requires="wps">
             <w:drawing>
-              <wp:anchor distT="0" distB="0" distL="114300" distR="114300" simplePos="0" relativeHeight="251661312" behindDoc="0" locked="0" layoutInCell="1" allowOverlap="1" wp14:anchorId="4EAC536F" wp14:editId="4409B692">
+              <wp:anchor distT="0" distB="0" distL="114300" distR="114300" simplePos="0" relativeHeight="251661312" behindDoc="0" locked="0" layoutInCell="1" allowOverlap="1" wp14:anchorId="0582FA29" wp14:editId="0CC3B444">
                 <wp:simplePos x="0" y="0"/>
                 <wp:positionH relativeFrom="column">
                   <wp:posOffset>-315861</wp:posOffset>
@@ -100,11 +100,11 @@
           </mc:Choice>
           <mc:Fallback>
             <w:pict>
-              <v:shapetype id="_x0000_t202" coordsize="21600,21600" o:spt="202" path="m,l,21600r21600,l21600,xe">
+              <v:shapetype w14:anchorId="0582FA29" id="_x0000_t202" coordsize="21600,21600" o:spt="202" path="m,l,21600r21600,l21600,xe">
                 <v:stroke joinstyle="miter"/>
                 <v:path gradientshapeok="t" o:connecttype="rect"/>
               </v:shapetype>
-              <v:shape id="Πλαίσιο κειμένου 2" o:spid="_x0000_s1026" type="#_x0000_t202" style="position:absolute;left:0;text-align:left;margin-left:-24.85pt;margin-top:-17.15pt;width:99.95pt;height:19.65pt;z-index:251661312;visibility:visible;mso-wrap-style:square;mso-width-percent:0;mso-height-percent:0;mso-wrap-distance-left:9pt;mso-wrap-distance-top:0;mso-wrap-distance-right:9pt;mso-wrap-distance-bottom:0;mso-position-horizontal:absolute;mso-position-horizontal-relative:text;mso-position-vertical:absolute;mso-position-vertical-relative:text;mso-width-percent:0;mso-height-percent:0;mso-width-relative:margin;mso-height-relative:margin;v-text-anchor:top" o:gfxdata="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">
+              <v:shape id="Πλαίσιο κειμένου 2" o:spid="_x0000_s1026" type="#_x0000_t202" style="position:absolute;left:0;text-align:left;margin-left:-24.85pt;margin-top:-17.15pt;width:99.95pt;height:19.65pt;z-index:251661312;visibility:visible;mso-wrap-style:square;mso-width-percent:0;mso-height-percent:0;mso-wrap-distance-left:9pt;mso-wrap-distance-top:0;mso-wrap-distance-right:9pt;mso-wrap-distance-bottom:0;mso-position-horizontal:absolute;mso-position-horizontal-relative:text;mso-position-vertical:absolute;mso-position-vertical-relative:text;mso-width-percent:0;mso-height-percent:0;mso-width-relative:margin;mso-height-relative:margin;v-text-anchor:top" o:gfxdata="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">
                 <v:textbox>
                   <w:txbxContent>
                     <w:p>
@@ -138,7 +138,7 @@
           <w:lang w:eastAsia="el-GR"/>
         </w:rPr>
         <w:drawing>
-          <wp:inline distT="0" distB="0" distL="0" distR="0" wp14:anchorId="7DF9BEFB" wp14:editId="7120A661">
+          <wp:inline distT="0" distB="0" distL="0" distR="0" wp14:anchorId="4AE73F1D" wp14:editId="246D0E09">
             <wp:extent cx="986400" cy="1490400"/>
             <wp:effectExtent l="0" t="0" r="4445" b="0"/>
             <wp:docPr id="2" name="Εικόνα 2"/>
@@ -153,7 +153,7 @@
                     <pic:cNvPicPr/>
                   </pic:nvPicPr>
                   <pic:blipFill>
-                    <a:blip r:embed="rId9" cstate="print">
+                    <a:blip r:embed="rId8" cstate="print">
                       <a:extLst>
                         <a:ext uri="{28A0092B-C50C-407E-A947-70E740481C1C}">
                           <a14:useLocalDpi xmlns:a14="http://schemas.microsoft.com/office/drawing/2010/main" val="0"/>
@@ -189,6 +189,45 @@
           <w:b/>
           <w:sz w:val="28"/>
           <w:szCs w:val="28"/>
+        </w:rPr>
+      </w:pPr>
+      <w:r>
+        <w:rPr>
+          <w:rFonts w:ascii="Times New Roman" w:hAnsi="Times New Roman" w:cs="Times New Roman"/>
+          <w:b/>
+          <w:sz w:val="28"/>
+          <w:szCs w:val="28"/>
+        </w:rPr>
+        <w:t>ΣΧΟΛΗ</w:t>
+      </w:r>
+      <w:r>
+        <w:rPr>
+          <w:rFonts w:ascii="Times New Roman" w:hAnsi="Times New Roman" w:cs="Times New Roman"/>
+          <w:b/>
+          <w:sz w:val="28"/>
+          <w:szCs w:val="28"/>
+        </w:rPr>
+        <w:t xml:space="preserve"> </w:t>
+      </w:r>
+      <w:r>
+        <w:rPr>
+          <w:rFonts w:ascii="Times New Roman" w:hAnsi="Times New Roman" w:cs="Times New Roman"/>
+          <w:b/>
+          <w:sz w:val="28"/>
+          <w:szCs w:val="28"/>
+        </w:rPr>
+        <w:t>ΠΛΗΡΟΦΟΡΙΚΗΣ ΚΑΙ ΤΗΛΕΠΙΚΟΙΝΩΝΩΝ</w:t>
+      </w:r>
+    </w:p>
+    <w:p>
+      <w:pPr>
+        <w:ind w:right="282"/>
+        <w:jc w:val="center"/>
+        <w:rPr>
+          <w:rFonts w:ascii="Times New Roman" w:hAnsi="Times New Roman" w:cs="Times New Roman"/>
+          <w:b/>
+          <w:sz w:val="28"/>
+          <w:szCs w:val="28"/>
           <w:lang w:val="en-US"/>
         </w:rPr>
       </w:pPr>
@@ -199,18 +238,20 @@
           <w:sz w:val="28"/>
           <w:szCs w:val="28"/>
         </w:rPr>
-        <w:t>ΣΧΟΛΗ</w:t>
-      </w:r>
-      <w:r>
+        <w:t>ΤΜΗΜΑ</w:t>
+      </w:r>
+    </w:p>
+    <w:p>
+      <w:pPr>
+        <w:ind w:right="282"/>
+        <w:jc w:val="center"/>
         <w:rPr>
           <w:rFonts w:ascii="Times New Roman" w:hAnsi="Times New Roman" w:cs="Times New Roman"/>
           <w:b/>
           <w:sz w:val="28"/>
           <w:szCs w:val="28"/>
-          <w:lang w:val="en-US"/>
-        </w:rPr>
-        <w:t xml:space="preserve"> </w:t>
-      </w:r>
+        </w:rPr>
+      </w:pPr>
       <w:r>
         <w:rPr>
           <w:rFonts w:ascii="Times New Roman" w:hAnsi="Times New Roman" w:cs="Times New Roman"/>
@@ -218,8 +259,18 @@
           <w:sz w:val="28"/>
           <w:szCs w:val="28"/>
         </w:rPr>
-        <w:t>ΟΙΚΟΝΟΜΙΚΩΝ ΚΑΙ ΔΙΟΙΚΗΤΙΚΩΝ ΕΠΙΣΤΗΜΩΝ</w:t>
-      </w:r>
+        <w:t>ΠΤΥΧΙΑΚΗ ΕΡΓΑΣΙΑ</w:t>
+      </w:r>
+    </w:p>
+    <w:p>
+      <w:pPr>
+        <w:ind w:right="282"/>
+        <w:rPr>
+          <w:rFonts w:ascii="Times New Roman" w:hAnsi="Times New Roman" w:cs="Times New Roman"/>
+          <w:sz w:val="28"/>
+          <w:szCs w:val="28"/>
+        </w:rPr>
+      </w:pPr>
     </w:p>
     <w:p>
       <w:pPr>
@@ -239,28 +290,18 @@
           <w:sz w:val="28"/>
           <w:szCs w:val="28"/>
         </w:rPr>
-        <w:t>ΤΜΗΜΑ</w:t>
-      </w:r>
-      <w:r>
-        <w:rPr>
-          <w:rFonts w:ascii="Times New Roman" w:hAnsi="Times New Roman" w:cs="Times New Roman"/>
-          <w:b/>
-          <w:sz w:val="28"/>
-          <w:szCs w:val="28"/>
-        </w:rPr>
-        <w:t xml:space="preserve"> </w:t>
-      </w:r>
-      <w:bookmarkStart w:id="0" w:name="_GoBack"/>
-      <w:bookmarkEnd w:id="0"/>
-      <w:r>
-        <w:rPr>
-          <w:rFonts w:ascii="Times New Roman" w:hAnsi="Times New Roman" w:cs="Times New Roman"/>
-          <w:b/>
-          <w:sz w:val="28"/>
-          <w:szCs w:val="28"/>
-        </w:rPr>
-        <w:t>……………………………………</w:t>
-      </w:r>
+        <w:t>ΑΝΑΛΥΣΗ ΤΟΞΙΚΟΤΗΤΑΣ ΣΕ ΕΛΛΗΝΙΚΟ ΚΕΙΜΕΝΟ ΜΕ ΧΡΗΣΗ ΜΗΧΑΝΙΚΗΣ ΜΑΘΗΣΗΣ</w:t>
+      </w:r>
+    </w:p>
+    <w:p>
+      <w:pPr>
+        <w:ind w:right="282"/>
+        <w:rPr>
+          <w:rFonts w:ascii="Times New Roman" w:hAnsi="Times New Roman" w:cs="Times New Roman"/>
+          <w:sz w:val="28"/>
+          <w:szCs w:val="28"/>
+        </w:rPr>
+      </w:pPr>
     </w:p>
     <w:p>
       <w:pPr>
@@ -268,80 +309,10 @@
         <w:jc w:val="center"/>
         <w:rPr>
           <w:rFonts w:ascii="Times New Roman" w:hAnsi="Times New Roman" w:cs="Times New Roman"/>
-          <w:b/>
-          <w:sz w:val="28"/>
-          <w:szCs w:val="28"/>
-        </w:rPr>
-      </w:pPr>
-      <w:r>
-        <w:rPr>
-          <w:rFonts w:ascii="Times New Roman" w:hAnsi="Times New Roman" w:cs="Times New Roman"/>
-          <w:b/>
-          <w:sz w:val="28"/>
-          <w:szCs w:val="28"/>
-        </w:rPr>
-        <w:t>ΠΤΥΧΙΑΚΗ ΕΡΓΑΣΙΑ</w:t>
-      </w:r>
-    </w:p>
-    <w:p>
-      <w:pPr>
-        <w:ind w:right="282"/>
-        <w:rPr>
-          <w:rFonts w:ascii="Times New Roman" w:hAnsi="Times New Roman" w:cs="Times New Roman"/>
-          <w:sz w:val="28"/>
-          <w:szCs w:val="28"/>
-        </w:rPr>
-      </w:pPr>
-    </w:p>
-    <w:p>
-      <w:pPr>
-        <w:ind w:right="282"/>
-        <w:jc w:val="center"/>
-        <w:rPr>
-          <w:rFonts w:ascii="Times New Roman" w:hAnsi="Times New Roman" w:cs="Times New Roman"/>
-          <w:b/>
-          <w:sz w:val="28"/>
-          <w:szCs w:val="28"/>
-        </w:rPr>
-      </w:pPr>
-      <w:r>
-        <w:rPr>
-          <w:rFonts w:ascii="Times New Roman" w:hAnsi="Times New Roman" w:cs="Times New Roman"/>
-          <w:b/>
-          <w:sz w:val="28"/>
-          <w:szCs w:val="28"/>
-        </w:rPr>
-        <w:t>Ο ΤΙΤΛΟΣ ΤΗΣ ΠΤΥΧΙΑΚΗΣ ΕΡΓΑΣΙΑΣ ΜΕ ΚΕΦΑΛΑΙΑ ΓΡΑΜΜΑΤΑ ΚΑΙ ΣΤΟΙΧΙΣΗ ΣΤΟ ΚΕΝΤΡΟ</w:t>
-      </w:r>
-    </w:p>
-    <w:p>
-      <w:pPr>
-        <w:ind w:right="282"/>
-        <w:rPr>
-          <w:rFonts w:ascii="Times New Roman" w:hAnsi="Times New Roman" w:cs="Times New Roman"/>
-          <w:sz w:val="28"/>
-          <w:szCs w:val="28"/>
-        </w:rPr>
-      </w:pPr>
-    </w:p>
-    <w:p>
-      <w:pPr>
-        <w:ind w:right="282"/>
-        <w:jc w:val="center"/>
-        <w:rPr>
-          <w:rFonts w:ascii="Times New Roman" w:hAnsi="Times New Roman" w:cs="Times New Roman"/>
-          <w:sz w:val="28"/>
-          <w:szCs w:val="28"/>
-        </w:rPr>
-      </w:pPr>
-      <w:r>
-        <w:rPr>
-          <w:rFonts w:ascii="Times New Roman" w:hAnsi="Times New Roman" w:cs="Times New Roman"/>
-          <w:sz w:val="28"/>
-          <w:szCs w:val="28"/>
-        </w:rPr>
-        <w:t>Όνομα Επίθετο φοιτητή/</w:t>
-      </w:r>
+          <w:sz w:val="28"/>
+          <w:szCs w:val="28"/>
+        </w:rPr>
+      </w:pPr>
       <w:proofErr w:type="spellStart"/>
       <w:r>
         <w:rPr>
@@ -349,9 +320,17 @@
           <w:sz w:val="28"/>
           <w:szCs w:val="28"/>
         </w:rPr>
-        <w:t>τριας</w:t>
+        <w:t>Ατταλόγλου</w:t>
       </w:r>
       <w:proofErr w:type="spellEnd"/>
+      <w:r>
+        <w:rPr>
+          <w:rFonts w:ascii="Times New Roman" w:hAnsi="Times New Roman" w:cs="Times New Roman"/>
+          <w:sz w:val="28"/>
+          <w:szCs w:val="28"/>
+        </w:rPr>
+        <w:t xml:space="preserve"> Γιώργος</w:t>
+      </w:r>
     </w:p>
     <w:p>
       <w:pPr>
@@ -411,25 +390,15 @@
           <w:sz w:val="28"/>
           <w:szCs w:val="28"/>
         </w:rPr>
-        <w:t>Επιβλέπων: Όνομα Επίθετο επιβλέποντος</w:t>
-      </w:r>
-    </w:p>
-    <w:p>
-      <w:pPr>
-        <w:ind w:right="282"/>
-        <w:rPr>
-          <w:rFonts w:ascii="Times New Roman" w:hAnsi="Times New Roman" w:cs="Times New Roman"/>
-          <w:sz w:val="28"/>
-          <w:szCs w:val="28"/>
-        </w:rPr>
-      </w:pPr>
-      <w:r>
-        <w:rPr>
-          <w:rFonts w:ascii="Times New Roman" w:hAnsi="Times New Roman" w:cs="Times New Roman"/>
-          <w:sz w:val="28"/>
-          <w:szCs w:val="28"/>
-        </w:rPr>
-        <w:t xml:space="preserve">                                               τίτλος, βαθμίδα</w:t>
+        <w:t xml:space="preserve">Επιβλέπων: </w:t>
+      </w:r>
+      <w:r>
+        <w:rPr>
+          <w:rFonts w:ascii="Times New Roman" w:hAnsi="Times New Roman" w:cs="Times New Roman"/>
+          <w:sz w:val="28"/>
+          <w:szCs w:val="28"/>
+        </w:rPr>
+        <w:t>Πέτρος Καρβέλης, Αναπληρωτής καθηγητής</w:t>
       </w:r>
     </w:p>
     <w:p>
@@ -530,6 +499,7 @@
           <w:b/>
           <w:sz w:val="28"/>
           <w:szCs w:val="28"/>
+          <w:lang w:val="en-US"/>
         </w:rPr>
       </w:pPr>
       <w:r>
@@ -538,8 +508,9 @@
           <w:b/>
           <w:sz w:val="28"/>
           <w:szCs w:val="28"/>
-        </w:rPr>
-        <w:t>Ο ΤΙΤΛΟΣ ΤΗΣ ΠΤΥΧΙΑΚΗΣ ΕΡΓΑΣΙΑΣ ΜΕ ΚΕΦΑΛΑΙΑ ΓΡΑΜΜΑΤΑ ΣΤΗΝ ΑΓΓΛΙΚΗ ΓΛΩΣΣΑ ΚΑΙ ΣΤΟΙΧΙΣΗ ΣΤΟ ΚΕΝΤΡΟ</w:t>
+          <w:lang w:val="en-US"/>
+        </w:rPr>
+        <w:t>TOXICITY ANALYSIS IN GREEK TEXT USING MACHINE LEARNING ALGORITHMS</w:t>
       </w:r>
     </w:p>
     <w:p>
@@ -550,6 +521,7 @@
           <w:rFonts w:ascii="Times New Roman" w:hAnsi="Times New Roman" w:cs="Times New Roman"/>
           <w:sz w:val="28"/>
           <w:szCs w:val="28"/>
+          <w:lang w:val="en-US"/>
         </w:rPr>
       </w:pPr>
       <w:r>
@@ -558,6 +530,7 @@
           <w:b/>
           <w:sz w:val="28"/>
           <w:szCs w:val="28"/>
+          <w:lang w:val="en-US"/>
         </w:rPr>
         <w:br w:type="page"/>
       </w:r>
@@ -1125,14 +1098,61 @@
         <w:lastRenderedPageBreak/>
         <w:t xml:space="preserve">© </w:t>
       </w:r>
-      <w:r>
-        <w:rPr>
-          <w:color w:val="auto"/>
-          <w:sz w:val="28"/>
-          <w:szCs w:val="28"/>
-          <w:lang w:val="el-GR"/>
-        </w:rPr>
-        <w:t>Επίθετο, Όνομα, έτος.</w:t>
+      <w:proofErr w:type="spellStart"/>
+      <w:r>
+        <w:rPr>
+          <w:color w:val="auto"/>
+          <w:sz w:val="28"/>
+          <w:szCs w:val="28"/>
+          <w:lang w:val="el-GR"/>
+        </w:rPr>
+        <w:t>Ατταλόγλου</w:t>
+      </w:r>
+      <w:proofErr w:type="spellEnd"/>
+      <w:r>
+        <w:rPr>
+          <w:color w:val="auto"/>
+          <w:sz w:val="28"/>
+          <w:szCs w:val="28"/>
+          <w:lang w:val="el-GR"/>
+        </w:rPr>
+        <w:t xml:space="preserve">, </w:t>
+      </w:r>
+      <w:r>
+        <w:rPr>
+          <w:color w:val="auto"/>
+          <w:sz w:val="28"/>
+          <w:szCs w:val="28"/>
+          <w:lang w:val="el-GR"/>
+        </w:rPr>
+        <w:t>Γιώργος</w:t>
+      </w:r>
+      <w:r>
+        <w:rPr>
+          <w:color w:val="auto"/>
+          <w:sz w:val="28"/>
+          <w:szCs w:val="28"/>
+          <w:lang w:val="el-GR"/>
+        </w:rPr>
+        <w:t xml:space="preserve">, </w:t>
+      </w:r>
+      <w:r>
+        <w:rPr>
+          <w:color w:val="auto"/>
+          <w:sz w:val="28"/>
+          <w:szCs w:val="28"/>
+          <w:lang w:val="el-GR"/>
+        </w:rPr>
+        <w:t>2025</w:t>
+      </w:r>
+      <w:r>
+        <w:rPr>
+          <w:color w:val="auto"/>
+          <w:sz w:val="28"/>
+          <w:szCs w:val="28"/>
+          <w:lang w:val="el-GR"/>
+        </w:rPr>
+        <w:t>.</w:t>
       </w:r>
     </w:p>
     <w:p>
@@ -1368,12 +1388,28 @@
           <w:lang w:val="el-GR"/>
         </w:rPr>
       </w:pPr>
-      <w:r>
-        <w:rPr>
-          <w:color w:val="auto"/>
-          <w:lang w:val="el-GR"/>
-        </w:rPr>
-        <w:t>Επίθετο, Όνομα</w:t>
+      <w:proofErr w:type="spellStart"/>
+      <w:r>
+        <w:rPr>
+          <w:color w:val="auto"/>
+          <w:lang w:val="el-GR"/>
+        </w:rPr>
+        <w:t>Ατταλόγλου</w:t>
+      </w:r>
+      <w:proofErr w:type="spellEnd"/>
+      <w:r>
+        <w:rPr>
+          <w:color w:val="auto"/>
+          <w:lang w:val="el-GR"/>
+        </w:rPr>
+        <w:t xml:space="preserve">, </w:t>
+      </w:r>
+      <w:r>
+        <w:rPr>
+          <w:color w:val="auto"/>
+          <w:lang w:val="el-GR"/>
+        </w:rPr>
+        <w:t>Γιώργος</w:t>
       </w:r>
     </w:p>
     <w:p>
@@ -1435,7 +1471,7 @@
     </w:p>
     <w:p>
       <w:pPr>
-        <w:pStyle w:val="1"/>
+        <w:pStyle w:val="Heading1"/>
         <w:numPr>
           <w:ilvl w:val="0"/>
           <w:numId w:val="0"/>
@@ -1446,7 +1482,7 @@
           <w:color w:val="auto"/>
         </w:rPr>
       </w:pPr>
-      <w:bookmarkStart w:id="1" w:name="_Toc476744041"/>
+      <w:bookmarkStart w:id="0" w:name="_Toc476744041"/>
       <w:r>
         <w:rPr>
           <w:rFonts w:ascii="Times New Roman" w:hAnsi="Times New Roman" w:cs="Times New Roman"/>
@@ -1455,7 +1491,7 @@
         <w:lastRenderedPageBreak/>
         <w:t>ΕΥΧΑΡΙΣΤΙΕΣ</w:t>
       </w:r>
-      <w:bookmarkEnd w:id="1"/>
+      <w:bookmarkEnd w:id="0"/>
     </w:p>
     <w:p>
       <w:pPr>
@@ -1557,7 +1593,7 @@
     </w:p>
     <w:p>
       <w:pPr>
-        <w:pStyle w:val="1"/>
+        <w:pStyle w:val="Heading1"/>
         <w:numPr>
           <w:ilvl w:val="0"/>
           <w:numId w:val="0"/>
@@ -1568,7 +1604,7 @@
           <w:color w:val="auto"/>
         </w:rPr>
       </w:pPr>
-      <w:bookmarkStart w:id="2" w:name="_Toc476744042"/>
+      <w:bookmarkStart w:id="1" w:name="_Toc476744042"/>
       <w:r>
         <w:rPr>
           <w:rFonts w:ascii="Times New Roman" w:hAnsi="Times New Roman" w:cs="Times New Roman"/>
@@ -1577,51 +1613,91 @@
         <w:lastRenderedPageBreak/>
         <w:t>ΠΕΡΙΛΗΨΗ</w:t>
       </w:r>
-      <w:bookmarkEnd w:id="2"/>
-    </w:p>
-    <w:p>
-      <w:pPr>
-        <w:ind w:right="282"/>
-        <w:rPr>
-          <w:rFonts w:ascii="Times New Roman" w:hAnsi="Times New Roman" w:cs="Times New Roman"/>
-          <w:sz w:val="28"/>
-          <w:szCs w:val="28"/>
-        </w:rPr>
-      </w:pPr>
-    </w:p>
-    <w:p>
-      <w:pPr>
-        <w:ind w:right="282"/>
-        <w:jc w:val="both"/>
-        <w:rPr>
-          <w:rFonts w:ascii="Times New Roman" w:hAnsi="Times New Roman" w:cs="Times New Roman"/>
-          <w:sz w:val="24"/>
-          <w:szCs w:val="24"/>
-        </w:rPr>
-      </w:pPr>
-      <w:r>
-        <w:rPr>
-          <w:rFonts w:ascii="Times New Roman" w:hAnsi="Times New Roman" w:cs="Times New Roman"/>
-          <w:sz w:val="24"/>
-          <w:szCs w:val="24"/>
-        </w:rPr>
-        <w:t xml:space="preserve">Η περίληψη </w:t>
-      </w:r>
-      <w:r>
-        <w:rPr>
-          <w:rFonts w:ascii="Times New Roman" w:hAnsi="Times New Roman" w:cs="Times New Roman"/>
-          <w:sz w:val="24"/>
-          <w:szCs w:val="24"/>
-        </w:rPr>
-        <w:t xml:space="preserve">(στην ελληνική γλώσσα) </w:t>
-      </w:r>
-      <w:r>
-        <w:rPr>
-          <w:rFonts w:ascii="Times New Roman" w:hAnsi="Times New Roman" w:cs="Times New Roman"/>
-          <w:sz w:val="24"/>
-          <w:szCs w:val="24"/>
-        </w:rPr>
-        <w:t xml:space="preserve">αποτελεί μια συνοπτική παρουσίαση των κύριων στοιχείων και συμπερασμάτων της εργασίας, μαζί με μια σύντομη αναφορά στους στόχους και τις μεθοδολογίες που ακολουθήθηκαν. Δεν θα πρέπει να υπερβαίνει τις 300 λέξεις. </w:t>
+      <w:bookmarkEnd w:id="1"/>
+    </w:p>
+    <w:p>
+      <w:pPr>
+        <w:ind w:right="282"/>
+        <w:rPr>
+          <w:rFonts w:ascii="Times New Roman" w:hAnsi="Times New Roman" w:cs="Times New Roman"/>
+          <w:sz w:val="28"/>
+          <w:szCs w:val="28"/>
+          <w:lang w:val="en-US"/>
+        </w:rPr>
+      </w:pPr>
+    </w:p>
+    <w:p>
+      <w:pPr>
+        <w:ind w:right="282"/>
+        <w:rPr>
+          <w:rFonts w:ascii="Times New Roman" w:hAnsi="Times New Roman" w:cs="Times New Roman"/>
+          <w:sz w:val="24"/>
+          <w:szCs w:val="24"/>
+        </w:rPr>
+      </w:pPr>
+      <w:r>
+        <w:rPr>
+          <w:rFonts w:ascii="Times New Roman" w:hAnsi="Times New Roman" w:cs="Times New Roman"/>
+          <w:sz w:val="24"/>
+          <w:szCs w:val="24"/>
+        </w:rPr>
+        <w:t xml:space="preserve">Η τοξική συμπεριφορά στο διαδίκτυο γίνεται όλο ένα και περισσότερη. Η μηχανική μάθηση μας προσφέρει εργαλεία για την αποτελεσματική ανίχνευση και πρόληψη τοξικών σχόλιων με την χρήση </w:t>
+      </w:r>
+      <w:r>
+        <w:rPr>
+          <w:rFonts w:ascii="Times New Roman" w:hAnsi="Times New Roman" w:cs="Times New Roman"/>
+          <w:sz w:val="24"/>
+          <w:szCs w:val="24"/>
+        </w:rPr>
+        <w:t>της Επεξεργασίας Φυσικής Γλώσσας</w:t>
+      </w:r>
+      <w:r>
+        <w:rPr>
+          <w:rFonts w:ascii="Times New Roman" w:hAnsi="Times New Roman" w:cs="Times New Roman"/>
+          <w:sz w:val="24"/>
+          <w:szCs w:val="24"/>
+        </w:rPr>
+        <w:t xml:space="preserve">. </w:t>
+      </w:r>
+      <w:r>
+        <w:rPr>
+          <w:rFonts w:ascii="Times New Roman" w:hAnsi="Times New Roman" w:cs="Times New Roman"/>
+          <w:sz w:val="24"/>
+          <w:szCs w:val="24"/>
+        </w:rPr>
+        <w:t xml:space="preserve">Τα δεδομένα που υπάρχουν για την εκμάθηση αλγορίθμων στον τομέα της τοξικότητας και πιο συγκεκριμένα στα Ελληνικά είναι ελάχιστα σε σχέση με την πληθώρα δεδομένων στα αγγλικά. Σε αυτή την εργασία θα εξετάσουμε πως </w:t>
+      </w:r>
+      <w:r>
+        <w:rPr>
+          <w:rFonts w:ascii="Times New Roman" w:hAnsi="Times New Roman" w:cs="Times New Roman"/>
+          <w:sz w:val="24"/>
+          <w:szCs w:val="24"/>
+        </w:rPr>
+        <w:t xml:space="preserve">τρείς αλγόριθμοι μηχανικής μάθησης με διάφορα επίπεδα πολυπλοκότητας επεξεργάζονται δεδομένα τοξικότητας σε ελληνικό κείμενο και με πόση ακρίβεια </w:t>
+      </w:r>
+      <w:r>
+        <w:rPr>
+          <w:rFonts w:ascii="Times New Roman" w:hAnsi="Times New Roman" w:cs="Times New Roman"/>
+          <w:sz w:val="24"/>
+          <w:szCs w:val="24"/>
+        </w:rPr>
+        <w:t xml:space="preserve">κατηγοριοποιούν </w:t>
+      </w:r>
+      <w:r>
+        <w:rPr>
+          <w:rFonts w:ascii="Times New Roman" w:hAnsi="Times New Roman" w:cs="Times New Roman"/>
+          <w:sz w:val="24"/>
+          <w:szCs w:val="24"/>
+        </w:rPr>
+        <w:t>τα εν λόγο δεδομένα. Συγκεκριμένα θα χρησιμοποιήσουμε τρείς αλγόριθμους ξεκινώντας από έναν απλό, συνεχίζοντας σε έναν μεσαίας πολυπλοκότητας και τελειώνοντας στον πιο περίπλοκο</w:t>
+      </w:r>
+      <w:r>
+        <w:rPr>
+          <w:rFonts w:ascii="Times New Roman" w:hAnsi="Times New Roman" w:cs="Times New Roman"/>
+          <w:sz w:val="24"/>
+          <w:szCs w:val="24"/>
+        </w:rPr>
+        <w:t>, θα τους συγκρίνουμε και θα μελετήσουμε τα αποτελέσματα.</w:t>
       </w:r>
     </w:p>
     <w:p>
@@ -1658,50 +1734,31 @@
           <w:sz w:val="24"/>
           <w:szCs w:val="24"/>
         </w:rPr>
-        <w:t xml:space="preserve">: Καταχωρίστε </w:t>
-      </w:r>
-      <w:r>
-        <w:rPr>
-          <w:rFonts w:ascii="Times New Roman" w:hAnsi="Times New Roman" w:cs="Times New Roman"/>
-          <w:sz w:val="24"/>
-          <w:szCs w:val="24"/>
-          <w:u w:val="single"/>
-        </w:rPr>
-        <w:t xml:space="preserve">τρεις </w:t>
-      </w:r>
-      <w:r>
-        <w:rPr>
-          <w:rFonts w:ascii="Times New Roman" w:hAnsi="Times New Roman" w:cs="Times New Roman"/>
-          <w:sz w:val="24"/>
-          <w:szCs w:val="24"/>
-          <w:u w:val="single"/>
-        </w:rPr>
-        <w:t>έως πέντε λέξεις ή φράσεις-κλειδιά</w:t>
-      </w:r>
-      <w:r>
-        <w:rPr>
-          <w:rFonts w:ascii="Times New Roman" w:hAnsi="Times New Roman" w:cs="Times New Roman"/>
-          <w:sz w:val="24"/>
-          <w:szCs w:val="24"/>
-          <w:u w:val="single"/>
-        </w:rPr>
-        <w:t xml:space="preserve"> στα ελληνικά</w:t>
-      </w:r>
-      <w:r>
-        <w:rPr>
-          <w:rFonts w:ascii="Times New Roman" w:hAnsi="Times New Roman" w:cs="Times New Roman"/>
-          <w:sz w:val="24"/>
-          <w:szCs w:val="24"/>
-        </w:rPr>
-        <w:t xml:space="preserve"> που περιγράφουν το θέμα της εργασίας</w:t>
-      </w:r>
-      <w:r>
-        <w:rPr>
-          <w:rFonts w:ascii="Times New Roman" w:hAnsi="Times New Roman" w:cs="Times New Roman"/>
-          <w:sz w:val="24"/>
-          <w:szCs w:val="24"/>
-        </w:rPr>
-        <w:t>.</w:t>
+        <w:t>:</w:t>
+      </w:r>
+      <w:r>
+        <w:rPr>
+          <w:rFonts w:ascii="Times New Roman" w:hAnsi="Times New Roman" w:cs="Times New Roman"/>
+          <w:sz w:val="24"/>
+          <w:szCs w:val="24"/>
+        </w:rPr>
+        <w:t xml:space="preserve"> Μηχανική μάθηση, </w:t>
+      </w:r>
+      <w:r>
+        <w:rPr>
+          <w:rFonts w:ascii="Times New Roman" w:hAnsi="Times New Roman" w:cs="Times New Roman"/>
+          <w:sz w:val="24"/>
+          <w:szCs w:val="24"/>
+        </w:rPr>
+        <w:t xml:space="preserve"> </w:t>
+      </w:r>
+      <w:r>
+        <w:rPr>
+          <w:rFonts w:ascii="Times New Roman" w:hAnsi="Times New Roman" w:cs="Times New Roman"/>
+          <w:sz w:val="24"/>
+          <w:szCs w:val="24"/>
+        </w:rPr>
+        <w:t>Επεξεργασία Φυσικής Γλώσσας, τοξικότητα, Ελληνικά.</w:t>
       </w:r>
     </w:p>
     <w:p>
@@ -1724,7 +1781,7 @@
     </w:p>
     <w:p>
       <w:pPr>
-        <w:pStyle w:val="1"/>
+        <w:pStyle w:val="Heading1"/>
         <w:numPr>
           <w:ilvl w:val="0"/>
           <w:numId w:val="0"/>
@@ -1735,7 +1792,7 @@
           <w:color w:val="auto"/>
         </w:rPr>
       </w:pPr>
-      <w:bookmarkStart w:id="3" w:name="_Toc476744043"/>
+      <w:bookmarkStart w:id="2" w:name="_Toc476744043"/>
       <w:r>
         <w:rPr>
           <w:rFonts w:ascii="Times New Roman" w:hAnsi="Times New Roman" w:cs="Times New Roman"/>
@@ -1745,51 +1802,29 @@
         <w:lastRenderedPageBreak/>
         <w:t>ABSTRACT</w:t>
       </w:r>
-      <w:bookmarkEnd w:id="3"/>
-    </w:p>
-    <w:p>
-      <w:pPr>
-        <w:ind w:right="282"/>
-        <w:rPr>
-          <w:rFonts w:ascii="Times New Roman" w:hAnsi="Times New Roman" w:cs="Times New Roman"/>
-          <w:sz w:val="28"/>
-          <w:szCs w:val="28"/>
-        </w:rPr>
-      </w:pPr>
-    </w:p>
-    <w:p>
-      <w:pPr>
-        <w:ind w:right="282"/>
-        <w:rPr>
-          <w:rFonts w:ascii="Times New Roman" w:hAnsi="Times New Roman" w:cs="Times New Roman"/>
-          <w:sz w:val="24"/>
-          <w:szCs w:val="24"/>
-        </w:rPr>
-      </w:pPr>
-      <w:r>
-        <w:rPr>
-          <w:rFonts w:ascii="Times New Roman" w:hAnsi="Times New Roman" w:cs="Times New Roman"/>
-          <w:sz w:val="24"/>
-          <w:szCs w:val="24"/>
-        </w:rPr>
-        <w:t xml:space="preserve">Η περίληψη </w:t>
-      </w:r>
-      <w:r>
-        <w:rPr>
-          <w:rFonts w:ascii="Times New Roman" w:hAnsi="Times New Roman" w:cs="Times New Roman"/>
-          <w:sz w:val="24"/>
-          <w:szCs w:val="24"/>
-        </w:rPr>
-        <w:t xml:space="preserve">στην αγγλική γλώσσα. </w:t>
-      </w:r>
-      <w:r>
-        <w:rPr>
-          <w:rFonts w:ascii="Times New Roman" w:hAnsi="Times New Roman" w:cs="Times New Roman"/>
-          <w:sz w:val="24"/>
-          <w:szCs w:val="24"/>
-        </w:rPr>
-        <w:t xml:space="preserve"> Δεν θα πρέπει να υπερβαίνει τις 300 λέξεις. </w:t>
-      </w:r>
+      <w:bookmarkEnd w:id="2"/>
+    </w:p>
+    <w:p>
+      <w:pPr>
+        <w:ind w:right="282"/>
+        <w:rPr>
+          <w:rFonts w:ascii="Times New Roman" w:hAnsi="Times New Roman" w:cs="Times New Roman"/>
+          <w:sz w:val="28"/>
+          <w:szCs w:val="28"/>
+          <w:lang w:val="en-US"/>
+        </w:rPr>
+      </w:pPr>
+    </w:p>
+    <w:p>
+      <w:pPr>
+        <w:ind w:right="282"/>
+        <w:rPr>
+          <w:rFonts w:ascii="Times New Roman" w:hAnsi="Times New Roman" w:cs="Times New Roman"/>
+          <w:sz w:val="24"/>
+          <w:szCs w:val="24"/>
+          <w:lang w:val="en-US"/>
+        </w:rPr>
+      </w:pPr>
     </w:p>
     <w:p>
       <w:pPr>
@@ -1865,7 +1900,7 @@
     </w:p>
     <w:p>
       <w:pPr>
-        <w:pStyle w:val="1"/>
+        <w:pStyle w:val="Heading1"/>
         <w:numPr>
           <w:ilvl w:val="0"/>
           <w:numId w:val="0"/>
@@ -1876,7 +1911,7 @@
           <w:color w:val="auto"/>
         </w:rPr>
       </w:pPr>
-      <w:bookmarkStart w:id="4" w:name="_Toc476744044"/>
+      <w:bookmarkStart w:id="3" w:name="_Toc476744044"/>
       <w:r>
         <w:rPr>
           <w:rFonts w:ascii="Times New Roman" w:hAnsi="Times New Roman" w:cs="Times New Roman"/>
@@ -1885,7 +1920,7 @@
         <w:lastRenderedPageBreak/>
         <w:t>ΠΙΝΑΚΑΣ ΠΕΡΙΕΧΟΜΕΝΩΝ</w:t>
       </w:r>
-      <w:bookmarkEnd w:id="4"/>
+      <w:bookmarkEnd w:id="3"/>
     </w:p>
     <w:sdt>
       <w:sdtPr>
@@ -1904,11 +1939,10 @@
           <w:docPartUnique/>
         </w:docPartObj>
       </w:sdtPr>
-      <w:sdtEndPr/>
       <w:sdtContent>
         <w:p>
           <w:pPr>
-            <w:pStyle w:val="a8"/>
+            <w:pStyle w:val="TOCHeading"/>
             <w:ind w:right="282"/>
             <w:rPr>
               <w:rFonts w:ascii="Times New Roman" w:hAnsi="Times New Roman" w:cs="Times New Roman"/>
@@ -1918,7 +1952,7 @@
         </w:p>
         <w:p>
           <w:pPr>
-            <w:pStyle w:val="10"/>
+            <w:pStyle w:val="TOC1"/>
             <w:tabs>
               <w:tab w:val="right" w:leader="dot" w:pos="9061"/>
             </w:tabs>
@@ -1949,7 +1983,7 @@
           <w:hyperlink w:anchor="_Toc476744041" w:history="1">
             <w:r>
               <w:rPr>
-                <w:rStyle w:val="-"/>
+                <w:rStyle w:val="Hyperlink"/>
                 <w:rFonts w:ascii="Times New Roman" w:hAnsi="Times New Roman" w:cs="Times New Roman"/>
                 <w:noProof/>
               </w:rPr>
@@ -2014,7 +2048,7 @@
         </w:p>
         <w:p>
           <w:pPr>
-            <w:pStyle w:val="10"/>
+            <w:pStyle w:val="TOC1"/>
             <w:tabs>
               <w:tab w:val="right" w:leader="dot" w:pos="9061"/>
             </w:tabs>
@@ -2027,7 +2061,7 @@
           <w:hyperlink w:anchor="_Toc476744042" w:history="1">
             <w:r>
               <w:rPr>
-                <w:rStyle w:val="-"/>
+                <w:rStyle w:val="Hyperlink"/>
                 <w:rFonts w:ascii="Times New Roman" w:hAnsi="Times New Roman" w:cs="Times New Roman"/>
                 <w:noProof/>
               </w:rPr>
@@ -2092,7 +2126,7 @@
         </w:p>
         <w:p>
           <w:pPr>
-            <w:pStyle w:val="10"/>
+            <w:pStyle w:val="TOC1"/>
             <w:tabs>
               <w:tab w:val="right" w:leader="dot" w:pos="9061"/>
             </w:tabs>
@@ -2105,7 +2139,7 @@
           <w:hyperlink w:anchor="_Toc476744043" w:history="1">
             <w:r>
               <w:rPr>
-                <w:rStyle w:val="-"/>
+                <w:rStyle w:val="Hyperlink"/>
                 <w:rFonts w:ascii="Times New Roman" w:hAnsi="Times New Roman" w:cs="Times New Roman"/>
                 <w:noProof/>
                 <w:lang w:val="en-US"/>
@@ -2171,7 +2205,7 @@
         </w:p>
         <w:p>
           <w:pPr>
-            <w:pStyle w:val="10"/>
+            <w:pStyle w:val="TOC1"/>
             <w:tabs>
               <w:tab w:val="right" w:leader="dot" w:pos="9061"/>
             </w:tabs>
@@ -2184,7 +2218,7 @@
           <w:hyperlink w:anchor="_Toc476744044" w:history="1">
             <w:r>
               <w:rPr>
-                <w:rStyle w:val="-"/>
+                <w:rStyle w:val="Hyperlink"/>
                 <w:rFonts w:ascii="Times New Roman" w:hAnsi="Times New Roman" w:cs="Times New Roman"/>
                 <w:noProof/>
               </w:rPr>
@@ -2249,7 +2283,7 @@
         </w:p>
         <w:p>
           <w:pPr>
-            <w:pStyle w:val="10"/>
+            <w:pStyle w:val="TOC1"/>
             <w:tabs>
               <w:tab w:val="right" w:leader="dot" w:pos="9061"/>
             </w:tabs>
@@ -2262,7 +2296,7 @@
           <w:hyperlink w:anchor="_Toc476744045" w:history="1">
             <w:r>
               <w:rPr>
-                <w:rStyle w:val="-"/>
+                <w:rStyle w:val="Hyperlink"/>
                 <w:rFonts w:ascii="Times New Roman" w:hAnsi="Times New Roman" w:cs="Times New Roman"/>
                 <w:noProof/>
               </w:rPr>
@@ -2327,7 +2361,7 @@
         </w:p>
         <w:p>
           <w:pPr>
-            <w:pStyle w:val="10"/>
+            <w:pStyle w:val="TOC1"/>
             <w:tabs>
               <w:tab w:val="right" w:leader="dot" w:pos="9061"/>
             </w:tabs>
@@ -2340,7 +2374,7 @@
           <w:hyperlink w:anchor="_Toc476744046" w:history="1">
             <w:r>
               <w:rPr>
-                <w:rStyle w:val="-"/>
+                <w:rStyle w:val="Hyperlink"/>
                 <w:rFonts w:ascii="Times New Roman" w:hAnsi="Times New Roman" w:cs="Times New Roman"/>
                 <w:noProof/>
               </w:rPr>
@@ -2405,7 +2439,7 @@
         </w:p>
         <w:p>
           <w:pPr>
-            <w:pStyle w:val="10"/>
+            <w:pStyle w:val="TOC1"/>
             <w:tabs>
               <w:tab w:val="right" w:leader="dot" w:pos="9061"/>
             </w:tabs>
@@ -2418,7 +2452,7 @@
           <w:hyperlink w:anchor="_Toc476744047" w:history="1">
             <w:r>
               <w:rPr>
-                <w:rStyle w:val="-"/>
+                <w:rStyle w:val="Hyperlink"/>
                 <w:rFonts w:ascii="Times New Roman" w:hAnsi="Times New Roman" w:cs="Times New Roman"/>
                 <w:noProof/>
               </w:rPr>
@@ -2483,7 +2517,7 @@
         </w:p>
         <w:p>
           <w:pPr>
-            <w:pStyle w:val="10"/>
+            <w:pStyle w:val="TOC1"/>
             <w:tabs>
               <w:tab w:val="right" w:leader="dot" w:pos="9061"/>
             </w:tabs>
@@ -2496,7 +2530,7 @@
           <w:hyperlink w:anchor="_Toc476744048" w:history="1">
             <w:r>
               <w:rPr>
-                <w:rStyle w:val="-"/>
+                <w:rStyle w:val="Hyperlink"/>
                 <w:rFonts w:ascii="Times New Roman" w:hAnsi="Times New Roman" w:cs="Times New Roman"/>
                 <w:noProof/>
               </w:rPr>
@@ -2561,7 +2595,7 @@
         </w:p>
         <w:p>
           <w:pPr>
-            <w:pStyle w:val="20"/>
+            <w:pStyle w:val="TOC2"/>
             <w:tabs>
               <w:tab w:val="right" w:leader="dot" w:pos="9061"/>
             </w:tabs>
@@ -2574,7 +2608,7 @@
           <w:hyperlink w:anchor="_Toc476744049" w:history="1">
             <w:r>
               <w:rPr>
-                <w:rStyle w:val="-"/>
+                <w:rStyle w:val="Hyperlink"/>
                 <w:rFonts w:ascii="Times New Roman" w:hAnsi="Times New Roman" w:cs="Times New Roman"/>
                 <w:noProof/>
               </w:rPr>
@@ -2639,7 +2673,7 @@
         </w:p>
         <w:p>
           <w:pPr>
-            <w:pStyle w:val="20"/>
+            <w:pStyle w:val="TOC2"/>
             <w:tabs>
               <w:tab w:val="right" w:leader="dot" w:pos="9061"/>
             </w:tabs>
@@ -2652,7 +2686,7 @@
           <w:hyperlink w:anchor="_Toc476744050" w:history="1">
             <w:r>
               <w:rPr>
-                <w:rStyle w:val="-"/>
+                <w:rStyle w:val="Hyperlink"/>
                 <w:rFonts w:ascii="Times New Roman" w:hAnsi="Times New Roman" w:cs="Times New Roman"/>
                 <w:noProof/>
               </w:rPr>
@@ -2717,7 +2751,7 @@
         </w:p>
         <w:p>
           <w:pPr>
-            <w:pStyle w:val="10"/>
+            <w:pStyle w:val="TOC1"/>
             <w:tabs>
               <w:tab w:val="right" w:leader="dot" w:pos="9061"/>
             </w:tabs>
@@ -2730,7 +2764,7 @@
           <w:hyperlink w:anchor="_Toc476744051" w:history="1">
             <w:r>
               <w:rPr>
-                <w:rStyle w:val="-"/>
+                <w:rStyle w:val="Hyperlink"/>
                 <w:rFonts w:ascii="Times New Roman" w:hAnsi="Times New Roman" w:cs="Times New Roman"/>
                 <w:noProof/>
               </w:rPr>
@@ -2795,7 +2829,7 @@
         </w:p>
         <w:p>
           <w:pPr>
-            <w:pStyle w:val="20"/>
+            <w:pStyle w:val="TOC2"/>
             <w:tabs>
               <w:tab w:val="right" w:leader="dot" w:pos="9061"/>
             </w:tabs>
@@ -2808,7 +2842,7 @@
           <w:hyperlink w:anchor="_Toc476744052" w:history="1">
             <w:r>
               <w:rPr>
-                <w:rStyle w:val="-"/>
+                <w:rStyle w:val="Hyperlink"/>
                 <w:rFonts w:ascii="Times New Roman" w:hAnsi="Times New Roman" w:cs="Times New Roman"/>
                 <w:noProof/>
               </w:rPr>
@@ -2873,7 +2907,7 @@
         </w:p>
         <w:p>
           <w:pPr>
-            <w:pStyle w:val="20"/>
+            <w:pStyle w:val="TOC2"/>
             <w:tabs>
               <w:tab w:val="right" w:leader="dot" w:pos="9061"/>
             </w:tabs>
@@ -2886,7 +2920,7 @@
           <w:hyperlink w:anchor="_Toc476744053" w:history="1">
             <w:r>
               <w:rPr>
-                <w:rStyle w:val="-"/>
+                <w:rStyle w:val="Hyperlink"/>
                 <w:rFonts w:ascii="Times New Roman" w:hAnsi="Times New Roman" w:cs="Times New Roman"/>
                 <w:noProof/>
               </w:rPr>
@@ -2951,7 +2985,7 @@
         </w:p>
         <w:p>
           <w:pPr>
-            <w:pStyle w:val="10"/>
+            <w:pStyle w:val="TOC1"/>
             <w:tabs>
               <w:tab w:val="right" w:leader="dot" w:pos="9061"/>
             </w:tabs>
@@ -2964,7 +2998,7 @@
           <w:hyperlink w:anchor="_Toc476744054" w:history="1">
             <w:r>
               <w:rPr>
-                <w:rStyle w:val="-"/>
+                <w:rStyle w:val="Hyperlink"/>
                 <w:rFonts w:ascii="Times New Roman" w:hAnsi="Times New Roman" w:cs="Times New Roman"/>
                 <w:noProof/>
               </w:rPr>
@@ -3029,7 +3063,7 @@
         </w:p>
         <w:p>
           <w:pPr>
-            <w:pStyle w:val="20"/>
+            <w:pStyle w:val="TOC2"/>
             <w:tabs>
               <w:tab w:val="right" w:leader="dot" w:pos="9061"/>
             </w:tabs>
@@ -3042,7 +3076,7 @@
           <w:hyperlink w:anchor="_Toc476744055" w:history="1">
             <w:r>
               <w:rPr>
-                <w:rStyle w:val="-"/>
+                <w:rStyle w:val="Hyperlink"/>
                 <w:rFonts w:ascii="Times New Roman" w:hAnsi="Times New Roman" w:cs="Times New Roman"/>
                 <w:noProof/>
               </w:rPr>
@@ -3107,7 +3141,7 @@
         </w:p>
         <w:p>
           <w:pPr>
-            <w:pStyle w:val="20"/>
+            <w:pStyle w:val="TOC2"/>
             <w:tabs>
               <w:tab w:val="right" w:leader="dot" w:pos="9061"/>
             </w:tabs>
@@ -3120,7 +3154,7 @@
           <w:hyperlink w:anchor="_Toc476744056" w:history="1">
             <w:r>
               <w:rPr>
-                <w:rStyle w:val="-"/>
+                <w:rStyle w:val="Hyperlink"/>
                 <w:rFonts w:ascii="Times New Roman" w:hAnsi="Times New Roman" w:cs="Times New Roman"/>
                 <w:noProof/>
               </w:rPr>
@@ -3185,7 +3219,7 @@
         </w:p>
         <w:p>
           <w:pPr>
-            <w:pStyle w:val="10"/>
+            <w:pStyle w:val="TOC1"/>
             <w:tabs>
               <w:tab w:val="right" w:leader="dot" w:pos="9061"/>
             </w:tabs>
@@ -3198,7 +3232,7 @@
           <w:hyperlink w:anchor="_Toc476744057" w:history="1">
             <w:r>
               <w:rPr>
-                <w:rStyle w:val="-"/>
+                <w:rStyle w:val="Hyperlink"/>
                 <w:rFonts w:ascii="Times New Roman" w:hAnsi="Times New Roman" w:cs="Times New Roman"/>
                 <w:noProof/>
               </w:rPr>
@@ -3263,7 +3297,7 @@
         </w:p>
         <w:p>
           <w:pPr>
-            <w:pStyle w:val="10"/>
+            <w:pStyle w:val="TOC1"/>
             <w:tabs>
               <w:tab w:val="right" w:leader="dot" w:pos="9061"/>
             </w:tabs>
@@ -3276,7 +3310,7 @@
           <w:hyperlink w:anchor="_Toc476744058" w:history="1">
             <w:r>
               <w:rPr>
-                <w:rStyle w:val="-"/>
+                <w:rStyle w:val="Hyperlink"/>
                 <w:rFonts w:ascii="Times New Roman" w:hAnsi="Times New Roman" w:cs="Times New Roman"/>
                 <w:noProof/>
               </w:rPr>
@@ -3379,7 +3413,7 @@
     </w:p>
     <w:p>
       <w:pPr>
-        <w:pStyle w:val="1"/>
+        <w:pStyle w:val="Heading1"/>
         <w:numPr>
           <w:ilvl w:val="0"/>
           <w:numId w:val="0"/>
@@ -3390,7 +3424,7 @@
           <w:color w:val="auto"/>
         </w:rPr>
       </w:pPr>
-      <w:bookmarkStart w:id="5" w:name="_Toc476744045"/>
+      <w:bookmarkStart w:id="4" w:name="_Toc476744045"/>
       <w:r>
         <w:rPr>
           <w:rFonts w:ascii="Times New Roman" w:hAnsi="Times New Roman" w:cs="Times New Roman"/>
@@ -3406,34 +3440,50 @@
         </w:rPr>
         <w:t>ΛΟΓΟΣ ΠΙΝΑΚΩΝ</w:t>
       </w:r>
-      <w:bookmarkEnd w:id="5"/>
-    </w:p>
-    <w:p>
-      <w:pPr>
-        <w:ind w:right="282"/>
-        <w:rPr>
-          <w:rFonts w:ascii="Times New Roman" w:hAnsi="Times New Roman" w:cs="Times New Roman"/>
-          <w:sz w:val="24"/>
-          <w:szCs w:val="24"/>
-        </w:rPr>
-      </w:pPr>
-    </w:p>
-    <w:p>
-      <w:pPr>
-        <w:ind w:right="282"/>
-        <w:rPr>
-          <w:rFonts w:ascii="Times New Roman" w:hAnsi="Times New Roman" w:cs="Times New Roman"/>
-          <w:sz w:val="24"/>
-          <w:szCs w:val="24"/>
-        </w:rPr>
-      </w:pPr>
-      <w:r>
-        <w:rPr>
-          <w:rFonts w:ascii="Times New Roman" w:hAnsi="Times New Roman" w:cs="Times New Roman"/>
-          <w:sz w:val="24"/>
-          <w:szCs w:val="24"/>
-        </w:rPr>
-        <w:t>Πίνακας 1. [</w:t>
+      <w:bookmarkEnd w:id="4"/>
+    </w:p>
+    <w:p>
+      <w:pPr>
+        <w:ind w:right="282"/>
+        <w:rPr>
+          <w:rFonts w:ascii="Times New Roman" w:hAnsi="Times New Roman" w:cs="Times New Roman"/>
+          <w:sz w:val="24"/>
+          <w:szCs w:val="24"/>
+        </w:rPr>
+      </w:pPr>
+    </w:p>
+    <w:p>
+      <w:pPr>
+        <w:ind w:right="282"/>
+        <w:rPr>
+          <w:rFonts w:ascii="Times New Roman" w:hAnsi="Times New Roman" w:cs="Times New Roman"/>
+          <w:sz w:val="24"/>
+          <w:szCs w:val="24"/>
+        </w:rPr>
+      </w:pPr>
+      <w:r>
+        <w:rPr>
+          <w:rFonts w:ascii="Times New Roman" w:hAnsi="Times New Roman" w:cs="Times New Roman"/>
+          <w:sz w:val="24"/>
+          <w:szCs w:val="24"/>
+        </w:rPr>
+        <w:t>Πίνακας 1. [Τίτλος]</w:t>
+      </w:r>
+      <w:r>
+        <w:rPr>
+          <w:rFonts w:ascii="Times New Roman" w:hAnsi="Times New Roman" w:cs="Times New Roman"/>
+          <w:sz w:val="24"/>
+          <w:szCs w:val="24"/>
+        </w:rPr>
+        <w:t>……………………………………………………</w:t>
+      </w:r>
+      <w:r>
+        <w:rPr>
+          <w:rFonts w:ascii="Times New Roman" w:hAnsi="Times New Roman" w:cs="Times New Roman"/>
+          <w:sz w:val="24"/>
+          <w:szCs w:val="24"/>
+        </w:rPr>
+        <w:t>……….</w:t>
       </w:r>
       <w:proofErr w:type="spellStart"/>
       <w:r>
@@ -3442,23 +3492,7 @@
           <w:sz w:val="24"/>
           <w:szCs w:val="24"/>
         </w:rPr>
-        <w:t>Τίτλος]</w:t>
-      </w:r>
-      <w:r>
-        <w:rPr>
-          <w:rFonts w:ascii="Times New Roman" w:hAnsi="Times New Roman" w:cs="Times New Roman"/>
-          <w:sz w:val="24"/>
-          <w:szCs w:val="24"/>
-        </w:rPr>
-        <w:t>……………………………………………………</w:t>
-      </w:r>
-      <w:r>
-        <w:rPr>
-          <w:rFonts w:ascii="Times New Roman" w:hAnsi="Times New Roman" w:cs="Times New Roman"/>
-          <w:sz w:val="24"/>
-          <w:szCs w:val="24"/>
-        </w:rPr>
-        <w:t>……….αρ</w:t>
+        <w:t>αρ</w:t>
       </w:r>
       <w:proofErr w:type="spellEnd"/>
       <w:r>
@@ -3485,7 +3519,23 @@
           <w:sz w:val="24"/>
           <w:szCs w:val="24"/>
         </w:rPr>
-        <w:t>Πίνακας 2. [</w:t>
+        <w:t>Πίνακας 2. [Τίτλος]</w:t>
+      </w:r>
+      <w:r>
+        <w:rPr>
+          <w:rFonts w:ascii="Times New Roman" w:hAnsi="Times New Roman" w:cs="Times New Roman"/>
+          <w:sz w:val="24"/>
+          <w:szCs w:val="24"/>
+        </w:rPr>
+        <w:t>…………………………………………………………</w:t>
+      </w:r>
+      <w:r>
+        <w:rPr>
+          <w:rFonts w:ascii="Times New Roman" w:hAnsi="Times New Roman" w:cs="Times New Roman"/>
+          <w:sz w:val="24"/>
+          <w:szCs w:val="24"/>
+        </w:rPr>
+        <w:t>….</w:t>
       </w:r>
       <w:proofErr w:type="spellStart"/>
       <w:r>
@@ -3494,23 +3544,7 @@
           <w:sz w:val="24"/>
           <w:szCs w:val="24"/>
         </w:rPr>
-        <w:t>Τίτλος]</w:t>
-      </w:r>
-      <w:r>
-        <w:rPr>
-          <w:rFonts w:ascii="Times New Roman" w:hAnsi="Times New Roman" w:cs="Times New Roman"/>
-          <w:sz w:val="24"/>
-          <w:szCs w:val="24"/>
-        </w:rPr>
-        <w:t>…………………………………………………………</w:t>
-      </w:r>
-      <w:r>
-        <w:rPr>
-          <w:rFonts w:ascii="Times New Roman" w:hAnsi="Times New Roman" w:cs="Times New Roman"/>
-          <w:sz w:val="24"/>
-          <w:szCs w:val="24"/>
-        </w:rPr>
-        <w:t>….αρ</w:t>
+        <w:t>αρ</w:t>
       </w:r>
       <w:proofErr w:type="spellEnd"/>
       <w:r>
@@ -3599,7 +3633,7 @@
     </w:p>
     <w:p>
       <w:pPr>
-        <w:pStyle w:val="1"/>
+        <w:pStyle w:val="Heading1"/>
         <w:numPr>
           <w:ilvl w:val="0"/>
           <w:numId w:val="0"/>
@@ -3610,7 +3644,7 @@
           <w:color w:val="auto"/>
         </w:rPr>
       </w:pPr>
-      <w:bookmarkStart w:id="6" w:name="_Toc476744046"/>
+      <w:bookmarkStart w:id="5" w:name="_Toc476744046"/>
       <w:r>
         <w:rPr>
           <w:rFonts w:ascii="Times New Roman" w:hAnsi="Times New Roman" w:cs="Times New Roman"/>
@@ -3619,7 +3653,7 @@
         <w:lastRenderedPageBreak/>
         <w:t>ΚΑΤΑΛΟΓΟΣ ΔΙΑΓΡΑΜΜΑΤΩΝ/ΕΙΚΟΝΩΝ</w:t>
       </w:r>
-      <w:bookmarkEnd w:id="6"/>
+      <w:bookmarkEnd w:id="5"/>
     </w:p>
     <w:p>
       <w:pPr>
@@ -3663,7 +3697,31 @@
           <w:sz w:val="24"/>
           <w:szCs w:val="24"/>
         </w:rPr>
-        <w:t xml:space="preserve"> 1. [</w:t>
+        <w:t xml:space="preserve"> 1. [Τίτλος]</w:t>
+      </w:r>
+      <w:r>
+        <w:rPr>
+          <w:rFonts w:ascii="Times New Roman" w:hAnsi="Times New Roman" w:cs="Times New Roman"/>
+          <w:sz w:val="24"/>
+          <w:szCs w:val="24"/>
+        </w:rPr>
+        <w:t>..</w:t>
+      </w:r>
+      <w:r>
+        <w:rPr>
+          <w:rFonts w:ascii="Times New Roman" w:hAnsi="Times New Roman" w:cs="Times New Roman"/>
+          <w:sz w:val="24"/>
+          <w:szCs w:val="24"/>
+        </w:rPr>
+        <w:t>……………………………………………</w:t>
+      </w:r>
+      <w:r>
+        <w:rPr>
+          <w:rFonts w:ascii="Times New Roman" w:hAnsi="Times New Roman" w:cs="Times New Roman"/>
+          <w:sz w:val="24"/>
+          <w:szCs w:val="24"/>
+        </w:rPr>
+        <w:t>……</w:t>
       </w:r>
       <w:proofErr w:type="spellStart"/>
       <w:r>
@@ -3672,7 +3730,34 @@
           <w:sz w:val="24"/>
           <w:szCs w:val="24"/>
         </w:rPr>
-        <w:t>Τίτλος]</w:t>
+        <w:t>αρ</w:t>
+      </w:r>
+      <w:proofErr w:type="spellEnd"/>
+      <w:r>
+        <w:rPr>
+          <w:rFonts w:ascii="Times New Roman" w:hAnsi="Times New Roman" w:cs="Times New Roman"/>
+          <w:sz w:val="24"/>
+          <w:szCs w:val="24"/>
+        </w:rPr>
+        <w:t>. σελίδας</w:t>
+      </w:r>
+    </w:p>
+    <w:p>
+      <w:pPr>
+        <w:ind w:right="282"/>
+        <w:rPr>
+          <w:rFonts w:ascii="Times New Roman" w:hAnsi="Times New Roman" w:cs="Times New Roman"/>
+          <w:sz w:val="24"/>
+          <w:szCs w:val="24"/>
+        </w:rPr>
+      </w:pPr>
+      <w:r>
+        <w:rPr>
+          <w:rFonts w:ascii="Times New Roman" w:hAnsi="Times New Roman" w:cs="Times New Roman"/>
+          <w:sz w:val="24"/>
+          <w:szCs w:val="24"/>
+        </w:rPr>
+        <w:t>Διάγραμμα/Εικόνα 2. [Τίτλος]</w:t>
       </w:r>
       <w:r>
         <w:rPr>
@@ -3688,15 +3773,24 @@
           <w:sz w:val="24"/>
           <w:szCs w:val="24"/>
         </w:rPr>
-        <w:t>……………………………………………</w:t>
-      </w:r>
-      <w:r>
-        <w:rPr>
-          <w:rFonts w:ascii="Times New Roman" w:hAnsi="Times New Roman" w:cs="Times New Roman"/>
-          <w:sz w:val="24"/>
-          <w:szCs w:val="24"/>
-        </w:rPr>
-        <w:t>……αρ</w:t>
+        <w:t>………………………………………………</w:t>
+      </w:r>
+      <w:r>
+        <w:rPr>
+          <w:rFonts w:ascii="Times New Roman" w:hAnsi="Times New Roman" w:cs="Times New Roman"/>
+          <w:sz w:val="24"/>
+          <w:szCs w:val="24"/>
+        </w:rPr>
+        <w:t>…</w:t>
+      </w:r>
+      <w:proofErr w:type="spellStart"/>
+      <w:r>
+        <w:rPr>
+          <w:rFonts w:ascii="Times New Roman" w:hAnsi="Times New Roman" w:cs="Times New Roman"/>
+          <w:sz w:val="24"/>
+          <w:szCs w:val="24"/>
+        </w:rPr>
+        <w:t>αρ</w:t>
       </w:r>
       <w:proofErr w:type="spellEnd"/>
       <w:r>
@@ -3713,66 +3807,6 @@
         <w:ind w:right="282"/>
         <w:rPr>
           <w:rFonts w:ascii="Times New Roman" w:hAnsi="Times New Roman" w:cs="Times New Roman"/>
-          <w:sz w:val="24"/>
-          <w:szCs w:val="24"/>
-        </w:rPr>
-      </w:pPr>
-      <w:r>
-        <w:rPr>
-          <w:rFonts w:ascii="Times New Roman" w:hAnsi="Times New Roman" w:cs="Times New Roman"/>
-          <w:sz w:val="24"/>
-          <w:szCs w:val="24"/>
-        </w:rPr>
-        <w:t>Διάγραμμα/Εικόνα 2. [</w:t>
-      </w:r>
-      <w:proofErr w:type="spellStart"/>
-      <w:r>
-        <w:rPr>
-          <w:rFonts w:ascii="Times New Roman" w:hAnsi="Times New Roman" w:cs="Times New Roman"/>
-          <w:sz w:val="24"/>
-          <w:szCs w:val="24"/>
-        </w:rPr>
-        <w:t>Τίτλος]</w:t>
-      </w:r>
-      <w:r>
-        <w:rPr>
-          <w:rFonts w:ascii="Times New Roman" w:hAnsi="Times New Roman" w:cs="Times New Roman"/>
-          <w:sz w:val="24"/>
-          <w:szCs w:val="24"/>
-        </w:rPr>
-        <w:t>..</w:t>
-      </w:r>
-      <w:r>
-        <w:rPr>
-          <w:rFonts w:ascii="Times New Roman" w:hAnsi="Times New Roman" w:cs="Times New Roman"/>
-          <w:sz w:val="24"/>
-          <w:szCs w:val="24"/>
-        </w:rPr>
-        <w:t>………………………………………………</w:t>
-      </w:r>
-      <w:r>
-        <w:rPr>
-          <w:rFonts w:ascii="Times New Roman" w:hAnsi="Times New Roman" w:cs="Times New Roman"/>
-          <w:sz w:val="24"/>
-          <w:szCs w:val="24"/>
-        </w:rPr>
-        <w:t>…αρ</w:t>
-      </w:r>
-      <w:proofErr w:type="spellEnd"/>
-      <w:r>
-        <w:rPr>
-          <w:rFonts w:ascii="Times New Roman" w:hAnsi="Times New Roman" w:cs="Times New Roman"/>
-          <w:sz w:val="24"/>
-          <w:szCs w:val="24"/>
-        </w:rPr>
-        <w:t>. σελίδας</w:t>
-      </w:r>
-    </w:p>
-    <w:p>
-      <w:pPr>
-        <w:ind w:right="282"/>
-        <w:rPr>
-          <w:rFonts w:ascii="Times New Roman" w:hAnsi="Times New Roman" w:cs="Times New Roman"/>
           <w:i/>
           <w:sz w:val="28"/>
           <w:szCs w:val="28"/>
@@ -3835,7 +3869,7 @@
     </w:p>
     <w:p>
       <w:pPr>
-        <w:pStyle w:val="1"/>
+        <w:pStyle w:val="Heading1"/>
         <w:numPr>
           <w:ilvl w:val="0"/>
           <w:numId w:val="0"/>
@@ -3846,7 +3880,7 @@
           <w:color w:val="auto"/>
         </w:rPr>
       </w:pPr>
-      <w:bookmarkStart w:id="7" w:name="_Toc476744047"/>
+      <w:bookmarkStart w:id="6" w:name="_Toc476744047"/>
       <w:r>
         <w:rPr>
           <w:rFonts w:ascii="Times New Roman" w:hAnsi="Times New Roman" w:cs="Times New Roman"/>
@@ -3876,80 +3910,52 @@
         </w:rPr>
         <w:t>ΩΝ</w:t>
       </w:r>
-      <w:bookmarkEnd w:id="7"/>
-    </w:p>
-    <w:p>
-      <w:pPr>
-        <w:ind w:right="282"/>
-        <w:rPr>
-          <w:rFonts w:ascii="Times New Roman" w:hAnsi="Times New Roman" w:cs="Times New Roman"/>
-          <w:sz w:val="28"/>
-          <w:szCs w:val="28"/>
-        </w:rPr>
-      </w:pPr>
-    </w:p>
-    <w:p>
-      <w:pPr>
-        <w:ind w:right="282"/>
-        <w:rPr>
-          <w:rFonts w:ascii="Times New Roman" w:hAnsi="Times New Roman" w:cs="Times New Roman"/>
-          <w:sz w:val="24"/>
-          <w:szCs w:val="24"/>
-        </w:rPr>
-      </w:pPr>
-      <w:proofErr w:type="spellStart"/>
-      <w:r>
-        <w:rPr>
-          <w:rFonts w:ascii="Times New Roman" w:hAnsi="Times New Roman" w:cs="Times New Roman"/>
-          <w:sz w:val="24"/>
-          <w:szCs w:val="24"/>
-        </w:rPr>
-        <w:t>ΣΔΟ..…………………………………………………….Σχολή</w:t>
-      </w:r>
-      <w:proofErr w:type="spellEnd"/>
-      <w:r>
-        <w:rPr>
-          <w:rFonts w:ascii="Times New Roman" w:hAnsi="Times New Roman" w:cs="Times New Roman"/>
-          <w:sz w:val="24"/>
-          <w:szCs w:val="24"/>
-        </w:rPr>
-        <w:t xml:space="preserve"> Διοίκησης και Οικονομίας</w:t>
-      </w:r>
-    </w:p>
-    <w:p>
-      <w:pPr>
-        <w:ind w:right="282"/>
-        <w:rPr>
-          <w:rFonts w:ascii="Times New Roman" w:hAnsi="Times New Roman" w:cs="Times New Roman"/>
-          <w:sz w:val="24"/>
-          <w:szCs w:val="24"/>
-        </w:rPr>
-      </w:pPr>
-      <w:r>
-        <w:rPr>
-          <w:rFonts w:ascii="Times New Roman" w:hAnsi="Times New Roman" w:cs="Times New Roman"/>
-          <w:sz w:val="24"/>
-          <w:szCs w:val="24"/>
-        </w:rPr>
-        <w:t>ΤΕΙ-</w:t>
-      </w:r>
-      <w:proofErr w:type="spellStart"/>
-      <w:r>
-        <w:rPr>
-          <w:rFonts w:ascii="Times New Roman" w:hAnsi="Times New Roman" w:cs="Times New Roman"/>
-          <w:sz w:val="24"/>
-          <w:szCs w:val="24"/>
-        </w:rPr>
-        <w:t>Η..………………………………………..Τεχνολογικό</w:t>
-      </w:r>
-      <w:proofErr w:type="spellEnd"/>
-      <w:r>
-        <w:rPr>
-          <w:rFonts w:ascii="Times New Roman" w:hAnsi="Times New Roman" w:cs="Times New Roman"/>
-          <w:sz w:val="24"/>
-          <w:szCs w:val="24"/>
-        </w:rPr>
-        <w:t xml:space="preserve"> Εκπαιδευτικό Ίδρυμα Ηπείρου</w:t>
+      <w:bookmarkEnd w:id="6"/>
+    </w:p>
+    <w:p>
+      <w:pPr>
+        <w:ind w:right="282"/>
+        <w:rPr>
+          <w:rFonts w:ascii="Times New Roman" w:hAnsi="Times New Roman" w:cs="Times New Roman"/>
+          <w:sz w:val="28"/>
+          <w:szCs w:val="28"/>
+        </w:rPr>
+      </w:pPr>
+    </w:p>
+    <w:p>
+      <w:pPr>
+        <w:ind w:right="282"/>
+        <w:rPr>
+          <w:rFonts w:ascii="Times New Roman" w:hAnsi="Times New Roman" w:cs="Times New Roman"/>
+          <w:sz w:val="24"/>
+          <w:szCs w:val="24"/>
+        </w:rPr>
+      </w:pPr>
+      <w:r>
+        <w:rPr>
+          <w:rFonts w:ascii="Times New Roman" w:hAnsi="Times New Roman" w:cs="Times New Roman"/>
+          <w:sz w:val="24"/>
+          <w:szCs w:val="24"/>
+        </w:rPr>
+        <w:t>ΣΔΟ..…………………………………………………….Σχολή Διοίκησης και Οικονομίας</w:t>
+      </w:r>
+    </w:p>
+    <w:p>
+      <w:pPr>
+        <w:ind w:right="282"/>
+        <w:rPr>
+          <w:rFonts w:ascii="Times New Roman" w:hAnsi="Times New Roman" w:cs="Times New Roman"/>
+          <w:sz w:val="24"/>
+          <w:szCs w:val="24"/>
+        </w:rPr>
+      </w:pPr>
+      <w:r>
+        <w:rPr>
+          <w:rFonts w:ascii="Times New Roman" w:hAnsi="Times New Roman" w:cs="Times New Roman"/>
+          <w:sz w:val="24"/>
+          <w:szCs w:val="24"/>
+        </w:rPr>
+        <w:t>ΤΕΙ-Η..………………………………………..Τεχνολογικό Εκπαιδευτικό Ίδρυμα Ηπείρου</w:t>
       </w:r>
     </w:p>
     <w:p>
@@ -4003,7 +4009,7 @@
     </w:p>
     <w:p>
       <w:pPr>
-        <w:pStyle w:val="1"/>
+        <w:pStyle w:val="Heading1"/>
         <w:numPr>
           <w:ilvl w:val="0"/>
           <w:numId w:val="0"/>
@@ -4014,8 +4020,8 @@
           <w:color w:val="auto"/>
         </w:rPr>
       </w:pPr>
-      <w:bookmarkStart w:id="8" w:name="_Toc476832639"/>
-      <w:bookmarkStart w:id="9" w:name="_Toc476744048"/>
+      <w:bookmarkStart w:id="7" w:name="_Toc476832639"/>
+      <w:bookmarkStart w:id="8" w:name="_Toc476744048"/>
       <w:r>
         <w:rPr>
           <w:rFonts w:ascii="Times New Roman" w:hAnsi="Times New Roman" w:cs="Times New Roman"/>
@@ -4024,7 +4030,7 @@
         <w:lastRenderedPageBreak/>
         <w:t>ΑΠΟΔΟΣΗ ΟΡΩΝ / ΓΛΩΣΣΑΡΙΟ</w:t>
       </w:r>
-      <w:bookmarkEnd w:id="8"/>
+      <w:bookmarkEnd w:id="7"/>
     </w:p>
     <w:p>
       <w:pPr>
@@ -4088,7 +4094,7 @@
     </w:p>
     <w:p>
       <w:pPr>
-        <w:pStyle w:val="1"/>
+        <w:pStyle w:val="Heading1"/>
         <w:numPr>
           <w:ilvl w:val="0"/>
           <w:numId w:val="0"/>
@@ -4099,7 +4105,7 @@
           <w:color w:val="auto"/>
         </w:rPr>
       </w:pPr>
-      <w:bookmarkStart w:id="10" w:name="_Toc476832640"/>
+      <w:bookmarkStart w:id="9" w:name="_Toc476832640"/>
       <w:r>
         <w:rPr>
           <w:rFonts w:ascii="Times New Roman" w:hAnsi="Times New Roman" w:cs="Times New Roman"/>
@@ -4108,7 +4114,7 @@
         <w:lastRenderedPageBreak/>
         <w:t>ΕΙΣΑΓΩΓΗ</w:t>
       </w:r>
-      <w:bookmarkEnd w:id="10"/>
+      <w:bookmarkEnd w:id="9"/>
     </w:p>
     <w:p>
       <w:pPr>
@@ -4172,7 +4178,7 @@
     </w:p>
     <w:p>
       <w:pPr>
-        <w:pStyle w:val="1"/>
+        <w:pStyle w:val="Heading1"/>
         <w:numPr>
           <w:ilvl w:val="0"/>
           <w:numId w:val="0"/>
@@ -4196,7 +4202,7 @@
         <w:lastRenderedPageBreak/>
         <w:t>1.[Τίτλος κεφαλαίου]</w:t>
       </w:r>
-      <w:bookmarkEnd w:id="9"/>
+      <w:bookmarkEnd w:id="8"/>
     </w:p>
     <w:p>
       <w:pPr>
@@ -4281,7 +4287,7 @@
     </w:p>
     <w:p>
       <w:pPr>
-        <w:pStyle w:val="2"/>
+        <w:pStyle w:val="Heading2"/>
         <w:numPr>
           <w:ilvl w:val="0"/>
           <w:numId w:val="0"/>
@@ -4295,7 +4301,7 @@
           <w:szCs w:val="28"/>
         </w:rPr>
       </w:pPr>
-      <w:bookmarkStart w:id="11" w:name="_Toc476744049"/>
+      <w:bookmarkStart w:id="10" w:name="_Toc476744049"/>
       <w:r>
         <w:rPr>
           <w:rFonts w:ascii="Times New Roman" w:hAnsi="Times New Roman" w:cs="Times New Roman"/>
@@ -4332,7 +4338,7 @@
         </w:rPr>
         <w:t>]</w:t>
       </w:r>
-      <w:bookmarkEnd w:id="11"/>
+      <w:bookmarkEnd w:id="10"/>
     </w:p>
     <w:p>
       <w:pPr>
@@ -4383,7 +4389,7 @@
     </w:p>
     <w:tbl>
       <w:tblPr>
-        <w:tblStyle w:val="a7"/>
+        <w:tblStyle w:val="TableGrid"/>
         <w:tblW w:w="0" w:type="auto"/>
         <w:tblLook w:val="04A0" w:firstRow="1" w:lastRow="0" w:firstColumn="1" w:lastColumn="0" w:noHBand="0" w:noVBand="1"/>
       </w:tblPr>
@@ -4525,7 +4531,7 @@
     </w:p>
     <w:p>
       <w:pPr>
-        <w:pStyle w:val="2"/>
+        <w:pStyle w:val="Heading2"/>
         <w:numPr>
           <w:ilvl w:val="0"/>
           <w:numId w:val="0"/>
@@ -4539,7 +4545,7 @@
           <w:szCs w:val="28"/>
         </w:rPr>
       </w:pPr>
-      <w:bookmarkStart w:id="12" w:name="_Toc476744050"/>
+      <w:bookmarkStart w:id="11" w:name="_Toc476744050"/>
       <w:r>
         <w:rPr>
           <w:rFonts w:ascii="Times New Roman" w:hAnsi="Times New Roman" w:cs="Times New Roman"/>
@@ -4567,7 +4573,7 @@
         </w:rPr>
         <w:t xml:space="preserve"> [Τίτλος υποκεφαλαίου]</w:t>
       </w:r>
-      <w:bookmarkEnd w:id="12"/>
+      <w:bookmarkEnd w:id="11"/>
     </w:p>
     <w:p>
       <w:pPr>
@@ -4637,7 +4643,7 @@
     </w:p>
     <w:p>
       <w:pPr>
-        <w:pStyle w:val="1"/>
+        <w:pStyle w:val="Heading1"/>
         <w:numPr>
           <w:ilvl w:val="0"/>
           <w:numId w:val="0"/>
@@ -4651,7 +4657,7 @@
           <w:szCs w:val="32"/>
         </w:rPr>
       </w:pPr>
-      <w:bookmarkStart w:id="13" w:name="_Toc476744051"/>
+      <w:bookmarkStart w:id="12" w:name="_Toc476744051"/>
       <w:r>
         <w:rPr>
           <w:rFonts w:ascii="Times New Roman" w:hAnsi="Times New Roman" w:cs="Times New Roman"/>
@@ -4662,7 +4668,7 @@
         <w:lastRenderedPageBreak/>
         <w:t>2.[Τίτλος κεφαλαίου]</w:t>
       </w:r>
-      <w:bookmarkEnd w:id="13"/>
+      <w:bookmarkEnd w:id="12"/>
     </w:p>
     <w:p>
       <w:pPr>
@@ -4695,7 +4701,7 @@
     </w:p>
     <w:p>
       <w:pPr>
-        <w:pStyle w:val="2"/>
+        <w:pStyle w:val="Heading2"/>
         <w:numPr>
           <w:ilvl w:val="0"/>
           <w:numId w:val="0"/>
@@ -4709,7 +4715,7 @@
           <w:szCs w:val="28"/>
         </w:rPr>
       </w:pPr>
-      <w:bookmarkStart w:id="14" w:name="_Toc476744052"/>
+      <w:bookmarkStart w:id="13" w:name="_Toc476744052"/>
       <w:r>
         <w:rPr>
           <w:rFonts w:ascii="Times New Roman" w:hAnsi="Times New Roman" w:cs="Times New Roman"/>
@@ -4719,7 +4725,7 @@
         </w:rPr>
         <w:t>2.1 [Τίτλος υποκεφαλαίου]</w:t>
       </w:r>
-      <w:bookmarkEnd w:id="14"/>
+      <w:bookmarkEnd w:id="13"/>
     </w:p>
     <w:p>
       <w:pPr>
@@ -4770,7 +4776,7 @@
     </w:p>
     <w:tbl>
       <w:tblPr>
-        <w:tblStyle w:val="a7"/>
+        <w:tblStyle w:val="TableGrid"/>
         <w:tblW w:w="0" w:type="auto"/>
         <w:tblLook w:val="04A0" w:firstRow="1" w:lastRow="0" w:firstColumn="1" w:lastColumn="0" w:noHBand="0" w:noVBand="1"/>
       </w:tblPr>
@@ -4912,7 +4918,7 @@
     </w:p>
     <w:p>
       <w:pPr>
-        <w:pStyle w:val="2"/>
+        <w:pStyle w:val="Heading2"/>
         <w:numPr>
           <w:ilvl w:val="0"/>
           <w:numId w:val="0"/>
@@ -4926,7 +4932,7 @@
           <w:szCs w:val="28"/>
         </w:rPr>
       </w:pPr>
-      <w:bookmarkStart w:id="15" w:name="_Toc476744053"/>
+      <w:bookmarkStart w:id="14" w:name="_Toc476744053"/>
       <w:r>
         <w:rPr>
           <w:rFonts w:ascii="Times New Roman" w:hAnsi="Times New Roman" w:cs="Times New Roman"/>
@@ -4936,7 +4942,7 @@
         </w:rPr>
         <w:t>2.2 [Τίτλος υποκεφαλαίου]</w:t>
       </w:r>
-      <w:bookmarkEnd w:id="15"/>
+      <w:bookmarkEnd w:id="14"/>
     </w:p>
     <w:p>
       <w:pPr>
@@ -4970,7 +4976,7 @@
     </w:p>
     <w:tbl>
       <w:tblPr>
-        <w:tblStyle w:val="a7"/>
+        <w:tblStyle w:val="TableGrid"/>
         <w:tblW w:w="0" w:type="auto"/>
         <w:tblLook w:val="04A0" w:firstRow="1" w:lastRow="0" w:firstColumn="1" w:lastColumn="0" w:noHBand="0" w:noVBand="1"/>
       </w:tblPr>
@@ -5119,7 +5125,7 @@
     </w:p>
     <w:p>
       <w:pPr>
-        <w:pStyle w:val="1"/>
+        <w:pStyle w:val="Heading1"/>
         <w:numPr>
           <w:ilvl w:val="0"/>
           <w:numId w:val="0"/>
@@ -5133,7 +5139,7 @@
           <w:szCs w:val="32"/>
         </w:rPr>
       </w:pPr>
-      <w:bookmarkStart w:id="16" w:name="_Toc476744054"/>
+      <w:bookmarkStart w:id="15" w:name="_Toc476744054"/>
       <w:r>
         <w:rPr>
           <w:rFonts w:ascii="Times New Roman" w:hAnsi="Times New Roman" w:cs="Times New Roman"/>
@@ -5144,7 +5150,7 @@
         <w:lastRenderedPageBreak/>
         <w:t>3.[Τίτλος κεφαλαίου]</w:t>
       </w:r>
-      <w:bookmarkEnd w:id="16"/>
+      <w:bookmarkEnd w:id="15"/>
     </w:p>
     <w:p>
       <w:pPr>
@@ -5189,7 +5195,7 @@
     </w:p>
     <w:p>
       <w:pPr>
-        <w:pStyle w:val="2"/>
+        <w:pStyle w:val="Heading2"/>
         <w:numPr>
           <w:ilvl w:val="0"/>
           <w:numId w:val="0"/>
@@ -5203,7 +5209,7 @@
           <w:szCs w:val="28"/>
         </w:rPr>
       </w:pPr>
-      <w:bookmarkStart w:id="17" w:name="_Toc476744055"/>
+      <w:bookmarkStart w:id="16" w:name="_Toc476744055"/>
       <w:r>
         <w:rPr>
           <w:rFonts w:ascii="Times New Roman" w:hAnsi="Times New Roman" w:cs="Times New Roman"/>
@@ -5213,7 +5219,7 @@
         </w:rPr>
         <w:t>3.1 [Τίτλος υποκεφαλαίου]</w:t>
       </w:r>
-      <w:bookmarkEnd w:id="17"/>
+      <w:bookmarkEnd w:id="16"/>
     </w:p>
     <w:p>
       <w:pPr>
@@ -5264,7 +5270,7 @@
     </w:p>
     <w:tbl>
       <w:tblPr>
-        <w:tblStyle w:val="a7"/>
+        <w:tblStyle w:val="TableGrid"/>
         <w:tblW w:w="0" w:type="auto"/>
         <w:tblLook w:val="04A0" w:firstRow="1" w:lastRow="0" w:firstColumn="1" w:lastColumn="0" w:noHBand="0" w:noVBand="1"/>
       </w:tblPr>
@@ -5414,7 +5420,7 @@
     </w:p>
     <w:p>
       <w:pPr>
-        <w:pStyle w:val="2"/>
+        <w:pStyle w:val="Heading2"/>
         <w:numPr>
           <w:ilvl w:val="0"/>
           <w:numId w:val="0"/>
@@ -5428,7 +5434,7 @@
           <w:szCs w:val="28"/>
         </w:rPr>
       </w:pPr>
-      <w:bookmarkStart w:id="18" w:name="_Toc476744056"/>
+      <w:bookmarkStart w:id="17" w:name="_Toc476744056"/>
       <w:r>
         <w:rPr>
           <w:rFonts w:ascii="Times New Roman" w:hAnsi="Times New Roman" w:cs="Times New Roman"/>
@@ -5438,7 +5444,7 @@
         </w:rPr>
         <w:t>3.2 [Τίτλος υποκεφαλαίου]</w:t>
       </w:r>
-      <w:bookmarkEnd w:id="18"/>
+      <w:bookmarkEnd w:id="17"/>
     </w:p>
     <w:p>
       <w:pPr>
@@ -5472,7 +5478,7 @@
     </w:p>
     <w:tbl>
       <w:tblPr>
-        <w:tblStyle w:val="a7"/>
+        <w:tblStyle w:val="TableGrid"/>
         <w:tblW w:w="0" w:type="auto"/>
         <w:tblLook w:val="04A0" w:firstRow="1" w:lastRow="0" w:firstColumn="1" w:lastColumn="0" w:noHBand="0" w:noVBand="1"/>
       </w:tblPr>
@@ -5621,7 +5627,7 @@
     </w:p>
     <w:p>
       <w:pPr>
-        <w:pStyle w:val="1"/>
+        <w:pStyle w:val="Heading1"/>
         <w:numPr>
           <w:ilvl w:val="0"/>
           <w:numId w:val="0"/>
@@ -5632,7 +5638,7 @@
           <w:color w:val="auto"/>
         </w:rPr>
       </w:pPr>
-      <w:bookmarkStart w:id="19" w:name="_Toc476744057"/>
+      <w:bookmarkStart w:id="18" w:name="_Toc476744057"/>
       <w:r>
         <w:rPr>
           <w:rFonts w:ascii="Times New Roman" w:hAnsi="Times New Roman" w:cs="Times New Roman"/>
@@ -5641,7 +5647,7 @@
         <w:lastRenderedPageBreak/>
         <w:t>ΠΑΡΑΡΤΗΜΑ</w:t>
       </w:r>
-      <w:bookmarkEnd w:id="19"/>
+      <w:bookmarkEnd w:id="18"/>
     </w:p>
     <w:p>
       <w:pPr>
@@ -5696,7 +5702,7 @@
     </w:p>
     <w:p>
       <w:pPr>
-        <w:pStyle w:val="1"/>
+        <w:pStyle w:val="Heading1"/>
         <w:numPr>
           <w:ilvl w:val="0"/>
           <w:numId w:val="0"/>
@@ -5714,7 +5720,7 @@
         </w:rPr>
         <w:br w:type="page"/>
       </w:r>
-      <w:bookmarkStart w:id="20" w:name="_Toc476744058"/>
+      <w:bookmarkStart w:id="19" w:name="_Toc476744058"/>
       <w:r>
         <w:rPr>
           <w:rFonts w:ascii="Times New Roman" w:hAnsi="Times New Roman" w:cs="Times New Roman"/>
@@ -5723,7 +5729,7 @@
         <w:lastRenderedPageBreak/>
         <w:t>ΒΙΒΛΙΟΓΡΑΦΙΑ</w:t>
       </w:r>
-      <w:bookmarkEnd w:id="20"/>
+      <w:bookmarkEnd w:id="19"/>
     </w:p>
     <w:p>
       <w:pPr>
@@ -5864,10 +5870,10 @@
           <w:szCs w:val="28"/>
         </w:rPr>
         <w:sectPr>
-          <w:headerReference w:type="default" r:id="rId10"/>
-          <w:footerReference w:type="default" r:id="rId11"/>
-          <w:headerReference w:type="first" r:id="rId12"/>
-          <w:footerReference w:type="first" r:id="rId13"/>
+          <w:headerReference w:type="default" r:id="rId9"/>
+          <w:footerReference w:type="default" r:id="rId10"/>
+          <w:headerReference w:type="first" r:id="rId11"/>
+          <w:footerReference w:type="first" r:id="rId12"/>
           <w:pgSz w:w="11906" w:h="16838"/>
           <w:pgMar w:top="1418" w:right="1134" w:bottom="1418" w:left="1701" w:header="709" w:footer="709" w:gutter="0"/>
           <w:pgNumType w:start="1"/>
@@ -5967,8 +5973,8 @@
       </w:pPr>
     </w:p>
     <w:sectPr>
-      <w:headerReference w:type="first" r:id="rId14"/>
-      <w:footerReference w:type="first" r:id="rId15"/>
+      <w:headerReference w:type="first" r:id="rId13"/>
+      <w:footerReference w:type="first" r:id="rId14"/>
       <w:pgSz w:w="11906" w:h="16838"/>
       <w:pgMar w:top="1418" w:right="1134" w:bottom="1418" w:left="1701" w:header="709" w:footer="709" w:gutter="0"/>
       <w:pgNumType w:fmt="lowerRoman" w:start="4"/>
@@ -5981,7 +5987,7 @@
 </file>
 
 <file path=word/endnotes.xml><?xml version="1.0" encoding="utf-8"?>
-<w:endnotes xmlns:wpc="http://schemas.microsoft.com/office/word/2010/wordprocessingCanvas" xmlns:mc="http://schemas.openxmlformats.org/markup-compatibility/2006" xmlns:o="urn:schemas-microsoft-com:office:office" xmlns:r="http://schemas.openxmlformats.org/officeDocument/2006/relationships" xmlns:m="http://schemas.openxmlformats.org/officeDocument/2006/math" xmlns:v="urn:schemas-microsoft-com:vml" xmlns:wp14="http://schemas.microsoft.com/office/word/2010/wordprocessingDrawing" xmlns:wp="http://schemas.openxmlformats.org/drawingml/2006/wordprocessingDrawing" xmlns:w10="urn:schemas-microsoft-com:office:word" xmlns:w="http://schemas.openxmlformats.org/wordprocessingml/2006/main" xmlns:w14="http://schemas.microsoft.com/office/word/2010/wordml" xmlns:wpg="http://schemas.microsoft.com/office/word/2010/wordprocessingGroup" xmlns:wpi="http://schemas.microsoft.com/office/word/2010/wordprocessingInk" xmlns:wne="http://schemas.microsoft.com/office/word/2006/wordml" xmlns:wps="http://schemas.microsoft.com/office/word/2010/wordprocessingShape" mc:Ignorable="w14 wp14">
+<w:endnotes xmlns:wpc="http://schemas.microsoft.com/office/word/2010/wordprocessingCanvas" xmlns:cx="http://schemas.microsoft.com/office/drawing/2014/chartex" xmlns:cx1="http://schemas.microsoft.com/office/drawing/2015/9/8/chartex" xmlns:cx2="http://schemas.microsoft.com/office/drawing/2015/10/21/chartex" xmlns:cx3="http://schemas.microsoft.com/office/drawing/2016/5/9/chartex" xmlns:cx4="http://schemas.microsoft.com/office/drawing/2016/5/10/chartex" xmlns:cx5="http://schemas.microsoft.com/office/drawing/2016/5/11/chartex" xmlns:cx6="http://schemas.microsoft.com/office/drawing/2016/5/12/chartex" xmlns:cx7="http://schemas.microsoft.com/office/drawing/2016/5/13/chartex" xmlns:cx8="http://schemas.microsoft.com/office/drawing/2016/5/14/chartex" xmlns:mc="http://schemas.openxmlformats.org/markup-compatibility/2006" xmlns:aink="http://schemas.microsoft.com/office/drawing/2016/ink" xmlns:am3d="http://schemas.microsoft.com/office/drawing/2017/model3d" xmlns:o="urn:schemas-microsoft-com:office:office" xmlns:oel="http://schemas.microsoft.com/office/2019/extlst" xmlns:r="http://schemas.openxmlformats.org/officeDocument/2006/relationships" xmlns:m="http://schemas.openxmlformats.org/officeDocument/2006/math" xmlns:v="urn:schemas-microsoft-com:vml" xmlns:wp14="http://schemas.microsoft.com/office/word/2010/wordprocessingDrawing" xmlns:wp="http://schemas.openxmlformats.org/drawingml/2006/wordprocessingDrawing" xmlns:w10="urn:schemas-microsoft-com:office:word" xmlns:w="http://schemas.openxmlformats.org/wordprocessingml/2006/main" xmlns:w14="http://schemas.microsoft.com/office/word/2010/wordml" xmlns:w15="http://schemas.microsoft.com/office/word/2012/wordml" xmlns:w16cex="http://schemas.microsoft.com/office/word/2018/wordml/cex" xmlns:w16cid="http://schemas.microsoft.com/office/word/2016/wordml/cid" xmlns:w16="http://schemas.microsoft.com/office/word/2018/wordml" xmlns:w16du="http://schemas.microsoft.com/office/word/2023/wordml/word16du" xmlns:w16sdtdh="http://schemas.microsoft.com/office/word/2020/wordml/sdtdatahash" xmlns:w16sdtfl="http://schemas.microsoft.com/office/word/2024/wordml/sdtformatlock" xmlns:w16se="http://schemas.microsoft.com/office/word/2015/wordml/symex" xmlns:wpg="http://schemas.microsoft.com/office/word/2010/wordprocessingGroup" xmlns:wpi="http://schemas.microsoft.com/office/word/2010/wordprocessingInk" xmlns:wne="http://schemas.microsoft.com/office/word/2006/wordml" xmlns:wps="http://schemas.microsoft.com/office/word/2010/wordprocessingShape" mc:Ignorable="w14 w15 w16se w16cid w16 w16cex w16sdtdh w16sdtfl w16du wp14">
   <w:endnote w:type="separator" w:id="-1">
     <w:p>
       <w:pPr>
@@ -6006,17 +6012,17 @@
 </file>
 
 <file path=word/footer1.xml><?xml version="1.0" encoding="utf-8"?>
-<w:ftr xmlns:wpc="http://schemas.microsoft.com/office/word/2010/wordprocessingCanvas" xmlns:mc="http://schemas.openxmlformats.org/markup-compatibility/2006" xmlns:o="urn:schemas-microsoft-com:office:office" xmlns:r="http://schemas.openxmlformats.org/officeDocument/2006/relationships" xmlns:m="http://schemas.openxmlformats.org/officeDocument/2006/math" xmlns:v="urn:schemas-microsoft-com:vml" xmlns:wp14="http://schemas.microsoft.com/office/word/2010/wordprocessingDrawing" xmlns:wp="http://schemas.openxmlformats.org/drawingml/2006/wordprocessingDrawing" xmlns:w10="urn:schemas-microsoft-com:office:word" xmlns:w="http://schemas.openxmlformats.org/wordprocessingml/2006/main" xmlns:w14="http://schemas.microsoft.com/office/word/2010/wordml" xmlns:wpg="http://schemas.microsoft.com/office/word/2010/wordprocessingGroup" xmlns:wpi="http://schemas.microsoft.com/office/word/2010/wordprocessingInk" xmlns:wne="http://schemas.microsoft.com/office/word/2006/wordml" xmlns:wps="http://schemas.microsoft.com/office/word/2010/wordprocessingShape" mc:Ignorable="w14 wp14">
+<w:ftr xmlns:wpc="http://schemas.microsoft.com/office/word/2010/wordprocessingCanvas" xmlns:cx="http://schemas.microsoft.com/office/drawing/2014/chartex" xmlns:cx1="http://schemas.microsoft.com/office/drawing/2015/9/8/chartex" xmlns:cx2="http://schemas.microsoft.com/office/drawing/2015/10/21/chartex" xmlns:cx3="http://schemas.microsoft.com/office/drawing/2016/5/9/chartex" xmlns:cx4="http://schemas.microsoft.com/office/drawing/2016/5/10/chartex" xmlns:cx5="http://schemas.microsoft.com/office/drawing/2016/5/11/chartex" xmlns:cx6="http://schemas.microsoft.com/office/drawing/2016/5/12/chartex" xmlns:cx7="http://schemas.microsoft.com/office/drawing/2016/5/13/chartex" xmlns:cx8="http://schemas.microsoft.com/office/drawing/2016/5/14/chartex" xmlns:mc="http://schemas.openxmlformats.org/markup-compatibility/2006" xmlns:aink="http://schemas.microsoft.com/office/drawing/2016/ink" xmlns:am3d="http://schemas.microsoft.com/office/drawing/2017/model3d" xmlns:o="urn:schemas-microsoft-com:office:office" xmlns:oel="http://schemas.microsoft.com/office/2019/extlst" xmlns:r="http://schemas.openxmlformats.org/officeDocument/2006/relationships" xmlns:m="http://schemas.openxmlformats.org/officeDocument/2006/math" xmlns:v="urn:schemas-microsoft-com:vml" xmlns:wp14="http://schemas.microsoft.com/office/word/2010/wordprocessingDrawing" xmlns:wp="http://schemas.openxmlformats.org/drawingml/2006/wordprocessingDrawing" xmlns:w10="urn:schemas-microsoft-com:office:word" xmlns:w="http://schemas.openxmlformats.org/wordprocessingml/2006/main" xmlns:w14="http://schemas.microsoft.com/office/word/2010/wordml" xmlns:w15="http://schemas.microsoft.com/office/word/2012/wordml" xmlns:w16cex="http://schemas.microsoft.com/office/word/2018/wordml/cex" xmlns:w16cid="http://schemas.microsoft.com/office/word/2016/wordml/cid" xmlns:w16="http://schemas.microsoft.com/office/word/2018/wordml" xmlns:w16du="http://schemas.microsoft.com/office/word/2023/wordml/word16du" xmlns:w16sdtdh="http://schemas.microsoft.com/office/word/2020/wordml/sdtdatahash" xmlns:w16sdtfl="http://schemas.microsoft.com/office/word/2024/wordml/sdtformatlock" xmlns:w16se="http://schemas.microsoft.com/office/word/2015/wordml/symex" xmlns:wpg="http://schemas.microsoft.com/office/word/2010/wordprocessingGroup" xmlns:wpi="http://schemas.microsoft.com/office/word/2010/wordprocessingInk" xmlns:wne="http://schemas.microsoft.com/office/word/2006/wordml" xmlns:wps="http://schemas.microsoft.com/office/word/2010/wordprocessingShape" mc:Ignorable="w14 w15 w16se w16cid w16 w16cex w16sdtdh w16sdtfl w16du wp14">
   <w:p>
     <w:pPr>
-      <w:pStyle w:val="a6"/>
+      <w:pStyle w:val="Footer"/>
     </w:pPr>
   </w:p>
 </w:ftr>
 </file>
 
 <file path=word/footer2.xml><?xml version="1.0" encoding="utf-8"?>
-<w:ftr xmlns:wpc="http://schemas.microsoft.com/office/word/2010/wordprocessingCanvas" xmlns:mc="http://schemas.openxmlformats.org/markup-compatibility/2006" xmlns:o="urn:schemas-microsoft-com:office:office" xmlns:r="http://schemas.openxmlformats.org/officeDocument/2006/relationships" xmlns:m="http://schemas.openxmlformats.org/officeDocument/2006/math" xmlns:v="urn:schemas-microsoft-com:vml" xmlns:wp14="http://schemas.microsoft.com/office/word/2010/wordprocessingDrawing" xmlns:wp="http://schemas.openxmlformats.org/drawingml/2006/wordprocessingDrawing" xmlns:w10="urn:schemas-microsoft-com:office:word" xmlns:w="http://schemas.openxmlformats.org/wordprocessingml/2006/main" xmlns:w14="http://schemas.microsoft.com/office/word/2010/wordml" xmlns:wpg="http://schemas.microsoft.com/office/word/2010/wordprocessingGroup" xmlns:wpi="http://schemas.microsoft.com/office/word/2010/wordprocessingInk" xmlns:wne="http://schemas.microsoft.com/office/word/2006/wordml" xmlns:wps="http://schemas.microsoft.com/office/word/2010/wordprocessingShape" mc:Ignorable="w14 wp14">
+<w:ftr xmlns:wpc="http://schemas.microsoft.com/office/word/2010/wordprocessingCanvas" xmlns:cx="http://schemas.microsoft.com/office/drawing/2014/chartex" xmlns:cx1="http://schemas.microsoft.com/office/drawing/2015/9/8/chartex" xmlns:cx2="http://schemas.microsoft.com/office/drawing/2015/10/21/chartex" xmlns:cx3="http://schemas.microsoft.com/office/drawing/2016/5/9/chartex" xmlns:cx4="http://schemas.microsoft.com/office/drawing/2016/5/10/chartex" xmlns:cx5="http://schemas.microsoft.com/office/drawing/2016/5/11/chartex" xmlns:cx6="http://schemas.microsoft.com/office/drawing/2016/5/12/chartex" xmlns:cx7="http://schemas.microsoft.com/office/drawing/2016/5/13/chartex" xmlns:cx8="http://schemas.microsoft.com/office/drawing/2016/5/14/chartex" xmlns:mc="http://schemas.openxmlformats.org/markup-compatibility/2006" xmlns:aink="http://schemas.microsoft.com/office/drawing/2016/ink" xmlns:am3d="http://schemas.microsoft.com/office/drawing/2017/model3d" xmlns:o="urn:schemas-microsoft-com:office:office" xmlns:oel="http://schemas.microsoft.com/office/2019/extlst" xmlns:r="http://schemas.openxmlformats.org/officeDocument/2006/relationships" xmlns:m="http://schemas.openxmlformats.org/officeDocument/2006/math" xmlns:v="urn:schemas-microsoft-com:vml" xmlns:wp14="http://schemas.microsoft.com/office/word/2010/wordprocessingDrawing" xmlns:wp="http://schemas.openxmlformats.org/drawingml/2006/wordprocessingDrawing" xmlns:w10="urn:schemas-microsoft-com:office:word" xmlns:w="http://schemas.openxmlformats.org/wordprocessingml/2006/main" xmlns:w14="http://schemas.microsoft.com/office/word/2010/wordml" xmlns:w15="http://schemas.microsoft.com/office/word/2012/wordml" xmlns:w16cex="http://schemas.microsoft.com/office/word/2018/wordml/cex" xmlns:w16cid="http://schemas.microsoft.com/office/word/2016/wordml/cid" xmlns:w16="http://schemas.microsoft.com/office/word/2018/wordml" xmlns:w16du="http://schemas.microsoft.com/office/word/2023/wordml/word16du" xmlns:w16sdtdh="http://schemas.microsoft.com/office/word/2020/wordml/sdtdatahash" xmlns:w16sdtfl="http://schemas.microsoft.com/office/word/2024/wordml/sdtformatlock" xmlns:w16se="http://schemas.microsoft.com/office/word/2015/wordml/symex" xmlns:wpg="http://schemas.microsoft.com/office/word/2010/wordprocessingGroup" xmlns:wpi="http://schemas.microsoft.com/office/word/2010/wordprocessingInk" xmlns:wne="http://schemas.microsoft.com/office/word/2006/wordml" xmlns:wps="http://schemas.microsoft.com/office/word/2010/wordprocessingShape" mc:Ignorable="w14 w15 w16se w16cid w16 w16cex w16sdtdh w16sdtfl w16du wp14">
   <w:sdt>
     <w:sdtPr>
       <w:id w:val="1354845137"/>
@@ -6025,11 +6031,10 @@
         <w:docPartUnique/>
       </w:docPartObj>
     </w:sdtPr>
-    <w:sdtEndPr/>
     <w:sdtContent>
       <w:p>
         <w:pPr>
-          <w:pStyle w:val="a6"/>
+          <w:pStyle w:val="Footer"/>
           <w:jc w:val="right"/>
         </w:pPr>
         <w:r>
@@ -6055,24 +6060,24 @@
   </w:sdt>
   <w:p>
     <w:pPr>
-      <w:pStyle w:val="a6"/>
+      <w:pStyle w:val="Footer"/>
     </w:pPr>
   </w:p>
 </w:ftr>
 </file>
 
 <file path=word/footer3.xml><?xml version="1.0" encoding="utf-8"?>
-<w:ftr xmlns:wpc="http://schemas.microsoft.com/office/word/2010/wordprocessingCanvas" xmlns:mc="http://schemas.openxmlformats.org/markup-compatibility/2006" xmlns:o="urn:schemas-microsoft-com:office:office" xmlns:r="http://schemas.openxmlformats.org/officeDocument/2006/relationships" xmlns:m="http://schemas.openxmlformats.org/officeDocument/2006/math" xmlns:v="urn:schemas-microsoft-com:vml" xmlns:wp14="http://schemas.microsoft.com/office/word/2010/wordprocessingDrawing" xmlns:wp="http://schemas.openxmlformats.org/drawingml/2006/wordprocessingDrawing" xmlns:w10="urn:schemas-microsoft-com:office:word" xmlns:w="http://schemas.openxmlformats.org/wordprocessingml/2006/main" xmlns:w14="http://schemas.microsoft.com/office/word/2010/wordml" xmlns:wpg="http://schemas.microsoft.com/office/word/2010/wordprocessingGroup" xmlns:wpi="http://schemas.microsoft.com/office/word/2010/wordprocessingInk" xmlns:wne="http://schemas.microsoft.com/office/word/2006/wordml" xmlns:wps="http://schemas.microsoft.com/office/word/2010/wordprocessingShape" mc:Ignorable="w14 wp14">
+<w:ftr xmlns:wpc="http://schemas.microsoft.com/office/word/2010/wordprocessingCanvas" xmlns:cx="http://schemas.microsoft.com/office/drawing/2014/chartex" xmlns:cx1="http://schemas.microsoft.com/office/drawing/2015/9/8/chartex" xmlns:cx2="http://schemas.microsoft.com/office/drawing/2015/10/21/chartex" xmlns:cx3="http://schemas.microsoft.com/office/drawing/2016/5/9/chartex" xmlns:cx4="http://schemas.microsoft.com/office/drawing/2016/5/10/chartex" xmlns:cx5="http://schemas.microsoft.com/office/drawing/2016/5/11/chartex" xmlns:cx6="http://schemas.microsoft.com/office/drawing/2016/5/12/chartex" xmlns:cx7="http://schemas.microsoft.com/office/drawing/2016/5/13/chartex" xmlns:cx8="http://schemas.microsoft.com/office/drawing/2016/5/14/chartex" xmlns:mc="http://schemas.openxmlformats.org/markup-compatibility/2006" xmlns:aink="http://schemas.microsoft.com/office/drawing/2016/ink" xmlns:am3d="http://schemas.microsoft.com/office/drawing/2017/model3d" xmlns:o="urn:schemas-microsoft-com:office:office" xmlns:oel="http://schemas.microsoft.com/office/2019/extlst" xmlns:r="http://schemas.openxmlformats.org/officeDocument/2006/relationships" xmlns:m="http://schemas.openxmlformats.org/officeDocument/2006/math" xmlns:v="urn:schemas-microsoft-com:vml" xmlns:wp14="http://schemas.microsoft.com/office/word/2010/wordprocessingDrawing" xmlns:wp="http://schemas.openxmlformats.org/drawingml/2006/wordprocessingDrawing" xmlns:w10="urn:schemas-microsoft-com:office:word" xmlns:w="http://schemas.openxmlformats.org/wordprocessingml/2006/main" xmlns:w14="http://schemas.microsoft.com/office/word/2010/wordml" xmlns:w15="http://schemas.microsoft.com/office/word/2012/wordml" xmlns:w16cex="http://schemas.microsoft.com/office/word/2018/wordml/cex" xmlns:w16cid="http://schemas.microsoft.com/office/word/2016/wordml/cid" xmlns:w16="http://schemas.microsoft.com/office/word/2018/wordml" xmlns:w16du="http://schemas.microsoft.com/office/word/2023/wordml/word16du" xmlns:w16sdtdh="http://schemas.microsoft.com/office/word/2020/wordml/sdtdatahash" xmlns:w16sdtfl="http://schemas.microsoft.com/office/word/2024/wordml/sdtformatlock" xmlns:w16se="http://schemas.microsoft.com/office/word/2015/wordml/symex" xmlns:wpg="http://schemas.microsoft.com/office/word/2010/wordprocessingGroup" xmlns:wpi="http://schemas.microsoft.com/office/word/2010/wordprocessingInk" xmlns:wne="http://schemas.microsoft.com/office/word/2006/wordml" xmlns:wps="http://schemas.microsoft.com/office/word/2010/wordprocessingShape" mc:Ignorable="w14 w15 w16se w16cid w16 w16cex w16sdtdh w16sdtfl w16du wp14">
   <w:p>
     <w:pPr>
-      <w:pStyle w:val="a6"/>
+      <w:pStyle w:val="Footer"/>
     </w:pPr>
   </w:p>
 </w:ftr>
 </file>
 
 <file path=word/footnotes.xml><?xml version="1.0" encoding="utf-8"?>
-<w:footnotes xmlns:wpc="http://schemas.microsoft.com/office/word/2010/wordprocessingCanvas" xmlns:mc="http://schemas.openxmlformats.org/markup-compatibility/2006" xmlns:o="urn:schemas-microsoft-com:office:office" xmlns:r="http://schemas.openxmlformats.org/officeDocument/2006/relationships" xmlns:m="http://schemas.openxmlformats.org/officeDocument/2006/math" xmlns:v="urn:schemas-microsoft-com:vml" xmlns:wp14="http://schemas.microsoft.com/office/word/2010/wordprocessingDrawing" xmlns:wp="http://schemas.openxmlformats.org/drawingml/2006/wordprocessingDrawing" xmlns:w10="urn:schemas-microsoft-com:office:word" xmlns:w="http://schemas.openxmlformats.org/wordprocessingml/2006/main" xmlns:w14="http://schemas.microsoft.com/office/word/2010/wordml" xmlns:wpg="http://schemas.microsoft.com/office/word/2010/wordprocessingGroup" xmlns:wpi="http://schemas.microsoft.com/office/word/2010/wordprocessingInk" xmlns:wne="http://schemas.microsoft.com/office/word/2006/wordml" xmlns:wps="http://schemas.microsoft.com/office/word/2010/wordprocessingShape" mc:Ignorable="w14 wp14">
+<w:footnotes xmlns:wpc="http://schemas.microsoft.com/office/word/2010/wordprocessingCanvas" xmlns:cx="http://schemas.microsoft.com/office/drawing/2014/chartex" xmlns:cx1="http://schemas.microsoft.com/office/drawing/2015/9/8/chartex" xmlns:cx2="http://schemas.microsoft.com/office/drawing/2015/10/21/chartex" xmlns:cx3="http://schemas.microsoft.com/office/drawing/2016/5/9/chartex" xmlns:cx4="http://schemas.microsoft.com/office/drawing/2016/5/10/chartex" xmlns:cx5="http://schemas.microsoft.com/office/drawing/2016/5/11/chartex" xmlns:cx6="http://schemas.microsoft.com/office/drawing/2016/5/12/chartex" xmlns:cx7="http://schemas.microsoft.com/office/drawing/2016/5/13/chartex" xmlns:cx8="http://schemas.microsoft.com/office/drawing/2016/5/14/chartex" xmlns:mc="http://schemas.openxmlformats.org/markup-compatibility/2006" xmlns:aink="http://schemas.microsoft.com/office/drawing/2016/ink" xmlns:am3d="http://schemas.microsoft.com/office/drawing/2017/model3d" xmlns:o="urn:schemas-microsoft-com:office:office" xmlns:oel="http://schemas.microsoft.com/office/2019/extlst" xmlns:r="http://schemas.openxmlformats.org/officeDocument/2006/relationships" xmlns:m="http://schemas.openxmlformats.org/officeDocument/2006/math" xmlns:v="urn:schemas-microsoft-com:vml" xmlns:wp14="http://schemas.microsoft.com/office/word/2010/wordprocessingDrawing" xmlns:wp="http://schemas.openxmlformats.org/drawingml/2006/wordprocessingDrawing" xmlns:w10="urn:schemas-microsoft-com:office:word" xmlns:w="http://schemas.openxmlformats.org/wordprocessingml/2006/main" xmlns:w14="http://schemas.microsoft.com/office/word/2010/wordml" xmlns:w15="http://schemas.microsoft.com/office/word/2012/wordml" xmlns:w16cex="http://schemas.microsoft.com/office/word/2018/wordml/cex" xmlns:w16cid="http://schemas.microsoft.com/office/word/2016/wordml/cid" xmlns:w16="http://schemas.microsoft.com/office/word/2018/wordml" xmlns:w16du="http://schemas.microsoft.com/office/word/2023/wordml/word16du" xmlns:w16sdtdh="http://schemas.microsoft.com/office/word/2020/wordml/sdtdatahash" xmlns:w16sdtfl="http://schemas.microsoft.com/office/word/2024/wordml/sdtformatlock" xmlns:w16se="http://schemas.microsoft.com/office/word/2015/wordml/symex" xmlns:wpg="http://schemas.microsoft.com/office/word/2010/wordprocessingGroup" xmlns:wpi="http://schemas.microsoft.com/office/word/2010/wordprocessingInk" xmlns:wne="http://schemas.microsoft.com/office/word/2006/wordml" xmlns:wps="http://schemas.microsoft.com/office/word/2010/wordprocessingShape" mc:Ignorable="w14 w15 w16se w16cid w16 w16cex w16sdtdh w16sdtfl w16du wp14">
   <w:footnote w:type="separator" w:id="-1">
     <w:p>
       <w:pPr>
@@ -6097,10 +6102,10 @@
 </file>
 
 <file path=word/header1.xml><?xml version="1.0" encoding="utf-8"?>
-<w:hdr xmlns:wpc="http://schemas.microsoft.com/office/word/2010/wordprocessingCanvas" xmlns:mc="http://schemas.openxmlformats.org/markup-compatibility/2006" xmlns:o="urn:schemas-microsoft-com:office:office" xmlns:r="http://schemas.openxmlformats.org/officeDocument/2006/relationships" xmlns:m="http://schemas.openxmlformats.org/officeDocument/2006/math" xmlns:v="urn:schemas-microsoft-com:vml" xmlns:wp14="http://schemas.microsoft.com/office/word/2010/wordprocessingDrawing" xmlns:wp="http://schemas.openxmlformats.org/drawingml/2006/wordprocessingDrawing" xmlns:w10="urn:schemas-microsoft-com:office:word" xmlns:w="http://schemas.openxmlformats.org/wordprocessingml/2006/main" xmlns:w14="http://schemas.microsoft.com/office/word/2010/wordml" xmlns:wpg="http://schemas.microsoft.com/office/word/2010/wordprocessingGroup" xmlns:wpi="http://schemas.microsoft.com/office/word/2010/wordprocessingInk" xmlns:wne="http://schemas.microsoft.com/office/word/2006/wordml" xmlns:wps="http://schemas.microsoft.com/office/word/2010/wordprocessingShape" mc:Ignorable="w14 wp14">
+<w:hdr xmlns:wpc="http://schemas.microsoft.com/office/word/2010/wordprocessingCanvas" xmlns:cx="http://schemas.microsoft.com/office/drawing/2014/chartex" xmlns:cx1="http://schemas.microsoft.com/office/drawing/2015/9/8/chartex" xmlns:cx2="http://schemas.microsoft.com/office/drawing/2015/10/21/chartex" xmlns:cx3="http://schemas.microsoft.com/office/drawing/2016/5/9/chartex" xmlns:cx4="http://schemas.microsoft.com/office/drawing/2016/5/10/chartex" xmlns:cx5="http://schemas.microsoft.com/office/drawing/2016/5/11/chartex" xmlns:cx6="http://schemas.microsoft.com/office/drawing/2016/5/12/chartex" xmlns:cx7="http://schemas.microsoft.com/office/drawing/2016/5/13/chartex" xmlns:cx8="http://schemas.microsoft.com/office/drawing/2016/5/14/chartex" xmlns:mc="http://schemas.openxmlformats.org/markup-compatibility/2006" xmlns:aink="http://schemas.microsoft.com/office/drawing/2016/ink" xmlns:am3d="http://schemas.microsoft.com/office/drawing/2017/model3d" xmlns:o="urn:schemas-microsoft-com:office:office" xmlns:oel="http://schemas.microsoft.com/office/2019/extlst" xmlns:r="http://schemas.openxmlformats.org/officeDocument/2006/relationships" xmlns:m="http://schemas.openxmlformats.org/officeDocument/2006/math" xmlns:v="urn:schemas-microsoft-com:vml" xmlns:wp14="http://schemas.microsoft.com/office/word/2010/wordprocessingDrawing" xmlns:wp="http://schemas.openxmlformats.org/drawingml/2006/wordprocessingDrawing" xmlns:w10="urn:schemas-microsoft-com:office:word" xmlns:w="http://schemas.openxmlformats.org/wordprocessingml/2006/main" xmlns:w14="http://schemas.microsoft.com/office/word/2010/wordml" xmlns:w15="http://schemas.microsoft.com/office/word/2012/wordml" xmlns:w16cex="http://schemas.microsoft.com/office/word/2018/wordml/cex" xmlns:w16cid="http://schemas.microsoft.com/office/word/2016/wordml/cid" xmlns:w16="http://schemas.microsoft.com/office/word/2018/wordml" xmlns:w16du="http://schemas.microsoft.com/office/word/2023/wordml/word16du" xmlns:w16sdtdh="http://schemas.microsoft.com/office/word/2020/wordml/sdtdatahash" xmlns:w16sdtfl="http://schemas.microsoft.com/office/word/2024/wordml/sdtformatlock" xmlns:w16se="http://schemas.microsoft.com/office/word/2015/wordml/symex" xmlns:wpg="http://schemas.microsoft.com/office/word/2010/wordprocessingGroup" xmlns:wpi="http://schemas.microsoft.com/office/word/2010/wordprocessingInk" xmlns:wne="http://schemas.microsoft.com/office/word/2006/wordml" xmlns:wps="http://schemas.microsoft.com/office/word/2010/wordprocessingShape" mc:Ignorable="w14 w15 w16se w16cid w16 w16cex w16sdtdh w16sdtfl w16du wp14">
   <w:p>
     <w:pPr>
-      <w:pStyle w:val="a5"/>
+      <w:pStyle w:val="Header"/>
       <w:tabs>
         <w:tab w:val="clear" w:pos="4153"/>
         <w:tab w:val="clear" w:pos="8306"/>
@@ -6119,10 +6124,10 @@
 </file>
 
 <file path=word/header2.xml><?xml version="1.0" encoding="utf-8"?>
-<w:hdr xmlns:wpc="http://schemas.microsoft.com/office/word/2010/wordprocessingCanvas" xmlns:mc="http://schemas.openxmlformats.org/markup-compatibility/2006" xmlns:o="urn:schemas-microsoft-com:office:office" xmlns:r="http://schemas.openxmlformats.org/officeDocument/2006/relationships" xmlns:m="http://schemas.openxmlformats.org/officeDocument/2006/math" xmlns:v="urn:schemas-microsoft-com:vml" xmlns:wp14="http://schemas.microsoft.com/office/word/2010/wordprocessingDrawing" xmlns:wp="http://schemas.openxmlformats.org/drawingml/2006/wordprocessingDrawing" xmlns:w10="urn:schemas-microsoft-com:office:word" xmlns:w="http://schemas.openxmlformats.org/wordprocessingml/2006/main" xmlns:w14="http://schemas.microsoft.com/office/word/2010/wordml" xmlns:wpg="http://schemas.microsoft.com/office/word/2010/wordprocessingGroup" xmlns:wpi="http://schemas.microsoft.com/office/word/2010/wordprocessingInk" xmlns:wne="http://schemas.microsoft.com/office/word/2006/wordml" xmlns:wps="http://schemas.microsoft.com/office/word/2010/wordprocessingShape" mc:Ignorable="w14 wp14">
+<w:hdr xmlns:wpc="http://schemas.microsoft.com/office/word/2010/wordprocessingCanvas" xmlns:cx="http://schemas.microsoft.com/office/drawing/2014/chartex" xmlns:cx1="http://schemas.microsoft.com/office/drawing/2015/9/8/chartex" xmlns:cx2="http://schemas.microsoft.com/office/drawing/2015/10/21/chartex" xmlns:cx3="http://schemas.microsoft.com/office/drawing/2016/5/9/chartex" xmlns:cx4="http://schemas.microsoft.com/office/drawing/2016/5/10/chartex" xmlns:cx5="http://schemas.microsoft.com/office/drawing/2016/5/11/chartex" xmlns:cx6="http://schemas.microsoft.com/office/drawing/2016/5/12/chartex" xmlns:cx7="http://schemas.microsoft.com/office/drawing/2016/5/13/chartex" xmlns:cx8="http://schemas.microsoft.com/office/drawing/2016/5/14/chartex" xmlns:mc="http://schemas.openxmlformats.org/markup-compatibility/2006" xmlns:aink="http://schemas.microsoft.com/office/drawing/2016/ink" xmlns:am3d="http://schemas.microsoft.com/office/drawing/2017/model3d" xmlns:o="urn:schemas-microsoft-com:office:office" xmlns:oel="http://schemas.microsoft.com/office/2019/extlst" xmlns:r="http://schemas.openxmlformats.org/officeDocument/2006/relationships" xmlns:m="http://schemas.openxmlformats.org/officeDocument/2006/math" xmlns:v="urn:schemas-microsoft-com:vml" xmlns:wp14="http://schemas.microsoft.com/office/word/2010/wordprocessingDrawing" xmlns:wp="http://schemas.openxmlformats.org/drawingml/2006/wordprocessingDrawing" xmlns:w10="urn:schemas-microsoft-com:office:word" xmlns:w="http://schemas.openxmlformats.org/wordprocessingml/2006/main" xmlns:w14="http://schemas.microsoft.com/office/word/2010/wordml" xmlns:w15="http://schemas.microsoft.com/office/word/2012/wordml" xmlns:w16cex="http://schemas.microsoft.com/office/word/2018/wordml/cex" xmlns:w16cid="http://schemas.microsoft.com/office/word/2016/wordml/cid" xmlns:w16="http://schemas.microsoft.com/office/word/2018/wordml" xmlns:w16du="http://schemas.microsoft.com/office/word/2023/wordml/word16du" xmlns:w16sdtdh="http://schemas.microsoft.com/office/word/2020/wordml/sdtdatahash" xmlns:w16sdtfl="http://schemas.microsoft.com/office/word/2024/wordml/sdtformatlock" xmlns:w16se="http://schemas.microsoft.com/office/word/2015/wordml/symex" xmlns:wpg="http://schemas.microsoft.com/office/word/2010/wordprocessingGroup" xmlns:wpi="http://schemas.microsoft.com/office/word/2010/wordprocessingInk" xmlns:wne="http://schemas.microsoft.com/office/word/2006/wordml" xmlns:wps="http://schemas.microsoft.com/office/word/2010/wordprocessingShape" mc:Ignorable="w14 w15 w16se w16cid w16 w16cex w16sdtdh w16sdtfl w16du wp14">
   <w:p>
     <w:pPr>
-      <w:pStyle w:val="a5"/>
+      <w:pStyle w:val="Header"/>
       <w:tabs>
         <w:tab w:val="clear" w:pos="4153"/>
         <w:tab w:val="clear" w:pos="8306"/>
@@ -6137,10 +6142,10 @@
 </file>
 
 <file path=word/header3.xml><?xml version="1.0" encoding="utf-8"?>
-<w:hdr xmlns:wpc="http://schemas.microsoft.com/office/word/2010/wordprocessingCanvas" xmlns:mc="http://schemas.openxmlformats.org/markup-compatibility/2006" xmlns:o="urn:schemas-microsoft-com:office:office" xmlns:r="http://schemas.openxmlformats.org/officeDocument/2006/relationships" xmlns:m="http://schemas.openxmlformats.org/officeDocument/2006/math" xmlns:v="urn:schemas-microsoft-com:vml" xmlns:wp14="http://schemas.microsoft.com/office/word/2010/wordprocessingDrawing" xmlns:wp="http://schemas.openxmlformats.org/drawingml/2006/wordprocessingDrawing" xmlns:w10="urn:schemas-microsoft-com:office:word" xmlns:w="http://schemas.openxmlformats.org/wordprocessingml/2006/main" xmlns:w14="http://schemas.microsoft.com/office/word/2010/wordml" xmlns:wpg="http://schemas.microsoft.com/office/word/2010/wordprocessingGroup" xmlns:wpi="http://schemas.microsoft.com/office/word/2010/wordprocessingInk" xmlns:wne="http://schemas.microsoft.com/office/word/2006/wordml" xmlns:wps="http://schemas.microsoft.com/office/word/2010/wordprocessingShape" mc:Ignorable="w14 wp14">
+<w:hdr xmlns:wpc="http://schemas.microsoft.com/office/word/2010/wordprocessingCanvas" xmlns:cx="http://schemas.microsoft.com/office/drawing/2014/chartex" xmlns:cx1="http://schemas.microsoft.com/office/drawing/2015/9/8/chartex" xmlns:cx2="http://schemas.microsoft.com/office/drawing/2015/10/21/chartex" xmlns:cx3="http://schemas.microsoft.com/office/drawing/2016/5/9/chartex" xmlns:cx4="http://schemas.microsoft.com/office/drawing/2016/5/10/chartex" xmlns:cx5="http://schemas.microsoft.com/office/drawing/2016/5/11/chartex" xmlns:cx6="http://schemas.microsoft.com/office/drawing/2016/5/12/chartex" xmlns:cx7="http://schemas.microsoft.com/office/drawing/2016/5/13/chartex" xmlns:cx8="http://schemas.microsoft.com/office/drawing/2016/5/14/chartex" xmlns:mc="http://schemas.openxmlformats.org/markup-compatibility/2006" xmlns:aink="http://schemas.microsoft.com/office/drawing/2016/ink" xmlns:am3d="http://schemas.microsoft.com/office/drawing/2017/model3d" xmlns:o="urn:schemas-microsoft-com:office:office" xmlns:oel="http://schemas.microsoft.com/office/2019/extlst" xmlns:r="http://schemas.openxmlformats.org/officeDocument/2006/relationships" xmlns:m="http://schemas.openxmlformats.org/officeDocument/2006/math" xmlns:v="urn:schemas-microsoft-com:vml" xmlns:wp14="http://schemas.microsoft.com/office/word/2010/wordprocessingDrawing" xmlns:wp="http://schemas.openxmlformats.org/drawingml/2006/wordprocessingDrawing" xmlns:w10="urn:schemas-microsoft-com:office:word" xmlns:w="http://schemas.openxmlformats.org/wordprocessingml/2006/main" xmlns:w14="http://schemas.microsoft.com/office/word/2010/wordml" xmlns:w15="http://schemas.microsoft.com/office/word/2012/wordml" xmlns:w16cex="http://schemas.microsoft.com/office/word/2018/wordml/cex" xmlns:w16cid="http://schemas.microsoft.com/office/word/2016/wordml/cid" xmlns:w16="http://schemas.microsoft.com/office/word/2018/wordml" xmlns:w16du="http://schemas.microsoft.com/office/word/2023/wordml/word16du" xmlns:w16sdtdh="http://schemas.microsoft.com/office/word/2020/wordml/sdtdatahash" xmlns:w16sdtfl="http://schemas.microsoft.com/office/word/2024/wordml/sdtformatlock" xmlns:w16se="http://schemas.microsoft.com/office/word/2015/wordml/symex" xmlns:wpg="http://schemas.microsoft.com/office/word/2010/wordprocessingGroup" xmlns:wpi="http://schemas.microsoft.com/office/word/2010/wordprocessingInk" xmlns:wne="http://schemas.microsoft.com/office/word/2006/wordml" xmlns:wps="http://schemas.microsoft.com/office/word/2010/wordprocessingShape" mc:Ignorable="w14 w15 w16se w16cid w16 w16cex w16sdtdh w16sdtfl w16du wp14">
   <w:p>
     <w:pPr>
-      <w:pStyle w:val="a5"/>
+      <w:pStyle w:val="Header"/>
       <w:tabs>
         <w:tab w:val="clear" w:pos="4153"/>
         <w:tab w:val="clear" w:pos="8306"/>
@@ -6155,8 +6160,8 @@
 </file>
 
 <file path=word/numbering.xml><?xml version="1.0" encoding="utf-8"?>
-<w:numbering xmlns:wpc="http://schemas.microsoft.com/office/word/2010/wordprocessingCanvas" xmlns:mc="http://schemas.openxmlformats.org/markup-compatibility/2006" xmlns:o="urn:schemas-microsoft-com:office:office" xmlns:r="http://schemas.openxmlformats.org/officeDocument/2006/relationships" xmlns:m="http://schemas.openxmlformats.org/officeDocument/2006/math" xmlns:v="urn:schemas-microsoft-com:vml" xmlns:wp14="http://schemas.microsoft.com/office/word/2010/wordprocessingDrawing" xmlns:wp="http://schemas.openxmlformats.org/drawingml/2006/wordprocessingDrawing" xmlns:w10="urn:schemas-microsoft-com:office:word" xmlns:w="http://schemas.openxmlformats.org/wordprocessingml/2006/main" xmlns:w14="http://schemas.microsoft.com/office/word/2010/wordml" xmlns:wpg="http://schemas.microsoft.com/office/word/2010/wordprocessingGroup" xmlns:wpi="http://schemas.microsoft.com/office/word/2010/wordprocessingInk" xmlns:wne="http://schemas.microsoft.com/office/word/2006/wordml" xmlns:wps="http://schemas.microsoft.com/office/word/2010/wordprocessingShape" mc:Ignorable="w14 wp14">
-  <w:abstractNum w:abstractNumId="0">
+<w:numbering xmlns:wpc="http://schemas.microsoft.com/office/word/2010/wordprocessingCanvas" xmlns:cx="http://schemas.microsoft.com/office/drawing/2014/chartex" xmlns:cx1="http://schemas.microsoft.com/office/drawing/2015/9/8/chartex" xmlns:cx2="http://schemas.microsoft.com/office/drawing/2015/10/21/chartex" xmlns:cx3="http://schemas.microsoft.com/office/drawing/2016/5/9/chartex" xmlns:cx4="http://schemas.microsoft.com/office/drawing/2016/5/10/chartex" xmlns:cx5="http://schemas.microsoft.com/office/drawing/2016/5/11/chartex" xmlns:cx6="http://schemas.microsoft.com/office/drawing/2016/5/12/chartex" xmlns:cx7="http://schemas.microsoft.com/office/drawing/2016/5/13/chartex" xmlns:cx8="http://schemas.microsoft.com/office/drawing/2016/5/14/chartex" xmlns:mc="http://schemas.openxmlformats.org/markup-compatibility/2006" xmlns:aink="http://schemas.microsoft.com/office/drawing/2016/ink" xmlns:am3d="http://schemas.microsoft.com/office/drawing/2017/model3d" xmlns:o="urn:schemas-microsoft-com:office:office" xmlns:oel="http://schemas.microsoft.com/office/2019/extlst" xmlns:r="http://schemas.openxmlformats.org/officeDocument/2006/relationships" xmlns:m="http://schemas.openxmlformats.org/officeDocument/2006/math" xmlns:v="urn:schemas-microsoft-com:vml" xmlns:wp14="http://schemas.microsoft.com/office/word/2010/wordprocessingDrawing" xmlns:wp="http://schemas.openxmlformats.org/drawingml/2006/wordprocessingDrawing" xmlns:w10="urn:schemas-microsoft-com:office:word" xmlns:w="http://schemas.openxmlformats.org/wordprocessingml/2006/main" xmlns:w14="http://schemas.microsoft.com/office/word/2010/wordml" xmlns:w15="http://schemas.microsoft.com/office/word/2012/wordml" xmlns:w16cex="http://schemas.microsoft.com/office/word/2018/wordml/cex" xmlns:w16cid="http://schemas.microsoft.com/office/word/2016/wordml/cid" xmlns:w16="http://schemas.microsoft.com/office/word/2018/wordml" xmlns:w16du="http://schemas.microsoft.com/office/word/2023/wordml/word16du" xmlns:w16sdtdh="http://schemas.microsoft.com/office/word/2020/wordml/sdtdatahash" xmlns:w16sdtfl="http://schemas.microsoft.com/office/word/2024/wordml/sdtformatlock" xmlns:w16se="http://schemas.microsoft.com/office/word/2015/wordml/symex" xmlns:wpg="http://schemas.microsoft.com/office/word/2010/wordprocessingGroup" xmlns:wpi="http://schemas.microsoft.com/office/word/2010/wordprocessingInk" xmlns:wne="http://schemas.microsoft.com/office/word/2006/wordml" xmlns:wps="http://schemas.microsoft.com/office/word/2010/wordprocessingShape" mc:Ignorable="w14 w15 w16se w16cid w16 w16cex w16sdtdh w16sdtfl w16du wp14">
+  <w:abstractNum w:abstractNumId="0" w15:restartNumberingAfterBreak="0">
     <w:nsid w:val="390F3C64"/>
     <w:multiLevelType w:val="hybridMultilevel"/>
     <w:tmpl w:val="22D6D122"/>
@@ -6245,7 +6250,7 @@
       </w:pPr>
     </w:lvl>
   </w:abstractNum>
-  <w:abstractNum w:abstractNumId="1">
+  <w:abstractNum w:abstractNumId="1" w15:restartNumberingAfterBreak="0">
     <w:nsid w:val="401C4057"/>
     <w:multiLevelType w:val="hybridMultilevel"/>
     <w:tmpl w:val="0C14E1AC"/>
@@ -6334,7 +6339,7 @@
       </w:pPr>
     </w:lvl>
   </w:abstractNum>
-  <w:abstractNum w:abstractNumId="2">
+  <w:abstractNum w:abstractNumId="2" w15:restartNumberingAfterBreak="0">
     <w:nsid w:val="5D415CA1"/>
     <w:multiLevelType w:val="hybridMultilevel"/>
     <w:tmpl w:val="CB66AAD8"/>
@@ -6423,14 +6428,14 @@
       </w:pPr>
     </w:lvl>
   </w:abstractNum>
-  <w:abstractNum w:abstractNumId="3">
+  <w:abstractNum w:abstractNumId="3" w15:restartNumberingAfterBreak="0">
     <w:nsid w:val="7EDC055C"/>
     <w:multiLevelType w:val="multilevel"/>
     <w:tmpl w:val="04080025"/>
     <w:lvl w:ilvl="0">
       <w:start w:val="1"/>
       <w:numFmt w:val="decimal"/>
-      <w:pStyle w:val="1"/>
+      <w:pStyle w:val="Heading1"/>
       <w:lvlText w:val="%1"/>
       <w:lvlJc w:val="left"/>
       <w:pPr>
@@ -6440,7 +6445,7 @@
     <w:lvl w:ilvl="1">
       <w:start w:val="1"/>
       <w:numFmt w:val="decimal"/>
-      <w:pStyle w:val="2"/>
+      <w:pStyle w:val="Heading2"/>
       <w:lvlText w:val="%1.%2"/>
       <w:lvlJc w:val="left"/>
       <w:pPr>
@@ -6450,7 +6455,7 @@
     <w:lvl w:ilvl="2">
       <w:start w:val="1"/>
       <w:numFmt w:val="decimal"/>
-      <w:pStyle w:val="3"/>
+      <w:pStyle w:val="Heading3"/>
       <w:lvlText w:val="%1.%2.%3"/>
       <w:lvlJc w:val="left"/>
       <w:pPr>
@@ -6460,7 +6465,7 @@
     <w:lvl w:ilvl="3">
       <w:start w:val="1"/>
       <w:numFmt w:val="decimal"/>
-      <w:pStyle w:val="4"/>
+      <w:pStyle w:val="Heading4"/>
       <w:lvlText w:val="%1.%2.%3.%4"/>
       <w:lvlJc w:val="left"/>
       <w:pPr>
@@ -6470,7 +6475,7 @@
     <w:lvl w:ilvl="4">
       <w:start w:val="1"/>
       <w:numFmt w:val="decimal"/>
-      <w:pStyle w:val="5"/>
+      <w:pStyle w:val="Heading5"/>
       <w:lvlText w:val="%1.%2.%3.%4.%5"/>
       <w:lvlJc w:val="left"/>
       <w:pPr>
@@ -6480,7 +6485,7 @@
     <w:lvl w:ilvl="5">
       <w:start w:val="1"/>
       <w:numFmt w:val="decimal"/>
-      <w:pStyle w:val="6"/>
+      <w:pStyle w:val="Heading6"/>
       <w:lvlText w:val="%1.%2.%3.%4.%5.%6"/>
       <w:lvlJc w:val="left"/>
       <w:pPr>
@@ -6490,7 +6495,7 @@
     <w:lvl w:ilvl="6">
       <w:start w:val="1"/>
       <w:numFmt w:val="decimal"/>
-      <w:pStyle w:val="7"/>
+      <w:pStyle w:val="Heading7"/>
       <w:lvlText w:val="%1.%2.%3.%4.%5.%6.%7"/>
       <w:lvlJc w:val="left"/>
       <w:pPr>
@@ -6500,7 +6505,7 @@
     <w:lvl w:ilvl="7">
       <w:start w:val="1"/>
       <w:numFmt w:val="decimal"/>
-      <w:pStyle w:val="8"/>
+      <w:pStyle w:val="Heading8"/>
       <w:lvlText w:val="%1.%2.%3.%4.%5.%6.%7.%8"/>
       <w:lvlJc w:val="left"/>
       <w:pPr>
@@ -6510,7 +6515,7 @@
     <w:lvl w:ilvl="8">
       <w:start w:val="1"/>
       <w:numFmt w:val="decimal"/>
-      <w:pStyle w:val="9"/>
+      <w:pStyle w:val="Heading9"/>
       <w:lvlText w:val="%1.%2.%3.%4.%5.%6.%7.%8.%9"/>
       <w:lvlJc w:val="left"/>
       <w:pPr>
@@ -6518,23 +6523,23 @@
       </w:pPr>
     </w:lvl>
   </w:abstractNum>
-  <w:num w:numId="1">
+  <w:num w:numId="1" w16cid:durableId="1692150077">
     <w:abstractNumId w:val="0"/>
   </w:num>
-  <w:num w:numId="2">
+  <w:num w:numId="2" w16cid:durableId="1410545340">
     <w:abstractNumId w:val="1"/>
   </w:num>
-  <w:num w:numId="3">
+  <w:num w:numId="3" w16cid:durableId="978268343">
     <w:abstractNumId w:val="2"/>
   </w:num>
-  <w:num w:numId="4">
+  <w:num w:numId="4" w16cid:durableId="630790889">
     <w:abstractNumId w:val="3"/>
   </w:num>
 </w:numbering>
 </file>
 
 <file path=word/styles.xml><?xml version="1.0" encoding="utf-8"?>
-<w:styles xmlns:mc="http://schemas.openxmlformats.org/markup-compatibility/2006" xmlns:r="http://schemas.openxmlformats.org/officeDocument/2006/relationships" xmlns:w="http://schemas.openxmlformats.org/wordprocessingml/2006/main" xmlns:w14="http://schemas.microsoft.com/office/word/2010/wordml" mc:Ignorable="w14">
+<w:styles xmlns:mc="http://schemas.openxmlformats.org/markup-compatibility/2006" xmlns:r="http://schemas.openxmlformats.org/officeDocument/2006/relationships" xmlns:w="http://schemas.openxmlformats.org/wordprocessingml/2006/main" xmlns:w14="http://schemas.microsoft.com/office/word/2010/wordml" xmlns:w15="http://schemas.microsoft.com/office/word/2012/wordml" xmlns:w16cex="http://schemas.microsoft.com/office/word/2018/wordml/cex" xmlns:w16cid="http://schemas.microsoft.com/office/word/2016/wordml/cid" xmlns:w16="http://schemas.microsoft.com/office/word/2018/wordml" xmlns:w16du="http://schemas.microsoft.com/office/word/2023/wordml/word16du" xmlns:w16sdtdh="http://schemas.microsoft.com/office/word/2020/wordml/sdtdatahash" xmlns:w16sdtfl="http://schemas.microsoft.com/office/word/2024/wordml/sdtformatlock" xmlns:w16se="http://schemas.microsoft.com/office/word/2015/wordml/symex" mc:Ignorable="w14 w15 w16se w16cid w16 w16cex w16sdtdh w16sdtfl w16du">
   <w:docDefaults>
     <w:rPrDefault>
       <w:rPr>
@@ -6551,154 +6556,393 @@
       </w:pPr>
     </w:pPrDefault>
   </w:docDefaults>
-  <w:latentStyles w:defLockedState="0" w:defUIPriority="99" w:defSemiHidden="1" w:defUnhideWhenUsed="1" w:defQFormat="0" w:count="267">
-    <w:lsdException w:name="Normal" w:semiHidden="0" w:uiPriority="0" w:unhideWhenUsed="0" w:qFormat="1"/>
-    <w:lsdException w:name="heading 1" w:semiHidden="0" w:uiPriority="9" w:unhideWhenUsed="0" w:qFormat="1"/>
-    <w:lsdException w:name="heading 2" w:uiPriority="9" w:qFormat="1"/>
-    <w:lsdException w:name="heading 3" w:uiPriority="9" w:qFormat="1"/>
-    <w:lsdException w:name="heading 4" w:uiPriority="9" w:qFormat="1"/>
-    <w:lsdException w:name="heading 5" w:uiPriority="9" w:qFormat="1"/>
-    <w:lsdException w:name="heading 6" w:uiPriority="9" w:qFormat="1"/>
-    <w:lsdException w:name="heading 7" w:uiPriority="9" w:qFormat="1"/>
-    <w:lsdException w:name="heading 8" w:uiPriority="9" w:qFormat="1"/>
-    <w:lsdException w:name="heading 9" w:uiPriority="9" w:qFormat="1"/>
-    <w:lsdException w:name="toc 1" w:uiPriority="39"/>
-    <w:lsdException w:name="toc 2" w:uiPriority="39"/>
-    <w:lsdException w:name="toc 3" w:uiPriority="39"/>
-    <w:lsdException w:name="toc 4" w:uiPriority="39"/>
-    <w:lsdException w:name="toc 5" w:uiPriority="39"/>
-    <w:lsdException w:name="toc 6" w:uiPriority="39"/>
-    <w:lsdException w:name="toc 7" w:uiPriority="39"/>
-    <w:lsdException w:name="toc 8" w:uiPriority="39"/>
-    <w:lsdException w:name="toc 9" w:uiPriority="39"/>
-    <w:lsdException w:name="caption" w:uiPriority="35" w:qFormat="1"/>
-    <w:lsdException w:name="Title" w:semiHidden="0" w:uiPriority="10" w:unhideWhenUsed="0" w:qFormat="1"/>
-    <w:lsdException w:name="Default Paragraph Font" w:uiPriority="1"/>
-    <w:lsdException w:name="Subtitle" w:semiHidden="0" w:uiPriority="11" w:unhideWhenUsed="0" w:qFormat="1"/>
-    <w:lsdException w:name="Strong" w:semiHidden="0" w:uiPriority="22" w:unhideWhenUsed="0" w:qFormat="1"/>
-    <w:lsdException w:name="Emphasis" w:semiHidden="0" w:uiPriority="20" w:unhideWhenUsed="0" w:qFormat="1"/>
-    <w:lsdException w:name="Table Grid" w:semiHidden="0" w:uiPriority="59" w:unhideWhenUsed="0"/>
-    <w:lsdException w:name="Placeholder Text" w:unhideWhenUsed="0"/>
-    <w:lsdException w:name="No Spacing" w:semiHidden="0" w:uiPriority="1" w:unhideWhenUsed="0" w:qFormat="1"/>
-    <w:lsdException w:name="Light Shading" w:semiHidden="0" w:uiPriority="60" w:unhideWhenUsed="0"/>
-    <w:lsdException w:name="Light List" w:semiHidden="0" w:uiPriority="61" w:unhideWhenUsed="0"/>
-    <w:lsdException w:name="Light Grid" w:semiHidden="0" w:uiPriority="62" w:unhideWhenUsed="0"/>
-    <w:lsdException w:name="Medium Shading 1" w:semiHidden="0" w:uiPriority="63" w:unhideWhenUsed="0"/>
-    <w:lsdException w:name="Medium Shading 2" w:semiHidden="0" w:uiPriority="64" w:unhideWhenUsed="0"/>
-    <w:lsdException w:name="Medium List 1" w:semiHidden="0" w:uiPriority="65" w:unhideWhenUsed="0"/>
-    <w:lsdException w:name="Medium List 2" w:semiHidden="0" w:uiPriority="66" w:unhideWhenUsed="0"/>
-    <w:lsdException w:name="Medium Grid 1" w:semiHidden="0" w:uiPriority="67" w:unhideWhenUsed="0"/>
-    <w:lsdException w:name="Medium Grid 2" w:semiHidden="0" w:uiPriority="68" w:unhideWhenUsed="0"/>
-    <w:lsdException w:name="Medium Grid 3" w:semiHidden="0" w:uiPriority="69" w:unhideWhenUsed="0"/>
-    <w:lsdException w:name="Dark List" w:semiHidden="0" w:uiPriority="70" w:unhideWhenUsed="0"/>
-    <w:lsdException w:name="Colorful Shading" w:semiHidden="0" w:uiPriority="71" w:unhideWhenUsed="0"/>
-    <w:lsdException w:name="Colorful List" w:semiHidden="0" w:uiPriority="72" w:unhideWhenUsed="0"/>
-    <w:lsdException w:name="Colorful Grid" w:semiHidden="0" w:uiPriority="73" w:unhideWhenUsed="0"/>
-    <w:lsdException w:name="Light Shading Accent 1" w:semiHidden="0" w:uiPriority="60" w:unhideWhenUsed="0"/>
-    <w:lsdException w:name="Light List Accent 1" w:semiHidden="0" w:uiPriority="61" w:unhideWhenUsed="0"/>
-    <w:lsdException w:name="Light Grid Accent 1" w:semiHidden="0" w:uiPriority="62" w:unhideWhenUsed="0"/>
-    <w:lsdException w:name="Medium Shading 1 Accent 1" w:semiHidden="0" w:uiPriority="63" w:unhideWhenUsed="0"/>
-    <w:lsdException w:name="Medium Shading 2 Accent 1" w:semiHidden="0" w:uiPriority="64" w:unhideWhenUsed="0"/>
-    <w:lsdException w:name="Medium List 1 Accent 1" w:semiHidden="0" w:uiPriority="65" w:unhideWhenUsed="0"/>
-    <w:lsdException w:name="Revision" w:unhideWhenUsed="0"/>
-    <w:lsdException w:name="List Paragraph" w:semiHidden="0" w:uiPriority="34" w:unhideWhenUsed="0" w:qFormat="1"/>
-    <w:lsdException w:name="Quote" w:semiHidden="0" w:uiPriority="29" w:unhideWhenUsed="0" w:qFormat="1"/>
-    <w:lsdException w:name="Intense Quote" w:semiHidden="0" w:uiPriority="30" w:unhideWhenUsed="0" w:qFormat="1"/>
-    <w:lsdException w:name="Medium List 2 Accent 1" w:semiHidden="0" w:uiPriority="66" w:unhideWhenUsed="0"/>
-    <w:lsdException w:name="Medium Grid 1 Accent 1" w:semiHidden="0" w:uiPriority="67" w:unhideWhenUsed="0"/>
-    <w:lsdException w:name="Medium Grid 2 Accent 1" w:semiHidden="0" w:uiPriority="68" w:unhideWhenUsed="0"/>
-    <w:lsdException w:name="Medium Grid 3 Accent 1" w:semiHidden="0" w:uiPriority="69" w:unhideWhenUsed="0"/>
-    <w:lsdException w:name="Dark List Accent 1" w:semiHidden="0" w:uiPriority="70" w:unhideWhenUsed="0"/>
-    <w:lsdException w:name="Colorful Shading Accent 1" w:semiHidden="0" w:uiPriority="71" w:unhideWhenUsed="0"/>
-    <w:lsdException w:name="Colorful List Accent 1" w:semiHidden="0" w:uiPriority="72" w:unhideWhenUsed="0"/>
-    <w:lsdException w:name="Colorful Grid Accent 1" w:semiHidden="0" w:uiPriority="73" w:unhideWhenUsed="0"/>
-    <w:lsdException w:name="Light Shading Accent 2" w:semiHidden="0" w:uiPriority="60" w:unhideWhenUsed="0"/>
-    <w:lsdException w:name="Light List Accent 2" w:semiHidden="0" w:uiPriority="61" w:unhideWhenUsed="0"/>
-    <w:lsdException w:name="Light Grid Accent 2" w:semiHidden="0" w:uiPriority="62" w:unhideWhenUsed="0"/>
-    <w:lsdException w:name="Medium Shading 1 Accent 2" w:semiHidden="0" w:uiPriority="63" w:unhideWhenUsed="0"/>
-    <w:lsdException w:name="Medium Shading 2 Accent 2" w:semiHidden="0" w:uiPriority="64" w:unhideWhenUsed="0"/>
-    <w:lsdException w:name="Medium List 1 Accent 2" w:semiHidden="0" w:uiPriority="65" w:unhideWhenUsed="0"/>
-    <w:lsdException w:name="Medium List 2 Accent 2" w:semiHidden="0" w:uiPriority="66" w:unhideWhenUsed="0"/>
-    <w:lsdException w:name="Medium Grid 1 Accent 2" w:semiHidden="0" w:uiPriority="67" w:unhideWhenUsed="0"/>
-    <w:lsdException w:name="Medium Grid 2 Accent 2" w:semiHidden="0" w:uiPriority="68" w:unhideWhenUsed="0"/>
-    <w:lsdException w:name="Medium Grid 3 Accent 2" w:semiHidden="0" w:uiPriority="69" w:unhideWhenUsed="0"/>
-    <w:lsdException w:name="Dark List Accent 2" w:semiHidden="0" w:uiPriority="70" w:unhideWhenUsed="0"/>
-    <w:lsdException w:name="Colorful Shading Accent 2" w:semiHidden="0" w:uiPriority="71" w:unhideWhenUsed="0"/>
-    <w:lsdException w:name="Colorful List Accent 2" w:semiHidden="0" w:uiPriority="72" w:unhideWhenUsed="0"/>
-    <w:lsdException w:name="Colorful Grid Accent 2" w:semiHidden="0" w:uiPriority="73" w:unhideWhenUsed="0"/>
-    <w:lsdException w:name="Light Shading Accent 3" w:semiHidden="0" w:uiPriority="60" w:unhideWhenUsed="0"/>
-    <w:lsdException w:name="Light List Accent 3" w:semiHidden="0" w:uiPriority="61" w:unhideWhenUsed="0"/>
-    <w:lsdException w:name="Light Grid Accent 3" w:semiHidden="0" w:uiPriority="62" w:unhideWhenUsed="0"/>
-    <w:lsdException w:name="Medium Shading 1 Accent 3" w:semiHidden="0" w:uiPriority="63" w:unhideWhenUsed="0"/>
-    <w:lsdException w:name="Medium Shading 2 Accent 3" w:semiHidden="0" w:uiPriority="64" w:unhideWhenUsed="0"/>
-    <w:lsdException w:name="Medium List 1 Accent 3" w:semiHidden="0" w:uiPriority="65" w:unhideWhenUsed="0"/>
-    <w:lsdException w:name="Medium List 2 Accent 3" w:semiHidden="0" w:uiPriority="66" w:unhideWhenUsed="0"/>
-    <w:lsdException w:name="Medium Grid 1 Accent 3" w:semiHidden="0" w:uiPriority="67" w:unhideWhenUsed="0"/>
-    <w:lsdException w:name="Medium Grid 2 Accent 3" w:semiHidden="0" w:uiPriority="68" w:unhideWhenUsed="0"/>
-    <w:lsdException w:name="Medium Grid 3 Accent 3" w:semiHidden="0" w:uiPriority="69" w:unhideWhenUsed="0"/>
-    <w:lsdException w:name="Dark List Accent 3" w:semiHidden="0" w:uiPriority="70" w:unhideWhenUsed="0"/>
-    <w:lsdException w:name="Colorful Shading Accent 3" w:semiHidden="0" w:uiPriority="71" w:unhideWhenUsed="0"/>
-    <w:lsdException w:name="Colorful List Accent 3" w:semiHidden="0" w:uiPriority="72" w:unhideWhenUsed="0"/>
-    <w:lsdException w:name="Colorful Grid Accent 3" w:semiHidden="0" w:uiPriority="73" w:unhideWhenUsed="0"/>
-    <w:lsdException w:name="Light Shading Accent 4" w:semiHidden="0" w:uiPriority="60" w:unhideWhenUsed="0"/>
-    <w:lsdException w:name="Light List Accent 4" w:semiHidden="0" w:uiPriority="61" w:unhideWhenUsed="0"/>
-    <w:lsdException w:name="Light Grid Accent 4" w:semiHidden="0" w:uiPriority="62" w:unhideWhenUsed="0"/>
-    <w:lsdException w:name="Medium Shading 1 Accent 4" w:semiHidden="0" w:uiPriority="63" w:unhideWhenUsed="0"/>
-    <w:lsdException w:name="Medium Shading 2 Accent 4" w:semiHidden="0" w:uiPriority="64" w:unhideWhenUsed="0"/>
-    <w:lsdException w:name="Medium List 1 Accent 4" w:semiHidden="0" w:uiPriority="65" w:unhideWhenUsed="0"/>
-    <w:lsdException w:name="Medium List 2 Accent 4" w:semiHidden="0" w:uiPriority="66" w:unhideWhenUsed="0"/>
-    <w:lsdException w:name="Medium Grid 1 Accent 4" w:semiHidden="0" w:uiPriority="67" w:unhideWhenUsed="0"/>
-    <w:lsdException w:name="Medium Grid 2 Accent 4" w:semiHidden="0" w:uiPriority="68" w:unhideWhenUsed="0"/>
-    <w:lsdException w:name="Medium Grid 3 Accent 4" w:semiHidden="0" w:uiPriority="69" w:unhideWhenUsed="0"/>
-    <w:lsdException w:name="Dark List Accent 4" w:semiHidden="0" w:uiPriority="70" w:unhideWhenUsed="0"/>
-    <w:lsdException w:name="Colorful Shading Accent 4" w:semiHidden="0" w:uiPriority="71" w:unhideWhenUsed="0"/>
-    <w:lsdException w:name="Colorful List Accent 4" w:semiHidden="0" w:uiPriority="72" w:unhideWhenUsed="0"/>
-    <w:lsdException w:name="Colorful Grid Accent 4" w:semiHidden="0" w:uiPriority="73" w:unhideWhenUsed="0"/>
-    <w:lsdException w:name="Light Shading Accent 5" w:semiHidden="0" w:uiPriority="60" w:unhideWhenUsed="0"/>
-    <w:lsdException w:name="Light List Accent 5" w:semiHidden="0" w:uiPriority="61" w:unhideWhenUsed="0"/>
-    <w:lsdException w:name="Light Grid Accent 5" w:semiHidden="0" w:uiPriority="62" w:unhideWhenUsed="0"/>
-    <w:lsdException w:name="Medium Shading 1 Accent 5" w:semiHidden="0" w:uiPriority="63" w:unhideWhenUsed="0"/>
-    <w:lsdException w:name="Medium Shading 2 Accent 5" w:semiHidden="0" w:uiPriority="64" w:unhideWhenUsed="0"/>
-    <w:lsdException w:name="Medium List 1 Accent 5" w:semiHidden="0" w:uiPriority="65" w:unhideWhenUsed="0"/>
-    <w:lsdException w:name="Medium List 2 Accent 5" w:semiHidden="0" w:uiPriority="66" w:unhideWhenUsed="0"/>
-    <w:lsdException w:name="Medium Grid 1 Accent 5" w:semiHidden="0" w:uiPriority="67" w:unhideWhenUsed="0"/>
-    <w:lsdException w:name="Medium Grid 2 Accent 5" w:semiHidden="0" w:uiPriority="68" w:unhideWhenUsed="0"/>
-    <w:lsdException w:name="Medium Grid 3 Accent 5" w:semiHidden="0" w:uiPriority="69" w:unhideWhenUsed="0"/>
-    <w:lsdException w:name="Dark List Accent 5" w:semiHidden="0" w:uiPriority="70" w:unhideWhenUsed="0"/>
-    <w:lsdException w:name="Colorful Shading Accent 5" w:semiHidden="0" w:uiPriority="71" w:unhideWhenUsed="0"/>
-    <w:lsdException w:name="Colorful List Accent 5" w:semiHidden="0" w:uiPriority="72" w:unhideWhenUsed="0"/>
-    <w:lsdException w:name="Colorful Grid Accent 5" w:semiHidden="0" w:uiPriority="73" w:unhideWhenUsed="0"/>
-    <w:lsdException w:name="Light Shading Accent 6" w:semiHidden="0" w:uiPriority="60" w:unhideWhenUsed="0"/>
-    <w:lsdException w:name="Light List Accent 6" w:semiHidden="0" w:uiPriority="61" w:unhideWhenUsed="0"/>
-    <w:lsdException w:name="Light Grid Accent 6" w:semiHidden="0" w:uiPriority="62" w:unhideWhenUsed="0"/>
-    <w:lsdException w:name="Medium Shading 1 Accent 6" w:semiHidden="0" w:uiPriority="63" w:unhideWhenUsed="0"/>
-    <w:lsdException w:name="Medium Shading 2 Accent 6" w:semiHidden="0" w:uiPriority="64" w:unhideWhenUsed="0"/>
-    <w:lsdException w:name="Medium List 1 Accent 6" w:semiHidden="0" w:uiPriority="65" w:unhideWhenUsed="0"/>
-    <w:lsdException w:name="Medium List 2 Accent 6" w:semiHidden="0" w:uiPriority="66" w:unhideWhenUsed="0"/>
-    <w:lsdException w:name="Medium Grid 1 Accent 6" w:semiHidden="0" w:uiPriority="67" w:unhideWhenUsed="0"/>
-    <w:lsdException w:name="Medium Grid 2 Accent 6" w:semiHidden="0" w:uiPriority="68" w:unhideWhenUsed="0"/>
-    <w:lsdException w:name="Medium Grid 3 Accent 6" w:semiHidden="0" w:uiPriority="69" w:unhideWhenUsed="0"/>
-    <w:lsdException w:name="Dark List Accent 6" w:semiHidden="0" w:uiPriority="70" w:unhideWhenUsed="0"/>
-    <w:lsdException w:name="Colorful Shading Accent 6" w:semiHidden="0" w:uiPriority="71" w:unhideWhenUsed="0"/>
-    <w:lsdException w:name="Colorful List Accent 6" w:semiHidden="0" w:uiPriority="72" w:unhideWhenUsed="0"/>
-    <w:lsdException w:name="Colorful Grid Accent 6" w:semiHidden="0" w:uiPriority="73" w:unhideWhenUsed="0"/>
-    <w:lsdException w:name="Subtle Emphasis" w:semiHidden="0" w:uiPriority="19" w:unhideWhenUsed="0" w:qFormat="1"/>
-    <w:lsdException w:name="Intense Emphasis" w:semiHidden="0" w:uiPriority="21" w:unhideWhenUsed="0" w:qFormat="1"/>
-    <w:lsdException w:name="Subtle Reference" w:semiHidden="0" w:uiPriority="31" w:unhideWhenUsed="0" w:qFormat="1"/>
-    <w:lsdException w:name="Intense Reference" w:semiHidden="0" w:uiPriority="32" w:unhideWhenUsed="0" w:qFormat="1"/>
-    <w:lsdException w:name="Book Title" w:semiHidden="0" w:uiPriority="33" w:unhideWhenUsed="0" w:qFormat="1"/>
-    <w:lsdException w:name="Bibliography" w:uiPriority="37"/>
-    <w:lsdException w:name="TOC Heading" w:uiPriority="39" w:qFormat="1"/>
+  <w:latentStyles w:defLockedState="0" w:defUIPriority="99" w:defSemiHidden="0" w:defUnhideWhenUsed="0" w:defQFormat="0" w:count="376">
+    <w:lsdException w:name="Normal" w:uiPriority="0" w:qFormat="1"/>
+    <w:lsdException w:name="heading 1" w:uiPriority="9" w:qFormat="1"/>
+    <w:lsdException w:name="heading 2" w:semiHidden="1" w:uiPriority="9" w:unhideWhenUsed="1" w:qFormat="1"/>
+    <w:lsdException w:name="heading 3" w:semiHidden="1" w:uiPriority="9" w:unhideWhenUsed="1" w:qFormat="1"/>
+    <w:lsdException w:name="heading 4" w:semiHidden="1" w:uiPriority="9" w:unhideWhenUsed="1" w:qFormat="1"/>
+    <w:lsdException w:name="heading 5" w:semiHidden="1" w:uiPriority="9" w:unhideWhenUsed="1" w:qFormat="1"/>
+    <w:lsdException w:name="heading 6" w:semiHidden="1" w:uiPriority="9" w:unhideWhenUsed="1" w:qFormat="1"/>
+    <w:lsdException w:name="heading 7" w:semiHidden="1" w:uiPriority="9" w:unhideWhenUsed="1" w:qFormat="1"/>
+    <w:lsdException w:name="heading 8" w:semiHidden="1" w:uiPriority="9" w:unhideWhenUsed="1" w:qFormat="1"/>
+    <w:lsdException w:name="heading 9" w:semiHidden="1" w:uiPriority="9" w:unhideWhenUsed="1" w:qFormat="1"/>
+    <w:lsdException w:name="index 1" w:semiHidden="1" w:unhideWhenUsed="1"/>
+    <w:lsdException w:name="index 2" w:semiHidden="1" w:unhideWhenUsed="1"/>
+    <w:lsdException w:name="index 3" w:semiHidden="1" w:unhideWhenUsed="1"/>
+    <w:lsdException w:name="index 4" w:semiHidden="1" w:unhideWhenUsed="1"/>
+    <w:lsdException w:name="index 5" w:semiHidden="1" w:unhideWhenUsed="1"/>
+    <w:lsdException w:name="index 6" w:semiHidden="1" w:unhideWhenUsed="1"/>
+    <w:lsdException w:name="index 7" w:semiHidden="1" w:unhideWhenUsed="1"/>
+    <w:lsdException w:name="index 8" w:semiHidden="1" w:unhideWhenUsed="1"/>
+    <w:lsdException w:name="index 9" w:semiHidden="1" w:unhideWhenUsed="1"/>
+    <w:lsdException w:name="toc 1" w:semiHidden="1" w:uiPriority="39" w:unhideWhenUsed="1"/>
+    <w:lsdException w:name="toc 2" w:semiHidden="1" w:uiPriority="39" w:unhideWhenUsed="1"/>
+    <w:lsdException w:name="toc 3" w:semiHidden="1" w:uiPriority="39" w:unhideWhenUsed="1"/>
+    <w:lsdException w:name="toc 4" w:semiHidden="1" w:uiPriority="39" w:unhideWhenUsed="1"/>
+    <w:lsdException w:name="toc 5" w:semiHidden="1" w:uiPriority="39" w:unhideWhenUsed="1"/>
+    <w:lsdException w:name="toc 6" w:semiHidden="1" w:uiPriority="39" w:unhideWhenUsed="1"/>
+    <w:lsdException w:name="toc 7" w:semiHidden="1" w:uiPriority="39" w:unhideWhenUsed="1"/>
+    <w:lsdException w:name="toc 8" w:semiHidden="1" w:uiPriority="39" w:unhideWhenUsed="1"/>
+    <w:lsdException w:name="toc 9" w:semiHidden="1" w:uiPriority="39" w:unhideWhenUsed="1"/>
+    <w:lsdException w:name="Normal Indent" w:semiHidden="1" w:unhideWhenUsed="1"/>
+    <w:lsdException w:name="footnote text" w:semiHidden="1" w:unhideWhenUsed="1"/>
+    <w:lsdException w:name="annotation text" w:semiHidden="1" w:unhideWhenUsed="1"/>
+    <w:lsdException w:name="header" w:semiHidden="1" w:unhideWhenUsed="1"/>
+    <w:lsdException w:name="footer" w:semiHidden="1" w:unhideWhenUsed="1"/>
+    <w:lsdException w:name="index heading" w:semiHidden="1" w:unhideWhenUsed="1"/>
+    <w:lsdException w:name="caption" w:semiHidden="1" w:uiPriority="35" w:unhideWhenUsed="1" w:qFormat="1"/>
+    <w:lsdException w:name="table of figures" w:semiHidden="1" w:unhideWhenUsed="1"/>
+    <w:lsdException w:name="envelope address" w:semiHidden="1" w:unhideWhenUsed="1"/>
+    <w:lsdException w:name="envelope return" w:semiHidden="1" w:unhideWhenUsed="1"/>
+    <w:lsdException w:name="footnote reference" w:semiHidden="1" w:unhideWhenUsed="1"/>
+    <w:lsdException w:name="annotation reference" w:semiHidden="1" w:unhideWhenUsed="1"/>
+    <w:lsdException w:name="line number" w:semiHidden="1" w:unhideWhenUsed="1"/>
+    <w:lsdException w:name="page number" w:semiHidden="1" w:unhideWhenUsed="1"/>
+    <w:lsdException w:name="endnote reference" w:semiHidden="1" w:unhideWhenUsed="1"/>
+    <w:lsdException w:name="endnote text" w:semiHidden="1" w:unhideWhenUsed="1"/>
+    <w:lsdException w:name="table of authorities" w:semiHidden="1" w:unhideWhenUsed="1"/>
+    <w:lsdException w:name="macro" w:semiHidden="1" w:unhideWhenUsed="1"/>
+    <w:lsdException w:name="toa heading" w:semiHidden="1" w:unhideWhenUsed="1"/>
+    <w:lsdException w:name="List" w:semiHidden="1" w:unhideWhenUsed="1"/>
+    <w:lsdException w:name="List Bullet" w:semiHidden="1" w:unhideWhenUsed="1"/>
+    <w:lsdException w:name="List Number" w:semiHidden="1" w:unhideWhenUsed="1"/>
+    <w:lsdException w:name="List 2" w:semiHidden="1" w:unhideWhenUsed="1"/>
+    <w:lsdException w:name="List 3" w:semiHidden="1" w:unhideWhenUsed="1"/>
+    <w:lsdException w:name="List 4" w:semiHidden="1" w:unhideWhenUsed="1"/>
+    <w:lsdException w:name="List 5" w:semiHidden="1" w:unhideWhenUsed="1"/>
+    <w:lsdException w:name="List Bullet 2" w:semiHidden="1" w:unhideWhenUsed="1"/>
+    <w:lsdException w:name="List Bullet 3" w:semiHidden="1" w:unhideWhenUsed="1"/>
+    <w:lsdException w:name="List Bullet 4" w:semiHidden="1" w:unhideWhenUsed="1"/>
+    <w:lsdException w:name="List Bullet 5" w:semiHidden="1" w:unhideWhenUsed="1"/>
+    <w:lsdException w:name="List Number 2" w:semiHidden="1" w:unhideWhenUsed="1"/>
+    <w:lsdException w:name="List Number 3" w:semiHidden="1" w:unhideWhenUsed="1"/>
+    <w:lsdException w:name="List Number 4" w:semiHidden="1" w:unhideWhenUsed="1"/>
+    <w:lsdException w:name="List Number 5" w:semiHidden="1" w:unhideWhenUsed="1"/>
+    <w:lsdException w:name="Title" w:uiPriority="10" w:qFormat="1"/>
+    <w:lsdException w:name="Closing" w:semiHidden="1" w:unhideWhenUsed="1"/>
+    <w:lsdException w:name="Signature" w:semiHidden="1" w:unhideWhenUsed="1"/>
+    <w:lsdException w:name="Default Paragraph Font" w:semiHidden="1" w:uiPriority="1" w:unhideWhenUsed="1"/>
+    <w:lsdException w:name="Body Text" w:semiHidden="1" w:unhideWhenUsed="1"/>
+    <w:lsdException w:name="Body Text Indent" w:semiHidden="1" w:unhideWhenUsed="1"/>
+    <w:lsdException w:name="List Continue" w:semiHidden="1" w:unhideWhenUsed="1"/>
+    <w:lsdException w:name="List Continue 2" w:semiHidden="1" w:unhideWhenUsed="1"/>
+    <w:lsdException w:name="List Continue 3" w:semiHidden="1" w:unhideWhenUsed="1"/>
+    <w:lsdException w:name="List Continue 4" w:semiHidden="1" w:unhideWhenUsed="1"/>
+    <w:lsdException w:name="List Continue 5" w:semiHidden="1" w:unhideWhenUsed="1"/>
+    <w:lsdException w:name="Message Header" w:semiHidden="1" w:unhideWhenUsed="1"/>
+    <w:lsdException w:name="Subtitle" w:uiPriority="11" w:qFormat="1"/>
+    <w:lsdException w:name="Salutation" w:semiHidden="1" w:unhideWhenUsed="1"/>
+    <w:lsdException w:name="Date" w:semiHidden="1" w:unhideWhenUsed="1"/>
+    <w:lsdException w:name="Body Text First Indent" w:semiHidden="1" w:unhideWhenUsed="1"/>
+    <w:lsdException w:name="Body Text First Indent 2" w:semiHidden="1" w:unhideWhenUsed="1"/>
+    <w:lsdException w:name="Note Heading" w:semiHidden="1" w:unhideWhenUsed="1"/>
+    <w:lsdException w:name="Body Text 2" w:semiHidden="1" w:unhideWhenUsed="1"/>
+    <w:lsdException w:name="Body Text 3" w:semiHidden="1" w:unhideWhenUsed="1"/>
+    <w:lsdException w:name="Body Text Indent 2" w:semiHidden="1" w:unhideWhenUsed="1"/>
+    <w:lsdException w:name="Body Text Indent 3" w:semiHidden="1" w:unhideWhenUsed="1"/>
+    <w:lsdException w:name="Block Text" w:semiHidden="1" w:unhideWhenUsed="1"/>
+    <w:lsdException w:name="Hyperlink" w:semiHidden="1" w:unhideWhenUsed="1"/>
+    <w:lsdException w:name="FollowedHyperlink" w:semiHidden="1" w:unhideWhenUsed="1"/>
+    <w:lsdException w:name="Strong" w:uiPriority="22" w:qFormat="1"/>
+    <w:lsdException w:name="Emphasis" w:uiPriority="20" w:qFormat="1"/>
+    <w:lsdException w:name="Document Map" w:semiHidden="1" w:unhideWhenUsed="1"/>
+    <w:lsdException w:name="Plain Text" w:semiHidden="1" w:unhideWhenUsed="1"/>
+    <w:lsdException w:name="E-mail Signature" w:semiHidden="1" w:unhideWhenUsed="1"/>
+    <w:lsdException w:name="HTML Top of Form" w:semiHidden="1" w:unhideWhenUsed="1"/>
+    <w:lsdException w:name="HTML Bottom of Form" w:semiHidden="1" w:unhideWhenUsed="1"/>
+    <w:lsdException w:name="Normal (Web)" w:semiHidden="1" w:unhideWhenUsed="1"/>
+    <w:lsdException w:name="HTML Acronym" w:semiHidden="1" w:unhideWhenUsed="1"/>
+    <w:lsdException w:name="HTML Address" w:semiHidden="1" w:unhideWhenUsed="1"/>
+    <w:lsdException w:name="HTML Cite" w:semiHidden="1" w:unhideWhenUsed="1"/>
+    <w:lsdException w:name="HTML Code" w:semiHidden="1" w:unhideWhenUsed="1"/>
+    <w:lsdException w:name="HTML Definition" w:semiHidden="1" w:unhideWhenUsed="1"/>
+    <w:lsdException w:name="HTML Keyboard" w:semiHidden="1" w:unhideWhenUsed="1"/>
+    <w:lsdException w:name="HTML Preformatted" w:semiHidden="1" w:unhideWhenUsed="1"/>
+    <w:lsdException w:name="HTML Sample" w:semiHidden="1" w:unhideWhenUsed="1"/>
+    <w:lsdException w:name="HTML Typewriter" w:semiHidden="1" w:unhideWhenUsed="1"/>
+    <w:lsdException w:name="HTML Variable" w:semiHidden="1" w:unhideWhenUsed="1"/>
+    <w:lsdException w:name="Normal Table" w:semiHidden="1" w:unhideWhenUsed="1"/>
+    <w:lsdException w:name="annotation subject" w:semiHidden="1" w:unhideWhenUsed="1"/>
+    <w:lsdException w:name="No List" w:semiHidden="1" w:unhideWhenUsed="1"/>
+    <w:lsdException w:name="Outline List 1" w:semiHidden="1" w:unhideWhenUsed="1"/>
+    <w:lsdException w:name="Outline List 2" w:semiHidden="1" w:unhideWhenUsed="1"/>
+    <w:lsdException w:name="Outline List 3" w:semiHidden="1" w:unhideWhenUsed="1"/>
+    <w:lsdException w:name="Table Simple 1" w:semiHidden="1" w:unhideWhenUsed="1"/>
+    <w:lsdException w:name="Table Simple 2" w:semiHidden="1" w:unhideWhenUsed="1"/>
+    <w:lsdException w:name="Table Simple 3" w:semiHidden="1" w:unhideWhenUsed="1"/>
+    <w:lsdException w:name="Table Classic 1" w:semiHidden="1" w:unhideWhenUsed="1"/>
+    <w:lsdException w:name="Table Classic 2" w:semiHidden="1" w:unhideWhenUsed="1"/>
+    <w:lsdException w:name="Table Classic 3" w:semiHidden="1" w:unhideWhenUsed="1"/>
+    <w:lsdException w:name="Table Classic 4" w:semiHidden="1" w:unhideWhenUsed="1"/>
+    <w:lsdException w:name="Table Colorful 1" w:semiHidden="1" w:unhideWhenUsed="1"/>
+    <w:lsdException w:name="Table Colorful 2" w:semiHidden="1" w:unhideWhenUsed="1"/>
+    <w:lsdException w:name="Table Colorful 3" w:semiHidden="1" w:unhideWhenUsed="1"/>
+    <w:lsdException w:name="Table Columns 1" w:semiHidden="1" w:unhideWhenUsed="1"/>
+    <w:lsdException w:name="Table Columns 2" w:semiHidden="1" w:unhideWhenUsed="1"/>
+    <w:lsdException w:name="Table Columns 3" w:semiHidden="1" w:unhideWhenUsed="1"/>
+    <w:lsdException w:name="Table Columns 4" w:semiHidden="1" w:unhideWhenUsed="1"/>
+    <w:lsdException w:name="Table Columns 5" w:semiHidden="1" w:unhideWhenUsed="1"/>
+    <w:lsdException w:name="Table Grid 1" w:semiHidden="1" w:unhideWhenUsed="1"/>
+    <w:lsdException w:name="Table Grid 2" w:semiHidden="1" w:unhideWhenUsed="1"/>
+    <w:lsdException w:name="Table Grid 3" w:semiHidden="1" w:unhideWhenUsed="1"/>
+    <w:lsdException w:name="Table Grid 4" w:semiHidden="1" w:unhideWhenUsed="1"/>
+    <w:lsdException w:name="Table Grid 5" w:semiHidden="1" w:unhideWhenUsed="1"/>
+    <w:lsdException w:name="Table Grid 6" w:semiHidden="1" w:unhideWhenUsed="1"/>
+    <w:lsdException w:name="Table Grid 7" w:semiHidden="1" w:unhideWhenUsed="1"/>
+    <w:lsdException w:name="Table Grid 8" w:semiHidden="1" w:unhideWhenUsed="1"/>
+    <w:lsdException w:name="Table List 1" w:semiHidden="1" w:unhideWhenUsed="1"/>
+    <w:lsdException w:name="Table List 2" w:semiHidden="1" w:unhideWhenUsed="1"/>
+    <w:lsdException w:name="Table List 3" w:semiHidden="1" w:unhideWhenUsed="1"/>
+    <w:lsdException w:name="Table List 4" w:semiHidden="1" w:unhideWhenUsed="1"/>
+    <w:lsdException w:name="Table List 5" w:semiHidden="1" w:unhideWhenUsed="1"/>
+    <w:lsdException w:name="Table List 6" w:semiHidden="1" w:unhideWhenUsed="1"/>
+    <w:lsdException w:name="Table List 7" w:semiHidden="1" w:unhideWhenUsed="1"/>
+    <w:lsdException w:name="Table List 8" w:semiHidden="1" w:unhideWhenUsed="1"/>
+    <w:lsdException w:name="Table 3D effects 1" w:semiHidden="1" w:unhideWhenUsed="1"/>
+    <w:lsdException w:name="Table 3D effects 2" w:semiHidden="1" w:unhideWhenUsed="1"/>
+    <w:lsdException w:name="Table 3D effects 3" w:semiHidden="1" w:unhideWhenUsed="1"/>
+    <w:lsdException w:name="Table Contemporary" w:semiHidden="1" w:unhideWhenUsed="1"/>
+    <w:lsdException w:name="Table Elegant" w:semiHidden="1" w:unhideWhenUsed="1"/>
+    <w:lsdException w:name="Table Professional" w:semiHidden="1" w:unhideWhenUsed="1"/>
+    <w:lsdException w:name="Table Subtle 1" w:semiHidden="1" w:unhideWhenUsed="1"/>
+    <w:lsdException w:name="Table Subtle 2" w:semiHidden="1" w:unhideWhenUsed="1"/>
+    <w:lsdException w:name="Table Web 1" w:semiHidden="1" w:unhideWhenUsed="1"/>
+    <w:lsdException w:name="Table Web 2" w:semiHidden="1" w:unhideWhenUsed="1"/>
+    <w:lsdException w:name="Table Web 3" w:semiHidden="1" w:unhideWhenUsed="1"/>
+    <w:lsdException w:name="Balloon Text" w:semiHidden="1" w:unhideWhenUsed="1"/>
+    <w:lsdException w:name="Table Grid" w:uiPriority="59"/>
+    <w:lsdException w:name="Table Theme" w:semiHidden="1" w:unhideWhenUsed="1"/>
+    <w:lsdException w:name="Placeholder Text" w:semiHidden="1"/>
+    <w:lsdException w:name="No Spacing" w:uiPriority="1" w:qFormat="1"/>
+    <w:lsdException w:name="Light Shading" w:uiPriority="60"/>
+    <w:lsdException w:name="Light List" w:uiPriority="61"/>
+    <w:lsdException w:name="Light Grid" w:uiPriority="62"/>
+    <w:lsdException w:name="Medium Shading 1" w:uiPriority="63"/>
+    <w:lsdException w:name="Medium Shading 2" w:uiPriority="64"/>
+    <w:lsdException w:name="Medium List 1" w:uiPriority="65"/>
+    <w:lsdException w:name="Medium List 2" w:uiPriority="66"/>
+    <w:lsdException w:name="Medium Grid 1" w:uiPriority="67"/>
+    <w:lsdException w:name="Medium Grid 2" w:uiPriority="68"/>
+    <w:lsdException w:name="Medium Grid 3" w:uiPriority="69"/>
+    <w:lsdException w:name="Dark List" w:uiPriority="70"/>
+    <w:lsdException w:name="Colorful Shading" w:uiPriority="71"/>
+    <w:lsdException w:name="Colorful List" w:uiPriority="72"/>
+    <w:lsdException w:name="Colorful Grid" w:uiPriority="73"/>
+    <w:lsdException w:name="Light Shading Accent 1" w:uiPriority="60"/>
+    <w:lsdException w:name="Light List Accent 1" w:uiPriority="61"/>
+    <w:lsdException w:name="Light Grid Accent 1" w:uiPriority="62"/>
+    <w:lsdException w:name="Medium Shading 1 Accent 1" w:uiPriority="63"/>
+    <w:lsdException w:name="Medium Shading 2 Accent 1" w:uiPriority="64"/>
+    <w:lsdException w:name="Medium List 1 Accent 1" w:uiPriority="65"/>
+    <w:lsdException w:name="Revision" w:semiHidden="1"/>
+    <w:lsdException w:name="List Paragraph" w:uiPriority="34" w:qFormat="1"/>
+    <w:lsdException w:name="Quote" w:uiPriority="29" w:qFormat="1"/>
+    <w:lsdException w:name="Intense Quote" w:uiPriority="30" w:qFormat="1"/>
+    <w:lsdException w:name="Medium List 2 Accent 1" w:uiPriority="66"/>
+    <w:lsdException w:name="Medium Grid 1 Accent 1" w:uiPriority="67"/>
+    <w:lsdException w:name="Medium Grid 2 Accent 1" w:uiPriority="68"/>
+    <w:lsdException w:name="Medium Grid 3 Accent 1" w:uiPriority="69"/>
+    <w:lsdException w:name="Dark List Accent 1" w:uiPriority="70"/>
+    <w:lsdException w:name="Colorful Shading Accent 1" w:uiPriority="71"/>
+    <w:lsdException w:name="Colorful List Accent 1" w:uiPriority="72"/>
+    <w:lsdException w:name="Colorful Grid Accent 1" w:uiPriority="73"/>
+    <w:lsdException w:name="Light Shading Accent 2" w:uiPriority="60"/>
+    <w:lsdException w:name="Light List Accent 2" w:uiPriority="61"/>
+    <w:lsdException w:name="Light Grid Accent 2" w:uiPriority="62"/>
+    <w:lsdException w:name="Medium Shading 1 Accent 2" w:uiPriority="63"/>
+    <w:lsdException w:name="Medium Shading 2 Accent 2" w:uiPriority="64"/>
+    <w:lsdException w:name="Medium List 1 Accent 2" w:uiPriority="65"/>
+    <w:lsdException w:name="Medium List 2 Accent 2" w:uiPriority="66"/>
+    <w:lsdException w:name="Medium Grid 1 Accent 2" w:uiPriority="67"/>
+    <w:lsdException w:name="Medium Grid 2 Accent 2" w:uiPriority="68"/>
+    <w:lsdException w:name="Medium Grid 3 Accent 2" w:uiPriority="69"/>
+    <w:lsdException w:name="Dark List Accent 2" w:uiPriority="70"/>
+    <w:lsdException w:name="Colorful Shading Accent 2" w:uiPriority="71"/>
+    <w:lsdException w:name="Colorful List Accent 2" w:uiPriority="72"/>
+    <w:lsdException w:name="Colorful Grid Accent 2" w:uiPriority="73"/>
+    <w:lsdException w:name="Light Shading Accent 3" w:uiPriority="60"/>
+    <w:lsdException w:name="Light List Accent 3" w:uiPriority="61"/>
+    <w:lsdException w:name="Light Grid Accent 3" w:uiPriority="62"/>
+    <w:lsdException w:name="Medium Shading 1 Accent 3" w:uiPriority="63"/>
+    <w:lsdException w:name="Medium Shading 2 Accent 3" w:uiPriority="64"/>
+    <w:lsdException w:name="Medium List 1 Accent 3" w:uiPriority="65"/>
+    <w:lsdException w:name="Medium List 2 Accent 3" w:uiPriority="66"/>
+    <w:lsdException w:name="Medium Grid 1 Accent 3" w:uiPriority="67"/>
+    <w:lsdException w:name="Medium Grid 2 Accent 3" w:uiPriority="68"/>
+    <w:lsdException w:name="Medium Grid 3 Accent 3" w:uiPriority="69"/>
+    <w:lsdException w:name="Dark List Accent 3" w:uiPriority="70"/>
+    <w:lsdException w:name="Colorful Shading Accent 3" w:uiPriority="71"/>
+    <w:lsdException w:name="Colorful List Accent 3" w:uiPriority="72"/>
+    <w:lsdException w:name="Colorful Grid Accent 3" w:uiPriority="73"/>
+    <w:lsdException w:name="Light Shading Accent 4" w:uiPriority="60"/>
+    <w:lsdException w:name="Light List Accent 4" w:uiPriority="61"/>
+    <w:lsdException w:name="Light Grid Accent 4" w:uiPriority="62"/>
+    <w:lsdException w:name="Medium Shading 1 Accent 4" w:uiPriority="63"/>
+    <w:lsdException w:name="Medium Shading 2 Accent 4" w:uiPriority="64"/>
+    <w:lsdException w:name="Medium List 1 Accent 4" w:uiPriority="65"/>
+    <w:lsdException w:name="Medium List 2 Accent 4" w:uiPriority="66"/>
+    <w:lsdException w:name="Medium Grid 1 Accent 4" w:uiPriority="67"/>
+    <w:lsdException w:name="Medium Grid 2 Accent 4" w:uiPriority="68"/>
+    <w:lsdException w:name="Medium Grid 3 Accent 4" w:uiPriority="69"/>
+    <w:lsdException w:name="Dark List Accent 4" w:uiPriority="70"/>
+    <w:lsdException w:name="Colorful Shading Accent 4" w:uiPriority="71"/>
+    <w:lsdException w:name="Colorful List Accent 4" w:uiPriority="72"/>
+    <w:lsdException w:name="Colorful Grid Accent 4" w:uiPriority="73"/>
+    <w:lsdException w:name="Light Shading Accent 5" w:uiPriority="60"/>
+    <w:lsdException w:name="Light List Accent 5" w:uiPriority="61"/>
+    <w:lsdException w:name="Light Grid Accent 5" w:uiPriority="62"/>
+    <w:lsdException w:name="Medium Shading 1 Accent 5" w:uiPriority="63"/>
+    <w:lsdException w:name="Medium Shading 2 Accent 5" w:uiPriority="64"/>
+    <w:lsdException w:name="Medium List 1 Accent 5" w:uiPriority="65"/>
+    <w:lsdException w:name="Medium List 2 Accent 5" w:uiPriority="66"/>
+    <w:lsdException w:name="Medium Grid 1 Accent 5" w:uiPriority="67"/>
+    <w:lsdException w:name="Medium Grid 2 Accent 5" w:uiPriority="68"/>
+    <w:lsdException w:name="Medium Grid 3 Accent 5" w:uiPriority="69"/>
+    <w:lsdException w:name="Dark List Accent 5" w:uiPriority="70"/>
+    <w:lsdException w:name="Colorful Shading Accent 5" w:uiPriority="71"/>
+    <w:lsdException w:name="Colorful List Accent 5" w:uiPriority="72"/>
+    <w:lsdException w:name="Colorful Grid Accent 5" w:uiPriority="73"/>
+    <w:lsdException w:name="Light Shading Accent 6" w:uiPriority="60"/>
+    <w:lsdException w:name="Light List Accent 6" w:uiPriority="61"/>
+    <w:lsdException w:name="Light Grid Accent 6" w:uiPriority="62"/>
+    <w:lsdException w:name="Medium Shading 1 Accent 6" w:uiPriority="63"/>
+    <w:lsdException w:name="Medium Shading 2 Accent 6" w:uiPriority="64"/>
+    <w:lsdException w:name="Medium List 1 Accent 6" w:uiPriority="65"/>
+    <w:lsdException w:name="Medium List 2 Accent 6" w:uiPriority="66"/>
+    <w:lsdException w:name="Medium Grid 1 Accent 6" w:uiPriority="67"/>
+    <w:lsdException w:name="Medium Grid 2 Accent 6" w:uiPriority="68"/>
+    <w:lsdException w:name="Medium Grid 3 Accent 6" w:uiPriority="69"/>
+    <w:lsdException w:name="Dark List Accent 6" w:uiPriority="70"/>
+    <w:lsdException w:name="Colorful Shading Accent 6" w:uiPriority="71"/>
+    <w:lsdException w:name="Colorful List Accent 6" w:uiPriority="72"/>
+    <w:lsdException w:name="Colorful Grid Accent 6" w:uiPriority="73"/>
+    <w:lsdException w:name="Subtle Emphasis" w:uiPriority="19" w:qFormat="1"/>
+    <w:lsdException w:name="Intense Emphasis" w:uiPriority="21" w:qFormat="1"/>
+    <w:lsdException w:name="Subtle Reference" w:uiPriority="31" w:qFormat="1"/>
+    <w:lsdException w:name="Intense Reference" w:uiPriority="32" w:qFormat="1"/>
+    <w:lsdException w:name="Book Title" w:uiPriority="33" w:qFormat="1"/>
+    <w:lsdException w:name="Bibliography" w:semiHidden="1" w:uiPriority="37" w:unhideWhenUsed="1"/>
+    <w:lsdException w:name="TOC Heading" w:semiHidden="1" w:uiPriority="39" w:unhideWhenUsed="1" w:qFormat="1"/>
+    <w:lsdException w:name="Plain Table 1" w:uiPriority="41"/>
+    <w:lsdException w:name="Plain Table 2" w:uiPriority="42"/>
+    <w:lsdException w:name="Plain Table 3" w:uiPriority="43"/>
+    <w:lsdException w:name="Plain Table 4" w:uiPriority="44"/>
+    <w:lsdException w:name="Plain Table 5" w:uiPriority="45"/>
+    <w:lsdException w:name="Grid Table Light" w:uiPriority="40"/>
+    <w:lsdException w:name="Grid Table 1 Light" w:uiPriority="46"/>
+    <w:lsdException w:name="Grid Table 2" w:uiPriority="47"/>
+    <w:lsdException w:name="Grid Table 3" w:uiPriority="48"/>
+    <w:lsdException w:name="Grid Table 4" w:uiPriority="49"/>
+    <w:lsdException w:name="Grid Table 5 Dark" w:uiPriority="50"/>
+    <w:lsdException w:name="Grid Table 6 Colorful" w:uiPriority="51"/>
+    <w:lsdException w:name="Grid Table 7 Colorful" w:uiPriority="52"/>
+    <w:lsdException w:name="Grid Table 1 Light Accent 1" w:uiPriority="46"/>
+    <w:lsdException w:name="Grid Table 2 Accent 1" w:uiPriority="47"/>
+    <w:lsdException w:name="Grid Table 3 Accent 1" w:uiPriority="48"/>
+    <w:lsdException w:name="Grid Table 4 Accent 1" w:uiPriority="49"/>
+    <w:lsdException w:name="Grid Table 5 Dark Accent 1" w:uiPriority="50"/>
+    <w:lsdException w:name="Grid Table 6 Colorful Accent 1" w:uiPriority="51"/>
+    <w:lsdException w:name="Grid Table 7 Colorful Accent 1" w:uiPriority="52"/>
+    <w:lsdException w:name="Grid Table 1 Light Accent 2" w:uiPriority="46"/>
+    <w:lsdException w:name="Grid Table 2 Accent 2" w:uiPriority="47"/>
+    <w:lsdException w:name="Grid Table 3 Accent 2" w:uiPriority="48"/>
+    <w:lsdException w:name="Grid Table 4 Accent 2" w:uiPriority="49"/>
+    <w:lsdException w:name="Grid Table 5 Dark Accent 2" w:uiPriority="50"/>
+    <w:lsdException w:name="Grid Table 6 Colorful Accent 2" w:uiPriority="51"/>
+    <w:lsdException w:name="Grid Table 7 Colorful Accent 2" w:uiPriority="52"/>
+    <w:lsdException w:name="Grid Table 1 Light Accent 3" w:uiPriority="46"/>
+    <w:lsdException w:name="Grid Table 2 Accent 3" w:uiPriority="47"/>
+    <w:lsdException w:name="Grid Table 3 Accent 3" w:uiPriority="48"/>
+    <w:lsdException w:name="Grid Table 4 Accent 3" w:uiPriority="49"/>
+    <w:lsdException w:name="Grid Table 5 Dark Accent 3" w:uiPriority="50"/>
+    <w:lsdException w:name="Grid Table 6 Colorful Accent 3" w:uiPriority="51"/>
+    <w:lsdException w:name="Grid Table 7 Colorful Accent 3" w:uiPriority="52"/>
+    <w:lsdException w:name="Grid Table 1 Light Accent 4" w:uiPriority="46"/>
+    <w:lsdException w:name="Grid Table 2 Accent 4" w:uiPriority="47"/>
+    <w:lsdException w:name="Grid Table 3 Accent 4" w:uiPriority="48"/>
+    <w:lsdException w:name="Grid Table 4 Accent 4" w:uiPriority="49"/>
+    <w:lsdException w:name="Grid Table 5 Dark Accent 4" w:uiPriority="50"/>
+    <w:lsdException w:name="Grid Table 6 Colorful Accent 4" w:uiPriority="51"/>
+    <w:lsdException w:name="Grid Table 7 Colorful Accent 4" w:uiPriority="52"/>
+    <w:lsdException w:name="Grid Table 1 Light Accent 5" w:uiPriority="46"/>
+    <w:lsdException w:name="Grid Table 2 Accent 5" w:uiPriority="47"/>
+    <w:lsdException w:name="Grid Table 3 Accent 5" w:uiPriority="48"/>
+    <w:lsdException w:name="Grid Table 4 Accent 5" w:uiPriority="49"/>
+    <w:lsdException w:name="Grid Table 5 Dark Accent 5" w:uiPriority="50"/>
+    <w:lsdException w:name="Grid Table 6 Colorful Accent 5" w:uiPriority="51"/>
+    <w:lsdException w:name="Grid Table 7 Colorful Accent 5" w:uiPriority="52"/>
+    <w:lsdException w:name="Grid Table 1 Light Accent 6" w:uiPriority="46"/>
+    <w:lsdException w:name="Grid Table 2 Accent 6" w:uiPriority="47"/>
+    <w:lsdException w:name="Grid Table 3 Accent 6" w:uiPriority="48"/>
+    <w:lsdException w:name="Grid Table 4 Accent 6" w:uiPriority="49"/>
+    <w:lsdException w:name="Grid Table 5 Dark Accent 6" w:uiPriority="50"/>
+    <w:lsdException w:name="Grid Table 6 Colorful Accent 6" w:uiPriority="51"/>
+    <w:lsdException w:name="Grid Table 7 Colorful Accent 6" w:uiPriority="52"/>
+    <w:lsdException w:name="List Table 1 Light" w:uiPriority="46"/>
+    <w:lsdException w:name="List Table 2" w:uiPriority="47"/>
+    <w:lsdException w:name="List Table 3" w:uiPriority="48"/>
+    <w:lsdException w:name="List Table 4" w:uiPriority="49"/>
+    <w:lsdException w:name="List Table 5 Dark" w:uiPriority="50"/>
+    <w:lsdException w:name="List Table 6 Colorful" w:uiPriority="51"/>
+    <w:lsdException w:name="List Table 7 Colorful" w:uiPriority="52"/>
+    <w:lsdException w:name="List Table 1 Light Accent 1" w:uiPriority="46"/>
+    <w:lsdException w:name="List Table 2 Accent 1" w:uiPriority="47"/>
+    <w:lsdException w:name="List Table 3 Accent 1" w:uiPriority="48"/>
+    <w:lsdException w:name="List Table 4 Accent 1" w:uiPriority="49"/>
+    <w:lsdException w:name="List Table 5 Dark Accent 1" w:uiPriority="50"/>
+    <w:lsdException w:name="List Table 6 Colorful Accent 1" w:uiPriority="51"/>
+    <w:lsdException w:name="List Table 7 Colorful Accent 1" w:uiPriority="52"/>
+    <w:lsdException w:name="List Table 1 Light Accent 2" w:uiPriority="46"/>
+    <w:lsdException w:name="List Table 2 Accent 2" w:uiPriority="47"/>
+    <w:lsdException w:name="List Table 3 Accent 2" w:uiPriority="48"/>
+    <w:lsdException w:name="List Table 4 Accent 2" w:uiPriority="49"/>
+    <w:lsdException w:name="List Table 5 Dark Accent 2" w:uiPriority="50"/>
+    <w:lsdException w:name="List Table 6 Colorful Accent 2" w:uiPriority="51"/>
+    <w:lsdException w:name="List Table 7 Colorful Accent 2" w:uiPriority="52"/>
+    <w:lsdException w:name="List Table 1 Light Accent 3" w:uiPriority="46"/>
+    <w:lsdException w:name="List Table 2 Accent 3" w:uiPriority="47"/>
+    <w:lsdException w:name="List Table 3 Accent 3" w:uiPriority="48"/>
+    <w:lsdException w:name="List Table 4 Accent 3" w:uiPriority="49"/>
+    <w:lsdException w:name="List Table 5 Dark Accent 3" w:uiPriority="50"/>
+    <w:lsdException w:name="List Table 6 Colorful Accent 3" w:uiPriority="51"/>
+    <w:lsdException w:name="List Table 7 Colorful Accent 3" w:uiPriority="52"/>
+    <w:lsdException w:name="List Table 1 Light Accent 4" w:uiPriority="46"/>
+    <w:lsdException w:name="List Table 2 Accent 4" w:uiPriority="47"/>
+    <w:lsdException w:name="List Table 3 Accent 4" w:uiPriority="48"/>
+    <w:lsdException w:name="List Table 4 Accent 4" w:uiPriority="49"/>
+    <w:lsdException w:name="List Table 5 Dark Accent 4" w:uiPriority="50"/>
+    <w:lsdException w:name="List Table 6 Colorful Accent 4" w:uiPriority="51"/>
+    <w:lsdException w:name="List Table 7 Colorful Accent 4" w:uiPriority="52"/>
+    <w:lsdException w:name="List Table 1 Light Accent 5" w:uiPriority="46"/>
+    <w:lsdException w:name="List Table 2 Accent 5" w:uiPriority="47"/>
+    <w:lsdException w:name="List Table 3 Accent 5" w:uiPriority="48"/>
+    <w:lsdException w:name="List Table 4 Accent 5" w:uiPriority="49"/>
+    <w:lsdException w:name="List Table 5 Dark Accent 5" w:uiPriority="50"/>
+    <w:lsdException w:name="List Table 6 Colorful Accent 5" w:uiPriority="51"/>
+    <w:lsdException w:name="List Table 7 Colorful Accent 5" w:uiPriority="52"/>
+    <w:lsdException w:name="List Table 1 Light Accent 6" w:uiPriority="46"/>
+    <w:lsdException w:name="List Table 2 Accent 6" w:uiPriority="47"/>
+    <w:lsdException w:name="List Table 3 Accent 6" w:uiPriority="48"/>
+    <w:lsdException w:name="List Table 4 Accent 6" w:uiPriority="49"/>
+    <w:lsdException w:name="List Table 5 Dark Accent 6" w:uiPriority="50"/>
+    <w:lsdException w:name="List Table 6 Colorful Accent 6" w:uiPriority="51"/>
+    <w:lsdException w:name="List Table 7 Colorful Accent 6" w:uiPriority="52"/>
+    <w:lsdException w:name="Mention" w:semiHidden="1" w:unhideWhenUsed="1"/>
+    <w:lsdException w:name="Smart Hyperlink" w:semiHidden="1" w:unhideWhenUsed="1"/>
+    <w:lsdException w:name="Hashtag" w:semiHidden="1" w:unhideWhenUsed="1"/>
+    <w:lsdException w:name="Unresolved Mention" w:semiHidden="1" w:unhideWhenUsed="1"/>
+    <w:lsdException w:name="Smart Link" w:semiHidden="1" w:unhideWhenUsed="1"/>
   </w:latentStyles>
-  <w:style w:type="paragraph" w:default="1" w:styleId="a">
+  <w:style w:type="paragraph" w:default="1" w:styleId="Normal">
     <w:name w:val="Normal"/>
     <w:qFormat/>
   </w:style>
-  <w:style w:type="paragraph" w:styleId="1">
+  <w:style w:type="paragraph" w:styleId="Heading1">
     <w:name w:val="heading 1"/>
-    <w:basedOn w:val="a"/>
-    <w:next w:val="a"/>
-    <w:link w:val="1Char"/>
+    <w:basedOn w:val="Normal"/>
+    <w:next w:val="Normal"/>
+    <w:link w:val="Heading1Char"/>
     <w:uiPriority w:val="9"/>
     <w:qFormat/>
     <w:rsid w:val="00DD3DDA"/>
@@ -6720,11 +6964,11 @@
       <w:szCs w:val="28"/>
     </w:rPr>
   </w:style>
-  <w:style w:type="paragraph" w:styleId="2">
+  <w:style w:type="paragraph" w:styleId="Heading2">
     <w:name w:val="heading 2"/>
-    <w:basedOn w:val="a"/>
-    <w:next w:val="a"/>
-    <w:link w:val="2Char"/>
+    <w:basedOn w:val="Normal"/>
+    <w:next w:val="Normal"/>
+    <w:link w:val="Heading2Char"/>
     <w:uiPriority w:val="9"/>
     <w:unhideWhenUsed/>
     <w:qFormat/>
@@ -6748,11 +6992,11 @@
       <w:szCs w:val="26"/>
     </w:rPr>
   </w:style>
-  <w:style w:type="paragraph" w:styleId="3">
+  <w:style w:type="paragraph" w:styleId="Heading3">
     <w:name w:val="heading 3"/>
-    <w:basedOn w:val="a"/>
-    <w:next w:val="a"/>
-    <w:link w:val="3Char"/>
+    <w:basedOn w:val="Normal"/>
+    <w:next w:val="Normal"/>
+    <w:link w:val="Heading3Char"/>
     <w:uiPriority w:val="9"/>
     <w:semiHidden/>
     <w:unhideWhenUsed/>
@@ -6775,11 +7019,11 @@
       <w:color w:val="4F81BD" w:themeColor="accent1"/>
     </w:rPr>
   </w:style>
-  <w:style w:type="paragraph" w:styleId="4">
+  <w:style w:type="paragraph" w:styleId="Heading4">
     <w:name w:val="heading 4"/>
-    <w:basedOn w:val="a"/>
-    <w:next w:val="a"/>
-    <w:link w:val="4Char"/>
+    <w:basedOn w:val="Normal"/>
+    <w:next w:val="Normal"/>
+    <w:link w:val="Heading4Char"/>
     <w:uiPriority w:val="9"/>
     <w:semiHidden/>
     <w:unhideWhenUsed/>
@@ -6804,11 +7048,11 @@
       <w:color w:val="4F81BD" w:themeColor="accent1"/>
     </w:rPr>
   </w:style>
-  <w:style w:type="paragraph" w:styleId="5">
+  <w:style w:type="paragraph" w:styleId="Heading5">
     <w:name w:val="heading 5"/>
-    <w:basedOn w:val="a"/>
-    <w:next w:val="a"/>
-    <w:link w:val="5Char"/>
+    <w:basedOn w:val="Normal"/>
+    <w:next w:val="Normal"/>
+    <w:link w:val="Heading5Char"/>
     <w:uiPriority w:val="9"/>
     <w:semiHidden/>
     <w:unhideWhenUsed/>
@@ -6829,11 +7073,11 @@
       <w:color w:val="243F60" w:themeColor="accent1" w:themeShade="7F"/>
     </w:rPr>
   </w:style>
-  <w:style w:type="paragraph" w:styleId="6">
+  <w:style w:type="paragraph" w:styleId="Heading6">
     <w:name w:val="heading 6"/>
-    <w:basedOn w:val="a"/>
-    <w:next w:val="a"/>
-    <w:link w:val="6Char"/>
+    <w:basedOn w:val="Normal"/>
+    <w:next w:val="Normal"/>
+    <w:link w:val="Heading6Char"/>
     <w:uiPriority w:val="9"/>
     <w:semiHidden/>
     <w:unhideWhenUsed/>
@@ -6856,11 +7100,11 @@
       <w:color w:val="243F60" w:themeColor="accent1" w:themeShade="7F"/>
     </w:rPr>
   </w:style>
-  <w:style w:type="paragraph" w:styleId="7">
+  <w:style w:type="paragraph" w:styleId="Heading7">
     <w:name w:val="heading 7"/>
-    <w:basedOn w:val="a"/>
-    <w:next w:val="a"/>
-    <w:link w:val="7Char"/>
+    <w:basedOn w:val="Normal"/>
+    <w:next w:val="Normal"/>
+    <w:link w:val="Heading7Char"/>
     <w:uiPriority w:val="9"/>
     <w:semiHidden/>
     <w:unhideWhenUsed/>
@@ -6883,11 +7127,11 @@
       <w:color w:val="404040" w:themeColor="text1" w:themeTint="BF"/>
     </w:rPr>
   </w:style>
-  <w:style w:type="paragraph" w:styleId="8">
+  <w:style w:type="paragraph" w:styleId="Heading8">
     <w:name w:val="heading 8"/>
-    <w:basedOn w:val="a"/>
-    <w:next w:val="a"/>
-    <w:link w:val="8Char"/>
+    <w:basedOn w:val="Normal"/>
+    <w:next w:val="Normal"/>
+    <w:link w:val="Heading8Char"/>
     <w:uiPriority w:val="9"/>
     <w:semiHidden/>
     <w:unhideWhenUsed/>
@@ -6910,11 +7154,11 @@
       <w:szCs w:val="20"/>
     </w:rPr>
   </w:style>
-  <w:style w:type="paragraph" w:styleId="9">
+  <w:style w:type="paragraph" w:styleId="Heading9">
     <w:name w:val="heading 9"/>
-    <w:basedOn w:val="a"/>
-    <w:next w:val="a"/>
-    <w:link w:val="9Char"/>
+    <w:basedOn w:val="Normal"/>
+    <w:next w:val="Normal"/>
+    <w:link w:val="Heading9Char"/>
     <w:uiPriority w:val="9"/>
     <w:semiHidden/>
     <w:unhideWhenUsed/>
@@ -6939,13 +7183,13 @@
       <w:szCs w:val="20"/>
     </w:rPr>
   </w:style>
-  <w:style w:type="character" w:default="1" w:styleId="a0">
+  <w:style w:type="character" w:default="1" w:styleId="DefaultParagraphFont">
     <w:name w:val="Default Paragraph Font"/>
     <w:uiPriority w:val="1"/>
     <w:semiHidden/>
     <w:unhideWhenUsed/>
   </w:style>
-  <w:style w:type="table" w:default="1" w:styleId="a1">
+  <w:style w:type="table" w:default="1" w:styleId="TableNormal">
     <w:name w:val="Normal Table"/>
     <w:uiPriority w:val="99"/>
     <w:semiHidden/>
@@ -6960,7 +7204,7 @@
       </w:tblCellMar>
     </w:tblPr>
   </w:style>
-  <w:style w:type="numbering" w:default="1" w:styleId="a2">
+  <w:style w:type="numbering" w:default="1" w:styleId="NoList">
     <w:name w:val="No List"/>
     <w:uiPriority w:val="99"/>
     <w:semiHidden/>
@@ -7008,10 +7252,10 @@
       <w:color w:val="auto"/>
     </w:rPr>
   </w:style>
-  <w:style w:type="paragraph" w:styleId="a3">
+  <w:style w:type="paragraph" w:styleId="BalloonText">
     <w:name w:val="Balloon Text"/>
-    <w:basedOn w:val="a"/>
-    <w:link w:val="Char"/>
+    <w:basedOn w:val="Normal"/>
+    <w:link w:val="BalloonTextChar"/>
     <w:uiPriority w:val="99"/>
     <w:semiHidden/>
     <w:unhideWhenUsed/>
@@ -7025,10 +7269,10 @@
       <w:szCs w:val="16"/>
     </w:rPr>
   </w:style>
-  <w:style w:type="character" w:customStyle="1" w:styleId="Char">
-    <w:name w:val="Κείμενο πλαισίου Char"/>
-    <w:basedOn w:val="a0"/>
-    <w:link w:val="a3"/>
+  <w:style w:type="character" w:customStyle="1" w:styleId="BalloonTextChar">
+    <w:name w:val="Balloon Text Char"/>
+    <w:basedOn w:val="DefaultParagraphFont"/>
+    <w:link w:val="BalloonText"/>
     <w:uiPriority w:val="99"/>
     <w:semiHidden/>
     <w:rsid w:val="00EC017C"/>
@@ -7038,9 +7282,9 @@
       <w:szCs w:val="16"/>
     </w:rPr>
   </w:style>
-  <w:style w:type="paragraph" w:styleId="a4">
+  <w:style w:type="paragraph" w:styleId="ListParagraph">
     <w:name w:val="List Paragraph"/>
-    <w:basedOn w:val="a"/>
+    <w:basedOn w:val="Normal"/>
     <w:uiPriority w:val="34"/>
     <w:qFormat/>
     <w:rsid w:val="00FA7230"/>
@@ -7049,10 +7293,10 @@
       <w:contextualSpacing/>
     </w:pPr>
   </w:style>
-  <w:style w:type="paragraph" w:styleId="a5">
+  <w:style w:type="paragraph" w:styleId="Header">
     <w:name w:val="header"/>
-    <w:basedOn w:val="a"/>
-    <w:link w:val="Char0"/>
+    <w:basedOn w:val="Normal"/>
+    <w:link w:val="HeaderChar"/>
     <w:uiPriority w:val="99"/>
     <w:unhideWhenUsed/>
     <w:rsid w:val="001E6EB9"/>
@@ -7064,17 +7308,17 @@
       <w:spacing w:after="0" w:line="240" w:lineRule="auto"/>
     </w:pPr>
   </w:style>
-  <w:style w:type="character" w:customStyle="1" w:styleId="Char0">
-    <w:name w:val="Κεφαλίδα Char"/>
-    <w:basedOn w:val="a0"/>
-    <w:link w:val="a5"/>
+  <w:style w:type="character" w:customStyle="1" w:styleId="HeaderChar">
+    <w:name w:val="Header Char"/>
+    <w:basedOn w:val="DefaultParagraphFont"/>
+    <w:link w:val="Header"/>
     <w:uiPriority w:val="99"/>
     <w:rsid w:val="001E6EB9"/>
   </w:style>
-  <w:style w:type="paragraph" w:styleId="a6">
+  <w:style w:type="paragraph" w:styleId="Footer">
     <w:name w:val="footer"/>
-    <w:basedOn w:val="a"/>
-    <w:link w:val="Char1"/>
+    <w:basedOn w:val="Normal"/>
+    <w:link w:val="FooterChar"/>
     <w:uiPriority w:val="99"/>
     <w:unhideWhenUsed/>
     <w:rsid w:val="001E6EB9"/>
@@ -7086,17 +7330,17 @@
       <w:spacing w:after="0" w:line="240" w:lineRule="auto"/>
     </w:pPr>
   </w:style>
-  <w:style w:type="character" w:customStyle="1" w:styleId="Char1">
-    <w:name w:val="Υποσέλιδο Char"/>
-    <w:basedOn w:val="a0"/>
-    <w:link w:val="a6"/>
+  <w:style w:type="character" w:customStyle="1" w:styleId="FooterChar">
+    <w:name w:val="Footer Char"/>
+    <w:basedOn w:val="DefaultParagraphFont"/>
+    <w:link w:val="Footer"/>
     <w:uiPriority w:val="99"/>
     <w:rsid w:val="001E6EB9"/>
   </w:style>
-  <w:style w:type="character" w:customStyle="1" w:styleId="1Char">
-    <w:name w:val="Επικεφαλίδα 1 Char"/>
-    <w:basedOn w:val="a0"/>
-    <w:link w:val="1"/>
+  <w:style w:type="character" w:customStyle="1" w:styleId="Heading1Char">
+    <w:name w:val="Heading 1 Char"/>
+    <w:basedOn w:val="DefaultParagraphFont"/>
+    <w:link w:val="Heading1"/>
     <w:uiPriority w:val="9"/>
     <w:rsid w:val="00DD3DDA"/>
     <w:rPr>
@@ -7108,10 +7352,10 @@
       <w:szCs w:val="28"/>
     </w:rPr>
   </w:style>
-  <w:style w:type="character" w:customStyle="1" w:styleId="2Char">
-    <w:name w:val="Επικεφαλίδα 2 Char"/>
-    <w:basedOn w:val="a0"/>
-    <w:link w:val="2"/>
+  <w:style w:type="character" w:customStyle="1" w:styleId="Heading2Char">
+    <w:name w:val="Heading 2 Char"/>
+    <w:basedOn w:val="DefaultParagraphFont"/>
+    <w:link w:val="Heading2"/>
     <w:uiPriority w:val="9"/>
     <w:rsid w:val="00DD3DDA"/>
     <w:rPr>
@@ -7123,10 +7367,10 @@
       <w:szCs w:val="26"/>
     </w:rPr>
   </w:style>
-  <w:style w:type="character" w:customStyle="1" w:styleId="3Char">
-    <w:name w:val="Επικεφαλίδα 3 Char"/>
-    <w:basedOn w:val="a0"/>
-    <w:link w:val="3"/>
+  <w:style w:type="character" w:customStyle="1" w:styleId="Heading3Char">
+    <w:name w:val="Heading 3 Char"/>
+    <w:basedOn w:val="DefaultParagraphFont"/>
+    <w:link w:val="Heading3"/>
     <w:uiPriority w:val="9"/>
     <w:semiHidden/>
     <w:rsid w:val="00DD3DDA"/>
@@ -7137,10 +7381,10 @@
       <w:color w:val="4F81BD" w:themeColor="accent1"/>
     </w:rPr>
   </w:style>
-  <w:style w:type="character" w:customStyle="1" w:styleId="4Char">
-    <w:name w:val="Επικεφαλίδα 4 Char"/>
-    <w:basedOn w:val="a0"/>
-    <w:link w:val="4"/>
+  <w:style w:type="character" w:customStyle="1" w:styleId="Heading4Char">
+    <w:name w:val="Heading 4 Char"/>
+    <w:basedOn w:val="DefaultParagraphFont"/>
+    <w:link w:val="Heading4"/>
     <w:uiPriority w:val="9"/>
     <w:semiHidden/>
     <w:rsid w:val="00DD3DDA"/>
@@ -7153,10 +7397,10 @@
       <w:color w:val="4F81BD" w:themeColor="accent1"/>
     </w:rPr>
   </w:style>
-  <w:style w:type="character" w:customStyle="1" w:styleId="5Char">
-    <w:name w:val="Επικεφαλίδα 5 Char"/>
-    <w:basedOn w:val="a0"/>
-    <w:link w:val="5"/>
+  <w:style w:type="character" w:customStyle="1" w:styleId="Heading5Char">
+    <w:name w:val="Heading 5 Char"/>
+    <w:basedOn w:val="DefaultParagraphFont"/>
+    <w:link w:val="Heading5"/>
     <w:uiPriority w:val="9"/>
     <w:semiHidden/>
     <w:rsid w:val="00DD3DDA"/>
@@ -7165,10 +7409,10 @@
       <w:color w:val="243F60" w:themeColor="accent1" w:themeShade="7F"/>
     </w:rPr>
   </w:style>
-  <w:style w:type="character" w:customStyle="1" w:styleId="6Char">
-    <w:name w:val="Επικεφαλίδα 6 Char"/>
-    <w:basedOn w:val="a0"/>
-    <w:link w:val="6"/>
+  <w:style w:type="character" w:customStyle="1" w:styleId="Heading6Char">
+    <w:name w:val="Heading 6 Char"/>
+    <w:basedOn w:val="DefaultParagraphFont"/>
+    <w:link w:val="Heading6"/>
     <w:uiPriority w:val="9"/>
     <w:semiHidden/>
     <w:rsid w:val="00DD3DDA"/>
@@ -7179,10 +7423,10 @@
       <w:color w:val="243F60" w:themeColor="accent1" w:themeShade="7F"/>
     </w:rPr>
   </w:style>
-  <w:style w:type="character" w:customStyle="1" w:styleId="7Char">
-    <w:name w:val="Επικεφαλίδα 7 Char"/>
-    <w:basedOn w:val="a0"/>
-    <w:link w:val="7"/>
+  <w:style w:type="character" w:customStyle="1" w:styleId="Heading7Char">
+    <w:name w:val="Heading 7 Char"/>
+    <w:basedOn w:val="DefaultParagraphFont"/>
+    <w:link w:val="Heading7"/>
     <w:uiPriority w:val="9"/>
     <w:semiHidden/>
     <w:rsid w:val="00DD3DDA"/>
@@ -7193,10 +7437,10 @@
       <w:color w:val="404040" w:themeColor="text1" w:themeTint="BF"/>
     </w:rPr>
   </w:style>
-  <w:style w:type="character" w:customStyle="1" w:styleId="8Char">
-    <w:name w:val="Επικεφαλίδα 8 Char"/>
-    <w:basedOn w:val="a0"/>
-    <w:link w:val="8"/>
+  <w:style w:type="character" w:customStyle="1" w:styleId="Heading8Char">
+    <w:name w:val="Heading 8 Char"/>
+    <w:basedOn w:val="DefaultParagraphFont"/>
+    <w:link w:val="Heading8"/>
     <w:uiPriority w:val="9"/>
     <w:semiHidden/>
     <w:rsid w:val="00DD3DDA"/>
@@ -7207,10 +7451,10 @@
       <w:szCs w:val="20"/>
     </w:rPr>
   </w:style>
-  <w:style w:type="character" w:customStyle="1" w:styleId="9Char">
-    <w:name w:val="Επικεφαλίδα 9 Char"/>
-    <w:basedOn w:val="a0"/>
-    <w:link w:val="9"/>
+  <w:style w:type="character" w:customStyle="1" w:styleId="Heading9Char">
+    <w:name w:val="Heading 9 Char"/>
+    <w:basedOn w:val="DefaultParagraphFont"/>
+    <w:link w:val="Heading9"/>
     <w:uiPriority w:val="9"/>
     <w:semiHidden/>
     <w:rsid w:val="00DD3DDA"/>
@@ -7223,9 +7467,9 @@
       <w:szCs w:val="20"/>
     </w:rPr>
   </w:style>
-  <w:style w:type="table" w:styleId="a7">
+  <w:style w:type="table" w:styleId="TableGrid">
     <w:name w:val="Table Grid"/>
-    <w:basedOn w:val="a1"/>
+    <w:basedOn w:val="TableNormal"/>
     <w:uiPriority w:val="59"/>
     <w:rsid w:val="00183C16"/>
     <w:pPr>
@@ -7242,10 +7486,10 @@
       </w:tblBorders>
     </w:tblPr>
   </w:style>
-  <w:style w:type="paragraph" w:styleId="a8">
+  <w:style w:type="paragraph" w:styleId="TOCHeading">
     <w:name w:val="TOC Heading"/>
-    <w:basedOn w:val="1"/>
-    <w:next w:val="a"/>
+    <w:basedOn w:val="Heading1"/>
+    <w:next w:val="Normal"/>
     <w:uiPriority w:val="39"/>
     <w:semiHidden/>
     <w:unhideWhenUsed/>
@@ -7261,10 +7505,10 @@
       <w:lang w:eastAsia="el-GR"/>
     </w:rPr>
   </w:style>
-  <w:style w:type="paragraph" w:styleId="10">
+  <w:style w:type="paragraph" w:styleId="TOC1">
     <w:name w:val="toc 1"/>
-    <w:basedOn w:val="a"/>
-    <w:next w:val="a"/>
+    <w:basedOn w:val="Normal"/>
+    <w:next w:val="Normal"/>
     <w:autoRedefine/>
     <w:uiPriority w:val="39"/>
     <w:unhideWhenUsed/>
@@ -7273,10 +7517,10 @@
       <w:spacing w:after="100"/>
     </w:pPr>
   </w:style>
-  <w:style w:type="paragraph" w:styleId="20">
+  <w:style w:type="paragraph" w:styleId="TOC2">
     <w:name w:val="toc 2"/>
-    <w:basedOn w:val="a"/>
-    <w:next w:val="a"/>
+    <w:basedOn w:val="Normal"/>
+    <w:next w:val="Normal"/>
     <w:autoRedefine/>
     <w:uiPriority w:val="39"/>
     <w:unhideWhenUsed/>
@@ -7286,776 +7530,9 @@
       <w:ind w:left="220"/>
     </w:pPr>
   </w:style>
-  <w:style w:type="character" w:styleId="-">
+  <w:style w:type="character" w:styleId="Hyperlink">
     <w:name w:val="Hyperlink"/>
-    <w:basedOn w:val="a0"/>
-    <w:uiPriority w:val="99"/>
-    <w:unhideWhenUsed/>
-    <w:rsid w:val="00414D22"/>
-    <w:rPr>
-      <w:color w:val="0000FF" w:themeColor="hyperlink"/>
-      <w:u w:val="single"/>
-    </w:rPr>
-  </w:style>
-</w:styles>
-</file>
-
-<file path=word/stylesWithEffects.xml><?xml version="1.0" encoding="utf-8"?>
-<w:styles xmlns:wpc="http://schemas.microsoft.com/office/word/2010/wordprocessingCanvas" xmlns:mc="http://schemas.openxmlformats.org/markup-compatibility/2006" xmlns:o="urn:schemas-microsoft-com:office:office" xmlns:r="http://schemas.openxmlformats.org/officeDocument/2006/relationships" xmlns:m="http://schemas.openxmlformats.org/officeDocument/2006/math" xmlns:v="urn:schemas-microsoft-com:vml" xmlns:wp14="http://schemas.microsoft.com/office/word/2010/wordprocessingDrawing" xmlns:wp="http://schemas.openxmlformats.org/drawingml/2006/wordprocessingDrawing" xmlns:w10="urn:schemas-microsoft-com:office:word" xmlns:w="http://schemas.openxmlformats.org/wordprocessingml/2006/main" xmlns:w14="http://schemas.microsoft.com/office/word/2010/wordml" xmlns:wpg="http://schemas.microsoft.com/office/word/2010/wordprocessingGroup" xmlns:wpi="http://schemas.microsoft.com/office/word/2010/wordprocessingInk" xmlns:wne="http://schemas.microsoft.com/office/word/2006/wordml" xmlns:wps="http://schemas.microsoft.com/office/word/2010/wordprocessingShape" mc:Ignorable="w14 wp14">
-  <w:docDefaults>
-    <w:rPrDefault>
-      <w:rPr>
-        <w:rFonts w:asciiTheme="minorHAnsi" w:eastAsiaTheme="minorHAnsi" w:hAnsiTheme="minorHAnsi" w:cstheme="minorBidi"/>
-        <w:sz w:val="22"/>
-        <w:szCs w:val="22"/>
-        <w:lang w:val="el-GR" w:eastAsia="en-US" w:bidi="ar-SA"/>
-      </w:rPr>
-    </w:rPrDefault>
-    <w:pPrDefault>
-      <w:pPr>
-        <w:spacing w:after="240" w:line="360" w:lineRule="auto"/>
-        <w:ind w:right="284"/>
-      </w:pPr>
-    </w:pPrDefault>
-  </w:docDefaults>
-  <w:latentStyles w:defLockedState="0" w:defUIPriority="99" w:defSemiHidden="1" w:defUnhideWhenUsed="1" w:defQFormat="0" w:count="267">
-    <w:lsdException w:name="Normal" w:semiHidden="0" w:uiPriority="0" w:unhideWhenUsed="0" w:qFormat="1"/>
-    <w:lsdException w:name="heading 1" w:semiHidden="0" w:uiPriority="9" w:unhideWhenUsed="0" w:qFormat="1"/>
-    <w:lsdException w:name="heading 2" w:uiPriority="9" w:qFormat="1"/>
-    <w:lsdException w:name="heading 3" w:uiPriority="9" w:qFormat="1"/>
-    <w:lsdException w:name="heading 4" w:uiPriority="9" w:qFormat="1"/>
-    <w:lsdException w:name="heading 5" w:uiPriority="9" w:qFormat="1"/>
-    <w:lsdException w:name="heading 6" w:uiPriority="9" w:qFormat="1"/>
-    <w:lsdException w:name="heading 7" w:uiPriority="9" w:qFormat="1"/>
-    <w:lsdException w:name="heading 8" w:uiPriority="9" w:qFormat="1"/>
-    <w:lsdException w:name="heading 9" w:uiPriority="9" w:qFormat="1"/>
-    <w:lsdException w:name="toc 1" w:uiPriority="39"/>
-    <w:lsdException w:name="toc 2" w:uiPriority="39"/>
-    <w:lsdException w:name="toc 3" w:uiPriority="39"/>
-    <w:lsdException w:name="toc 4" w:uiPriority="39"/>
-    <w:lsdException w:name="toc 5" w:uiPriority="39"/>
-    <w:lsdException w:name="toc 6" w:uiPriority="39"/>
-    <w:lsdException w:name="toc 7" w:uiPriority="39"/>
-    <w:lsdException w:name="toc 8" w:uiPriority="39"/>
-    <w:lsdException w:name="toc 9" w:uiPriority="39"/>
-    <w:lsdException w:name="caption" w:uiPriority="35" w:qFormat="1"/>
-    <w:lsdException w:name="Title" w:semiHidden="0" w:uiPriority="10" w:unhideWhenUsed="0" w:qFormat="1"/>
-    <w:lsdException w:name="Default Paragraph Font" w:uiPriority="1"/>
-    <w:lsdException w:name="Subtitle" w:semiHidden="0" w:uiPriority="11" w:unhideWhenUsed="0" w:qFormat="1"/>
-    <w:lsdException w:name="Strong" w:semiHidden="0" w:uiPriority="22" w:unhideWhenUsed="0" w:qFormat="1"/>
-    <w:lsdException w:name="Emphasis" w:semiHidden="0" w:uiPriority="20" w:unhideWhenUsed="0" w:qFormat="1"/>
-    <w:lsdException w:name="Table Grid" w:semiHidden="0" w:uiPriority="59" w:unhideWhenUsed="0"/>
-    <w:lsdException w:name="Placeholder Text" w:unhideWhenUsed="0"/>
-    <w:lsdException w:name="No Spacing" w:semiHidden="0" w:uiPriority="1" w:unhideWhenUsed="0" w:qFormat="1"/>
-    <w:lsdException w:name="Light Shading" w:semiHidden="0" w:uiPriority="60" w:unhideWhenUsed="0"/>
-    <w:lsdException w:name="Light List" w:semiHidden="0" w:uiPriority="61" w:unhideWhenUsed="0"/>
-    <w:lsdException w:name="Light Grid" w:semiHidden="0" w:uiPriority="62" w:unhideWhenUsed="0"/>
-    <w:lsdException w:name="Medium Shading 1" w:semiHidden="0" w:uiPriority="63" w:unhideWhenUsed="0"/>
-    <w:lsdException w:name="Medium Shading 2" w:semiHidden="0" w:uiPriority="64" w:unhideWhenUsed="0"/>
-    <w:lsdException w:name="Medium List 1" w:semiHidden="0" w:uiPriority="65" w:unhideWhenUsed="0"/>
-    <w:lsdException w:name="Medium List 2" w:semiHidden="0" w:uiPriority="66" w:unhideWhenUsed="0"/>
-    <w:lsdException w:name="Medium Grid 1" w:semiHidden="0" w:uiPriority="67" w:unhideWhenUsed="0"/>
-    <w:lsdException w:name="Medium Grid 2" w:semiHidden="0" w:uiPriority="68" w:unhideWhenUsed="0"/>
-    <w:lsdException w:name="Medium Grid 3" w:semiHidden="0" w:uiPriority="69" w:unhideWhenUsed="0"/>
-    <w:lsdException w:name="Dark List" w:semiHidden="0" w:uiPriority="70" w:unhideWhenUsed="0"/>
-    <w:lsdException w:name="Colorful Shading" w:semiHidden="0" w:uiPriority="71" w:unhideWhenUsed="0"/>
-    <w:lsdException w:name="Colorful List" w:semiHidden="0" w:uiPriority="72" w:unhideWhenUsed="0"/>
-    <w:lsdException w:name="Colorful Grid" w:semiHidden="0" w:uiPriority="73" w:unhideWhenUsed="0"/>
-    <w:lsdException w:name="Light Shading Accent 1" w:semiHidden="0" w:uiPriority="60" w:unhideWhenUsed="0"/>
-    <w:lsdException w:name="Light List Accent 1" w:semiHidden="0" w:uiPriority="61" w:unhideWhenUsed="0"/>
-    <w:lsdException w:name="Light Grid Accent 1" w:semiHidden="0" w:uiPriority="62" w:unhideWhenUsed="0"/>
-    <w:lsdException w:name="Medium Shading 1 Accent 1" w:semiHidden="0" w:uiPriority="63" w:unhideWhenUsed="0"/>
-    <w:lsdException w:name="Medium Shading 2 Accent 1" w:semiHidden="0" w:uiPriority="64" w:unhideWhenUsed="0"/>
-    <w:lsdException w:name="Medium List 1 Accent 1" w:semiHidden="0" w:uiPriority="65" w:unhideWhenUsed="0"/>
-    <w:lsdException w:name="Revision" w:unhideWhenUsed="0"/>
-    <w:lsdException w:name="List Paragraph" w:semiHidden="0" w:uiPriority="34" w:unhideWhenUsed="0" w:qFormat="1"/>
-    <w:lsdException w:name="Quote" w:semiHidden="0" w:uiPriority="29" w:unhideWhenUsed="0" w:qFormat="1"/>
-    <w:lsdException w:name="Intense Quote" w:semiHidden="0" w:uiPriority="30" w:unhideWhenUsed="0" w:qFormat="1"/>
-    <w:lsdException w:name="Medium List 2 Accent 1" w:semiHidden="0" w:uiPriority="66" w:unhideWhenUsed="0"/>
-    <w:lsdException w:name="Medium Grid 1 Accent 1" w:semiHidden="0" w:uiPriority="67" w:unhideWhenUsed="0"/>
-    <w:lsdException w:name="Medium Grid 2 Accent 1" w:semiHidden="0" w:uiPriority="68" w:unhideWhenUsed="0"/>
-    <w:lsdException w:name="Medium Grid 3 Accent 1" w:semiHidden="0" w:uiPriority="69" w:unhideWhenUsed="0"/>
-    <w:lsdException w:name="Dark List Accent 1" w:semiHidden="0" w:uiPriority="70" w:unhideWhenUsed="0"/>
-    <w:lsdException w:name="Colorful Shading Accent 1" w:semiHidden="0" w:uiPriority="71" w:unhideWhenUsed="0"/>
-    <w:lsdException w:name="Colorful List Accent 1" w:semiHidden="0" w:uiPriority="72" w:unhideWhenUsed="0"/>
-    <w:lsdException w:name="Colorful Grid Accent 1" w:semiHidden="0" w:uiPriority="73" w:unhideWhenUsed="0"/>
-    <w:lsdException w:name="Light Shading Accent 2" w:semiHidden="0" w:uiPriority="60" w:unhideWhenUsed="0"/>
-    <w:lsdException w:name="Light List Accent 2" w:semiHidden="0" w:uiPriority="61" w:unhideWhenUsed="0"/>
-    <w:lsdException w:name="Light Grid Accent 2" w:semiHidden="0" w:uiPriority="62" w:unhideWhenUsed="0"/>
-    <w:lsdException w:name="Medium Shading 1 Accent 2" w:semiHidden="0" w:uiPriority="63" w:unhideWhenUsed="0"/>
-    <w:lsdException w:name="Medium Shading 2 Accent 2" w:semiHidden="0" w:uiPriority="64" w:unhideWhenUsed="0"/>
-    <w:lsdException w:name="Medium List 1 Accent 2" w:semiHidden="0" w:uiPriority="65" w:unhideWhenUsed="0"/>
-    <w:lsdException w:name="Medium List 2 Accent 2" w:semiHidden="0" w:uiPriority="66" w:unhideWhenUsed="0"/>
-    <w:lsdException w:name="Medium Grid 1 Accent 2" w:semiHidden="0" w:uiPriority="67" w:unhideWhenUsed="0"/>
-    <w:lsdException w:name="Medium Grid 2 Accent 2" w:semiHidden="0" w:uiPriority="68" w:unhideWhenUsed="0"/>
-    <w:lsdException w:name="Medium Grid 3 Accent 2" w:semiHidden="0" w:uiPriority="69" w:unhideWhenUsed="0"/>
-    <w:lsdException w:name="Dark List Accent 2" w:semiHidden="0" w:uiPriority="70" w:unhideWhenUsed="0"/>
-    <w:lsdException w:name="Colorful Shading Accent 2" w:semiHidden="0" w:uiPriority="71" w:unhideWhenUsed="0"/>
-    <w:lsdException w:name="Colorful List Accent 2" w:semiHidden="0" w:uiPriority="72" w:unhideWhenUsed="0"/>
-    <w:lsdException w:name="Colorful Grid Accent 2" w:semiHidden="0" w:uiPriority="73" w:unhideWhenUsed="0"/>
-    <w:lsdException w:name="Light Shading Accent 3" w:semiHidden="0" w:uiPriority="60" w:unhideWhenUsed="0"/>
-    <w:lsdException w:name="Light List Accent 3" w:semiHidden="0" w:uiPriority="61" w:unhideWhenUsed="0"/>
-    <w:lsdException w:name="Light Grid Accent 3" w:semiHidden="0" w:uiPriority="62" w:unhideWhenUsed="0"/>
-    <w:lsdException w:name="Medium Shading 1 Accent 3" w:semiHidden="0" w:uiPriority="63" w:unhideWhenUsed="0"/>
-    <w:lsdException w:name="Medium Shading 2 Accent 3" w:semiHidden="0" w:uiPriority="64" w:unhideWhenUsed="0"/>
-    <w:lsdException w:name="Medium List 1 Accent 3" w:semiHidden="0" w:uiPriority="65" w:unhideWhenUsed="0"/>
-    <w:lsdException w:name="Medium List 2 Accent 3" w:semiHidden="0" w:uiPriority="66" w:unhideWhenUsed="0"/>
-    <w:lsdException w:name="Medium Grid 1 Accent 3" w:semiHidden="0" w:uiPriority="67" w:unhideWhenUsed="0"/>
-    <w:lsdException w:name="Medium Grid 2 Accent 3" w:semiHidden="0" w:uiPriority="68" w:unhideWhenUsed="0"/>
-    <w:lsdException w:name="Medium Grid 3 Accent 3" w:semiHidden="0" w:uiPriority="69" w:unhideWhenUsed="0"/>
-    <w:lsdException w:name="Dark List Accent 3" w:semiHidden="0" w:uiPriority="70" w:unhideWhenUsed="0"/>
-    <w:lsdException w:name="Colorful Shading Accent 3" w:semiHidden="0" w:uiPriority="71" w:unhideWhenUsed="0"/>
-    <w:lsdException w:name="Colorful List Accent 3" w:semiHidden="0" w:uiPriority="72" w:unhideWhenUsed="0"/>
-    <w:lsdException w:name="Colorful Grid Accent 3" w:semiHidden="0" w:uiPriority="73" w:unhideWhenUsed="0"/>
-    <w:lsdException w:name="Light Shading Accent 4" w:semiHidden="0" w:uiPriority="60" w:unhideWhenUsed="0"/>
-    <w:lsdException w:name="Light List Accent 4" w:semiHidden="0" w:uiPriority="61" w:unhideWhenUsed="0"/>
-    <w:lsdException w:name="Light Grid Accent 4" w:semiHidden="0" w:uiPriority="62" w:unhideWhenUsed="0"/>
-    <w:lsdException w:name="Medium Shading 1 Accent 4" w:semiHidden="0" w:uiPriority="63" w:unhideWhenUsed="0"/>
-    <w:lsdException w:name="Medium Shading 2 Accent 4" w:semiHidden="0" w:uiPriority="64" w:unhideWhenUsed="0"/>
-    <w:lsdException w:name="Medium List 1 Accent 4" w:semiHidden="0" w:uiPriority="65" w:unhideWhenUsed="0"/>
-    <w:lsdException w:name="Medium List 2 Accent 4" w:semiHidden="0" w:uiPriority="66" w:unhideWhenUsed="0"/>
-    <w:lsdException w:name="Medium Grid 1 Accent 4" w:semiHidden="0" w:uiPriority="67" w:unhideWhenUsed="0"/>
-    <w:lsdException w:name="Medium Grid 2 Accent 4" w:semiHidden="0" w:uiPriority="68" w:unhideWhenUsed="0"/>
-    <w:lsdException w:name="Medium Grid 3 Accent 4" w:semiHidden="0" w:uiPriority="69" w:unhideWhenUsed="0"/>
-    <w:lsdException w:name="Dark List Accent 4" w:semiHidden="0" w:uiPriority="70" w:unhideWhenUsed="0"/>
-    <w:lsdException w:name="Colorful Shading Accent 4" w:semiHidden="0" w:uiPriority="71" w:unhideWhenUsed="0"/>
-    <w:lsdException w:name="Colorful List Accent 4" w:semiHidden="0" w:uiPriority="72" w:unhideWhenUsed="0"/>
-    <w:lsdException w:name="Colorful Grid Accent 4" w:semiHidden="0" w:uiPriority="73" w:unhideWhenUsed="0"/>
-    <w:lsdException w:name="Light Shading Accent 5" w:semiHidden="0" w:uiPriority="60" w:unhideWhenUsed="0"/>
-    <w:lsdException w:name="Light List Accent 5" w:semiHidden="0" w:uiPriority="61" w:unhideWhenUsed="0"/>
-    <w:lsdException w:name="Light Grid Accent 5" w:semiHidden="0" w:uiPriority="62" w:unhideWhenUsed="0"/>
-    <w:lsdException w:name="Medium Shading 1 Accent 5" w:semiHidden="0" w:uiPriority="63" w:unhideWhenUsed="0"/>
-    <w:lsdException w:name="Medium Shading 2 Accent 5" w:semiHidden="0" w:uiPriority="64" w:unhideWhenUsed="0"/>
-    <w:lsdException w:name="Medium List 1 Accent 5" w:semiHidden="0" w:uiPriority="65" w:unhideWhenUsed="0"/>
-    <w:lsdException w:name="Medium List 2 Accent 5" w:semiHidden="0" w:uiPriority="66" w:unhideWhenUsed="0"/>
-    <w:lsdException w:name="Medium Grid 1 Accent 5" w:semiHidden="0" w:uiPriority="67" w:unhideWhenUsed="0"/>
-    <w:lsdException w:name="Medium Grid 2 Accent 5" w:semiHidden="0" w:uiPriority="68" w:unhideWhenUsed="0"/>
-    <w:lsdException w:name="Medium Grid 3 Accent 5" w:semiHidden="0" w:uiPriority="69" w:unhideWhenUsed="0"/>
-    <w:lsdException w:name="Dark List Accent 5" w:semiHidden="0" w:uiPriority="70" w:unhideWhenUsed="0"/>
-    <w:lsdException w:name="Colorful Shading Accent 5" w:semiHidden="0" w:uiPriority="71" w:unhideWhenUsed="0"/>
-    <w:lsdException w:name="Colorful List Accent 5" w:semiHidden="0" w:uiPriority="72" w:unhideWhenUsed="0"/>
-    <w:lsdException w:name="Colorful Grid Accent 5" w:semiHidden="0" w:uiPriority="73" w:unhideWhenUsed="0"/>
-    <w:lsdException w:name="Light Shading Accent 6" w:semiHidden="0" w:uiPriority="60" w:unhideWhenUsed="0"/>
-    <w:lsdException w:name="Light List Accent 6" w:semiHidden="0" w:uiPriority="61" w:unhideWhenUsed="0"/>
-    <w:lsdException w:name="Light Grid Accent 6" w:semiHidden="0" w:uiPriority="62" w:unhideWhenUsed="0"/>
-    <w:lsdException w:name="Medium Shading 1 Accent 6" w:semiHidden="0" w:uiPriority="63" w:unhideWhenUsed="0"/>
-    <w:lsdException w:name="Medium Shading 2 Accent 6" w:semiHidden="0" w:uiPriority="64" w:unhideWhenUsed="0"/>
-    <w:lsdException w:name="Medium List 1 Accent 6" w:semiHidden="0" w:uiPriority="65" w:unhideWhenUsed="0"/>
-    <w:lsdException w:name="Medium List 2 Accent 6" w:semiHidden="0" w:uiPriority="66" w:unhideWhenUsed="0"/>
-    <w:lsdException w:name="Medium Grid 1 Accent 6" w:semiHidden="0" w:uiPriority="67" w:unhideWhenUsed="0"/>
-    <w:lsdException w:name="Medium Grid 2 Accent 6" w:semiHidden="0" w:uiPriority="68" w:unhideWhenUsed="0"/>
-    <w:lsdException w:name="Medium Grid 3 Accent 6" w:semiHidden="0" w:uiPriority="69" w:unhideWhenUsed="0"/>
-    <w:lsdException w:name="Dark List Accent 6" w:semiHidden="0" w:uiPriority="70" w:unhideWhenUsed="0"/>
-    <w:lsdException w:name="Colorful Shading Accent 6" w:semiHidden="0" w:uiPriority="71" w:unhideWhenUsed="0"/>
-    <w:lsdException w:name="Colorful List Accent 6" w:semiHidden="0" w:uiPriority="72" w:unhideWhenUsed="0"/>
-    <w:lsdException w:name="Colorful Grid Accent 6" w:semiHidden="0" w:uiPriority="73" w:unhideWhenUsed="0"/>
-    <w:lsdException w:name="Subtle Emphasis" w:semiHidden="0" w:uiPriority="19" w:unhideWhenUsed="0" w:qFormat="1"/>
-    <w:lsdException w:name="Intense Emphasis" w:semiHidden="0" w:uiPriority="21" w:unhideWhenUsed="0" w:qFormat="1"/>
-    <w:lsdException w:name="Subtle Reference" w:semiHidden="0" w:uiPriority="31" w:unhideWhenUsed="0" w:qFormat="1"/>
-    <w:lsdException w:name="Intense Reference" w:semiHidden="0" w:uiPriority="32" w:unhideWhenUsed="0" w:qFormat="1"/>
-    <w:lsdException w:name="Book Title" w:semiHidden="0" w:uiPriority="33" w:unhideWhenUsed="0" w:qFormat="1"/>
-    <w:lsdException w:name="Bibliography" w:uiPriority="37"/>
-    <w:lsdException w:name="TOC Heading" w:uiPriority="39" w:qFormat="1"/>
-  </w:latentStyles>
-  <w:style w:type="paragraph" w:default="1" w:styleId="a">
-    <w:name w:val="Normal"/>
-    <w:qFormat/>
-  </w:style>
-  <w:style w:type="paragraph" w:styleId="1">
-    <w:name w:val="heading 1"/>
-    <w:basedOn w:val="a"/>
-    <w:next w:val="a"/>
-    <w:link w:val="1Char"/>
-    <w:uiPriority w:val="9"/>
-    <w:qFormat/>
-    <w:rsid w:val="00DD3DDA"/>
-    <w:pPr>
-      <w:keepNext/>
-      <w:keepLines/>
-      <w:numPr>
-        <w:numId w:val="4"/>
-      </w:numPr>
-      <w:spacing w:before="480" w:after="0"/>
-      <w:outlineLvl w:val="0"/>
-    </w:pPr>
-    <w:rPr>
-      <w:rFonts w:asciiTheme="majorHAnsi" w:eastAsiaTheme="majorEastAsia" w:hAnsiTheme="majorHAnsi" w:cstheme="majorBidi"/>
-      <w:b/>
-      <w:bCs/>
-      <w:color w:val="365F91" w:themeColor="accent1" w:themeShade="BF"/>
-      <w:sz w:val="28"/>
-      <w:szCs w:val="28"/>
-    </w:rPr>
-  </w:style>
-  <w:style w:type="paragraph" w:styleId="2">
-    <w:name w:val="heading 2"/>
-    <w:basedOn w:val="a"/>
-    <w:next w:val="a"/>
-    <w:link w:val="2Char"/>
-    <w:uiPriority w:val="9"/>
-    <w:unhideWhenUsed/>
-    <w:qFormat/>
-    <w:rsid w:val="00DD3DDA"/>
-    <w:pPr>
-      <w:keepNext/>
-      <w:keepLines/>
-      <w:numPr>
-        <w:ilvl w:val="1"/>
-        <w:numId w:val="4"/>
-      </w:numPr>
-      <w:spacing w:before="200" w:after="0"/>
-      <w:outlineLvl w:val="1"/>
-    </w:pPr>
-    <w:rPr>
-      <w:rFonts w:asciiTheme="majorHAnsi" w:eastAsiaTheme="majorEastAsia" w:hAnsiTheme="majorHAnsi" w:cstheme="majorBidi"/>
-      <w:b/>
-      <w:bCs/>
-      <w:color w:val="4F81BD" w:themeColor="accent1"/>
-      <w:sz w:val="26"/>
-      <w:szCs w:val="26"/>
-    </w:rPr>
-  </w:style>
-  <w:style w:type="paragraph" w:styleId="3">
-    <w:name w:val="heading 3"/>
-    <w:basedOn w:val="a"/>
-    <w:next w:val="a"/>
-    <w:link w:val="3Char"/>
-    <w:uiPriority w:val="9"/>
-    <w:semiHidden/>
-    <w:unhideWhenUsed/>
-    <w:qFormat/>
-    <w:rsid w:val="00DD3DDA"/>
-    <w:pPr>
-      <w:keepNext/>
-      <w:keepLines/>
-      <w:numPr>
-        <w:ilvl w:val="2"/>
-        <w:numId w:val="4"/>
-      </w:numPr>
-      <w:spacing w:before="200" w:after="0"/>
-      <w:outlineLvl w:val="2"/>
-    </w:pPr>
-    <w:rPr>
-      <w:rFonts w:asciiTheme="majorHAnsi" w:eastAsiaTheme="majorEastAsia" w:hAnsiTheme="majorHAnsi" w:cstheme="majorBidi"/>
-      <w:b/>
-      <w:bCs/>
-      <w:color w:val="4F81BD" w:themeColor="accent1"/>
-    </w:rPr>
-  </w:style>
-  <w:style w:type="paragraph" w:styleId="4">
-    <w:name w:val="heading 4"/>
-    <w:basedOn w:val="a"/>
-    <w:next w:val="a"/>
-    <w:link w:val="4Char"/>
-    <w:uiPriority w:val="9"/>
-    <w:semiHidden/>
-    <w:unhideWhenUsed/>
-    <w:qFormat/>
-    <w:rsid w:val="00DD3DDA"/>
-    <w:pPr>
-      <w:keepNext/>
-      <w:keepLines/>
-      <w:numPr>
-        <w:ilvl w:val="3"/>
-        <w:numId w:val="4"/>
-      </w:numPr>
-      <w:spacing w:before="200" w:after="0"/>
-      <w:outlineLvl w:val="3"/>
-    </w:pPr>
-    <w:rPr>
-      <w:rFonts w:asciiTheme="majorHAnsi" w:eastAsiaTheme="majorEastAsia" w:hAnsiTheme="majorHAnsi" w:cstheme="majorBidi"/>
-      <w:b/>
-      <w:bCs/>
-      <w:i/>
-      <w:iCs/>
-      <w:color w:val="4F81BD" w:themeColor="accent1"/>
-    </w:rPr>
-  </w:style>
-  <w:style w:type="paragraph" w:styleId="5">
-    <w:name w:val="heading 5"/>
-    <w:basedOn w:val="a"/>
-    <w:next w:val="a"/>
-    <w:link w:val="5Char"/>
-    <w:uiPriority w:val="9"/>
-    <w:semiHidden/>
-    <w:unhideWhenUsed/>
-    <w:qFormat/>
-    <w:rsid w:val="00DD3DDA"/>
-    <w:pPr>
-      <w:keepNext/>
-      <w:keepLines/>
-      <w:numPr>
-        <w:ilvl w:val="4"/>
-        <w:numId w:val="4"/>
-      </w:numPr>
-      <w:spacing w:before="200" w:after="0"/>
-      <w:outlineLvl w:val="4"/>
-    </w:pPr>
-    <w:rPr>
-      <w:rFonts w:asciiTheme="majorHAnsi" w:eastAsiaTheme="majorEastAsia" w:hAnsiTheme="majorHAnsi" w:cstheme="majorBidi"/>
-      <w:color w:val="243F60" w:themeColor="accent1" w:themeShade="7F"/>
-    </w:rPr>
-  </w:style>
-  <w:style w:type="paragraph" w:styleId="6">
-    <w:name w:val="heading 6"/>
-    <w:basedOn w:val="a"/>
-    <w:next w:val="a"/>
-    <w:link w:val="6Char"/>
-    <w:uiPriority w:val="9"/>
-    <w:semiHidden/>
-    <w:unhideWhenUsed/>
-    <w:qFormat/>
-    <w:rsid w:val="00DD3DDA"/>
-    <w:pPr>
-      <w:keepNext/>
-      <w:keepLines/>
-      <w:numPr>
-        <w:ilvl w:val="5"/>
-        <w:numId w:val="4"/>
-      </w:numPr>
-      <w:spacing w:before="200" w:after="0"/>
-      <w:outlineLvl w:val="5"/>
-    </w:pPr>
-    <w:rPr>
-      <w:rFonts w:asciiTheme="majorHAnsi" w:eastAsiaTheme="majorEastAsia" w:hAnsiTheme="majorHAnsi" w:cstheme="majorBidi"/>
-      <w:i/>
-      <w:iCs/>
-      <w:color w:val="243F60" w:themeColor="accent1" w:themeShade="7F"/>
-    </w:rPr>
-  </w:style>
-  <w:style w:type="paragraph" w:styleId="7">
-    <w:name w:val="heading 7"/>
-    <w:basedOn w:val="a"/>
-    <w:next w:val="a"/>
-    <w:link w:val="7Char"/>
-    <w:uiPriority w:val="9"/>
-    <w:semiHidden/>
-    <w:unhideWhenUsed/>
-    <w:qFormat/>
-    <w:rsid w:val="00DD3DDA"/>
-    <w:pPr>
-      <w:keepNext/>
-      <w:keepLines/>
-      <w:numPr>
-        <w:ilvl w:val="6"/>
-        <w:numId w:val="4"/>
-      </w:numPr>
-      <w:spacing w:before="200" w:after="0"/>
-      <w:outlineLvl w:val="6"/>
-    </w:pPr>
-    <w:rPr>
-      <w:rFonts w:asciiTheme="majorHAnsi" w:eastAsiaTheme="majorEastAsia" w:hAnsiTheme="majorHAnsi" w:cstheme="majorBidi"/>
-      <w:i/>
-      <w:iCs/>
-      <w:color w:val="404040" w:themeColor="text1" w:themeTint="BF"/>
-    </w:rPr>
-  </w:style>
-  <w:style w:type="paragraph" w:styleId="8">
-    <w:name w:val="heading 8"/>
-    <w:basedOn w:val="a"/>
-    <w:next w:val="a"/>
-    <w:link w:val="8Char"/>
-    <w:uiPriority w:val="9"/>
-    <w:semiHidden/>
-    <w:unhideWhenUsed/>
-    <w:qFormat/>
-    <w:rsid w:val="00DD3DDA"/>
-    <w:pPr>
-      <w:keepNext/>
-      <w:keepLines/>
-      <w:numPr>
-        <w:ilvl w:val="7"/>
-        <w:numId w:val="4"/>
-      </w:numPr>
-      <w:spacing w:before="200" w:after="0"/>
-      <w:outlineLvl w:val="7"/>
-    </w:pPr>
-    <w:rPr>
-      <w:rFonts w:asciiTheme="majorHAnsi" w:eastAsiaTheme="majorEastAsia" w:hAnsiTheme="majorHAnsi" w:cstheme="majorBidi"/>
-      <w:color w:val="404040" w:themeColor="text1" w:themeTint="BF"/>
-      <w:sz w:val="20"/>
-      <w:szCs w:val="20"/>
-    </w:rPr>
-  </w:style>
-  <w:style w:type="paragraph" w:styleId="9">
-    <w:name w:val="heading 9"/>
-    <w:basedOn w:val="a"/>
-    <w:next w:val="a"/>
-    <w:link w:val="9Char"/>
-    <w:uiPriority w:val="9"/>
-    <w:semiHidden/>
-    <w:unhideWhenUsed/>
-    <w:qFormat/>
-    <w:rsid w:val="00DD3DDA"/>
-    <w:pPr>
-      <w:keepNext/>
-      <w:keepLines/>
-      <w:numPr>
-        <w:ilvl w:val="8"/>
-        <w:numId w:val="4"/>
-      </w:numPr>
-      <w:spacing w:before="200" w:after="0"/>
-      <w:outlineLvl w:val="8"/>
-    </w:pPr>
-    <w:rPr>
-      <w:rFonts w:asciiTheme="majorHAnsi" w:eastAsiaTheme="majorEastAsia" w:hAnsiTheme="majorHAnsi" w:cstheme="majorBidi"/>
-      <w:i/>
-      <w:iCs/>
-      <w:color w:val="404040" w:themeColor="text1" w:themeTint="BF"/>
-      <w:sz w:val="20"/>
-      <w:szCs w:val="20"/>
-    </w:rPr>
-  </w:style>
-  <w:style w:type="character" w:default="1" w:styleId="a0">
-    <w:name w:val="Default Paragraph Font"/>
-    <w:uiPriority w:val="1"/>
-    <w:semiHidden/>
-    <w:unhideWhenUsed/>
-  </w:style>
-  <w:style w:type="table" w:default="1" w:styleId="a1">
-    <w:name w:val="Normal Table"/>
-    <w:uiPriority w:val="99"/>
-    <w:semiHidden/>
-    <w:unhideWhenUsed/>
-    <w:tblPr>
-      <w:tblInd w:w="0" w:type="dxa"/>
-      <w:tblCellMar>
-        <w:top w:w="0" w:type="dxa"/>
-        <w:left w:w="108" w:type="dxa"/>
-        <w:bottom w:w="0" w:type="dxa"/>
-        <w:right w:w="108" w:type="dxa"/>
-      </w:tblCellMar>
-    </w:tblPr>
-  </w:style>
-  <w:style w:type="numbering" w:default="1" w:styleId="a2">
-    <w:name w:val="No List"/>
-    <w:uiPriority w:val="99"/>
-    <w:semiHidden/>
-    <w:unhideWhenUsed/>
-  </w:style>
-  <w:style w:type="paragraph" w:customStyle="1" w:styleId="Default">
-    <w:name w:val="Default"/>
-    <w:rsid w:val="00B52021"/>
-    <w:pPr>
-      <w:widowControl w:val="0"/>
-      <w:autoSpaceDE w:val="0"/>
-      <w:autoSpaceDN w:val="0"/>
-      <w:adjustRightInd w:val="0"/>
-      <w:spacing w:after="0" w:line="240" w:lineRule="auto"/>
-    </w:pPr>
-    <w:rPr>
-      <w:rFonts w:ascii="Times New Roman" w:eastAsia="Times New Roman" w:hAnsi="Times New Roman" w:cs="Times New Roman"/>
-      <w:color w:val="000000"/>
-      <w:sz w:val="24"/>
-      <w:szCs w:val="24"/>
-      <w:lang w:val="en-GB" w:eastAsia="en-GB"/>
-    </w:rPr>
-  </w:style>
-  <w:style w:type="paragraph" w:customStyle="1" w:styleId="CM9">
-    <w:name w:val="CM9"/>
-    <w:basedOn w:val="Default"/>
-    <w:next w:val="Default"/>
-    <w:rsid w:val="00B52021"/>
-    <w:pPr>
-      <w:spacing w:after="278"/>
-    </w:pPr>
-    <w:rPr>
-      <w:color w:val="auto"/>
-    </w:rPr>
-  </w:style>
-  <w:style w:type="paragraph" w:customStyle="1" w:styleId="CM14">
-    <w:name w:val="CM14"/>
-    <w:basedOn w:val="Default"/>
-    <w:next w:val="Default"/>
-    <w:rsid w:val="00B52021"/>
-    <w:pPr>
-      <w:spacing w:after="520"/>
-    </w:pPr>
-    <w:rPr>
-      <w:color w:val="auto"/>
-    </w:rPr>
-  </w:style>
-  <w:style w:type="paragraph" w:styleId="a3">
-    <w:name w:val="Balloon Text"/>
-    <w:basedOn w:val="a"/>
-    <w:link w:val="Char"/>
-    <w:uiPriority w:val="99"/>
-    <w:semiHidden/>
-    <w:unhideWhenUsed/>
-    <w:rsid w:val="00EC017C"/>
-    <w:pPr>
-      <w:spacing w:after="0" w:line="240" w:lineRule="auto"/>
-    </w:pPr>
-    <w:rPr>
-      <w:rFonts w:ascii="Tahoma" w:hAnsi="Tahoma" w:cs="Tahoma"/>
-      <w:sz w:val="16"/>
-      <w:szCs w:val="16"/>
-    </w:rPr>
-  </w:style>
-  <w:style w:type="character" w:customStyle="1" w:styleId="Char">
-    <w:name w:val="Κείμενο πλαισίου Char"/>
-    <w:basedOn w:val="a0"/>
-    <w:link w:val="a3"/>
-    <w:uiPriority w:val="99"/>
-    <w:semiHidden/>
-    <w:rsid w:val="00EC017C"/>
-    <w:rPr>
-      <w:rFonts w:ascii="Tahoma" w:hAnsi="Tahoma" w:cs="Tahoma"/>
-      <w:sz w:val="16"/>
-      <w:szCs w:val="16"/>
-    </w:rPr>
-  </w:style>
-  <w:style w:type="paragraph" w:styleId="a4">
-    <w:name w:val="List Paragraph"/>
-    <w:basedOn w:val="a"/>
-    <w:uiPriority w:val="34"/>
-    <w:qFormat/>
-    <w:rsid w:val="00FA7230"/>
-    <w:pPr>
-      <w:ind w:left="720"/>
-      <w:contextualSpacing/>
-    </w:pPr>
-  </w:style>
-  <w:style w:type="paragraph" w:styleId="a5">
-    <w:name w:val="header"/>
-    <w:basedOn w:val="a"/>
-    <w:link w:val="Char0"/>
-    <w:uiPriority w:val="99"/>
-    <w:unhideWhenUsed/>
-    <w:rsid w:val="001E6EB9"/>
-    <w:pPr>
-      <w:tabs>
-        <w:tab w:val="center" w:pos="4153"/>
-        <w:tab w:val="right" w:pos="8306"/>
-      </w:tabs>
-      <w:spacing w:after="0" w:line="240" w:lineRule="auto"/>
-    </w:pPr>
-  </w:style>
-  <w:style w:type="character" w:customStyle="1" w:styleId="Char0">
-    <w:name w:val="Κεφαλίδα Char"/>
-    <w:basedOn w:val="a0"/>
-    <w:link w:val="a5"/>
-    <w:uiPriority w:val="99"/>
-    <w:rsid w:val="001E6EB9"/>
-  </w:style>
-  <w:style w:type="paragraph" w:styleId="a6">
-    <w:name w:val="footer"/>
-    <w:basedOn w:val="a"/>
-    <w:link w:val="Char1"/>
-    <w:uiPriority w:val="99"/>
-    <w:unhideWhenUsed/>
-    <w:rsid w:val="001E6EB9"/>
-    <w:pPr>
-      <w:tabs>
-        <w:tab w:val="center" w:pos="4153"/>
-        <w:tab w:val="right" w:pos="8306"/>
-      </w:tabs>
-      <w:spacing w:after="0" w:line="240" w:lineRule="auto"/>
-    </w:pPr>
-  </w:style>
-  <w:style w:type="character" w:customStyle="1" w:styleId="Char1">
-    <w:name w:val="Υποσέλιδο Char"/>
-    <w:basedOn w:val="a0"/>
-    <w:link w:val="a6"/>
-    <w:uiPriority w:val="99"/>
-    <w:rsid w:val="001E6EB9"/>
-  </w:style>
-  <w:style w:type="character" w:customStyle="1" w:styleId="1Char">
-    <w:name w:val="Επικεφαλίδα 1 Char"/>
-    <w:basedOn w:val="a0"/>
-    <w:link w:val="1"/>
-    <w:uiPriority w:val="9"/>
-    <w:rsid w:val="00DD3DDA"/>
-    <w:rPr>
-      <w:rFonts w:asciiTheme="majorHAnsi" w:eastAsiaTheme="majorEastAsia" w:hAnsiTheme="majorHAnsi" w:cstheme="majorBidi"/>
-      <w:b/>
-      <w:bCs/>
-      <w:color w:val="365F91" w:themeColor="accent1" w:themeShade="BF"/>
-      <w:sz w:val="28"/>
-      <w:szCs w:val="28"/>
-    </w:rPr>
-  </w:style>
-  <w:style w:type="character" w:customStyle="1" w:styleId="2Char">
-    <w:name w:val="Επικεφαλίδα 2 Char"/>
-    <w:basedOn w:val="a0"/>
-    <w:link w:val="2"/>
-    <w:uiPriority w:val="9"/>
-    <w:rsid w:val="00DD3DDA"/>
-    <w:rPr>
-      <w:rFonts w:asciiTheme="majorHAnsi" w:eastAsiaTheme="majorEastAsia" w:hAnsiTheme="majorHAnsi" w:cstheme="majorBidi"/>
-      <w:b/>
-      <w:bCs/>
-      <w:color w:val="4F81BD" w:themeColor="accent1"/>
-      <w:sz w:val="26"/>
-      <w:szCs w:val="26"/>
-    </w:rPr>
-  </w:style>
-  <w:style w:type="character" w:customStyle="1" w:styleId="3Char">
-    <w:name w:val="Επικεφαλίδα 3 Char"/>
-    <w:basedOn w:val="a0"/>
-    <w:link w:val="3"/>
-    <w:uiPriority w:val="9"/>
-    <w:semiHidden/>
-    <w:rsid w:val="00DD3DDA"/>
-    <w:rPr>
-      <w:rFonts w:asciiTheme="majorHAnsi" w:eastAsiaTheme="majorEastAsia" w:hAnsiTheme="majorHAnsi" w:cstheme="majorBidi"/>
-      <w:b/>
-      <w:bCs/>
-      <w:color w:val="4F81BD" w:themeColor="accent1"/>
-    </w:rPr>
-  </w:style>
-  <w:style w:type="character" w:customStyle="1" w:styleId="4Char">
-    <w:name w:val="Επικεφαλίδα 4 Char"/>
-    <w:basedOn w:val="a0"/>
-    <w:link w:val="4"/>
-    <w:uiPriority w:val="9"/>
-    <w:semiHidden/>
-    <w:rsid w:val="00DD3DDA"/>
-    <w:rPr>
-      <w:rFonts w:asciiTheme="majorHAnsi" w:eastAsiaTheme="majorEastAsia" w:hAnsiTheme="majorHAnsi" w:cstheme="majorBidi"/>
-      <w:b/>
-      <w:bCs/>
-      <w:i/>
-      <w:iCs/>
-      <w:color w:val="4F81BD" w:themeColor="accent1"/>
-    </w:rPr>
-  </w:style>
-  <w:style w:type="character" w:customStyle="1" w:styleId="5Char">
-    <w:name w:val="Επικεφαλίδα 5 Char"/>
-    <w:basedOn w:val="a0"/>
-    <w:link w:val="5"/>
-    <w:uiPriority w:val="9"/>
-    <w:semiHidden/>
-    <w:rsid w:val="00DD3DDA"/>
-    <w:rPr>
-      <w:rFonts w:asciiTheme="majorHAnsi" w:eastAsiaTheme="majorEastAsia" w:hAnsiTheme="majorHAnsi" w:cstheme="majorBidi"/>
-      <w:color w:val="243F60" w:themeColor="accent1" w:themeShade="7F"/>
-    </w:rPr>
-  </w:style>
-  <w:style w:type="character" w:customStyle="1" w:styleId="6Char">
-    <w:name w:val="Επικεφαλίδα 6 Char"/>
-    <w:basedOn w:val="a0"/>
-    <w:link w:val="6"/>
-    <w:uiPriority w:val="9"/>
-    <w:semiHidden/>
-    <w:rsid w:val="00DD3DDA"/>
-    <w:rPr>
-      <w:rFonts w:asciiTheme="majorHAnsi" w:eastAsiaTheme="majorEastAsia" w:hAnsiTheme="majorHAnsi" w:cstheme="majorBidi"/>
-      <w:i/>
-      <w:iCs/>
-      <w:color w:val="243F60" w:themeColor="accent1" w:themeShade="7F"/>
-    </w:rPr>
-  </w:style>
-  <w:style w:type="character" w:customStyle="1" w:styleId="7Char">
-    <w:name w:val="Επικεφαλίδα 7 Char"/>
-    <w:basedOn w:val="a0"/>
-    <w:link w:val="7"/>
-    <w:uiPriority w:val="9"/>
-    <w:semiHidden/>
-    <w:rsid w:val="00DD3DDA"/>
-    <w:rPr>
-      <w:rFonts w:asciiTheme="majorHAnsi" w:eastAsiaTheme="majorEastAsia" w:hAnsiTheme="majorHAnsi" w:cstheme="majorBidi"/>
-      <w:i/>
-      <w:iCs/>
-      <w:color w:val="404040" w:themeColor="text1" w:themeTint="BF"/>
-    </w:rPr>
-  </w:style>
-  <w:style w:type="character" w:customStyle="1" w:styleId="8Char">
-    <w:name w:val="Επικεφαλίδα 8 Char"/>
-    <w:basedOn w:val="a0"/>
-    <w:link w:val="8"/>
-    <w:uiPriority w:val="9"/>
-    <w:semiHidden/>
-    <w:rsid w:val="00DD3DDA"/>
-    <w:rPr>
-      <w:rFonts w:asciiTheme="majorHAnsi" w:eastAsiaTheme="majorEastAsia" w:hAnsiTheme="majorHAnsi" w:cstheme="majorBidi"/>
-      <w:color w:val="404040" w:themeColor="text1" w:themeTint="BF"/>
-      <w:sz w:val="20"/>
-      <w:szCs w:val="20"/>
-    </w:rPr>
-  </w:style>
-  <w:style w:type="character" w:customStyle="1" w:styleId="9Char">
-    <w:name w:val="Επικεφαλίδα 9 Char"/>
-    <w:basedOn w:val="a0"/>
-    <w:link w:val="9"/>
-    <w:uiPriority w:val="9"/>
-    <w:semiHidden/>
-    <w:rsid w:val="00DD3DDA"/>
-    <w:rPr>
-      <w:rFonts w:asciiTheme="majorHAnsi" w:eastAsiaTheme="majorEastAsia" w:hAnsiTheme="majorHAnsi" w:cstheme="majorBidi"/>
-      <w:i/>
-      <w:iCs/>
-      <w:color w:val="404040" w:themeColor="text1" w:themeTint="BF"/>
-      <w:sz w:val="20"/>
-      <w:szCs w:val="20"/>
-    </w:rPr>
-  </w:style>
-  <w:style w:type="table" w:styleId="a7">
-    <w:name w:val="Table Grid"/>
-    <w:basedOn w:val="a1"/>
-    <w:uiPriority w:val="59"/>
-    <w:rsid w:val="00183C16"/>
-    <w:pPr>
-      <w:spacing w:after="0" w:line="240" w:lineRule="auto"/>
-    </w:pPr>
-    <w:tblPr>
-      <w:tblBorders>
-        <w:top w:val="single" w:sz="4" w:space="0" w:color="auto"/>
-        <w:left w:val="single" w:sz="4" w:space="0" w:color="auto"/>
-        <w:bottom w:val="single" w:sz="4" w:space="0" w:color="auto"/>
-        <w:right w:val="single" w:sz="4" w:space="0" w:color="auto"/>
-        <w:insideH w:val="single" w:sz="4" w:space="0" w:color="auto"/>
-        <w:insideV w:val="single" w:sz="4" w:space="0" w:color="auto"/>
-      </w:tblBorders>
-    </w:tblPr>
-  </w:style>
-  <w:style w:type="paragraph" w:styleId="a8">
-    <w:name w:val="TOC Heading"/>
-    <w:basedOn w:val="1"/>
-    <w:next w:val="a"/>
-    <w:uiPriority w:val="39"/>
-    <w:semiHidden/>
-    <w:unhideWhenUsed/>
-    <w:qFormat/>
-    <w:rsid w:val="00414D22"/>
-    <w:pPr>
-      <w:numPr>
-        <w:numId w:val="0"/>
-      </w:numPr>
-      <w:outlineLvl w:val="9"/>
-    </w:pPr>
-    <w:rPr>
-      <w:lang w:eastAsia="el-GR"/>
-    </w:rPr>
-  </w:style>
-  <w:style w:type="paragraph" w:styleId="10">
-    <w:name w:val="toc 1"/>
-    <w:basedOn w:val="a"/>
-    <w:next w:val="a"/>
-    <w:autoRedefine/>
-    <w:uiPriority w:val="39"/>
-    <w:unhideWhenUsed/>
-    <w:rsid w:val="00414D22"/>
-    <w:pPr>
-      <w:spacing w:after="100"/>
-    </w:pPr>
-  </w:style>
-  <w:style w:type="paragraph" w:styleId="20">
-    <w:name w:val="toc 2"/>
-    <w:basedOn w:val="a"/>
-    <w:next w:val="a"/>
-    <w:autoRedefine/>
-    <w:uiPriority w:val="39"/>
-    <w:unhideWhenUsed/>
-    <w:rsid w:val="00414D22"/>
-    <w:pPr>
-      <w:spacing w:after="100"/>
-      <w:ind w:left="220"/>
-    </w:pPr>
-  </w:style>
-  <w:style w:type="character" w:styleId="-">
-    <w:name w:val="Hyperlink"/>
-    <w:basedOn w:val="a0"/>
+    <w:basedOn w:val="DefaultParagraphFont"/>
     <w:uiPriority w:val="99"/>
     <w:unhideWhenUsed/>
     <w:rsid w:val="00414D22"/>

--- a/Toxicity analysis in Greek text.docx
+++ b/Toxicity analysis in Greek text.docx
@@ -228,7 +228,6 @@
           <w:b/>
           <w:sz w:val="28"/>
           <w:szCs w:val="28"/>
-          <w:lang w:val="en-US"/>
         </w:rPr>
       </w:pPr>
       <w:r>
@@ -1622,26 +1621,41 @@
           <w:rFonts w:ascii="Times New Roman" w:hAnsi="Times New Roman" w:cs="Times New Roman"/>
           <w:sz w:val="28"/>
           <w:szCs w:val="28"/>
-          <w:lang w:val="en-US"/>
-        </w:rPr>
-      </w:pPr>
-    </w:p>
-    <w:p>
-      <w:pPr>
-        <w:ind w:right="282"/>
-        <w:rPr>
-          <w:rFonts w:ascii="Times New Roman" w:hAnsi="Times New Roman" w:cs="Times New Roman"/>
-          <w:sz w:val="24"/>
-          <w:szCs w:val="24"/>
-        </w:rPr>
-      </w:pPr>
-      <w:r>
-        <w:rPr>
-          <w:rFonts w:ascii="Times New Roman" w:hAnsi="Times New Roman" w:cs="Times New Roman"/>
-          <w:sz w:val="24"/>
-          <w:szCs w:val="24"/>
-        </w:rPr>
-        <w:t xml:space="preserve">Η τοξική συμπεριφορά στο διαδίκτυο γίνεται όλο ένα και περισσότερη. Η μηχανική μάθηση μας προσφέρει εργαλεία για την αποτελεσματική ανίχνευση και πρόληψη τοξικών σχόλιων με την χρήση </w:t>
+        </w:rPr>
+      </w:pPr>
+    </w:p>
+    <w:p>
+      <w:pPr>
+        <w:ind w:right="282"/>
+        <w:rPr>
+          <w:rFonts w:ascii="Times New Roman" w:hAnsi="Times New Roman" w:cs="Times New Roman"/>
+          <w:sz w:val="24"/>
+          <w:szCs w:val="24"/>
+        </w:rPr>
+      </w:pPr>
+      <w:r>
+        <w:rPr>
+          <w:rFonts w:ascii="Times New Roman" w:hAnsi="Times New Roman" w:cs="Times New Roman"/>
+          <w:sz w:val="24"/>
+          <w:szCs w:val="24"/>
+        </w:rPr>
+        <w:t xml:space="preserve">Η τοξική συμπεριφορά στο διαδίκτυο όλο ένα και </w:t>
+      </w:r>
+      <w:r>
+        <w:rPr>
+          <w:rFonts w:ascii="Times New Roman" w:hAnsi="Times New Roman" w:cs="Times New Roman"/>
+          <w:sz w:val="24"/>
+          <w:szCs w:val="24"/>
+        </w:rPr>
+        <w:t>πολλαπλασιάζεται</w:t>
+      </w:r>
+      <w:r>
+        <w:rPr>
+          <w:rFonts w:ascii="Times New Roman" w:hAnsi="Times New Roman" w:cs="Times New Roman"/>
+          <w:sz w:val="24"/>
+          <w:szCs w:val="24"/>
+        </w:rPr>
+        <w:t xml:space="preserve">. Η μηχανική μάθηση μας προσφέρει εργαλεία για την αποτελεσματική ανίχνευση και πρόληψη τοξικών σχόλιων με την χρήση </w:t>
       </w:r>
       <w:r>
         <w:rPr>
@@ -1665,7 +1679,7 @@
           <w:sz w:val="24"/>
           <w:szCs w:val="24"/>
         </w:rPr>
-        <w:t xml:space="preserve">Τα δεδομένα που υπάρχουν για την εκμάθηση αλγορίθμων στον τομέα της τοξικότητας και πιο συγκεκριμένα στα Ελληνικά είναι ελάχιστα σε σχέση με την πληθώρα δεδομένων στα αγγλικά. Σε αυτή την εργασία θα εξετάσουμε πως </w:t>
+        <w:t xml:space="preserve">Τα δεδομένα που υπάρχουν για την εκμάθηση αλγορίθμων στον τομέα της τοξικότητας στα Ελληνικά είναι ελάχιστα σε σχέση με την πληθώρα δεδομένων στα αγγλικά. Σε αυτή την εργασία θα εξετάσουμε πως </w:t>
       </w:r>
       <w:r>
         <w:rPr>
@@ -1689,15 +1703,135 @@
           <w:sz w:val="24"/>
           <w:szCs w:val="24"/>
         </w:rPr>
-        <w:t>τα εν λόγο δεδομένα. Συγκεκριμένα θα χρησιμοποιήσουμε τρείς αλγόριθμους ξεκινώντας από έναν απλό, συνεχίζοντας σε έναν μεσαίας πολυπλοκότητας και τελειώνοντας στον πιο περίπλοκο</w:t>
-      </w:r>
-      <w:r>
-        <w:rPr>
-          <w:rFonts w:ascii="Times New Roman" w:hAnsi="Times New Roman" w:cs="Times New Roman"/>
-          <w:sz w:val="24"/>
-          <w:szCs w:val="24"/>
-        </w:rPr>
-        <w:t>, θα τους συγκρίνουμε και θα μελετήσουμε τα αποτελέσματα.</w:t>
+        <w:t xml:space="preserve">τα εν λόγο δεδομένα. Συγκεκριμένα θα χρησιμοποιήσουμε έναν </w:t>
+      </w:r>
+      <w:r>
+        <w:rPr>
+          <w:rFonts w:ascii="Times New Roman" w:hAnsi="Times New Roman" w:cs="Times New Roman"/>
+          <w:sz w:val="24"/>
+          <w:szCs w:val="24"/>
+        </w:rPr>
+        <w:t>βασικό αλγόριθμο με απλές μεθόδους</w:t>
+      </w:r>
+      <w:r>
+        <w:rPr>
+          <w:rFonts w:ascii="Times New Roman" w:hAnsi="Times New Roman" w:cs="Times New Roman"/>
+          <w:sz w:val="24"/>
+          <w:szCs w:val="24"/>
+        </w:rPr>
+        <w:t xml:space="preserve">, </w:t>
+      </w:r>
+      <w:r>
+        <w:rPr>
+          <w:rFonts w:ascii="Times New Roman" w:hAnsi="Times New Roman" w:cs="Times New Roman"/>
+          <w:sz w:val="24"/>
+          <w:szCs w:val="24"/>
+        </w:rPr>
+        <w:t>στην συνέχεια</w:t>
+      </w:r>
+      <w:r>
+        <w:rPr>
+          <w:rFonts w:ascii="Times New Roman" w:hAnsi="Times New Roman" w:cs="Times New Roman"/>
+          <w:sz w:val="24"/>
+          <w:szCs w:val="24"/>
+        </w:rPr>
+        <w:t xml:space="preserve"> έναν </w:t>
+      </w:r>
+      <w:r>
+        <w:rPr>
+          <w:rFonts w:ascii="Times New Roman" w:hAnsi="Times New Roman" w:cs="Times New Roman"/>
+          <w:sz w:val="24"/>
+          <w:szCs w:val="24"/>
+        </w:rPr>
+        <w:t>ενδιάμεσο αλγόριθμο</w:t>
+      </w:r>
+      <w:r>
+        <w:rPr>
+          <w:rFonts w:ascii="Times New Roman" w:hAnsi="Times New Roman" w:cs="Times New Roman"/>
+          <w:sz w:val="24"/>
+          <w:szCs w:val="24"/>
+        </w:rPr>
+        <w:t xml:space="preserve"> και τ</w:t>
+      </w:r>
+      <w:r>
+        <w:rPr>
+          <w:rFonts w:ascii="Times New Roman" w:hAnsi="Times New Roman" w:cs="Times New Roman"/>
+          <w:sz w:val="24"/>
+          <w:szCs w:val="24"/>
+        </w:rPr>
+        <w:t>έ</w:t>
+      </w:r>
+      <w:r>
+        <w:rPr>
+          <w:rFonts w:ascii="Times New Roman" w:hAnsi="Times New Roman" w:cs="Times New Roman"/>
+          <w:sz w:val="24"/>
+          <w:szCs w:val="24"/>
+        </w:rPr>
+        <w:t>λ</w:t>
+      </w:r>
+      <w:r>
+        <w:rPr>
+          <w:rFonts w:ascii="Times New Roman" w:hAnsi="Times New Roman" w:cs="Times New Roman"/>
+          <w:sz w:val="24"/>
+          <w:szCs w:val="24"/>
+        </w:rPr>
+        <w:t>ο</w:t>
+      </w:r>
+      <w:r>
+        <w:rPr>
+          <w:rFonts w:ascii="Times New Roman" w:hAnsi="Times New Roman" w:cs="Times New Roman"/>
+          <w:sz w:val="24"/>
+          <w:szCs w:val="24"/>
+        </w:rPr>
+        <w:t xml:space="preserve">ς </w:t>
+      </w:r>
+      <w:r>
+        <w:rPr>
+          <w:rFonts w:ascii="Times New Roman" w:hAnsi="Times New Roman" w:cs="Times New Roman"/>
+          <w:sz w:val="24"/>
+          <w:szCs w:val="24"/>
+        </w:rPr>
+        <w:t>τον</w:t>
+      </w:r>
+      <w:r>
+        <w:rPr>
+          <w:rFonts w:ascii="Times New Roman" w:hAnsi="Times New Roman" w:cs="Times New Roman"/>
+          <w:sz w:val="24"/>
+          <w:szCs w:val="24"/>
+        </w:rPr>
+        <w:t xml:space="preserve"> </w:t>
+      </w:r>
+      <w:r>
+        <w:rPr>
+          <w:rFonts w:ascii="Times New Roman" w:hAnsi="Times New Roman" w:cs="Times New Roman"/>
+          <w:sz w:val="24"/>
+          <w:szCs w:val="24"/>
+        </w:rPr>
+        <w:t>πλέον σύγχρονο.</w:t>
+      </w:r>
+      <w:r>
+        <w:rPr>
+          <w:rFonts w:ascii="Times New Roman" w:hAnsi="Times New Roman" w:cs="Times New Roman"/>
+          <w:sz w:val="24"/>
+          <w:szCs w:val="24"/>
+        </w:rPr>
+        <w:t xml:space="preserve"> </w:t>
+      </w:r>
+      <w:r>
+        <w:rPr>
+          <w:rFonts w:ascii="Times New Roman" w:hAnsi="Times New Roman" w:cs="Times New Roman"/>
+          <w:sz w:val="24"/>
+          <w:szCs w:val="24"/>
+        </w:rPr>
+        <w:t>Θ</w:t>
+      </w:r>
+      <w:r>
+        <w:rPr>
+          <w:rFonts w:ascii="Times New Roman" w:hAnsi="Times New Roman" w:cs="Times New Roman"/>
+          <w:sz w:val="24"/>
+          <w:szCs w:val="24"/>
+        </w:rPr>
+        <w:t>α τους συγκρίνουμε και θα μελετήσουμε τα αποτελέσματα.</w:t>
       </w:r>
     </w:p>
     <w:p>
@@ -1811,20 +1945,289 @@
           <w:rFonts w:ascii="Times New Roman" w:hAnsi="Times New Roman" w:cs="Times New Roman"/>
           <w:sz w:val="28"/>
           <w:szCs w:val="28"/>
+        </w:rPr>
+      </w:pPr>
+    </w:p>
+    <w:p>
+      <w:pPr>
+        <w:ind w:right="282"/>
+        <w:rPr>
+          <w:rFonts w:ascii="Times New Roman" w:hAnsi="Times New Roman" w:cs="Times New Roman"/>
+          <w:sz w:val="24"/>
+          <w:szCs w:val="24"/>
           <w:lang w:val="en-US"/>
         </w:rPr>
       </w:pPr>
-    </w:p>
-    <w:p>
-      <w:pPr>
-        <w:ind w:right="282"/>
+      <w:r>
         <w:rPr>
           <w:rFonts w:ascii="Times New Roman" w:hAnsi="Times New Roman" w:cs="Times New Roman"/>
           <w:sz w:val="24"/>
           <w:szCs w:val="24"/>
           <w:lang w:val="en-US"/>
         </w:rPr>
-      </w:pPr>
+        <w:t>Online</w:t>
+      </w:r>
+      <w:r>
+        <w:rPr>
+          <w:rFonts w:ascii="Times New Roman" w:hAnsi="Times New Roman" w:cs="Times New Roman"/>
+          <w:sz w:val="24"/>
+          <w:szCs w:val="24"/>
+          <w:lang w:val="en-US"/>
+        </w:rPr>
+        <w:t xml:space="preserve"> </w:t>
+      </w:r>
+      <w:r>
+        <w:rPr>
+          <w:rFonts w:ascii="Times New Roman" w:hAnsi="Times New Roman" w:cs="Times New Roman"/>
+          <w:sz w:val="24"/>
+          <w:szCs w:val="24"/>
+          <w:lang w:val="en-US"/>
+        </w:rPr>
+        <w:t>toxicity</w:t>
+      </w:r>
+      <w:r>
+        <w:rPr>
+          <w:rFonts w:ascii="Times New Roman" w:hAnsi="Times New Roman" w:cs="Times New Roman"/>
+          <w:sz w:val="24"/>
+          <w:szCs w:val="24"/>
+          <w:lang w:val="en-US"/>
+        </w:rPr>
+        <w:t xml:space="preserve"> </w:t>
+      </w:r>
+      <w:r>
+        <w:rPr>
+          <w:rFonts w:ascii="Times New Roman" w:hAnsi="Times New Roman" w:cs="Times New Roman"/>
+          <w:sz w:val="24"/>
+          <w:szCs w:val="24"/>
+          <w:lang w:val="en-US"/>
+        </w:rPr>
+        <w:t>is getting more common as time goes on. Machine</w:t>
+      </w:r>
+      <w:r>
+        <w:rPr>
+          <w:rFonts w:ascii="Times New Roman" w:hAnsi="Times New Roman" w:cs="Times New Roman"/>
+          <w:sz w:val="24"/>
+          <w:szCs w:val="24"/>
+          <w:lang w:val="en-US"/>
+        </w:rPr>
+        <w:t xml:space="preserve"> </w:t>
+      </w:r>
+      <w:r>
+        <w:rPr>
+          <w:rFonts w:ascii="Times New Roman" w:hAnsi="Times New Roman" w:cs="Times New Roman"/>
+          <w:sz w:val="24"/>
+          <w:szCs w:val="24"/>
+          <w:lang w:val="en-US"/>
+        </w:rPr>
+        <w:t>learning provides us with effective tools for detecting and preventing online toxicity with the use of Natural Language Processing (NLP). Data used for training algorithms specifically in Greek is scarce in comparison to the plethora of data available for English. In this paper we will be examining how three machine learning algorithms with varying levels of complexity compute toxicity data in Greek text and how accurately they classify this data. Specifically</w:t>
+      </w:r>
+      <w:r>
+        <w:rPr>
+          <w:rFonts w:ascii="Times New Roman" w:hAnsi="Times New Roman" w:cs="Times New Roman"/>
+          <w:sz w:val="24"/>
+          <w:szCs w:val="24"/>
+          <w:lang w:val="en-US"/>
+        </w:rPr>
+        <w:t xml:space="preserve">, </w:t>
+      </w:r>
+      <w:r>
+        <w:rPr>
+          <w:rFonts w:ascii="Times New Roman" w:hAnsi="Times New Roman" w:cs="Times New Roman"/>
+          <w:sz w:val="24"/>
+          <w:szCs w:val="24"/>
+          <w:lang w:val="en-US"/>
+        </w:rPr>
+        <w:t>we</w:t>
+      </w:r>
+      <w:r>
+        <w:rPr>
+          <w:rFonts w:ascii="Times New Roman" w:hAnsi="Times New Roman" w:cs="Times New Roman"/>
+          <w:sz w:val="24"/>
+          <w:szCs w:val="24"/>
+          <w:lang w:val="en-US"/>
+        </w:rPr>
+        <w:t xml:space="preserve"> </w:t>
+      </w:r>
+      <w:r>
+        <w:rPr>
+          <w:rFonts w:ascii="Times New Roman" w:hAnsi="Times New Roman" w:cs="Times New Roman"/>
+          <w:sz w:val="24"/>
+          <w:szCs w:val="24"/>
+          <w:lang w:val="en-US"/>
+        </w:rPr>
+        <w:t>will</w:t>
+      </w:r>
+      <w:r>
+        <w:rPr>
+          <w:rFonts w:ascii="Times New Roman" w:hAnsi="Times New Roman" w:cs="Times New Roman"/>
+          <w:sz w:val="24"/>
+          <w:szCs w:val="24"/>
+          <w:lang w:val="en-US"/>
+        </w:rPr>
+        <w:t xml:space="preserve"> </w:t>
+      </w:r>
+      <w:r>
+        <w:rPr>
+          <w:rFonts w:ascii="Times New Roman" w:hAnsi="Times New Roman" w:cs="Times New Roman"/>
+          <w:sz w:val="24"/>
+          <w:szCs w:val="24"/>
+          <w:lang w:val="en-US"/>
+        </w:rPr>
+        <w:t>use</w:t>
+      </w:r>
+      <w:r>
+        <w:rPr>
+          <w:rFonts w:ascii="Times New Roman" w:hAnsi="Times New Roman" w:cs="Times New Roman"/>
+          <w:sz w:val="24"/>
+          <w:szCs w:val="24"/>
+          <w:lang w:val="en-US"/>
+        </w:rPr>
+        <w:t xml:space="preserve"> </w:t>
+      </w:r>
+      <w:r>
+        <w:rPr>
+          <w:rFonts w:ascii="Times New Roman" w:hAnsi="Times New Roman" w:cs="Times New Roman"/>
+          <w:sz w:val="24"/>
+          <w:szCs w:val="24"/>
+          <w:lang w:val="en-US"/>
+        </w:rPr>
+        <w:t>a</w:t>
+      </w:r>
+      <w:r>
+        <w:rPr>
+          <w:rFonts w:ascii="Times New Roman" w:hAnsi="Times New Roman" w:cs="Times New Roman"/>
+          <w:sz w:val="24"/>
+          <w:szCs w:val="24"/>
+          <w:lang w:val="en-US"/>
+        </w:rPr>
+        <w:t xml:space="preserve"> </w:t>
+      </w:r>
+      <w:r>
+        <w:rPr>
+          <w:rFonts w:ascii="Times New Roman" w:hAnsi="Times New Roman" w:cs="Times New Roman"/>
+          <w:sz w:val="24"/>
+          <w:szCs w:val="24"/>
+          <w:lang w:val="en-US"/>
+        </w:rPr>
+        <w:t>baseline</w:t>
+      </w:r>
+      <w:r>
+        <w:rPr>
+          <w:rFonts w:ascii="Times New Roman" w:hAnsi="Times New Roman" w:cs="Times New Roman"/>
+          <w:sz w:val="24"/>
+          <w:szCs w:val="24"/>
+          <w:lang w:val="en-US"/>
+        </w:rPr>
+        <w:t xml:space="preserve"> </w:t>
+      </w:r>
+      <w:r>
+        <w:rPr>
+          <w:rFonts w:ascii="Times New Roman" w:hAnsi="Times New Roman" w:cs="Times New Roman"/>
+          <w:sz w:val="24"/>
+          <w:szCs w:val="24"/>
+          <w:lang w:val="en-US"/>
+        </w:rPr>
+        <w:t xml:space="preserve">algorithm </w:t>
+      </w:r>
+      <w:r>
+        <w:rPr>
+          <w:rFonts w:ascii="Times New Roman" w:hAnsi="Times New Roman" w:cs="Times New Roman"/>
+          <w:sz w:val="24"/>
+          <w:szCs w:val="24"/>
+          <w:lang w:val="en-US"/>
+        </w:rPr>
+        <w:t>using</w:t>
+      </w:r>
+      <w:r>
+        <w:rPr>
+          <w:rFonts w:ascii="Times New Roman" w:hAnsi="Times New Roman" w:cs="Times New Roman"/>
+          <w:sz w:val="24"/>
+          <w:szCs w:val="24"/>
+          <w:lang w:val="en-US"/>
+        </w:rPr>
+        <w:t xml:space="preserve"> simple methods</w:t>
+      </w:r>
+      <w:r>
+        <w:rPr>
+          <w:rFonts w:ascii="Times New Roman" w:hAnsi="Times New Roman" w:cs="Times New Roman"/>
+          <w:sz w:val="24"/>
+          <w:szCs w:val="24"/>
+          <w:lang w:val="en-US"/>
+        </w:rPr>
+        <w:t xml:space="preserve">, </w:t>
+      </w:r>
+      <w:r>
+        <w:rPr>
+          <w:rFonts w:ascii="Times New Roman" w:hAnsi="Times New Roman" w:cs="Times New Roman"/>
+          <w:sz w:val="24"/>
+          <w:szCs w:val="24"/>
+          <w:lang w:val="en-US"/>
+        </w:rPr>
+        <w:t>then</w:t>
+      </w:r>
+      <w:r>
+        <w:rPr>
+          <w:rFonts w:ascii="Times New Roman" w:hAnsi="Times New Roman" w:cs="Times New Roman"/>
+          <w:sz w:val="24"/>
+          <w:szCs w:val="24"/>
+          <w:lang w:val="en-US"/>
+        </w:rPr>
+        <w:t xml:space="preserve"> </w:t>
+      </w:r>
+      <w:r>
+        <w:rPr>
+          <w:rFonts w:ascii="Times New Roman" w:hAnsi="Times New Roman" w:cs="Times New Roman"/>
+          <w:sz w:val="24"/>
+          <w:szCs w:val="24"/>
+          <w:lang w:val="en-US"/>
+        </w:rPr>
+        <w:t xml:space="preserve">an intermediate algorithm with </w:t>
+      </w:r>
+      <w:r>
+        <w:rPr>
+          <w:rFonts w:ascii="Times New Roman" w:hAnsi="Times New Roman" w:cs="Times New Roman"/>
+          <w:sz w:val="24"/>
+          <w:szCs w:val="24"/>
+          <w:lang w:val="en-US"/>
+        </w:rPr>
+        <w:t>added</w:t>
+      </w:r>
+      <w:r>
+        <w:rPr>
+          <w:rFonts w:ascii="Times New Roman" w:hAnsi="Times New Roman" w:cs="Times New Roman"/>
+          <w:sz w:val="24"/>
+          <w:szCs w:val="24"/>
+          <w:lang w:val="en-US"/>
+        </w:rPr>
+        <w:t xml:space="preserve"> complexity and finally the most </w:t>
+      </w:r>
+      <w:r>
+        <w:rPr>
+          <w:rFonts w:ascii="Times New Roman" w:hAnsi="Times New Roman" w:cs="Times New Roman"/>
+          <w:sz w:val="24"/>
+          <w:szCs w:val="24"/>
+          <w:lang w:val="en-US"/>
+        </w:rPr>
+        <w:t>ultramodern</w:t>
+      </w:r>
+      <w:r>
+        <w:rPr>
+          <w:rFonts w:ascii="Times New Roman" w:hAnsi="Times New Roman" w:cs="Times New Roman"/>
+          <w:sz w:val="24"/>
+          <w:szCs w:val="24"/>
+          <w:lang w:val="en-US"/>
+        </w:rPr>
+        <w:t xml:space="preserve"> algorithm</w:t>
+      </w:r>
+      <w:r>
+        <w:rPr>
+          <w:rFonts w:ascii="Times New Roman" w:hAnsi="Times New Roman" w:cs="Times New Roman"/>
+          <w:sz w:val="24"/>
+          <w:szCs w:val="24"/>
+          <w:lang w:val="en-US"/>
+        </w:rPr>
+        <w:t>, we will compare them and interpret the results.</w:t>
+      </w:r>
     </w:p>
     <w:p>
       <w:pPr>

--- a/Toxicity analysis in Greek text.docx
+++ b/Toxicity analysis in Greek text.docx
@@ -1924,6 +1924,7 @@
         <w:rPr>
           <w:rFonts w:ascii="Times New Roman" w:hAnsi="Times New Roman" w:cs="Times New Roman"/>
           <w:color w:val="auto"/>
+          <w:lang w:val="en-US"/>
         </w:rPr>
       </w:pPr>
       <w:bookmarkStart w:id="2" w:name="_Toc476744043"/>
@@ -1945,6 +1946,7 @@
           <w:rFonts w:ascii="Times New Roman" w:hAnsi="Times New Roman" w:cs="Times New Roman"/>
           <w:sz w:val="28"/>
           <w:szCs w:val="28"/>
+          <w:lang w:val="en-US"/>
         </w:rPr>
       </w:pPr>
     </w:p>
@@ -4339,26 +4341,102 @@
           <w:rFonts w:ascii="Times New Roman" w:hAnsi="Times New Roman" w:cs="Times New Roman"/>
           <w:sz w:val="24"/>
           <w:szCs w:val="24"/>
-        </w:rPr>
-        <w:t>ΣΔΟ..…………………………………………………….Σχολή Διοίκησης και Οικονομίας</w:t>
-      </w:r>
-    </w:p>
-    <w:p>
-      <w:pPr>
-        <w:ind w:right="282"/>
-        <w:rPr>
-          <w:rFonts w:ascii="Times New Roman" w:hAnsi="Times New Roman" w:cs="Times New Roman"/>
-          <w:sz w:val="24"/>
-          <w:szCs w:val="24"/>
-        </w:rPr>
-      </w:pPr>
-      <w:r>
-        <w:rPr>
-          <w:rFonts w:ascii="Times New Roman" w:hAnsi="Times New Roman" w:cs="Times New Roman"/>
-          <w:sz w:val="24"/>
-          <w:szCs w:val="24"/>
-        </w:rPr>
-        <w:t>ΤΕΙ-Η..………………………………………..Τεχνολογικό Εκπαιδευτικό Ίδρυμα Ηπείρου</w:t>
+          <w:lang w:val="en-US"/>
+        </w:rPr>
+        <w:t>NLP</w:t>
+      </w:r>
+      <w:r>
+        <w:rPr>
+          <w:rFonts w:ascii="Times New Roman" w:hAnsi="Times New Roman" w:cs="Times New Roman"/>
+          <w:sz w:val="24"/>
+          <w:szCs w:val="24"/>
+        </w:rPr>
+        <w:t>..…………………………………………………….</w:t>
+      </w:r>
+      <w:r>
+        <w:rPr>
+          <w:rFonts w:ascii="Times New Roman" w:hAnsi="Times New Roman" w:cs="Times New Roman"/>
+          <w:sz w:val="24"/>
+          <w:szCs w:val="24"/>
+        </w:rPr>
+        <w:t xml:space="preserve">… </w:t>
+      </w:r>
+      <w:r>
+        <w:rPr>
+          <w:rFonts w:ascii="Times New Roman" w:hAnsi="Times New Roman" w:cs="Times New Roman"/>
+          <w:sz w:val="24"/>
+          <w:szCs w:val="24"/>
+          <w:lang w:val="en-US"/>
+        </w:rPr>
+        <w:t>Natural</w:t>
+      </w:r>
+      <w:r>
+        <w:rPr>
+          <w:rFonts w:ascii="Times New Roman" w:hAnsi="Times New Roman" w:cs="Times New Roman"/>
+          <w:sz w:val="24"/>
+          <w:szCs w:val="24"/>
+        </w:rPr>
+        <w:t xml:space="preserve"> </w:t>
+      </w:r>
+      <w:r>
+        <w:rPr>
+          <w:rFonts w:ascii="Times New Roman" w:hAnsi="Times New Roman" w:cs="Times New Roman"/>
+          <w:sz w:val="24"/>
+          <w:szCs w:val="24"/>
+          <w:lang w:val="en-US"/>
+        </w:rPr>
+        <w:t>Language</w:t>
+      </w:r>
+      <w:r>
+        <w:rPr>
+          <w:rFonts w:ascii="Times New Roman" w:hAnsi="Times New Roman" w:cs="Times New Roman"/>
+          <w:sz w:val="24"/>
+          <w:szCs w:val="24"/>
+        </w:rPr>
+        <w:t xml:space="preserve"> </w:t>
+      </w:r>
+      <w:r>
+        <w:rPr>
+          <w:rFonts w:ascii="Times New Roman" w:hAnsi="Times New Roman" w:cs="Times New Roman"/>
+          <w:sz w:val="24"/>
+          <w:szCs w:val="24"/>
+          <w:lang w:val="en-US"/>
+        </w:rPr>
+        <w:t>Processing</w:t>
+      </w:r>
+    </w:p>
+    <w:p>
+      <w:pPr>
+        <w:ind w:right="282"/>
+        <w:rPr>
+          <w:rFonts w:ascii="Times New Roman" w:hAnsi="Times New Roman" w:cs="Times New Roman"/>
+          <w:sz w:val="24"/>
+          <w:szCs w:val="24"/>
+        </w:rPr>
+      </w:pPr>
+      <w:r>
+        <w:rPr>
+          <w:rFonts w:ascii="Times New Roman" w:hAnsi="Times New Roman" w:cs="Times New Roman"/>
+          <w:sz w:val="24"/>
+          <w:szCs w:val="24"/>
+        </w:rPr>
+        <w:t>ΕΦΓ</w:t>
+      </w:r>
+      <w:r>
+        <w:rPr>
+          <w:rFonts w:ascii="Times New Roman" w:hAnsi="Times New Roman" w:cs="Times New Roman"/>
+          <w:sz w:val="24"/>
+          <w:szCs w:val="24"/>
+        </w:rPr>
+        <w:t>..………………………………………</w:t>
+      </w:r>
+      <w:r>
+        <w:rPr>
+          <w:rFonts w:ascii="Times New Roman" w:hAnsi="Times New Roman" w:cs="Times New Roman"/>
+          <w:sz w:val="24"/>
+          <w:szCs w:val="24"/>
+        </w:rPr>
+        <w:t>……………… Επεξεργασία Φυσικής Γλώσσας</w:t>
       </w:r>
     </w:p>
     <w:p>

--- a/Toxicity analysis in Greek text.docx
+++ b/Toxicity analysis in Greek text.docx
@@ -1876,14 +1876,6 @@
           <w:sz w:val="24"/>
           <w:szCs w:val="24"/>
         </w:rPr>
-        <w:t xml:space="preserve"> Μηχανική μάθηση, </w:t>
-      </w:r>
-      <w:r>
-        <w:rPr>
-          <w:rFonts w:ascii="Times New Roman" w:hAnsi="Times New Roman" w:cs="Times New Roman"/>
-          <w:sz w:val="24"/>
-          <w:szCs w:val="24"/>
-        </w:rPr>
         <w:t xml:space="preserve"> </w:t>
       </w:r>
       <w:r>
@@ -1892,7 +1884,87 @@
           <w:sz w:val="24"/>
           <w:szCs w:val="24"/>
         </w:rPr>
-        <w:t>Επεξεργασία Φυσικής Γλώσσας, τοξικότητα, Ελληνικά.</w:t>
+        <w:t>μ</w:t>
+      </w:r>
+      <w:r>
+        <w:rPr>
+          <w:rFonts w:ascii="Times New Roman" w:hAnsi="Times New Roman" w:cs="Times New Roman"/>
+          <w:sz w:val="24"/>
+          <w:szCs w:val="24"/>
+        </w:rPr>
+        <w:t xml:space="preserve">ηχανική μάθηση, </w:t>
+      </w:r>
+      <w:r>
+        <w:rPr>
+          <w:rFonts w:ascii="Times New Roman" w:hAnsi="Times New Roman" w:cs="Times New Roman"/>
+          <w:sz w:val="24"/>
+          <w:szCs w:val="24"/>
+        </w:rPr>
+        <w:t xml:space="preserve"> </w:t>
+      </w:r>
+      <w:r>
+        <w:rPr>
+          <w:rFonts w:ascii="Times New Roman" w:hAnsi="Times New Roman" w:cs="Times New Roman"/>
+          <w:sz w:val="24"/>
+          <w:szCs w:val="24"/>
+        </w:rPr>
+        <w:t>ε</w:t>
+      </w:r>
+      <w:r>
+        <w:rPr>
+          <w:rFonts w:ascii="Times New Roman" w:hAnsi="Times New Roman" w:cs="Times New Roman"/>
+          <w:sz w:val="24"/>
+          <w:szCs w:val="24"/>
+        </w:rPr>
+        <w:t xml:space="preserve">πεξεργασία </w:t>
+      </w:r>
+      <w:r>
+        <w:rPr>
+          <w:rFonts w:ascii="Times New Roman" w:hAnsi="Times New Roman" w:cs="Times New Roman"/>
+          <w:sz w:val="24"/>
+          <w:szCs w:val="24"/>
+        </w:rPr>
+        <w:t>φ</w:t>
+      </w:r>
+      <w:r>
+        <w:rPr>
+          <w:rFonts w:ascii="Times New Roman" w:hAnsi="Times New Roman" w:cs="Times New Roman"/>
+          <w:sz w:val="24"/>
+          <w:szCs w:val="24"/>
+        </w:rPr>
+        <w:t xml:space="preserve">υσικής </w:t>
+      </w:r>
+      <w:r>
+        <w:rPr>
+          <w:rFonts w:ascii="Times New Roman" w:hAnsi="Times New Roman" w:cs="Times New Roman"/>
+          <w:sz w:val="24"/>
+          <w:szCs w:val="24"/>
+        </w:rPr>
+        <w:t>γ</w:t>
+      </w:r>
+      <w:r>
+        <w:rPr>
+          <w:rFonts w:ascii="Times New Roman" w:hAnsi="Times New Roman" w:cs="Times New Roman"/>
+          <w:sz w:val="24"/>
+          <w:szCs w:val="24"/>
+        </w:rPr>
+        <w:t xml:space="preserve">λώσσας, τοξικότητα, </w:t>
+      </w:r>
+      <w:r>
+        <w:rPr>
+          <w:rFonts w:ascii="Times New Roman" w:hAnsi="Times New Roman" w:cs="Times New Roman"/>
+          <w:sz w:val="24"/>
+          <w:szCs w:val="24"/>
+        </w:rPr>
+        <w:t>ε</w:t>
+      </w:r>
+      <w:r>
+        <w:rPr>
+          <w:rFonts w:ascii="Times New Roman" w:hAnsi="Times New Roman" w:cs="Times New Roman"/>
+          <w:sz w:val="24"/>
+          <w:szCs w:val="24"/>
+        </w:rPr>
+        <w:t>λληνικά</w:t>
       </w:r>
     </w:p>
     <w:p>
@@ -2021,7 +2093,7 @@
           <w:szCs w:val="24"/>
           <w:lang w:val="en-US"/>
         </w:rPr>
-        <w:t>learning provides us with effective tools for detecting and preventing online toxicity with the use of Natural Language Processing (NLP). Data used for training algorithms specifically in Greek is scarce in comparison to the plethora of data available for English. In this paper we will be examining how three machine learning algorithms with varying levels of complexity compute toxicity data in Greek text and how accurately they classify this data. Specifically</w:t>
+        <w:t xml:space="preserve">learning provides us with effective tools for detecting and preventing online toxicity with the use </w:t>
       </w:r>
       <w:r>
         <w:rPr>
@@ -2030,6 +2102,24 @@
           <w:szCs w:val="24"/>
           <w:lang w:val="en-US"/>
         </w:rPr>
+        <w:t>of Natural</w:t>
+      </w:r>
+      <w:r>
+        <w:rPr>
+          <w:rFonts w:ascii="Times New Roman" w:hAnsi="Times New Roman" w:cs="Times New Roman"/>
+          <w:sz w:val="24"/>
+          <w:szCs w:val="24"/>
+          <w:lang w:val="en-US"/>
+        </w:rPr>
+        <w:t xml:space="preserve"> Language Processing (NLP). Data used for training algorithms specifically in Greek is scarce in comparison to the plethora of data available for English. In this paper we will be examining how three machine learning algorithms with varying levels of complexity compute toxicity data in Greek text and how accurately they classify this data. Specifically</w:t>
+      </w:r>
+      <w:r>
+        <w:rPr>
+          <w:rFonts w:ascii="Times New Roman" w:hAnsi="Times New Roman" w:cs="Times New Roman"/>
+          <w:sz w:val="24"/>
+          <w:szCs w:val="24"/>
+          <w:lang w:val="en-US"/>
+        </w:rPr>
         <w:t xml:space="preserve">, </w:t>
       </w:r>
       <w:r>
@@ -2238,6 +2328,7 @@
           <w:rFonts w:ascii="Times New Roman" w:hAnsi="Times New Roman" w:cs="Times New Roman"/>
           <w:sz w:val="24"/>
           <w:szCs w:val="24"/>
+          <w:lang w:val="en-US"/>
         </w:rPr>
       </w:pPr>
       <w:r>
@@ -2255,50 +2346,47 @@
           <w:rFonts w:ascii="Times New Roman" w:hAnsi="Times New Roman" w:cs="Times New Roman"/>
           <w:sz w:val="24"/>
           <w:szCs w:val="24"/>
-        </w:rPr>
-        <w:t xml:space="preserve">: Καταχωρίστε </w:t>
-      </w:r>
-      <w:r>
-        <w:rPr>
-          <w:rFonts w:ascii="Times New Roman" w:hAnsi="Times New Roman" w:cs="Times New Roman"/>
-          <w:sz w:val="24"/>
-          <w:szCs w:val="24"/>
-          <w:u w:val="single"/>
-        </w:rPr>
-        <w:t xml:space="preserve">τρεις </w:t>
-      </w:r>
-      <w:r>
-        <w:rPr>
-          <w:rFonts w:ascii="Times New Roman" w:hAnsi="Times New Roman" w:cs="Times New Roman"/>
-          <w:sz w:val="24"/>
-          <w:szCs w:val="24"/>
-          <w:u w:val="single"/>
-        </w:rPr>
-        <w:t>έως πέντε λέξεις ή φράσεις-κλειδιά στα αγγλικά</w:t>
-      </w:r>
-      <w:r>
-        <w:rPr>
-          <w:rFonts w:ascii="Times New Roman" w:hAnsi="Times New Roman" w:cs="Times New Roman"/>
-          <w:sz w:val="24"/>
-          <w:szCs w:val="24"/>
-        </w:rPr>
-        <w:t xml:space="preserve"> που περιγράφουν το θέμα της εργασίας.</w:t>
-      </w:r>
-    </w:p>
-    <w:p>
-      <w:pPr>
-        <w:ind w:right="282"/>
-        <w:rPr>
-          <w:rFonts w:ascii="Times New Roman" w:hAnsi="Times New Roman" w:cs="Times New Roman"/>
-          <w:sz w:val="24"/>
-          <w:szCs w:val="24"/>
-        </w:rPr>
-      </w:pPr>
-      <w:r>
-        <w:rPr>
-          <w:rFonts w:ascii="Times New Roman" w:hAnsi="Times New Roman" w:cs="Times New Roman"/>
-          <w:sz w:val="24"/>
-          <w:szCs w:val="24"/>
+          <w:lang w:val="en-US"/>
+        </w:rPr>
+        <w:t xml:space="preserve">: </w:t>
+      </w:r>
+      <w:r>
+        <w:rPr>
+          <w:rFonts w:ascii="Times New Roman" w:hAnsi="Times New Roman" w:cs="Times New Roman"/>
+          <w:sz w:val="24"/>
+          <w:szCs w:val="24"/>
+          <w:lang w:val="en-US"/>
+        </w:rPr>
+        <w:t xml:space="preserve">machine learning, online toxicity, natural language processing, </w:t>
+      </w:r>
+      <w:proofErr w:type="spellStart"/>
+      <w:r>
+        <w:rPr>
+          <w:rFonts w:ascii="Times New Roman" w:hAnsi="Times New Roman" w:cs="Times New Roman"/>
+          <w:sz w:val="24"/>
+          <w:szCs w:val="24"/>
+          <w:lang w:val="en-US"/>
+        </w:rPr>
+        <w:t>greek</w:t>
+      </w:r>
+      <w:proofErr w:type="spellEnd"/>
+    </w:p>
+    <w:p>
+      <w:pPr>
+        <w:ind w:right="282"/>
+        <w:rPr>
+          <w:rFonts w:ascii="Times New Roman" w:hAnsi="Times New Roman" w:cs="Times New Roman"/>
+          <w:sz w:val="24"/>
+          <w:szCs w:val="24"/>
+          <w:lang w:val="en-US"/>
+        </w:rPr>
+      </w:pPr>
+      <w:r>
+        <w:rPr>
+          <w:rFonts w:ascii="Times New Roman" w:hAnsi="Times New Roman" w:cs="Times New Roman"/>
+          <w:sz w:val="24"/>
+          <w:szCs w:val="24"/>
+          <w:lang w:val="en-US"/>
         </w:rPr>
         <w:br w:type="page"/>
       </w:r>
@@ -2314,6 +2402,7 @@
         <w:rPr>
           <w:rFonts w:ascii="Times New Roman" w:hAnsi="Times New Roman" w:cs="Times New Roman"/>
           <w:color w:val="auto"/>
+          <w:lang w:val="en-US"/>
         </w:rPr>
       </w:pPr>
       <w:bookmarkStart w:id="3" w:name="_Toc476744044"/>
@@ -2323,7 +2412,22 @@
           <w:color w:val="auto"/>
         </w:rPr>
         <w:lastRenderedPageBreak/>
-        <w:t>ΠΙΝΑΚΑΣ ΠΕΡΙΕΧΟΜΕΝΩΝ</w:t>
+        <w:t>ΠΙΝΑΚΑΣ</w:t>
+      </w:r>
+      <w:r>
+        <w:rPr>
+          <w:rFonts w:ascii="Times New Roman" w:hAnsi="Times New Roman" w:cs="Times New Roman"/>
+          <w:color w:val="auto"/>
+          <w:lang w:val="en-US"/>
+        </w:rPr>
+        <w:t xml:space="preserve"> </w:t>
+      </w:r>
+      <w:r>
+        <w:rPr>
+          <w:rFonts w:ascii="Times New Roman" w:hAnsi="Times New Roman" w:cs="Times New Roman"/>
+          <w:color w:val="auto"/>
+        </w:rPr>
+        <w:t>ΠΕΡΙΕΧΟΜΕΝΩΝ</w:t>
       </w:r>
       <w:bookmarkEnd w:id="3"/>
     </w:p>
@@ -4283,6 +4387,7 @@
         <w:rPr>
           <w:rFonts w:ascii="Times New Roman" w:hAnsi="Times New Roman" w:cs="Times New Roman"/>
           <w:color w:val="auto"/>
+          <w:lang w:val="en-US"/>
         </w:rPr>
       </w:pPr>
       <w:bookmarkStart w:id="6" w:name="_Toc476744047"/>
@@ -4292,7 +4397,15 @@
           <w:color w:val="auto"/>
         </w:rPr>
         <w:lastRenderedPageBreak/>
-        <w:t xml:space="preserve">ΠΙΝΑΚΑΣ </w:t>
+        <w:t>ΠΙΝΑΚΑΣ</w:t>
+      </w:r>
+      <w:r>
+        <w:rPr>
+          <w:rFonts w:ascii="Times New Roman" w:hAnsi="Times New Roman" w:cs="Times New Roman"/>
+          <w:color w:val="auto"/>
+          <w:lang w:val="en-US"/>
+        </w:rPr>
+        <w:t xml:space="preserve"> </w:t>
       </w:r>
       <w:r>
         <w:rPr>
@@ -4324,25 +4437,28 @@
           <w:rFonts w:ascii="Times New Roman" w:hAnsi="Times New Roman" w:cs="Times New Roman"/>
           <w:sz w:val="28"/>
           <w:szCs w:val="28"/>
-        </w:rPr>
-      </w:pPr>
-    </w:p>
-    <w:p>
-      <w:pPr>
-        <w:ind w:right="282"/>
-        <w:rPr>
-          <w:rFonts w:ascii="Times New Roman" w:hAnsi="Times New Roman" w:cs="Times New Roman"/>
-          <w:sz w:val="24"/>
-          <w:szCs w:val="24"/>
-        </w:rPr>
-      </w:pPr>
-      <w:r>
-        <w:rPr>
-          <w:rFonts w:ascii="Times New Roman" w:hAnsi="Times New Roman" w:cs="Times New Roman"/>
-          <w:sz w:val="24"/>
-          <w:szCs w:val="24"/>
           <w:lang w:val="en-US"/>
         </w:rPr>
+      </w:pPr>
+    </w:p>
+    <w:p>
+      <w:pPr>
+        <w:ind w:right="282"/>
+        <w:rPr>
+          <w:rFonts w:ascii="Times New Roman" w:hAnsi="Times New Roman" w:cs="Times New Roman"/>
+          <w:sz w:val="24"/>
+          <w:szCs w:val="24"/>
+          <w:lang w:val="en-US"/>
+        </w:rPr>
+      </w:pPr>
+      <w:proofErr w:type="gramStart"/>
+      <w:r>
+        <w:rPr>
+          <w:rFonts w:ascii="Times New Roman" w:hAnsi="Times New Roman" w:cs="Times New Roman"/>
+          <w:sz w:val="24"/>
+          <w:szCs w:val="24"/>
+          <w:lang w:val="en-US"/>
+        </w:rPr>
         <w:t>NLP</w:t>
       </w:r>
       <w:r>
@@ -4350,14 +4466,26 @@
           <w:rFonts w:ascii="Times New Roman" w:hAnsi="Times New Roman" w:cs="Times New Roman"/>
           <w:sz w:val="24"/>
           <w:szCs w:val="24"/>
-        </w:rPr>
-        <w:t>..…………………………………………………….</w:t>
-      </w:r>
-      <w:r>
-        <w:rPr>
-          <w:rFonts w:ascii="Times New Roman" w:hAnsi="Times New Roman" w:cs="Times New Roman"/>
-          <w:sz w:val="24"/>
-          <w:szCs w:val="24"/>
+          <w:lang w:val="en-US"/>
+        </w:rPr>
+        <w:t>..</w:t>
+      </w:r>
+      <w:proofErr w:type="gramEnd"/>
+      <w:r>
+        <w:rPr>
+          <w:rFonts w:ascii="Times New Roman" w:hAnsi="Times New Roman" w:cs="Times New Roman"/>
+          <w:sz w:val="24"/>
+          <w:szCs w:val="24"/>
+          <w:lang w:val="en-US"/>
+        </w:rPr>
+        <w:t>…………………………………………………….</w:t>
+      </w:r>
+      <w:r>
+        <w:rPr>
+          <w:rFonts w:ascii="Times New Roman" w:hAnsi="Times New Roman" w:cs="Times New Roman"/>
+          <w:sz w:val="24"/>
+          <w:szCs w:val="24"/>
+          <w:lang w:val="en-US"/>
         </w:rPr>
         <w:t xml:space="preserve">… </w:t>
       </w:r>
@@ -4375,6 +4503,7 @@
           <w:rFonts w:ascii="Times New Roman" w:hAnsi="Times New Roman" w:cs="Times New Roman"/>
           <w:sz w:val="24"/>
           <w:szCs w:val="24"/>
+          <w:lang w:val="en-US"/>
         </w:rPr>
         <w:t xml:space="preserve"> </w:t>
       </w:r>
@@ -4392,6 +4521,7 @@
           <w:rFonts w:ascii="Times New Roman" w:hAnsi="Times New Roman" w:cs="Times New Roman"/>
           <w:sz w:val="24"/>
           <w:szCs w:val="24"/>
+          <w:lang w:val="en-US"/>
         </w:rPr>
         <w:t xml:space="preserve"> </w:t>
       </w:r>
@@ -4597,47 +4727,7 @@
       </w:r>
       <w:bookmarkEnd w:id="9"/>
     </w:p>
-    <w:p>
-      <w:pPr>
-        <w:ind w:right="282"/>
-        <w:rPr>
-          <w:rFonts w:ascii="Times New Roman" w:hAnsi="Times New Roman" w:cs="Times New Roman"/>
-          <w:sz w:val="28"/>
-          <w:szCs w:val="28"/>
-        </w:rPr>
-      </w:pPr>
-    </w:p>
-    <w:p>
-      <w:pPr>
-        <w:ind w:right="282"/>
-        <w:rPr>
-          <w:rFonts w:ascii="Times New Roman" w:hAnsi="Times New Roman" w:cs="Times New Roman"/>
-          <w:i/>
-          <w:sz w:val="24"/>
-          <w:szCs w:val="24"/>
-        </w:rPr>
-      </w:pPr>
-    </w:p>
-    <w:p>
-      <w:pPr>
-        <w:ind w:right="282"/>
-        <w:rPr>
-          <w:rFonts w:ascii="Times New Roman" w:hAnsi="Times New Roman" w:cs="Times New Roman"/>
-          <w:i/>
-          <w:sz w:val="28"/>
-          <w:szCs w:val="24"/>
-        </w:rPr>
-      </w:pPr>
-      <w:r>
-        <w:rPr>
-          <w:rFonts w:ascii="Times New Roman" w:hAnsi="Times New Roman" w:cs="Times New Roman"/>
-          <w:i/>
-          <w:sz w:val="28"/>
-          <w:szCs w:val="24"/>
-        </w:rPr>
-        <w:t>[Διαγράψτε αυτή τη σελίδα αν δεν τη χρειάζεστε.]</w:t>
-      </w:r>
-    </w:p>
+    <w:p/>
     <w:p>
       <w:pPr>
         <w:rPr>

--- a/Toxicity analysis in Greek text.docx
+++ b/Toxicity analysis in Greek text.docx
@@ -7,14 +7,14 @@
         <w:ind w:right="282"/>
         <w:jc w:val="center"/>
         <w:rPr>
-          <w:rFonts w:ascii="Times New Roman" w:hAnsi="Times New Roman" w:cs="Times New Roman"/>
-          <w:sz w:val="28"/>
-          <w:szCs w:val="28"/>
-        </w:rPr>
-      </w:pPr>
-      <w:r>
-        <w:rPr>
-          <w:rFonts w:ascii="Times New Roman" w:hAnsi="Times New Roman" w:cs="Times New Roman"/>
+          <w:rFonts w:cs="Times New Roman"/>
+          <w:sz w:val="28"/>
+          <w:szCs w:val="28"/>
+        </w:rPr>
+      </w:pPr>
+      <w:r>
+        <w:rPr>
+          <w:rFonts w:cs="Times New Roman"/>
           <w:noProof/>
           <w:sz w:val="28"/>
           <w:szCs w:val="28"/>
@@ -131,7 +131,7 @@
       </w:r>
       <w:r>
         <w:rPr>
-          <w:rFonts w:ascii="Times New Roman" w:hAnsi="Times New Roman" w:cs="Times New Roman"/>
+          <w:rFonts w:cs="Times New Roman"/>
           <w:noProof/>
           <w:sz w:val="28"/>
           <w:szCs w:val="28"/>
@@ -185,7 +185,7 @@
         <w:ind w:right="282"/>
         <w:jc w:val="center"/>
         <w:rPr>
-          <w:rFonts w:ascii="Times New Roman" w:hAnsi="Times New Roman" w:cs="Times New Roman"/>
+          <w:rFonts w:cs="Times New Roman"/>
           <w:b/>
           <w:sz w:val="28"/>
           <w:szCs w:val="28"/>
@@ -193,7 +193,7 @@
       </w:pPr>
       <w:r>
         <w:rPr>
-          <w:rFonts w:ascii="Times New Roman" w:hAnsi="Times New Roman" w:cs="Times New Roman"/>
+          <w:rFonts w:cs="Times New Roman"/>
           <w:b/>
           <w:sz w:val="28"/>
           <w:szCs w:val="28"/>
@@ -202,7 +202,7 @@
       </w:r>
       <w:r>
         <w:rPr>
-          <w:rFonts w:ascii="Times New Roman" w:hAnsi="Times New Roman" w:cs="Times New Roman"/>
+          <w:rFonts w:cs="Times New Roman"/>
           <w:b/>
           <w:sz w:val="28"/>
           <w:szCs w:val="28"/>
@@ -211,7 +211,7 @@
       </w:r>
       <w:r>
         <w:rPr>
-          <w:rFonts w:ascii="Times New Roman" w:hAnsi="Times New Roman" w:cs="Times New Roman"/>
+          <w:rFonts w:cs="Times New Roman"/>
           <w:b/>
           <w:sz w:val="28"/>
           <w:szCs w:val="28"/>
@@ -224,7 +224,7 @@
         <w:ind w:right="282"/>
         <w:jc w:val="center"/>
         <w:rPr>
-          <w:rFonts w:ascii="Times New Roman" w:hAnsi="Times New Roman" w:cs="Times New Roman"/>
+          <w:rFonts w:cs="Times New Roman"/>
           <w:b/>
           <w:sz w:val="28"/>
           <w:szCs w:val="28"/>
@@ -232,7 +232,7 @@
       </w:pPr>
       <w:r>
         <w:rPr>
-          <w:rFonts w:ascii="Times New Roman" w:hAnsi="Times New Roman" w:cs="Times New Roman"/>
+          <w:rFonts w:cs="Times New Roman"/>
           <w:b/>
           <w:sz w:val="28"/>
           <w:szCs w:val="28"/>
@@ -245,7 +245,7 @@
         <w:ind w:right="282"/>
         <w:jc w:val="center"/>
         <w:rPr>
-          <w:rFonts w:ascii="Times New Roman" w:hAnsi="Times New Roman" w:cs="Times New Roman"/>
+          <w:rFonts w:cs="Times New Roman"/>
           <w:b/>
           <w:sz w:val="28"/>
           <w:szCs w:val="28"/>
@@ -253,7 +253,7 @@
       </w:pPr>
       <w:r>
         <w:rPr>
-          <w:rFonts w:ascii="Times New Roman" w:hAnsi="Times New Roman" w:cs="Times New Roman"/>
+          <w:rFonts w:cs="Times New Roman"/>
           <w:b/>
           <w:sz w:val="28"/>
           <w:szCs w:val="28"/>
@@ -265,7 +265,7 @@
       <w:pPr>
         <w:ind w:right="282"/>
         <w:rPr>
-          <w:rFonts w:ascii="Times New Roman" w:hAnsi="Times New Roman" w:cs="Times New Roman"/>
+          <w:rFonts w:cs="Times New Roman"/>
           <w:sz w:val="28"/>
           <w:szCs w:val="28"/>
         </w:rPr>
@@ -276,7 +276,7 @@
         <w:ind w:right="282"/>
         <w:jc w:val="center"/>
         <w:rPr>
-          <w:rFonts w:ascii="Times New Roman" w:hAnsi="Times New Roman" w:cs="Times New Roman"/>
+          <w:rFonts w:cs="Times New Roman"/>
           <w:b/>
           <w:sz w:val="28"/>
           <w:szCs w:val="28"/>
@@ -284,7 +284,7 @@
       </w:pPr>
       <w:r>
         <w:rPr>
-          <w:rFonts w:ascii="Times New Roman" w:hAnsi="Times New Roman" w:cs="Times New Roman"/>
+          <w:rFonts w:cs="Times New Roman"/>
           <w:b/>
           <w:sz w:val="28"/>
           <w:szCs w:val="28"/>
@@ -296,7 +296,7 @@
       <w:pPr>
         <w:ind w:right="282"/>
         <w:rPr>
-          <w:rFonts w:ascii="Times New Roman" w:hAnsi="Times New Roman" w:cs="Times New Roman"/>
+          <w:rFonts w:cs="Times New Roman"/>
           <w:sz w:val="28"/>
           <w:szCs w:val="28"/>
         </w:rPr>
@@ -307,28 +307,18 @@
         <w:ind w:right="282"/>
         <w:jc w:val="center"/>
         <w:rPr>
-          <w:rFonts w:ascii="Times New Roman" w:hAnsi="Times New Roman" w:cs="Times New Roman"/>
-          <w:sz w:val="28"/>
-          <w:szCs w:val="28"/>
-        </w:rPr>
-      </w:pPr>
-      <w:proofErr w:type="spellStart"/>
-      <w:r>
-        <w:rPr>
-          <w:rFonts w:ascii="Times New Roman" w:hAnsi="Times New Roman" w:cs="Times New Roman"/>
-          <w:sz w:val="28"/>
-          <w:szCs w:val="28"/>
-        </w:rPr>
-        <w:t>Ατταλόγλου</w:t>
-      </w:r>
-      <w:proofErr w:type="spellEnd"/>
-      <w:r>
-        <w:rPr>
-          <w:rFonts w:ascii="Times New Roman" w:hAnsi="Times New Roman" w:cs="Times New Roman"/>
-          <w:sz w:val="28"/>
-          <w:szCs w:val="28"/>
-        </w:rPr>
-        <w:t xml:space="preserve"> Γιώργος</w:t>
+          <w:rFonts w:cs="Times New Roman"/>
+          <w:sz w:val="28"/>
+          <w:szCs w:val="28"/>
+        </w:rPr>
+      </w:pPr>
+      <w:r>
+        <w:rPr>
+          <w:rFonts w:cs="Times New Roman"/>
+          <w:sz w:val="28"/>
+          <w:szCs w:val="28"/>
+        </w:rPr>
+        <w:t>Ατταλόγλου Γιώργος</w:t>
       </w:r>
     </w:p>
     <w:p>
@@ -336,17 +326,17 @@
         <w:ind w:right="282"/>
         <w:jc w:val="center"/>
         <w:rPr>
-          <w:rFonts w:ascii="Times New Roman" w:hAnsi="Times New Roman" w:cs="Times New Roman"/>
-          <w:sz w:val="28"/>
-          <w:szCs w:val="28"/>
-        </w:rPr>
-      </w:pPr>
-    </w:p>
-    <w:p>
-      <w:pPr>
-        <w:ind w:right="282"/>
-        <w:rPr>
-          <w:rFonts w:ascii="Times New Roman" w:hAnsi="Times New Roman" w:cs="Times New Roman"/>
+          <w:rFonts w:cs="Times New Roman"/>
+          <w:sz w:val="28"/>
+          <w:szCs w:val="28"/>
+        </w:rPr>
+      </w:pPr>
+    </w:p>
+    <w:p>
+      <w:pPr>
+        <w:ind w:right="282"/>
+        <w:rPr>
+          <w:rFonts w:cs="Times New Roman"/>
           <w:i/>
           <w:sz w:val="18"/>
           <w:szCs w:val="28"/>
@@ -354,7 +344,7 @@
       </w:pPr>
       <w:r>
         <w:rPr>
-          <w:rFonts w:ascii="Times New Roman" w:hAnsi="Times New Roman" w:cs="Times New Roman"/>
+          <w:rFonts w:cs="Times New Roman"/>
           <w:i/>
           <w:sz w:val="18"/>
           <w:szCs w:val="28"/>
@@ -367,7 +357,7 @@
         <w:ind w:right="282"/>
         <w:jc w:val="center"/>
         <w:rPr>
-          <w:rFonts w:ascii="Times New Roman" w:hAnsi="Times New Roman" w:cs="Times New Roman"/>
+          <w:rFonts w:cs="Times New Roman"/>
           <w:sz w:val="28"/>
           <w:szCs w:val="28"/>
         </w:rPr>
@@ -378,14 +368,14 @@
         <w:ind w:right="282"/>
         <w:jc w:val="center"/>
         <w:rPr>
-          <w:rFonts w:ascii="Times New Roman" w:hAnsi="Times New Roman" w:cs="Times New Roman"/>
-          <w:sz w:val="28"/>
-          <w:szCs w:val="28"/>
-        </w:rPr>
-      </w:pPr>
-      <w:r>
-        <w:rPr>
-          <w:rFonts w:ascii="Times New Roman" w:hAnsi="Times New Roman" w:cs="Times New Roman"/>
+          <w:rFonts w:cs="Times New Roman"/>
+          <w:sz w:val="28"/>
+          <w:szCs w:val="28"/>
+        </w:rPr>
+      </w:pPr>
+      <w:r>
+        <w:rPr>
+          <w:rFonts w:cs="Times New Roman"/>
           <w:sz w:val="28"/>
           <w:szCs w:val="28"/>
         </w:rPr>
@@ -393,7 +383,7 @@
       </w:r>
       <w:r>
         <w:rPr>
-          <w:rFonts w:ascii="Times New Roman" w:hAnsi="Times New Roman" w:cs="Times New Roman"/>
+          <w:rFonts w:cs="Times New Roman"/>
           <w:sz w:val="28"/>
           <w:szCs w:val="28"/>
         </w:rPr>
@@ -404,7 +394,7 @@
       <w:pPr>
         <w:ind w:right="282"/>
         <w:rPr>
-          <w:rFonts w:ascii="Times New Roman" w:hAnsi="Times New Roman" w:cs="Times New Roman"/>
+          <w:rFonts w:cs="Times New Roman"/>
           <w:sz w:val="28"/>
           <w:szCs w:val="28"/>
         </w:rPr>
@@ -415,14 +405,14 @@
         <w:ind w:right="282"/>
         <w:jc w:val="center"/>
         <w:rPr>
-          <w:rFonts w:ascii="Times New Roman" w:hAnsi="Times New Roman" w:cs="Times New Roman"/>
-          <w:sz w:val="28"/>
-          <w:szCs w:val="28"/>
-        </w:rPr>
-      </w:pPr>
-      <w:r>
-        <w:rPr>
-          <w:rFonts w:ascii="Times New Roman" w:hAnsi="Times New Roman" w:cs="Times New Roman"/>
+          <w:rFonts w:cs="Times New Roman"/>
+          <w:sz w:val="28"/>
+          <w:szCs w:val="28"/>
+        </w:rPr>
+      </w:pPr>
+      <w:r>
+        <w:rPr>
+          <w:rFonts w:cs="Times New Roman"/>
           <w:sz w:val="28"/>
           <w:szCs w:val="28"/>
         </w:rPr>
@@ -434,7 +424,7 @@
         <w:ind w:right="282"/>
         <w:jc w:val="center"/>
         <w:rPr>
-          <w:rFonts w:ascii="Times New Roman" w:hAnsi="Times New Roman" w:cs="Times New Roman"/>
+          <w:rFonts w:cs="Times New Roman"/>
           <w:b/>
           <w:sz w:val="28"/>
           <w:szCs w:val="28"/>
@@ -446,7 +436,7 @@
         <w:ind w:right="282"/>
         <w:jc w:val="center"/>
         <w:rPr>
-          <w:rFonts w:ascii="Times New Roman" w:hAnsi="Times New Roman" w:cs="Times New Roman"/>
+          <w:rFonts w:cs="Times New Roman"/>
           <w:b/>
           <w:sz w:val="28"/>
           <w:szCs w:val="28"/>
@@ -458,7 +448,7 @@
         <w:ind w:right="282"/>
         <w:jc w:val="center"/>
         <w:rPr>
-          <w:rFonts w:ascii="Times New Roman" w:hAnsi="Times New Roman" w:cs="Times New Roman"/>
+          <w:rFonts w:cs="Times New Roman"/>
           <w:b/>
           <w:sz w:val="28"/>
           <w:szCs w:val="28"/>
@@ -470,7 +460,7 @@
         <w:ind w:right="282"/>
         <w:jc w:val="center"/>
         <w:rPr>
-          <w:rFonts w:ascii="Times New Roman" w:hAnsi="Times New Roman" w:cs="Times New Roman"/>
+          <w:rFonts w:cs="Times New Roman"/>
           <w:b/>
           <w:sz w:val="28"/>
           <w:szCs w:val="28"/>
@@ -482,7 +472,7 @@
         <w:ind w:right="282"/>
         <w:jc w:val="center"/>
         <w:rPr>
-          <w:rFonts w:ascii="Times New Roman" w:hAnsi="Times New Roman" w:cs="Times New Roman"/>
+          <w:rFonts w:cs="Times New Roman"/>
           <w:b/>
           <w:sz w:val="28"/>
           <w:szCs w:val="28"/>
@@ -494,7 +484,7 @@
         <w:ind w:right="282"/>
         <w:jc w:val="center"/>
         <w:rPr>
-          <w:rFonts w:ascii="Times New Roman" w:hAnsi="Times New Roman" w:cs="Times New Roman"/>
+          <w:rFonts w:cs="Times New Roman"/>
           <w:b/>
           <w:sz w:val="28"/>
           <w:szCs w:val="28"/>
@@ -503,7 +493,7 @@
       </w:pPr>
       <w:r>
         <w:rPr>
-          <w:rFonts w:ascii="Times New Roman" w:hAnsi="Times New Roman" w:cs="Times New Roman"/>
+          <w:rFonts w:cs="Times New Roman"/>
           <w:b/>
           <w:sz w:val="28"/>
           <w:szCs w:val="28"/>
@@ -517,15 +507,15 @@
         <w:ind w:right="282"/>
         <w:jc w:val="center"/>
         <w:rPr>
-          <w:rFonts w:ascii="Times New Roman" w:hAnsi="Times New Roman" w:cs="Times New Roman"/>
-          <w:sz w:val="28"/>
-          <w:szCs w:val="28"/>
-          <w:lang w:val="en-US"/>
-        </w:rPr>
-      </w:pPr>
-      <w:r>
-        <w:rPr>
-          <w:rFonts w:ascii="Times New Roman" w:hAnsi="Times New Roman" w:cs="Times New Roman"/>
+          <w:rFonts w:cs="Times New Roman"/>
+          <w:sz w:val="28"/>
+          <w:szCs w:val="28"/>
+          <w:lang w:val="en-US"/>
+        </w:rPr>
+      </w:pPr>
+      <w:r>
+        <w:rPr>
+          <w:rFonts w:cs="Times New Roman"/>
           <w:b/>
           <w:sz w:val="28"/>
           <w:szCs w:val="28"/>
@@ -538,14 +528,14 @@
       <w:pPr>
         <w:ind w:right="282"/>
         <w:rPr>
-          <w:rFonts w:ascii="Times New Roman" w:hAnsi="Times New Roman" w:cs="Times New Roman"/>
-          <w:sz w:val="28"/>
-          <w:szCs w:val="28"/>
-        </w:rPr>
-      </w:pPr>
-      <w:r>
-        <w:rPr>
-          <w:rFonts w:ascii="Times New Roman" w:hAnsi="Times New Roman" w:cs="Times New Roman"/>
+          <w:rFonts w:cs="Times New Roman"/>
+          <w:sz w:val="28"/>
+          <w:szCs w:val="28"/>
+        </w:rPr>
+      </w:pPr>
+      <w:r>
+        <w:rPr>
+          <w:rFonts w:cs="Times New Roman"/>
           <w:b/>
           <w:bCs/>
           <w:sz w:val="28"/>
@@ -556,7 +546,7 @@
       </w:r>
       <w:r>
         <w:rPr>
-          <w:rFonts w:ascii="Times New Roman" w:hAnsi="Times New Roman" w:cs="Times New Roman"/>
+          <w:rFonts w:cs="Times New Roman"/>
           <w:b/>
           <w:bCs/>
           <w:sz w:val="28"/>
@@ -566,7 +556,7 @@
       </w:r>
       <w:r>
         <w:rPr>
-          <w:rFonts w:ascii="Times New Roman" w:hAnsi="Times New Roman" w:cs="Times New Roman"/>
+          <w:rFonts w:cs="Times New Roman"/>
           <w:b/>
           <w:bCs/>
           <w:sz w:val="28"/>
@@ -699,7 +689,6 @@
           <w:lang w:val="el-GR"/>
         </w:rPr>
       </w:pPr>
-      <w:proofErr w:type="spellStart"/>
       <w:r>
         <w:rPr>
           <w:color w:val="auto"/>
@@ -714,7 +703,6 @@
         </w:rPr>
         <w:t>νοµα</w:t>
       </w:r>
-      <w:proofErr w:type="spellEnd"/>
       <w:r>
         <w:rPr>
           <w:color w:val="auto"/>
@@ -808,21 +796,12 @@
           <w:lang w:val="el-GR"/>
         </w:rPr>
       </w:pPr>
-      <w:proofErr w:type="spellStart"/>
       <w:r>
         <w:rPr>
           <w:color w:val="auto"/>
           <w:lang w:val="el-GR"/>
         </w:rPr>
-        <w:t>Όνοµα</w:t>
-      </w:r>
-      <w:proofErr w:type="spellEnd"/>
-      <w:r>
-        <w:rPr>
-          <w:color w:val="auto"/>
-          <w:lang w:val="el-GR"/>
-        </w:rPr>
-        <w:t xml:space="preserve"> Επίθετο</w:t>
+        <w:t>Όνοµα Επίθετο</w:t>
       </w:r>
       <w:r>
         <w:rPr>
@@ -910,21 +889,12 @@
           <w:lang w:val="el-GR"/>
         </w:rPr>
       </w:pPr>
-      <w:proofErr w:type="spellStart"/>
       <w:r>
         <w:rPr>
           <w:color w:val="auto"/>
           <w:lang w:val="el-GR"/>
         </w:rPr>
-        <w:t>Όνοµα</w:t>
-      </w:r>
-      <w:proofErr w:type="spellEnd"/>
-      <w:r>
-        <w:rPr>
-          <w:color w:val="auto"/>
-          <w:lang w:val="el-GR"/>
-        </w:rPr>
-        <w:t xml:space="preserve"> Επίθετο</w:t>
+        <w:t>Όνοµα Επίθετο</w:t>
       </w:r>
       <w:r>
         <w:rPr>
@@ -1008,7 +978,7 @@
         <w:ind w:right="282"/>
         <w:jc w:val="center"/>
         <w:rPr>
-          <w:rFonts w:ascii="Times New Roman" w:hAnsi="Times New Roman" w:cs="Times New Roman"/>
+          <w:rFonts w:cs="Times New Roman"/>
           <w:sz w:val="28"/>
           <w:szCs w:val="28"/>
           <w:lang w:val="en-US"/>
@@ -1020,7 +990,7 @@
         <w:ind w:right="282"/>
         <w:jc w:val="center"/>
         <w:rPr>
-          <w:rFonts w:ascii="Times New Roman" w:hAnsi="Times New Roman" w:cs="Times New Roman"/>
+          <w:rFonts w:cs="Times New Roman"/>
           <w:sz w:val="28"/>
           <w:szCs w:val="28"/>
           <w:lang w:val="en-US"/>
@@ -1032,7 +1002,7 @@
         <w:ind w:right="282"/>
         <w:jc w:val="center"/>
         <w:rPr>
-          <w:rFonts w:ascii="Times New Roman" w:hAnsi="Times New Roman" w:cs="Times New Roman"/>
+          <w:rFonts w:cs="Times New Roman"/>
           <w:sz w:val="28"/>
           <w:szCs w:val="28"/>
           <w:lang w:val="en-US"/>
@@ -1044,7 +1014,7 @@
         <w:ind w:right="282"/>
         <w:jc w:val="center"/>
         <w:rPr>
-          <w:rFonts w:ascii="Times New Roman" w:hAnsi="Times New Roman" w:cs="Times New Roman"/>
+          <w:rFonts w:cs="Times New Roman"/>
           <w:sz w:val="28"/>
           <w:szCs w:val="28"/>
           <w:lang w:val="en-US"/>
@@ -1056,7 +1026,7 @@
         <w:ind w:right="282"/>
         <w:jc w:val="center"/>
         <w:rPr>
-          <w:rFonts w:ascii="Times New Roman" w:hAnsi="Times New Roman" w:cs="Times New Roman"/>
+          <w:rFonts w:cs="Times New Roman"/>
           <w:sz w:val="28"/>
           <w:szCs w:val="28"/>
           <w:lang w:val="en-US"/>
@@ -1068,7 +1038,7 @@
         <w:ind w:right="282"/>
         <w:jc w:val="center"/>
         <w:rPr>
-          <w:rFonts w:ascii="Times New Roman" w:hAnsi="Times New Roman" w:cs="Times New Roman"/>
+          <w:rFonts w:cs="Times New Roman"/>
           <w:sz w:val="28"/>
           <w:szCs w:val="28"/>
           <w:lang w:val="en-US"/>
@@ -1097,7 +1067,6 @@
         <w:lastRenderedPageBreak/>
         <w:t xml:space="preserve">© </w:t>
       </w:r>
-      <w:proofErr w:type="spellStart"/>
       <w:r>
         <w:rPr>
           <w:color w:val="auto"/>
@@ -1107,7 +1076,6 @@
         </w:rPr>
         <w:t>Ατταλόγλου</w:t>
       </w:r>
-      <w:proofErr w:type="spellEnd"/>
       <w:r>
         <w:rPr>
           <w:color w:val="auto"/>
@@ -1232,7 +1200,7 @@
     <w:p>
       <w:pPr>
         <w:rPr>
-          <w:rFonts w:ascii="Times New Roman" w:eastAsia="Times New Roman" w:hAnsi="Times New Roman" w:cs="Times New Roman"/>
+          <w:rFonts w:eastAsia="Times New Roman" w:cs="Times New Roman"/>
           <w:sz w:val="28"/>
           <w:szCs w:val="28"/>
           <w:lang w:eastAsia="en-GB"/>
@@ -1240,7 +1208,7 @@
       </w:pPr>
       <w:r>
         <w:rPr>
-          <w:rFonts w:ascii="Times New Roman" w:hAnsi="Times New Roman" w:cs="Times New Roman"/>
+          <w:rFonts w:cs="Times New Roman"/>
           <w:sz w:val="28"/>
           <w:szCs w:val="28"/>
         </w:rPr>
@@ -1387,7 +1355,6 @@
           <w:lang w:val="el-GR"/>
         </w:rPr>
       </w:pPr>
-      <w:proofErr w:type="spellStart"/>
       <w:r>
         <w:rPr>
           <w:color w:val="auto"/>
@@ -1395,7 +1362,6 @@
         </w:rPr>
         <w:t>Ατταλόγλου</w:t>
       </w:r>
-      <w:proofErr w:type="spellEnd"/>
       <w:r>
         <w:rPr>
           <w:color w:val="auto"/>
@@ -1454,14 +1420,14 @@
     <w:p>
       <w:pPr>
         <w:rPr>
-          <w:rFonts w:ascii="Times New Roman" w:hAnsi="Times New Roman" w:cs="Times New Roman"/>
-          <w:sz w:val="28"/>
-          <w:szCs w:val="28"/>
-        </w:rPr>
-      </w:pPr>
-      <w:r>
-        <w:rPr>
-          <w:rFonts w:ascii="Times New Roman" w:hAnsi="Times New Roman" w:cs="Times New Roman"/>
+          <w:rFonts w:cs="Times New Roman"/>
+          <w:sz w:val="28"/>
+          <w:szCs w:val="28"/>
+        </w:rPr>
+      </w:pPr>
+      <w:r>
+        <w:rPr>
+          <w:rFonts w:cs="Times New Roman"/>
           <w:sz w:val="28"/>
           <w:szCs w:val="28"/>
         </w:rPr>
@@ -1497,8 +1463,7 @@
         <w:ind w:right="282"/>
         <w:jc w:val="both"/>
         <w:rPr>
-          <w:rFonts w:ascii="Times New Roman" w:hAnsi="Times New Roman" w:cs="Times New Roman"/>
-          <w:sz w:val="24"/>
+          <w:rFonts w:cs="Times New Roman"/>
           <w:szCs w:val="24"/>
         </w:rPr>
       </w:pPr>
@@ -1508,47 +1473,41 @@
         <w:ind w:right="282"/>
         <w:jc w:val="both"/>
         <w:rPr>
-          <w:rFonts w:ascii="Times New Roman" w:hAnsi="Times New Roman" w:cs="Times New Roman"/>
-          <w:sz w:val="24"/>
-          <w:szCs w:val="24"/>
-        </w:rPr>
-      </w:pPr>
-      <w:r>
-        <w:rPr>
-          <w:rFonts w:ascii="Times New Roman" w:hAnsi="Times New Roman" w:cs="Times New Roman"/>
-          <w:sz w:val="24"/>
+          <w:rFonts w:cs="Times New Roman"/>
+          <w:szCs w:val="24"/>
+        </w:rPr>
+      </w:pPr>
+      <w:r>
+        <w:rPr>
+          <w:rFonts w:cs="Times New Roman"/>
           <w:szCs w:val="24"/>
         </w:rPr>
         <w:t xml:space="preserve">Είναι σημαντική η αναγνώριση της βοήθειας που έλαβε ο φοιτητής/ η φοιτήτρια κατά τη διάρκεια της προπαρασκευής της εργασίας του. Η βοήθεια μπορεί να είναι ακαδημαϊκή, τεχνική, γραμματειακή, διοικητική και προσωπική (π.χ. οικογένεια). Δεν </w:t>
       </w:r>
       <w:r>
         <w:rPr>
-          <w:rFonts w:ascii="Times New Roman" w:hAnsi="Times New Roman" w:cs="Times New Roman"/>
-          <w:sz w:val="24"/>
+          <w:rFonts w:cs="Times New Roman"/>
           <w:szCs w:val="24"/>
         </w:rPr>
         <w:t>υπερβαίνει</w:t>
       </w:r>
       <w:r>
         <w:rPr>
-          <w:rFonts w:ascii="Times New Roman" w:hAnsi="Times New Roman" w:cs="Times New Roman"/>
-          <w:sz w:val="24"/>
+          <w:rFonts w:cs="Times New Roman"/>
           <w:szCs w:val="24"/>
         </w:rPr>
         <w:t xml:space="preserve"> τη μία </w:t>
       </w:r>
       <w:r>
         <w:rPr>
-          <w:rFonts w:ascii="Times New Roman" w:hAnsi="Times New Roman" w:cs="Times New Roman"/>
-          <w:sz w:val="24"/>
+          <w:rFonts w:cs="Times New Roman"/>
           <w:szCs w:val="24"/>
         </w:rPr>
         <w:t>παράγραφο</w:t>
       </w:r>
       <w:r>
         <w:rPr>
-          <w:rFonts w:ascii="Times New Roman" w:hAnsi="Times New Roman" w:cs="Times New Roman"/>
-          <w:sz w:val="24"/>
+          <w:rFonts w:cs="Times New Roman"/>
           <w:szCs w:val="24"/>
         </w:rPr>
         <w:t xml:space="preserve">.  </w:t>
@@ -1558,14 +1517,14 @@
       <w:pPr>
         <w:ind w:right="282"/>
         <w:rPr>
-          <w:rFonts w:ascii="Times New Roman" w:hAnsi="Times New Roman" w:cs="Times New Roman"/>
-          <w:sz w:val="28"/>
-          <w:szCs w:val="28"/>
-        </w:rPr>
-      </w:pPr>
-      <w:r>
-        <w:rPr>
-          <w:rFonts w:ascii="Times New Roman" w:hAnsi="Times New Roman" w:cs="Times New Roman"/>
+          <w:rFonts w:cs="Times New Roman"/>
+          <w:sz w:val="28"/>
+          <w:szCs w:val="28"/>
+        </w:rPr>
+      </w:pPr>
+      <w:r>
+        <w:rPr>
+          <w:rFonts w:cs="Times New Roman"/>
           <w:i/>
           <w:sz w:val="28"/>
           <w:szCs w:val="28"/>
@@ -1576,15 +1535,13 @@
     <w:p>
       <w:pPr>
         <w:rPr>
-          <w:rFonts w:ascii="Times New Roman" w:hAnsi="Times New Roman" w:cs="Times New Roman"/>
-          <w:sz w:val="24"/>
-          <w:szCs w:val="24"/>
-        </w:rPr>
-      </w:pPr>
-      <w:r>
-        <w:rPr>
-          <w:rFonts w:ascii="Times New Roman" w:hAnsi="Times New Roman" w:cs="Times New Roman"/>
-          <w:sz w:val="24"/>
+          <w:rFonts w:cs="Times New Roman"/>
+          <w:szCs w:val="24"/>
+        </w:rPr>
+      </w:pPr>
+      <w:r>
+        <w:rPr>
+          <w:rFonts w:cs="Times New Roman"/>
           <w:szCs w:val="24"/>
         </w:rPr>
         <w:br w:type="page"/>
@@ -1618,217 +1575,191 @@
       <w:pPr>
         <w:ind w:right="282"/>
         <w:rPr>
-          <w:rFonts w:ascii="Times New Roman" w:hAnsi="Times New Roman" w:cs="Times New Roman"/>
-          <w:sz w:val="28"/>
-          <w:szCs w:val="28"/>
-        </w:rPr>
-      </w:pPr>
-    </w:p>
-    <w:p>
-      <w:pPr>
-        <w:ind w:right="282"/>
-        <w:rPr>
-          <w:rFonts w:ascii="Times New Roman" w:hAnsi="Times New Roman" w:cs="Times New Roman"/>
-          <w:sz w:val="24"/>
-          <w:szCs w:val="24"/>
-        </w:rPr>
-      </w:pPr>
-      <w:r>
-        <w:rPr>
-          <w:rFonts w:ascii="Times New Roman" w:hAnsi="Times New Roman" w:cs="Times New Roman"/>
-          <w:sz w:val="24"/>
+          <w:rFonts w:cs="Times New Roman"/>
+          <w:sz w:val="28"/>
+          <w:szCs w:val="28"/>
+        </w:rPr>
+      </w:pPr>
+    </w:p>
+    <w:p>
+      <w:pPr>
+        <w:ind w:right="282"/>
+        <w:rPr>
+          <w:rFonts w:cs="Times New Roman"/>
+          <w:szCs w:val="24"/>
+        </w:rPr>
+      </w:pPr>
+      <w:r>
+        <w:rPr>
+          <w:rFonts w:cs="Times New Roman"/>
           <w:szCs w:val="24"/>
         </w:rPr>
         <w:t xml:space="preserve">Η τοξική συμπεριφορά στο διαδίκτυο όλο ένα και </w:t>
       </w:r>
       <w:r>
         <w:rPr>
-          <w:rFonts w:ascii="Times New Roman" w:hAnsi="Times New Roman" w:cs="Times New Roman"/>
-          <w:sz w:val="24"/>
+          <w:rFonts w:cs="Times New Roman"/>
           <w:szCs w:val="24"/>
         </w:rPr>
         <w:t>πολλαπλασιάζεται</w:t>
       </w:r>
       <w:r>
         <w:rPr>
-          <w:rFonts w:ascii="Times New Roman" w:hAnsi="Times New Roman" w:cs="Times New Roman"/>
-          <w:sz w:val="24"/>
+          <w:rFonts w:cs="Times New Roman"/>
           <w:szCs w:val="24"/>
         </w:rPr>
         <w:t xml:space="preserve">. Η μηχανική μάθηση μας προσφέρει εργαλεία για την αποτελεσματική ανίχνευση και πρόληψη τοξικών σχόλιων με την χρήση </w:t>
       </w:r>
       <w:r>
         <w:rPr>
-          <w:rFonts w:ascii="Times New Roman" w:hAnsi="Times New Roman" w:cs="Times New Roman"/>
-          <w:sz w:val="24"/>
+          <w:rFonts w:cs="Times New Roman"/>
           <w:szCs w:val="24"/>
         </w:rPr>
         <w:t>της Επεξεργασίας Φυσικής Γλώσσας</w:t>
       </w:r>
       <w:r>
         <w:rPr>
-          <w:rFonts w:ascii="Times New Roman" w:hAnsi="Times New Roman" w:cs="Times New Roman"/>
-          <w:sz w:val="24"/>
+          <w:rFonts w:cs="Times New Roman"/>
           <w:szCs w:val="24"/>
         </w:rPr>
         <w:t xml:space="preserve">. </w:t>
       </w:r>
       <w:r>
         <w:rPr>
-          <w:rFonts w:ascii="Times New Roman" w:hAnsi="Times New Roman" w:cs="Times New Roman"/>
-          <w:sz w:val="24"/>
+          <w:rFonts w:cs="Times New Roman"/>
           <w:szCs w:val="24"/>
         </w:rPr>
         <w:t xml:space="preserve">Τα δεδομένα που υπάρχουν για την εκμάθηση αλγορίθμων στον τομέα της τοξικότητας στα Ελληνικά είναι ελάχιστα σε σχέση με την πληθώρα δεδομένων στα αγγλικά. Σε αυτή την εργασία θα εξετάσουμε πως </w:t>
       </w:r>
       <w:r>
         <w:rPr>
-          <w:rFonts w:ascii="Times New Roman" w:hAnsi="Times New Roman" w:cs="Times New Roman"/>
-          <w:sz w:val="24"/>
+          <w:rFonts w:cs="Times New Roman"/>
           <w:szCs w:val="24"/>
         </w:rPr>
         <w:t xml:space="preserve">τρείς αλγόριθμοι μηχανικής μάθησης με διάφορα επίπεδα πολυπλοκότητας επεξεργάζονται δεδομένα τοξικότητας σε ελληνικό κείμενο και με πόση ακρίβεια </w:t>
       </w:r>
       <w:r>
         <w:rPr>
-          <w:rFonts w:ascii="Times New Roman" w:hAnsi="Times New Roman" w:cs="Times New Roman"/>
-          <w:sz w:val="24"/>
+          <w:rFonts w:cs="Times New Roman"/>
           <w:szCs w:val="24"/>
         </w:rPr>
         <w:t xml:space="preserve">κατηγοριοποιούν </w:t>
       </w:r>
       <w:r>
         <w:rPr>
-          <w:rFonts w:ascii="Times New Roman" w:hAnsi="Times New Roman" w:cs="Times New Roman"/>
-          <w:sz w:val="24"/>
+          <w:rFonts w:cs="Times New Roman"/>
           <w:szCs w:val="24"/>
         </w:rPr>
         <w:t xml:space="preserve">τα εν λόγο δεδομένα. Συγκεκριμένα θα χρησιμοποιήσουμε έναν </w:t>
       </w:r>
       <w:r>
         <w:rPr>
-          <w:rFonts w:ascii="Times New Roman" w:hAnsi="Times New Roman" w:cs="Times New Roman"/>
-          <w:sz w:val="24"/>
+          <w:rFonts w:cs="Times New Roman"/>
           <w:szCs w:val="24"/>
         </w:rPr>
         <w:t>βασικό αλγόριθμο με απλές μεθόδους</w:t>
       </w:r>
       <w:r>
         <w:rPr>
-          <w:rFonts w:ascii="Times New Roman" w:hAnsi="Times New Roman" w:cs="Times New Roman"/>
-          <w:sz w:val="24"/>
+          <w:rFonts w:cs="Times New Roman"/>
           <w:szCs w:val="24"/>
         </w:rPr>
         <w:t xml:space="preserve">, </w:t>
       </w:r>
       <w:r>
         <w:rPr>
-          <w:rFonts w:ascii="Times New Roman" w:hAnsi="Times New Roman" w:cs="Times New Roman"/>
-          <w:sz w:val="24"/>
+          <w:rFonts w:cs="Times New Roman"/>
           <w:szCs w:val="24"/>
         </w:rPr>
         <w:t>στην συνέχεια</w:t>
       </w:r>
       <w:r>
         <w:rPr>
-          <w:rFonts w:ascii="Times New Roman" w:hAnsi="Times New Roman" w:cs="Times New Roman"/>
-          <w:sz w:val="24"/>
+          <w:rFonts w:cs="Times New Roman"/>
           <w:szCs w:val="24"/>
         </w:rPr>
         <w:t xml:space="preserve"> έναν </w:t>
       </w:r>
       <w:r>
         <w:rPr>
-          <w:rFonts w:ascii="Times New Roman" w:hAnsi="Times New Roman" w:cs="Times New Roman"/>
-          <w:sz w:val="24"/>
+          <w:rFonts w:cs="Times New Roman"/>
           <w:szCs w:val="24"/>
         </w:rPr>
         <w:t>ενδιάμεσο αλγόριθμο</w:t>
       </w:r>
       <w:r>
         <w:rPr>
-          <w:rFonts w:ascii="Times New Roman" w:hAnsi="Times New Roman" w:cs="Times New Roman"/>
-          <w:sz w:val="24"/>
+          <w:rFonts w:cs="Times New Roman"/>
           <w:szCs w:val="24"/>
         </w:rPr>
         <w:t xml:space="preserve"> και τ</w:t>
       </w:r>
       <w:r>
         <w:rPr>
-          <w:rFonts w:ascii="Times New Roman" w:hAnsi="Times New Roman" w:cs="Times New Roman"/>
-          <w:sz w:val="24"/>
+          <w:rFonts w:cs="Times New Roman"/>
           <w:szCs w:val="24"/>
         </w:rPr>
         <w:t>έ</w:t>
       </w:r>
       <w:r>
         <w:rPr>
-          <w:rFonts w:ascii="Times New Roman" w:hAnsi="Times New Roman" w:cs="Times New Roman"/>
-          <w:sz w:val="24"/>
+          <w:rFonts w:cs="Times New Roman"/>
           <w:szCs w:val="24"/>
         </w:rPr>
         <w:t>λ</w:t>
       </w:r>
       <w:r>
         <w:rPr>
-          <w:rFonts w:ascii="Times New Roman" w:hAnsi="Times New Roman" w:cs="Times New Roman"/>
-          <w:sz w:val="24"/>
+          <w:rFonts w:cs="Times New Roman"/>
           <w:szCs w:val="24"/>
         </w:rPr>
         <w:t>ο</w:t>
       </w:r>
       <w:r>
         <w:rPr>
-          <w:rFonts w:ascii="Times New Roman" w:hAnsi="Times New Roman" w:cs="Times New Roman"/>
-          <w:sz w:val="24"/>
+          <w:rFonts w:cs="Times New Roman"/>
           <w:szCs w:val="24"/>
         </w:rPr>
         <w:t xml:space="preserve">ς </w:t>
       </w:r>
       <w:r>
         <w:rPr>
-          <w:rFonts w:ascii="Times New Roman" w:hAnsi="Times New Roman" w:cs="Times New Roman"/>
-          <w:sz w:val="24"/>
+          <w:rFonts w:cs="Times New Roman"/>
           <w:szCs w:val="24"/>
         </w:rPr>
         <w:t>τον</w:t>
       </w:r>
       <w:r>
         <w:rPr>
-          <w:rFonts w:ascii="Times New Roman" w:hAnsi="Times New Roman" w:cs="Times New Roman"/>
-          <w:sz w:val="24"/>
+          <w:rFonts w:cs="Times New Roman"/>
           <w:szCs w:val="24"/>
         </w:rPr>
         <w:t xml:space="preserve"> </w:t>
       </w:r>
       <w:r>
         <w:rPr>
-          <w:rFonts w:ascii="Times New Roman" w:hAnsi="Times New Roman" w:cs="Times New Roman"/>
-          <w:sz w:val="24"/>
+          <w:rFonts w:cs="Times New Roman"/>
           <w:szCs w:val="24"/>
         </w:rPr>
         <w:t>πλέον σύγχρονο.</w:t>
       </w:r>
       <w:r>
         <w:rPr>
-          <w:rFonts w:ascii="Times New Roman" w:hAnsi="Times New Roman" w:cs="Times New Roman"/>
-          <w:sz w:val="24"/>
+          <w:rFonts w:cs="Times New Roman"/>
           <w:szCs w:val="24"/>
         </w:rPr>
         <w:t xml:space="preserve"> </w:t>
       </w:r>
       <w:r>
         <w:rPr>
-          <w:rFonts w:ascii="Times New Roman" w:hAnsi="Times New Roman" w:cs="Times New Roman"/>
-          <w:sz w:val="24"/>
+          <w:rFonts w:cs="Times New Roman"/>
           <w:szCs w:val="24"/>
         </w:rPr>
         <w:t>Θ</w:t>
       </w:r>
       <w:r>
         <w:rPr>
-          <w:rFonts w:ascii="Times New Roman" w:hAnsi="Times New Roman" w:cs="Times New Roman"/>
-          <w:sz w:val="24"/>
+          <w:rFonts w:cs="Times New Roman"/>
           <w:szCs w:val="24"/>
         </w:rPr>
         <w:t>α τους συγκρίνουμε και θα μελετήσουμε τα αποτελέσματα.</w:t>
@@ -1838,130 +1769,114 @@
       <w:pPr>
         <w:ind w:right="282"/>
         <w:rPr>
-          <w:rFonts w:ascii="Times New Roman" w:hAnsi="Times New Roman" w:cs="Times New Roman"/>
-          <w:sz w:val="24"/>
-          <w:szCs w:val="24"/>
-        </w:rPr>
-      </w:pPr>
-    </w:p>
-    <w:p>
-      <w:pPr>
-        <w:ind w:right="282"/>
-        <w:rPr>
-          <w:rFonts w:ascii="Times New Roman" w:hAnsi="Times New Roman" w:cs="Times New Roman"/>
-          <w:sz w:val="24"/>
-          <w:szCs w:val="24"/>
-        </w:rPr>
-      </w:pPr>
-      <w:r>
-        <w:rPr>
-          <w:rFonts w:ascii="Times New Roman" w:hAnsi="Times New Roman" w:cs="Times New Roman"/>
+          <w:rFonts w:cs="Times New Roman"/>
+          <w:szCs w:val="24"/>
+        </w:rPr>
+      </w:pPr>
+    </w:p>
+    <w:p>
+      <w:pPr>
+        <w:ind w:right="282"/>
+        <w:rPr>
+          <w:rFonts w:cs="Times New Roman"/>
+          <w:szCs w:val="24"/>
+        </w:rPr>
+      </w:pPr>
+      <w:r>
+        <w:rPr>
+          <w:rFonts w:cs="Times New Roman"/>
           <w:b/>
-          <w:sz w:val="24"/>
           <w:szCs w:val="24"/>
         </w:rPr>
         <w:t>Λέξεις-κλειδιά</w:t>
       </w:r>
       <w:r>
         <w:rPr>
-          <w:rFonts w:ascii="Times New Roman" w:hAnsi="Times New Roman" w:cs="Times New Roman"/>
-          <w:sz w:val="24"/>
+          <w:rFonts w:cs="Times New Roman"/>
           <w:szCs w:val="24"/>
         </w:rPr>
         <w:t>:</w:t>
       </w:r>
       <w:r>
         <w:rPr>
-          <w:rFonts w:ascii="Times New Roman" w:hAnsi="Times New Roman" w:cs="Times New Roman"/>
-          <w:sz w:val="24"/>
+          <w:rFonts w:cs="Times New Roman"/>
           <w:szCs w:val="24"/>
         </w:rPr>
         <w:t xml:space="preserve"> </w:t>
       </w:r>
       <w:r>
         <w:rPr>
-          <w:rFonts w:ascii="Times New Roman" w:hAnsi="Times New Roman" w:cs="Times New Roman"/>
-          <w:sz w:val="24"/>
+          <w:rFonts w:cs="Times New Roman"/>
           <w:szCs w:val="24"/>
         </w:rPr>
         <w:t>μ</w:t>
       </w:r>
       <w:r>
         <w:rPr>
-          <w:rFonts w:ascii="Times New Roman" w:hAnsi="Times New Roman" w:cs="Times New Roman"/>
-          <w:sz w:val="24"/>
+          <w:rFonts w:cs="Times New Roman"/>
           <w:szCs w:val="24"/>
         </w:rPr>
         <w:t xml:space="preserve">ηχανική μάθηση, </w:t>
       </w:r>
       <w:r>
         <w:rPr>
-          <w:rFonts w:ascii="Times New Roman" w:hAnsi="Times New Roman" w:cs="Times New Roman"/>
-          <w:sz w:val="24"/>
+          <w:rFonts w:cs="Times New Roman"/>
           <w:szCs w:val="24"/>
         </w:rPr>
         <w:t xml:space="preserve"> </w:t>
       </w:r>
       <w:r>
         <w:rPr>
-          <w:rFonts w:ascii="Times New Roman" w:hAnsi="Times New Roman" w:cs="Times New Roman"/>
-          <w:sz w:val="24"/>
+          <w:rFonts w:cs="Times New Roman"/>
           <w:szCs w:val="24"/>
         </w:rPr>
         <w:t>ε</w:t>
       </w:r>
       <w:r>
         <w:rPr>
-          <w:rFonts w:ascii="Times New Roman" w:hAnsi="Times New Roman" w:cs="Times New Roman"/>
-          <w:sz w:val="24"/>
+          <w:rFonts w:cs="Times New Roman"/>
           <w:szCs w:val="24"/>
         </w:rPr>
         <w:t xml:space="preserve">πεξεργασία </w:t>
       </w:r>
       <w:r>
         <w:rPr>
-          <w:rFonts w:ascii="Times New Roman" w:hAnsi="Times New Roman" w:cs="Times New Roman"/>
-          <w:sz w:val="24"/>
+          <w:rFonts w:cs="Times New Roman"/>
           <w:szCs w:val="24"/>
         </w:rPr>
         <w:t>φ</w:t>
       </w:r>
       <w:r>
         <w:rPr>
-          <w:rFonts w:ascii="Times New Roman" w:hAnsi="Times New Roman" w:cs="Times New Roman"/>
-          <w:sz w:val="24"/>
+          <w:rFonts w:cs="Times New Roman"/>
           <w:szCs w:val="24"/>
         </w:rPr>
         <w:t xml:space="preserve">υσικής </w:t>
       </w:r>
       <w:r>
         <w:rPr>
-          <w:rFonts w:ascii="Times New Roman" w:hAnsi="Times New Roman" w:cs="Times New Roman"/>
-          <w:sz w:val="24"/>
+          <w:rFonts w:cs="Times New Roman"/>
           <w:szCs w:val="24"/>
         </w:rPr>
         <w:t>γ</w:t>
       </w:r>
       <w:r>
         <w:rPr>
-          <w:rFonts w:ascii="Times New Roman" w:hAnsi="Times New Roman" w:cs="Times New Roman"/>
-          <w:sz w:val="24"/>
+          <w:rFonts w:cs="Times New Roman"/>
           <w:szCs w:val="24"/>
         </w:rPr>
         <w:t xml:space="preserve">λώσσας, τοξικότητα, </w:t>
       </w:r>
       <w:r>
         <w:rPr>
-          <w:rFonts w:ascii="Times New Roman" w:hAnsi="Times New Roman" w:cs="Times New Roman"/>
-          <w:sz w:val="24"/>
+          <w:rFonts w:cs="Times New Roman"/>
           <w:szCs w:val="24"/>
         </w:rPr>
         <w:t>ε</w:t>
       </w:r>
       <w:r>
         <w:rPr>
-          <w:rFonts w:ascii="Times New Roman" w:hAnsi="Times New Roman" w:cs="Times New Roman"/>
-          <w:sz w:val="24"/>
+          <w:rFonts w:cs="Times New Roman"/>
           <w:szCs w:val="24"/>
         </w:rPr>
         <w:t>λληνικά</w:t>
@@ -1971,15 +1886,13 @@
       <w:pPr>
         <w:ind w:right="282"/>
         <w:rPr>
-          <w:rFonts w:ascii="Times New Roman" w:hAnsi="Times New Roman" w:cs="Times New Roman"/>
-          <w:sz w:val="24"/>
-          <w:szCs w:val="24"/>
-        </w:rPr>
-      </w:pPr>
-      <w:r>
-        <w:rPr>
-          <w:rFonts w:ascii="Times New Roman" w:hAnsi="Times New Roman" w:cs="Times New Roman"/>
-          <w:sz w:val="24"/>
+          <w:rFonts w:cs="Times New Roman"/>
+          <w:szCs w:val="24"/>
+        </w:rPr>
+      </w:pPr>
+      <w:r>
+        <w:rPr>
+          <w:rFonts w:cs="Times New Roman"/>
           <w:szCs w:val="24"/>
         </w:rPr>
         <w:br w:type="page"/>
@@ -2015,27 +1928,25 @@
       <w:pPr>
         <w:ind w:right="282"/>
         <w:rPr>
-          <w:rFonts w:ascii="Times New Roman" w:hAnsi="Times New Roman" w:cs="Times New Roman"/>
-          <w:sz w:val="28"/>
-          <w:szCs w:val="28"/>
-          <w:lang w:val="en-US"/>
-        </w:rPr>
-      </w:pPr>
-    </w:p>
-    <w:p>
-      <w:pPr>
-        <w:ind w:right="282"/>
-        <w:rPr>
-          <w:rFonts w:ascii="Times New Roman" w:hAnsi="Times New Roman" w:cs="Times New Roman"/>
-          <w:sz w:val="24"/>
-          <w:szCs w:val="24"/>
-          <w:lang w:val="en-US"/>
-        </w:rPr>
-      </w:pPr>
-      <w:r>
-        <w:rPr>
-          <w:rFonts w:ascii="Times New Roman" w:hAnsi="Times New Roman" w:cs="Times New Roman"/>
-          <w:sz w:val="24"/>
+          <w:rFonts w:cs="Times New Roman"/>
+          <w:sz w:val="28"/>
+          <w:szCs w:val="28"/>
+          <w:lang w:val="en-US"/>
+        </w:rPr>
+      </w:pPr>
+    </w:p>
+    <w:p>
+      <w:pPr>
+        <w:ind w:right="282"/>
+        <w:rPr>
+          <w:rFonts w:cs="Times New Roman"/>
+          <w:szCs w:val="24"/>
+          <w:lang w:val="en-US"/>
+        </w:rPr>
+      </w:pPr>
+      <w:r>
+        <w:rPr>
+          <w:rFonts w:cs="Times New Roman"/>
           <w:szCs w:val="24"/>
           <w:lang w:val="en-US"/>
         </w:rPr>
@@ -2043,8 +1954,7 @@
       </w:r>
       <w:r>
         <w:rPr>
-          <w:rFonts w:ascii="Times New Roman" w:hAnsi="Times New Roman" w:cs="Times New Roman"/>
-          <w:sz w:val="24"/>
+          <w:rFonts w:cs="Times New Roman"/>
           <w:szCs w:val="24"/>
           <w:lang w:val="en-US"/>
         </w:rPr>
@@ -2052,8 +1962,7 @@
       </w:r>
       <w:r>
         <w:rPr>
-          <w:rFonts w:ascii="Times New Roman" w:hAnsi="Times New Roman" w:cs="Times New Roman"/>
-          <w:sz w:val="24"/>
+          <w:rFonts w:cs="Times New Roman"/>
           <w:szCs w:val="24"/>
           <w:lang w:val="en-US"/>
         </w:rPr>
@@ -2061,8 +1970,7 @@
       </w:r>
       <w:r>
         <w:rPr>
-          <w:rFonts w:ascii="Times New Roman" w:hAnsi="Times New Roman" w:cs="Times New Roman"/>
-          <w:sz w:val="24"/>
+          <w:rFonts w:cs="Times New Roman"/>
           <w:szCs w:val="24"/>
           <w:lang w:val="en-US"/>
         </w:rPr>
@@ -2070,8 +1978,7 @@
       </w:r>
       <w:r>
         <w:rPr>
-          <w:rFonts w:ascii="Times New Roman" w:hAnsi="Times New Roman" w:cs="Times New Roman"/>
-          <w:sz w:val="24"/>
+          <w:rFonts w:cs="Times New Roman"/>
           <w:szCs w:val="24"/>
           <w:lang w:val="en-US"/>
         </w:rPr>
@@ -2079,8 +1986,7 @@
       </w:r>
       <w:r>
         <w:rPr>
-          <w:rFonts w:ascii="Times New Roman" w:hAnsi="Times New Roman" w:cs="Times New Roman"/>
-          <w:sz w:val="24"/>
+          <w:rFonts w:cs="Times New Roman"/>
           <w:szCs w:val="24"/>
           <w:lang w:val="en-US"/>
         </w:rPr>
@@ -2088,8 +1994,7 @@
       </w:r>
       <w:r>
         <w:rPr>
-          <w:rFonts w:ascii="Times New Roman" w:hAnsi="Times New Roman" w:cs="Times New Roman"/>
-          <w:sz w:val="24"/>
+          <w:rFonts w:cs="Times New Roman"/>
           <w:szCs w:val="24"/>
           <w:lang w:val="en-US"/>
         </w:rPr>
@@ -2097,8 +2002,7 @@
       </w:r>
       <w:r>
         <w:rPr>
-          <w:rFonts w:ascii="Times New Roman" w:hAnsi="Times New Roman" w:cs="Times New Roman"/>
-          <w:sz w:val="24"/>
+          <w:rFonts w:cs="Times New Roman"/>
           <w:szCs w:val="24"/>
           <w:lang w:val="en-US"/>
         </w:rPr>
@@ -2106,8 +2010,7 @@
       </w:r>
       <w:r>
         <w:rPr>
-          <w:rFonts w:ascii="Times New Roman" w:hAnsi="Times New Roman" w:cs="Times New Roman"/>
-          <w:sz w:val="24"/>
+          <w:rFonts w:cs="Times New Roman"/>
           <w:szCs w:val="24"/>
           <w:lang w:val="en-US"/>
         </w:rPr>
@@ -2115,8 +2018,7 @@
       </w:r>
       <w:r>
         <w:rPr>
-          <w:rFonts w:ascii="Times New Roman" w:hAnsi="Times New Roman" w:cs="Times New Roman"/>
-          <w:sz w:val="24"/>
+          <w:rFonts w:cs="Times New Roman"/>
           <w:szCs w:val="24"/>
           <w:lang w:val="en-US"/>
         </w:rPr>
@@ -2124,8 +2026,7 @@
       </w:r>
       <w:r>
         <w:rPr>
-          <w:rFonts w:ascii="Times New Roman" w:hAnsi="Times New Roman" w:cs="Times New Roman"/>
-          <w:sz w:val="24"/>
+          <w:rFonts w:cs="Times New Roman"/>
           <w:szCs w:val="24"/>
           <w:lang w:val="en-US"/>
         </w:rPr>
@@ -2133,8 +2034,7 @@
       </w:r>
       <w:r>
         <w:rPr>
-          <w:rFonts w:ascii="Times New Roman" w:hAnsi="Times New Roman" w:cs="Times New Roman"/>
-          <w:sz w:val="24"/>
+          <w:rFonts w:cs="Times New Roman"/>
           <w:szCs w:val="24"/>
           <w:lang w:val="en-US"/>
         </w:rPr>
@@ -2142,8 +2042,7 @@
       </w:r>
       <w:r>
         <w:rPr>
-          <w:rFonts w:ascii="Times New Roman" w:hAnsi="Times New Roman" w:cs="Times New Roman"/>
-          <w:sz w:val="24"/>
+          <w:rFonts w:cs="Times New Roman"/>
           <w:szCs w:val="24"/>
           <w:lang w:val="en-US"/>
         </w:rPr>
@@ -2151,8 +2050,7 @@
       </w:r>
       <w:r>
         <w:rPr>
-          <w:rFonts w:ascii="Times New Roman" w:hAnsi="Times New Roman" w:cs="Times New Roman"/>
-          <w:sz w:val="24"/>
+          <w:rFonts w:cs="Times New Roman"/>
           <w:szCs w:val="24"/>
           <w:lang w:val="en-US"/>
         </w:rPr>
@@ -2160,8 +2058,7 @@
       </w:r>
       <w:r>
         <w:rPr>
-          <w:rFonts w:ascii="Times New Roman" w:hAnsi="Times New Roman" w:cs="Times New Roman"/>
-          <w:sz w:val="24"/>
+          <w:rFonts w:cs="Times New Roman"/>
           <w:szCs w:val="24"/>
           <w:lang w:val="en-US"/>
         </w:rPr>
@@ -2169,8 +2066,7 @@
       </w:r>
       <w:r>
         <w:rPr>
-          <w:rFonts w:ascii="Times New Roman" w:hAnsi="Times New Roman" w:cs="Times New Roman"/>
-          <w:sz w:val="24"/>
+          <w:rFonts w:cs="Times New Roman"/>
           <w:szCs w:val="24"/>
           <w:lang w:val="en-US"/>
         </w:rPr>
@@ -2178,8 +2074,7 @@
       </w:r>
       <w:r>
         <w:rPr>
-          <w:rFonts w:ascii="Times New Roman" w:hAnsi="Times New Roman" w:cs="Times New Roman"/>
-          <w:sz w:val="24"/>
+          <w:rFonts w:cs="Times New Roman"/>
           <w:szCs w:val="24"/>
           <w:lang w:val="en-US"/>
         </w:rPr>
@@ -2187,8 +2082,7 @@
       </w:r>
       <w:r>
         <w:rPr>
-          <w:rFonts w:ascii="Times New Roman" w:hAnsi="Times New Roman" w:cs="Times New Roman"/>
-          <w:sz w:val="24"/>
+          <w:rFonts w:cs="Times New Roman"/>
           <w:szCs w:val="24"/>
           <w:lang w:val="en-US"/>
         </w:rPr>
@@ -2196,8 +2090,7 @@
       </w:r>
       <w:r>
         <w:rPr>
-          <w:rFonts w:ascii="Times New Roman" w:hAnsi="Times New Roman" w:cs="Times New Roman"/>
-          <w:sz w:val="24"/>
+          <w:rFonts w:cs="Times New Roman"/>
           <w:szCs w:val="24"/>
           <w:lang w:val="en-US"/>
         </w:rPr>
@@ -2205,8 +2098,7 @@
       </w:r>
       <w:r>
         <w:rPr>
-          <w:rFonts w:ascii="Times New Roman" w:hAnsi="Times New Roman" w:cs="Times New Roman"/>
-          <w:sz w:val="24"/>
+          <w:rFonts w:cs="Times New Roman"/>
           <w:szCs w:val="24"/>
           <w:lang w:val="en-US"/>
         </w:rPr>
@@ -2214,8 +2106,7 @@
       </w:r>
       <w:r>
         <w:rPr>
-          <w:rFonts w:ascii="Times New Roman" w:hAnsi="Times New Roman" w:cs="Times New Roman"/>
-          <w:sz w:val="24"/>
+          <w:rFonts w:cs="Times New Roman"/>
           <w:szCs w:val="24"/>
           <w:lang w:val="en-US"/>
         </w:rPr>
@@ -2223,8 +2114,7 @@
       </w:r>
       <w:r>
         <w:rPr>
-          <w:rFonts w:ascii="Times New Roman" w:hAnsi="Times New Roman" w:cs="Times New Roman"/>
-          <w:sz w:val="24"/>
+          <w:rFonts w:cs="Times New Roman"/>
           <w:szCs w:val="24"/>
           <w:lang w:val="en-US"/>
         </w:rPr>
@@ -2232,8 +2122,7 @@
       </w:r>
       <w:r>
         <w:rPr>
-          <w:rFonts w:ascii="Times New Roman" w:hAnsi="Times New Roman" w:cs="Times New Roman"/>
-          <w:sz w:val="24"/>
+          <w:rFonts w:cs="Times New Roman"/>
           <w:szCs w:val="24"/>
           <w:lang w:val="en-US"/>
         </w:rPr>
@@ -2241,8 +2130,7 @@
       </w:r>
       <w:r>
         <w:rPr>
-          <w:rFonts w:ascii="Times New Roman" w:hAnsi="Times New Roman" w:cs="Times New Roman"/>
-          <w:sz w:val="24"/>
+          <w:rFonts w:cs="Times New Roman"/>
           <w:szCs w:val="24"/>
           <w:lang w:val="en-US"/>
         </w:rPr>
@@ -2250,8 +2138,7 @@
       </w:r>
       <w:r>
         <w:rPr>
-          <w:rFonts w:ascii="Times New Roman" w:hAnsi="Times New Roman" w:cs="Times New Roman"/>
-          <w:sz w:val="24"/>
+          <w:rFonts w:cs="Times New Roman"/>
           <w:szCs w:val="24"/>
           <w:lang w:val="en-US"/>
         </w:rPr>
@@ -2259,8 +2146,7 @@
       </w:r>
       <w:r>
         <w:rPr>
-          <w:rFonts w:ascii="Times New Roman" w:hAnsi="Times New Roman" w:cs="Times New Roman"/>
-          <w:sz w:val="24"/>
+          <w:rFonts w:cs="Times New Roman"/>
           <w:szCs w:val="24"/>
           <w:lang w:val="en-US"/>
         </w:rPr>
@@ -2268,8 +2154,7 @@
       </w:r>
       <w:r>
         <w:rPr>
-          <w:rFonts w:ascii="Times New Roman" w:hAnsi="Times New Roman" w:cs="Times New Roman"/>
-          <w:sz w:val="24"/>
+          <w:rFonts w:cs="Times New Roman"/>
           <w:szCs w:val="24"/>
           <w:lang w:val="en-US"/>
         </w:rPr>
@@ -2277,8 +2162,7 @@
       </w:r>
       <w:r>
         <w:rPr>
-          <w:rFonts w:ascii="Times New Roman" w:hAnsi="Times New Roman" w:cs="Times New Roman"/>
-          <w:sz w:val="24"/>
+          <w:rFonts w:cs="Times New Roman"/>
           <w:szCs w:val="24"/>
           <w:lang w:val="en-US"/>
         </w:rPr>
@@ -2286,8 +2170,7 @@
       </w:r>
       <w:r>
         <w:rPr>
-          <w:rFonts w:ascii="Times New Roman" w:hAnsi="Times New Roman" w:cs="Times New Roman"/>
-          <w:sz w:val="24"/>
+          <w:rFonts w:cs="Times New Roman"/>
           <w:szCs w:val="24"/>
           <w:lang w:val="en-US"/>
         </w:rPr>
@@ -2295,8 +2178,7 @@
       </w:r>
       <w:r>
         <w:rPr>
-          <w:rFonts w:ascii="Times New Roman" w:hAnsi="Times New Roman" w:cs="Times New Roman"/>
-          <w:sz w:val="24"/>
+          <w:rFonts w:cs="Times New Roman"/>
           <w:szCs w:val="24"/>
           <w:lang w:val="en-US"/>
         </w:rPr>
@@ -2304,8 +2186,7 @@
       </w:r>
       <w:r>
         <w:rPr>
-          <w:rFonts w:ascii="Times New Roman" w:hAnsi="Times New Roman" w:cs="Times New Roman"/>
-          <w:sz w:val="24"/>
+          <w:rFonts w:cs="Times New Roman"/>
           <w:szCs w:val="24"/>
           <w:lang w:val="en-US"/>
         </w:rPr>
@@ -2313,8 +2194,7 @@
       </w:r>
       <w:r>
         <w:rPr>
-          <w:rFonts w:ascii="Times New Roman" w:hAnsi="Times New Roman" w:cs="Times New Roman"/>
-          <w:sz w:val="24"/>
+          <w:rFonts w:cs="Times New Roman"/>
           <w:szCs w:val="24"/>
           <w:lang w:val="en-US"/>
         </w:rPr>
@@ -2325,17 +2205,15 @@
       <w:pPr>
         <w:ind w:right="282"/>
         <w:rPr>
-          <w:rFonts w:ascii="Times New Roman" w:hAnsi="Times New Roman" w:cs="Times New Roman"/>
-          <w:sz w:val="24"/>
-          <w:szCs w:val="24"/>
-          <w:lang w:val="en-US"/>
-        </w:rPr>
-      </w:pPr>
-      <w:r>
-        <w:rPr>
-          <w:rFonts w:ascii="Times New Roman" w:hAnsi="Times New Roman" w:cs="Times New Roman"/>
+          <w:rFonts w:cs="Times New Roman"/>
+          <w:szCs w:val="24"/>
+          <w:lang w:val="en-US"/>
+        </w:rPr>
+      </w:pPr>
+      <w:r>
+        <w:rPr>
+          <w:rFonts w:cs="Times New Roman"/>
           <w:b/>
-          <w:sz w:val="24"/>
           <w:szCs w:val="24"/>
           <w:lang w:val="en-US"/>
         </w:rPr>
@@ -2343,8 +2221,7 @@
       </w:r>
       <w:r>
         <w:rPr>
-          <w:rFonts w:ascii="Times New Roman" w:hAnsi="Times New Roman" w:cs="Times New Roman"/>
-          <w:sz w:val="24"/>
+          <w:rFonts w:cs="Times New Roman"/>
           <w:szCs w:val="24"/>
           <w:lang w:val="en-US"/>
         </w:rPr>
@@ -2352,39 +2229,25 @@
       </w:r>
       <w:r>
         <w:rPr>
-          <w:rFonts w:ascii="Times New Roman" w:hAnsi="Times New Roman" w:cs="Times New Roman"/>
-          <w:sz w:val="24"/>
-          <w:szCs w:val="24"/>
-          <w:lang w:val="en-US"/>
-        </w:rPr>
-        <w:t xml:space="preserve">machine learning, online toxicity, natural language processing, </w:t>
-      </w:r>
-      <w:proofErr w:type="spellStart"/>
-      <w:r>
-        <w:rPr>
-          <w:rFonts w:ascii="Times New Roman" w:hAnsi="Times New Roman" w:cs="Times New Roman"/>
-          <w:sz w:val="24"/>
-          <w:szCs w:val="24"/>
-          <w:lang w:val="en-US"/>
-        </w:rPr>
-        <w:t>greek</w:t>
-      </w:r>
-      <w:proofErr w:type="spellEnd"/>
-    </w:p>
-    <w:p>
-      <w:pPr>
-        <w:ind w:right="282"/>
-        <w:rPr>
-          <w:rFonts w:ascii="Times New Roman" w:hAnsi="Times New Roman" w:cs="Times New Roman"/>
-          <w:sz w:val="24"/>
-          <w:szCs w:val="24"/>
-          <w:lang w:val="en-US"/>
-        </w:rPr>
-      </w:pPr>
-      <w:r>
-        <w:rPr>
-          <w:rFonts w:ascii="Times New Roman" w:hAnsi="Times New Roman" w:cs="Times New Roman"/>
-          <w:sz w:val="24"/>
+          <w:rFonts w:cs="Times New Roman"/>
+          <w:szCs w:val="24"/>
+          <w:lang w:val="en-US"/>
+        </w:rPr>
+        <w:t>machine learning, online toxicity, natural language processing, greek</w:t>
+      </w:r>
+    </w:p>
+    <w:p>
+      <w:pPr>
+        <w:ind w:right="282"/>
+        <w:rPr>
+          <w:rFonts w:cs="Times New Roman"/>
+          <w:szCs w:val="24"/>
+          <w:lang w:val="en-US"/>
+        </w:rPr>
+      </w:pPr>
+      <w:r>
+        <w:rPr>
+          <w:rFonts w:cs="Times New Roman"/>
           <w:szCs w:val="24"/>
           <w:lang w:val="en-US"/>
         </w:rPr>
@@ -2448,6 +2311,11 @@
           <w:docPartUnique/>
         </w:docPartObj>
       </w:sdtPr>
+      <w:sdtEndPr>
+        <w:rPr>
+          <w:sz w:val="24"/>
+        </w:rPr>
+      </w:sdtEndPr>
       <w:sdtContent>
         <w:p>
           <w:pPr>
@@ -2466,26 +2334,26 @@
               <w:tab w:val="right" w:leader="dot" w:pos="9061"/>
             </w:tabs>
             <w:rPr>
-              <w:rFonts w:ascii="Times New Roman" w:eastAsiaTheme="minorEastAsia" w:hAnsi="Times New Roman" w:cs="Times New Roman"/>
+              <w:rFonts w:eastAsiaTheme="minorEastAsia" w:cs="Times New Roman"/>
               <w:noProof/>
               <w:lang w:eastAsia="el-GR"/>
             </w:rPr>
           </w:pPr>
           <w:r>
             <w:rPr>
-              <w:rFonts w:ascii="Times New Roman" w:hAnsi="Times New Roman" w:cs="Times New Roman"/>
+              <w:rFonts w:cs="Times New Roman"/>
             </w:rPr>
             <w:fldChar w:fldCharType="begin"/>
           </w:r>
           <w:r>
             <w:rPr>
-              <w:rFonts w:ascii="Times New Roman" w:hAnsi="Times New Roman" w:cs="Times New Roman"/>
+              <w:rFonts w:cs="Times New Roman"/>
             </w:rPr>
             <w:instrText xml:space="preserve"> TOC \o "1-3" \h \z \u </w:instrText>
           </w:r>
           <w:r>
             <w:rPr>
-              <w:rFonts w:ascii="Times New Roman" w:hAnsi="Times New Roman" w:cs="Times New Roman"/>
+              <w:rFonts w:cs="Times New Roman"/>
             </w:rPr>
             <w:fldChar w:fldCharType="separate"/>
           </w:r>
@@ -2493,14 +2361,14 @@
             <w:r>
               <w:rPr>
                 <w:rStyle w:val="Hyperlink"/>
-                <w:rFonts w:ascii="Times New Roman" w:hAnsi="Times New Roman" w:cs="Times New Roman"/>
+                <w:rFonts w:cs="Times New Roman"/>
                 <w:noProof/>
               </w:rPr>
               <w:t>ΕΥΧΑΡΙΣΤΙΕΣ</w:t>
             </w:r>
             <w:r>
               <w:rPr>
-                <w:rFonts w:ascii="Times New Roman" w:hAnsi="Times New Roman" w:cs="Times New Roman"/>
+                <w:rFonts w:cs="Times New Roman"/>
                 <w:noProof/>
                 <w:webHidden/>
               </w:rPr>
@@ -2508,7 +2376,7 @@
             </w:r>
             <w:r>
               <w:rPr>
-                <w:rFonts w:ascii="Times New Roman" w:hAnsi="Times New Roman" w:cs="Times New Roman"/>
+                <w:rFonts w:cs="Times New Roman"/>
                 <w:noProof/>
                 <w:webHidden/>
               </w:rPr>
@@ -2516,7 +2384,7 @@
             </w:r>
             <w:r>
               <w:rPr>
-                <w:rFonts w:ascii="Times New Roman" w:hAnsi="Times New Roman" w:cs="Times New Roman"/>
+                <w:rFonts w:cs="Times New Roman"/>
                 <w:noProof/>
                 <w:webHidden/>
               </w:rPr>
@@ -2524,14 +2392,14 @@
             </w:r>
             <w:r>
               <w:rPr>
-                <w:rFonts w:ascii="Times New Roman" w:hAnsi="Times New Roman" w:cs="Times New Roman"/>
-                <w:noProof/>
-                <w:webHidden/>
-              </w:rPr>
-            </w:r>
-            <w:r>
-              <w:rPr>
-                <w:rFonts w:ascii="Times New Roman" w:hAnsi="Times New Roman" w:cs="Times New Roman"/>
+                <w:rFonts w:cs="Times New Roman"/>
+                <w:noProof/>
+                <w:webHidden/>
+              </w:rPr>
+            </w:r>
+            <w:r>
+              <w:rPr>
+                <w:rFonts w:cs="Times New Roman"/>
                 <w:noProof/>
                 <w:webHidden/>
               </w:rPr>
@@ -2539,7 +2407,7 @@
             </w:r>
             <w:r>
               <w:rPr>
-                <w:rFonts w:ascii="Times New Roman" w:hAnsi="Times New Roman" w:cs="Times New Roman"/>
+                <w:rFonts w:cs="Times New Roman"/>
                 <w:noProof/>
                 <w:webHidden/>
               </w:rPr>
@@ -2547,7 +2415,7 @@
             </w:r>
             <w:r>
               <w:rPr>
-                <w:rFonts w:ascii="Times New Roman" w:hAnsi="Times New Roman" w:cs="Times New Roman"/>
+                <w:rFonts w:cs="Times New Roman"/>
                 <w:noProof/>
                 <w:webHidden/>
               </w:rPr>
@@ -2562,7 +2430,7 @@
               <w:tab w:val="right" w:leader="dot" w:pos="9061"/>
             </w:tabs>
             <w:rPr>
-              <w:rFonts w:ascii="Times New Roman" w:eastAsiaTheme="minorEastAsia" w:hAnsi="Times New Roman" w:cs="Times New Roman"/>
+              <w:rFonts w:eastAsiaTheme="minorEastAsia" w:cs="Times New Roman"/>
               <w:noProof/>
               <w:lang w:eastAsia="el-GR"/>
             </w:rPr>
@@ -2571,14 +2439,14 @@
             <w:r>
               <w:rPr>
                 <w:rStyle w:val="Hyperlink"/>
-                <w:rFonts w:ascii="Times New Roman" w:hAnsi="Times New Roman" w:cs="Times New Roman"/>
+                <w:rFonts w:cs="Times New Roman"/>
                 <w:noProof/>
               </w:rPr>
               <w:t>ΠΕΡΙΛΗΨΗ</w:t>
             </w:r>
             <w:r>
               <w:rPr>
-                <w:rFonts w:ascii="Times New Roman" w:hAnsi="Times New Roman" w:cs="Times New Roman"/>
+                <w:rFonts w:cs="Times New Roman"/>
                 <w:noProof/>
                 <w:webHidden/>
               </w:rPr>
@@ -2586,7 +2454,7 @@
             </w:r>
             <w:r>
               <w:rPr>
-                <w:rFonts w:ascii="Times New Roman" w:hAnsi="Times New Roman" w:cs="Times New Roman"/>
+                <w:rFonts w:cs="Times New Roman"/>
                 <w:noProof/>
                 <w:webHidden/>
               </w:rPr>
@@ -2594,7 +2462,7 @@
             </w:r>
             <w:r>
               <w:rPr>
-                <w:rFonts w:ascii="Times New Roman" w:hAnsi="Times New Roman" w:cs="Times New Roman"/>
+                <w:rFonts w:cs="Times New Roman"/>
                 <w:noProof/>
                 <w:webHidden/>
               </w:rPr>
@@ -2602,14 +2470,14 @@
             </w:r>
             <w:r>
               <w:rPr>
-                <w:rFonts w:ascii="Times New Roman" w:hAnsi="Times New Roman" w:cs="Times New Roman"/>
-                <w:noProof/>
-                <w:webHidden/>
-              </w:rPr>
-            </w:r>
-            <w:r>
-              <w:rPr>
-                <w:rFonts w:ascii="Times New Roman" w:hAnsi="Times New Roman" w:cs="Times New Roman"/>
+                <w:rFonts w:cs="Times New Roman"/>
+                <w:noProof/>
+                <w:webHidden/>
+              </w:rPr>
+            </w:r>
+            <w:r>
+              <w:rPr>
+                <w:rFonts w:cs="Times New Roman"/>
                 <w:noProof/>
                 <w:webHidden/>
               </w:rPr>
@@ -2617,7 +2485,7 @@
             </w:r>
             <w:r>
               <w:rPr>
-                <w:rFonts w:ascii="Times New Roman" w:hAnsi="Times New Roman" w:cs="Times New Roman"/>
+                <w:rFonts w:cs="Times New Roman"/>
                 <w:noProof/>
                 <w:webHidden/>
               </w:rPr>
@@ -2625,7 +2493,7 @@
             </w:r>
             <w:r>
               <w:rPr>
-                <w:rFonts w:ascii="Times New Roman" w:hAnsi="Times New Roman" w:cs="Times New Roman"/>
+                <w:rFonts w:cs="Times New Roman"/>
                 <w:noProof/>
                 <w:webHidden/>
               </w:rPr>
@@ -2640,7 +2508,7 @@
               <w:tab w:val="right" w:leader="dot" w:pos="9061"/>
             </w:tabs>
             <w:rPr>
-              <w:rFonts w:ascii="Times New Roman" w:eastAsiaTheme="minorEastAsia" w:hAnsi="Times New Roman" w:cs="Times New Roman"/>
+              <w:rFonts w:eastAsiaTheme="minorEastAsia" w:cs="Times New Roman"/>
               <w:noProof/>
               <w:lang w:eastAsia="el-GR"/>
             </w:rPr>
@@ -2649,7 +2517,7 @@
             <w:r>
               <w:rPr>
                 <w:rStyle w:val="Hyperlink"/>
-                <w:rFonts w:ascii="Times New Roman" w:hAnsi="Times New Roman" w:cs="Times New Roman"/>
+                <w:rFonts w:cs="Times New Roman"/>
                 <w:noProof/>
                 <w:lang w:val="en-US"/>
               </w:rPr>
@@ -2657,7 +2525,7 @@
             </w:r>
             <w:r>
               <w:rPr>
-                <w:rFonts w:ascii="Times New Roman" w:hAnsi="Times New Roman" w:cs="Times New Roman"/>
+                <w:rFonts w:cs="Times New Roman"/>
                 <w:noProof/>
                 <w:webHidden/>
               </w:rPr>
@@ -2665,7 +2533,7 @@
             </w:r>
             <w:r>
               <w:rPr>
-                <w:rFonts w:ascii="Times New Roman" w:hAnsi="Times New Roman" w:cs="Times New Roman"/>
+                <w:rFonts w:cs="Times New Roman"/>
                 <w:noProof/>
                 <w:webHidden/>
               </w:rPr>
@@ -2673,7 +2541,7 @@
             </w:r>
             <w:r>
               <w:rPr>
-                <w:rFonts w:ascii="Times New Roman" w:hAnsi="Times New Roman" w:cs="Times New Roman"/>
+                <w:rFonts w:cs="Times New Roman"/>
                 <w:noProof/>
                 <w:webHidden/>
               </w:rPr>
@@ -2681,14 +2549,14 @@
             </w:r>
             <w:r>
               <w:rPr>
-                <w:rFonts w:ascii="Times New Roman" w:hAnsi="Times New Roman" w:cs="Times New Roman"/>
-                <w:noProof/>
-                <w:webHidden/>
-              </w:rPr>
-            </w:r>
-            <w:r>
-              <w:rPr>
-                <w:rFonts w:ascii="Times New Roman" w:hAnsi="Times New Roman" w:cs="Times New Roman"/>
+                <w:rFonts w:cs="Times New Roman"/>
+                <w:noProof/>
+                <w:webHidden/>
+              </w:rPr>
+            </w:r>
+            <w:r>
+              <w:rPr>
+                <w:rFonts w:cs="Times New Roman"/>
                 <w:noProof/>
                 <w:webHidden/>
               </w:rPr>
@@ -2696,7 +2564,7 @@
             </w:r>
             <w:r>
               <w:rPr>
-                <w:rFonts w:ascii="Times New Roman" w:hAnsi="Times New Roman" w:cs="Times New Roman"/>
+                <w:rFonts w:cs="Times New Roman"/>
                 <w:noProof/>
                 <w:webHidden/>
               </w:rPr>
@@ -2704,7 +2572,7 @@
             </w:r>
             <w:r>
               <w:rPr>
-                <w:rFonts w:ascii="Times New Roman" w:hAnsi="Times New Roman" w:cs="Times New Roman"/>
+                <w:rFonts w:cs="Times New Roman"/>
                 <w:noProof/>
                 <w:webHidden/>
               </w:rPr>
@@ -2719,7 +2587,7 @@
               <w:tab w:val="right" w:leader="dot" w:pos="9061"/>
             </w:tabs>
             <w:rPr>
-              <w:rFonts w:ascii="Times New Roman" w:eastAsiaTheme="minorEastAsia" w:hAnsi="Times New Roman" w:cs="Times New Roman"/>
+              <w:rFonts w:eastAsiaTheme="minorEastAsia" w:cs="Times New Roman"/>
               <w:noProof/>
               <w:lang w:eastAsia="el-GR"/>
             </w:rPr>
@@ -2728,14 +2596,14 @@
             <w:r>
               <w:rPr>
                 <w:rStyle w:val="Hyperlink"/>
-                <w:rFonts w:ascii="Times New Roman" w:hAnsi="Times New Roman" w:cs="Times New Roman"/>
+                <w:rFonts w:cs="Times New Roman"/>
                 <w:noProof/>
               </w:rPr>
               <w:t>ΠΙΝΑΚΑΣ ΠΕΡΙΕΧΟΜΕΝΩΝ</w:t>
             </w:r>
             <w:r>
               <w:rPr>
-                <w:rFonts w:ascii="Times New Roman" w:hAnsi="Times New Roman" w:cs="Times New Roman"/>
+                <w:rFonts w:cs="Times New Roman"/>
                 <w:noProof/>
                 <w:webHidden/>
               </w:rPr>
@@ -2743,7 +2611,7 @@
             </w:r>
             <w:r>
               <w:rPr>
-                <w:rFonts w:ascii="Times New Roman" w:hAnsi="Times New Roman" w:cs="Times New Roman"/>
+                <w:rFonts w:cs="Times New Roman"/>
                 <w:noProof/>
                 <w:webHidden/>
               </w:rPr>
@@ -2751,7 +2619,7 @@
             </w:r>
             <w:r>
               <w:rPr>
-                <w:rFonts w:ascii="Times New Roman" w:hAnsi="Times New Roman" w:cs="Times New Roman"/>
+                <w:rFonts w:cs="Times New Roman"/>
                 <w:noProof/>
                 <w:webHidden/>
               </w:rPr>
@@ -2759,14 +2627,14 @@
             </w:r>
             <w:r>
               <w:rPr>
-                <w:rFonts w:ascii="Times New Roman" w:hAnsi="Times New Roman" w:cs="Times New Roman"/>
-                <w:noProof/>
-                <w:webHidden/>
-              </w:rPr>
-            </w:r>
-            <w:r>
-              <w:rPr>
-                <w:rFonts w:ascii="Times New Roman" w:hAnsi="Times New Roman" w:cs="Times New Roman"/>
+                <w:rFonts w:cs="Times New Roman"/>
+                <w:noProof/>
+                <w:webHidden/>
+              </w:rPr>
+            </w:r>
+            <w:r>
+              <w:rPr>
+                <w:rFonts w:cs="Times New Roman"/>
                 <w:noProof/>
                 <w:webHidden/>
               </w:rPr>
@@ -2774,7 +2642,7 @@
             </w:r>
             <w:r>
               <w:rPr>
-                <w:rFonts w:ascii="Times New Roman" w:hAnsi="Times New Roman" w:cs="Times New Roman"/>
+                <w:rFonts w:cs="Times New Roman"/>
                 <w:noProof/>
                 <w:webHidden/>
               </w:rPr>
@@ -2782,7 +2650,7 @@
             </w:r>
             <w:r>
               <w:rPr>
-                <w:rFonts w:ascii="Times New Roman" w:hAnsi="Times New Roman" w:cs="Times New Roman"/>
+                <w:rFonts w:cs="Times New Roman"/>
                 <w:noProof/>
                 <w:webHidden/>
               </w:rPr>
@@ -2797,7 +2665,7 @@
               <w:tab w:val="right" w:leader="dot" w:pos="9061"/>
             </w:tabs>
             <w:rPr>
-              <w:rFonts w:ascii="Times New Roman" w:eastAsiaTheme="minorEastAsia" w:hAnsi="Times New Roman" w:cs="Times New Roman"/>
+              <w:rFonts w:eastAsiaTheme="minorEastAsia" w:cs="Times New Roman"/>
               <w:noProof/>
               <w:lang w:eastAsia="el-GR"/>
             </w:rPr>
@@ -2806,14 +2674,14 @@
             <w:r>
               <w:rPr>
                 <w:rStyle w:val="Hyperlink"/>
-                <w:rFonts w:ascii="Times New Roman" w:hAnsi="Times New Roman" w:cs="Times New Roman"/>
+                <w:rFonts w:cs="Times New Roman"/>
                 <w:noProof/>
               </w:rPr>
               <w:t>ΚΑΤΑΛΟΓΟΣ ΠΙΝΑΚΩΝ</w:t>
             </w:r>
             <w:r>
               <w:rPr>
-                <w:rFonts w:ascii="Times New Roman" w:hAnsi="Times New Roman" w:cs="Times New Roman"/>
+                <w:rFonts w:cs="Times New Roman"/>
                 <w:noProof/>
                 <w:webHidden/>
               </w:rPr>
@@ -2821,7 +2689,7 @@
             </w:r>
             <w:r>
               <w:rPr>
-                <w:rFonts w:ascii="Times New Roman" w:hAnsi="Times New Roman" w:cs="Times New Roman"/>
+                <w:rFonts w:cs="Times New Roman"/>
                 <w:noProof/>
                 <w:webHidden/>
               </w:rPr>
@@ -2829,7 +2697,7 @@
             </w:r>
             <w:r>
               <w:rPr>
-                <w:rFonts w:ascii="Times New Roman" w:hAnsi="Times New Roman" w:cs="Times New Roman"/>
+                <w:rFonts w:cs="Times New Roman"/>
                 <w:noProof/>
                 <w:webHidden/>
               </w:rPr>
@@ -2837,14 +2705,14 @@
             </w:r>
             <w:r>
               <w:rPr>
-                <w:rFonts w:ascii="Times New Roman" w:hAnsi="Times New Roman" w:cs="Times New Roman"/>
-                <w:noProof/>
-                <w:webHidden/>
-              </w:rPr>
-            </w:r>
-            <w:r>
-              <w:rPr>
-                <w:rFonts w:ascii="Times New Roman" w:hAnsi="Times New Roman" w:cs="Times New Roman"/>
+                <w:rFonts w:cs="Times New Roman"/>
+                <w:noProof/>
+                <w:webHidden/>
+              </w:rPr>
+            </w:r>
+            <w:r>
+              <w:rPr>
+                <w:rFonts w:cs="Times New Roman"/>
                 <w:noProof/>
                 <w:webHidden/>
               </w:rPr>
@@ -2852,7 +2720,7 @@
             </w:r>
             <w:r>
               <w:rPr>
-                <w:rFonts w:ascii="Times New Roman" w:hAnsi="Times New Roman" w:cs="Times New Roman"/>
+                <w:rFonts w:cs="Times New Roman"/>
                 <w:noProof/>
                 <w:webHidden/>
               </w:rPr>
@@ -2860,7 +2728,7 @@
             </w:r>
             <w:r>
               <w:rPr>
-                <w:rFonts w:ascii="Times New Roman" w:hAnsi="Times New Roman" w:cs="Times New Roman"/>
+                <w:rFonts w:cs="Times New Roman"/>
                 <w:noProof/>
                 <w:webHidden/>
               </w:rPr>
@@ -2875,7 +2743,7 @@
               <w:tab w:val="right" w:leader="dot" w:pos="9061"/>
             </w:tabs>
             <w:rPr>
-              <w:rFonts w:ascii="Times New Roman" w:eastAsiaTheme="minorEastAsia" w:hAnsi="Times New Roman" w:cs="Times New Roman"/>
+              <w:rFonts w:eastAsiaTheme="minorEastAsia" w:cs="Times New Roman"/>
               <w:noProof/>
               <w:lang w:eastAsia="el-GR"/>
             </w:rPr>
@@ -2884,14 +2752,14 @@
             <w:r>
               <w:rPr>
                 <w:rStyle w:val="Hyperlink"/>
-                <w:rFonts w:ascii="Times New Roman" w:hAnsi="Times New Roman" w:cs="Times New Roman"/>
+                <w:rFonts w:cs="Times New Roman"/>
                 <w:noProof/>
               </w:rPr>
               <w:t>ΚΑΤΑΛΟΓΟΣ ΔΙΑΓΡΑΜΜΑΤΩΝ/ΕΙΚΟΝΩΝ</w:t>
             </w:r>
             <w:r>
               <w:rPr>
-                <w:rFonts w:ascii="Times New Roman" w:hAnsi="Times New Roman" w:cs="Times New Roman"/>
+                <w:rFonts w:cs="Times New Roman"/>
                 <w:noProof/>
                 <w:webHidden/>
               </w:rPr>
@@ -2899,7 +2767,7 @@
             </w:r>
             <w:r>
               <w:rPr>
-                <w:rFonts w:ascii="Times New Roman" w:hAnsi="Times New Roman" w:cs="Times New Roman"/>
+                <w:rFonts w:cs="Times New Roman"/>
                 <w:noProof/>
                 <w:webHidden/>
               </w:rPr>
@@ -2907,7 +2775,7 @@
             </w:r>
             <w:r>
               <w:rPr>
-                <w:rFonts w:ascii="Times New Roman" w:hAnsi="Times New Roman" w:cs="Times New Roman"/>
+                <w:rFonts w:cs="Times New Roman"/>
                 <w:noProof/>
                 <w:webHidden/>
               </w:rPr>
@@ -2915,14 +2783,14 @@
             </w:r>
             <w:r>
               <w:rPr>
-                <w:rFonts w:ascii="Times New Roman" w:hAnsi="Times New Roman" w:cs="Times New Roman"/>
-                <w:noProof/>
-                <w:webHidden/>
-              </w:rPr>
-            </w:r>
-            <w:r>
-              <w:rPr>
-                <w:rFonts w:ascii="Times New Roman" w:hAnsi="Times New Roman" w:cs="Times New Roman"/>
+                <w:rFonts w:cs="Times New Roman"/>
+                <w:noProof/>
+                <w:webHidden/>
+              </w:rPr>
+            </w:r>
+            <w:r>
+              <w:rPr>
+                <w:rFonts w:cs="Times New Roman"/>
                 <w:noProof/>
                 <w:webHidden/>
               </w:rPr>
@@ -2930,7 +2798,7 @@
             </w:r>
             <w:r>
               <w:rPr>
-                <w:rFonts w:ascii="Times New Roman" w:hAnsi="Times New Roman" w:cs="Times New Roman"/>
+                <w:rFonts w:cs="Times New Roman"/>
                 <w:noProof/>
                 <w:webHidden/>
               </w:rPr>
@@ -2938,7 +2806,7 @@
             </w:r>
             <w:r>
               <w:rPr>
-                <w:rFonts w:ascii="Times New Roman" w:hAnsi="Times New Roman" w:cs="Times New Roman"/>
+                <w:rFonts w:cs="Times New Roman"/>
                 <w:noProof/>
                 <w:webHidden/>
               </w:rPr>
@@ -2953,7 +2821,7 @@
               <w:tab w:val="right" w:leader="dot" w:pos="9061"/>
             </w:tabs>
             <w:rPr>
-              <w:rFonts w:ascii="Times New Roman" w:eastAsiaTheme="minorEastAsia" w:hAnsi="Times New Roman" w:cs="Times New Roman"/>
+              <w:rFonts w:eastAsiaTheme="minorEastAsia" w:cs="Times New Roman"/>
               <w:noProof/>
               <w:lang w:eastAsia="el-GR"/>
             </w:rPr>
@@ -2962,14 +2830,14 @@
             <w:r>
               <w:rPr>
                 <w:rStyle w:val="Hyperlink"/>
-                <w:rFonts w:ascii="Times New Roman" w:hAnsi="Times New Roman" w:cs="Times New Roman"/>
+                <w:rFonts w:cs="Times New Roman"/>
                 <w:noProof/>
               </w:rPr>
               <w:t>ΠΙΝΑΚΑΣ ΣΥΝΤΟΜΟΓΡΑΦΙΩΝ</w:t>
             </w:r>
             <w:r>
               <w:rPr>
-                <w:rFonts w:ascii="Times New Roman" w:hAnsi="Times New Roman" w:cs="Times New Roman"/>
+                <w:rFonts w:cs="Times New Roman"/>
                 <w:noProof/>
                 <w:webHidden/>
               </w:rPr>
@@ -2977,7 +2845,7 @@
             </w:r>
             <w:r>
               <w:rPr>
-                <w:rFonts w:ascii="Times New Roman" w:hAnsi="Times New Roman" w:cs="Times New Roman"/>
+                <w:rFonts w:cs="Times New Roman"/>
                 <w:noProof/>
                 <w:webHidden/>
               </w:rPr>
@@ -2985,7 +2853,7 @@
             </w:r>
             <w:r>
               <w:rPr>
-                <w:rFonts w:ascii="Times New Roman" w:hAnsi="Times New Roman" w:cs="Times New Roman"/>
+                <w:rFonts w:cs="Times New Roman"/>
                 <w:noProof/>
                 <w:webHidden/>
               </w:rPr>
@@ -2993,14 +2861,14 @@
             </w:r>
             <w:r>
               <w:rPr>
-                <w:rFonts w:ascii="Times New Roman" w:hAnsi="Times New Roman" w:cs="Times New Roman"/>
-                <w:noProof/>
-                <w:webHidden/>
-              </w:rPr>
-            </w:r>
-            <w:r>
-              <w:rPr>
-                <w:rFonts w:ascii="Times New Roman" w:hAnsi="Times New Roman" w:cs="Times New Roman"/>
+                <w:rFonts w:cs="Times New Roman"/>
+                <w:noProof/>
+                <w:webHidden/>
+              </w:rPr>
+            </w:r>
+            <w:r>
+              <w:rPr>
+                <w:rFonts w:cs="Times New Roman"/>
                 <w:noProof/>
                 <w:webHidden/>
               </w:rPr>
@@ -3008,7 +2876,7 @@
             </w:r>
             <w:r>
               <w:rPr>
-                <w:rFonts w:ascii="Times New Roman" w:hAnsi="Times New Roman" w:cs="Times New Roman"/>
+                <w:rFonts w:cs="Times New Roman"/>
                 <w:noProof/>
                 <w:webHidden/>
               </w:rPr>
@@ -3016,7 +2884,7 @@
             </w:r>
             <w:r>
               <w:rPr>
-                <w:rFonts w:ascii="Times New Roman" w:hAnsi="Times New Roman" w:cs="Times New Roman"/>
+                <w:rFonts w:cs="Times New Roman"/>
                 <w:noProof/>
                 <w:webHidden/>
               </w:rPr>
@@ -3031,7 +2899,7 @@
               <w:tab w:val="right" w:leader="dot" w:pos="9061"/>
             </w:tabs>
             <w:rPr>
-              <w:rFonts w:ascii="Times New Roman" w:eastAsiaTheme="minorEastAsia" w:hAnsi="Times New Roman" w:cs="Times New Roman"/>
+              <w:rFonts w:eastAsiaTheme="minorEastAsia" w:cs="Times New Roman"/>
               <w:noProof/>
               <w:lang w:eastAsia="el-GR"/>
             </w:rPr>
@@ -3040,14 +2908,14 @@
             <w:r>
               <w:rPr>
                 <w:rStyle w:val="Hyperlink"/>
-                <w:rFonts w:ascii="Times New Roman" w:hAnsi="Times New Roman" w:cs="Times New Roman"/>
+                <w:rFonts w:cs="Times New Roman"/>
                 <w:noProof/>
               </w:rPr>
               <w:t>1.[Τίτλος κεφαλαίου]</w:t>
             </w:r>
             <w:r>
               <w:rPr>
-                <w:rFonts w:ascii="Times New Roman" w:hAnsi="Times New Roman" w:cs="Times New Roman"/>
+                <w:rFonts w:cs="Times New Roman"/>
                 <w:noProof/>
                 <w:webHidden/>
               </w:rPr>
@@ -3055,7 +2923,7 @@
             </w:r>
             <w:r>
               <w:rPr>
-                <w:rFonts w:ascii="Times New Roman" w:hAnsi="Times New Roman" w:cs="Times New Roman"/>
+                <w:rFonts w:cs="Times New Roman"/>
                 <w:noProof/>
                 <w:webHidden/>
               </w:rPr>
@@ -3063,7 +2931,7 @@
             </w:r>
             <w:r>
               <w:rPr>
-                <w:rFonts w:ascii="Times New Roman" w:hAnsi="Times New Roman" w:cs="Times New Roman"/>
+                <w:rFonts w:cs="Times New Roman"/>
                 <w:noProof/>
                 <w:webHidden/>
               </w:rPr>
@@ -3071,14 +2939,14 @@
             </w:r>
             <w:r>
               <w:rPr>
-                <w:rFonts w:ascii="Times New Roman" w:hAnsi="Times New Roman" w:cs="Times New Roman"/>
-                <w:noProof/>
-                <w:webHidden/>
-              </w:rPr>
-            </w:r>
-            <w:r>
-              <w:rPr>
-                <w:rFonts w:ascii="Times New Roman" w:hAnsi="Times New Roman" w:cs="Times New Roman"/>
+                <w:rFonts w:cs="Times New Roman"/>
+                <w:noProof/>
+                <w:webHidden/>
+              </w:rPr>
+            </w:r>
+            <w:r>
+              <w:rPr>
+                <w:rFonts w:cs="Times New Roman"/>
                 <w:noProof/>
                 <w:webHidden/>
               </w:rPr>
@@ -3086,7 +2954,7 @@
             </w:r>
             <w:r>
               <w:rPr>
-                <w:rFonts w:ascii="Times New Roman" w:hAnsi="Times New Roman" w:cs="Times New Roman"/>
+                <w:rFonts w:cs="Times New Roman"/>
                 <w:noProof/>
                 <w:webHidden/>
               </w:rPr>
@@ -3094,7 +2962,7 @@
             </w:r>
             <w:r>
               <w:rPr>
-                <w:rFonts w:ascii="Times New Roman" w:hAnsi="Times New Roman" w:cs="Times New Roman"/>
+                <w:rFonts w:cs="Times New Roman"/>
                 <w:noProof/>
                 <w:webHidden/>
               </w:rPr>
@@ -3109,7 +2977,7 @@
               <w:tab w:val="right" w:leader="dot" w:pos="9061"/>
             </w:tabs>
             <w:rPr>
-              <w:rFonts w:ascii="Times New Roman" w:eastAsiaTheme="minorEastAsia" w:hAnsi="Times New Roman" w:cs="Times New Roman"/>
+              <w:rFonts w:eastAsiaTheme="minorEastAsia" w:cs="Times New Roman"/>
               <w:noProof/>
               <w:lang w:eastAsia="el-GR"/>
             </w:rPr>
@@ -3118,14 +2986,14 @@
             <w:r>
               <w:rPr>
                 <w:rStyle w:val="Hyperlink"/>
-                <w:rFonts w:ascii="Times New Roman" w:hAnsi="Times New Roman" w:cs="Times New Roman"/>
+                <w:rFonts w:cs="Times New Roman"/>
                 <w:noProof/>
               </w:rPr>
               <w:t>1.1 [Τίτλος υποκεφαλαίου]</w:t>
             </w:r>
             <w:r>
               <w:rPr>
-                <w:rFonts w:ascii="Times New Roman" w:hAnsi="Times New Roman" w:cs="Times New Roman"/>
+                <w:rFonts w:cs="Times New Roman"/>
                 <w:noProof/>
                 <w:webHidden/>
               </w:rPr>
@@ -3133,7 +3001,7 @@
             </w:r>
             <w:r>
               <w:rPr>
-                <w:rFonts w:ascii="Times New Roman" w:hAnsi="Times New Roman" w:cs="Times New Roman"/>
+                <w:rFonts w:cs="Times New Roman"/>
                 <w:noProof/>
                 <w:webHidden/>
               </w:rPr>
@@ -3141,7 +3009,7 @@
             </w:r>
             <w:r>
               <w:rPr>
-                <w:rFonts w:ascii="Times New Roman" w:hAnsi="Times New Roman" w:cs="Times New Roman"/>
+                <w:rFonts w:cs="Times New Roman"/>
                 <w:noProof/>
                 <w:webHidden/>
               </w:rPr>
@@ -3149,14 +3017,14 @@
             </w:r>
             <w:r>
               <w:rPr>
-                <w:rFonts w:ascii="Times New Roman" w:hAnsi="Times New Roman" w:cs="Times New Roman"/>
-                <w:noProof/>
-                <w:webHidden/>
-              </w:rPr>
-            </w:r>
-            <w:r>
-              <w:rPr>
-                <w:rFonts w:ascii="Times New Roman" w:hAnsi="Times New Roman" w:cs="Times New Roman"/>
+                <w:rFonts w:cs="Times New Roman"/>
+                <w:noProof/>
+                <w:webHidden/>
+              </w:rPr>
+            </w:r>
+            <w:r>
+              <w:rPr>
+                <w:rFonts w:cs="Times New Roman"/>
                 <w:noProof/>
                 <w:webHidden/>
               </w:rPr>
@@ -3164,7 +3032,7 @@
             </w:r>
             <w:r>
               <w:rPr>
-                <w:rFonts w:ascii="Times New Roman" w:hAnsi="Times New Roman" w:cs="Times New Roman"/>
+                <w:rFonts w:cs="Times New Roman"/>
                 <w:noProof/>
                 <w:webHidden/>
               </w:rPr>
@@ -3172,7 +3040,7 @@
             </w:r>
             <w:r>
               <w:rPr>
-                <w:rFonts w:ascii="Times New Roman" w:hAnsi="Times New Roman" w:cs="Times New Roman"/>
+                <w:rFonts w:cs="Times New Roman"/>
                 <w:noProof/>
                 <w:webHidden/>
               </w:rPr>
@@ -3187,7 +3055,7 @@
               <w:tab w:val="right" w:leader="dot" w:pos="9061"/>
             </w:tabs>
             <w:rPr>
-              <w:rFonts w:ascii="Times New Roman" w:eastAsiaTheme="minorEastAsia" w:hAnsi="Times New Roman" w:cs="Times New Roman"/>
+              <w:rFonts w:eastAsiaTheme="minorEastAsia" w:cs="Times New Roman"/>
               <w:noProof/>
               <w:lang w:eastAsia="el-GR"/>
             </w:rPr>
@@ -3196,14 +3064,14 @@
             <w:r>
               <w:rPr>
                 <w:rStyle w:val="Hyperlink"/>
-                <w:rFonts w:ascii="Times New Roman" w:hAnsi="Times New Roman" w:cs="Times New Roman"/>
+                <w:rFonts w:cs="Times New Roman"/>
                 <w:noProof/>
               </w:rPr>
               <w:t>1.2 [Τίτλος υποκεφαλαίου]</w:t>
             </w:r>
             <w:r>
               <w:rPr>
-                <w:rFonts w:ascii="Times New Roman" w:hAnsi="Times New Roman" w:cs="Times New Roman"/>
+                <w:rFonts w:cs="Times New Roman"/>
                 <w:noProof/>
                 <w:webHidden/>
               </w:rPr>
@@ -3211,7 +3079,7 @@
             </w:r>
             <w:r>
               <w:rPr>
-                <w:rFonts w:ascii="Times New Roman" w:hAnsi="Times New Roman" w:cs="Times New Roman"/>
+                <w:rFonts w:cs="Times New Roman"/>
                 <w:noProof/>
                 <w:webHidden/>
               </w:rPr>
@@ -3219,7 +3087,7 @@
             </w:r>
             <w:r>
               <w:rPr>
-                <w:rFonts w:ascii="Times New Roman" w:hAnsi="Times New Roman" w:cs="Times New Roman"/>
+                <w:rFonts w:cs="Times New Roman"/>
                 <w:noProof/>
                 <w:webHidden/>
               </w:rPr>
@@ -3227,14 +3095,14 @@
             </w:r>
             <w:r>
               <w:rPr>
-                <w:rFonts w:ascii="Times New Roman" w:hAnsi="Times New Roman" w:cs="Times New Roman"/>
-                <w:noProof/>
-                <w:webHidden/>
-              </w:rPr>
-            </w:r>
-            <w:r>
-              <w:rPr>
-                <w:rFonts w:ascii="Times New Roman" w:hAnsi="Times New Roman" w:cs="Times New Roman"/>
+                <w:rFonts w:cs="Times New Roman"/>
+                <w:noProof/>
+                <w:webHidden/>
+              </w:rPr>
+            </w:r>
+            <w:r>
+              <w:rPr>
+                <w:rFonts w:cs="Times New Roman"/>
                 <w:noProof/>
                 <w:webHidden/>
               </w:rPr>
@@ -3242,7 +3110,7 @@
             </w:r>
             <w:r>
               <w:rPr>
-                <w:rFonts w:ascii="Times New Roman" w:hAnsi="Times New Roman" w:cs="Times New Roman"/>
+                <w:rFonts w:cs="Times New Roman"/>
                 <w:noProof/>
                 <w:webHidden/>
               </w:rPr>
@@ -3250,7 +3118,7 @@
             </w:r>
             <w:r>
               <w:rPr>
-                <w:rFonts w:ascii="Times New Roman" w:hAnsi="Times New Roman" w:cs="Times New Roman"/>
+                <w:rFonts w:cs="Times New Roman"/>
                 <w:noProof/>
                 <w:webHidden/>
               </w:rPr>
@@ -3265,7 +3133,7 @@
               <w:tab w:val="right" w:leader="dot" w:pos="9061"/>
             </w:tabs>
             <w:rPr>
-              <w:rFonts w:ascii="Times New Roman" w:eastAsiaTheme="minorEastAsia" w:hAnsi="Times New Roman" w:cs="Times New Roman"/>
+              <w:rFonts w:eastAsiaTheme="minorEastAsia" w:cs="Times New Roman"/>
               <w:noProof/>
               <w:lang w:eastAsia="el-GR"/>
             </w:rPr>
@@ -3274,14 +3142,14 @@
             <w:r>
               <w:rPr>
                 <w:rStyle w:val="Hyperlink"/>
-                <w:rFonts w:ascii="Times New Roman" w:hAnsi="Times New Roman" w:cs="Times New Roman"/>
+                <w:rFonts w:cs="Times New Roman"/>
                 <w:noProof/>
               </w:rPr>
               <w:t>2.[Τίτλος κεφαλαίου]</w:t>
             </w:r>
             <w:r>
               <w:rPr>
-                <w:rFonts w:ascii="Times New Roman" w:hAnsi="Times New Roman" w:cs="Times New Roman"/>
+                <w:rFonts w:cs="Times New Roman"/>
                 <w:noProof/>
                 <w:webHidden/>
               </w:rPr>
@@ -3289,7 +3157,7 @@
             </w:r>
             <w:r>
               <w:rPr>
-                <w:rFonts w:ascii="Times New Roman" w:hAnsi="Times New Roman" w:cs="Times New Roman"/>
+                <w:rFonts w:cs="Times New Roman"/>
                 <w:noProof/>
                 <w:webHidden/>
               </w:rPr>
@@ -3297,7 +3165,7 @@
             </w:r>
             <w:r>
               <w:rPr>
-                <w:rFonts w:ascii="Times New Roman" w:hAnsi="Times New Roman" w:cs="Times New Roman"/>
+                <w:rFonts w:cs="Times New Roman"/>
                 <w:noProof/>
                 <w:webHidden/>
               </w:rPr>
@@ -3305,14 +3173,14 @@
             </w:r>
             <w:r>
               <w:rPr>
-                <w:rFonts w:ascii="Times New Roman" w:hAnsi="Times New Roman" w:cs="Times New Roman"/>
-                <w:noProof/>
-                <w:webHidden/>
-              </w:rPr>
-            </w:r>
-            <w:r>
-              <w:rPr>
-                <w:rFonts w:ascii="Times New Roman" w:hAnsi="Times New Roman" w:cs="Times New Roman"/>
+                <w:rFonts w:cs="Times New Roman"/>
+                <w:noProof/>
+                <w:webHidden/>
+              </w:rPr>
+            </w:r>
+            <w:r>
+              <w:rPr>
+                <w:rFonts w:cs="Times New Roman"/>
                 <w:noProof/>
                 <w:webHidden/>
               </w:rPr>
@@ -3320,7 +3188,7 @@
             </w:r>
             <w:r>
               <w:rPr>
-                <w:rFonts w:ascii="Times New Roman" w:hAnsi="Times New Roman" w:cs="Times New Roman"/>
+                <w:rFonts w:cs="Times New Roman"/>
                 <w:noProof/>
                 <w:webHidden/>
               </w:rPr>
@@ -3328,7 +3196,7 @@
             </w:r>
             <w:r>
               <w:rPr>
-                <w:rFonts w:ascii="Times New Roman" w:hAnsi="Times New Roman" w:cs="Times New Roman"/>
+                <w:rFonts w:cs="Times New Roman"/>
                 <w:noProof/>
                 <w:webHidden/>
               </w:rPr>
@@ -3343,7 +3211,7 @@
               <w:tab w:val="right" w:leader="dot" w:pos="9061"/>
             </w:tabs>
             <w:rPr>
-              <w:rFonts w:ascii="Times New Roman" w:eastAsiaTheme="minorEastAsia" w:hAnsi="Times New Roman" w:cs="Times New Roman"/>
+              <w:rFonts w:eastAsiaTheme="minorEastAsia" w:cs="Times New Roman"/>
               <w:noProof/>
               <w:lang w:eastAsia="el-GR"/>
             </w:rPr>
@@ -3352,14 +3220,14 @@
             <w:r>
               <w:rPr>
                 <w:rStyle w:val="Hyperlink"/>
-                <w:rFonts w:ascii="Times New Roman" w:hAnsi="Times New Roman" w:cs="Times New Roman"/>
+                <w:rFonts w:cs="Times New Roman"/>
                 <w:noProof/>
               </w:rPr>
               <w:t>2.1 [Τίτλος υποκεφαλαίου]</w:t>
             </w:r>
             <w:r>
               <w:rPr>
-                <w:rFonts w:ascii="Times New Roman" w:hAnsi="Times New Roman" w:cs="Times New Roman"/>
+                <w:rFonts w:cs="Times New Roman"/>
                 <w:noProof/>
                 <w:webHidden/>
               </w:rPr>
@@ -3367,7 +3235,7 @@
             </w:r>
             <w:r>
               <w:rPr>
-                <w:rFonts w:ascii="Times New Roman" w:hAnsi="Times New Roman" w:cs="Times New Roman"/>
+                <w:rFonts w:cs="Times New Roman"/>
                 <w:noProof/>
                 <w:webHidden/>
               </w:rPr>
@@ -3375,7 +3243,7 @@
             </w:r>
             <w:r>
               <w:rPr>
-                <w:rFonts w:ascii="Times New Roman" w:hAnsi="Times New Roman" w:cs="Times New Roman"/>
+                <w:rFonts w:cs="Times New Roman"/>
                 <w:noProof/>
                 <w:webHidden/>
               </w:rPr>
@@ -3383,14 +3251,14 @@
             </w:r>
             <w:r>
               <w:rPr>
-                <w:rFonts w:ascii="Times New Roman" w:hAnsi="Times New Roman" w:cs="Times New Roman"/>
-                <w:noProof/>
-                <w:webHidden/>
-              </w:rPr>
-            </w:r>
-            <w:r>
-              <w:rPr>
-                <w:rFonts w:ascii="Times New Roman" w:hAnsi="Times New Roman" w:cs="Times New Roman"/>
+                <w:rFonts w:cs="Times New Roman"/>
+                <w:noProof/>
+                <w:webHidden/>
+              </w:rPr>
+            </w:r>
+            <w:r>
+              <w:rPr>
+                <w:rFonts w:cs="Times New Roman"/>
                 <w:noProof/>
                 <w:webHidden/>
               </w:rPr>
@@ -3398,7 +3266,7 @@
             </w:r>
             <w:r>
               <w:rPr>
-                <w:rFonts w:ascii="Times New Roman" w:hAnsi="Times New Roman" w:cs="Times New Roman"/>
+                <w:rFonts w:cs="Times New Roman"/>
                 <w:noProof/>
                 <w:webHidden/>
               </w:rPr>
@@ -3406,7 +3274,7 @@
             </w:r>
             <w:r>
               <w:rPr>
-                <w:rFonts w:ascii="Times New Roman" w:hAnsi="Times New Roman" w:cs="Times New Roman"/>
+                <w:rFonts w:cs="Times New Roman"/>
                 <w:noProof/>
                 <w:webHidden/>
               </w:rPr>
@@ -3421,7 +3289,7 @@
               <w:tab w:val="right" w:leader="dot" w:pos="9061"/>
             </w:tabs>
             <w:rPr>
-              <w:rFonts w:ascii="Times New Roman" w:eastAsiaTheme="minorEastAsia" w:hAnsi="Times New Roman" w:cs="Times New Roman"/>
+              <w:rFonts w:eastAsiaTheme="minorEastAsia" w:cs="Times New Roman"/>
               <w:noProof/>
               <w:lang w:eastAsia="el-GR"/>
             </w:rPr>
@@ -3430,14 +3298,14 @@
             <w:r>
               <w:rPr>
                 <w:rStyle w:val="Hyperlink"/>
-                <w:rFonts w:ascii="Times New Roman" w:hAnsi="Times New Roman" w:cs="Times New Roman"/>
+                <w:rFonts w:cs="Times New Roman"/>
                 <w:noProof/>
               </w:rPr>
               <w:t>2.2 [Τίτλος υποκεφαλαίου]</w:t>
             </w:r>
             <w:r>
               <w:rPr>
-                <w:rFonts w:ascii="Times New Roman" w:hAnsi="Times New Roman" w:cs="Times New Roman"/>
+                <w:rFonts w:cs="Times New Roman"/>
                 <w:noProof/>
                 <w:webHidden/>
               </w:rPr>
@@ -3445,7 +3313,7 @@
             </w:r>
             <w:r>
               <w:rPr>
-                <w:rFonts w:ascii="Times New Roman" w:hAnsi="Times New Roman" w:cs="Times New Roman"/>
+                <w:rFonts w:cs="Times New Roman"/>
                 <w:noProof/>
                 <w:webHidden/>
               </w:rPr>
@@ -3453,7 +3321,7 @@
             </w:r>
             <w:r>
               <w:rPr>
-                <w:rFonts w:ascii="Times New Roman" w:hAnsi="Times New Roman" w:cs="Times New Roman"/>
+                <w:rFonts w:cs="Times New Roman"/>
                 <w:noProof/>
                 <w:webHidden/>
               </w:rPr>
@@ -3461,14 +3329,14 @@
             </w:r>
             <w:r>
               <w:rPr>
-                <w:rFonts w:ascii="Times New Roman" w:hAnsi="Times New Roman" w:cs="Times New Roman"/>
-                <w:noProof/>
-                <w:webHidden/>
-              </w:rPr>
-            </w:r>
-            <w:r>
-              <w:rPr>
-                <w:rFonts w:ascii="Times New Roman" w:hAnsi="Times New Roman" w:cs="Times New Roman"/>
+                <w:rFonts w:cs="Times New Roman"/>
+                <w:noProof/>
+                <w:webHidden/>
+              </w:rPr>
+            </w:r>
+            <w:r>
+              <w:rPr>
+                <w:rFonts w:cs="Times New Roman"/>
                 <w:noProof/>
                 <w:webHidden/>
               </w:rPr>
@@ -3476,7 +3344,7 @@
             </w:r>
             <w:r>
               <w:rPr>
-                <w:rFonts w:ascii="Times New Roman" w:hAnsi="Times New Roman" w:cs="Times New Roman"/>
+                <w:rFonts w:cs="Times New Roman"/>
                 <w:noProof/>
                 <w:webHidden/>
               </w:rPr>
@@ -3484,7 +3352,7 @@
             </w:r>
             <w:r>
               <w:rPr>
-                <w:rFonts w:ascii="Times New Roman" w:hAnsi="Times New Roman" w:cs="Times New Roman"/>
+                <w:rFonts w:cs="Times New Roman"/>
                 <w:noProof/>
                 <w:webHidden/>
               </w:rPr>
@@ -3499,7 +3367,7 @@
               <w:tab w:val="right" w:leader="dot" w:pos="9061"/>
             </w:tabs>
             <w:rPr>
-              <w:rFonts w:ascii="Times New Roman" w:eastAsiaTheme="minorEastAsia" w:hAnsi="Times New Roman" w:cs="Times New Roman"/>
+              <w:rFonts w:eastAsiaTheme="minorEastAsia" w:cs="Times New Roman"/>
               <w:noProof/>
               <w:lang w:eastAsia="el-GR"/>
             </w:rPr>
@@ -3508,14 +3376,14 @@
             <w:r>
               <w:rPr>
                 <w:rStyle w:val="Hyperlink"/>
-                <w:rFonts w:ascii="Times New Roman" w:hAnsi="Times New Roman" w:cs="Times New Roman"/>
+                <w:rFonts w:cs="Times New Roman"/>
                 <w:noProof/>
               </w:rPr>
               <w:t>3.[Τίτλος κεφαλαίου]</w:t>
             </w:r>
             <w:r>
               <w:rPr>
-                <w:rFonts w:ascii="Times New Roman" w:hAnsi="Times New Roman" w:cs="Times New Roman"/>
+                <w:rFonts w:cs="Times New Roman"/>
                 <w:noProof/>
                 <w:webHidden/>
               </w:rPr>
@@ -3523,7 +3391,7 @@
             </w:r>
             <w:r>
               <w:rPr>
-                <w:rFonts w:ascii="Times New Roman" w:hAnsi="Times New Roman" w:cs="Times New Roman"/>
+                <w:rFonts w:cs="Times New Roman"/>
                 <w:noProof/>
                 <w:webHidden/>
               </w:rPr>
@@ -3531,7 +3399,7 @@
             </w:r>
             <w:r>
               <w:rPr>
-                <w:rFonts w:ascii="Times New Roman" w:hAnsi="Times New Roman" w:cs="Times New Roman"/>
+                <w:rFonts w:cs="Times New Roman"/>
                 <w:noProof/>
                 <w:webHidden/>
               </w:rPr>
@@ -3539,14 +3407,14 @@
             </w:r>
             <w:r>
               <w:rPr>
-                <w:rFonts w:ascii="Times New Roman" w:hAnsi="Times New Roman" w:cs="Times New Roman"/>
-                <w:noProof/>
-                <w:webHidden/>
-              </w:rPr>
-            </w:r>
-            <w:r>
-              <w:rPr>
-                <w:rFonts w:ascii="Times New Roman" w:hAnsi="Times New Roman" w:cs="Times New Roman"/>
+                <w:rFonts w:cs="Times New Roman"/>
+                <w:noProof/>
+                <w:webHidden/>
+              </w:rPr>
+            </w:r>
+            <w:r>
+              <w:rPr>
+                <w:rFonts w:cs="Times New Roman"/>
                 <w:noProof/>
                 <w:webHidden/>
               </w:rPr>
@@ -3554,7 +3422,7 @@
             </w:r>
             <w:r>
               <w:rPr>
-                <w:rFonts w:ascii="Times New Roman" w:hAnsi="Times New Roman" w:cs="Times New Roman"/>
+                <w:rFonts w:cs="Times New Roman"/>
                 <w:noProof/>
                 <w:webHidden/>
               </w:rPr>
@@ -3562,7 +3430,7 @@
             </w:r>
             <w:r>
               <w:rPr>
-                <w:rFonts w:ascii="Times New Roman" w:hAnsi="Times New Roman" w:cs="Times New Roman"/>
+                <w:rFonts w:cs="Times New Roman"/>
                 <w:noProof/>
                 <w:webHidden/>
               </w:rPr>
@@ -3577,7 +3445,7 @@
               <w:tab w:val="right" w:leader="dot" w:pos="9061"/>
             </w:tabs>
             <w:rPr>
-              <w:rFonts w:ascii="Times New Roman" w:eastAsiaTheme="minorEastAsia" w:hAnsi="Times New Roman" w:cs="Times New Roman"/>
+              <w:rFonts w:eastAsiaTheme="minorEastAsia" w:cs="Times New Roman"/>
               <w:noProof/>
               <w:lang w:eastAsia="el-GR"/>
             </w:rPr>
@@ -3586,14 +3454,14 @@
             <w:r>
               <w:rPr>
                 <w:rStyle w:val="Hyperlink"/>
-                <w:rFonts w:ascii="Times New Roman" w:hAnsi="Times New Roman" w:cs="Times New Roman"/>
+                <w:rFonts w:cs="Times New Roman"/>
                 <w:noProof/>
               </w:rPr>
               <w:t>3.1 [Τίτλος υποκεφαλαίου]</w:t>
             </w:r>
             <w:r>
               <w:rPr>
-                <w:rFonts w:ascii="Times New Roman" w:hAnsi="Times New Roman" w:cs="Times New Roman"/>
+                <w:rFonts w:cs="Times New Roman"/>
                 <w:noProof/>
                 <w:webHidden/>
               </w:rPr>
@@ -3601,7 +3469,7 @@
             </w:r>
             <w:r>
               <w:rPr>
-                <w:rFonts w:ascii="Times New Roman" w:hAnsi="Times New Roman" w:cs="Times New Roman"/>
+                <w:rFonts w:cs="Times New Roman"/>
                 <w:noProof/>
                 <w:webHidden/>
               </w:rPr>
@@ -3609,7 +3477,7 @@
             </w:r>
             <w:r>
               <w:rPr>
-                <w:rFonts w:ascii="Times New Roman" w:hAnsi="Times New Roman" w:cs="Times New Roman"/>
+                <w:rFonts w:cs="Times New Roman"/>
                 <w:noProof/>
                 <w:webHidden/>
               </w:rPr>
@@ -3617,14 +3485,14 @@
             </w:r>
             <w:r>
               <w:rPr>
-                <w:rFonts w:ascii="Times New Roman" w:hAnsi="Times New Roman" w:cs="Times New Roman"/>
-                <w:noProof/>
-                <w:webHidden/>
-              </w:rPr>
-            </w:r>
-            <w:r>
-              <w:rPr>
-                <w:rFonts w:ascii="Times New Roman" w:hAnsi="Times New Roman" w:cs="Times New Roman"/>
+                <w:rFonts w:cs="Times New Roman"/>
+                <w:noProof/>
+                <w:webHidden/>
+              </w:rPr>
+            </w:r>
+            <w:r>
+              <w:rPr>
+                <w:rFonts w:cs="Times New Roman"/>
                 <w:noProof/>
                 <w:webHidden/>
               </w:rPr>
@@ -3632,7 +3500,7 @@
             </w:r>
             <w:r>
               <w:rPr>
-                <w:rFonts w:ascii="Times New Roman" w:hAnsi="Times New Roman" w:cs="Times New Roman"/>
+                <w:rFonts w:cs="Times New Roman"/>
                 <w:noProof/>
                 <w:webHidden/>
               </w:rPr>
@@ -3640,7 +3508,7 @@
             </w:r>
             <w:r>
               <w:rPr>
-                <w:rFonts w:ascii="Times New Roman" w:hAnsi="Times New Roman" w:cs="Times New Roman"/>
+                <w:rFonts w:cs="Times New Roman"/>
                 <w:noProof/>
                 <w:webHidden/>
               </w:rPr>
@@ -3655,7 +3523,7 @@
               <w:tab w:val="right" w:leader="dot" w:pos="9061"/>
             </w:tabs>
             <w:rPr>
-              <w:rFonts w:ascii="Times New Roman" w:eastAsiaTheme="minorEastAsia" w:hAnsi="Times New Roman" w:cs="Times New Roman"/>
+              <w:rFonts w:eastAsiaTheme="minorEastAsia" w:cs="Times New Roman"/>
               <w:noProof/>
               <w:lang w:eastAsia="el-GR"/>
             </w:rPr>
@@ -3664,14 +3532,14 @@
             <w:r>
               <w:rPr>
                 <w:rStyle w:val="Hyperlink"/>
-                <w:rFonts w:ascii="Times New Roman" w:hAnsi="Times New Roman" w:cs="Times New Roman"/>
+                <w:rFonts w:cs="Times New Roman"/>
                 <w:noProof/>
               </w:rPr>
               <w:t>3.2 [Τίτλος υποκεφαλαίου]</w:t>
             </w:r>
             <w:r>
               <w:rPr>
-                <w:rFonts w:ascii="Times New Roman" w:hAnsi="Times New Roman" w:cs="Times New Roman"/>
+                <w:rFonts w:cs="Times New Roman"/>
                 <w:noProof/>
                 <w:webHidden/>
               </w:rPr>
@@ -3679,7 +3547,7 @@
             </w:r>
             <w:r>
               <w:rPr>
-                <w:rFonts w:ascii="Times New Roman" w:hAnsi="Times New Roman" w:cs="Times New Roman"/>
+                <w:rFonts w:cs="Times New Roman"/>
                 <w:noProof/>
                 <w:webHidden/>
               </w:rPr>
@@ -3687,7 +3555,7 @@
             </w:r>
             <w:r>
               <w:rPr>
-                <w:rFonts w:ascii="Times New Roman" w:hAnsi="Times New Roman" w:cs="Times New Roman"/>
+                <w:rFonts w:cs="Times New Roman"/>
                 <w:noProof/>
                 <w:webHidden/>
               </w:rPr>
@@ -3695,14 +3563,14 @@
             </w:r>
             <w:r>
               <w:rPr>
-                <w:rFonts w:ascii="Times New Roman" w:hAnsi="Times New Roman" w:cs="Times New Roman"/>
-                <w:noProof/>
-                <w:webHidden/>
-              </w:rPr>
-            </w:r>
-            <w:r>
-              <w:rPr>
-                <w:rFonts w:ascii="Times New Roman" w:hAnsi="Times New Roman" w:cs="Times New Roman"/>
+                <w:rFonts w:cs="Times New Roman"/>
+                <w:noProof/>
+                <w:webHidden/>
+              </w:rPr>
+            </w:r>
+            <w:r>
+              <w:rPr>
+                <w:rFonts w:cs="Times New Roman"/>
                 <w:noProof/>
                 <w:webHidden/>
               </w:rPr>
@@ -3710,7 +3578,7 @@
             </w:r>
             <w:r>
               <w:rPr>
-                <w:rFonts w:ascii="Times New Roman" w:hAnsi="Times New Roman" w:cs="Times New Roman"/>
+                <w:rFonts w:cs="Times New Roman"/>
                 <w:noProof/>
                 <w:webHidden/>
               </w:rPr>
@@ -3718,7 +3586,7 @@
             </w:r>
             <w:r>
               <w:rPr>
-                <w:rFonts w:ascii="Times New Roman" w:hAnsi="Times New Roman" w:cs="Times New Roman"/>
+                <w:rFonts w:cs="Times New Roman"/>
                 <w:noProof/>
                 <w:webHidden/>
               </w:rPr>
@@ -3733,7 +3601,7 @@
               <w:tab w:val="right" w:leader="dot" w:pos="9061"/>
             </w:tabs>
             <w:rPr>
-              <w:rFonts w:ascii="Times New Roman" w:eastAsiaTheme="minorEastAsia" w:hAnsi="Times New Roman" w:cs="Times New Roman"/>
+              <w:rFonts w:eastAsiaTheme="minorEastAsia" w:cs="Times New Roman"/>
               <w:noProof/>
               <w:lang w:eastAsia="el-GR"/>
             </w:rPr>
@@ -3742,14 +3610,14 @@
             <w:r>
               <w:rPr>
                 <w:rStyle w:val="Hyperlink"/>
-                <w:rFonts w:ascii="Times New Roman" w:hAnsi="Times New Roman" w:cs="Times New Roman"/>
+                <w:rFonts w:cs="Times New Roman"/>
                 <w:noProof/>
               </w:rPr>
               <w:t>ΠΑΡΑΡΤΗΜΑ</w:t>
             </w:r>
             <w:r>
               <w:rPr>
-                <w:rFonts w:ascii="Times New Roman" w:hAnsi="Times New Roman" w:cs="Times New Roman"/>
+                <w:rFonts w:cs="Times New Roman"/>
                 <w:noProof/>
                 <w:webHidden/>
               </w:rPr>
@@ -3757,7 +3625,7 @@
             </w:r>
             <w:r>
               <w:rPr>
-                <w:rFonts w:ascii="Times New Roman" w:hAnsi="Times New Roman" w:cs="Times New Roman"/>
+                <w:rFonts w:cs="Times New Roman"/>
                 <w:noProof/>
                 <w:webHidden/>
               </w:rPr>
@@ -3765,7 +3633,7 @@
             </w:r>
             <w:r>
               <w:rPr>
-                <w:rFonts w:ascii="Times New Roman" w:hAnsi="Times New Roman" w:cs="Times New Roman"/>
+                <w:rFonts w:cs="Times New Roman"/>
                 <w:noProof/>
                 <w:webHidden/>
               </w:rPr>
@@ -3773,14 +3641,14 @@
             </w:r>
             <w:r>
               <w:rPr>
-                <w:rFonts w:ascii="Times New Roman" w:hAnsi="Times New Roman" w:cs="Times New Roman"/>
-                <w:noProof/>
-                <w:webHidden/>
-              </w:rPr>
-            </w:r>
-            <w:r>
-              <w:rPr>
-                <w:rFonts w:ascii="Times New Roman" w:hAnsi="Times New Roman" w:cs="Times New Roman"/>
+                <w:rFonts w:cs="Times New Roman"/>
+                <w:noProof/>
+                <w:webHidden/>
+              </w:rPr>
+            </w:r>
+            <w:r>
+              <w:rPr>
+                <w:rFonts w:cs="Times New Roman"/>
                 <w:noProof/>
                 <w:webHidden/>
               </w:rPr>
@@ -3788,7 +3656,7 @@
             </w:r>
             <w:r>
               <w:rPr>
-                <w:rFonts w:ascii="Times New Roman" w:hAnsi="Times New Roman" w:cs="Times New Roman"/>
+                <w:rFonts w:cs="Times New Roman"/>
                 <w:noProof/>
                 <w:webHidden/>
               </w:rPr>
@@ -3796,7 +3664,7 @@
             </w:r>
             <w:r>
               <w:rPr>
-                <w:rFonts w:ascii="Times New Roman" w:hAnsi="Times New Roman" w:cs="Times New Roman"/>
+                <w:rFonts w:cs="Times New Roman"/>
                 <w:noProof/>
                 <w:webHidden/>
               </w:rPr>
@@ -3811,7 +3679,7 @@
               <w:tab w:val="right" w:leader="dot" w:pos="9061"/>
             </w:tabs>
             <w:rPr>
-              <w:rFonts w:ascii="Times New Roman" w:eastAsiaTheme="minorEastAsia" w:hAnsi="Times New Roman" w:cs="Times New Roman"/>
+              <w:rFonts w:eastAsiaTheme="minorEastAsia" w:cs="Times New Roman"/>
               <w:noProof/>
               <w:lang w:eastAsia="el-GR"/>
             </w:rPr>
@@ -3820,14 +3688,14 @@
             <w:r>
               <w:rPr>
                 <w:rStyle w:val="Hyperlink"/>
-                <w:rFonts w:ascii="Times New Roman" w:hAnsi="Times New Roman" w:cs="Times New Roman"/>
+                <w:rFonts w:cs="Times New Roman"/>
                 <w:noProof/>
               </w:rPr>
               <w:t>ΒΙΒΛΙΟΓΡΑΦΙΑ</w:t>
             </w:r>
             <w:r>
               <w:rPr>
-                <w:rFonts w:ascii="Times New Roman" w:hAnsi="Times New Roman" w:cs="Times New Roman"/>
+                <w:rFonts w:cs="Times New Roman"/>
                 <w:noProof/>
                 <w:webHidden/>
               </w:rPr>
@@ -3835,7 +3703,7 @@
             </w:r>
             <w:r>
               <w:rPr>
-                <w:rFonts w:ascii="Times New Roman" w:hAnsi="Times New Roman" w:cs="Times New Roman"/>
+                <w:rFonts w:cs="Times New Roman"/>
                 <w:noProof/>
                 <w:webHidden/>
               </w:rPr>
@@ -3843,7 +3711,7 @@
             </w:r>
             <w:r>
               <w:rPr>
-                <w:rFonts w:ascii="Times New Roman" w:hAnsi="Times New Roman" w:cs="Times New Roman"/>
+                <w:rFonts w:cs="Times New Roman"/>
                 <w:noProof/>
                 <w:webHidden/>
               </w:rPr>
@@ -3851,14 +3719,14 @@
             </w:r>
             <w:r>
               <w:rPr>
-                <w:rFonts w:ascii="Times New Roman" w:hAnsi="Times New Roman" w:cs="Times New Roman"/>
-                <w:noProof/>
-                <w:webHidden/>
-              </w:rPr>
-            </w:r>
-            <w:r>
-              <w:rPr>
-                <w:rFonts w:ascii="Times New Roman" w:hAnsi="Times New Roman" w:cs="Times New Roman"/>
+                <w:rFonts w:cs="Times New Roman"/>
+                <w:noProof/>
+                <w:webHidden/>
+              </w:rPr>
+            </w:r>
+            <w:r>
+              <w:rPr>
+                <w:rFonts w:cs="Times New Roman"/>
                 <w:noProof/>
                 <w:webHidden/>
               </w:rPr>
@@ -3866,7 +3734,7 @@
             </w:r>
             <w:r>
               <w:rPr>
-                <w:rFonts w:ascii="Times New Roman" w:hAnsi="Times New Roman" w:cs="Times New Roman"/>
+                <w:rFonts w:cs="Times New Roman"/>
                 <w:noProof/>
                 <w:webHidden/>
               </w:rPr>
@@ -3874,7 +3742,7 @@
             </w:r>
             <w:r>
               <w:rPr>
-                <w:rFonts w:ascii="Times New Roman" w:hAnsi="Times New Roman" w:cs="Times New Roman"/>
+                <w:rFonts w:cs="Times New Roman"/>
                 <w:noProof/>
                 <w:webHidden/>
               </w:rPr>
@@ -3886,12 +3754,12 @@
           <w:pPr>
             <w:ind w:right="282"/>
             <w:rPr>
-              <w:rFonts w:ascii="Times New Roman" w:hAnsi="Times New Roman" w:cs="Times New Roman"/>
+              <w:rFonts w:cs="Times New Roman"/>
             </w:rPr>
           </w:pPr>
           <w:r>
             <w:rPr>
-              <w:rFonts w:ascii="Times New Roman" w:hAnsi="Times New Roman" w:cs="Times New Roman"/>
+              <w:rFonts w:cs="Times New Roman"/>
               <w:b/>
               <w:bCs/>
             </w:rPr>
@@ -3904,7 +3772,7 @@
       <w:pPr>
         <w:ind w:right="282"/>
         <w:rPr>
-          <w:rFonts w:ascii="Times New Roman" w:hAnsi="Times New Roman" w:cs="Times New Roman"/>
+          <w:rFonts w:cs="Times New Roman"/>
           <w:b/>
           <w:sz w:val="28"/>
           <w:szCs w:val="28"/>
@@ -3912,7 +3780,7 @@
       </w:pPr>
       <w:r>
         <w:rPr>
-          <w:rFonts w:ascii="Times New Roman" w:hAnsi="Times New Roman" w:cs="Times New Roman"/>
+          <w:rFonts w:cs="Times New Roman"/>
           <w:b/>
           <w:sz w:val="28"/>
           <w:szCs w:val="28"/>
@@ -3955,131 +3823,85 @@
       <w:pPr>
         <w:ind w:right="282"/>
         <w:rPr>
-          <w:rFonts w:ascii="Times New Roman" w:hAnsi="Times New Roman" w:cs="Times New Roman"/>
-          <w:sz w:val="24"/>
-          <w:szCs w:val="24"/>
-        </w:rPr>
-      </w:pPr>
-    </w:p>
-    <w:p>
-      <w:pPr>
-        <w:ind w:right="282"/>
-        <w:rPr>
-          <w:rFonts w:ascii="Times New Roman" w:hAnsi="Times New Roman" w:cs="Times New Roman"/>
-          <w:sz w:val="24"/>
-          <w:szCs w:val="24"/>
-        </w:rPr>
-      </w:pPr>
-      <w:r>
-        <w:rPr>
-          <w:rFonts w:ascii="Times New Roman" w:hAnsi="Times New Roman" w:cs="Times New Roman"/>
-          <w:sz w:val="24"/>
+          <w:rFonts w:cs="Times New Roman"/>
+          <w:szCs w:val="24"/>
+        </w:rPr>
+      </w:pPr>
+    </w:p>
+    <w:p>
+      <w:pPr>
+        <w:ind w:right="282"/>
+        <w:rPr>
+          <w:rFonts w:cs="Times New Roman"/>
+          <w:szCs w:val="24"/>
+        </w:rPr>
+      </w:pPr>
+      <w:r>
+        <w:rPr>
+          <w:rFonts w:cs="Times New Roman"/>
           <w:szCs w:val="24"/>
         </w:rPr>
         <w:t>Πίνακας 1. [Τίτλος]</w:t>
       </w:r>
       <w:r>
         <w:rPr>
-          <w:rFonts w:ascii="Times New Roman" w:hAnsi="Times New Roman" w:cs="Times New Roman"/>
-          <w:sz w:val="24"/>
+          <w:rFonts w:cs="Times New Roman"/>
           <w:szCs w:val="24"/>
         </w:rPr>
         <w:t>……………………………………………………</w:t>
       </w:r>
       <w:r>
         <w:rPr>
-          <w:rFonts w:ascii="Times New Roman" w:hAnsi="Times New Roman" w:cs="Times New Roman"/>
-          <w:sz w:val="24"/>
-          <w:szCs w:val="24"/>
-        </w:rPr>
-        <w:t>……….</w:t>
-      </w:r>
-      <w:proofErr w:type="spellStart"/>
-      <w:r>
-        <w:rPr>
-          <w:rFonts w:ascii="Times New Roman" w:hAnsi="Times New Roman" w:cs="Times New Roman"/>
-          <w:sz w:val="24"/>
-          <w:szCs w:val="24"/>
-        </w:rPr>
-        <w:t>αρ</w:t>
-      </w:r>
-      <w:proofErr w:type="spellEnd"/>
-      <w:r>
-        <w:rPr>
-          <w:rFonts w:ascii="Times New Roman" w:hAnsi="Times New Roman" w:cs="Times New Roman"/>
-          <w:sz w:val="24"/>
-          <w:szCs w:val="24"/>
-        </w:rPr>
-        <w:t>. σελίδας</w:t>
-      </w:r>
-    </w:p>
-    <w:p>
-      <w:pPr>
-        <w:ind w:right="282"/>
-        <w:rPr>
-          <w:rFonts w:ascii="Times New Roman" w:hAnsi="Times New Roman" w:cs="Times New Roman"/>
-          <w:sz w:val="24"/>
-          <w:szCs w:val="24"/>
-        </w:rPr>
-      </w:pPr>
-      <w:r>
-        <w:rPr>
-          <w:rFonts w:ascii="Times New Roman" w:hAnsi="Times New Roman" w:cs="Times New Roman"/>
-          <w:sz w:val="24"/>
+          <w:rFonts w:cs="Times New Roman"/>
+          <w:szCs w:val="24"/>
+        </w:rPr>
+        <w:t>……….αρ. σελίδας</w:t>
+      </w:r>
+    </w:p>
+    <w:p>
+      <w:pPr>
+        <w:ind w:right="282"/>
+        <w:rPr>
+          <w:rFonts w:cs="Times New Roman"/>
+          <w:szCs w:val="24"/>
+        </w:rPr>
+      </w:pPr>
+      <w:r>
+        <w:rPr>
+          <w:rFonts w:cs="Times New Roman"/>
           <w:szCs w:val="24"/>
         </w:rPr>
         <w:t>Πίνακας 2. [Τίτλος]</w:t>
       </w:r>
       <w:r>
         <w:rPr>
-          <w:rFonts w:ascii="Times New Roman" w:hAnsi="Times New Roman" w:cs="Times New Roman"/>
-          <w:sz w:val="24"/>
+          <w:rFonts w:cs="Times New Roman"/>
           <w:szCs w:val="24"/>
         </w:rPr>
         <w:t>…………………………………………………………</w:t>
       </w:r>
       <w:r>
         <w:rPr>
-          <w:rFonts w:ascii="Times New Roman" w:hAnsi="Times New Roman" w:cs="Times New Roman"/>
-          <w:sz w:val="24"/>
-          <w:szCs w:val="24"/>
-        </w:rPr>
-        <w:t>….</w:t>
-      </w:r>
-      <w:proofErr w:type="spellStart"/>
-      <w:r>
-        <w:rPr>
-          <w:rFonts w:ascii="Times New Roman" w:hAnsi="Times New Roman" w:cs="Times New Roman"/>
-          <w:sz w:val="24"/>
-          <w:szCs w:val="24"/>
-        </w:rPr>
-        <w:t>αρ</w:t>
-      </w:r>
-      <w:proofErr w:type="spellEnd"/>
-      <w:r>
-        <w:rPr>
-          <w:rFonts w:ascii="Times New Roman" w:hAnsi="Times New Roman" w:cs="Times New Roman"/>
-          <w:sz w:val="24"/>
-          <w:szCs w:val="24"/>
-        </w:rPr>
-        <w:t>. σελίδας</w:t>
-      </w:r>
-    </w:p>
-    <w:p>
-      <w:pPr>
-        <w:ind w:right="282"/>
-        <w:rPr>
-          <w:rFonts w:ascii="Times New Roman" w:hAnsi="Times New Roman" w:cs="Times New Roman"/>
-          <w:sz w:val="24"/>
-          <w:szCs w:val="24"/>
-        </w:rPr>
-      </w:pPr>
-    </w:p>
-    <w:p>
-      <w:pPr>
-        <w:ind w:right="282"/>
-        <w:rPr>
-          <w:rFonts w:ascii="Times New Roman" w:hAnsi="Times New Roman" w:cs="Times New Roman"/>
+          <w:rFonts w:cs="Times New Roman"/>
+          <w:szCs w:val="24"/>
+        </w:rPr>
+        <w:t>….αρ. σελίδας</w:t>
+      </w:r>
+    </w:p>
+    <w:p>
+      <w:pPr>
+        <w:ind w:right="282"/>
+        <w:rPr>
+          <w:rFonts w:cs="Times New Roman"/>
+          <w:szCs w:val="24"/>
+        </w:rPr>
+      </w:pPr>
+    </w:p>
+    <w:p>
+      <w:pPr>
+        <w:ind w:right="282"/>
+        <w:rPr>
+          <w:rFonts w:cs="Times New Roman"/>
           <w:i/>
           <w:sz w:val="28"/>
           <w:szCs w:val="28"/>
@@ -4087,7 +3909,7 @@
       </w:pPr>
       <w:r>
         <w:rPr>
-          <w:rFonts w:ascii="Times New Roman" w:hAnsi="Times New Roman" w:cs="Times New Roman"/>
+          <w:rFonts w:cs="Times New Roman"/>
           <w:i/>
           <w:sz w:val="28"/>
           <w:szCs w:val="28"/>
@@ -4096,7 +3918,7 @@
       </w:r>
       <w:r>
         <w:rPr>
-          <w:rFonts w:ascii="Times New Roman" w:hAnsi="Times New Roman" w:cs="Times New Roman"/>
+          <w:rFonts w:cs="Times New Roman"/>
           <w:i/>
           <w:sz w:val="28"/>
           <w:szCs w:val="28"/>
@@ -4105,7 +3927,7 @@
       </w:r>
       <w:r>
         <w:rPr>
-          <w:rFonts w:ascii="Times New Roman" w:hAnsi="Times New Roman" w:cs="Times New Roman"/>
+          <w:rFonts w:cs="Times New Roman"/>
           <w:i/>
           <w:sz w:val="28"/>
           <w:szCs w:val="28"/>
@@ -4114,7 +3936,7 @@
       </w:r>
       <w:r>
         <w:rPr>
-          <w:rFonts w:ascii="Times New Roman" w:hAnsi="Times New Roman" w:cs="Times New Roman"/>
+          <w:rFonts w:cs="Times New Roman"/>
           <w:i/>
           <w:sz w:val="28"/>
           <w:szCs w:val="28"/>
@@ -4123,7 +3945,7 @@
       </w:r>
       <w:r>
         <w:rPr>
-          <w:rFonts w:ascii="Times New Roman" w:hAnsi="Times New Roman" w:cs="Times New Roman"/>
+          <w:rFonts w:cs="Times New Roman"/>
           <w:i/>
           <w:sz w:val="28"/>
           <w:szCs w:val="28"/>
@@ -4132,7 +3954,7 @@
       </w:r>
       <w:r>
         <w:rPr>
-          <w:rFonts w:ascii="Times New Roman" w:hAnsi="Times New Roman" w:cs="Times New Roman"/>
+          <w:rFonts w:cs="Times New Roman"/>
           <w:i/>
           <w:sz w:val="28"/>
           <w:szCs w:val="28"/>
@@ -4168,7 +3990,7 @@
       <w:pPr>
         <w:ind w:right="282"/>
         <w:rPr>
-          <w:rFonts w:ascii="Times New Roman" w:hAnsi="Times New Roman" w:cs="Times New Roman"/>
+          <w:rFonts w:cs="Times New Roman"/>
           <w:i/>
           <w:sz w:val="28"/>
           <w:szCs w:val="28"/>
@@ -4179,143 +4001,95 @@
       <w:pPr>
         <w:ind w:right="282"/>
         <w:rPr>
-          <w:rFonts w:ascii="Times New Roman" w:hAnsi="Times New Roman" w:cs="Times New Roman"/>
-          <w:sz w:val="24"/>
-          <w:szCs w:val="24"/>
-        </w:rPr>
-      </w:pPr>
-      <w:r>
-        <w:rPr>
-          <w:rFonts w:ascii="Times New Roman" w:hAnsi="Times New Roman" w:cs="Times New Roman"/>
-          <w:sz w:val="24"/>
+          <w:rFonts w:cs="Times New Roman"/>
+          <w:szCs w:val="24"/>
+        </w:rPr>
+      </w:pPr>
+      <w:r>
+        <w:rPr>
+          <w:rFonts w:cs="Times New Roman"/>
           <w:szCs w:val="24"/>
         </w:rPr>
         <w:t>Διάγραμμα/</w:t>
       </w:r>
       <w:r>
         <w:rPr>
-          <w:rFonts w:ascii="Times New Roman" w:hAnsi="Times New Roman" w:cs="Times New Roman"/>
-          <w:sz w:val="24"/>
+          <w:rFonts w:cs="Times New Roman"/>
           <w:szCs w:val="24"/>
         </w:rPr>
         <w:t>Εικόνα</w:t>
       </w:r>
       <w:r>
         <w:rPr>
-          <w:rFonts w:ascii="Times New Roman" w:hAnsi="Times New Roman" w:cs="Times New Roman"/>
-          <w:sz w:val="24"/>
+          <w:rFonts w:cs="Times New Roman"/>
           <w:szCs w:val="24"/>
         </w:rPr>
         <w:t xml:space="preserve"> 1. [Τίτλος]</w:t>
       </w:r>
       <w:r>
         <w:rPr>
-          <w:rFonts w:ascii="Times New Roman" w:hAnsi="Times New Roman" w:cs="Times New Roman"/>
-          <w:sz w:val="24"/>
+          <w:rFonts w:cs="Times New Roman"/>
           <w:szCs w:val="24"/>
         </w:rPr>
         <w:t>..</w:t>
       </w:r>
       <w:r>
         <w:rPr>
-          <w:rFonts w:ascii="Times New Roman" w:hAnsi="Times New Roman" w:cs="Times New Roman"/>
-          <w:sz w:val="24"/>
+          <w:rFonts w:cs="Times New Roman"/>
           <w:szCs w:val="24"/>
         </w:rPr>
         <w:t>……………………………………………</w:t>
       </w:r>
       <w:r>
         <w:rPr>
-          <w:rFonts w:ascii="Times New Roman" w:hAnsi="Times New Roman" w:cs="Times New Roman"/>
-          <w:sz w:val="24"/>
-          <w:szCs w:val="24"/>
-        </w:rPr>
-        <w:t>……</w:t>
-      </w:r>
-      <w:proofErr w:type="spellStart"/>
-      <w:r>
-        <w:rPr>
-          <w:rFonts w:ascii="Times New Roman" w:hAnsi="Times New Roman" w:cs="Times New Roman"/>
-          <w:sz w:val="24"/>
-          <w:szCs w:val="24"/>
-        </w:rPr>
-        <w:t>αρ</w:t>
-      </w:r>
-      <w:proofErr w:type="spellEnd"/>
-      <w:r>
-        <w:rPr>
-          <w:rFonts w:ascii="Times New Roman" w:hAnsi="Times New Roman" w:cs="Times New Roman"/>
-          <w:sz w:val="24"/>
-          <w:szCs w:val="24"/>
-        </w:rPr>
-        <w:t>. σελίδας</w:t>
-      </w:r>
-    </w:p>
-    <w:p>
-      <w:pPr>
-        <w:ind w:right="282"/>
-        <w:rPr>
-          <w:rFonts w:ascii="Times New Roman" w:hAnsi="Times New Roman" w:cs="Times New Roman"/>
-          <w:sz w:val="24"/>
-          <w:szCs w:val="24"/>
-        </w:rPr>
-      </w:pPr>
-      <w:r>
-        <w:rPr>
-          <w:rFonts w:ascii="Times New Roman" w:hAnsi="Times New Roman" w:cs="Times New Roman"/>
-          <w:sz w:val="24"/>
+          <w:rFonts w:cs="Times New Roman"/>
+          <w:szCs w:val="24"/>
+        </w:rPr>
+        <w:t>……αρ. σελίδας</w:t>
+      </w:r>
+    </w:p>
+    <w:p>
+      <w:pPr>
+        <w:ind w:right="282"/>
+        <w:rPr>
+          <w:rFonts w:cs="Times New Roman"/>
+          <w:szCs w:val="24"/>
+        </w:rPr>
+      </w:pPr>
+      <w:r>
+        <w:rPr>
+          <w:rFonts w:cs="Times New Roman"/>
           <w:szCs w:val="24"/>
         </w:rPr>
         <w:t>Διάγραμμα/Εικόνα 2. [Τίτλος]</w:t>
       </w:r>
       <w:r>
         <w:rPr>
-          <w:rFonts w:ascii="Times New Roman" w:hAnsi="Times New Roman" w:cs="Times New Roman"/>
-          <w:sz w:val="24"/>
+          <w:rFonts w:cs="Times New Roman"/>
           <w:szCs w:val="24"/>
         </w:rPr>
         <w:t>..</w:t>
       </w:r>
       <w:r>
         <w:rPr>
-          <w:rFonts w:ascii="Times New Roman" w:hAnsi="Times New Roman" w:cs="Times New Roman"/>
-          <w:sz w:val="24"/>
+          <w:rFonts w:cs="Times New Roman"/>
           <w:szCs w:val="24"/>
         </w:rPr>
         <w:t>………………………………………………</w:t>
       </w:r>
       <w:r>
         <w:rPr>
-          <w:rFonts w:ascii="Times New Roman" w:hAnsi="Times New Roman" w:cs="Times New Roman"/>
-          <w:sz w:val="24"/>
-          <w:szCs w:val="24"/>
-        </w:rPr>
-        <w:t>…</w:t>
-      </w:r>
-      <w:proofErr w:type="spellStart"/>
-      <w:r>
-        <w:rPr>
-          <w:rFonts w:ascii="Times New Roman" w:hAnsi="Times New Roman" w:cs="Times New Roman"/>
-          <w:sz w:val="24"/>
-          <w:szCs w:val="24"/>
-        </w:rPr>
-        <w:t>αρ</w:t>
-      </w:r>
-      <w:proofErr w:type="spellEnd"/>
-      <w:r>
-        <w:rPr>
-          <w:rFonts w:ascii="Times New Roman" w:hAnsi="Times New Roman" w:cs="Times New Roman"/>
-          <w:sz w:val="24"/>
-          <w:szCs w:val="24"/>
-        </w:rPr>
-        <w:t>. σελίδας</w:t>
-      </w:r>
-    </w:p>
-    <w:p>
-      <w:pPr>
-        <w:ind w:right="282"/>
-        <w:rPr>
-          <w:rFonts w:ascii="Times New Roman" w:hAnsi="Times New Roman" w:cs="Times New Roman"/>
+          <w:rFonts w:cs="Times New Roman"/>
+          <w:szCs w:val="24"/>
+        </w:rPr>
+        <w:t>…αρ. σελίδας</w:t>
+      </w:r>
+    </w:p>
+    <w:p>
+      <w:pPr>
+        <w:ind w:right="282"/>
+        <w:rPr>
+          <w:rFonts w:cs="Times New Roman"/>
           <w:i/>
           <w:sz w:val="28"/>
           <w:szCs w:val="28"/>
@@ -4323,7 +4097,7 @@
       </w:pPr>
       <w:r>
         <w:rPr>
-          <w:rFonts w:ascii="Times New Roman" w:hAnsi="Times New Roman" w:cs="Times New Roman"/>
+          <w:rFonts w:cs="Times New Roman"/>
           <w:i/>
           <w:sz w:val="28"/>
           <w:szCs w:val="28"/>
@@ -4332,7 +4106,7 @@
       </w:r>
       <w:r>
         <w:rPr>
-          <w:rFonts w:ascii="Times New Roman" w:hAnsi="Times New Roman" w:cs="Times New Roman"/>
+          <w:rFonts w:cs="Times New Roman"/>
           <w:i/>
           <w:sz w:val="28"/>
           <w:szCs w:val="28"/>
@@ -4341,7 +4115,7 @@
       </w:r>
       <w:r>
         <w:rPr>
-          <w:rFonts w:ascii="Times New Roman" w:hAnsi="Times New Roman" w:cs="Times New Roman"/>
+          <w:rFonts w:cs="Times New Roman"/>
           <w:i/>
           <w:sz w:val="28"/>
           <w:szCs w:val="28"/>
@@ -4350,7 +4124,7 @@
       </w:r>
       <w:r>
         <w:rPr>
-          <w:rFonts w:ascii="Times New Roman" w:hAnsi="Times New Roman" w:cs="Times New Roman"/>
+          <w:rFonts w:cs="Times New Roman"/>
           <w:i/>
           <w:sz w:val="28"/>
           <w:szCs w:val="28"/>
@@ -4359,7 +4133,7 @@
       </w:r>
       <w:r>
         <w:rPr>
-          <w:rFonts w:ascii="Times New Roman" w:hAnsi="Times New Roman" w:cs="Times New Roman"/>
+          <w:rFonts w:cs="Times New Roman"/>
           <w:i/>
           <w:sz w:val="28"/>
           <w:szCs w:val="28"/>
@@ -4368,7 +4142,7 @@
       </w:r>
       <w:r>
         <w:rPr>
-          <w:rFonts w:ascii="Times New Roman" w:hAnsi="Times New Roman" w:cs="Times New Roman"/>
+          <w:rFonts w:cs="Times New Roman"/>
           <w:i/>
           <w:sz w:val="28"/>
           <w:szCs w:val="28"/>
@@ -4434,28 +4208,25 @@
       <w:pPr>
         <w:ind w:right="282"/>
         <w:rPr>
-          <w:rFonts w:ascii="Times New Roman" w:hAnsi="Times New Roman" w:cs="Times New Roman"/>
-          <w:sz w:val="28"/>
-          <w:szCs w:val="28"/>
-          <w:lang w:val="en-US"/>
-        </w:rPr>
-      </w:pPr>
-    </w:p>
-    <w:p>
-      <w:pPr>
-        <w:ind w:right="282"/>
-        <w:rPr>
-          <w:rFonts w:ascii="Times New Roman" w:hAnsi="Times New Roman" w:cs="Times New Roman"/>
-          <w:sz w:val="24"/>
-          <w:szCs w:val="24"/>
-          <w:lang w:val="en-US"/>
-        </w:rPr>
-      </w:pPr>
-      <w:proofErr w:type="gramStart"/>
-      <w:r>
-        <w:rPr>
-          <w:rFonts w:ascii="Times New Roman" w:hAnsi="Times New Roman" w:cs="Times New Roman"/>
-          <w:sz w:val="24"/>
+          <w:rFonts w:cs="Times New Roman"/>
+          <w:sz w:val="28"/>
+          <w:szCs w:val="28"/>
+          <w:lang w:val="en-US"/>
+        </w:rPr>
+      </w:pPr>
+    </w:p>
+    <w:p>
+      <w:pPr>
+        <w:ind w:right="282"/>
+        <w:rPr>
+          <w:rFonts w:cs="Times New Roman"/>
+          <w:szCs w:val="24"/>
+          <w:lang w:val="en-US"/>
+        </w:rPr>
+      </w:pPr>
+      <w:r>
+        <w:rPr>
+          <w:rFonts w:cs="Times New Roman"/>
           <w:szCs w:val="24"/>
           <w:lang w:val="en-US"/>
         </w:rPr>
@@ -4463,36 +4234,23 @@
       </w:r>
       <w:r>
         <w:rPr>
-          <w:rFonts w:ascii="Times New Roman" w:hAnsi="Times New Roman" w:cs="Times New Roman"/>
-          <w:sz w:val="24"/>
-          <w:szCs w:val="24"/>
-          <w:lang w:val="en-US"/>
-        </w:rPr>
-        <w:t>..</w:t>
-      </w:r>
-      <w:proofErr w:type="gramEnd"/>
-      <w:r>
-        <w:rPr>
-          <w:rFonts w:ascii="Times New Roman" w:hAnsi="Times New Roman" w:cs="Times New Roman"/>
-          <w:sz w:val="24"/>
-          <w:szCs w:val="24"/>
-          <w:lang w:val="en-US"/>
-        </w:rPr>
-        <w:t>…………………………………………………….</w:t>
-      </w:r>
-      <w:r>
-        <w:rPr>
-          <w:rFonts w:ascii="Times New Roman" w:hAnsi="Times New Roman" w:cs="Times New Roman"/>
-          <w:sz w:val="24"/>
-          <w:szCs w:val="24"/>
-          <w:lang w:val="en-US"/>
-        </w:rPr>
-        <w:t xml:space="preserve">… </w:t>
-      </w:r>
-      <w:r>
-        <w:rPr>
-          <w:rFonts w:ascii="Times New Roman" w:hAnsi="Times New Roman" w:cs="Times New Roman"/>
-          <w:sz w:val="24"/>
+          <w:rFonts w:cs="Times New Roman"/>
+          <w:szCs w:val="24"/>
+          <w:lang w:val="en-US"/>
+        </w:rPr>
+        <w:t>..…………………………………………………….</w:t>
+      </w:r>
+      <w:r>
+        <w:rPr>
+          <w:rFonts w:cs="Times New Roman"/>
+          <w:szCs w:val="24"/>
+          <w:lang w:val="en-US"/>
+        </w:rPr>
+        <w:t xml:space="preserve"> </w:t>
+      </w:r>
+      <w:r>
+        <w:rPr>
+          <w:rFonts w:cs="Times New Roman"/>
           <w:szCs w:val="24"/>
           <w:lang w:val="en-US"/>
         </w:rPr>
@@ -4500,8 +4258,7 @@
       </w:r>
       <w:r>
         <w:rPr>
-          <w:rFonts w:ascii="Times New Roman" w:hAnsi="Times New Roman" w:cs="Times New Roman"/>
-          <w:sz w:val="24"/>
+          <w:rFonts w:cs="Times New Roman"/>
           <w:szCs w:val="24"/>
           <w:lang w:val="en-US"/>
         </w:rPr>
@@ -4509,8 +4266,7 @@
       </w:r>
       <w:r>
         <w:rPr>
-          <w:rFonts w:ascii="Times New Roman" w:hAnsi="Times New Roman" w:cs="Times New Roman"/>
-          <w:sz w:val="24"/>
+          <w:rFonts w:cs="Times New Roman"/>
           <w:szCs w:val="24"/>
           <w:lang w:val="en-US"/>
         </w:rPr>
@@ -4518,8 +4274,7 @@
       </w:r>
       <w:r>
         <w:rPr>
-          <w:rFonts w:ascii="Times New Roman" w:hAnsi="Times New Roman" w:cs="Times New Roman"/>
-          <w:sz w:val="24"/>
+          <w:rFonts w:cs="Times New Roman"/>
           <w:szCs w:val="24"/>
           <w:lang w:val="en-US"/>
         </w:rPr>
@@ -4527,8 +4282,7 @@
       </w:r>
       <w:r>
         <w:rPr>
-          <w:rFonts w:ascii="Times New Roman" w:hAnsi="Times New Roman" w:cs="Times New Roman"/>
-          <w:sz w:val="24"/>
+          <w:rFonts w:cs="Times New Roman"/>
           <w:szCs w:val="24"/>
           <w:lang w:val="en-US"/>
         </w:rPr>
@@ -4539,72 +4293,77 @@
       <w:pPr>
         <w:ind w:right="282"/>
         <w:rPr>
-          <w:rFonts w:ascii="Times New Roman" w:hAnsi="Times New Roman" w:cs="Times New Roman"/>
-          <w:sz w:val="24"/>
-          <w:szCs w:val="24"/>
-        </w:rPr>
-      </w:pPr>
-      <w:r>
-        <w:rPr>
-          <w:rFonts w:ascii="Times New Roman" w:hAnsi="Times New Roman" w:cs="Times New Roman"/>
-          <w:sz w:val="24"/>
+          <w:rFonts w:cs="Times New Roman"/>
+          <w:szCs w:val="24"/>
+          <w:lang w:val="en-US"/>
+        </w:rPr>
+      </w:pPr>
+      <w:r>
+        <w:rPr>
+          <w:rFonts w:cs="Times New Roman"/>
           <w:szCs w:val="24"/>
         </w:rPr>
         <w:t>ΕΦΓ</w:t>
       </w:r>
       <w:r>
         <w:rPr>
-          <w:rFonts w:ascii="Times New Roman" w:hAnsi="Times New Roman" w:cs="Times New Roman"/>
-          <w:sz w:val="24"/>
-          <w:szCs w:val="24"/>
+          <w:rFonts w:cs="Times New Roman"/>
+          <w:szCs w:val="24"/>
+          <w:lang w:val="en-US"/>
         </w:rPr>
         <w:t>..………………………………………</w:t>
       </w:r>
       <w:r>
         <w:rPr>
-          <w:rFonts w:ascii="Times New Roman" w:hAnsi="Times New Roman" w:cs="Times New Roman"/>
-          <w:sz w:val="24"/>
-          <w:szCs w:val="24"/>
-        </w:rPr>
-        <w:t>……………… Επεξεργασία Φυσικής Γλώσσας</w:t>
-      </w:r>
-    </w:p>
-    <w:p>
-      <w:pPr>
-        <w:ind w:right="282"/>
-        <w:rPr>
-          <w:rFonts w:ascii="Times New Roman" w:hAnsi="Times New Roman" w:cs="Times New Roman"/>
-          <w:i/>
-          <w:sz w:val="24"/>
-          <w:szCs w:val="24"/>
-        </w:rPr>
-      </w:pPr>
-    </w:p>
-    <w:p>
-      <w:pPr>
-        <w:ind w:right="282"/>
-        <w:rPr>
-          <w:rFonts w:ascii="Times New Roman" w:hAnsi="Times New Roman" w:cs="Times New Roman"/>
-          <w:i/>
-          <w:sz w:val="28"/>
-          <w:szCs w:val="24"/>
-        </w:rPr>
-      </w:pPr>
-      <w:r>
-        <w:rPr>
-          <w:rFonts w:ascii="Times New Roman" w:hAnsi="Times New Roman" w:cs="Times New Roman"/>
-          <w:i/>
-          <w:sz w:val="28"/>
-          <w:szCs w:val="24"/>
-        </w:rPr>
-        <w:t>[Διαγράψτε αυτή τη σελίδα αν δεν τη χρειάζεστε.]</w:t>
-      </w:r>
-    </w:p>
-    <w:p>
-      <w:pPr>
-        <w:ind w:right="282"/>
-        <w:rPr>
-          <w:rFonts w:ascii="Times New Roman" w:eastAsiaTheme="majorEastAsia" w:hAnsi="Times New Roman" w:cs="Times New Roman"/>
+          <w:rFonts w:cs="Times New Roman"/>
+          <w:szCs w:val="24"/>
+          <w:lang w:val="en-US"/>
+        </w:rPr>
+        <w:t xml:space="preserve">……………… </w:t>
+      </w:r>
+      <w:r>
+        <w:rPr>
+          <w:rFonts w:cs="Times New Roman"/>
+          <w:szCs w:val="24"/>
+        </w:rPr>
+        <w:t>Επεξεργασία</w:t>
+      </w:r>
+      <w:r>
+        <w:rPr>
+          <w:rFonts w:cs="Times New Roman"/>
+          <w:szCs w:val="24"/>
+          <w:lang w:val="en-US"/>
+        </w:rPr>
+        <w:t xml:space="preserve"> </w:t>
+      </w:r>
+      <w:r>
+        <w:rPr>
+          <w:rFonts w:cs="Times New Roman"/>
+          <w:szCs w:val="24"/>
+        </w:rPr>
+        <w:t>Φυσικής</w:t>
+      </w:r>
+      <w:r>
+        <w:rPr>
+          <w:rFonts w:cs="Times New Roman"/>
+          <w:szCs w:val="24"/>
+          <w:lang w:val="en-US"/>
+        </w:rPr>
+        <w:t xml:space="preserve"> </w:t>
+      </w:r>
+      <w:r>
+        <w:rPr>
+          <w:rFonts w:cs="Times New Roman"/>
+          <w:szCs w:val="24"/>
+        </w:rPr>
+        <w:t>Γλώσσας</w:t>
+      </w:r>
+    </w:p>
+    <w:p>
+      <w:pPr>
+        <w:ind w:right="282"/>
+        <w:rPr>
+          <w:rFonts w:eastAsiaTheme="majorEastAsia" w:cs="Times New Roman"/>
           <w:b/>
           <w:bCs/>
           <w:sz w:val="28"/>
@@ -4613,7 +4372,7 @@
       </w:pPr>
       <w:r>
         <w:rPr>
-          <w:rFonts w:ascii="Times New Roman" w:hAnsi="Times New Roman" w:cs="Times New Roman"/>
+          <w:rFonts w:cs="Times New Roman"/>
         </w:rPr>
         <w:br w:type="page"/>
       </w:r>
@@ -4647,28 +4406,27 @@
       <w:pPr>
         <w:ind w:right="282"/>
         <w:rPr>
-          <w:rFonts w:ascii="Times New Roman" w:hAnsi="Times New Roman" w:cs="Times New Roman"/>
-          <w:sz w:val="28"/>
-          <w:szCs w:val="28"/>
-        </w:rPr>
-      </w:pPr>
-    </w:p>
-    <w:p>
-      <w:pPr>
-        <w:ind w:right="282"/>
-        <w:rPr>
-          <w:rFonts w:ascii="Times New Roman" w:hAnsi="Times New Roman" w:cs="Times New Roman"/>
+          <w:rFonts w:cs="Times New Roman"/>
+          <w:sz w:val="28"/>
+          <w:szCs w:val="28"/>
+        </w:rPr>
+      </w:pPr>
+    </w:p>
+    <w:p>
+      <w:pPr>
+        <w:ind w:right="282"/>
+        <w:rPr>
+          <w:rFonts w:cs="Times New Roman"/>
           <w:i/>
-          <w:sz w:val="24"/>
-          <w:szCs w:val="24"/>
-        </w:rPr>
-      </w:pPr>
-    </w:p>
-    <w:p>
-      <w:pPr>
-        <w:ind w:right="282"/>
-        <w:rPr>
-          <w:rFonts w:ascii="Times New Roman" w:hAnsi="Times New Roman" w:cs="Times New Roman"/>
+          <w:szCs w:val="24"/>
+        </w:rPr>
+      </w:pPr>
+    </w:p>
+    <w:p>
+      <w:pPr>
+        <w:ind w:right="282"/>
+        <w:rPr>
+          <w:rFonts w:cs="Times New Roman"/>
           <w:i/>
           <w:sz w:val="28"/>
           <w:szCs w:val="24"/>
@@ -4676,7 +4434,7 @@
       </w:pPr>
       <w:r>
         <w:rPr>
-          <w:rFonts w:ascii="Times New Roman" w:hAnsi="Times New Roman" w:cs="Times New Roman"/>
+          <w:rFonts w:cs="Times New Roman"/>
           <w:i/>
           <w:sz w:val="28"/>
           <w:szCs w:val="24"/>
@@ -4687,7 +4445,7 @@
     <w:p>
       <w:pPr>
         <w:rPr>
-          <w:rFonts w:ascii="Times New Roman" w:eastAsiaTheme="majorEastAsia" w:hAnsi="Times New Roman" w:cs="Times New Roman"/>
+          <w:rFonts w:eastAsiaTheme="majorEastAsia" w:cs="Times New Roman"/>
           <w:b/>
           <w:bCs/>
           <w:sz w:val="32"/>
@@ -4696,7 +4454,7 @@
       </w:pPr>
       <w:r>
         <w:rPr>
-          <w:rFonts w:ascii="Times New Roman" w:hAnsi="Times New Roman" w:cs="Times New Roman"/>
+          <w:rFonts w:cs="Times New Roman"/>
           <w:sz w:val="32"/>
           <w:szCs w:val="32"/>
         </w:rPr>
@@ -4729,21 +4487,346 @@
     </w:p>
     <w:p/>
     <w:p>
-      <w:pPr>
-        <w:rPr>
-          <w:rFonts w:ascii="Times New Roman" w:eastAsiaTheme="majorEastAsia" w:hAnsi="Times New Roman" w:cs="Times New Roman"/>
-          <w:b/>
-          <w:bCs/>
-          <w:sz w:val="32"/>
-          <w:szCs w:val="32"/>
-        </w:rPr>
-      </w:pPr>
-      <w:r>
-        <w:rPr>
-          <w:rFonts w:ascii="Times New Roman" w:hAnsi="Times New Roman" w:cs="Times New Roman"/>
-          <w:sz w:val="32"/>
-          <w:szCs w:val="32"/>
-        </w:rPr>
+      <w:r>
+        <w:t xml:space="preserve">Ζώντας στην εποχή των </w:t>
+      </w:r>
+      <w:r>
+        <w:rPr>
+          <w:lang w:val="en-US"/>
+        </w:rPr>
+        <w:t>social</w:t>
+      </w:r>
+      <w:r>
+        <w:t xml:space="preserve"> </w:t>
+      </w:r>
+      <w:r>
+        <w:rPr>
+          <w:lang w:val="en-US"/>
+        </w:rPr>
+        <w:t>media</w:t>
+      </w:r>
+      <w:r>
+        <w:t xml:space="preserve">, ο τρόπος που αλληλοεπιδρούμε στο διαδίκτυο </w:t>
+      </w:r>
+      <w:r>
+        <w:t xml:space="preserve">και το περιεχόμενο που καταναλώνουμε </w:t>
+      </w:r>
+      <w:r>
+        <w:t>επηρεάζει την καθημερινότητα μας</w:t>
+      </w:r>
+      <w:r>
+        <w:t xml:space="preserve">. </w:t>
+      </w:r>
+      <w:r>
+        <w:t>Η τοξική συμπεριφορά μπορεί να ξεπεράσει τα όρια της οθόνης και να επηρεάσει την ψυχολογία μας στην πραγματικότητα</w:t>
+      </w:r>
+      <w:r>
+        <w:t xml:space="preserve"> </w:t>
+      </w:r>
+      <w:r>
+        <w:t xml:space="preserve">και συσχετίζεται άμεσα με την πιθανότητα ανάπτυξης </w:t>
+      </w:r>
+      <w:r>
+        <w:rPr>
+          <w:lang w:val="en-US"/>
+        </w:rPr>
+        <w:t>PTSD</w:t>
+      </w:r>
+      <w:r>
+        <w:t xml:space="preserve"> </w:t>
+      </w:r>
+      <w:sdt>
+        <w:sdtPr>
+          <w:id w:val="970874331"/>
+          <w:citation/>
+        </w:sdtPr>
+        <w:sdtContent>
+          <w:r>
+            <w:fldChar w:fldCharType="begin"/>
+          </w:r>
+          <w:r>
+            <w:instrText xml:space="preserve"> </w:instrText>
+          </w:r>
+          <w:r>
+            <w:rPr>
+              <w:lang w:val="en-US"/>
+            </w:rPr>
+            <w:instrText>CITATION</w:instrText>
+          </w:r>
+          <w:r>
+            <w:instrText xml:space="preserve"> </w:instrText>
+          </w:r>
+          <w:r>
+            <w:rPr>
+              <w:lang w:val="en-US"/>
+            </w:rPr>
+            <w:instrText>Dep</w:instrText>
+          </w:r>
+          <w:r>
+            <w:instrText>25 \</w:instrText>
+          </w:r>
+          <w:r>
+            <w:rPr>
+              <w:lang w:val="en-US"/>
+            </w:rPr>
+            <w:instrText>l</w:instrText>
+          </w:r>
+          <w:r>
+            <w:instrText xml:space="preserve"> 1033 </w:instrText>
+          </w:r>
+          <w:r>
+            <w:fldChar w:fldCharType="separate"/>
+          </w:r>
+          <w:r>
+            <w:rPr>
+              <w:noProof/>
+            </w:rPr>
+            <w:t>(</w:t>
+          </w:r>
+          <w:r>
+            <w:rPr>
+              <w:noProof/>
+              <w:lang w:val="en-US"/>
+            </w:rPr>
+            <w:t>Department</w:t>
+          </w:r>
+          <w:r>
+            <w:rPr>
+              <w:noProof/>
+            </w:rPr>
+            <w:t xml:space="preserve"> </w:t>
+          </w:r>
+          <w:r>
+            <w:rPr>
+              <w:noProof/>
+              <w:lang w:val="en-US"/>
+            </w:rPr>
+            <w:t>of</w:t>
+          </w:r>
+          <w:r>
+            <w:rPr>
+              <w:noProof/>
+            </w:rPr>
+            <w:t xml:space="preserve"> </w:t>
+          </w:r>
+          <w:r>
+            <w:rPr>
+              <w:noProof/>
+              <w:lang w:val="en-US"/>
+            </w:rPr>
+            <w:t>Psychology</w:t>
+          </w:r>
+          <w:r>
+            <w:rPr>
+              <w:noProof/>
+            </w:rPr>
+            <w:t xml:space="preserve"> </w:t>
+          </w:r>
+          <w:r>
+            <w:rPr>
+              <w:noProof/>
+              <w:lang w:val="en-US"/>
+            </w:rPr>
+            <w:t>and</w:t>
+          </w:r>
+          <w:r>
+            <w:rPr>
+              <w:noProof/>
+            </w:rPr>
+            <w:t xml:space="preserve"> </w:t>
+          </w:r>
+          <w:r>
+            <w:rPr>
+              <w:noProof/>
+              <w:lang w:val="en-US"/>
+            </w:rPr>
+            <w:t>Israel</w:t>
+          </w:r>
+          <w:r>
+            <w:rPr>
+              <w:noProof/>
+            </w:rPr>
+            <w:t xml:space="preserve"> </w:t>
+          </w:r>
+          <w:r>
+            <w:rPr>
+              <w:noProof/>
+              <w:lang w:val="en-US"/>
+            </w:rPr>
+            <w:t>Center</w:t>
+          </w:r>
+          <w:r>
+            <w:rPr>
+              <w:noProof/>
+            </w:rPr>
+            <w:t xml:space="preserve"> </w:t>
+          </w:r>
+          <w:r>
+            <w:rPr>
+              <w:noProof/>
+              <w:lang w:val="en-US"/>
+            </w:rPr>
+            <w:t>for</w:t>
+          </w:r>
+          <w:r>
+            <w:rPr>
+              <w:noProof/>
+            </w:rPr>
+            <w:t xml:space="preserve"> </w:t>
+          </w:r>
+          <w:r>
+            <w:rPr>
+              <w:noProof/>
+              <w:lang w:val="en-US"/>
+            </w:rPr>
+            <w:t>Addiction</w:t>
+          </w:r>
+          <w:r>
+            <w:rPr>
+              <w:noProof/>
+            </w:rPr>
+            <w:t xml:space="preserve"> </w:t>
+          </w:r>
+          <w:r>
+            <w:rPr>
+              <w:noProof/>
+              <w:lang w:val="en-US"/>
+            </w:rPr>
+            <w:t>and</w:t>
+          </w:r>
+          <w:r>
+            <w:rPr>
+              <w:noProof/>
+            </w:rPr>
+            <w:t xml:space="preserve"> </w:t>
+          </w:r>
+          <w:r>
+            <w:rPr>
+              <w:noProof/>
+              <w:lang w:val="en-US"/>
+            </w:rPr>
+            <w:t>Mental</w:t>
+          </w:r>
+          <w:r>
+            <w:rPr>
+              <w:noProof/>
+            </w:rPr>
+            <w:t xml:space="preserve"> </w:t>
+          </w:r>
+          <w:r>
+            <w:rPr>
+              <w:noProof/>
+              <w:lang w:val="en-US"/>
+            </w:rPr>
+            <w:t>Health</w:t>
+          </w:r>
+          <w:r>
+            <w:rPr>
+              <w:noProof/>
+            </w:rPr>
+            <w:t>, 2025)</w:t>
+          </w:r>
+          <w:r>
+            <w:fldChar w:fldCharType="end"/>
+          </w:r>
+        </w:sdtContent>
+      </w:sdt>
+      <w:r>
+        <w:t xml:space="preserve"> </w:t>
+      </w:r>
+      <w:r>
+        <w:t>.</w:t>
+      </w:r>
+      <w:r>
+        <w:t xml:space="preserve"> </w:t>
+      </w:r>
+      <w:r>
+        <w:t>Πρέπει να ενθαρρύνουμε τον υγιή διάλογο και να αποτρέπουμε την άσκοπη, άμυαλη και τοξική συμπεριφορά. Για να πετύχουμε τον στόχο μας αρκεί να χρησιμοποιήσουμε τα εργαλεία που μας παρέχει ο κόσμος της πληροφορικής και της μηχανικής μάθησης για την επεξεργασία φυσικής γλώσσας.</w:t>
+      </w:r>
+    </w:p>
+    <w:p>
+      <w:r>
+        <w:t>Ε</w:t>
+      </w:r>
+      <w:r>
+        <w:t xml:space="preserve">ίναι ένα εξαιρετικά ιδιαίτερο πρόβλημα το </w:t>
+      </w:r>
+      <w:r>
+        <w:rPr>
+          <w:lang w:val="en-US"/>
+        </w:rPr>
+        <w:t>toxicity</w:t>
+      </w:r>
+      <w:r>
+        <w:t xml:space="preserve"> </w:t>
+      </w:r>
+      <w:r>
+        <w:rPr>
+          <w:lang w:val="en-US"/>
+        </w:rPr>
+        <w:t>analysis</w:t>
+      </w:r>
+      <w:r>
+        <w:t xml:space="preserve"> </w:t>
+      </w:r>
+      <w:r>
+        <w:t>στην ελληνική γλώσσα μιας και τα δεδομένα που είναι διαθέσιμα, εκτός από σπάνια, πολλές φορές δεν συμπεριλαμβάνουν</w:t>
+      </w:r>
+      <w:r>
+        <w:t xml:space="preserve"> </w:t>
+      </w:r>
+      <w:r>
+        <w:t>προσβλητικές ή υβριστικές</w:t>
+      </w:r>
+      <w:r>
+        <w:t xml:space="preserve"> λέξεις, προσθέτοντας έτσι άλλο ένα επίπεδο πρόκλησης στην ανάπτυξη των μοντέλων. </w:t>
+      </w:r>
+      <w:r>
+        <w:t>Εκτός από αυτό</w:t>
+      </w:r>
+      <w:r>
+        <w:t xml:space="preserve">, </w:t>
+      </w:r>
+      <w:r>
+        <w:t xml:space="preserve">οι μέθοδοι που χρησιμοποιούνται από άτομα για την κοινοποίηση ρητορικής μίσους εξελίσσεται συνεχώς χρησιμοποιώντας τρόπους </w:t>
+      </w:r>
+      <w:r>
+        <w:t xml:space="preserve">όπως η χρήση εμφωλευμένου κείμενου σε εικόνες και χρήση </w:t>
+      </w:r>
+      <w:r>
+        <w:rPr>
+          <w:lang w:val="en-US"/>
+        </w:rPr>
+        <w:t>ai</w:t>
+      </w:r>
+      <w:r>
+        <w:t xml:space="preserve"> </w:t>
+      </w:r>
+      <w:r>
+        <w:t>για παραγωγή σχόλιων</w:t>
+      </w:r>
+      <w:r>
+        <w:t xml:space="preserve"> καταφέρνουν να αποφύγουν την αναγνώριση και να συνεχίσουν ακάθεκτοι.</w:t>
+      </w:r>
+    </w:p>
+    <w:p>
+      <w:r>
+        <w:t>Σε αυτή την έρευνα θα μερικούς δημοφιλείς τρόπους για την ανάπτυξη μοντέλων επεξεργασίας φυσικής γλώσσα</w:t>
+      </w:r>
+      <w:r>
+        <w:t>ς</w:t>
+      </w:r>
+      <w:r>
+        <w:t xml:space="preserve"> </w:t>
+      </w:r>
+      <w:r>
+        <w:t>και τα αποτελέσματα που μας δίνουν στα Ελληνικά με σκοπό την σύγκριση και την ερμηνεία των αποτελεσμάτων.</w:t>
+      </w:r>
+    </w:p>
+    <w:p/>
+    <w:p/>
+    <w:p>
+      <w:r>
         <w:br w:type="page"/>
       </w:r>
     </w:p>
@@ -4780,8 +4863,7 @@
         <w:ind w:right="282"/>
         <w:jc w:val="both"/>
         <w:rPr>
-          <w:rFonts w:ascii="Times New Roman" w:hAnsi="Times New Roman" w:cs="Times New Roman"/>
-          <w:sz w:val="24"/>
+          <w:rFonts w:cs="Times New Roman"/>
           <w:szCs w:val="24"/>
         </w:rPr>
       </w:pPr>
@@ -4791,55 +4873,48 @@
         <w:ind w:right="282"/>
         <w:jc w:val="both"/>
         <w:rPr>
-          <w:rFonts w:ascii="Times New Roman" w:hAnsi="Times New Roman" w:cs="Times New Roman"/>
-          <w:sz w:val="24"/>
-          <w:szCs w:val="24"/>
-        </w:rPr>
-      </w:pPr>
-      <w:r>
-        <w:rPr>
-          <w:rFonts w:ascii="Times New Roman" w:hAnsi="Times New Roman" w:cs="Times New Roman"/>
-          <w:sz w:val="24"/>
+          <w:rFonts w:cs="Times New Roman"/>
+          <w:szCs w:val="24"/>
+        </w:rPr>
+      </w:pPr>
+      <w:r>
+        <w:rPr>
+          <w:rFonts w:cs="Times New Roman"/>
           <w:szCs w:val="24"/>
         </w:rPr>
         <w:t xml:space="preserve">Κυρίως κείμενο της εργασίας. </w:t>
       </w:r>
       <w:r>
         <w:rPr>
-          <w:rFonts w:ascii="Times New Roman" w:hAnsi="Times New Roman" w:cs="Times New Roman"/>
-          <w:sz w:val="24"/>
+          <w:rFonts w:cs="Times New Roman"/>
           <w:szCs w:val="24"/>
         </w:rPr>
         <w:t>Η δομή του κυρίως σώματος της εργασίας εξαρτάται από το είδος της εργασίας π.χ. πτυχιακή</w:t>
       </w:r>
       <w:r>
         <w:rPr>
-          <w:rFonts w:ascii="Times New Roman" w:hAnsi="Times New Roman" w:cs="Times New Roman"/>
-          <w:sz w:val="24"/>
+          <w:rFonts w:cs="Times New Roman"/>
           <w:szCs w:val="24"/>
         </w:rPr>
         <w:t>,</w:t>
       </w:r>
       <w:r>
         <w:rPr>
-          <w:rFonts w:ascii="Times New Roman" w:hAnsi="Times New Roman" w:cs="Times New Roman"/>
-          <w:sz w:val="24"/>
+          <w:rFonts w:cs="Times New Roman"/>
           <w:szCs w:val="24"/>
         </w:rPr>
         <w:t xml:space="preserve"> διπλωματική εργασία ή διδακτορική διατριβή</w:t>
       </w:r>
       <w:r>
         <w:rPr>
-          <w:rFonts w:ascii="Times New Roman" w:hAnsi="Times New Roman" w:cs="Times New Roman"/>
-          <w:sz w:val="24"/>
+          <w:rFonts w:cs="Times New Roman"/>
           <w:szCs w:val="24"/>
         </w:rPr>
         <w:t>.</w:t>
       </w:r>
       <w:r>
         <w:rPr>
-          <w:rFonts w:ascii="Times New Roman" w:hAnsi="Times New Roman" w:cs="Times New Roman"/>
-          <w:sz w:val="24"/>
+          <w:rFonts w:cs="Times New Roman"/>
           <w:szCs w:val="24"/>
         </w:rPr>
         <w:t xml:space="preserve"> </w:t>
@@ -4850,8 +4925,7 @@
         <w:ind w:right="282"/>
         <w:jc w:val="both"/>
         <w:rPr>
-          <w:rFonts w:ascii="Times New Roman" w:hAnsi="Times New Roman" w:cs="Times New Roman"/>
-          <w:sz w:val="24"/>
+          <w:rFonts w:cs="Times New Roman"/>
           <w:szCs w:val="24"/>
         </w:rPr>
       </w:pPr>
@@ -4916,8 +4990,7 @@
         <w:ind w:right="282"/>
         <w:jc w:val="both"/>
         <w:rPr>
-          <w:rFonts w:ascii="Times New Roman" w:hAnsi="Times New Roman" w:cs="Times New Roman"/>
-          <w:sz w:val="24"/>
+          <w:rFonts w:cs="Times New Roman"/>
           <w:szCs w:val="24"/>
         </w:rPr>
       </w:pPr>
@@ -4926,15 +4999,13 @@
       <w:pPr>
         <w:jc w:val="both"/>
         <w:rPr>
-          <w:rFonts w:ascii="Times New Roman" w:hAnsi="Times New Roman" w:cs="Times New Roman"/>
-          <w:sz w:val="24"/>
-          <w:szCs w:val="24"/>
-        </w:rPr>
-      </w:pPr>
-      <w:r>
-        <w:rPr>
-          <w:rFonts w:ascii="Times New Roman" w:hAnsi="Times New Roman" w:cs="Times New Roman"/>
-          <w:sz w:val="24"/>
+          <w:rFonts w:cs="Times New Roman"/>
+          <w:szCs w:val="24"/>
+        </w:rPr>
+      </w:pPr>
+      <w:r>
+        <w:rPr>
+          <w:rFonts w:cs="Times New Roman"/>
           <w:szCs w:val="24"/>
         </w:rPr>
         <w:t xml:space="preserve">Κυρίως κείμενο της εργασίας. Κυρίως κείμενο της εργασίας. Κυρίως κείμενο της εργασίας. Κυρίως κείμενο της εργασίας. Κυρίως κείμενο της εργασίας. Κυρίως κείμενο της εργασίας. Κυρίως κείμενο της εργασίας. Κυρίως κείμενο της εργασίας. </w:t>
@@ -4944,15 +5015,13 @@
       <w:pPr>
         <w:jc w:val="both"/>
         <w:rPr>
-          <w:rFonts w:ascii="Times New Roman" w:hAnsi="Times New Roman" w:cs="Times New Roman"/>
-          <w:sz w:val="24"/>
-          <w:szCs w:val="24"/>
-        </w:rPr>
-      </w:pPr>
-      <w:r>
-        <w:rPr>
-          <w:rFonts w:ascii="Times New Roman" w:hAnsi="Times New Roman" w:cs="Times New Roman"/>
-          <w:sz w:val="24"/>
+          <w:rFonts w:cs="Times New Roman"/>
+          <w:szCs w:val="24"/>
+        </w:rPr>
+      </w:pPr>
+      <w:r>
+        <w:rPr>
+          <w:rFonts w:cs="Times New Roman"/>
           <w:szCs w:val="24"/>
         </w:rPr>
         <w:t>Κυρίως κείμενο της εργασίας. Κυρίως κείμενο της εργασίας. Κυρίως κείμενο της εργασίας. Κυρίως κείμενο της εργασίας. Κυρίως κείμενο της εργασίας.</w:t>
@@ -4979,8 +5048,7 @@
               <w:ind w:right="282"/>
               <w:jc w:val="both"/>
               <w:rPr>
-                <w:rFonts w:ascii="Times New Roman" w:hAnsi="Times New Roman" w:cs="Times New Roman"/>
-                <w:sz w:val="24"/>
+                <w:rFonts w:cs="Times New Roman"/>
                 <w:szCs w:val="24"/>
               </w:rPr>
             </w:pPr>
@@ -4995,8 +5063,7 @@
               <w:ind w:right="282"/>
               <w:jc w:val="both"/>
               <w:rPr>
-                <w:rFonts w:ascii="Times New Roman" w:hAnsi="Times New Roman" w:cs="Times New Roman"/>
-                <w:sz w:val="24"/>
+                <w:rFonts w:cs="Times New Roman"/>
                 <w:szCs w:val="24"/>
               </w:rPr>
             </w:pPr>
@@ -5011,8 +5078,7 @@
               <w:ind w:right="282"/>
               <w:jc w:val="both"/>
               <w:rPr>
-                <w:rFonts w:ascii="Times New Roman" w:hAnsi="Times New Roman" w:cs="Times New Roman"/>
-                <w:sz w:val="24"/>
+                <w:rFonts w:cs="Times New Roman"/>
                 <w:szCs w:val="24"/>
               </w:rPr>
             </w:pPr>
@@ -5029,8 +5095,7 @@
               <w:ind w:right="282"/>
               <w:jc w:val="both"/>
               <w:rPr>
-                <w:rFonts w:ascii="Times New Roman" w:hAnsi="Times New Roman" w:cs="Times New Roman"/>
-                <w:sz w:val="24"/>
+                <w:rFonts w:cs="Times New Roman"/>
                 <w:szCs w:val="24"/>
               </w:rPr>
             </w:pPr>
@@ -5045,8 +5110,7 @@
               <w:ind w:right="282"/>
               <w:jc w:val="both"/>
               <w:rPr>
-                <w:rFonts w:ascii="Times New Roman" w:hAnsi="Times New Roman" w:cs="Times New Roman"/>
-                <w:sz w:val="24"/>
+                <w:rFonts w:cs="Times New Roman"/>
                 <w:szCs w:val="24"/>
               </w:rPr>
             </w:pPr>
@@ -5061,8 +5125,7 @@
               <w:ind w:right="282"/>
               <w:jc w:val="both"/>
               <w:rPr>
-                <w:rFonts w:ascii="Times New Roman" w:hAnsi="Times New Roman" w:cs="Times New Roman"/>
-                <w:sz w:val="24"/>
+                <w:rFonts w:cs="Times New Roman"/>
                 <w:szCs w:val="24"/>
               </w:rPr>
             </w:pPr>
@@ -5075,15 +5138,13 @@
         <w:ind w:right="282"/>
         <w:jc w:val="both"/>
         <w:rPr>
-          <w:rFonts w:ascii="Times New Roman" w:hAnsi="Times New Roman" w:cs="Times New Roman"/>
-          <w:sz w:val="24"/>
-          <w:szCs w:val="24"/>
-        </w:rPr>
-      </w:pPr>
-      <w:r>
-        <w:rPr>
-          <w:rFonts w:ascii="Times New Roman" w:hAnsi="Times New Roman" w:cs="Times New Roman"/>
-          <w:sz w:val="24"/>
+          <w:rFonts w:cs="Times New Roman"/>
+          <w:szCs w:val="24"/>
+        </w:rPr>
+      </w:pPr>
+      <w:r>
+        <w:rPr>
+          <w:rFonts w:cs="Times New Roman"/>
           <w:szCs w:val="24"/>
         </w:rPr>
         <w:t>Πίνακας 1.1 [Τίτλος πίνακα]</w:t>
@@ -5094,8 +5155,7 @@
         <w:ind w:right="282"/>
         <w:jc w:val="both"/>
         <w:rPr>
-          <w:rFonts w:ascii="Times New Roman" w:hAnsi="Times New Roman" w:cs="Times New Roman"/>
-          <w:sz w:val="24"/>
+          <w:rFonts w:cs="Times New Roman"/>
           <w:szCs w:val="24"/>
         </w:rPr>
       </w:pPr>
@@ -5151,8 +5211,7 @@
         <w:ind w:right="282"/>
         <w:jc w:val="both"/>
         <w:rPr>
-          <w:rFonts w:ascii="Times New Roman" w:hAnsi="Times New Roman" w:cs="Times New Roman"/>
-          <w:sz w:val="24"/>
+          <w:rFonts w:cs="Times New Roman"/>
           <w:szCs w:val="24"/>
         </w:rPr>
       </w:pPr>
@@ -5161,15 +5220,13 @@
       <w:pPr>
         <w:jc w:val="both"/>
         <w:rPr>
-          <w:rFonts w:ascii="Times New Roman" w:hAnsi="Times New Roman" w:cs="Times New Roman"/>
-          <w:sz w:val="24"/>
-          <w:szCs w:val="24"/>
-        </w:rPr>
-      </w:pPr>
-      <w:r>
-        <w:rPr>
-          <w:rFonts w:ascii="Times New Roman" w:hAnsi="Times New Roman" w:cs="Times New Roman"/>
-          <w:sz w:val="24"/>
+          <w:rFonts w:cs="Times New Roman"/>
+          <w:szCs w:val="24"/>
+        </w:rPr>
+      </w:pPr>
+      <w:r>
+        <w:rPr>
+          <w:rFonts w:cs="Times New Roman"/>
           <w:szCs w:val="24"/>
         </w:rPr>
         <w:t xml:space="preserve">Κυρίως κείμενο της εργασίας. Κυρίως κείμενο της εργασίας. Κυρίως κείμενο της εργασίας. Κυρίως κείμενο της εργασίας. Κυρίως κείμενο της εργασίας. Κυρίως κείμενο της εργασίας. Κυρίως κείμενο της εργασίας. </w:t>
@@ -5179,15 +5236,13 @@
       <w:pPr>
         <w:jc w:val="both"/>
         <w:rPr>
-          <w:rFonts w:ascii="Times New Roman" w:hAnsi="Times New Roman" w:cs="Times New Roman"/>
-          <w:sz w:val="24"/>
-          <w:szCs w:val="24"/>
-        </w:rPr>
-      </w:pPr>
-      <w:r>
-        <w:rPr>
-          <w:rFonts w:ascii="Times New Roman" w:hAnsi="Times New Roman" w:cs="Times New Roman"/>
-          <w:sz w:val="24"/>
+          <w:rFonts w:cs="Times New Roman"/>
+          <w:szCs w:val="24"/>
+        </w:rPr>
+      </w:pPr>
+      <w:r>
+        <w:rPr>
+          <w:rFonts w:cs="Times New Roman"/>
           <w:szCs w:val="24"/>
         </w:rPr>
         <w:t>Κυρίως κείμενο της εργασίας. Κυρίως κείμενο της εργασίας. Κυρίως κείμενο της εργασίας. Κυρίως κείμενο της εργασίας.</w:t>
@@ -5198,15 +5253,13 @@
         <w:ind w:right="282"/>
         <w:jc w:val="both"/>
         <w:rPr>
-          <w:rFonts w:ascii="Times New Roman" w:hAnsi="Times New Roman" w:cs="Times New Roman"/>
-          <w:sz w:val="24"/>
-          <w:szCs w:val="24"/>
-        </w:rPr>
-      </w:pPr>
-      <w:r>
-        <w:rPr>
-          <w:rFonts w:ascii="Times New Roman" w:hAnsi="Times New Roman" w:cs="Times New Roman"/>
-          <w:sz w:val="24"/>
+          <w:rFonts w:cs="Times New Roman"/>
+          <w:szCs w:val="24"/>
+        </w:rPr>
+      </w:pPr>
+      <w:r>
+        <w:rPr>
+          <w:rFonts w:cs="Times New Roman"/>
           <w:szCs w:val="24"/>
         </w:rPr>
         <w:br w:type="page"/>
@@ -5246,8 +5299,7 @@
         <w:ind w:right="282"/>
         <w:jc w:val="both"/>
         <w:rPr>
-          <w:rFonts w:ascii="Times New Roman" w:hAnsi="Times New Roman" w:cs="Times New Roman"/>
-          <w:sz w:val="24"/>
+          <w:rFonts w:cs="Times New Roman"/>
           <w:szCs w:val="24"/>
         </w:rPr>
       </w:pPr>
@@ -5256,15 +5308,13 @@
       <w:pPr>
         <w:jc w:val="both"/>
         <w:rPr>
-          <w:rFonts w:ascii="Times New Roman" w:hAnsi="Times New Roman" w:cs="Times New Roman"/>
-          <w:sz w:val="24"/>
-          <w:szCs w:val="24"/>
-        </w:rPr>
-      </w:pPr>
-      <w:r>
-        <w:rPr>
-          <w:rFonts w:ascii="Times New Roman" w:hAnsi="Times New Roman" w:cs="Times New Roman"/>
-          <w:sz w:val="24"/>
+          <w:rFonts w:cs="Times New Roman"/>
+          <w:szCs w:val="24"/>
+        </w:rPr>
+      </w:pPr>
+      <w:r>
+        <w:rPr>
+          <w:rFonts w:cs="Times New Roman"/>
           <w:szCs w:val="24"/>
         </w:rPr>
         <w:t xml:space="preserve">Κυρίως κείμενο της εργασίας. Κυρίως κείμενο της εργασίας. Κυρίως κείμενο της εργασίας. Κυρίως κείμενο της εργασίας. Κυρίως κείμενο της εργασίας. Κυρίως κείμενο της εργασίας. Κυρίως κείμενο της εργασίας. Κυρίως κείμενο της εργασίας. Κυρίως κείμενο της εργασίας. Κυρίως κείμενο της εργασίας. Κυρίως κείμενο της εργασίας. </w:t>
@@ -5303,8 +5353,7 @@
         <w:ind w:right="282"/>
         <w:jc w:val="both"/>
         <w:rPr>
-          <w:rFonts w:ascii="Times New Roman" w:hAnsi="Times New Roman" w:cs="Times New Roman"/>
-          <w:sz w:val="24"/>
+          <w:rFonts w:cs="Times New Roman"/>
           <w:szCs w:val="24"/>
         </w:rPr>
       </w:pPr>
@@ -5313,15 +5362,13 @@
       <w:pPr>
         <w:jc w:val="both"/>
         <w:rPr>
-          <w:rFonts w:ascii="Times New Roman" w:hAnsi="Times New Roman" w:cs="Times New Roman"/>
-          <w:sz w:val="24"/>
-          <w:szCs w:val="24"/>
-        </w:rPr>
-      </w:pPr>
-      <w:r>
-        <w:rPr>
-          <w:rFonts w:ascii="Times New Roman" w:hAnsi="Times New Roman" w:cs="Times New Roman"/>
-          <w:sz w:val="24"/>
+          <w:rFonts w:cs="Times New Roman"/>
+          <w:szCs w:val="24"/>
+        </w:rPr>
+      </w:pPr>
+      <w:r>
+        <w:rPr>
+          <w:rFonts w:cs="Times New Roman"/>
           <w:szCs w:val="24"/>
         </w:rPr>
         <w:t xml:space="preserve">Κυρίως κείμενο της εργασίας. Κυρίως κείμενο της εργασίας. Κυρίως κείμενο της εργασίας. Κυρίως κείμενο της εργασίας. Κυρίως κείμενο της εργασίας. Κυρίως κείμενο της εργασίας. Κυρίως κείμενο της εργασίας. Κυρίως κείμενο της εργασίας. </w:t>
@@ -5331,15 +5378,13 @@
       <w:pPr>
         <w:jc w:val="both"/>
         <w:rPr>
-          <w:rFonts w:ascii="Times New Roman" w:hAnsi="Times New Roman" w:cs="Times New Roman"/>
-          <w:sz w:val="24"/>
-          <w:szCs w:val="24"/>
-        </w:rPr>
-      </w:pPr>
-      <w:r>
-        <w:rPr>
-          <w:rFonts w:ascii="Times New Roman" w:hAnsi="Times New Roman" w:cs="Times New Roman"/>
-          <w:sz w:val="24"/>
+          <w:rFonts w:cs="Times New Roman"/>
+          <w:szCs w:val="24"/>
+        </w:rPr>
+      </w:pPr>
+      <w:r>
+        <w:rPr>
+          <w:rFonts w:cs="Times New Roman"/>
           <w:szCs w:val="24"/>
         </w:rPr>
         <w:t>Κυρίως κείμενο της εργασίας. Κυρίως κείμενο της εργασίας. Κυρίως κείμενο της εργασίας. Κυρίως κείμενο της εργασίας. Κυρίως κείμενο της εργασίας.</w:t>
@@ -5366,8 +5411,7 @@
               <w:ind w:right="282"/>
               <w:jc w:val="both"/>
               <w:rPr>
-                <w:rFonts w:ascii="Times New Roman" w:hAnsi="Times New Roman" w:cs="Times New Roman"/>
-                <w:sz w:val="24"/>
+                <w:rFonts w:cs="Times New Roman"/>
                 <w:szCs w:val="24"/>
               </w:rPr>
             </w:pPr>
@@ -5382,8 +5426,7 @@
               <w:ind w:right="282"/>
               <w:jc w:val="both"/>
               <w:rPr>
-                <w:rFonts w:ascii="Times New Roman" w:hAnsi="Times New Roman" w:cs="Times New Roman"/>
-                <w:sz w:val="24"/>
+                <w:rFonts w:cs="Times New Roman"/>
                 <w:szCs w:val="24"/>
               </w:rPr>
             </w:pPr>
@@ -5398,8 +5441,7 @@
               <w:ind w:right="282"/>
               <w:jc w:val="both"/>
               <w:rPr>
-                <w:rFonts w:ascii="Times New Roman" w:hAnsi="Times New Roman" w:cs="Times New Roman"/>
-                <w:sz w:val="24"/>
+                <w:rFonts w:cs="Times New Roman"/>
                 <w:szCs w:val="24"/>
               </w:rPr>
             </w:pPr>
@@ -5416,8 +5458,7 @@
               <w:ind w:right="282"/>
               <w:jc w:val="both"/>
               <w:rPr>
-                <w:rFonts w:ascii="Times New Roman" w:hAnsi="Times New Roman" w:cs="Times New Roman"/>
-                <w:sz w:val="24"/>
+                <w:rFonts w:cs="Times New Roman"/>
                 <w:szCs w:val="24"/>
               </w:rPr>
             </w:pPr>
@@ -5432,8 +5473,7 @@
               <w:ind w:right="282"/>
               <w:jc w:val="both"/>
               <w:rPr>
-                <w:rFonts w:ascii="Times New Roman" w:hAnsi="Times New Roman" w:cs="Times New Roman"/>
-                <w:sz w:val="24"/>
+                <w:rFonts w:cs="Times New Roman"/>
                 <w:szCs w:val="24"/>
               </w:rPr>
             </w:pPr>
@@ -5448,8 +5488,7 @@
               <w:ind w:right="282"/>
               <w:jc w:val="both"/>
               <w:rPr>
-                <w:rFonts w:ascii="Times New Roman" w:hAnsi="Times New Roman" w:cs="Times New Roman"/>
-                <w:sz w:val="24"/>
+                <w:rFonts w:cs="Times New Roman"/>
                 <w:szCs w:val="24"/>
               </w:rPr>
             </w:pPr>
@@ -5462,15 +5501,13 @@
         <w:ind w:right="282"/>
         <w:jc w:val="both"/>
         <w:rPr>
-          <w:rFonts w:ascii="Times New Roman" w:hAnsi="Times New Roman" w:cs="Times New Roman"/>
-          <w:sz w:val="24"/>
-          <w:szCs w:val="24"/>
-        </w:rPr>
-      </w:pPr>
-      <w:r>
-        <w:rPr>
-          <w:rFonts w:ascii="Times New Roman" w:hAnsi="Times New Roman" w:cs="Times New Roman"/>
-          <w:sz w:val="24"/>
+          <w:rFonts w:cs="Times New Roman"/>
+          <w:szCs w:val="24"/>
+        </w:rPr>
+      </w:pPr>
+      <w:r>
+        <w:rPr>
+          <w:rFonts w:cs="Times New Roman"/>
           <w:szCs w:val="24"/>
         </w:rPr>
         <w:t>Πίνακας 2.1 [Τίτλος πίνακα]</w:t>
@@ -5481,8 +5518,7 @@
         <w:ind w:right="282"/>
         <w:jc w:val="both"/>
         <w:rPr>
-          <w:rFonts w:ascii="Times New Roman" w:hAnsi="Times New Roman" w:cs="Times New Roman"/>
-          <w:sz w:val="24"/>
+          <w:rFonts w:cs="Times New Roman"/>
           <w:szCs w:val="24"/>
         </w:rPr>
       </w:pPr>
@@ -5520,8 +5556,7 @@
         <w:ind w:right="282"/>
         <w:jc w:val="both"/>
         <w:rPr>
-          <w:rFonts w:ascii="Times New Roman" w:hAnsi="Times New Roman" w:cs="Times New Roman"/>
-          <w:sz w:val="24"/>
+          <w:rFonts w:cs="Times New Roman"/>
           <w:szCs w:val="24"/>
         </w:rPr>
       </w:pPr>
@@ -5531,15 +5566,13 @@
         <w:ind w:right="282"/>
         <w:jc w:val="both"/>
         <w:rPr>
-          <w:rFonts w:ascii="Times New Roman" w:hAnsi="Times New Roman" w:cs="Times New Roman"/>
-          <w:sz w:val="24"/>
-          <w:szCs w:val="24"/>
-        </w:rPr>
-      </w:pPr>
-      <w:r>
-        <w:rPr>
-          <w:rFonts w:ascii="Times New Roman" w:hAnsi="Times New Roman" w:cs="Times New Roman"/>
-          <w:sz w:val="24"/>
+          <w:rFonts w:cs="Times New Roman"/>
+          <w:szCs w:val="24"/>
+        </w:rPr>
+      </w:pPr>
+      <w:r>
+        <w:rPr>
+          <w:rFonts w:cs="Times New Roman"/>
           <w:szCs w:val="24"/>
         </w:rPr>
         <w:t xml:space="preserve">Κυρίως κείμενο της εργασίας. Κυρίως κείμενο της εργασίας. Κυρίως κείμενο της εργασίας. Κυρίως κείμενο της εργασίας. Κυρίως κείμενο της εργασίας. Κυρίως κείμενο της εργασίας. Κυρίως κείμενο της εργασίας. Κυρίως κείμενο της εργασίας. Κυρίως κείμενο της εργασίας. Κυρίως κείμενο της εργασίας. Κυρίως κείμενο της εργασίας. </w:t>
@@ -5566,8 +5599,7 @@
               <w:ind w:right="282"/>
               <w:jc w:val="both"/>
               <w:rPr>
-                <w:rFonts w:ascii="Times New Roman" w:hAnsi="Times New Roman" w:cs="Times New Roman"/>
-                <w:sz w:val="24"/>
+                <w:rFonts w:cs="Times New Roman"/>
                 <w:szCs w:val="24"/>
               </w:rPr>
             </w:pPr>
@@ -5582,8 +5614,7 @@
               <w:ind w:right="282"/>
               <w:jc w:val="both"/>
               <w:rPr>
-                <w:rFonts w:ascii="Times New Roman" w:hAnsi="Times New Roman" w:cs="Times New Roman"/>
-                <w:sz w:val="24"/>
+                <w:rFonts w:cs="Times New Roman"/>
                 <w:szCs w:val="24"/>
               </w:rPr>
             </w:pPr>
@@ -5598,8 +5629,7 @@
               <w:ind w:right="282"/>
               <w:jc w:val="both"/>
               <w:rPr>
-                <w:rFonts w:ascii="Times New Roman" w:hAnsi="Times New Roman" w:cs="Times New Roman"/>
-                <w:sz w:val="24"/>
+                <w:rFonts w:cs="Times New Roman"/>
                 <w:szCs w:val="24"/>
               </w:rPr>
             </w:pPr>
@@ -5616,8 +5646,7 @@
               <w:ind w:right="282"/>
               <w:jc w:val="both"/>
               <w:rPr>
-                <w:rFonts w:ascii="Times New Roman" w:hAnsi="Times New Roman" w:cs="Times New Roman"/>
-                <w:sz w:val="24"/>
+                <w:rFonts w:cs="Times New Roman"/>
                 <w:szCs w:val="24"/>
               </w:rPr>
             </w:pPr>
@@ -5632,8 +5661,7 @@
               <w:ind w:right="282"/>
               <w:jc w:val="both"/>
               <w:rPr>
-                <w:rFonts w:ascii="Times New Roman" w:hAnsi="Times New Roman" w:cs="Times New Roman"/>
-                <w:sz w:val="24"/>
+                <w:rFonts w:cs="Times New Roman"/>
                 <w:szCs w:val="24"/>
               </w:rPr>
             </w:pPr>
@@ -5648,8 +5676,7 @@
               <w:ind w:right="282"/>
               <w:jc w:val="both"/>
               <w:rPr>
-                <w:rFonts w:ascii="Times New Roman" w:hAnsi="Times New Roman" w:cs="Times New Roman"/>
-                <w:sz w:val="24"/>
+                <w:rFonts w:cs="Times New Roman"/>
                 <w:szCs w:val="24"/>
               </w:rPr>
             </w:pPr>
@@ -5662,15 +5689,13 @@
         <w:ind w:right="282"/>
         <w:jc w:val="both"/>
         <w:rPr>
-          <w:rFonts w:ascii="Times New Roman" w:hAnsi="Times New Roman" w:cs="Times New Roman"/>
-          <w:sz w:val="24"/>
-          <w:szCs w:val="24"/>
-        </w:rPr>
-      </w:pPr>
-      <w:r>
-        <w:rPr>
-          <w:rFonts w:ascii="Times New Roman" w:hAnsi="Times New Roman" w:cs="Times New Roman"/>
-          <w:sz w:val="24"/>
+          <w:rFonts w:cs="Times New Roman"/>
+          <w:szCs w:val="24"/>
+        </w:rPr>
+      </w:pPr>
+      <w:r>
+        <w:rPr>
+          <w:rFonts w:cs="Times New Roman"/>
           <w:szCs w:val="24"/>
         </w:rPr>
         <w:t>Πίνακας 2.2 [Τίτλος πίνακα]</w:t>
@@ -5680,15 +5705,13 @@
       <w:pPr>
         <w:ind w:right="282"/>
         <w:rPr>
-          <w:rFonts w:ascii="Times New Roman" w:hAnsi="Times New Roman" w:cs="Times New Roman"/>
-          <w:sz w:val="24"/>
-          <w:szCs w:val="24"/>
-        </w:rPr>
-      </w:pPr>
-      <w:r>
-        <w:rPr>
-          <w:rFonts w:ascii="Times New Roman" w:hAnsi="Times New Roman" w:cs="Times New Roman"/>
-          <w:sz w:val="24"/>
+          <w:rFonts w:cs="Times New Roman"/>
+          <w:szCs w:val="24"/>
+        </w:rPr>
+      </w:pPr>
+      <w:r>
+        <w:rPr>
+          <w:rFonts w:cs="Times New Roman"/>
           <w:szCs w:val="24"/>
         </w:rPr>
         <w:br w:type="page"/>
@@ -5728,8 +5751,7 @@
         <w:ind w:right="282"/>
         <w:jc w:val="both"/>
         <w:rPr>
-          <w:rFonts w:ascii="Times New Roman" w:hAnsi="Times New Roman" w:cs="Times New Roman"/>
-          <w:sz w:val="24"/>
+          <w:rFonts w:cs="Times New Roman"/>
           <w:szCs w:val="24"/>
         </w:rPr>
       </w:pPr>
@@ -5739,15 +5761,13 @@
         <w:ind w:right="282"/>
         <w:jc w:val="both"/>
         <w:rPr>
-          <w:rFonts w:ascii="Times New Roman" w:hAnsi="Times New Roman" w:cs="Times New Roman"/>
-          <w:sz w:val="24"/>
-          <w:szCs w:val="24"/>
-        </w:rPr>
-      </w:pPr>
-      <w:r>
-        <w:rPr>
-          <w:rFonts w:ascii="Times New Roman" w:hAnsi="Times New Roman" w:cs="Times New Roman"/>
-          <w:sz w:val="24"/>
+          <w:rFonts w:cs="Times New Roman"/>
+          <w:szCs w:val="24"/>
+        </w:rPr>
+      </w:pPr>
+      <w:r>
+        <w:rPr>
+          <w:rFonts w:cs="Times New Roman"/>
           <w:szCs w:val="24"/>
         </w:rPr>
         <w:t xml:space="preserve">Κυρίως κείμενο της εργασίας. Κυρίως κείμενο της εργασίας. Κυρίως κείμενο της εργασίας. Κυρίως κείμενο της εργασίας. Κυρίως κείμενο της εργασίας. Κυρίως κείμενο της εργασίας. Κυρίως κείμενο της εργασίας. Κυρίως κείμενο της εργασίας. Κυρίως κείμενο της εργασίας. Κυρίως κείμενο της εργασίας. Κυρίως κείμενο της εργασίας. </w:t>
@@ -5758,8 +5778,7 @@
         <w:ind w:right="282"/>
         <w:jc w:val="both"/>
         <w:rPr>
-          <w:rFonts w:ascii="Times New Roman" w:hAnsi="Times New Roman" w:cs="Times New Roman"/>
-          <w:sz w:val="24"/>
+          <w:rFonts w:cs="Times New Roman"/>
           <w:szCs w:val="24"/>
         </w:rPr>
       </w:pPr>
@@ -5797,8 +5816,7 @@
         <w:ind w:right="282"/>
         <w:jc w:val="both"/>
         <w:rPr>
-          <w:rFonts w:ascii="Times New Roman" w:hAnsi="Times New Roman" w:cs="Times New Roman"/>
-          <w:sz w:val="24"/>
+          <w:rFonts w:cs="Times New Roman"/>
           <w:szCs w:val="24"/>
         </w:rPr>
       </w:pPr>
@@ -5807,15 +5825,13 @@
       <w:pPr>
         <w:jc w:val="both"/>
         <w:rPr>
-          <w:rFonts w:ascii="Times New Roman" w:hAnsi="Times New Roman" w:cs="Times New Roman"/>
-          <w:sz w:val="24"/>
-          <w:szCs w:val="24"/>
-        </w:rPr>
-      </w:pPr>
-      <w:r>
-        <w:rPr>
-          <w:rFonts w:ascii="Times New Roman" w:hAnsi="Times New Roman" w:cs="Times New Roman"/>
-          <w:sz w:val="24"/>
+          <w:rFonts w:cs="Times New Roman"/>
+          <w:szCs w:val="24"/>
+        </w:rPr>
+      </w:pPr>
+      <w:r>
+        <w:rPr>
+          <w:rFonts w:cs="Times New Roman"/>
           <w:szCs w:val="24"/>
         </w:rPr>
         <w:t xml:space="preserve">Κυρίως κείμενο της εργασίας. Κυρίως κείμενο της εργασίας. Κυρίως κείμενο της εργασίας. Κυρίως κείμενο της εργασίας. Κυρίως κείμενο της εργασίας. Κυρίως κείμενο της εργασίας. Κυρίως κείμενο της εργασίας. Κυρίως κείμενο της εργασίας. </w:t>
@@ -5825,15 +5841,13 @@
       <w:pPr>
         <w:jc w:val="both"/>
         <w:rPr>
-          <w:rFonts w:ascii="Times New Roman" w:hAnsi="Times New Roman" w:cs="Times New Roman"/>
-          <w:sz w:val="24"/>
-          <w:szCs w:val="24"/>
-        </w:rPr>
-      </w:pPr>
-      <w:r>
-        <w:rPr>
-          <w:rFonts w:ascii="Times New Roman" w:hAnsi="Times New Roman" w:cs="Times New Roman"/>
-          <w:sz w:val="24"/>
+          <w:rFonts w:cs="Times New Roman"/>
+          <w:szCs w:val="24"/>
+        </w:rPr>
+      </w:pPr>
+      <w:r>
+        <w:rPr>
+          <w:rFonts w:cs="Times New Roman"/>
           <w:szCs w:val="24"/>
         </w:rPr>
         <w:t>Κυρίως κείμενο της εργασίας. Κυρίως κείμενο της εργασίας. Κυρίως κείμενο της εργασίας. Κυρίως κείμενο της εργασίας. Κυρίως κείμενο της εργασίας.</w:t>
@@ -5860,8 +5874,7 @@
               <w:ind w:right="282"/>
               <w:jc w:val="both"/>
               <w:rPr>
-                <w:rFonts w:ascii="Times New Roman" w:hAnsi="Times New Roman" w:cs="Times New Roman"/>
-                <w:sz w:val="24"/>
+                <w:rFonts w:cs="Times New Roman"/>
                 <w:szCs w:val="24"/>
               </w:rPr>
             </w:pPr>
@@ -5876,8 +5889,7 @@
               <w:ind w:right="282"/>
               <w:jc w:val="both"/>
               <w:rPr>
-                <w:rFonts w:ascii="Times New Roman" w:hAnsi="Times New Roman" w:cs="Times New Roman"/>
-                <w:sz w:val="24"/>
+                <w:rFonts w:cs="Times New Roman"/>
                 <w:szCs w:val="24"/>
               </w:rPr>
             </w:pPr>
@@ -5892,8 +5904,7 @@
               <w:ind w:right="282"/>
               <w:jc w:val="both"/>
               <w:rPr>
-                <w:rFonts w:ascii="Times New Roman" w:hAnsi="Times New Roman" w:cs="Times New Roman"/>
-                <w:sz w:val="24"/>
+                <w:rFonts w:cs="Times New Roman"/>
                 <w:szCs w:val="24"/>
               </w:rPr>
             </w:pPr>
@@ -5910,8 +5921,7 @@
               <w:ind w:right="282"/>
               <w:jc w:val="both"/>
               <w:rPr>
-                <w:rFonts w:ascii="Times New Roman" w:hAnsi="Times New Roman" w:cs="Times New Roman"/>
-                <w:sz w:val="24"/>
+                <w:rFonts w:cs="Times New Roman"/>
                 <w:szCs w:val="24"/>
               </w:rPr>
             </w:pPr>
@@ -5926,8 +5936,7 @@
               <w:ind w:right="282"/>
               <w:jc w:val="both"/>
               <w:rPr>
-                <w:rFonts w:ascii="Times New Roman" w:hAnsi="Times New Roman" w:cs="Times New Roman"/>
-                <w:sz w:val="24"/>
+                <w:rFonts w:cs="Times New Roman"/>
                 <w:szCs w:val="24"/>
               </w:rPr>
             </w:pPr>
@@ -5942,8 +5951,7 @@
               <w:ind w:right="282"/>
               <w:jc w:val="both"/>
               <w:rPr>
-                <w:rFonts w:ascii="Times New Roman" w:hAnsi="Times New Roman" w:cs="Times New Roman"/>
-                <w:sz w:val="24"/>
+                <w:rFonts w:cs="Times New Roman"/>
                 <w:szCs w:val="24"/>
               </w:rPr>
             </w:pPr>
@@ -5956,23 +5964,20 @@
         <w:ind w:right="282"/>
         <w:jc w:val="both"/>
         <w:rPr>
-          <w:rFonts w:ascii="Times New Roman" w:hAnsi="Times New Roman" w:cs="Times New Roman"/>
-          <w:sz w:val="24"/>
-          <w:szCs w:val="24"/>
-        </w:rPr>
-      </w:pPr>
-      <w:r>
-        <w:rPr>
-          <w:rFonts w:ascii="Times New Roman" w:hAnsi="Times New Roman" w:cs="Times New Roman"/>
-          <w:sz w:val="24"/>
+          <w:rFonts w:cs="Times New Roman"/>
+          <w:szCs w:val="24"/>
+        </w:rPr>
+      </w:pPr>
+      <w:r>
+        <w:rPr>
+          <w:rFonts w:cs="Times New Roman"/>
           <w:szCs w:val="24"/>
         </w:rPr>
         <w:t>Πίνακας 3</w:t>
       </w:r>
       <w:r>
         <w:rPr>
-          <w:rFonts w:ascii="Times New Roman" w:hAnsi="Times New Roman" w:cs="Times New Roman"/>
-          <w:sz w:val="24"/>
+          <w:rFonts w:cs="Times New Roman"/>
           <w:szCs w:val="24"/>
         </w:rPr>
         <w:t>.1 [Τίτλος πίνακα]</w:t>
@@ -5983,8 +5988,7 @@
         <w:ind w:right="282"/>
         <w:jc w:val="both"/>
         <w:rPr>
-          <w:rFonts w:ascii="Times New Roman" w:hAnsi="Times New Roman" w:cs="Times New Roman"/>
-          <w:sz w:val="24"/>
+          <w:rFonts w:cs="Times New Roman"/>
           <w:szCs w:val="24"/>
         </w:rPr>
       </w:pPr>
@@ -6022,8 +6026,7 @@
         <w:ind w:right="282"/>
         <w:jc w:val="both"/>
         <w:rPr>
-          <w:rFonts w:ascii="Times New Roman" w:hAnsi="Times New Roman" w:cs="Times New Roman"/>
-          <w:sz w:val="24"/>
+          <w:rFonts w:cs="Times New Roman"/>
           <w:szCs w:val="24"/>
         </w:rPr>
       </w:pPr>
@@ -6033,15 +6036,13 @@
         <w:ind w:right="282"/>
         <w:jc w:val="both"/>
         <w:rPr>
-          <w:rFonts w:ascii="Times New Roman" w:hAnsi="Times New Roman" w:cs="Times New Roman"/>
-          <w:sz w:val="24"/>
-          <w:szCs w:val="24"/>
-        </w:rPr>
-      </w:pPr>
-      <w:r>
-        <w:rPr>
-          <w:rFonts w:ascii="Times New Roman" w:hAnsi="Times New Roman" w:cs="Times New Roman"/>
-          <w:sz w:val="24"/>
+          <w:rFonts w:cs="Times New Roman"/>
+          <w:szCs w:val="24"/>
+        </w:rPr>
+      </w:pPr>
+      <w:r>
+        <w:rPr>
+          <w:rFonts w:cs="Times New Roman"/>
           <w:szCs w:val="24"/>
         </w:rPr>
         <w:t xml:space="preserve">Κυρίως κείμενο της εργασίας. Κυρίως κείμενο της εργασίας. Κυρίως κείμενο της εργασίας. Κυρίως κείμενο της εργασίας. Κυρίως κείμενο της εργασίας. Κυρίως κείμενο της εργασίας. Κυρίως κείμενο της εργασίας. Κυρίως κείμενο της εργασίας. Κυρίως κείμενο της εργασίας. Κυρίως κείμενο της εργασίας. Κυρίως κείμενο της εργασίας. </w:t>
@@ -6068,8 +6069,7 @@
               <w:ind w:right="282"/>
               <w:jc w:val="both"/>
               <w:rPr>
-                <w:rFonts w:ascii="Times New Roman" w:hAnsi="Times New Roman" w:cs="Times New Roman"/>
-                <w:sz w:val="24"/>
+                <w:rFonts w:cs="Times New Roman"/>
                 <w:szCs w:val="24"/>
               </w:rPr>
             </w:pPr>
@@ -6084,8 +6084,7 @@
               <w:ind w:right="282"/>
               <w:jc w:val="both"/>
               <w:rPr>
-                <w:rFonts w:ascii="Times New Roman" w:hAnsi="Times New Roman" w:cs="Times New Roman"/>
-                <w:sz w:val="24"/>
+                <w:rFonts w:cs="Times New Roman"/>
                 <w:szCs w:val="24"/>
               </w:rPr>
             </w:pPr>
@@ -6100,8 +6099,7 @@
               <w:ind w:right="282"/>
               <w:jc w:val="both"/>
               <w:rPr>
-                <w:rFonts w:ascii="Times New Roman" w:hAnsi="Times New Roman" w:cs="Times New Roman"/>
-                <w:sz w:val="24"/>
+                <w:rFonts w:cs="Times New Roman"/>
                 <w:szCs w:val="24"/>
               </w:rPr>
             </w:pPr>
@@ -6118,8 +6116,7 @@
               <w:ind w:right="282"/>
               <w:jc w:val="both"/>
               <w:rPr>
-                <w:rFonts w:ascii="Times New Roman" w:hAnsi="Times New Roman" w:cs="Times New Roman"/>
-                <w:sz w:val="24"/>
+                <w:rFonts w:cs="Times New Roman"/>
                 <w:szCs w:val="24"/>
               </w:rPr>
             </w:pPr>
@@ -6134,8 +6131,7 @@
               <w:ind w:right="282"/>
               <w:jc w:val="both"/>
               <w:rPr>
-                <w:rFonts w:ascii="Times New Roman" w:hAnsi="Times New Roman" w:cs="Times New Roman"/>
-                <w:sz w:val="24"/>
+                <w:rFonts w:cs="Times New Roman"/>
                 <w:szCs w:val="24"/>
               </w:rPr>
             </w:pPr>
@@ -6150,8 +6146,7 @@
               <w:ind w:right="282"/>
               <w:jc w:val="both"/>
               <w:rPr>
-                <w:rFonts w:ascii="Times New Roman" w:hAnsi="Times New Roman" w:cs="Times New Roman"/>
-                <w:sz w:val="24"/>
+                <w:rFonts w:cs="Times New Roman"/>
                 <w:szCs w:val="24"/>
               </w:rPr>
             </w:pPr>
@@ -6164,15 +6159,13 @@
         <w:ind w:right="282"/>
         <w:jc w:val="both"/>
         <w:rPr>
-          <w:rFonts w:ascii="Times New Roman" w:hAnsi="Times New Roman" w:cs="Times New Roman"/>
-          <w:sz w:val="24"/>
-          <w:szCs w:val="24"/>
-        </w:rPr>
-      </w:pPr>
-      <w:r>
-        <w:rPr>
-          <w:rFonts w:ascii="Times New Roman" w:hAnsi="Times New Roman" w:cs="Times New Roman"/>
-          <w:sz w:val="24"/>
+          <w:rFonts w:cs="Times New Roman"/>
+          <w:szCs w:val="24"/>
+        </w:rPr>
+      </w:pPr>
+      <w:r>
+        <w:rPr>
+          <w:rFonts w:cs="Times New Roman"/>
           <w:szCs w:val="24"/>
         </w:rPr>
         <w:t>Πίνακας 3.2 [Τίτλος πίνακα]</w:t>
@@ -6182,15 +6175,13 @@
       <w:pPr>
         <w:ind w:right="282"/>
         <w:rPr>
-          <w:rFonts w:ascii="Times New Roman" w:hAnsi="Times New Roman" w:cs="Times New Roman"/>
-          <w:sz w:val="24"/>
-          <w:szCs w:val="24"/>
-        </w:rPr>
-      </w:pPr>
-      <w:r>
-        <w:rPr>
-          <w:rFonts w:ascii="Times New Roman" w:hAnsi="Times New Roman" w:cs="Times New Roman"/>
-          <w:sz w:val="24"/>
+          <w:rFonts w:cs="Times New Roman"/>
+          <w:szCs w:val="24"/>
+        </w:rPr>
+      </w:pPr>
+      <w:r>
+        <w:rPr>
+          <w:rFonts w:cs="Times New Roman"/>
           <w:szCs w:val="24"/>
         </w:rPr>
         <w:br w:type="page"/>
@@ -6224,7 +6215,7 @@
       <w:pPr>
         <w:ind w:right="282"/>
         <w:rPr>
-          <w:rFonts w:ascii="Times New Roman" w:hAnsi="Times New Roman" w:cs="Times New Roman"/>
+          <w:rFonts w:cs="Times New Roman"/>
           <w:i/>
           <w:sz w:val="28"/>
           <w:szCs w:val="28"/>
@@ -6235,7 +6226,7 @@
       <w:pPr>
         <w:ind w:right="282"/>
         <w:rPr>
-          <w:rFonts w:ascii="Times New Roman" w:hAnsi="Times New Roman" w:cs="Times New Roman"/>
+          <w:rFonts w:cs="Times New Roman"/>
           <w:i/>
           <w:sz w:val="28"/>
           <w:szCs w:val="28"/>
@@ -6243,7 +6234,7 @@
       </w:pPr>
       <w:r>
         <w:rPr>
-          <w:rFonts w:ascii="Times New Roman" w:hAnsi="Times New Roman" w:cs="Times New Roman"/>
+          <w:rFonts w:cs="Times New Roman"/>
           <w:i/>
           <w:sz w:val="28"/>
           <w:szCs w:val="28"/>
@@ -6255,7 +6246,7 @@
       <w:pPr>
         <w:ind w:right="282"/>
         <w:rPr>
-          <w:rFonts w:ascii="Times New Roman" w:hAnsi="Times New Roman" w:cs="Times New Roman"/>
+          <w:rFonts w:cs="Times New Roman"/>
           <w:i/>
           <w:sz w:val="28"/>
           <w:szCs w:val="28"/>
@@ -6263,7 +6254,7 @@
       </w:pPr>
       <w:r>
         <w:rPr>
-          <w:rFonts w:ascii="Times New Roman" w:hAnsi="Times New Roman" w:cs="Times New Roman"/>
+          <w:rFonts w:cs="Times New Roman"/>
           <w:i/>
           <w:sz w:val="28"/>
           <w:szCs w:val="28"/>
@@ -6305,140 +6296,23 @@
     <w:p>
       <w:pPr>
         <w:rPr>
-          <w:rFonts w:ascii="Times New Roman" w:hAnsi="Times New Roman" w:cs="Times New Roman"/>
-        </w:rPr>
-      </w:pPr>
-    </w:p>
-    <w:p>
-      <w:pPr>
-        <w:ind w:right="282"/>
-        <w:rPr>
-          <w:rFonts w:ascii="Times New Roman" w:hAnsi="Times New Roman" w:cs="Times New Roman"/>
-          <w:i/>
-          <w:sz w:val="28"/>
-          <w:szCs w:val="28"/>
-        </w:rPr>
-      </w:pPr>
-      <w:r>
-        <w:rPr>
-          <w:rFonts w:ascii="Times New Roman" w:hAnsi="Times New Roman" w:cs="Times New Roman"/>
-          <w:i/>
-          <w:sz w:val="28"/>
-          <w:szCs w:val="28"/>
-        </w:rPr>
-        <w:t>[Ο κατάλογος των έργων</w:t>
-      </w:r>
-      <w:r>
-        <w:rPr>
-          <w:rFonts w:ascii="Times New Roman" w:hAnsi="Times New Roman" w:cs="Times New Roman"/>
-          <w:i/>
-          <w:sz w:val="28"/>
-          <w:szCs w:val="28"/>
-        </w:rPr>
-        <w:t xml:space="preserve"> </w:t>
-      </w:r>
-      <w:r>
-        <w:rPr>
-          <w:rFonts w:ascii="Times New Roman" w:hAnsi="Times New Roman" w:cs="Times New Roman"/>
-          <w:i/>
-          <w:sz w:val="28"/>
-          <w:szCs w:val="28"/>
-        </w:rPr>
-        <w:t xml:space="preserve">(έντυπων, ψηφιακών) που αναφέρθηκαν εντός του κυρίως κειμένου </w:t>
-      </w:r>
-      <w:r>
-        <w:rPr>
-          <w:rFonts w:ascii="Times New Roman" w:hAnsi="Times New Roman" w:cs="Times New Roman"/>
-          <w:i/>
-          <w:sz w:val="28"/>
-          <w:szCs w:val="28"/>
-        </w:rPr>
-        <w:t>παρα</w:t>
-      </w:r>
-      <w:r>
-        <w:rPr>
-          <w:rFonts w:ascii="Times New Roman" w:hAnsi="Times New Roman" w:cs="Times New Roman"/>
-          <w:i/>
-          <w:sz w:val="28"/>
-          <w:szCs w:val="28"/>
-        </w:rPr>
-        <w:t>τίθενται</w:t>
-      </w:r>
-      <w:r>
-        <w:rPr>
-          <w:rFonts w:ascii="Times New Roman" w:hAnsi="Times New Roman" w:cs="Times New Roman"/>
-          <w:i/>
-          <w:sz w:val="28"/>
-          <w:szCs w:val="28"/>
-        </w:rPr>
-        <w:t xml:space="preserve"> σε αλφαβητική λίστα η οποία  συντάσσεται με βάση κάποιο γνωστό πρότυπο όπως </w:t>
-      </w:r>
-      <w:r>
-        <w:rPr>
-          <w:rFonts w:ascii="Times New Roman" w:hAnsi="Times New Roman" w:cs="Times New Roman"/>
-          <w:i/>
-          <w:sz w:val="28"/>
-          <w:szCs w:val="28"/>
-          <w:lang w:val="en-US"/>
-        </w:rPr>
-        <w:t>Harvard</w:t>
-      </w:r>
-      <w:r>
-        <w:rPr>
-          <w:rFonts w:ascii="Times New Roman" w:hAnsi="Times New Roman" w:cs="Times New Roman"/>
-          <w:i/>
-          <w:sz w:val="28"/>
-          <w:szCs w:val="28"/>
-        </w:rPr>
-        <w:t xml:space="preserve">, </w:t>
-      </w:r>
-      <w:r>
-        <w:rPr>
-          <w:rFonts w:ascii="Times New Roman" w:hAnsi="Times New Roman" w:cs="Times New Roman"/>
-          <w:i/>
-          <w:sz w:val="28"/>
-          <w:szCs w:val="28"/>
-          <w:lang w:val="en-US"/>
-        </w:rPr>
-        <w:t>MLA</w:t>
-      </w:r>
-      <w:r>
-        <w:rPr>
-          <w:rFonts w:ascii="Times New Roman" w:hAnsi="Times New Roman" w:cs="Times New Roman"/>
-          <w:i/>
-          <w:sz w:val="28"/>
-          <w:szCs w:val="28"/>
-        </w:rPr>
-        <w:t xml:space="preserve">, </w:t>
-      </w:r>
-      <w:r>
-        <w:rPr>
-          <w:rFonts w:ascii="Times New Roman" w:hAnsi="Times New Roman" w:cs="Times New Roman"/>
-          <w:i/>
-          <w:sz w:val="28"/>
-          <w:szCs w:val="28"/>
-          <w:lang w:val="en-US"/>
-        </w:rPr>
-        <w:t>APA</w:t>
-      </w:r>
-      <w:r>
-        <w:rPr>
-          <w:rFonts w:ascii="Times New Roman" w:hAnsi="Times New Roman" w:cs="Times New Roman"/>
-          <w:i/>
-          <w:sz w:val="28"/>
-          <w:szCs w:val="28"/>
-        </w:rPr>
-        <w:t xml:space="preserve">, κ.ά.] </w:t>
-      </w:r>
-    </w:p>
-    <w:p>
-      <w:pPr>
-        <w:ind w:right="282"/>
-        <w:rPr>
-          <w:rFonts w:ascii="Times New Roman" w:hAnsi="Times New Roman" w:cs="Times New Roman"/>
-          <w:i/>
-          <w:sz w:val="28"/>
-          <w:szCs w:val="28"/>
+          <w:rFonts w:cs="Times New Roman"/>
+        </w:rPr>
+      </w:pPr>
+    </w:p>
+    <w:p>
+      <w:pPr>
+        <w:numPr>
+          <w:ilvl w:val="0"/>
+          <w:numId w:val="4"/>
+        </w:numPr>
+        <w:ind w:right="282"/>
+        <w:rPr>
+          <w:rFonts w:cs="Times New Roman"/>
+          <w:b/>
+          <w:bCs/>
+          <w:iCs/>
+          <w:lang w:val="en-US"/>
         </w:rPr>
         <w:sectPr>
           <w:headerReference w:type="default" r:id="rId9"/>
@@ -6453,41 +6327,126 @@
           <w:docGrid w:linePitch="360"/>
         </w:sectPr>
       </w:pPr>
-    </w:p>
-    <w:p>
-      <w:pPr>
-        <w:ind w:right="282"/>
-        <w:rPr>
-          <w:rFonts w:ascii="Times New Roman" w:hAnsi="Times New Roman" w:cs="Times New Roman"/>
+      <w:r>
+        <w:rPr>
+          <w:rFonts w:cs="Times New Roman"/>
+          <w:iCs/>
+          <w:sz w:val="28"/>
+          <w:szCs w:val="28"/>
+          <w:lang w:val="en-US"/>
+        </w:rPr>
+        <w:t xml:space="preserve">Dvora Shmulewitz, Maor Daniel Levitin, Vera Skvirsky, Merav Vider, Shaul Lev-Ran, Mario </w:t>
+      </w:r>
+      <w:r>
+        <w:rPr>
+          <w:rFonts w:cs="Times New Roman"/>
+          <w:iCs/>
+          <w:sz w:val="28"/>
+          <w:szCs w:val="28"/>
+          <w:lang w:val="en-US"/>
+        </w:rPr>
+        <w:t xml:space="preserve">Mikulincer, </w:t>
+      </w:r>
+      <w:r>
+        <w:rPr>
+          <w:rFonts w:cs="Times New Roman"/>
+          <w:iCs/>
+          <w:sz w:val="28"/>
+          <w:szCs w:val="28"/>
+          <w:lang w:val="en-US"/>
+        </w:rPr>
+        <w:t>Exposure to online hate speech is positively associated with post-traumatic stress disorder symptom severity</w:t>
+      </w:r>
+      <w:r>
+        <w:rPr>
+          <w:rFonts w:cs="Times New Roman"/>
+          <w:iCs/>
+          <w:sz w:val="28"/>
+          <w:szCs w:val="28"/>
+          <w:lang w:val="en-US"/>
+        </w:rPr>
+        <w:t>»</w:t>
+      </w:r>
+      <w:r>
+        <w:rPr>
+          <w:rFonts w:cs="Times New Roman"/>
+          <w:b/>
+          <w:bCs/>
+          <w:iCs/>
+          <w:lang w:val="en-US"/>
+        </w:rPr>
+        <w:t xml:space="preserve">. </w:t>
+      </w:r>
+      <w:r>
+        <w:rPr>
+          <w:rFonts w:cs="Times New Roman"/>
+          <w:iCs/>
+          <w:sz w:val="28"/>
+          <w:szCs w:val="28"/>
+          <w:lang w:val="en-US"/>
+        </w:rPr>
+        <w:t xml:space="preserve">doi: </w:t>
+      </w:r>
+      <w:hyperlink r:id="rId13" w:tgtFrame="_blank" w:history="1">
+        <w:r>
+          <w:rPr>
+            <w:rStyle w:val="Hyperlink"/>
+            <w:rFonts w:cs="Times New Roman"/>
+            <w:iCs/>
+            <w:sz w:val="28"/>
+            <w:szCs w:val="28"/>
+            <w:lang w:val="en-US"/>
+          </w:rPr>
+          <w:t>10.1038/s41598-025-16168-1</w:t>
+        </w:r>
+      </w:hyperlink>
+      <w:r>
+        <w:rPr>
+          <w:rFonts w:cs="Times New Roman"/>
+          <w:iCs/>
+          <w:sz w:val="28"/>
+          <w:szCs w:val="28"/>
+          <w:lang w:val="en-US"/>
+        </w:rPr>
+        <w:t>.</w:t>
+      </w:r>
+    </w:p>
+    <w:p>
+      <w:pPr>
+        <w:ind w:right="282"/>
+        <w:rPr>
+          <w:rFonts w:cs="Times New Roman"/>
           <w:i/>
           <w:sz w:val="28"/>
           <w:szCs w:val="28"/>
-        </w:rPr>
-      </w:pPr>
-    </w:p>
-    <w:p>
-      <w:pPr>
-        <w:ind w:right="282"/>
-        <w:rPr>
-          <w:rFonts w:ascii="Times New Roman" w:hAnsi="Times New Roman" w:cs="Times New Roman"/>
+          <w:lang w:val="en-US"/>
+        </w:rPr>
+      </w:pPr>
+    </w:p>
+    <w:p>
+      <w:pPr>
+        <w:ind w:right="282"/>
+        <w:rPr>
+          <w:rFonts w:cs="Times New Roman"/>
           <w:i/>
           <w:sz w:val="28"/>
           <w:szCs w:val="28"/>
-        </w:rPr>
-      </w:pPr>
-    </w:p>
-    <w:p>
-      <w:pPr>
-        <w:ind w:right="282"/>
-        <w:rPr>
-          <w:rFonts w:ascii="Times New Roman" w:hAnsi="Times New Roman" w:cs="Times New Roman"/>
-          <w:sz w:val="28"/>
-          <w:szCs w:val="28"/>
-        </w:rPr>
-      </w:pPr>
-      <w:r>
-        <w:rPr>
-          <w:rFonts w:ascii="Times New Roman" w:hAnsi="Times New Roman" w:cs="Times New Roman"/>
+          <w:lang w:val="en-US"/>
+        </w:rPr>
+      </w:pPr>
+    </w:p>
+    <w:p>
+      <w:pPr>
+        <w:ind w:right="282"/>
+        <w:rPr>
+          <w:rFonts w:cs="Times New Roman"/>
+          <w:sz w:val="28"/>
+          <w:szCs w:val="28"/>
+        </w:rPr>
+      </w:pPr>
+      <w:r>
+        <w:rPr>
+          <w:rFonts w:cs="Times New Roman"/>
           <w:sz w:val="28"/>
           <w:szCs w:val="28"/>
         </w:rPr>
@@ -6495,7 +6454,7 @@
       </w:r>
       <w:r>
         <w:rPr>
-          <w:rFonts w:ascii="Times New Roman" w:hAnsi="Times New Roman" w:cs="Times New Roman"/>
+          <w:rFonts w:cs="Times New Roman"/>
           <w:sz w:val="28"/>
           <w:szCs w:val="28"/>
         </w:rPr>
@@ -6503,7 +6462,7 @@
       </w:r>
       <w:r>
         <w:rPr>
-          <w:rFonts w:ascii="Times New Roman" w:hAnsi="Times New Roman" w:cs="Times New Roman"/>
+          <w:rFonts w:cs="Times New Roman"/>
           <w:sz w:val="28"/>
           <w:szCs w:val="28"/>
         </w:rPr>
@@ -6514,18 +6473,17 @@
       <w:pPr>
         <w:ind w:right="282"/>
         <w:rPr>
-          <w:rFonts w:ascii="Times New Roman" w:hAnsi="Times New Roman" w:cs="Times New Roman"/>
+          <w:rFonts w:cs="Times New Roman"/>
           <w:b/>
-          <w:sz w:val="24"/>
-          <w:szCs w:val="24"/>
-        </w:rPr>
-      </w:pPr>
-    </w:p>
-    <w:p>
-      <w:pPr>
-        <w:ind w:right="282"/>
-        <w:rPr>
-          <w:rFonts w:ascii="Times New Roman" w:hAnsi="Times New Roman" w:cs="Times New Roman"/>
+          <w:szCs w:val="24"/>
+        </w:rPr>
+      </w:pPr>
+    </w:p>
+    <w:p>
+      <w:pPr>
+        <w:ind w:right="282"/>
+        <w:rPr>
+          <w:rFonts w:cs="Times New Roman"/>
           <w:i/>
           <w:sz w:val="28"/>
           <w:szCs w:val="28"/>
@@ -6537,15 +6495,15 @@
         <w:ind w:right="282"/>
         <w:jc w:val="center"/>
         <w:rPr>
-          <w:rFonts w:ascii="Times New Roman" w:hAnsi="Times New Roman" w:cs="Times New Roman"/>
+          <w:rFonts w:cs="Times New Roman"/>
           <w:sz w:val="28"/>
           <w:szCs w:val="28"/>
         </w:rPr>
       </w:pPr>
     </w:p>
     <w:sectPr>
-      <w:headerReference w:type="first" r:id="rId13"/>
-      <w:footerReference w:type="first" r:id="rId14"/>
+      <w:headerReference w:type="first" r:id="rId14"/>
+      <w:footerReference w:type="first" r:id="rId15"/>
       <w:pgSz w:w="11906" w:h="16838"/>
       <w:pgMar w:top="1418" w:right="1134" w:bottom="1418" w:left="1701" w:header="709" w:footer="709" w:gutter="0"/>
       <w:pgNumType w:fmt="lowerRoman" w:start="4"/>
@@ -7507,7 +7465,13 @@
   </w:latentStyles>
   <w:style w:type="paragraph" w:default="1" w:styleId="Normal">
     <w:name w:val="Normal"/>
+    <w:aliases w:val="Κειμενο"/>
     <w:qFormat/>
+    <w:rsid w:val="0036753B"/>
+    <w:rPr>
+      <w:rFonts w:ascii="Times New Roman" w:hAnsi="Times New Roman"/>
+      <w:sz w:val="24"/>
+    </w:rPr>
   </w:style>
   <w:style w:type="paragraph" w:styleId="Heading1">
     <w:name w:val="heading 1"/>
@@ -7757,7 +7721,6 @@
   <w:style w:type="character" w:default="1" w:styleId="DefaultParagraphFont">
     <w:name w:val="Default Paragraph Font"/>
     <w:uiPriority w:val="1"/>
-    <w:semiHidden/>
     <w:unhideWhenUsed/>
   </w:style>
   <w:style w:type="table" w:default="1" w:styleId="TableNormal">
@@ -8112,6 +8075,156 @@
       <w:u w:val="single"/>
     </w:rPr>
   </w:style>
+  <w:style w:type="paragraph" w:styleId="NoSpacing">
+    <w:name w:val="No Spacing"/>
+    <w:uiPriority w:val="1"/>
+    <w:qFormat/>
+    <w:rsid w:val="0036753B"/>
+    <w:pPr>
+      <w:spacing w:after="0" w:line="240" w:lineRule="auto"/>
+    </w:pPr>
+  </w:style>
+  <w:style w:type="paragraph" w:customStyle="1" w:styleId="a">
+    <w:name w:val="Τιτλος κεφαλαιου"/>
+    <w:basedOn w:val="Normal"/>
+    <w:link w:val="Char"/>
+    <w:qFormat/>
+    <w:rsid w:val="0036753B"/>
+    <w:rPr>
+      <w:rFonts w:cs="Times New Roman"/>
+      <w:b/>
+      <w:sz w:val="32"/>
+      <w:szCs w:val="24"/>
+    </w:rPr>
+  </w:style>
+  <w:style w:type="character" w:customStyle="1" w:styleId="Char">
+    <w:name w:val="Τιτλος κεφαλαιου Char"/>
+    <w:basedOn w:val="DefaultParagraphFont"/>
+    <w:link w:val="a"/>
+    <w:rsid w:val="0036753B"/>
+    <w:rPr>
+      <w:rFonts w:ascii="Times New Roman" w:hAnsi="Times New Roman" w:cs="Times New Roman"/>
+      <w:b/>
+      <w:sz w:val="32"/>
+      <w:szCs w:val="24"/>
+    </w:rPr>
+  </w:style>
+  <w:style w:type="paragraph" w:customStyle="1" w:styleId="a0">
+    <w:name w:val="Τιτλος υποκεφαλαιου"/>
+    <w:basedOn w:val="a"/>
+    <w:link w:val="Char0"/>
+    <w:qFormat/>
+    <w:rsid w:val="0036753B"/>
+    <w:rPr>
+      <w:sz w:val="28"/>
+    </w:rPr>
+  </w:style>
+  <w:style w:type="character" w:customStyle="1" w:styleId="Char0">
+    <w:name w:val="Τιτλος υποκεφαλαιου Char"/>
+    <w:basedOn w:val="Char"/>
+    <w:link w:val="a0"/>
+    <w:rsid w:val="0036753B"/>
+    <w:rPr>
+      <w:rFonts w:ascii="Times New Roman" w:hAnsi="Times New Roman" w:cs="Times New Roman"/>
+      <w:b/>
+      <w:sz w:val="28"/>
+      <w:szCs w:val="24"/>
+    </w:rPr>
+  </w:style>
+  <w:style w:type="paragraph" w:customStyle="1" w:styleId="a1">
+    <w:name w:val="Υποενοτητα υποκεφαλαιου"/>
+    <w:basedOn w:val="a"/>
+    <w:link w:val="Char1"/>
+    <w:qFormat/>
+    <w:rsid w:val="0036753B"/>
+    <w:rPr>
+      <w:sz w:val="24"/>
+    </w:rPr>
+  </w:style>
+  <w:style w:type="character" w:customStyle="1" w:styleId="Char1">
+    <w:name w:val="Υποενοτητα υποκεφαλαιου Char"/>
+    <w:basedOn w:val="Char"/>
+    <w:link w:val="a1"/>
+    <w:rsid w:val="0036753B"/>
+    <w:rPr>
+      <w:rFonts w:ascii="Times New Roman" w:hAnsi="Times New Roman" w:cs="Times New Roman"/>
+      <w:b/>
+      <w:sz w:val="24"/>
+      <w:szCs w:val="24"/>
+    </w:rPr>
+  </w:style>
+  <w:style w:type="paragraph" w:customStyle="1" w:styleId="a2">
+    <w:name w:val="Υποσημειωση"/>
+    <w:basedOn w:val="Normal"/>
+    <w:link w:val="Char2"/>
+    <w:qFormat/>
+    <w:rsid w:val="0036753B"/>
+    <w:rPr>
+      <w:sz w:val="20"/>
+    </w:rPr>
+  </w:style>
+  <w:style w:type="character" w:customStyle="1" w:styleId="Char2">
+    <w:name w:val="Υποσημειωση Char"/>
+    <w:basedOn w:val="DefaultParagraphFont"/>
+    <w:link w:val="a2"/>
+    <w:rsid w:val="0036753B"/>
+    <w:rPr>
+      <w:rFonts w:ascii="Times New Roman" w:hAnsi="Times New Roman"/>
+      <w:sz w:val="20"/>
+    </w:rPr>
+  </w:style>
+  <w:style w:type="character" w:styleId="UnresolvedMention">
+    <w:name w:val="Unresolved Mention"/>
+    <w:basedOn w:val="DefaultParagraphFont"/>
+    <w:uiPriority w:val="99"/>
+    <w:semiHidden/>
+    <w:unhideWhenUsed/>
+    <w:rsid w:val="004C658A"/>
+    <w:rPr>
+      <w:color w:val="605E5C"/>
+      <w:shd w:val="clear" w:color="auto" w:fill="E1DFDD"/>
+    </w:rPr>
+  </w:style>
+  <w:style w:type="paragraph" w:styleId="EndnoteText">
+    <w:name w:val="endnote text"/>
+    <w:basedOn w:val="Normal"/>
+    <w:link w:val="EndnoteTextChar"/>
+    <w:uiPriority w:val="99"/>
+    <w:semiHidden/>
+    <w:unhideWhenUsed/>
+    <w:rsid w:val="004E1153"/>
+    <w:pPr>
+      <w:spacing w:after="0" w:line="240" w:lineRule="auto"/>
+    </w:pPr>
+    <w:rPr>
+      <w:sz w:val="20"/>
+      <w:szCs w:val="20"/>
+    </w:rPr>
+  </w:style>
+  <w:style w:type="character" w:customStyle="1" w:styleId="EndnoteTextChar">
+    <w:name w:val="Endnote Text Char"/>
+    <w:basedOn w:val="DefaultParagraphFont"/>
+    <w:link w:val="EndnoteText"/>
+    <w:uiPriority w:val="99"/>
+    <w:semiHidden/>
+    <w:rsid w:val="004E1153"/>
+    <w:rPr>
+      <w:rFonts w:ascii="Times New Roman" w:hAnsi="Times New Roman"/>
+      <w:sz w:val="20"/>
+      <w:szCs w:val="20"/>
+    </w:rPr>
+  </w:style>
+  <w:style w:type="character" w:styleId="EndnoteReference">
+    <w:name w:val="endnote reference"/>
+    <w:basedOn w:val="DefaultParagraphFont"/>
+    <w:uiPriority w:val="99"/>
+    <w:semiHidden/>
+    <w:unhideWhenUsed/>
+    <w:rsid w:val="004E1153"/>
+    <w:rPr>
+      <w:vertAlign w:val="superscript"/>
+    </w:rPr>
+  </w:style>
 </w:styles>
 </file>
 
@@ -8401,11 +8514,32 @@
 </file>
 
 <file path=customXml/item1.xml><?xml version="1.0" encoding="utf-8"?>
-<b:Sources xmlns:b="http://schemas.openxmlformats.org/officeDocument/2006/bibliography" xmlns="http://schemas.openxmlformats.org/officeDocument/2006/bibliography" SelectedStyle="\HarvardAnglia2008OfficeOnline.xsl" StyleName="Harvard – Anglia 2008"/>
+<b:Sources xmlns:b="http://schemas.openxmlformats.org/officeDocument/2006/bibliography" xmlns="http://schemas.openxmlformats.org/officeDocument/2006/bibliography" SelectedStyle="\HarvardAnglia2008OfficeOnline.xsl" StyleName="Harvard – Anglia 2008">
+  <b:Source>
+    <b:Tag>Dep25</b:Tag>
+    <b:SourceType>Report</b:SourceType>
+    <b:Guid>{F2FB6536-8493-4603-80F3-9CD9D063E5BD}</b:Guid>
+    <b:Title>Exposure to online hate speech is positively associated with post-traumatic stress disorder symptom severity</b:Title>
+    <b:Year>2025</b:Year>
+    <b:Author>
+      <b:Author>
+        <b:NameList>
+          <b:Person>
+            <b:Last>Department of Psychology and Israel Center for Addiction and Mental Health</b:Last>
+            <b:First>The</b:First>
+            <b:Middle>Hebrew University of Jerusalem, Jerusalem, Israel</b:Middle>
+          </b:Person>
+        </b:NameList>
+      </b:Author>
+    </b:Author>
+    <b:City>Jerusalem</b:City>
+    <b:RefOrder>1</b:RefOrder>
+  </b:Source>
+</b:Sources>
 </file>
 
 <file path=customXml/itemProps1.xml><?xml version="1.0" encoding="utf-8"?>
-<ds:datastoreItem xmlns:ds="http://schemas.openxmlformats.org/officeDocument/2006/customXml" ds:itemID="{DAB93764-7C05-4476-AD12-961D67073295}">
+<ds:datastoreItem xmlns:ds="http://schemas.openxmlformats.org/officeDocument/2006/customXml" ds:itemID="{0C03D200-DFCA-401D-8839-09FE723921CC}">
   <ds:schemaRefs>
     <ds:schemaRef ds:uri="http://schemas.openxmlformats.org/officeDocument/2006/bibliography"/>
   </ds:schemaRefs>

--- a/Toxicity analysis in Greek text.docx
+++ b/Toxicity analysis in Greek text.docx
@@ -312,13 +312,23 @@
           <w:szCs w:val="28"/>
         </w:rPr>
       </w:pPr>
-      <w:r>
-        <w:rPr>
-          <w:rFonts w:cs="Times New Roman"/>
-          <w:sz w:val="28"/>
-          <w:szCs w:val="28"/>
-        </w:rPr>
-        <w:t>Ατταλόγλου Γιώργος</w:t>
+      <w:proofErr w:type="spellStart"/>
+      <w:r>
+        <w:rPr>
+          <w:rFonts w:cs="Times New Roman"/>
+          <w:sz w:val="28"/>
+          <w:szCs w:val="28"/>
+        </w:rPr>
+        <w:t>Ατταλόγλου</w:t>
+      </w:r>
+      <w:proofErr w:type="spellEnd"/>
+      <w:r>
+        <w:rPr>
+          <w:rFonts w:cs="Times New Roman"/>
+          <w:sz w:val="28"/>
+          <w:szCs w:val="28"/>
+        </w:rPr>
+        <w:t xml:space="preserve"> Γιώργος</w:t>
       </w:r>
     </w:p>
     <w:p>
@@ -664,6 +674,7 @@
           <w:lang w:val="el-GR"/>
         </w:rPr>
       </w:pPr>
+      <w:bookmarkStart w:id="0" w:name="_Ref207891551"/>
       <w:r>
         <w:rPr>
           <w:color w:val="auto"/>
@@ -671,6 +682,7 @@
         </w:rPr>
         <w:t>Επιβλέπων καθηγητής</w:t>
       </w:r>
+      <w:bookmarkEnd w:id="0"/>
       <w:r>
         <w:rPr>
           <w:color w:val="auto"/>
@@ -689,6 +701,7 @@
           <w:lang w:val="el-GR"/>
         </w:rPr>
       </w:pPr>
+      <w:proofErr w:type="spellStart"/>
       <w:r>
         <w:rPr>
           <w:color w:val="auto"/>
@@ -703,6 +716,7 @@
         </w:rPr>
         <w:t>νοµα</w:t>
       </w:r>
+      <w:proofErr w:type="spellEnd"/>
       <w:r>
         <w:rPr>
           <w:color w:val="auto"/>
@@ -796,12 +810,21 @@
           <w:lang w:val="el-GR"/>
         </w:rPr>
       </w:pPr>
+      <w:proofErr w:type="spellStart"/>
       <w:r>
         <w:rPr>
           <w:color w:val="auto"/>
           <w:lang w:val="el-GR"/>
         </w:rPr>
-        <w:t>Όνοµα Επίθετο</w:t>
+        <w:t>Όνοµα</w:t>
+      </w:r>
+      <w:proofErr w:type="spellEnd"/>
+      <w:r>
+        <w:rPr>
+          <w:color w:val="auto"/>
+          <w:lang w:val="el-GR"/>
+        </w:rPr>
+        <w:t xml:space="preserve"> Επίθετο</w:t>
       </w:r>
       <w:r>
         <w:rPr>
@@ -889,12 +912,21 @@
           <w:lang w:val="el-GR"/>
         </w:rPr>
       </w:pPr>
+      <w:proofErr w:type="spellStart"/>
       <w:r>
         <w:rPr>
           <w:color w:val="auto"/>
           <w:lang w:val="el-GR"/>
         </w:rPr>
-        <w:t>Όνοµα Επίθετο</w:t>
+        <w:t>Όνοµα</w:t>
+      </w:r>
+      <w:proofErr w:type="spellEnd"/>
+      <w:r>
+        <w:rPr>
+          <w:color w:val="auto"/>
+          <w:lang w:val="el-GR"/>
+        </w:rPr>
+        <w:t xml:space="preserve"> Επίθετο</w:t>
       </w:r>
       <w:r>
         <w:rPr>
@@ -1067,6 +1099,7 @@
         <w:lastRenderedPageBreak/>
         <w:t xml:space="preserve">© </w:t>
       </w:r>
+      <w:proofErr w:type="spellStart"/>
       <w:r>
         <w:rPr>
           <w:color w:val="auto"/>
@@ -1076,6 +1109,7 @@
         </w:rPr>
         <w:t>Ατταλόγλου</w:t>
       </w:r>
+      <w:proofErr w:type="spellEnd"/>
       <w:r>
         <w:rPr>
           <w:color w:val="auto"/>
@@ -1355,6 +1389,7 @@
           <w:lang w:val="el-GR"/>
         </w:rPr>
       </w:pPr>
+      <w:proofErr w:type="spellStart"/>
       <w:r>
         <w:rPr>
           <w:color w:val="auto"/>
@@ -1362,6 +1397,7 @@
         </w:rPr>
         <w:t>Ατταλόγλου</w:t>
       </w:r>
+      <w:proofErr w:type="spellEnd"/>
       <w:r>
         <w:rPr>
           <w:color w:val="auto"/>
@@ -1447,7 +1483,7 @@
           <w:color w:val="auto"/>
         </w:rPr>
       </w:pPr>
-      <w:bookmarkStart w:id="0" w:name="_Toc476744041"/>
+      <w:bookmarkStart w:id="1" w:name="_Toc476744041"/>
       <w:r>
         <w:rPr>
           <w:rFonts w:ascii="Times New Roman" w:hAnsi="Times New Roman" w:cs="Times New Roman"/>
@@ -1456,7 +1492,7 @@
         <w:lastRenderedPageBreak/>
         <w:t>ΕΥΧΑΡΙΣΤΙΕΣ</w:t>
       </w:r>
-      <w:bookmarkEnd w:id="0"/>
+      <w:bookmarkEnd w:id="1"/>
     </w:p>
     <w:p>
       <w:pPr>
@@ -1560,7 +1596,7 @@
           <w:color w:val="auto"/>
         </w:rPr>
       </w:pPr>
-      <w:bookmarkStart w:id="1" w:name="_Toc476744042"/>
+      <w:bookmarkStart w:id="2" w:name="_Toc476744042"/>
       <w:r>
         <w:rPr>
           <w:rFonts w:ascii="Times New Roman" w:hAnsi="Times New Roman" w:cs="Times New Roman"/>
@@ -1569,7 +1605,7 @@
         <w:lastRenderedPageBreak/>
         <w:t>ΠΕΡΙΛΗΨΗ</w:t>
       </w:r>
-      <w:bookmarkEnd w:id="1"/>
+      <w:bookmarkEnd w:id="2"/>
     </w:p>
     <w:p>
       <w:pPr>
@@ -1912,7 +1948,7 @@
           <w:lang w:val="en-US"/>
         </w:rPr>
       </w:pPr>
-      <w:bookmarkStart w:id="2" w:name="_Toc476744043"/>
+      <w:bookmarkStart w:id="3" w:name="_Toc476744043"/>
       <w:r>
         <w:rPr>
           <w:rFonts w:ascii="Times New Roman" w:hAnsi="Times New Roman" w:cs="Times New Roman"/>
@@ -1922,7 +1958,7 @@
         <w:lastRenderedPageBreak/>
         <w:t>ABSTRACT</w:t>
       </w:r>
-      <w:bookmarkEnd w:id="2"/>
+      <w:bookmarkEnd w:id="3"/>
     </w:p>
     <w:p>
       <w:pPr>
@@ -2233,8 +2269,18 @@
           <w:szCs w:val="24"/>
           <w:lang w:val="en-US"/>
         </w:rPr>
-        <w:t>machine learning, online toxicity, natural language processing, greek</w:t>
-      </w:r>
+        <w:t xml:space="preserve">machine learning, online toxicity, natural language processing, </w:t>
+      </w:r>
+      <w:proofErr w:type="spellStart"/>
+      <w:r>
+        <w:rPr>
+          <w:rFonts w:cs="Times New Roman"/>
+          <w:szCs w:val="24"/>
+          <w:lang w:val="en-US"/>
+        </w:rPr>
+        <w:t>greek</w:t>
+      </w:r>
+      <w:proofErr w:type="spellEnd"/>
     </w:p>
     <w:p>
       <w:pPr>
@@ -2268,7 +2314,7 @@
           <w:lang w:val="en-US"/>
         </w:rPr>
       </w:pPr>
-      <w:bookmarkStart w:id="3" w:name="_Toc476744044"/>
+      <w:bookmarkStart w:id="4" w:name="_Toc476744044"/>
       <w:r>
         <w:rPr>
           <w:rFonts w:ascii="Times New Roman" w:hAnsi="Times New Roman" w:cs="Times New Roman"/>
@@ -2292,7 +2338,7 @@
         </w:rPr>
         <w:t>ΠΕΡΙΕΧΟΜΕΝΩΝ</w:t>
       </w:r>
-      <w:bookmarkEnd w:id="3"/>
+      <w:bookmarkEnd w:id="4"/>
     </w:p>
     <w:sdt>
       <w:sdtPr>
@@ -3801,7 +3847,7 @@
           <w:color w:val="auto"/>
         </w:rPr>
       </w:pPr>
-      <w:bookmarkStart w:id="4" w:name="_Toc476744045"/>
+      <w:bookmarkStart w:id="5" w:name="_Toc476744045"/>
       <w:r>
         <w:rPr>
           <w:rFonts w:ascii="Times New Roman" w:hAnsi="Times New Roman" w:cs="Times New Roman"/>
@@ -3817,7 +3863,7 @@
         </w:rPr>
         <w:t>ΛΟΓΟΣ ΠΙΝΑΚΩΝ</w:t>
       </w:r>
-      <w:bookmarkEnd w:id="4"/>
+      <w:bookmarkEnd w:id="5"/>
     </w:p>
     <w:p>
       <w:pPr>
@@ -3855,7 +3901,23 @@
           <w:rFonts w:cs="Times New Roman"/>
           <w:szCs w:val="24"/>
         </w:rPr>
-        <w:t>……….αρ. σελίδας</w:t>
+        <w:t>……….</w:t>
+      </w:r>
+      <w:proofErr w:type="spellStart"/>
+      <w:r>
+        <w:rPr>
+          <w:rFonts w:cs="Times New Roman"/>
+          <w:szCs w:val="24"/>
+        </w:rPr>
+        <w:t>αρ</w:t>
+      </w:r>
+      <w:proofErr w:type="spellEnd"/>
+      <w:r>
+        <w:rPr>
+          <w:rFonts w:cs="Times New Roman"/>
+          <w:szCs w:val="24"/>
+        </w:rPr>
+        <w:t>. σελίδας</w:t>
       </w:r>
     </w:p>
     <w:p>
@@ -3885,7 +3947,23 @@
           <w:rFonts w:cs="Times New Roman"/>
           <w:szCs w:val="24"/>
         </w:rPr>
-        <w:t>….αρ. σελίδας</w:t>
+        <w:t>….</w:t>
+      </w:r>
+      <w:proofErr w:type="spellStart"/>
+      <w:r>
+        <w:rPr>
+          <w:rFonts w:cs="Times New Roman"/>
+          <w:szCs w:val="24"/>
+        </w:rPr>
+        <w:t>αρ</w:t>
+      </w:r>
+      <w:proofErr w:type="spellEnd"/>
+      <w:r>
+        <w:rPr>
+          <w:rFonts w:cs="Times New Roman"/>
+          <w:szCs w:val="24"/>
+        </w:rPr>
+        <w:t>. σελίδας</w:t>
       </w:r>
     </w:p>
     <w:p>
@@ -3975,7 +4053,7 @@
           <w:color w:val="auto"/>
         </w:rPr>
       </w:pPr>
-      <w:bookmarkStart w:id="5" w:name="_Toc476744046"/>
+      <w:bookmarkStart w:id="6" w:name="_Toc476744046"/>
       <w:r>
         <w:rPr>
           <w:rFonts w:ascii="Times New Roman" w:hAnsi="Times New Roman" w:cs="Times New Roman"/>
@@ -3984,7 +4062,7 @@
         <w:lastRenderedPageBreak/>
         <w:t>ΚΑΤΑΛΟΓΟΣ ΔΙΑΓΡΑΜΜΑΤΩΝ/ΕΙΚΟΝΩΝ</w:t>
       </w:r>
-      <w:bookmarkEnd w:id="5"/>
+      <w:bookmarkEnd w:id="6"/>
     </w:p>
     <w:p>
       <w:pPr>
@@ -4045,7 +4123,23 @@
           <w:rFonts w:cs="Times New Roman"/>
           <w:szCs w:val="24"/>
         </w:rPr>
-        <w:t>……αρ. σελίδας</w:t>
+        <w:t>……</w:t>
+      </w:r>
+      <w:proofErr w:type="spellStart"/>
+      <w:r>
+        <w:rPr>
+          <w:rFonts w:cs="Times New Roman"/>
+          <w:szCs w:val="24"/>
+        </w:rPr>
+        <w:t>αρ</w:t>
+      </w:r>
+      <w:proofErr w:type="spellEnd"/>
+      <w:r>
+        <w:rPr>
+          <w:rFonts w:cs="Times New Roman"/>
+          <w:szCs w:val="24"/>
+        </w:rPr>
+        <w:t>. σελίδας</w:t>
       </w:r>
     </w:p>
     <w:p>
@@ -4082,7 +4176,23 @@
           <w:rFonts w:cs="Times New Roman"/>
           <w:szCs w:val="24"/>
         </w:rPr>
-        <w:t>…αρ. σελίδας</w:t>
+        <w:t>…</w:t>
+      </w:r>
+      <w:proofErr w:type="spellStart"/>
+      <w:r>
+        <w:rPr>
+          <w:rFonts w:cs="Times New Roman"/>
+          <w:szCs w:val="24"/>
+        </w:rPr>
+        <w:t>αρ</w:t>
+      </w:r>
+      <w:proofErr w:type="spellEnd"/>
+      <w:r>
+        <w:rPr>
+          <w:rFonts w:cs="Times New Roman"/>
+          <w:szCs w:val="24"/>
+        </w:rPr>
+        <w:t>. σελίδας</w:t>
       </w:r>
     </w:p>
     <w:p>
@@ -4164,7 +4274,7 @@
           <w:lang w:val="en-US"/>
         </w:rPr>
       </w:pPr>
-      <w:bookmarkStart w:id="6" w:name="_Toc476744047"/>
+      <w:bookmarkStart w:id="7" w:name="_Toc476744047"/>
       <w:r>
         <w:rPr>
           <w:rFonts w:ascii="Times New Roman" w:hAnsi="Times New Roman" w:cs="Times New Roman"/>
@@ -4202,28 +4312,29 @@
         </w:rPr>
         <w:t>ΩΝ</w:t>
       </w:r>
-      <w:bookmarkEnd w:id="6"/>
-    </w:p>
-    <w:p>
-      <w:pPr>
-        <w:ind w:right="282"/>
-        <w:rPr>
-          <w:rFonts w:cs="Times New Roman"/>
-          <w:sz w:val="28"/>
-          <w:szCs w:val="28"/>
-          <w:lang w:val="en-US"/>
-        </w:rPr>
-      </w:pPr>
-    </w:p>
-    <w:p>
-      <w:pPr>
-        <w:ind w:right="282"/>
-        <w:rPr>
-          <w:rFonts w:cs="Times New Roman"/>
-          <w:szCs w:val="24"/>
-          <w:lang w:val="en-US"/>
-        </w:rPr>
-      </w:pPr>
+      <w:bookmarkEnd w:id="7"/>
+    </w:p>
+    <w:p>
+      <w:pPr>
+        <w:ind w:right="282"/>
+        <w:rPr>
+          <w:rFonts w:cs="Times New Roman"/>
+          <w:sz w:val="28"/>
+          <w:szCs w:val="28"/>
+          <w:lang w:val="en-US"/>
+        </w:rPr>
+      </w:pPr>
+    </w:p>
+    <w:p>
+      <w:pPr>
+        <w:ind w:right="282"/>
+        <w:rPr>
+          <w:rFonts w:cs="Times New Roman"/>
+          <w:szCs w:val="24"/>
+          <w:lang w:val="en-US"/>
+        </w:rPr>
+      </w:pPr>
+      <w:proofErr w:type="gramStart"/>
       <w:r>
         <w:rPr>
           <w:rFonts w:cs="Times New Roman"/>
@@ -4238,7 +4349,42 @@
           <w:szCs w:val="24"/>
           <w:lang w:val="en-US"/>
         </w:rPr>
-        <w:t>..…………………………………………………….</w:t>
+        <w:t>..</w:t>
+      </w:r>
+      <w:proofErr w:type="gramEnd"/>
+      <w:r>
+        <w:rPr>
+          <w:rFonts w:cs="Times New Roman"/>
+          <w:szCs w:val="24"/>
+          <w:lang w:val="en-US"/>
+        </w:rPr>
+        <w:t>…………………………………………………</w:t>
+      </w:r>
+      <w:proofErr w:type="gramStart"/>
+      <w:r>
+        <w:rPr>
+          <w:rFonts w:cs="Times New Roman"/>
+          <w:szCs w:val="24"/>
+          <w:lang w:val="en-US"/>
+        </w:rPr>
+        <w:t>….</w:t>
+      </w:r>
+      <w:r>
+        <w:rPr>
+          <w:rFonts w:cs="Times New Roman"/>
+          <w:szCs w:val="24"/>
+          <w:lang w:val="en-US"/>
+        </w:rPr>
+        <w:t>.</w:t>
+      </w:r>
+      <w:proofErr w:type="gramEnd"/>
+      <w:r>
+        <w:rPr>
+          <w:rFonts w:cs="Times New Roman"/>
+          <w:szCs w:val="24"/>
+          <w:lang w:val="en-US"/>
+        </w:rPr>
+        <w:t>Natural</w:t>
       </w:r>
       <w:r>
         <w:rPr>
@@ -4254,7 +4400,7 @@
           <w:szCs w:val="24"/>
           <w:lang w:val="en-US"/>
         </w:rPr>
-        <w:t>Natural</w:t>
+        <w:t>Language</w:t>
       </w:r>
       <w:r>
         <w:rPr>
@@ -4270,13 +4416,57 @@
           <w:szCs w:val="24"/>
           <w:lang w:val="en-US"/>
         </w:rPr>
-        <w:t>Language</w:t>
-      </w:r>
-      <w:r>
-        <w:rPr>
-          <w:rFonts w:cs="Times New Roman"/>
-          <w:szCs w:val="24"/>
-          <w:lang w:val="en-US"/>
+        <w:t>Processing</w:t>
+      </w:r>
+    </w:p>
+    <w:p>
+      <w:pPr>
+        <w:ind w:right="282"/>
+        <w:rPr>
+          <w:rFonts w:cs="Times New Roman"/>
+          <w:szCs w:val="24"/>
+        </w:rPr>
+      </w:pPr>
+      <w:r>
+        <w:rPr>
+          <w:rFonts w:cs="Times New Roman"/>
+          <w:szCs w:val="24"/>
+        </w:rPr>
+        <w:t>ΕΦΓ</w:t>
+      </w:r>
+      <w:r>
+        <w:rPr>
+          <w:rFonts w:cs="Times New Roman"/>
+          <w:szCs w:val="24"/>
+        </w:rPr>
+        <w:t>..………………………………………</w:t>
+      </w:r>
+      <w:r>
+        <w:rPr>
+          <w:rFonts w:cs="Times New Roman"/>
+          <w:szCs w:val="24"/>
+        </w:rPr>
+        <w:t>………………</w:t>
+      </w:r>
+      <w:r>
+        <w:rPr>
+          <w:rFonts w:cs="Times New Roman"/>
+          <w:szCs w:val="24"/>
+          <w:lang w:val="en-US"/>
+        </w:rPr>
+        <w:t>.</w:t>
+      </w:r>
+      <w:r>
+        <w:rPr>
+          <w:rFonts w:cs="Times New Roman"/>
+          <w:szCs w:val="24"/>
+        </w:rPr>
+        <w:t>Επεξεργασία</w:t>
+      </w:r>
+      <w:r>
+        <w:rPr>
+          <w:rFonts w:cs="Times New Roman"/>
+          <w:szCs w:val="24"/>
         </w:rPr>
         <w:t xml:space="preserve"> </w:t>
       </w:r>
@@ -4284,55 +4474,13 @@
         <w:rPr>
           <w:rFonts w:cs="Times New Roman"/>
           <w:szCs w:val="24"/>
-          <w:lang w:val="en-US"/>
-        </w:rPr>
-        <w:t>Processing</w:t>
-      </w:r>
-    </w:p>
-    <w:p>
-      <w:pPr>
-        <w:ind w:right="282"/>
-        <w:rPr>
-          <w:rFonts w:cs="Times New Roman"/>
-          <w:szCs w:val="24"/>
-          <w:lang w:val="en-US"/>
-        </w:rPr>
-      </w:pPr>
-      <w:r>
-        <w:rPr>
-          <w:rFonts w:cs="Times New Roman"/>
-          <w:szCs w:val="24"/>
-        </w:rPr>
-        <w:t>ΕΦΓ</w:t>
-      </w:r>
-      <w:r>
-        <w:rPr>
-          <w:rFonts w:cs="Times New Roman"/>
-          <w:szCs w:val="24"/>
-          <w:lang w:val="en-US"/>
-        </w:rPr>
-        <w:t>..………………………………………</w:t>
-      </w:r>
-      <w:r>
-        <w:rPr>
-          <w:rFonts w:cs="Times New Roman"/>
-          <w:szCs w:val="24"/>
-          <w:lang w:val="en-US"/>
-        </w:rPr>
-        <w:t xml:space="preserve">……………… </w:t>
-      </w:r>
-      <w:r>
-        <w:rPr>
-          <w:rFonts w:cs="Times New Roman"/>
-          <w:szCs w:val="24"/>
-        </w:rPr>
-        <w:t>Επεξεργασία</w:t>
-      </w:r>
-      <w:r>
-        <w:rPr>
-          <w:rFonts w:cs="Times New Roman"/>
-          <w:szCs w:val="24"/>
-          <w:lang w:val="en-US"/>
+        </w:rPr>
+        <w:t>Φυσικής</w:t>
+      </w:r>
+      <w:r>
+        <w:rPr>
+          <w:rFonts w:cs="Times New Roman"/>
+          <w:szCs w:val="24"/>
         </w:rPr>
         <w:t xml:space="preserve"> </w:t>
       </w:r>
@@ -4341,22 +4489,85 @@
           <w:rFonts w:cs="Times New Roman"/>
           <w:szCs w:val="24"/>
         </w:rPr>
-        <w:t>Φυσικής</w:t>
-      </w:r>
-      <w:r>
-        <w:rPr>
-          <w:rFonts w:cs="Times New Roman"/>
-          <w:szCs w:val="24"/>
-          <w:lang w:val="en-US"/>
-        </w:rPr>
-        <w:t xml:space="preserve"> </w:t>
-      </w:r>
-      <w:r>
-        <w:rPr>
-          <w:rFonts w:cs="Times New Roman"/>
-          <w:szCs w:val="24"/>
-        </w:rPr>
         <w:t>Γλώσσας</w:t>
+      </w:r>
+    </w:p>
+    <w:p>
+      <w:pPr>
+        <w:ind w:right="282"/>
+        <w:rPr>
+          <w:rFonts w:cs="Times New Roman"/>
+          <w:szCs w:val="24"/>
+          <w:lang w:val="en-US"/>
+        </w:rPr>
+      </w:pPr>
+      <w:r>
+        <w:rPr>
+          <w:rFonts w:cs="Times New Roman"/>
+          <w:szCs w:val="24"/>
+          <w:lang w:val="en-US"/>
+        </w:rPr>
+        <w:t>BERT…………………………</w:t>
+      </w:r>
+      <w:r>
+        <w:rPr>
+          <w:rFonts w:cs="Times New Roman"/>
+          <w:szCs w:val="24"/>
+          <w:lang w:val="en-US"/>
+        </w:rPr>
+        <w:t>Bidirectional Encoder Representations from Transformers</w:t>
+      </w:r>
+    </w:p>
+    <w:p>
+      <w:pPr>
+        <w:ind w:right="282"/>
+        <w:rPr>
+          <w:rFonts w:cs="Times New Roman"/>
+          <w:szCs w:val="24"/>
+          <w:lang w:val="en-US"/>
+        </w:rPr>
+      </w:pPr>
+      <w:r>
+        <w:rPr>
+          <w:rFonts w:cs="Times New Roman"/>
+          <w:szCs w:val="24"/>
+          <w:lang w:val="en-US"/>
+        </w:rPr>
+        <w:t>GRU…………………………………………………………………...</w:t>
+      </w:r>
+      <w:r>
+        <w:rPr>
+          <w:rFonts w:cs="Times New Roman"/>
+          <w:szCs w:val="24"/>
+          <w:lang w:val="en-US"/>
+        </w:rPr>
+        <w:t>Gated Recurrent Unit</w:t>
+      </w:r>
+    </w:p>
+    <w:p>
+      <w:pPr>
+        <w:ind w:right="282"/>
+        <w:rPr>
+          <w:rFonts w:cs="Times New Roman"/>
+          <w:szCs w:val="24"/>
+          <w:lang w:val="en-US"/>
+        </w:rPr>
+      </w:pPr>
+      <w:r>
+        <w:rPr>
+          <w:rFonts w:cs="Times New Roman"/>
+          <w:szCs w:val="24"/>
+          <w:lang w:val="en-US"/>
+        </w:rPr>
+        <w:t>RNN……………………………………………………………...</w:t>
+      </w:r>
+      <w:r>
+        <w:rPr>
+          <w:rFonts w:cs="Times New Roman"/>
+          <w:szCs w:val="24"/>
+          <w:lang w:val="en-US"/>
+        </w:rPr>
+        <w:t>Recurrent Neural Network</w:t>
       </w:r>
     </w:p>
     <w:p>
@@ -4368,11 +4579,13 @@
           <w:bCs/>
           <w:sz w:val="28"/>
           <w:szCs w:val="28"/>
-        </w:rPr>
-      </w:pPr>
-      <w:r>
-        <w:rPr>
-          <w:rFonts w:cs="Times New Roman"/>
+          <w:lang w:val="en-US"/>
+        </w:rPr>
+      </w:pPr>
+      <w:r>
+        <w:rPr>
+          <w:rFonts w:cs="Times New Roman"/>
+          <w:lang w:val="en-US"/>
         </w:rPr>
         <w:br w:type="page"/>
       </w:r>
@@ -4390,8 +4603,8 @@
           <w:color w:val="auto"/>
         </w:rPr>
       </w:pPr>
-      <w:bookmarkStart w:id="7" w:name="_Toc476832639"/>
-      <w:bookmarkStart w:id="8" w:name="_Toc476744048"/>
+      <w:bookmarkStart w:id="8" w:name="_Toc476832639"/>
+      <w:bookmarkStart w:id="9" w:name="_Toc476744048"/>
       <w:r>
         <w:rPr>
           <w:rFonts w:ascii="Times New Roman" w:hAnsi="Times New Roman" w:cs="Times New Roman"/>
@@ -4400,7 +4613,7 @@
         <w:lastRenderedPageBreak/>
         <w:t>ΑΠΟΔΟΣΗ ΟΡΩΝ / ΓΛΩΣΣΑΡΙΟ</w:t>
       </w:r>
-      <w:bookmarkEnd w:id="7"/>
+      <w:bookmarkEnd w:id="8"/>
     </w:p>
     <w:p>
       <w:pPr>
@@ -4474,7 +4687,7 @@
           <w:color w:val="auto"/>
         </w:rPr>
       </w:pPr>
-      <w:bookmarkStart w:id="9" w:name="_Toc476832640"/>
+      <w:bookmarkStart w:id="10" w:name="_Toc476832640"/>
       <w:r>
         <w:rPr>
           <w:rFonts w:ascii="Times New Roman" w:hAnsi="Times New Roman" w:cs="Times New Roman"/>
@@ -4483,12 +4696,15 @@
         <w:lastRenderedPageBreak/>
         <w:t>ΕΙΣΑΓΩΓΗ</w:t>
       </w:r>
-      <w:bookmarkEnd w:id="9"/>
+      <w:bookmarkEnd w:id="10"/>
     </w:p>
     <w:p/>
     <w:p>
       <w:r>
-        <w:t xml:space="preserve">Ζώντας στην εποχή των </w:t>
+        <w:t>Σ</w:t>
+      </w:r>
+      <w:r>
+        <w:t xml:space="preserve">την εποχή των </w:t>
       </w:r>
       <w:r>
         <w:rPr>
@@ -4545,34 +4761,7 @@
             <w:fldChar w:fldCharType="begin"/>
           </w:r>
           <w:r>
-            <w:instrText xml:space="preserve"> </w:instrText>
-          </w:r>
-          <w:r>
-            <w:rPr>
-              <w:lang w:val="en-US"/>
-            </w:rPr>
-            <w:instrText>CITATION</w:instrText>
-          </w:r>
-          <w:r>
-            <w:instrText xml:space="preserve"> </w:instrText>
-          </w:r>
-          <w:r>
-            <w:rPr>
-              <w:lang w:val="en-US"/>
-            </w:rPr>
-            <w:instrText>Dep</w:instrText>
-          </w:r>
-          <w:r>
-            <w:instrText>25 \</w:instrText>
-          </w:r>
-          <w:r>
-            <w:rPr>
-              <w:lang w:val="en-US"/>
-            </w:rPr>
-            <w:instrText>l</w:instrText>
-          </w:r>
-          <w:r>
-            <w:instrText xml:space="preserve"> 1033 </w:instrText>
+            <w:instrText xml:space="preserve">CITATION Dep25 \l 1033 </w:instrText>
           </w:r>
           <w:r>
             <w:fldChar w:fldCharType="separate"/>
@@ -4581,150 +4770,7 @@
             <w:rPr>
               <w:noProof/>
             </w:rPr>
-            <w:t>(</w:t>
-          </w:r>
-          <w:r>
-            <w:rPr>
-              <w:noProof/>
-              <w:lang w:val="en-US"/>
-            </w:rPr>
-            <w:t>Department</w:t>
-          </w:r>
-          <w:r>
-            <w:rPr>
-              <w:noProof/>
-            </w:rPr>
-            <w:t xml:space="preserve"> </w:t>
-          </w:r>
-          <w:r>
-            <w:rPr>
-              <w:noProof/>
-              <w:lang w:val="en-US"/>
-            </w:rPr>
-            <w:t>of</w:t>
-          </w:r>
-          <w:r>
-            <w:rPr>
-              <w:noProof/>
-            </w:rPr>
-            <w:t xml:space="preserve"> </w:t>
-          </w:r>
-          <w:r>
-            <w:rPr>
-              <w:noProof/>
-              <w:lang w:val="en-US"/>
-            </w:rPr>
-            <w:t>Psychology</w:t>
-          </w:r>
-          <w:r>
-            <w:rPr>
-              <w:noProof/>
-            </w:rPr>
-            <w:t xml:space="preserve"> </w:t>
-          </w:r>
-          <w:r>
-            <w:rPr>
-              <w:noProof/>
-              <w:lang w:val="en-US"/>
-            </w:rPr>
-            <w:t>and</w:t>
-          </w:r>
-          <w:r>
-            <w:rPr>
-              <w:noProof/>
-            </w:rPr>
-            <w:t xml:space="preserve"> </w:t>
-          </w:r>
-          <w:r>
-            <w:rPr>
-              <w:noProof/>
-              <w:lang w:val="en-US"/>
-            </w:rPr>
-            <w:t>Israel</w:t>
-          </w:r>
-          <w:r>
-            <w:rPr>
-              <w:noProof/>
-            </w:rPr>
-            <w:t xml:space="preserve"> </w:t>
-          </w:r>
-          <w:r>
-            <w:rPr>
-              <w:noProof/>
-              <w:lang w:val="en-US"/>
-            </w:rPr>
-            <w:t>Center</w:t>
-          </w:r>
-          <w:r>
-            <w:rPr>
-              <w:noProof/>
-            </w:rPr>
-            <w:t xml:space="preserve"> </w:t>
-          </w:r>
-          <w:r>
-            <w:rPr>
-              <w:noProof/>
-              <w:lang w:val="en-US"/>
-            </w:rPr>
-            <w:t>for</w:t>
-          </w:r>
-          <w:r>
-            <w:rPr>
-              <w:noProof/>
-            </w:rPr>
-            <w:t xml:space="preserve"> </w:t>
-          </w:r>
-          <w:r>
-            <w:rPr>
-              <w:noProof/>
-              <w:lang w:val="en-US"/>
-            </w:rPr>
-            <w:t>Addiction</w:t>
-          </w:r>
-          <w:r>
-            <w:rPr>
-              <w:noProof/>
-            </w:rPr>
-            <w:t xml:space="preserve"> </w:t>
-          </w:r>
-          <w:r>
-            <w:rPr>
-              <w:noProof/>
-              <w:lang w:val="en-US"/>
-            </w:rPr>
-            <w:t>and</w:t>
-          </w:r>
-          <w:r>
-            <w:rPr>
-              <w:noProof/>
-            </w:rPr>
-            <w:t xml:space="preserve"> </w:t>
-          </w:r>
-          <w:r>
-            <w:rPr>
-              <w:noProof/>
-              <w:lang w:val="en-US"/>
-            </w:rPr>
-            <w:t>Mental</w:t>
-          </w:r>
-          <w:r>
-            <w:rPr>
-              <w:noProof/>
-            </w:rPr>
-            <w:t xml:space="preserve"> </w:t>
-          </w:r>
-          <w:r>
-            <w:rPr>
-              <w:noProof/>
-              <w:lang w:val="en-US"/>
-            </w:rPr>
-            <w:t>Health</w:t>
-          </w:r>
-          <w:r>
-            <w:rPr>
-              <w:noProof/>
-            </w:rPr>
-            <w:t>, 2025)</w:t>
+            <w:t>(Shmulewitz, 2025)</w:t>
           </w:r>
           <w:r>
             <w:fldChar w:fldCharType="end"/>
@@ -4773,40 +4819,42 @@
         <w:t>στην ελληνική γλώσσα μιας και τα δεδομένα που είναι διαθέσιμα, εκτός από σπάνια, πολλές φορές δεν συμπεριλαμβάνουν</w:t>
       </w:r>
       <w:r>
+        <w:t xml:space="preserve"> προσβλητικές ή υβριστικές</w:t>
+      </w:r>
+      <w:r>
+        <w:t xml:space="preserve"> λέξεις, προσθέτοντας έτσι άλλο ένα επίπεδο πρόκλησης στην ανάπτυξη των μοντέλων. </w:t>
+      </w:r>
+      <w:r>
+        <w:t>Εκτός από αυτό</w:t>
+      </w:r>
+      <w:r>
+        <w:t xml:space="preserve">, </w:t>
+      </w:r>
+      <w:r>
+        <w:t xml:space="preserve">οι μέθοδοι που χρησιμοποιούνται από άτομα για την κοινοποίηση ρητορικής μίσους εξελίσσεται συνεχώς χρησιμοποιώντας τρόπους </w:t>
+      </w:r>
+      <w:r>
+        <w:t xml:space="preserve">όπως η χρήση </w:t>
+      </w:r>
+      <w:proofErr w:type="spellStart"/>
+      <w:r>
+        <w:t>εμφωλευμένου</w:t>
+      </w:r>
+      <w:proofErr w:type="spellEnd"/>
+      <w:r>
+        <w:t xml:space="preserve"> κείμενου σε εικόνες και χρήση </w:t>
+      </w:r>
+      <w:r>
+        <w:rPr>
+          <w:lang w:val="en-US"/>
+        </w:rPr>
+        <w:t>ai</w:t>
+      </w:r>
+      <w:r>
         <w:t xml:space="preserve"> </w:t>
       </w:r>
       <w:r>
-        <w:t>προσβλητικές ή υβριστικές</w:t>
-      </w:r>
-      <w:r>
-        <w:t xml:space="preserve"> λέξεις, προσθέτοντας έτσι άλλο ένα επίπεδο πρόκλησης στην ανάπτυξη των μοντέλων. </w:t>
-      </w:r>
-      <w:r>
-        <w:t>Εκτός από αυτό</w:t>
-      </w:r>
-      <w:r>
-        <w:t xml:space="preserve">, </w:t>
-      </w:r>
-      <w:r>
-        <w:t xml:space="preserve">οι μέθοδοι που χρησιμοποιούνται από άτομα για την κοινοποίηση ρητορικής μίσους εξελίσσεται συνεχώς χρησιμοποιώντας τρόπους </w:t>
-      </w:r>
-      <w:r>
-        <w:t xml:space="preserve">όπως η χρήση εμφωλευμένου κείμενου σε εικόνες και χρήση </w:t>
-      </w:r>
-      <w:r>
-        <w:rPr>
-          <w:lang w:val="en-US"/>
-        </w:rPr>
-        <w:t>ai</w:t>
-      </w:r>
-      <w:r>
-        <w:t xml:space="preserve"> </w:t>
-      </w:r>
-      <w:r>
-        <w:t>για παραγωγή σχόλιων</w:t>
-      </w:r>
-      <w:r>
-        <w:t xml:space="preserve"> καταφέρνουν να αποφύγουν την αναγνώριση και να συνεχίσουν ακάθεκτοι.</w:t>
+        <w:t>για παραγωγή σχόλιων καταφέρνουν να αποφύγουν την αναγνώριση και να συνεχίσουν ακάθεκτοι.</w:t>
       </w:r>
     </w:p>
     <w:p>
@@ -4832,103 +4880,19 @@
     </w:p>
     <w:p>
       <w:pPr>
-        <w:pStyle w:val="Heading1"/>
-        <w:numPr>
-          <w:ilvl w:val="0"/>
-          <w:numId w:val="0"/>
-        </w:numPr>
-        <w:ind w:right="282"/>
-        <w:jc w:val="both"/>
-        <w:rPr>
-          <w:rFonts w:ascii="Times New Roman" w:hAnsi="Times New Roman" w:cs="Times New Roman"/>
-          <w:color w:val="auto"/>
-          <w:sz w:val="32"/>
-          <w:szCs w:val="32"/>
-        </w:rPr>
-      </w:pPr>
-      <w:r>
-        <w:rPr>
-          <w:rFonts w:ascii="Times New Roman" w:hAnsi="Times New Roman" w:cs="Times New Roman"/>
-          <w:color w:val="auto"/>
-          <w:sz w:val="32"/>
-          <w:szCs w:val="32"/>
-        </w:rPr>
+        <w:pStyle w:val="a"/>
+        <w:rPr>
+          <w:lang w:val="en-US"/>
+        </w:rPr>
+      </w:pPr>
+      <w:r>
         <w:lastRenderedPageBreak/>
-        <w:t>1.[Τίτλος κεφαλαίου]</w:t>
-      </w:r>
-      <w:bookmarkEnd w:id="8"/>
-    </w:p>
-    <w:p>
-      <w:pPr>
-        <w:ind w:right="282"/>
-        <w:jc w:val="both"/>
-        <w:rPr>
-          <w:rFonts w:cs="Times New Roman"/>
-          <w:szCs w:val="24"/>
-        </w:rPr>
-      </w:pPr>
-    </w:p>
-    <w:p>
-      <w:pPr>
-        <w:ind w:right="282"/>
-        <w:jc w:val="both"/>
-        <w:rPr>
-          <w:rFonts w:cs="Times New Roman"/>
-          <w:szCs w:val="24"/>
-        </w:rPr>
-      </w:pPr>
-      <w:r>
-        <w:rPr>
-          <w:rFonts w:cs="Times New Roman"/>
-          <w:szCs w:val="24"/>
-        </w:rPr>
-        <w:t xml:space="preserve">Κυρίως κείμενο της εργασίας. </w:t>
-      </w:r>
-      <w:r>
-        <w:rPr>
-          <w:rFonts w:cs="Times New Roman"/>
-          <w:szCs w:val="24"/>
-        </w:rPr>
-        <w:t>Η δομή του κυρίως σώματος της εργασίας εξαρτάται από το είδος της εργασίας π.χ. πτυχιακή</w:t>
-      </w:r>
-      <w:r>
-        <w:rPr>
-          <w:rFonts w:cs="Times New Roman"/>
-          <w:szCs w:val="24"/>
-        </w:rPr>
-        <w:t>,</w:t>
-      </w:r>
-      <w:r>
-        <w:rPr>
-          <w:rFonts w:cs="Times New Roman"/>
-          <w:szCs w:val="24"/>
-        </w:rPr>
-        <w:t xml:space="preserve"> διπλωματική εργασία ή διδακτορική διατριβή</w:t>
-      </w:r>
-      <w:r>
-        <w:rPr>
-          <w:rFonts w:cs="Times New Roman"/>
-          <w:szCs w:val="24"/>
-        </w:rPr>
-        <w:t>.</w:t>
-      </w:r>
-      <w:r>
-        <w:rPr>
-          <w:rFonts w:cs="Times New Roman"/>
-          <w:szCs w:val="24"/>
-        </w:rPr>
-        <w:t xml:space="preserve"> </w:t>
-      </w:r>
-    </w:p>
-    <w:p>
-      <w:pPr>
-        <w:ind w:right="282"/>
-        <w:jc w:val="both"/>
-        <w:rPr>
-          <w:rFonts w:cs="Times New Roman"/>
-          <w:szCs w:val="24"/>
-        </w:rPr>
-      </w:pPr>
+        <w:t>1.</w:t>
+      </w:r>
+      <w:bookmarkEnd w:id="9"/>
+      <w:r>
+        <w:t xml:space="preserve"> Σχετικές Εργασίες</w:t>
+      </w:r>
     </w:p>
     <w:p>
       <w:pPr>
@@ -4946,7 +4910,7 @@
           <w:szCs w:val="28"/>
         </w:rPr>
       </w:pPr>
-      <w:bookmarkStart w:id="10" w:name="_Toc476744049"/>
+      <w:bookmarkStart w:id="11" w:name="_Toc476744049"/>
       <w:r>
         <w:rPr>
           <w:rFonts w:ascii="Times New Roman" w:hAnsi="Times New Roman" w:cs="Times New Roman"/>
@@ -4965,6 +4929,7 @@
         </w:rPr>
         <w:t>1</w:t>
       </w:r>
+      <w:bookmarkEnd w:id="11"/>
       <w:r>
         <w:rPr>
           <w:rFonts w:ascii="Times New Roman" w:hAnsi="Times New Roman" w:cs="Times New Roman"/>
@@ -4972,7 +4937,7 @@
           <w:sz w:val="28"/>
           <w:szCs w:val="28"/>
         </w:rPr>
-        <w:t xml:space="preserve"> [Τίτλος υποκεφαλαίου</w:t>
+        <w:t xml:space="preserve"> </w:t>
       </w:r>
       <w:r>
         <w:rPr>
@@ -4981,9 +4946,1382 @@
           <w:sz w:val="28"/>
           <w:szCs w:val="28"/>
         </w:rPr>
+        <w:t>Ανίχνευση τοξικότητας στ</w:t>
+      </w:r>
+      <w:r>
+        <w:rPr>
+          <w:rFonts w:ascii="Times New Roman" w:hAnsi="Times New Roman" w:cs="Times New Roman"/>
+          <w:color w:val="auto"/>
+          <w:sz w:val="28"/>
+          <w:szCs w:val="28"/>
+        </w:rPr>
+        <w:t>α Ελληνικά</w:t>
+      </w:r>
+    </w:p>
+    <w:p>
+      <w:pPr>
+        <w:ind w:right="282"/>
+        <w:jc w:val="both"/>
+        <w:rPr>
+          <w:rFonts w:cs="Times New Roman"/>
+          <w:szCs w:val="24"/>
+        </w:rPr>
+      </w:pPr>
+      <w:r>
+        <w:rPr>
+          <w:rFonts w:cs="Times New Roman"/>
+          <w:szCs w:val="24"/>
+        </w:rPr>
+        <w:t xml:space="preserve">Η ανίχνευση τοξικής συμπεριφοράς στο διαδίκτυο είναι έργο που έχει απασχολήσει ερευνητές και επαγγελματίες στον χώρο της πληροφορικής και των </w:t>
+      </w:r>
+      <w:r>
+        <w:rPr>
+          <w:rFonts w:cs="Times New Roman"/>
+          <w:szCs w:val="24"/>
+          <w:lang w:val="en-US"/>
+        </w:rPr>
+        <w:t>social</w:t>
+      </w:r>
+      <w:r>
+        <w:rPr>
+          <w:rFonts w:cs="Times New Roman"/>
+          <w:szCs w:val="24"/>
+        </w:rPr>
+        <w:t xml:space="preserve"> </w:t>
+      </w:r>
+      <w:r>
+        <w:rPr>
+          <w:rFonts w:cs="Times New Roman"/>
+          <w:szCs w:val="24"/>
+          <w:lang w:val="en-US"/>
+        </w:rPr>
+        <w:t>media</w:t>
+      </w:r>
+      <w:r>
+        <w:rPr>
+          <w:rFonts w:cs="Times New Roman"/>
+          <w:szCs w:val="24"/>
+        </w:rPr>
+        <w:t xml:space="preserve"> για πολλά χρόνια. Ενώ πολλές εταιρίες προσλαμβάνουν ανθρώπινους μεσολαβητές για την ανίχνευση και την πρόληψη τοξικής συμπεριφοράς, </w:t>
+      </w:r>
+      <w:r>
+        <w:rPr>
+          <w:rFonts w:cs="Times New Roman"/>
+          <w:szCs w:val="24"/>
+        </w:rPr>
+        <w:t xml:space="preserve">όσοι εκτίθενται σε αυτό το περιεχόμενο μπορεί να δείξουν μείωση στην ψυχολογική τους υγεία σύμφωνα με </w:t>
+      </w:r>
+      <w:r>
+        <w:rPr>
+          <w:rFonts w:cs="Times New Roman"/>
+          <w:szCs w:val="24"/>
+        </w:rPr>
+        <w:t xml:space="preserve">μια έρευνα του </w:t>
+      </w:r>
+      <w:sdt>
+        <w:sdtPr>
+          <w:rPr>
+            <w:rFonts w:cs="Times New Roman"/>
+            <w:szCs w:val="24"/>
+          </w:rPr>
+          <w:id w:val="-1402662109"/>
+          <w:citation/>
+        </w:sdtPr>
+        <w:sdtContent>
+          <w:r>
+            <w:rPr>
+              <w:rFonts w:cs="Times New Roman"/>
+              <w:szCs w:val="24"/>
+            </w:rPr>
+            <w:fldChar w:fldCharType="begin"/>
+          </w:r>
+          <w:r>
+            <w:rPr>
+              <w:rFonts w:cs="Times New Roman"/>
+              <w:szCs w:val="24"/>
+            </w:rPr>
+            <w:instrText xml:space="preserve"> CITATION Pab251 \l 1032 </w:instrText>
+          </w:r>
+          <w:r>
+            <w:rPr>
+              <w:rFonts w:cs="Times New Roman"/>
+              <w:szCs w:val="24"/>
+            </w:rPr>
+            <w:fldChar w:fldCharType="separate"/>
+          </w:r>
+          <w:r>
+            <w:rPr>
+              <w:rFonts w:cs="Times New Roman"/>
+              <w:noProof/>
+              <w:szCs w:val="24"/>
+            </w:rPr>
+            <w:t>(Madriaza, 2025)</w:t>
+          </w:r>
+          <w:r>
+            <w:rPr>
+              <w:rFonts w:cs="Times New Roman"/>
+              <w:szCs w:val="24"/>
+            </w:rPr>
+            <w:fldChar w:fldCharType="end"/>
+          </w:r>
+        </w:sdtContent>
+      </w:sdt>
+      <w:r>
+        <w:rPr>
+          <w:rFonts w:cs="Times New Roman"/>
+          <w:szCs w:val="24"/>
+        </w:rPr>
+        <w:t>.</w:t>
+      </w:r>
+    </w:p>
+    <w:p>
+      <w:pPr>
+        <w:ind w:right="282"/>
+        <w:jc w:val="both"/>
+        <w:rPr>
+          <w:rFonts w:cs="Times New Roman"/>
+          <w:szCs w:val="24"/>
+        </w:rPr>
+      </w:pPr>
+      <w:r>
+        <w:rPr>
+          <w:rFonts w:cs="Times New Roman"/>
+          <w:szCs w:val="24"/>
+        </w:rPr>
+        <w:t>Για την αποφυγή έκθεσης σε βλαβερό περιεχόμενο έχουν υπάρξει πολλαπλές μέθοδοι</w:t>
+      </w:r>
+      <w:r>
+        <w:rPr>
+          <w:rFonts w:cs="Times New Roman"/>
+          <w:szCs w:val="24"/>
+        </w:rPr>
+        <w:t xml:space="preserve"> με την χρήση μοντέρνων τεχνικών και τεχνολογιών.</w:t>
+      </w:r>
+      <w:r>
+        <w:rPr>
+          <w:rFonts w:cs="Times New Roman"/>
+          <w:szCs w:val="24"/>
+        </w:rPr>
+        <w:t xml:space="preserve"> </w:t>
+      </w:r>
+      <w:r>
+        <w:rPr>
+          <w:rFonts w:cs="Times New Roman"/>
+          <w:szCs w:val="24"/>
+        </w:rPr>
+        <w:t xml:space="preserve">Τα μοντέλα </w:t>
+      </w:r>
+      <w:r>
+        <w:rPr>
+          <w:rFonts w:cs="Times New Roman"/>
+          <w:szCs w:val="24"/>
+          <w:lang w:val="en-US"/>
+        </w:rPr>
+        <w:t>BERT</w:t>
+      </w:r>
+      <w:r>
+        <w:rPr>
+          <w:rFonts w:cs="Times New Roman"/>
+          <w:szCs w:val="24"/>
+        </w:rPr>
+        <w:t xml:space="preserve"> </w:t>
+      </w:r>
+      <w:r>
+        <w:rPr>
+          <w:rFonts w:cs="Times New Roman"/>
+          <w:szCs w:val="24"/>
+        </w:rPr>
+        <w:t>είναι εξαιρετικά δημοφιλή στο συγκεκριμένο</w:t>
+      </w:r>
+      <w:r>
+        <w:rPr>
+          <w:rFonts w:cs="Times New Roman"/>
+          <w:szCs w:val="24"/>
+        </w:rPr>
+        <w:t xml:space="preserve"> </w:t>
+      </w:r>
+      <w:r>
+        <w:rPr>
+          <w:rFonts w:cs="Times New Roman"/>
+          <w:szCs w:val="24"/>
+        </w:rPr>
+        <w:t>έργο. Για</w:t>
+      </w:r>
+      <w:r>
+        <w:rPr>
+          <w:rFonts w:cs="Times New Roman"/>
+          <w:szCs w:val="24"/>
+        </w:rPr>
+        <w:t xml:space="preserve"> </w:t>
+      </w:r>
+      <w:r>
+        <w:rPr>
+          <w:rFonts w:cs="Times New Roman"/>
+          <w:szCs w:val="24"/>
+        </w:rPr>
+        <w:t>παράδειγμα</w:t>
+      </w:r>
+      <w:r>
+        <w:rPr>
+          <w:rFonts w:cs="Times New Roman"/>
+          <w:szCs w:val="24"/>
+        </w:rPr>
+        <w:t xml:space="preserve">, </w:t>
+      </w:r>
+      <w:r>
+        <w:rPr>
+          <w:rFonts w:cs="Times New Roman"/>
+          <w:szCs w:val="24"/>
+        </w:rPr>
+        <w:t>στο</w:t>
+      </w:r>
+      <w:r>
+        <w:rPr>
+          <w:rFonts w:cs="Times New Roman"/>
+          <w:szCs w:val="24"/>
+        </w:rPr>
+        <w:t xml:space="preserve"> </w:t>
+      </w:r>
+      <w:r>
+        <w:rPr>
+          <w:rFonts w:cs="Times New Roman"/>
+          <w:szCs w:val="24"/>
+          <w:lang w:val="en-US"/>
+        </w:rPr>
+        <w:t>paper</w:t>
+      </w:r>
+      <w:r>
+        <w:rPr>
+          <w:rFonts w:cs="Times New Roman"/>
+          <w:szCs w:val="24"/>
+        </w:rPr>
+        <w:t xml:space="preserve"> «</w:t>
+      </w:r>
+      <w:r>
+        <w:rPr>
+          <w:rFonts w:cs="Times New Roman"/>
+          <w:szCs w:val="24"/>
+          <w:lang w:val="en-US"/>
+        </w:rPr>
+        <w:t>Multimodal</w:t>
+      </w:r>
+      <w:r>
+        <w:rPr>
+          <w:rFonts w:cs="Times New Roman"/>
+          <w:szCs w:val="24"/>
+        </w:rPr>
+        <w:t xml:space="preserve"> </w:t>
+      </w:r>
+      <w:r>
+        <w:rPr>
+          <w:rFonts w:cs="Times New Roman"/>
+          <w:szCs w:val="24"/>
+          <w:lang w:val="en-US"/>
+        </w:rPr>
+        <w:t>Hate</w:t>
+      </w:r>
+      <w:r>
+        <w:rPr>
+          <w:rFonts w:cs="Times New Roman"/>
+          <w:szCs w:val="24"/>
+        </w:rPr>
+        <w:t xml:space="preserve"> </w:t>
+      </w:r>
+      <w:r>
+        <w:rPr>
+          <w:rFonts w:cs="Times New Roman"/>
+          <w:szCs w:val="24"/>
+          <w:lang w:val="en-US"/>
+        </w:rPr>
+        <w:t>Speech</w:t>
+      </w:r>
+      <w:r>
+        <w:rPr>
+          <w:rFonts w:cs="Times New Roman"/>
+          <w:szCs w:val="24"/>
+        </w:rPr>
+        <w:t xml:space="preserve"> </w:t>
+      </w:r>
+      <w:r>
+        <w:rPr>
+          <w:rFonts w:cs="Times New Roman"/>
+          <w:szCs w:val="24"/>
+          <w:lang w:val="en-US"/>
+        </w:rPr>
+        <w:t>Detection</w:t>
+      </w:r>
+      <w:r>
+        <w:rPr>
+          <w:rFonts w:cs="Times New Roman"/>
+          <w:szCs w:val="24"/>
+        </w:rPr>
+        <w:t xml:space="preserve"> </w:t>
+      </w:r>
+      <w:r>
+        <w:rPr>
+          <w:rFonts w:cs="Times New Roman"/>
+          <w:szCs w:val="24"/>
+          <w:lang w:val="en-US"/>
+        </w:rPr>
+        <w:t>in</w:t>
+      </w:r>
+      <w:r>
+        <w:rPr>
+          <w:rFonts w:cs="Times New Roman"/>
+          <w:szCs w:val="24"/>
+        </w:rPr>
+        <w:t xml:space="preserve"> </w:t>
+      </w:r>
+      <w:r>
+        <w:rPr>
+          <w:rFonts w:cs="Times New Roman"/>
+          <w:szCs w:val="24"/>
+          <w:lang w:val="en-US"/>
+        </w:rPr>
+        <w:t>Greek</w:t>
+      </w:r>
+      <w:r>
+        <w:rPr>
+          <w:rFonts w:cs="Times New Roman"/>
+          <w:szCs w:val="24"/>
+        </w:rPr>
+        <w:t xml:space="preserve"> </w:t>
+      </w:r>
+      <w:r>
+        <w:rPr>
+          <w:rFonts w:cs="Times New Roman"/>
+          <w:szCs w:val="24"/>
+          <w:lang w:val="en-US"/>
+        </w:rPr>
+        <w:t>Social</w:t>
+      </w:r>
+      <w:r>
+        <w:rPr>
+          <w:rFonts w:cs="Times New Roman"/>
+          <w:szCs w:val="24"/>
+        </w:rPr>
+        <w:t xml:space="preserve"> </w:t>
+      </w:r>
+      <w:r>
+        <w:rPr>
+          <w:rFonts w:cs="Times New Roman"/>
+          <w:szCs w:val="24"/>
+          <w:lang w:val="en-US"/>
+        </w:rPr>
+        <w:t>Media</w:t>
+      </w:r>
+      <w:r>
+        <w:rPr>
+          <w:rFonts w:cs="Times New Roman"/>
+          <w:szCs w:val="24"/>
+        </w:rPr>
+        <w:t xml:space="preserve">» </w:t>
+      </w:r>
+      <w:sdt>
+        <w:sdtPr>
+          <w:rPr>
+            <w:rFonts w:cs="Times New Roman"/>
+            <w:szCs w:val="24"/>
+            <w:lang w:val="en-US"/>
+          </w:rPr>
+          <w:id w:val="1945564154"/>
+          <w:citation/>
+        </w:sdtPr>
+        <w:sdtContent>
+          <w:r>
+            <w:rPr>
+              <w:rFonts w:cs="Times New Roman"/>
+              <w:szCs w:val="24"/>
+              <w:lang w:val="en-US"/>
+            </w:rPr>
+            <w:fldChar w:fldCharType="begin"/>
+          </w:r>
+          <w:r>
+            <w:rPr>
+              <w:rFonts w:cs="Times New Roman"/>
+              <w:szCs w:val="24"/>
+            </w:rPr>
+            <w:instrText xml:space="preserve"> </w:instrText>
+          </w:r>
+          <w:r>
+            <w:rPr>
+              <w:rFonts w:cs="Times New Roman"/>
+              <w:szCs w:val="24"/>
+              <w:lang w:val="en-US"/>
+            </w:rPr>
+            <w:instrText>CITATION</w:instrText>
+          </w:r>
+          <w:r>
+            <w:rPr>
+              <w:rFonts w:cs="Times New Roman"/>
+              <w:szCs w:val="24"/>
+            </w:rPr>
+            <w:instrText xml:space="preserve"> </w:instrText>
+          </w:r>
+          <w:r>
+            <w:rPr>
+              <w:rFonts w:cs="Times New Roman"/>
+              <w:szCs w:val="24"/>
+              <w:lang w:val="en-US"/>
+            </w:rPr>
+            <w:instrText>Kon</w:instrText>
+          </w:r>
+          <w:r>
+            <w:rPr>
+              <w:rFonts w:cs="Times New Roman"/>
+              <w:szCs w:val="24"/>
+            </w:rPr>
+            <w:instrText>21 \</w:instrText>
+          </w:r>
+          <w:r>
+            <w:rPr>
+              <w:rFonts w:cs="Times New Roman"/>
+              <w:szCs w:val="24"/>
+              <w:lang w:val="en-US"/>
+            </w:rPr>
+            <w:instrText>l</w:instrText>
+          </w:r>
+          <w:r>
+            <w:rPr>
+              <w:rFonts w:cs="Times New Roman"/>
+              <w:szCs w:val="24"/>
+            </w:rPr>
+            <w:instrText xml:space="preserve"> 1032 </w:instrText>
+          </w:r>
+          <w:r>
+            <w:rPr>
+              <w:rFonts w:cs="Times New Roman"/>
+              <w:szCs w:val="24"/>
+              <w:lang w:val="en-US"/>
+            </w:rPr>
+            <w:fldChar w:fldCharType="separate"/>
+          </w:r>
+          <w:r>
+            <w:rPr>
+              <w:rFonts w:cs="Times New Roman"/>
+              <w:noProof/>
+              <w:szCs w:val="24"/>
+            </w:rPr>
+            <w:t>(</w:t>
+          </w:r>
+          <w:r>
+            <w:rPr>
+              <w:rFonts w:cs="Times New Roman"/>
+              <w:noProof/>
+              <w:szCs w:val="24"/>
+              <w:lang w:val="en-US"/>
+            </w:rPr>
+            <w:t>Konstantinos</w:t>
+          </w:r>
+          <w:r>
+            <w:rPr>
+              <w:rFonts w:cs="Times New Roman"/>
+              <w:noProof/>
+              <w:szCs w:val="24"/>
+            </w:rPr>
+            <w:t xml:space="preserve"> </w:t>
+          </w:r>
+          <w:r>
+            <w:rPr>
+              <w:rFonts w:cs="Times New Roman"/>
+              <w:noProof/>
+              <w:szCs w:val="24"/>
+              <w:lang w:val="en-US"/>
+            </w:rPr>
+            <w:t>Perifanos</w:t>
+          </w:r>
+          <w:r>
+            <w:rPr>
+              <w:rFonts w:cs="Times New Roman"/>
+              <w:noProof/>
+              <w:szCs w:val="24"/>
+            </w:rPr>
+            <w:t>, 2021)</w:t>
+          </w:r>
+          <w:r>
+            <w:rPr>
+              <w:rFonts w:cs="Times New Roman"/>
+              <w:szCs w:val="24"/>
+              <w:lang w:val="en-US"/>
+            </w:rPr>
+            <w:fldChar w:fldCharType="end"/>
+          </w:r>
+        </w:sdtContent>
+      </w:sdt>
+      <w:r>
+        <w:rPr>
+          <w:rFonts w:cs="Times New Roman"/>
+          <w:szCs w:val="24"/>
+        </w:rPr>
+        <w:t xml:space="preserve"> </w:t>
+      </w:r>
+      <w:r>
+        <w:rPr>
+          <w:rFonts w:cs="Times New Roman"/>
+          <w:szCs w:val="24"/>
+        </w:rPr>
+        <w:t>είδαμε</w:t>
+      </w:r>
+      <w:r>
+        <w:rPr>
+          <w:rFonts w:cs="Times New Roman"/>
+          <w:szCs w:val="24"/>
+        </w:rPr>
+        <w:t xml:space="preserve"> </w:t>
+      </w:r>
+      <w:r>
+        <w:rPr>
+          <w:rFonts w:cs="Times New Roman"/>
+          <w:szCs w:val="24"/>
+        </w:rPr>
+        <w:t>την</w:t>
+      </w:r>
+      <w:r>
+        <w:rPr>
+          <w:rFonts w:cs="Times New Roman"/>
+          <w:szCs w:val="24"/>
+        </w:rPr>
+        <w:t xml:space="preserve"> </w:t>
+      </w:r>
+      <w:r>
+        <w:rPr>
+          <w:rFonts w:cs="Times New Roman"/>
+          <w:szCs w:val="24"/>
+        </w:rPr>
+        <w:t>χρήση</w:t>
+      </w:r>
+      <w:r>
+        <w:rPr>
+          <w:rFonts w:cs="Times New Roman"/>
+          <w:szCs w:val="24"/>
+        </w:rPr>
+        <w:t xml:space="preserve"> </w:t>
+      </w:r>
+      <w:r>
+        <w:rPr>
+          <w:rFonts w:cs="Times New Roman"/>
+          <w:szCs w:val="24"/>
+        </w:rPr>
+        <w:t>δημοσίως</w:t>
+      </w:r>
+      <w:r>
+        <w:rPr>
+          <w:rFonts w:cs="Times New Roman"/>
+          <w:szCs w:val="24"/>
+        </w:rPr>
+        <w:t xml:space="preserve"> </w:t>
+      </w:r>
+      <w:r>
+        <w:rPr>
+          <w:rFonts w:cs="Times New Roman"/>
+          <w:szCs w:val="24"/>
+        </w:rPr>
+        <w:t>διαθέσιμων</w:t>
+      </w:r>
+      <w:r>
+        <w:rPr>
+          <w:rFonts w:cs="Times New Roman"/>
+          <w:szCs w:val="24"/>
+        </w:rPr>
+        <w:t xml:space="preserve"> </w:t>
+      </w:r>
+      <w:r>
+        <w:rPr>
+          <w:rFonts w:cs="Times New Roman"/>
+          <w:szCs w:val="24"/>
+        </w:rPr>
+        <w:t xml:space="preserve">μοντέλων όπως το </w:t>
+      </w:r>
+      <w:r>
+        <w:rPr>
+          <w:rFonts w:cs="Times New Roman"/>
+          <w:szCs w:val="24"/>
+          <w:lang w:val="en-US"/>
+        </w:rPr>
+        <w:t>Greek</w:t>
+      </w:r>
+      <w:r>
+        <w:rPr>
+          <w:rFonts w:cs="Times New Roman"/>
+          <w:szCs w:val="24"/>
+        </w:rPr>
+        <w:t xml:space="preserve"> </w:t>
+      </w:r>
+      <w:r>
+        <w:rPr>
+          <w:rFonts w:cs="Times New Roman"/>
+          <w:szCs w:val="24"/>
+          <w:lang w:val="en-US"/>
+        </w:rPr>
+        <w:t>BERT</w:t>
+      </w:r>
+      <w:r>
+        <w:rPr>
+          <w:rFonts w:cs="Times New Roman"/>
+          <w:szCs w:val="24"/>
+        </w:rPr>
+        <w:t xml:space="preserve"> </w:t>
+      </w:r>
+      <w:r>
+        <w:rPr>
+          <w:rFonts w:cs="Times New Roman"/>
+          <w:szCs w:val="24"/>
+          <w:lang w:val="en-US"/>
+        </w:rPr>
+        <w:t>model</w:t>
+      </w:r>
+      <w:r>
+        <w:rPr>
+          <w:rFonts w:cs="Times New Roman"/>
+          <w:szCs w:val="24"/>
+        </w:rPr>
+        <w:t xml:space="preserve"> </w:t>
+      </w:r>
+      <w:r>
+        <w:rPr>
+          <w:rFonts w:cs="Times New Roman"/>
+          <w:szCs w:val="24"/>
+        </w:rPr>
+        <w:t xml:space="preserve">άλλα και την τροποποίηση ενός </w:t>
+      </w:r>
+      <w:proofErr w:type="spellStart"/>
+      <w:r>
+        <w:rPr>
+          <w:rFonts w:cs="Times New Roman"/>
+          <w:szCs w:val="24"/>
+        </w:rPr>
+        <w:t>RoBERTa</w:t>
+      </w:r>
+      <w:proofErr w:type="spellEnd"/>
+      <w:r>
+        <w:rPr>
+          <w:rFonts w:cs="Times New Roman"/>
+          <w:szCs w:val="24"/>
+        </w:rPr>
+        <w:t xml:space="preserve"> LM</w:t>
+      </w:r>
+      <w:r>
+        <w:rPr>
+          <w:rFonts w:cs="Times New Roman"/>
+          <w:szCs w:val="24"/>
+        </w:rPr>
+        <w:t xml:space="preserve"> </w:t>
+      </w:r>
+      <w:r>
+        <w:rPr>
+          <w:rFonts w:cs="Times New Roman"/>
+          <w:szCs w:val="24"/>
+        </w:rPr>
+        <w:t xml:space="preserve">για την Ελληνική γλώσσα. </w:t>
+      </w:r>
+      <w:r>
+        <w:rPr>
+          <w:rFonts w:cs="Times New Roman"/>
+          <w:szCs w:val="24"/>
+        </w:rPr>
+        <w:t>Επίσης</w:t>
+      </w:r>
+      <w:r>
+        <w:rPr>
+          <w:rFonts w:cs="Times New Roman"/>
+          <w:szCs w:val="24"/>
+        </w:rPr>
+        <w:t xml:space="preserve">, </w:t>
+      </w:r>
+      <w:r>
+        <w:rPr>
+          <w:rFonts w:cs="Times New Roman"/>
+          <w:szCs w:val="24"/>
+        </w:rPr>
+        <w:t>στο</w:t>
+      </w:r>
+      <w:r>
+        <w:rPr>
+          <w:rFonts w:cs="Times New Roman"/>
+          <w:szCs w:val="24"/>
+        </w:rPr>
+        <w:t xml:space="preserve"> </w:t>
+      </w:r>
+      <w:r>
+        <w:rPr>
+          <w:rFonts w:cs="Times New Roman"/>
+          <w:szCs w:val="24"/>
+          <w:lang w:val="en-US"/>
+        </w:rPr>
+        <w:t>paper</w:t>
+      </w:r>
+      <w:r>
+        <w:rPr>
+          <w:rFonts w:cs="Times New Roman"/>
+          <w:szCs w:val="24"/>
+        </w:rPr>
+        <w:t xml:space="preserve"> </w:t>
+      </w:r>
+      <w:r>
+        <w:rPr>
+          <w:rFonts w:cs="Times New Roman"/>
+          <w:szCs w:val="24"/>
+          <w:lang w:val="en-US"/>
+        </w:rPr>
+        <w:t>Toxicity</w:t>
+      </w:r>
+      <w:r>
+        <w:rPr>
+          <w:rFonts w:cs="Times New Roman"/>
+          <w:szCs w:val="24"/>
+        </w:rPr>
+        <w:t xml:space="preserve"> </w:t>
+      </w:r>
+      <w:r>
+        <w:rPr>
+          <w:rFonts w:cs="Times New Roman"/>
+          <w:szCs w:val="24"/>
+          <w:lang w:val="en-US"/>
+        </w:rPr>
+        <w:t>Detection</w:t>
+      </w:r>
+      <w:r>
+        <w:rPr>
+          <w:rFonts w:cs="Times New Roman"/>
+          <w:szCs w:val="24"/>
+        </w:rPr>
+        <w:t xml:space="preserve"> </w:t>
+      </w:r>
+      <w:r>
+        <w:rPr>
+          <w:rFonts w:cs="Times New Roman"/>
+          <w:szCs w:val="24"/>
+          <w:lang w:val="en-US"/>
+        </w:rPr>
+        <w:t>on</w:t>
+      </w:r>
+      <w:r>
+        <w:rPr>
+          <w:rFonts w:cs="Times New Roman"/>
+          <w:szCs w:val="24"/>
+        </w:rPr>
+        <w:t xml:space="preserve"> </w:t>
+      </w:r>
+      <w:r>
+        <w:rPr>
+          <w:rFonts w:cs="Times New Roman"/>
+          <w:szCs w:val="24"/>
+          <w:lang w:val="en-US"/>
+        </w:rPr>
+        <w:t>Greek</w:t>
+      </w:r>
+      <w:r>
+        <w:rPr>
+          <w:rFonts w:cs="Times New Roman"/>
+          <w:szCs w:val="24"/>
+        </w:rPr>
+        <w:t xml:space="preserve"> </w:t>
+      </w:r>
+      <w:r>
+        <w:rPr>
+          <w:rFonts w:cs="Times New Roman"/>
+          <w:szCs w:val="24"/>
+          <w:lang w:val="en-US"/>
+        </w:rPr>
+        <w:t>Tweets</w:t>
+      </w:r>
+      <w:r>
+        <w:rPr>
+          <w:rFonts w:cs="Times New Roman"/>
+          <w:szCs w:val="24"/>
+        </w:rPr>
+        <w:t xml:space="preserve"> </w:t>
+      </w:r>
+      <w:sdt>
+        <w:sdtPr>
+          <w:rPr>
+            <w:rFonts w:cs="Times New Roman"/>
+            <w:szCs w:val="24"/>
+          </w:rPr>
+          <w:id w:val="-790283399"/>
+          <w:citation/>
+        </w:sdtPr>
+        <w:sdtContent>
+          <w:r>
+            <w:rPr>
+              <w:rFonts w:cs="Times New Roman"/>
+              <w:szCs w:val="24"/>
+            </w:rPr>
+            <w:fldChar w:fldCharType="begin"/>
+          </w:r>
+          <w:r>
+            <w:rPr>
+              <w:rFonts w:cs="Times New Roman"/>
+              <w:szCs w:val="24"/>
+            </w:rPr>
+            <w:instrText xml:space="preserve"> </w:instrText>
+          </w:r>
+          <w:r>
+            <w:rPr>
+              <w:rFonts w:cs="Times New Roman"/>
+              <w:szCs w:val="24"/>
+              <w:lang w:val="en-US"/>
+            </w:rPr>
+            <w:instrText>CITATION</w:instrText>
+          </w:r>
+          <w:r>
+            <w:rPr>
+              <w:rFonts w:cs="Times New Roman"/>
+              <w:szCs w:val="24"/>
+            </w:rPr>
+            <w:instrText xml:space="preserve"> </w:instrText>
+          </w:r>
+          <w:r>
+            <w:rPr>
+              <w:rFonts w:cs="Times New Roman"/>
+              <w:szCs w:val="24"/>
+              <w:lang w:val="en-US"/>
+            </w:rPr>
+            <w:instrText>Ana</w:instrText>
+          </w:r>
+          <w:r>
+            <w:rPr>
+              <w:rFonts w:cs="Times New Roman"/>
+              <w:szCs w:val="24"/>
+            </w:rPr>
+            <w:instrText>21 \</w:instrText>
+          </w:r>
+          <w:r>
+            <w:rPr>
+              <w:rFonts w:cs="Times New Roman"/>
+              <w:szCs w:val="24"/>
+              <w:lang w:val="en-US"/>
+            </w:rPr>
+            <w:instrText>l</w:instrText>
+          </w:r>
+          <w:r>
+            <w:rPr>
+              <w:rFonts w:cs="Times New Roman"/>
+              <w:szCs w:val="24"/>
+            </w:rPr>
+            <w:instrText xml:space="preserve"> 1033 </w:instrText>
+          </w:r>
+          <w:r>
+            <w:rPr>
+              <w:rFonts w:cs="Times New Roman"/>
+              <w:szCs w:val="24"/>
+            </w:rPr>
+            <w:fldChar w:fldCharType="separate"/>
+          </w:r>
+          <w:r>
+            <w:rPr>
+              <w:rFonts w:cs="Times New Roman"/>
+              <w:noProof/>
+              <w:szCs w:val="24"/>
+            </w:rPr>
+            <w:t>(</w:t>
+          </w:r>
+          <w:r>
+            <w:rPr>
+              <w:rFonts w:cs="Times New Roman"/>
+              <w:noProof/>
+              <w:szCs w:val="24"/>
+              <w:lang w:val="en-US"/>
+            </w:rPr>
+            <w:t>Anagnostopoulos</w:t>
+          </w:r>
+          <w:r>
+            <w:rPr>
+              <w:rFonts w:cs="Times New Roman"/>
+              <w:noProof/>
+              <w:szCs w:val="24"/>
+            </w:rPr>
+            <w:t>, 2021)</w:t>
+          </w:r>
+          <w:r>
+            <w:rPr>
+              <w:rFonts w:cs="Times New Roman"/>
+              <w:szCs w:val="24"/>
+            </w:rPr>
+            <w:fldChar w:fldCharType="end"/>
+          </w:r>
+        </w:sdtContent>
+      </w:sdt>
+      <w:r>
+        <w:rPr>
+          <w:rFonts w:cs="Times New Roman"/>
+          <w:szCs w:val="24"/>
+        </w:rPr>
+        <w:t xml:space="preserve"> </w:t>
+      </w:r>
+      <w:r>
+        <w:rPr>
+          <w:rFonts w:cs="Times New Roman"/>
+          <w:szCs w:val="24"/>
+        </w:rPr>
+        <w:t>είδαμε</w:t>
+      </w:r>
+      <w:r>
+        <w:rPr>
+          <w:rFonts w:cs="Times New Roman"/>
+          <w:szCs w:val="24"/>
+        </w:rPr>
+        <w:t xml:space="preserve"> </w:t>
+      </w:r>
+      <w:r>
+        <w:rPr>
+          <w:rFonts w:cs="Times New Roman"/>
+          <w:szCs w:val="24"/>
+        </w:rPr>
+        <w:t>την</w:t>
+      </w:r>
+      <w:r>
+        <w:rPr>
+          <w:rFonts w:cs="Times New Roman"/>
+          <w:szCs w:val="24"/>
+        </w:rPr>
+        <w:t xml:space="preserve"> </w:t>
+      </w:r>
+      <w:r>
+        <w:rPr>
+          <w:rFonts w:cs="Times New Roman"/>
+          <w:szCs w:val="24"/>
+        </w:rPr>
+        <w:t>χρήση</w:t>
+      </w:r>
+      <w:r>
+        <w:rPr>
+          <w:rFonts w:cs="Times New Roman"/>
+          <w:szCs w:val="24"/>
+        </w:rPr>
+        <w:t xml:space="preserve"> </w:t>
+      </w:r>
+      <w:r>
+        <w:rPr>
+          <w:rFonts w:cs="Times New Roman"/>
+          <w:szCs w:val="24"/>
+        </w:rPr>
+        <w:t>τριών</w:t>
+      </w:r>
+      <w:r>
+        <w:rPr>
+          <w:rFonts w:cs="Times New Roman"/>
+          <w:szCs w:val="24"/>
+        </w:rPr>
+        <w:t xml:space="preserve"> </w:t>
+      </w:r>
+      <w:r>
+        <w:rPr>
+          <w:rFonts w:cs="Times New Roman"/>
+          <w:szCs w:val="24"/>
+        </w:rPr>
+        <w:t>μοντέλων</w:t>
+      </w:r>
+      <w:r>
+        <w:rPr>
+          <w:rFonts w:cs="Times New Roman"/>
+          <w:szCs w:val="24"/>
+        </w:rPr>
+        <w:t xml:space="preserve"> </w:t>
+      </w:r>
+      <w:r>
+        <w:rPr>
+          <w:rFonts w:cs="Times New Roman"/>
+          <w:szCs w:val="24"/>
+          <w:lang w:val="en-US"/>
+        </w:rPr>
+        <w:t>BERT</w:t>
+      </w:r>
+      <w:r>
+        <w:rPr>
+          <w:rFonts w:cs="Times New Roman"/>
+          <w:szCs w:val="24"/>
+        </w:rPr>
+        <w:tab/>
+      </w:r>
+      <w:r>
+        <w:rPr>
+          <w:rFonts w:cs="Times New Roman"/>
+          <w:szCs w:val="24"/>
+        </w:rPr>
+        <w:t xml:space="preserve">αλλά επίσης είδαμε και την χρήση ενός </w:t>
+      </w:r>
+      <w:r>
+        <w:rPr>
+          <w:rFonts w:cs="Times New Roman"/>
+          <w:szCs w:val="24"/>
+        </w:rPr>
+        <w:t xml:space="preserve">μοντέλου </w:t>
+      </w:r>
+      <w:r>
+        <w:rPr>
+          <w:rFonts w:cs="Times New Roman"/>
+          <w:szCs w:val="24"/>
+          <w:lang w:val="en-US"/>
+        </w:rPr>
+        <w:t>GRU</w:t>
+      </w:r>
+      <w:r>
+        <w:rPr>
+          <w:rFonts w:cs="Times New Roman"/>
+          <w:szCs w:val="24"/>
+        </w:rPr>
+        <w:t xml:space="preserve"> </w:t>
+      </w:r>
+      <w:r>
+        <w:rPr>
+          <w:rFonts w:cs="Times New Roman"/>
+          <w:szCs w:val="24"/>
+        </w:rPr>
+        <w:t xml:space="preserve">με την βοήθεια του </w:t>
+      </w:r>
+      <w:r>
+        <w:rPr>
+          <w:rFonts w:cs="Times New Roman"/>
+          <w:szCs w:val="24"/>
+          <w:lang w:val="en-US"/>
+        </w:rPr>
+        <w:t>Greek</w:t>
+      </w:r>
+      <w:r>
+        <w:rPr>
+          <w:rFonts w:cs="Times New Roman"/>
+          <w:szCs w:val="24"/>
+        </w:rPr>
+        <w:t xml:space="preserve"> </w:t>
+      </w:r>
+      <w:proofErr w:type="spellStart"/>
+      <w:r>
+        <w:rPr>
+          <w:rFonts w:cs="Times New Roman"/>
+          <w:szCs w:val="24"/>
+          <w:lang w:val="en-US"/>
+        </w:rPr>
+        <w:t>fasttext</w:t>
+      </w:r>
+      <w:proofErr w:type="spellEnd"/>
+      <w:r>
+        <w:rPr>
+          <w:rFonts w:cs="Times New Roman"/>
+          <w:szCs w:val="24"/>
+        </w:rPr>
+        <w:t xml:space="preserve"> </w:t>
+      </w:r>
+      <w:r>
+        <w:rPr>
+          <w:rFonts w:cs="Times New Roman"/>
+          <w:szCs w:val="24"/>
+          <w:lang w:val="en-US"/>
+        </w:rPr>
+        <w:t>word</w:t>
+      </w:r>
+      <w:r>
+        <w:rPr>
+          <w:rFonts w:cs="Times New Roman"/>
+          <w:szCs w:val="24"/>
+        </w:rPr>
+        <w:t xml:space="preserve"> </w:t>
+      </w:r>
+      <w:r>
+        <w:rPr>
+          <w:rFonts w:cs="Times New Roman"/>
+          <w:szCs w:val="24"/>
+          <w:lang w:val="en-US"/>
+        </w:rPr>
+        <w:t>vectors</w:t>
+      </w:r>
+      <w:r>
+        <w:rPr>
+          <w:rFonts w:cs="Times New Roman"/>
+          <w:szCs w:val="24"/>
+        </w:rPr>
+        <w:t xml:space="preserve">. </w:t>
+      </w:r>
+      <w:r>
+        <w:rPr>
+          <w:rFonts w:cs="Times New Roman"/>
+          <w:szCs w:val="24"/>
+        </w:rPr>
+        <w:t xml:space="preserve">Τα προαναφερόμενα μοντέλα θεωρούνται μοντέλα </w:t>
+      </w:r>
+      <w:r>
+        <w:rPr>
+          <w:rFonts w:cs="Times New Roman"/>
+          <w:szCs w:val="24"/>
+          <w:lang w:val="en-US"/>
+        </w:rPr>
+        <w:t>deep</w:t>
+      </w:r>
+      <w:r>
+        <w:rPr>
+          <w:rFonts w:cs="Times New Roman"/>
+          <w:szCs w:val="24"/>
+        </w:rPr>
+        <w:t xml:space="preserve"> </w:t>
+      </w:r>
+      <w:r>
+        <w:rPr>
+          <w:rFonts w:cs="Times New Roman"/>
+          <w:szCs w:val="24"/>
+          <w:lang w:val="en-US"/>
+        </w:rPr>
+        <w:t>learning</w:t>
+      </w:r>
+      <w:r>
+        <w:rPr>
+          <w:rFonts w:cs="Times New Roman"/>
+          <w:szCs w:val="24"/>
+        </w:rPr>
+        <w:t xml:space="preserve">, </w:t>
+      </w:r>
+      <w:r>
+        <w:rPr>
+          <w:rFonts w:cs="Times New Roman"/>
+          <w:szCs w:val="24"/>
+        </w:rPr>
+        <w:t>κάτι που χρησιμοποιήσαμε και εμείς στα δικά μας πειράματα.</w:t>
+      </w:r>
+    </w:p>
+    <w:p>
+      <w:pPr>
+        <w:pStyle w:val="Heading2"/>
+        <w:numPr>
+          <w:ilvl w:val="0"/>
+          <w:numId w:val="0"/>
+        </w:numPr>
+        <w:ind w:left="576" w:right="282" w:hanging="576"/>
+        <w:jc w:val="both"/>
+        <w:rPr>
+          <w:rFonts w:ascii="Times New Roman" w:hAnsi="Times New Roman" w:cs="Times New Roman"/>
+          <w:color w:val="auto"/>
+          <w:sz w:val="28"/>
+          <w:szCs w:val="28"/>
+        </w:rPr>
+      </w:pPr>
+      <w:bookmarkStart w:id="12" w:name="_Toc476744050"/>
+      <w:r>
+        <w:rPr>
+          <w:rFonts w:ascii="Times New Roman" w:hAnsi="Times New Roman" w:cs="Times New Roman"/>
+          <w:color w:val="auto"/>
+          <w:sz w:val="28"/>
+          <w:szCs w:val="28"/>
+        </w:rPr>
+        <w:t>1.</w:t>
+      </w:r>
+      <w:r>
+        <w:rPr>
+          <w:rFonts w:ascii="Times New Roman" w:hAnsi="Times New Roman" w:cs="Times New Roman"/>
+          <w:color w:val="auto"/>
+          <w:sz w:val="28"/>
+          <w:szCs w:val="28"/>
+        </w:rPr>
+        <w:t>2</w:t>
+      </w:r>
+      <w:r>
+        <w:rPr>
+          <w:rFonts w:ascii="Times New Roman" w:hAnsi="Times New Roman" w:cs="Times New Roman"/>
+          <w:color w:val="auto"/>
+          <w:sz w:val="28"/>
+          <w:szCs w:val="28"/>
+        </w:rPr>
+        <w:t xml:space="preserve"> [</w:t>
+      </w:r>
+      <w:r>
+        <w:rPr>
+          <w:rFonts w:ascii="Times New Roman" w:hAnsi="Times New Roman" w:cs="Times New Roman"/>
+          <w:color w:val="auto"/>
+          <w:sz w:val="28"/>
+          <w:szCs w:val="28"/>
+        </w:rPr>
+        <w:t>Τίτλος</w:t>
+      </w:r>
+      <w:r>
+        <w:rPr>
+          <w:rFonts w:ascii="Times New Roman" w:hAnsi="Times New Roman" w:cs="Times New Roman"/>
+          <w:color w:val="auto"/>
+          <w:sz w:val="28"/>
+          <w:szCs w:val="28"/>
+        </w:rPr>
+        <w:t xml:space="preserve"> </w:t>
+      </w:r>
+      <w:proofErr w:type="spellStart"/>
+      <w:r>
+        <w:rPr>
+          <w:rFonts w:ascii="Times New Roman" w:hAnsi="Times New Roman" w:cs="Times New Roman"/>
+          <w:color w:val="auto"/>
+          <w:sz w:val="28"/>
+          <w:szCs w:val="28"/>
+        </w:rPr>
+        <w:t>υποκεφαλαίου</w:t>
+      </w:r>
+      <w:proofErr w:type="spellEnd"/>
+      <w:r>
+        <w:rPr>
+          <w:rFonts w:ascii="Times New Roman" w:hAnsi="Times New Roman" w:cs="Times New Roman"/>
+          <w:color w:val="auto"/>
+          <w:sz w:val="28"/>
+          <w:szCs w:val="28"/>
+        </w:rPr>
         <w:t>]</w:t>
       </w:r>
-      <w:bookmarkEnd w:id="10"/>
+      <w:bookmarkEnd w:id="12"/>
+    </w:p>
+    <w:p>
+      <w:pPr>
+        <w:ind w:right="282"/>
+        <w:jc w:val="both"/>
+        <w:rPr>
+          <w:rFonts w:cs="Times New Roman"/>
+          <w:szCs w:val="24"/>
+        </w:rPr>
+      </w:pPr>
+    </w:p>
+    <w:p>
+      <w:pPr>
+        <w:jc w:val="both"/>
+        <w:rPr>
+          <w:rFonts w:cs="Times New Roman"/>
+          <w:szCs w:val="24"/>
+        </w:rPr>
+      </w:pPr>
+      <w:r>
+        <w:rPr>
+          <w:rFonts w:cs="Times New Roman"/>
+          <w:szCs w:val="24"/>
+        </w:rPr>
+        <w:t xml:space="preserve">Κυρίως κείμενο της εργασίας. Κυρίως κείμενο της εργασίας. Κυρίως κείμενο της εργασίας. Κυρίως κείμενο της εργασίας. Κυρίως κείμενο της εργασίας. Κυρίως κείμενο της εργασίας. Κυρίως κείμενο της εργασίας. </w:t>
+      </w:r>
+    </w:p>
+    <w:p>
+      <w:pPr>
+        <w:jc w:val="both"/>
+        <w:rPr>
+          <w:rFonts w:cs="Times New Roman"/>
+          <w:szCs w:val="24"/>
+        </w:rPr>
+      </w:pPr>
+      <w:r>
+        <w:rPr>
+          <w:rFonts w:cs="Times New Roman"/>
+          <w:szCs w:val="24"/>
+        </w:rPr>
+        <w:t>Κυρίως κείμενο της εργασίας. Κυρίως κείμενο της εργασίας. Κυρίως κείμενο της εργασίας. Κυρίως κείμενο της εργασίας.</w:t>
+      </w:r>
+    </w:p>
+    <w:p>
+      <w:pPr>
+        <w:ind w:right="282"/>
+        <w:jc w:val="both"/>
+        <w:rPr>
+          <w:rFonts w:cs="Times New Roman"/>
+          <w:szCs w:val="24"/>
+        </w:rPr>
+      </w:pPr>
+      <w:r>
+        <w:rPr>
+          <w:rFonts w:cs="Times New Roman"/>
+          <w:szCs w:val="24"/>
+        </w:rPr>
+        <w:br w:type="page"/>
+      </w:r>
+    </w:p>
+    <w:p>
+      <w:pPr>
+        <w:pStyle w:val="Heading1"/>
+        <w:numPr>
+          <w:ilvl w:val="0"/>
+          <w:numId w:val="0"/>
+        </w:numPr>
+        <w:ind w:left="432" w:right="282" w:hanging="432"/>
+        <w:jc w:val="both"/>
+        <w:rPr>
+          <w:rFonts w:ascii="Times New Roman" w:hAnsi="Times New Roman" w:cs="Times New Roman"/>
+          <w:color w:val="auto"/>
+          <w:sz w:val="32"/>
+          <w:szCs w:val="32"/>
+        </w:rPr>
+      </w:pPr>
+      <w:bookmarkStart w:id="13" w:name="_Toc476744051"/>
+      <w:r>
+        <w:rPr>
+          <w:rFonts w:ascii="Times New Roman" w:hAnsi="Times New Roman" w:cs="Times New Roman"/>
+          <w:color w:val="auto"/>
+          <w:sz w:val="32"/>
+          <w:szCs w:val="32"/>
+        </w:rPr>
+        <w:lastRenderedPageBreak/>
+        <w:t>2.[Τίτλος κεφαλαίου]</w:t>
+      </w:r>
+      <w:bookmarkEnd w:id="13"/>
+    </w:p>
+    <w:p>
+      <w:pPr>
+        <w:ind w:right="282"/>
+        <w:jc w:val="both"/>
+        <w:rPr>
+          <w:rFonts w:cs="Times New Roman"/>
+          <w:szCs w:val="24"/>
+        </w:rPr>
+      </w:pPr>
+    </w:p>
+    <w:p>
+      <w:pPr>
+        <w:jc w:val="both"/>
+        <w:rPr>
+          <w:rFonts w:cs="Times New Roman"/>
+          <w:szCs w:val="24"/>
+        </w:rPr>
+      </w:pPr>
+      <w:r>
+        <w:rPr>
+          <w:rFonts w:cs="Times New Roman"/>
+          <w:szCs w:val="24"/>
+        </w:rPr>
+        <w:t xml:space="preserve">Κυρίως κείμενο της εργασίας. Κυρίως κείμενο της εργασίας. Κυρίως κείμενο της εργασίας. Κυρίως κείμενο της εργασίας. Κυρίως κείμενο της εργασίας. Κυρίως κείμενο της εργασίας. Κυρίως κείμενο της εργασίας. Κυρίως κείμενο της εργασίας. Κυρίως κείμενο της εργασίας. Κυρίως κείμενο της εργασίας. Κυρίως κείμενο της εργασίας. </w:t>
+      </w:r>
+    </w:p>
+    <w:p>
+      <w:pPr>
+        <w:pStyle w:val="Heading2"/>
+        <w:numPr>
+          <w:ilvl w:val="0"/>
+          <w:numId w:val="0"/>
+        </w:numPr>
+        <w:ind w:left="576" w:right="282" w:hanging="576"/>
+        <w:jc w:val="both"/>
+        <w:rPr>
+          <w:rFonts w:ascii="Times New Roman" w:hAnsi="Times New Roman" w:cs="Times New Roman"/>
+          <w:color w:val="auto"/>
+          <w:sz w:val="28"/>
+          <w:szCs w:val="28"/>
+        </w:rPr>
+      </w:pPr>
+      <w:bookmarkStart w:id="14" w:name="_Toc476744052"/>
+      <w:r>
+        <w:rPr>
+          <w:rFonts w:ascii="Times New Roman" w:hAnsi="Times New Roman" w:cs="Times New Roman"/>
+          <w:color w:val="auto"/>
+          <w:sz w:val="28"/>
+          <w:szCs w:val="28"/>
+        </w:rPr>
+        <w:t xml:space="preserve">2.1 [Τίτλος </w:t>
+      </w:r>
+      <w:proofErr w:type="spellStart"/>
+      <w:r>
+        <w:rPr>
+          <w:rFonts w:ascii="Times New Roman" w:hAnsi="Times New Roman" w:cs="Times New Roman"/>
+          <w:color w:val="auto"/>
+          <w:sz w:val="28"/>
+          <w:szCs w:val="28"/>
+        </w:rPr>
+        <w:t>υποκεφαλαίου</w:t>
+      </w:r>
+      <w:proofErr w:type="spellEnd"/>
+      <w:r>
+        <w:rPr>
+          <w:rFonts w:ascii="Times New Roman" w:hAnsi="Times New Roman" w:cs="Times New Roman"/>
+          <w:color w:val="auto"/>
+          <w:sz w:val="28"/>
+          <w:szCs w:val="28"/>
+        </w:rPr>
+        <w:t>]</w:t>
+      </w:r>
+      <w:bookmarkEnd w:id="14"/>
     </w:p>
     <w:p>
       <w:pPr>
@@ -5147,7 +6485,7 @@
           <w:rFonts w:cs="Times New Roman"/>
           <w:szCs w:val="24"/>
         </w:rPr>
-        <w:t>Πίνακας 1.1 [Τίτλος πίνακα]</w:t>
+        <w:t>Πίνακας 2.1 [Τίτλος πίνακα]</w:t>
       </w:r>
     </w:p>
     <w:p>
@@ -5176,7 +6514,7 @@
           <w:szCs w:val="28"/>
         </w:rPr>
       </w:pPr>
-      <w:bookmarkStart w:id="11" w:name="_Toc476744050"/>
+      <w:bookmarkStart w:id="15" w:name="_Toc476744053"/>
       <w:r>
         <w:rPr>
           <w:rFonts w:ascii="Times New Roman" w:hAnsi="Times New Roman" w:cs="Times New Roman"/>
@@ -5184,8 +6522,9 @@
           <w:sz w:val="28"/>
           <w:szCs w:val="28"/>
         </w:rPr>
-        <w:t>1.</w:t>
-      </w:r>
+        <w:t xml:space="preserve">2.2 [Τίτλος </w:t>
+      </w:r>
+      <w:proofErr w:type="spellStart"/>
       <w:r>
         <w:rPr>
           <w:rFonts w:ascii="Times New Roman" w:hAnsi="Times New Roman" w:cs="Times New Roman"/>
@@ -5193,8 +6532,9 @@
           <w:sz w:val="28"/>
           <w:szCs w:val="28"/>
         </w:rPr>
-        <w:t>2</w:t>
-      </w:r>
+        <w:t>υποκεφαλαίου</w:t>
+      </w:r>
+      <w:proofErr w:type="spellEnd"/>
       <w:r>
         <w:rPr>
           <w:rFonts w:ascii="Times New Roman" w:hAnsi="Times New Roman" w:cs="Times New Roman"/>
@@ -5202,9 +6542,9 @@
           <w:sz w:val="28"/>
           <w:szCs w:val="28"/>
         </w:rPr>
-        <w:t xml:space="preserve"> [Τίτλος υποκεφαλαίου]</w:t>
-      </w:r>
-      <w:bookmarkEnd w:id="11"/>
+        <w:t>]</w:t>
+      </w:r>
+      <w:bookmarkEnd w:id="15"/>
     </w:p>
     <w:p>
       <w:pPr>
@@ -5218,6 +6558,7 @@
     </w:p>
     <w:p>
       <w:pPr>
+        <w:ind w:right="282"/>
         <w:jc w:val="both"/>
         <w:rPr>
           <w:rFonts w:cs="Times New Roman"/>
@@ -5229,165 +6570,7 @@
           <w:rFonts w:cs="Times New Roman"/>
           <w:szCs w:val="24"/>
         </w:rPr>
-        <w:t xml:space="preserve">Κυρίως κείμενο της εργασίας. Κυρίως κείμενο της εργασίας. Κυρίως κείμενο της εργασίας. Κυρίως κείμενο της εργασίας. Κυρίως κείμενο της εργασίας. Κυρίως κείμενο της εργασίας. Κυρίως κείμενο της εργασίας. </w:t>
-      </w:r>
-    </w:p>
-    <w:p>
-      <w:pPr>
-        <w:jc w:val="both"/>
-        <w:rPr>
-          <w:rFonts w:cs="Times New Roman"/>
-          <w:szCs w:val="24"/>
-        </w:rPr>
-      </w:pPr>
-      <w:r>
-        <w:rPr>
-          <w:rFonts w:cs="Times New Roman"/>
-          <w:szCs w:val="24"/>
-        </w:rPr>
-        <w:t>Κυρίως κείμενο της εργασίας. Κυρίως κείμενο της εργασίας. Κυρίως κείμενο της εργασίας. Κυρίως κείμενο της εργασίας.</w:t>
-      </w:r>
-    </w:p>
-    <w:p>
-      <w:pPr>
-        <w:ind w:right="282"/>
-        <w:jc w:val="both"/>
-        <w:rPr>
-          <w:rFonts w:cs="Times New Roman"/>
-          <w:szCs w:val="24"/>
-        </w:rPr>
-      </w:pPr>
-      <w:r>
-        <w:rPr>
-          <w:rFonts w:cs="Times New Roman"/>
-          <w:szCs w:val="24"/>
-        </w:rPr>
-        <w:br w:type="page"/>
-      </w:r>
-    </w:p>
-    <w:p>
-      <w:pPr>
-        <w:pStyle w:val="Heading1"/>
-        <w:numPr>
-          <w:ilvl w:val="0"/>
-          <w:numId w:val="0"/>
-        </w:numPr>
-        <w:ind w:left="432" w:right="282" w:hanging="432"/>
-        <w:jc w:val="both"/>
-        <w:rPr>
-          <w:rFonts w:ascii="Times New Roman" w:hAnsi="Times New Roman" w:cs="Times New Roman"/>
-          <w:color w:val="auto"/>
-          <w:sz w:val="32"/>
-          <w:szCs w:val="32"/>
-        </w:rPr>
-      </w:pPr>
-      <w:bookmarkStart w:id="12" w:name="_Toc476744051"/>
-      <w:r>
-        <w:rPr>
-          <w:rFonts w:ascii="Times New Roman" w:hAnsi="Times New Roman" w:cs="Times New Roman"/>
-          <w:color w:val="auto"/>
-          <w:sz w:val="32"/>
-          <w:szCs w:val="32"/>
-        </w:rPr>
-        <w:lastRenderedPageBreak/>
-        <w:t>2.[Τίτλος κεφαλαίου]</w:t>
-      </w:r>
-      <w:bookmarkEnd w:id="12"/>
-    </w:p>
-    <w:p>
-      <w:pPr>
-        <w:ind w:right="282"/>
-        <w:jc w:val="both"/>
-        <w:rPr>
-          <w:rFonts w:cs="Times New Roman"/>
-          <w:szCs w:val="24"/>
-        </w:rPr>
-      </w:pPr>
-    </w:p>
-    <w:p>
-      <w:pPr>
-        <w:jc w:val="both"/>
-        <w:rPr>
-          <w:rFonts w:cs="Times New Roman"/>
-          <w:szCs w:val="24"/>
-        </w:rPr>
-      </w:pPr>
-      <w:r>
-        <w:rPr>
-          <w:rFonts w:cs="Times New Roman"/>
-          <w:szCs w:val="24"/>
-        </w:rPr>
         <w:t xml:space="preserve">Κυρίως κείμενο της εργασίας. Κυρίως κείμενο της εργασίας. Κυρίως κείμενο της εργασίας. Κυρίως κείμενο της εργασίας. Κυρίως κείμενο της εργασίας. Κυρίως κείμενο της εργασίας. Κυρίως κείμενο της εργασίας. Κυρίως κείμενο της εργασίας. Κυρίως κείμενο της εργασίας. Κυρίως κείμενο της εργασίας. Κυρίως κείμενο της εργασίας. </w:t>
-      </w:r>
-    </w:p>
-    <w:p>
-      <w:pPr>
-        <w:pStyle w:val="Heading2"/>
-        <w:numPr>
-          <w:ilvl w:val="0"/>
-          <w:numId w:val="0"/>
-        </w:numPr>
-        <w:ind w:left="576" w:right="282" w:hanging="576"/>
-        <w:jc w:val="both"/>
-        <w:rPr>
-          <w:rFonts w:ascii="Times New Roman" w:hAnsi="Times New Roman" w:cs="Times New Roman"/>
-          <w:color w:val="auto"/>
-          <w:sz w:val="28"/>
-          <w:szCs w:val="28"/>
-        </w:rPr>
-      </w:pPr>
-      <w:bookmarkStart w:id="13" w:name="_Toc476744052"/>
-      <w:r>
-        <w:rPr>
-          <w:rFonts w:ascii="Times New Roman" w:hAnsi="Times New Roman" w:cs="Times New Roman"/>
-          <w:color w:val="auto"/>
-          <w:sz w:val="28"/>
-          <w:szCs w:val="28"/>
-        </w:rPr>
-        <w:t>2.1 [Τίτλος υποκεφαλαίου]</w:t>
-      </w:r>
-      <w:bookmarkEnd w:id="13"/>
-    </w:p>
-    <w:p>
-      <w:pPr>
-        <w:ind w:right="282"/>
-        <w:jc w:val="both"/>
-        <w:rPr>
-          <w:rFonts w:cs="Times New Roman"/>
-          <w:szCs w:val="24"/>
-        </w:rPr>
-      </w:pPr>
-    </w:p>
-    <w:p>
-      <w:pPr>
-        <w:jc w:val="both"/>
-        <w:rPr>
-          <w:rFonts w:cs="Times New Roman"/>
-          <w:szCs w:val="24"/>
-        </w:rPr>
-      </w:pPr>
-      <w:r>
-        <w:rPr>
-          <w:rFonts w:cs="Times New Roman"/>
-          <w:szCs w:val="24"/>
-        </w:rPr>
-        <w:t xml:space="preserve">Κυρίως κείμενο της εργασίας. Κυρίως κείμενο της εργασίας. Κυρίως κείμενο της εργασίας. Κυρίως κείμενο της εργασίας. Κυρίως κείμενο της εργασίας. Κυρίως κείμενο της εργασίας. Κυρίως κείμενο της εργασίας. Κυρίως κείμενο της εργασίας. </w:t>
-      </w:r>
-    </w:p>
-    <w:p>
-      <w:pPr>
-        <w:jc w:val="both"/>
-        <w:rPr>
-          <w:rFonts w:cs="Times New Roman"/>
-          <w:szCs w:val="24"/>
-        </w:rPr>
-      </w:pPr>
-      <w:r>
-        <w:rPr>
-          <w:rFonts w:cs="Times New Roman"/>
-          <w:szCs w:val="24"/>
-        </w:rPr>
-        <w:t>Κυρίως κείμενο της εργασίας. Κυρίως κείμενο της εργασίας. Κυρίως κείμενο της εργασίας. Κυρίως κείμενο της εργασίας. Κυρίως κείμενο της εργασίας.</w:t>
       </w:r>
     </w:p>
     <w:tbl>
@@ -5510,7 +6693,79 @@
           <w:rFonts w:cs="Times New Roman"/>
           <w:szCs w:val="24"/>
         </w:rPr>
-        <w:t>Πίνακας 2.1 [Τίτλος πίνακα]</w:t>
+        <w:t>Πίνακας 2.2 [Τίτλος πίνακα]</w:t>
+      </w:r>
+    </w:p>
+    <w:p>
+      <w:pPr>
+        <w:ind w:right="282"/>
+        <w:rPr>
+          <w:rFonts w:cs="Times New Roman"/>
+          <w:szCs w:val="24"/>
+        </w:rPr>
+      </w:pPr>
+      <w:r>
+        <w:rPr>
+          <w:rFonts w:cs="Times New Roman"/>
+          <w:szCs w:val="24"/>
+        </w:rPr>
+        <w:br w:type="page"/>
+      </w:r>
+    </w:p>
+    <w:p>
+      <w:pPr>
+        <w:pStyle w:val="Heading1"/>
+        <w:numPr>
+          <w:ilvl w:val="0"/>
+          <w:numId w:val="0"/>
+        </w:numPr>
+        <w:ind w:left="432" w:right="282" w:hanging="432"/>
+        <w:jc w:val="both"/>
+        <w:rPr>
+          <w:rFonts w:ascii="Times New Roman" w:hAnsi="Times New Roman" w:cs="Times New Roman"/>
+          <w:color w:val="auto"/>
+          <w:sz w:val="32"/>
+          <w:szCs w:val="32"/>
+        </w:rPr>
+      </w:pPr>
+      <w:bookmarkStart w:id="16" w:name="_Toc476744054"/>
+      <w:r>
+        <w:rPr>
+          <w:rFonts w:ascii="Times New Roman" w:hAnsi="Times New Roman" w:cs="Times New Roman"/>
+          <w:color w:val="auto"/>
+          <w:sz w:val="32"/>
+          <w:szCs w:val="32"/>
+        </w:rPr>
+        <w:lastRenderedPageBreak/>
+        <w:t>3.[Τίτλος κεφαλαίου]</w:t>
+      </w:r>
+      <w:bookmarkEnd w:id="16"/>
+    </w:p>
+    <w:p>
+      <w:pPr>
+        <w:ind w:right="282"/>
+        <w:jc w:val="both"/>
+        <w:rPr>
+          <w:rFonts w:cs="Times New Roman"/>
+          <w:szCs w:val="24"/>
+        </w:rPr>
+      </w:pPr>
+    </w:p>
+    <w:p>
+      <w:pPr>
+        <w:ind w:right="282"/>
+        <w:jc w:val="both"/>
+        <w:rPr>
+          <w:rFonts w:cs="Times New Roman"/>
+          <w:szCs w:val="24"/>
+        </w:rPr>
+      </w:pPr>
+      <w:r>
+        <w:rPr>
+          <w:rFonts w:cs="Times New Roman"/>
+          <w:szCs w:val="24"/>
+        </w:rPr>
+        <w:t xml:space="preserve">Κυρίως κείμενο της εργασίας. Κυρίως κείμενο της εργασίας. Κυρίως κείμενο της εργασίας. Κυρίως κείμενο της εργασίας. Κυρίως κείμενο της εργασίας. Κυρίως κείμενο της εργασίας. Κυρίως κείμενο της εργασίας. Κυρίως κείμενο της εργασίας. Κυρίως κείμενο της εργασίας. Κυρίως κείμενο της εργασίας. Κυρίως κείμενο της εργασίας. </w:t>
       </w:r>
     </w:p>
     <w:p>
@@ -5539,7 +6794,7 @@
           <w:szCs w:val="28"/>
         </w:rPr>
       </w:pPr>
-      <w:bookmarkStart w:id="14" w:name="_Toc476744053"/>
+      <w:bookmarkStart w:id="17" w:name="_Toc476744055"/>
       <w:r>
         <w:rPr>
           <w:rFonts w:ascii="Times New Roman" w:hAnsi="Times New Roman" w:cs="Times New Roman"/>
@@ -5547,9 +6802,29 @@
           <w:sz w:val="28"/>
           <w:szCs w:val="28"/>
         </w:rPr>
-        <w:t>2.2 [Τίτλος υποκεφαλαίου]</w:t>
-      </w:r>
-      <w:bookmarkEnd w:id="14"/>
+        <w:t xml:space="preserve">3.1 [Τίτλος </w:t>
+      </w:r>
+      <w:proofErr w:type="spellStart"/>
+      <w:r>
+        <w:rPr>
+          <w:rFonts w:ascii="Times New Roman" w:hAnsi="Times New Roman" w:cs="Times New Roman"/>
+          <w:color w:val="auto"/>
+          <w:sz w:val="28"/>
+          <w:szCs w:val="28"/>
+        </w:rPr>
+        <w:t>υποκεφαλαίου</w:t>
+      </w:r>
+      <w:proofErr w:type="spellEnd"/>
+      <w:r>
+        <w:rPr>
+          <w:rFonts w:ascii="Times New Roman" w:hAnsi="Times New Roman" w:cs="Times New Roman"/>
+          <w:color w:val="auto"/>
+          <w:sz w:val="28"/>
+          <w:szCs w:val="28"/>
+        </w:rPr>
+        <w:t>]</w:t>
+      </w:r>
+      <w:bookmarkEnd w:id="17"/>
     </w:p>
     <w:p>
       <w:pPr>
@@ -5563,7 +6838,6 @@
     </w:p>
     <w:p>
       <w:pPr>
-        <w:ind w:right="282"/>
         <w:jc w:val="both"/>
         <w:rPr>
           <w:rFonts w:cs="Times New Roman"/>
@@ -5575,7 +6849,23 @@
           <w:rFonts w:cs="Times New Roman"/>
           <w:szCs w:val="24"/>
         </w:rPr>
-        <w:t xml:space="preserve">Κυρίως κείμενο της εργασίας. Κυρίως κείμενο της εργασίας. Κυρίως κείμενο της εργασίας. Κυρίως κείμενο της εργασίας. Κυρίως κείμενο της εργασίας. Κυρίως κείμενο της εργασίας. Κυρίως κείμενο της εργασίας. Κυρίως κείμενο της εργασίας. Κυρίως κείμενο της εργασίας. Κυρίως κείμενο της εργασίας. Κυρίως κείμενο της εργασίας. </w:t>
+        <w:t xml:space="preserve">Κυρίως κείμενο της εργασίας. Κυρίως κείμενο της εργασίας. Κυρίως κείμενο της εργασίας. Κυρίως κείμενο της εργασίας. Κυρίως κείμενο της εργασίας. Κυρίως κείμενο της εργασίας. Κυρίως κείμενο της εργασίας. Κυρίως κείμενο της εργασίας. </w:t>
+      </w:r>
+    </w:p>
+    <w:p>
+      <w:pPr>
+        <w:jc w:val="both"/>
+        <w:rPr>
+          <w:rFonts w:cs="Times New Roman"/>
+          <w:szCs w:val="24"/>
+        </w:rPr>
+      </w:pPr>
+      <w:r>
+        <w:rPr>
+          <w:rFonts w:cs="Times New Roman"/>
+          <w:szCs w:val="24"/>
+        </w:rPr>
+        <w:t>Κυρίως κείμενο της εργασίας. Κυρίως κείμενο της εργασίας. Κυρίως κείμενο της εργασίας. Κυρίως κείμενο της εργασίας. Κυρίως κείμενο της εργασίας.</w:t>
       </w:r>
     </w:p>
     <w:tbl>
@@ -5698,79 +6988,14 @@
           <w:rFonts w:cs="Times New Roman"/>
           <w:szCs w:val="24"/>
         </w:rPr>
-        <w:t>Πίνακας 2.2 [Τίτλος πίνακα]</w:t>
-      </w:r>
-    </w:p>
-    <w:p>
-      <w:pPr>
-        <w:ind w:right="282"/>
-        <w:rPr>
-          <w:rFonts w:cs="Times New Roman"/>
-          <w:szCs w:val="24"/>
-        </w:rPr>
-      </w:pPr>
-      <w:r>
-        <w:rPr>
-          <w:rFonts w:cs="Times New Roman"/>
-          <w:szCs w:val="24"/>
-        </w:rPr>
-        <w:br w:type="page"/>
-      </w:r>
-    </w:p>
-    <w:p>
-      <w:pPr>
-        <w:pStyle w:val="Heading1"/>
-        <w:numPr>
-          <w:ilvl w:val="0"/>
-          <w:numId w:val="0"/>
-        </w:numPr>
-        <w:ind w:left="432" w:right="282" w:hanging="432"/>
-        <w:jc w:val="both"/>
-        <w:rPr>
-          <w:rFonts w:ascii="Times New Roman" w:hAnsi="Times New Roman" w:cs="Times New Roman"/>
-          <w:color w:val="auto"/>
-          <w:sz w:val="32"/>
-          <w:szCs w:val="32"/>
-        </w:rPr>
-      </w:pPr>
-      <w:bookmarkStart w:id="15" w:name="_Toc476744054"/>
-      <w:r>
-        <w:rPr>
-          <w:rFonts w:ascii="Times New Roman" w:hAnsi="Times New Roman" w:cs="Times New Roman"/>
-          <w:color w:val="auto"/>
-          <w:sz w:val="32"/>
-          <w:szCs w:val="32"/>
-        </w:rPr>
-        <w:lastRenderedPageBreak/>
-        <w:t>3.[Τίτλος κεφαλαίου]</w:t>
-      </w:r>
-      <w:bookmarkEnd w:id="15"/>
-    </w:p>
-    <w:p>
-      <w:pPr>
-        <w:ind w:right="282"/>
-        <w:jc w:val="both"/>
-        <w:rPr>
-          <w:rFonts w:cs="Times New Roman"/>
-          <w:szCs w:val="24"/>
-        </w:rPr>
-      </w:pPr>
-    </w:p>
-    <w:p>
-      <w:pPr>
-        <w:ind w:right="282"/>
-        <w:jc w:val="both"/>
-        <w:rPr>
-          <w:rFonts w:cs="Times New Roman"/>
-          <w:szCs w:val="24"/>
-        </w:rPr>
-      </w:pPr>
-      <w:r>
-        <w:rPr>
-          <w:rFonts w:cs="Times New Roman"/>
-          <w:szCs w:val="24"/>
-        </w:rPr>
-        <w:t xml:space="preserve">Κυρίως κείμενο της εργασίας. Κυρίως κείμενο της εργασίας. Κυρίως κείμενο της εργασίας. Κυρίως κείμενο της εργασίας. Κυρίως κείμενο της εργασίας. Κυρίως κείμενο της εργασίας. Κυρίως κείμενο της εργασίας. Κυρίως κείμενο της εργασίας. Κυρίως κείμενο της εργασίας. Κυρίως κείμενο της εργασίας. Κυρίως κείμενο της εργασίας. </w:t>
+        <w:t>Πίνακας 3</w:t>
+      </w:r>
+      <w:r>
+        <w:rPr>
+          <w:rFonts w:cs="Times New Roman"/>
+          <w:szCs w:val="24"/>
+        </w:rPr>
+        <w:t>.1 [Τίτλος πίνακα]</w:t>
       </w:r>
     </w:p>
     <w:p>
@@ -5799,7 +7024,7 @@
           <w:szCs w:val="28"/>
         </w:rPr>
       </w:pPr>
-      <w:bookmarkStart w:id="16" w:name="_Toc476744055"/>
+      <w:bookmarkStart w:id="18" w:name="_Toc476744056"/>
       <w:r>
         <w:rPr>
           <w:rFonts w:ascii="Times New Roman" w:hAnsi="Times New Roman" w:cs="Times New Roman"/>
@@ -5807,9 +7032,29 @@
           <w:sz w:val="28"/>
           <w:szCs w:val="28"/>
         </w:rPr>
-        <w:t>3.1 [Τίτλος υποκεφαλαίου]</w:t>
-      </w:r>
-      <w:bookmarkEnd w:id="16"/>
+        <w:t xml:space="preserve">3.2 [Τίτλος </w:t>
+      </w:r>
+      <w:proofErr w:type="spellStart"/>
+      <w:r>
+        <w:rPr>
+          <w:rFonts w:ascii="Times New Roman" w:hAnsi="Times New Roman" w:cs="Times New Roman"/>
+          <w:color w:val="auto"/>
+          <w:sz w:val="28"/>
+          <w:szCs w:val="28"/>
+        </w:rPr>
+        <w:t>υποκεφαλαίου</w:t>
+      </w:r>
+      <w:proofErr w:type="spellEnd"/>
+      <w:r>
+        <w:rPr>
+          <w:rFonts w:ascii="Times New Roman" w:hAnsi="Times New Roman" w:cs="Times New Roman"/>
+          <w:color w:val="auto"/>
+          <w:sz w:val="28"/>
+          <w:szCs w:val="28"/>
+        </w:rPr>
+        <w:t>]</w:t>
+      </w:r>
+      <w:bookmarkEnd w:id="18"/>
     </w:p>
     <w:p>
       <w:pPr>
@@ -5823,6 +7068,7 @@
     </w:p>
     <w:p>
       <w:pPr>
+        <w:ind w:right="282"/>
         <w:jc w:val="both"/>
         <w:rPr>
           <w:rFonts w:cs="Times New Roman"/>
@@ -5834,23 +7080,7 @@
           <w:rFonts w:cs="Times New Roman"/>
           <w:szCs w:val="24"/>
         </w:rPr>
-        <w:t xml:space="preserve">Κυρίως κείμενο της εργασίας. Κυρίως κείμενο της εργασίας. Κυρίως κείμενο της εργασίας. Κυρίως κείμενο της εργασίας. Κυρίως κείμενο της εργασίας. Κυρίως κείμενο της εργασίας. Κυρίως κείμενο της εργασίας. Κυρίως κείμενο της εργασίας. </w:t>
-      </w:r>
-    </w:p>
-    <w:p>
-      <w:pPr>
-        <w:jc w:val="both"/>
-        <w:rPr>
-          <w:rFonts w:cs="Times New Roman"/>
-          <w:szCs w:val="24"/>
-        </w:rPr>
-      </w:pPr>
-      <w:r>
-        <w:rPr>
-          <w:rFonts w:cs="Times New Roman"/>
-          <w:szCs w:val="24"/>
-        </w:rPr>
-        <w:t>Κυρίως κείμενο της εργασίας. Κυρίως κείμενο της εργασίας. Κυρίως κείμενο της εργασίας. Κυρίως κείμενο της εργασίας. Κυρίως κείμενο της εργασίας.</w:t>
+        <w:t xml:space="preserve">Κυρίως κείμενο της εργασίας. Κυρίως κείμενο της εργασίας. Κυρίως κείμενο της εργασίας. Κυρίως κείμενο της εργασίας. Κυρίως κείμενο της εργασίας. Κυρίως κείμενο της εργασίας. Κυρίως κείμενο της εργασίας. Κυρίως κείμενο της εργασίας. Κυρίως κείμενο της εργασίας. Κυρίως κείμενο της εργασίας. Κυρίως κείμενο της εργασίας. </w:t>
       </w:r>
     </w:p>
     <w:tbl>
@@ -5973,201 +7203,6 @@
           <w:rFonts w:cs="Times New Roman"/>
           <w:szCs w:val="24"/>
         </w:rPr>
-        <w:t>Πίνακας 3</w:t>
-      </w:r>
-      <w:r>
-        <w:rPr>
-          <w:rFonts w:cs="Times New Roman"/>
-          <w:szCs w:val="24"/>
-        </w:rPr>
-        <w:t>.1 [Τίτλος πίνακα]</w:t>
-      </w:r>
-    </w:p>
-    <w:p>
-      <w:pPr>
-        <w:ind w:right="282"/>
-        <w:jc w:val="both"/>
-        <w:rPr>
-          <w:rFonts w:cs="Times New Roman"/>
-          <w:szCs w:val="24"/>
-        </w:rPr>
-      </w:pPr>
-    </w:p>
-    <w:p>
-      <w:pPr>
-        <w:pStyle w:val="Heading2"/>
-        <w:numPr>
-          <w:ilvl w:val="0"/>
-          <w:numId w:val="0"/>
-        </w:numPr>
-        <w:ind w:left="576" w:right="282" w:hanging="576"/>
-        <w:jc w:val="both"/>
-        <w:rPr>
-          <w:rFonts w:ascii="Times New Roman" w:hAnsi="Times New Roman" w:cs="Times New Roman"/>
-          <w:color w:val="auto"/>
-          <w:sz w:val="28"/>
-          <w:szCs w:val="28"/>
-        </w:rPr>
-      </w:pPr>
-      <w:bookmarkStart w:id="17" w:name="_Toc476744056"/>
-      <w:r>
-        <w:rPr>
-          <w:rFonts w:ascii="Times New Roman" w:hAnsi="Times New Roman" w:cs="Times New Roman"/>
-          <w:color w:val="auto"/>
-          <w:sz w:val="28"/>
-          <w:szCs w:val="28"/>
-        </w:rPr>
-        <w:t>3.2 [Τίτλος υποκεφαλαίου]</w:t>
-      </w:r>
-      <w:bookmarkEnd w:id="17"/>
-    </w:p>
-    <w:p>
-      <w:pPr>
-        <w:ind w:right="282"/>
-        <w:jc w:val="both"/>
-        <w:rPr>
-          <w:rFonts w:cs="Times New Roman"/>
-          <w:szCs w:val="24"/>
-        </w:rPr>
-      </w:pPr>
-    </w:p>
-    <w:p>
-      <w:pPr>
-        <w:ind w:right="282"/>
-        <w:jc w:val="both"/>
-        <w:rPr>
-          <w:rFonts w:cs="Times New Roman"/>
-          <w:szCs w:val="24"/>
-        </w:rPr>
-      </w:pPr>
-      <w:r>
-        <w:rPr>
-          <w:rFonts w:cs="Times New Roman"/>
-          <w:szCs w:val="24"/>
-        </w:rPr>
-        <w:t xml:space="preserve">Κυρίως κείμενο της εργασίας. Κυρίως κείμενο της εργασίας. Κυρίως κείμενο της εργασίας. Κυρίως κείμενο της εργασίας. Κυρίως κείμενο της εργασίας. Κυρίως κείμενο της εργασίας. Κυρίως κείμενο της εργασίας. Κυρίως κείμενο της εργασίας. Κυρίως κείμενο της εργασίας. Κυρίως κείμενο της εργασίας. Κυρίως κείμενο της εργασίας. </w:t>
-      </w:r>
-    </w:p>
-    <w:tbl>
-      <w:tblPr>
-        <w:tblStyle w:val="TableGrid"/>
-        <w:tblW w:w="0" w:type="auto"/>
-        <w:tblLook w:val="04A0" w:firstRow="1" w:lastRow="0" w:firstColumn="1" w:lastColumn="0" w:noHBand="0" w:noVBand="1"/>
-      </w:tblPr>
-      <w:tblGrid>
-        <w:gridCol w:w="3095"/>
-        <w:gridCol w:w="3096"/>
-        <w:gridCol w:w="3096"/>
-      </w:tblGrid>
-      <w:tr>
-        <w:tc>
-          <w:tcPr>
-            <w:tcW w:w="3095" w:type="dxa"/>
-          </w:tcPr>
-          <w:p>
-            <w:pPr>
-              <w:ind w:right="282"/>
-              <w:jc w:val="both"/>
-              <w:rPr>
-                <w:rFonts w:cs="Times New Roman"/>
-                <w:szCs w:val="24"/>
-              </w:rPr>
-            </w:pPr>
-          </w:p>
-        </w:tc>
-        <w:tc>
-          <w:tcPr>
-            <w:tcW w:w="3096" w:type="dxa"/>
-          </w:tcPr>
-          <w:p>
-            <w:pPr>
-              <w:ind w:right="282"/>
-              <w:jc w:val="both"/>
-              <w:rPr>
-                <w:rFonts w:cs="Times New Roman"/>
-                <w:szCs w:val="24"/>
-              </w:rPr>
-            </w:pPr>
-          </w:p>
-        </w:tc>
-        <w:tc>
-          <w:tcPr>
-            <w:tcW w:w="3096" w:type="dxa"/>
-          </w:tcPr>
-          <w:p>
-            <w:pPr>
-              <w:ind w:right="282"/>
-              <w:jc w:val="both"/>
-              <w:rPr>
-                <w:rFonts w:cs="Times New Roman"/>
-                <w:szCs w:val="24"/>
-              </w:rPr>
-            </w:pPr>
-          </w:p>
-        </w:tc>
-      </w:tr>
-      <w:tr>
-        <w:tc>
-          <w:tcPr>
-            <w:tcW w:w="3095" w:type="dxa"/>
-          </w:tcPr>
-          <w:p>
-            <w:pPr>
-              <w:ind w:right="282"/>
-              <w:jc w:val="both"/>
-              <w:rPr>
-                <w:rFonts w:cs="Times New Roman"/>
-                <w:szCs w:val="24"/>
-              </w:rPr>
-            </w:pPr>
-          </w:p>
-        </w:tc>
-        <w:tc>
-          <w:tcPr>
-            <w:tcW w:w="3096" w:type="dxa"/>
-          </w:tcPr>
-          <w:p>
-            <w:pPr>
-              <w:ind w:right="282"/>
-              <w:jc w:val="both"/>
-              <w:rPr>
-                <w:rFonts w:cs="Times New Roman"/>
-                <w:szCs w:val="24"/>
-              </w:rPr>
-            </w:pPr>
-          </w:p>
-        </w:tc>
-        <w:tc>
-          <w:tcPr>
-            <w:tcW w:w="3096" w:type="dxa"/>
-          </w:tcPr>
-          <w:p>
-            <w:pPr>
-              <w:ind w:right="282"/>
-              <w:jc w:val="both"/>
-              <w:rPr>
-                <w:rFonts w:cs="Times New Roman"/>
-                <w:szCs w:val="24"/>
-              </w:rPr>
-            </w:pPr>
-          </w:p>
-        </w:tc>
-      </w:tr>
-    </w:tbl>
-    <w:p>
-      <w:pPr>
-        <w:ind w:right="282"/>
-        <w:jc w:val="both"/>
-        <w:rPr>
-          <w:rFonts w:cs="Times New Roman"/>
-          <w:szCs w:val="24"/>
-        </w:rPr>
-      </w:pPr>
-      <w:r>
-        <w:rPr>
-          <w:rFonts w:cs="Times New Roman"/>
-          <w:szCs w:val="24"/>
-        </w:rPr>
         <w:t>Πίνακας 3.2 [Τίτλος πίνακα]</w:t>
       </w:r>
     </w:p>
@@ -6200,7 +7235,7 @@
           <w:color w:val="auto"/>
         </w:rPr>
       </w:pPr>
-      <w:bookmarkStart w:id="18" w:name="_Toc476744057"/>
+      <w:bookmarkStart w:id="19" w:name="_Toc476744057"/>
       <w:r>
         <w:rPr>
           <w:rFonts w:ascii="Times New Roman" w:hAnsi="Times New Roman" w:cs="Times New Roman"/>
@@ -6209,7 +7244,7 @@
         <w:lastRenderedPageBreak/>
         <w:t>ΠΑΡΑΡΤΗΜΑ</w:t>
       </w:r>
-      <w:bookmarkEnd w:id="18"/>
+      <w:bookmarkEnd w:id="19"/>
     </w:p>
     <w:p>
       <w:pPr>
@@ -6282,7 +7317,7 @@
         </w:rPr>
         <w:br w:type="page"/>
       </w:r>
-      <w:bookmarkStart w:id="19" w:name="_Toc476744058"/>
+      <w:bookmarkStart w:id="20" w:name="_Toc476744058"/>
       <w:r>
         <w:rPr>
           <w:rFonts w:ascii="Times New Roman" w:hAnsi="Times New Roman" w:cs="Times New Roman"/>
@@ -6291,7 +7326,7 @@
         <w:lastRenderedPageBreak/>
         <w:t>ΒΙΒΛΙΟΓΡΑΦΙΑ</w:t>
       </w:r>
-      <w:bookmarkEnd w:id="19"/>
+      <w:bookmarkEnd w:id="20"/>
     </w:p>
     <w:p>
       <w:pPr>
@@ -6314,18 +7349,6 @@
           <w:iCs/>
           <w:lang w:val="en-US"/>
         </w:rPr>
-        <w:sectPr>
-          <w:headerReference w:type="default" r:id="rId9"/>
-          <w:footerReference w:type="default" r:id="rId10"/>
-          <w:headerReference w:type="first" r:id="rId11"/>
-          <w:footerReference w:type="first" r:id="rId12"/>
-          <w:pgSz w:w="11906" w:h="16838"/>
-          <w:pgMar w:top="1418" w:right="1134" w:bottom="1418" w:left="1701" w:header="709" w:footer="709" w:gutter="0"/>
-          <w:pgNumType w:start="1"/>
-          <w:cols w:space="708"/>
-          <w:titlePg/>
-          <w:docGrid w:linePitch="360"/>
-        </w:sectPr>
       </w:pPr>
       <w:r>
         <w:rPr>
@@ -6355,17 +7378,7 @@
           <w:szCs w:val="28"/>
           <w:lang w:val="en-US"/>
         </w:rPr>
-        <w:t>Exposure to online hate speech is positively associated with post-traumatic stress disorder symptom severity</w:t>
-      </w:r>
-      <w:r>
-        <w:rPr>
-          <w:rFonts w:cs="Times New Roman"/>
-          <w:iCs/>
-          <w:sz w:val="28"/>
-          <w:szCs w:val="28"/>
-          <w:lang w:val="en-US"/>
-        </w:rPr>
-        <w:t>»</w:t>
+        <w:t>Exposure to online hate speech is positively associated with post-traumatic stress disorder symptom severity»</w:t>
       </w:r>
       <w:r>
         <w:rPr>
@@ -6377,6 +7390,7 @@
         </w:rPr>
         <w:t xml:space="preserve">. </w:t>
       </w:r>
+      <w:proofErr w:type="spellStart"/>
       <w:r>
         <w:rPr>
           <w:rFonts w:cs="Times New Roman"/>
@@ -6385,9 +7399,20 @@
           <w:szCs w:val="28"/>
           <w:lang w:val="en-US"/>
         </w:rPr>
-        <w:t xml:space="preserve">doi: </w:t>
-      </w:r>
-      <w:hyperlink r:id="rId13" w:tgtFrame="_blank" w:history="1">
+        <w:t>doi</w:t>
+      </w:r>
+      <w:proofErr w:type="spellEnd"/>
+      <w:r>
+        <w:rPr>
+          <w:rFonts w:cs="Times New Roman"/>
+          <w:iCs/>
+          <w:sz w:val="28"/>
+          <w:szCs w:val="28"/>
+          <w:lang w:val="en-US"/>
+        </w:rPr>
+        <w:t xml:space="preserve">: </w:t>
+      </w:r>
+      <w:hyperlink r:id="rId9" w:tgtFrame="_blank" w:history="1">
         <w:r>
           <w:rPr>
             <w:rStyle w:val="Hyperlink"/>
@@ -6416,6 +7441,103 @@
         <w:ind w:right="282"/>
         <w:rPr>
           <w:rFonts w:cs="Times New Roman"/>
+          <w:iCs/>
+          <w:sz w:val="28"/>
+          <w:szCs w:val="28"/>
+          <w:lang w:val="en-US"/>
+        </w:rPr>
+      </w:pPr>
+    </w:p>
+    <w:p>
+      <w:pPr>
+        <w:ind w:right="282"/>
+        <w:rPr>
+          <w:rFonts w:cs="Times New Roman"/>
+          <w:iCs/>
+          <w:sz w:val="28"/>
+          <w:szCs w:val="28"/>
+          <w:lang w:val="en-US"/>
+        </w:rPr>
+        <w:sectPr>
+          <w:headerReference w:type="default" r:id="rId10"/>
+          <w:footerReference w:type="default" r:id="rId11"/>
+          <w:headerReference w:type="first" r:id="rId12"/>
+          <w:footerReference w:type="first" r:id="rId13"/>
+          <w:pgSz w:w="11906" w:h="16838"/>
+          <w:pgMar w:top="1418" w:right="1134" w:bottom="1418" w:left="1701" w:header="709" w:footer="709" w:gutter="0"/>
+          <w:pgNumType w:start="1"/>
+          <w:cols w:space="708"/>
+          <w:titlePg/>
+          <w:docGrid w:linePitch="360"/>
+        </w:sectPr>
+      </w:pPr>
+      <w:r>
+        <w:rPr>
+          <w:rFonts w:cs="Times New Roman"/>
+          <w:iCs/>
+          <w:sz w:val="28"/>
+          <w:szCs w:val="28"/>
+          <w:lang w:val="en-US"/>
+        </w:rPr>
+        <w:t xml:space="preserve">2   Pablo Madriaza, Ghayda Hassan, Sébastien Brouillette-Alarie, </w:t>
+      </w:r>
+      <w:r>
+        <w:rPr>
+          <w:rFonts w:cs="Times New Roman"/>
+          <w:iCs/>
+          <w:sz w:val="28"/>
+          <w:szCs w:val="28"/>
+          <w:lang w:val="en-US"/>
+        </w:rPr>
+        <w:t xml:space="preserve">Aoudou Njingouo Mounchingam. «Exposure to hate in online and traditional media: A systematic review and meta‐analysis of the impact of this exposure on individuals and communities. </w:t>
+      </w:r>
+      <w:proofErr w:type="spellStart"/>
+      <w:r>
+        <w:rPr>
+          <w:rFonts w:cs="Times New Roman"/>
+          <w:iCs/>
+          <w:sz w:val="28"/>
+          <w:szCs w:val="28"/>
+          <w:lang w:val="en-US"/>
+        </w:rPr>
+        <w:t>doi</w:t>
+      </w:r>
+      <w:proofErr w:type="spellEnd"/>
+      <w:r>
+        <w:rPr>
+          <w:rFonts w:cs="Times New Roman"/>
+          <w:iCs/>
+          <w:sz w:val="28"/>
+          <w:szCs w:val="28"/>
+          <w:lang w:val="en-US"/>
+        </w:rPr>
+        <w:t>:</w:t>
+      </w:r>
+      <w:r>
+        <w:rPr>
+          <w:lang w:val="en-US"/>
+        </w:rPr>
+        <w:t xml:space="preserve"> </w:t>
+      </w:r>
+      <w:hyperlink r:id="rId14" w:tgtFrame="_blank" w:history="1">
+        <w:r>
+          <w:rPr>
+            <w:rStyle w:val="Hyperlink"/>
+            <w:rFonts w:cs="Times New Roman"/>
+            <w:iCs/>
+            <w:sz w:val="28"/>
+            <w:szCs w:val="28"/>
+            <w:lang w:val="en-US"/>
+          </w:rPr>
+          <w:t>10.1002/cl2.70018</w:t>
+        </w:r>
+      </w:hyperlink>
+    </w:p>
+    <w:p>
+      <w:pPr>
+        <w:ind w:right="282"/>
+        <w:rPr>
+          <w:rFonts w:cs="Times New Roman"/>
           <w:i/>
           <w:sz w:val="28"/>
           <w:szCs w:val="28"/>
@@ -6502,8 +7624,8 @@
       </w:pPr>
     </w:p>
     <w:sectPr>
-      <w:headerReference w:type="first" r:id="rId14"/>
-      <w:footerReference w:type="first" r:id="rId15"/>
+      <w:headerReference w:type="first" r:id="rId15"/>
+      <w:footerReference w:type="first" r:id="rId16"/>
       <w:pgSz w:w="11906" w:h="16838"/>
       <w:pgMar w:top="1418" w:right="1134" w:bottom="1418" w:left="1701" w:header="709" w:footer="709" w:gutter="0"/>
       <w:pgNumType w:fmt="lowerRoman" w:start="4"/>
@@ -8225,6 +9347,14 @@
       <w:vertAlign w:val="superscript"/>
     </w:rPr>
   </w:style>
+  <w:style w:type="paragraph" w:styleId="Bibliography">
+    <w:name w:val="Bibliography"/>
+    <w:basedOn w:val="Normal"/>
+    <w:next w:val="Normal"/>
+    <w:uiPriority w:val="37"/>
+    <w:unhideWhenUsed/>
+    <w:rsid w:val="00D66BD6"/>
+  </w:style>
 </w:styles>
 </file>
 
@@ -8514,20 +9644,39 @@
 </file>
 
 <file path=customXml/item1.xml><?xml version="1.0" encoding="utf-8"?>
-<b:Sources xmlns:b="http://schemas.openxmlformats.org/officeDocument/2006/bibliography" xmlns="http://schemas.openxmlformats.org/officeDocument/2006/bibliography" SelectedStyle="\HarvardAnglia2008OfficeOnline.xsl" StyleName="Harvard – Anglia 2008">
+<b:Sources xmlns:b="http://schemas.openxmlformats.org/officeDocument/2006/bibliography" xmlns="http://schemas.openxmlformats.org/officeDocument/2006/bibliography" SelectedStyle="\APASixthEditionOfficeOnline.xsl" StyleName="APA" Version="6">
+  <b:Source xmlns:b="http://schemas.openxmlformats.org/officeDocument/2006/bibliography">
+    <b:Tag>Pab25</b:Tag>
+    <b:SourceType>ArticleInAPeriodical</b:SourceType>
+    <b:Guid>{072CFC97-25CF-43C3-BA9F-68E3390F0471}</b:Guid>
+    <b:Title>Exposure to hate in online and traditional media: A systematic review and meta‐analysis of the impact of this exposure on individuals and communities</b:Title>
+    <b:Year>2025</b:Year>
+    <b:Author>
+      <b:Author>
+        <b:NameList>
+          <b:Person>
+            <b:Last>Reviews</b:Last>
+            <b:First>Campbell</b:First>
+            <b:Middle>Systematic</b:Middle>
+          </b:Person>
+        </b:NameList>
+      </b:Author>
+    </b:Author>
+    <b:Month>January</b:Month>
+    <b:RefOrder>5</b:RefOrder>
+  </b:Source>
   <b:Source>
     <b:Tag>Dep25</b:Tag>
     <b:SourceType>Report</b:SourceType>
-    <b:Guid>{F2FB6536-8493-4603-80F3-9CD9D063E5BD}</b:Guid>
+    <b:Guid>{7B457531-8C47-4784-94A8-E690DA3DAF91}</b:Guid>
     <b:Title>Exposure to online hate speech is positively associated with post-traumatic stress disorder symptom severity</b:Title>
     <b:Year>2025</b:Year>
     <b:Author>
       <b:Author>
         <b:NameList>
           <b:Person>
-            <b:Last>Department of Psychology and Israel Center for Addiction and Mental Health</b:Last>
-            <b:First>The</b:First>
-            <b:Middle>Hebrew University of Jerusalem, Jerusalem, Israel</b:Middle>
+            <b:Last>Shmulewitz</b:Last>
+            <b:First>Dvora</b:First>
           </b:Person>
         </b:NameList>
       </b:Author>
@@ -8535,11 +9684,67 @@
     <b:City>Jerusalem</b:City>
     <b:RefOrder>1</b:RefOrder>
   </b:Source>
+  <b:Source>
+    <b:Tag>Pab251</b:Tag>
+    <b:SourceType>JournalArticle</b:SourceType>
+    <b:Guid>{E0733C1D-3F0D-4ACF-8B02-B65D4460C188}</b:Guid>
+    <b:Author>
+      <b:Author>
+        <b:NameList>
+          <b:Person>
+            <b:Last>Madriaza</b:Last>
+            <b:First>Pablo</b:First>
+          </b:Person>
+        </b:NameList>
+      </b:Author>
+    </b:Author>
+    <b:Title>Exposure to hate in online and traditional media: A systematic review and meta‐analysis of the impact of this exposure on individuals and communities</b:Title>
+    <b:Year>2025</b:Year>
+    <b:RefOrder>2</b:RefOrder>
+  </b:Source>
+  <b:Source>
+    <b:Tag>Kon21</b:Tag>
+    <b:SourceType>JournalArticle</b:SourceType>
+    <b:Guid>{A63FFAB3-AE55-4629-9219-39CF66B7B140}</b:Guid>
+    <b:Author>
+      <b:Author>
+        <b:NameList>
+          <b:Person>
+            <b:Last>Konstantinos Perifanos</b:Last>
+            <b:First>Dionysis</b:First>
+            <b:Middle>Goutsos</b:Middle>
+          </b:Person>
+        </b:NameList>
+      </b:Author>
+    </b:Author>
+    <b:Title>Multimodal Hate Speech Detection in Greek Social Media </b:Title>
+    <b:Year>2021</b:Year>
+    <b:RefOrder>3</b:RefOrder>
+  </b:Source>
+  <b:Source>
+    <b:Tag>Ana21</b:Tag>
+    <b:SourceType>Report</b:SourceType>
+    <b:Guid>{4AF7BB40-F482-4AFB-B5B2-C1A132D13213}</b:Guid>
+    <b:Author>
+      <b:Author>
+        <b:NameList>
+          <b:Person>
+            <b:Last>Anagnostopoulos</b:Last>
+            <b:First>Theodoros</b:First>
+          </b:Person>
+        </b:NameList>
+      </b:Author>
+    </b:Author>
+    <b:Title>Toxicity Detection on Greek Tweets</b:Title>
+    <b:Year>2021</b:Year>
+    <b:City>Athens</b:City>
+    <b:RefOrder>4</b:RefOrder>
+  </b:Source>
 </b:Sources>
 </file>
 
 <file path=customXml/itemProps1.xml><?xml version="1.0" encoding="utf-8"?>
-<ds:datastoreItem xmlns:ds="http://schemas.openxmlformats.org/officeDocument/2006/customXml" ds:itemID="{0C03D200-DFCA-401D-8839-09FE723921CC}">
+<ds:datastoreItem xmlns:ds="http://schemas.openxmlformats.org/officeDocument/2006/customXml" ds:itemID="{83CC9259-9F22-4A56-91EE-59CE9BC7D6AF}">
   <ds:schemaRefs>
     <ds:schemaRef ds:uri="http://schemas.openxmlformats.org/officeDocument/2006/bibliography"/>
   </ds:schemaRefs>

--- a/Toxicity analysis in Greek text.docx
+++ b/Toxicity analysis in Greek text.docx
@@ -4425,6 +4425,7 @@
         <w:rPr>
           <w:rFonts w:cs="Times New Roman"/>
           <w:szCs w:val="24"/>
+          <w:lang w:val="en-US"/>
         </w:rPr>
       </w:pPr>
       <w:r>
@@ -4438,6 +4439,7 @@
         <w:rPr>
           <w:rFonts w:cs="Times New Roman"/>
           <w:szCs w:val="24"/>
+          <w:lang w:val="en-US"/>
         </w:rPr>
         <w:t>..………………………………………</w:t>
       </w:r>
@@ -4445,6 +4447,7 @@
         <w:rPr>
           <w:rFonts w:cs="Times New Roman"/>
           <w:szCs w:val="24"/>
+          <w:lang w:val="en-US"/>
         </w:rPr>
         <w:t>………………</w:t>
       </w:r>
@@ -4467,6 +4470,7 @@
         <w:rPr>
           <w:rFonts w:cs="Times New Roman"/>
           <w:szCs w:val="24"/>
+          <w:lang w:val="en-US"/>
         </w:rPr>
         <w:t xml:space="preserve"> </w:t>
       </w:r>
@@ -4481,6 +4485,7 @@
         <w:rPr>
           <w:rFonts w:cs="Times New Roman"/>
           <w:szCs w:val="24"/>
+          <w:lang w:val="en-US"/>
         </w:rPr>
         <w:t xml:space="preserve"> </w:t>
       </w:r>
@@ -4568,6 +4573,60 @@
           <w:lang w:val="en-US"/>
         </w:rPr>
         <w:t>Recurrent Neural Network</w:t>
+      </w:r>
+    </w:p>
+    <w:p>
+      <w:pPr>
+        <w:ind w:right="282"/>
+        <w:rPr>
+          <w:rFonts w:cs="Times New Roman"/>
+          <w:szCs w:val="24"/>
+          <w:lang w:val="en-US"/>
+        </w:rPr>
+      </w:pPr>
+      <w:r>
+        <w:rPr>
+          <w:rFonts w:cs="Times New Roman"/>
+          <w:szCs w:val="24"/>
+          <w:lang w:val="en-US"/>
+        </w:rPr>
+        <w:t>OGTD………………………………………………………Offensive Greek Tweet Dataset</w:t>
+      </w:r>
+    </w:p>
+    <w:p>
+      <w:pPr>
+        <w:ind w:right="282"/>
+        <w:rPr>
+          <w:rFonts w:cs="Times New Roman"/>
+          <w:szCs w:val="24"/>
+          <w:lang w:val="en-US"/>
+        </w:rPr>
+      </w:pPr>
+      <w:r>
+        <w:rPr>
+          <w:rFonts w:cs="Times New Roman"/>
+          <w:szCs w:val="24"/>
+          <w:lang w:val="en-US"/>
+        </w:rPr>
+        <w:t>PTSD……………………………………………</w:t>
+      </w:r>
+      <w:proofErr w:type="gramStart"/>
+      <w:r>
+        <w:rPr>
+          <w:rFonts w:cs="Times New Roman"/>
+          <w:szCs w:val="24"/>
+          <w:lang w:val="en-US"/>
+        </w:rPr>
+        <w:t>…..</w:t>
+      </w:r>
+      <w:proofErr w:type="gramEnd"/>
+      <w:r>
+        <w:rPr>
+          <w:rFonts w:cs="Times New Roman"/>
+          <w:szCs w:val="24"/>
+          <w:lang w:val="en-US"/>
+        </w:rPr>
+        <w:t>…Palo Toxicity and Sentiment Dataset</w:t>
       </w:r>
     </w:p>
     <w:p>
@@ -4881,9 +4940,6 @@
     <w:p>
       <w:pPr>
         <w:pStyle w:val="a"/>
-        <w:rPr>
-          <w:lang w:val="en-US"/>
-        </w:rPr>
       </w:pPr>
       <w:r>
         <w:lastRenderedPageBreak/>
@@ -4908,6 +4964,7 @@
           <w:color w:val="auto"/>
           <w:sz w:val="28"/>
           <w:szCs w:val="28"/>
+          <w:lang w:val="en-US"/>
         </w:rPr>
       </w:pPr>
       <w:bookmarkStart w:id="11" w:name="_Toc476744049"/>
@@ -4946,16 +5003,7 @@
           <w:sz w:val="28"/>
           <w:szCs w:val="28"/>
         </w:rPr>
-        <w:t>Ανίχνευση τοξικότητας στ</w:t>
-      </w:r>
-      <w:r>
-        <w:rPr>
-          <w:rFonts w:ascii="Times New Roman" w:hAnsi="Times New Roman" w:cs="Times New Roman"/>
-          <w:color w:val="auto"/>
-          <w:sz w:val="28"/>
-          <w:szCs w:val="28"/>
-        </w:rPr>
-        <w:t>α Ελληνικά</w:t>
+        <w:t>Ανίχνευση τοξικότητας</w:t>
       </w:r>
     </w:p>
     <w:p>
@@ -5076,6 +5124,25 @@
     </w:p>
     <w:p>
       <w:pPr>
+        <w:pStyle w:val="a0"/>
+      </w:pPr>
+      <w:bookmarkStart w:id="12" w:name="_Toc476744050"/>
+      <w:r>
+        <w:t>1.</w:t>
+      </w:r>
+      <w:r>
+        <w:t>2</w:t>
+      </w:r>
+      <w:r>
+        <w:t xml:space="preserve"> </w:t>
+      </w:r>
+      <w:bookmarkEnd w:id="12"/>
+      <w:r>
+        <w:t>Ανίχνευση τοξικότητας στα Ελληνικά</w:t>
+      </w:r>
+    </w:p>
+    <w:p>
+      <w:pPr>
         <w:ind w:right="282"/>
         <w:jc w:val="both"/>
         <w:rPr>
@@ -5088,14 +5155,1773 @@
           <w:rFonts w:cs="Times New Roman"/>
           <w:szCs w:val="24"/>
         </w:rPr>
-        <w:t>Για την αποφυγή έκθεσης σε βλαβερό περιεχόμενο έχουν υπάρξει πολλαπλές μέθοδοι</w:t>
-      </w:r>
-      <w:r>
-        <w:rPr>
-          <w:rFonts w:cs="Times New Roman"/>
-          <w:szCs w:val="24"/>
-        </w:rPr>
-        <w:t xml:space="preserve"> με την χρήση μοντέρνων τεχνικών και τεχνολογιών.</w:t>
+        <w:t xml:space="preserve">Η Ελλάδα και ο Ελληνικός λαός εκσυγχρονίζεται. Με τους Έλληνες και την Ελληνική νεολαία να σημειώνουν άνοδο χρήσης των </w:t>
+      </w:r>
+      <w:r>
+        <w:rPr>
+          <w:rFonts w:cs="Times New Roman"/>
+          <w:szCs w:val="24"/>
+          <w:lang w:val="en-US"/>
+        </w:rPr>
+        <w:t>social</w:t>
+      </w:r>
+      <w:r>
+        <w:rPr>
+          <w:rFonts w:cs="Times New Roman"/>
+          <w:szCs w:val="24"/>
+        </w:rPr>
+        <w:t xml:space="preserve"> </w:t>
+      </w:r>
+      <w:r>
+        <w:rPr>
+          <w:rFonts w:cs="Times New Roman"/>
+          <w:szCs w:val="24"/>
+          <w:lang w:val="en-US"/>
+        </w:rPr>
+        <w:t>media</w:t>
+      </w:r>
+      <w:r>
+        <w:rPr>
+          <w:rFonts w:cs="Times New Roman"/>
+          <w:szCs w:val="24"/>
+        </w:rPr>
+        <w:t xml:space="preserve"> είναι σημαντικό να υπάρχει αμυντικοί μηχανισμοί ενάντια στο βλαβερό διαδικτυακό υλικό και την τοξικότητα.</w:t>
+      </w:r>
+      <w:r>
+        <w:rPr>
+          <w:rFonts w:cs="Times New Roman"/>
+          <w:szCs w:val="24"/>
+        </w:rPr>
+        <w:t xml:space="preserve"> </w:t>
+      </w:r>
+      <w:r>
+        <w:rPr>
+          <w:rFonts w:cs="Times New Roman"/>
+          <w:szCs w:val="24"/>
+        </w:rPr>
+        <w:t xml:space="preserve">Σύμφωνα με την </w:t>
+      </w:r>
+      <w:sdt>
+        <w:sdtPr>
+          <w:rPr>
+            <w:rFonts w:cs="Times New Roman"/>
+            <w:szCs w:val="24"/>
+          </w:rPr>
+          <w:id w:val="1329874566"/>
+          <w:citation/>
+        </w:sdtPr>
+        <w:sdtContent>
+          <w:r>
+            <w:rPr>
+              <w:rFonts w:cs="Times New Roman"/>
+              <w:szCs w:val="24"/>
+            </w:rPr>
+            <w:fldChar w:fldCharType="begin"/>
+          </w:r>
+          <w:r>
+            <w:rPr>
+              <w:rFonts w:cs="Times New Roman"/>
+              <w:szCs w:val="24"/>
+            </w:rPr>
+            <w:instrText xml:space="preserve"> </w:instrText>
+          </w:r>
+          <w:r>
+            <w:rPr>
+              <w:rFonts w:cs="Times New Roman"/>
+              <w:szCs w:val="24"/>
+              <w:lang w:val="en-US"/>
+            </w:rPr>
+            <w:instrText>CITATION</w:instrText>
+          </w:r>
+          <w:r>
+            <w:rPr>
+              <w:rFonts w:cs="Times New Roman"/>
+              <w:szCs w:val="24"/>
+            </w:rPr>
+            <w:instrText xml:space="preserve"> </w:instrText>
+          </w:r>
+          <w:r>
+            <w:rPr>
+              <w:rFonts w:cs="Times New Roman"/>
+              <w:szCs w:val="24"/>
+              <w:lang w:val="en-US"/>
+            </w:rPr>
+            <w:instrText>ELS</w:instrText>
+          </w:r>
+          <w:r>
+            <w:rPr>
+              <w:rFonts w:cs="Times New Roman"/>
+              <w:szCs w:val="24"/>
+            </w:rPr>
+            <w:instrText>23 \</w:instrText>
+          </w:r>
+          <w:r>
+            <w:rPr>
+              <w:rFonts w:cs="Times New Roman"/>
+              <w:szCs w:val="24"/>
+              <w:lang w:val="en-US"/>
+            </w:rPr>
+            <w:instrText>l</w:instrText>
+          </w:r>
+          <w:r>
+            <w:rPr>
+              <w:rFonts w:cs="Times New Roman"/>
+              <w:szCs w:val="24"/>
+            </w:rPr>
+            <w:instrText xml:space="preserve"> 1033 </w:instrText>
+          </w:r>
+          <w:r>
+            <w:rPr>
+              <w:rFonts w:cs="Times New Roman"/>
+              <w:szCs w:val="24"/>
+            </w:rPr>
+            <w:fldChar w:fldCharType="separate"/>
+          </w:r>
+          <w:r>
+            <w:rPr>
+              <w:rFonts w:cs="Times New Roman"/>
+              <w:noProof/>
+              <w:szCs w:val="24"/>
+            </w:rPr>
+            <w:t>(</w:t>
+          </w:r>
+          <w:r>
+            <w:rPr>
+              <w:rFonts w:cs="Times New Roman"/>
+              <w:noProof/>
+              <w:szCs w:val="24"/>
+              <w:lang w:val="en-US"/>
+            </w:rPr>
+            <w:t>ELSTAT</w:t>
+          </w:r>
+          <w:r>
+            <w:rPr>
+              <w:rFonts w:cs="Times New Roman"/>
+              <w:noProof/>
+              <w:szCs w:val="24"/>
+            </w:rPr>
+            <w:t>, 2023)</w:t>
+          </w:r>
+          <w:r>
+            <w:rPr>
+              <w:rFonts w:cs="Times New Roman"/>
+              <w:szCs w:val="24"/>
+            </w:rPr>
+            <w:fldChar w:fldCharType="end"/>
+          </w:r>
+        </w:sdtContent>
+      </w:sdt>
+      <w:r>
+        <w:rPr>
+          <w:rFonts w:cs="Times New Roman"/>
+          <w:szCs w:val="24"/>
+        </w:rPr>
+        <w:t>, το 2013 το ποσοστό των νοικοκυριών που είχε πρόσβαση στο διαδίκτυο ήταν 56.3% ενώ το 2023 ήταν 86.9%</w:t>
+      </w:r>
+      <w:r>
+        <w:rPr>
+          <w:rFonts w:cs="Times New Roman"/>
+          <w:szCs w:val="24"/>
+        </w:rPr>
+        <w:t xml:space="preserve"> και από αυτούς που χρησιμοποίησαν το διαδίκτυο, το 94.1% το χρησιμοποιεί καθημερινά ή σχεδόν καθημερινά. Στην ίδια έρευνα, για πρώτη φορά, καταγράφτηκε το ποσοστό χρηστών που συνάντησαν εξευτελιστικά ή εχθρικά μηνύματα και ειδήσεις. Τουλάχιστον το 30% των χρηστών ήρθαν αντιμέτωποι με κάποιου είδους τοξικότητα για διάφορους λόγους που αναγράφονται στο παρακάτω γράφημα.</w:t>
+      </w:r>
+    </w:p>
+    <w:p>
+      <w:pPr>
+        <w:ind w:right="282"/>
+        <w:jc w:val="center"/>
+        <w:rPr>
+          <w:rFonts w:cs="Times New Roman"/>
+          <w:szCs w:val="24"/>
+        </w:rPr>
+      </w:pPr>
+      <w:r>
+        <w:rPr>
+          <w:rFonts w:cs="Times New Roman"/>
+          <w:szCs w:val="24"/>
+        </w:rPr>
+        <w:drawing>
+          <wp:inline distT="0" distB="0" distL="0" distR="0" wp14:anchorId="0FB711A5" wp14:editId="11ECA436">
+            <wp:extent cx="3822700" cy="3066252"/>
+            <wp:effectExtent l="0" t="0" r="6350" b="1270"/>
+            <wp:docPr id="1334498385" name="Picture 1" descr="A graph with colorful bars&#10;&#10;AI-generated content may be incorrect."/>
+            <wp:cNvGraphicFramePr>
+              <a:graphicFrameLocks xmlns:a="http://schemas.openxmlformats.org/drawingml/2006/main" noChangeAspect="1"/>
+            </wp:cNvGraphicFramePr>
+            <a:graphic xmlns:a="http://schemas.openxmlformats.org/drawingml/2006/main">
+              <a:graphicData uri="http://schemas.openxmlformats.org/drawingml/2006/picture">
+                <pic:pic xmlns:pic="http://schemas.openxmlformats.org/drawingml/2006/picture">
+                  <pic:nvPicPr>
+                    <pic:cNvPr id="1334498385" name="Picture 1" descr="A graph with colorful bars&#10;&#10;AI-generated content may be incorrect."/>
+                    <pic:cNvPicPr/>
+                  </pic:nvPicPr>
+                  <pic:blipFill>
+                    <a:blip r:embed="rId9"/>
+                    <a:stretch>
+                      <a:fillRect/>
+                    </a:stretch>
+                  </pic:blipFill>
+                  <pic:spPr>
+                    <a:xfrm>
+                      <a:off x="0" y="0"/>
+                      <a:ext cx="3826802" cy="3069543"/>
+                    </a:xfrm>
+                    <a:prstGeom prst="rect">
+                      <a:avLst/>
+                    </a:prstGeom>
+                  </pic:spPr>
+                </pic:pic>
+              </a:graphicData>
+            </a:graphic>
+          </wp:inline>
+        </w:drawing>
+      </w:r>
+    </w:p>
+    <w:p>
+      <w:pPr>
+        <w:ind w:right="282"/>
+        <w:jc w:val="both"/>
+        <w:rPr>
+          <w:rFonts w:cs="Times New Roman"/>
+          <w:szCs w:val="24"/>
+        </w:rPr>
+      </w:pPr>
+      <w:r>
+        <w:rPr>
+          <w:rFonts w:cs="Times New Roman"/>
+          <w:szCs w:val="24"/>
+        </w:rPr>
+        <w:lastRenderedPageBreak/>
+        <w:t xml:space="preserve">Για την αντιμετώπιση αυτού του προβλήματος έχουν υπάρξει σημαντικές προσπάθειες. </w:t>
+      </w:r>
+      <w:r>
+        <w:rPr>
+          <w:rFonts w:cs="Times New Roman"/>
+          <w:szCs w:val="24"/>
+        </w:rPr>
+        <w:t>Στ</w:t>
+      </w:r>
+      <w:r>
+        <w:rPr>
+          <w:rFonts w:cs="Times New Roman"/>
+          <w:szCs w:val="24"/>
+        </w:rPr>
+        <w:t>ο</w:t>
+      </w:r>
+      <w:r>
+        <w:rPr>
+          <w:rFonts w:cs="Times New Roman"/>
+          <w:szCs w:val="24"/>
+        </w:rPr>
+        <w:t xml:space="preserve"> </w:t>
+      </w:r>
+      <w:r>
+        <w:rPr>
+          <w:rFonts w:cs="Times New Roman"/>
+          <w:szCs w:val="24"/>
+          <w:lang w:val="en-US"/>
+        </w:rPr>
+        <w:t>Offensive</w:t>
+      </w:r>
+      <w:r>
+        <w:rPr>
+          <w:rFonts w:cs="Times New Roman"/>
+          <w:szCs w:val="24"/>
+        </w:rPr>
+        <w:t xml:space="preserve"> </w:t>
+      </w:r>
+      <w:r>
+        <w:rPr>
+          <w:rFonts w:cs="Times New Roman"/>
+          <w:szCs w:val="24"/>
+          <w:lang w:val="en-US"/>
+        </w:rPr>
+        <w:t>Language</w:t>
+      </w:r>
+      <w:r>
+        <w:rPr>
+          <w:rFonts w:cs="Times New Roman"/>
+          <w:szCs w:val="24"/>
+        </w:rPr>
+        <w:t xml:space="preserve"> </w:t>
+      </w:r>
+      <w:r>
+        <w:rPr>
+          <w:rFonts w:cs="Times New Roman"/>
+          <w:szCs w:val="24"/>
+          <w:lang w:val="en-US"/>
+        </w:rPr>
+        <w:t>Identification</w:t>
+      </w:r>
+      <w:r>
+        <w:rPr>
+          <w:rFonts w:cs="Times New Roman"/>
+          <w:szCs w:val="24"/>
+        </w:rPr>
+        <w:t xml:space="preserve"> </w:t>
+      </w:r>
+      <w:r>
+        <w:rPr>
+          <w:rFonts w:cs="Times New Roman"/>
+          <w:szCs w:val="24"/>
+          <w:lang w:val="en-US"/>
+        </w:rPr>
+        <w:t>in</w:t>
+      </w:r>
+      <w:r>
+        <w:rPr>
+          <w:rFonts w:cs="Times New Roman"/>
+          <w:szCs w:val="24"/>
+        </w:rPr>
+        <w:t xml:space="preserve"> </w:t>
+      </w:r>
+      <w:r>
+        <w:rPr>
+          <w:rFonts w:cs="Times New Roman"/>
+          <w:szCs w:val="24"/>
+          <w:lang w:val="en-US"/>
+        </w:rPr>
+        <w:t>Greek</w:t>
+      </w:r>
+      <w:r>
+        <w:rPr>
+          <w:rFonts w:cs="Times New Roman"/>
+          <w:szCs w:val="24"/>
+        </w:rPr>
+        <w:t xml:space="preserve"> </w:t>
+      </w:r>
+      <w:sdt>
+        <w:sdtPr>
+          <w:rPr>
+            <w:rFonts w:cs="Times New Roman"/>
+            <w:szCs w:val="24"/>
+          </w:rPr>
+          <w:id w:val="-630165106"/>
+          <w:citation/>
+        </w:sdtPr>
+        <w:sdtContent>
+          <w:r>
+            <w:rPr>
+              <w:rFonts w:cs="Times New Roman"/>
+              <w:szCs w:val="24"/>
+            </w:rPr>
+            <w:fldChar w:fldCharType="begin"/>
+          </w:r>
+          <w:r>
+            <w:rPr>
+              <w:rFonts w:cs="Times New Roman"/>
+              <w:szCs w:val="24"/>
+            </w:rPr>
+            <w:instrText xml:space="preserve"> </w:instrText>
+          </w:r>
+          <w:r>
+            <w:rPr>
+              <w:rFonts w:cs="Times New Roman"/>
+              <w:szCs w:val="24"/>
+              <w:lang w:val="en-US"/>
+            </w:rPr>
+            <w:instrText>CITATION</w:instrText>
+          </w:r>
+          <w:r>
+            <w:rPr>
+              <w:rFonts w:cs="Times New Roman"/>
+              <w:szCs w:val="24"/>
+            </w:rPr>
+            <w:instrText xml:space="preserve"> </w:instrText>
+          </w:r>
+          <w:r>
+            <w:rPr>
+              <w:rFonts w:cs="Times New Roman"/>
+              <w:szCs w:val="24"/>
+              <w:lang w:val="en-US"/>
+            </w:rPr>
+            <w:instrText>Zes</w:instrText>
+          </w:r>
+          <w:r>
+            <w:rPr>
+              <w:rFonts w:cs="Times New Roman"/>
+              <w:szCs w:val="24"/>
+            </w:rPr>
+            <w:instrText>20 \</w:instrText>
+          </w:r>
+          <w:r>
+            <w:rPr>
+              <w:rFonts w:cs="Times New Roman"/>
+              <w:szCs w:val="24"/>
+              <w:lang w:val="en-US"/>
+            </w:rPr>
+            <w:instrText>l</w:instrText>
+          </w:r>
+          <w:r>
+            <w:rPr>
+              <w:rFonts w:cs="Times New Roman"/>
+              <w:szCs w:val="24"/>
+            </w:rPr>
+            <w:instrText xml:space="preserve"> 1032 </w:instrText>
+          </w:r>
+          <w:r>
+            <w:rPr>
+              <w:rFonts w:cs="Times New Roman"/>
+              <w:szCs w:val="24"/>
+            </w:rPr>
+            <w:fldChar w:fldCharType="separate"/>
+          </w:r>
+          <w:r>
+            <w:rPr>
+              <w:rFonts w:cs="Times New Roman"/>
+              <w:noProof/>
+              <w:szCs w:val="24"/>
+            </w:rPr>
+            <w:t>(</w:t>
+          </w:r>
+          <w:r>
+            <w:rPr>
+              <w:rFonts w:cs="Times New Roman"/>
+              <w:noProof/>
+              <w:szCs w:val="24"/>
+              <w:lang w:val="en-US"/>
+            </w:rPr>
+            <w:t>Zeses</w:t>
+          </w:r>
+          <w:r>
+            <w:rPr>
+              <w:rFonts w:cs="Times New Roman"/>
+              <w:noProof/>
+              <w:szCs w:val="24"/>
+            </w:rPr>
+            <w:t xml:space="preserve"> </w:t>
+          </w:r>
+          <w:r>
+            <w:rPr>
+              <w:rFonts w:cs="Times New Roman"/>
+              <w:noProof/>
+              <w:szCs w:val="24"/>
+              <w:lang w:val="en-US"/>
+            </w:rPr>
+            <w:t>Pitenis</w:t>
+          </w:r>
+          <w:r>
+            <w:rPr>
+              <w:rFonts w:cs="Times New Roman"/>
+              <w:noProof/>
+              <w:szCs w:val="24"/>
+            </w:rPr>
+            <w:t>, 2020)</w:t>
+          </w:r>
+          <w:r>
+            <w:rPr>
+              <w:rFonts w:cs="Times New Roman"/>
+              <w:szCs w:val="24"/>
+            </w:rPr>
+            <w:fldChar w:fldCharType="end"/>
+          </w:r>
+        </w:sdtContent>
+      </w:sdt>
+      <w:r>
+        <w:rPr>
+          <w:rFonts w:cs="Times New Roman"/>
+          <w:szCs w:val="24"/>
+        </w:rPr>
+        <w:t xml:space="preserve"> </w:t>
+      </w:r>
+      <w:r>
+        <w:rPr>
+          <w:rFonts w:cs="Times New Roman"/>
+          <w:szCs w:val="24"/>
+        </w:rPr>
+        <w:t>υπήρξε</w:t>
+      </w:r>
+      <w:r>
+        <w:rPr>
+          <w:rFonts w:cs="Times New Roman"/>
+          <w:szCs w:val="24"/>
+        </w:rPr>
+        <w:t xml:space="preserve"> </w:t>
+      </w:r>
+      <w:r>
+        <w:rPr>
+          <w:rFonts w:cs="Times New Roman"/>
+          <w:szCs w:val="24"/>
+        </w:rPr>
+        <w:t>ανάπτυξη</w:t>
+      </w:r>
+      <w:r>
+        <w:rPr>
+          <w:rFonts w:cs="Times New Roman"/>
+          <w:szCs w:val="24"/>
+        </w:rPr>
+        <w:t xml:space="preserve"> </w:t>
+      </w:r>
+      <w:r>
+        <w:rPr>
+          <w:rFonts w:cs="Times New Roman"/>
+          <w:szCs w:val="24"/>
+        </w:rPr>
+        <w:t>συγκεκριμένου</w:t>
+      </w:r>
+      <w:r>
+        <w:rPr>
+          <w:rFonts w:cs="Times New Roman"/>
+          <w:szCs w:val="24"/>
+        </w:rPr>
+        <w:t xml:space="preserve"> </w:t>
+      </w:r>
+      <w:r>
+        <w:rPr>
+          <w:rFonts w:cs="Times New Roman"/>
+          <w:szCs w:val="24"/>
+        </w:rPr>
+        <w:t>σετ</w:t>
+      </w:r>
+      <w:r>
+        <w:rPr>
+          <w:rFonts w:cs="Times New Roman"/>
+          <w:szCs w:val="24"/>
+        </w:rPr>
+        <w:t xml:space="preserve"> </w:t>
+      </w:r>
+      <w:r>
+        <w:rPr>
+          <w:rFonts w:cs="Times New Roman"/>
+          <w:szCs w:val="24"/>
+        </w:rPr>
+        <w:t>δεδομένων</w:t>
+      </w:r>
+      <w:r>
+        <w:rPr>
+          <w:rFonts w:cs="Times New Roman"/>
+          <w:szCs w:val="24"/>
+        </w:rPr>
+        <w:t xml:space="preserve"> </w:t>
+      </w:r>
+      <w:r>
+        <w:rPr>
+          <w:rFonts w:cs="Times New Roman"/>
+          <w:szCs w:val="24"/>
+        </w:rPr>
+        <w:t xml:space="preserve">για την ανίχνευση τοξικότητας στην Ελληνική γλώσσα με </w:t>
+      </w:r>
+      <w:r>
+        <w:rPr>
+          <w:rFonts w:cs="Times New Roman"/>
+          <w:szCs w:val="24"/>
+        </w:rPr>
+        <w:t>4779</w:t>
+      </w:r>
+      <w:r>
+        <w:rPr>
+          <w:rFonts w:cs="Times New Roman"/>
+          <w:szCs w:val="24"/>
+        </w:rPr>
+        <w:t xml:space="preserve"> ελληνικά </w:t>
+      </w:r>
+      <w:r>
+        <w:rPr>
+          <w:rFonts w:cs="Times New Roman"/>
+          <w:szCs w:val="24"/>
+          <w:lang w:val="en-US"/>
+        </w:rPr>
+        <w:t>tweets</w:t>
+      </w:r>
+      <w:r>
+        <w:rPr>
+          <w:rFonts w:cs="Times New Roman"/>
+          <w:szCs w:val="24"/>
+        </w:rPr>
+        <w:t xml:space="preserve"> </w:t>
+      </w:r>
+      <w:r>
+        <w:rPr>
+          <w:rFonts w:cs="Times New Roman"/>
+          <w:szCs w:val="24"/>
+        </w:rPr>
+        <w:t xml:space="preserve">τοξικά και μη </w:t>
+      </w:r>
+      <w:r>
+        <w:rPr>
+          <w:rFonts w:cs="Times New Roman"/>
+          <w:szCs w:val="24"/>
+        </w:rPr>
+        <w:t>(</w:t>
+      </w:r>
+      <w:r>
+        <w:rPr>
+          <w:rFonts w:cs="Times New Roman"/>
+          <w:szCs w:val="24"/>
+          <w:lang w:val="en-US"/>
+        </w:rPr>
+        <w:t>OGTD</w:t>
+      </w:r>
+      <w:r>
+        <w:rPr>
+          <w:rFonts w:cs="Times New Roman"/>
+          <w:szCs w:val="24"/>
+        </w:rPr>
+        <w:t>)</w:t>
+      </w:r>
+      <w:r>
+        <w:rPr>
+          <w:rFonts w:cs="Times New Roman"/>
+          <w:szCs w:val="24"/>
+        </w:rPr>
+        <w:t>.</w:t>
+      </w:r>
+      <w:r>
+        <w:rPr>
+          <w:rFonts w:cs="Times New Roman"/>
+          <w:szCs w:val="24"/>
+        </w:rPr>
+        <w:t xml:space="preserve"> Η</w:t>
+      </w:r>
+      <w:r>
+        <w:rPr>
+          <w:rFonts w:cs="Times New Roman"/>
+          <w:szCs w:val="24"/>
+        </w:rPr>
+        <w:t xml:space="preserve"> </w:t>
+      </w:r>
+      <w:r>
+        <w:rPr>
+          <w:rFonts w:cs="Times New Roman"/>
+          <w:szCs w:val="24"/>
+        </w:rPr>
+        <w:t>διπλωματική</w:t>
+      </w:r>
+      <w:r>
+        <w:rPr>
+          <w:rFonts w:cs="Times New Roman"/>
+          <w:szCs w:val="24"/>
+        </w:rPr>
+        <w:t xml:space="preserve"> </w:t>
+      </w:r>
+      <w:r>
+        <w:rPr>
+          <w:rFonts w:cs="Times New Roman"/>
+          <w:szCs w:val="24"/>
+          <w:lang w:val="en-US"/>
+        </w:rPr>
+        <w:t>Toxicity</w:t>
+      </w:r>
+      <w:r>
+        <w:rPr>
+          <w:rFonts w:cs="Times New Roman"/>
+          <w:szCs w:val="24"/>
+        </w:rPr>
+        <w:t xml:space="preserve"> </w:t>
+      </w:r>
+      <w:r>
+        <w:rPr>
+          <w:rFonts w:cs="Times New Roman"/>
+          <w:szCs w:val="24"/>
+          <w:lang w:val="en-US"/>
+        </w:rPr>
+        <w:t>Detection</w:t>
+      </w:r>
+      <w:r>
+        <w:rPr>
+          <w:rFonts w:cs="Times New Roman"/>
+          <w:szCs w:val="24"/>
+        </w:rPr>
+        <w:t xml:space="preserve"> </w:t>
+      </w:r>
+      <w:r>
+        <w:rPr>
+          <w:rFonts w:cs="Times New Roman"/>
+          <w:szCs w:val="24"/>
+          <w:lang w:val="en-US"/>
+        </w:rPr>
+        <w:t>on</w:t>
+      </w:r>
+      <w:r>
+        <w:rPr>
+          <w:rFonts w:cs="Times New Roman"/>
+          <w:szCs w:val="24"/>
+        </w:rPr>
+        <w:t xml:space="preserve"> </w:t>
+      </w:r>
+      <w:r>
+        <w:rPr>
+          <w:rFonts w:cs="Times New Roman"/>
+          <w:szCs w:val="24"/>
+          <w:lang w:val="en-US"/>
+        </w:rPr>
+        <w:t>Greek</w:t>
+      </w:r>
+      <w:r>
+        <w:rPr>
+          <w:rFonts w:cs="Times New Roman"/>
+          <w:szCs w:val="24"/>
+        </w:rPr>
+        <w:t xml:space="preserve"> </w:t>
+      </w:r>
+      <w:r>
+        <w:rPr>
+          <w:rFonts w:cs="Times New Roman"/>
+          <w:szCs w:val="24"/>
+          <w:lang w:val="en-US"/>
+        </w:rPr>
+        <w:t>Tweets</w:t>
+      </w:r>
+      <w:r>
+        <w:rPr>
+          <w:rFonts w:cs="Times New Roman"/>
+          <w:szCs w:val="24"/>
+        </w:rPr>
+        <w:t xml:space="preserve"> </w:t>
+      </w:r>
+      <w:sdt>
+        <w:sdtPr>
+          <w:rPr>
+            <w:rFonts w:cs="Times New Roman"/>
+            <w:szCs w:val="24"/>
+            <w:lang w:val="en-US"/>
+          </w:rPr>
+          <w:id w:val="-2033723089"/>
+          <w:citation/>
+        </w:sdtPr>
+        <w:sdtContent>
+          <w:r>
+            <w:rPr>
+              <w:rFonts w:cs="Times New Roman"/>
+              <w:szCs w:val="24"/>
+              <w:lang w:val="en-US"/>
+            </w:rPr>
+            <w:fldChar w:fldCharType="begin"/>
+          </w:r>
+          <w:r>
+            <w:rPr>
+              <w:rFonts w:cs="Times New Roman"/>
+              <w:szCs w:val="24"/>
+            </w:rPr>
+            <w:instrText xml:space="preserve"> </w:instrText>
+          </w:r>
+          <w:r>
+            <w:rPr>
+              <w:rFonts w:cs="Times New Roman"/>
+              <w:szCs w:val="24"/>
+              <w:lang w:val="en-US"/>
+            </w:rPr>
+            <w:instrText>CITATION</w:instrText>
+          </w:r>
+          <w:r>
+            <w:rPr>
+              <w:rFonts w:cs="Times New Roman"/>
+              <w:szCs w:val="24"/>
+            </w:rPr>
+            <w:instrText xml:space="preserve"> </w:instrText>
+          </w:r>
+          <w:r>
+            <w:rPr>
+              <w:rFonts w:cs="Times New Roman"/>
+              <w:szCs w:val="24"/>
+              <w:lang w:val="en-US"/>
+            </w:rPr>
+            <w:instrText>Ana</w:instrText>
+          </w:r>
+          <w:r>
+            <w:rPr>
+              <w:rFonts w:cs="Times New Roman"/>
+              <w:szCs w:val="24"/>
+            </w:rPr>
+            <w:instrText>21 \</w:instrText>
+          </w:r>
+          <w:r>
+            <w:rPr>
+              <w:rFonts w:cs="Times New Roman"/>
+              <w:szCs w:val="24"/>
+              <w:lang w:val="en-US"/>
+            </w:rPr>
+            <w:instrText>l</w:instrText>
+          </w:r>
+          <w:r>
+            <w:rPr>
+              <w:rFonts w:cs="Times New Roman"/>
+              <w:szCs w:val="24"/>
+            </w:rPr>
+            <w:instrText xml:space="preserve"> 1033 </w:instrText>
+          </w:r>
+          <w:r>
+            <w:rPr>
+              <w:rFonts w:cs="Times New Roman"/>
+              <w:szCs w:val="24"/>
+              <w:lang w:val="en-US"/>
+            </w:rPr>
+            <w:fldChar w:fldCharType="separate"/>
+          </w:r>
+          <w:r>
+            <w:rPr>
+              <w:rFonts w:cs="Times New Roman"/>
+              <w:noProof/>
+              <w:szCs w:val="24"/>
+            </w:rPr>
+            <w:t>(</w:t>
+          </w:r>
+          <w:r>
+            <w:rPr>
+              <w:rFonts w:cs="Times New Roman"/>
+              <w:noProof/>
+              <w:szCs w:val="24"/>
+              <w:lang w:val="en-US"/>
+            </w:rPr>
+            <w:t>Anagnostopoulos</w:t>
+          </w:r>
+          <w:r>
+            <w:rPr>
+              <w:rFonts w:cs="Times New Roman"/>
+              <w:noProof/>
+              <w:szCs w:val="24"/>
+            </w:rPr>
+            <w:t>, 2021)</w:t>
+          </w:r>
+          <w:r>
+            <w:rPr>
+              <w:rFonts w:cs="Times New Roman"/>
+              <w:szCs w:val="24"/>
+              <w:lang w:val="en-US"/>
+            </w:rPr>
+            <w:fldChar w:fldCharType="end"/>
+          </w:r>
+        </w:sdtContent>
+      </w:sdt>
+      <w:r>
+        <w:rPr>
+          <w:rFonts w:cs="Times New Roman"/>
+          <w:szCs w:val="24"/>
+        </w:rPr>
+        <w:t xml:space="preserve"> </w:t>
+      </w:r>
+      <w:r>
+        <w:rPr>
+          <w:rFonts w:cs="Times New Roman"/>
+          <w:szCs w:val="24"/>
+        </w:rPr>
+        <w:t>χρησιμοποίησε</w:t>
+      </w:r>
+      <w:r>
+        <w:rPr>
+          <w:rFonts w:cs="Times New Roman"/>
+          <w:szCs w:val="24"/>
+        </w:rPr>
+        <w:t xml:space="preserve"> </w:t>
+      </w:r>
+      <w:r>
+        <w:rPr>
+          <w:rFonts w:cs="Times New Roman"/>
+          <w:szCs w:val="24"/>
+        </w:rPr>
+        <w:t>το</w:t>
+      </w:r>
+      <w:r>
+        <w:rPr>
+          <w:rFonts w:cs="Times New Roman"/>
+          <w:szCs w:val="24"/>
+        </w:rPr>
+        <w:t xml:space="preserve"> </w:t>
+      </w:r>
+      <w:r>
+        <w:rPr>
+          <w:rFonts w:cs="Times New Roman"/>
+          <w:szCs w:val="24"/>
+          <w:lang w:val="en-US"/>
+        </w:rPr>
+        <w:t>OGTD</w:t>
+      </w:r>
+      <w:r>
+        <w:rPr>
+          <w:rFonts w:cs="Times New Roman"/>
+          <w:szCs w:val="24"/>
+        </w:rPr>
+        <w:t xml:space="preserve"> </w:t>
+      </w:r>
+      <w:r>
+        <w:rPr>
+          <w:rFonts w:cs="Times New Roman"/>
+          <w:szCs w:val="24"/>
+        </w:rPr>
+        <w:t>για</w:t>
+      </w:r>
+      <w:r>
+        <w:rPr>
+          <w:rFonts w:cs="Times New Roman"/>
+          <w:szCs w:val="24"/>
+        </w:rPr>
+        <w:t xml:space="preserve"> </w:t>
+      </w:r>
+      <w:r>
+        <w:rPr>
+          <w:rFonts w:cs="Times New Roman"/>
+          <w:szCs w:val="24"/>
+        </w:rPr>
+        <w:t>το</w:t>
+      </w:r>
+      <w:r>
+        <w:rPr>
+          <w:rFonts w:cs="Times New Roman"/>
+          <w:szCs w:val="24"/>
+        </w:rPr>
+        <w:t xml:space="preserve"> </w:t>
+      </w:r>
+      <w:r>
+        <w:rPr>
+          <w:rFonts w:cs="Times New Roman"/>
+          <w:szCs w:val="24"/>
+        </w:rPr>
+        <w:t xml:space="preserve">συγκεκριμένο έργο καθώς και το </w:t>
+      </w:r>
+      <w:r>
+        <w:rPr>
+          <w:rFonts w:cs="Times New Roman"/>
+          <w:szCs w:val="24"/>
+          <w:lang w:val="en-US"/>
+        </w:rPr>
+        <w:t>Palo</w:t>
+      </w:r>
+      <w:r>
+        <w:rPr>
+          <w:rFonts w:cs="Times New Roman"/>
+          <w:szCs w:val="24"/>
+        </w:rPr>
+        <w:t xml:space="preserve"> </w:t>
+      </w:r>
+      <w:r>
+        <w:rPr>
+          <w:rFonts w:cs="Times New Roman"/>
+          <w:szCs w:val="24"/>
+          <w:lang w:val="en-US"/>
+        </w:rPr>
+        <w:t>Toxicity</w:t>
+      </w:r>
+      <w:r>
+        <w:rPr>
+          <w:rFonts w:cs="Times New Roman"/>
+          <w:szCs w:val="24"/>
+        </w:rPr>
+        <w:t xml:space="preserve"> </w:t>
+      </w:r>
+      <w:r>
+        <w:rPr>
+          <w:rFonts w:cs="Times New Roman"/>
+          <w:szCs w:val="24"/>
+          <w:lang w:val="en-US"/>
+        </w:rPr>
+        <w:t>and</w:t>
+      </w:r>
+      <w:r>
+        <w:rPr>
+          <w:rFonts w:cs="Times New Roman"/>
+          <w:szCs w:val="24"/>
+        </w:rPr>
+        <w:t xml:space="preserve"> </w:t>
+      </w:r>
+      <w:r>
+        <w:rPr>
+          <w:rFonts w:cs="Times New Roman"/>
+          <w:szCs w:val="24"/>
+          <w:lang w:val="en-US"/>
+        </w:rPr>
+        <w:t>Sentiment</w:t>
+      </w:r>
+      <w:r>
+        <w:rPr>
+          <w:rFonts w:cs="Times New Roman"/>
+          <w:szCs w:val="24"/>
+        </w:rPr>
+        <w:t xml:space="preserve"> </w:t>
+      </w:r>
+      <w:r>
+        <w:rPr>
+          <w:rFonts w:cs="Times New Roman"/>
+          <w:szCs w:val="24"/>
+          <w:lang w:val="en-US"/>
+        </w:rPr>
+        <w:t>Dataset</w:t>
+      </w:r>
+      <w:r>
+        <w:rPr>
+          <w:rFonts w:cs="Times New Roman"/>
+          <w:szCs w:val="24"/>
+        </w:rPr>
+        <w:t xml:space="preserve"> (</w:t>
+      </w:r>
+      <w:r>
+        <w:rPr>
+          <w:rFonts w:cs="Times New Roman"/>
+          <w:szCs w:val="24"/>
+          <w:lang w:val="en-US"/>
+        </w:rPr>
+        <w:t>PTSD</w:t>
+      </w:r>
+      <w:r>
+        <w:rPr>
+          <w:rFonts w:cs="Times New Roman"/>
+          <w:szCs w:val="24"/>
+        </w:rPr>
+        <w:t>)</w:t>
+      </w:r>
+      <w:r>
+        <w:rPr>
+          <w:rFonts w:cs="Times New Roman"/>
+          <w:szCs w:val="24"/>
+        </w:rPr>
+        <w:t xml:space="preserve"> </w:t>
+      </w:r>
+      <w:r>
+        <w:rPr>
+          <w:rFonts w:cs="Times New Roman"/>
+          <w:szCs w:val="24"/>
+        </w:rPr>
+        <w:t xml:space="preserve">που του παρείχε η </w:t>
+      </w:r>
+      <w:proofErr w:type="spellStart"/>
+      <w:r>
+        <w:rPr>
+          <w:rFonts w:cs="Times New Roman"/>
+          <w:szCs w:val="24"/>
+          <w:lang w:val="en-US"/>
+        </w:rPr>
+        <w:t>PALOServices</w:t>
+      </w:r>
+      <w:proofErr w:type="spellEnd"/>
+      <w:r>
+        <w:rPr>
+          <w:rFonts w:cs="Times New Roman"/>
+          <w:szCs w:val="24"/>
+        </w:rPr>
+        <w:t xml:space="preserve">, το οποίο αποτελείται από 1452 και έχει πιο βαθιά κατηγοριοποίηση </w:t>
+      </w:r>
+      <w:r>
+        <w:rPr>
+          <w:rFonts w:cs="Times New Roman"/>
+          <w:szCs w:val="24"/>
+        </w:rPr>
+        <w:t xml:space="preserve">όπως </w:t>
+      </w:r>
+      <w:r>
+        <w:rPr>
+          <w:rFonts w:cs="Times New Roman"/>
+          <w:szCs w:val="24"/>
+          <w:lang w:val="en-US"/>
+        </w:rPr>
+        <w:t>toxicity</w:t>
+      </w:r>
+      <w:r>
+        <w:rPr>
+          <w:rFonts w:cs="Times New Roman"/>
+          <w:szCs w:val="24"/>
+        </w:rPr>
+        <w:t xml:space="preserve"> </w:t>
+      </w:r>
+      <w:r>
+        <w:rPr>
+          <w:rFonts w:cs="Times New Roman"/>
+          <w:szCs w:val="24"/>
+          <w:lang w:val="en-US"/>
+        </w:rPr>
+        <w:t>type</w:t>
+      </w:r>
+      <w:r>
+        <w:rPr>
+          <w:rFonts w:cs="Times New Roman"/>
+          <w:szCs w:val="24"/>
+        </w:rPr>
+        <w:t xml:space="preserve">, </w:t>
+      </w:r>
+      <w:r>
+        <w:rPr>
+          <w:rFonts w:cs="Times New Roman"/>
+          <w:szCs w:val="24"/>
+          <w:lang w:val="en-US"/>
+        </w:rPr>
+        <w:t>emotion</w:t>
+      </w:r>
+      <w:r>
+        <w:rPr>
+          <w:rFonts w:cs="Times New Roman"/>
+          <w:szCs w:val="24"/>
+        </w:rPr>
+        <w:t xml:space="preserve"> </w:t>
+      </w:r>
+      <w:r>
+        <w:rPr>
+          <w:rFonts w:cs="Times New Roman"/>
+          <w:szCs w:val="24"/>
+        </w:rPr>
+        <w:t xml:space="preserve">και </w:t>
+      </w:r>
+      <w:r>
+        <w:rPr>
+          <w:rFonts w:cs="Times New Roman"/>
+          <w:szCs w:val="24"/>
+          <w:lang w:val="en-US"/>
+        </w:rPr>
+        <w:t>sentiment</w:t>
+      </w:r>
+      <w:r>
+        <w:rPr>
+          <w:rFonts w:cs="Times New Roman"/>
+          <w:szCs w:val="24"/>
+        </w:rPr>
+        <w:t>.</w:t>
+      </w:r>
+      <w:r>
+        <w:rPr>
+          <w:rFonts w:cs="Times New Roman"/>
+          <w:szCs w:val="24"/>
+        </w:rPr>
+        <w:t xml:space="preserve"> Στο</w:t>
+      </w:r>
+      <w:r>
+        <w:rPr>
+          <w:rFonts w:cs="Times New Roman"/>
+          <w:szCs w:val="24"/>
+        </w:rPr>
+        <w:t xml:space="preserve"> </w:t>
+      </w:r>
+      <w:r>
+        <w:rPr>
+          <w:rFonts w:cs="Times New Roman"/>
+          <w:szCs w:val="24"/>
+          <w:lang w:val="en-US"/>
+        </w:rPr>
+        <w:t>Multimodal</w:t>
+      </w:r>
+      <w:r>
+        <w:rPr>
+          <w:rFonts w:cs="Times New Roman"/>
+          <w:szCs w:val="24"/>
+        </w:rPr>
+        <w:t xml:space="preserve"> </w:t>
+      </w:r>
+      <w:r>
+        <w:rPr>
+          <w:rFonts w:cs="Times New Roman"/>
+          <w:szCs w:val="24"/>
+          <w:lang w:val="en-US"/>
+        </w:rPr>
+        <w:t>Hate</w:t>
+      </w:r>
+      <w:r>
+        <w:rPr>
+          <w:rFonts w:cs="Times New Roman"/>
+          <w:szCs w:val="24"/>
+        </w:rPr>
+        <w:t xml:space="preserve"> </w:t>
+      </w:r>
+      <w:r>
+        <w:rPr>
+          <w:rFonts w:cs="Times New Roman"/>
+          <w:szCs w:val="24"/>
+          <w:lang w:val="en-US"/>
+        </w:rPr>
+        <w:t>Speech</w:t>
+      </w:r>
+      <w:r>
+        <w:rPr>
+          <w:rFonts w:cs="Times New Roman"/>
+          <w:szCs w:val="24"/>
+        </w:rPr>
+        <w:t xml:space="preserve"> </w:t>
+      </w:r>
+      <w:r>
+        <w:rPr>
+          <w:rFonts w:cs="Times New Roman"/>
+          <w:szCs w:val="24"/>
+          <w:lang w:val="en-US"/>
+        </w:rPr>
+        <w:t>Detection</w:t>
+      </w:r>
+      <w:r>
+        <w:rPr>
+          <w:rFonts w:cs="Times New Roman"/>
+          <w:szCs w:val="24"/>
+        </w:rPr>
+        <w:t xml:space="preserve"> </w:t>
+      </w:r>
+      <w:r>
+        <w:rPr>
+          <w:rFonts w:cs="Times New Roman"/>
+          <w:szCs w:val="24"/>
+          <w:lang w:val="en-US"/>
+        </w:rPr>
+        <w:t>in</w:t>
+      </w:r>
+      <w:r>
+        <w:rPr>
+          <w:rFonts w:cs="Times New Roman"/>
+          <w:szCs w:val="24"/>
+        </w:rPr>
+        <w:t xml:space="preserve"> </w:t>
+      </w:r>
+      <w:r>
+        <w:rPr>
+          <w:rFonts w:cs="Times New Roman"/>
+          <w:szCs w:val="24"/>
+          <w:lang w:val="en-US"/>
+        </w:rPr>
+        <w:t>Greek</w:t>
+      </w:r>
+      <w:r>
+        <w:rPr>
+          <w:rFonts w:cs="Times New Roman"/>
+          <w:szCs w:val="24"/>
+        </w:rPr>
+        <w:t xml:space="preserve"> </w:t>
+      </w:r>
+      <w:r>
+        <w:rPr>
+          <w:rFonts w:cs="Times New Roman"/>
+          <w:szCs w:val="24"/>
+          <w:lang w:val="en-US"/>
+        </w:rPr>
+        <w:t>Social</w:t>
+      </w:r>
+      <w:r>
+        <w:rPr>
+          <w:rFonts w:cs="Times New Roman"/>
+          <w:szCs w:val="24"/>
+        </w:rPr>
+        <w:t xml:space="preserve"> </w:t>
+      </w:r>
+      <w:r>
+        <w:rPr>
+          <w:rFonts w:cs="Times New Roman"/>
+          <w:szCs w:val="24"/>
+          <w:lang w:val="en-US"/>
+        </w:rPr>
+        <w:t>Media</w:t>
+      </w:r>
+      <w:r>
+        <w:rPr>
+          <w:rFonts w:cs="Times New Roman"/>
+          <w:szCs w:val="24"/>
+        </w:rPr>
+        <w:t xml:space="preserve"> </w:t>
+      </w:r>
+      <w:sdt>
+        <w:sdtPr>
+          <w:rPr>
+            <w:rFonts w:cs="Times New Roman"/>
+            <w:szCs w:val="24"/>
+            <w:lang w:val="en-US"/>
+          </w:rPr>
+          <w:id w:val="-1174335810"/>
+          <w:citation/>
+        </w:sdtPr>
+        <w:sdtContent>
+          <w:r>
+            <w:rPr>
+              <w:rFonts w:cs="Times New Roman"/>
+              <w:szCs w:val="24"/>
+              <w:lang w:val="en-US"/>
+            </w:rPr>
+            <w:fldChar w:fldCharType="begin"/>
+          </w:r>
+          <w:r>
+            <w:rPr>
+              <w:rFonts w:cs="Times New Roman"/>
+              <w:szCs w:val="24"/>
+            </w:rPr>
+            <w:instrText xml:space="preserve"> </w:instrText>
+          </w:r>
+          <w:r>
+            <w:rPr>
+              <w:rFonts w:cs="Times New Roman"/>
+              <w:szCs w:val="24"/>
+              <w:lang w:val="en-US"/>
+            </w:rPr>
+            <w:instrText>CITATION</w:instrText>
+          </w:r>
+          <w:r>
+            <w:rPr>
+              <w:rFonts w:cs="Times New Roman"/>
+              <w:szCs w:val="24"/>
+            </w:rPr>
+            <w:instrText xml:space="preserve"> </w:instrText>
+          </w:r>
+          <w:r>
+            <w:rPr>
+              <w:rFonts w:cs="Times New Roman"/>
+              <w:szCs w:val="24"/>
+              <w:lang w:val="en-US"/>
+            </w:rPr>
+            <w:instrText>Kon</w:instrText>
+          </w:r>
+          <w:r>
+            <w:rPr>
+              <w:rFonts w:cs="Times New Roman"/>
+              <w:szCs w:val="24"/>
+            </w:rPr>
+            <w:instrText>21 \</w:instrText>
+          </w:r>
+          <w:r>
+            <w:rPr>
+              <w:rFonts w:cs="Times New Roman"/>
+              <w:szCs w:val="24"/>
+              <w:lang w:val="en-US"/>
+            </w:rPr>
+            <w:instrText>l</w:instrText>
+          </w:r>
+          <w:r>
+            <w:rPr>
+              <w:rFonts w:cs="Times New Roman"/>
+              <w:szCs w:val="24"/>
+            </w:rPr>
+            <w:instrText xml:space="preserve"> 1033 </w:instrText>
+          </w:r>
+          <w:r>
+            <w:rPr>
+              <w:rFonts w:cs="Times New Roman"/>
+              <w:szCs w:val="24"/>
+              <w:lang w:val="en-US"/>
+            </w:rPr>
+            <w:fldChar w:fldCharType="separate"/>
+          </w:r>
+          <w:r>
+            <w:rPr>
+              <w:rFonts w:cs="Times New Roman"/>
+              <w:noProof/>
+              <w:szCs w:val="24"/>
+            </w:rPr>
+            <w:t>(</w:t>
+          </w:r>
+          <w:r>
+            <w:rPr>
+              <w:rFonts w:cs="Times New Roman"/>
+              <w:noProof/>
+              <w:szCs w:val="24"/>
+              <w:lang w:val="en-US"/>
+            </w:rPr>
+            <w:t>Konstantinos</w:t>
+          </w:r>
+          <w:r>
+            <w:rPr>
+              <w:rFonts w:cs="Times New Roman"/>
+              <w:noProof/>
+              <w:szCs w:val="24"/>
+            </w:rPr>
+            <w:t xml:space="preserve"> </w:t>
+          </w:r>
+          <w:r>
+            <w:rPr>
+              <w:rFonts w:cs="Times New Roman"/>
+              <w:noProof/>
+              <w:szCs w:val="24"/>
+              <w:lang w:val="en-US"/>
+            </w:rPr>
+            <w:t>Perifanos</w:t>
+          </w:r>
+          <w:r>
+            <w:rPr>
+              <w:rFonts w:cs="Times New Roman"/>
+              <w:noProof/>
+              <w:szCs w:val="24"/>
+            </w:rPr>
+            <w:t>, 2021)</w:t>
+          </w:r>
+          <w:r>
+            <w:rPr>
+              <w:rFonts w:cs="Times New Roman"/>
+              <w:szCs w:val="24"/>
+              <w:lang w:val="en-US"/>
+            </w:rPr>
+            <w:fldChar w:fldCharType="end"/>
+          </w:r>
+        </w:sdtContent>
+      </w:sdt>
+      <w:r>
+        <w:rPr>
+          <w:rFonts w:cs="Times New Roman"/>
+          <w:szCs w:val="24"/>
+        </w:rPr>
+        <w:t xml:space="preserve">, </w:t>
+      </w:r>
+      <w:r>
+        <w:rPr>
+          <w:rFonts w:cs="Times New Roman"/>
+          <w:szCs w:val="24"/>
+        </w:rPr>
+        <w:t>χρησιμοποιήθηκε</w:t>
+      </w:r>
+      <w:r>
+        <w:rPr>
+          <w:rFonts w:cs="Times New Roman"/>
+          <w:szCs w:val="24"/>
+        </w:rPr>
+        <w:t xml:space="preserve"> </w:t>
+      </w:r>
+      <w:r>
+        <w:rPr>
+          <w:rFonts w:cs="Times New Roman"/>
+          <w:szCs w:val="24"/>
+        </w:rPr>
+        <w:t>το</w:t>
+      </w:r>
+      <w:r>
+        <w:rPr>
+          <w:rFonts w:cs="Times New Roman"/>
+          <w:szCs w:val="24"/>
+        </w:rPr>
+        <w:t xml:space="preserve"> </w:t>
+      </w:r>
+      <w:r>
+        <w:rPr>
+          <w:rFonts w:cs="Times New Roman"/>
+          <w:szCs w:val="24"/>
+          <w:lang w:val="en-US"/>
+        </w:rPr>
+        <w:t>OGTD</w:t>
+      </w:r>
+      <w:r>
+        <w:rPr>
+          <w:rFonts w:cs="Times New Roman"/>
+          <w:szCs w:val="24"/>
+        </w:rPr>
+        <w:t xml:space="preserve"> </w:t>
+      </w:r>
+      <w:r>
+        <w:rPr>
+          <w:rFonts w:cs="Times New Roman"/>
+          <w:szCs w:val="24"/>
+        </w:rPr>
+        <w:t>μαζί</w:t>
+      </w:r>
+      <w:r>
+        <w:rPr>
+          <w:rFonts w:cs="Times New Roman"/>
+          <w:szCs w:val="24"/>
+        </w:rPr>
+        <w:t xml:space="preserve"> </w:t>
+      </w:r>
+      <w:r>
+        <w:rPr>
+          <w:rFonts w:cs="Times New Roman"/>
+          <w:szCs w:val="24"/>
+        </w:rPr>
+        <w:t>με</w:t>
+      </w:r>
+      <w:r>
+        <w:rPr>
+          <w:rFonts w:cs="Times New Roman"/>
+          <w:szCs w:val="24"/>
+        </w:rPr>
+        <w:t xml:space="preserve"> </w:t>
+      </w:r>
+      <w:r>
+        <w:rPr>
+          <w:rFonts w:cs="Times New Roman"/>
+          <w:szCs w:val="24"/>
+        </w:rPr>
+        <w:t>άλλα</w:t>
+      </w:r>
+      <w:r>
+        <w:rPr>
+          <w:rFonts w:cs="Times New Roman"/>
+          <w:szCs w:val="24"/>
+        </w:rPr>
+        <w:t xml:space="preserve"> </w:t>
+      </w:r>
+      <w:r>
+        <w:rPr>
+          <w:rFonts w:cs="Times New Roman"/>
+          <w:szCs w:val="24"/>
+        </w:rPr>
+        <w:t>δυο</w:t>
+      </w:r>
+      <w:r>
+        <w:rPr>
+          <w:rFonts w:cs="Times New Roman"/>
+          <w:szCs w:val="24"/>
+        </w:rPr>
+        <w:t xml:space="preserve"> </w:t>
+      </w:r>
+      <w:r>
+        <w:rPr>
+          <w:rFonts w:cs="Times New Roman"/>
+          <w:szCs w:val="24"/>
+        </w:rPr>
+        <w:t>δημοσίως</w:t>
+      </w:r>
+      <w:r>
+        <w:rPr>
+          <w:rFonts w:cs="Times New Roman"/>
+          <w:szCs w:val="24"/>
+        </w:rPr>
+        <w:t xml:space="preserve"> </w:t>
+      </w:r>
+      <w:r>
+        <w:rPr>
+          <w:rFonts w:cs="Times New Roman"/>
+          <w:szCs w:val="24"/>
+        </w:rPr>
+        <w:t xml:space="preserve">διαθέσιμα σετ δεδομένων αλλά επίσης αναπτύχθηκε </w:t>
+      </w:r>
+      <w:r>
+        <w:rPr>
+          <w:rFonts w:cs="Times New Roman"/>
+          <w:szCs w:val="24"/>
+        </w:rPr>
+        <w:t xml:space="preserve">ένα δικό τους σετ δεδομένων που αποτελείται από ~4000 </w:t>
+      </w:r>
+      <w:r>
+        <w:rPr>
+          <w:rFonts w:cs="Times New Roman"/>
+          <w:szCs w:val="24"/>
+          <w:lang w:val="en-US"/>
+        </w:rPr>
+        <w:t>tweets</w:t>
+      </w:r>
+      <w:r>
+        <w:rPr>
+          <w:rFonts w:cs="Times New Roman"/>
+          <w:szCs w:val="24"/>
+        </w:rPr>
+        <w:t>.</w:t>
+      </w:r>
+      <w:r>
+        <w:rPr>
+          <w:rFonts w:cs="Times New Roman"/>
+          <w:szCs w:val="24"/>
+        </w:rPr>
+        <w:t xml:space="preserve"> Στις τρείς αυτές έρευνες φαίνεται πως η πιο δημοφιλής τεχνολογία είναι τα </w:t>
+      </w:r>
+      <w:r>
+        <w:rPr>
+          <w:rFonts w:cs="Times New Roman"/>
+          <w:szCs w:val="24"/>
+          <w:lang w:val="en-US"/>
+        </w:rPr>
+        <w:t>deep</w:t>
+      </w:r>
+      <w:r>
+        <w:rPr>
+          <w:rFonts w:cs="Times New Roman"/>
+          <w:szCs w:val="24"/>
+        </w:rPr>
+        <w:t xml:space="preserve"> </w:t>
+      </w:r>
+      <w:r>
+        <w:rPr>
+          <w:rFonts w:cs="Times New Roman"/>
+          <w:szCs w:val="24"/>
+          <w:lang w:val="en-US"/>
+        </w:rPr>
+        <w:t>learning</w:t>
+      </w:r>
+      <w:r>
+        <w:rPr>
+          <w:rFonts w:cs="Times New Roman"/>
+          <w:szCs w:val="24"/>
+        </w:rPr>
+        <w:t xml:space="preserve"> </w:t>
+      </w:r>
+      <w:r>
+        <w:rPr>
+          <w:rFonts w:cs="Times New Roman"/>
+          <w:szCs w:val="24"/>
+          <w:lang w:val="en-US"/>
+        </w:rPr>
+        <w:t>models</w:t>
+      </w:r>
+      <w:r>
+        <w:rPr>
+          <w:rFonts w:cs="Times New Roman"/>
+          <w:szCs w:val="24"/>
+        </w:rPr>
+        <w:t xml:space="preserve">, </w:t>
+      </w:r>
+      <w:r>
+        <w:rPr>
+          <w:rFonts w:cs="Times New Roman"/>
+          <w:szCs w:val="24"/>
+        </w:rPr>
+        <w:t xml:space="preserve">με το </w:t>
+      </w:r>
+      <w:r>
+        <w:rPr>
+          <w:rFonts w:cs="Times New Roman"/>
+          <w:szCs w:val="24"/>
+          <w:lang w:val="en-US"/>
+        </w:rPr>
+        <w:t>Offensive</w:t>
+      </w:r>
+      <w:r>
+        <w:rPr>
+          <w:rFonts w:cs="Times New Roman"/>
+          <w:szCs w:val="24"/>
+        </w:rPr>
+        <w:t xml:space="preserve"> </w:t>
+      </w:r>
+      <w:r>
+        <w:rPr>
+          <w:rFonts w:cs="Times New Roman"/>
+          <w:szCs w:val="24"/>
+          <w:lang w:val="en-US"/>
+        </w:rPr>
+        <w:t>Language</w:t>
+      </w:r>
+      <w:r>
+        <w:rPr>
+          <w:rFonts w:cs="Times New Roman"/>
+          <w:szCs w:val="24"/>
+        </w:rPr>
+        <w:t xml:space="preserve"> </w:t>
+      </w:r>
+      <w:r>
+        <w:rPr>
+          <w:rFonts w:cs="Times New Roman"/>
+          <w:szCs w:val="24"/>
+          <w:lang w:val="en-US"/>
+        </w:rPr>
+        <w:t>Identification</w:t>
+      </w:r>
+      <w:r>
+        <w:rPr>
+          <w:rFonts w:cs="Times New Roman"/>
+          <w:szCs w:val="24"/>
+        </w:rPr>
+        <w:t xml:space="preserve"> </w:t>
+      </w:r>
+      <w:r>
+        <w:rPr>
+          <w:rFonts w:cs="Times New Roman"/>
+          <w:szCs w:val="24"/>
+          <w:lang w:val="en-US"/>
+        </w:rPr>
+        <w:t>in</w:t>
+      </w:r>
+      <w:r>
+        <w:rPr>
+          <w:rFonts w:cs="Times New Roman"/>
+          <w:szCs w:val="24"/>
+        </w:rPr>
+        <w:t xml:space="preserve"> </w:t>
+      </w:r>
+      <w:r>
+        <w:rPr>
+          <w:rFonts w:cs="Times New Roman"/>
+          <w:szCs w:val="24"/>
+          <w:lang w:val="en-US"/>
+        </w:rPr>
+        <w:t>Greek</w:t>
+      </w:r>
+      <w:r>
+        <w:rPr>
+          <w:rFonts w:cs="Times New Roman"/>
+          <w:szCs w:val="24"/>
+        </w:rPr>
+        <w:t xml:space="preserve"> </w:t>
+      </w:r>
+      <w:r>
+        <w:rPr>
+          <w:rFonts w:cs="Times New Roman"/>
+          <w:szCs w:val="24"/>
+        </w:rPr>
+        <w:t xml:space="preserve">να χρησιμοποιεί και παραδοσιακό </w:t>
+      </w:r>
+      <w:r>
+        <w:rPr>
+          <w:rFonts w:cs="Times New Roman"/>
+          <w:szCs w:val="24"/>
+          <w:lang w:val="en-US"/>
+        </w:rPr>
+        <w:t>machine</w:t>
+      </w:r>
+      <w:r>
+        <w:rPr>
+          <w:rFonts w:cs="Times New Roman"/>
+          <w:szCs w:val="24"/>
+        </w:rPr>
+        <w:t xml:space="preserve"> </w:t>
+      </w:r>
+      <w:r>
+        <w:rPr>
+          <w:rFonts w:cs="Times New Roman"/>
+          <w:szCs w:val="24"/>
+          <w:lang w:val="en-US"/>
+        </w:rPr>
+        <w:t>learning</w:t>
+      </w:r>
+      <w:r>
+        <w:rPr>
+          <w:rFonts w:cs="Times New Roman"/>
+          <w:szCs w:val="24"/>
+        </w:rPr>
+        <w:t xml:space="preserve"> </w:t>
+      </w:r>
+      <w:r>
+        <w:rPr>
+          <w:rFonts w:cs="Times New Roman"/>
+          <w:szCs w:val="24"/>
+        </w:rPr>
+        <w:t xml:space="preserve">ως </w:t>
+      </w:r>
+      <w:r>
+        <w:rPr>
+          <w:rFonts w:cs="Times New Roman"/>
+          <w:szCs w:val="24"/>
+        </w:rPr>
+        <w:t>“</w:t>
+      </w:r>
+      <w:r>
+        <w:rPr>
+          <w:rFonts w:cs="Times New Roman"/>
+          <w:szCs w:val="24"/>
+        </w:rPr>
+        <w:t>βασική</w:t>
+      </w:r>
+      <w:r>
+        <w:rPr>
+          <w:rFonts w:cs="Times New Roman"/>
+          <w:szCs w:val="24"/>
+        </w:rPr>
+        <w:t xml:space="preserve">” </w:t>
+      </w:r>
+      <w:r>
+        <w:rPr>
+          <w:rFonts w:cs="Times New Roman"/>
+          <w:szCs w:val="24"/>
+        </w:rPr>
+        <w:t>μέθοδο για σύγκριση.</w:t>
+      </w:r>
+    </w:p>
+    <w:p>
+      <w:pPr>
+        <w:pStyle w:val="a0"/>
+      </w:pPr>
+      <w:r>
+        <w:t xml:space="preserve">1.3 </w:t>
+      </w:r>
+      <w:r>
+        <w:t>Τεχνικές</w:t>
+      </w:r>
+      <w:r>
+        <w:t xml:space="preserve"> </w:t>
+      </w:r>
+      <w:r>
+        <w:t>και</w:t>
+      </w:r>
+      <w:r>
+        <w:t xml:space="preserve"> </w:t>
+      </w:r>
+      <w:r>
+        <w:t>μοντέλα</w:t>
+      </w:r>
+    </w:p>
+    <w:p>
+      <w:pPr>
+        <w:ind w:right="282"/>
+        <w:jc w:val="both"/>
+        <w:rPr>
+          <w:rFonts w:cs="Times New Roman"/>
+          <w:szCs w:val="24"/>
+        </w:rPr>
+      </w:pPr>
+      <w:r>
+        <w:rPr>
+          <w:rFonts w:cs="Times New Roman"/>
+          <w:szCs w:val="24"/>
+        </w:rPr>
+        <w:t>Για την αποφυγή έκθεσης σε βλαβερό περιεχόμενο έχουν υπάρξει πολλαπλές μέθοδοι με την χρήση μοντέρνων τεχνικών και τεχνολογιών.</w:t>
       </w:r>
       <w:r>
         <w:rPr>
@@ -5131,21 +6957,7 @@
           <w:rFonts w:cs="Times New Roman"/>
           <w:szCs w:val="24"/>
         </w:rPr>
-        <w:t>είναι εξαιρετικά δημοφιλή στο συγκεκριμένο</w:t>
-      </w:r>
-      <w:r>
-        <w:rPr>
-          <w:rFonts w:cs="Times New Roman"/>
-          <w:szCs w:val="24"/>
-        </w:rPr>
-        <w:t xml:space="preserve"> </w:t>
-      </w:r>
-      <w:r>
-        <w:rPr>
-          <w:rFonts w:cs="Times New Roman"/>
-          <w:szCs w:val="24"/>
-        </w:rPr>
-        <w:t>έργο. Για</w:t>
+        <w:t>είναι εξαιρετικά δημοφιλή. Για</w:t>
       </w:r>
       <w:r>
         <w:rPr>
@@ -5188,21 +7000,6 @@
           <w:szCs w:val="24"/>
           <w:lang w:val="en-US"/>
         </w:rPr>
-        <w:t>paper</w:t>
-      </w:r>
-      <w:r>
-        <w:rPr>
-          <w:rFonts w:cs="Times New Roman"/>
-          <w:szCs w:val="24"/>
-        </w:rPr>
-        <w:t xml:space="preserve"> «</w:t>
-      </w:r>
-      <w:r>
-        <w:rPr>
-          <w:rFonts w:cs="Times New Roman"/>
-          <w:szCs w:val="24"/>
-          <w:lang w:val="en-US"/>
-        </w:rPr>
         <w:t>Multimodal</w:t>
       </w:r>
       <w:r>
@@ -5315,7 +7112,7 @@
           <w:rFonts w:cs="Times New Roman"/>
           <w:szCs w:val="24"/>
         </w:rPr>
-        <w:t xml:space="preserve">» </w:t>
+        <w:t xml:space="preserve"> </w:t>
       </w:r>
       <w:sdt>
         <w:sdtPr>
@@ -5598,28 +7395,44 @@
           <w:rFonts w:cs="Times New Roman"/>
           <w:szCs w:val="24"/>
         </w:rPr>
-        <w:t xml:space="preserve"> LM</w:t>
-      </w:r>
-      <w:r>
-        <w:rPr>
-          <w:rFonts w:cs="Times New Roman"/>
-          <w:szCs w:val="24"/>
-        </w:rPr>
-        <w:t xml:space="preserve"> </w:t>
-      </w:r>
-      <w:r>
-        <w:rPr>
-          <w:rFonts w:cs="Times New Roman"/>
-          <w:szCs w:val="24"/>
-        </w:rPr>
-        <w:t xml:space="preserve">για την Ελληνική γλώσσα. </w:t>
-      </w:r>
-      <w:r>
-        <w:rPr>
-          <w:rFonts w:cs="Times New Roman"/>
-          <w:szCs w:val="24"/>
-        </w:rPr>
-        <w:t>Επίσης</w:t>
+        <w:t xml:space="preserve"> </w:t>
+      </w:r>
+      <w:r>
+        <w:rPr>
+          <w:rFonts w:cs="Times New Roman"/>
+          <w:szCs w:val="24"/>
+          <w:lang w:val="en-US"/>
+        </w:rPr>
+        <w:t>language</w:t>
+      </w:r>
+      <w:r>
+        <w:rPr>
+          <w:rFonts w:cs="Times New Roman"/>
+          <w:szCs w:val="24"/>
+        </w:rPr>
+        <w:t xml:space="preserve"> </w:t>
+      </w:r>
+      <w:r>
+        <w:rPr>
+          <w:rFonts w:cs="Times New Roman"/>
+          <w:szCs w:val="24"/>
+          <w:lang w:val="en-US"/>
+        </w:rPr>
+        <w:t>model</w:t>
+      </w:r>
+      <w:r>
+        <w:rPr>
+          <w:rFonts w:cs="Times New Roman"/>
+          <w:szCs w:val="24"/>
+        </w:rPr>
+        <w:t xml:space="preserve"> </w:t>
+      </w:r>
+      <w:r>
+        <w:rPr>
+          <w:rFonts w:cs="Times New Roman"/>
+          <w:szCs w:val="24"/>
+        </w:rPr>
+        <w:t>για την Ελληνική γλώσσα. Επίσης</w:t>
       </w:r>
       <w:r>
         <w:rPr>
@@ -5634,21 +7447,6 @@
           <w:szCs w:val="24"/>
         </w:rPr>
         <w:t>στο</w:t>
-      </w:r>
-      <w:r>
-        <w:rPr>
-          <w:rFonts w:cs="Times New Roman"/>
-          <w:szCs w:val="24"/>
-        </w:rPr>
-        <w:t xml:space="preserve"> </w:t>
-      </w:r>
-      <w:r>
-        <w:rPr>
-          <w:rFonts w:cs="Times New Roman"/>
-          <w:szCs w:val="24"/>
-          <w:lang w:val="en-US"/>
-        </w:rPr>
-        <w:t>paper</w:t>
       </w:r>
       <w:r>
         <w:rPr>
@@ -5932,21 +7730,14 @@
           <w:rFonts w:cs="Times New Roman"/>
           <w:szCs w:val="24"/>
         </w:rPr>
-        <w:tab/>
-      </w:r>
-      <w:r>
-        <w:rPr>
-          <w:rFonts w:cs="Times New Roman"/>
-          <w:szCs w:val="24"/>
-        </w:rPr>
-        <w:t xml:space="preserve">αλλά επίσης είδαμε και την χρήση ενός </w:t>
-      </w:r>
-      <w:r>
-        <w:rPr>
-          <w:rFonts w:cs="Times New Roman"/>
-          <w:szCs w:val="24"/>
-        </w:rPr>
-        <w:t xml:space="preserve">μοντέλου </w:t>
+        <w:t xml:space="preserve"> </w:t>
+      </w:r>
+      <w:r>
+        <w:rPr>
+          <w:rFonts w:cs="Times New Roman"/>
+          <w:szCs w:val="24"/>
+        </w:rPr>
+        <w:t xml:space="preserve">αλλά επίσης είδαμε και την χρήση ενός μοντέλου </w:t>
       </w:r>
       <w:r>
         <w:rPr>
@@ -6000,36 +7791,6 @@
           <w:rFonts w:cs="Times New Roman"/>
           <w:szCs w:val="24"/>
         </w:rPr>
-        <w:t xml:space="preserve"> </w:t>
-      </w:r>
-      <w:r>
-        <w:rPr>
-          <w:rFonts w:cs="Times New Roman"/>
-          <w:szCs w:val="24"/>
-          <w:lang w:val="en-US"/>
-        </w:rPr>
-        <w:t>word</w:t>
-      </w:r>
-      <w:r>
-        <w:rPr>
-          <w:rFonts w:cs="Times New Roman"/>
-          <w:szCs w:val="24"/>
-        </w:rPr>
-        <w:t xml:space="preserve"> </w:t>
-      </w:r>
-      <w:r>
-        <w:rPr>
-          <w:rFonts w:cs="Times New Roman"/>
-          <w:szCs w:val="24"/>
-          <w:lang w:val="en-US"/>
-        </w:rPr>
-        <w:t>vectors</w:t>
-      </w:r>
-      <w:r>
-        <w:rPr>
-          <w:rFonts w:cs="Times New Roman"/>
-          <w:szCs w:val="24"/>
-        </w:rPr>
         <w:t xml:space="preserve">. </w:t>
       </w:r>
       <w:r>
@@ -6067,6 +7828,95 @@
           <w:rFonts w:cs="Times New Roman"/>
           <w:szCs w:val="24"/>
         </w:rPr>
+        <w:t xml:space="preserve"> </w:t>
+      </w:r>
+      <w:r>
+        <w:rPr>
+          <w:rFonts w:cs="Times New Roman"/>
+          <w:szCs w:val="24"/>
+        </w:rPr>
+        <w:t>και είναι εξαιρετικά αποτελεσματικά στην εκπαίδευση πάνω σε πολύπλοκα έργα. Στο</w:t>
+      </w:r>
+      <w:r>
+        <w:rPr>
+          <w:rFonts w:cs="Times New Roman"/>
+          <w:szCs w:val="24"/>
+        </w:rPr>
+        <w:t xml:space="preserve"> </w:t>
+      </w:r>
+      <w:r>
+        <w:rPr>
+          <w:rFonts w:cs="Times New Roman"/>
+          <w:szCs w:val="24"/>
+          <w:lang w:val="en-US"/>
+        </w:rPr>
+        <w:t>Offensive</w:t>
+      </w:r>
+      <w:r>
+        <w:rPr>
+          <w:rFonts w:cs="Times New Roman"/>
+          <w:szCs w:val="24"/>
+        </w:rPr>
+        <w:t xml:space="preserve"> </w:t>
+      </w:r>
+      <w:r>
+        <w:rPr>
+          <w:rFonts w:cs="Times New Roman"/>
+          <w:szCs w:val="24"/>
+          <w:lang w:val="en-US"/>
+        </w:rPr>
+        <w:t>Language</w:t>
+      </w:r>
+      <w:r>
+        <w:rPr>
+          <w:rFonts w:cs="Times New Roman"/>
+          <w:szCs w:val="24"/>
+        </w:rPr>
+        <w:t xml:space="preserve"> </w:t>
+      </w:r>
+      <w:r>
+        <w:rPr>
+          <w:rFonts w:cs="Times New Roman"/>
+          <w:szCs w:val="24"/>
+          <w:lang w:val="en-US"/>
+        </w:rPr>
+        <w:t>Identification</w:t>
+      </w:r>
+      <w:r>
+        <w:rPr>
+          <w:rFonts w:cs="Times New Roman"/>
+          <w:szCs w:val="24"/>
+        </w:rPr>
+        <w:t xml:space="preserve"> </w:t>
+      </w:r>
+      <w:r>
+        <w:rPr>
+          <w:rFonts w:cs="Times New Roman"/>
+          <w:szCs w:val="24"/>
+          <w:lang w:val="en-US"/>
+        </w:rPr>
+        <w:t>in</w:t>
+      </w:r>
+      <w:r>
+        <w:rPr>
+          <w:rFonts w:cs="Times New Roman"/>
+          <w:szCs w:val="24"/>
+        </w:rPr>
+        <w:t xml:space="preserve"> </w:t>
+      </w:r>
+      <w:r>
+        <w:rPr>
+          <w:rFonts w:cs="Times New Roman"/>
+          <w:szCs w:val="24"/>
+          <w:lang w:val="en-US"/>
+        </w:rPr>
+        <w:t>Greek</w:t>
+      </w:r>
+      <w:r>
+        <w:rPr>
+          <w:rFonts w:cs="Times New Roman"/>
+          <w:szCs w:val="24"/>
+        </w:rPr>
         <w:t xml:space="preserve">, </w:t>
       </w:r>
       <w:r>
@@ -6074,92 +7924,210 @@
           <w:rFonts w:cs="Times New Roman"/>
           <w:szCs w:val="24"/>
         </w:rPr>
-        <w:t>κάτι που χρησιμοποιήσαμε και εμείς στα δικά μας πειράματα.</w:t>
-      </w:r>
-    </w:p>
-    <w:p>
-      <w:pPr>
-        <w:pStyle w:val="Heading2"/>
-        <w:numPr>
-          <w:ilvl w:val="0"/>
-          <w:numId w:val="0"/>
-        </w:numPr>
-        <w:ind w:left="576" w:right="282" w:hanging="576"/>
-        <w:jc w:val="both"/>
-        <w:rPr>
-          <w:rFonts w:ascii="Times New Roman" w:hAnsi="Times New Roman" w:cs="Times New Roman"/>
-          <w:color w:val="auto"/>
-          <w:sz w:val="28"/>
-          <w:szCs w:val="28"/>
-        </w:rPr>
-      </w:pPr>
-      <w:bookmarkStart w:id="12" w:name="_Toc476744050"/>
-      <w:r>
-        <w:rPr>
-          <w:rFonts w:ascii="Times New Roman" w:hAnsi="Times New Roman" w:cs="Times New Roman"/>
-          <w:color w:val="auto"/>
-          <w:sz w:val="28"/>
-          <w:szCs w:val="28"/>
-        </w:rPr>
-        <w:t>1.</w:t>
-      </w:r>
-      <w:r>
-        <w:rPr>
-          <w:rFonts w:ascii="Times New Roman" w:hAnsi="Times New Roman" w:cs="Times New Roman"/>
-          <w:color w:val="auto"/>
-          <w:sz w:val="28"/>
-          <w:szCs w:val="28"/>
-        </w:rPr>
-        <w:t>2</w:t>
-      </w:r>
-      <w:r>
-        <w:rPr>
-          <w:rFonts w:ascii="Times New Roman" w:hAnsi="Times New Roman" w:cs="Times New Roman"/>
-          <w:color w:val="auto"/>
-          <w:sz w:val="28"/>
-          <w:szCs w:val="28"/>
-        </w:rPr>
-        <w:t xml:space="preserve"> [</w:t>
-      </w:r>
-      <w:r>
-        <w:rPr>
-          <w:rFonts w:ascii="Times New Roman" w:hAnsi="Times New Roman" w:cs="Times New Roman"/>
-          <w:color w:val="auto"/>
-          <w:sz w:val="28"/>
-          <w:szCs w:val="28"/>
-        </w:rPr>
-        <w:t>Τίτλος</w:t>
-      </w:r>
-      <w:r>
-        <w:rPr>
-          <w:rFonts w:ascii="Times New Roman" w:hAnsi="Times New Roman" w:cs="Times New Roman"/>
-          <w:color w:val="auto"/>
-          <w:sz w:val="28"/>
-          <w:szCs w:val="28"/>
-        </w:rPr>
-        <w:t xml:space="preserve"> </w:t>
-      </w:r>
-      <w:proofErr w:type="spellStart"/>
-      <w:r>
-        <w:rPr>
-          <w:rFonts w:ascii="Times New Roman" w:hAnsi="Times New Roman" w:cs="Times New Roman"/>
-          <w:color w:val="auto"/>
-          <w:sz w:val="28"/>
-          <w:szCs w:val="28"/>
-        </w:rPr>
-        <w:t>υποκεφαλαίου</w:t>
-      </w:r>
-      <w:proofErr w:type="spellEnd"/>
-      <w:r>
-        <w:rPr>
-          <w:rFonts w:ascii="Times New Roman" w:hAnsi="Times New Roman" w:cs="Times New Roman"/>
-          <w:color w:val="auto"/>
-          <w:sz w:val="28"/>
-          <w:szCs w:val="28"/>
-        </w:rPr>
-        <w:t>]</w:t>
-      </w:r>
-      <w:bookmarkEnd w:id="12"/>
+        <w:t>ως</w:t>
+      </w:r>
+      <w:r>
+        <w:rPr>
+          <w:rFonts w:cs="Times New Roman"/>
+          <w:szCs w:val="24"/>
+        </w:rPr>
+        <w:t xml:space="preserve"> </w:t>
+      </w:r>
+      <w:r>
+        <w:rPr>
+          <w:rFonts w:cs="Times New Roman"/>
+          <w:szCs w:val="24"/>
+        </w:rPr>
+        <w:t>μέτρο</w:t>
+      </w:r>
+      <w:r>
+        <w:rPr>
+          <w:rFonts w:cs="Times New Roman"/>
+          <w:szCs w:val="24"/>
+        </w:rPr>
+        <w:t xml:space="preserve"> </w:t>
+      </w:r>
+      <w:r>
+        <w:rPr>
+          <w:rFonts w:cs="Times New Roman"/>
+          <w:szCs w:val="24"/>
+        </w:rPr>
+        <w:t>σύγκρισης</w:t>
+      </w:r>
+      <w:r>
+        <w:rPr>
+          <w:rFonts w:cs="Times New Roman"/>
+          <w:szCs w:val="24"/>
+        </w:rPr>
+        <w:t xml:space="preserve">, </w:t>
+      </w:r>
+      <w:r>
+        <w:rPr>
+          <w:rFonts w:cs="Times New Roman"/>
+          <w:szCs w:val="24"/>
+        </w:rPr>
+        <w:t>χρησιμοποιήθηκε</w:t>
+      </w:r>
+      <w:r>
+        <w:rPr>
+          <w:rFonts w:cs="Times New Roman"/>
+          <w:szCs w:val="24"/>
+        </w:rPr>
+        <w:t xml:space="preserve"> </w:t>
+      </w:r>
+      <w:r>
+        <w:rPr>
+          <w:rFonts w:cs="Times New Roman"/>
+          <w:szCs w:val="24"/>
+          <w:lang w:val="en-US"/>
+        </w:rPr>
+        <w:t>TF</w:t>
+      </w:r>
+      <w:r>
+        <w:rPr>
+          <w:rFonts w:cs="Times New Roman"/>
+          <w:szCs w:val="24"/>
+        </w:rPr>
+        <w:t>-</w:t>
+      </w:r>
+      <w:r>
+        <w:rPr>
+          <w:rFonts w:cs="Times New Roman"/>
+          <w:szCs w:val="24"/>
+          <w:lang w:val="en-US"/>
+        </w:rPr>
+        <w:t>IDF</w:t>
+      </w:r>
+      <w:r>
+        <w:rPr>
+          <w:rFonts w:cs="Times New Roman"/>
+          <w:szCs w:val="24"/>
+        </w:rPr>
+        <w:t xml:space="preserve"> </w:t>
+      </w:r>
+      <w:r>
+        <w:rPr>
+          <w:rFonts w:cs="Times New Roman"/>
+          <w:szCs w:val="24"/>
+        </w:rPr>
+        <w:t>και</w:t>
+      </w:r>
+      <w:r>
+        <w:rPr>
+          <w:rFonts w:cs="Times New Roman"/>
+          <w:szCs w:val="24"/>
+        </w:rPr>
+        <w:t xml:space="preserve"> </w:t>
+      </w:r>
+      <w:r>
+        <w:rPr>
+          <w:rFonts w:cs="Times New Roman"/>
+          <w:szCs w:val="24"/>
+          <w:lang w:val="en-US"/>
+        </w:rPr>
+        <w:t>logistic</w:t>
+      </w:r>
+      <w:r>
+        <w:rPr>
+          <w:rFonts w:cs="Times New Roman"/>
+          <w:szCs w:val="24"/>
+        </w:rPr>
+        <w:t xml:space="preserve"> </w:t>
+      </w:r>
+      <w:r>
+        <w:rPr>
+          <w:rFonts w:cs="Times New Roman"/>
+          <w:szCs w:val="24"/>
+          <w:lang w:val="en-US"/>
+        </w:rPr>
+        <w:t>regression</w:t>
+      </w:r>
+      <w:r>
+        <w:rPr>
+          <w:rFonts w:cs="Times New Roman"/>
+          <w:szCs w:val="24"/>
+        </w:rPr>
+        <w:t xml:space="preserve"> </w:t>
+      </w:r>
+      <w:r>
+        <w:rPr>
+          <w:rFonts w:cs="Times New Roman"/>
+          <w:szCs w:val="24"/>
+        </w:rPr>
+        <w:t>που</w:t>
+      </w:r>
+      <w:r>
+        <w:rPr>
+          <w:rFonts w:cs="Times New Roman"/>
+          <w:szCs w:val="24"/>
+        </w:rPr>
+        <w:t xml:space="preserve"> </w:t>
+      </w:r>
+      <w:r>
+        <w:rPr>
+          <w:rFonts w:cs="Times New Roman"/>
+          <w:szCs w:val="24"/>
+        </w:rPr>
+        <w:t>θεωρείται</w:t>
+      </w:r>
+      <w:r>
+        <w:rPr>
+          <w:rFonts w:cs="Times New Roman"/>
+          <w:szCs w:val="24"/>
+        </w:rPr>
+        <w:t xml:space="preserve"> </w:t>
+      </w:r>
+      <w:r>
+        <w:rPr>
+          <w:rFonts w:cs="Times New Roman"/>
+          <w:szCs w:val="24"/>
+        </w:rPr>
+        <w:t>κοινή πρακτική στον χώρο. Άρα μπορούμε να δούμε πως</w:t>
+      </w:r>
+      <w:r>
+        <w:rPr>
+          <w:rFonts w:cs="Times New Roman"/>
+          <w:szCs w:val="24"/>
+        </w:rPr>
+        <w:t xml:space="preserve">, αν και υπάρχει μια μικρή χρήση κλασσικής μηχανικής μάθησης, τα μοντέλα </w:t>
+      </w:r>
+      <w:r>
+        <w:rPr>
+          <w:rFonts w:cs="Times New Roman"/>
+          <w:szCs w:val="24"/>
+          <w:lang w:val="en-US"/>
+        </w:rPr>
+        <w:t>deep</w:t>
+      </w:r>
+      <w:r>
+        <w:rPr>
+          <w:rFonts w:cs="Times New Roman"/>
+          <w:szCs w:val="24"/>
+        </w:rPr>
+        <w:t xml:space="preserve"> </w:t>
+      </w:r>
+      <w:r>
+        <w:rPr>
+          <w:rFonts w:cs="Times New Roman"/>
+          <w:szCs w:val="24"/>
+          <w:lang w:val="en-US"/>
+        </w:rPr>
+        <w:t>learning</w:t>
+      </w:r>
+      <w:r>
+        <w:rPr>
+          <w:rFonts w:cs="Times New Roman"/>
+          <w:szCs w:val="24"/>
+        </w:rPr>
+        <w:t xml:space="preserve"> </w:t>
+      </w:r>
+      <w:r>
+        <w:rPr>
+          <w:rFonts w:cs="Times New Roman"/>
+          <w:szCs w:val="24"/>
+        </w:rPr>
+        <w:t>επικρατούν στον χώρο.</w:t>
+      </w:r>
     </w:p>
     <w:p>
       <w:pPr>
@@ -6170,37 +8138,296 @@
           <w:szCs w:val="24"/>
         </w:rPr>
       </w:pPr>
-    </w:p>
-    <w:p>
-      <w:pPr>
-        <w:jc w:val="both"/>
-        <w:rPr>
-          <w:rFonts w:cs="Times New Roman"/>
-          <w:szCs w:val="24"/>
-        </w:rPr>
-      </w:pPr>
-      <w:r>
-        <w:rPr>
-          <w:rFonts w:cs="Times New Roman"/>
-          <w:szCs w:val="24"/>
-        </w:rPr>
-        <w:t xml:space="preserve">Κυρίως κείμενο της εργασίας. Κυρίως κείμενο της εργασίας. Κυρίως κείμενο της εργασίας. Κυρίως κείμενο της εργασίας. Κυρίως κείμενο της εργασίας. Κυρίως κείμενο της εργασίας. Κυρίως κείμενο της εργασίας. </w:t>
-      </w:r>
-    </w:p>
-    <w:p>
-      <w:pPr>
-        <w:jc w:val="both"/>
-        <w:rPr>
-          <w:rFonts w:cs="Times New Roman"/>
-          <w:szCs w:val="24"/>
-        </w:rPr>
-      </w:pPr>
-      <w:r>
-        <w:rPr>
-          <w:rFonts w:cs="Times New Roman"/>
-          <w:szCs w:val="24"/>
-        </w:rPr>
-        <w:t>Κυρίως κείμενο της εργασίας. Κυρίως κείμενο της εργασίας. Κυρίως κείμενο της εργασίας. Κυρίως κείμενο της εργασίας.</w:t>
+      <w:r>
+        <w:rPr>
+          <w:rFonts w:cs="Times New Roman"/>
+          <w:szCs w:val="24"/>
+        </w:rPr>
+        <w:t>Τα</w:t>
+      </w:r>
+      <w:r>
+        <w:rPr>
+          <w:rFonts w:cs="Times New Roman"/>
+          <w:szCs w:val="24"/>
+        </w:rPr>
+        <w:t xml:space="preserve"> </w:t>
+      </w:r>
+      <w:r>
+        <w:rPr>
+          <w:rFonts w:cs="Times New Roman"/>
+          <w:szCs w:val="24"/>
+        </w:rPr>
+        <w:t>μοντέλα</w:t>
+      </w:r>
+      <w:r>
+        <w:rPr>
+          <w:rFonts w:cs="Times New Roman"/>
+          <w:szCs w:val="24"/>
+        </w:rPr>
+        <w:t xml:space="preserve"> </w:t>
+      </w:r>
+      <w:r>
+        <w:rPr>
+          <w:rFonts w:cs="Times New Roman"/>
+          <w:szCs w:val="24"/>
+        </w:rPr>
+        <w:t>όπως</w:t>
+      </w:r>
+      <w:r>
+        <w:rPr>
+          <w:rFonts w:cs="Times New Roman"/>
+          <w:szCs w:val="24"/>
+        </w:rPr>
+        <w:t xml:space="preserve"> </w:t>
+      </w:r>
+      <w:r>
+        <w:rPr>
+          <w:rFonts w:cs="Times New Roman"/>
+          <w:szCs w:val="24"/>
+          <w:lang w:val="en-US"/>
+        </w:rPr>
+        <w:t>BERT</w:t>
+      </w:r>
+      <w:r>
+        <w:rPr>
+          <w:rFonts w:cs="Times New Roman"/>
+          <w:szCs w:val="24"/>
+        </w:rPr>
+        <w:t xml:space="preserve"> </w:t>
+      </w:r>
+      <w:r>
+        <w:rPr>
+          <w:rFonts w:cs="Times New Roman"/>
+          <w:szCs w:val="24"/>
+        </w:rPr>
+        <w:t>και</w:t>
+      </w:r>
+      <w:r>
+        <w:rPr>
+          <w:rFonts w:cs="Times New Roman"/>
+          <w:szCs w:val="24"/>
+        </w:rPr>
+        <w:t xml:space="preserve"> </w:t>
+      </w:r>
+      <w:proofErr w:type="spellStart"/>
+      <w:r>
+        <w:rPr>
+          <w:rFonts w:cs="Times New Roman"/>
+          <w:szCs w:val="24"/>
+          <w:lang w:val="en-US"/>
+        </w:rPr>
+        <w:t>RoBERTa</w:t>
+      </w:r>
+      <w:proofErr w:type="spellEnd"/>
+      <w:r>
+        <w:rPr>
+          <w:rFonts w:cs="Times New Roman"/>
+          <w:szCs w:val="24"/>
+        </w:rPr>
+        <w:t xml:space="preserve"> </w:t>
+      </w:r>
+      <w:r>
+        <w:rPr>
+          <w:rFonts w:cs="Times New Roman"/>
+          <w:szCs w:val="24"/>
+        </w:rPr>
+        <w:t>είναι</w:t>
+      </w:r>
+      <w:r>
+        <w:rPr>
+          <w:rFonts w:cs="Times New Roman"/>
+          <w:szCs w:val="24"/>
+        </w:rPr>
+        <w:t xml:space="preserve"> </w:t>
+      </w:r>
+      <w:r>
+        <w:rPr>
+          <w:rFonts w:cs="Times New Roman"/>
+          <w:szCs w:val="24"/>
+          <w:lang w:val="en-US"/>
+        </w:rPr>
+        <w:t>transformer</w:t>
+      </w:r>
+      <w:r>
+        <w:rPr>
+          <w:rFonts w:cs="Times New Roman"/>
+          <w:szCs w:val="24"/>
+        </w:rPr>
+        <w:t>-</w:t>
+      </w:r>
+      <w:r>
+        <w:rPr>
+          <w:rFonts w:cs="Times New Roman"/>
+          <w:szCs w:val="24"/>
+          <w:lang w:val="en-US"/>
+        </w:rPr>
+        <w:t>based</w:t>
+      </w:r>
+      <w:r>
+        <w:rPr>
+          <w:rFonts w:cs="Times New Roman"/>
+          <w:szCs w:val="24"/>
+        </w:rPr>
+        <w:t xml:space="preserve"> </w:t>
+      </w:r>
+      <w:r>
+        <w:rPr>
+          <w:rFonts w:cs="Times New Roman"/>
+          <w:szCs w:val="24"/>
+        </w:rPr>
+        <w:t>δηλαδή χρησιμοποιούν μετασχηματιστές</w:t>
+      </w:r>
+      <w:r>
+        <w:rPr>
+          <w:rFonts w:cs="Times New Roman"/>
+          <w:szCs w:val="24"/>
+        </w:rPr>
+        <w:t xml:space="preserve">. </w:t>
+      </w:r>
+      <w:r>
+        <w:rPr>
+          <w:rFonts w:cs="Times New Roman"/>
+          <w:szCs w:val="24"/>
+        </w:rPr>
+        <w:t xml:space="preserve">Οι μετασχηματιστές είναι ένας τύπος αρχιτεκτονικής </w:t>
+      </w:r>
+      <w:proofErr w:type="spellStart"/>
+      <w:r>
+        <w:rPr>
+          <w:rFonts w:cs="Times New Roman"/>
+          <w:szCs w:val="24"/>
+        </w:rPr>
+        <w:t>νευρωνικού</w:t>
+      </w:r>
+      <w:proofErr w:type="spellEnd"/>
+      <w:r>
+        <w:rPr>
+          <w:rFonts w:cs="Times New Roman"/>
+          <w:szCs w:val="24"/>
+        </w:rPr>
+        <w:t xml:space="preserve"> δικτύου που μετασχηματίζει ή αλλάζει μια ακολουθία εισόδου σε μια ακολουθία εξόδου. </w:t>
+      </w:r>
+      <w:r>
+        <w:rPr>
+          <w:rFonts w:cs="Times New Roman"/>
+          <w:szCs w:val="24"/>
+        </w:rPr>
+        <w:lastRenderedPageBreak/>
+        <w:t>Το επιτυγχάνουν αυτό μαθαίνοντας το περιβάλλον και παρακολουθώντας τις σχέσεις μεταξύ των στοιχείων της ακολουθίας.</w:t>
+      </w:r>
+    </w:p>
+    <w:p>
+      <w:pPr>
+        <w:pStyle w:val="a0"/>
+      </w:pPr>
+      <w:r>
+        <w:t xml:space="preserve">1.4 </w:t>
+      </w:r>
+      <w:r>
+        <w:t>Προκλήσεις</w:t>
+      </w:r>
+      <w:r>
+        <w:t xml:space="preserve"> </w:t>
+      </w:r>
+      <w:r>
+        <w:t>και</w:t>
+      </w:r>
+      <w:r>
+        <w:t xml:space="preserve"> </w:t>
+      </w:r>
+      <w:r>
+        <w:t>περιορισμοί</w:t>
+      </w:r>
+    </w:p>
+    <w:p>
+      <w:r>
+        <w:t xml:space="preserve">Η Ελληνική γλώσσα </w:t>
+      </w:r>
+      <w:r>
+        <w:t>έχει πολλές ιδιαιτερότητες που μπορούν πιθανώς να προκαλέσουν εμπόδιο για το έργο μας. Ο τονισμός είναι κάτι που λίγες γλώσσες εκφράζουν γραπτώς και τα ελληνικά είναι μια από αυτές</w:t>
+      </w:r>
+      <w:r>
+        <w:t>. Ό</w:t>
+      </w:r>
+      <w:r>
+        <w:t xml:space="preserve">ταν μιλάμε στο διαδίκτυο </w:t>
+      </w:r>
+      <w:r>
+        <w:t xml:space="preserve">και ειδικά στα </w:t>
+      </w:r>
+      <w:r>
+        <w:rPr>
+          <w:lang w:val="en-US"/>
+        </w:rPr>
+        <w:t>social</w:t>
+      </w:r>
+      <w:r>
+        <w:t xml:space="preserve"> </w:t>
+      </w:r>
+      <w:r>
+        <w:rPr>
+          <w:lang w:val="en-US"/>
+        </w:rPr>
+        <w:t>media</w:t>
+      </w:r>
+      <w:r>
+        <w:t xml:space="preserve"> </w:t>
+      </w:r>
+      <w:r>
+        <w:t xml:space="preserve">επικρατεί ένα </w:t>
+      </w:r>
+      <w:r>
+        <w:rPr>
+          <w:lang w:val="en-US"/>
+        </w:rPr>
+        <w:t>casual</w:t>
+      </w:r>
+      <w:r>
+        <w:t xml:space="preserve"> </w:t>
+      </w:r>
+      <w:r>
+        <w:t>ύφος</w:t>
+      </w:r>
+      <w:r>
+        <w:t xml:space="preserve"> </w:t>
+      </w:r>
+      <w:r>
+        <w:t>οπότε είναι εύκολο να παραλείψουμε τον τόνο στο κείμενο, αυτό όμως μπορεί να προκαλέσει ανακρίβεια στην μηχανική μάθηση διότι ένα γράμμα με τόνο και το ίδιο γράμμα χωρίς τόνο θεωρούνται διαφορετικοί χαρακτήρες. Εκτός από αυτό, οι Έλληνες έχουν μια μεγάλη ποικιλία βρισιών και προσβολών οι οποίες μπορούν να βασίζονται στην περιοχή καταγωγής τους εντός της Ελλάδας, κάτι που τις καθιστά σπάνιες στην χρήση τους πόσο μάλλον στον γραπτό λόγο.</w:t>
+      </w:r>
+    </w:p>
+    <w:p>
+      <w:r>
+        <w:t xml:space="preserve">Το πρόβλημα της έλλειψης δεδομένων υπάρχει για πολλές γλώσσες τις οποίες ο πληθυσμός που τις μιλάει είναι σχετικά μικρός. Τα Ελληνικά θεωρούνται </w:t>
+      </w:r>
+      <w:r>
+        <w:rPr>
+          <w:lang w:val="en-US"/>
+        </w:rPr>
+        <w:t>low</w:t>
+      </w:r>
+      <w:r>
+        <w:t>-</w:t>
+      </w:r>
+      <w:r>
+        <w:rPr>
+          <w:lang w:val="en-US"/>
+        </w:rPr>
+        <w:t>resource</w:t>
+      </w:r>
+      <w:r>
+        <w:t xml:space="preserve"> </w:t>
+      </w:r>
+      <w:r>
+        <w:t xml:space="preserve">στον χώρο του </w:t>
+      </w:r>
+      <w:r>
+        <w:rPr>
+          <w:lang w:val="en-US"/>
+        </w:rPr>
+        <w:t>NLP</w:t>
+      </w:r>
+      <w:r>
+        <w:t xml:space="preserve"> και έτσι η εύρεση δεδομένων είναι ήδη δύσκολη, όμως οι ιδιαιτερότητες και η ποικιλία της δεν βοηθάνε στην επίτευξη του έργου μας. Οι Ελληνικές βρισιές είναι πολλές και δεν είναι εύκολο να τις καταγράψεις με τυπικό τρόπο, άρα μαζί με την προσθήκη ή την απουσία τόνων και την ορθογραφία καθιστά της επεξεργασία των Ελληνικών εξαιρετικά δύσκολη.</w:t>
       </w:r>
     </w:p>
     <w:p>
@@ -7306,8 +9533,9 @@
         </w:numPr>
         <w:ind w:left="432" w:right="282" w:hanging="432"/>
         <w:rPr>
-          <w:rFonts w:ascii="Times New Roman" w:hAnsi="Times New Roman" w:cs="Times New Roman"/>
-          <w:color w:val="auto"/>
+          <w:rFonts w:cs="Times New Roman"/>
+          <w:iCs/>
+          <w:lang w:val="en-US"/>
         </w:rPr>
       </w:pPr>
       <w:r>
@@ -7317,145 +9545,274 @@
         </w:rPr>
         <w:br w:type="page"/>
       </w:r>
-      <w:bookmarkStart w:id="20" w:name="_Toc476744058"/>
-      <w:r>
-        <w:rPr>
-          <w:rFonts w:ascii="Times New Roman" w:hAnsi="Times New Roman" w:cs="Times New Roman"/>
-          <w:color w:val="auto"/>
-        </w:rPr>
-        <w:lastRenderedPageBreak/>
-        <w:t>ΒΙΒΛΙΟΓΡΑΦΙΑ</w:t>
-      </w:r>
-      <w:bookmarkEnd w:id="20"/>
-    </w:p>
-    <w:p>
-      <w:pPr>
-        <w:rPr>
-          <w:rFonts w:cs="Times New Roman"/>
-        </w:rPr>
-      </w:pPr>
-    </w:p>
-    <w:p>
-      <w:pPr>
+    </w:p>
+    <w:sdt>
+      <w:sdtPr>
+        <w:id w:val="-380639557"/>
+        <w:docPartObj>
+          <w:docPartGallery w:val="Bibliographies"/>
+          <w:docPartUnique/>
+        </w:docPartObj>
+      </w:sdtPr>
+      <w:sdtEndPr>
+        <w:rPr>
+          <w:rFonts w:ascii="Times New Roman" w:eastAsiaTheme="minorHAnsi" w:hAnsi="Times New Roman" w:cstheme="minorBidi"/>
+          <w:b w:val="0"/>
+          <w:bCs w:val="0"/>
+          <w:color w:val="auto"/>
+          <w:sz w:val="24"/>
+          <w:szCs w:val="22"/>
+        </w:rPr>
+      </w:sdtEndPr>
+      <w:sdtContent>
+        <w:p>
+          <w:pPr>
+            <w:pStyle w:val="Heading1"/>
+            <w:numPr>
+              <w:ilvl w:val="0"/>
+              <w:numId w:val="0"/>
+            </w:numPr>
+            <w:ind w:left="432" w:hanging="432"/>
+            <w:rPr>
+              <w:rStyle w:val="Char"/>
+              <w:color w:val="000000" w:themeColor="text1"/>
+            </w:rPr>
+          </w:pPr>
+          <w:r>
+            <w:rPr>
+              <w:rStyle w:val="Char"/>
+              <w:color w:val="000000" w:themeColor="text1"/>
+            </w:rPr>
+            <w:t>Bibliography</w:t>
+          </w:r>
+        </w:p>
+        <w:sdt>
+          <w:sdtPr>
+            <w:id w:val="111145805"/>
+            <w:bibliography/>
+          </w:sdtPr>
+          <w:sdtContent>
+            <w:p>
+              <w:pPr>
+                <w:pStyle w:val="Bibliography"/>
+                <w:ind w:left="720" w:hanging="720"/>
+                <w:rPr>
+                  <w:noProof/>
+                  <w:szCs w:val="24"/>
+                  <w:lang w:val="en-US"/>
+                </w:rPr>
+              </w:pPr>
+              <w:r>
+                <w:fldChar w:fldCharType="begin"/>
+              </w:r>
+              <w:r>
+                <w:rPr>
+                  <w:lang w:val="en-US"/>
+                </w:rPr>
+                <w:instrText xml:space="preserve"> BIBLIOGRAPHY </w:instrText>
+              </w:r>
+              <w:r>
+                <w:fldChar w:fldCharType="separate"/>
+              </w:r>
+              <w:r>
+                <w:rPr>
+                  <w:noProof/>
+                  <w:lang w:val="en-US"/>
+                </w:rPr>
+                <w:t xml:space="preserve">Anagnostopoulos, T. (2021). </w:t>
+              </w:r>
+              <w:r>
+                <w:rPr>
+                  <w:i/>
+                  <w:iCs/>
+                  <w:noProof/>
+                  <w:lang w:val="en-US"/>
+                </w:rPr>
+                <w:t>Toxicity Detection on Greek Tweets.</w:t>
+              </w:r>
+              <w:r>
+                <w:rPr>
+                  <w:noProof/>
+                  <w:lang w:val="en-US"/>
+                </w:rPr>
+                <w:t xml:space="preserve"> Athens.</w:t>
+              </w:r>
+            </w:p>
+            <w:p>
+              <w:pPr>
+                <w:pStyle w:val="Bibliography"/>
+                <w:ind w:left="720" w:hanging="720"/>
+                <w:rPr>
+                  <w:noProof/>
+                  <w:lang w:val="en-US"/>
+                </w:rPr>
+              </w:pPr>
+              <w:r>
+                <w:rPr>
+                  <w:noProof/>
+                  <w:lang w:val="en-US"/>
+                </w:rPr>
+                <w:t xml:space="preserve">ELSTAT. (2023). </w:t>
+              </w:r>
+              <w:r>
+                <w:rPr>
+                  <w:i/>
+                  <w:iCs/>
+                  <w:noProof/>
+                  <w:lang w:val="en-US"/>
+                </w:rPr>
+                <w:t>SURVEY ON THE USE OF INFORMATION AND COMMUNICATION TECHNOLOGIES.</w:t>
+              </w:r>
+              <w:r>
+                <w:rPr>
+                  <w:noProof/>
+                  <w:lang w:val="en-US"/>
+                </w:rPr>
+                <w:t xml:space="preserve"> </w:t>
+              </w:r>
+            </w:p>
+            <w:p>
+              <w:pPr>
+                <w:pStyle w:val="Bibliography"/>
+                <w:ind w:left="720" w:hanging="720"/>
+                <w:rPr>
+                  <w:noProof/>
+                  <w:lang w:val="en-US"/>
+                </w:rPr>
+              </w:pPr>
+              <w:r>
+                <w:rPr>
+                  <w:noProof/>
+                  <w:lang w:val="en-US"/>
+                </w:rPr>
+                <w:t>Konstantinos Perifanos, D. G. (2021). Multimodal Hate Speech Detection in Greek Social Media .</w:t>
+              </w:r>
+            </w:p>
+            <w:p>
+              <w:pPr>
+                <w:pStyle w:val="Bibliography"/>
+                <w:ind w:left="720" w:hanging="720"/>
+                <w:rPr>
+                  <w:noProof/>
+                  <w:lang w:val="en-US"/>
+                </w:rPr>
+              </w:pPr>
+              <w:r>
+                <w:rPr>
+                  <w:noProof/>
+                  <w:lang w:val="en-US"/>
+                </w:rPr>
+                <w:t>Madriaza, P. (2025). Exposure to hate in online and traditional media: A systematic review and meta‐analysis of the impact of this exposure on individuals and communities.</w:t>
+              </w:r>
+            </w:p>
+            <w:p>
+              <w:pPr>
+                <w:pStyle w:val="Bibliography"/>
+                <w:ind w:left="720" w:hanging="720"/>
+                <w:rPr>
+                  <w:noProof/>
+                  <w:lang w:val="en-US"/>
+                </w:rPr>
+              </w:pPr>
+              <w:r>
+                <w:rPr>
+                  <w:noProof/>
+                  <w:lang w:val="en-US"/>
+                </w:rPr>
+                <w:t>Reviews, C. S. (2025, January). Exposure to hate in online and traditional media: A systematic review and meta‐analysis of the impact of this exposure on individuals and communities.</w:t>
+              </w:r>
+            </w:p>
+            <w:p>
+              <w:pPr>
+                <w:pStyle w:val="Bibliography"/>
+                <w:ind w:left="720" w:hanging="720"/>
+                <w:rPr>
+                  <w:noProof/>
+                  <w:lang w:val="en-US"/>
+                </w:rPr>
+              </w:pPr>
+              <w:r>
+                <w:rPr>
+                  <w:noProof/>
+                  <w:lang w:val="en-US"/>
+                </w:rPr>
+                <w:t xml:space="preserve">Shmulewitz, D. (2025). </w:t>
+              </w:r>
+              <w:r>
+                <w:rPr>
+                  <w:i/>
+                  <w:iCs/>
+                  <w:noProof/>
+                  <w:lang w:val="en-US"/>
+                </w:rPr>
+                <w:t>Exposure to online hate speech is positively associated with post-traumatic stress disorder symptom severity.</w:t>
+              </w:r>
+              <w:r>
+                <w:rPr>
+                  <w:noProof/>
+                  <w:lang w:val="en-US"/>
+                </w:rPr>
+                <w:t xml:space="preserve"> Jerusalem.</w:t>
+              </w:r>
+            </w:p>
+            <w:p>
+              <w:pPr>
+                <w:pStyle w:val="Bibliography"/>
+                <w:ind w:left="720" w:hanging="720"/>
+                <w:rPr>
+                  <w:noProof/>
+                  <w:lang w:val="en-US"/>
+                </w:rPr>
+              </w:pPr>
+              <w:r>
+                <w:rPr>
+                  <w:noProof/>
+                  <w:lang w:val="en-US"/>
+                </w:rPr>
+                <w:t xml:space="preserve">Zeses Pitenis, M. Z. (2020). </w:t>
+              </w:r>
+              <w:r>
+                <w:rPr>
+                  <w:i/>
+                  <w:iCs/>
+                  <w:noProof/>
+                  <w:lang w:val="en-US"/>
+                </w:rPr>
+                <w:t>Offensive Language Identification in Greek.</w:t>
+              </w:r>
+              <w:r>
+                <w:rPr>
+                  <w:noProof/>
+                  <w:lang w:val="en-US"/>
+                </w:rPr>
+                <w:t xml:space="preserve"> </w:t>
+              </w:r>
+            </w:p>
+            <w:p>
+              <w:r>
+                <w:rPr>
+                  <w:b/>
+                  <w:bCs/>
+                  <w:noProof/>
+                </w:rPr>
+                <w:fldChar w:fldCharType="end"/>
+              </w:r>
+            </w:p>
+          </w:sdtContent>
+        </w:sdt>
+      </w:sdtContent>
+    </w:sdt>
+    <w:p>
+      <w:pPr>
+        <w:pStyle w:val="Heading1"/>
         <w:numPr>
           <w:ilvl w:val="0"/>
-          <w:numId w:val="4"/>
+          <w:numId w:val="0"/>
         </w:numPr>
-        <w:ind w:right="282"/>
-        <w:rPr>
-          <w:rFonts w:cs="Times New Roman"/>
-          <w:b/>
-          <w:bCs/>
+        <w:ind w:left="432" w:right="282" w:hanging="432"/>
+        <w:rPr>
+          <w:rFonts w:cs="Times New Roman"/>
           <w:iCs/>
-          <w:lang w:val="en-US"/>
-        </w:rPr>
-      </w:pPr>
-      <w:r>
-        <w:rPr>
-          <w:rFonts w:cs="Times New Roman"/>
-          <w:iCs/>
-          <w:sz w:val="28"/>
-          <w:szCs w:val="28"/>
-          <w:lang w:val="en-US"/>
-        </w:rPr>
-        <w:t xml:space="preserve">Dvora Shmulewitz, Maor Daniel Levitin, Vera Skvirsky, Merav Vider, Shaul Lev-Ran, Mario </w:t>
-      </w:r>
-      <w:r>
-        <w:rPr>
-          <w:rFonts w:cs="Times New Roman"/>
-          <w:iCs/>
-          <w:sz w:val="28"/>
-          <w:szCs w:val="28"/>
-          <w:lang w:val="en-US"/>
-        </w:rPr>
-        <w:t xml:space="preserve">Mikulincer, </w:t>
-      </w:r>
-      <w:r>
-        <w:rPr>
-          <w:rFonts w:cs="Times New Roman"/>
-          <w:iCs/>
-          <w:sz w:val="28"/>
-          <w:szCs w:val="28"/>
-          <w:lang w:val="en-US"/>
-        </w:rPr>
-        <w:t>Exposure to online hate speech is positively associated with post-traumatic stress disorder symptom severity»</w:t>
-      </w:r>
-      <w:r>
-        <w:rPr>
-          <w:rFonts w:cs="Times New Roman"/>
-          <w:b/>
-          <w:bCs/>
-          <w:iCs/>
-          <w:lang w:val="en-US"/>
-        </w:rPr>
-        <w:t xml:space="preserve">. </w:t>
-      </w:r>
-      <w:proofErr w:type="spellStart"/>
-      <w:r>
-        <w:rPr>
-          <w:rFonts w:cs="Times New Roman"/>
-          <w:iCs/>
-          <w:sz w:val="28"/>
-          <w:szCs w:val="28"/>
-          <w:lang w:val="en-US"/>
-        </w:rPr>
-        <w:t>doi</w:t>
-      </w:r>
-      <w:proofErr w:type="spellEnd"/>
-      <w:r>
-        <w:rPr>
-          <w:rFonts w:cs="Times New Roman"/>
-          <w:iCs/>
-          <w:sz w:val="28"/>
-          <w:szCs w:val="28"/>
-          <w:lang w:val="en-US"/>
-        </w:rPr>
-        <w:t xml:space="preserve">: </w:t>
-      </w:r>
-      <w:hyperlink r:id="rId9" w:tgtFrame="_blank" w:history="1">
-        <w:r>
-          <w:rPr>
-            <w:rStyle w:val="Hyperlink"/>
-            <w:rFonts w:cs="Times New Roman"/>
-            <w:iCs/>
-            <w:sz w:val="28"/>
-            <w:szCs w:val="28"/>
-            <w:lang w:val="en-US"/>
-          </w:rPr>
-          <w:t>10.1038/s41598-025-16168-1</w:t>
-        </w:r>
-      </w:hyperlink>
-      <w:r>
-        <w:rPr>
-          <w:rFonts w:cs="Times New Roman"/>
-          <w:iCs/>
-          <w:sz w:val="28"/>
-          <w:szCs w:val="28"/>
-          <w:lang w:val="en-US"/>
-        </w:rPr>
-        <w:t>.</w:t>
-      </w:r>
-    </w:p>
-    <w:p>
-      <w:pPr>
-        <w:ind w:right="282"/>
-        <w:rPr>
-          <w:rFonts w:cs="Times New Roman"/>
-          <w:iCs/>
-          <w:sz w:val="28"/>
-          <w:szCs w:val="28"/>
-          <w:lang w:val="en-US"/>
-        </w:rPr>
-      </w:pPr>
-    </w:p>
-    <w:p>
-      <w:pPr>
-        <w:ind w:right="282"/>
-        <w:rPr>
-          <w:rFonts w:cs="Times New Roman"/>
-          <w:iCs/>
-          <w:sz w:val="28"/>
-          <w:szCs w:val="28"/>
           <w:lang w:val="en-US"/>
         </w:rPr>
         <w:sectPr>
@@ -7475,63 +9832,10 @@
         <w:rPr>
           <w:rFonts w:cs="Times New Roman"/>
           <w:iCs/>
-          <w:sz w:val="28"/>
-          <w:szCs w:val="28"/>
-          <w:lang w:val="en-US"/>
-        </w:rPr>
-        <w:t xml:space="preserve">2   Pablo Madriaza, Ghayda Hassan, Sébastien Brouillette-Alarie, </w:t>
-      </w:r>
-      <w:r>
-        <w:rPr>
-          <w:rFonts w:cs="Times New Roman"/>
-          <w:iCs/>
-          <w:sz w:val="28"/>
-          <w:szCs w:val="28"/>
-          <w:lang w:val="en-US"/>
-        </w:rPr>
-        <w:t xml:space="preserve">Aoudou Njingouo Mounchingam. «Exposure to hate in online and traditional media: A systematic review and meta‐analysis of the impact of this exposure on individuals and communities. </w:t>
-      </w:r>
-      <w:proofErr w:type="spellStart"/>
-      <w:r>
-        <w:rPr>
-          <w:rFonts w:cs="Times New Roman"/>
-          <w:iCs/>
-          <w:sz w:val="28"/>
-          <w:szCs w:val="28"/>
-          <w:lang w:val="en-US"/>
-        </w:rPr>
-        <w:t>doi</w:t>
-      </w:r>
-      <w:proofErr w:type="spellEnd"/>
-      <w:r>
-        <w:rPr>
-          <w:rFonts w:cs="Times New Roman"/>
-          <w:iCs/>
-          <w:sz w:val="28"/>
-          <w:szCs w:val="28"/>
-          <w:lang w:val="en-US"/>
-        </w:rPr>
-        <w:t>:</w:t>
-      </w:r>
-      <w:r>
-        <w:rPr>
-          <w:lang w:val="en-US"/>
-        </w:rPr>
-        <w:t xml:space="preserve"> </w:t>
-      </w:r>
-      <w:hyperlink r:id="rId14" w:tgtFrame="_blank" w:history="1">
-        <w:r>
-          <w:rPr>
-            <w:rStyle w:val="Hyperlink"/>
-            <w:rFonts w:cs="Times New Roman"/>
-            <w:iCs/>
-            <w:sz w:val="28"/>
-            <w:szCs w:val="28"/>
-            <w:lang w:val="en-US"/>
-          </w:rPr>
-          <w:t>10.1002/cl2.70018</w:t>
-        </w:r>
-      </w:hyperlink>
+          <w:lang w:val="en-US"/>
+        </w:rPr>
+        <w:t xml:space="preserve"> </w:t>
+      </w:r>
     </w:p>
     <w:p>
       <w:pPr>
@@ -7624,8 +9928,8 @@
       </w:pPr>
     </w:p>
     <w:sectPr>
-      <w:headerReference w:type="first" r:id="rId15"/>
-      <w:footerReference w:type="first" r:id="rId16"/>
+      <w:headerReference w:type="first" r:id="rId14"/>
+      <w:footerReference w:type="first" r:id="rId15"/>
       <w:pgSz w:w="11906" w:h="16838"/>
       <w:pgMar w:top="1418" w:right="1134" w:bottom="1418" w:left="1701" w:header="709" w:footer="709" w:gutter="0"/>
       <w:pgNumType w:fmt="lowerRoman" w:start="4"/>
@@ -8843,6 +11147,7 @@
   <w:style w:type="character" w:default="1" w:styleId="DefaultParagraphFont">
     <w:name w:val="Default Paragraph Font"/>
     <w:uiPriority w:val="1"/>
+    <w:semiHidden/>
     <w:unhideWhenUsed/>
   </w:style>
   <w:style w:type="table" w:default="1" w:styleId="TableNormal">
@@ -9663,7 +11968,7 @@
       </b:Author>
     </b:Author>
     <b:Month>January</b:Month>
-    <b:RefOrder>5</b:RefOrder>
+    <b:RefOrder>7</b:RefOrder>
   </b:Source>
   <b:Source>
     <b:Tag>Dep25</b:Tag>
@@ -9719,7 +12024,7 @@
     </b:Author>
     <b:Title>Multimodal Hate Speech Detection in Greek Social Media </b:Title>
     <b:Year>2021</b:Year>
-    <b:RefOrder>3</b:RefOrder>
+    <b:RefOrder>6</b:RefOrder>
   </b:Source>
   <b:Source>
     <b:Tag>Ana21</b:Tag>
@@ -9738,13 +12043,45 @@
     <b:Title>Toxicity Detection on Greek Tweets</b:Title>
     <b:Year>2021</b:Year>
     <b:City>Athens</b:City>
+    <b:RefOrder>5</b:RefOrder>
+  </b:Source>
+  <b:Source>
+    <b:Tag>ELS23</b:Tag>
+    <b:SourceType>Report</b:SourceType>
+    <b:Guid>{B6159325-7782-4BE1-969B-451BF1C04FA4}</b:Guid>
+    <b:Title>SURVEY ON THE USE OF INFORMATION AND COMMUNICATION TECHNOLOGIES</b:Title>
+    <b:Year>2023</b:Year>
+    <b:Author>
+      <b:Author>
+        <b:Corporate>ELSTAT</b:Corporate>
+      </b:Author>
+    </b:Author>
+    <b:RefOrder>3</b:RefOrder>
+  </b:Source>
+  <b:Source>
+    <b:Tag>Zes20</b:Tag>
+    <b:SourceType>Report</b:SourceType>
+    <b:Guid>{0DD93A36-FEE4-4ED3-ADA2-48A6E3A5AE65}</b:Guid>
+    <b:Author>
+      <b:Author>
+        <b:NameList>
+          <b:Person>
+            <b:Last>Zeses Pitenis</b:Last>
+            <b:First>Marcos</b:First>
+            <b:Middle>Zampieri, Tharindu Ranasinghe</b:Middle>
+          </b:Person>
+        </b:NameList>
+      </b:Author>
+    </b:Author>
+    <b:Title>Offensive Language Identification in Greek</b:Title>
+    <b:Year>2020</b:Year>
     <b:RefOrder>4</b:RefOrder>
   </b:Source>
 </b:Sources>
 </file>
 
 <file path=customXml/itemProps1.xml><?xml version="1.0" encoding="utf-8"?>
-<ds:datastoreItem xmlns:ds="http://schemas.openxmlformats.org/officeDocument/2006/customXml" ds:itemID="{83CC9259-9F22-4A56-91EE-59CE9BC7D6AF}">
+<ds:datastoreItem xmlns:ds="http://schemas.openxmlformats.org/officeDocument/2006/customXml" ds:itemID="{EBC425D4-E8C4-4BF1-A784-1630B9F24BBC}">
   <ds:schemaRefs>
     <ds:schemaRef ds:uri="http://schemas.openxmlformats.org/officeDocument/2006/bibliography"/>
   </ds:schemaRefs>

--- a/Toxicity analysis in Greek text.docx
+++ b/Toxicity analysis in Greek text.docx
@@ -4964,7 +4964,6 @@
           <w:color w:val="auto"/>
           <w:sz w:val="28"/>
           <w:szCs w:val="28"/>
-          <w:lang w:val="en-US"/>
         </w:rPr>
       </w:pPr>
       <w:bookmarkStart w:id="11" w:name="_Toc476744049"/>
@@ -5050,21 +5049,77 @@
           <w:rFonts w:cs="Times New Roman"/>
           <w:szCs w:val="24"/>
         </w:rPr>
-        <w:t xml:space="preserve"> για πολλά χρόνια. Ενώ πολλές εταιρίες προσλαμβάνουν ανθρώπινους μεσολαβητές για την ανίχνευση και την πρόληψη τοξικής συμπεριφοράς, </w:t>
-      </w:r>
-      <w:r>
-        <w:rPr>
-          <w:rFonts w:cs="Times New Roman"/>
-          <w:szCs w:val="24"/>
-        </w:rPr>
-        <w:t xml:space="preserve">όσοι εκτίθενται σε αυτό το περιεχόμενο μπορεί να δείξουν μείωση στην ψυχολογική τους υγεία σύμφωνα με </w:t>
-      </w:r>
-      <w:r>
-        <w:rPr>
-          <w:rFonts w:cs="Times New Roman"/>
-          <w:szCs w:val="24"/>
-        </w:rPr>
-        <w:t xml:space="preserve">μια έρευνα του </w:t>
+        <w:t xml:space="preserve"> για πολλά χρόνια. Ενώ πολλές εταιρίες προσλαμβάνουν ανθρώπινους </w:t>
+      </w:r>
+      <w:r>
+        <w:rPr>
+          <w:rFonts w:cs="Times New Roman"/>
+          <w:szCs w:val="24"/>
+        </w:rPr>
+        <w:t>διαχειριστές περιεχομένου</w:t>
+      </w:r>
+      <w:r>
+        <w:rPr>
+          <w:rFonts w:cs="Times New Roman"/>
+          <w:szCs w:val="24"/>
+        </w:rPr>
+        <w:t xml:space="preserve"> για την ανίχνευση και την πρόληψη τοξικής συμπεριφοράς, </w:t>
+      </w:r>
+      <w:r>
+        <w:rPr>
+          <w:rFonts w:cs="Times New Roman"/>
+          <w:szCs w:val="24"/>
+        </w:rPr>
+        <w:t xml:space="preserve">όσοι εκτίθενται σε αυτό το περιεχόμενο </w:t>
+      </w:r>
+      <w:r>
+        <w:rPr>
+          <w:rFonts w:cs="Times New Roman"/>
+          <w:szCs w:val="24"/>
+        </w:rPr>
+        <w:t>ενδέχεται</w:t>
+      </w:r>
+      <w:r>
+        <w:rPr>
+          <w:rFonts w:cs="Times New Roman"/>
+          <w:szCs w:val="24"/>
+        </w:rPr>
+        <w:t xml:space="preserve"> να </w:t>
+      </w:r>
+      <w:r>
+        <w:rPr>
+          <w:rFonts w:cs="Times New Roman"/>
+          <w:szCs w:val="24"/>
+        </w:rPr>
+        <w:t>παρουσιάσουν</w:t>
+      </w:r>
+      <w:r>
+        <w:rPr>
+          <w:rFonts w:cs="Times New Roman"/>
+          <w:szCs w:val="24"/>
+        </w:rPr>
+        <w:t xml:space="preserve"> μείωση στην ψυχολογική τους υγεία σύμφωνα με </w:t>
+      </w:r>
+      <w:r>
+        <w:rPr>
+          <w:rFonts w:cs="Times New Roman"/>
+          <w:szCs w:val="24"/>
+        </w:rPr>
+        <w:t xml:space="preserve"> έρευνα τ</w:t>
+      </w:r>
+      <w:r>
+        <w:rPr>
+          <w:rFonts w:cs="Times New Roman"/>
+          <w:szCs w:val="24"/>
+        </w:rPr>
+        <w:t>ων</w:t>
+      </w:r>
+      <w:r>
+        <w:rPr>
+          <w:rFonts w:cs="Times New Roman"/>
+          <w:szCs w:val="24"/>
+        </w:rPr>
+        <w:t xml:space="preserve"> </w:t>
       </w:r>
       <w:sdt>
         <w:sdtPr>
@@ -5155,37 +5210,7 @@
           <w:rFonts w:cs="Times New Roman"/>
           <w:szCs w:val="24"/>
         </w:rPr>
-        <w:t xml:space="preserve">Η Ελλάδα και ο Ελληνικός λαός εκσυγχρονίζεται. Με τους Έλληνες και την Ελληνική νεολαία να σημειώνουν άνοδο χρήσης των </w:t>
-      </w:r>
-      <w:r>
-        <w:rPr>
-          <w:rFonts w:cs="Times New Roman"/>
-          <w:szCs w:val="24"/>
-          <w:lang w:val="en-US"/>
-        </w:rPr>
-        <w:t>social</w:t>
-      </w:r>
-      <w:r>
-        <w:rPr>
-          <w:rFonts w:cs="Times New Roman"/>
-          <w:szCs w:val="24"/>
-        </w:rPr>
-        <w:t xml:space="preserve"> </w:t>
-      </w:r>
-      <w:r>
-        <w:rPr>
-          <w:rFonts w:cs="Times New Roman"/>
-          <w:szCs w:val="24"/>
-          <w:lang w:val="en-US"/>
-        </w:rPr>
-        <w:t>media</w:t>
-      </w:r>
-      <w:r>
-        <w:rPr>
-          <w:rFonts w:cs="Times New Roman"/>
-          <w:szCs w:val="24"/>
-        </w:rPr>
-        <w:t xml:space="preserve"> είναι σημαντικό να υπάρχει αμυντικοί μηχανισμοί ενάντια στο βλαβερό διαδικτυακό υλικό και την τοξικότητα.</w:t>
+        <w:t>Η αυξανόμενη χρήση των μέσων κοινωνικής δικτύωσης στην Ελλάδα καθιστά σημαντική την ανάπτυξη αμυντικών μηχανισμών ενάντια στο βλαβερό διαδικτυακό περιεχόμενο και την τοξικότητα</w:t>
       </w:r>
       <w:r>
         <w:rPr>
@@ -5316,14 +5341,42 @@
           <w:rFonts w:cs="Times New Roman"/>
           <w:szCs w:val="24"/>
         </w:rPr>
-        <w:t>, το 2013 το ποσοστό των νοικοκυριών που είχε πρόσβαση στο διαδίκτυο ήταν 56.3% ενώ το 2023 ήταν 86.9%</w:t>
-      </w:r>
-      <w:r>
-        <w:rPr>
-          <w:rFonts w:cs="Times New Roman"/>
-          <w:szCs w:val="24"/>
-        </w:rPr>
-        <w:t xml:space="preserve"> και από αυτούς που χρησιμοποίησαν το διαδίκτυο, το 94.1% το χρησιμοποιεί καθημερινά ή σχεδόν καθημερινά. Στην ίδια έρευνα, για πρώτη φορά, καταγράφτηκε το ποσοστό χρηστών που συνάντησαν εξευτελιστικά ή εχθρικά μηνύματα και ειδήσεις. Τουλάχιστον το 30% των χρηστών ήρθαν αντιμέτωποι με κάποιου είδους τοξικότητα για διάφορους λόγους που αναγράφονται στο παρακάτω γράφημα.</w:t>
+        <w:t xml:space="preserve">, </w:t>
+      </w:r>
+      <w:r>
+        <w:rPr>
+          <w:rFonts w:cs="Times New Roman"/>
+          <w:szCs w:val="24"/>
+        </w:rPr>
+        <w:t>το ποσοστό των νοικοκυριών που είχε πρόσβαση στο διαδίκτυο αυξήθηκε από 56,3% το 2013 σε 86,9% το 2023.</w:t>
+      </w:r>
+      <w:r>
+        <w:rPr>
+          <w:rFonts w:cs="Times New Roman"/>
+          <w:szCs w:val="24"/>
+        </w:rPr>
+        <w:t xml:space="preserve"> </w:t>
+      </w:r>
+      <w:r>
+        <w:rPr>
+          <w:rFonts w:cs="Times New Roman"/>
+          <w:szCs w:val="24"/>
+        </w:rPr>
+        <w:t>Από τους χρήστες που αξιοποίησαν το διαδίκτυο, το 94,1% το χρησιμοποιεί καθημερινά ή σχεδόν καθημερινά.</w:t>
+      </w:r>
+      <w:r>
+        <w:rPr>
+          <w:rFonts w:cs="Times New Roman"/>
+          <w:szCs w:val="24"/>
+        </w:rPr>
+        <w:t xml:space="preserve"> </w:t>
+      </w:r>
+      <w:r>
+        <w:rPr>
+          <w:rFonts w:cs="Times New Roman"/>
+          <w:szCs w:val="24"/>
+        </w:rPr>
+        <w:t>Στην ίδια έρευνα καταγράφηκε για πρώτη φορά το ποσοστό χρηστών που συνάντησαν εξευτελιστικά ή εχθρικά μηνύματα και ειδήσεις. Τουλάχιστον το 30% των χρηστών αντιμετώπισαν κάποιου είδους τοξικότητα για διάφορους λόγους που αναγράφονται στο παρακάτω γράφημα.</w:t>
       </w:r>
     </w:p>
     <w:p>
@@ -5338,6 +5391,7 @@
       <w:r>
         <w:rPr>
           <w:rFonts w:cs="Times New Roman"/>
+          <w:noProof/>
           <w:szCs w:val="24"/>
         </w:rPr>
         <w:drawing>
@@ -5392,7 +5446,35 @@
           <w:szCs w:val="24"/>
         </w:rPr>
         <w:lastRenderedPageBreak/>
-        <w:t xml:space="preserve">Για την αντιμετώπιση αυτού του προβλήματος έχουν υπάρξει σημαντικές προσπάθειες. </w:t>
+        <w:t xml:space="preserve">Για την αντιμετώπιση αυτού του προβλήματος έχουν </w:t>
+      </w:r>
+      <w:r>
+        <w:rPr>
+          <w:rFonts w:cs="Times New Roman"/>
+          <w:szCs w:val="24"/>
+        </w:rPr>
+        <w:t>πραγματοποιηθεί</w:t>
+      </w:r>
+      <w:r>
+        <w:rPr>
+          <w:rFonts w:cs="Times New Roman"/>
+          <w:szCs w:val="24"/>
+        </w:rPr>
+        <w:t xml:space="preserve"> σημαντικές</w:t>
+      </w:r>
+      <w:r>
+        <w:rPr>
+          <w:rFonts w:cs="Times New Roman"/>
+          <w:szCs w:val="24"/>
+        </w:rPr>
+        <w:t xml:space="preserve"> ερευνητικές</w:t>
+      </w:r>
+      <w:r>
+        <w:rPr>
+          <w:rFonts w:cs="Times New Roman"/>
+          <w:szCs w:val="24"/>
+        </w:rPr>
+        <w:t xml:space="preserve"> προσπάθειες. </w:t>
       </w:r>
       <w:r>
         <w:rPr>
@@ -5406,14 +5488,21 @@
           <w:rFonts w:cs="Times New Roman"/>
           <w:szCs w:val="24"/>
         </w:rPr>
-        <w:t>ο</w:t>
-      </w:r>
-      <w:r>
-        <w:rPr>
-          <w:rFonts w:cs="Times New Roman"/>
-          <w:szCs w:val="24"/>
-        </w:rPr>
-        <w:t xml:space="preserve"> </w:t>
+        <w:t>ην εργασία</w:t>
+      </w:r>
+      <w:r>
+        <w:rPr>
+          <w:rFonts w:cs="Times New Roman"/>
+          <w:szCs w:val="24"/>
+        </w:rPr>
+        <w:t xml:space="preserve"> </w:t>
+      </w:r>
+      <w:r>
+        <w:rPr>
+          <w:rFonts w:cs="Times New Roman"/>
+          <w:szCs w:val="24"/>
+        </w:rPr>
+        <w:t>“</w:t>
       </w:r>
       <w:r>
         <w:rPr>
@@ -5482,6 +5571,13 @@
           <w:lang w:val="en-US"/>
         </w:rPr>
         <w:t>Greek</w:t>
+      </w:r>
+      <w:r>
+        <w:rPr>
+          <w:rFonts w:cs="Times New Roman"/>
+          <w:szCs w:val="24"/>
+        </w:rPr>
+        <w:t>”</w:t>
       </w:r>
       <w:r>
         <w:rPr>
@@ -5629,49 +5725,7 @@
           <w:rFonts w:cs="Times New Roman"/>
           <w:szCs w:val="24"/>
         </w:rPr>
-        <w:t>υπήρξε</w:t>
-      </w:r>
-      <w:r>
-        <w:rPr>
-          <w:rFonts w:cs="Times New Roman"/>
-          <w:szCs w:val="24"/>
-        </w:rPr>
-        <w:t xml:space="preserve"> </w:t>
-      </w:r>
-      <w:r>
-        <w:rPr>
-          <w:rFonts w:cs="Times New Roman"/>
-          <w:szCs w:val="24"/>
-        </w:rPr>
-        <w:t>ανάπτυξη</w:t>
-      </w:r>
-      <w:r>
-        <w:rPr>
-          <w:rFonts w:cs="Times New Roman"/>
-          <w:szCs w:val="24"/>
-        </w:rPr>
-        <w:t xml:space="preserve"> </w:t>
-      </w:r>
-      <w:r>
-        <w:rPr>
-          <w:rFonts w:cs="Times New Roman"/>
-          <w:szCs w:val="24"/>
-        </w:rPr>
-        <w:t>συγκεκριμένου</w:t>
-      </w:r>
-      <w:r>
-        <w:rPr>
-          <w:rFonts w:cs="Times New Roman"/>
-          <w:szCs w:val="24"/>
-        </w:rPr>
-        <w:t xml:space="preserve"> </w:t>
-      </w:r>
-      <w:r>
-        <w:rPr>
-          <w:rFonts w:cs="Times New Roman"/>
-          <w:szCs w:val="24"/>
-        </w:rPr>
-        <w:t>σετ</w:t>
+        <w:t>αναπτύχθηκε ειδικό σύνολο</w:t>
       </w:r>
       <w:r>
         <w:rPr>
@@ -5706,7 +5760,21 @@
           <w:rFonts w:cs="Times New Roman"/>
           <w:szCs w:val="24"/>
         </w:rPr>
-        <w:t>4779</w:t>
+        <w:t>4</w:t>
+      </w:r>
+      <w:r>
+        <w:rPr>
+          <w:rFonts w:cs="Times New Roman"/>
+          <w:szCs w:val="24"/>
+        </w:rPr>
+        <w:t>.</w:t>
+      </w:r>
+      <w:r>
+        <w:rPr>
+          <w:rFonts w:cs="Times New Roman"/>
+          <w:szCs w:val="24"/>
+        </w:rPr>
+        <w:t>779</w:t>
       </w:r>
       <w:r>
         <w:rPr>
@@ -5735,7 +5803,21 @@
           <w:rFonts w:cs="Times New Roman"/>
           <w:szCs w:val="24"/>
         </w:rPr>
-        <w:t xml:space="preserve">τοξικά και μη </w:t>
+        <w:t>τοξικά και μη</w:t>
+      </w:r>
+      <w:r>
+        <w:rPr>
+          <w:rFonts w:cs="Times New Roman"/>
+          <w:szCs w:val="24"/>
+        </w:rPr>
+        <w:t>-τοξικά</w:t>
+      </w:r>
+      <w:r>
+        <w:rPr>
+          <w:rFonts w:cs="Times New Roman"/>
+          <w:szCs w:val="24"/>
+        </w:rPr>
+        <w:t xml:space="preserve"> </w:t>
       </w:r>
       <w:r>
         <w:rPr>
@@ -5798,6 +5880,20 @@
         <w:rPr>
           <w:rFonts w:cs="Times New Roman"/>
           <w:szCs w:val="24"/>
+        </w:rPr>
+        <w:t xml:space="preserve">εργασία </w:t>
+      </w:r>
+      <w:r>
+        <w:rPr>
+          <w:rFonts w:cs="Times New Roman"/>
+          <w:szCs w:val="24"/>
+        </w:rPr>
+        <w:t>“</w:t>
+      </w:r>
+      <w:r>
+        <w:rPr>
+          <w:rFonts w:cs="Times New Roman"/>
+          <w:szCs w:val="24"/>
           <w:lang w:val="en-US"/>
         </w:rPr>
         <w:t>Toxicity</w:t>
@@ -5861,6 +5957,13 @@
           <w:lang w:val="en-US"/>
         </w:rPr>
         <w:t>Tweets</w:t>
+      </w:r>
+      <w:r>
+        <w:rPr>
+          <w:rFonts w:cs="Times New Roman"/>
+          <w:szCs w:val="24"/>
+        </w:rPr>
+        <w:t>”</w:t>
       </w:r>
       <w:r>
         <w:rPr>
@@ -6187,7 +6290,63 @@
           <w:rFonts w:cs="Times New Roman"/>
           <w:szCs w:val="24"/>
         </w:rPr>
-        <w:t xml:space="preserve">, το οποίο αποτελείται από 1452 και έχει πιο βαθιά κατηγοριοποίηση </w:t>
+        <w:t>, το οποίο αποτελείται από 1</w:t>
+      </w:r>
+      <w:r>
+        <w:rPr>
+          <w:rFonts w:cs="Times New Roman"/>
+          <w:szCs w:val="24"/>
+        </w:rPr>
+        <w:t>.</w:t>
+      </w:r>
+      <w:r>
+        <w:rPr>
+          <w:rFonts w:cs="Times New Roman"/>
+          <w:szCs w:val="24"/>
+        </w:rPr>
+        <w:t xml:space="preserve">452 </w:t>
+      </w:r>
+      <w:r>
+        <w:rPr>
+          <w:rFonts w:cs="Times New Roman"/>
+          <w:szCs w:val="24"/>
+        </w:rPr>
+        <w:t xml:space="preserve">δείγματα </w:t>
+      </w:r>
+      <w:r>
+        <w:rPr>
+          <w:rFonts w:cs="Times New Roman"/>
+          <w:szCs w:val="24"/>
+        </w:rPr>
+        <w:t xml:space="preserve">και </w:t>
+      </w:r>
+      <w:r>
+        <w:rPr>
+          <w:rFonts w:cs="Times New Roman"/>
+          <w:szCs w:val="24"/>
+        </w:rPr>
+        <w:t>περιλαμβάνει</w:t>
+      </w:r>
+      <w:r>
+        <w:rPr>
+          <w:rFonts w:cs="Times New Roman"/>
+          <w:szCs w:val="24"/>
+        </w:rPr>
+        <w:t xml:space="preserve"> </w:t>
+      </w:r>
+      <w:r>
+        <w:rPr>
+          <w:rFonts w:cs="Times New Roman"/>
+          <w:szCs w:val="24"/>
+        </w:rPr>
+        <w:t>βαθύτερη</w:t>
+      </w:r>
+      <w:r>
+        <w:rPr>
+          <w:rFonts w:cs="Times New Roman"/>
+          <w:szCs w:val="24"/>
+        </w:rPr>
+        <w:t xml:space="preserve"> κατηγοριοποίηση </w:t>
       </w:r>
       <w:r>
         <w:rPr>
@@ -6200,24 +6359,8 @@
         <w:rPr>
           <w:rFonts w:cs="Times New Roman"/>
           <w:szCs w:val="24"/>
-          <w:lang w:val="en-US"/>
-        </w:rPr>
-        <w:t>toxicity</w:t>
-      </w:r>
-      <w:r>
-        <w:rPr>
-          <w:rFonts w:cs="Times New Roman"/>
-          <w:szCs w:val="24"/>
-        </w:rPr>
-        <w:t xml:space="preserve"> </w:t>
-      </w:r>
-      <w:r>
-        <w:rPr>
-          <w:rFonts w:cs="Times New Roman"/>
-          <w:szCs w:val="24"/>
-          <w:lang w:val="en-US"/>
-        </w:rPr>
-        <w:t>type</w:t>
+        </w:rPr>
+        <w:t>τύπος τοξικότητας</w:t>
       </w:r>
       <w:r>
         <w:rPr>
@@ -6230,9 +6373,8 @@
         <w:rPr>
           <w:rFonts w:cs="Times New Roman"/>
           <w:szCs w:val="24"/>
-          <w:lang w:val="en-US"/>
-        </w:rPr>
-        <w:t>emotion</w:t>
+        </w:rPr>
+        <w:t>συναίσθημα</w:t>
       </w:r>
       <w:r>
         <w:rPr>
@@ -6252,9 +6394,8 @@
         <w:rPr>
           <w:rFonts w:cs="Times New Roman"/>
           <w:szCs w:val="24"/>
-          <w:lang w:val="en-US"/>
-        </w:rPr>
-        <w:t>sentiment</w:t>
+        </w:rPr>
+        <w:t>εκτίμηση</w:t>
       </w:r>
       <w:r>
         <w:rPr>
@@ -6268,14 +6409,28 @@
           <w:rFonts w:cs="Times New Roman"/>
           <w:szCs w:val="24"/>
         </w:rPr>
-        <w:t xml:space="preserve"> Στο</w:t>
-      </w:r>
-      <w:r>
-        <w:rPr>
-          <w:rFonts w:cs="Times New Roman"/>
-          <w:szCs w:val="24"/>
-        </w:rPr>
-        <w:t xml:space="preserve"> </w:t>
+        <w:t xml:space="preserve"> Στ</w:t>
+      </w:r>
+      <w:r>
+        <w:rPr>
+          <w:rFonts w:cs="Times New Roman"/>
+          <w:szCs w:val="24"/>
+        </w:rPr>
+        <w:t>η μελέτη</w:t>
+      </w:r>
+      <w:r>
+        <w:rPr>
+          <w:rFonts w:cs="Times New Roman"/>
+          <w:szCs w:val="24"/>
+        </w:rPr>
+        <w:t xml:space="preserve"> </w:t>
+      </w:r>
+      <w:r>
+        <w:rPr>
+          <w:rFonts w:cs="Times New Roman"/>
+          <w:szCs w:val="24"/>
+        </w:rPr>
+        <w:t>“</w:t>
       </w:r>
       <w:r>
         <w:rPr>
@@ -6389,6 +6544,13 @@
           <w:lang w:val="en-US"/>
         </w:rPr>
         <w:t>Media</w:t>
+      </w:r>
+      <w:r>
+        <w:rPr>
+          <w:rFonts w:cs="Times New Roman"/>
+          <w:szCs w:val="24"/>
+        </w:rPr>
+        <w:t>”</w:t>
       </w:r>
       <w:r>
         <w:rPr>
@@ -6653,14 +6815,70 @@
           <w:rFonts w:cs="Times New Roman"/>
           <w:szCs w:val="24"/>
         </w:rPr>
-        <w:t xml:space="preserve">διαθέσιμα σετ δεδομένων αλλά επίσης αναπτύχθηκε </w:t>
-      </w:r>
-      <w:r>
-        <w:rPr>
-          <w:rFonts w:cs="Times New Roman"/>
-          <w:szCs w:val="24"/>
-        </w:rPr>
-        <w:t xml:space="preserve">ένα δικό τους σετ δεδομένων που αποτελείται από ~4000 </w:t>
+        <w:t xml:space="preserve">διαθέσιμα </w:t>
+      </w:r>
+      <w:r>
+        <w:rPr>
+          <w:rFonts w:cs="Times New Roman"/>
+          <w:szCs w:val="24"/>
+        </w:rPr>
+        <w:t>σύνολα</w:t>
+      </w:r>
+      <w:r>
+        <w:rPr>
+          <w:rFonts w:cs="Times New Roman"/>
+          <w:szCs w:val="24"/>
+        </w:rPr>
+        <w:t xml:space="preserve"> δεδομένω</w:t>
+      </w:r>
+      <w:r>
+        <w:rPr>
+          <w:rFonts w:cs="Times New Roman"/>
+          <w:szCs w:val="24"/>
+        </w:rPr>
+        <w:t>ν, ενώ παράλληλα</w:t>
+      </w:r>
+      <w:r>
+        <w:rPr>
+          <w:rFonts w:cs="Times New Roman"/>
+          <w:szCs w:val="24"/>
+        </w:rPr>
+        <w:t xml:space="preserve"> αναπτύχθηκε </w:t>
+      </w:r>
+      <w:r>
+        <w:rPr>
+          <w:rFonts w:cs="Times New Roman"/>
+          <w:szCs w:val="24"/>
+        </w:rPr>
+        <w:t xml:space="preserve">ένα </w:t>
+      </w:r>
+      <w:r>
+        <w:rPr>
+          <w:rFonts w:cs="Times New Roman"/>
+          <w:szCs w:val="24"/>
+        </w:rPr>
+        <w:t>νέο σύνολο</w:t>
+      </w:r>
+      <w:r>
+        <w:rPr>
+          <w:rFonts w:cs="Times New Roman"/>
+          <w:szCs w:val="24"/>
+        </w:rPr>
+        <w:t xml:space="preserve"> δεδομένων που αποτελείται από 4</w:t>
+      </w:r>
+      <w:r>
+        <w:rPr>
+          <w:rFonts w:cs="Times New Roman"/>
+          <w:szCs w:val="24"/>
+        </w:rPr>
+        <w:t>.</w:t>
+      </w:r>
+      <w:r>
+        <w:rPr>
+          <w:rFonts w:cs="Times New Roman"/>
+          <w:szCs w:val="24"/>
+        </w:rPr>
+        <w:t xml:space="preserve">000 </w:t>
       </w:r>
       <w:r>
         <w:rPr>
@@ -6682,45 +6900,42 @@
           <w:rFonts w:cs="Times New Roman"/>
           <w:szCs w:val="24"/>
         </w:rPr>
-        <w:t xml:space="preserve"> Στις τρείς αυτές έρευνες φαίνεται πως η πιο δημοφιλής τεχνολογία είναι τα </w:t>
-      </w:r>
-      <w:r>
-        <w:rPr>
-          <w:rFonts w:cs="Times New Roman"/>
-          <w:szCs w:val="24"/>
-          <w:lang w:val="en-US"/>
-        </w:rPr>
-        <w:t>deep</w:t>
-      </w:r>
-      <w:r>
-        <w:rPr>
-          <w:rFonts w:cs="Times New Roman"/>
-          <w:szCs w:val="24"/>
-        </w:rPr>
-        <w:t xml:space="preserve"> </w:t>
-      </w:r>
-      <w:r>
-        <w:rPr>
-          <w:rFonts w:cs="Times New Roman"/>
-          <w:szCs w:val="24"/>
-          <w:lang w:val="en-US"/>
-        </w:rPr>
-        <w:t>learning</w:t>
-      </w:r>
-      <w:r>
-        <w:rPr>
-          <w:rFonts w:cs="Times New Roman"/>
-          <w:szCs w:val="24"/>
-        </w:rPr>
-        <w:t xml:space="preserve"> </w:t>
-      </w:r>
-      <w:r>
-        <w:rPr>
-          <w:rFonts w:cs="Times New Roman"/>
-          <w:szCs w:val="24"/>
-          <w:lang w:val="en-US"/>
-        </w:rPr>
-        <w:t>models</w:t>
+        <w:t xml:space="preserve"> Στις τρείς αυτές έρευνες </w:t>
+      </w:r>
+      <w:r>
+        <w:rPr>
+          <w:rFonts w:cs="Times New Roman"/>
+          <w:szCs w:val="24"/>
+        </w:rPr>
+        <w:t>παρατηρείται</w:t>
+      </w:r>
+      <w:r>
+        <w:rPr>
+          <w:rFonts w:cs="Times New Roman"/>
+          <w:szCs w:val="24"/>
+        </w:rPr>
+        <w:t xml:space="preserve"> </w:t>
+      </w:r>
+      <w:r>
+        <w:rPr>
+          <w:rFonts w:cs="Times New Roman"/>
+          <w:szCs w:val="24"/>
+        </w:rPr>
+        <w:t>ότι</w:t>
+      </w:r>
+      <w:r>
+        <w:rPr>
+          <w:rFonts w:cs="Times New Roman"/>
+          <w:szCs w:val="24"/>
+        </w:rPr>
+        <w:t xml:space="preserve"> η πιο δημοφιλής τεχνολογία είναι τα </w:t>
+      </w:r>
+      <w:r>
+        <w:rPr>
+          <w:rFonts w:cs="Times New Roman"/>
+          <w:szCs w:val="24"/>
+        </w:rPr>
+        <w:t>μοντέλα βαθιάς μάθησης</w:t>
       </w:r>
       <w:r>
         <w:rPr>
@@ -6734,7 +6949,21 @@
           <w:rFonts w:cs="Times New Roman"/>
           <w:szCs w:val="24"/>
         </w:rPr>
-        <w:t xml:space="preserve">με το </w:t>
+        <w:t>με τ</w:t>
+      </w:r>
+      <w:r>
+        <w:rPr>
+          <w:rFonts w:cs="Times New Roman"/>
+          <w:szCs w:val="24"/>
+        </w:rPr>
+        <w:t xml:space="preserve">ην εργασία </w:t>
+      </w:r>
+      <w:r>
+        <w:rPr>
+          <w:rFonts w:cs="Times New Roman"/>
+          <w:szCs w:val="24"/>
+        </w:rPr>
+        <w:t>“</w:t>
       </w:r>
       <w:r>
         <w:rPr>
@@ -6809,72 +7038,49 @@
           <w:rFonts w:cs="Times New Roman"/>
           <w:szCs w:val="24"/>
         </w:rPr>
-        <w:t xml:space="preserve"> </w:t>
-      </w:r>
-      <w:r>
-        <w:rPr>
-          <w:rFonts w:cs="Times New Roman"/>
-          <w:szCs w:val="24"/>
-        </w:rPr>
-        <w:t xml:space="preserve">να χρησιμοποιεί και παραδοσιακό </w:t>
-      </w:r>
-      <w:r>
-        <w:rPr>
-          <w:rFonts w:cs="Times New Roman"/>
-          <w:szCs w:val="24"/>
-          <w:lang w:val="en-US"/>
-        </w:rPr>
-        <w:t>machine</w:t>
-      </w:r>
-      <w:r>
-        <w:rPr>
-          <w:rFonts w:cs="Times New Roman"/>
-          <w:szCs w:val="24"/>
-        </w:rPr>
-        <w:t xml:space="preserve"> </w:t>
-      </w:r>
-      <w:r>
-        <w:rPr>
-          <w:rFonts w:cs="Times New Roman"/>
-          <w:szCs w:val="24"/>
-          <w:lang w:val="en-US"/>
-        </w:rPr>
-        <w:t>learning</w:t>
-      </w:r>
-      <w:r>
-        <w:rPr>
-          <w:rFonts w:cs="Times New Roman"/>
-          <w:szCs w:val="24"/>
-        </w:rPr>
-        <w:t xml:space="preserve"> </w:t>
-      </w:r>
-      <w:r>
-        <w:rPr>
-          <w:rFonts w:cs="Times New Roman"/>
-          <w:szCs w:val="24"/>
-        </w:rPr>
-        <w:t xml:space="preserve">ως </w:t>
-      </w:r>
-      <w:r>
-        <w:rPr>
-          <w:rFonts w:cs="Times New Roman"/>
-          <w:szCs w:val="24"/>
-        </w:rPr>
-        <w:t>“</w:t>
-      </w:r>
-      <w:r>
-        <w:rPr>
-          <w:rFonts w:cs="Times New Roman"/>
-          <w:szCs w:val="24"/>
-        </w:rPr>
-        <w:t>βασική</w:t>
-      </w:r>
-      <w:r>
-        <w:rPr>
-          <w:rFonts w:cs="Times New Roman"/>
-          <w:szCs w:val="24"/>
-        </w:rPr>
-        <w:t xml:space="preserve">” </w:t>
+        <w:t>”</w:t>
+      </w:r>
+      <w:r>
+        <w:rPr>
+          <w:rFonts w:cs="Times New Roman"/>
+          <w:szCs w:val="24"/>
+        </w:rPr>
+        <w:t xml:space="preserve"> </w:t>
+      </w:r>
+      <w:r>
+        <w:rPr>
+          <w:rFonts w:cs="Times New Roman"/>
+          <w:szCs w:val="24"/>
+        </w:rPr>
+        <w:t>να χρησιμοποιεί και παραδοσιακ</w:t>
+      </w:r>
+      <w:r>
+        <w:rPr>
+          <w:rFonts w:cs="Times New Roman"/>
+          <w:szCs w:val="24"/>
+        </w:rPr>
+        <w:t>ή μηχανική μάθηση</w:t>
+      </w:r>
+      <w:r>
+        <w:rPr>
+          <w:rFonts w:cs="Times New Roman"/>
+          <w:szCs w:val="24"/>
+        </w:rPr>
+        <w:t xml:space="preserve"> </w:t>
+      </w:r>
+      <w:r>
+        <w:rPr>
+          <w:rFonts w:cs="Times New Roman"/>
+          <w:szCs w:val="24"/>
+        </w:rPr>
+        <w:t>ως βασική</w:t>
+      </w:r>
+      <w:r>
+        <w:rPr>
+          <w:rFonts w:cs="Times New Roman"/>
+          <w:szCs w:val="24"/>
+        </w:rPr>
+        <w:t xml:space="preserve"> </w:t>
       </w:r>
       <w:r>
         <w:rPr>
@@ -6921,7 +7127,35 @@
           <w:rFonts w:cs="Times New Roman"/>
           <w:szCs w:val="24"/>
         </w:rPr>
-        <w:t>Για την αποφυγή έκθεσης σε βλαβερό περιεχόμενο έχουν υπάρξει πολλαπλές μέθοδοι με την χρήση μοντέρνων τεχνικών και τεχνολογιών.</w:t>
+        <w:t xml:space="preserve">Για την αποφυγή έκθεσης σε βλαβερό περιεχόμενο έχουν </w:t>
+      </w:r>
+      <w:r>
+        <w:rPr>
+          <w:rFonts w:cs="Times New Roman"/>
+          <w:szCs w:val="24"/>
+        </w:rPr>
+        <w:t xml:space="preserve">αναπτυχθεί </w:t>
+      </w:r>
+      <w:r>
+        <w:rPr>
+          <w:rFonts w:cs="Times New Roman"/>
+          <w:szCs w:val="24"/>
+        </w:rPr>
+        <w:t xml:space="preserve">πολλαπλές μέθοδοι με την χρήση </w:t>
+      </w:r>
+      <w:r>
+        <w:rPr>
+          <w:rFonts w:cs="Times New Roman"/>
+          <w:szCs w:val="24"/>
+        </w:rPr>
+        <w:t>σύγχρονων</w:t>
+      </w:r>
+      <w:r>
+        <w:rPr>
+          <w:rFonts w:cs="Times New Roman"/>
+          <w:szCs w:val="24"/>
+        </w:rPr>
+        <w:t xml:space="preserve"> τεχνικών και τεχνολογιών.</w:t>
       </w:r>
       <w:r>
         <w:rPr>
@@ -6957,7 +7191,42 @@
           <w:rFonts w:cs="Times New Roman"/>
           <w:szCs w:val="24"/>
         </w:rPr>
-        <w:t>είναι εξαιρετικά δημοφιλή. Για</w:t>
+        <w:t>παρουσιάζουν</w:t>
+      </w:r>
+      <w:r>
+        <w:rPr>
+          <w:rFonts w:cs="Times New Roman"/>
+          <w:szCs w:val="24"/>
+        </w:rPr>
+        <w:t xml:space="preserve"> εξαιρετικ</w:t>
+      </w:r>
+      <w:r>
+        <w:rPr>
+          <w:rFonts w:cs="Times New Roman"/>
+          <w:szCs w:val="24"/>
+        </w:rPr>
+        <w:t>ή</w:t>
+      </w:r>
+      <w:r>
+        <w:rPr>
+          <w:rFonts w:cs="Times New Roman"/>
+          <w:szCs w:val="24"/>
+        </w:rPr>
+        <w:t xml:space="preserve"> δημο</w:t>
+      </w:r>
+      <w:r>
+        <w:rPr>
+          <w:rFonts w:cs="Times New Roman"/>
+          <w:szCs w:val="24"/>
+        </w:rPr>
+        <w:t>τικότητα στο συγκεκριμένο πεδίο</w:t>
+      </w:r>
+      <w:r>
+        <w:rPr>
+          <w:rFonts w:cs="Times New Roman"/>
+          <w:szCs w:val="24"/>
+        </w:rPr>
+        <w:t>. Για</w:t>
       </w:r>
       <w:r>
         <w:rPr>
@@ -6985,14 +7254,28 @@
           <w:rFonts w:cs="Times New Roman"/>
           <w:szCs w:val="24"/>
         </w:rPr>
-        <w:t>στο</w:t>
-      </w:r>
-      <w:r>
-        <w:rPr>
-          <w:rFonts w:cs="Times New Roman"/>
-          <w:szCs w:val="24"/>
-        </w:rPr>
-        <w:t xml:space="preserve"> </w:t>
+        <w:t>στ</w:t>
+      </w:r>
+      <w:r>
+        <w:rPr>
+          <w:rFonts w:cs="Times New Roman"/>
+          <w:szCs w:val="24"/>
+        </w:rPr>
+        <w:t>η μελέτη</w:t>
+      </w:r>
+      <w:r>
+        <w:rPr>
+          <w:rFonts w:cs="Times New Roman"/>
+          <w:szCs w:val="24"/>
+        </w:rPr>
+        <w:t xml:space="preserve"> </w:t>
+      </w:r>
+      <w:r>
+        <w:rPr>
+          <w:rFonts w:cs="Times New Roman"/>
+          <w:szCs w:val="24"/>
+        </w:rPr>
+        <w:t>“</w:t>
       </w:r>
       <w:r>
         <w:rPr>
@@ -7106,6 +7389,13 @@
           <w:lang w:val="en-US"/>
         </w:rPr>
         <w:t>Media</w:t>
+      </w:r>
+      <w:r>
+        <w:rPr>
+          <w:rFonts w:cs="Times New Roman"/>
+          <w:szCs w:val="24"/>
+        </w:rPr>
+        <w:t>”</w:t>
       </w:r>
       <w:r>
         <w:rPr>
@@ -7257,35 +7547,7 @@
           <w:rFonts w:cs="Times New Roman"/>
           <w:szCs w:val="24"/>
         </w:rPr>
-        <w:t>είδαμε</w:t>
-      </w:r>
-      <w:r>
-        <w:rPr>
-          <w:rFonts w:cs="Times New Roman"/>
-          <w:szCs w:val="24"/>
-        </w:rPr>
-        <w:t xml:space="preserve"> </w:t>
-      </w:r>
-      <w:r>
-        <w:rPr>
-          <w:rFonts w:cs="Times New Roman"/>
-          <w:szCs w:val="24"/>
-        </w:rPr>
-        <w:t>την</w:t>
-      </w:r>
-      <w:r>
-        <w:rPr>
-          <w:rFonts w:cs="Times New Roman"/>
-          <w:szCs w:val="24"/>
-        </w:rPr>
-        <w:t xml:space="preserve"> </w:t>
-      </w:r>
-      <w:r>
-        <w:rPr>
-          <w:rFonts w:cs="Times New Roman"/>
-          <w:szCs w:val="24"/>
-        </w:rPr>
-        <w:t>χρήση</w:t>
+        <w:t>χρησιμοποιήθηκαν</w:t>
       </w:r>
       <w:r>
         <w:rPr>
@@ -7313,21 +7575,42 @@
           <w:rFonts w:cs="Times New Roman"/>
           <w:szCs w:val="24"/>
         </w:rPr>
-        <w:t>διαθέσιμων</w:t>
-      </w:r>
-      <w:r>
-        <w:rPr>
-          <w:rFonts w:cs="Times New Roman"/>
-          <w:szCs w:val="24"/>
-        </w:rPr>
-        <w:t xml:space="preserve"> </w:t>
-      </w:r>
-      <w:r>
-        <w:rPr>
-          <w:rFonts w:cs="Times New Roman"/>
-          <w:szCs w:val="24"/>
-        </w:rPr>
-        <w:t xml:space="preserve">μοντέλων όπως το </w:t>
+        <w:t>διαθέσιμ</w:t>
+      </w:r>
+      <w:r>
+        <w:rPr>
+          <w:rFonts w:cs="Times New Roman"/>
+          <w:szCs w:val="24"/>
+        </w:rPr>
+        <w:t>α</w:t>
+      </w:r>
+      <w:r>
+        <w:rPr>
+          <w:rFonts w:cs="Times New Roman"/>
+          <w:szCs w:val="24"/>
+        </w:rPr>
+        <w:t xml:space="preserve"> </w:t>
+      </w:r>
+      <w:r>
+        <w:rPr>
+          <w:rFonts w:cs="Times New Roman"/>
+          <w:szCs w:val="24"/>
+        </w:rPr>
+        <w:t>μοντέλ</w:t>
+      </w:r>
+      <w:r>
+        <w:rPr>
+          <w:rFonts w:cs="Times New Roman"/>
+          <w:szCs w:val="24"/>
+        </w:rPr>
+        <w:t>α</w:t>
+      </w:r>
+      <w:r>
+        <w:rPr>
+          <w:rFonts w:cs="Times New Roman"/>
+          <w:szCs w:val="24"/>
+        </w:rPr>
+        <w:t xml:space="preserve"> όπως το </w:t>
       </w:r>
       <w:r>
         <w:rPr>
@@ -7379,7 +7662,14 @@
           <w:rFonts w:cs="Times New Roman"/>
           <w:szCs w:val="24"/>
         </w:rPr>
-        <w:t xml:space="preserve">άλλα και την τροποποίηση ενός </w:t>
+        <w:t>καθώς και η</w:t>
+      </w:r>
+      <w:r>
+        <w:rPr>
+          <w:rFonts w:cs="Times New Roman"/>
+          <w:szCs w:val="24"/>
+        </w:rPr>
+        <w:t xml:space="preserve"> τροποποίηση ενός </w:t>
       </w:r>
       <w:proofErr w:type="spellStart"/>
       <w:r>
@@ -7432,7 +7722,14 @@
           <w:rFonts w:cs="Times New Roman"/>
           <w:szCs w:val="24"/>
         </w:rPr>
-        <w:t>για την Ελληνική γλώσσα. Επίσης</w:t>
+        <w:t xml:space="preserve">για την Ελληνική γλώσσα. </w:t>
+      </w:r>
+      <w:r>
+        <w:rPr>
+          <w:rFonts w:cs="Times New Roman"/>
+          <w:szCs w:val="24"/>
+        </w:rPr>
+        <w:t>Επιπλέον</w:t>
       </w:r>
       <w:r>
         <w:rPr>
@@ -7446,14 +7743,28 @@
           <w:rFonts w:cs="Times New Roman"/>
           <w:szCs w:val="24"/>
         </w:rPr>
-        <w:t>στο</w:t>
-      </w:r>
-      <w:r>
-        <w:rPr>
-          <w:rFonts w:cs="Times New Roman"/>
-          <w:szCs w:val="24"/>
-        </w:rPr>
-        <w:t xml:space="preserve"> </w:t>
+        <w:t>στ</w:t>
+      </w:r>
+      <w:r>
+        <w:rPr>
+          <w:rFonts w:cs="Times New Roman"/>
+          <w:szCs w:val="24"/>
+        </w:rPr>
+        <w:t>ην εργασία</w:t>
+      </w:r>
+      <w:r>
+        <w:rPr>
+          <w:rFonts w:cs="Times New Roman"/>
+          <w:szCs w:val="24"/>
+        </w:rPr>
+        <w:t xml:space="preserve"> </w:t>
+      </w:r>
+      <w:r>
+        <w:rPr>
+          <w:rFonts w:cs="Times New Roman"/>
+          <w:szCs w:val="24"/>
+        </w:rPr>
+        <w:t>“</w:t>
       </w:r>
       <w:r>
         <w:rPr>
@@ -7522,6 +7833,13 @@
           <w:lang w:val="en-US"/>
         </w:rPr>
         <w:t>Tweets</w:t>
+      </w:r>
+      <w:r>
+        <w:rPr>
+          <w:rFonts w:cs="Times New Roman"/>
+          <w:szCs w:val="24"/>
+        </w:rPr>
+        <w:t>”</w:t>
       </w:r>
       <w:r>
         <w:rPr>
@@ -7652,21 +7970,7 @@
           <w:rFonts w:cs="Times New Roman"/>
           <w:szCs w:val="24"/>
         </w:rPr>
-        <w:t>είδαμε</w:t>
-      </w:r>
-      <w:r>
-        <w:rPr>
-          <w:rFonts w:cs="Times New Roman"/>
-          <w:szCs w:val="24"/>
-        </w:rPr>
-        <w:t xml:space="preserve"> </w:t>
-      </w:r>
-      <w:r>
-        <w:rPr>
-          <w:rFonts w:cs="Times New Roman"/>
-          <w:szCs w:val="24"/>
-        </w:rPr>
-        <w:t>την</w:t>
+        <w:t>παρουσιάστηκε η</w:t>
       </w:r>
       <w:r>
         <w:rPr>
@@ -7737,7 +8041,21 @@
           <w:rFonts w:cs="Times New Roman"/>
           <w:szCs w:val="24"/>
         </w:rPr>
-        <w:t xml:space="preserve">αλλά επίσης είδαμε και την χρήση ενός μοντέλου </w:t>
+        <w:t xml:space="preserve">αλλά </w:t>
+      </w:r>
+      <w:r>
+        <w:rPr>
+          <w:rFonts w:cs="Times New Roman"/>
+          <w:szCs w:val="24"/>
+        </w:rPr>
+        <w:t xml:space="preserve">και </w:t>
+      </w:r>
+      <w:r>
+        <w:rPr>
+          <w:rFonts w:cs="Times New Roman"/>
+          <w:szCs w:val="24"/>
+        </w:rPr>
+        <w:t xml:space="preserve">ενός μοντέλου </w:t>
       </w:r>
       <w:r>
         <w:rPr>
@@ -7759,7 +8077,7 @@
           <w:rFonts w:cs="Times New Roman"/>
           <w:szCs w:val="24"/>
         </w:rPr>
-        <w:t xml:space="preserve">με την βοήθεια του </w:t>
+        <w:t>με</w:t>
       </w:r>
       <w:r>
         <w:rPr>
@@ -7783,7 +8101,7 @@
           <w:szCs w:val="24"/>
           <w:lang w:val="en-US"/>
         </w:rPr>
-        <w:t>fasttext</w:t>
+        <w:t>FastText</w:t>
       </w:r>
       <w:proofErr w:type="spellEnd"/>
       <w:r>
@@ -7791,6 +8109,21 @@
           <w:rFonts w:cs="Times New Roman"/>
           <w:szCs w:val="24"/>
         </w:rPr>
+        <w:t xml:space="preserve"> </w:t>
+      </w:r>
+      <w:r>
+        <w:rPr>
+          <w:rFonts w:cs="Times New Roman"/>
+          <w:szCs w:val="24"/>
+          <w:lang w:val="en-US"/>
+        </w:rPr>
+        <w:t>embeddings</w:t>
+      </w:r>
+      <w:r>
+        <w:rPr>
+          <w:rFonts w:cs="Times New Roman"/>
+          <w:szCs w:val="24"/>
+        </w:rPr>
         <w:t xml:space="preserve">. </w:t>
       </w:r>
       <w:r>
@@ -7798,51 +8131,112 @@
           <w:rFonts w:cs="Times New Roman"/>
           <w:szCs w:val="24"/>
         </w:rPr>
-        <w:t xml:space="preserve">Τα προαναφερόμενα μοντέλα θεωρούνται μοντέλα </w:t>
-      </w:r>
-      <w:r>
-        <w:rPr>
-          <w:rFonts w:cs="Times New Roman"/>
-          <w:szCs w:val="24"/>
-          <w:lang w:val="en-US"/>
-        </w:rPr>
-        <w:t>deep</w:t>
-      </w:r>
-      <w:r>
-        <w:rPr>
-          <w:rFonts w:cs="Times New Roman"/>
-          <w:szCs w:val="24"/>
-        </w:rPr>
-        <w:t xml:space="preserve"> </w:t>
-      </w:r>
-      <w:r>
-        <w:rPr>
-          <w:rFonts w:cs="Times New Roman"/>
-          <w:szCs w:val="24"/>
-          <w:lang w:val="en-US"/>
-        </w:rPr>
-        <w:t>learning</w:t>
-      </w:r>
-      <w:r>
-        <w:rPr>
-          <w:rFonts w:cs="Times New Roman"/>
-          <w:szCs w:val="24"/>
-        </w:rPr>
-        <w:t xml:space="preserve"> </w:t>
-      </w:r>
-      <w:r>
-        <w:rPr>
-          <w:rFonts w:cs="Times New Roman"/>
-          <w:szCs w:val="24"/>
-        </w:rPr>
-        <w:t>και είναι εξαιρετικά αποτελεσματικά στην εκπαίδευση πάνω σε πολύπλοκα έργα. Στο</w:t>
-      </w:r>
-      <w:r>
-        <w:rPr>
-          <w:rFonts w:cs="Times New Roman"/>
-          <w:szCs w:val="24"/>
-        </w:rPr>
-        <w:t xml:space="preserve"> </w:t>
+        <w:t xml:space="preserve">Τα προαναφερόμενα μοντέλα </w:t>
+      </w:r>
+      <w:r>
+        <w:rPr>
+          <w:rFonts w:cs="Times New Roman"/>
+          <w:szCs w:val="24"/>
+        </w:rPr>
+        <w:t>κατατάσσονται στα</w:t>
+      </w:r>
+      <w:r>
+        <w:rPr>
+          <w:rFonts w:cs="Times New Roman"/>
+          <w:szCs w:val="24"/>
+        </w:rPr>
+        <w:t xml:space="preserve"> μοντέλα </w:t>
+      </w:r>
+      <w:r>
+        <w:rPr>
+          <w:rFonts w:cs="Times New Roman"/>
+          <w:szCs w:val="24"/>
+        </w:rPr>
+        <w:t xml:space="preserve">βαθιάς μάθησης </w:t>
+      </w:r>
+      <w:r>
+        <w:rPr>
+          <w:rFonts w:cs="Times New Roman"/>
+          <w:szCs w:val="24"/>
+        </w:rPr>
+        <w:t xml:space="preserve">και </w:t>
+      </w:r>
+      <w:r>
+        <w:rPr>
+          <w:rFonts w:cs="Times New Roman"/>
+          <w:szCs w:val="24"/>
+        </w:rPr>
+        <w:t>παρουσιάζουν</w:t>
+      </w:r>
+      <w:r>
+        <w:rPr>
+          <w:rFonts w:cs="Times New Roman"/>
+          <w:szCs w:val="24"/>
+        </w:rPr>
+        <w:t xml:space="preserve"> εξαιρετικ</w:t>
+      </w:r>
+      <w:r>
+        <w:rPr>
+          <w:rFonts w:cs="Times New Roman"/>
+          <w:szCs w:val="24"/>
+        </w:rPr>
+        <w:t>ή</w:t>
+      </w:r>
+      <w:r>
+        <w:rPr>
+          <w:rFonts w:cs="Times New Roman"/>
+          <w:szCs w:val="24"/>
+        </w:rPr>
+        <w:t xml:space="preserve"> αποτελεσματικ</w:t>
+      </w:r>
+      <w:r>
+        <w:rPr>
+          <w:rFonts w:cs="Times New Roman"/>
+          <w:szCs w:val="24"/>
+        </w:rPr>
+        <w:t>ότητα</w:t>
+      </w:r>
+      <w:r>
+        <w:rPr>
+          <w:rFonts w:cs="Times New Roman"/>
+          <w:szCs w:val="24"/>
+        </w:rPr>
+        <w:t xml:space="preserve"> στην εκπαίδευση </w:t>
+      </w:r>
+      <w:r>
+        <w:rPr>
+          <w:rFonts w:cs="Times New Roman"/>
+          <w:szCs w:val="24"/>
+        </w:rPr>
+        <w:t>για</w:t>
+      </w:r>
+      <w:r>
+        <w:rPr>
+          <w:rFonts w:cs="Times New Roman"/>
+          <w:szCs w:val="24"/>
+        </w:rPr>
+        <w:t xml:space="preserve"> πολύπλοκα έργα. Στ</w:t>
+      </w:r>
+      <w:r>
+        <w:rPr>
+          <w:rFonts w:cs="Times New Roman"/>
+          <w:szCs w:val="24"/>
+        </w:rPr>
+        <w:t>η εργασία</w:t>
+      </w:r>
+      <w:r>
+        <w:rPr>
+          <w:rFonts w:cs="Times New Roman"/>
+          <w:szCs w:val="24"/>
+        </w:rPr>
+        <w:t xml:space="preserve"> </w:t>
+      </w:r>
+      <w:r>
+        <w:rPr>
+          <w:rFonts w:cs="Times New Roman"/>
+          <w:szCs w:val="24"/>
+        </w:rPr>
+        <w:t>“</w:t>
       </w:r>
       <w:r>
         <w:rPr>
@@ -7917,6 +8311,13 @@
           <w:rFonts w:cs="Times New Roman"/>
           <w:szCs w:val="24"/>
         </w:rPr>
+        <w:t>”</w:t>
+      </w:r>
+      <w:r>
+        <w:rPr>
+          <w:rFonts w:cs="Times New Roman"/>
+          <w:szCs w:val="24"/>
+        </w:rPr>
         <w:t xml:space="preserve">, </w:t>
       </w:r>
       <w:r>
@@ -7966,7 +8367,7 @@
           <w:rFonts w:cs="Times New Roman"/>
           <w:szCs w:val="24"/>
         </w:rPr>
-        <w:t>χρησιμοποιήθηκε</w:t>
+        <w:t>εφαρμόστηκε</w:t>
       </w:r>
       <w:r>
         <w:rPr>
@@ -8047,6 +8448,13 @@
           <w:rFonts w:cs="Times New Roman"/>
           <w:szCs w:val="24"/>
         </w:rPr>
+        <w:t>, πρακτική</w:t>
+      </w:r>
+      <w:r>
+        <w:rPr>
+          <w:rFonts w:cs="Times New Roman"/>
+          <w:szCs w:val="24"/>
+        </w:rPr>
         <w:t xml:space="preserve"> </w:t>
       </w:r>
       <w:r>
@@ -8082,51 +8490,28 @@
           <w:rFonts w:cs="Times New Roman"/>
           <w:szCs w:val="24"/>
         </w:rPr>
-        <w:t>κοινή πρακτική στον χώρο. Άρα μπορούμε να δούμε πως</w:t>
-      </w:r>
-      <w:r>
-        <w:rPr>
-          <w:rFonts w:cs="Times New Roman"/>
-          <w:szCs w:val="24"/>
-        </w:rPr>
-        <w:t xml:space="preserve">, αν και υπάρχει μια μικρή χρήση κλασσικής μηχανικής μάθησης, τα μοντέλα </w:t>
-      </w:r>
-      <w:r>
-        <w:rPr>
-          <w:rFonts w:cs="Times New Roman"/>
-          <w:szCs w:val="24"/>
-          <w:lang w:val="en-US"/>
-        </w:rPr>
-        <w:t>deep</w:t>
-      </w:r>
-      <w:r>
-        <w:rPr>
-          <w:rFonts w:cs="Times New Roman"/>
-          <w:szCs w:val="24"/>
-        </w:rPr>
-        <w:t xml:space="preserve"> </w:t>
-      </w:r>
-      <w:r>
-        <w:rPr>
-          <w:rFonts w:cs="Times New Roman"/>
-          <w:szCs w:val="24"/>
-          <w:lang w:val="en-US"/>
-        </w:rPr>
-        <w:t>learning</w:t>
-      </w:r>
-      <w:r>
-        <w:rPr>
-          <w:rFonts w:cs="Times New Roman"/>
-          <w:szCs w:val="24"/>
-        </w:rPr>
-        <w:t xml:space="preserve"> </w:t>
-      </w:r>
-      <w:r>
-        <w:rPr>
-          <w:rFonts w:cs="Times New Roman"/>
-          <w:szCs w:val="24"/>
-        </w:rPr>
-        <w:t>επικρατούν στον χώρο.</w:t>
+        <w:t xml:space="preserve">κοινή στο </w:t>
+      </w:r>
+      <w:r>
+        <w:rPr>
+          <w:rFonts w:cs="Times New Roman"/>
+          <w:szCs w:val="24"/>
+        </w:rPr>
+        <w:t>πεδίο</w:t>
+      </w:r>
+      <w:r>
+        <w:rPr>
+          <w:rFonts w:cs="Times New Roman"/>
+          <w:szCs w:val="24"/>
+        </w:rPr>
+        <w:t xml:space="preserve">. </w:t>
+      </w:r>
+      <w:r>
+        <w:rPr>
+          <w:rFonts w:cs="Times New Roman"/>
+          <w:szCs w:val="24"/>
+        </w:rPr>
+        <w:t>Συνεπώς, παρατηρείται ότι, παρά τη μικρή χρήση κλασικής μηχανικής μάθησης, τα μοντέλα βαθιάς μάθησης κυριαρχούν στο πεδίο.</w:t>
       </w:r>
     </w:p>
     <w:p>
@@ -8143,291 +8528,131 @@
           <w:rFonts w:cs="Times New Roman"/>
           <w:szCs w:val="24"/>
         </w:rPr>
-        <w:t>Τα</w:t>
-      </w:r>
-      <w:r>
-        <w:rPr>
-          <w:rFonts w:cs="Times New Roman"/>
-          <w:szCs w:val="24"/>
-        </w:rPr>
-        <w:t xml:space="preserve"> </w:t>
-      </w:r>
-      <w:r>
-        <w:rPr>
-          <w:rFonts w:cs="Times New Roman"/>
-          <w:szCs w:val="24"/>
-        </w:rPr>
-        <w:t>μοντέλα</w:t>
-      </w:r>
-      <w:r>
-        <w:rPr>
-          <w:rFonts w:cs="Times New Roman"/>
-          <w:szCs w:val="24"/>
-        </w:rPr>
-        <w:t xml:space="preserve"> </w:t>
-      </w:r>
-      <w:r>
-        <w:rPr>
-          <w:rFonts w:cs="Times New Roman"/>
-          <w:szCs w:val="24"/>
-        </w:rPr>
-        <w:t>όπως</w:t>
-      </w:r>
-      <w:r>
-        <w:rPr>
-          <w:rFonts w:cs="Times New Roman"/>
-          <w:szCs w:val="24"/>
-        </w:rPr>
-        <w:t xml:space="preserve"> </w:t>
-      </w:r>
-      <w:r>
-        <w:rPr>
-          <w:rFonts w:cs="Times New Roman"/>
-          <w:szCs w:val="24"/>
-          <w:lang w:val="en-US"/>
-        </w:rPr>
-        <w:t>BERT</w:t>
-      </w:r>
-      <w:r>
-        <w:rPr>
-          <w:rFonts w:cs="Times New Roman"/>
-          <w:szCs w:val="24"/>
-        </w:rPr>
-        <w:t xml:space="preserve"> </w:t>
-      </w:r>
-      <w:r>
-        <w:rPr>
-          <w:rFonts w:cs="Times New Roman"/>
-          <w:szCs w:val="24"/>
-        </w:rPr>
+        <w:t xml:space="preserve">Τα μοντέλα όπως το BERT και το </w:t>
+      </w:r>
+      <w:proofErr w:type="spellStart"/>
+      <w:r>
+        <w:rPr>
+          <w:rFonts w:cs="Times New Roman"/>
+          <w:szCs w:val="24"/>
+        </w:rPr>
+        <w:t>RoBERTa</w:t>
+      </w:r>
+      <w:proofErr w:type="spellEnd"/>
+      <w:r>
+        <w:rPr>
+          <w:rFonts w:cs="Times New Roman"/>
+          <w:szCs w:val="24"/>
+        </w:rPr>
+        <w:t xml:space="preserve"> βασίζονται σε </w:t>
+      </w:r>
+      <w:r>
+        <w:rPr>
+          <w:rFonts w:cs="Times New Roman"/>
+          <w:szCs w:val="24"/>
+        </w:rPr>
+        <w:t>αρχιτεκτονική</w:t>
+      </w:r>
+      <w:r>
+        <w:rPr>
+          <w:rFonts w:cs="Times New Roman"/>
+          <w:szCs w:val="24"/>
+        </w:rPr>
+        <w:t xml:space="preserve"> </w:t>
+      </w:r>
+      <w:proofErr w:type="spellStart"/>
+      <w:r>
+        <w:rPr>
+          <w:rFonts w:cs="Times New Roman"/>
+          <w:szCs w:val="24"/>
+        </w:rPr>
+        <w:t>transformer</w:t>
+      </w:r>
+      <w:proofErr w:type="spellEnd"/>
+      <w:r>
+        <w:rPr>
+          <w:rFonts w:cs="Times New Roman"/>
+          <w:szCs w:val="24"/>
+        </w:rPr>
+        <w:t xml:space="preserve">, δηλαδή χρησιμοποιούν μετασχηματιστές. Οι μετασχηματιστές αποτελούν έναν τύπο </w:t>
+      </w:r>
+      <w:r>
+        <w:rPr>
+          <w:rFonts w:cs="Times New Roman"/>
+          <w:szCs w:val="24"/>
+        </w:rPr>
+        <w:lastRenderedPageBreak/>
+        <w:t xml:space="preserve">αρχιτεκτονικής </w:t>
+      </w:r>
+      <w:proofErr w:type="spellStart"/>
+      <w:r>
+        <w:rPr>
+          <w:rFonts w:cs="Times New Roman"/>
+          <w:szCs w:val="24"/>
+        </w:rPr>
+        <w:t>νευρωνικού</w:t>
+      </w:r>
+      <w:proofErr w:type="spellEnd"/>
+      <w:r>
+        <w:rPr>
+          <w:rFonts w:cs="Times New Roman"/>
+          <w:szCs w:val="24"/>
+        </w:rPr>
+        <w:t xml:space="preserve"> δικτύου που μετασχηματίζει ή τροποποιεί μια ακολουθία εισόδου σε μια ακολουθία εξόδου. Αυτό επιτυγχάνεται μέσω της εκμάθησης του περιβάλλοντος και της παρακολούθησης των σχέσεων μεταξύ των στοιχείων της ακολουθίας.</w:t>
+      </w:r>
+    </w:p>
+    <w:p>
+      <w:pPr>
+        <w:pStyle w:val="a0"/>
+      </w:pPr>
+      <w:r>
+        <w:t xml:space="preserve">1.4 </w:t>
+      </w:r>
+      <w:r>
+        <w:t>Προκλήσεις</w:t>
+      </w:r>
+      <w:r>
+        <w:t xml:space="preserve"> </w:t>
+      </w:r>
+      <w:r>
         <w:t>και</w:t>
       </w:r>
       <w:r>
-        <w:rPr>
-          <w:rFonts w:cs="Times New Roman"/>
-          <w:szCs w:val="24"/>
-        </w:rPr>
-        <w:t xml:space="preserve"> </w:t>
+        <w:t xml:space="preserve"> </w:t>
+      </w:r>
+      <w:r>
+        <w:t>περιορισμοί</w:t>
+      </w:r>
+    </w:p>
+    <w:p>
+      <w:r>
+        <w:t>Η ελληνική γλώσσα παρουσιάζει πολλές ιδιαιτερότητες που δημιουργούν εμπόδια για το έργο της ανίχνευσης τοξικότητας. Ο τονισμός αποτελεί χαρακτηριστικό που λίγες γλώσσες εκφράζουν γραπτώς και τα ελληνικά αποτελούν μία από αυτές. Κατά την επικοινωνία στο διαδίκτυο και ειδικότερα στα μέσα κοινωνικής δικτύωσης επικρατεί ένα άτυπο ύφος, οπότε είναι συχνό να παραλείπεται ο τόνος στο κείμενο. Αυτό ωστόσο μπορεί να προκαλέσει ανακρίβεια στη μηχανική μάθηση, καθώς ένα γράμμα με τόνο και το ίδιο γράμμα χωρίς τόνο αντιμετωπίζονται ως διαφορετικοί χαρακτήρες. Επιπρόσθετα, οι Έλληνες διαθέτουν μεγάλη ποικιλία βρισιών και προσβολών οι οποίες ενδέχεται να βασίζονται στην περιοχή καταγωγής τους εντός της Ελλάδας, γεγονός που τις καθιστά σπάνιες στη χρήση τους, ιδιαίτερα στον γραπτό λόγο.</w:t>
+      </w:r>
+    </w:p>
+    <w:p>
+      <w:pPr>
+        <w:rPr>
+          <w:lang w:val="en-US"/>
+        </w:rPr>
+      </w:pPr>
+      <w:r>
+        <w:t>Το πρόβλημα της έλλειψης δεδομένων παρουσιάζεται για πολλές γλώσσες των οποίων ο πληθυσμός των ομιλητών είναι σχετικά μικρός. Τα ελληνικά θεωρούνται γλώσσα με περιορισμένους πόρους (</w:t>
       </w:r>
       <w:proofErr w:type="spellStart"/>
       <w:r>
-        <w:rPr>
-          <w:rFonts w:cs="Times New Roman"/>
-          <w:szCs w:val="24"/>
-          <w:lang w:val="en-US"/>
-        </w:rPr>
-        <w:t>RoBERTa</w:t>
+        <w:t>low-resource</w:t>
       </w:r>
       <w:proofErr w:type="spellEnd"/>
       <w:r>
-        <w:rPr>
-          <w:rFonts w:cs="Times New Roman"/>
-          <w:szCs w:val="24"/>
-        </w:rPr>
-        <w:t xml:space="preserve"> </w:t>
-      </w:r>
-      <w:r>
-        <w:rPr>
-          <w:rFonts w:cs="Times New Roman"/>
-          <w:szCs w:val="24"/>
-        </w:rPr>
-        <w:t>είναι</w:t>
-      </w:r>
-      <w:r>
-        <w:rPr>
-          <w:rFonts w:cs="Times New Roman"/>
-          <w:szCs w:val="24"/>
-        </w:rPr>
-        <w:t xml:space="preserve"> </w:t>
-      </w:r>
-      <w:r>
-        <w:rPr>
-          <w:rFonts w:cs="Times New Roman"/>
-          <w:szCs w:val="24"/>
-          <w:lang w:val="en-US"/>
-        </w:rPr>
-        <w:t>transformer</w:t>
-      </w:r>
-      <w:r>
-        <w:rPr>
-          <w:rFonts w:cs="Times New Roman"/>
-          <w:szCs w:val="24"/>
-        </w:rPr>
-        <w:t>-</w:t>
-      </w:r>
-      <w:r>
-        <w:rPr>
-          <w:rFonts w:cs="Times New Roman"/>
-          <w:szCs w:val="24"/>
-          <w:lang w:val="en-US"/>
-        </w:rPr>
-        <w:t>based</w:t>
-      </w:r>
-      <w:r>
-        <w:rPr>
-          <w:rFonts w:cs="Times New Roman"/>
-          <w:szCs w:val="24"/>
-        </w:rPr>
-        <w:t xml:space="preserve"> </w:t>
-      </w:r>
-      <w:r>
-        <w:rPr>
-          <w:rFonts w:cs="Times New Roman"/>
-          <w:szCs w:val="24"/>
-        </w:rPr>
-        <w:t>δηλαδή χρησιμοποιούν μετασχηματιστές</w:t>
-      </w:r>
-      <w:r>
-        <w:rPr>
-          <w:rFonts w:cs="Times New Roman"/>
-          <w:szCs w:val="24"/>
-        </w:rPr>
-        <w:t xml:space="preserve">. </w:t>
-      </w:r>
-      <w:r>
-        <w:rPr>
-          <w:rFonts w:cs="Times New Roman"/>
-          <w:szCs w:val="24"/>
-        </w:rPr>
-        <w:t xml:space="preserve">Οι μετασχηματιστές είναι ένας τύπος αρχιτεκτονικής </w:t>
+        <w:t xml:space="preserve"> </w:t>
       </w:r>
       <w:proofErr w:type="spellStart"/>
       <w:r>
-        <w:rPr>
-          <w:rFonts w:cs="Times New Roman"/>
-          <w:szCs w:val="24"/>
-        </w:rPr>
-        <w:t>νευρωνικού</w:t>
+        <w:t>language</w:t>
       </w:r>
       <w:proofErr w:type="spellEnd"/>
       <w:r>
-        <w:rPr>
-          <w:rFonts w:cs="Times New Roman"/>
-          <w:szCs w:val="24"/>
-        </w:rPr>
-        <w:t xml:space="preserve"> δικτύου που μετασχηματίζει ή αλλάζει μια ακολουθία εισόδου σε μια ακολουθία εξόδου. </w:t>
-      </w:r>
-      <w:r>
-        <w:rPr>
-          <w:rFonts w:cs="Times New Roman"/>
-          <w:szCs w:val="24"/>
-        </w:rPr>
-        <w:lastRenderedPageBreak/>
-        <w:t>Το επιτυγχάνουν αυτό μαθαίνοντας το περιβάλλον και παρακολουθώντας τις σχέσεις μεταξύ των στοιχείων της ακολουθίας.</w:t>
-      </w:r>
-    </w:p>
-    <w:p>
-      <w:pPr>
-        <w:pStyle w:val="a0"/>
-      </w:pPr>
-      <w:r>
-        <w:t xml:space="preserve">1.4 </w:t>
-      </w:r>
-      <w:r>
-        <w:t>Προκλήσεις</w:t>
-      </w:r>
-      <w:r>
-        <w:t xml:space="preserve"> </w:t>
-      </w:r>
-      <w:r>
-        <w:t>και</w:t>
-      </w:r>
-      <w:r>
-        <w:t xml:space="preserve"> </w:t>
-      </w:r>
-      <w:r>
-        <w:t>περιορισμοί</w:t>
-      </w:r>
-    </w:p>
-    <w:p>
-      <w:r>
-        <w:t xml:space="preserve">Η Ελληνική γλώσσα </w:t>
-      </w:r>
-      <w:r>
-        <w:t>έχει πολλές ιδιαιτερότητες που μπορούν πιθανώς να προκαλέσουν εμπόδιο για το έργο μας. Ο τονισμός είναι κάτι που λίγες γλώσσες εκφράζουν γραπτώς και τα ελληνικά είναι μια από αυτές</w:t>
-      </w:r>
-      <w:r>
-        <w:t>. Ό</w:t>
-      </w:r>
-      <w:r>
-        <w:t xml:space="preserve">ταν μιλάμε στο διαδίκτυο </w:t>
-      </w:r>
-      <w:r>
-        <w:t xml:space="preserve">και ειδικά στα </w:t>
-      </w:r>
-      <w:r>
-        <w:rPr>
-          <w:lang w:val="en-US"/>
-        </w:rPr>
-        <w:t>social</w:t>
-      </w:r>
-      <w:r>
-        <w:t xml:space="preserve"> </w:t>
-      </w:r>
-      <w:r>
-        <w:rPr>
-          <w:lang w:val="en-US"/>
-        </w:rPr>
-        <w:t>media</w:t>
-      </w:r>
-      <w:r>
-        <w:t xml:space="preserve"> </w:t>
-      </w:r>
-      <w:r>
-        <w:t xml:space="preserve">επικρατεί ένα </w:t>
-      </w:r>
-      <w:r>
-        <w:rPr>
-          <w:lang w:val="en-US"/>
-        </w:rPr>
-        <w:t>casual</w:t>
-      </w:r>
-      <w:r>
-        <w:t xml:space="preserve"> </w:t>
-      </w:r>
-      <w:r>
-        <w:t>ύφος</w:t>
-      </w:r>
-      <w:r>
-        <w:t xml:space="preserve"> </w:t>
-      </w:r>
-      <w:r>
-        <w:t>οπότε είναι εύκολο να παραλείψουμε τον τόνο στο κείμενο, αυτό όμως μπορεί να προκαλέσει ανακρίβεια στην μηχανική μάθηση διότι ένα γράμμα με τόνο και το ίδιο γράμμα χωρίς τόνο θεωρούνται διαφορετικοί χαρακτήρες. Εκτός από αυτό, οι Έλληνες έχουν μια μεγάλη ποικιλία βρισιών και προσβολών οι οποίες μπορούν να βασίζονται στην περιοχή καταγωγής τους εντός της Ελλάδας, κάτι που τις καθιστά σπάνιες στην χρήση τους πόσο μάλλον στον γραπτό λόγο.</w:t>
-      </w:r>
-    </w:p>
-    <w:p>
-      <w:r>
-        <w:t xml:space="preserve">Το πρόβλημα της έλλειψης δεδομένων υπάρχει για πολλές γλώσσες τις οποίες ο πληθυσμός που τις μιλάει είναι σχετικά μικρός. Τα Ελληνικά θεωρούνται </w:t>
-      </w:r>
-      <w:r>
-        <w:rPr>
-          <w:lang w:val="en-US"/>
-        </w:rPr>
-        <w:t>low</w:t>
-      </w:r>
-      <w:r>
-        <w:t>-</w:t>
-      </w:r>
-      <w:r>
-        <w:rPr>
-          <w:lang w:val="en-US"/>
-        </w:rPr>
-        <w:t>resource</w:t>
-      </w:r>
-      <w:r>
-        <w:t xml:space="preserve"> </w:t>
-      </w:r>
-      <w:r>
-        <w:t xml:space="preserve">στον χώρο του </w:t>
-      </w:r>
-      <w:r>
-        <w:rPr>
-          <w:lang w:val="en-US"/>
-        </w:rPr>
-        <w:t>NLP</w:t>
-      </w:r>
-      <w:r>
-        <w:t xml:space="preserve"> και έτσι η εύρεση δεδομένων είναι ήδη δύσκολη, όμως οι ιδιαιτερότητες και η ποικιλία της δεν βοηθάνε στην επίτευξη του έργου μας. Οι Ελληνικές βρισιές είναι πολλές και δεν είναι εύκολο να τις καταγράψεις με τυπικό τρόπο, άρα μαζί με την προσθήκη ή την απουσία τόνων και την ορθογραφία καθιστά της επεξεργασία των Ελληνικών εξαιρετικά δύσκολη.</w:t>
+        <w:t>) στο πεδίο της Επεξεργασίας Φυσικής Γλώσσας (NLP) και έτσι η εύρεση δεδομένων είναι ήδη δυσχερής. Ωστόσο, οι ιδιαιτερότητες και η ποικιλία της γλώσσας δυσχεραίνουν περαιτέρω την επίτευξη του στόχου. Οι ελληνικές βρισιές είναι πολυάριθμες και δεν είναι εύκολο να καταγραφούν με τυποποιημένο τρόπο. Συνεπώς, σε συνδυασμό με την προσθήκη ή την απουσία τόνων και τις ορθογραφικές παραλλαγές, η επεξεργασία των ελληνικών καθίσταται εξαιρετικά δύσκολη.</w:t>
       </w:r>
     </w:p>
     <w:p>
@@ -9535,7 +9760,6 @@
         <w:rPr>
           <w:rFonts w:cs="Times New Roman"/>
           <w:iCs/>
-          <w:lang w:val="en-US"/>
         </w:rPr>
       </w:pPr>
       <w:r>
@@ -9548,22 +9772,20 @@
     </w:p>
     <w:sdt>
       <w:sdtPr>
+        <w:rPr>
+          <w:rFonts w:ascii="Times New Roman" w:eastAsiaTheme="minorHAnsi" w:hAnsi="Times New Roman" w:cstheme="minorBidi"/>
+          <w:b w:val="0"/>
+          <w:bCs w:val="0"/>
+          <w:color w:val="auto"/>
+          <w:sz w:val="24"/>
+          <w:szCs w:val="22"/>
+        </w:rPr>
         <w:id w:val="-380639557"/>
         <w:docPartObj>
           <w:docPartGallery w:val="Bibliographies"/>
           <w:docPartUnique/>
         </w:docPartObj>
       </w:sdtPr>
-      <w:sdtEndPr>
-        <w:rPr>
-          <w:rFonts w:ascii="Times New Roman" w:eastAsiaTheme="minorHAnsi" w:hAnsi="Times New Roman" w:cstheme="minorBidi"/>
-          <w:b w:val="0"/>
-          <w:bCs w:val="0"/>
-          <w:color w:val="auto"/>
-          <w:sz w:val="24"/>
-          <w:szCs w:val="22"/>
-        </w:rPr>
-      </w:sdtEndPr>
       <w:sdtContent>
         <w:p>
           <w:pPr>
@@ -9576,12 +9798,14 @@
             <w:rPr>
               <w:rStyle w:val="Char"/>
               <w:color w:val="000000" w:themeColor="text1"/>
+              <w:lang w:val="en-US"/>
             </w:rPr>
           </w:pPr>
           <w:r>
             <w:rPr>
               <w:rStyle w:val="Char"/>
               <w:color w:val="000000" w:themeColor="text1"/>
+              <w:lang w:val="en-US"/>
             </w:rPr>
             <w:t>Bibliography</w:t>
           </w:r>
@@ -11147,7 +11371,6 @@
   <w:style w:type="character" w:default="1" w:styleId="DefaultParagraphFont">
     <w:name w:val="Default Paragraph Font"/>
     <w:uiPriority w:val="1"/>
-    <w:semiHidden/>
     <w:unhideWhenUsed/>
   </w:style>
   <w:style w:type="table" w:default="1" w:styleId="TableNormal">

--- a/Toxicity analysis in Greek text.docx
+++ b/Toxicity analysis in Greek text.docx
@@ -1483,7 +1483,7 @@
           <w:color w:val="auto"/>
         </w:rPr>
       </w:pPr>
-      <w:bookmarkStart w:id="1" w:name="_Toc476744041"/>
+      <w:bookmarkStart w:id="1" w:name="_Toc208415462"/>
       <w:r>
         <w:rPr>
           <w:rFonts w:ascii="Times New Roman" w:hAnsi="Times New Roman" w:cs="Times New Roman"/>
@@ -1596,7 +1596,7 @@
           <w:color w:val="auto"/>
         </w:rPr>
       </w:pPr>
-      <w:bookmarkStart w:id="2" w:name="_Toc476744042"/>
+      <w:bookmarkStart w:id="2" w:name="_Toc208415463"/>
       <w:r>
         <w:rPr>
           <w:rFonts w:ascii="Times New Roman" w:hAnsi="Times New Roman" w:cs="Times New Roman"/>
@@ -1948,7 +1948,7 @@
           <w:lang w:val="en-US"/>
         </w:rPr>
       </w:pPr>
-      <w:bookmarkStart w:id="3" w:name="_Toc476744043"/>
+      <w:bookmarkStart w:id="3" w:name="_Toc208415464"/>
       <w:r>
         <w:rPr>
           <w:rFonts w:ascii="Times New Roman" w:hAnsi="Times New Roman" w:cs="Times New Roman"/>
@@ -2314,7 +2314,7 @@
           <w:lang w:val="en-US"/>
         </w:rPr>
       </w:pPr>
-      <w:bookmarkStart w:id="4" w:name="_Toc476744044"/>
+      <w:bookmarkStart w:id="4" w:name="_Toc208415465"/>
       <w:r>
         <w:rPr>
           <w:rFonts w:ascii="Times New Roman" w:hAnsi="Times New Roman" w:cs="Times New Roman"/>
@@ -2380,9 +2380,12 @@
               <w:tab w:val="right" w:leader="dot" w:pos="9061"/>
             </w:tabs>
             <w:rPr>
-              <w:rFonts w:eastAsiaTheme="minorEastAsia" w:cs="Times New Roman"/>
+              <w:rFonts w:asciiTheme="minorHAnsi" w:eastAsiaTheme="minorEastAsia" w:hAnsiTheme="minorHAnsi"/>
               <w:noProof/>
-              <w:lang w:eastAsia="el-GR"/>
+              <w:kern w:val="2"/>
+              <w:szCs w:val="24"/>
+              <w:lang w:val="en-US"/>
+              <w14:ligatures w14:val="standardContextual"/>
             </w:rPr>
           </w:pPr>
           <w:r>
@@ -2403,7 +2406,7 @@
             </w:rPr>
             <w:fldChar w:fldCharType="separate"/>
           </w:r>
-          <w:hyperlink w:anchor="_Toc476744041" w:history="1">
+          <w:hyperlink w:anchor="_Toc208415462" w:history="1">
             <w:r>
               <w:rPr>
                 <w:rStyle w:val="Hyperlink"/>
@@ -2414,7 +2417,6 @@
             </w:r>
             <w:r>
               <w:rPr>
-                <w:rFonts w:cs="Times New Roman"/>
                 <w:noProof/>
                 <w:webHidden/>
               </w:rPr>
@@ -2422,7 +2424,6 @@
             </w:r>
             <w:r>
               <w:rPr>
-                <w:rFonts w:cs="Times New Roman"/>
                 <w:noProof/>
                 <w:webHidden/>
               </w:rPr>
@@ -2430,22 +2431,19 @@
             </w:r>
             <w:r>
               <w:rPr>
-                <w:rFonts w:cs="Times New Roman"/>
-                <w:noProof/>
-                <w:webHidden/>
-              </w:rPr>
-              <w:instrText xml:space="preserve"> PAGEREF _Toc476744041 \h </w:instrText>
-            </w:r>
-            <w:r>
-              <w:rPr>
-                <w:rFonts w:cs="Times New Roman"/>
-                <w:noProof/>
-                <w:webHidden/>
-              </w:rPr>
-            </w:r>
-            <w:r>
-              <w:rPr>
-                <w:rFonts w:cs="Times New Roman"/>
+                <w:noProof/>
+                <w:webHidden/>
+              </w:rPr>
+              <w:instrText xml:space="preserve"> PAGEREF _Toc208415462 \h </w:instrText>
+            </w:r>
+            <w:r>
+              <w:rPr>
+                <w:noProof/>
+                <w:webHidden/>
+              </w:rPr>
+            </w:r>
+            <w:r>
+              <w:rPr>
                 <w:noProof/>
                 <w:webHidden/>
               </w:rPr>
@@ -2453,15 +2451,13 @@
             </w:r>
             <w:r>
               <w:rPr>
-                <w:rFonts w:cs="Times New Roman"/>
-                <w:noProof/>
-                <w:webHidden/>
-              </w:rPr>
-              <w:t>5</w:t>
-            </w:r>
-            <w:r>
-              <w:rPr>
-                <w:rFonts w:cs="Times New Roman"/>
+                <w:noProof/>
+                <w:webHidden/>
+              </w:rPr>
+              <w:t>6</w:t>
+            </w:r>
+            <w:r>
+              <w:rPr>
                 <w:noProof/>
                 <w:webHidden/>
               </w:rPr>
@@ -2476,12 +2472,15 @@
               <w:tab w:val="right" w:leader="dot" w:pos="9061"/>
             </w:tabs>
             <w:rPr>
-              <w:rFonts w:eastAsiaTheme="minorEastAsia" w:cs="Times New Roman"/>
+              <w:rFonts w:asciiTheme="minorHAnsi" w:eastAsiaTheme="minorEastAsia" w:hAnsiTheme="minorHAnsi"/>
               <w:noProof/>
-              <w:lang w:eastAsia="el-GR"/>
+              <w:kern w:val="2"/>
+              <w:szCs w:val="24"/>
+              <w:lang w:val="en-US"/>
+              <w14:ligatures w14:val="standardContextual"/>
             </w:rPr>
           </w:pPr>
-          <w:hyperlink w:anchor="_Toc476744042" w:history="1">
+          <w:hyperlink w:anchor="_Toc208415463" w:history="1">
             <w:r>
               <w:rPr>
                 <w:rStyle w:val="Hyperlink"/>
@@ -2492,7 +2491,6 @@
             </w:r>
             <w:r>
               <w:rPr>
-                <w:rFonts w:cs="Times New Roman"/>
                 <w:noProof/>
                 <w:webHidden/>
               </w:rPr>
@@ -2500,7 +2498,6 @@
             </w:r>
             <w:r>
               <w:rPr>
-                <w:rFonts w:cs="Times New Roman"/>
                 <w:noProof/>
                 <w:webHidden/>
               </w:rPr>
@@ -2508,22 +2505,19 @@
             </w:r>
             <w:r>
               <w:rPr>
-                <w:rFonts w:cs="Times New Roman"/>
-                <w:noProof/>
-                <w:webHidden/>
-              </w:rPr>
-              <w:instrText xml:space="preserve"> PAGEREF _Toc476744042 \h </w:instrText>
-            </w:r>
-            <w:r>
-              <w:rPr>
-                <w:rFonts w:cs="Times New Roman"/>
-                <w:noProof/>
-                <w:webHidden/>
-              </w:rPr>
-            </w:r>
-            <w:r>
-              <w:rPr>
-                <w:rFonts w:cs="Times New Roman"/>
+                <w:noProof/>
+                <w:webHidden/>
+              </w:rPr>
+              <w:instrText xml:space="preserve"> PAGEREF _Toc208415463 \h </w:instrText>
+            </w:r>
+            <w:r>
+              <w:rPr>
+                <w:noProof/>
+                <w:webHidden/>
+              </w:rPr>
+            </w:r>
+            <w:r>
+              <w:rPr>
                 <w:noProof/>
                 <w:webHidden/>
               </w:rPr>
@@ -2531,15 +2525,13 @@
             </w:r>
             <w:r>
               <w:rPr>
-                <w:rFonts w:cs="Times New Roman"/>
-                <w:noProof/>
-                <w:webHidden/>
-              </w:rPr>
-              <w:t>6</w:t>
-            </w:r>
-            <w:r>
-              <w:rPr>
-                <w:rFonts w:cs="Times New Roman"/>
+                <w:noProof/>
+                <w:webHidden/>
+              </w:rPr>
+              <w:t>7</w:t>
+            </w:r>
+            <w:r>
+              <w:rPr>
                 <w:noProof/>
                 <w:webHidden/>
               </w:rPr>
@@ -2554,12 +2546,15 @@
               <w:tab w:val="right" w:leader="dot" w:pos="9061"/>
             </w:tabs>
             <w:rPr>
-              <w:rFonts w:eastAsiaTheme="minorEastAsia" w:cs="Times New Roman"/>
+              <w:rFonts w:asciiTheme="minorHAnsi" w:eastAsiaTheme="minorEastAsia" w:hAnsiTheme="minorHAnsi"/>
               <w:noProof/>
-              <w:lang w:eastAsia="el-GR"/>
+              <w:kern w:val="2"/>
+              <w:szCs w:val="24"/>
+              <w:lang w:val="en-US"/>
+              <w14:ligatures w14:val="standardContextual"/>
             </w:rPr>
           </w:pPr>
-          <w:hyperlink w:anchor="_Toc476744043" w:history="1">
+          <w:hyperlink w:anchor="_Toc208415464" w:history="1">
             <w:r>
               <w:rPr>
                 <w:rStyle w:val="Hyperlink"/>
@@ -2571,7 +2566,6 @@
             </w:r>
             <w:r>
               <w:rPr>
-                <w:rFonts w:cs="Times New Roman"/>
                 <w:noProof/>
                 <w:webHidden/>
               </w:rPr>
@@ -2579,7 +2573,6 @@
             </w:r>
             <w:r>
               <w:rPr>
-                <w:rFonts w:cs="Times New Roman"/>
                 <w:noProof/>
                 <w:webHidden/>
               </w:rPr>
@@ -2587,22 +2580,19 @@
             </w:r>
             <w:r>
               <w:rPr>
-                <w:rFonts w:cs="Times New Roman"/>
-                <w:noProof/>
-                <w:webHidden/>
-              </w:rPr>
-              <w:instrText xml:space="preserve"> PAGEREF _Toc476744043 \h </w:instrText>
-            </w:r>
-            <w:r>
-              <w:rPr>
-                <w:rFonts w:cs="Times New Roman"/>
-                <w:noProof/>
-                <w:webHidden/>
-              </w:rPr>
-            </w:r>
-            <w:r>
-              <w:rPr>
-                <w:rFonts w:cs="Times New Roman"/>
+                <w:noProof/>
+                <w:webHidden/>
+              </w:rPr>
+              <w:instrText xml:space="preserve"> PAGEREF _Toc208415464 \h </w:instrText>
+            </w:r>
+            <w:r>
+              <w:rPr>
+                <w:noProof/>
+                <w:webHidden/>
+              </w:rPr>
+            </w:r>
+            <w:r>
+              <w:rPr>
                 <w:noProof/>
                 <w:webHidden/>
               </w:rPr>
@@ -2610,15 +2600,13 @@
             </w:r>
             <w:r>
               <w:rPr>
-                <w:rFonts w:cs="Times New Roman"/>
-                <w:noProof/>
-                <w:webHidden/>
-              </w:rPr>
-              <w:t>7</w:t>
-            </w:r>
-            <w:r>
-              <w:rPr>
-                <w:rFonts w:cs="Times New Roman"/>
+                <w:noProof/>
+                <w:webHidden/>
+              </w:rPr>
+              <w:t>8</w:t>
+            </w:r>
+            <w:r>
+              <w:rPr>
                 <w:noProof/>
                 <w:webHidden/>
               </w:rPr>
@@ -2633,31 +2621,49 @@
               <w:tab w:val="right" w:leader="dot" w:pos="9061"/>
             </w:tabs>
             <w:rPr>
-              <w:rFonts w:eastAsiaTheme="minorEastAsia" w:cs="Times New Roman"/>
+              <w:rFonts w:asciiTheme="minorHAnsi" w:eastAsiaTheme="minorEastAsia" w:hAnsiTheme="minorHAnsi"/>
               <w:noProof/>
-              <w:lang w:eastAsia="el-GR"/>
+              <w:kern w:val="2"/>
+              <w:szCs w:val="24"/>
+              <w:lang w:val="en-US"/>
+              <w14:ligatures w14:val="standardContextual"/>
             </w:rPr>
           </w:pPr>
-          <w:hyperlink w:anchor="_Toc476744044" w:history="1">
+          <w:hyperlink w:anchor="_Toc208415465" w:history="1">
             <w:r>
               <w:rPr>
                 <w:rStyle w:val="Hyperlink"/>
                 <w:rFonts w:cs="Times New Roman"/>
                 <w:noProof/>
               </w:rPr>
-              <w:t>ΠΙΝΑΚΑΣ ΠΕΡΙΕΧΟΜΕΝΩΝ</w:t>
-            </w:r>
-            <w:r>
-              <w:rPr>
+              <w:t>ΠΙΝΑΚΑΣ</w:t>
+            </w:r>
+            <w:r>
+              <w:rPr>
+                <w:rStyle w:val="Hyperlink"/>
                 <w:rFonts w:cs="Times New Roman"/>
                 <w:noProof/>
+                <w:lang w:val="en-US"/>
+              </w:rPr>
+              <w:t xml:space="preserve"> </w:t>
+            </w:r>
+            <w:r>
+              <w:rPr>
+                <w:rStyle w:val="Hyperlink"/>
+                <w:rFonts w:cs="Times New Roman"/>
+                <w:noProof/>
+              </w:rPr>
+              <w:t>ΠΕΡΙΕΧΟΜΕΝΩΝ</w:t>
+            </w:r>
+            <w:r>
+              <w:rPr>
+                <w:noProof/>
                 <w:webHidden/>
               </w:rPr>
               <w:tab/>
             </w:r>
             <w:r>
               <w:rPr>
-                <w:rFonts w:cs="Times New Roman"/>
                 <w:noProof/>
                 <w:webHidden/>
               </w:rPr>
@@ -2665,22 +2671,19 @@
             </w:r>
             <w:r>
               <w:rPr>
-                <w:rFonts w:cs="Times New Roman"/>
-                <w:noProof/>
-                <w:webHidden/>
-              </w:rPr>
-              <w:instrText xml:space="preserve"> PAGEREF _Toc476744044 \h </w:instrText>
-            </w:r>
-            <w:r>
-              <w:rPr>
-                <w:rFonts w:cs="Times New Roman"/>
-                <w:noProof/>
-                <w:webHidden/>
-              </w:rPr>
-            </w:r>
-            <w:r>
-              <w:rPr>
-                <w:rFonts w:cs="Times New Roman"/>
+                <w:noProof/>
+                <w:webHidden/>
+              </w:rPr>
+              <w:instrText xml:space="preserve"> PAGEREF _Toc208415465 \h </w:instrText>
+            </w:r>
+            <w:r>
+              <w:rPr>
+                <w:noProof/>
+                <w:webHidden/>
+              </w:rPr>
+            </w:r>
+            <w:r>
+              <w:rPr>
                 <w:noProof/>
                 <w:webHidden/>
               </w:rPr>
@@ -2688,15 +2691,13 @@
             </w:r>
             <w:r>
               <w:rPr>
-                <w:rFonts w:cs="Times New Roman"/>
-                <w:noProof/>
-                <w:webHidden/>
-              </w:rPr>
-              <w:t>8</w:t>
-            </w:r>
-            <w:r>
-              <w:rPr>
-                <w:rFonts w:cs="Times New Roman"/>
+                <w:noProof/>
+                <w:webHidden/>
+              </w:rPr>
+              <w:t>9</w:t>
+            </w:r>
+            <w:r>
+              <w:rPr>
                 <w:noProof/>
                 <w:webHidden/>
               </w:rPr>
@@ -2711,12 +2712,15 @@
               <w:tab w:val="right" w:leader="dot" w:pos="9061"/>
             </w:tabs>
             <w:rPr>
-              <w:rFonts w:eastAsiaTheme="minorEastAsia" w:cs="Times New Roman"/>
+              <w:rFonts w:asciiTheme="minorHAnsi" w:eastAsiaTheme="minorEastAsia" w:hAnsiTheme="minorHAnsi"/>
               <w:noProof/>
-              <w:lang w:eastAsia="el-GR"/>
+              <w:kern w:val="2"/>
+              <w:szCs w:val="24"/>
+              <w:lang w:val="en-US"/>
+              <w14:ligatures w14:val="standardContextual"/>
             </w:rPr>
           </w:pPr>
-          <w:hyperlink w:anchor="_Toc476744045" w:history="1">
+          <w:hyperlink w:anchor="_Toc208415466" w:history="1">
             <w:r>
               <w:rPr>
                 <w:rStyle w:val="Hyperlink"/>
@@ -2727,7 +2731,6 @@
             </w:r>
             <w:r>
               <w:rPr>
-                <w:rFonts w:cs="Times New Roman"/>
                 <w:noProof/>
                 <w:webHidden/>
               </w:rPr>
@@ -2735,7 +2738,6 @@
             </w:r>
             <w:r>
               <w:rPr>
-                <w:rFonts w:cs="Times New Roman"/>
                 <w:noProof/>
                 <w:webHidden/>
               </w:rPr>
@@ -2743,22 +2745,19 @@
             </w:r>
             <w:r>
               <w:rPr>
-                <w:rFonts w:cs="Times New Roman"/>
-                <w:noProof/>
-                <w:webHidden/>
-              </w:rPr>
-              <w:instrText xml:space="preserve"> PAGEREF _Toc476744045 \h </w:instrText>
-            </w:r>
-            <w:r>
-              <w:rPr>
-                <w:rFonts w:cs="Times New Roman"/>
-                <w:noProof/>
-                <w:webHidden/>
-              </w:rPr>
-            </w:r>
-            <w:r>
-              <w:rPr>
-                <w:rFonts w:cs="Times New Roman"/>
+                <w:noProof/>
+                <w:webHidden/>
+              </w:rPr>
+              <w:instrText xml:space="preserve"> PAGEREF _Toc208415466 \h </w:instrText>
+            </w:r>
+            <w:r>
+              <w:rPr>
+                <w:noProof/>
+                <w:webHidden/>
+              </w:rPr>
+            </w:r>
+            <w:r>
+              <w:rPr>
                 <w:noProof/>
                 <w:webHidden/>
               </w:rPr>
@@ -2766,15 +2765,13 @@
             </w:r>
             <w:r>
               <w:rPr>
-                <w:rFonts w:cs="Times New Roman"/>
-                <w:noProof/>
-                <w:webHidden/>
-              </w:rPr>
-              <w:t>9</w:t>
-            </w:r>
-            <w:r>
-              <w:rPr>
-                <w:rFonts w:cs="Times New Roman"/>
+                <w:noProof/>
+                <w:webHidden/>
+              </w:rPr>
+              <w:t>10</w:t>
+            </w:r>
+            <w:r>
+              <w:rPr>
                 <w:noProof/>
                 <w:webHidden/>
               </w:rPr>
@@ -2789,12 +2786,15 @@
               <w:tab w:val="right" w:leader="dot" w:pos="9061"/>
             </w:tabs>
             <w:rPr>
-              <w:rFonts w:eastAsiaTheme="minorEastAsia" w:cs="Times New Roman"/>
+              <w:rFonts w:asciiTheme="minorHAnsi" w:eastAsiaTheme="minorEastAsia" w:hAnsiTheme="minorHAnsi"/>
               <w:noProof/>
-              <w:lang w:eastAsia="el-GR"/>
+              <w:kern w:val="2"/>
+              <w:szCs w:val="24"/>
+              <w:lang w:val="en-US"/>
+              <w14:ligatures w14:val="standardContextual"/>
             </w:rPr>
           </w:pPr>
-          <w:hyperlink w:anchor="_Toc476744046" w:history="1">
+          <w:hyperlink w:anchor="_Toc208415467" w:history="1">
             <w:r>
               <w:rPr>
                 <w:rStyle w:val="Hyperlink"/>
@@ -2805,7 +2805,6 @@
             </w:r>
             <w:r>
               <w:rPr>
-                <w:rFonts w:cs="Times New Roman"/>
                 <w:noProof/>
                 <w:webHidden/>
               </w:rPr>
@@ -2813,7 +2812,6 @@
             </w:r>
             <w:r>
               <w:rPr>
-                <w:rFonts w:cs="Times New Roman"/>
                 <w:noProof/>
                 <w:webHidden/>
               </w:rPr>
@@ -2821,22 +2819,19 @@
             </w:r>
             <w:r>
               <w:rPr>
-                <w:rFonts w:cs="Times New Roman"/>
-                <w:noProof/>
-                <w:webHidden/>
-              </w:rPr>
-              <w:instrText xml:space="preserve"> PAGEREF _Toc476744046 \h </w:instrText>
-            </w:r>
-            <w:r>
-              <w:rPr>
-                <w:rFonts w:cs="Times New Roman"/>
-                <w:noProof/>
-                <w:webHidden/>
-              </w:rPr>
-            </w:r>
-            <w:r>
-              <w:rPr>
-                <w:rFonts w:cs="Times New Roman"/>
+                <w:noProof/>
+                <w:webHidden/>
+              </w:rPr>
+              <w:instrText xml:space="preserve"> PAGEREF _Toc208415467 \h </w:instrText>
+            </w:r>
+            <w:r>
+              <w:rPr>
+                <w:noProof/>
+                <w:webHidden/>
+              </w:rPr>
+            </w:r>
+            <w:r>
+              <w:rPr>
                 <w:noProof/>
                 <w:webHidden/>
               </w:rPr>
@@ -2844,15 +2839,13 @@
             </w:r>
             <w:r>
               <w:rPr>
-                <w:rFonts w:cs="Times New Roman"/>
-                <w:noProof/>
-                <w:webHidden/>
-              </w:rPr>
-              <w:t>10</w:t>
-            </w:r>
-            <w:r>
-              <w:rPr>
-                <w:rFonts w:cs="Times New Roman"/>
+                <w:noProof/>
+                <w:webHidden/>
+              </w:rPr>
+              <w:t>11</w:t>
+            </w:r>
+            <w:r>
+              <w:rPr>
                 <w:noProof/>
                 <w:webHidden/>
               </w:rPr>
@@ -2867,31 +2860,49 @@
               <w:tab w:val="right" w:leader="dot" w:pos="9061"/>
             </w:tabs>
             <w:rPr>
-              <w:rFonts w:eastAsiaTheme="minorEastAsia" w:cs="Times New Roman"/>
+              <w:rFonts w:asciiTheme="minorHAnsi" w:eastAsiaTheme="minorEastAsia" w:hAnsiTheme="minorHAnsi"/>
               <w:noProof/>
-              <w:lang w:eastAsia="el-GR"/>
+              <w:kern w:val="2"/>
+              <w:szCs w:val="24"/>
+              <w:lang w:val="en-US"/>
+              <w14:ligatures w14:val="standardContextual"/>
             </w:rPr>
           </w:pPr>
-          <w:hyperlink w:anchor="_Toc476744047" w:history="1">
+          <w:hyperlink w:anchor="_Toc208415468" w:history="1">
             <w:r>
               <w:rPr>
                 <w:rStyle w:val="Hyperlink"/>
                 <w:rFonts w:cs="Times New Roman"/>
                 <w:noProof/>
               </w:rPr>
-              <w:t>ΠΙΝΑΚΑΣ ΣΥΝΤΟΜΟΓΡΑΦΙΩΝ</w:t>
-            </w:r>
-            <w:r>
-              <w:rPr>
+              <w:t>ΠΙΝΑΚΑΣ</w:t>
+            </w:r>
+            <w:r>
+              <w:rPr>
+                <w:rStyle w:val="Hyperlink"/>
                 <w:rFonts w:cs="Times New Roman"/>
                 <w:noProof/>
+                <w:lang w:val="en-US"/>
+              </w:rPr>
+              <w:t xml:space="preserve"> </w:t>
+            </w:r>
+            <w:r>
+              <w:rPr>
+                <w:rStyle w:val="Hyperlink"/>
+                <w:rFonts w:cs="Times New Roman"/>
+                <w:noProof/>
+              </w:rPr>
+              <w:t>ΣΥΝΤΟΜΟΓΡΑΦΙΩΝ</w:t>
+            </w:r>
+            <w:r>
+              <w:rPr>
+                <w:noProof/>
                 <w:webHidden/>
               </w:rPr>
               <w:tab/>
             </w:r>
             <w:r>
               <w:rPr>
-                <w:rFonts w:cs="Times New Roman"/>
                 <w:noProof/>
                 <w:webHidden/>
               </w:rPr>
@@ -2899,22 +2910,19 @@
             </w:r>
             <w:r>
               <w:rPr>
-                <w:rFonts w:cs="Times New Roman"/>
-                <w:noProof/>
-                <w:webHidden/>
-              </w:rPr>
-              <w:instrText xml:space="preserve"> PAGEREF _Toc476744047 \h </w:instrText>
-            </w:r>
-            <w:r>
-              <w:rPr>
-                <w:rFonts w:cs="Times New Roman"/>
-                <w:noProof/>
-                <w:webHidden/>
-              </w:rPr>
-            </w:r>
-            <w:r>
-              <w:rPr>
-                <w:rFonts w:cs="Times New Roman"/>
+                <w:noProof/>
+                <w:webHidden/>
+              </w:rPr>
+              <w:instrText xml:space="preserve"> PAGEREF _Toc208415468 \h </w:instrText>
+            </w:r>
+            <w:r>
+              <w:rPr>
+                <w:noProof/>
+                <w:webHidden/>
+              </w:rPr>
+            </w:r>
+            <w:r>
+              <w:rPr>
                 <w:noProof/>
                 <w:webHidden/>
               </w:rPr>
@@ -2922,15 +2930,13 @@
             </w:r>
             <w:r>
               <w:rPr>
-                <w:rFonts w:cs="Times New Roman"/>
-                <w:noProof/>
-                <w:webHidden/>
-              </w:rPr>
-              <w:t>11</w:t>
-            </w:r>
-            <w:r>
-              <w:rPr>
-                <w:rFonts w:cs="Times New Roman"/>
+                <w:noProof/>
+                <w:webHidden/>
+              </w:rPr>
+              <w:t>12</w:t>
+            </w:r>
+            <w:r>
+              <w:rPr>
                 <w:noProof/>
                 <w:webHidden/>
               </w:rPr>
@@ -2945,31 +2951,106 @@
               <w:tab w:val="right" w:leader="dot" w:pos="9061"/>
             </w:tabs>
             <w:rPr>
-              <w:rFonts w:eastAsiaTheme="minorEastAsia" w:cs="Times New Roman"/>
+              <w:rFonts w:asciiTheme="minorHAnsi" w:eastAsiaTheme="minorEastAsia" w:hAnsiTheme="minorHAnsi"/>
               <w:noProof/>
-              <w:lang w:eastAsia="el-GR"/>
+              <w:kern w:val="2"/>
+              <w:szCs w:val="24"/>
+              <w:lang w:val="en-US"/>
+              <w14:ligatures w14:val="standardContextual"/>
             </w:rPr>
           </w:pPr>
-          <w:hyperlink w:anchor="_Toc476744048" w:history="1">
+          <w:hyperlink w:anchor="_Toc208415469" w:history="1">
             <w:r>
               <w:rPr>
                 <w:rStyle w:val="Hyperlink"/>
                 <w:rFonts w:cs="Times New Roman"/>
                 <w:noProof/>
               </w:rPr>
-              <w:t>1.[Τίτλος κεφαλαίου]</w:t>
-            </w:r>
-            <w:r>
-              <w:rPr>
+              <w:t>ΑΠΟΔΟΣΗ ΟΡΩΝ / ΓΛΩΣΣΑΡΙΟ</w:t>
+            </w:r>
+            <w:r>
+              <w:rPr>
+                <w:noProof/>
+                <w:webHidden/>
+              </w:rPr>
+              <w:tab/>
+            </w:r>
+            <w:r>
+              <w:rPr>
+                <w:noProof/>
+                <w:webHidden/>
+              </w:rPr>
+              <w:fldChar w:fldCharType="begin"/>
+            </w:r>
+            <w:r>
+              <w:rPr>
+                <w:noProof/>
+                <w:webHidden/>
+              </w:rPr>
+              <w:instrText xml:space="preserve"> PAGEREF _Toc208415469 \h </w:instrText>
+            </w:r>
+            <w:r>
+              <w:rPr>
+                <w:noProof/>
+                <w:webHidden/>
+              </w:rPr>
+            </w:r>
+            <w:r>
+              <w:rPr>
+                <w:noProof/>
+                <w:webHidden/>
+              </w:rPr>
+              <w:fldChar w:fldCharType="separate"/>
+            </w:r>
+            <w:r>
+              <w:rPr>
+                <w:noProof/>
+                <w:webHidden/>
+              </w:rPr>
+              <w:t>13</w:t>
+            </w:r>
+            <w:r>
+              <w:rPr>
+                <w:noProof/>
+                <w:webHidden/>
+              </w:rPr>
+              <w:fldChar w:fldCharType="end"/>
+            </w:r>
+          </w:hyperlink>
+        </w:p>
+        <w:p>
+          <w:pPr>
+            <w:pStyle w:val="TOC1"/>
+            <w:tabs>
+              <w:tab w:val="right" w:leader="dot" w:pos="9061"/>
+            </w:tabs>
+            <w:rPr>
+              <w:rFonts w:asciiTheme="minorHAnsi" w:eastAsiaTheme="minorEastAsia" w:hAnsiTheme="minorHAnsi"/>
+              <w:noProof/>
+              <w:kern w:val="2"/>
+              <w:szCs w:val="24"/>
+              <w:lang w:val="en-US"/>
+              <w14:ligatures w14:val="standardContextual"/>
+            </w:rPr>
+          </w:pPr>
+          <w:hyperlink w:anchor="_Toc208415470" w:history="1">
+            <w:r>
+              <w:rPr>
+                <w:rStyle w:val="Hyperlink"/>
                 <w:rFonts w:cs="Times New Roman"/>
                 <w:noProof/>
+              </w:rPr>
+              <w:t>ΕΙΣΑΓΩΓΗ</w:t>
+            </w:r>
+            <w:r>
+              <w:rPr>
+                <w:noProof/>
                 <w:webHidden/>
               </w:rPr>
               <w:tab/>
             </w:r>
             <w:r>
               <w:rPr>
-                <w:rFonts w:cs="Times New Roman"/>
                 <w:noProof/>
                 <w:webHidden/>
               </w:rPr>
@@ -2977,22 +3058,19 @@
             </w:r>
             <w:r>
               <w:rPr>
-                <w:rFonts w:cs="Times New Roman"/>
-                <w:noProof/>
-                <w:webHidden/>
-              </w:rPr>
-              <w:instrText xml:space="preserve"> PAGEREF _Toc476744048 \h </w:instrText>
-            </w:r>
-            <w:r>
-              <w:rPr>
-                <w:rFonts w:cs="Times New Roman"/>
-                <w:noProof/>
-                <w:webHidden/>
-              </w:rPr>
-            </w:r>
-            <w:r>
-              <w:rPr>
-                <w:rFonts w:cs="Times New Roman"/>
+                <w:noProof/>
+                <w:webHidden/>
+              </w:rPr>
+              <w:instrText xml:space="preserve"> PAGEREF _Toc208415470 \h </w:instrText>
+            </w:r>
+            <w:r>
+              <w:rPr>
+                <w:noProof/>
+                <w:webHidden/>
+              </w:rPr>
+            </w:r>
+            <w:r>
+              <w:rPr>
                 <w:noProof/>
                 <w:webHidden/>
               </w:rPr>
@@ -3000,15 +3078,13 @@
             </w:r>
             <w:r>
               <w:rPr>
-                <w:rFonts w:cs="Times New Roman"/>
-                <w:noProof/>
-                <w:webHidden/>
-              </w:rPr>
-              <w:t>12</w:t>
-            </w:r>
-            <w:r>
-              <w:rPr>
-                <w:rFonts w:cs="Times New Roman"/>
+                <w:noProof/>
+                <w:webHidden/>
+              </w:rPr>
+              <w:t>14</w:t>
+            </w:r>
+            <w:r>
+              <w:rPr>
                 <w:noProof/>
                 <w:webHidden/>
               </w:rPr>
@@ -3023,23 +3099,25 @@
               <w:tab w:val="right" w:leader="dot" w:pos="9061"/>
             </w:tabs>
             <w:rPr>
-              <w:rFonts w:eastAsiaTheme="minorEastAsia" w:cs="Times New Roman"/>
+              <w:rFonts w:asciiTheme="minorHAnsi" w:eastAsiaTheme="minorEastAsia" w:hAnsiTheme="minorHAnsi"/>
               <w:noProof/>
-              <w:lang w:eastAsia="el-GR"/>
+              <w:kern w:val="2"/>
+              <w:szCs w:val="24"/>
+              <w:lang w:val="en-US"/>
+              <w14:ligatures w14:val="standardContextual"/>
             </w:rPr>
           </w:pPr>
-          <w:hyperlink w:anchor="_Toc476744049" w:history="1">
+          <w:hyperlink w:anchor="_Toc208415471" w:history="1">
             <w:r>
               <w:rPr>
                 <w:rStyle w:val="Hyperlink"/>
                 <w:rFonts w:cs="Times New Roman"/>
                 <w:noProof/>
               </w:rPr>
-              <w:t>1.1 [Τίτλος υποκεφαλαίου]</w:t>
-            </w:r>
-            <w:r>
-              <w:rPr>
-                <w:rFonts w:cs="Times New Roman"/>
+              <w:t>1.1 Ανίχνευση τοξικότητας</w:t>
+            </w:r>
+            <w:r>
+              <w:rPr>
                 <w:noProof/>
                 <w:webHidden/>
               </w:rPr>
@@ -3047,7 +3125,6 @@
             </w:r>
             <w:r>
               <w:rPr>
-                <w:rFonts w:cs="Times New Roman"/>
                 <w:noProof/>
                 <w:webHidden/>
               </w:rPr>
@@ -3055,22 +3132,19 @@
             </w:r>
             <w:r>
               <w:rPr>
-                <w:rFonts w:cs="Times New Roman"/>
-                <w:noProof/>
-                <w:webHidden/>
-              </w:rPr>
-              <w:instrText xml:space="preserve"> PAGEREF _Toc476744049 \h </w:instrText>
-            </w:r>
-            <w:r>
-              <w:rPr>
-                <w:rFonts w:cs="Times New Roman"/>
-                <w:noProof/>
-                <w:webHidden/>
-              </w:rPr>
-            </w:r>
-            <w:r>
-              <w:rPr>
-                <w:rFonts w:cs="Times New Roman"/>
+                <w:noProof/>
+                <w:webHidden/>
+              </w:rPr>
+              <w:instrText xml:space="preserve"> PAGEREF _Toc208415471 \h </w:instrText>
+            </w:r>
+            <w:r>
+              <w:rPr>
+                <w:noProof/>
+                <w:webHidden/>
+              </w:rPr>
+            </w:r>
+            <w:r>
+              <w:rPr>
                 <w:noProof/>
                 <w:webHidden/>
               </w:rPr>
@@ -3078,15 +3152,13 @@
             </w:r>
             <w:r>
               <w:rPr>
-                <w:rFonts w:cs="Times New Roman"/>
-                <w:noProof/>
-                <w:webHidden/>
-              </w:rPr>
-              <w:t>12</w:t>
-            </w:r>
-            <w:r>
-              <w:rPr>
-                <w:rFonts w:cs="Times New Roman"/>
+                <w:noProof/>
+                <w:webHidden/>
+              </w:rPr>
+              <w:t>15</w:t>
+            </w:r>
+            <w:r>
+              <w:rPr>
                 <w:noProof/>
                 <w:webHidden/>
               </w:rPr>
@@ -3101,31 +3173,41 @@
               <w:tab w:val="right" w:leader="dot" w:pos="9061"/>
             </w:tabs>
             <w:rPr>
-              <w:rFonts w:eastAsiaTheme="minorEastAsia" w:cs="Times New Roman"/>
+              <w:rFonts w:asciiTheme="minorHAnsi" w:eastAsiaTheme="minorEastAsia" w:hAnsiTheme="minorHAnsi"/>
               <w:noProof/>
-              <w:lang w:eastAsia="el-GR"/>
+              <w:kern w:val="2"/>
+              <w:szCs w:val="24"/>
+              <w:lang w:val="en-US"/>
+              <w14:ligatures w14:val="standardContextual"/>
             </w:rPr>
           </w:pPr>
-          <w:hyperlink w:anchor="_Toc476744050" w:history="1">
+          <w:hyperlink w:anchor="_Toc208415472" w:history="1">
             <w:r>
               <w:rPr>
                 <w:rStyle w:val="Hyperlink"/>
                 <w:rFonts w:cs="Times New Roman"/>
                 <w:noProof/>
-              </w:rPr>
-              <w:t>1.2 [Τίτλος υποκεφαλαίου]</w:t>
-            </w:r>
-            <w:r>
-              <w:rPr>
+                <w:lang w:val="en-US"/>
+              </w:rPr>
+              <w:t>1.2</w:t>
+            </w:r>
+            <w:r>
+              <w:rPr>
+                <w:rStyle w:val="Hyperlink"/>
                 <w:rFonts w:cs="Times New Roman"/>
                 <w:noProof/>
+              </w:rPr>
+              <w:t xml:space="preserve"> Ανίχνευση τοξικότητας στα Ελληνικά</w:t>
+            </w:r>
+            <w:r>
+              <w:rPr>
+                <w:noProof/>
                 <w:webHidden/>
               </w:rPr>
               <w:tab/>
             </w:r>
             <w:r>
               <w:rPr>
-                <w:rFonts w:cs="Times New Roman"/>
                 <w:noProof/>
                 <w:webHidden/>
               </w:rPr>
@@ -3133,22 +3215,19 @@
             </w:r>
             <w:r>
               <w:rPr>
-                <w:rFonts w:cs="Times New Roman"/>
-                <w:noProof/>
-                <w:webHidden/>
-              </w:rPr>
-              <w:instrText xml:space="preserve"> PAGEREF _Toc476744050 \h </w:instrText>
-            </w:r>
-            <w:r>
-              <w:rPr>
-                <w:rFonts w:cs="Times New Roman"/>
-                <w:noProof/>
-                <w:webHidden/>
-              </w:rPr>
-            </w:r>
-            <w:r>
-              <w:rPr>
-                <w:rFonts w:cs="Times New Roman"/>
+                <w:noProof/>
+                <w:webHidden/>
+              </w:rPr>
+              <w:instrText xml:space="preserve"> PAGEREF _Toc208415472 \h </w:instrText>
+            </w:r>
+            <w:r>
+              <w:rPr>
+                <w:noProof/>
+                <w:webHidden/>
+              </w:rPr>
+            </w:r>
+            <w:r>
+              <w:rPr>
                 <w:noProof/>
                 <w:webHidden/>
               </w:rPr>
@@ -3156,15 +3235,159 @@
             </w:r>
             <w:r>
               <w:rPr>
-                <w:rFonts w:cs="Times New Roman"/>
-                <w:noProof/>
-                <w:webHidden/>
-              </w:rPr>
-              <w:t>12</w:t>
-            </w:r>
-            <w:r>
-              <w:rPr>
-                <w:rFonts w:cs="Times New Roman"/>
+                <w:noProof/>
+                <w:webHidden/>
+              </w:rPr>
+              <w:t>15</w:t>
+            </w:r>
+            <w:r>
+              <w:rPr>
+                <w:noProof/>
+                <w:webHidden/>
+              </w:rPr>
+              <w:fldChar w:fldCharType="end"/>
+            </w:r>
+          </w:hyperlink>
+        </w:p>
+        <w:p>
+          <w:pPr>
+            <w:pStyle w:val="TOC2"/>
+            <w:tabs>
+              <w:tab w:val="right" w:leader="dot" w:pos="9061"/>
+            </w:tabs>
+            <w:rPr>
+              <w:rFonts w:asciiTheme="minorHAnsi" w:eastAsiaTheme="minorEastAsia" w:hAnsiTheme="minorHAnsi"/>
+              <w:noProof/>
+              <w:kern w:val="2"/>
+              <w:szCs w:val="24"/>
+              <w:lang w:val="en-US"/>
+              <w14:ligatures w14:val="standardContextual"/>
+            </w:rPr>
+          </w:pPr>
+          <w:hyperlink w:anchor="_Toc208415473" w:history="1">
+            <w:r>
+              <w:rPr>
+                <w:rStyle w:val="Hyperlink"/>
+                <w:noProof/>
+              </w:rPr>
+              <w:t>1.3 Τεχνικές και μοντέλα</w:t>
+            </w:r>
+            <w:r>
+              <w:rPr>
+                <w:noProof/>
+                <w:webHidden/>
+              </w:rPr>
+              <w:tab/>
+            </w:r>
+            <w:r>
+              <w:rPr>
+                <w:noProof/>
+                <w:webHidden/>
+              </w:rPr>
+              <w:fldChar w:fldCharType="begin"/>
+            </w:r>
+            <w:r>
+              <w:rPr>
+                <w:noProof/>
+                <w:webHidden/>
+              </w:rPr>
+              <w:instrText xml:space="preserve"> PAGEREF _Toc208415473 \h </w:instrText>
+            </w:r>
+            <w:r>
+              <w:rPr>
+                <w:noProof/>
+                <w:webHidden/>
+              </w:rPr>
+            </w:r>
+            <w:r>
+              <w:rPr>
+                <w:noProof/>
+                <w:webHidden/>
+              </w:rPr>
+              <w:fldChar w:fldCharType="separate"/>
+            </w:r>
+            <w:r>
+              <w:rPr>
+                <w:noProof/>
+                <w:webHidden/>
+              </w:rPr>
+              <w:t>16</w:t>
+            </w:r>
+            <w:r>
+              <w:rPr>
+                <w:noProof/>
+                <w:webHidden/>
+              </w:rPr>
+              <w:fldChar w:fldCharType="end"/>
+            </w:r>
+          </w:hyperlink>
+        </w:p>
+        <w:p>
+          <w:pPr>
+            <w:pStyle w:val="TOC2"/>
+            <w:tabs>
+              <w:tab w:val="right" w:leader="dot" w:pos="9061"/>
+            </w:tabs>
+            <w:rPr>
+              <w:rFonts w:asciiTheme="minorHAnsi" w:eastAsiaTheme="minorEastAsia" w:hAnsiTheme="minorHAnsi"/>
+              <w:noProof/>
+              <w:kern w:val="2"/>
+              <w:szCs w:val="24"/>
+              <w:lang w:val="en-US"/>
+              <w14:ligatures w14:val="standardContextual"/>
+            </w:rPr>
+          </w:pPr>
+          <w:hyperlink w:anchor="_Toc208415474" w:history="1">
+            <w:r>
+              <w:rPr>
+                <w:rStyle w:val="Hyperlink"/>
+                <w:noProof/>
+              </w:rPr>
+              <w:t>1.4 Προκλήσεις και περιορισμοί</w:t>
+            </w:r>
+            <w:r>
+              <w:rPr>
+                <w:noProof/>
+                <w:webHidden/>
+              </w:rPr>
+              <w:tab/>
+            </w:r>
+            <w:r>
+              <w:rPr>
+                <w:noProof/>
+                <w:webHidden/>
+              </w:rPr>
+              <w:fldChar w:fldCharType="begin"/>
+            </w:r>
+            <w:r>
+              <w:rPr>
+                <w:noProof/>
+                <w:webHidden/>
+              </w:rPr>
+              <w:instrText xml:space="preserve"> PAGEREF _Toc208415474 \h </w:instrText>
+            </w:r>
+            <w:r>
+              <w:rPr>
+                <w:noProof/>
+                <w:webHidden/>
+              </w:rPr>
+            </w:r>
+            <w:r>
+              <w:rPr>
+                <w:noProof/>
+                <w:webHidden/>
+              </w:rPr>
+              <w:fldChar w:fldCharType="separate"/>
+            </w:r>
+            <w:r>
+              <w:rPr>
+                <w:noProof/>
+                <w:webHidden/>
+              </w:rPr>
+              <w:t>17</w:t>
+            </w:r>
+            <w:r>
+              <w:rPr>
                 <w:noProof/>
                 <w:webHidden/>
               </w:rPr>
@@ -3179,31 +3402,41 @@
               <w:tab w:val="right" w:leader="dot" w:pos="9061"/>
             </w:tabs>
             <w:rPr>
-              <w:rFonts w:eastAsiaTheme="minorEastAsia" w:cs="Times New Roman"/>
+              <w:rFonts w:asciiTheme="minorHAnsi" w:eastAsiaTheme="minorEastAsia" w:hAnsiTheme="minorHAnsi"/>
               <w:noProof/>
-              <w:lang w:eastAsia="el-GR"/>
+              <w:kern w:val="2"/>
+              <w:szCs w:val="24"/>
+              <w:lang w:val="en-US"/>
+              <w14:ligatures w14:val="standardContextual"/>
             </w:rPr>
           </w:pPr>
-          <w:hyperlink w:anchor="_Toc476744051" w:history="1">
+          <w:hyperlink w:anchor="_Toc208415475" w:history="1">
             <w:r>
               <w:rPr>
                 <w:rStyle w:val="Hyperlink"/>
                 <w:rFonts w:cs="Times New Roman"/>
                 <w:noProof/>
               </w:rPr>
-              <w:t>2.[Τίτλος κεφαλαίου]</w:t>
-            </w:r>
-            <w:r>
-              <w:rPr>
+              <w:t xml:space="preserve">2. </w:t>
+            </w:r>
+            <w:r>
+              <w:rPr>
+                <w:rStyle w:val="Hyperlink"/>
                 <w:rFonts w:cs="Times New Roman"/>
                 <w:noProof/>
+                <w:lang w:val="en-US"/>
+              </w:rPr>
+              <w:t>Datasets</w:t>
+            </w:r>
+            <w:r>
+              <w:rPr>
+                <w:noProof/>
                 <w:webHidden/>
               </w:rPr>
               <w:tab/>
             </w:r>
             <w:r>
               <w:rPr>
-                <w:rFonts w:cs="Times New Roman"/>
                 <w:noProof/>
                 <w:webHidden/>
               </w:rPr>
@@ -3211,22 +3444,19 @@
             </w:r>
             <w:r>
               <w:rPr>
-                <w:rFonts w:cs="Times New Roman"/>
-                <w:noProof/>
-                <w:webHidden/>
-              </w:rPr>
-              <w:instrText xml:space="preserve"> PAGEREF _Toc476744051 \h </w:instrText>
-            </w:r>
-            <w:r>
-              <w:rPr>
-                <w:rFonts w:cs="Times New Roman"/>
-                <w:noProof/>
-                <w:webHidden/>
-              </w:rPr>
-            </w:r>
-            <w:r>
-              <w:rPr>
-                <w:rFonts w:cs="Times New Roman"/>
+                <w:noProof/>
+                <w:webHidden/>
+              </w:rPr>
+              <w:instrText xml:space="preserve"> PAGEREF _Toc208415475 \h </w:instrText>
+            </w:r>
+            <w:r>
+              <w:rPr>
+                <w:noProof/>
+                <w:webHidden/>
+              </w:rPr>
+            </w:r>
+            <w:r>
+              <w:rPr>
                 <w:noProof/>
                 <w:webHidden/>
               </w:rPr>
@@ -3234,15 +3464,13 @@
             </w:r>
             <w:r>
               <w:rPr>
-                <w:rFonts w:cs="Times New Roman"/>
-                <w:noProof/>
-                <w:webHidden/>
-              </w:rPr>
-              <w:t>13</w:t>
-            </w:r>
-            <w:r>
-              <w:rPr>
-                <w:rFonts w:cs="Times New Roman"/>
+                <w:noProof/>
+                <w:webHidden/>
+              </w:rPr>
+              <w:t>18</w:t>
+            </w:r>
+            <w:r>
+              <w:rPr>
                 <w:noProof/>
                 <w:webHidden/>
               </w:rPr>
@@ -3257,12 +3485,15 @@
               <w:tab w:val="right" w:leader="dot" w:pos="9061"/>
             </w:tabs>
             <w:rPr>
-              <w:rFonts w:eastAsiaTheme="minorEastAsia" w:cs="Times New Roman"/>
+              <w:rFonts w:asciiTheme="minorHAnsi" w:eastAsiaTheme="minorEastAsia" w:hAnsiTheme="minorHAnsi"/>
               <w:noProof/>
-              <w:lang w:eastAsia="el-GR"/>
+              <w:kern w:val="2"/>
+              <w:szCs w:val="24"/>
+              <w:lang w:val="en-US"/>
+              <w14:ligatures w14:val="standardContextual"/>
             </w:rPr>
           </w:pPr>
-          <w:hyperlink w:anchor="_Toc476744052" w:history="1">
+          <w:hyperlink w:anchor="_Toc208415476" w:history="1">
             <w:r>
               <w:rPr>
                 <w:rStyle w:val="Hyperlink"/>
@@ -3273,7 +3504,6 @@
             </w:r>
             <w:r>
               <w:rPr>
-                <w:rFonts w:cs="Times New Roman"/>
                 <w:noProof/>
                 <w:webHidden/>
               </w:rPr>
@@ -3281,7 +3511,6 @@
             </w:r>
             <w:r>
               <w:rPr>
-                <w:rFonts w:cs="Times New Roman"/>
                 <w:noProof/>
                 <w:webHidden/>
               </w:rPr>
@@ -3289,22 +3518,19 @@
             </w:r>
             <w:r>
               <w:rPr>
-                <w:rFonts w:cs="Times New Roman"/>
-                <w:noProof/>
-                <w:webHidden/>
-              </w:rPr>
-              <w:instrText xml:space="preserve"> PAGEREF _Toc476744052 \h </w:instrText>
-            </w:r>
-            <w:r>
-              <w:rPr>
-                <w:rFonts w:cs="Times New Roman"/>
-                <w:noProof/>
-                <w:webHidden/>
-              </w:rPr>
-            </w:r>
-            <w:r>
-              <w:rPr>
-                <w:rFonts w:cs="Times New Roman"/>
+                <w:noProof/>
+                <w:webHidden/>
+              </w:rPr>
+              <w:instrText xml:space="preserve"> PAGEREF _Toc208415476 \h </w:instrText>
+            </w:r>
+            <w:r>
+              <w:rPr>
+                <w:noProof/>
+                <w:webHidden/>
+              </w:rPr>
+            </w:r>
+            <w:r>
+              <w:rPr>
                 <w:noProof/>
                 <w:webHidden/>
               </w:rPr>
@@ -3312,15 +3538,13 @@
             </w:r>
             <w:r>
               <w:rPr>
-                <w:rFonts w:cs="Times New Roman"/>
-                <w:noProof/>
-                <w:webHidden/>
-              </w:rPr>
-              <w:t>13</w:t>
-            </w:r>
-            <w:r>
-              <w:rPr>
-                <w:rFonts w:cs="Times New Roman"/>
+                <w:noProof/>
+                <w:webHidden/>
+              </w:rPr>
+              <w:t>18</w:t>
+            </w:r>
+            <w:r>
+              <w:rPr>
                 <w:noProof/>
                 <w:webHidden/>
               </w:rPr>
@@ -3335,12 +3559,15 @@
               <w:tab w:val="right" w:leader="dot" w:pos="9061"/>
             </w:tabs>
             <w:rPr>
-              <w:rFonts w:eastAsiaTheme="minorEastAsia" w:cs="Times New Roman"/>
+              <w:rFonts w:asciiTheme="minorHAnsi" w:eastAsiaTheme="minorEastAsia" w:hAnsiTheme="minorHAnsi"/>
               <w:noProof/>
-              <w:lang w:eastAsia="el-GR"/>
+              <w:kern w:val="2"/>
+              <w:szCs w:val="24"/>
+              <w:lang w:val="en-US"/>
+              <w14:ligatures w14:val="standardContextual"/>
             </w:rPr>
           </w:pPr>
-          <w:hyperlink w:anchor="_Toc476744053" w:history="1">
+          <w:hyperlink w:anchor="_Toc208415477" w:history="1">
             <w:r>
               <w:rPr>
                 <w:rStyle w:val="Hyperlink"/>
@@ -3351,7 +3578,6 @@
             </w:r>
             <w:r>
               <w:rPr>
-                <w:rFonts w:cs="Times New Roman"/>
                 <w:noProof/>
                 <w:webHidden/>
               </w:rPr>
@@ -3359,7 +3585,6 @@
             </w:r>
             <w:r>
               <w:rPr>
-                <w:rFonts w:cs="Times New Roman"/>
                 <w:noProof/>
                 <w:webHidden/>
               </w:rPr>
@@ -3367,22 +3592,19 @@
             </w:r>
             <w:r>
               <w:rPr>
-                <w:rFonts w:cs="Times New Roman"/>
-                <w:noProof/>
-                <w:webHidden/>
-              </w:rPr>
-              <w:instrText xml:space="preserve"> PAGEREF _Toc476744053 \h </w:instrText>
-            </w:r>
-            <w:r>
-              <w:rPr>
-                <w:rFonts w:cs="Times New Roman"/>
-                <w:noProof/>
-                <w:webHidden/>
-              </w:rPr>
-            </w:r>
-            <w:r>
-              <w:rPr>
-                <w:rFonts w:cs="Times New Roman"/>
+                <w:noProof/>
+                <w:webHidden/>
+              </w:rPr>
+              <w:instrText xml:space="preserve"> PAGEREF _Toc208415477 \h </w:instrText>
+            </w:r>
+            <w:r>
+              <w:rPr>
+                <w:noProof/>
+                <w:webHidden/>
+              </w:rPr>
+            </w:r>
+            <w:r>
+              <w:rPr>
                 <w:noProof/>
                 <w:webHidden/>
               </w:rPr>
@@ -3390,15 +3612,13 @@
             </w:r>
             <w:r>
               <w:rPr>
-                <w:rFonts w:cs="Times New Roman"/>
-                <w:noProof/>
-                <w:webHidden/>
-              </w:rPr>
-              <w:t>13</w:t>
-            </w:r>
-            <w:r>
-              <w:rPr>
-                <w:rFonts w:cs="Times New Roman"/>
+                <w:noProof/>
+                <w:webHidden/>
+              </w:rPr>
+              <w:t>18</w:t>
+            </w:r>
+            <w:r>
+              <w:rPr>
                 <w:noProof/>
                 <w:webHidden/>
               </w:rPr>
@@ -3413,12 +3633,15 @@
               <w:tab w:val="right" w:leader="dot" w:pos="9061"/>
             </w:tabs>
             <w:rPr>
-              <w:rFonts w:eastAsiaTheme="minorEastAsia" w:cs="Times New Roman"/>
+              <w:rFonts w:asciiTheme="minorHAnsi" w:eastAsiaTheme="minorEastAsia" w:hAnsiTheme="minorHAnsi"/>
               <w:noProof/>
-              <w:lang w:eastAsia="el-GR"/>
+              <w:kern w:val="2"/>
+              <w:szCs w:val="24"/>
+              <w:lang w:val="en-US"/>
+              <w14:ligatures w14:val="standardContextual"/>
             </w:rPr>
           </w:pPr>
-          <w:hyperlink w:anchor="_Toc476744054" w:history="1">
+          <w:hyperlink w:anchor="_Toc208415478" w:history="1">
             <w:r>
               <w:rPr>
                 <w:rStyle w:val="Hyperlink"/>
@@ -3429,7 +3652,6 @@
             </w:r>
             <w:r>
               <w:rPr>
-                <w:rFonts w:cs="Times New Roman"/>
                 <w:noProof/>
                 <w:webHidden/>
               </w:rPr>
@@ -3437,7 +3659,6 @@
             </w:r>
             <w:r>
               <w:rPr>
-                <w:rFonts w:cs="Times New Roman"/>
                 <w:noProof/>
                 <w:webHidden/>
               </w:rPr>
@@ -3445,22 +3666,19 @@
             </w:r>
             <w:r>
               <w:rPr>
-                <w:rFonts w:cs="Times New Roman"/>
-                <w:noProof/>
-                <w:webHidden/>
-              </w:rPr>
-              <w:instrText xml:space="preserve"> PAGEREF _Toc476744054 \h </w:instrText>
-            </w:r>
-            <w:r>
-              <w:rPr>
-                <w:rFonts w:cs="Times New Roman"/>
-                <w:noProof/>
-                <w:webHidden/>
-              </w:rPr>
-            </w:r>
-            <w:r>
-              <w:rPr>
-                <w:rFonts w:cs="Times New Roman"/>
+                <w:noProof/>
+                <w:webHidden/>
+              </w:rPr>
+              <w:instrText xml:space="preserve"> PAGEREF _Toc208415478 \h </w:instrText>
+            </w:r>
+            <w:r>
+              <w:rPr>
+                <w:noProof/>
+                <w:webHidden/>
+              </w:rPr>
+            </w:r>
+            <w:r>
+              <w:rPr>
                 <w:noProof/>
                 <w:webHidden/>
               </w:rPr>
@@ -3468,15 +3686,13 @@
             </w:r>
             <w:r>
               <w:rPr>
-                <w:rFonts w:cs="Times New Roman"/>
-                <w:noProof/>
-                <w:webHidden/>
-              </w:rPr>
-              <w:t>14</w:t>
-            </w:r>
-            <w:r>
-              <w:rPr>
-                <w:rFonts w:cs="Times New Roman"/>
+                <w:noProof/>
+                <w:webHidden/>
+              </w:rPr>
+              <w:t>19</w:t>
+            </w:r>
+            <w:r>
+              <w:rPr>
                 <w:noProof/>
                 <w:webHidden/>
               </w:rPr>
@@ -3491,12 +3707,15 @@
               <w:tab w:val="right" w:leader="dot" w:pos="9061"/>
             </w:tabs>
             <w:rPr>
-              <w:rFonts w:eastAsiaTheme="minorEastAsia" w:cs="Times New Roman"/>
+              <w:rFonts w:asciiTheme="minorHAnsi" w:eastAsiaTheme="minorEastAsia" w:hAnsiTheme="minorHAnsi"/>
               <w:noProof/>
-              <w:lang w:eastAsia="el-GR"/>
+              <w:kern w:val="2"/>
+              <w:szCs w:val="24"/>
+              <w:lang w:val="en-US"/>
+              <w14:ligatures w14:val="standardContextual"/>
             </w:rPr>
           </w:pPr>
-          <w:hyperlink w:anchor="_Toc476744055" w:history="1">
+          <w:hyperlink w:anchor="_Toc208415479" w:history="1">
             <w:r>
               <w:rPr>
                 <w:rStyle w:val="Hyperlink"/>
@@ -3507,7 +3726,6 @@
             </w:r>
             <w:r>
               <w:rPr>
-                <w:rFonts w:cs="Times New Roman"/>
                 <w:noProof/>
                 <w:webHidden/>
               </w:rPr>
@@ -3515,7 +3733,6 @@
             </w:r>
             <w:r>
               <w:rPr>
-                <w:rFonts w:cs="Times New Roman"/>
                 <w:noProof/>
                 <w:webHidden/>
               </w:rPr>
@@ -3523,22 +3740,19 @@
             </w:r>
             <w:r>
               <w:rPr>
-                <w:rFonts w:cs="Times New Roman"/>
-                <w:noProof/>
-                <w:webHidden/>
-              </w:rPr>
-              <w:instrText xml:space="preserve"> PAGEREF _Toc476744055 \h </w:instrText>
-            </w:r>
-            <w:r>
-              <w:rPr>
-                <w:rFonts w:cs="Times New Roman"/>
-                <w:noProof/>
-                <w:webHidden/>
-              </w:rPr>
-            </w:r>
-            <w:r>
-              <w:rPr>
-                <w:rFonts w:cs="Times New Roman"/>
+                <w:noProof/>
+                <w:webHidden/>
+              </w:rPr>
+              <w:instrText xml:space="preserve"> PAGEREF _Toc208415479 \h </w:instrText>
+            </w:r>
+            <w:r>
+              <w:rPr>
+                <w:noProof/>
+                <w:webHidden/>
+              </w:rPr>
+            </w:r>
+            <w:r>
+              <w:rPr>
                 <w:noProof/>
                 <w:webHidden/>
               </w:rPr>
@@ -3546,15 +3760,13 @@
             </w:r>
             <w:r>
               <w:rPr>
-                <w:rFonts w:cs="Times New Roman"/>
-                <w:noProof/>
-                <w:webHidden/>
-              </w:rPr>
-              <w:t>14</w:t>
-            </w:r>
-            <w:r>
-              <w:rPr>
-                <w:rFonts w:cs="Times New Roman"/>
+                <w:noProof/>
+                <w:webHidden/>
+              </w:rPr>
+              <w:t>19</w:t>
+            </w:r>
+            <w:r>
+              <w:rPr>
                 <w:noProof/>
                 <w:webHidden/>
               </w:rPr>
@@ -3569,12 +3781,15 @@
               <w:tab w:val="right" w:leader="dot" w:pos="9061"/>
             </w:tabs>
             <w:rPr>
-              <w:rFonts w:eastAsiaTheme="minorEastAsia" w:cs="Times New Roman"/>
+              <w:rFonts w:asciiTheme="minorHAnsi" w:eastAsiaTheme="minorEastAsia" w:hAnsiTheme="minorHAnsi"/>
               <w:noProof/>
-              <w:lang w:eastAsia="el-GR"/>
+              <w:kern w:val="2"/>
+              <w:szCs w:val="24"/>
+              <w:lang w:val="en-US"/>
+              <w14:ligatures w14:val="standardContextual"/>
             </w:rPr>
           </w:pPr>
-          <w:hyperlink w:anchor="_Toc476744056" w:history="1">
+          <w:hyperlink w:anchor="_Toc208415480" w:history="1">
             <w:r>
               <w:rPr>
                 <w:rStyle w:val="Hyperlink"/>
@@ -3585,7 +3800,6 @@
             </w:r>
             <w:r>
               <w:rPr>
-                <w:rFonts w:cs="Times New Roman"/>
                 <w:noProof/>
                 <w:webHidden/>
               </w:rPr>
@@ -3593,7 +3807,6 @@
             </w:r>
             <w:r>
               <w:rPr>
-                <w:rFonts w:cs="Times New Roman"/>
                 <w:noProof/>
                 <w:webHidden/>
               </w:rPr>
@@ -3601,22 +3814,19 @@
             </w:r>
             <w:r>
               <w:rPr>
-                <w:rFonts w:cs="Times New Roman"/>
-                <w:noProof/>
-                <w:webHidden/>
-              </w:rPr>
-              <w:instrText xml:space="preserve"> PAGEREF _Toc476744056 \h </w:instrText>
-            </w:r>
-            <w:r>
-              <w:rPr>
-                <w:rFonts w:cs="Times New Roman"/>
-                <w:noProof/>
-                <w:webHidden/>
-              </w:rPr>
-            </w:r>
-            <w:r>
-              <w:rPr>
-                <w:rFonts w:cs="Times New Roman"/>
+                <w:noProof/>
+                <w:webHidden/>
+              </w:rPr>
+              <w:instrText xml:space="preserve"> PAGEREF _Toc208415480 \h </w:instrText>
+            </w:r>
+            <w:r>
+              <w:rPr>
+                <w:noProof/>
+                <w:webHidden/>
+              </w:rPr>
+            </w:r>
+            <w:r>
+              <w:rPr>
                 <w:noProof/>
                 <w:webHidden/>
               </w:rPr>
@@ -3624,15 +3834,13 @@
             </w:r>
             <w:r>
               <w:rPr>
-                <w:rFonts w:cs="Times New Roman"/>
-                <w:noProof/>
-                <w:webHidden/>
-              </w:rPr>
-              <w:t>14</w:t>
-            </w:r>
-            <w:r>
-              <w:rPr>
-                <w:rFonts w:cs="Times New Roman"/>
+                <w:noProof/>
+                <w:webHidden/>
+              </w:rPr>
+              <w:t>19</w:t>
+            </w:r>
+            <w:r>
+              <w:rPr>
                 <w:noProof/>
                 <w:webHidden/>
               </w:rPr>
@@ -3647,12 +3855,15 @@
               <w:tab w:val="right" w:leader="dot" w:pos="9061"/>
             </w:tabs>
             <w:rPr>
-              <w:rFonts w:eastAsiaTheme="minorEastAsia" w:cs="Times New Roman"/>
+              <w:rFonts w:asciiTheme="minorHAnsi" w:eastAsiaTheme="minorEastAsia" w:hAnsiTheme="minorHAnsi"/>
               <w:noProof/>
-              <w:lang w:eastAsia="el-GR"/>
+              <w:kern w:val="2"/>
+              <w:szCs w:val="24"/>
+              <w:lang w:val="en-US"/>
+              <w14:ligatures w14:val="standardContextual"/>
             </w:rPr>
           </w:pPr>
-          <w:hyperlink w:anchor="_Toc476744057" w:history="1">
+          <w:hyperlink w:anchor="_Toc208415481" w:history="1">
             <w:r>
               <w:rPr>
                 <w:rStyle w:val="Hyperlink"/>
@@ -3663,7 +3874,6 @@
             </w:r>
             <w:r>
               <w:rPr>
-                <w:rFonts w:cs="Times New Roman"/>
                 <w:noProof/>
                 <w:webHidden/>
               </w:rPr>
@@ -3671,7 +3881,6 @@
             </w:r>
             <w:r>
               <w:rPr>
-                <w:rFonts w:cs="Times New Roman"/>
                 <w:noProof/>
                 <w:webHidden/>
               </w:rPr>
@@ -3679,22 +3888,19 @@
             </w:r>
             <w:r>
               <w:rPr>
-                <w:rFonts w:cs="Times New Roman"/>
-                <w:noProof/>
-                <w:webHidden/>
-              </w:rPr>
-              <w:instrText xml:space="preserve"> PAGEREF _Toc476744057 \h </w:instrText>
-            </w:r>
-            <w:r>
-              <w:rPr>
-                <w:rFonts w:cs="Times New Roman"/>
-                <w:noProof/>
-                <w:webHidden/>
-              </w:rPr>
-            </w:r>
-            <w:r>
-              <w:rPr>
-                <w:rFonts w:cs="Times New Roman"/>
+                <w:noProof/>
+                <w:webHidden/>
+              </w:rPr>
+              <w:instrText xml:space="preserve"> PAGEREF _Toc208415481 \h </w:instrText>
+            </w:r>
+            <w:r>
+              <w:rPr>
+                <w:noProof/>
+                <w:webHidden/>
+              </w:rPr>
+            </w:r>
+            <w:r>
+              <w:rPr>
                 <w:noProof/>
                 <w:webHidden/>
               </w:rPr>
@@ -3702,15 +3908,13 @@
             </w:r>
             <w:r>
               <w:rPr>
-                <w:rFonts w:cs="Times New Roman"/>
-                <w:noProof/>
-                <w:webHidden/>
-              </w:rPr>
-              <w:t>15</w:t>
-            </w:r>
-            <w:r>
-              <w:rPr>
-                <w:rFonts w:cs="Times New Roman"/>
+                <w:noProof/>
+                <w:webHidden/>
+              </w:rPr>
+              <w:t>20</w:t>
+            </w:r>
+            <w:r>
+              <w:rPr>
                 <w:noProof/>
                 <w:webHidden/>
               </w:rPr>
@@ -3725,23 +3929,26 @@
               <w:tab w:val="right" w:leader="dot" w:pos="9061"/>
             </w:tabs>
             <w:rPr>
-              <w:rFonts w:eastAsiaTheme="minorEastAsia" w:cs="Times New Roman"/>
+              <w:rFonts w:asciiTheme="minorHAnsi" w:eastAsiaTheme="minorEastAsia" w:hAnsiTheme="minorHAnsi"/>
               <w:noProof/>
-              <w:lang w:eastAsia="el-GR"/>
+              <w:kern w:val="2"/>
+              <w:szCs w:val="24"/>
+              <w:lang w:val="en-US"/>
+              <w14:ligatures w14:val="standardContextual"/>
             </w:rPr>
           </w:pPr>
-          <w:hyperlink w:anchor="_Toc476744058" w:history="1">
+          <w:hyperlink w:anchor="_Toc208415482" w:history="1">
             <w:r>
               <w:rPr>
                 <w:rStyle w:val="Hyperlink"/>
                 <w:rFonts w:cs="Times New Roman"/>
                 <w:noProof/>
-              </w:rPr>
-              <w:t>ΒΙΒΛΙΟΓΡΑΦΙΑ</w:t>
-            </w:r>
-            <w:r>
-              <w:rPr>
-                <w:rFonts w:cs="Times New Roman"/>
+                <w:lang w:val="en-US"/>
+              </w:rPr>
+              <w:t>Bibliography</w:t>
+            </w:r>
+            <w:r>
+              <w:rPr>
                 <w:noProof/>
                 <w:webHidden/>
               </w:rPr>
@@ -3749,7 +3956,6 @@
             </w:r>
             <w:r>
               <w:rPr>
-                <w:rFonts w:cs="Times New Roman"/>
                 <w:noProof/>
                 <w:webHidden/>
               </w:rPr>
@@ -3757,22 +3963,19 @@
             </w:r>
             <w:r>
               <w:rPr>
-                <w:rFonts w:cs="Times New Roman"/>
-                <w:noProof/>
-                <w:webHidden/>
-              </w:rPr>
-              <w:instrText xml:space="preserve"> PAGEREF _Toc476744058 \h </w:instrText>
-            </w:r>
-            <w:r>
-              <w:rPr>
-                <w:rFonts w:cs="Times New Roman"/>
-                <w:noProof/>
-                <w:webHidden/>
-              </w:rPr>
-            </w:r>
-            <w:r>
-              <w:rPr>
-                <w:rFonts w:cs="Times New Roman"/>
+                <w:noProof/>
+                <w:webHidden/>
+              </w:rPr>
+              <w:instrText xml:space="preserve"> PAGEREF _Toc208415482 \h </w:instrText>
+            </w:r>
+            <w:r>
+              <w:rPr>
+                <w:noProof/>
+                <w:webHidden/>
+              </w:rPr>
+            </w:r>
+            <w:r>
+              <w:rPr>
                 <w:noProof/>
                 <w:webHidden/>
               </w:rPr>
@@ -3780,15 +3983,13 @@
             </w:r>
             <w:r>
               <w:rPr>
-                <w:rFonts w:cs="Times New Roman"/>
-                <w:noProof/>
-                <w:webHidden/>
-              </w:rPr>
-              <w:t>16</w:t>
-            </w:r>
-            <w:r>
-              <w:rPr>
-                <w:rFonts w:cs="Times New Roman"/>
+                <w:noProof/>
+                <w:webHidden/>
+              </w:rPr>
+              <w:t>21</w:t>
+            </w:r>
+            <w:r>
+              <w:rPr>
                 <w:noProof/>
                 <w:webHidden/>
               </w:rPr>
@@ -3847,7 +4048,7 @@
           <w:color w:val="auto"/>
         </w:rPr>
       </w:pPr>
-      <w:bookmarkStart w:id="5" w:name="_Toc476744045"/>
+      <w:bookmarkStart w:id="5" w:name="_Toc208415466"/>
       <w:r>
         <w:rPr>
           <w:rFonts w:ascii="Times New Roman" w:hAnsi="Times New Roman" w:cs="Times New Roman"/>
@@ -4053,7 +4254,7 @@
           <w:color w:val="auto"/>
         </w:rPr>
       </w:pPr>
-      <w:bookmarkStart w:id="6" w:name="_Toc476744046"/>
+      <w:bookmarkStart w:id="6" w:name="_Toc208415467"/>
       <w:r>
         <w:rPr>
           <w:rFonts w:ascii="Times New Roman" w:hAnsi="Times New Roman" w:cs="Times New Roman"/>
@@ -4274,7 +4475,7 @@
           <w:lang w:val="en-US"/>
         </w:rPr>
       </w:pPr>
-      <w:bookmarkStart w:id="7" w:name="_Toc476744047"/>
+      <w:bookmarkStart w:id="7" w:name="_Toc208415468"/>
       <w:r>
         <w:rPr>
           <w:rFonts w:ascii="Times New Roman" w:hAnsi="Times New Roman" w:cs="Times New Roman"/>
@@ -4663,7 +4864,7 @@
         </w:rPr>
       </w:pPr>
       <w:bookmarkStart w:id="8" w:name="_Toc476832639"/>
-      <w:bookmarkStart w:id="9" w:name="_Toc476744048"/>
+      <w:bookmarkStart w:id="9" w:name="_Toc208415469"/>
       <w:r>
         <w:rPr>
           <w:rFonts w:ascii="Times New Roman" w:hAnsi="Times New Roman" w:cs="Times New Roman"/>
@@ -4673,6 +4874,7 @@
         <w:t>ΑΠΟΔΟΣΗ ΟΡΩΝ / ΓΛΩΣΣΑΡΙΟ</w:t>
       </w:r>
       <w:bookmarkEnd w:id="8"/>
+      <w:bookmarkEnd w:id="9"/>
     </w:p>
     <w:p>
       <w:pPr>
@@ -4747,6 +4949,7 @@
         </w:rPr>
       </w:pPr>
       <w:bookmarkStart w:id="10" w:name="_Toc476832640"/>
+      <w:bookmarkStart w:id="11" w:name="_Toc208415470"/>
       <w:r>
         <w:rPr>
           <w:rFonts w:ascii="Times New Roman" w:hAnsi="Times New Roman" w:cs="Times New Roman"/>
@@ -4756,6 +4959,7 @@
         <w:t>ΕΙΣΑΓΩΓΗ</w:t>
       </w:r>
       <w:bookmarkEnd w:id="10"/>
+      <w:bookmarkEnd w:id="11"/>
     </w:p>
     <w:p/>
     <w:p>
@@ -4945,7 +5149,6 @@
         <w:lastRenderedPageBreak/>
         <w:t>1.</w:t>
       </w:r>
-      <w:bookmarkEnd w:id="9"/>
       <w:r>
         <w:t xml:space="preserve"> Σχετικές Εργασίες</w:t>
       </w:r>
@@ -4960,50 +5163,45 @@
         <w:ind w:left="576" w:right="282" w:hanging="576"/>
         <w:jc w:val="both"/>
         <w:rPr>
-          <w:rFonts w:ascii="Times New Roman" w:hAnsi="Times New Roman" w:cs="Times New Roman"/>
-          <w:color w:val="auto"/>
-          <w:sz w:val="28"/>
-          <w:szCs w:val="28"/>
-        </w:rPr>
-      </w:pPr>
-      <w:bookmarkStart w:id="11" w:name="_Toc476744049"/>
-      <w:r>
-        <w:rPr>
-          <w:rFonts w:ascii="Times New Roman" w:hAnsi="Times New Roman" w:cs="Times New Roman"/>
-          <w:color w:val="auto"/>
-          <w:sz w:val="28"/>
+          <w:rFonts w:cs="Times New Roman"/>
+          <w:color w:val="auto"/>
+          <w:szCs w:val="28"/>
+        </w:rPr>
+      </w:pPr>
+      <w:bookmarkStart w:id="12" w:name="_Toc208415471"/>
+      <w:r>
+        <w:rPr>
+          <w:rFonts w:cs="Times New Roman"/>
+          <w:color w:val="auto"/>
           <w:szCs w:val="28"/>
         </w:rPr>
         <w:t>1.</w:t>
       </w:r>
       <w:r>
         <w:rPr>
-          <w:rFonts w:ascii="Times New Roman" w:hAnsi="Times New Roman" w:cs="Times New Roman"/>
-          <w:color w:val="auto"/>
-          <w:sz w:val="28"/>
+          <w:rFonts w:cs="Times New Roman"/>
+          <w:color w:val="auto"/>
           <w:szCs w:val="28"/>
         </w:rPr>
         <w:t>1</w:t>
       </w:r>
-      <w:bookmarkEnd w:id="11"/>
-      <w:r>
-        <w:rPr>
-          <w:rFonts w:ascii="Times New Roman" w:hAnsi="Times New Roman" w:cs="Times New Roman"/>
-          <w:color w:val="auto"/>
-          <w:sz w:val="28"/>
-          <w:szCs w:val="28"/>
-        </w:rPr>
-        <w:t xml:space="preserve"> </w:t>
-      </w:r>
-      <w:r>
-        <w:rPr>
-          <w:rFonts w:ascii="Times New Roman" w:hAnsi="Times New Roman" w:cs="Times New Roman"/>
-          <w:color w:val="auto"/>
-          <w:sz w:val="28"/>
+      <w:r>
+        <w:rPr>
+          <w:rFonts w:cs="Times New Roman"/>
+          <w:color w:val="auto"/>
+          <w:szCs w:val="28"/>
+        </w:rPr>
+        <w:t xml:space="preserve"> </w:t>
+      </w:r>
+      <w:r>
+        <w:rPr>
+          <w:rFonts w:cs="Times New Roman"/>
+          <w:color w:val="auto"/>
           <w:szCs w:val="28"/>
         </w:rPr>
         <w:t>Ανίχνευση τοξικότητας</w:t>
       </w:r>
+      <w:bookmarkEnd w:id="12"/>
     </w:p>
     <w:p>
       <w:pPr>
@@ -5179,22 +5377,37 @@
     </w:p>
     <w:p>
       <w:pPr>
-        <w:pStyle w:val="a0"/>
-      </w:pPr>
-      <w:bookmarkStart w:id="12" w:name="_Toc476744050"/>
-      <w:r>
-        <w:t>1.</w:t>
-      </w:r>
-      <w:r>
-        <w:t>2</w:t>
-      </w:r>
-      <w:r>
-        <w:t xml:space="preserve"> </w:t>
-      </w:r>
-      <w:bookmarkEnd w:id="12"/>
-      <w:r>
+        <w:pStyle w:val="Heading2"/>
+        <w:numPr>
+          <w:ilvl w:val="0"/>
+          <w:numId w:val="0"/>
+        </w:numPr>
+        <w:jc w:val="both"/>
+        <w:rPr>
+          <w:rFonts w:cs="Times New Roman"/>
+        </w:rPr>
+      </w:pPr>
+      <w:bookmarkStart w:id="13" w:name="_Toc208415472"/>
+      <w:r>
+        <w:rPr>
+          <w:rFonts w:cs="Times New Roman"/>
+        </w:rPr>
+        <w:t>1.2</w:t>
+      </w:r>
+      <w:r>
+        <w:rPr>
+          <w:rFonts w:cs="Times New Roman"/>
+        </w:rPr>
+        <w:t xml:space="preserve"> </w:t>
+      </w:r>
+      <w:r>
+        <w:rPr>
+          <w:rFonts w:cs="Times New Roman"/>
+          <w:szCs w:val="28"/>
+        </w:rPr>
         <w:t>Ανίχνευση τοξικότητας στα Ελληνικά</w:t>
       </w:r>
+      <w:bookmarkEnd w:id="13"/>
     </w:p>
     <w:p>
       <w:pPr>
@@ -7092,8 +7305,15 @@
     </w:p>
     <w:p>
       <w:pPr>
-        <w:pStyle w:val="a0"/>
-      </w:pPr>
+        <w:pStyle w:val="Heading2"/>
+        <w:numPr>
+          <w:ilvl w:val="0"/>
+          <w:numId w:val="0"/>
+        </w:numPr>
+        <w:ind w:left="576" w:hanging="576"/>
+        <w:jc w:val="both"/>
+      </w:pPr>
+      <w:bookmarkStart w:id="14" w:name="_Toc208415473"/>
       <w:r>
         <w:t xml:space="preserve">1.3 </w:t>
       </w:r>
@@ -7112,6 +7332,7 @@
       <w:r>
         <w:t>μοντέλα</w:t>
       </w:r>
+      <w:bookmarkEnd w:id="14"/>
     </w:p>
     <w:p>
       <w:pPr>
@@ -8551,14 +8772,7 @@
           <w:rFonts w:cs="Times New Roman"/>
           <w:szCs w:val="24"/>
         </w:rPr>
-        <w:t>αρχιτεκτονική</w:t>
-      </w:r>
-      <w:r>
-        <w:rPr>
-          <w:rFonts w:cs="Times New Roman"/>
-          <w:szCs w:val="24"/>
-        </w:rPr>
-        <w:t xml:space="preserve"> </w:t>
+        <w:t xml:space="preserve">αρχιτεκτονική </w:t>
       </w:r>
       <w:proofErr w:type="spellStart"/>
       <w:r>
@@ -8603,8 +8817,14 @@
     </w:p>
     <w:p>
       <w:pPr>
-        <w:pStyle w:val="a0"/>
-      </w:pPr>
+        <w:pStyle w:val="Heading2"/>
+        <w:numPr>
+          <w:ilvl w:val="0"/>
+          <w:numId w:val="0"/>
+        </w:numPr>
+        <w:ind w:left="576" w:hanging="576"/>
+      </w:pPr>
+      <w:bookmarkStart w:id="15" w:name="_Toc208415474"/>
       <w:r>
         <w:t xml:space="preserve">1.4 </w:t>
       </w:r>
@@ -8623,6 +8843,7 @@
       <w:r>
         <w:t>περιορισμοί</w:t>
       </w:r>
+      <w:bookmarkEnd w:id="15"/>
     </w:p>
     <w:p>
       <w:r>
@@ -8630,11 +8851,6 @@
       </w:r>
     </w:p>
     <w:p>
-      <w:pPr>
-        <w:rPr>
-          <w:lang w:val="en-US"/>
-        </w:rPr>
-      </w:pPr>
       <w:r>
         <w:t>Το πρόβλημα της έλλειψης δεδομένων παρουσιάζεται για πολλές γλώσσες των οποίων ο πληθυσμός των ομιλητών είναι σχετικά μικρός. Τα ελληνικά θεωρούνται γλώσσα με περιορισμένους πόρους (</w:t>
       </w:r>
@@ -8686,46 +8902,42 @@
           <w:color w:val="auto"/>
           <w:sz w:val="32"/>
           <w:szCs w:val="32"/>
-        </w:rPr>
-      </w:pPr>
-      <w:bookmarkStart w:id="13" w:name="_Toc476744051"/>
+          <w:lang w:val="en-US"/>
+        </w:rPr>
+      </w:pPr>
+      <w:bookmarkStart w:id="16" w:name="_Toc208415475"/>
       <w:r>
         <w:rPr>
           <w:rFonts w:ascii="Times New Roman" w:hAnsi="Times New Roman" w:cs="Times New Roman"/>
           <w:color w:val="auto"/>
           <w:sz w:val="32"/>
           <w:szCs w:val="32"/>
+          <w:lang w:val="en-US"/>
         </w:rPr>
         <w:lastRenderedPageBreak/>
-        <w:t>2.[Τίτλος κεφαλαίου]</w:t>
-      </w:r>
-      <w:bookmarkEnd w:id="13"/>
-    </w:p>
-    <w:p>
-      <w:pPr>
-        <w:ind w:right="282"/>
-        <w:jc w:val="both"/>
-        <w:rPr>
-          <w:rFonts w:cs="Times New Roman"/>
-          <w:szCs w:val="24"/>
-        </w:rPr>
-      </w:pPr>
-    </w:p>
-    <w:p>
-      <w:pPr>
-        <w:jc w:val="both"/>
-        <w:rPr>
-          <w:rFonts w:cs="Times New Roman"/>
-          <w:szCs w:val="24"/>
-        </w:rPr>
-      </w:pPr>
-      <w:r>
-        <w:rPr>
-          <w:rFonts w:cs="Times New Roman"/>
-          <w:szCs w:val="24"/>
-        </w:rPr>
-        <w:t xml:space="preserve">Κυρίως κείμενο της εργασίας. Κυρίως κείμενο της εργασίας. Κυρίως κείμενο της εργασίας. Κυρίως κείμενο της εργασίας. Κυρίως κείμενο της εργασίας. Κυρίως κείμενο της εργασίας. Κυρίως κείμενο της εργασίας. Κυρίως κείμενο της εργασίας. Κυρίως κείμενο της εργασίας. Κυρίως κείμενο της εργασίας. Κυρίως κείμενο της εργασίας. </w:t>
-      </w:r>
+        <w:t>2.</w:t>
+      </w:r>
+      <w:r>
+        <w:rPr>
+          <w:rFonts w:ascii="Times New Roman" w:hAnsi="Times New Roman" w:cs="Times New Roman"/>
+          <w:color w:val="auto"/>
+          <w:sz w:val="32"/>
+          <w:szCs w:val="32"/>
+          <w:lang w:val="en-US"/>
+        </w:rPr>
+        <w:t xml:space="preserve"> </w:t>
+      </w:r>
+      <w:r>
+        <w:rPr>
+          <w:rFonts w:ascii="Times New Roman" w:hAnsi="Times New Roman" w:cs="Times New Roman"/>
+          <w:color w:val="auto"/>
+          <w:sz w:val="32"/>
+          <w:szCs w:val="32"/>
+          <w:lang w:val="en-US"/>
+        </w:rPr>
+        <w:t>Datasets</w:t>
+      </w:r>
+      <w:bookmarkEnd w:id="16"/>
     </w:p>
     <w:p>
       <w:pPr>
@@ -8737,43 +8949,32 @@
         <w:ind w:left="576" w:right="282" w:hanging="576"/>
         <w:jc w:val="both"/>
         <w:rPr>
-          <w:rFonts w:ascii="Times New Roman" w:hAnsi="Times New Roman" w:cs="Times New Roman"/>
-          <w:color w:val="auto"/>
-          <w:sz w:val="28"/>
-          <w:szCs w:val="28"/>
-        </w:rPr>
-      </w:pPr>
-      <w:bookmarkStart w:id="14" w:name="_Toc476744052"/>
-      <w:r>
-        <w:rPr>
-          <w:rFonts w:ascii="Times New Roman" w:hAnsi="Times New Roman" w:cs="Times New Roman"/>
-          <w:color w:val="auto"/>
-          <w:sz w:val="28"/>
-          <w:szCs w:val="28"/>
-        </w:rPr>
-        <w:t xml:space="preserve">2.1 [Τίτλος </w:t>
-      </w:r>
-      <w:proofErr w:type="spellStart"/>
-      <w:r>
-        <w:rPr>
-          <w:rFonts w:ascii="Times New Roman" w:hAnsi="Times New Roman" w:cs="Times New Roman"/>
-          <w:color w:val="auto"/>
-          <w:sz w:val="28"/>
-          <w:szCs w:val="28"/>
-        </w:rPr>
-        <w:t>υποκεφαλαίου</w:t>
-      </w:r>
-      <w:proofErr w:type="spellEnd"/>
-      <w:r>
-        <w:rPr>
-          <w:rFonts w:ascii="Times New Roman" w:hAnsi="Times New Roman" w:cs="Times New Roman"/>
-          <w:color w:val="auto"/>
-          <w:sz w:val="28"/>
-          <w:szCs w:val="28"/>
-        </w:rPr>
-        <w:t>]</w:t>
-      </w:r>
-      <w:bookmarkEnd w:id="14"/>
+          <w:rFonts w:cs="Times New Roman"/>
+          <w:color w:val="auto"/>
+          <w:szCs w:val="28"/>
+          <w:lang w:val="en-US"/>
+        </w:rPr>
+      </w:pPr>
+      <w:bookmarkStart w:id="17" w:name="_Toc208415476"/>
+      <w:r>
+        <w:rPr>
+          <w:rFonts w:cs="Times New Roman"/>
+          <w:color w:val="auto"/>
+          <w:szCs w:val="28"/>
+          <w:lang w:val="en-US"/>
+        </w:rPr>
+        <w:t xml:space="preserve">2.1 </w:t>
+      </w:r>
+      <w:bookmarkEnd w:id="17"/>
+      <w:r>
+        <w:rPr>
+          <w:rFonts w:cs="Times New Roman"/>
+          <w:color w:val="auto"/>
+          <w:szCs w:val="28"/>
+          <w:lang w:val="en-US"/>
+        </w:rPr>
+        <w:t>Offensive Greek Tweet Dataset</w:t>
+      </w:r>
     </w:p>
     <w:p>
       <w:pPr>
@@ -8784,9 +8985,308 @@
           <w:szCs w:val="24"/>
         </w:rPr>
       </w:pPr>
-    </w:p>
-    <w:p>
-      <w:pPr>
+      <w:r>
+        <w:rPr>
+          <w:rFonts w:cs="Times New Roman"/>
+          <w:szCs w:val="24"/>
+        </w:rPr>
+        <w:t>Το</w:t>
+      </w:r>
+      <w:r>
+        <w:rPr>
+          <w:rFonts w:cs="Times New Roman"/>
+          <w:szCs w:val="24"/>
+        </w:rPr>
+        <w:t xml:space="preserve"> </w:t>
+      </w:r>
+      <w:r>
+        <w:rPr>
+          <w:rFonts w:cs="Times New Roman"/>
+          <w:szCs w:val="24"/>
+          <w:lang w:val="en-US"/>
+        </w:rPr>
+        <w:t>OGTD</w:t>
+      </w:r>
+      <w:r>
+        <w:rPr>
+          <w:rFonts w:cs="Times New Roman"/>
+          <w:szCs w:val="24"/>
+        </w:rPr>
+        <w:t xml:space="preserve"> </w:t>
+      </w:r>
+      <w:r>
+        <w:rPr>
+          <w:rFonts w:cs="Times New Roman"/>
+          <w:szCs w:val="24"/>
+          <w:lang w:val="en-US"/>
+        </w:rPr>
+        <w:t>v</w:t>
+      </w:r>
+      <w:r>
+        <w:rPr>
+          <w:rFonts w:cs="Times New Roman"/>
+          <w:szCs w:val="24"/>
+        </w:rPr>
+        <w:t xml:space="preserve">1.0 </w:t>
+      </w:r>
+      <w:r>
+        <w:rPr>
+          <w:rFonts w:cs="Times New Roman"/>
+          <w:szCs w:val="24"/>
+        </w:rPr>
+        <w:t>δημιουργήθηκε</w:t>
+      </w:r>
+      <w:r>
+        <w:rPr>
+          <w:rFonts w:cs="Times New Roman"/>
+          <w:szCs w:val="24"/>
+        </w:rPr>
+        <w:t xml:space="preserve"> </w:t>
+      </w:r>
+      <w:r>
+        <w:rPr>
+          <w:rFonts w:cs="Times New Roman"/>
+          <w:szCs w:val="24"/>
+        </w:rPr>
+        <w:t>μεταξύ</w:t>
+      </w:r>
+      <w:r>
+        <w:rPr>
+          <w:rFonts w:cs="Times New Roman"/>
+          <w:szCs w:val="24"/>
+        </w:rPr>
+        <w:t xml:space="preserve"> </w:t>
+      </w:r>
+      <w:r>
+        <w:rPr>
+          <w:rFonts w:cs="Times New Roman"/>
+          <w:szCs w:val="24"/>
+        </w:rPr>
+        <w:t xml:space="preserve">του Μαΐου και του Ιουνίου του 2019.  Για την συλλογή των </w:t>
+      </w:r>
+      <w:r>
+        <w:rPr>
+          <w:rFonts w:cs="Times New Roman"/>
+          <w:szCs w:val="24"/>
+          <w:lang w:val="en-US"/>
+        </w:rPr>
+        <w:t>tweet</w:t>
+      </w:r>
+      <w:r>
+        <w:rPr>
+          <w:rFonts w:cs="Times New Roman"/>
+          <w:szCs w:val="24"/>
+        </w:rPr>
+        <w:t xml:space="preserve"> </w:t>
+      </w:r>
+      <w:r>
+        <w:rPr>
+          <w:rFonts w:cs="Times New Roman"/>
+          <w:szCs w:val="24"/>
+        </w:rPr>
+        <w:t xml:space="preserve">χρησιμοποιήθηκε το </w:t>
+      </w:r>
+      <w:r>
+        <w:rPr>
+          <w:rFonts w:cs="Times New Roman"/>
+          <w:szCs w:val="24"/>
+          <w:lang w:val="en-US"/>
+        </w:rPr>
+        <w:t>Twitter</w:t>
+      </w:r>
+      <w:r>
+        <w:rPr>
+          <w:rFonts w:cs="Times New Roman"/>
+          <w:szCs w:val="24"/>
+        </w:rPr>
+        <w:t xml:space="preserve"> </w:t>
+      </w:r>
+      <w:r>
+        <w:rPr>
+          <w:rFonts w:cs="Times New Roman"/>
+          <w:szCs w:val="24"/>
+          <w:lang w:val="en-US"/>
+        </w:rPr>
+        <w:t>API</w:t>
+      </w:r>
+      <w:r>
+        <w:rPr>
+          <w:rFonts w:cs="Times New Roman"/>
+          <w:szCs w:val="24"/>
+        </w:rPr>
+        <w:t>. Με</w:t>
+      </w:r>
+      <w:r>
+        <w:rPr>
+          <w:rFonts w:cs="Times New Roman"/>
+          <w:szCs w:val="24"/>
+        </w:rPr>
+        <w:t xml:space="preserve"> </w:t>
+      </w:r>
+      <w:r>
+        <w:rPr>
+          <w:rFonts w:cs="Times New Roman"/>
+          <w:szCs w:val="24"/>
+        </w:rPr>
+        <w:t>την</w:t>
+      </w:r>
+      <w:r>
+        <w:rPr>
+          <w:rFonts w:cs="Times New Roman"/>
+          <w:szCs w:val="24"/>
+        </w:rPr>
+        <w:t xml:space="preserve"> </w:t>
+      </w:r>
+      <w:r>
+        <w:rPr>
+          <w:rFonts w:cs="Times New Roman"/>
+          <w:szCs w:val="24"/>
+        </w:rPr>
+        <w:t>βοήθεια</w:t>
+      </w:r>
+      <w:r>
+        <w:rPr>
+          <w:rFonts w:cs="Times New Roman"/>
+          <w:szCs w:val="24"/>
+        </w:rPr>
+        <w:t xml:space="preserve"> </w:t>
+      </w:r>
+      <w:r>
+        <w:rPr>
+          <w:rFonts w:cs="Times New Roman"/>
+          <w:szCs w:val="24"/>
+        </w:rPr>
+        <w:t>του</w:t>
+      </w:r>
+      <w:r>
+        <w:rPr>
+          <w:rFonts w:cs="Times New Roman"/>
+          <w:szCs w:val="24"/>
+        </w:rPr>
+        <w:t xml:space="preserve"> </w:t>
+      </w:r>
+      <w:r>
+        <w:rPr>
+          <w:rFonts w:cs="Times New Roman"/>
+          <w:szCs w:val="24"/>
+          <w:lang w:val="en-US"/>
+        </w:rPr>
+        <w:t>Twitter</w:t>
+      </w:r>
+      <w:r>
+        <w:rPr>
+          <w:rFonts w:cs="Times New Roman"/>
+          <w:szCs w:val="24"/>
+        </w:rPr>
+        <w:t xml:space="preserve"> </w:t>
+      </w:r>
+      <w:r>
+        <w:rPr>
+          <w:rFonts w:cs="Times New Roman"/>
+          <w:szCs w:val="24"/>
+          <w:lang w:val="en-US"/>
+        </w:rPr>
+        <w:t>API</w:t>
+      </w:r>
+      <w:r>
+        <w:rPr>
+          <w:rFonts w:cs="Times New Roman"/>
+          <w:szCs w:val="24"/>
+        </w:rPr>
+        <w:t xml:space="preserve"> </w:t>
+      </w:r>
+      <w:r>
+        <w:rPr>
+          <w:rFonts w:cs="Times New Roman"/>
+          <w:szCs w:val="24"/>
+        </w:rPr>
+        <w:t xml:space="preserve">συλλέχθηκαν </w:t>
+      </w:r>
+      <w:r>
+        <w:rPr>
+          <w:rFonts w:cs="Times New Roman"/>
+          <w:szCs w:val="24"/>
+          <w:lang w:val="en-US"/>
+        </w:rPr>
+        <w:t>tweets</w:t>
+      </w:r>
+      <w:r>
+        <w:rPr>
+          <w:rFonts w:cs="Times New Roman"/>
+          <w:szCs w:val="24"/>
+        </w:rPr>
+        <w:t xml:space="preserve"> </w:t>
+      </w:r>
+      <w:r>
+        <w:rPr>
+          <w:rFonts w:cs="Times New Roman"/>
+          <w:szCs w:val="24"/>
+        </w:rPr>
+        <w:t xml:space="preserve">που περιείχαν δημοφιλή </w:t>
+      </w:r>
+      <w:r>
+        <w:rPr>
+          <w:rFonts w:cs="Times New Roman"/>
+          <w:szCs w:val="24"/>
+          <w:lang w:val="en-US"/>
+        </w:rPr>
+        <w:t>hashtag</w:t>
+      </w:r>
+      <w:r>
+        <w:rPr>
+          <w:rFonts w:cs="Times New Roman"/>
+          <w:szCs w:val="24"/>
+        </w:rPr>
+        <w:t xml:space="preserve"> </w:t>
+      </w:r>
+      <w:r>
+        <w:rPr>
+          <w:rFonts w:cs="Times New Roman"/>
+          <w:szCs w:val="24"/>
+        </w:rPr>
+        <w:t>από ελληνικά τηλεοπτικά προγράμματα.</w:t>
+      </w:r>
+      <w:r>
+        <w:rPr>
+          <w:rFonts w:cs="Times New Roman"/>
+          <w:szCs w:val="24"/>
+        </w:rPr>
+        <w:t xml:space="preserve"> Την ίδια περίοδο γινόντουσαν δημοτικές καθώς και </w:t>
+      </w:r>
+      <w:proofErr w:type="spellStart"/>
+      <w:r>
+        <w:rPr>
+          <w:rFonts w:cs="Times New Roman"/>
+          <w:szCs w:val="24"/>
+        </w:rPr>
+        <w:t>ευροβουλευτικές</w:t>
+      </w:r>
+      <w:proofErr w:type="spellEnd"/>
+      <w:r>
+        <w:rPr>
+          <w:rFonts w:cs="Times New Roman"/>
+          <w:szCs w:val="24"/>
+        </w:rPr>
+        <w:t xml:space="preserve"> εκλογές, κάτι που πιθανώς να δημιουργούσε αυξημένη ποσότητα παραπόνων και αισχρών σχόλιων καθιστώντας την περίοδο ως καλή για συλλογή δεδομένων.</w:t>
+      </w:r>
+      <w:r>
+        <w:rPr>
+          <w:rFonts w:cs="Times New Roman"/>
+          <w:szCs w:val="24"/>
+        </w:rPr>
+        <w:t xml:space="preserve"> </w:t>
+      </w:r>
+      <w:r>
+        <w:rPr>
+          <w:rFonts w:cs="Times New Roman"/>
+          <w:szCs w:val="24"/>
+        </w:rPr>
+        <w:t>Επιπροσθέτως, αξιοποιήθηκε η αναζήτηση με λέξη κλειδί το «είσαι» με το σκεπτικό ότι έπειτα θα ακολουθούσε κάποια βρισιά.</w:t>
+      </w:r>
+    </w:p>
+    <w:p>
+      <w:pPr>
+        <w:ind w:right="282"/>
         <w:jc w:val="both"/>
         <w:rPr>
           <w:rFonts w:cs="Times New Roman"/>
@@ -8798,23 +9298,894 @@
           <w:rFonts w:cs="Times New Roman"/>
           <w:szCs w:val="24"/>
         </w:rPr>
-        <w:t xml:space="preserve">Κυρίως κείμενο της εργασίας. Κυρίως κείμενο της εργασίας. Κυρίως κείμενο της εργασίας. Κυρίως κείμενο της εργασίας. Κυρίως κείμενο της εργασίας. Κυρίως κείμενο της εργασίας. Κυρίως κείμενο της εργασίας. Κυρίως κείμενο της εργασίας. </w:t>
-      </w:r>
-    </w:p>
-    <w:p>
-      <w:pPr>
+        <w:t xml:space="preserve">Ο συνολικός αριθμός των </w:t>
+      </w:r>
+      <w:r>
+        <w:rPr>
+          <w:rFonts w:cs="Times New Roman"/>
+          <w:szCs w:val="24"/>
+          <w:lang w:val="en-US"/>
+        </w:rPr>
+        <w:t>tweet</w:t>
+      </w:r>
+      <w:r>
+        <w:rPr>
+          <w:rFonts w:cs="Times New Roman"/>
+          <w:szCs w:val="24"/>
+        </w:rPr>
+        <w:t xml:space="preserve"> </w:t>
+      </w:r>
+      <w:r>
+        <w:rPr>
+          <w:rFonts w:cs="Times New Roman"/>
+          <w:szCs w:val="24"/>
+        </w:rPr>
+        <w:t xml:space="preserve">ήταν 49.154 και το επόμενο βήμα ήταν η </w:t>
+      </w:r>
+      <w:proofErr w:type="spellStart"/>
+      <w:r>
+        <w:rPr>
+          <w:rFonts w:cs="Times New Roman"/>
+          <w:szCs w:val="24"/>
+        </w:rPr>
+        <w:t>προεπεξεργασία</w:t>
+      </w:r>
+      <w:proofErr w:type="spellEnd"/>
+      <w:r>
+        <w:rPr>
+          <w:rFonts w:cs="Times New Roman"/>
+          <w:szCs w:val="24"/>
+        </w:rPr>
+        <w:t xml:space="preserve">. Τα </w:t>
+      </w:r>
+      <w:r>
+        <w:rPr>
+          <w:rFonts w:cs="Times New Roman"/>
+          <w:szCs w:val="24"/>
+          <w:lang w:val="en-US"/>
+        </w:rPr>
+        <w:t>emoji</w:t>
+      </w:r>
+      <w:r>
+        <w:rPr>
+          <w:rFonts w:cs="Times New Roman"/>
+          <w:szCs w:val="24"/>
+        </w:rPr>
+        <w:t xml:space="preserve">, </w:t>
+      </w:r>
+      <w:r>
+        <w:rPr>
+          <w:rFonts w:cs="Times New Roman"/>
+          <w:szCs w:val="24"/>
+          <w:lang w:val="en-US"/>
+        </w:rPr>
+        <w:t>URL</w:t>
+      </w:r>
+      <w:r>
+        <w:rPr>
+          <w:rFonts w:cs="Times New Roman"/>
+          <w:szCs w:val="24"/>
+        </w:rPr>
+        <w:t xml:space="preserve"> </w:t>
+      </w:r>
+      <w:r>
+        <w:rPr>
+          <w:rFonts w:cs="Times New Roman"/>
+          <w:szCs w:val="24"/>
+        </w:rPr>
+        <w:t xml:space="preserve">και τα </w:t>
+      </w:r>
+      <w:r>
+        <w:rPr>
+          <w:rFonts w:cs="Times New Roman"/>
+          <w:szCs w:val="24"/>
+          <w:lang w:val="en-US"/>
+        </w:rPr>
+        <w:t>emoticons</w:t>
+      </w:r>
+      <w:r>
+        <w:rPr>
+          <w:rFonts w:cs="Times New Roman"/>
+          <w:szCs w:val="24"/>
+        </w:rPr>
+        <w:t xml:space="preserve"> </w:t>
+      </w:r>
+      <w:r>
+        <w:rPr>
+          <w:rFonts w:cs="Times New Roman"/>
+          <w:szCs w:val="24"/>
+        </w:rPr>
+        <w:t xml:space="preserve">αφαιρέθηκαν από όλα τα </w:t>
+      </w:r>
+      <w:r>
+        <w:rPr>
+          <w:rFonts w:cs="Times New Roman"/>
+          <w:szCs w:val="24"/>
+          <w:lang w:val="en-US"/>
+        </w:rPr>
+        <w:t>tweet</w:t>
+      </w:r>
+      <w:r>
+        <w:rPr>
+          <w:rFonts w:cs="Times New Roman"/>
+          <w:szCs w:val="24"/>
+        </w:rPr>
+        <w:t xml:space="preserve"> </w:t>
+      </w:r>
+      <w:r>
+        <w:rPr>
+          <w:rFonts w:cs="Times New Roman"/>
+          <w:szCs w:val="24"/>
+        </w:rPr>
+        <w:t xml:space="preserve">και η αναφορά σε χρήστες αντικαταστάθηκε με </w:t>
+      </w:r>
+      <w:r>
+        <w:rPr>
+          <w:rFonts w:cs="Times New Roman"/>
+          <w:szCs w:val="24"/>
+        </w:rPr>
+        <w:t>@</w:t>
+      </w:r>
+      <w:r>
+        <w:rPr>
+          <w:rFonts w:cs="Times New Roman"/>
+          <w:szCs w:val="24"/>
+          <w:lang w:val="en-US"/>
+        </w:rPr>
+        <w:t>USER</w:t>
+      </w:r>
+      <w:r>
+        <w:rPr>
+          <w:rFonts w:cs="Times New Roman"/>
+          <w:szCs w:val="24"/>
+        </w:rPr>
+        <w:t xml:space="preserve">. </w:t>
+      </w:r>
+      <w:r>
+        <w:rPr>
+          <w:rFonts w:cs="Times New Roman"/>
+          <w:szCs w:val="24"/>
+        </w:rPr>
+        <w:t xml:space="preserve">Η χρήση διπλής στίξης όπως ερωτηματικά και θαυμαστικά </w:t>
+      </w:r>
+      <w:proofErr w:type="spellStart"/>
+      <w:r>
+        <w:rPr>
+          <w:rFonts w:cs="Times New Roman"/>
+          <w:szCs w:val="24"/>
+        </w:rPr>
+        <w:t>κανονικοποιήθηκε</w:t>
+      </w:r>
+      <w:proofErr w:type="spellEnd"/>
+      <w:r>
+        <w:rPr>
+          <w:rFonts w:cs="Times New Roman"/>
+          <w:szCs w:val="24"/>
+        </w:rPr>
+        <w:t xml:space="preserve"> επίσης. Μετά την </w:t>
+      </w:r>
+      <w:proofErr w:type="spellStart"/>
+      <w:r>
+        <w:rPr>
+          <w:rFonts w:cs="Times New Roman"/>
+          <w:szCs w:val="24"/>
+        </w:rPr>
+        <w:t>προεπεξεργασία</w:t>
+      </w:r>
+      <w:proofErr w:type="spellEnd"/>
+      <w:r>
+        <w:rPr>
+          <w:rFonts w:cs="Times New Roman"/>
+          <w:szCs w:val="24"/>
+        </w:rPr>
+        <w:t xml:space="preserve"> και την διαγραφή διπλών </w:t>
+      </w:r>
+      <w:r>
+        <w:rPr>
+          <w:rFonts w:cs="Times New Roman"/>
+          <w:szCs w:val="24"/>
+          <w:lang w:val="en-US"/>
+        </w:rPr>
+        <w:t>tweet</w:t>
+      </w:r>
+      <w:r>
+        <w:rPr>
+          <w:rFonts w:cs="Times New Roman"/>
+          <w:szCs w:val="24"/>
+        </w:rPr>
+        <w:t>, ο αριθμός μειώθηκε στα 46.218 από τα οποία επιλέχθηκαν τυχαία 5.000 για επισημείωση (</w:t>
+      </w:r>
+      <w:r>
+        <w:rPr>
+          <w:rFonts w:cs="Times New Roman"/>
+          <w:szCs w:val="24"/>
+          <w:lang w:val="en-US"/>
+        </w:rPr>
+        <w:t>annotation</w:t>
+      </w:r>
+      <w:r>
+        <w:rPr>
+          <w:rFonts w:cs="Times New Roman"/>
+          <w:szCs w:val="24"/>
+        </w:rPr>
+        <w:t>)</w:t>
+      </w:r>
+      <w:r>
+        <w:rPr>
+          <w:rFonts w:cs="Times New Roman"/>
+          <w:szCs w:val="24"/>
+        </w:rPr>
+        <w:t>.</w:t>
+      </w:r>
+    </w:p>
+    <w:p>
+      <w:pPr>
+        <w:ind w:right="282"/>
         <w:jc w:val="both"/>
         <w:rPr>
           <w:rFonts w:cs="Times New Roman"/>
           <w:szCs w:val="24"/>
-        </w:rPr>
-      </w:pPr>
-      <w:r>
-        <w:rPr>
-          <w:rFonts w:cs="Times New Roman"/>
-          <w:szCs w:val="24"/>
-        </w:rPr>
-        <w:t>Κυρίως κείμενο της εργασίας. Κυρίως κείμενο της εργασίας. Κυρίως κείμενο της εργασίας. Κυρίως κείμενο της εργασίας. Κυρίως κείμενο της εργασίας.</w:t>
+          <w:lang w:val="en-US"/>
+        </w:rPr>
+      </w:pPr>
+      <w:r>
+        <w:rPr>
+          <w:rFonts w:cs="Times New Roman"/>
+          <w:szCs w:val="24"/>
+        </w:rPr>
+        <w:t xml:space="preserve">Για επισημείωση χρησιμοποιήθηκε το </w:t>
+      </w:r>
+      <w:r>
+        <w:rPr>
+          <w:rFonts w:cs="Times New Roman"/>
+          <w:szCs w:val="24"/>
+          <w:lang w:val="en-US"/>
+        </w:rPr>
+        <w:t>Light</w:t>
+      </w:r>
+      <w:r>
+        <w:rPr>
+          <w:rFonts w:cs="Times New Roman"/>
+          <w:szCs w:val="24"/>
+        </w:rPr>
+        <w:t>-</w:t>
+      </w:r>
+      <w:r>
+        <w:rPr>
+          <w:rFonts w:cs="Times New Roman"/>
+          <w:szCs w:val="24"/>
+          <w:lang w:val="en-US"/>
+        </w:rPr>
+        <w:t>Tag</w:t>
+      </w:r>
+      <w:r>
+        <w:rPr>
+          <w:rStyle w:val="FootnoteReference"/>
+          <w:rFonts w:cs="Times New Roman"/>
+          <w:szCs w:val="24"/>
+          <w:lang w:val="en-US"/>
+        </w:rPr>
+        <w:footnoteReference w:id="1"/>
+      </w:r>
+      <w:r>
+        <w:rPr>
+          <w:rFonts w:cs="Times New Roman"/>
+          <w:szCs w:val="24"/>
+        </w:rPr>
+        <w:t xml:space="preserve">. Οι  επισημειώσεις όπου υπήρξε 100% συμφωνία από το λογισμικό θεωρήθηκαν αποδεκτές και προστέθηκαν στο σύνολο. Στις επισημειώσεις όπου δεν υπήρχε 100% συμφωνία επιλέχθηκε η επισημείωση </w:t>
+      </w:r>
+      <w:r>
+        <w:rPr>
+          <w:rFonts w:cs="Times New Roman"/>
+          <w:szCs w:val="24"/>
+        </w:rPr>
+        <w:t xml:space="preserve">που επικρατούσε πάνω από το 66%. Όταν υπήρξε απόλυτη διαφωνία χρειάστηκε και η βοήθεια από ανθρώπινους βοηθούς. Στο τέλος το σύνολο αποτελούταν από 4.779 </w:t>
+      </w:r>
+      <w:r>
+        <w:rPr>
+          <w:rFonts w:cs="Times New Roman"/>
+          <w:szCs w:val="24"/>
+          <w:lang w:val="en-US"/>
+        </w:rPr>
+        <w:t>tweet</w:t>
+      </w:r>
+      <w:r>
+        <w:rPr>
+          <w:rFonts w:cs="Times New Roman"/>
+          <w:szCs w:val="24"/>
+        </w:rPr>
+        <w:t xml:space="preserve"> </w:t>
+      </w:r>
+      <w:r>
+        <w:rPr>
+          <w:rFonts w:cs="Times New Roman"/>
+          <w:szCs w:val="24"/>
+        </w:rPr>
+        <w:t xml:space="preserve">με 29% από αυτά να θεωρούνται </w:t>
+      </w:r>
+      <w:r>
+        <w:rPr>
+          <w:rFonts w:cs="Times New Roman"/>
+          <w:szCs w:val="24"/>
+          <w:lang w:val="en-US"/>
+        </w:rPr>
+        <w:t>offensive</w:t>
+      </w:r>
+      <w:r>
+        <w:rPr>
+          <w:rFonts w:cs="Times New Roman"/>
+          <w:szCs w:val="24"/>
+        </w:rPr>
+        <w:t xml:space="preserve"> </w:t>
+      </w:r>
+      <w:r>
+        <w:rPr>
+          <w:rFonts w:cs="Times New Roman"/>
+          <w:szCs w:val="24"/>
+        </w:rPr>
+        <w:t>όπως φαίνεται στον πίνακα.</w:t>
+      </w:r>
+    </w:p>
+    <w:tbl>
+      <w:tblPr>
+        <w:tblStyle w:val="TableGrid"/>
+        <w:tblW w:w="0" w:type="auto"/>
+        <w:tblLook w:val="04A0" w:firstRow="1" w:lastRow="0" w:firstColumn="1" w:lastColumn="0" w:noHBand="0" w:noVBand="1"/>
+      </w:tblPr>
+      <w:tblGrid>
+        <w:gridCol w:w="2321"/>
+        <w:gridCol w:w="2322"/>
+        <w:gridCol w:w="2322"/>
+        <w:gridCol w:w="2322"/>
+      </w:tblGrid>
+      <w:tr>
+        <w:tc>
+          <w:tcPr>
+            <w:tcW w:w="2321" w:type="dxa"/>
+          </w:tcPr>
+          <w:p>
+            <w:pPr>
+              <w:ind w:right="282"/>
+              <w:jc w:val="both"/>
+              <w:rPr>
+                <w:rFonts w:cs="Times New Roman"/>
+                <w:szCs w:val="24"/>
+                <w:lang w:val="en-US"/>
+              </w:rPr>
+            </w:pPr>
+            <w:r>
+              <w:rPr>
+                <w:rFonts w:cs="Times New Roman"/>
+                <w:szCs w:val="24"/>
+                <w:lang w:val="en-US"/>
+              </w:rPr>
+              <w:t>Labels</w:t>
+            </w:r>
+          </w:p>
+        </w:tc>
+        <w:tc>
+          <w:tcPr>
+            <w:tcW w:w="2322" w:type="dxa"/>
+          </w:tcPr>
+          <w:p>
+            <w:pPr>
+              <w:ind w:right="282"/>
+              <w:jc w:val="both"/>
+              <w:rPr>
+                <w:rFonts w:cs="Times New Roman"/>
+                <w:szCs w:val="24"/>
+                <w:lang w:val="en-US"/>
+              </w:rPr>
+            </w:pPr>
+            <w:r>
+              <w:rPr>
+                <w:rFonts w:cs="Times New Roman"/>
+                <w:szCs w:val="24"/>
+                <w:lang w:val="en-US"/>
+              </w:rPr>
+              <w:t>Training Set</w:t>
+            </w:r>
+          </w:p>
+        </w:tc>
+        <w:tc>
+          <w:tcPr>
+            <w:tcW w:w="2322" w:type="dxa"/>
+          </w:tcPr>
+          <w:p>
+            <w:pPr>
+              <w:ind w:right="282"/>
+              <w:jc w:val="both"/>
+              <w:rPr>
+                <w:rFonts w:cs="Times New Roman"/>
+                <w:szCs w:val="24"/>
+                <w:lang w:val="en-US"/>
+              </w:rPr>
+            </w:pPr>
+            <w:r>
+              <w:rPr>
+                <w:rFonts w:cs="Times New Roman"/>
+                <w:szCs w:val="24"/>
+                <w:lang w:val="en-US"/>
+              </w:rPr>
+              <w:t>Test Set</w:t>
+            </w:r>
+          </w:p>
+        </w:tc>
+        <w:tc>
+          <w:tcPr>
+            <w:tcW w:w="2322" w:type="dxa"/>
+          </w:tcPr>
+          <w:p>
+            <w:pPr>
+              <w:ind w:right="282"/>
+              <w:jc w:val="both"/>
+              <w:rPr>
+                <w:rFonts w:cs="Times New Roman"/>
+                <w:szCs w:val="24"/>
+                <w:lang w:val="en-US"/>
+              </w:rPr>
+            </w:pPr>
+            <w:r>
+              <w:rPr>
+                <w:rFonts w:cs="Times New Roman"/>
+                <w:szCs w:val="24"/>
+                <w:lang w:val="en-US"/>
+              </w:rPr>
+              <w:t>Total</w:t>
+            </w:r>
+          </w:p>
+        </w:tc>
+      </w:tr>
+      <w:tr>
+        <w:tc>
+          <w:tcPr>
+            <w:tcW w:w="2321" w:type="dxa"/>
+          </w:tcPr>
+          <w:p>
+            <w:pPr>
+              <w:ind w:right="282"/>
+              <w:jc w:val="both"/>
+              <w:rPr>
+                <w:rFonts w:cs="Times New Roman"/>
+                <w:szCs w:val="24"/>
+                <w:lang w:val="en-US"/>
+              </w:rPr>
+            </w:pPr>
+            <w:r>
+              <w:rPr>
+                <w:rFonts w:cs="Times New Roman"/>
+                <w:szCs w:val="24"/>
+                <w:lang w:val="en-US"/>
+              </w:rPr>
+              <w:t>Offensive</w:t>
+            </w:r>
+          </w:p>
+        </w:tc>
+        <w:tc>
+          <w:tcPr>
+            <w:tcW w:w="2322" w:type="dxa"/>
+          </w:tcPr>
+          <w:p>
+            <w:pPr>
+              <w:ind w:right="282"/>
+              <w:jc w:val="both"/>
+              <w:rPr>
+                <w:rFonts w:cs="Times New Roman"/>
+                <w:szCs w:val="24"/>
+                <w:lang w:val="en-US"/>
+              </w:rPr>
+            </w:pPr>
+            <w:r>
+              <w:rPr>
+                <w:rFonts w:cs="Times New Roman"/>
+                <w:szCs w:val="24"/>
+                <w:lang w:val="en-US"/>
+              </w:rPr>
+              <w:t>955</w:t>
+            </w:r>
+          </w:p>
+        </w:tc>
+        <w:tc>
+          <w:tcPr>
+            <w:tcW w:w="2322" w:type="dxa"/>
+          </w:tcPr>
+          <w:p>
+            <w:pPr>
+              <w:ind w:right="282"/>
+              <w:jc w:val="both"/>
+              <w:rPr>
+                <w:rFonts w:cs="Times New Roman"/>
+                <w:szCs w:val="24"/>
+                <w:lang w:val="en-US"/>
+              </w:rPr>
+            </w:pPr>
+            <w:r>
+              <w:rPr>
+                <w:rFonts w:cs="Times New Roman"/>
+                <w:szCs w:val="24"/>
+                <w:lang w:val="en-US"/>
+              </w:rPr>
+              <w:t>446</w:t>
+            </w:r>
+          </w:p>
+        </w:tc>
+        <w:tc>
+          <w:tcPr>
+            <w:tcW w:w="2322" w:type="dxa"/>
+          </w:tcPr>
+          <w:p>
+            <w:pPr>
+              <w:ind w:right="282"/>
+              <w:jc w:val="both"/>
+              <w:rPr>
+                <w:rFonts w:cs="Times New Roman"/>
+                <w:szCs w:val="24"/>
+                <w:lang w:val="en-US"/>
+              </w:rPr>
+            </w:pPr>
+            <w:r>
+              <w:rPr>
+                <w:rFonts w:cs="Times New Roman"/>
+                <w:szCs w:val="24"/>
+                <w:lang w:val="en-US"/>
+              </w:rPr>
+              <w:t>1.401</w:t>
+            </w:r>
+          </w:p>
+        </w:tc>
+      </w:tr>
+      <w:tr>
+        <w:tc>
+          <w:tcPr>
+            <w:tcW w:w="2321" w:type="dxa"/>
+          </w:tcPr>
+          <w:p>
+            <w:pPr>
+              <w:ind w:right="282"/>
+              <w:jc w:val="both"/>
+              <w:rPr>
+                <w:rFonts w:cs="Times New Roman"/>
+                <w:szCs w:val="24"/>
+                <w:lang w:val="en-US"/>
+              </w:rPr>
+            </w:pPr>
+            <w:r>
+              <w:rPr>
+                <w:rFonts w:cs="Times New Roman"/>
+                <w:szCs w:val="24"/>
+                <w:lang w:val="en-US"/>
+              </w:rPr>
+              <w:t>Not Offensive</w:t>
+            </w:r>
+          </w:p>
+        </w:tc>
+        <w:tc>
+          <w:tcPr>
+            <w:tcW w:w="2322" w:type="dxa"/>
+          </w:tcPr>
+          <w:p>
+            <w:pPr>
+              <w:ind w:right="282"/>
+              <w:jc w:val="both"/>
+              <w:rPr>
+                <w:rFonts w:cs="Times New Roman"/>
+                <w:szCs w:val="24"/>
+                <w:lang w:val="en-US"/>
+              </w:rPr>
+            </w:pPr>
+            <w:r>
+              <w:rPr>
+                <w:rFonts w:cs="Times New Roman"/>
+                <w:szCs w:val="24"/>
+                <w:lang w:val="en-US"/>
+              </w:rPr>
+              <w:t>2.390</w:t>
+            </w:r>
+          </w:p>
+        </w:tc>
+        <w:tc>
+          <w:tcPr>
+            <w:tcW w:w="2322" w:type="dxa"/>
+          </w:tcPr>
+          <w:p>
+            <w:pPr>
+              <w:ind w:right="282"/>
+              <w:jc w:val="both"/>
+              <w:rPr>
+                <w:rFonts w:cs="Times New Roman"/>
+                <w:szCs w:val="24"/>
+                <w:lang w:val="en-US"/>
+              </w:rPr>
+            </w:pPr>
+            <w:r>
+              <w:rPr>
+                <w:rFonts w:cs="Times New Roman"/>
+                <w:szCs w:val="24"/>
+                <w:lang w:val="en-US"/>
+              </w:rPr>
+              <w:t>988</w:t>
+            </w:r>
+          </w:p>
+        </w:tc>
+        <w:tc>
+          <w:tcPr>
+            <w:tcW w:w="2322" w:type="dxa"/>
+          </w:tcPr>
+          <w:p>
+            <w:pPr>
+              <w:ind w:right="282"/>
+              <w:jc w:val="both"/>
+              <w:rPr>
+                <w:rFonts w:cs="Times New Roman"/>
+                <w:szCs w:val="24"/>
+                <w:lang w:val="en-US"/>
+              </w:rPr>
+            </w:pPr>
+            <w:r>
+              <w:rPr>
+                <w:rFonts w:cs="Times New Roman"/>
+                <w:szCs w:val="24"/>
+                <w:lang w:val="en-US"/>
+              </w:rPr>
+              <w:t>3.378</w:t>
+            </w:r>
+          </w:p>
+        </w:tc>
+      </w:tr>
+      <w:tr>
+        <w:tc>
+          <w:tcPr>
+            <w:tcW w:w="2321" w:type="dxa"/>
+          </w:tcPr>
+          <w:p>
+            <w:pPr>
+              <w:ind w:right="282"/>
+              <w:jc w:val="both"/>
+              <w:rPr>
+                <w:rFonts w:cs="Times New Roman"/>
+                <w:szCs w:val="24"/>
+                <w:lang w:val="en-US"/>
+              </w:rPr>
+            </w:pPr>
+            <w:r>
+              <w:rPr>
+                <w:rFonts w:cs="Times New Roman"/>
+                <w:szCs w:val="24"/>
+                <w:lang w:val="en-US"/>
+              </w:rPr>
+              <w:t>Total</w:t>
+            </w:r>
+          </w:p>
+        </w:tc>
+        <w:tc>
+          <w:tcPr>
+            <w:tcW w:w="2322" w:type="dxa"/>
+          </w:tcPr>
+          <w:p>
+            <w:pPr>
+              <w:ind w:right="282"/>
+              <w:jc w:val="both"/>
+              <w:rPr>
+                <w:rFonts w:cs="Times New Roman"/>
+                <w:szCs w:val="24"/>
+                <w:lang w:val="en-US"/>
+              </w:rPr>
+            </w:pPr>
+            <w:r>
+              <w:rPr>
+                <w:rFonts w:cs="Times New Roman"/>
+                <w:szCs w:val="24"/>
+                <w:lang w:val="en-US"/>
+              </w:rPr>
+              <w:t>3.345</w:t>
+            </w:r>
+          </w:p>
+        </w:tc>
+        <w:tc>
+          <w:tcPr>
+            <w:tcW w:w="2322" w:type="dxa"/>
+          </w:tcPr>
+          <w:p>
+            <w:pPr>
+              <w:ind w:right="282"/>
+              <w:jc w:val="both"/>
+              <w:rPr>
+                <w:rFonts w:cs="Times New Roman"/>
+                <w:szCs w:val="24"/>
+                <w:lang w:val="en-US"/>
+              </w:rPr>
+            </w:pPr>
+            <w:r>
+              <w:rPr>
+                <w:rFonts w:cs="Times New Roman"/>
+                <w:szCs w:val="24"/>
+                <w:lang w:val="en-US"/>
+              </w:rPr>
+              <w:t>1.434</w:t>
+            </w:r>
+          </w:p>
+        </w:tc>
+        <w:tc>
+          <w:tcPr>
+            <w:tcW w:w="2322" w:type="dxa"/>
+          </w:tcPr>
+          <w:p>
+            <w:pPr>
+              <w:ind w:right="282"/>
+              <w:jc w:val="both"/>
+              <w:rPr>
+                <w:rFonts w:cs="Times New Roman"/>
+                <w:szCs w:val="24"/>
+                <w:lang w:val="en-US"/>
+              </w:rPr>
+            </w:pPr>
+            <w:r>
+              <w:rPr>
+                <w:rFonts w:cs="Times New Roman"/>
+                <w:szCs w:val="24"/>
+                <w:lang w:val="en-US"/>
+              </w:rPr>
+              <w:t>4.779</w:t>
+            </w:r>
+          </w:p>
+        </w:tc>
+      </w:tr>
+    </w:tbl>
+    <w:p>
+      <w:pPr>
+        <w:ind w:right="282"/>
+        <w:jc w:val="center"/>
+        <w:rPr>
+          <w:rFonts w:cs="Times New Roman"/>
+          <w:szCs w:val="24"/>
+          <w:lang w:val="en-US"/>
+        </w:rPr>
+      </w:pPr>
+      <w:r>
+        <w:rPr>
+          <w:rFonts w:cs="Times New Roman"/>
+          <w:szCs w:val="24"/>
+          <w:lang w:val="en-US"/>
+        </w:rPr>
+        <w:t>Table 1: Distribution of labels in the OGTD v1.0</w:t>
+      </w:r>
+    </w:p>
+    <w:p>
+      <w:pPr>
+        <w:ind w:right="282"/>
+        <w:jc w:val="both"/>
+        <w:rPr>
+          <w:rFonts w:cs="Times New Roman"/>
+          <w:szCs w:val="24"/>
+          <w:lang w:val="en-US"/>
+        </w:rPr>
+      </w:pPr>
+    </w:p>
+    <w:p>
+      <w:pPr>
+        <w:ind w:right="282"/>
+        <w:jc w:val="both"/>
+        <w:rPr>
+          <w:rFonts w:cs="Times New Roman"/>
+          <w:szCs w:val="24"/>
+          <w:lang w:val="en-US"/>
+        </w:rPr>
+      </w:pPr>
+    </w:p>
+    <w:p>
+      <w:pPr>
+        <w:pStyle w:val="Heading2"/>
+        <w:numPr>
+          <w:ilvl w:val="0"/>
+          <w:numId w:val="0"/>
+        </w:numPr>
+        <w:ind w:left="576" w:right="282" w:hanging="576"/>
+        <w:jc w:val="both"/>
+        <w:rPr>
+          <w:rFonts w:cs="Times New Roman"/>
+          <w:color w:val="auto"/>
+          <w:szCs w:val="28"/>
+        </w:rPr>
+      </w:pPr>
+      <w:bookmarkStart w:id="18" w:name="_Toc208415477"/>
+      <w:r>
+        <w:rPr>
+          <w:rFonts w:cs="Times New Roman"/>
+          <w:color w:val="auto"/>
+          <w:szCs w:val="28"/>
+        </w:rPr>
+        <w:lastRenderedPageBreak/>
+        <w:t xml:space="preserve">2.2 </w:t>
+      </w:r>
+      <w:bookmarkEnd w:id="18"/>
+      <w:r>
+        <w:rPr>
+          <w:rFonts w:cs="Times New Roman"/>
+          <w:color w:val="auto"/>
+          <w:szCs w:val="28"/>
+          <w:lang w:val="en-US"/>
+        </w:rPr>
+        <w:t>Greek</w:t>
+      </w:r>
+      <w:r>
+        <w:rPr>
+          <w:rFonts w:cs="Times New Roman"/>
+          <w:color w:val="auto"/>
+          <w:szCs w:val="28"/>
+        </w:rPr>
+        <w:t xml:space="preserve"> </w:t>
+      </w:r>
+      <w:proofErr w:type="spellStart"/>
+      <w:r>
+        <w:rPr>
+          <w:rFonts w:cs="Times New Roman"/>
+          <w:color w:val="auto"/>
+          <w:szCs w:val="28"/>
+          <w:lang w:val="en-US"/>
+        </w:rPr>
+        <w:t>FastText</w:t>
+      </w:r>
+      <w:proofErr w:type="spellEnd"/>
+      <w:r>
+        <w:rPr>
+          <w:rFonts w:cs="Times New Roman"/>
+          <w:color w:val="auto"/>
+          <w:szCs w:val="28"/>
+        </w:rPr>
+        <w:t xml:space="preserve"> </w:t>
+      </w:r>
+      <w:r>
+        <w:rPr>
+          <w:rFonts w:cs="Times New Roman"/>
+          <w:color w:val="auto"/>
+          <w:szCs w:val="28"/>
+          <w:lang w:val="en-US"/>
+        </w:rPr>
+        <w:t>word</w:t>
+      </w:r>
+      <w:r>
+        <w:rPr>
+          <w:rFonts w:cs="Times New Roman"/>
+          <w:color w:val="auto"/>
+          <w:szCs w:val="28"/>
+        </w:rPr>
+        <w:t>-</w:t>
+      </w:r>
+      <w:r>
+        <w:rPr>
+          <w:rFonts w:cs="Times New Roman"/>
+          <w:color w:val="auto"/>
+          <w:szCs w:val="28"/>
+          <w:lang w:val="en-US"/>
+        </w:rPr>
+        <w:t>vectors</w:t>
+      </w:r>
+    </w:p>
+    <w:p>
+      <w:pPr>
+        <w:ind w:right="282"/>
+        <w:jc w:val="both"/>
+        <w:rPr>
+          <w:rFonts w:cs="Times New Roman"/>
+          <w:szCs w:val="24"/>
+        </w:rPr>
+      </w:pPr>
+    </w:p>
+    <w:p>
+      <w:pPr>
+        <w:ind w:right="282"/>
+        <w:jc w:val="both"/>
+        <w:rPr>
+          <w:rFonts w:cs="Times New Roman"/>
+          <w:szCs w:val="24"/>
+        </w:rPr>
+      </w:pPr>
+      <w:r>
+        <w:rPr>
+          <w:rFonts w:cs="Times New Roman"/>
+          <w:szCs w:val="24"/>
+        </w:rPr>
+        <w:t xml:space="preserve">Κυρίως κείμενο της εργασίας. Κυρίως κείμενο της εργασίας. Κυρίως κείμενο της εργασίας. Κυρίως κείμενο της εργασίας. Κυρίως κείμενο της εργασίας. Κυρίως κείμενο της εργασίας. Κυρίως κείμενο της εργασίας. Κυρίως κείμενο της εργασίας. Κυρίως κείμενο της εργασίας. Κυρίως κείμενο της εργασίας. Κυρίως κείμενο της εργασίας. </w:t>
       </w:r>
     </w:p>
     <w:tbl>
@@ -8937,7 +10308,100 @@
           <w:rFonts w:cs="Times New Roman"/>
           <w:szCs w:val="24"/>
         </w:rPr>
-        <w:t>Πίνακας 2.1 [Τίτλος πίνακα]</w:t>
+        <w:t>Πίνακας 2.2 [Τίτλος πίνακα]</w:t>
+      </w:r>
+    </w:p>
+    <w:p>
+      <w:pPr>
+        <w:ind w:right="282"/>
+        <w:rPr>
+          <w:rFonts w:cs="Times New Roman"/>
+          <w:szCs w:val="24"/>
+        </w:rPr>
+      </w:pPr>
+      <w:r>
+        <w:rPr>
+          <w:rFonts w:cs="Times New Roman"/>
+          <w:szCs w:val="24"/>
+        </w:rPr>
+        <w:br w:type="page"/>
+      </w:r>
+    </w:p>
+    <w:p>
+      <w:pPr>
+        <w:pStyle w:val="Heading1"/>
+        <w:numPr>
+          <w:ilvl w:val="0"/>
+          <w:numId w:val="0"/>
+        </w:numPr>
+        <w:ind w:left="432" w:right="282" w:hanging="432"/>
+        <w:jc w:val="both"/>
+        <w:rPr>
+          <w:rFonts w:ascii="Times New Roman" w:hAnsi="Times New Roman" w:cs="Times New Roman"/>
+          <w:color w:val="auto"/>
+          <w:sz w:val="32"/>
+          <w:szCs w:val="32"/>
+          <w:lang w:val="en-US"/>
+        </w:rPr>
+      </w:pPr>
+      <w:bookmarkStart w:id="19" w:name="_Toc208415478"/>
+      <w:r>
+        <w:rPr>
+          <w:rFonts w:ascii="Times New Roman" w:hAnsi="Times New Roman" w:cs="Times New Roman"/>
+          <w:color w:val="auto"/>
+          <w:sz w:val="32"/>
+          <w:szCs w:val="32"/>
+        </w:rPr>
+        <w:lastRenderedPageBreak/>
+        <w:t>3.</w:t>
+      </w:r>
+      <w:bookmarkEnd w:id="19"/>
+      <w:r>
+        <w:rPr>
+          <w:rFonts w:ascii="Times New Roman" w:hAnsi="Times New Roman" w:cs="Times New Roman"/>
+          <w:color w:val="auto"/>
+          <w:sz w:val="32"/>
+          <w:szCs w:val="32"/>
+          <w:lang w:val="en-US"/>
+        </w:rPr>
+        <w:t xml:space="preserve"> </w:t>
+      </w:r>
+      <w:r>
+        <w:rPr>
+          <w:rFonts w:ascii="Times New Roman" w:hAnsi="Times New Roman" w:cs="Times New Roman"/>
+          <w:color w:val="auto"/>
+          <w:sz w:val="32"/>
+          <w:szCs w:val="32"/>
+          <w:lang w:val="en-US"/>
+        </w:rPr>
+        <w:t>Methods Used</w:t>
+      </w:r>
+    </w:p>
+    <w:p>
+      <w:pPr>
+        <w:ind w:right="282"/>
+        <w:jc w:val="both"/>
+        <w:rPr>
+          <w:rFonts w:cs="Times New Roman"/>
+          <w:szCs w:val="24"/>
+        </w:rPr>
+      </w:pPr>
+    </w:p>
+    <w:p>
+      <w:pPr>
+        <w:ind w:right="282"/>
+        <w:jc w:val="both"/>
+        <w:rPr>
+          <w:rFonts w:cs="Times New Roman"/>
+          <w:szCs w:val="24"/>
+        </w:rPr>
+      </w:pPr>
+      <w:r>
+        <w:rPr>
+          <w:rFonts w:cs="Times New Roman"/>
+          <w:szCs w:val="24"/>
+        </w:rPr>
+        <w:t xml:space="preserve">Κυρίως κείμενο της εργασίας. Κυρίως κείμενο της εργασίας. Κυρίως κείμενο της εργασίας. Κυρίως κείμενο της εργασίας. Κυρίως κείμενο της εργασίας. Κυρίως κείμενο της εργασίας. Κυρίως κείμενο της εργασίας. Κυρίως κείμενο της εργασίας. Κυρίως κείμενο της εργασίας. Κυρίως κείμενο της εργασίας. Κυρίως κείμενο της εργασίας. </w:t>
       </w:r>
     </w:p>
     <w:p>
@@ -8960,28 +10424,25 @@
         <w:ind w:left="576" w:right="282" w:hanging="576"/>
         <w:jc w:val="both"/>
         <w:rPr>
-          <w:rFonts w:ascii="Times New Roman" w:hAnsi="Times New Roman" w:cs="Times New Roman"/>
-          <w:color w:val="auto"/>
-          <w:sz w:val="28"/>
-          <w:szCs w:val="28"/>
-        </w:rPr>
-      </w:pPr>
-      <w:bookmarkStart w:id="15" w:name="_Toc476744053"/>
-      <w:r>
-        <w:rPr>
-          <w:rFonts w:ascii="Times New Roman" w:hAnsi="Times New Roman" w:cs="Times New Roman"/>
-          <w:color w:val="auto"/>
-          <w:sz w:val="28"/>
-          <w:szCs w:val="28"/>
-        </w:rPr>
-        <w:t xml:space="preserve">2.2 [Τίτλος </w:t>
+          <w:rFonts w:cs="Times New Roman"/>
+          <w:color w:val="auto"/>
+          <w:szCs w:val="28"/>
+        </w:rPr>
+      </w:pPr>
+      <w:bookmarkStart w:id="20" w:name="_Toc208415479"/>
+      <w:r>
+        <w:rPr>
+          <w:rFonts w:cs="Times New Roman"/>
+          <w:color w:val="auto"/>
+          <w:szCs w:val="28"/>
+        </w:rPr>
+        <w:t xml:space="preserve">3.1 [Τίτλος </w:t>
       </w:r>
       <w:proofErr w:type="spellStart"/>
       <w:r>
         <w:rPr>
-          <w:rFonts w:ascii="Times New Roman" w:hAnsi="Times New Roman" w:cs="Times New Roman"/>
-          <w:color w:val="auto"/>
-          <w:sz w:val="28"/>
+          <w:rFonts w:cs="Times New Roman"/>
+          <w:color w:val="auto"/>
           <w:szCs w:val="28"/>
         </w:rPr>
         <w:t>υποκεφαλαίου</w:t>
@@ -8989,14 +10450,13 @@
       <w:proofErr w:type="spellEnd"/>
       <w:r>
         <w:rPr>
-          <w:rFonts w:ascii="Times New Roman" w:hAnsi="Times New Roman" w:cs="Times New Roman"/>
-          <w:color w:val="auto"/>
-          <w:sz w:val="28"/>
+          <w:rFonts w:cs="Times New Roman"/>
+          <w:color w:val="auto"/>
           <w:szCs w:val="28"/>
         </w:rPr>
         <w:t>]</w:t>
       </w:r>
-      <w:bookmarkEnd w:id="15"/>
+      <w:bookmarkEnd w:id="20"/>
     </w:p>
     <w:p>
       <w:pPr>
@@ -9010,7 +10470,6 @@
     </w:p>
     <w:p>
       <w:pPr>
-        <w:ind w:right="282"/>
         <w:jc w:val="both"/>
         <w:rPr>
           <w:rFonts w:cs="Times New Roman"/>
@@ -9022,7 +10481,23 @@
           <w:rFonts w:cs="Times New Roman"/>
           <w:szCs w:val="24"/>
         </w:rPr>
-        <w:t xml:space="preserve">Κυρίως κείμενο της εργασίας. Κυρίως κείμενο της εργασίας. Κυρίως κείμενο της εργασίας. Κυρίως κείμενο της εργασίας. Κυρίως κείμενο της εργασίας. Κυρίως κείμενο της εργασίας. Κυρίως κείμενο της εργασίας. Κυρίως κείμενο της εργασίας. Κυρίως κείμενο της εργασίας. Κυρίως κείμενο της εργασίας. Κυρίως κείμενο της εργασίας. </w:t>
+        <w:t xml:space="preserve">Κυρίως κείμενο της εργασίας. Κυρίως κείμενο της εργασίας. Κυρίως κείμενο της εργασίας. Κυρίως κείμενο της εργασίας. Κυρίως κείμενο της εργασίας. Κυρίως κείμενο της εργασίας. Κυρίως κείμενο της εργασίας. Κυρίως κείμενο της εργασίας. </w:t>
+      </w:r>
+    </w:p>
+    <w:p>
+      <w:pPr>
+        <w:jc w:val="both"/>
+        <w:rPr>
+          <w:rFonts w:cs="Times New Roman"/>
+          <w:szCs w:val="24"/>
+        </w:rPr>
+      </w:pPr>
+      <w:r>
+        <w:rPr>
+          <w:rFonts w:cs="Times New Roman"/>
+          <w:szCs w:val="24"/>
+        </w:rPr>
+        <w:t>Κυρίως κείμενο της εργασίας. Κυρίως κείμενο της εργασίας. Κυρίως κείμενο της εργασίας. Κυρίως κείμενο της εργασίας. Κυρίως κείμενο της εργασίας.</w:t>
       </w:r>
     </w:p>
     <w:tbl>
@@ -9145,79 +10620,14 @@
           <w:rFonts w:cs="Times New Roman"/>
           <w:szCs w:val="24"/>
         </w:rPr>
-        <w:t>Πίνακας 2.2 [Τίτλος πίνακα]</w:t>
-      </w:r>
-    </w:p>
-    <w:p>
-      <w:pPr>
-        <w:ind w:right="282"/>
-        <w:rPr>
-          <w:rFonts w:cs="Times New Roman"/>
-          <w:szCs w:val="24"/>
-        </w:rPr>
-      </w:pPr>
-      <w:r>
-        <w:rPr>
-          <w:rFonts w:cs="Times New Roman"/>
-          <w:szCs w:val="24"/>
-        </w:rPr>
-        <w:br w:type="page"/>
-      </w:r>
-    </w:p>
-    <w:p>
-      <w:pPr>
-        <w:pStyle w:val="Heading1"/>
-        <w:numPr>
-          <w:ilvl w:val="0"/>
-          <w:numId w:val="0"/>
-        </w:numPr>
-        <w:ind w:left="432" w:right="282" w:hanging="432"/>
-        <w:jc w:val="both"/>
-        <w:rPr>
-          <w:rFonts w:ascii="Times New Roman" w:hAnsi="Times New Roman" w:cs="Times New Roman"/>
-          <w:color w:val="auto"/>
-          <w:sz w:val="32"/>
-          <w:szCs w:val="32"/>
-        </w:rPr>
-      </w:pPr>
-      <w:bookmarkStart w:id="16" w:name="_Toc476744054"/>
-      <w:r>
-        <w:rPr>
-          <w:rFonts w:ascii="Times New Roman" w:hAnsi="Times New Roman" w:cs="Times New Roman"/>
-          <w:color w:val="auto"/>
-          <w:sz w:val="32"/>
-          <w:szCs w:val="32"/>
-        </w:rPr>
-        <w:lastRenderedPageBreak/>
-        <w:t>3.[Τίτλος κεφαλαίου]</w:t>
-      </w:r>
-      <w:bookmarkEnd w:id="16"/>
-    </w:p>
-    <w:p>
-      <w:pPr>
-        <w:ind w:right="282"/>
-        <w:jc w:val="both"/>
-        <w:rPr>
-          <w:rFonts w:cs="Times New Roman"/>
-          <w:szCs w:val="24"/>
-        </w:rPr>
-      </w:pPr>
-    </w:p>
-    <w:p>
-      <w:pPr>
-        <w:ind w:right="282"/>
-        <w:jc w:val="both"/>
-        <w:rPr>
-          <w:rFonts w:cs="Times New Roman"/>
-          <w:szCs w:val="24"/>
-        </w:rPr>
-      </w:pPr>
-      <w:r>
-        <w:rPr>
-          <w:rFonts w:cs="Times New Roman"/>
-          <w:szCs w:val="24"/>
-        </w:rPr>
-        <w:t xml:space="preserve">Κυρίως κείμενο της εργασίας. Κυρίως κείμενο της εργασίας. Κυρίως κείμενο της εργασίας. Κυρίως κείμενο της εργασίας. Κυρίως κείμενο της εργασίας. Κυρίως κείμενο της εργασίας. Κυρίως κείμενο της εργασίας. Κυρίως κείμενο της εργασίας. Κυρίως κείμενο της εργασίας. Κυρίως κείμενο της εργασίας. Κυρίως κείμενο της εργασίας. </w:t>
+        <w:t>Πίνακας 3</w:t>
+      </w:r>
+      <w:r>
+        <w:rPr>
+          <w:rFonts w:cs="Times New Roman"/>
+          <w:szCs w:val="24"/>
+        </w:rPr>
+        <w:t>.1 [Τίτλος πίνακα]</w:t>
       </w:r>
     </w:p>
     <w:p>
@@ -9240,28 +10650,25 @@
         <w:ind w:left="576" w:right="282" w:hanging="576"/>
         <w:jc w:val="both"/>
         <w:rPr>
-          <w:rFonts w:ascii="Times New Roman" w:hAnsi="Times New Roman" w:cs="Times New Roman"/>
-          <w:color w:val="auto"/>
-          <w:sz w:val="28"/>
-          <w:szCs w:val="28"/>
-        </w:rPr>
-      </w:pPr>
-      <w:bookmarkStart w:id="17" w:name="_Toc476744055"/>
-      <w:r>
-        <w:rPr>
-          <w:rFonts w:ascii="Times New Roman" w:hAnsi="Times New Roman" w:cs="Times New Roman"/>
-          <w:color w:val="auto"/>
-          <w:sz w:val="28"/>
-          <w:szCs w:val="28"/>
-        </w:rPr>
-        <w:t xml:space="preserve">3.1 [Τίτλος </w:t>
+          <w:rFonts w:cs="Times New Roman"/>
+          <w:color w:val="auto"/>
+          <w:szCs w:val="28"/>
+        </w:rPr>
+      </w:pPr>
+      <w:bookmarkStart w:id="21" w:name="_Toc208415480"/>
+      <w:r>
+        <w:rPr>
+          <w:rFonts w:cs="Times New Roman"/>
+          <w:color w:val="auto"/>
+          <w:szCs w:val="28"/>
+        </w:rPr>
+        <w:t xml:space="preserve">3.2 [Τίτλος </w:t>
       </w:r>
       <w:proofErr w:type="spellStart"/>
       <w:r>
         <w:rPr>
-          <w:rFonts w:ascii="Times New Roman" w:hAnsi="Times New Roman" w:cs="Times New Roman"/>
-          <w:color w:val="auto"/>
-          <w:sz w:val="28"/>
+          <w:rFonts w:cs="Times New Roman"/>
+          <w:color w:val="auto"/>
           <w:szCs w:val="28"/>
         </w:rPr>
         <w:t>υποκεφαλαίου</w:t>
@@ -9269,14 +10676,13 @@
       <w:proofErr w:type="spellEnd"/>
       <w:r>
         <w:rPr>
-          <w:rFonts w:ascii="Times New Roman" w:hAnsi="Times New Roman" w:cs="Times New Roman"/>
-          <w:color w:val="auto"/>
-          <w:sz w:val="28"/>
+          <w:rFonts w:cs="Times New Roman"/>
+          <w:color w:val="auto"/>
           <w:szCs w:val="28"/>
         </w:rPr>
         <w:t>]</w:t>
       </w:r>
-      <w:bookmarkEnd w:id="17"/>
+      <w:bookmarkEnd w:id="21"/>
     </w:p>
     <w:p>
       <w:pPr>
@@ -9290,6 +10696,7 @@
     </w:p>
     <w:p>
       <w:pPr>
+        <w:ind w:right="282"/>
         <w:jc w:val="both"/>
         <w:rPr>
           <w:rFonts w:cs="Times New Roman"/>
@@ -9301,23 +10708,7 @@
           <w:rFonts w:cs="Times New Roman"/>
           <w:szCs w:val="24"/>
         </w:rPr>
-        <w:t xml:space="preserve">Κυρίως κείμενο της εργασίας. Κυρίως κείμενο της εργασίας. Κυρίως κείμενο της εργασίας. Κυρίως κείμενο της εργασίας. Κυρίως κείμενο της εργασίας. Κυρίως κείμενο της εργασίας. Κυρίως κείμενο της εργασίας. Κυρίως κείμενο της εργασίας. </w:t>
-      </w:r>
-    </w:p>
-    <w:p>
-      <w:pPr>
-        <w:jc w:val="both"/>
-        <w:rPr>
-          <w:rFonts w:cs="Times New Roman"/>
-          <w:szCs w:val="24"/>
-        </w:rPr>
-      </w:pPr>
-      <w:r>
-        <w:rPr>
-          <w:rFonts w:cs="Times New Roman"/>
-          <w:szCs w:val="24"/>
-        </w:rPr>
-        <w:t>Κυρίως κείμενο της εργασίας. Κυρίως κείμενο της εργασίας. Κυρίως κείμενο της εργασίας. Κυρίως κείμενο της εργασίας. Κυρίως κείμενο της εργασίας.</w:t>
+        <w:t xml:space="preserve">Κυρίως κείμενο της εργασίας. Κυρίως κείμενο της εργασίας. Κυρίως κείμενο της εργασίας. Κυρίως κείμενο της εργασίας. Κυρίως κείμενο της εργασίας. Κυρίως κείμενο της εργασίας. Κυρίως κείμενο της εργασίας. Κυρίως κείμενο της εργασίας. Κυρίως κείμενο της εργασίας. Κυρίως κείμενο της εργασίας. Κυρίως κείμενο της εργασίας. </w:t>
       </w:r>
     </w:p>
     <w:tbl>
@@ -9440,221 +10831,6 @@
           <w:rFonts w:cs="Times New Roman"/>
           <w:szCs w:val="24"/>
         </w:rPr>
-        <w:t>Πίνακας 3</w:t>
-      </w:r>
-      <w:r>
-        <w:rPr>
-          <w:rFonts w:cs="Times New Roman"/>
-          <w:szCs w:val="24"/>
-        </w:rPr>
-        <w:t>.1 [Τίτλος πίνακα]</w:t>
-      </w:r>
-    </w:p>
-    <w:p>
-      <w:pPr>
-        <w:ind w:right="282"/>
-        <w:jc w:val="both"/>
-        <w:rPr>
-          <w:rFonts w:cs="Times New Roman"/>
-          <w:szCs w:val="24"/>
-        </w:rPr>
-      </w:pPr>
-    </w:p>
-    <w:p>
-      <w:pPr>
-        <w:pStyle w:val="Heading2"/>
-        <w:numPr>
-          <w:ilvl w:val="0"/>
-          <w:numId w:val="0"/>
-        </w:numPr>
-        <w:ind w:left="576" w:right="282" w:hanging="576"/>
-        <w:jc w:val="both"/>
-        <w:rPr>
-          <w:rFonts w:ascii="Times New Roman" w:hAnsi="Times New Roman" w:cs="Times New Roman"/>
-          <w:color w:val="auto"/>
-          <w:sz w:val="28"/>
-          <w:szCs w:val="28"/>
-        </w:rPr>
-      </w:pPr>
-      <w:bookmarkStart w:id="18" w:name="_Toc476744056"/>
-      <w:r>
-        <w:rPr>
-          <w:rFonts w:ascii="Times New Roman" w:hAnsi="Times New Roman" w:cs="Times New Roman"/>
-          <w:color w:val="auto"/>
-          <w:sz w:val="28"/>
-          <w:szCs w:val="28"/>
-        </w:rPr>
-        <w:t xml:space="preserve">3.2 [Τίτλος </w:t>
-      </w:r>
-      <w:proofErr w:type="spellStart"/>
-      <w:r>
-        <w:rPr>
-          <w:rFonts w:ascii="Times New Roman" w:hAnsi="Times New Roman" w:cs="Times New Roman"/>
-          <w:color w:val="auto"/>
-          <w:sz w:val="28"/>
-          <w:szCs w:val="28"/>
-        </w:rPr>
-        <w:t>υποκεφαλαίου</w:t>
-      </w:r>
-      <w:proofErr w:type="spellEnd"/>
-      <w:r>
-        <w:rPr>
-          <w:rFonts w:ascii="Times New Roman" w:hAnsi="Times New Roman" w:cs="Times New Roman"/>
-          <w:color w:val="auto"/>
-          <w:sz w:val="28"/>
-          <w:szCs w:val="28"/>
-        </w:rPr>
-        <w:t>]</w:t>
-      </w:r>
-      <w:bookmarkEnd w:id="18"/>
-    </w:p>
-    <w:p>
-      <w:pPr>
-        <w:ind w:right="282"/>
-        <w:jc w:val="both"/>
-        <w:rPr>
-          <w:rFonts w:cs="Times New Roman"/>
-          <w:szCs w:val="24"/>
-        </w:rPr>
-      </w:pPr>
-    </w:p>
-    <w:p>
-      <w:pPr>
-        <w:ind w:right="282"/>
-        <w:jc w:val="both"/>
-        <w:rPr>
-          <w:rFonts w:cs="Times New Roman"/>
-          <w:szCs w:val="24"/>
-        </w:rPr>
-      </w:pPr>
-      <w:r>
-        <w:rPr>
-          <w:rFonts w:cs="Times New Roman"/>
-          <w:szCs w:val="24"/>
-        </w:rPr>
-        <w:t xml:space="preserve">Κυρίως κείμενο της εργασίας. Κυρίως κείμενο της εργασίας. Κυρίως κείμενο της εργασίας. Κυρίως κείμενο της εργασίας. Κυρίως κείμενο της εργασίας. Κυρίως κείμενο της εργασίας. Κυρίως κείμενο της εργασίας. Κυρίως κείμενο της εργασίας. Κυρίως κείμενο της εργασίας. Κυρίως κείμενο της εργασίας. Κυρίως κείμενο της εργασίας. </w:t>
-      </w:r>
-    </w:p>
-    <w:tbl>
-      <w:tblPr>
-        <w:tblStyle w:val="TableGrid"/>
-        <w:tblW w:w="0" w:type="auto"/>
-        <w:tblLook w:val="04A0" w:firstRow="1" w:lastRow="0" w:firstColumn="1" w:lastColumn="0" w:noHBand="0" w:noVBand="1"/>
-      </w:tblPr>
-      <w:tblGrid>
-        <w:gridCol w:w="3095"/>
-        <w:gridCol w:w="3096"/>
-        <w:gridCol w:w="3096"/>
-      </w:tblGrid>
-      <w:tr>
-        <w:tc>
-          <w:tcPr>
-            <w:tcW w:w="3095" w:type="dxa"/>
-          </w:tcPr>
-          <w:p>
-            <w:pPr>
-              <w:ind w:right="282"/>
-              <w:jc w:val="both"/>
-              <w:rPr>
-                <w:rFonts w:cs="Times New Roman"/>
-                <w:szCs w:val="24"/>
-              </w:rPr>
-            </w:pPr>
-          </w:p>
-        </w:tc>
-        <w:tc>
-          <w:tcPr>
-            <w:tcW w:w="3096" w:type="dxa"/>
-          </w:tcPr>
-          <w:p>
-            <w:pPr>
-              <w:ind w:right="282"/>
-              <w:jc w:val="both"/>
-              <w:rPr>
-                <w:rFonts w:cs="Times New Roman"/>
-                <w:szCs w:val="24"/>
-              </w:rPr>
-            </w:pPr>
-          </w:p>
-        </w:tc>
-        <w:tc>
-          <w:tcPr>
-            <w:tcW w:w="3096" w:type="dxa"/>
-          </w:tcPr>
-          <w:p>
-            <w:pPr>
-              <w:ind w:right="282"/>
-              <w:jc w:val="both"/>
-              <w:rPr>
-                <w:rFonts w:cs="Times New Roman"/>
-                <w:szCs w:val="24"/>
-              </w:rPr>
-            </w:pPr>
-          </w:p>
-        </w:tc>
-      </w:tr>
-      <w:tr>
-        <w:tc>
-          <w:tcPr>
-            <w:tcW w:w="3095" w:type="dxa"/>
-          </w:tcPr>
-          <w:p>
-            <w:pPr>
-              <w:ind w:right="282"/>
-              <w:jc w:val="both"/>
-              <w:rPr>
-                <w:rFonts w:cs="Times New Roman"/>
-                <w:szCs w:val="24"/>
-              </w:rPr>
-            </w:pPr>
-          </w:p>
-        </w:tc>
-        <w:tc>
-          <w:tcPr>
-            <w:tcW w:w="3096" w:type="dxa"/>
-          </w:tcPr>
-          <w:p>
-            <w:pPr>
-              <w:ind w:right="282"/>
-              <w:jc w:val="both"/>
-              <w:rPr>
-                <w:rFonts w:cs="Times New Roman"/>
-                <w:szCs w:val="24"/>
-              </w:rPr>
-            </w:pPr>
-          </w:p>
-        </w:tc>
-        <w:tc>
-          <w:tcPr>
-            <w:tcW w:w="3096" w:type="dxa"/>
-          </w:tcPr>
-          <w:p>
-            <w:pPr>
-              <w:ind w:right="282"/>
-              <w:jc w:val="both"/>
-              <w:rPr>
-                <w:rFonts w:cs="Times New Roman"/>
-                <w:szCs w:val="24"/>
-              </w:rPr>
-            </w:pPr>
-          </w:p>
-        </w:tc>
-      </w:tr>
-    </w:tbl>
-    <w:p>
-      <w:pPr>
-        <w:ind w:right="282"/>
-        <w:jc w:val="both"/>
-        <w:rPr>
-          <w:rFonts w:cs="Times New Roman"/>
-          <w:szCs w:val="24"/>
-        </w:rPr>
-      </w:pPr>
-      <w:r>
-        <w:rPr>
-          <w:rFonts w:cs="Times New Roman"/>
-          <w:szCs w:val="24"/>
-        </w:rPr>
         <w:t>Πίνακας 3.2 [Τίτλος πίνακα]</w:t>
       </w:r>
     </w:p>
@@ -9687,7 +10863,7 @@
           <w:color w:val="auto"/>
         </w:rPr>
       </w:pPr>
-      <w:bookmarkStart w:id="19" w:name="_Toc476744057"/>
+      <w:bookmarkStart w:id="22" w:name="_Toc208415481"/>
       <w:r>
         <w:rPr>
           <w:rFonts w:ascii="Times New Roman" w:hAnsi="Times New Roman" w:cs="Times New Roman"/>
@@ -9696,7 +10872,7 @@
         <w:lastRenderedPageBreak/>
         <w:t>ΠΑΡΑΡΤΗΜΑ</w:t>
       </w:r>
-      <w:bookmarkEnd w:id="19"/>
+      <w:bookmarkEnd w:id="22"/>
     </w:p>
     <w:p>
       <w:pPr>
@@ -9770,6 +10946,7 @@
         <w:br w:type="page"/>
       </w:r>
     </w:p>
+    <w:bookmarkStart w:id="23" w:name="_Toc208415482" w:displacedByCustomXml="next"/>
     <w:sdt>
       <w:sdtPr>
         <w:rPr>
@@ -9809,6 +10986,7 @@
             </w:rPr>
             <w:t>Bibliography</w:t>
           </w:r>
+          <w:bookmarkEnd w:id="23"/>
         </w:p>
         <w:sdt>
           <w:sdtPr>
@@ -10274,6 +11452,28 @@
       </w:pPr>
       <w:r>
         <w:continuationSeparator/>
+      </w:r>
+    </w:p>
+  </w:footnote>
+  <w:footnote w:id="1">
+    <w:p>
+      <w:pPr>
+        <w:pStyle w:val="FootnoteText"/>
+        <w:rPr>
+          <w:lang w:val="en-US"/>
+        </w:rPr>
+      </w:pPr>
+      <w:r>
+        <w:rPr>
+          <w:rStyle w:val="FootnoteReference"/>
+        </w:rPr>
+        <w:footnoteRef/>
+      </w:r>
+      <w:r>
+        <w:t xml:space="preserve"> </w:t>
+      </w:r>
+      <w:r>
+        <w:t>https://primer.ai/</w:t>
       </w:r>
     </w:p>
   </w:footnote>
@@ -11157,7 +12357,7 @@
     <w:uiPriority w:val="9"/>
     <w:unhideWhenUsed/>
     <w:qFormat/>
-    <w:rsid w:val="00DD3DDA"/>
+    <w:rsid w:val="004D269B"/>
     <w:pPr>
       <w:keepNext/>
       <w:keepLines/>
@@ -11169,11 +12369,11 @@
       <w:outlineLvl w:val="1"/>
     </w:pPr>
     <w:rPr>
-      <w:rFonts w:asciiTheme="majorHAnsi" w:eastAsiaTheme="majorEastAsia" w:hAnsiTheme="majorHAnsi" w:cstheme="majorBidi"/>
+      <w:rFonts w:eastAsiaTheme="majorEastAsia" w:cstheme="majorBidi"/>
       <w:b/>
       <w:bCs/>
-      <w:color w:val="4F81BD" w:themeColor="accent1"/>
-      <w:sz w:val="26"/>
+      <w:color w:val="000000" w:themeColor="text1"/>
+      <w:sz w:val="28"/>
       <w:szCs w:val="26"/>
     </w:rPr>
   </w:style>
@@ -11371,6 +12571,7 @@
   <w:style w:type="character" w:default="1" w:styleId="DefaultParagraphFont">
     <w:name w:val="Default Paragraph Font"/>
     <w:uiPriority w:val="1"/>
+    <w:semiHidden/>
     <w:unhideWhenUsed/>
   </w:style>
   <w:style w:type="table" w:default="1" w:styleId="TableNormal">
@@ -11541,13 +12742,13 @@
     <w:basedOn w:val="DefaultParagraphFont"/>
     <w:link w:val="Heading2"/>
     <w:uiPriority w:val="9"/>
-    <w:rsid w:val="00DD3DDA"/>
+    <w:rsid w:val="004D269B"/>
     <w:rPr>
-      <w:rFonts w:asciiTheme="majorHAnsi" w:eastAsiaTheme="majorEastAsia" w:hAnsiTheme="majorHAnsi" w:cstheme="majorBidi"/>
+      <w:rFonts w:ascii="Times New Roman" w:eastAsiaTheme="majorEastAsia" w:hAnsi="Times New Roman" w:cstheme="majorBidi"/>
       <w:b/>
       <w:bCs/>
-      <w:color w:val="4F81BD" w:themeColor="accent1"/>
-      <w:sz w:val="26"/>
+      <w:color w:val="000000" w:themeColor="text1"/>
+      <w:sz w:val="28"/>
       <w:szCs w:val="26"/>
     </w:rPr>
   </w:style>
@@ -11882,6 +13083,46 @@
     <w:uiPriority w:val="37"/>
     <w:unhideWhenUsed/>
     <w:rsid w:val="00D66BD6"/>
+  </w:style>
+  <w:style w:type="paragraph" w:styleId="FootnoteText">
+    <w:name w:val="footnote text"/>
+    <w:basedOn w:val="Normal"/>
+    <w:link w:val="FootnoteTextChar"/>
+    <w:uiPriority w:val="99"/>
+    <w:semiHidden/>
+    <w:unhideWhenUsed/>
+    <w:rsid w:val="003A5F5E"/>
+    <w:pPr>
+      <w:spacing w:after="0" w:line="240" w:lineRule="auto"/>
+    </w:pPr>
+    <w:rPr>
+      <w:sz w:val="20"/>
+      <w:szCs w:val="20"/>
+    </w:rPr>
+  </w:style>
+  <w:style w:type="character" w:customStyle="1" w:styleId="FootnoteTextChar">
+    <w:name w:val="Footnote Text Char"/>
+    <w:basedOn w:val="DefaultParagraphFont"/>
+    <w:link w:val="FootnoteText"/>
+    <w:uiPriority w:val="99"/>
+    <w:semiHidden/>
+    <w:rsid w:val="003A5F5E"/>
+    <w:rPr>
+      <w:rFonts w:ascii="Times New Roman" w:hAnsi="Times New Roman"/>
+      <w:sz w:val="20"/>
+      <w:szCs w:val="20"/>
+    </w:rPr>
+  </w:style>
+  <w:style w:type="character" w:styleId="FootnoteReference">
+    <w:name w:val="footnote reference"/>
+    <w:basedOn w:val="DefaultParagraphFont"/>
+    <w:uiPriority w:val="99"/>
+    <w:semiHidden/>
+    <w:unhideWhenUsed/>
+    <w:rsid w:val="003A5F5E"/>
+    <w:rPr>
+      <w:vertAlign w:val="superscript"/>
+    </w:rPr>
   </w:style>
 </w:styles>
 </file>

--- a/Toxicity analysis in Greek text.docx
+++ b/Toxicity analysis in Greek text.docx
@@ -312,23 +312,13 @@
           <w:szCs w:val="28"/>
         </w:rPr>
       </w:pPr>
-      <w:proofErr w:type="spellStart"/>
       <w:r>
         <w:rPr>
           <w:rFonts w:cs="Times New Roman"/>
           <w:sz w:val="28"/>
           <w:szCs w:val="28"/>
         </w:rPr>
-        <w:t>Ατταλόγλου</w:t>
-      </w:r>
-      <w:proofErr w:type="spellEnd"/>
-      <w:r>
-        <w:rPr>
-          <w:rFonts w:cs="Times New Roman"/>
-          <w:sz w:val="28"/>
-          <w:szCs w:val="28"/>
-        </w:rPr>
-        <w:t xml:space="preserve"> Γιώργος</w:t>
+        <w:t>Ατταλόγλου Γιώργος</w:t>
       </w:r>
     </w:p>
     <w:p>
@@ -701,7 +691,6 @@
           <w:lang w:val="el-GR"/>
         </w:rPr>
       </w:pPr>
-      <w:proofErr w:type="spellStart"/>
       <w:r>
         <w:rPr>
           <w:color w:val="auto"/>
@@ -716,7 +705,6 @@
         </w:rPr>
         <w:t>νοµα</w:t>
       </w:r>
-      <w:proofErr w:type="spellEnd"/>
       <w:r>
         <w:rPr>
           <w:color w:val="auto"/>
@@ -810,21 +798,12 @@
           <w:lang w:val="el-GR"/>
         </w:rPr>
       </w:pPr>
-      <w:proofErr w:type="spellStart"/>
       <w:r>
         <w:rPr>
           <w:color w:val="auto"/>
           <w:lang w:val="el-GR"/>
         </w:rPr>
-        <w:t>Όνοµα</w:t>
-      </w:r>
-      <w:proofErr w:type="spellEnd"/>
-      <w:r>
-        <w:rPr>
-          <w:color w:val="auto"/>
-          <w:lang w:val="el-GR"/>
-        </w:rPr>
-        <w:t xml:space="preserve"> Επίθετο</w:t>
+        <w:t>Όνοµα Επίθετο</w:t>
       </w:r>
       <w:r>
         <w:rPr>
@@ -912,21 +891,12 @@
           <w:lang w:val="el-GR"/>
         </w:rPr>
       </w:pPr>
-      <w:proofErr w:type="spellStart"/>
       <w:r>
         <w:rPr>
           <w:color w:val="auto"/>
           <w:lang w:val="el-GR"/>
         </w:rPr>
-        <w:t>Όνοµα</w:t>
-      </w:r>
-      <w:proofErr w:type="spellEnd"/>
-      <w:r>
-        <w:rPr>
-          <w:color w:val="auto"/>
-          <w:lang w:val="el-GR"/>
-        </w:rPr>
-        <w:t xml:space="preserve"> Επίθετο</w:t>
+        <w:t>Όνοµα Επίθετο</w:t>
       </w:r>
       <w:r>
         <w:rPr>
@@ -1099,7 +1069,6 @@
         <w:lastRenderedPageBreak/>
         <w:t xml:space="preserve">© </w:t>
       </w:r>
-      <w:proofErr w:type="spellStart"/>
       <w:r>
         <w:rPr>
           <w:color w:val="auto"/>
@@ -1109,7 +1078,6 @@
         </w:rPr>
         <w:t>Ατταλόγλου</w:t>
       </w:r>
-      <w:proofErr w:type="spellEnd"/>
       <w:r>
         <w:rPr>
           <w:color w:val="auto"/>
@@ -1389,7 +1357,6 @@
           <w:lang w:val="el-GR"/>
         </w:rPr>
       </w:pPr>
-      <w:proofErr w:type="spellStart"/>
       <w:r>
         <w:rPr>
           <w:color w:val="auto"/>
@@ -1397,7 +1364,6 @@
         </w:rPr>
         <w:t>Ατταλόγλου</w:t>
       </w:r>
-      <w:proofErr w:type="spellEnd"/>
       <w:r>
         <w:rPr>
           <w:color w:val="auto"/>
@@ -2269,18 +2235,8 @@
           <w:szCs w:val="24"/>
           <w:lang w:val="en-US"/>
         </w:rPr>
-        <w:t xml:space="preserve">machine learning, online toxicity, natural language processing, </w:t>
-      </w:r>
-      <w:proofErr w:type="spellStart"/>
-      <w:r>
-        <w:rPr>
-          <w:rFonts w:cs="Times New Roman"/>
-          <w:szCs w:val="24"/>
-          <w:lang w:val="en-US"/>
-        </w:rPr>
-        <w:t>greek</w:t>
-      </w:r>
-      <w:proofErr w:type="spellEnd"/>
+        <w:t>machine learning, online toxicity, natural language processing, greek</w:t>
+      </w:r>
     </w:p>
     <w:p>
       <w:pPr>
@@ -4102,23 +4058,7 @@
           <w:rFonts w:cs="Times New Roman"/>
           <w:szCs w:val="24"/>
         </w:rPr>
-        <w:t>……….</w:t>
-      </w:r>
-      <w:proofErr w:type="spellStart"/>
-      <w:r>
-        <w:rPr>
-          <w:rFonts w:cs="Times New Roman"/>
-          <w:szCs w:val="24"/>
-        </w:rPr>
-        <w:t>αρ</w:t>
-      </w:r>
-      <w:proofErr w:type="spellEnd"/>
-      <w:r>
-        <w:rPr>
-          <w:rFonts w:cs="Times New Roman"/>
-          <w:szCs w:val="24"/>
-        </w:rPr>
-        <w:t>. σελίδας</w:t>
+        <w:t>……….αρ. σελίδας</w:t>
       </w:r>
     </w:p>
     <w:p>
@@ -4148,23 +4088,7 @@
           <w:rFonts w:cs="Times New Roman"/>
           <w:szCs w:val="24"/>
         </w:rPr>
-        <w:t>….</w:t>
-      </w:r>
-      <w:proofErr w:type="spellStart"/>
-      <w:r>
-        <w:rPr>
-          <w:rFonts w:cs="Times New Roman"/>
-          <w:szCs w:val="24"/>
-        </w:rPr>
-        <w:t>αρ</w:t>
-      </w:r>
-      <w:proofErr w:type="spellEnd"/>
-      <w:r>
-        <w:rPr>
-          <w:rFonts w:cs="Times New Roman"/>
-          <w:szCs w:val="24"/>
-        </w:rPr>
-        <w:t>. σελίδας</w:t>
+        <w:t>….αρ. σελίδας</w:t>
       </w:r>
     </w:p>
     <w:p>
@@ -4324,23 +4248,7 @@
           <w:rFonts w:cs="Times New Roman"/>
           <w:szCs w:val="24"/>
         </w:rPr>
-        <w:t>……</w:t>
-      </w:r>
-      <w:proofErr w:type="spellStart"/>
-      <w:r>
-        <w:rPr>
-          <w:rFonts w:cs="Times New Roman"/>
-          <w:szCs w:val="24"/>
-        </w:rPr>
-        <w:t>αρ</w:t>
-      </w:r>
-      <w:proofErr w:type="spellEnd"/>
-      <w:r>
-        <w:rPr>
-          <w:rFonts w:cs="Times New Roman"/>
-          <w:szCs w:val="24"/>
-        </w:rPr>
-        <w:t>. σελίδας</w:t>
+        <w:t>……αρ. σελίδας</w:t>
       </w:r>
     </w:p>
     <w:p>
@@ -4377,23 +4285,7 @@
           <w:rFonts w:cs="Times New Roman"/>
           <w:szCs w:val="24"/>
         </w:rPr>
-        <w:t>…</w:t>
-      </w:r>
-      <w:proofErr w:type="spellStart"/>
-      <w:r>
-        <w:rPr>
-          <w:rFonts w:cs="Times New Roman"/>
-          <w:szCs w:val="24"/>
-        </w:rPr>
-        <w:t>αρ</w:t>
-      </w:r>
-      <w:proofErr w:type="spellEnd"/>
-      <w:r>
-        <w:rPr>
-          <w:rFonts w:cs="Times New Roman"/>
-          <w:szCs w:val="24"/>
-        </w:rPr>
-        <w:t>. σελίδας</w:t>
+        <w:t>…αρ. σελίδας</w:t>
       </w:r>
     </w:p>
     <w:p>
@@ -4535,7 +4427,6 @@
           <w:lang w:val="en-US"/>
         </w:rPr>
       </w:pPr>
-      <w:proofErr w:type="gramStart"/>
       <w:r>
         <w:rPr>
           <w:rFonts w:cs="Times New Roman"/>
@@ -4550,25 +4441,7 @@
           <w:szCs w:val="24"/>
           <w:lang w:val="en-US"/>
         </w:rPr>
-        <w:t>..</w:t>
-      </w:r>
-      <w:proofErr w:type="gramEnd"/>
-      <w:r>
-        <w:rPr>
-          <w:rFonts w:cs="Times New Roman"/>
-          <w:szCs w:val="24"/>
-          <w:lang w:val="en-US"/>
-        </w:rPr>
-        <w:t>…………………………………………………</w:t>
-      </w:r>
-      <w:proofErr w:type="gramStart"/>
-      <w:r>
-        <w:rPr>
-          <w:rFonts w:cs="Times New Roman"/>
-          <w:szCs w:val="24"/>
-          <w:lang w:val="en-US"/>
-        </w:rPr>
-        <w:t>….</w:t>
+        <w:t>..…………………………………………………….</w:t>
       </w:r>
       <w:r>
         <w:rPr>
@@ -4578,7 +4451,6 @@
         </w:rPr>
         <w:t>.</w:t>
       </w:r>
-      <w:proofErr w:type="gramEnd"/>
       <w:r>
         <w:rPr>
           <w:rFonts w:cs="Times New Roman"/>
@@ -4809,25 +4681,7 @@
           <w:szCs w:val="24"/>
           <w:lang w:val="en-US"/>
         </w:rPr>
-        <w:t>PTSD……………………………………………</w:t>
-      </w:r>
-      <w:proofErr w:type="gramStart"/>
-      <w:r>
-        <w:rPr>
-          <w:rFonts w:cs="Times New Roman"/>
-          <w:szCs w:val="24"/>
-          <w:lang w:val="en-US"/>
-        </w:rPr>
-        <w:t>…..</w:t>
-      </w:r>
-      <w:proofErr w:type="gramEnd"/>
-      <w:r>
-        <w:rPr>
-          <w:rFonts w:cs="Times New Roman"/>
-          <w:szCs w:val="24"/>
-          <w:lang w:val="en-US"/>
-        </w:rPr>
-        <w:t>…Palo Toxicity and Sentiment Dataset</w:t>
+        <w:t>PTSD………………………………………………..…Palo Toxicity and Sentiment Dataset</w:t>
       </w:r>
     </w:p>
     <w:p>
@@ -5097,15 +4951,7 @@
         <w:t xml:space="preserve">οι μέθοδοι που χρησιμοποιούνται από άτομα για την κοινοποίηση ρητορικής μίσους εξελίσσεται συνεχώς χρησιμοποιώντας τρόπους </w:t>
       </w:r>
       <w:r>
-        <w:t xml:space="preserve">όπως η χρήση </w:t>
-      </w:r>
-      <w:proofErr w:type="spellStart"/>
-      <w:r>
-        <w:t>εμφωλευμένου</w:t>
-      </w:r>
-      <w:proofErr w:type="spellEnd"/>
-      <w:r>
-        <w:t xml:space="preserve"> κείμενου σε εικόνες και χρήση </w:t>
+        <w:t xml:space="preserve">όπως η χρήση εμφωλευμένου κείμενου σε εικόνες και χρήση </w:t>
       </w:r>
       <w:r>
         <w:rPr>
@@ -6488,7 +6334,6 @@
         </w:rPr>
         <w:t xml:space="preserve">που του παρείχε η </w:t>
       </w:r>
-      <w:proofErr w:type="spellStart"/>
       <w:r>
         <w:rPr>
           <w:rFonts w:cs="Times New Roman"/>
@@ -6497,7 +6342,6 @@
         </w:rPr>
         <w:t>PALOServices</w:t>
       </w:r>
-      <w:proofErr w:type="spellEnd"/>
       <w:r>
         <w:rPr>
           <w:rFonts w:cs="Times New Roman"/>
@@ -7892,21 +7736,12 @@
         </w:rPr>
         <w:t xml:space="preserve"> τροποποίηση ενός </w:t>
       </w:r>
-      <w:proofErr w:type="spellStart"/>
-      <w:r>
-        <w:rPr>
-          <w:rFonts w:cs="Times New Roman"/>
-          <w:szCs w:val="24"/>
-        </w:rPr>
-        <w:t>RoBERTa</w:t>
-      </w:r>
-      <w:proofErr w:type="spellEnd"/>
-      <w:r>
-        <w:rPr>
-          <w:rFonts w:cs="Times New Roman"/>
-          <w:szCs w:val="24"/>
-        </w:rPr>
-        <w:t xml:space="preserve"> </w:t>
+      <w:r>
+        <w:rPr>
+          <w:rFonts w:cs="Times New Roman"/>
+          <w:szCs w:val="24"/>
+        </w:rPr>
+        <w:t xml:space="preserve">RoBERTa </w:t>
       </w:r>
       <w:r>
         <w:rPr>
@@ -8315,7 +8150,6 @@
         </w:rPr>
         <w:t xml:space="preserve"> </w:t>
       </w:r>
-      <w:proofErr w:type="spellStart"/>
       <w:r>
         <w:rPr>
           <w:rFonts w:cs="Times New Roman"/>
@@ -8324,7 +8158,6 @@
         </w:rPr>
         <w:t>FastText</w:t>
       </w:r>
-      <w:proofErr w:type="spellEnd"/>
       <w:r>
         <w:rPr>
           <w:rFonts w:cs="Times New Roman"/>
@@ -8749,23 +8582,7 @@
           <w:rFonts w:cs="Times New Roman"/>
           <w:szCs w:val="24"/>
         </w:rPr>
-        <w:t xml:space="preserve">Τα μοντέλα όπως το BERT και το </w:t>
-      </w:r>
-      <w:proofErr w:type="spellStart"/>
-      <w:r>
-        <w:rPr>
-          <w:rFonts w:cs="Times New Roman"/>
-          <w:szCs w:val="24"/>
-        </w:rPr>
-        <w:t>RoBERTa</w:t>
-      </w:r>
-      <w:proofErr w:type="spellEnd"/>
-      <w:r>
-        <w:rPr>
-          <w:rFonts w:cs="Times New Roman"/>
-          <w:szCs w:val="24"/>
-        </w:rPr>
-        <w:t xml:space="preserve"> βασίζονται σε </w:t>
+        <w:t xml:space="preserve">Τα μοντέλα όπως το BERT και το RoBERTa βασίζονται σε </w:t>
       </w:r>
       <w:r>
         <w:rPr>
@@ -8774,21 +8591,12 @@
         </w:rPr>
         <w:t xml:space="preserve">αρχιτεκτονική </w:t>
       </w:r>
-      <w:proofErr w:type="spellStart"/>
-      <w:r>
-        <w:rPr>
-          <w:rFonts w:cs="Times New Roman"/>
-          <w:szCs w:val="24"/>
-        </w:rPr>
-        <w:t>transformer</w:t>
-      </w:r>
-      <w:proofErr w:type="spellEnd"/>
-      <w:r>
-        <w:rPr>
-          <w:rFonts w:cs="Times New Roman"/>
-          <w:szCs w:val="24"/>
-        </w:rPr>
-        <w:t xml:space="preserve">, δηλαδή χρησιμοποιούν μετασχηματιστές. Οι μετασχηματιστές αποτελούν έναν τύπο </w:t>
+      <w:r>
+        <w:rPr>
+          <w:rFonts w:cs="Times New Roman"/>
+          <w:szCs w:val="24"/>
+        </w:rPr>
+        <w:t xml:space="preserve">transformer, δηλαδή χρησιμοποιούν μετασχηματιστές. Οι μετασχηματιστές αποτελούν έναν τύπο </w:t>
       </w:r>
       <w:r>
         <w:rPr>
@@ -8796,23 +8604,7 @@
           <w:szCs w:val="24"/>
         </w:rPr>
         <w:lastRenderedPageBreak/>
-        <w:t xml:space="preserve">αρχιτεκτονικής </w:t>
-      </w:r>
-      <w:proofErr w:type="spellStart"/>
-      <w:r>
-        <w:rPr>
-          <w:rFonts w:cs="Times New Roman"/>
-          <w:szCs w:val="24"/>
-        </w:rPr>
-        <w:t>νευρωνικού</w:t>
-      </w:r>
-      <w:proofErr w:type="spellEnd"/>
-      <w:r>
-        <w:rPr>
-          <w:rFonts w:cs="Times New Roman"/>
-          <w:szCs w:val="24"/>
-        </w:rPr>
-        <w:t xml:space="preserve"> δικτύου που μετασχηματίζει ή τροποποιεί μια ακολουθία εισόδου σε μια ακολουθία εξόδου. Αυτό επιτυγχάνεται μέσω της εκμάθησης του περιβάλλοντος και της παρακολούθησης των σχέσεων μεταξύ των στοιχείων της ακολουθίας.</w:t>
+        <w:t>αρχιτεκτονικής νευρωνικού δικτύου που μετασχηματίζει ή τροποποιεί μια ακολουθία εισόδου σε μια ακολουθία εξόδου. Αυτό επιτυγχάνεται μέσω της εκμάθησης του περιβάλλοντος και της παρακολούθησης των σχέσεων μεταξύ των στοιχείων της ακολουθίας.</w:t>
       </w:r>
     </w:p>
     <w:p>
@@ -8852,23 +8644,7 @@
     </w:p>
     <w:p>
       <w:r>
-        <w:t>Το πρόβλημα της έλλειψης δεδομένων παρουσιάζεται για πολλές γλώσσες των οποίων ο πληθυσμός των ομιλητών είναι σχετικά μικρός. Τα ελληνικά θεωρούνται γλώσσα με περιορισμένους πόρους (</w:t>
-      </w:r>
-      <w:proofErr w:type="spellStart"/>
-      <w:r>
-        <w:t>low-resource</w:t>
-      </w:r>
-      <w:proofErr w:type="spellEnd"/>
-      <w:r>
-        <w:t xml:space="preserve"> </w:t>
-      </w:r>
-      <w:proofErr w:type="spellStart"/>
-      <w:r>
-        <w:t>language</w:t>
-      </w:r>
-      <w:proofErr w:type="spellEnd"/>
-      <w:r>
-        <w:t>) στο πεδίο της Επεξεργασίας Φυσικής Γλώσσας (NLP) και έτσι η εύρεση δεδομένων είναι ήδη δυσχερής. Ωστόσο, οι ιδιαιτερότητες και η ποικιλία της γλώσσας δυσχεραίνουν περαιτέρω την επίτευξη του στόχου. Οι ελληνικές βρισιές είναι πολυάριθμες και δεν είναι εύκολο να καταγραφούν με τυποποιημένο τρόπο. Συνεπώς, σε συνδυασμό με την προσθήκη ή την απουσία τόνων και τις ορθογραφικές παραλλαγές, η επεξεργασία των ελληνικών καθίσταται εξαιρετικά δύσκολη.</w:t>
+        <w:t>Το πρόβλημα της έλλειψης δεδομένων παρουσιάζεται για πολλές γλώσσες των οποίων ο πληθυσμός των ομιλητών είναι σχετικά μικρός. Τα ελληνικά θεωρούνται γλώσσα με περιορισμένους πόρους (low-resource language) στο πεδίο της Επεξεργασίας Φυσικής Γλώσσας (NLP) και έτσι η εύρεση δεδομένων είναι ήδη δυσχερής. Ωστόσο, οι ιδιαιτερότητες και η ποικιλία της γλώσσας δυσχεραίνουν περαιτέρω την επίτευξη του στόχου. Οι ελληνικές βρισιές είναι πολυάριθμες και δεν είναι εύκολο να καταγραφούν με τυποποιημένο τρόπο. Συνεπώς, σε συνδυασμό με την προσθήκη ή την απουσία τόνων και τις ορθογραφικές παραλλαγές, η επεξεργασία των ελληνικών καθίσταται εξαιρετικά δύσκολη.</w:t>
       </w:r>
     </w:p>
     <w:p>
@@ -8902,7 +8678,6 @@
           <w:color w:val="auto"/>
           <w:sz w:val="32"/>
           <w:szCs w:val="32"/>
-          <w:lang w:val="en-US"/>
         </w:rPr>
       </w:pPr>
       <w:bookmarkStart w:id="16" w:name="_Toc208415475"/>
@@ -8912,7 +8687,6 @@
           <w:color w:val="auto"/>
           <w:sz w:val="32"/>
           <w:szCs w:val="32"/>
-          <w:lang w:val="en-US"/>
         </w:rPr>
         <w:lastRenderedPageBreak/>
         <w:t>2.</w:t>
@@ -8923,7 +8697,6 @@
           <w:color w:val="auto"/>
           <w:sz w:val="32"/>
           <w:szCs w:val="32"/>
-          <w:lang w:val="en-US"/>
         </w:rPr>
         <w:t xml:space="preserve"> </w:t>
       </w:r>
@@ -8952,7 +8725,6 @@
           <w:rFonts w:cs="Times New Roman"/>
           <w:color w:val="auto"/>
           <w:szCs w:val="28"/>
-          <w:lang w:val="en-US"/>
         </w:rPr>
       </w:pPr>
       <w:bookmarkStart w:id="17" w:name="_Toc208415476"/>
@@ -8961,7 +8733,6 @@
           <w:rFonts w:cs="Times New Roman"/>
           <w:color w:val="auto"/>
           <w:szCs w:val="28"/>
-          <w:lang w:val="en-US"/>
         </w:rPr>
         <w:t xml:space="preserve">2.1 </w:t>
       </w:r>
@@ -8973,7 +8744,58 @@
           <w:szCs w:val="28"/>
           <w:lang w:val="en-US"/>
         </w:rPr>
-        <w:t>Offensive Greek Tweet Dataset</w:t>
+        <w:t>Offensive</w:t>
+      </w:r>
+      <w:r>
+        <w:rPr>
+          <w:rFonts w:cs="Times New Roman"/>
+          <w:color w:val="auto"/>
+          <w:szCs w:val="28"/>
+        </w:rPr>
+        <w:t xml:space="preserve"> </w:t>
+      </w:r>
+      <w:r>
+        <w:rPr>
+          <w:rFonts w:cs="Times New Roman"/>
+          <w:color w:val="auto"/>
+          <w:szCs w:val="28"/>
+          <w:lang w:val="en-US"/>
+        </w:rPr>
+        <w:t>Greek</w:t>
+      </w:r>
+      <w:r>
+        <w:rPr>
+          <w:rFonts w:cs="Times New Roman"/>
+          <w:color w:val="auto"/>
+          <w:szCs w:val="28"/>
+        </w:rPr>
+        <w:t xml:space="preserve"> </w:t>
+      </w:r>
+      <w:r>
+        <w:rPr>
+          <w:rFonts w:cs="Times New Roman"/>
+          <w:color w:val="auto"/>
+          <w:szCs w:val="28"/>
+          <w:lang w:val="en-US"/>
+        </w:rPr>
+        <w:t>Tweet</w:t>
+      </w:r>
+      <w:r>
+        <w:rPr>
+          <w:rFonts w:cs="Times New Roman"/>
+          <w:color w:val="auto"/>
+          <w:szCs w:val="28"/>
+        </w:rPr>
+        <w:t xml:space="preserve"> </w:t>
+      </w:r>
+      <w:r>
+        <w:rPr>
+          <w:rFonts w:cs="Times New Roman"/>
+          <w:color w:val="auto"/>
+          <w:szCs w:val="28"/>
+          <w:lang w:val="en-US"/>
+        </w:rPr>
+        <w:t>Dataset</w:t>
       </w:r>
     </w:p>
     <w:p>
@@ -9048,21 +8870,7 @@
           <w:rFonts w:cs="Times New Roman"/>
           <w:szCs w:val="24"/>
         </w:rPr>
-        <w:t>μεταξύ</w:t>
-      </w:r>
-      <w:r>
-        <w:rPr>
-          <w:rFonts w:cs="Times New Roman"/>
-          <w:szCs w:val="24"/>
-        </w:rPr>
-        <w:t xml:space="preserve"> </w:t>
-      </w:r>
-      <w:r>
-        <w:rPr>
-          <w:rFonts w:cs="Times New Roman"/>
-          <w:szCs w:val="24"/>
-        </w:rPr>
-        <w:t xml:space="preserve">του Μαΐου και του Ιουνίου του 2019.  Για την συλλογή των </w:t>
+        <w:t xml:space="preserve">μεταξύ Μαΐου και Ιουνίου του 2019.  Για την συλλογή των </w:t>
       </w:r>
       <w:r>
         <w:rPr>
@@ -9114,42 +8922,14 @@
           <w:rFonts w:cs="Times New Roman"/>
           <w:szCs w:val="24"/>
         </w:rPr>
-        <w:t>. Με</w:t>
-      </w:r>
-      <w:r>
-        <w:rPr>
-          <w:rFonts w:cs="Times New Roman"/>
-          <w:szCs w:val="24"/>
-        </w:rPr>
-        <w:t xml:space="preserve"> </w:t>
-      </w:r>
-      <w:r>
-        <w:rPr>
-          <w:rFonts w:cs="Times New Roman"/>
-          <w:szCs w:val="24"/>
-        </w:rPr>
-        <w:t>την</w:t>
-      </w:r>
-      <w:r>
-        <w:rPr>
-          <w:rFonts w:cs="Times New Roman"/>
-          <w:szCs w:val="24"/>
-        </w:rPr>
-        <w:t xml:space="preserve"> </w:t>
-      </w:r>
-      <w:r>
-        <w:rPr>
-          <w:rFonts w:cs="Times New Roman"/>
-          <w:szCs w:val="24"/>
-        </w:rPr>
-        <w:t>βοήθεια</w:t>
-      </w:r>
-      <w:r>
-        <w:rPr>
-          <w:rFonts w:cs="Times New Roman"/>
-          <w:szCs w:val="24"/>
-        </w:rPr>
-        <w:t xml:space="preserve"> </w:t>
+        <w:t xml:space="preserve">. </w:t>
+      </w:r>
+      <w:r>
+        <w:rPr>
+          <w:rFonts w:cs="Times New Roman"/>
+          <w:szCs w:val="24"/>
+        </w:rPr>
+        <w:t xml:space="preserve">Μέσω </w:t>
       </w:r>
       <w:r>
         <w:rPr>
@@ -9251,37 +9031,91 @@
           <w:rFonts w:cs="Times New Roman"/>
           <w:szCs w:val="24"/>
         </w:rPr>
-        <w:t xml:space="preserve"> Την ίδια περίοδο γινόντουσαν δημοτικές καθώς και </w:t>
-      </w:r>
-      <w:proofErr w:type="spellStart"/>
-      <w:r>
-        <w:rPr>
-          <w:rFonts w:cs="Times New Roman"/>
-          <w:szCs w:val="24"/>
-        </w:rPr>
-        <w:t>ευροβουλευτικές</w:t>
-      </w:r>
-      <w:proofErr w:type="spellEnd"/>
-      <w:r>
-        <w:rPr>
-          <w:rFonts w:cs="Times New Roman"/>
-          <w:szCs w:val="24"/>
-        </w:rPr>
-        <w:t xml:space="preserve"> εκλογές, κάτι που πιθανώς να δημιουργούσε αυξημένη ποσότητα παραπόνων και αισχρών σχόλιων καθιστώντας την περίοδο ως καλή για συλλογή δεδομένων.</w:t>
-      </w:r>
-      <w:r>
-        <w:rPr>
-          <w:rFonts w:cs="Times New Roman"/>
-          <w:szCs w:val="24"/>
-        </w:rPr>
-        <w:t xml:space="preserve"> </w:t>
-      </w:r>
-      <w:r>
-        <w:rPr>
-          <w:rFonts w:cs="Times New Roman"/>
-          <w:szCs w:val="24"/>
-        </w:rPr>
-        <w:t>Επιπροσθέτως, αξιοποιήθηκε η αναζήτηση με λέξη κλειδί το «είσαι» με το σκεπτικό ότι έπειτα θα ακολουθούσε κάποια βρισιά.</w:t>
+        <w:t xml:space="preserve"> Την ίδια περίοδο </w:t>
+      </w:r>
+      <w:r>
+        <w:rPr>
+          <w:rFonts w:cs="Times New Roman"/>
+          <w:szCs w:val="24"/>
+        </w:rPr>
+        <w:t>διεξάγονταν</w:t>
+      </w:r>
+      <w:r>
+        <w:rPr>
+          <w:rFonts w:cs="Times New Roman"/>
+          <w:szCs w:val="24"/>
+        </w:rPr>
+        <w:t xml:space="preserve"> δημοτικές και</w:t>
+      </w:r>
+      <w:r>
+        <w:rPr>
+          <w:rFonts w:cs="Times New Roman"/>
+          <w:szCs w:val="24"/>
+        </w:rPr>
+        <w:t xml:space="preserve"> ευρωεκλογές</w:t>
+      </w:r>
+      <w:r>
+        <w:rPr>
+          <w:rFonts w:cs="Times New Roman"/>
+          <w:szCs w:val="24"/>
+        </w:rPr>
+        <w:t>, κάτι που πιθανώς να δημιουργούσε αυξημένη ποσότητα παραπόνων και αισχρών σχόλιων</w:t>
+      </w:r>
+      <w:r>
+        <w:rPr>
+          <w:rFonts w:cs="Times New Roman"/>
+          <w:szCs w:val="24"/>
+        </w:rPr>
+        <w:t>,</w:t>
+      </w:r>
+      <w:r>
+        <w:rPr>
+          <w:rFonts w:cs="Times New Roman"/>
+          <w:szCs w:val="24"/>
+        </w:rPr>
+        <w:t xml:space="preserve"> καθιστώντας την περίοδο </w:t>
+      </w:r>
+      <w:r>
+        <w:rPr>
+          <w:rFonts w:cs="Times New Roman"/>
+          <w:szCs w:val="24"/>
+        </w:rPr>
+        <w:t xml:space="preserve">κατάλληλη </w:t>
+      </w:r>
+      <w:r>
+        <w:rPr>
+          <w:rFonts w:cs="Times New Roman"/>
+          <w:szCs w:val="24"/>
+        </w:rPr>
+        <w:t>για συλλογή δεδομένων.</w:t>
+      </w:r>
+      <w:r>
+        <w:rPr>
+          <w:rFonts w:cs="Times New Roman"/>
+          <w:szCs w:val="24"/>
+        </w:rPr>
+        <w:t xml:space="preserve"> </w:t>
+      </w:r>
+      <w:r>
+        <w:rPr>
+          <w:rFonts w:cs="Times New Roman"/>
+          <w:szCs w:val="24"/>
+        </w:rPr>
+        <w:t>Επιπρ</w:t>
+      </w:r>
+      <w:r>
+        <w:rPr>
+          <w:rFonts w:cs="Times New Roman"/>
+          <w:szCs w:val="24"/>
+        </w:rPr>
+        <w:t>όσθετα</w:t>
+      </w:r>
+      <w:r>
+        <w:rPr>
+          <w:rFonts w:cs="Times New Roman"/>
+          <w:szCs w:val="24"/>
+        </w:rPr>
+        <w:t>, αξιοποιήθηκε η αναζήτηση με λέξη κλειδί το «είσαι» με το σκεπτικό ότι έπειτα θα ακολουθούσε κάποια βρισιά.</w:t>
       </w:r>
     </w:p>
     <w:p>
@@ -9320,23 +9154,7 @@
           <w:rFonts w:cs="Times New Roman"/>
           <w:szCs w:val="24"/>
         </w:rPr>
-        <w:t xml:space="preserve">ήταν 49.154 και το επόμενο βήμα ήταν η </w:t>
-      </w:r>
-      <w:proofErr w:type="spellStart"/>
-      <w:r>
-        <w:rPr>
-          <w:rFonts w:cs="Times New Roman"/>
-          <w:szCs w:val="24"/>
-        </w:rPr>
-        <w:t>προεπεξεργασία</w:t>
-      </w:r>
-      <w:proofErr w:type="spellEnd"/>
-      <w:r>
-        <w:rPr>
-          <w:rFonts w:cs="Times New Roman"/>
-          <w:szCs w:val="24"/>
-        </w:rPr>
-        <w:t xml:space="preserve">. Τα </w:t>
+        <w:t xml:space="preserve">ήταν 49.154 και το επόμενο βήμα ήταν η προεπεξεργασία. Τα </w:t>
       </w:r>
       <w:r>
         <w:rPr>
@@ -9446,39 +9264,21 @@
           <w:rFonts w:cs="Times New Roman"/>
           <w:szCs w:val="24"/>
         </w:rPr>
-        <w:t xml:space="preserve">Η χρήση διπλής στίξης όπως ερωτηματικά και θαυμαστικά </w:t>
-      </w:r>
-      <w:proofErr w:type="spellStart"/>
-      <w:r>
-        <w:rPr>
-          <w:rFonts w:cs="Times New Roman"/>
-          <w:szCs w:val="24"/>
-        </w:rPr>
-        <w:t>κανονικοποιήθηκε</w:t>
-      </w:r>
-      <w:proofErr w:type="spellEnd"/>
-      <w:r>
-        <w:rPr>
-          <w:rFonts w:cs="Times New Roman"/>
-          <w:szCs w:val="24"/>
-        </w:rPr>
-        <w:t xml:space="preserve"> επίσης. Μετά την </w:t>
-      </w:r>
-      <w:proofErr w:type="spellStart"/>
-      <w:r>
-        <w:rPr>
-          <w:rFonts w:cs="Times New Roman"/>
-          <w:szCs w:val="24"/>
-        </w:rPr>
-        <w:t>προεπεξεργασία</w:t>
-      </w:r>
-      <w:proofErr w:type="spellEnd"/>
-      <w:r>
-        <w:rPr>
-          <w:rFonts w:cs="Times New Roman"/>
-          <w:szCs w:val="24"/>
-        </w:rPr>
-        <w:t xml:space="preserve"> και την διαγραφή διπλών </w:t>
+        <w:t>Η χρήση διπλής στίξης όπως ερωτηματικά και θαυμαστικά κανονικοποιήθηκε επίσης. Μετά την προεπεξεργασία και την διαγραφή διπλ</w:t>
+      </w:r>
+      <w:r>
+        <w:rPr>
+          <w:rFonts w:cs="Times New Roman"/>
+          <w:szCs w:val="24"/>
+        </w:rPr>
+        <w:t>ότυπων</w:t>
+      </w:r>
+      <w:r>
+        <w:rPr>
+          <w:rFonts w:cs="Times New Roman"/>
+          <w:szCs w:val="24"/>
+        </w:rPr>
+        <w:t xml:space="preserve"> </w:t>
       </w:r>
       <w:r>
         <w:rPr>
@@ -9525,7 +9325,6 @@
         <w:rPr>
           <w:rFonts w:cs="Times New Roman"/>
           <w:szCs w:val="24"/>
-          <w:lang w:val="en-US"/>
         </w:rPr>
       </w:pPr>
       <w:r>
@@ -9572,14 +9371,84 @@
           <w:rFonts w:cs="Times New Roman"/>
           <w:szCs w:val="24"/>
         </w:rPr>
-        <w:t xml:space="preserve">. Οι  επισημειώσεις όπου υπήρξε 100% συμφωνία από το λογισμικό θεωρήθηκαν αποδεκτές και προστέθηκαν στο σύνολο. Στις επισημειώσεις όπου δεν υπήρχε 100% συμφωνία επιλέχθηκε η επισημείωση </w:t>
-      </w:r>
-      <w:r>
-        <w:rPr>
-          <w:rFonts w:cs="Times New Roman"/>
-          <w:szCs w:val="24"/>
-        </w:rPr>
-        <w:t xml:space="preserve">που επικρατούσε πάνω από το 66%. Όταν υπήρξε απόλυτη διαφωνία χρειάστηκε και η βοήθεια από ανθρώπινους βοηθούς. Στο τέλος το σύνολο αποτελούταν από 4.779 </w:t>
+        <w:t>. Οι  επισημειώσεις όπου υπήρξε 100% συμφωνία από το λογισμικό θεωρήθηκαν αποδεκτές και προστέθηκαν στο σύνολο. Στις επισημειώσεις όπου δεν υπήρχε 100% συμφωνία</w:t>
+      </w:r>
+      <w:r>
+        <w:rPr>
+          <w:rFonts w:cs="Times New Roman"/>
+          <w:szCs w:val="24"/>
+        </w:rPr>
+        <w:t>,</w:t>
+      </w:r>
+      <w:r>
+        <w:rPr>
+          <w:rFonts w:cs="Times New Roman"/>
+          <w:szCs w:val="24"/>
+        </w:rPr>
+        <w:t xml:space="preserve"> επιλέχθηκε η επισημείωση </w:t>
+      </w:r>
+      <w:r>
+        <w:rPr>
+          <w:rFonts w:cs="Times New Roman"/>
+          <w:szCs w:val="24"/>
+        </w:rPr>
+        <w:t xml:space="preserve">που επικρατούσε </w:t>
+      </w:r>
+      <w:r>
+        <w:rPr>
+          <w:rFonts w:cs="Times New Roman"/>
+          <w:szCs w:val="24"/>
+        </w:rPr>
+        <w:t>με ποσοστό μεγαλύτερο του</w:t>
+      </w:r>
+      <w:r>
+        <w:rPr>
+          <w:rFonts w:cs="Times New Roman"/>
+          <w:szCs w:val="24"/>
+        </w:rPr>
+        <w:t xml:space="preserve"> 66%. Όταν υπήρξε απόλυτη διαφωνία</w:t>
+      </w:r>
+      <w:r>
+        <w:rPr>
+          <w:rFonts w:cs="Times New Roman"/>
+          <w:szCs w:val="24"/>
+        </w:rPr>
+        <w:t>,</w:t>
+      </w:r>
+      <w:r>
+        <w:rPr>
+          <w:rFonts w:cs="Times New Roman"/>
+          <w:szCs w:val="24"/>
+        </w:rPr>
+        <w:t xml:space="preserve"> </w:t>
+      </w:r>
+      <w:r>
+        <w:rPr>
+          <w:rFonts w:cs="Times New Roman"/>
+          <w:szCs w:val="24"/>
+        </w:rPr>
+        <w:t>απαιτήθηκε</w:t>
+      </w:r>
+      <w:r>
+        <w:rPr>
+          <w:rFonts w:cs="Times New Roman"/>
+          <w:szCs w:val="24"/>
+        </w:rPr>
+        <w:t xml:space="preserve"> </w:t>
+      </w:r>
+      <w:r>
+        <w:rPr>
+          <w:rFonts w:cs="Times New Roman"/>
+          <w:szCs w:val="24"/>
+        </w:rPr>
+        <w:t>η παρέμβαση</w:t>
+      </w:r>
+      <w:r>
+        <w:rPr>
+          <w:rFonts w:cs="Times New Roman"/>
+          <w:szCs w:val="24"/>
+        </w:rPr>
+        <w:t xml:space="preserve"> από ανθρώπινους βοηθούς. Στο τέλος το σύνολο αποτελούταν από 4.779 </w:t>
       </w:r>
       <w:r>
         <w:rPr>
@@ -9610,6 +9479,13 @@
           <w:lang w:val="en-US"/>
         </w:rPr>
         <w:t>offensive</w:t>
+      </w:r>
+      <w:r>
+        <w:rPr>
+          <w:rFonts w:cs="Times New Roman"/>
+          <w:szCs w:val="24"/>
+        </w:rPr>
+        <w:t>,</w:t>
       </w:r>
       <w:r>
         <w:rPr>
@@ -10085,6 +9961,7 @@
           <w:rFonts w:cs="Times New Roman"/>
           <w:color w:val="auto"/>
           <w:szCs w:val="28"/>
+          <w:lang w:val="en-US"/>
         </w:rPr>
       </w:pPr>
       <w:bookmarkStart w:id="18" w:name="_Toc208415477"/>
@@ -10093,6 +9970,7 @@
           <w:rFonts w:cs="Times New Roman"/>
           <w:color w:val="auto"/>
           <w:szCs w:val="28"/>
+          <w:lang w:val="en-US"/>
         </w:rPr>
         <w:lastRenderedPageBreak/>
         <w:t xml:space="preserve">2.2 </w:t>
@@ -10112,10 +9990,10 @@
           <w:rFonts w:cs="Times New Roman"/>
           <w:color w:val="auto"/>
           <w:szCs w:val="28"/>
-        </w:rPr>
-        <w:t xml:space="preserve"> </w:t>
-      </w:r>
-      <w:proofErr w:type="spellStart"/>
+          <w:lang w:val="en-US"/>
+        </w:rPr>
+        <w:t xml:space="preserve"> </w:t>
+      </w:r>
       <w:r>
         <w:rPr>
           <w:rFonts w:cs="Times New Roman"/>
@@ -10125,12 +10003,12 @@
         </w:rPr>
         <w:t>FastText</w:t>
       </w:r>
-      <w:proofErr w:type="spellEnd"/>
       <w:r>
         <w:rPr>
           <w:rFonts w:cs="Times New Roman"/>
           <w:color w:val="auto"/>
           <w:szCs w:val="28"/>
+          <w:lang w:val="en-US"/>
         </w:rPr>
         <w:t xml:space="preserve"> </w:t>
       </w:r>
@@ -10148,6 +10026,7 @@
           <w:rFonts w:cs="Times New Roman"/>
           <w:color w:val="auto"/>
           <w:szCs w:val="28"/>
+          <w:lang w:val="en-US"/>
         </w:rPr>
         <w:t>-</w:t>
       </w:r>
@@ -10168,8 +10047,661 @@
         <w:rPr>
           <w:rFonts w:cs="Times New Roman"/>
           <w:szCs w:val="24"/>
-        </w:rPr>
-      </w:pPr>
+          <w:lang w:val="en-US"/>
+        </w:rPr>
+      </w:pPr>
+    </w:p>
+    <w:p>
+      <w:pPr>
+        <w:ind w:right="282"/>
+        <w:rPr>
+          <w:rFonts w:cs="Times New Roman"/>
+          <w:szCs w:val="24"/>
+        </w:rPr>
+      </w:pPr>
+      <w:r>
+        <w:rPr>
+          <w:rFonts w:cs="Times New Roman"/>
+          <w:szCs w:val="24"/>
+        </w:rPr>
+        <w:t>Το</w:t>
+      </w:r>
+      <w:r>
+        <w:rPr>
+          <w:rFonts w:cs="Times New Roman"/>
+          <w:szCs w:val="24"/>
+          <w:lang w:val="en-US"/>
+        </w:rPr>
+        <w:t xml:space="preserve"> </w:t>
+      </w:r>
+      <w:r>
+        <w:rPr>
+          <w:rFonts w:cs="Times New Roman"/>
+          <w:szCs w:val="24"/>
+          <w:lang w:val="en-US"/>
+        </w:rPr>
+        <w:t>f</w:t>
+      </w:r>
+      <w:r>
+        <w:rPr>
+          <w:rFonts w:cs="Times New Roman"/>
+          <w:szCs w:val="24"/>
+          <w:lang w:val="en-US"/>
+        </w:rPr>
+        <w:t>astText</w:t>
+      </w:r>
+      <w:r>
+        <w:rPr>
+          <w:rFonts w:cs="Times New Roman"/>
+          <w:szCs w:val="24"/>
+          <w:lang w:val="en-US"/>
+        </w:rPr>
+        <w:t xml:space="preserve"> </w:t>
+      </w:r>
+      <w:r>
+        <w:rPr>
+          <w:rFonts w:cs="Times New Roman"/>
+          <w:szCs w:val="24"/>
+        </w:rPr>
+        <w:t>της</w:t>
+      </w:r>
+      <w:r>
+        <w:rPr>
+          <w:rFonts w:cs="Times New Roman"/>
+          <w:szCs w:val="24"/>
+          <w:lang w:val="en-US"/>
+        </w:rPr>
+        <w:t xml:space="preserve"> </w:t>
+      </w:r>
+      <w:r>
+        <w:rPr>
+          <w:rFonts w:cs="Times New Roman"/>
+          <w:szCs w:val="24"/>
+          <w:lang w:val="en-US"/>
+        </w:rPr>
+        <w:t>Meta (</w:t>
+      </w:r>
+      <w:r>
+        <w:rPr>
+          <w:rFonts w:cs="Times New Roman"/>
+          <w:szCs w:val="24"/>
+        </w:rPr>
+        <w:t>προηγουμένως</w:t>
+      </w:r>
+      <w:r>
+        <w:rPr>
+          <w:rFonts w:cs="Times New Roman"/>
+          <w:szCs w:val="24"/>
+          <w:lang w:val="en-US"/>
+        </w:rPr>
+        <w:t xml:space="preserve"> </w:t>
+      </w:r>
+      <w:r>
+        <w:rPr>
+          <w:rFonts w:cs="Times New Roman"/>
+          <w:szCs w:val="24"/>
+        </w:rPr>
+        <w:t>γνωστή</w:t>
+      </w:r>
+      <w:r>
+        <w:rPr>
+          <w:rFonts w:cs="Times New Roman"/>
+          <w:szCs w:val="24"/>
+          <w:lang w:val="en-US"/>
+        </w:rPr>
+        <w:t xml:space="preserve"> </w:t>
+      </w:r>
+      <w:r>
+        <w:rPr>
+          <w:rFonts w:cs="Times New Roman"/>
+          <w:szCs w:val="24"/>
+        </w:rPr>
+        <w:t>ως</w:t>
+      </w:r>
+      <w:r>
+        <w:rPr>
+          <w:rFonts w:cs="Times New Roman"/>
+          <w:szCs w:val="24"/>
+          <w:lang w:val="en-US"/>
+        </w:rPr>
+        <w:t xml:space="preserve"> </w:t>
+      </w:r>
+      <w:r>
+        <w:rPr>
+          <w:rFonts w:cs="Times New Roman"/>
+          <w:szCs w:val="24"/>
+          <w:lang w:val="en-US"/>
+        </w:rPr>
+        <w:t>Facebook)</w:t>
+      </w:r>
+      <w:r>
+        <w:rPr>
+          <w:rFonts w:cs="Times New Roman"/>
+          <w:szCs w:val="24"/>
+          <w:lang w:val="en-US"/>
+        </w:rPr>
+        <w:t xml:space="preserve"> </w:t>
+      </w:r>
+      <w:r>
+        <w:rPr>
+          <w:rFonts w:cs="Times New Roman"/>
+          <w:szCs w:val="24"/>
+        </w:rPr>
+        <w:t>παρουσιάστηκε</w:t>
+      </w:r>
+      <w:r>
+        <w:rPr>
+          <w:rFonts w:cs="Times New Roman"/>
+          <w:szCs w:val="24"/>
+          <w:lang w:val="en-US"/>
+        </w:rPr>
+        <w:t xml:space="preserve"> </w:t>
+      </w:r>
+      <w:r>
+        <w:rPr>
+          <w:rFonts w:cs="Times New Roman"/>
+          <w:szCs w:val="24"/>
+        </w:rPr>
+        <w:t>για</w:t>
+      </w:r>
+      <w:r>
+        <w:rPr>
+          <w:rFonts w:cs="Times New Roman"/>
+          <w:szCs w:val="24"/>
+          <w:lang w:val="en-US"/>
+        </w:rPr>
+        <w:t xml:space="preserve"> </w:t>
+      </w:r>
+      <w:r>
+        <w:rPr>
+          <w:rFonts w:cs="Times New Roman"/>
+          <w:szCs w:val="24"/>
+        </w:rPr>
+        <w:t>πρώτη</w:t>
+      </w:r>
+      <w:r>
+        <w:rPr>
+          <w:rFonts w:cs="Times New Roman"/>
+          <w:szCs w:val="24"/>
+          <w:lang w:val="en-US"/>
+        </w:rPr>
+        <w:t xml:space="preserve"> </w:t>
+      </w:r>
+      <w:r>
+        <w:rPr>
+          <w:rFonts w:cs="Times New Roman"/>
+          <w:szCs w:val="24"/>
+        </w:rPr>
+        <w:t>φορά</w:t>
+      </w:r>
+      <w:r>
+        <w:rPr>
+          <w:rFonts w:cs="Times New Roman"/>
+          <w:szCs w:val="24"/>
+          <w:lang w:val="en-US"/>
+        </w:rPr>
+        <w:t xml:space="preserve"> </w:t>
+      </w:r>
+      <w:r>
+        <w:rPr>
+          <w:rFonts w:cs="Times New Roman"/>
+          <w:szCs w:val="24"/>
+        </w:rPr>
+        <w:t>στην</w:t>
+      </w:r>
+      <w:r>
+        <w:rPr>
+          <w:rFonts w:cs="Times New Roman"/>
+          <w:szCs w:val="24"/>
+          <w:lang w:val="en-US"/>
+        </w:rPr>
+        <w:t xml:space="preserve"> </w:t>
+      </w:r>
+      <w:r>
+        <w:rPr>
+          <w:rFonts w:cs="Times New Roman"/>
+          <w:szCs w:val="24"/>
+        </w:rPr>
+        <w:t>έρευνα</w:t>
+      </w:r>
+      <w:r>
+        <w:rPr>
+          <w:rFonts w:cs="Times New Roman"/>
+          <w:szCs w:val="24"/>
+          <w:lang w:val="en-US"/>
+        </w:rPr>
+        <w:t xml:space="preserve"> «Enriching Word Vectors with Subword Information» </w:t>
+      </w:r>
+      <w:r>
+        <w:rPr>
+          <w:rFonts w:cs="Times New Roman"/>
+          <w:szCs w:val="24"/>
+        </w:rPr>
+        <w:t>των</w:t>
+      </w:r>
+      <w:r>
+        <w:rPr>
+          <w:rFonts w:cs="Times New Roman"/>
+          <w:szCs w:val="24"/>
+          <w:lang w:val="en-US"/>
+        </w:rPr>
+        <w:t xml:space="preserve"> </w:t>
+      </w:r>
+      <w:sdt>
+        <w:sdtPr>
+          <w:rPr>
+            <w:rFonts w:cs="Times New Roman"/>
+            <w:szCs w:val="24"/>
+            <w:lang w:val="en-US"/>
+          </w:rPr>
+          <w:id w:val="456221771"/>
+          <w:citation/>
+        </w:sdtPr>
+        <w:sdtContent>
+          <w:r>
+            <w:rPr>
+              <w:rFonts w:cs="Times New Roman"/>
+              <w:szCs w:val="24"/>
+              <w:lang w:val="en-US"/>
+            </w:rPr>
+            <w:fldChar w:fldCharType="begin"/>
+          </w:r>
+          <w:r>
+            <w:rPr>
+              <w:rFonts w:cs="Times New Roman"/>
+              <w:szCs w:val="24"/>
+              <w:lang w:val="en-US"/>
+            </w:rPr>
+            <w:instrText xml:space="preserve"> CITATION Pio17 \l 1032 </w:instrText>
+          </w:r>
+          <w:r>
+            <w:rPr>
+              <w:rFonts w:cs="Times New Roman"/>
+              <w:szCs w:val="24"/>
+              <w:lang w:val="en-US"/>
+            </w:rPr>
+            <w:fldChar w:fldCharType="separate"/>
+          </w:r>
+          <w:r>
+            <w:rPr>
+              <w:rFonts w:cs="Times New Roman"/>
+              <w:noProof/>
+              <w:szCs w:val="24"/>
+              <w:lang w:val="en-US"/>
+            </w:rPr>
+            <w:t>(Piotr Bojanowski, 2017)</w:t>
+          </w:r>
+          <w:r>
+            <w:rPr>
+              <w:rFonts w:cs="Times New Roman"/>
+              <w:szCs w:val="24"/>
+              <w:lang w:val="en-US"/>
+            </w:rPr>
+            <w:fldChar w:fldCharType="end"/>
+          </w:r>
+        </w:sdtContent>
+      </w:sdt>
+      <w:r>
+        <w:rPr>
+          <w:rFonts w:cs="Times New Roman"/>
+          <w:szCs w:val="24"/>
+          <w:lang w:val="en-US"/>
+        </w:rPr>
+        <w:t xml:space="preserve">. </w:t>
+      </w:r>
+      <w:r>
+        <w:rPr>
+          <w:rFonts w:cs="Times New Roman"/>
+          <w:szCs w:val="24"/>
+        </w:rPr>
+        <w:t xml:space="preserve">Το fastText είναι μια δωρεάν, ελαφριά βιβλιοθήκη ανοιχτού κώδικα που επιτρέπει στους χρήστες να </w:t>
+      </w:r>
+      <w:r>
+        <w:rPr>
+          <w:rFonts w:cs="Times New Roman"/>
+          <w:szCs w:val="24"/>
+        </w:rPr>
+        <w:t>εκμάθουν</w:t>
+      </w:r>
+      <w:r>
+        <w:rPr>
+          <w:rFonts w:cs="Times New Roman"/>
+          <w:szCs w:val="24"/>
+        </w:rPr>
+        <w:t xml:space="preserve"> αναπαραστάσεις κειμένου και ταξινομητές κειμένου.</w:t>
+      </w:r>
+      <w:r>
+        <w:rPr>
+          <w:rFonts w:cs="Times New Roman"/>
+          <w:szCs w:val="24"/>
+        </w:rPr>
+        <w:t xml:space="preserve"> </w:t>
+      </w:r>
+    </w:p>
+    <w:p>
+      <w:pPr>
+        <w:ind w:right="282"/>
+        <w:rPr>
+          <w:rFonts w:cs="Times New Roman"/>
+          <w:szCs w:val="24"/>
+        </w:rPr>
+      </w:pPr>
+      <w:r>
+        <w:rPr>
+          <w:rFonts w:cs="Times New Roman"/>
+          <w:szCs w:val="24"/>
+        </w:rPr>
+        <w:t xml:space="preserve">Το FastText επεκτείνει τα μοντέλα Skip-gram και CBOW, αναπαραστώντας τις λέξεις ως </w:t>
+      </w:r>
+      <w:r>
+        <w:rPr>
+          <w:rFonts w:cs="Times New Roman"/>
+          <w:szCs w:val="24"/>
+        </w:rPr>
+        <w:t xml:space="preserve">μονάδες </w:t>
+      </w:r>
+      <w:r>
+        <w:rPr>
+          <w:rFonts w:cs="Times New Roman"/>
+          <w:szCs w:val="24"/>
+        </w:rPr>
+        <w:t>από n-</w:t>
+      </w:r>
+      <w:r>
+        <w:rPr>
+          <w:rFonts w:cs="Times New Roman"/>
+          <w:szCs w:val="24"/>
+          <w:lang w:val="en-US"/>
+        </w:rPr>
+        <w:t>grams</w:t>
+      </w:r>
+      <w:r>
+        <w:rPr>
+          <w:rFonts w:cs="Times New Roman"/>
+          <w:szCs w:val="24"/>
+        </w:rPr>
+        <w:t xml:space="preserve"> χαρακτήρων αντί για ατομικές μονάδες. Αυτή η θεμελιώδης μετατόπιση επιτρέπει στο μοντέλο να δημιουργεί </w:t>
+      </w:r>
+      <w:r>
+        <w:rPr>
+          <w:rFonts w:cs="Times New Roman"/>
+          <w:szCs w:val="24"/>
+          <w:lang w:val="en-US"/>
+        </w:rPr>
+        <w:t>embeddings</w:t>
+      </w:r>
+      <w:r>
+        <w:rPr>
+          <w:rFonts w:cs="Times New Roman"/>
+          <w:szCs w:val="24"/>
+        </w:rPr>
+        <w:t xml:space="preserve"> για λέξεις που δεν είχαν προηγουμένως παρατηρηθεί και να καταγράφει μορφολογικές σχέσεις μεταξύ σχετικών όρων.</w:t>
+      </w:r>
+    </w:p>
+    <w:p>
+      <w:pPr>
+        <w:ind w:right="282"/>
+        <w:rPr>
+          <w:rFonts w:cs="Times New Roman"/>
+          <w:szCs w:val="24"/>
+        </w:rPr>
+      </w:pPr>
+      <w:r>
+        <w:rPr>
+          <w:rFonts w:cs="Times New Roman"/>
+          <w:szCs w:val="24"/>
+        </w:rPr>
+        <w:t>Το</w:t>
+      </w:r>
+      <w:r>
+        <w:rPr>
+          <w:rFonts w:cs="Times New Roman"/>
+          <w:szCs w:val="24"/>
+        </w:rPr>
+        <w:t xml:space="preserve"> </w:t>
+      </w:r>
+      <w:r>
+        <w:rPr>
+          <w:rFonts w:cs="Times New Roman"/>
+          <w:szCs w:val="24"/>
+          <w:lang w:val="en-US"/>
+        </w:rPr>
+        <w:t>Facebook</w:t>
+      </w:r>
+      <w:r>
+        <w:rPr>
+          <w:rFonts w:cs="Times New Roman"/>
+          <w:szCs w:val="24"/>
+        </w:rPr>
+        <w:t xml:space="preserve"> </w:t>
+      </w:r>
+      <w:r>
+        <w:rPr>
+          <w:rFonts w:cs="Times New Roman"/>
+          <w:szCs w:val="24"/>
+          <w:lang w:val="en-US"/>
+        </w:rPr>
+        <w:t>AI</w:t>
+      </w:r>
+      <w:r>
+        <w:rPr>
+          <w:rFonts w:cs="Times New Roman"/>
+          <w:szCs w:val="24"/>
+        </w:rPr>
+        <w:t xml:space="preserve"> </w:t>
+      </w:r>
+      <w:r>
+        <w:rPr>
+          <w:rFonts w:cs="Times New Roman"/>
+          <w:szCs w:val="24"/>
+          <w:lang w:val="en-US"/>
+        </w:rPr>
+        <w:t>Research</w:t>
+      </w:r>
+      <w:r>
+        <w:rPr>
+          <w:rFonts w:cs="Times New Roman"/>
+          <w:szCs w:val="24"/>
+        </w:rPr>
+        <w:t xml:space="preserve"> </w:t>
+      </w:r>
+      <w:r>
+        <w:rPr>
+          <w:rFonts w:cs="Times New Roman"/>
+          <w:szCs w:val="24"/>
+        </w:rPr>
+        <w:t>(</w:t>
+      </w:r>
+      <w:r>
+        <w:rPr>
+          <w:rFonts w:cs="Times New Roman"/>
+          <w:szCs w:val="24"/>
+          <w:lang w:val="en-US"/>
+        </w:rPr>
+        <w:t>FAIR</w:t>
+      </w:r>
+      <w:r>
+        <w:rPr>
+          <w:rFonts w:cs="Times New Roman"/>
+          <w:szCs w:val="24"/>
+        </w:rPr>
+        <w:t xml:space="preserve">) </w:t>
+      </w:r>
+      <w:r>
+        <w:rPr>
+          <w:rFonts w:cs="Times New Roman"/>
+          <w:szCs w:val="24"/>
+          <w:lang w:val="en-US"/>
+        </w:rPr>
+        <w:t>lab</w:t>
+      </w:r>
+      <w:r>
+        <w:rPr>
+          <w:rFonts w:cs="Times New Roman"/>
+          <w:szCs w:val="24"/>
+        </w:rPr>
+        <w:t xml:space="preserve"> </w:t>
+      </w:r>
+      <w:r>
+        <w:rPr>
+          <w:rFonts w:cs="Times New Roman"/>
+          <w:szCs w:val="24"/>
+        </w:rPr>
+        <w:t>προσφέρει</w:t>
+      </w:r>
+      <w:r>
+        <w:rPr>
+          <w:rFonts w:cs="Times New Roman"/>
+          <w:szCs w:val="24"/>
+        </w:rPr>
+        <w:t xml:space="preserve"> </w:t>
+      </w:r>
+      <w:r>
+        <w:rPr>
+          <w:rFonts w:cs="Times New Roman"/>
+          <w:szCs w:val="24"/>
+        </w:rPr>
+        <w:t>προ</w:t>
+      </w:r>
+      <w:r>
+        <w:rPr>
+          <w:rFonts w:cs="Times New Roman"/>
+          <w:szCs w:val="24"/>
+        </w:rPr>
+        <w:t>-</w:t>
+      </w:r>
+      <w:r>
+        <w:rPr>
+          <w:rFonts w:cs="Times New Roman"/>
+          <w:szCs w:val="24"/>
+        </w:rPr>
+        <w:t>εκπαιδευμέν</w:t>
+      </w:r>
+      <w:r>
+        <w:rPr>
+          <w:rFonts w:cs="Times New Roman"/>
+          <w:szCs w:val="24"/>
+        </w:rPr>
+        <w:t>α</w:t>
+      </w:r>
+      <w:r>
+        <w:rPr>
+          <w:rFonts w:cs="Times New Roman"/>
+          <w:szCs w:val="24"/>
+        </w:rPr>
+        <w:t xml:space="preserve"> </w:t>
+      </w:r>
+      <w:r>
+        <w:rPr>
+          <w:rFonts w:cs="Times New Roman"/>
+          <w:szCs w:val="24"/>
+          <w:lang w:val="en-US"/>
+        </w:rPr>
+        <w:t>embeddings</w:t>
+      </w:r>
+      <w:r>
+        <w:rPr>
+          <w:rFonts w:cs="Times New Roman"/>
+          <w:szCs w:val="24"/>
+        </w:rPr>
+        <w:t xml:space="preserve"> λέξεων στα αγγλικά καθώς και σε 157 άλλες γλώσσες, μια από αυτές είναι και τα Ελληνικά. </w:t>
+      </w:r>
+      <w:r>
+        <w:rPr>
+          <w:rFonts w:cs="Times New Roman"/>
+          <w:szCs w:val="24"/>
+        </w:rPr>
+        <w:t>Αυτά τα μοντέλα εκπαιδεύτηκαν χρησιμοποιώντας CBOW με βάρη θέσης, σε διάσταση 300, με n-</w:t>
+      </w:r>
+      <w:r>
+        <w:rPr>
+          <w:rFonts w:cs="Times New Roman"/>
+          <w:szCs w:val="24"/>
+          <w:lang w:val="en-US"/>
+        </w:rPr>
+        <w:t>grams</w:t>
+      </w:r>
+      <w:r>
+        <w:rPr>
+          <w:rFonts w:cs="Times New Roman"/>
+          <w:szCs w:val="24"/>
+        </w:rPr>
+        <w:t xml:space="preserve"> χαρακτήρων μήκους 5, παράθυρο μεγέθους 5 και 10 αρνητικά.</w:t>
+      </w:r>
+      <w:r>
+        <w:rPr>
+          <w:rFonts w:cs="Times New Roman"/>
+          <w:szCs w:val="24"/>
+        </w:rPr>
+        <w:br w:type="page"/>
+      </w:r>
+    </w:p>
+    <w:p>
+      <w:pPr>
+        <w:pStyle w:val="Heading1"/>
+        <w:numPr>
+          <w:ilvl w:val="0"/>
+          <w:numId w:val="0"/>
+        </w:numPr>
+        <w:ind w:left="432" w:right="282" w:hanging="432"/>
+        <w:jc w:val="both"/>
+        <w:rPr>
+          <w:rFonts w:ascii="Times New Roman" w:hAnsi="Times New Roman" w:cs="Times New Roman"/>
+          <w:color w:val="auto"/>
+          <w:sz w:val="32"/>
+          <w:szCs w:val="32"/>
+        </w:rPr>
+      </w:pPr>
+      <w:bookmarkStart w:id="19" w:name="_Toc208415478"/>
+      <w:r>
+        <w:rPr>
+          <w:rFonts w:ascii="Times New Roman" w:hAnsi="Times New Roman" w:cs="Times New Roman"/>
+          <w:color w:val="auto"/>
+          <w:sz w:val="32"/>
+          <w:szCs w:val="32"/>
+        </w:rPr>
+        <w:lastRenderedPageBreak/>
+        <w:t>3.</w:t>
+      </w:r>
+      <w:bookmarkEnd w:id="19"/>
+      <w:r>
+        <w:rPr>
+          <w:rFonts w:ascii="Times New Roman" w:hAnsi="Times New Roman" w:cs="Times New Roman"/>
+          <w:color w:val="auto"/>
+          <w:sz w:val="32"/>
+          <w:szCs w:val="32"/>
+        </w:rPr>
+        <w:t xml:space="preserve"> </w:t>
+      </w:r>
+      <w:r>
+        <w:rPr>
+          <w:rFonts w:ascii="Times New Roman" w:hAnsi="Times New Roman" w:cs="Times New Roman"/>
+          <w:color w:val="auto"/>
+          <w:sz w:val="32"/>
+          <w:szCs w:val="32"/>
+          <w:lang w:val="en-US"/>
+        </w:rPr>
+        <w:t>Methods</w:t>
+      </w:r>
+      <w:r>
+        <w:rPr>
+          <w:rFonts w:ascii="Times New Roman" w:hAnsi="Times New Roman" w:cs="Times New Roman"/>
+          <w:color w:val="auto"/>
+          <w:sz w:val="32"/>
+          <w:szCs w:val="32"/>
+        </w:rPr>
+        <w:t xml:space="preserve"> </w:t>
+      </w:r>
+      <w:r>
+        <w:rPr>
+          <w:rFonts w:ascii="Times New Roman" w:hAnsi="Times New Roman" w:cs="Times New Roman"/>
+          <w:color w:val="auto"/>
+          <w:sz w:val="32"/>
+          <w:szCs w:val="32"/>
+          <w:lang w:val="en-US"/>
+        </w:rPr>
+        <w:t>Used</w:t>
+      </w:r>
     </w:p>
     <w:p>
       <w:pPr>
@@ -10180,12 +10712,100 @@
           <w:szCs w:val="24"/>
         </w:rPr>
       </w:pPr>
+    </w:p>
+    <w:p>
+      <w:pPr>
+        <w:ind w:right="282"/>
+        <w:jc w:val="both"/>
+        <w:rPr>
+          <w:rFonts w:cs="Times New Roman"/>
+          <w:szCs w:val="24"/>
+        </w:rPr>
+      </w:pPr>
       <w:r>
         <w:rPr>
           <w:rFonts w:cs="Times New Roman"/>
           <w:szCs w:val="24"/>
         </w:rPr>
         <w:t xml:space="preserve">Κυρίως κείμενο της εργασίας. Κυρίως κείμενο της εργασίας. Κυρίως κείμενο της εργασίας. Κυρίως κείμενο της εργασίας. Κυρίως κείμενο της εργασίας. Κυρίως κείμενο της εργασίας. Κυρίως κείμενο της εργασίας. Κυρίως κείμενο της εργασίας. Κυρίως κείμενο της εργασίας. Κυρίως κείμενο της εργασίας. Κυρίως κείμενο της εργασίας. </w:t>
+      </w:r>
+    </w:p>
+    <w:p>
+      <w:pPr>
+        <w:ind w:right="282"/>
+        <w:jc w:val="both"/>
+        <w:rPr>
+          <w:rFonts w:cs="Times New Roman"/>
+          <w:szCs w:val="24"/>
+        </w:rPr>
+      </w:pPr>
+    </w:p>
+    <w:p>
+      <w:pPr>
+        <w:pStyle w:val="Heading2"/>
+        <w:numPr>
+          <w:ilvl w:val="0"/>
+          <w:numId w:val="0"/>
+        </w:numPr>
+        <w:ind w:left="576" w:right="282" w:hanging="576"/>
+        <w:jc w:val="both"/>
+        <w:rPr>
+          <w:rFonts w:cs="Times New Roman"/>
+          <w:color w:val="auto"/>
+          <w:szCs w:val="28"/>
+        </w:rPr>
+      </w:pPr>
+      <w:bookmarkStart w:id="20" w:name="_Toc208415479"/>
+      <w:r>
+        <w:rPr>
+          <w:rFonts w:cs="Times New Roman"/>
+          <w:color w:val="auto"/>
+          <w:szCs w:val="28"/>
+        </w:rPr>
+        <w:t>3.1 [Τίτλος υποκεφαλαίου]</w:t>
+      </w:r>
+      <w:bookmarkEnd w:id="20"/>
+    </w:p>
+    <w:p>
+      <w:pPr>
+        <w:ind w:right="282"/>
+        <w:jc w:val="both"/>
+        <w:rPr>
+          <w:rFonts w:cs="Times New Roman"/>
+          <w:szCs w:val="24"/>
+        </w:rPr>
+      </w:pPr>
+    </w:p>
+    <w:p>
+      <w:pPr>
+        <w:jc w:val="both"/>
+        <w:rPr>
+          <w:rFonts w:cs="Times New Roman"/>
+          <w:szCs w:val="24"/>
+        </w:rPr>
+      </w:pPr>
+      <w:r>
+        <w:rPr>
+          <w:rFonts w:cs="Times New Roman"/>
+          <w:szCs w:val="24"/>
+        </w:rPr>
+        <w:t xml:space="preserve">Κυρίως κείμενο της εργασίας. Κυρίως κείμενο της εργασίας. Κυρίως κείμενο της εργασίας. Κυρίως κείμενο της εργασίας. Κυρίως κείμενο της εργασίας. Κυρίως κείμενο της εργασίας. Κυρίως κείμενο της εργασίας. Κυρίως κείμενο της εργασίας. </w:t>
+      </w:r>
+    </w:p>
+    <w:p>
+      <w:pPr>
+        <w:jc w:val="both"/>
+        <w:rPr>
+          <w:rFonts w:cs="Times New Roman"/>
+          <w:szCs w:val="24"/>
+        </w:rPr>
+      </w:pPr>
+      <w:r>
+        <w:rPr>
+          <w:rFonts w:cs="Times New Roman"/>
+          <w:szCs w:val="24"/>
+        </w:rPr>
+        <w:t>Κυρίως κείμενο της εργασίας. Κυρίως κείμενο της εργασίας. Κυρίως κείμενο της εργασίας. Κυρίως κείμενο της εργασίας. Κυρίως κείμενο της εργασίας.</w:t>
       </w:r>
     </w:p>
     <w:tbl>
@@ -10308,100 +10928,14 @@
           <w:rFonts w:cs="Times New Roman"/>
           <w:szCs w:val="24"/>
         </w:rPr>
-        <w:t>Πίνακας 2.2 [Τίτλος πίνακα]</w:t>
-      </w:r>
-    </w:p>
-    <w:p>
-      <w:pPr>
-        <w:ind w:right="282"/>
-        <w:rPr>
-          <w:rFonts w:cs="Times New Roman"/>
-          <w:szCs w:val="24"/>
-        </w:rPr>
-      </w:pPr>
-      <w:r>
-        <w:rPr>
-          <w:rFonts w:cs="Times New Roman"/>
-          <w:szCs w:val="24"/>
-        </w:rPr>
-        <w:br w:type="page"/>
-      </w:r>
-    </w:p>
-    <w:p>
-      <w:pPr>
-        <w:pStyle w:val="Heading1"/>
-        <w:numPr>
-          <w:ilvl w:val="0"/>
-          <w:numId w:val="0"/>
-        </w:numPr>
-        <w:ind w:left="432" w:right="282" w:hanging="432"/>
-        <w:jc w:val="both"/>
-        <w:rPr>
-          <w:rFonts w:ascii="Times New Roman" w:hAnsi="Times New Roman" w:cs="Times New Roman"/>
-          <w:color w:val="auto"/>
-          <w:sz w:val="32"/>
-          <w:szCs w:val="32"/>
-          <w:lang w:val="en-US"/>
-        </w:rPr>
-      </w:pPr>
-      <w:bookmarkStart w:id="19" w:name="_Toc208415478"/>
-      <w:r>
-        <w:rPr>
-          <w:rFonts w:ascii="Times New Roman" w:hAnsi="Times New Roman" w:cs="Times New Roman"/>
-          <w:color w:val="auto"/>
-          <w:sz w:val="32"/>
-          <w:szCs w:val="32"/>
-        </w:rPr>
-        <w:lastRenderedPageBreak/>
-        <w:t>3.</w:t>
-      </w:r>
-      <w:bookmarkEnd w:id="19"/>
-      <w:r>
-        <w:rPr>
-          <w:rFonts w:ascii="Times New Roman" w:hAnsi="Times New Roman" w:cs="Times New Roman"/>
-          <w:color w:val="auto"/>
-          <w:sz w:val="32"/>
-          <w:szCs w:val="32"/>
-          <w:lang w:val="en-US"/>
-        </w:rPr>
-        <w:t xml:space="preserve"> </w:t>
-      </w:r>
-      <w:r>
-        <w:rPr>
-          <w:rFonts w:ascii="Times New Roman" w:hAnsi="Times New Roman" w:cs="Times New Roman"/>
-          <w:color w:val="auto"/>
-          <w:sz w:val="32"/>
-          <w:szCs w:val="32"/>
-          <w:lang w:val="en-US"/>
-        </w:rPr>
-        <w:t>Methods Used</w:t>
-      </w:r>
-    </w:p>
-    <w:p>
-      <w:pPr>
-        <w:ind w:right="282"/>
-        <w:jc w:val="both"/>
-        <w:rPr>
-          <w:rFonts w:cs="Times New Roman"/>
-          <w:szCs w:val="24"/>
-        </w:rPr>
-      </w:pPr>
-    </w:p>
-    <w:p>
-      <w:pPr>
-        <w:ind w:right="282"/>
-        <w:jc w:val="both"/>
-        <w:rPr>
-          <w:rFonts w:cs="Times New Roman"/>
-          <w:szCs w:val="24"/>
-        </w:rPr>
-      </w:pPr>
-      <w:r>
-        <w:rPr>
-          <w:rFonts w:cs="Times New Roman"/>
-          <w:szCs w:val="24"/>
-        </w:rPr>
-        <w:t xml:space="preserve">Κυρίως κείμενο της εργασίας. Κυρίως κείμενο της εργασίας. Κυρίως κείμενο της εργασίας. Κυρίως κείμενο της εργασίας. Κυρίως κείμενο της εργασίας. Κυρίως κείμενο της εργασίας. Κυρίως κείμενο της εργασίας. Κυρίως κείμενο της εργασίας. Κυρίως κείμενο της εργασίας. Κυρίως κείμενο της εργασίας. Κυρίως κείμενο της εργασίας. </w:t>
+        <w:t>Πίνακας 3</w:t>
+      </w:r>
+      <w:r>
+        <w:rPr>
+          <w:rFonts w:cs="Times New Roman"/>
+          <w:szCs w:val="24"/>
+        </w:rPr>
+        <w:t>.1 [Τίτλος πίνακα]</w:t>
       </w:r>
     </w:p>
     <w:p>
@@ -10429,258 +10963,14 @@
           <w:szCs w:val="28"/>
         </w:rPr>
       </w:pPr>
-      <w:bookmarkStart w:id="20" w:name="_Toc208415479"/>
+      <w:bookmarkStart w:id="21" w:name="_Toc208415480"/>
       <w:r>
         <w:rPr>
           <w:rFonts w:cs="Times New Roman"/>
           <w:color w:val="auto"/>
           <w:szCs w:val="28"/>
         </w:rPr>
-        <w:t xml:space="preserve">3.1 [Τίτλος </w:t>
-      </w:r>
-      <w:proofErr w:type="spellStart"/>
-      <w:r>
-        <w:rPr>
-          <w:rFonts w:cs="Times New Roman"/>
-          <w:color w:val="auto"/>
-          <w:szCs w:val="28"/>
-        </w:rPr>
-        <w:t>υποκεφαλαίου</w:t>
-      </w:r>
-      <w:proofErr w:type="spellEnd"/>
-      <w:r>
-        <w:rPr>
-          <w:rFonts w:cs="Times New Roman"/>
-          <w:color w:val="auto"/>
-          <w:szCs w:val="28"/>
-        </w:rPr>
-        <w:t>]</w:t>
-      </w:r>
-      <w:bookmarkEnd w:id="20"/>
-    </w:p>
-    <w:p>
-      <w:pPr>
-        <w:ind w:right="282"/>
-        <w:jc w:val="both"/>
-        <w:rPr>
-          <w:rFonts w:cs="Times New Roman"/>
-          <w:szCs w:val="24"/>
-        </w:rPr>
-      </w:pPr>
-    </w:p>
-    <w:p>
-      <w:pPr>
-        <w:jc w:val="both"/>
-        <w:rPr>
-          <w:rFonts w:cs="Times New Roman"/>
-          <w:szCs w:val="24"/>
-        </w:rPr>
-      </w:pPr>
-      <w:r>
-        <w:rPr>
-          <w:rFonts w:cs="Times New Roman"/>
-          <w:szCs w:val="24"/>
-        </w:rPr>
-        <w:t xml:space="preserve">Κυρίως κείμενο της εργασίας. Κυρίως κείμενο της εργασίας. Κυρίως κείμενο της εργασίας. Κυρίως κείμενο της εργασίας. Κυρίως κείμενο της εργασίας. Κυρίως κείμενο της εργασίας. Κυρίως κείμενο της εργασίας. Κυρίως κείμενο της εργασίας. </w:t>
-      </w:r>
-    </w:p>
-    <w:p>
-      <w:pPr>
-        <w:jc w:val="both"/>
-        <w:rPr>
-          <w:rFonts w:cs="Times New Roman"/>
-          <w:szCs w:val="24"/>
-        </w:rPr>
-      </w:pPr>
-      <w:r>
-        <w:rPr>
-          <w:rFonts w:cs="Times New Roman"/>
-          <w:szCs w:val="24"/>
-        </w:rPr>
-        <w:t>Κυρίως κείμενο της εργασίας. Κυρίως κείμενο της εργασίας. Κυρίως κείμενο της εργασίας. Κυρίως κείμενο της εργασίας. Κυρίως κείμενο της εργασίας.</w:t>
-      </w:r>
-    </w:p>
-    <w:tbl>
-      <w:tblPr>
-        <w:tblStyle w:val="TableGrid"/>
-        <w:tblW w:w="0" w:type="auto"/>
-        <w:tblLook w:val="04A0" w:firstRow="1" w:lastRow="0" w:firstColumn="1" w:lastColumn="0" w:noHBand="0" w:noVBand="1"/>
-      </w:tblPr>
-      <w:tblGrid>
-        <w:gridCol w:w="3095"/>
-        <w:gridCol w:w="3096"/>
-        <w:gridCol w:w="3096"/>
-      </w:tblGrid>
-      <w:tr>
-        <w:tc>
-          <w:tcPr>
-            <w:tcW w:w="3095" w:type="dxa"/>
-          </w:tcPr>
-          <w:p>
-            <w:pPr>
-              <w:ind w:right="282"/>
-              <w:jc w:val="both"/>
-              <w:rPr>
-                <w:rFonts w:cs="Times New Roman"/>
-                <w:szCs w:val="24"/>
-              </w:rPr>
-            </w:pPr>
-          </w:p>
-        </w:tc>
-        <w:tc>
-          <w:tcPr>
-            <w:tcW w:w="3096" w:type="dxa"/>
-          </w:tcPr>
-          <w:p>
-            <w:pPr>
-              <w:ind w:right="282"/>
-              <w:jc w:val="both"/>
-              <w:rPr>
-                <w:rFonts w:cs="Times New Roman"/>
-                <w:szCs w:val="24"/>
-              </w:rPr>
-            </w:pPr>
-          </w:p>
-        </w:tc>
-        <w:tc>
-          <w:tcPr>
-            <w:tcW w:w="3096" w:type="dxa"/>
-          </w:tcPr>
-          <w:p>
-            <w:pPr>
-              <w:ind w:right="282"/>
-              <w:jc w:val="both"/>
-              <w:rPr>
-                <w:rFonts w:cs="Times New Roman"/>
-                <w:szCs w:val="24"/>
-              </w:rPr>
-            </w:pPr>
-          </w:p>
-        </w:tc>
-      </w:tr>
-      <w:tr>
-        <w:tc>
-          <w:tcPr>
-            <w:tcW w:w="3095" w:type="dxa"/>
-          </w:tcPr>
-          <w:p>
-            <w:pPr>
-              <w:ind w:right="282"/>
-              <w:jc w:val="both"/>
-              <w:rPr>
-                <w:rFonts w:cs="Times New Roman"/>
-                <w:szCs w:val="24"/>
-              </w:rPr>
-            </w:pPr>
-          </w:p>
-        </w:tc>
-        <w:tc>
-          <w:tcPr>
-            <w:tcW w:w="3096" w:type="dxa"/>
-          </w:tcPr>
-          <w:p>
-            <w:pPr>
-              <w:ind w:right="282"/>
-              <w:jc w:val="both"/>
-              <w:rPr>
-                <w:rFonts w:cs="Times New Roman"/>
-                <w:szCs w:val="24"/>
-              </w:rPr>
-            </w:pPr>
-          </w:p>
-        </w:tc>
-        <w:tc>
-          <w:tcPr>
-            <w:tcW w:w="3096" w:type="dxa"/>
-          </w:tcPr>
-          <w:p>
-            <w:pPr>
-              <w:ind w:right="282"/>
-              <w:jc w:val="both"/>
-              <w:rPr>
-                <w:rFonts w:cs="Times New Roman"/>
-                <w:szCs w:val="24"/>
-              </w:rPr>
-            </w:pPr>
-          </w:p>
-        </w:tc>
-      </w:tr>
-    </w:tbl>
-    <w:p>
-      <w:pPr>
-        <w:ind w:right="282"/>
-        <w:jc w:val="both"/>
-        <w:rPr>
-          <w:rFonts w:cs="Times New Roman"/>
-          <w:szCs w:val="24"/>
-        </w:rPr>
-      </w:pPr>
-      <w:r>
-        <w:rPr>
-          <w:rFonts w:cs="Times New Roman"/>
-          <w:szCs w:val="24"/>
-        </w:rPr>
-        <w:t>Πίνακας 3</w:t>
-      </w:r>
-      <w:r>
-        <w:rPr>
-          <w:rFonts w:cs="Times New Roman"/>
-          <w:szCs w:val="24"/>
-        </w:rPr>
-        <w:t>.1 [Τίτλος πίνακα]</w:t>
-      </w:r>
-    </w:p>
-    <w:p>
-      <w:pPr>
-        <w:ind w:right="282"/>
-        <w:jc w:val="both"/>
-        <w:rPr>
-          <w:rFonts w:cs="Times New Roman"/>
-          <w:szCs w:val="24"/>
-        </w:rPr>
-      </w:pPr>
-    </w:p>
-    <w:p>
-      <w:pPr>
-        <w:pStyle w:val="Heading2"/>
-        <w:numPr>
-          <w:ilvl w:val="0"/>
-          <w:numId w:val="0"/>
-        </w:numPr>
-        <w:ind w:left="576" w:right="282" w:hanging="576"/>
-        <w:jc w:val="both"/>
-        <w:rPr>
-          <w:rFonts w:cs="Times New Roman"/>
-          <w:color w:val="auto"/>
-          <w:szCs w:val="28"/>
-        </w:rPr>
-      </w:pPr>
-      <w:bookmarkStart w:id="21" w:name="_Toc208415480"/>
-      <w:r>
-        <w:rPr>
-          <w:rFonts w:cs="Times New Roman"/>
-          <w:color w:val="auto"/>
-          <w:szCs w:val="28"/>
-        </w:rPr>
-        <w:t xml:space="preserve">3.2 [Τίτλος </w:t>
-      </w:r>
-      <w:proofErr w:type="spellStart"/>
-      <w:r>
-        <w:rPr>
-          <w:rFonts w:cs="Times New Roman"/>
-          <w:color w:val="auto"/>
-          <w:szCs w:val="28"/>
-        </w:rPr>
-        <w:t>υποκεφαλαίου</w:t>
-      </w:r>
-      <w:proofErr w:type="spellEnd"/>
-      <w:r>
-        <w:rPr>
-          <w:rFonts w:cs="Times New Roman"/>
-          <w:color w:val="auto"/>
-          <w:szCs w:val="28"/>
-        </w:rPr>
-        <w:t>]</w:t>
+        <w:t>3.2 [Τίτλος υποκεφαλαίου]</w:t>
       </w:r>
       <w:bookmarkEnd w:id="21"/>
     </w:p>
@@ -11105,6 +11395,39 @@
                   <w:lang w:val="en-US"/>
                 </w:rPr>
                 <w:t>Madriaza, P. (2025). Exposure to hate in online and traditional media: A systematic review and meta‐analysis of the impact of this exposure on individuals and communities.</w:t>
+              </w:r>
+            </w:p>
+            <w:p>
+              <w:pPr>
+                <w:pStyle w:val="Bibliography"/>
+                <w:ind w:left="720" w:hanging="720"/>
+                <w:rPr>
+                  <w:noProof/>
+                  <w:lang w:val="en-US"/>
+                </w:rPr>
+              </w:pPr>
+              <w:r>
+                <w:rPr>
+                  <w:noProof/>
+                  <w:lang w:val="en-US"/>
+                </w:rPr>
+                <w:t xml:space="preserve">Piotr Bojanowski, E. G. (2017). </w:t>
+              </w:r>
+              <w:r>
+                <w:rPr>
+                  <w:i/>
+                  <w:iCs/>
+                  <w:noProof/>
+                  <w:lang w:val="en-US"/>
+                </w:rPr>
+                <w:t>Enriching Word Vectors with Subword Information.</w:t>
+              </w:r>
+              <w:r>
+                <w:rPr>
+                  <w:noProof/>
+                  <w:lang w:val="en-US"/>
+                </w:rPr>
+                <w:t xml:space="preserve"> </w:t>
               </w:r>
             </w:p>
             <w:p>
@@ -13432,7 +13755,7 @@
       </b:Author>
     </b:Author>
     <b:Month>January</b:Month>
-    <b:RefOrder>7</b:RefOrder>
+    <b:RefOrder>8</b:RefOrder>
   </b:Source>
   <b:Source>
     <b:Tag>Dep25</b:Tag>
@@ -13541,11 +13864,30 @@
     <b:Year>2020</b:Year>
     <b:RefOrder>4</b:RefOrder>
   </b:Source>
+  <b:Source>
+    <b:Tag>Pio17</b:Tag>
+    <b:SourceType>Report</b:SourceType>
+    <b:Guid>{4256E5B9-3D49-4C7C-A6FA-C201AAA896B5}</b:Guid>
+    <b:Author>
+      <b:Author>
+        <b:NameList>
+          <b:Person>
+            <b:Last>Piotr Bojanowski</b:Last>
+            <b:First>Edouard</b:First>
+            <b:Middle>Grave, Armand Joulin, Tomas Mikolov</b:Middle>
+          </b:Person>
+        </b:NameList>
+      </b:Author>
+    </b:Author>
+    <b:Title>Enriching Word Vectors with Subword Information</b:Title>
+    <b:Year>2017</b:Year>
+    <b:RefOrder>7</b:RefOrder>
+  </b:Source>
 </b:Sources>
 </file>
 
 <file path=customXml/itemProps1.xml><?xml version="1.0" encoding="utf-8"?>
-<ds:datastoreItem xmlns:ds="http://schemas.openxmlformats.org/officeDocument/2006/customXml" ds:itemID="{EBC425D4-E8C4-4BF1-A784-1630B9F24BBC}">
+<ds:datastoreItem xmlns:ds="http://schemas.openxmlformats.org/officeDocument/2006/customXml" ds:itemID="{B8CEE598-499E-4CA4-AA35-BCEB957A53E1}">
   <ds:schemaRefs>
     <ds:schemaRef ds:uri="http://schemas.openxmlformats.org/officeDocument/2006/bibliography"/>
   </ds:schemaRefs>

--- a/Toxicity analysis in Greek text.docx
+++ b/Toxicity analysis in Greek text.docx
@@ -312,13 +312,23 @@
           <w:szCs w:val="28"/>
         </w:rPr>
       </w:pPr>
+      <w:proofErr w:type="spellStart"/>
       <w:r>
         <w:rPr>
           <w:rFonts w:cs="Times New Roman"/>
           <w:sz w:val="28"/>
           <w:szCs w:val="28"/>
         </w:rPr>
-        <w:t>Ατταλόγλου Γιώργος</w:t>
+        <w:t>Ατταλόγλου</w:t>
+      </w:r>
+      <w:proofErr w:type="spellEnd"/>
+      <w:r>
+        <w:rPr>
+          <w:rFonts w:cs="Times New Roman"/>
+          <w:sz w:val="28"/>
+          <w:szCs w:val="28"/>
+        </w:rPr>
+        <w:t xml:space="preserve"> Γιώργος</w:t>
       </w:r>
     </w:p>
     <w:p>
@@ -691,6 +701,7 @@
           <w:lang w:val="el-GR"/>
         </w:rPr>
       </w:pPr>
+      <w:proofErr w:type="spellStart"/>
       <w:r>
         <w:rPr>
           <w:color w:val="auto"/>
@@ -705,6 +716,7 @@
         </w:rPr>
         <w:t>νοµα</w:t>
       </w:r>
+      <w:proofErr w:type="spellEnd"/>
       <w:r>
         <w:rPr>
           <w:color w:val="auto"/>
@@ -798,12 +810,21 @@
           <w:lang w:val="el-GR"/>
         </w:rPr>
       </w:pPr>
+      <w:proofErr w:type="spellStart"/>
       <w:r>
         <w:rPr>
           <w:color w:val="auto"/>
           <w:lang w:val="el-GR"/>
         </w:rPr>
-        <w:t>Όνοµα Επίθετο</w:t>
+        <w:t>Όνοµα</w:t>
+      </w:r>
+      <w:proofErr w:type="spellEnd"/>
+      <w:r>
+        <w:rPr>
+          <w:color w:val="auto"/>
+          <w:lang w:val="el-GR"/>
+        </w:rPr>
+        <w:t xml:space="preserve"> Επίθετο</w:t>
       </w:r>
       <w:r>
         <w:rPr>
@@ -891,12 +912,21 @@
           <w:lang w:val="el-GR"/>
         </w:rPr>
       </w:pPr>
+      <w:proofErr w:type="spellStart"/>
       <w:r>
         <w:rPr>
           <w:color w:val="auto"/>
           <w:lang w:val="el-GR"/>
         </w:rPr>
-        <w:t>Όνοµα Επίθετο</w:t>
+        <w:t>Όνοµα</w:t>
+      </w:r>
+      <w:proofErr w:type="spellEnd"/>
+      <w:r>
+        <w:rPr>
+          <w:color w:val="auto"/>
+          <w:lang w:val="el-GR"/>
+        </w:rPr>
+        <w:t xml:space="preserve"> Επίθετο</w:t>
       </w:r>
       <w:r>
         <w:rPr>
@@ -1069,6 +1099,7 @@
         <w:lastRenderedPageBreak/>
         <w:t xml:space="preserve">© </w:t>
       </w:r>
+      <w:proofErr w:type="spellStart"/>
       <w:r>
         <w:rPr>
           <w:color w:val="auto"/>
@@ -1078,6 +1109,7 @@
         </w:rPr>
         <w:t>Ατταλόγλου</w:t>
       </w:r>
+      <w:proofErr w:type="spellEnd"/>
       <w:r>
         <w:rPr>
           <w:color w:val="auto"/>
@@ -1357,6 +1389,7 @@
           <w:lang w:val="el-GR"/>
         </w:rPr>
       </w:pPr>
+      <w:proofErr w:type="spellStart"/>
       <w:r>
         <w:rPr>
           <w:color w:val="auto"/>
@@ -1364,6 +1397,7 @@
         </w:rPr>
         <w:t>Ατταλόγλου</w:t>
       </w:r>
+      <w:proofErr w:type="spellEnd"/>
       <w:r>
         <w:rPr>
           <w:color w:val="auto"/>
@@ -2235,8 +2269,18 @@
           <w:szCs w:val="24"/>
           <w:lang w:val="en-US"/>
         </w:rPr>
-        <w:t>machine learning, online toxicity, natural language processing, greek</w:t>
-      </w:r>
+        <w:t xml:space="preserve">machine learning, online toxicity, natural language processing, </w:t>
+      </w:r>
+      <w:proofErr w:type="spellStart"/>
+      <w:r>
+        <w:rPr>
+          <w:rFonts w:cs="Times New Roman"/>
+          <w:szCs w:val="24"/>
+          <w:lang w:val="en-US"/>
+        </w:rPr>
+        <w:t>greek</w:t>
+      </w:r>
+      <w:proofErr w:type="spellEnd"/>
     </w:p>
     <w:p>
       <w:pPr>
@@ -4058,7 +4102,23 @@
           <w:rFonts w:cs="Times New Roman"/>
           <w:szCs w:val="24"/>
         </w:rPr>
-        <w:t>……….αρ. σελίδας</w:t>
+        <w:t>……….</w:t>
+      </w:r>
+      <w:proofErr w:type="spellStart"/>
+      <w:r>
+        <w:rPr>
+          <w:rFonts w:cs="Times New Roman"/>
+          <w:szCs w:val="24"/>
+        </w:rPr>
+        <w:t>αρ</w:t>
+      </w:r>
+      <w:proofErr w:type="spellEnd"/>
+      <w:r>
+        <w:rPr>
+          <w:rFonts w:cs="Times New Roman"/>
+          <w:szCs w:val="24"/>
+        </w:rPr>
+        <w:t>. σελίδας</w:t>
       </w:r>
     </w:p>
     <w:p>
@@ -4088,7 +4148,23 @@
           <w:rFonts w:cs="Times New Roman"/>
           <w:szCs w:val="24"/>
         </w:rPr>
-        <w:t>….αρ. σελίδας</w:t>
+        <w:t>….</w:t>
+      </w:r>
+      <w:proofErr w:type="spellStart"/>
+      <w:r>
+        <w:rPr>
+          <w:rFonts w:cs="Times New Roman"/>
+          <w:szCs w:val="24"/>
+        </w:rPr>
+        <w:t>αρ</w:t>
+      </w:r>
+      <w:proofErr w:type="spellEnd"/>
+      <w:r>
+        <w:rPr>
+          <w:rFonts w:cs="Times New Roman"/>
+          <w:szCs w:val="24"/>
+        </w:rPr>
+        <w:t>. σελίδας</w:t>
       </w:r>
     </w:p>
     <w:p>
@@ -4248,7 +4324,23 @@
           <w:rFonts w:cs="Times New Roman"/>
           <w:szCs w:val="24"/>
         </w:rPr>
-        <w:t>……αρ. σελίδας</w:t>
+        <w:t>……</w:t>
+      </w:r>
+      <w:proofErr w:type="spellStart"/>
+      <w:r>
+        <w:rPr>
+          <w:rFonts w:cs="Times New Roman"/>
+          <w:szCs w:val="24"/>
+        </w:rPr>
+        <w:t>αρ</w:t>
+      </w:r>
+      <w:proofErr w:type="spellEnd"/>
+      <w:r>
+        <w:rPr>
+          <w:rFonts w:cs="Times New Roman"/>
+          <w:szCs w:val="24"/>
+        </w:rPr>
+        <w:t>. σελίδας</w:t>
       </w:r>
     </w:p>
     <w:p>
@@ -4285,7 +4377,23 @@
           <w:rFonts w:cs="Times New Roman"/>
           <w:szCs w:val="24"/>
         </w:rPr>
-        <w:t>…αρ. σελίδας</w:t>
+        <w:t>…</w:t>
+      </w:r>
+      <w:proofErr w:type="spellStart"/>
+      <w:r>
+        <w:rPr>
+          <w:rFonts w:cs="Times New Roman"/>
+          <w:szCs w:val="24"/>
+        </w:rPr>
+        <w:t>αρ</w:t>
+      </w:r>
+      <w:proofErr w:type="spellEnd"/>
+      <w:r>
+        <w:rPr>
+          <w:rFonts w:cs="Times New Roman"/>
+          <w:szCs w:val="24"/>
+        </w:rPr>
+        <w:t>. σελίδας</w:t>
       </w:r>
     </w:p>
     <w:p>
@@ -4951,7 +5059,15 @@
         <w:t xml:space="preserve">οι μέθοδοι που χρησιμοποιούνται από άτομα για την κοινοποίηση ρητορικής μίσους εξελίσσεται συνεχώς χρησιμοποιώντας τρόπους </w:t>
       </w:r>
       <w:r>
-        <w:t xml:space="preserve">όπως η χρήση εμφωλευμένου κείμενου σε εικόνες και χρήση </w:t>
+        <w:t xml:space="preserve">όπως η χρήση </w:t>
+      </w:r>
+      <w:proofErr w:type="spellStart"/>
+      <w:r>
+        <w:t>εμφωλευμένου</w:t>
+      </w:r>
+      <w:proofErr w:type="spellEnd"/>
+      <w:r>
+        <w:t xml:space="preserve"> κείμενου σε εικόνες και χρήση </w:t>
       </w:r>
       <w:r>
         <w:rPr>
@@ -6334,6 +6450,7 @@
         </w:rPr>
         <w:t xml:space="preserve">που του παρείχε η </w:t>
       </w:r>
+      <w:proofErr w:type="spellStart"/>
       <w:r>
         <w:rPr>
           <w:rFonts w:cs="Times New Roman"/>
@@ -6342,6 +6459,7 @@
         </w:rPr>
         <w:t>PALOServices</w:t>
       </w:r>
+      <w:proofErr w:type="spellEnd"/>
       <w:r>
         <w:rPr>
           <w:rFonts w:cs="Times New Roman"/>
@@ -7736,12 +7854,21 @@
         </w:rPr>
         <w:t xml:space="preserve"> τροποποίηση ενός </w:t>
       </w:r>
-      <w:r>
-        <w:rPr>
-          <w:rFonts w:cs="Times New Roman"/>
-          <w:szCs w:val="24"/>
-        </w:rPr>
-        <w:t xml:space="preserve">RoBERTa </w:t>
+      <w:proofErr w:type="spellStart"/>
+      <w:r>
+        <w:rPr>
+          <w:rFonts w:cs="Times New Roman"/>
+          <w:szCs w:val="24"/>
+        </w:rPr>
+        <w:t>RoBERTa</w:t>
+      </w:r>
+      <w:proofErr w:type="spellEnd"/>
+      <w:r>
+        <w:rPr>
+          <w:rFonts w:cs="Times New Roman"/>
+          <w:szCs w:val="24"/>
+        </w:rPr>
+        <w:t xml:space="preserve"> </w:t>
       </w:r>
       <w:r>
         <w:rPr>
@@ -8150,6 +8277,7 @@
         </w:rPr>
         <w:t xml:space="preserve"> </w:t>
       </w:r>
+      <w:proofErr w:type="spellStart"/>
       <w:r>
         <w:rPr>
           <w:rFonts w:cs="Times New Roman"/>
@@ -8158,6 +8286,7 @@
         </w:rPr>
         <w:t>FastText</w:t>
       </w:r>
+      <w:proofErr w:type="spellEnd"/>
       <w:r>
         <w:rPr>
           <w:rFonts w:cs="Times New Roman"/>
@@ -8582,7 +8711,23 @@
           <w:rFonts w:cs="Times New Roman"/>
           <w:szCs w:val="24"/>
         </w:rPr>
-        <w:t xml:space="preserve">Τα μοντέλα όπως το BERT και το RoBERTa βασίζονται σε </w:t>
+        <w:t xml:space="preserve">Τα μοντέλα όπως το BERT και το </w:t>
+      </w:r>
+      <w:proofErr w:type="spellStart"/>
+      <w:r>
+        <w:rPr>
+          <w:rFonts w:cs="Times New Roman"/>
+          <w:szCs w:val="24"/>
+        </w:rPr>
+        <w:t>RoBERTa</w:t>
+      </w:r>
+      <w:proofErr w:type="spellEnd"/>
+      <w:r>
+        <w:rPr>
+          <w:rFonts w:cs="Times New Roman"/>
+          <w:szCs w:val="24"/>
+        </w:rPr>
+        <w:t xml:space="preserve"> βασίζονται σε </w:t>
       </w:r>
       <w:r>
         <w:rPr>
@@ -8591,12 +8736,21 @@
         </w:rPr>
         <w:t xml:space="preserve">αρχιτεκτονική </w:t>
       </w:r>
-      <w:r>
-        <w:rPr>
-          <w:rFonts w:cs="Times New Roman"/>
-          <w:szCs w:val="24"/>
-        </w:rPr>
-        <w:t xml:space="preserve">transformer, δηλαδή χρησιμοποιούν μετασχηματιστές. Οι μετασχηματιστές αποτελούν έναν τύπο </w:t>
+      <w:proofErr w:type="spellStart"/>
+      <w:r>
+        <w:rPr>
+          <w:rFonts w:cs="Times New Roman"/>
+          <w:szCs w:val="24"/>
+        </w:rPr>
+        <w:t>transformer</w:t>
+      </w:r>
+      <w:proofErr w:type="spellEnd"/>
+      <w:r>
+        <w:rPr>
+          <w:rFonts w:cs="Times New Roman"/>
+          <w:szCs w:val="24"/>
+        </w:rPr>
+        <w:t xml:space="preserve">, δηλαδή χρησιμοποιούν μετασχηματιστές. Οι μετασχηματιστές αποτελούν έναν τύπο </w:t>
       </w:r>
       <w:r>
         <w:rPr>
@@ -8604,7 +8758,23 @@
           <w:szCs w:val="24"/>
         </w:rPr>
         <w:lastRenderedPageBreak/>
-        <w:t>αρχιτεκτονικής νευρωνικού δικτύου που μετασχηματίζει ή τροποποιεί μια ακολουθία εισόδου σε μια ακολουθία εξόδου. Αυτό επιτυγχάνεται μέσω της εκμάθησης του περιβάλλοντος και της παρακολούθησης των σχέσεων μεταξύ των στοιχείων της ακολουθίας.</w:t>
+        <w:t xml:space="preserve">αρχιτεκτονικής </w:t>
+      </w:r>
+      <w:proofErr w:type="spellStart"/>
+      <w:r>
+        <w:rPr>
+          <w:rFonts w:cs="Times New Roman"/>
+          <w:szCs w:val="24"/>
+        </w:rPr>
+        <w:t>νευρωνικού</w:t>
+      </w:r>
+      <w:proofErr w:type="spellEnd"/>
+      <w:r>
+        <w:rPr>
+          <w:rFonts w:cs="Times New Roman"/>
+          <w:szCs w:val="24"/>
+        </w:rPr>
+        <w:t xml:space="preserve"> δικτύου που μετασχηματίζει ή τροποποιεί μια ακολουθία εισόδου σε μια ακολουθία εξόδου. Αυτό επιτυγχάνεται μέσω της εκμάθησης του περιβάλλοντος και της παρακολούθησης των σχέσεων μεταξύ των στοιχείων της ακολουθίας.</w:t>
       </w:r>
     </w:p>
     <w:p>
@@ -8644,7 +8814,23 @@
     </w:p>
     <w:p>
       <w:r>
-        <w:t>Το πρόβλημα της έλλειψης δεδομένων παρουσιάζεται για πολλές γλώσσες των οποίων ο πληθυσμός των ομιλητών είναι σχετικά μικρός. Τα ελληνικά θεωρούνται γλώσσα με περιορισμένους πόρους (low-resource language) στο πεδίο της Επεξεργασίας Φυσικής Γλώσσας (NLP) και έτσι η εύρεση δεδομένων είναι ήδη δυσχερής. Ωστόσο, οι ιδιαιτερότητες και η ποικιλία της γλώσσας δυσχεραίνουν περαιτέρω την επίτευξη του στόχου. Οι ελληνικές βρισιές είναι πολυάριθμες και δεν είναι εύκολο να καταγραφούν με τυποποιημένο τρόπο. Συνεπώς, σε συνδυασμό με την προσθήκη ή την απουσία τόνων και τις ορθογραφικές παραλλαγές, η επεξεργασία των ελληνικών καθίσταται εξαιρετικά δύσκολη.</w:t>
+        <w:t>Το πρόβλημα της έλλειψης δεδομένων παρουσιάζεται για πολλές γλώσσες των οποίων ο πληθυσμός των ομιλητών είναι σχετικά μικρός. Τα ελληνικά θεωρούνται γλώσσα με περιορισμένους πόρους (</w:t>
+      </w:r>
+      <w:proofErr w:type="spellStart"/>
+      <w:r>
+        <w:t>low-resource</w:t>
+      </w:r>
+      <w:proofErr w:type="spellEnd"/>
+      <w:r>
+        <w:t xml:space="preserve"> </w:t>
+      </w:r>
+      <w:proofErr w:type="spellStart"/>
+      <w:r>
+        <w:t>language</w:t>
+      </w:r>
+      <w:proofErr w:type="spellEnd"/>
+      <w:r>
+        <w:t>) στο πεδίο της Επεξεργασίας Φυσικής Γλώσσας (NLP) και έτσι η εύρεση δεδομένων είναι ήδη δυσχερής. Ωστόσο, οι ιδιαιτερότητες και η ποικιλία της γλώσσας δυσχεραίνουν περαιτέρω την επίτευξη του στόχου. Οι ελληνικές βρισιές είναι πολυάριθμες και δεν είναι εύκολο να καταγραφούν με τυποποιημένο τρόπο. Συνεπώς, σε συνδυασμό με την προσθήκη ή την απουσία τόνων και τις ορθογραφικές παραλλαγές, η επεξεργασία των ελληνικών καθίσταται εξαιρετικά δύσκολη.</w:t>
       </w:r>
     </w:p>
     <w:p>
@@ -8727,7 +8913,9 @@
           <w:szCs w:val="28"/>
         </w:rPr>
       </w:pPr>
-      <w:bookmarkStart w:id="17" w:name="_Toc208415476"/>
+      <w:bookmarkStart w:id="17" w:name="_2.1_Offensive_Greek"/>
+      <w:bookmarkStart w:id="18" w:name="_Toc208415476"/>
+      <w:bookmarkEnd w:id="17"/>
       <w:r>
         <w:rPr>
           <w:rFonts w:cs="Times New Roman"/>
@@ -8736,7 +8924,7 @@
         </w:rPr>
         <w:t xml:space="preserve">2.1 </w:t>
       </w:r>
-      <w:bookmarkEnd w:id="17"/>
+      <w:bookmarkEnd w:id="18"/>
       <w:r>
         <w:rPr>
           <w:rFonts w:cs="Times New Roman"/>
@@ -9154,7 +9342,23 @@
           <w:rFonts w:cs="Times New Roman"/>
           <w:szCs w:val="24"/>
         </w:rPr>
-        <w:t xml:space="preserve">ήταν 49.154 και το επόμενο βήμα ήταν η προεπεξεργασία. Τα </w:t>
+        <w:t xml:space="preserve">ήταν 49.154 και το επόμενο βήμα ήταν η </w:t>
+      </w:r>
+      <w:proofErr w:type="spellStart"/>
+      <w:r>
+        <w:rPr>
+          <w:rFonts w:cs="Times New Roman"/>
+          <w:szCs w:val="24"/>
+        </w:rPr>
+        <w:t>προεπεξεργασία</w:t>
+      </w:r>
+      <w:proofErr w:type="spellEnd"/>
+      <w:r>
+        <w:rPr>
+          <w:rFonts w:cs="Times New Roman"/>
+          <w:szCs w:val="24"/>
+        </w:rPr>
+        <w:t xml:space="preserve">. Τα </w:t>
       </w:r>
       <w:r>
         <w:rPr>
@@ -9264,7 +9468,39 @@
           <w:rFonts w:cs="Times New Roman"/>
           <w:szCs w:val="24"/>
         </w:rPr>
-        <w:t>Η χρήση διπλής στίξης όπως ερωτηματικά και θαυμαστικά κανονικοποιήθηκε επίσης. Μετά την προεπεξεργασία και την διαγραφή διπλ</w:t>
+        <w:t xml:space="preserve">Η χρήση διπλής στίξης όπως ερωτηματικά και θαυμαστικά </w:t>
+      </w:r>
+      <w:proofErr w:type="spellStart"/>
+      <w:r>
+        <w:rPr>
+          <w:rFonts w:cs="Times New Roman"/>
+          <w:szCs w:val="24"/>
+        </w:rPr>
+        <w:t>κανονικοποιήθηκε</w:t>
+      </w:r>
+      <w:proofErr w:type="spellEnd"/>
+      <w:r>
+        <w:rPr>
+          <w:rFonts w:cs="Times New Roman"/>
+          <w:szCs w:val="24"/>
+        </w:rPr>
+        <w:t xml:space="preserve"> επίσης. Μετά την </w:t>
+      </w:r>
+      <w:proofErr w:type="spellStart"/>
+      <w:r>
+        <w:rPr>
+          <w:rFonts w:cs="Times New Roman"/>
+          <w:szCs w:val="24"/>
+        </w:rPr>
+        <w:t>προεπεξεργασία</w:t>
+      </w:r>
+      <w:proofErr w:type="spellEnd"/>
+      <w:r>
+        <w:rPr>
+          <w:rFonts w:cs="Times New Roman"/>
+          <w:szCs w:val="24"/>
+        </w:rPr>
+        <w:t xml:space="preserve"> και την διαγραφή διπλ</w:t>
       </w:r>
       <w:r>
         <w:rPr>
@@ -9964,7 +10200,7 @@
           <w:lang w:val="en-US"/>
         </w:rPr>
       </w:pPr>
-      <w:bookmarkStart w:id="18" w:name="_Toc208415477"/>
+      <w:bookmarkStart w:id="19" w:name="_Toc208415477"/>
       <w:r>
         <w:rPr>
           <w:rFonts w:cs="Times New Roman"/>
@@ -9975,7 +10211,7 @@
         <w:lastRenderedPageBreak/>
         <w:t xml:space="preserve">2.2 </w:t>
       </w:r>
-      <w:bookmarkEnd w:id="18"/>
+      <w:bookmarkEnd w:id="19"/>
       <w:r>
         <w:rPr>
           <w:rFonts w:cs="Times New Roman"/>
@@ -9994,6 +10230,7 @@
         </w:rPr>
         <w:t xml:space="preserve"> </w:t>
       </w:r>
+      <w:proofErr w:type="spellStart"/>
       <w:r>
         <w:rPr>
           <w:rFonts w:cs="Times New Roman"/>
@@ -10003,6 +10240,7 @@
         </w:rPr>
         <w:t>FastText</w:t>
       </w:r>
+      <w:proofErr w:type="spellEnd"/>
       <w:r>
         <w:rPr>
           <w:rFonts w:cs="Times New Roman"/>
@@ -10074,6 +10312,7 @@
         </w:rPr>
         <w:t xml:space="preserve"> </w:t>
       </w:r>
+      <w:proofErr w:type="spellStart"/>
       <w:r>
         <w:rPr>
           <w:rFonts w:cs="Times New Roman"/>
@@ -10090,6 +10329,7 @@
         </w:rPr>
         <w:t>astText</w:t>
       </w:r>
+      <w:proofErr w:type="spellEnd"/>
       <w:r>
         <w:rPr>
           <w:rFonts w:cs="Times New Roman"/>
@@ -10270,7 +10510,25 @@
           <w:szCs w:val="24"/>
           <w:lang w:val="en-US"/>
         </w:rPr>
-        <w:t xml:space="preserve"> «Enriching Word Vectors with Subword Information» </w:t>
+        <w:t xml:space="preserve"> «Enriching Word Vectors with </w:t>
+      </w:r>
+      <w:proofErr w:type="spellStart"/>
+      <w:r>
+        <w:rPr>
+          <w:rFonts w:cs="Times New Roman"/>
+          <w:szCs w:val="24"/>
+          <w:lang w:val="en-US"/>
+        </w:rPr>
+        <w:t>Subword</w:t>
+      </w:r>
+      <w:proofErr w:type="spellEnd"/>
+      <w:r>
+        <w:rPr>
+          <w:rFonts w:cs="Times New Roman"/>
+          <w:szCs w:val="24"/>
+          <w:lang w:val="en-US"/>
+        </w:rPr>
+        <w:t xml:space="preserve"> Information» </w:t>
       </w:r>
       <w:r>
         <w:rPr>
@@ -10354,7 +10612,23 @@
           <w:rFonts w:cs="Times New Roman"/>
           <w:szCs w:val="24"/>
         </w:rPr>
-        <w:t xml:space="preserve">Το fastText είναι μια δωρεάν, ελαφριά βιβλιοθήκη ανοιχτού κώδικα που επιτρέπει στους χρήστες να </w:t>
+        <w:t xml:space="preserve">Το </w:t>
+      </w:r>
+      <w:proofErr w:type="spellStart"/>
+      <w:r>
+        <w:rPr>
+          <w:rFonts w:cs="Times New Roman"/>
+          <w:szCs w:val="24"/>
+        </w:rPr>
+        <w:t>fastText</w:t>
+      </w:r>
+      <w:proofErr w:type="spellEnd"/>
+      <w:r>
+        <w:rPr>
+          <w:rFonts w:cs="Times New Roman"/>
+          <w:szCs w:val="24"/>
+        </w:rPr>
+        <w:t xml:space="preserve"> είναι μια δωρεάν, ελαφριά βιβλιοθήκη ανοιχτού κώδικα που επιτρέπει στους χρήστες να </w:t>
       </w:r>
       <w:r>
         <w:rPr>
@@ -10368,7 +10642,23 @@
           <w:rFonts w:cs="Times New Roman"/>
           <w:szCs w:val="24"/>
         </w:rPr>
-        <w:t xml:space="preserve"> αναπαραστάσεις κειμένου και ταξινομητές κειμένου.</w:t>
+        <w:t xml:space="preserve"> αναπαραστάσεις κειμένου και </w:t>
+      </w:r>
+      <w:proofErr w:type="spellStart"/>
+      <w:r>
+        <w:rPr>
+          <w:rFonts w:cs="Times New Roman"/>
+          <w:szCs w:val="24"/>
+        </w:rPr>
+        <w:t>ταξινομητές</w:t>
+      </w:r>
+      <w:proofErr w:type="spellEnd"/>
+      <w:r>
+        <w:rPr>
+          <w:rFonts w:cs="Times New Roman"/>
+          <w:szCs w:val="24"/>
+        </w:rPr>
+        <w:t xml:space="preserve"> κειμένου.</w:t>
       </w:r>
       <w:r>
         <w:rPr>
@@ -10391,7 +10681,55 @@
           <w:rFonts w:cs="Times New Roman"/>
           <w:szCs w:val="24"/>
         </w:rPr>
-        <w:t xml:space="preserve">Το FastText επεκτείνει τα μοντέλα Skip-gram και CBOW, αναπαραστώντας τις λέξεις ως </w:t>
+        <w:t xml:space="preserve">Το </w:t>
+      </w:r>
+      <w:proofErr w:type="spellStart"/>
+      <w:r>
+        <w:rPr>
+          <w:rFonts w:cs="Times New Roman"/>
+          <w:szCs w:val="24"/>
+        </w:rPr>
+        <w:t>FastText</w:t>
+      </w:r>
+      <w:proofErr w:type="spellEnd"/>
+      <w:r>
+        <w:rPr>
+          <w:rFonts w:cs="Times New Roman"/>
+          <w:szCs w:val="24"/>
+        </w:rPr>
+        <w:t xml:space="preserve"> επεκτείνει τα μοντέλα </w:t>
+      </w:r>
+      <w:proofErr w:type="spellStart"/>
+      <w:r>
+        <w:rPr>
+          <w:rFonts w:cs="Times New Roman"/>
+          <w:szCs w:val="24"/>
+        </w:rPr>
+        <w:t>Skip-gram</w:t>
+      </w:r>
+      <w:proofErr w:type="spellEnd"/>
+      <w:r>
+        <w:rPr>
+          <w:rFonts w:cs="Times New Roman"/>
+          <w:szCs w:val="24"/>
+        </w:rPr>
+        <w:t xml:space="preserve"> και CBOW, </w:t>
+      </w:r>
+      <w:proofErr w:type="spellStart"/>
+      <w:r>
+        <w:rPr>
+          <w:rFonts w:cs="Times New Roman"/>
+          <w:szCs w:val="24"/>
+        </w:rPr>
+        <w:t>αναπαραστώντας</w:t>
+      </w:r>
+      <w:proofErr w:type="spellEnd"/>
+      <w:r>
+        <w:rPr>
+          <w:rFonts w:cs="Times New Roman"/>
+          <w:szCs w:val="24"/>
+        </w:rPr>
+        <w:t xml:space="preserve"> τις λέξεις ως </w:t>
       </w:r>
       <w:r>
         <w:rPr>
@@ -10652,7 +10990,7 @@
           <w:szCs w:val="32"/>
         </w:rPr>
       </w:pPr>
-      <w:bookmarkStart w:id="19" w:name="_Toc208415478"/>
+      <w:bookmarkStart w:id="20" w:name="_Toc208415478"/>
       <w:r>
         <w:rPr>
           <w:rFonts w:ascii="Times New Roman" w:hAnsi="Times New Roman" w:cs="Times New Roman"/>
@@ -10663,7 +11001,7 @@
         <w:lastRenderedPageBreak/>
         <w:t>3.</w:t>
       </w:r>
-      <w:bookmarkEnd w:id="19"/>
+      <w:bookmarkEnd w:id="20"/>
       <w:r>
         <w:rPr>
           <w:rFonts w:ascii="Times New Roman" w:hAnsi="Times New Roman" w:cs="Times New Roman"/>
@@ -10702,43 +11040,6 @@
         </w:rPr>
         <w:t>Used</w:t>
       </w:r>
-    </w:p>
-    <w:p>
-      <w:pPr>
-        <w:ind w:right="282"/>
-        <w:jc w:val="both"/>
-        <w:rPr>
-          <w:rFonts w:cs="Times New Roman"/>
-          <w:szCs w:val="24"/>
-        </w:rPr>
-      </w:pPr>
-    </w:p>
-    <w:p>
-      <w:pPr>
-        <w:ind w:right="282"/>
-        <w:jc w:val="both"/>
-        <w:rPr>
-          <w:rFonts w:cs="Times New Roman"/>
-          <w:szCs w:val="24"/>
-        </w:rPr>
-      </w:pPr>
-      <w:r>
-        <w:rPr>
-          <w:rFonts w:cs="Times New Roman"/>
-          <w:szCs w:val="24"/>
-        </w:rPr>
-        <w:t xml:space="preserve">Κυρίως κείμενο της εργασίας. Κυρίως κείμενο της εργασίας. Κυρίως κείμενο της εργασίας. Κυρίως κείμενο της εργασίας. Κυρίως κείμενο της εργασίας. Κυρίως κείμενο της εργασίας. Κυρίως κείμενο της εργασίας. Κυρίως κείμενο της εργασίας. Κυρίως κείμενο της εργασίας. Κυρίως κείμενο της εργασίας. Κυρίως κείμενο της εργασίας. </w:t>
-      </w:r>
-    </w:p>
-    <w:p>
-      <w:pPr>
-        <w:ind w:right="282"/>
-        <w:jc w:val="both"/>
-        <w:rPr>
-          <w:rFonts w:cs="Times New Roman"/>
-          <w:szCs w:val="24"/>
-        </w:rPr>
-      </w:pPr>
     </w:p>
     <w:p>
       <w:pPr>
@@ -10755,16 +11056,446 @@
           <w:szCs w:val="28"/>
         </w:rPr>
       </w:pPr>
-      <w:bookmarkStart w:id="20" w:name="_Toc208415479"/>
+      <w:bookmarkStart w:id="21" w:name="_Toc208415479"/>
       <w:r>
         <w:rPr>
           <w:rFonts w:cs="Times New Roman"/>
           <w:color w:val="auto"/>
           <w:szCs w:val="28"/>
         </w:rPr>
-        <w:t>3.1 [Τίτλος υποκεφαλαίου]</w:t>
-      </w:r>
-      <w:bookmarkEnd w:id="20"/>
+        <w:t xml:space="preserve">3.1 </w:t>
+      </w:r>
+      <w:bookmarkEnd w:id="21"/>
+      <w:r>
+        <w:rPr>
+          <w:rFonts w:cs="Times New Roman"/>
+          <w:color w:val="auto"/>
+          <w:szCs w:val="28"/>
+        </w:rPr>
+        <w:t>Προ-επεξεργασία δεδομένων</w:t>
+      </w:r>
+    </w:p>
+    <w:p>
+      <w:r>
+        <w:t xml:space="preserve">Τα δεδομένα του </w:t>
+      </w:r>
+      <w:r>
+        <w:rPr>
+          <w:lang w:val="en-US"/>
+        </w:rPr>
+        <w:t>OGTD</w:t>
+      </w:r>
+      <w:r>
+        <w:t xml:space="preserve"> </w:t>
+      </w:r>
+      <w:r>
+        <w:t xml:space="preserve">περιλαμβάνουν </w:t>
+      </w:r>
+      <w:r>
+        <w:rPr>
+          <w:lang w:val="en-US"/>
+        </w:rPr>
+        <w:t>tweet</w:t>
+      </w:r>
+      <w:r>
+        <w:rPr>
+          <w:lang w:val="en-US"/>
+        </w:rPr>
+        <w:t>s</w:t>
+      </w:r>
+      <w:r>
+        <w:t xml:space="preserve"> </w:t>
+      </w:r>
+      <w:r>
+        <w:t xml:space="preserve">στα Ελληνικά με κεφαλαία και πεζά γράμματα καθώς και τονισμό λέξεων. Οι δημιουργοί του συνόλου έκαναν </w:t>
+      </w:r>
+      <w:proofErr w:type="spellStart"/>
+      <w:r>
+        <w:t>προεπεξεργασία</w:t>
+      </w:r>
+      <w:proofErr w:type="spellEnd"/>
+      <w:r>
+        <w:t xml:space="preserve"> των </w:t>
+      </w:r>
+      <w:r>
+        <w:rPr>
+          <w:lang w:val="en-US"/>
+        </w:rPr>
+        <w:t>tweet</w:t>
+      </w:r>
+      <w:r>
+        <w:t xml:space="preserve"> </w:t>
+      </w:r>
+      <w:r>
+        <w:t xml:space="preserve">με </w:t>
+      </w:r>
+      <w:r>
+        <w:t xml:space="preserve">αφαίρεση άχρηστης πληροφορίας όπως αναφέρθηκε στο </w:t>
+      </w:r>
+      <w:hyperlink w:anchor="_2.1_Offensive_Greek" w:history="1">
+        <w:r>
+          <w:rPr>
+            <w:rStyle w:val="Hyperlink"/>
+          </w:rPr>
+          <w:t>2.1</w:t>
+        </w:r>
+      </w:hyperlink>
+      <w:r>
+        <w:t xml:space="preserve"> </w:t>
+      </w:r>
+      <w:r>
+        <w:t xml:space="preserve">διαγράφοντας τα </w:t>
+      </w:r>
+      <w:r>
+        <w:rPr>
+          <w:lang w:val="en-US"/>
+        </w:rPr>
+        <w:t>links</w:t>
+      </w:r>
+      <w:r>
+        <w:t xml:space="preserve">, </w:t>
+      </w:r>
+      <w:r>
+        <w:t xml:space="preserve">τα </w:t>
+      </w:r>
+      <w:r>
+        <w:rPr>
+          <w:lang w:val="en-US"/>
+        </w:rPr>
+        <w:t>emoji</w:t>
+      </w:r>
+      <w:r>
+        <w:t xml:space="preserve"> και τα </w:t>
+      </w:r>
+      <w:r>
+        <w:rPr>
+          <w:lang w:val="en-US"/>
+        </w:rPr>
+        <w:t>emoticon</w:t>
+      </w:r>
+      <w:r>
+        <w:t>.</w:t>
+      </w:r>
+    </w:p>
+    <w:p>
+      <w:r>
+        <w:t xml:space="preserve">Ένας άνθρωπος </w:t>
+      </w:r>
+      <w:r>
+        <w:t xml:space="preserve">διαβάζει τη λέξη με και χωρίς τόνο και τις θεωρεί </w:t>
+      </w:r>
+      <w:r>
+        <w:t>ίδιες</w:t>
+      </w:r>
+      <w:r>
+        <w:t>,</w:t>
+      </w:r>
+      <w:r>
+        <w:t xml:space="preserve"> </w:t>
+      </w:r>
+      <w:r>
+        <w:t xml:space="preserve">αλλά στην περίπτωση των υπολογιστών ένας τονισμένος χαρακτήρας </w:t>
+      </w:r>
+      <w:r>
+        <w:t>αντιμετωπίζεται ως</w:t>
+      </w:r>
+      <w:r>
+        <w:t xml:space="preserve"> </w:t>
+      </w:r>
+      <w:r>
+        <w:t>διαφορετικός από τον ίδιο χαρακτήρα χωρίς τόνο. Για την</w:t>
+      </w:r>
+      <w:r>
+        <w:t xml:space="preserve"> </w:t>
+      </w:r>
+      <w:r>
+        <w:t>επίτευξη υψηλότερης ακρίβειας</w:t>
+      </w:r>
+      <w:r>
+        <w:t xml:space="preserve"> αποφεύγοντας </w:t>
+      </w:r>
+      <w:r>
+        <w:t>τη σύγχυση</w:t>
+      </w:r>
+      <w:r>
+        <w:t xml:space="preserve">, </w:t>
+      </w:r>
+      <w:r>
+        <w:t>αποφασίστηκε να επεξεργαστούν τα δεδομένα του συνόλου</w:t>
+      </w:r>
+      <w:r>
+        <w:t xml:space="preserve"> </w:t>
+      </w:r>
+      <w:r>
+        <w:t>αρχικά αφαιρώντας τους τόνους από όλες τι λέξεις που περιείχαν τονισμό.</w:t>
+      </w:r>
+    </w:p>
+    <w:p>
+      <w:pPr>
+        <w:rPr>
+          <w:lang w:val="en-US"/>
+        </w:rPr>
+      </w:pPr>
+      <w:r>
+        <w:t xml:space="preserve">Εκτός από </w:t>
+      </w:r>
+      <w:r>
+        <w:t xml:space="preserve"> τους </w:t>
+      </w:r>
+      <w:r>
+        <w:t xml:space="preserve">τόνους, μια άλλη μέθοδος </w:t>
+      </w:r>
+      <w:proofErr w:type="spellStart"/>
+      <w:r>
+        <w:t>πορεπεξεργασίας</w:t>
+      </w:r>
+      <w:proofErr w:type="spellEnd"/>
+      <w:r>
+        <w:t xml:space="preserve"> είναι η αφαίρεση </w:t>
+      </w:r>
+      <w:r>
+        <w:t>της κεφαλαιοποίησης</w:t>
+      </w:r>
+      <w:r>
+        <w:t xml:space="preserve"> </w:t>
+      </w:r>
+      <w:r>
+        <w:t>από τα</w:t>
+      </w:r>
+      <w:r>
+        <w:t xml:space="preserve"> γράμματα. </w:t>
+      </w:r>
+      <w:r>
+        <w:t>Συνεπώς, όπως και με τους τόνους, επεξεργάστηκαν τα δεδομένα μετατρέποντας όλα τα κεφαλαία γράμματα σε πεζά.</w:t>
+      </w:r>
+    </w:p>
+    <w:p>
+      <w:r>
+        <w:t>Μετά από αυτή την επεξεργασία, προκειμένου να διαπιστωθεί εάν ήταν πραγματικά απαραίτητη ή εάν δεν υπήρχε διαφορά στο αποτέλεσμα, εκτελέστηκαν όλοι οι αλγόριθμοι που αναπτύχθηκαν με τα δεδομένα πριν και μετά την επεξεργασία τους. Τα αποτελέσματα παρουσιάζονται στον παρακάτω πίνακα.</w:t>
+      </w:r>
+    </w:p>
+    <w:tbl>
+      <w:tblPr>
+        <w:tblStyle w:val="TableGrid"/>
+        <w:tblW w:w="0" w:type="auto"/>
+        <w:tblLook w:val="04A0" w:firstRow="1" w:lastRow="0" w:firstColumn="1" w:lastColumn="0" w:noHBand="0" w:noVBand="1"/>
+      </w:tblPr>
+      <w:tblGrid>
+        <w:gridCol w:w="3095"/>
+        <w:gridCol w:w="3096"/>
+        <w:gridCol w:w="3096"/>
+      </w:tblGrid>
+      <w:tr>
+        <w:tc>
+          <w:tcPr>
+            <w:tcW w:w="3095" w:type="dxa"/>
+          </w:tcPr>
+          <w:p/>
+        </w:tc>
+        <w:tc>
+          <w:tcPr>
+            <w:tcW w:w="3096" w:type="dxa"/>
+          </w:tcPr>
+          <w:p>
+            <w:pPr>
+              <w:rPr>
+                <w:lang w:val="en-US"/>
+              </w:rPr>
+            </w:pPr>
+            <w:r>
+              <w:rPr>
+                <w:lang w:val="en-US"/>
+              </w:rPr>
+              <w:t>Without pre-processing</w:t>
+            </w:r>
+          </w:p>
+        </w:tc>
+        <w:tc>
+          <w:tcPr>
+            <w:tcW w:w="3096" w:type="dxa"/>
+          </w:tcPr>
+          <w:p>
+            <w:pPr>
+              <w:rPr>
+                <w:lang w:val="en-US"/>
+              </w:rPr>
+            </w:pPr>
+            <w:r>
+              <w:rPr>
+                <w:lang w:val="en-US"/>
+              </w:rPr>
+              <w:t>With pre-processing</w:t>
+            </w:r>
+          </w:p>
+        </w:tc>
+      </w:tr>
+      <w:tr>
+        <w:tc>
+          <w:tcPr>
+            <w:tcW w:w="3095" w:type="dxa"/>
+          </w:tcPr>
+          <w:p>
+            <w:pPr>
+              <w:rPr>
+                <w:lang w:val="en-US"/>
+              </w:rPr>
+            </w:pPr>
+            <w:r>
+              <w:rPr>
+                <w:lang w:val="en-US"/>
+              </w:rPr>
+              <w:t>Baseline model</w:t>
+            </w:r>
+          </w:p>
+        </w:tc>
+        <w:tc>
+          <w:tcPr>
+            <w:tcW w:w="3096" w:type="dxa"/>
+          </w:tcPr>
+          <w:p>
+            <w:pPr>
+              <w:rPr>
+                <w:lang w:val="en-US"/>
+              </w:rPr>
+            </w:pPr>
+            <w:r>
+              <w:rPr>
+                <w:lang w:val="en-US"/>
+              </w:rPr>
+              <w:t>86</w:t>
+            </w:r>
+          </w:p>
+        </w:tc>
+        <w:tc>
+          <w:tcPr>
+            <w:tcW w:w="3096" w:type="dxa"/>
+          </w:tcPr>
+          <w:p>
+            <w:pPr>
+              <w:rPr>
+                <w:lang w:val="en-US"/>
+              </w:rPr>
+            </w:pPr>
+            <w:r>
+              <w:rPr>
+                <w:lang w:val="en-US"/>
+              </w:rPr>
+              <w:t>89</w:t>
+            </w:r>
+          </w:p>
+        </w:tc>
+      </w:tr>
+      <w:tr>
+        <w:tc>
+          <w:tcPr>
+            <w:tcW w:w="3095" w:type="dxa"/>
+          </w:tcPr>
+          <w:p>
+            <w:pPr>
+              <w:rPr>
+                <w:lang w:val="en-US"/>
+              </w:rPr>
+            </w:pPr>
+            <w:r>
+              <w:rPr>
+                <w:lang w:val="en-US"/>
+              </w:rPr>
+              <w:t>Intermediate model</w:t>
+            </w:r>
+          </w:p>
+        </w:tc>
+        <w:tc>
+          <w:tcPr>
+            <w:tcW w:w="3096" w:type="dxa"/>
+          </w:tcPr>
+          <w:p>
+            <w:pPr>
+              <w:rPr>
+                <w:lang w:val="en-US"/>
+              </w:rPr>
+            </w:pPr>
+            <w:r>
+              <w:rPr>
+                <w:lang w:val="en-US"/>
+              </w:rPr>
+              <w:t>77</w:t>
+            </w:r>
+          </w:p>
+        </w:tc>
+        <w:tc>
+          <w:tcPr>
+            <w:tcW w:w="3096" w:type="dxa"/>
+          </w:tcPr>
+          <w:p>
+            <w:pPr>
+              <w:rPr>
+                <w:lang w:val="en-US"/>
+              </w:rPr>
+            </w:pPr>
+            <w:r>
+              <w:rPr>
+                <w:lang w:val="en-US"/>
+              </w:rPr>
+              <w:t>80</w:t>
+            </w:r>
+          </w:p>
+        </w:tc>
+      </w:tr>
+      <w:tr>
+        <w:tc>
+          <w:tcPr>
+            <w:tcW w:w="3095" w:type="dxa"/>
+          </w:tcPr>
+          <w:p>
+            <w:pPr>
+              <w:rPr>
+                <w:lang w:val="en-US"/>
+              </w:rPr>
+            </w:pPr>
+            <w:r>
+              <w:rPr>
+                <w:lang w:val="en-US"/>
+              </w:rPr>
+              <w:t>Advance model</w:t>
+            </w:r>
+          </w:p>
+        </w:tc>
+        <w:tc>
+          <w:tcPr>
+            <w:tcW w:w="3096" w:type="dxa"/>
+          </w:tcPr>
+          <w:p>
+            <w:r>
+              <w:t>82</w:t>
+            </w:r>
+          </w:p>
+        </w:tc>
+        <w:tc>
+          <w:tcPr>
+            <w:tcW w:w="3096" w:type="dxa"/>
+          </w:tcPr>
+          <w:p>
+            <w:pPr>
+              <w:rPr>
+                <w:lang w:val="en-US"/>
+              </w:rPr>
+            </w:pPr>
+            <w:r>
+              <w:rPr>
+                <w:lang w:val="en-US"/>
+              </w:rPr>
+              <w:t>84</w:t>
+            </w:r>
+          </w:p>
+        </w:tc>
+      </w:tr>
+    </w:tbl>
+    <w:p>
+      <w:pPr>
+        <w:rPr>
+          <w:lang w:val="en-US"/>
+        </w:rPr>
+      </w:pPr>
     </w:p>
     <w:p>
       <w:pPr>
@@ -10775,37 +11506,159 @@
           <w:szCs w:val="24"/>
         </w:rPr>
       </w:pPr>
-    </w:p>
-    <w:p>
-      <w:pPr>
+      <w:r>
+        <w:rPr>
+          <w:rFonts w:cs="Times New Roman"/>
+          <w:szCs w:val="24"/>
+        </w:rPr>
+        <w:t xml:space="preserve">Κοιτώντας τα αποτελέσματα, παρατηρούμε ότι μετά την </w:t>
+      </w:r>
+      <w:proofErr w:type="spellStart"/>
+      <w:r>
+        <w:rPr>
+          <w:rFonts w:cs="Times New Roman"/>
+          <w:szCs w:val="24"/>
+        </w:rPr>
+        <w:t>προεπεξεργασία</w:t>
+      </w:r>
+      <w:proofErr w:type="spellEnd"/>
+      <w:r>
+        <w:rPr>
+          <w:rFonts w:cs="Times New Roman"/>
+          <w:szCs w:val="24"/>
+        </w:rPr>
+        <w:t xml:space="preserve"> υπάρχει αύξηση στο </w:t>
+      </w:r>
+      <w:r>
+        <w:rPr>
+          <w:rFonts w:cs="Times New Roman"/>
+          <w:szCs w:val="24"/>
+          <w:lang w:val="en-US"/>
+        </w:rPr>
+        <w:t>macro</w:t>
+      </w:r>
+      <w:r>
+        <w:rPr>
+          <w:rFonts w:cs="Times New Roman"/>
+          <w:szCs w:val="24"/>
+        </w:rPr>
+        <w:t>-</w:t>
+      </w:r>
+      <w:r>
+        <w:rPr>
+          <w:rFonts w:cs="Times New Roman"/>
+          <w:szCs w:val="24"/>
+          <w:lang w:val="en-US"/>
+        </w:rPr>
+        <w:t>avg</w:t>
+      </w:r>
+      <w:r>
+        <w:rPr>
+          <w:rFonts w:cs="Times New Roman"/>
+          <w:szCs w:val="24"/>
+        </w:rPr>
+        <w:t xml:space="preserve"> </w:t>
+      </w:r>
+      <w:r>
+        <w:rPr>
+          <w:rFonts w:cs="Times New Roman"/>
+          <w:szCs w:val="24"/>
+          <w:lang w:val="en-US"/>
+        </w:rPr>
+        <w:t>score</w:t>
+      </w:r>
+      <w:r>
+        <w:rPr>
+          <w:rFonts w:cs="Times New Roman"/>
+          <w:szCs w:val="24"/>
+        </w:rPr>
+        <w:t xml:space="preserve"> </w:t>
+      </w:r>
+      <w:r>
+        <w:rPr>
+          <w:rFonts w:cs="Times New Roman"/>
+          <w:szCs w:val="24"/>
+        </w:rPr>
+        <w:t xml:space="preserve">κατά 2-3% για κάθε μοντέλο.  </w:t>
+      </w:r>
+    </w:p>
+    <w:p>
+      <w:pPr>
+        <w:pStyle w:val="Heading2"/>
+        <w:numPr>
+          <w:ilvl w:val="0"/>
+          <w:numId w:val="0"/>
+        </w:numPr>
+        <w:ind w:left="576" w:right="282" w:hanging="576"/>
         <w:jc w:val="both"/>
         <w:rPr>
           <w:rFonts w:cs="Times New Roman"/>
-          <w:szCs w:val="24"/>
-        </w:rPr>
-      </w:pPr>
-      <w:r>
-        <w:rPr>
-          <w:rFonts w:cs="Times New Roman"/>
-          <w:szCs w:val="24"/>
-        </w:rPr>
-        <w:t xml:space="preserve">Κυρίως κείμενο της εργασίας. Κυρίως κείμενο της εργασίας. Κυρίως κείμενο της εργασίας. Κυρίως κείμενο της εργασίας. Κυρίως κείμενο της εργασίας. Κυρίως κείμενο της εργασίας. Κυρίως κείμενο της εργασίας. Κυρίως κείμενο της εργασίας. </w:t>
-      </w:r>
-    </w:p>
-    <w:p>
-      <w:pPr>
+          <w:color w:val="auto"/>
+          <w:szCs w:val="28"/>
+        </w:rPr>
+      </w:pPr>
+      <w:bookmarkStart w:id="22" w:name="_Toc208415480"/>
+      <w:r>
+        <w:rPr>
+          <w:rFonts w:cs="Times New Roman"/>
+          <w:color w:val="auto"/>
+          <w:szCs w:val="28"/>
+        </w:rPr>
+        <w:t xml:space="preserve">3.2 [Τίτλος </w:t>
+      </w:r>
+      <w:proofErr w:type="spellStart"/>
+      <w:r>
+        <w:rPr>
+          <w:rFonts w:cs="Times New Roman"/>
+          <w:color w:val="auto"/>
+          <w:szCs w:val="28"/>
+        </w:rPr>
+        <w:t>υποκεφαλαίου</w:t>
+      </w:r>
+      <w:proofErr w:type="spellEnd"/>
+      <w:r>
+        <w:rPr>
+          <w:rFonts w:cs="Times New Roman"/>
+          <w:color w:val="auto"/>
+          <w:szCs w:val="28"/>
+        </w:rPr>
+        <w:t>]</w:t>
+      </w:r>
+      <w:bookmarkEnd w:id="22"/>
+    </w:p>
+    <w:p>
+      <w:pPr>
+        <w:ind w:right="282"/>
         <w:jc w:val="both"/>
         <w:rPr>
           <w:rFonts w:cs="Times New Roman"/>
           <w:szCs w:val="24"/>
         </w:rPr>
       </w:pPr>
-      <w:r>
-        <w:rPr>
-          <w:rFonts w:cs="Times New Roman"/>
-          <w:szCs w:val="24"/>
-        </w:rPr>
-        <w:t>Κυρίως κείμενο της εργασίας. Κυρίως κείμενο της εργασίας. Κυρίως κείμενο της εργασίας. Κυρίως κείμενο της εργασίας. Κυρίως κείμενο της εργασίας.</w:t>
+    </w:p>
+    <w:p>
+      <w:pPr>
+        <w:ind w:right="282"/>
+        <w:jc w:val="both"/>
+        <w:rPr>
+          <w:rFonts w:cs="Times New Roman"/>
+          <w:szCs w:val="24"/>
+        </w:rPr>
+      </w:pPr>
+      <w:r>
+        <w:rPr>
+          <w:rFonts w:cs="Times New Roman"/>
+          <w:szCs w:val="24"/>
+        </w:rPr>
+        <w:t xml:space="preserve">Κυρίως κείμενο της εργασίας. Κυρίως κείμενο της εργασίας. Κυρίως κείμενο της εργασίας. Κυρίως κείμενο της εργασίας. Κυρίως κείμενο της εργασίας. Κυρίως κείμενο </w:t>
+      </w:r>
+      <w:r>
+        <w:rPr>
+          <w:rFonts w:cs="Times New Roman"/>
+          <w:szCs w:val="24"/>
+        </w:rPr>
+        <w:lastRenderedPageBreak/>
+        <w:t xml:space="preserve">της εργασίας. Κυρίως κείμενο της εργασίας. Κυρίως κείμενο της εργασίας. Κυρίως κείμενο της εργασίας. Κυρίως κείμενο της εργασίας. Κυρίως κείμενο της εργασίας. </w:t>
       </w:r>
     </w:p>
     <w:tbl>
@@ -10928,199 +11781,6 @@
           <w:rFonts w:cs="Times New Roman"/>
           <w:szCs w:val="24"/>
         </w:rPr>
-        <w:t>Πίνακας 3</w:t>
-      </w:r>
-      <w:r>
-        <w:rPr>
-          <w:rFonts w:cs="Times New Roman"/>
-          <w:szCs w:val="24"/>
-        </w:rPr>
-        <w:t>.1 [Τίτλος πίνακα]</w:t>
-      </w:r>
-    </w:p>
-    <w:p>
-      <w:pPr>
-        <w:ind w:right="282"/>
-        <w:jc w:val="both"/>
-        <w:rPr>
-          <w:rFonts w:cs="Times New Roman"/>
-          <w:szCs w:val="24"/>
-        </w:rPr>
-      </w:pPr>
-    </w:p>
-    <w:p>
-      <w:pPr>
-        <w:pStyle w:val="Heading2"/>
-        <w:numPr>
-          <w:ilvl w:val="0"/>
-          <w:numId w:val="0"/>
-        </w:numPr>
-        <w:ind w:left="576" w:right="282" w:hanging="576"/>
-        <w:jc w:val="both"/>
-        <w:rPr>
-          <w:rFonts w:cs="Times New Roman"/>
-          <w:color w:val="auto"/>
-          <w:szCs w:val="28"/>
-        </w:rPr>
-      </w:pPr>
-      <w:bookmarkStart w:id="21" w:name="_Toc208415480"/>
-      <w:r>
-        <w:rPr>
-          <w:rFonts w:cs="Times New Roman"/>
-          <w:color w:val="auto"/>
-          <w:szCs w:val="28"/>
-        </w:rPr>
-        <w:t>3.2 [Τίτλος υποκεφαλαίου]</w:t>
-      </w:r>
-      <w:bookmarkEnd w:id="21"/>
-    </w:p>
-    <w:p>
-      <w:pPr>
-        <w:ind w:right="282"/>
-        <w:jc w:val="both"/>
-        <w:rPr>
-          <w:rFonts w:cs="Times New Roman"/>
-          <w:szCs w:val="24"/>
-        </w:rPr>
-      </w:pPr>
-    </w:p>
-    <w:p>
-      <w:pPr>
-        <w:ind w:right="282"/>
-        <w:jc w:val="both"/>
-        <w:rPr>
-          <w:rFonts w:cs="Times New Roman"/>
-          <w:szCs w:val="24"/>
-        </w:rPr>
-      </w:pPr>
-      <w:r>
-        <w:rPr>
-          <w:rFonts w:cs="Times New Roman"/>
-          <w:szCs w:val="24"/>
-        </w:rPr>
-        <w:t xml:space="preserve">Κυρίως κείμενο της εργασίας. Κυρίως κείμενο της εργασίας. Κυρίως κείμενο της εργασίας. Κυρίως κείμενο της εργασίας. Κυρίως κείμενο της εργασίας. Κυρίως κείμενο της εργασίας. Κυρίως κείμενο της εργασίας. Κυρίως κείμενο της εργασίας. Κυρίως κείμενο της εργασίας. Κυρίως κείμενο της εργασίας. Κυρίως κείμενο της εργασίας. </w:t>
-      </w:r>
-    </w:p>
-    <w:tbl>
-      <w:tblPr>
-        <w:tblStyle w:val="TableGrid"/>
-        <w:tblW w:w="0" w:type="auto"/>
-        <w:tblLook w:val="04A0" w:firstRow="1" w:lastRow="0" w:firstColumn="1" w:lastColumn="0" w:noHBand="0" w:noVBand="1"/>
-      </w:tblPr>
-      <w:tblGrid>
-        <w:gridCol w:w="3095"/>
-        <w:gridCol w:w="3096"/>
-        <w:gridCol w:w="3096"/>
-      </w:tblGrid>
-      <w:tr>
-        <w:tc>
-          <w:tcPr>
-            <w:tcW w:w="3095" w:type="dxa"/>
-          </w:tcPr>
-          <w:p>
-            <w:pPr>
-              <w:ind w:right="282"/>
-              <w:jc w:val="both"/>
-              <w:rPr>
-                <w:rFonts w:cs="Times New Roman"/>
-                <w:szCs w:val="24"/>
-              </w:rPr>
-            </w:pPr>
-          </w:p>
-        </w:tc>
-        <w:tc>
-          <w:tcPr>
-            <w:tcW w:w="3096" w:type="dxa"/>
-          </w:tcPr>
-          <w:p>
-            <w:pPr>
-              <w:ind w:right="282"/>
-              <w:jc w:val="both"/>
-              <w:rPr>
-                <w:rFonts w:cs="Times New Roman"/>
-                <w:szCs w:val="24"/>
-              </w:rPr>
-            </w:pPr>
-          </w:p>
-        </w:tc>
-        <w:tc>
-          <w:tcPr>
-            <w:tcW w:w="3096" w:type="dxa"/>
-          </w:tcPr>
-          <w:p>
-            <w:pPr>
-              <w:ind w:right="282"/>
-              <w:jc w:val="both"/>
-              <w:rPr>
-                <w:rFonts w:cs="Times New Roman"/>
-                <w:szCs w:val="24"/>
-              </w:rPr>
-            </w:pPr>
-          </w:p>
-        </w:tc>
-      </w:tr>
-      <w:tr>
-        <w:tc>
-          <w:tcPr>
-            <w:tcW w:w="3095" w:type="dxa"/>
-          </w:tcPr>
-          <w:p>
-            <w:pPr>
-              <w:ind w:right="282"/>
-              <w:jc w:val="both"/>
-              <w:rPr>
-                <w:rFonts w:cs="Times New Roman"/>
-                <w:szCs w:val="24"/>
-              </w:rPr>
-            </w:pPr>
-          </w:p>
-        </w:tc>
-        <w:tc>
-          <w:tcPr>
-            <w:tcW w:w="3096" w:type="dxa"/>
-          </w:tcPr>
-          <w:p>
-            <w:pPr>
-              <w:ind w:right="282"/>
-              <w:jc w:val="both"/>
-              <w:rPr>
-                <w:rFonts w:cs="Times New Roman"/>
-                <w:szCs w:val="24"/>
-              </w:rPr>
-            </w:pPr>
-          </w:p>
-        </w:tc>
-        <w:tc>
-          <w:tcPr>
-            <w:tcW w:w="3096" w:type="dxa"/>
-          </w:tcPr>
-          <w:p>
-            <w:pPr>
-              <w:ind w:right="282"/>
-              <w:jc w:val="both"/>
-              <w:rPr>
-                <w:rFonts w:cs="Times New Roman"/>
-                <w:szCs w:val="24"/>
-              </w:rPr>
-            </w:pPr>
-          </w:p>
-        </w:tc>
-      </w:tr>
-    </w:tbl>
-    <w:p>
-      <w:pPr>
-        <w:ind w:right="282"/>
-        <w:jc w:val="both"/>
-        <w:rPr>
-          <w:rFonts w:cs="Times New Roman"/>
-          <w:szCs w:val="24"/>
-        </w:rPr>
-      </w:pPr>
-      <w:r>
-        <w:rPr>
-          <w:rFonts w:cs="Times New Roman"/>
-          <w:szCs w:val="24"/>
-        </w:rPr>
         <w:t>Πίνακας 3.2 [Τίτλος πίνακα]</w:t>
       </w:r>
     </w:p>
@@ -11153,7 +11813,7 @@
           <w:color w:val="auto"/>
         </w:rPr>
       </w:pPr>
-      <w:bookmarkStart w:id="22" w:name="_Toc208415481"/>
+      <w:bookmarkStart w:id="23" w:name="_Toc208415481"/>
       <w:r>
         <w:rPr>
           <w:rFonts w:ascii="Times New Roman" w:hAnsi="Times New Roman" w:cs="Times New Roman"/>
@@ -11162,7 +11822,7 @@
         <w:lastRenderedPageBreak/>
         <w:t>ΠΑΡΑΡΤΗΜΑ</w:t>
       </w:r>
-      <w:bookmarkEnd w:id="22"/>
+      <w:bookmarkEnd w:id="23"/>
     </w:p>
     <w:p>
       <w:pPr>
@@ -11236,7 +11896,7 @@
         <w:br w:type="page"/>
       </w:r>
     </w:p>
-    <w:bookmarkStart w:id="23" w:name="_Toc208415482" w:displacedByCustomXml="next"/>
+    <w:bookmarkStart w:id="24" w:name="_Toc208415482" w:displacedByCustomXml="next"/>
     <w:sdt>
       <w:sdtPr>
         <w:rPr>
@@ -11276,7 +11936,7 @@
             </w:rPr>
             <w:t>Bibliography</w:t>
           </w:r>
-          <w:bookmarkEnd w:id="23"/>
+          <w:bookmarkEnd w:id="24"/>
         </w:p>
         <w:sdt>
           <w:sdtPr>
@@ -12894,7 +13554,6 @@
   <w:style w:type="character" w:default="1" w:styleId="DefaultParagraphFont">
     <w:name w:val="Default Paragraph Font"/>
     <w:uiPriority w:val="1"/>
-    <w:semiHidden/>
     <w:unhideWhenUsed/>
   </w:style>
   <w:style w:type="table" w:default="1" w:styleId="TableNormal">

--- a/Toxicity analysis in Greek text.docx
+++ b/Toxicity analysis in Greek text.docx
@@ -4535,6 +4535,7 @@
           <w:lang w:val="en-US"/>
         </w:rPr>
       </w:pPr>
+      <w:proofErr w:type="gramStart"/>
       <w:r>
         <w:rPr>
           <w:rFonts w:cs="Times New Roman"/>
@@ -4549,7 +4550,25 @@
           <w:szCs w:val="24"/>
           <w:lang w:val="en-US"/>
         </w:rPr>
-        <w:t>..…………………………………………………….</w:t>
+        <w:t>..</w:t>
+      </w:r>
+      <w:proofErr w:type="gramEnd"/>
+      <w:r>
+        <w:rPr>
+          <w:rFonts w:cs="Times New Roman"/>
+          <w:szCs w:val="24"/>
+          <w:lang w:val="en-US"/>
+        </w:rPr>
+        <w:t>…………………………………………………</w:t>
+      </w:r>
+      <w:proofErr w:type="gramStart"/>
+      <w:r>
+        <w:rPr>
+          <w:rFonts w:cs="Times New Roman"/>
+          <w:szCs w:val="24"/>
+          <w:lang w:val="en-US"/>
+        </w:rPr>
+        <w:t>….</w:t>
       </w:r>
       <w:r>
         <w:rPr>
@@ -4559,6 +4578,7 @@
         </w:rPr>
         <w:t>.</w:t>
       </w:r>
+      <w:proofErr w:type="gramEnd"/>
       <w:r>
         <w:rPr>
           <w:rFonts w:cs="Times New Roman"/>
@@ -4789,7 +4809,25 @@
           <w:szCs w:val="24"/>
           <w:lang w:val="en-US"/>
         </w:rPr>
-        <w:t>PTSD………………………………………………..…Palo Toxicity and Sentiment Dataset</w:t>
+        <w:t>PTSD……………………………………………</w:t>
+      </w:r>
+      <w:proofErr w:type="gramStart"/>
+      <w:r>
+        <w:rPr>
+          <w:rFonts w:cs="Times New Roman"/>
+          <w:szCs w:val="24"/>
+          <w:lang w:val="en-US"/>
+        </w:rPr>
+        <w:t>…..</w:t>
+      </w:r>
+      <w:proofErr w:type="gramEnd"/>
+      <w:r>
+        <w:rPr>
+          <w:rFonts w:cs="Times New Roman"/>
+          <w:szCs w:val="24"/>
+          <w:lang w:val="en-US"/>
+        </w:rPr>
+        <w:t>…Palo Toxicity and Sentiment Dataset</w:t>
       </w:r>
     </w:p>
     <w:p>
@@ -4908,6 +4946,7 @@
         <w:rPr>
           <w:rFonts w:ascii="Times New Roman" w:hAnsi="Times New Roman" w:cs="Times New Roman"/>
           <w:color w:val="auto"/>
+          <w:lang w:val="en-US"/>
         </w:rPr>
       </w:pPr>
       <w:bookmarkStart w:id="10" w:name="_Toc476832640"/>
@@ -4923,196 +4962,529 @@
       <w:bookmarkEnd w:id="10"/>
       <w:bookmarkEnd w:id="11"/>
     </w:p>
-    <w:p/>
-    <w:p>
-      <w:r>
-        <w:t>Σ</w:t>
-      </w:r>
-      <w:r>
-        <w:t xml:space="preserve">την εποχή των </w:t>
-      </w:r>
-      <w:r>
-        <w:rPr>
-          <w:lang w:val="en-US"/>
-        </w:rPr>
-        <w:t>social</w:t>
-      </w:r>
-      <w:r>
+    <w:p>
+      <w:pPr>
+        <w:rPr>
+          <w:lang w:val="en-US"/>
+        </w:rPr>
+      </w:pPr>
+      <w:r>
+        <w:rPr>
+          <w:lang w:val="en-US"/>
+        </w:rPr>
+        <w:t>In the age of social media, the ways people interact on the internet and the content they consume has a direct impact on their day to day lives. Toxic</w:t>
+      </w:r>
+      <w:r>
+        <w:rPr>
+          <w:lang w:val="en-US"/>
+        </w:rPr>
         <w:t xml:space="preserve"> </w:t>
       </w:r>
       <w:r>
         <w:rPr>
           <w:lang w:val="en-US"/>
         </w:rPr>
-        <w:t>media</w:t>
-      </w:r>
-      <w:r>
-        <w:t xml:space="preserve">, ο τρόπος που αλληλοεπιδρούμε στο διαδίκτυο </w:t>
-      </w:r>
-      <w:r>
-        <w:t xml:space="preserve">και το περιεχόμενο που καταναλώνουμε </w:t>
-      </w:r>
-      <w:r>
-        <w:t>επηρεάζει την καθημερινότητα μας</w:t>
-      </w:r>
-      <w:r>
-        <w:t xml:space="preserve">. </w:t>
-      </w:r>
-      <w:r>
-        <w:t>Η τοξική συμπεριφορά μπορεί να ξεπεράσει τα όρια της οθόνης και να επηρεάσει την ψυχολογία μας στην πραγματικότητα</w:t>
-      </w:r>
-      <w:r>
+        <w:t>behavior can transcend the boundaries of our screen and affect our psychological state. Online</w:t>
+      </w:r>
+      <w:r>
+        <w:rPr>
+          <w:lang w:val="en-US"/>
+        </w:rPr>
         <w:t xml:space="preserve"> </w:t>
       </w:r>
       <w:r>
-        <w:t xml:space="preserve">και συσχετίζεται άμεσα με την πιθανότητα ανάπτυξης </w:t>
-      </w:r>
-      <w:r>
-        <w:rPr>
-          <w:lang w:val="en-US"/>
-        </w:rPr>
-        <w:t>PTSD</w:t>
-      </w:r>
-      <w:r>
+        <w:rPr>
+          <w:lang w:val="en-US"/>
+        </w:rPr>
+        <w:t>toxicity</w:t>
+      </w:r>
+      <w:r>
+        <w:rPr>
+          <w:lang w:val="en-US"/>
+        </w:rPr>
         <w:t xml:space="preserve"> </w:t>
+      </w:r>
+      <w:r>
+        <w:rPr>
+          <w:lang w:val="en-US"/>
+        </w:rPr>
+        <w:t>had</w:t>
+      </w:r>
+      <w:r>
+        <w:rPr>
+          <w:lang w:val="en-US"/>
+        </w:rPr>
+        <w:t xml:space="preserve"> </w:t>
+      </w:r>
+      <w:r>
+        <w:rPr>
+          <w:lang w:val="en-US"/>
+        </w:rPr>
+        <w:t>also</w:t>
+      </w:r>
+      <w:r>
+        <w:rPr>
+          <w:lang w:val="en-US"/>
+        </w:rPr>
+        <w:t xml:space="preserve"> </w:t>
+      </w:r>
+      <w:r>
+        <w:rPr>
+          <w:lang w:val="en-US"/>
+        </w:rPr>
+        <w:t>been</w:t>
+      </w:r>
+      <w:r>
+        <w:rPr>
+          <w:lang w:val="en-US"/>
+        </w:rPr>
+        <w:t xml:space="preserve"> </w:t>
+      </w:r>
+      <w:r>
+        <w:rPr>
+          <w:lang w:val="en-US"/>
+        </w:rPr>
+        <w:t>correlated</w:t>
+      </w:r>
+      <w:r>
+        <w:rPr>
+          <w:lang w:val="en-US"/>
+        </w:rPr>
+        <w:t xml:space="preserve"> </w:t>
+      </w:r>
+      <w:r>
+        <w:rPr>
+          <w:lang w:val="en-US"/>
+        </w:rPr>
+        <w:t>with</w:t>
+      </w:r>
+      <w:r>
+        <w:rPr>
+          <w:lang w:val="en-US"/>
+        </w:rPr>
+        <w:t xml:space="preserve"> </w:t>
+      </w:r>
+      <w:r>
+        <w:rPr>
+          <w:lang w:val="en-US"/>
+        </w:rPr>
+        <w:t>increased</w:t>
+      </w:r>
+      <w:r>
+        <w:rPr>
+          <w:lang w:val="en-US"/>
+        </w:rPr>
+        <w:t xml:space="preserve"> </w:t>
+      </w:r>
+      <w:r>
+        <w:rPr>
+          <w:lang w:val="en-US"/>
+        </w:rPr>
+        <w:t>probability of developing PTSD</w:t>
       </w:r>
       <w:sdt>
         <w:sdtPr>
-          <w:id w:val="970874331"/>
+          <w:rPr>
+            <w:lang w:val="en-US"/>
+          </w:rPr>
+          <w:id w:val="782152886"/>
           <w:citation/>
         </w:sdtPr>
         <w:sdtContent>
           <w:r>
+            <w:rPr>
+              <w:lang w:val="en-US"/>
+            </w:rPr>
             <w:fldChar w:fldCharType="begin"/>
           </w:r>
           <w:r>
-            <w:instrText xml:space="preserve">CITATION Dep25 \l 1033 </w:instrText>
+            <w:rPr>
+              <w:lang w:val="en-US"/>
+            </w:rPr>
+            <w:instrText xml:space="preserve"> CITATION Dep25 \l 1033 </w:instrText>
           </w:r>
           <w:r>
+            <w:rPr>
+              <w:lang w:val="en-US"/>
+            </w:rPr>
             <w:fldChar w:fldCharType="separate"/>
           </w:r>
           <w:r>
             <w:rPr>
               <w:noProof/>
+              <w:lang w:val="en-US"/>
+            </w:rPr>
+            <w:t xml:space="preserve"> </w:t>
+          </w:r>
+          <w:r>
+            <w:rPr>
+              <w:noProof/>
+              <w:lang w:val="en-US"/>
             </w:rPr>
             <w:t>(Shmulewitz, 2025)</w:t>
           </w:r>
           <w:r>
+            <w:rPr>
+              <w:lang w:val="en-US"/>
+            </w:rPr>
             <w:fldChar w:fldCharType="end"/>
           </w:r>
         </w:sdtContent>
       </w:sdt>
       <w:r>
+        <w:rPr>
+          <w:lang w:val="en-US"/>
+        </w:rPr>
+        <w:t>. We</w:t>
+      </w:r>
+      <w:r>
+        <w:rPr>
+          <w:lang w:val="en-US"/>
+        </w:rPr>
         <w:t xml:space="preserve"> </w:t>
       </w:r>
       <w:r>
-        <w:t>.</w:t>
-      </w:r>
-      <w:r>
+        <w:rPr>
+          <w:lang w:val="en-US"/>
+        </w:rPr>
+        <w:t>must</w:t>
+      </w:r>
+      <w:r>
+        <w:rPr>
+          <w:lang w:val="en-US"/>
+        </w:rPr>
         <w:t xml:space="preserve"> </w:t>
       </w:r>
       <w:r>
-        <w:t>Πρέπει να ενθαρρύνουμε τον υγιή διάλογο και να αποτρέπουμε την άσκοπη, άμυαλη και τοξική συμπεριφορά. Για να πετύχουμε τον στόχο μας αρκεί να χρησιμοποιήσουμε τα εργαλεία που μας παρέχει ο κόσμος της πληροφορικής και της μηχανικής μάθησης για την επεξεργασία φυσικής γλώσσας.</w:t>
-      </w:r>
-    </w:p>
-    <w:p>
-      <w:r>
-        <w:t>Ε</w:t>
-      </w:r>
-      <w:r>
-        <w:t xml:space="preserve">ίναι ένα εξαιρετικά ιδιαίτερο πρόβλημα το </w:t>
-      </w:r>
-      <w:r>
-        <w:rPr>
-          <w:lang w:val="en-US"/>
-        </w:rPr>
-        <w:t>toxicity</w:t>
-      </w:r>
-      <w:r>
+        <w:rPr>
+          <w:lang w:val="en-US"/>
+        </w:rPr>
+        <w:t>promote</w:t>
+      </w:r>
+      <w:r>
+        <w:rPr>
+          <w:lang w:val="en-US"/>
+        </w:rPr>
         <w:t xml:space="preserve"> </w:t>
       </w:r>
       <w:r>
         <w:rPr>
           <w:lang w:val="en-US"/>
         </w:rPr>
+        <w:t>healthy</w:t>
+      </w:r>
+      <w:r>
+        <w:rPr>
+          <w:lang w:val="en-US"/>
+        </w:rPr>
+        <w:t xml:space="preserve"> </w:t>
+      </w:r>
+      <w:r>
+        <w:rPr>
+          <w:lang w:val="en-US"/>
+        </w:rPr>
+        <w:t>coexistence</w:t>
+      </w:r>
+      <w:r>
+        <w:rPr>
+          <w:lang w:val="en-US"/>
+        </w:rPr>
+        <w:t xml:space="preserve"> </w:t>
+      </w:r>
+      <w:r>
+        <w:rPr>
+          <w:lang w:val="en-US"/>
+        </w:rPr>
+        <w:t>online</w:t>
+      </w:r>
+      <w:r>
+        <w:rPr>
+          <w:lang w:val="en-US"/>
+        </w:rPr>
+        <w:t xml:space="preserve"> </w:t>
+      </w:r>
+      <w:r>
+        <w:rPr>
+          <w:lang w:val="en-US"/>
+        </w:rPr>
+        <w:t>and</w:t>
+      </w:r>
+      <w:r>
+        <w:rPr>
+          <w:lang w:val="en-US"/>
+        </w:rPr>
+        <w:t xml:space="preserve"> </w:t>
+      </w:r>
+      <w:r>
+        <w:rPr>
+          <w:lang w:val="en-US"/>
+        </w:rPr>
+        <w:t>prevent</w:t>
+      </w:r>
+      <w:r>
+        <w:rPr>
+          <w:lang w:val="en-US"/>
+        </w:rPr>
+        <w:t xml:space="preserve"> </w:t>
+      </w:r>
+      <w:r>
+        <w:rPr>
+          <w:lang w:val="en-US"/>
+        </w:rPr>
+        <w:t>mindless toxic behaviors. To</w:t>
+      </w:r>
+      <w:r>
+        <w:rPr>
+          <w:lang w:val="en-US"/>
+        </w:rPr>
+        <w:t xml:space="preserve"> </w:t>
+      </w:r>
+      <w:r>
+        <w:rPr>
+          <w:lang w:val="en-US"/>
+        </w:rPr>
+        <w:t>achieve</w:t>
+      </w:r>
+      <w:r>
+        <w:rPr>
+          <w:lang w:val="en-US"/>
+        </w:rPr>
+        <w:t xml:space="preserve"> </w:t>
+      </w:r>
+      <w:r>
+        <w:rPr>
+          <w:lang w:val="en-US"/>
+        </w:rPr>
+        <w:t>our</w:t>
+      </w:r>
+      <w:r>
+        <w:rPr>
+          <w:lang w:val="en-US"/>
+        </w:rPr>
+        <w:t xml:space="preserve"> </w:t>
+      </w:r>
+      <w:r>
+        <w:rPr>
+          <w:lang w:val="en-US"/>
+        </w:rPr>
+        <w:t>goal,</w:t>
+      </w:r>
+      <w:r>
+        <w:rPr>
+          <w:lang w:val="en-US"/>
+        </w:rPr>
+        <w:t xml:space="preserve"> </w:t>
+      </w:r>
+      <w:r>
+        <w:rPr>
+          <w:lang w:val="en-US"/>
+        </w:rPr>
+        <w:t>we can use the tools provided to us by the world of computer science and machine learning, specifically in the field of natural language processing.</w:t>
+      </w:r>
+    </w:p>
+    <w:p>
+      <w:pPr>
+        <w:rPr>
+          <w:lang w:val="en-US"/>
+        </w:rPr>
+      </w:pPr>
+      <w:r>
+        <w:rPr>
+          <w:lang w:val="en-US"/>
+        </w:rPr>
+        <w:t>Toxicity</w:t>
+      </w:r>
+      <w:r>
+        <w:rPr>
+          <w:lang w:val="en-US"/>
+        </w:rPr>
+        <w:t xml:space="preserve"> </w:t>
+      </w:r>
+      <w:r>
+        <w:rPr>
+          <w:lang w:val="en-US"/>
+        </w:rPr>
         <w:t>analysis</w:t>
       </w:r>
       <w:r>
+        <w:rPr>
+          <w:lang w:val="en-US"/>
+        </w:rPr>
         <w:t xml:space="preserve"> </w:t>
       </w:r>
       <w:r>
-        <w:t>στην ελληνική γλώσσα μιας και τα δεδομένα που είναι διαθέσιμα, εκτός από σπάνια, πολλές φορές δεν συμπεριλαμβάνουν</w:t>
-      </w:r>
-      <w:r>
-        <w:t xml:space="preserve"> προσβλητικές ή υβριστικές</w:t>
-      </w:r>
-      <w:r>
-        <w:t xml:space="preserve"> λέξεις, προσθέτοντας έτσι άλλο ένα επίπεδο πρόκλησης στην ανάπτυξη των μοντέλων. </w:t>
-      </w:r>
-      <w:r>
-        <w:t>Εκτός από αυτό</w:t>
-      </w:r>
-      <w:r>
+        <w:rPr>
+          <w:lang w:val="en-US"/>
+        </w:rPr>
+        <w:t>in</w:t>
+      </w:r>
+      <w:r>
+        <w:rPr>
+          <w:lang w:val="en-US"/>
+        </w:rPr>
+        <w:t xml:space="preserve"> </w:t>
+      </w:r>
+      <w:r>
+        <w:rPr>
+          <w:lang w:val="en-US"/>
+        </w:rPr>
+        <w:t>the</w:t>
+      </w:r>
+      <w:r>
+        <w:rPr>
+          <w:lang w:val="en-US"/>
+        </w:rPr>
+        <w:t xml:space="preserve"> </w:t>
+      </w:r>
+      <w:r>
+        <w:rPr>
+          <w:lang w:val="en-US"/>
+        </w:rPr>
+        <w:t>Greek language</w:t>
+      </w:r>
+      <w:r>
+        <w:rPr>
+          <w:lang w:val="en-US"/>
+        </w:rPr>
+        <w:t xml:space="preserve"> is a complex problem since the data that is available is not only scarce, but many times doesn’t include cursing or profanities commonly found in everyday casual speech by native Greek speakers, thus adding a challenge to the development and training of ML models. Additionally</w:t>
+      </w:r>
+      <w:r>
+        <w:rPr>
+          <w:lang w:val="en-US"/>
+        </w:rPr>
         <w:t xml:space="preserve">, </w:t>
       </w:r>
       <w:r>
-        <w:t xml:space="preserve">οι μέθοδοι που χρησιμοποιούνται από άτομα για την κοινοποίηση ρητορικής μίσους εξελίσσεται συνεχώς χρησιμοποιώντας τρόπους </w:t>
-      </w:r>
-      <w:r>
-        <w:t xml:space="preserve">όπως η χρήση </w:t>
-      </w:r>
-      <w:proofErr w:type="spellStart"/>
-      <w:r>
-        <w:t>εμφωλευμένου</w:t>
-      </w:r>
-      <w:proofErr w:type="spellEnd"/>
-      <w:r>
-        <w:t xml:space="preserve"> κείμενου σε εικόνες και χρήση </w:t>
-      </w:r>
-      <w:r>
-        <w:rPr>
-          <w:lang w:val="en-US"/>
-        </w:rPr>
-        <w:t>ai</w:t>
-      </w:r>
-      <w:r>
+        <w:rPr>
+          <w:lang w:val="en-US"/>
+        </w:rPr>
+        <w:t>the</w:t>
+      </w:r>
+      <w:r>
+        <w:rPr>
+          <w:lang w:val="en-US"/>
+        </w:rPr>
         <w:t xml:space="preserve"> </w:t>
       </w:r>
       <w:r>
-        <w:t>για παραγωγή σχόλιων καταφέρνουν να αποφύγουν την αναγνώριση και να συνεχίσουν ακάθεκτοι.</w:t>
-      </w:r>
-    </w:p>
-    <w:p>
-      <w:r>
-        <w:t>Σε αυτή την έρευνα θα μερικούς δημοφιλείς τρόπους για την ανάπτυξη μοντέλων επεξεργασίας φυσικής γλώσσα</w:t>
-      </w:r>
-      <w:r>
-        <w:t>ς</w:t>
-      </w:r>
-      <w:r>
+        <w:rPr>
+          <w:lang w:val="en-US"/>
+        </w:rPr>
+        <w:t>methods</w:t>
+      </w:r>
+      <w:r>
+        <w:rPr>
+          <w:lang w:val="en-US"/>
+        </w:rPr>
         <w:t xml:space="preserve"> </w:t>
       </w:r>
       <w:r>
-        <w:t>και τα αποτελέσματα που μας δίνουν στα Ελληνικά με σκοπό την σύγκριση και την ερμηνεία των αποτελεσμάτων.</w:t>
-      </w:r>
-    </w:p>
-    <w:p/>
-    <w:p/>
-    <w:p>
-      <w:r>
+        <w:rPr>
+          <w:lang w:val="en-US"/>
+        </w:rPr>
+        <w:t>used</w:t>
+      </w:r>
+      <w:r>
+        <w:rPr>
+          <w:lang w:val="en-US"/>
+        </w:rPr>
+        <w:t xml:space="preserve"> </w:t>
+      </w:r>
+      <w:r>
+        <w:rPr>
+          <w:lang w:val="en-US"/>
+        </w:rPr>
+        <w:t>by</w:t>
+      </w:r>
+      <w:r>
+        <w:rPr>
+          <w:lang w:val="en-US"/>
+        </w:rPr>
+        <w:t xml:space="preserve"> </w:t>
+      </w:r>
+      <w:r>
+        <w:rPr>
+          <w:lang w:val="en-US"/>
+        </w:rPr>
+        <w:t>people</w:t>
+      </w:r>
+      <w:r>
+        <w:rPr>
+          <w:lang w:val="en-US"/>
+        </w:rPr>
+        <w:t xml:space="preserve"> </w:t>
+      </w:r>
+      <w:r>
+        <w:rPr>
+          <w:lang w:val="en-US"/>
+        </w:rPr>
+        <w:t>online to spread hateful rhetoric are constantly evolving to outpace methods of detection. Methods include the use of embedded text in images and the use of ai for the generation of comments tailored to avoid detection and continue unscathed.</w:t>
+      </w:r>
+    </w:p>
+    <w:p>
+      <w:pPr>
+        <w:rPr>
+          <w:lang w:val="en-US"/>
+        </w:rPr>
+      </w:pPr>
+      <w:r>
+        <w:rPr>
+          <w:lang w:val="en-US"/>
+        </w:rPr>
+        <w:t>In this paper, we will dive into some of the most widely used ways to develop a machine learning model for natural language processing and observe the results they yield in the detection of toxicity in the Greek language.</w:t>
+      </w:r>
+    </w:p>
+    <w:p>
+      <w:pPr>
+        <w:rPr>
+          <w:lang w:val="en-US"/>
+        </w:rPr>
+      </w:pPr>
+    </w:p>
+    <w:p>
+      <w:pPr>
+        <w:rPr>
+          <w:lang w:val="en-US"/>
+        </w:rPr>
+      </w:pPr>
+      <w:r>
+        <w:rPr>
+          <w:lang w:val="en-US"/>
+        </w:rPr>
         <w:br w:type="page"/>
       </w:r>
     </w:p>
     <w:p>
       <w:pPr>
         <w:pStyle w:val="a"/>
-      </w:pPr>
-      <w:r>
+        <w:rPr>
+          <w:lang w:val="en-US"/>
+        </w:rPr>
+      </w:pPr>
+      <w:r>
+        <w:rPr>
+          <w:lang w:val="en-US"/>
+        </w:rPr>
         <w:lastRenderedPageBreak/>
         <w:t>1.</w:t>
       </w:r>
       <w:r>
-        <w:t xml:space="preserve"> Σχετικές Εργασίες</w:t>
+        <w:rPr>
+          <w:lang w:val="en-US"/>
+        </w:rPr>
+        <w:t xml:space="preserve"> </w:t>
+      </w:r>
+      <w:r>
+        <w:t>Σχετικές</w:t>
+      </w:r>
+      <w:r>
+        <w:rPr>
+          <w:lang w:val="en-US"/>
+        </w:rPr>
+        <w:t xml:space="preserve"> </w:t>
+      </w:r>
+      <w:r>
+        <w:t>Εργασίες</w:t>
       </w:r>
     </w:p>
     <w:p>
@@ -5128,6 +5500,7 @@
           <w:rFonts w:cs="Times New Roman"/>
           <w:color w:val="auto"/>
           <w:szCs w:val="28"/>
+          <w:lang w:val="en-US"/>
         </w:rPr>
       </w:pPr>
       <w:bookmarkStart w:id="12" w:name="_Toc208415471"/>
@@ -5136,6 +5509,7 @@
           <w:rFonts w:cs="Times New Roman"/>
           <w:color w:val="auto"/>
           <w:szCs w:val="28"/>
+          <w:lang w:val="en-US"/>
         </w:rPr>
         <w:t>1.</w:t>
       </w:r>
@@ -5144,6 +5518,7 @@
           <w:rFonts w:cs="Times New Roman"/>
           <w:color w:val="auto"/>
           <w:szCs w:val="28"/>
+          <w:lang w:val="en-US"/>
         </w:rPr>
         <w:t>1</w:t>
       </w:r>
@@ -5152,142 +5527,166 @@
           <w:rFonts w:cs="Times New Roman"/>
           <w:color w:val="auto"/>
           <w:szCs w:val="28"/>
+          <w:lang w:val="en-US"/>
         </w:rPr>
         <w:t xml:space="preserve"> </w:t>
       </w:r>
-      <w:r>
-        <w:rPr>
-          <w:rFonts w:cs="Times New Roman"/>
-          <w:color w:val="auto"/>
-          <w:szCs w:val="28"/>
-        </w:rPr>
-        <w:t>Ανίχνευση τοξικότητας</w:t>
-      </w:r>
       <w:bookmarkEnd w:id="12"/>
+      <w:r>
+        <w:rPr>
+          <w:rFonts w:cs="Times New Roman"/>
+          <w:color w:val="auto"/>
+          <w:szCs w:val="28"/>
+          <w:lang w:val="en-US"/>
+        </w:rPr>
+        <w:t>Toxicity</w:t>
+      </w:r>
+      <w:r>
+        <w:rPr>
+          <w:rFonts w:cs="Times New Roman"/>
+          <w:color w:val="auto"/>
+          <w:szCs w:val="28"/>
+          <w:lang w:val="en-US"/>
+        </w:rPr>
+        <w:t xml:space="preserve"> </w:t>
+      </w:r>
+      <w:r>
+        <w:rPr>
+          <w:rFonts w:cs="Times New Roman"/>
+          <w:color w:val="auto"/>
+          <w:szCs w:val="28"/>
+          <w:lang w:val="en-US"/>
+        </w:rPr>
+        <w:t>analysis</w:t>
+      </w:r>
     </w:p>
     <w:p>
       <w:pPr>
         <w:ind w:right="282"/>
         <w:jc w:val="both"/>
         <w:rPr>
-          <w:rFonts w:cs="Times New Roman"/>
-          <w:szCs w:val="24"/>
-        </w:rPr>
-      </w:pPr>
-      <w:r>
-        <w:rPr>
-          <w:rFonts w:cs="Times New Roman"/>
-          <w:szCs w:val="24"/>
-        </w:rPr>
-        <w:t xml:space="preserve">Η ανίχνευση τοξικής συμπεριφοράς στο διαδίκτυο είναι έργο που έχει απασχολήσει ερευνητές και επαγγελματίες στον χώρο της πληροφορικής και των </w:t>
-      </w:r>
-      <w:r>
-        <w:rPr>
-          <w:rFonts w:cs="Times New Roman"/>
-          <w:szCs w:val="24"/>
-          <w:lang w:val="en-US"/>
-        </w:rPr>
-        <w:t>social</w:t>
-      </w:r>
-      <w:r>
-        <w:rPr>
-          <w:rFonts w:cs="Times New Roman"/>
-          <w:szCs w:val="24"/>
+          <w:lang w:val="en-US"/>
+        </w:rPr>
+      </w:pPr>
+      <w:r>
+        <w:rPr>
+          <w:lang w:val="en"/>
+        </w:rPr>
+        <w:t>Detecting toxic behavior online has been a task that has occupied researchers and professionals in the fields of IT and social media for many years. While many companies hire human content managers to detect and prevent toxic behavior, those exposed to this content</w:t>
+      </w:r>
+      <w:r>
+        <w:rPr>
+          <w:lang w:val="en-US"/>
+        </w:rPr>
+        <w:t xml:space="preserve"> Those exposed to this content may experience a decrease in their psychological health according to research by </w:t>
+      </w:r>
+      <w:sdt>
+        <w:sdtPr>
+          <w:rPr>
+            <w:lang w:val="en-US"/>
+          </w:rPr>
+          <w:id w:val="1737665289"/>
+          <w:citation/>
+        </w:sdtPr>
+        <w:sdtContent>
+          <w:r>
+            <w:rPr>
+              <w:lang w:val="en-US"/>
+            </w:rPr>
+            <w:fldChar w:fldCharType="begin"/>
+          </w:r>
+          <w:r>
+            <w:rPr>
+              <w:lang w:val="en-US"/>
+            </w:rPr>
+            <w:instrText xml:space="preserve"> CITATION Pab251 \l 1032 </w:instrText>
+          </w:r>
+          <w:r>
+            <w:rPr>
+              <w:lang w:val="en-US"/>
+            </w:rPr>
+            <w:fldChar w:fldCharType="separate"/>
+          </w:r>
+          <w:r>
+            <w:rPr>
+              <w:noProof/>
+              <w:lang w:val="en-US"/>
+            </w:rPr>
+            <w:t>(Madriaza, 2025)</w:t>
+          </w:r>
+          <w:r>
+            <w:rPr>
+              <w:lang w:val="en-US"/>
+            </w:rPr>
+            <w:fldChar w:fldCharType="end"/>
+          </w:r>
+        </w:sdtContent>
+      </w:sdt>
+    </w:p>
+    <w:p>
+      <w:pPr>
+        <w:pStyle w:val="Heading2"/>
+        <w:numPr>
+          <w:ilvl w:val="0"/>
+          <w:numId w:val="0"/>
+        </w:numPr>
+        <w:jc w:val="both"/>
+        <w:rPr>
+          <w:rFonts w:cs="Times New Roman"/>
+          <w:lang w:val="en-US"/>
+        </w:rPr>
+      </w:pPr>
+      <w:bookmarkStart w:id="13" w:name="_Toc208415472"/>
+      <w:r>
+        <w:rPr>
+          <w:rFonts w:cs="Times New Roman"/>
+          <w:lang w:val="en-US"/>
+        </w:rPr>
+        <w:t>1.2</w:t>
+      </w:r>
+      <w:r>
+        <w:rPr>
+          <w:rFonts w:cs="Times New Roman"/>
+          <w:lang w:val="en-US"/>
         </w:rPr>
         <w:t xml:space="preserve"> </w:t>
       </w:r>
-      <w:r>
-        <w:rPr>
-          <w:rFonts w:cs="Times New Roman"/>
-          <w:szCs w:val="24"/>
-          <w:lang w:val="en-US"/>
-        </w:rPr>
-        <w:t>media</w:t>
-      </w:r>
-      <w:r>
-        <w:rPr>
-          <w:rFonts w:cs="Times New Roman"/>
-          <w:szCs w:val="24"/>
-        </w:rPr>
-        <w:t xml:space="preserve"> για πολλά χρόνια. Ενώ πολλές εταιρίες προσλαμβάνουν ανθρώπινους </w:t>
-      </w:r>
-      <w:r>
-        <w:rPr>
-          <w:rFonts w:cs="Times New Roman"/>
-          <w:szCs w:val="24"/>
-        </w:rPr>
-        <w:t>διαχειριστές περιεχομένου</w:t>
-      </w:r>
-      <w:r>
-        <w:rPr>
-          <w:rFonts w:cs="Times New Roman"/>
-          <w:szCs w:val="24"/>
-        </w:rPr>
-        <w:t xml:space="preserve"> για την ανίχνευση και την πρόληψη τοξικής συμπεριφοράς, </w:t>
-      </w:r>
-      <w:r>
-        <w:rPr>
-          <w:rFonts w:cs="Times New Roman"/>
-          <w:szCs w:val="24"/>
-        </w:rPr>
-        <w:t xml:space="preserve">όσοι εκτίθενται σε αυτό το περιεχόμενο </w:t>
-      </w:r>
-      <w:r>
-        <w:rPr>
-          <w:rFonts w:cs="Times New Roman"/>
-          <w:szCs w:val="24"/>
-        </w:rPr>
-        <w:t>ενδέχεται</w:t>
-      </w:r>
-      <w:r>
-        <w:rPr>
-          <w:rFonts w:cs="Times New Roman"/>
-          <w:szCs w:val="24"/>
-        </w:rPr>
-        <w:t xml:space="preserve"> να </w:t>
-      </w:r>
-      <w:r>
-        <w:rPr>
-          <w:rFonts w:cs="Times New Roman"/>
-          <w:szCs w:val="24"/>
-        </w:rPr>
-        <w:t>παρουσιάσουν</w:t>
-      </w:r>
-      <w:r>
-        <w:rPr>
-          <w:rFonts w:cs="Times New Roman"/>
-          <w:szCs w:val="24"/>
-        </w:rPr>
-        <w:t xml:space="preserve"> μείωση στην ψυχολογική τους υγεία σύμφωνα με </w:t>
-      </w:r>
-      <w:r>
-        <w:rPr>
-          <w:rFonts w:cs="Times New Roman"/>
-          <w:szCs w:val="24"/>
-        </w:rPr>
-        <w:t xml:space="preserve"> έρευνα τ</w:t>
-      </w:r>
-      <w:r>
-        <w:rPr>
-          <w:rFonts w:cs="Times New Roman"/>
-          <w:szCs w:val="24"/>
-        </w:rPr>
-        <w:t>ων</w:t>
-      </w:r>
-      <w:r>
-        <w:rPr>
-          <w:rFonts w:cs="Times New Roman"/>
-          <w:szCs w:val="24"/>
-        </w:rPr>
-        <w:t xml:space="preserve"> </w:t>
+      <w:bookmarkEnd w:id="13"/>
+      <w:r>
+        <w:rPr>
+          <w:rFonts w:cs="Times New Roman"/>
+          <w:szCs w:val="28"/>
+          <w:lang w:val="en-US"/>
+        </w:rPr>
+        <w:t>Toxicity analysis in Greek</w:t>
+      </w:r>
+    </w:p>
+    <w:p>
+      <w:pPr>
+        <w:ind w:right="282"/>
+        <w:jc w:val="both"/>
+        <w:rPr>
+          <w:rFonts w:cs="Times New Roman"/>
+          <w:szCs w:val="24"/>
+          <w:lang w:val="en-US"/>
+        </w:rPr>
+      </w:pPr>
+      <w:r>
+        <w:rPr>
+          <w:rFonts w:cs="Times New Roman"/>
+          <w:szCs w:val="24"/>
+          <w:lang w:val="en-US"/>
+        </w:rPr>
+        <w:t>The increasing use of social media in Greece makes it important to develop defense mechanisms against harmful online content and toxicity. According to</w:t>
       </w:r>
       <w:sdt>
         <w:sdtPr>
           <w:rPr>
             <w:rFonts w:cs="Times New Roman"/>
             <w:szCs w:val="24"/>
+            <w:lang w:val="en-US"/>
           </w:rPr>
-          <w:id w:val="-1402662109"/>
+          <w:id w:val="-18081080"/>
           <w:citation/>
         </w:sdtPr>
         <w:sdtContent>
@@ -5295,6 +5694,7 @@
             <w:rPr>
               <w:rFonts w:cs="Times New Roman"/>
               <w:szCs w:val="24"/>
+              <w:lang w:val="en-US"/>
             </w:rPr>
             <w:fldChar w:fldCharType="begin"/>
           </w:r>
@@ -5302,13 +5702,15 @@
             <w:rPr>
               <w:rFonts w:cs="Times New Roman"/>
               <w:szCs w:val="24"/>
+              <w:lang w:val="en-US"/>
             </w:rPr>
-            <w:instrText xml:space="preserve"> CITATION Pab251 \l 1032 </w:instrText>
+            <w:instrText xml:space="preserve"> CITATION ELS23 \l 1033 </w:instrText>
           </w:r>
           <w:r>
             <w:rPr>
               <w:rFonts w:cs="Times New Roman"/>
               <w:szCs w:val="24"/>
+              <w:lang w:val="en-US"/>
             </w:rPr>
             <w:fldChar w:fldCharType="separate"/>
           </w:r>
@@ -5317,173 +5719,9 @@
               <w:rFonts w:cs="Times New Roman"/>
               <w:noProof/>
               <w:szCs w:val="24"/>
-            </w:rPr>
-            <w:t>(Madriaza, 2025)</w:t>
-          </w:r>
-          <w:r>
-            <w:rPr>
-              <w:rFonts w:cs="Times New Roman"/>
-              <w:szCs w:val="24"/>
-            </w:rPr>
-            <w:fldChar w:fldCharType="end"/>
-          </w:r>
-        </w:sdtContent>
-      </w:sdt>
-      <w:r>
-        <w:rPr>
-          <w:rFonts w:cs="Times New Roman"/>
-          <w:szCs w:val="24"/>
-        </w:rPr>
-        <w:t>.</w:t>
-      </w:r>
-    </w:p>
-    <w:p>
-      <w:pPr>
-        <w:pStyle w:val="Heading2"/>
-        <w:numPr>
-          <w:ilvl w:val="0"/>
-          <w:numId w:val="0"/>
-        </w:numPr>
-        <w:jc w:val="both"/>
-        <w:rPr>
-          <w:rFonts w:cs="Times New Roman"/>
-        </w:rPr>
-      </w:pPr>
-      <w:bookmarkStart w:id="13" w:name="_Toc208415472"/>
-      <w:r>
-        <w:rPr>
-          <w:rFonts w:cs="Times New Roman"/>
-        </w:rPr>
-        <w:t>1.2</w:t>
-      </w:r>
-      <w:r>
-        <w:rPr>
-          <w:rFonts w:cs="Times New Roman"/>
-        </w:rPr>
-        <w:t xml:space="preserve"> </w:t>
-      </w:r>
-      <w:r>
-        <w:rPr>
-          <w:rFonts w:cs="Times New Roman"/>
-          <w:szCs w:val="28"/>
-        </w:rPr>
-        <w:t>Ανίχνευση τοξικότητας στα Ελληνικά</w:t>
-      </w:r>
-      <w:bookmarkEnd w:id="13"/>
-    </w:p>
-    <w:p>
-      <w:pPr>
-        <w:ind w:right="282"/>
-        <w:jc w:val="both"/>
-        <w:rPr>
-          <w:rFonts w:cs="Times New Roman"/>
-          <w:szCs w:val="24"/>
-        </w:rPr>
-      </w:pPr>
-      <w:r>
-        <w:rPr>
-          <w:rFonts w:cs="Times New Roman"/>
-          <w:szCs w:val="24"/>
-        </w:rPr>
-        <w:t>Η αυξανόμενη χρήση των μέσων κοινωνικής δικτύωσης στην Ελλάδα καθιστά σημαντική την ανάπτυξη αμυντικών μηχανισμών ενάντια στο βλαβερό διαδικτυακό περιεχόμενο και την τοξικότητα</w:t>
-      </w:r>
-      <w:r>
-        <w:rPr>
-          <w:rFonts w:cs="Times New Roman"/>
-          <w:szCs w:val="24"/>
-        </w:rPr>
-        <w:t xml:space="preserve"> </w:t>
-      </w:r>
-      <w:r>
-        <w:rPr>
-          <w:rFonts w:cs="Times New Roman"/>
-          <w:szCs w:val="24"/>
-        </w:rPr>
-        <w:t xml:space="preserve">Σύμφωνα με την </w:t>
-      </w:r>
-      <w:sdt>
-        <w:sdtPr>
-          <w:rPr>
-            <w:rFonts w:cs="Times New Roman"/>
-            <w:szCs w:val="24"/>
-          </w:rPr>
-          <w:id w:val="1329874566"/>
-          <w:citation/>
-        </w:sdtPr>
-        <w:sdtContent>
-          <w:r>
-            <w:rPr>
-              <w:rFonts w:cs="Times New Roman"/>
-              <w:szCs w:val="24"/>
-            </w:rPr>
-            <w:fldChar w:fldCharType="begin"/>
-          </w:r>
-          <w:r>
-            <w:rPr>
-              <w:rFonts w:cs="Times New Roman"/>
-              <w:szCs w:val="24"/>
-            </w:rPr>
-            <w:instrText xml:space="preserve"> </w:instrText>
-          </w:r>
-          <w:r>
-            <w:rPr>
-              <w:rFonts w:cs="Times New Roman"/>
-              <w:szCs w:val="24"/>
               <w:lang w:val="en-US"/>
             </w:rPr>
-            <w:instrText>CITATION</w:instrText>
-          </w:r>
-          <w:r>
-            <w:rPr>
-              <w:rFonts w:cs="Times New Roman"/>
-              <w:szCs w:val="24"/>
-            </w:rPr>
-            <w:instrText xml:space="preserve"> </w:instrText>
-          </w:r>
-          <w:r>
-            <w:rPr>
-              <w:rFonts w:cs="Times New Roman"/>
-              <w:szCs w:val="24"/>
-              <w:lang w:val="en-US"/>
-            </w:rPr>
-            <w:instrText>ELS</w:instrText>
-          </w:r>
-          <w:r>
-            <w:rPr>
-              <w:rFonts w:cs="Times New Roman"/>
-              <w:szCs w:val="24"/>
-            </w:rPr>
-            <w:instrText>23 \</w:instrText>
-          </w:r>
-          <w:r>
-            <w:rPr>
-              <w:rFonts w:cs="Times New Roman"/>
-              <w:szCs w:val="24"/>
-              <w:lang w:val="en-US"/>
-            </w:rPr>
-            <w:instrText>l</w:instrText>
-          </w:r>
-          <w:r>
-            <w:rPr>
-              <w:rFonts w:cs="Times New Roman"/>
-              <w:szCs w:val="24"/>
-            </w:rPr>
-            <w:instrText xml:space="preserve"> 1033 </w:instrText>
-          </w:r>
-          <w:r>
-            <w:rPr>
-              <w:rFonts w:cs="Times New Roman"/>
-              <w:szCs w:val="24"/>
-            </w:rPr>
-            <w:fldChar w:fldCharType="separate"/>
-          </w:r>
-          <w:r>
-            <w:rPr>
-              <w:rFonts w:cs="Times New Roman"/>
-              <w:noProof/>
-              <w:szCs w:val="24"/>
-            </w:rPr>
-            <w:t>(</w:t>
+            <w:t xml:space="preserve"> </w:t>
           </w:r>
           <w:r>
             <w:rPr>
@@ -5492,20 +5730,13 @@
               <w:szCs w:val="24"/>
               <w:lang w:val="en-US"/>
             </w:rPr>
-            <w:t>ELSTAT</w:t>
-          </w:r>
-          <w:r>
-            <w:rPr>
-              <w:rFonts w:cs="Times New Roman"/>
-              <w:noProof/>
-              <w:szCs w:val="24"/>
-            </w:rPr>
-            <w:t>, 2023)</w:t>
+            <w:t>(ELSTAT, 2023)</w:t>
           </w:r>
           <w:r>
             <w:rPr>
               <w:rFonts w:cs="Times New Roman"/>
               <w:szCs w:val="24"/>
+              <w:lang w:val="en-US"/>
             </w:rPr>
             <w:fldChar w:fldCharType="end"/>
           </w:r>
@@ -5515,20 +5746,15 @@
         <w:rPr>
           <w:rFonts w:cs="Times New Roman"/>
           <w:szCs w:val="24"/>
-        </w:rPr>
-        <w:t xml:space="preserve">, </w:t>
-      </w:r>
-      <w:r>
-        <w:rPr>
-          <w:rFonts w:cs="Times New Roman"/>
-          <w:szCs w:val="24"/>
-        </w:rPr>
-        <w:t>το ποσοστό των νοικοκυριών που είχε πρόσβαση στο διαδίκτυο αυξήθηκε από 56,3% το 2013 σε 86,9% το 2023.</w:t>
-      </w:r>
-      <w:r>
-        <w:rPr>
-          <w:rFonts w:cs="Times New Roman"/>
-          <w:szCs w:val="24"/>
+          <w:lang w:val="en-US"/>
+        </w:rPr>
+        <w:t>, the percentage of households with access to the internet increased from 56.3% in 2013 to 86.9% in 2023.</w:t>
+      </w:r>
+      <w:r>
+        <w:rPr>
+          <w:rFonts w:cs="Times New Roman"/>
+          <w:szCs w:val="24"/>
+          <w:lang w:val="en-US"/>
         </w:rPr>
         <w:t xml:space="preserve"> </w:t>
       </w:r>
@@ -5536,22 +5762,9 @@
         <w:rPr>
           <w:rFonts w:cs="Times New Roman"/>
           <w:szCs w:val="24"/>
-        </w:rPr>
-        <w:t>Από τους χρήστες που αξιοποίησαν το διαδίκτυο, το 94,1% το χρησιμοποιεί καθημερινά ή σχεδόν καθημερινά.</w:t>
-      </w:r>
-      <w:r>
-        <w:rPr>
-          <w:rFonts w:cs="Times New Roman"/>
-          <w:szCs w:val="24"/>
-        </w:rPr>
-        <w:t xml:space="preserve"> </w:t>
-      </w:r>
-      <w:r>
-        <w:rPr>
-          <w:rFonts w:cs="Times New Roman"/>
-          <w:szCs w:val="24"/>
-        </w:rPr>
-        <w:t>Στην ίδια έρευνα καταγράφηκε για πρώτη φορά το ποσοστό χρηστών που συνάντησαν εξευτελιστικά ή εχθρικά μηνύματα και ειδήσεις. Τουλάχιστον το 30% των χρηστών αντιμετώπισαν κάποιου είδους τοξικότητα για διάφορους λόγους που αναγράφονται στο παρακάτω γράφημα.</w:t>
+          <w:lang w:val="en-US"/>
+        </w:rPr>
+        <w:t>Of the users who used the internet, 94.1% use it daily or almost daily. The same survey recorded for the first time the percentage of users who encountered degrading or hostile messages and news. At least 30% of users encountered some kind of toxicity for various reasons listed in the graph below.</w:t>
       </w:r>
     </w:p>
     <w:p>
@@ -5613,161 +5826,25 @@
         <w:rPr>
           <w:rFonts w:cs="Times New Roman"/>
           <w:szCs w:val="24"/>
-        </w:rPr>
-      </w:pPr>
-      <w:r>
-        <w:rPr>
-          <w:rFonts w:cs="Times New Roman"/>
-          <w:szCs w:val="24"/>
-        </w:rPr>
-        <w:lastRenderedPageBreak/>
-        <w:t xml:space="preserve">Για την αντιμετώπιση αυτού του προβλήματος έχουν </w:t>
-      </w:r>
-      <w:r>
-        <w:rPr>
-          <w:rFonts w:cs="Times New Roman"/>
-          <w:szCs w:val="24"/>
-        </w:rPr>
-        <w:t>πραγματοποιηθεί</w:t>
-      </w:r>
-      <w:r>
-        <w:rPr>
-          <w:rFonts w:cs="Times New Roman"/>
-          <w:szCs w:val="24"/>
-        </w:rPr>
-        <w:t xml:space="preserve"> σημαντικές</w:t>
-      </w:r>
-      <w:r>
-        <w:rPr>
-          <w:rFonts w:cs="Times New Roman"/>
-          <w:szCs w:val="24"/>
-        </w:rPr>
-        <w:t xml:space="preserve"> ερευνητικές</w:t>
-      </w:r>
-      <w:r>
-        <w:rPr>
-          <w:rFonts w:cs="Times New Roman"/>
-          <w:szCs w:val="24"/>
-        </w:rPr>
-        <w:t xml:space="preserve"> προσπάθειες. </w:t>
-      </w:r>
-      <w:r>
-        <w:rPr>
-          <w:rFonts w:cs="Times New Roman"/>
-          <w:szCs w:val="24"/>
-        </w:rPr>
-        <w:t>Στ</w:t>
-      </w:r>
-      <w:r>
-        <w:rPr>
-          <w:rFonts w:cs="Times New Roman"/>
-          <w:szCs w:val="24"/>
-        </w:rPr>
-        <w:t>ην εργασία</w:t>
-      </w:r>
-      <w:r>
-        <w:rPr>
-          <w:rFonts w:cs="Times New Roman"/>
-          <w:szCs w:val="24"/>
-        </w:rPr>
-        <w:t xml:space="preserve"> </w:t>
-      </w:r>
-      <w:r>
-        <w:rPr>
-          <w:rFonts w:cs="Times New Roman"/>
-          <w:szCs w:val="24"/>
-        </w:rPr>
-        <w:t>“</w:t>
-      </w:r>
-      <w:r>
-        <w:rPr>
-          <w:rFonts w:cs="Times New Roman"/>
-          <w:szCs w:val="24"/>
-          <w:lang w:val="en-US"/>
-        </w:rPr>
-        <w:t>Offensive</w:t>
-      </w:r>
-      <w:r>
-        <w:rPr>
-          <w:rFonts w:cs="Times New Roman"/>
-          <w:szCs w:val="24"/>
-        </w:rPr>
-        <w:t xml:space="preserve"> </w:t>
-      </w:r>
-      <w:r>
-        <w:rPr>
-          <w:rFonts w:cs="Times New Roman"/>
-          <w:szCs w:val="24"/>
-          <w:lang w:val="en-US"/>
-        </w:rPr>
-        <w:t>Language</w:t>
-      </w:r>
-      <w:r>
-        <w:rPr>
-          <w:rFonts w:cs="Times New Roman"/>
-          <w:szCs w:val="24"/>
-        </w:rPr>
-        <w:t xml:space="preserve"> </w:t>
-      </w:r>
-      <w:r>
-        <w:rPr>
-          <w:rFonts w:cs="Times New Roman"/>
-          <w:szCs w:val="24"/>
-          <w:lang w:val="en-US"/>
-        </w:rPr>
-        <w:t>Identification</w:t>
-      </w:r>
-      <w:r>
-        <w:rPr>
-          <w:rFonts w:cs="Times New Roman"/>
-          <w:szCs w:val="24"/>
-        </w:rPr>
-        <w:t xml:space="preserve"> </w:t>
-      </w:r>
-      <w:r>
-        <w:rPr>
-          <w:rFonts w:cs="Times New Roman"/>
-          <w:szCs w:val="24"/>
-          <w:lang w:val="en-US"/>
-        </w:rPr>
-        <w:t>in</w:t>
-      </w:r>
-      <w:r>
-        <w:rPr>
-          <w:rFonts w:cs="Times New Roman"/>
-          <w:szCs w:val="24"/>
-        </w:rPr>
-        <w:t xml:space="preserve"> </w:t>
-      </w:r>
-      <w:r>
-        <w:rPr>
-          <w:rFonts w:cs="Times New Roman"/>
-          <w:szCs w:val="24"/>
-          <w:lang w:val="en-US"/>
-        </w:rPr>
-        <w:t>Greek</w:t>
-      </w:r>
-      <w:r>
-        <w:rPr>
-          <w:rFonts w:cs="Times New Roman"/>
-          <w:szCs w:val="24"/>
-        </w:rPr>
-        <w:t>”</w:t>
-      </w:r>
-      <w:r>
-        <w:rPr>
-          <w:rFonts w:cs="Times New Roman"/>
-          <w:szCs w:val="24"/>
-        </w:rPr>
-        <w:t xml:space="preserve"> </w:t>
+          <w:lang w:val="en-US"/>
+        </w:rPr>
+      </w:pPr>
+      <w:r>
+        <w:rPr>
+          <w:rFonts w:cs="Times New Roman"/>
+          <w:szCs w:val="24"/>
+          <w:lang w:val="en"/>
+        </w:rPr>
+        <w:t>Significant research efforts have been made to address this problem. In the work “Offensive Language Identification in Greek”</w:t>
       </w:r>
       <w:sdt>
         <w:sdtPr>
           <w:rPr>
             <w:rFonts w:cs="Times New Roman"/>
             <w:szCs w:val="24"/>
+            <w:lang w:val="en"/>
           </w:rPr>
-          <w:id w:val="-630165106"/>
+          <w:id w:val="-1194763886"/>
           <w:citation/>
         </w:sdtPr>
         <w:sdtContent>
@@ -5775,6 +5852,7 @@
             <w:rPr>
               <w:rFonts w:cs="Times New Roman"/>
               <w:szCs w:val="24"/>
+              <w:lang w:val="en"/>
             </w:rPr>
             <w:fldChar w:fldCharType="begin"/>
           </w:r>
@@ -5782,58 +5860,15 @@
             <w:rPr>
               <w:rFonts w:cs="Times New Roman"/>
               <w:szCs w:val="24"/>
+              <w:lang w:val="en-US"/>
             </w:rPr>
-            <w:instrText xml:space="preserve"> </w:instrText>
+            <w:instrText xml:space="preserve"> CITATION Zes20 \l 1033 </w:instrText>
           </w:r>
           <w:r>
             <w:rPr>
               <w:rFonts w:cs="Times New Roman"/>
               <w:szCs w:val="24"/>
-              <w:lang w:val="en-US"/>
-            </w:rPr>
-            <w:instrText>CITATION</w:instrText>
-          </w:r>
-          <w:r>
-            <w:rPr>
-              <w:rFonts w:cs="Times New Roman"/>
-              <w:szCs w:val="24"/>
-            </w:rPr>
-            <w:instrText xml:space="preserve"> </w:instrText>
-          </w:r>
-          <w:r>
-            <w:rPr>
-              <w:rFonts w:cs="Times New Roman"/>
-              <w:szCs w:val="24"/>
-              <w:lang w:val="en-US"/>
-            </w:rPr>
-            <w:instrText>Zes</w:instrText>
-          </w:r>
-          <w:r>
-            <w:rPr>
-              <w:rFonts w:cs="Times New Roman"/>
-              <w:szCs w:val="24"/>
-            </w:rPr>
-            <w:instrText>20 \</w:instrText>
-          </w:r>
-          <w:r>
-            <w:rPr>
-              <w:rFonts w:cs="Times New Roman"/>
-              <w:szCs w:val="24"/>
-              <w:lang w:val="en-US"/>
-            </w:rPr>
-            <w:instrText>l</w:instrText>
-          </w:r>
-          <w:r>
-            <w:rPr>
-              <w:rFonts w:cs="Times New Roman"/>
-              <w:szCs w:val="24"/>
-            </w:rPr>
-            <w:instrText xml:space="preserve"> 1032 </w:instrText>
-          </w:r>
-          <w:r>
-            <w:rPr>
-              <w:rFonts w:cs="Times New Roman"/>
-              <w:szCs w:val="24"/>
+              <w:lang w:val="en"/>
             </w:rPr>
             <w:fldChar w:fldCharType="separate"/>
           </w:r>
@@ -5842,23 +5877,7 @@
               <w:rFonts w:cs="Times New Roman"/>
               <w:noProof/>
               <w:szCs w:val="24"/>
-            </w:rPr>
-            <w:t>(</w:t>
-          </w:r>
-          <w:r>
-            <w:rPr>
-              <w:rFonts w:cs="Times New Roman"/>
-              <w:noProof/>
-              <w:szCs w:val="24"/>
               <w:lang w:val="en-US"/>
-            </w:rPr>
-            <w:t>Zeses</w:t>
-          </w:r>
-          <w:r>
-            <w:rPr>
-              <w:rFonts w:cs="Times New Roman"/>
-              <w:noProof/>
-              <w:szCs w:val="24"/>
             </w:rPr>
             <w:t xml:space="preserve"> </w:t>
           </w:r>
@@ -5869,20 +5888,91 @@
               <w:szCs w:val="24"/>
               <w:lang w:val="en-US"/>
             </w:rPr>
-            <w:t>Pitenis</w:t>
+            <w:t>(Zeses Pitenis, 2020)</w:t>
+          </w:r>
+          <w:r>
+            <w:rPr>
+              <w:rFonts w:cs="Times New Roman"/>
+              <w:szCs w:val="24"/>
+              <w:lang w:val="en"/>
+            </w:rPr>
+            <w:fldChar w:fldCharType="end"/>
+          </w:r>
+        </w:sdtContent>
+      </w:sdt>
+      <w:r>
+        <w:rPr>
+          <w:rFonts w:cs="Times New Roman"/>
+          <w:szCs w:val="24"/>
+          <w:lang w:val="en"/>
+        </w:rPr>
+        <w:t>, a special dataset was developed for detecting toxicity in the Greek language with 4,779 Greek toxic and non-toxic tweets (OGTD).</w:t>
+      </w:r>
+      <w:r>
+        <w:rPr>
+          <w:rFonts w:cs="Times New Roman"/>
+          <w:szCs w:val="24"/>
+          <w:lang w:val="en-US"/>
+        </w:rPr>
+        <w:t xml:space="preserve"> </w:t>
+      </w:r>
+      <w:r>
+        <w:rPr>
+          <w:rFonts w:cs="Times New Roman"/>
+          <w:szCs w:val="24"/>
+          <w:lang w:val="en"/>
+        </w:rPr>
+        <w:t xml:space="preserve">The thesis “Toxicity Detection on Greek Tweets” </w:t>
+      </w:r>
+      <w:sdt>
+        <w:sdtPr>
+          <w:rPr>
+            <w:rFonts w:cs="Times New Roman"/>
+            <w:szCs w:val="24"/>
+            <w:lang w:val="en"/>
+          </w:rPr>
+          <w:id w:val="358554153"/>
+          <w:citation/>
+        </w:sdtPr>
+        <w:sdtContent>
+          <w:r>
+            <w:rPr>
+              <w:rFonts w:cs="Times New Roman"/>
+              <w:szCs w:val="24"/>
+              <w:lang w:val="en"/>
+            </w:rPr>
+            <w:fldChar w:fldCharType="begin"/>
+          </w:r>
+          <w:r>
+            <w:rPr>
+              <w:rFonts w:cs="Times New Roman"/>
+              <w:szCs w:val="24"/>
+              <w:lang w:val="en-US"/>
+            </w:rPr>
+            <w:instrText xml:space="preserve"> CITATION Ana21 \l 1033 </w:instrText>
+          </w:r>
+          <w:r>
+            <w:rPr>
+              <w:rFonts w:cs="Times New Roman"/>
+              <w:szCs w:val="24"/>
+              <w:lang w:val="en"/>
+            </w:rPr>
+            <w:fldChar w:fldCharType="separate"/>
           </w:r>
           <w:r>
             <w:rPr>
               <w:rFonts w:cs="Times New Roman"/>
               <w:noProof/>
               <w:szCs w:val="24"/>
+              <w:lang w:val="en-US"/>
             </w:rPr>
-            <w:t>, 2020)</w:t>
+            <w:t>(Anagnostopoulos, 2021)</w:t>
           </w:r>
           <w:r>
             <w:rPr>
               <w:rFonts w:cs="Times New Roman"/>
               <w:szCs w:val="24"/>
+              <w:lang w:val="en"/>
             </w:rPr>
             <w:fldChar w:fldCharType="end"/>
           </w:r>
@@ -5892,6 +5982,7 @@
         <w:rPr>
           <w:rFonts w:cs="Times New Roman"/>
           <w:szCs w:val="24"/>
+          <w:lang w:val="en"/>
         </w:rPr>
         <w:t xml:space="preserve"> </w:t>
       </w:r>
@@ -5899,13 +5990,33 @@
         <w:rPr>
           <w:rFonts w:cs="Times New Roman"/>
           <w:szCs w:val="24"/>
-        </w:rPr>
-        <w:t>αναπτύχθηκε ειδικό σύνολο</w:t>
-      </w:r>
-      <w:r>
-        <w:rPr>
-          <w:rFonts w:cs="Times New Roman"/>
-          <w:szCs w:val="24"/>
+          <w:lang w:val="en"/>
+        </w:rPr>
+        <w:t xml:space="preserve">used OGTD for this specific project as well as the Palo Toxicity and Sentiment Dataset (PTSD) provided by </w:t>
+      </w:r>
+      <w:proofErr w:type="spellStart"/>
+      <w:r>
+        <w:rPr>
+          <w:rFonts w:cs="Times New Roman"/>
+          <w:szCs w:val="24"/>
+          <w:lang w:val="en"/>
+        </w:rPr>
+        <w:t>PALOServices</w:t>
+      </w:r>
+      <w:proofErr w:type="spellEnd"/>
+      <w:r>
+        <w:rPr>
+          <w:rFonts w:cs="Times New Roman"/>
+          <w:szCs w:val="24"/>
+          <w:lang w:val="en"/>
+        </w:rPr>
+        <w:t>, which consists of 1,452 samples and includes deeper categorization such as toxicity type, sentiment, and assessment.</w:t>
+      </w:r>
+      <w:r>
+        <w:rPr>
+          <w:rFonts w:cs="Times New Roman"/>
+          <w:szCs w:val="24"/>
+          <w:lang w:val="en-US"/>
         </w:rPr>
         <w:t xml:space="preserve"> </w:t>
       </w:r>
@@ -5913,13 +6024,87 @@
         <w:rPr>
           <w:rFonts w:cs="Times New Roman"/>
           <w:szCs w:val="24"/>
-        </w:rPr>
-        <w:t>δεδομένων</w:t>
-      </w:r>
-      <w:r>
-        <w:rPr>
-          <w:rFonts w:cs="Times New Roman"/>
-          <w:szCs w:val="24"/>
+          <w:lang w:val="en"/>
+        </w:rPr>
+        <w:t>In the study “Multimodal Hate Speech Detection in Greek Social Media”</w:t>
+      </w:r>
+      <w:sdt>
+        <w:sdtPr>
+          <w:rPr>
+            <w:rFonts w:cs="Times New Roman"/>
+            <w:szCs w:val="24"/>
+            <w:lang w:val="en"/>
+          </w:rPr>
+          <w:id w:val="-783884815"/>
+          <w:citation/>
+        </w:sdtPr>
+        <w:sdtContent>
+          <w:r>
+            <w:rPr>
+              <w:rFonts w:cs="Times New Roman"/>
+              <w:szCs w:val="24"/>
+              <w:lang w:val="en"/>
+            </w:rPr>
+            <w:fldChar w:fldCharType="begin"/>
+          </w:r>
+          <w:r>
+            <w:rPr>
+              <w:rFonts w:cs="Times New Roman"/>
+              <w:szCs w:val="24"/>
+              <w:lang w:val="en-US"/>
+            </w:rPr>
+            <w:instrText xml:space="preserve"> CITATION Kon21 \l 1033 </w:instrText>
+          </w:r>
+          <w:r>
+            <w:rPr>
+              <w:rFonts w:cs="Times New Roman"/>
+              <w:szCs w:val="24"/>
+              <w:lang w:val="en"/>
+            </w:rPr>
+            <w:fldChar w:fldCharType="separate"/>
+          </w:r>
+          <w:r>
+            <w:rPr>
+              <w:rFonts w:cs="Times New Roman"/>
+              <w:noProof/>
+              <w:szCs w:val="24"/>
+              <w:lang w:val="en-US"/>
+            </w:rPr>
+            <w:t xml:space="preserve"> </w:t>
+          </w:r>
+          <w:r>
+            <w:rPr>
+              <w:rFonts w:cs="Times New Roman"/>
+              <w:noProof/>
+              <w:szCs w:val="24"/>
+              <w:lang w:val="en-US"/>
+            </w:rPr>
+            <w:t>(Konstantinos Perifanos, 2021)</w:t>
+          </w:r>
+          <w:r>
+            <w:rPr>
+              <w:rFonts w:cs="Times New Roman"/>
+              <w:szCs w:val="24"/>
+              <w:lang w:val="en"/>
+            </w:rPr>
+            <w:fldChar w:fldCharType="end"/>
+          </w:r>
+        </w:sdtContent>
+      </w:sdt>
+      <w:r>
+        <w:rPr>
+          <w:rFonts w:cs="Times New Roman"/>
+          <w:szCs w:val="24"/>
+          <w:lang w:val="en"/>
+        </w:rPr>
+        <w:t>, OGTD was used along with two other publicly available datasets, while a new dataset consisting of 4,000 tweets was developed.</w:t>
+      </w:r>
+      <w:r>
+        <w:rPr>
+          <w:rFonts w:ascii="Courier New" w:hAnsi="Courier New" w:cs="Courier New"/>
+          <w:sz w:val="20"/>
+          <w:szCs w:val="20"/>
+          <w:lang w:val="en"/>
         </w:rPr>
         <w:t xml:space="preserve"> </w:t>
       </w:r>
@@ -5927,49 +6112,62 @@
         <w:rPr>
           <w:rFonts w:cs="Times New Roman"/>
           <w:szCs w:val="24"/>
-        </w:rPr>
-        <w:t xml:space="preserve">για την ανίχνευση τοξικότητας στην Ελληνική γλώσσα με </w:t>
-      </w:r>
-      <w:r>
-        <w:rPr>
-          <w:rFonts w:cs="Times New Roman"/>
-          <w:szCs w:val="24"/>
-        </w:rPr>
-        <w:t>4</w:t>
-      </w:r>
-      <w:r>
-        <w:rPr>
-          <w:rFonts w:cs="Times New Roman"/>
-          <w:szCs w:val="24"/>
-        </w:rPr>
-        <w:t>.</w:t>
-      </w:r>
-      <w:r>
-        <w:rPr>
-          <w:rFonts w:cs="Times New Roman"/>
-          <w:szCs w:val="24"/>
-        </w:rPr>
-        <w:t>779</w:t>
-      </w:r>
-      <w:r>
-        <w:rPr>
-          <w:rFonts w:cs="Times New Roman"/>
-          <w:szCs w:val="24"/>
-        </w:rPr>
-        <w:t xml:space="preserve"> ελληνικά </w:t>
-      </w:r>
-      <w:r>
-        <w:rPr>
-          <w:rFonts w:cs="Times New Roman"/>
-          <w:szCs w:val="24"/>
-          <w:lang w:val="en-US"/>
-        </w:rPr>
-        <w:t>tweets</w:t>
-      </w:r>
-      <w:r>
-        <w:rPr>
-          <w:rFonts w:cs="Times New Roman"/>
-          <w:szCs w:val="24"/>
+          <w:lang w:val="en"/>
+        </w:rPr>
+        <w:t>In these three studies, it is observed that the most popular technology is deep learning models, with the work “Offensive Language Identification in Greek” also using traditional machine learning as a basic method for comparison.</w:t>
+      </w:r>
+    </w:p>
+    <w:p>
+      <w:pPr>
+        <w:pStyle w:val="Heading2"/>
+        <w:numPr>
+          <w:ilvl w:val="0"/>
+          <w:numId w:val="0"/>
+        </w:numPr>
+        <w:ind w:left="576" w:hanging="576"/>
+        <w:jc w:val="both"/>
+        <w:rPr>
+          <w:lang w:val="en-US"/>
+        </w:rPr>
+      </w:pPr>
+      <w:bookmarkStart w:id="14" w:name="_Toc208415473"/>
+      <w:r>
+        <w:rPr>
+          <w:lang w:val="en-US"/>
+        </w:rPr>
+        <w:t xml:space="preserve">1.3 </w:t>
+      </w:r>
+      <w:bookmarkEnd w:id="14"/>
+      <w:r>
+        <w:rPr>
+          <w:lang w:val="en-US"/>
+        </w:rPr>
+        <w:t>Methods and models</w:t>
+      </w:r>
+    </w:p>
+    <w:p>
+      <w:pPr>
+        <w:ind w:right="282"/>
+        <w:jc w:val="both"/>
+        <w:rPr>
+          <w:rFonts w:cs="Times New Roman"/>
+          <w:szCs w:val="24"/>
+          <w:lang w:val="en-US"/>
+        </w:rPr>
+      </w:pPr>
+      <w:r>
+        <w:rPr>
+          <w:rFonts w:cs="Times New Roman"/>
+          <w:szCs w:val="24"/>
+          <w:lang w:val="en-US"/>
+        </w:rPr>
+        <w:t>To avoid exposure to harmful content, multiple methods have been developed using modern techniques and technologies. BERT models are extremely popular in this field.</w:t>
+      </w:r>
+      <w:r>
+        <w:rPr>
+          <w:rFonts w:cs="Times New Roman"/>
+          <w:szCs w:val="24"/>
+          <w:lang w:val="en-US"/>
         </w:rPr>
         <w:t xml:space="preserve"> </w:t>
       </w:r>
@@ -5977,175 +6175,9 @@
         <w:rPr>
           <w:rFonts w:cs="Times New Roman"/>
           <w:szCs w:val="24"/>
-        </w:rPr>
-        <w:t>τοξικά και μη</w:t>
-      </w:r>
-      <w:r>
-        <w:rPr>
-          <w:rFonts w:cs="Times New Roman"/>
-          <w:szCs w:val="24"/>
-        </w:rPr>
-        <w:t>-τοξικά</w:t>
-      </w:r>
-      <w:r>
-        <w:rPr>
-          <w:rFonts w:cs="Times New Roman"/>
-          <w:szCs w:val="24"/>
-        </w:rPr>
-        <w:t xml:space="preserve"> </w:t>
-      </w:r>
-      <w:r>
-        <w:rPr>
-          <w:rFonts w:cs="Times New Roman"/>
-          <w:szCs w:val="24"/>
-        </w:rPr>
-        <w:t>(</w:t>
-      </w:r>
-      <w:r>
-        <w:rPr>
-          <w:rFonts w:cs="Times New Roman"/>
-          <w:szCs w:val="24"/>
-          <w:lang w:val="en-US"/>
-        </w:rPr>
-        <w:t>OGTD</w:t>
-      </w:r>
-      <w:r>
-        <w:rPr>
-          <w:rFonts w:cs="Times New Roman"/>
-          <w:szCs w:val="24"/>
-        </w:rPr>
-        <w:t>)</w:t>
-      </w:r>
-      <w:r>
-        <w:rPr>
-          <w:rFonts w:cs="Times New Roman"/>
-          <w:szCs w:val="24"/>
-        </w:rPr>
-        <w:t>.</w:t>
-      </w:r>
-      <w:r>
-        <w:rPr>
-          <w:rFonts w:cs="Times New Roman"/>
-          <w:szCs w:val="24"/>
-        </w:rPr>
-        <w:t xml:space="preserve"> Η</w:t>
-      </w:r>
-      <w:r>
-        <w:rPr>
-          <w:rFonts w:cs="Times New Roman"/>
-          <w:szCs w:val="24"/>
-        </w:rPr>
-        <w:t xml:space="preserve"> </w:t>
-      </w:r>
-      <w:r>
-        <w:rPr>
-          <w:rFonts w:cs="Times New Roman"/>
-          <w:szCs w:val="24"/>
-        </w:rPr>
-        <w:t>διπλωματική</w:t>
-      </w:r>
-      <w:r>
-        <w:rPr>
-          <w:rFonts w:cs="Times New Roman"/>
-          <w:szCs w:val="24"/>
-        </w:rPr>
-        <w:t xml:space="preserve"> </w:t>
-      </w:r>
-      <w:r>
-        <w:rPr>
-          <w:rFonts w:cs="Times New Roman"/>
-          <w:szCs w:val="24"/>
-        </w:rPr>
-        <w:t xml:space="preserve">εργασία </w:t>
-      </w:r>
-      <w:r>
-        <w:rPr>
-          <w:rFonts w:cs="Times New Roman"/>
-          <w:szCs w:val="24"/>
-        </w:rPr>
-        <w:t>“</w:t>
-      </w:r>
-      <w:r>
-        <w:rPr>
-          <w:rFonts w:cs="Times New Roman"/>
-          <w:szCs w:val="24"/>
-          <w:lang w:val="en-US"/>
-        </w:rPr>
-        <w:t>Toxicity</w:t>
-      </w:r>
-      <w:r>
-        <w:rPr>
-          <w:rFonts w:cs="Times New Roman"/>
-          <w:szCs w:val="24"/>
-        </w:rPr>
-        <w:t xml:space="preserve"> </w:t>
-      </w:r>
-      <w:r>
-        <w:rPr>
-          <w:rFonts w:cs="Times New Roman"/>
-          <w:szCs w:val="24"/>
-          <w:lang w:val="en-US"/>
-        </w:rPr>
-        <w:t>Detection</w:t>
-      </w:r>
-      <w:r>
-        <w:rPr>
-          <w:rFonts w:cs="Times New Roman"/>
-          <w:szCs w:val="24"/>
-        </w:rPr>
-        <w:t xml:space="preserve"> </w:t>
-      </w:r>
-      <w:r>
-        <w:rPr>
-          <w:rFonts w:cs="Times New Roman"/>
-          <w:szCs w:val="24"/>
-          <w:lang w:val="en-US"/>
-        </w:rPr>
-        <w:t>on</w:t>
-      </w:r>
-      <w:r>
-        <w:rPr>
-          <w:rFonts w:cs="Times New Roman"/>
-          <w:szCs w:val="24"/>
-        </w:rPr>
-        <w:t xml:space="preserve"> </w:t>
-      </w:r>
-      <w:r>
-        <w:rPr>
-          <w:rFonts w:cs="Times New Roman"/>
-          <w:szCs w:val="24"/>
-          <w:lang w:val="en-US"/>
-        </w:rPr>
-        <w:t>Greek</w:t>
-      </w:r>
-      <w:r>
-        <w:rPr>
-          <w:rFonts w:cs="Times New Roman"/>
-          <w:szCs w:val="24"/>
-        </w:rPr>
-        <w:t xml:space="preserve"> </w:t>
-      </w:r>
-      <w:r>
-        <w:rPr>
-          <w:rFonts w:cs="Times New Roman"/>
-          <w:szCs w:val="24"/>
-          <w:lang w:val="en-US"/>
-        </w:rPr>
-        <w:t>Tweets</w:t>
-      </w:r>
-      <w:r>
-        <w:rPr>
-          <w:rFonts w:cs="Times New Roman"/>
-          <w:szCs w:val="24"/>
-        </w:rPr>
-        <w:t>”</w:t>
-      </w:r>
-      <w:r>
-        <w:rPr>
-          <w:rFonts w:cs="Times New Roman"/>
-          <w:szCs w:val="24"/>
-        </w:rPr>
-        <w:t xml:space="preserve"> </w:t>
+          <w:lang w:val="en-US"/>
+        </w:rPr>
+        <w:t xml:space="preserve">For example, the study “Multimodal Hate Speech Detection in Greek Social Media” </w:t>
       </w:r>
       <w:sdt>
         <w:sdtPr>
@@ -6154,7 +6186,7 @@
             <w:szCs w:val="24"/>
             <w:lang w:val="en-US"/>
           </w:rPr>
-          <w:id w:val="-2033723089"/>
+          <w:id w:val="-859902565"/>
           <w:citation/>
         </w:sdtPr>
         <w:sdtContent>
@@ -6170,53 +6202,9 @@
             <w:rPr>
               <w:rFonts w:cs="Times New Roman"/>
               <w:szCs w:val="24"/>
-            </w:rPr>
-            <w:instrText xml:space="preserve"> </w:instrText>
-          </w:r>
-          <w:r>
-            <w:rPr>
-              <w:rFonts w:cs="Times New Roman"/>
-              <w:szCs w:val="24"/>
               <w:lang w:val="en-US"/>
             </w:rPr>
-            <w:instrText>CITATION</w:instrText>
-          </w:r>
-          <w:r>
-            <w:rPr>
-              <w:rFonts w:cs="Times New Roman"/>
-              <w:szCs w:val="24"/>
-            </w:rPr>
-            <w:instrText xml:space="preserve"> </w:instrText>
-          </w:r>
-          <w:r>
-            <w:rPr>
-              <w:rFonts w:cs="Times New Roman"/>
-              <w:szCs w:val="24"/>
-              <w:lang w:val="en-US"/>
-            </w:rPr>
-            <w:instrText>Ana</w:instrText>
-          </w:r>
-          <w:r>
-            <w:rPr>
-              <w:rFonts w:cs="Times New Roman"/>
-              <w:szCs w:val="24"/>
-            </w:rPr>
-            <w:instrText>21 \</w:instrText>
-          </w:r>
-          <w:r>
-            <w:rPr>
-              <w:rFonts w:cs="Times New Roman"/>
-              <w:szCs w:val="24"/>
-              <w:lang w:val="en-US"/>
-            </w:rPr>
-            <w:instrText>l</w:instrText>
-          </w:r>
-          <w:r>
-            <w:rPr>
-              <w:rFonts w:cs="Times New Roman"/>
-              <w:szCs w:val="24"/>
-            </w:rPr>
-            <w:instrText xml:space="preserve"> 1033 </w:instrText>
+            <w:instrText xml:space="preserve"> CITATION Kon21 \l 1033 </w:instrText>
           </w:r>
           <w:r>
             <w:rPr>
@@ -6231,25 +6219,9 @@
               <w:rFonts w:cs="Times New Roman"/>
               <w:noProof/>
               <w:szCs w:val="24"/>
-            </w:rPr>
-            <w:t>(</w:t>
-          </w:r>
-          <w:r>
-            <w:rPr>
-              <w:rFonts w:cs="Times New Roman"/>
-              <w:noProof/>
-              <w:szCs w:val="24"/>
               <w:lang w:val="en-US"/>
             </w:rPr>
-            <w:t>Anagnostopoulos</w:t>
-          </w:r>
-          <w:r>
-            <w:rPr>
-              <w:rFonts w:cs="Times New Roman"/>
-              <w:noProof/>
-              <w:szCs w:val="24"/>
-            </w:rPr>
-            <w:t>, 2021)</w:t>
+            <w:t>(Konstantinos Perifanos, 2021)</w:t>
           </w:r>
           <w:r>
             <w:rPr>
@@ -6265,190 +6237,9 @@
         <w:rPr>
           <w:rFonts w:cs="Times New Roman"/>
           <w:szCs w:val="24"/>
-        </w:rPr>
-        <w:t xml:space="preserve"> </w:t>
-      </w:r>
-      <w:r>
-        <w:rPr>
-          <w:rFonts w:cs="Times New Roman"/>
-          <w:szCs w:val="24"/>
-        </w:rPr>
-        <w:t>χρησιμοποίησε</w:t>
-      </w:r>
-      <w:r>
-        <w:rPr>
-          <w:rFonts w:cs="Times New Roman"/>
-          <w:szCs w:val="24"/>
-        </w:rPr>
-        <w:t xml:space="preserve"> </w:t>
-      </w:r>
-      <w:r>
-        <w:rPr>
-          <w:rFonts w:cs="Times New Roman"/>
-          <w:szCs w:val="24"/>
-        </w:rPr>
-        <w:t>το</w:t>
-      </w:r>
-      <w:r>
-        <w:rPr>
-          <w:rFonts w:cs="Times New Roman"/>
-          <w:szCs w:val="24"/>
-        </w:rPr>
-        <w:t xml:space="preserve"> </w:t>
-      </w:r>
-      <w:r>
-        <w:rPr>
-          <w:rFonts w:cs="Times New Roman"/>
-          <w:szCs w:val="24"/>
-          <w:lang w:val="en-US"/>
-        </w:rPr>
-        <w:t>OGTD</w:t>
-      </w:r>
-      <w:r>
-        <w:rPr>
-          <w:rFonts w:cs="Times New Roman"/>
-          <w:szCs w:val="24"/>
-        </w:rPr>
-        <w:t xml:space="preserve"> </w:t>
-      </w:r>
-      <w:r>
-        <w:rPr>
-          <w:rFonts w:cs="Times New Roman"/>
-          <w:szCs w:val="24"/>
-        </w:rPr>
-        <w:t>για</w:t>
-      </w:r>
-      <w:r>
-        <w:rPr>
-          <w:rFonts w:cs="Times New Roman"/>
-          <w:szCs w:val="24"/>
-        </w:rPr>
-        <w:t xml:space="preserve"> </w:t>
-      </w:r>
-      <w:r>
-        <w:rPr>
-          <w:rFonts w:cs="Times New Roman"/>
-          <w:szCs w:val="24"/>
-        </w:rPr>
-        <w:t>το</w:t>
-      </w:r>
-      <w:r>
-        <w:rPr>
-          <w:rFonts w:cs="Times New Roman"/>
-          <w:szCs w:val="24"/>
-        </w:rPr>
-        <w:t xml:space="preserve"> </w:t>
-      </w:r>
-      <w:r>
-        <w:rPr>
-          <w:rFonts w:cs="Times New Roman"/>
-          <w:szCs w:val="24"/>
-        </w:rPr>
-        <w:t xml:space="preserve">συγκεκριμένο έργο καθώς και το </w:t>
-      </w:r>
-      <w:r>
-        <w:rPr>
-          <w:rFonts w:cs="Times New Roman"/>
-          <w:szCs w:val="24"/>
-          <w:lang w:val="en-US"/>
-        </w:rPr>
-        <w:t>Palo</w:t>
-      </w:r>
-      <w:r>
-        <w:rPr>
-          <w:rFonts w:cs="Times New Roman"/>
-          <w:szCs w:val="24"/>
-        </w:rPr>
-        <w:t xml:space="preserve"> </w:t>
-      </w:r>
-      <w:r>
-        <w:rPr>
-          <w:rFonts w:cs="Times New Roman"/>
-          <w:szCs w:val="24"/>
-          <w:lang w:val="en-US"/>
-        </w:rPr>
-        <w:t>Toxicity</w:t>
-      </w:r>
-      <w:r>
-        <w:rPr>
-          <w:rFonts w:cs="Times New Roman"/>
-          <w:szCs w:val="24"/>
-        </w:rPr>
-        <w:t xml:space="preserve"> </w:t>
-      </w:r>
-      <w:r>
-        <w:rPr>
-          <w:rFonts w:cs="Times New Roman"/>
-          <w:szCs w:val="24"/>
-          <w:lang w:val="en-US"/>
-        </w:rPr>
-        <w:t>and</w:t>
-      </w:r>
-      <w:r>
-        <w:rPr>
-          <w:rFonts w:cs="Times New Roman"/>
-          <w:szCs w:val="24"/>
-        </w:rPr>
-        <w:t xml:space="preserve"> </w:t>
-      </w:r>
-      <w:r>
-        <w:rPr>
-          <w:rFonts w:cs="Times New Roman"/>
-          <w:szCs w:val="24"/>
-          <w:lang w:val="en-US"/>
-        </w:rPr>
-        <w:t>Sentiment</w:t>
-      </w:r>
-      <w:r>
-        <w:rPr>
-          <w:rFonts w:cs="Times New Roman"/>
-          <w:szCs w:val="24"/>
-        </w:rPr>
-        <w:t xml:space="preserve"> </w:t>
-      </w:r>
-      <w:r>
-        <w:rPr>
-          <w:rFonts w:cs="Times New Roman"/>
-          <w:szCs w:val="24"/>
-          <w:lang w:val="en-US"/>
-        </w:rPr>
-        <w:t>Dataset</w:t>
-      </w:r>
-      <w:r>
-        <w:rPr>
-          <w:rFonts w:cs="Times New Roman"/>
-          <w:szCs w:val="24"/>
-        </w:rPr>
-        <w:t xml:space="preserve"> (</w:t>
-      </w:r>
-      <w:r>
-        <w:rPr>
-          <w:rFonts w:cs="Times New Roman"/>
-          <w:szCs w:val="24"/>
-          <w:lang w:val="en-US"/>
-        </w:rPr>
-        <w:t>PTSD</w:t>
-      </w:r>
-      <w:r>
-        <w:rPr>
-          <w:rFonts w:cs="Times New Roman"/>
-          <w:szCs w:val="24"/>
-        </w:rPr>
-        <w:t>)</w:t>
-      </w:r>
-      <w:r>
-        <w:rPr>
-          <w:rFonts w:cs="Times New Roman"/>
-          <w:szCs w:val="24"/>
-        </w:rPr>
-        <w:t xml:space="preserve"> </w:t>
-      </w:r>
-      <w:r>
-        <w:rPr>
-          <w:rFonts w:cs="Times New Roman"/>
-          <w:szCs w:val="24"/>
-        </w:rPr>
-        <w:t xml:space="preserve">που του παρείχε η </w:t>
+          <w:lang w:val="en-US"/>
+        </w:rPr>
+        <w:t xml:space="preserve"> used publicly available models such as the Greek BERT model as well as a modification of a </w:t>
       </w:r>
       <w:proofErr w:type="spellStart"/>
       <w:r>
@@ -6457,282 +6248,16 @@
           <w:szCs w:val="24"/>
           <w:lang w:val="en-US"/>
         </w:rPr>
-        <w:t>PALOServices</w:t>
+        <w:t>RoBERTa</w:t>
       </w:r>
       <w:proofErr w:type="spellEnd"/>
       <w:r>
         <w:rPr>
           <w:rFonts w:cs="Times New Roman"/>
           <w:szCs w:val="24"/>
-        </w:rPr>
-        <w:t>, το οποίο αποτελείται από 1</w:t>
-      </w:r>
-      <w:r>
-        <w:rPr>
-          <w:rFonts w:cs="Times New Roman"/>
-          <w:szCs w:val="24"/>
-        </w:rPr>
-        <w:t>.</w:t>
-      </w:r>
-      <w:r>
-        <w:rPr>
-          <w:rFonts w:cs="Times New Roman"/>
-          <w:szCs w:val="24"/>
-        </w:rPr>
-        <w:t xml:space="preserve">452 </w:t>
-      </w:r>
-      <w:r>
-        <w:rPr>
-          <w:rFonts w:cs="Times New Roman"/>
-          <w:szCs w:val="24"/>
-        </w:rPr>
-        <w:t xml:space="preserve">δείγματα </w:t>
-      </w:r>
-      <w:r>
-        <w:rPr>
-          <w:rFonts w:cs="Times New Roman"/>
-          <w:szCs w:val="24"/>
-        </w:rPr>
-        <w:t xml:space="preserve">και </w:t>
-      </w:r>
-      <w:r>
-        <w:rPr>
-          <w:rFonts w:cs="Times New Roman"/>
-          <w:szCs w:val="24"/>
-        </w:rPr>
-        <w:t>περιλαμβάνει</w:t>
-      </w:r>
-      <w:r>
-        <w:rPr>
-          <w:rFonts w:cs="Times New Roman"/>
-          <w:szCs w:val="24"/>
-        </w:rPr>
-        <w:t xml:space="preserve"> </w:t>
-      </w:r>
-      <w:r>
-        <w:rPr>
-          <w:rFonts w:cs="Times New Roman"/>
-          <w:szCs w:val="24"/>
-        </w:rPr>
-        <w:t>βαθύτερη</w:t>
-      </w:r>
-      <w:r>
-        <w:rPr>
-          <w:rFonts w:cs="Times New Roman"/>
-          <w:szCs w:val="24"/>
-        </w:rPr>
-        <w:t xml:space="preserve"> κατηγοριοποίηση </w:t>
-      </w:r>
-      <w:r>
-        <w:rPr>
-          <w:rFonts w:cs="Times New Roman"/>
-          <w:szCs w:val="24"/>
-        </w:rPr>
-        <w:t xml:space="preserve">όπως </w:t>
-      </w:r>
-      <w:r>
-        <w:rPr>
-          <w:rFonts w:cs="Times New Roman"/>
-          <w:szCs w:val="24"/>
-        </w:rPr>
-        <w:t>τύπος τοξικότητας</w:t>
-      </w:r>
-      <w:r>
-        <w:rPr>
-          <w:rFonts w:cs="Times New Roman"/>
-          <w:szCs w:val="24"/>
-        </w:rPr>
-        <w:t xml:space="preserve">, </w:t>
-      </w:r>
-      <w:r>
-        <w:rPr>
-          <w:rFonts w:cs="Times New Roman"/>
-          <w:szCs w:val="24"/>
-        </w:rPr>
-        <w:t>συναίσθημα</w:t>
-      </w:r>
-      <w:r>
-        <w:rPr>
-          <w:rFonts w:cs="Times New Roman"/>
-          <w:szCs w:val="24"/>
-        </w:rPr>
-        <w:t xml:space="preserve"> </w:t>
-      </w:r>
-      <w:r>
-        <w:rPr>
-          <w:rFonts w:cs="Times New Roman"/>
-          <w:szCs w:val="24"/>
-        </w:rPr>
-        <w:t xml:space="preserve">και </w:t>
-      </w:r>
-      <w:r>
-        <w:rPr>
-          <w:rFonts w:cs="Times New Roman"/>
-          <w:szCs w:val="24"/>
-        </w:rPr>
-        <w:t>εκτίμηση</w:t>
-      </w:r>
-      <w:r>
-        <w:rPr>
-          <w:rFonts w:cs="Times New Roman"/>
-          <w:szCs w:val="24"/>
-        </w:rPr>
-        <w:t>.</w:t>
-      </w:r>
-      <w:r>
-        <w:rPr>
-          <w:rFonts w:cs="Times New Roman"/>
-          <w:szCs w:val="24"/>
-        </w:rPr>
-        <w:t xml:space="preserve"> Στ</w:t>
-      </w:r>
-      <w:r>
-        <w:rPr>
-          <w:rFonts w:cs="Times New Roman"/>
-          <w:szCs w:val="24"/>
-        </w:rPr>
-        <w:t>η μελέτη</w:t>
-      </w:r>
-      <w:r>
-        <w:rPr>
-          <w:rFonts w:cs="Times New Roman"/>
-          <w:szCs w:val="24"/>
-        </w:rPr>
-        <w:t xml:space="preserve"> </w:t>
-      </w:r>
-      <w:r>
-        <w:rPr>
-          <w:rFonts w:cs="Times New Roman"/>
-          <w:szCs w:val="24"/>
-        </w:rPr>
-        <w:t>“</w:t>
-      </w:r>
-      <w:r>
-        <w:rPr>
-          <w:rFonts w:cs="Times New Roman"/>
-          <w:szCs w:val="24"/>
-          <w:lang w:val="en-US"/>
-        </w:rPr>
-        <w:t>Multimodal</w:t>
-      </w:r>
-      <w:r>
-        <w:rPr>
-          <w:rFonts w:cs="Times New Roman"/>
-          <w:szCs w:val="24"/>
-        </w:rPr>
-        <w:t xml:space="preserve"> </w:t>
-      </w:r>
-      <w:r>
-        <w:rPr>
-          <w:rFonts w:cs="Times New Roman"/>
-          <w:szCs w:val="24"/>
-          <w:lang w:val="en-US"/>
-        </w:rPr>
-        <w:t>Hate</w:t>
-      </w:r>
-      <w:r>
-        <w:rPr>
-          <w:rFonts w:cs="Times New Roman"/>
-          <w:szCs w:val="24"/>
-        </w:rPr>
-        <w:t xml:space="preserve"> </w:t>
-      </w:r>
-      <w:r>
-        <w:rPr>
-          <w:rFonts w:cs="Times New Roman"/>
-          <w:szCs w:val="24"/>
-          <w:lang w:val="en-US"/>
-        </w:rPr>
-        <w:t>Speech</w:t>
-      </w:r>
-      <w:r>
-        <w:rPr>
-          <w:rFonts w:cs="Times New Roman"/>
-          <w:szCs w:val="24"/>
-        </w:rPr>
-        <w:t xml:space="preserve"> </w:t>
-      </w:r>
-      <w:r>
-        <w:rPr>
-          <w:rFonts w:cs="Times New Roman"/>
-          <w:szCs w:val="24"/>
-          <w:lang w:val="en-US"/>
-        </w:rPr>
-        <w:t>Detection</w:t>
-      </w:r>
-      <w:r>
-        <w:rPr>
-          <w:rFonts w:cs="Times New Roman"/>
-          <w:szCs w:val="24"/>
-        </w:rPr>
-        <w:t xml:space="preserve"> </w:t>
-      </w:r>
-      <w:r>
-        <w:rPr>
-          <w:rFonts w:cs="Times New Roman"/>
-          <w:szCs w:val="24"/>
-          <w:lang w:val="en-US"/>
-        </w:rPr>
-        <w:t>in</w:t>
-      </w:r>
-      <w:r>
-        <w:rPr>
-          <w:rFonts w:cs="Times New Roman"/>
-          <w:szCs w:val="24"/>
-        </w:rPr>
-        <w:t xml:space="preserve"> </w:t>
-      </w:r>
-      <w:r>
-        <w:rPr>
-          <w:rFonts w:cs="Times New Roman"/>
-          <w:szCs w:val="24"/>
-          <w:lang w:val="en-US"/>
-        </w:rPr>
-        <w:t>Greek</w:t>
-      </w:r>
-      <w:r>
-        <w:rPr>
-          <w:rFonts w:cs="Times New Roman"/>
-          <w:szCs w:val="24"/>
-        </w:rPr>
-        <w:t xml:space="preserve"> </w:t>
-      </w:r>
-      <w:r>
-        <w:rPr>
-          <w:rFonts w:cs="Times New Roman"/>
-          <w:szCs w:val="24"/>
-          <w:lang w:val="en-US"/>
-        </w:rPr>
-        <w:t>Social</w:t>
-      </w:r>
-      <w:r>
-        <w:rPr>
-          <w:rFonts w:cs="Times New Roman"/>
-          <w:szCs w:val="24"/>
-        </w:rPr>
-        <w:t xml:space="preserve"> </w:t>
-      </w:r>
-      <w:r>
-        <w:rPr>
-          <w:rFonts w:cs="Times New Roman"/>
-          <w:szCs w:val="24"/>
-          <w:lang w:val="en-US"/>
-        </w:rPr>
-        <w:t>Media</w:t>
-      </w:r>
-      <w:r>
-        <w:rPr>
-          <w:rFonts w:cs="Times New Roman"/>
-          <w:szCs w:val="24"/>
-        </w:rPr>
-        <w:t>”</w:t>
-      </w:r>
-      <w:r>
-        <w:rPr>
-          <w:rFonts w:cs="Times New Roman"/>
-          <w:szCs w:val="24"/>
-        </w:rPr>
-        <w:t xml:space="preserve"> </w:t>
+          <w:lang w:val="en-US"/>
+        </w:rPr>
+        <w:t xml:space="preserve"> language model for the Greek language. Furthermore, the work “Toxicity Detection on Greek Tweets” </w:t>
       </w:r>
       <w:sdt>
         <w:sdtPr>
@@ -6741,7 +6266,7 @@
             <w:szCs w:val="24"/>
             <w:lang w:val="en-US"/>
           </w:rPr>
-          <w:id w:val="-1174335810"/>
+          <w:id w:val="-1121836764"/>
           <w:citation/>
         </w:sdtPr>
         <w:sdtContent>
@@ -6757,53 +6282,9 @@
             <w:rPr>
               <w:rFonts w:cs="Times New Roman"/>
               <w:szCs w:val="24"/>
-            </w:rPr>
-            <w:instrText xml:space="preserve"> </w:instrText>
-          </w:r>
-          <w:r>
-            <w:rPr>
-              <w:rFonts w:cs="Times New Roman"/>
-              <w:szCs w:val="24"/>
               <w:lang w:val="en-US"/>
             </w:rPr>
-            <w:instrText>CITATION</w:instrText>
-          </w:r>
-          <w:r>
-            <w:rPr>
-              <w:rFonts w:cs="Times New Roman"/>
-              <w:szCs w:val="24"/>
-            </w:rPr>
-            <w:instrText xml:space="preserve"> </w:instrText>
-          </w:r>
-          <w:r>
-            <w:rPr>
-              <w:rFonts w:cs="Times New Roman"/>
-              <w:szCs w:val="24"/>
-              <w:lang w:val="en-US"/>
-            </w:rPr>
-            <w:instrText>Kon</w:instrText>
-          </w:r>
-          <w:r>
-            <w:rPr>
-              <w:rFonts w:cs="Times New Roman"/>
-              <w:szCs w:val="24"/>
-            </w:rPr>
-            <w:instrText>21 \</w:instrText>
-          </w:r>
-          <w:r>
-            <w:rPr>
-              <w:rFonts w:cs="Times New Roman"/>
-              <w:szCs w:val="24"/>
-              <w:lang w:val="en-US"/>
-            </w:rPr>
-            <w:instrText>l</w:instrText>
-          </w:r>
-          <w:r>
-            <w:rPr>
-              <w:rFonts w:cs="Times New Roman"/>
-              <w:szCs w:val="24"/>
-            </w:rPr>
-            <w:instrText xml:space="preserve"> 1033 </w:instrText>
+            <w:instrText xml:space="preserve"> CITATION Ana21 \l 1033 </w:instrText>
           </w:r>
           <w:r>
             <w:rPr>
@@ -6818,42 +6299,9 @@
               <w:rFonts w:cs="Times New Roman"/>
               <w:noProof/>
               <w:szCs w:val="24"/>
-            </w:rPr>
-            <w:t>(</w:t>
-          </w:r>
-          <w:r>
-            <w:rPr>
-              <w:rFonts w:cs="Times New Roman"/>
-              <w:noProof/>
-              <w:szCs w:val="24"/>
               <w:lang w:val="en-US"/>
             </w:rPr>
-            <w:t>Konstantinos</w:t>
-          </w:r>
-          <w:r>
-            <w:rPr>
-              <w:rFonts w:cs="Times New Roman"/>
-              <w:noProof/>
-              <w:szCs w:val="24"/>
-            </w:rPr>
-            <w:t xml:space="preserve"> </w:t>
-          </w:r>
-          <w:r>
-            <w:rPr>
-              <w:rFonts w:cs="Times New Roman"/>
-              <w:noProof/>
-              <w:szCs w:val="24"/>
-              <w:lang w:val="en-US"/>
-            </w:rPr>
-            <w:t>Perifanos</w:t>
-          </w:r>
-          <w:r>
-            <w:rPr>
-              <w:rFonts w:cs="Times New Roman"/>
-              <w:noProof/>
-              <w:szCs w:val="24"/>
-            </w:rPr>
-            <w:t>, 2021)</w:t>
+            <w:t>(Anagnostopoulos, 2021)</w:t>
           </w:r>
           <w:r>
             <w:rPr>
@@ -6869,20 +6317,67 @@
         <w:rPr>
           <w:rFonts w:cs="Times New Roman"/>
           <w:szCs w:val="24"/>
-        </w:rPr>
-        <w:t xml:space="preserve">, </w:t>
-      </w:r>
-      <w:r>
-        <w:rPr>
-          <w:rFonts w:cs="Times New Roman"/>
-          <w:szCs w:val="24"/>
-        </w:rPr>
-        <w:t>χρησιμοποιήθηκε</w:t>
-      </w:r>
-      <w:r>
-        <w:rPr>
-          <w:rFonts w:cs="Times New Roman"/>
-          <w:szCs w:val="24"/>
+          <w:lang w:val="en-US"/>
+        </w:rPr>
+        <w:t xml:space="preserve"> presented the use of three BERT models and a GRU model with Greek </w:t>
+      </w:r>
+      <w:proofErr w:type="spellStart"/>
+      <w:r>
+        <w:rPr>
+          <w:rFonts w:cs="Times New Roman"/>
+          <w:szCs w:val="24"/>
+          <w:lang w:val="en-US"/>
+        </w:rPr>
+        <w:t>FastText</w:t>
+      </w:r>
+      <w:proofErr w:type="spellEnd"/>
+      <w:r>
+        <w:rPr>
+          <w:rFonts w:cs="Times New Roman"/>
+          <w:szCs w:val="24"/>
+          <w:lang w:val="en-US"/>
+        </w:rPr>
+        <w:t xml:space="preserve"> embeddings</w:t>
+      </w:r>
+      <w:r>
+        <w:rPr>
+          <w:rFonts w:cs="Times New Roman"/>
+          <w:szCs w:val="24"/>
+          <w:lang w:val="en-US"/>
+        </w:rPr>
+        <w:t xml:space="preserve">. </w:t>
+      </w:r>
+      <w:r>
+        <w:rPr>
+          <w:rFonts w:cs="Times New Roman"/>
+          <w:szCs w:val="24"/>
+          <w:lang w:val="en-US"/>
+        </w:rPr>
+        <w:t xml:space="preserve">The </w:t>
+      </w:r>
+      <w:proofErr w:type="gramStart"/>
+      <w:r>
+        <w:rPr>
+          <w:rFonts w:cs="Times New Roman"/>
+          <w:szCs w:val="24"/>
+          <w:lang w:val="en-US"/>
+        </w:rPr>
+        <w:t>aforementioned models</w:t>
+      </w:r>
+      <w:proofErr w:type="gramEnd"/>
+      <w:r>
+        <w:rPr>
+          <w:rFonts w:cs="Times New Roman"/>
+          <w:szCs w:val="24"/>
+          <w:lang w:val="en-US"/>
+        </w:rPr>
+        <w:t xml:space="preserve"> are classified as deep learning models and show excellent efficiency in training for complex tasks. In the work “Offensive Language Identification in Greek”, as a measure of comparison, TF-IDF and logistic regression were applied, a practice considered common in the field.</w:t>
+      </w:r>
+      <w:r>
+        <w:rPr>
+          <w:rFonts w:cs="Times New Roman"/>
+          <w:szCs w:val="24"/>
+          <w:lang w:val="en-US"/>
         </w:rPr>
         <w:t xml:space="preserve"> </w:t>
       </w:r>
@@ -6890,13 +6385,50 @@
         <w:rPr>
           <w:rFonts w:cs="Times New Roman"/>
           <w:szCs w:val="24"/>
-        </w:rPr>
-        <w:t>το</w:t>
-      </w:r>
-      <w:r>
-        <w:rPr>
-          <w:rFonts w:cs="Times New Roman"/>
-          <w:szCs w:val="24"/>
+          <w:lang w:val="en-US"/>
+        </w:rPr>
+        <w:t>Therefore, it is observed that, despite the small use of classical machine learning, deep learning models dominate the field.</w:t>
+      </w:r>
+    </w:p>
+    <w:p>
+      <w:pPr>
+        <w:ind w:right="282"/>
+        <w:jc w:val="both"/>
+        <w:rPr>
+          <w:rFonts w:cs="Times New Roman"/>
+          <w:szCs w:val="24"/>
+          <w:lang w:val="en-US"/>
+        </w:rPr>
+      </w:pPr>
+      <w:r>
+        <w:rPr>
+          <w:rFonts w:cs="Times New Roman"/>
+          <w:szCs w:val="24"/>
+          <w:lang w:val="en-US"/>
+        </w:rPr>
+        <w:t xml:space="preserve">Models like BERT and </w:t>
+      </w:r>
+      <w:proofErr w:type="spellStart"/>
+      <w:r>
+        <w:rPr>
+          <w:rFonts w:cs="Times New Roman"/>
+          <w:szCs w:val="24"/>
+          <w:lang w:val="en-US"/>
+        </w:rPr>
+        <w:t>RoBERTa</w:t>
+      </w:r>
+      <w:proofErr w:type="spellEnd"/>
+      <w:r>
+        <w:rPr>
+          <w:rFonts w:cs="Times New Roman"/>
+          <w:szCs w:val="24"/>
+          <w:lang w:val="en-US"/>
+        </w:rPr>
+        <w:t xml:space="preserve"> are based on a transformer architecture, meaning they use transformers. Transformers are a type of neural network architecture that transforms or modifies an input sequence into an output sequence.</w:t>
+      </w:r>
+      <w:r>
+        <w:rPr>
+          <w:lang w:val="en-US"/>
         </w:rPr>
         <w:t xml:space="preserve"> </w:t>
       </w:r>
@@ -6906,363 +6438,25 @@
           <w:szCs w:val="24"/>
           <w:lang w:val="en-US"/>
         </w:rPr>
-        <w:t>OGTD</w:t>
-      </w:r>
-      <w:r>
-        <w:rPr>
-          <w:rFonts w:cs="Times New Roman"/>
-          <w:szCs w:val="24"/>
-        </w:rPr>
-        <w:t xml:space="preserve"> </w:t>
-      </w:r>
-      <w:r>
-        <w:rPr>
-          <w:rFonts w:cs="Times New Roman"/>
-          <w:szCs w:val="24"/>
-        </w:rPr>
-        <w:t>μαζί</w:t>
-      </w:r>
-      <w:r>
-        <w:rPr>
-          <w:rFonts w:cs="Times New Roman"/>
-          <w:szCs w:val="24"/>
-        </w:rPr>
-        <w:t xml:space="preserve"> </w:t>
-      </w:r>
-      <w:r>
-        <w:rPr>
-          <w:rFonts w:cs="Times New Roman"/>
-          <w:szCs w:val="24"/>
-        </w:rPr>
-        <w:t>με</w:t>
-      </w:r>
-      <w:r>
-        <w:rPr>
-          <w:rFonts w:cs="Times New Roman"/>
-          <w:szCs w:val="24"/>
-        </w:rPr>
-        <w:t xml:space="preserve"> </w:t>
-      </w:r>
-      <w:r>
-        <w:rPr>
-          <w:rFonts w:cs="Times New Roman"/>
-          <w:szCs w:val="24"/>
-        </w:rPr>
-        <w:t>άλλα</w:t>
-      </w:r>
-      <w:r>
-        <w:rPr>
-          <w:rFonts w:cs="Times New Roman"/>
-          <w:szCs w:val="24"/>
-        </w:rPr>
-        <w:t xml:space="preserve"> </w:t>
-      </w:r>
-      <w:r>
-        <w:rPr>
-          <w:rFonts w:cs="Times New Roman"/>
-          <w:szCs w:val="24"/>
-        </w:rPr>
-        <w:t>δυο</w:t>
-      </w:r>
-      <w:r>
-        <w:rPr>
-          <w:rFonts w:cs="Times New Roman"/>
-          <w:szCs w:val="24"/>
-        </w:rPr>
-        <w:t xml:space="preserve"> </w:t>
-      </w:r>
-      <w:r>
-        <w:rPr>
-          <w:rFonts w:cs="Times New Roman"/>
-          <w:szCs w:val="24"/>
-        </w:rPr>
-        <w:t>δημοσίως</w:t>
-      </w:r>
-      <w:r>
-        <w:rPr>
-          <w:rFonts w:cs="Times New Roman"/>
-          <w:szCs w:val="24"/>
-        </w:rPr>
-        <w:t xml:space="preserve"> </w:t>
-      </w:r>
-      <w:r>
-        <w:rPr>
-          <w:rFonts w:cs="Times New Roman"/>
-          <w:szCs w:val="24"/>
-        </w:rPr>
-        <w:t xml:space="preserve">διαθέσιμα </w:t>
-      </w:r>
-      <w:r>
-        <w:rPr>
-          <w:rFonts w:cs="Times New Roman"/>
-          <w:szCs w:val="24"/>
-        </w:rPr>
-        <w:t>σύνολα</w:t>
-      </w:r>
-      <w:r>
-        <w:rPr>
-          <w:rFonts w:cs="Times New Roman"/>
-          <w:szCs w:val="24"/>
-        </w:rPr>
-        <w:t xml:space="preserve"> δεδομένω</w:t>
-      </w:r>
-      <w:r>
-        <w:rPr>
-          <w:rFonts w:cs="Times New Roman"/>
-          <w:szCs w:val="24"/>
-        </w:rPr>
-        <w:t>ν, ενώ παράλληλα</w:t>
-      </w:r>
-      <w:r>
-        <w:rPr>
-          <w:rFonts w:cs="Times New Roman"/>
-          <w:szCs w:val="24"/>
-        </w:rPr>
-        <w:t xml:space="preserve"> αναπτύχθηκε </w:t>
-      </w:r>
-      <w:r>
-        <w:rPr>
-          <w:rFonts w:cs="Times New Roman"/>
-          <w:szCs w:val="24"/>
-        </w:rPr>
-        <w:t xml:space="preserve">ένα </w:t>
-      </w:r>
-      <w:r>
-        <w:rPr>
-          <w:rFonts w:cs="Times New Roman"/>
-          <w:szCs w:val="24"/>
-        </w:rPr>
-        <w:t>νέο σύνολο</w:t>
-      </w:r>
-      <w:r>
-        <w:rPr>
-          <w:rFonts w:cs="Times New Roman"/>
-          <w:szCs w:val="24"/>
-        </w:rPr>
-        <w:t xml:space="preserve"> δεδομένων που αποτελείται από 4</w:t>
-      </w:r>
-      <w:r>
-        <w:rPr>
-          <w:rFonts w:cs="Times New Roman"/>
-          <w:szCs w:val="24"/>
-        </w:rPr>
-        <w:t>.</w:t>
-      </w:r>
-      <w:r>
-        <w:rPr>
-          <w:rFonts w:cs="Times New Roman"/>
-          <w:szCs w:val="24"/>
-        </w:rPr>
-        <w:t xml:space="preserve">000 </w:t>
-      </w:r>
-      <w:r>
-        <w:rPr>
-          <w:rFonts w:cs="Times New Roman"/>
-          <w:szCs w:val="24"/>
-          <w:lang w:val="en-US"/>
-        </w:rPr>
-        <w:t>tweets</w:t>
-      </w:r>
-      <w:r>
-        <w:rPr>
-          <w:rFonts w:cs="Times New Roman"/>
-          <w:szCs w:val="24"/>
-        </w:rPr>
-        <w:t>.</w:t>
-      </w:r>
-      <w:r>
-        <w:rPr>
-          <w:rFonts w:cs="Times New Roman"/>
-          <w:szCs w:val="24"/>
-        </w:rPr>
-        <w:t xml:space="preserve"> Στις τρείς αυτές έρευνες </w:t>
-      </w:r>
-      <w:r>
-        <w:rPr>
-          <w:rFonts w:cs="Times New Roman"/>
-          <w:szCs w:val="24"/>
-        </w:rPr>
-        <w:t>παρατηρείται</w:t>
-      </w:r>
-      <w:r>
-        <w:rPr>
-          <w:rFonts w:cs="Times New Roman"/>
-          <w:szCs w:val="24"/>
-        </w:rPr>
-        <w:t xml:space="preserve"> </w:t>
-      </w:r>
-      <w:r>
-        <w:rPr>
-          <w:rFonts w:cs="Times New Roman"/>
-          <w:szCs w:val="24"/>
-        </w:rPr>
-        <w:t>ότι</w:t>
-      </w:r>
-      <w:r>
-        <w:rPr>
-          <w:rFonts w:cs="Times New Roman"/>
-          <w:szCs w:val="24"/>
-        </w:rPr>
-        <w:t xml:space="preserve"> η πιο δημοφιλής τεχνολογία είναι τα </w:t>
-      </w:r>
-      <w:r>
-        <w:rPr>
-          <w:rFonts w:cs="Times New Roman"/>
-          <w:szCs w:val="24"/>
-        </w:rPr>
-        <w:t>μοντέλα βαθιάς μάθησης</w:t>
-      </w:r>
-      <w:r>
-        <w:rPr>
-          <w:rFonts w:cs="Times New Roman"/>
-          <w:szCs w:val="24"/>
-        </w:rPr>
-        <w:t xml:space="preserve">, </w:t>
-      </w:r>
-      <w:r>
-        <w:rPr>
-          <w:rFonts w:cs="Times New Roman"/>
-          <w:szCs w:val="24"/>
-        </w:rPr>
-        <w:t>με τ</w:t>
-      </w:r>
-      <w:r>
-        <w:rPr>
-          <w:rFonts w:cs="Times New Roman"/>
-          <w:szCs w:val="24"/>
-        </w:rPr>
-        <w:t xml:space="preserve">ην εργασία </w:t>
-      </w:r>
-      <w:r>
-        <w:rPr>
-          <w:rFonts w:cs="Times New Roman"/>
-          <w:szCs w:val="24"/>
-        </w:rPr>
-        <w:t>“</w:t>
-      </w:r>
-      <w:r>
-        <w:rPr>
-          <w:rFonts w:cs="Times New Roman"/>
-          <w:szCs w:val="24"/>
-          <w:lang w:val="en-US"/>
-        </w:rPr>
-        <w:t>Offensive</w:t>
-      </w:r>
-      <w:r>
-        <w:rPr>
-          <w:rFonts w:cs="Times New Roman"/>
-          <w:szCs w:val="24"/>
-        </w:rPr>
-        <w:t xml:space="preserve"> </w:t>
-      </w:r>
-      <w:r>
-        <w:rPr>
-          <w:rFonts w:cs="Times New Roman"/>
-          <w:szCs w:val="24"/>
-          <w:lang w:val="en-US"/>
-        </w:rPr>
-        <w:t>Language</w:t>
-      </w:r>
-      <w:r>
-        <w:rPr>
-          <w:rFonts w:cs="Times New Roman"/>
-          <w:szCs w:val="24"/>
-        </w:rPr>
-        <w:t xml:space="preserve"> </w:t>
-      </w:r>
-      <w:r>
-        <w:rPr>
-          <w:rFonts w:cs="Times New Roman"/>
-          <w:szCs w:val="24"/>
-          <w:lang w:val="en-US"/>
-        </w:rPr>
-        <w:t>Identification</w:t>
-      </w:r>
-      <w:r>
-        <w:rPr>
-          <w:rFonts w:cs="Times New Roman"/>
-          <w:szCs w:val="24"/>
-        </w:rPr>
-        <w:t xml:space="preserve"> </w:t>
-      </w:r>
-      <w:r>
-        <w:rPr>
-          <w:rFonts w:cs="Times New Roman"/>
-          <w:szCs w:val="24"/>
-          <w:lang w:val="en-US"/>
-        </w:rPr>
-        <w:t>in</w:t>
-      </w:r>
-      <w:r>
-        <w:rPr>
-          <w:rFonts w:cs="Times New Roman"/>
-          <w:szCs w:val="24"/>
-        </w:rPr>
-        <w:t xml:space="preserve"> </w:t>
-      </w:r>
-      <w:r>
-        <w:rPr>
-          <w:rFonts w:cs="Times New Roman"/>
-          <w:szCs w:val="24"/>
-          <w:lang w:val="en-US"/>
-        </w:rPr>
-        <w:t>Greek</w:t>
-      </w:r>
-      <w:r>
-        <w:rPr>
-          <w:rFonts w:cs="Times New Roman"/>
-          <w:szCs w:val="24"/>
-        </w:rPr>
-        <w:t>”</w:t>
-      </w:r>
-      <w:r>
-        <w:rPr>
-          <w:rFonts w:cs="Times New Roman"/>
-          <w:szCs w:val="24"/>
-        </w:rPr>
-        <w:t xml:space="preserve"> </w:t>
-      </w:r>
-      <w:r>
-        <w:rPr>
-          <w:rFonts w:cs="Times New Roman"/>
-          <w:szCs w:val="24"/>
-        </w:rPr>
-        <w:t>να χρησιμοποιεί και παραδοσιακ</w:t>
-      </w:r>
-      <w:r>
-        <w:rPr>
-          <w:rFonts w:cs="Times New Roman"/>
-          <w:szCs w:val="24"/>
-        </w:rPr>
-        <w:t>ή μηχανική μάθηση</w:t>
-      </w:r>
-      <w:r>
-        <w:rPr>
-          <w:rFonts w:cs="Times New Roman"/>
-          <w:szCs w:val="24"/>
-        </w:rPr>
-        <w:t xml:space="preserve"> </w:t>
-      </w:r>
-      <w:r>
-        <w:rPr>
-          <w:rFonts w:cs="Times New Roman"/>
-          <w:szCs w:val="24"/>
-        </w:rPr>
-        <w:t>ως βασική</w:t>
-      </w:r>
-      <w:r>
-        <w:rPr>
-          <w:rFonts w:cs="Times New Roman"/>
-          <w:szCs w:val="24"/>
-        </w:rPr>
-        <w:t xml:space="preserve"> </w:t>
-      </w:r>
-      <w:r>
-        <w:rPr>
-          <w:rFonts w:cs="Times New Roman"/>
-          <w:szCs w:val="24"/>
-        </w:rPr>
-        <w:t>μέθοδο για σύγκριση.</w:t>
+        <w:t xml:space="preserve">This is achieved through </w:t>
+      </w:r>
+      <w:proofErr w:type="gramStart"/>
+      <w:r>
+        <w:rPr>
+          <w:rFonts w:cs="Times New Roman"/>
+          <w:szCs w:val="24"/>
+          <w:lang w:val="en-US"/>
+        </w:rPr>
+        <w:t>learning</w:t>
+      </w:r>
+      <w:proofErr w:type="gramEnd"/>
+      <w:r>
+        <w:rPr>
+          <w:rFonts w:cs="Times New Roman"/>
+          <w:szCs w:val="24"/>
+          <w:lang w:val="en-US"/>
+        </w:rPr>
+        <w:t xml:space="preserve"> the environment and monitoring the relationships between the elements of the sequence.</w:t>
       </w:r>
     </w:p>
     <w:p>
@@ -7273,28 +6467,81 @@
           <w:numId w:val="0"/>
         </w:numPr>
         <w:ind w:left="576" w:hanging="576"/>
-        <w:jc w:val="both"/>
-      </w:pPr>
-      <w:bookmarkStart w:id="14" w:name="_Toc208415473"/>
-      <w:r>
-        <w:t xml:space="preserve">1.3 </w:t>
-      </w:r>
-      <w:r>
-        <w:t>Τεχνικές</w:t>
-      </w:r>
-      <w:r>
+        <w:rPr>
+          <w:lang w:val="en-US"/>
+        </w:rPr>
+      </w:pPr>
+      <w:bookmarkStart w:id="15" w:name="_Toc208415474"/>
+      <w:r>
+        <w:rPr>
+          <w:lang w:val="en-US"/>
+        </w:rPr>
+        <w:t xml:space="preserve">1.4 </w:t>
+      </w:r>
+      <w:bookmarkEnd w:id="15"/>
+      <w:r>
+        <w:rPr>
+          <w:lang w:val="en-US"/>
+        </w:rPr>
+        <w:t>Challenges and limitations</w:t>
+      </w:r>
+    </w:p>
+    <w:p>
+      <w:pPr>
+        <w:rPr>
+          <w:lang w:val="en-US"/>
+        </w:rPr>
+      </w:pPr>
+      <w:r>
+        <w:rPr>
+          <w:lang w:val="en-US"/>
+        </w:rPr>
+        <w:t xml:space="preserve">The Greek language presents many peculiarities that create obstacles for the task of toxicity detection. Intonation is a characteristic that few languages ​​express in writing and Greek is one of them. When communicating on the internet and especially on social media, an informal style prevails, so it is common to omit the accent in text. However, this can cause inaccuracies in machine learning, as a letter with an accent and the same letter </w:t>
+      </w:r>
+      <w:r>
+        <w:rPr>
+          <w:lang w:val="en-US"/>
+        </w:rPr>
+        <w:lastRenderedPageBreak/>
+        <w:t>without an accent are treated as different characters. Additionally, Greeks have a wide variety of swear words and insults which may be based on their region of origin within Greece, which makes them rare in use, especially in written language.</w:t>
+      </w:r>
+    </w:p>
+    <w:p>
+      <w:pPr>
+        <w:rPr>
+          <w:lang w:val="en-US"/>
+        </w:rPr>
+      </w:pPr>
+      <w:r>
+        <w:rPr>
+          <w:lang w:val="en-US"/>
+        </w:rPr>
+        <w:t>The problem of lack of data occurs for many languages ​​whose speaker population is relatively small. Greek is considered a low-resource language in the field of Natural Language Processing (NLP) and thus finding data is already difficult.</w:t>
+      </w:r>
+      <w:r>
+        <w:rPr>
+          <w:lang w:val="en-US"/>
+        </w:rPr>
         <w:t xml:space="preserve"> </w:t>
       </w:r>
       <w:r>
-        <w:t>και</w:t>
-      </w:r>
-      <w:r>
+        <w:rPr>
+          <w:lang w:val="en-US"/>
+        </w:rPr>
+        <w:t>However, the peculiarities and variety of the language further complicate the achievement of the goal. Greek swear words are numerous and are not easy to record in a standardized manner.</w:t>
+      </w:r>
+      <w:r>
+        <w:rPr>
+          <w:lang w:val="en-US"/>
+        </w:rPr>
         <w:t xml:space="preserve"> </w:t>
       </w:r>
       <w:r>
-        <w:t>μοντέλα</w:t>
-      </w:r>
-      <w:bookmarkEnd w:id="14"/>
+        <w:rPr>
+          <w:lang w:val="en-US"/>
+        </w:rPr>
+        <w:t>Therefore, combined with the addition or absence of accents and orthographic variations, the processing of Greek becomes extremely difficult.</w:t>
+      </w:r>
     </w:p>
     <w:p>
       <w:pPr>
@@ -7303,1549 +6550,14 @@
         <w:rPr>
           <w:rFonts w:cs="Times New Roman"/>
           <w:szCs w:val="24"/>
-        </w:rPr>
-      </w:pPr>
-      <w:r>
-        <w:rPr>
-          <w:rFonts w:cs="Times New Roman"/>
-          <w:szCs w:val="24"/>
-        </w:rPr>
-        <w:t xml:space="preserve">Για την αποφυγή έκθεσης σε βλαβερό περιεχόμενο έχουν </w:t>
-      </w:r>
-      <w:r>
-        <w:rPr>
-          <w:rFonts w:cs="Times New Roman"/>
-          <w:szCs w:val="24"/>
-        </w:rPr>
-        <w:t xml:space="preserve">αναπτυχθεί </w:t>
-      </w:r>
-      <w:r>
-        <w:rPr>
-          <w:rFonts w:cs="Times New Roman"/>
-          <w:szCs w:val="24"/>
-        </w:rPr>
-        <w:t xml:space="preserve">πολλαπλές μέθοδοι με την χρήση </w:t>
-      </w:r>
-      <w:r>
-        <w:rPr>
-          <w:rFonts w:cs="Times New Roman"/>
-          <w:szCs w:val="24"/>
-        </w:rPr>
-        <w:t>σύγχρονων</w:t>
-      </w:r>
-      <w:r>
-        <w:rPr>
-          <w:rFonts w:cs="Times New Roman"/>
-          <w:szCs w:val="24"/>
-        </w:rPr>
-        <w:t xml:space="preserve"> τεχνικών και τεχνολογιών.</w:t>
-      </w:r>
-      <w:r>
-        <w:rPr>
-          <w:rFonts w:cs="Times New Roman"/>
-          <w:szCs w:val="24"/>
-        </w:rPr>
-        <w:t xml:space="preserve"> </w:t>
-      </w:r>
-      <w:r>
-        <w:rPr>
-          <w:rFonts w:cs="Times New Roman"/>
-          <w:szCs w:val="24"/>
-        </w:rPr>
-        <w:t xml:space="preserve">Τα μοντέλα </w:t>
-      </w:r>
-      <w:r>
-        <w:rPr>
-          <w:rFonts w:cs="Times New Roman"/>
-          <w:szCs w:val="24"/>
-          <w:lang w:val="en-US"/>
-        </w:rPr>
-        <w:t>BERT</w:t>
-      </w:r>
-      <w:r>
-        <w:rPr>
-          <w:rFonts w:cs="Times New Roman"/>
-          <w:szCs w:val="24"/>
-        </w:rPr>
-        <w:t xml:space="preserve"> </w:t>
-      </w:r>
-      <w:r>
-        <w:rPr>
-          <w:rFonts w:cs="Times New Roman"/>
-          <w:szCs w:val="24"/>
-        </w:rPr>
-        <w:t>παρουσιάζουν</w:t>
-      </w:r>
-      <w:r>
-        <w:rPr>
-          <w:rFonts w:cs="Times New Roman"/>
-          <w:szCs w:val="24"/>
-        </w:rPr>
-        <w:t xml:space="preserve"> εξαιρετικ</w:t>
-      </w:r>
-      <w:r>
-        <w:rPr>
-          <w:rFonts w:cs="Times New Roman"/>
-          <w:szCs w:val="24"/>
-        </w:rPr>
-        <w:t>ή</w:t>
-      </w:r>
-      <w:r>
-        <w:rPr>
-          <w:rFonts w:cs="Times New Roman"/>
-          <w:szCs w:val="24"/>
-        </w:rPr>
-        <w:t xml:space="preserve"> δημο</w:t>
-      </w:r>
-      <w:r>
-        <w:rPr>
-          <w:rFonts w:cs="Times New Roman"/>
-          <w:szCs w:val="24"/>
-        </w:rPr>
-        <w:t>τικότητα στο συγκεκριμένο πεδίο</w:t>
-      </w:r>
-      <w:r>
-        <w:rPr>
-          <w:rFonts w:cs="Times New Roman"/>
-          <w:szCs w:val="24"/>
-        </w:rPr>
-        <w:t>. Για</w:t>
-      </w:r>
-      <w:r>
-        <w:rPr>
-          <w:rFonts w:cs="Times New Roman"/>
-          <w:szCs w:val="24"/>
-        </w:rPr>
-        <w:t xml:space="preserve"> </w:t>
-      </w:r>
-      <w:r>
-        <w:rPr>
-          <w:rFonts w:cs="Times New Roman"/>
-          <w:szCs w:val="24"/>
-        </w:rPr>
-        <w:t>παράδειγμα</w:t>
-      </w:r>
-      <w:r>
-        <w:rPr>
-          <w:rFonts w:cs="Times New Roman"/>
-          <w:szCs w:val="24"/>
-        </w:rPr>
-        <w:t xml:space="preserve">, </w:t>
-      </w:r>
-      <w:r>
-        <w:rPr>
-          <w:rFonts w:cs="Times New Roman"/>
-          <w:szCs w:val="24"/>
-        </w:rPr>
-        <w:t>στ</w:t>
-      </w:r>
-      <w:r>
-        <w:rPr>
-          <w:rFonts w:cs="Times New Roman"/>
-          <w:szCs w:val="24"/>
-        </w:rPr>
-        <w:t>η μελέτη</w:t>
-      </w:r>
-      <w:r>
-        <w:rPr>
-          <w:rFonts w:cs="Times New Roman"/>
-          <w:szCs w:val="24"/>
-        </w:rPr>
-        <w:t xml:space="preserve"> </w:t>
-      </w:r>
-      <w:r>
-        <w:rPr>
-          <w:rFonts w:cs="Times New Roman"/>
-          <w:szCs w:val="24"/>
-        </w:rPr>
-        <w:t>“</w:t>
-      </w:r>
-      <w:r>
-        <w:rPr>
-          <w:rFonts w:cs="Times New Roman"/>
-          <w:szCs w:val="24"/>
-          <w:lang w:val="en-US"/>
-        </w:rPr>
-        <w:t>Multimodal</w:t>
-      </w:r>
-      <w:r>
-        <w:rPr>
-          <w:rFonts w:cs="Times New Roman"/>
-          <w:szCs w:val="24"/>
-        </w:rPr>
-        <w:t xml:space="preserve"> </w:t>
-      </w:r>
-      <w:r>
-        <w:rPr>
-          <w:rFonts w:cs="Times New Roman"/>
-          <w:szCs w:val="24"/>
-          <w:lang w:val="en-US"/>
-        </w:rPr>
-        <w:t>Hate</w:t>
-      </w:r>
-      <w:r>
-        <w:rPr>
-          <w:rFonts w:cs="Times New Roman"/>
-          <w:szCs w:val="24"/>
-        </w:rPr>
-        <w:t xml:space="preserve"> </w:t>
-      </w:r>
-      <w:r>
-        <w:rPr>
-          <w:rFonts w:cs="Times New Roman"/>
-          <w:szCs w:val="24"/>
-          <w:lang w:val="en-US"/>
-        </w:rPr>
-        <w:t>Speech</w:t>
-      </w:r>
-      <w:r>
-        <w:rPr>
-          <w:rFonts w:cs="Times New Roman"/>
-          <w:szCs w:val="24"/>
-        </w:rPr>
-        <w:t xml:space="preserve"> </w:t>
-      </w:r>
-      <w:r>
-        <w:rPr>
-          <w:rFonts w:cs="Times New Roman"/>
-          <w:szCs w:val="24"/>
-          <w:lang w:val="en-US"/>
-        </w:rPr>
-        <w:t>Detection</w:t>
-      </w:r>
-      <w:r>
-        <w:rPr>
-          <w:rFonts w:cs="Times New Roman"/>
-          <w:szCs w:val="24"/>
-        </w:rPr>
-        <w:t xml:space="preserve"> </w:t>
-      </w:r>
-      <w:r>
-        <w:rPr>
-          <w:rFonts w:cs="Times New Roman"/>
-          <w:szCs w:val="24"/>
-          <w:lang w:val="en-US"/>
-        </w:rPr>
-        <w:t>in</w:t>
-      </w:r>
-      <w:r>
-        <w:rPr>
-          <w:rFonts w:cs="Times New Roman"/>
-          <w:szCs w:val="24"/>
-        </w:rPr>
-        <w:t xml:space="preserve"> </w:t>
-      </w:r>
-      <w:r>
-        <w:rPr>
-          <w:rFonts w:cs="Times New Roman"/>
-          <w:szCs w:val="24"/>
-          <w:lang w:val="en-US"/>
-        </w:rPr>
-        <w:t>Greek</w:t>
-      </w:r>
-      <w:r>
-        <w:rPr>
-          <w:rFonts w:cs="Times New Roman"/>
-          <w:szCs w:val="24"/>
-        </w:rPr>
-        <w:t xml:space="preserve"> </w:t>
-      </w:r>
-      <w:r>
-        <w:rPr>
-          <w:rFonts w:cs="Times New Roman"/>
-          <w:szCs w:val="24"/>
-          <w:lang w:val="en-US"/>
-        </w:rPr>
-        <w:t>Social</w:t>
-      </w:r>
-      <w:r>
-        <w:rPr>
-          <w:rFonts w:cs="Times New Roman"/>
-          <w:szCs w:val="24"/>
-        </w:rPr>
-        <w:t xml:space="preserve"> </w:t>
-      </w:r>
-      <w:r>
-        <w:rPr>
-          <w:rFonts w:cs="Times New Roman"/>
-          <w:szCs w:val="24"/>
-          <w:lang w:val="en-US"/>
-        </w:rPr>
-        <w:t>Media</w:t>
-      </w:r>
-      <w:r>
-        <w:rPr>
-          <w:rFonts w:cs="Times New Roman"/>
-          <w:szCs w:val="24"/>
-        </w:rPr>
-        <w:t>”</w:t>
-      </w:r>
-      <w:r>
-        <w:rPr>
-          <w:rFonts w:cs="Times New Roman"/>
-          <w:szCs w:val="24"/>
-        </w:rPr>
-        <w:t xml:space="preserve"> </w:t>
-      </w:r>
-      <w:sdt>
-        <w:sdtPr>
-          <w:rPr>
-            <w:rFonts w:cs="Times New Roman"/>
-            <w:szCs w:val="24"/>
-            <w:lang w:val="en-US"/>
-          </w:rPr>
-          <w:id w:val="1945564154"/>
-          <w:citation/>
-        </w:sdtPr>
-        <w:sdtContent>
-          <w:r>
-            <w:rPr>
-              <w:rFonts w:cs="Times New Roman"/>
-              <w:szCs w:val="24"/>
-              <w:lang w:val="en-US"/>
-            </w:rPr>
-            <w:fldChar w:fldCharType="begin"/>
-          </w:r>
-          <w:r>
-            <w:rPr>
-              <w:rFonts w:cs="Times New Roman"/>
-              <w:szCs w:val="24"/>
-            </w:rPr>
-            <w:instrText xml:space="preserve"> </w:instrText>
-          </w:r>
-          <w:r>
-            <w:rPr>
-              <w:rFonts w:cs="Times New Roman"/>
-              <w:szCs w:val="24"/>
-              <w:lang w:val="en-US"/>
-            </w:rPr>
-            <w:instrText>CITATION</w:instrText>
-          </w:r>
-          <w:r>
-            <w:rPr>
-              <w:rFonts w:cs="Times New Roman"/>
-              <w:szCs w:val="24"/>
-            </w:rPr>
-            <w:instrText xml:space="preserve"> </w:instrText>
-          </w:r>
-          <w:r>
-            <w:rPr>
-              <w:rFonts w:cs="Times New Roman"/>
-              <w:szCs w:val="24"/>
-              <w:lang w:val="en-US"/>
-            </w:rPr>
-            <w:instrText>Kon</w:instrText>
-          </w:r>
-          <w:r>
-            <w:rPr>
-              <w:rFonts w:cs="Times New Roman"/>
-              <w:szCs w:val="24"/>
-            </w:rPr>
-            <w:instrText>21 \</w:instrText>
-          </w:r>
-          <w:r>
-            <w:rPr>
-              <w:rFonts w:cs="Times New Roman"/>
-              <w:szCs w:val="24"/>
-              <w:lang w:val="en-US"/>
-            </w:rPr>
-            <w:instrText>l</w:instrText>
-          </w:r>
-          <w:r>
-            <w:rPr>
-              <w:rFonts w:cs="Times New Roman"/>
-              <w:szCs w:val="24"/>
-            </w:rPr>
-            <w:instrText xml:space="preserve"> 1032 </w:instrText>
-          </w:r>
-          <w:r>
-            <w:rPr>
-              <w:rFonts w:cs="Times New Roman"/>
-              <w:szCs w:val="24"/>
-              <w:lang w:val="en-US"/>
-            </w:rPr>
-            <w:fldChar w:fldCharType="separate"/>
-          </w:r>
-          <w:r>
-            <w:rPr>
-              <w:rFonts w:cs="Times New Roman"/>
-              <w:noProof/>
-              <w:szCs w:val="24"/>
-            </w:rPr>
-            <w:t>(</w:t>
-          </w:r>
-          <w:r>
-            <w:rPr>
-              <w:rFonts w:cs="Times New Roman"/>
-              <w:noProof/>
-              <w:szCs w:val="24"/>
-              <w:lang w:val="en-US"/>
-            </w:rPr>
-            <w:t>Konstantinos</w:t>
-          </w:r>
-          <w:r>
-            <w:rPr>
-              <w:rFonts w:cs="Times New Roman"/>
-              <w:noProof/>
-              <w:szCs w:val="24"/>
-            </w:rPr>
-            <w:t xml:space="preserve"> </w:t>
-          </w:r>
-          <w:r>
-            <w:rPr>
-              <w:rFonts w:cs="Times New Roman"/>
-              <w:noProof/>
-              <w:szCs w:val="24"/>
-              <w:lang w:val="en-US"/>
-            </w:rPr>
-            <w:t>Perifanos</w:t>
-          </w:r>
-          <w:r>
-            <w:rPr>
-              <w:rFonts w:cs="Times New Roman"/>
-              <w:noProof/>
-              <w:szCs w:val="24"/>
-            </w:rPr>
-            <w:t>, 2021)</w:t>
-          </w:r>
-          <w:r>
-            <w:rPr>
-              <w:rFonts w:cs="Times New Roman"/>
-              <w:szCs w:val="24"/>
-              <w:lang w:val="en-US"/>
-            </w:rPr>
-            <w:fldChar w:fldCharType="end"/>
-          </w:r>
-        </w:sdtContent>
-      </w:sdt>
-      <w:r>
-        <w:rPr>
-          <w:rFonts w:cs="Times New Roman"/>
-          <w:szCs w:val="24"/>
-        </w:rPr>
-        <w:t xml:space="preserve"> </w:t>
-      </w:r>
-      <w:r>
-        <w:rPr>
-          <w:rFonts w:cs="Times New Roman"/>
-          <w:szCs w:val="24"/>
-        </w:rPr>
-        <w:t>χρησιμοποιήθηκαν</w:t>
-      </w:r>
-      <w:r>
-        <w:rPr>
-          <w:rFonts w:cs="Times New Roman"/>
-          <w:szCs w:val="24"/>
-        </w:rPr>
-        <w:t xml:space="preserve"> </w:t>
-      </w:r>
-      <w:r>
-        <w:rPr>
-          <w:rFonts w:cs="Times New Roman"/>
-          <w:szCs w:val="24"/>
-        </w:rPr>
-        <w:t>δημοσίως</w:t>
-      </w:r>
-      <w:r>
-        <w:rPr>
-          <w:rFonts w:cs="Times New Roman"/>
-          <w:szCs w:val="24"/>
-        </w:rPr>
-        <w:t xml:space="preserve"> </w:t>
-      </w:r>
-      <w:r>
-        <w:rPr>
-          <w:rFonts w:cs="Times New Roman"/>
-          <w:szCs w:val="24"/>
-        </w:rPr>
-        <w:t>διαθέσιμ</w:t>
-      </w:r>
-      <w:r>
-        <w:rPr>
-          <w:rFonts w:cs="Times New Roman"/>
-          <w:szCs w:val="24"/>
-        </w:rPr>
-        <w:t>α</w:t>
-      </w:r>
-      <w:r>
-        <w:rPr>
-          <w:rFonts w:cs="Times New Roman"/>
-          <w:szCs w:val="24"/>
-        </w:rPr>
-        <w:t xml:space="preserve"> </w:t>
-      </w:r>
-      <w:r>
-        <w:rPr>
-          <w:rFonts w:cs="Times New Roman"/>
-          <w:szCs w:val="24"/>
-        </w:rPr>
-        <w:t>μοντέλ</w:t>
-      </w:r>
-      <w:r>
-        <w:rPr>
-          <w:rFonts w:cs="Times New Roman"/>
-          <w:szCs w:val="24"/>
-        </w:rPr>
-        <w:t>α</w:t>
-      </w:r>
-      <w:r>
-        <w:rPr>
-          <w:rFonts w:cs="Times New Roman"/>
-          <w:szCs w:val="24"/>
-        </w:rPr>
-        <w:t xml:space="preserve"> όπως το </w:t>
-      </w:r>
-      <w:r>
-        <w:rPr>
-          <w:rFonts w:cs="Times New Roman"/>
-          <w:szCs w:val="24"/>
-          <w:lang w:val="en-US"/>
-        </w:rPr>
-        <w:t>Greek</w:t>
-      </w:r>
-      <w:r>
-        <w:rPr>
-          <w:rFonts w:cs="Times New Roman"/>
-          <w:szCs w:val="24"/>
-        </w:rPr>
-        <w:t xml:space="preserve"> </w:t>
-      </w:r>
-      <w:r>
-        <w:rPr>
-          <w:rFonts w:cs="Times New Roman"/>
-          <w:szCs w:val="24"/>
-          <w:lang w:val="en-US"/>
-        </w:rPr>
-        <w:t>BERT</w:t>
-      </w:r>
-      <w:r>
-        <w:rPr>
-          <w:rFonts w:cs="Times New Roman"/>
-          <w:szCs w:val="24"/>
-        </w:rPr>
-        <w:t xml:space="preserve"> </w:t>
-      </w:r>
-      <w:r>
-        <w:rPr>
-          <w:rFonts w:cs="Times New Roman"/>
-          <w:szCs w:val="24"/>
-          <w:lang w:val="en-US"/>
-        </w:rPr>
-        <w:t>model</w:t>
-      </w:r>
-      <w:r>
-        <w:rPr>
-          <w:rFonts w:cs="Times New Roman"/>
-          <w:szCs w:val="24"/>
-        </w:rPr>
-        <w:t xml:space="preserve"> </w:t>
-      </w:r>
-      <w:r>
-        <w:rPr>
-          <w:rFonts w:cs="Times New Roman"/>
-          <w:szCs w:val="24"/>
-        </w:rPr>
-        <w:t>καθώς και η</w:t>
-      </w:r>
-      <w:r>
-        <w:rPr>
-          <w:rFonts w:cs="Times New Roman"/>
-          <w:szCs w:val="24"/>
-        </w:rPr>
-        <w:t xml:space="preserve"> τροποποίηση ενός </w:t>
-      </w:r>
-      <w:proofErr w:type="spellStart"/>
-      <w:r>
-        <w:rPr>
-          <w:rFonts w:cs="Times New Roman"/>
-          <w:szCs w:val="24"/>
-        </w:rPr>
-        <w:t>RoBERTa</w:t>
-      </w:r>
-      <w:proofErr w:type="spellEnd"/>
-      <w:r>
-        <w:rPr>
-          <w:rFonts w:cs="Times New Roman"/>
-          <w:szCs w:val="24"/>
-        </w:rPr>
-        <w:t xml:space="preserve"> </w:t>
-      </w:r>
-      <w:r>
-        <w:rPr>
-          <w:rFonts w:cs="Times New Roman"/>
-          <w:szCs w:val="24"/>
-          <w:lang w:val="en-US"/>
-        </w:rPr>
-        <w:t>language</w:t>
-      </w:r>
-      <w:r>
-        <w:rPr>
-          <w:rFonts w:cs="Times New Roman"/>
-          <w:szCs w:val="24"/>
-        </w:rPr>
-        <w:t xml:space="preserve"> </w:t>
-      </w:r>
-      <w:r>
-        <w:rPr>
-          <w:rFonts w:cs="Times New Roman"/>
-          <w:szCs w:val="24"/>
-          <w:lang w:val="en-US"/>
-        </w:rPr>
-        <w:t>model</w:t>
-      </w:r>
-      <w:r>
-        <w:rPr>
-          <w:rFonts w:cs="Times New Roman"/>
-          <w:szCs w:val="24"/>
-        </w:rPr>
-        <w:t xml:space="preserve"> </w:t>
-      </w:r>
-      <w:r>
-        <w:rPr>
-          <w:rFonts w:cs="Times New Roman"/>
-          <w:szCs w:val="24"/>
-        </w:rPr>
-        <w:t xml:space="preserve">για την Ελληνική γλώσσα. </w:t>
-      </w:r>
-      <w:r>
-        <w:rPr>
-          <w:rFonts w:cs="Times New Roman"/>
-          <w:szCs w:val="24"/>
-        </w:rPr>
-        <w:t>Επιπλέον</w:t>
-      </w:r>
-      <w:r>
-        <w:rPr>
-          <w:rFonts w:cs="Times New Roman"/>
-          <w:szCs w:val="24"/>
-        </w:rPr>
-        <w:t xml:space="preserve">, </w:t>
-      </w:r>
-      <w:r>
-        <w:rPr>
-          <w:rFonts w:cs="Times New Roman"/>
-          <w:szCs w:val="24"/>
-        </w:rPr>
-        <w:t>στ</w:t>
-      </w:r>
-      <w:r>
-        <w:rPr>
-          <w:rFonts w:cs="Times New Roman"/>
-          <w:szCs w:val="24"/>
-        </w:rPr>
-        <w:t>ην εργασία</w:t>
-      </w:r>
-      <w:r>
-        <w:rPr>
-          <w:rFonts w:cs="Times New Roman"/>
-          <w:szCs w:val="24"/>
-        </w:rPr>
-        <w:t xml:space="preserve"> </w:t>
-      </w:r>
-      <w:r>
-        <w:rPr>
-          <w:rFonts w:cs="Times New Roman"/>
-          <w:szCs w:val="24"/>
-        </w:rPr>
-        <w:t>“</w:t>
-      </w:r>
-      <w:r>
-        <w:rPr>
-          <w:rFonts w:cs="Times New Roman"/>
-          <w:szCs w:val="24"/>
-          <w:lang w:val="en-US"/>
-        </w:rPr>
-        <w:t>Toxicity</w:t>
-      </w:r>
-      <w:r>
-        <w:rPr>
-          <w:rFonts w:cs="Times New Roman"/>
-          <w:szCs w:val="24"/>
-        </w:rPr>
-        <w:t xml:space="preserve"> </w:t>
-      </w:r>
-      <w:r>
-        <w:rPr>
-          <w:rFonts w:cs="Times New Roman"/>
-          <w:szCs w:val="24"/>
-          <w:lang w:val="en-US"/>
-        </w:rPr>
-        <w:t>Detection</w:t>
-      </w:r>
-      <w:r>
-        <w:rPr>
-          <w:rFonts w:cs="Times New Roman"/>
-          <w:szCs w:val="24"/>
-        </w:rPr>
-        <w:t xml:space="preserve"> </w:t>
-      </w:r>
-      <w:r>
-        <w:rPr>
-          <w:rFonts w:cs="Times New Roman"/>
-          <w:szCs w:val="24"/>
-          <w:lang w:val="en-US"/>
-        </w:rPr>
-        <w:t>on</w:t>
-      </w:r>
-      <w:r>
-        <w:rPr>
-          <w:rFonts w:cs="Times New Roman"/>
-          <w:szCs w:val="24"/>
-        </w:rPr>
-        <w:t xml:space="preserve"> </w:t>
-      </w:r>
-      <w:r>
-        <w:rPr>
-          <w:rFonts w:cs="Times New Roman"/>
-          <w:szCs w:val="24"/>
-          <w:lang w:val="en-US"/>
-        </w:rPr>
-        <w:t>Greek</w:t>
-      </w:r>
-      <w:r>
-        <w:rPr>
-          <w:rFonts w:cs="Times New Roman"/>
-          <w:szCs w:val="24"/>
-        </w:rPr>
-        <w:t xml:space="preserve"> </w:t>
-      </w:r>
-      <w:r>
-        <w:rPr>
-          <w:rFonts w:cs="Times New Roman"/>
-          <w:szCs w:val="24"/>
-          <w:lang w:val="en-US"/>
-        </w:rPr>
-        <w:t>Tweets</w:t>
-      </w:r>
-      <w:r>
-        <w:rPr>
-          <w:rFonts w:cs="Times New Roman"/>
-          <w:szCs w:val="24"/>
-        </w:rPr>
-        <w:t>”</w:t>
-      </w:r>
-      <w:r>
-        <w:rPr>
-          <w:rFonts w:cs="Times New Roman"/>
-          <w:szCs w:val="24"/>
-        </w:rPr>
-        <w:t xml:space="preserve"> </w:t>
-      </w:r>
-      <w:sdt>
-        <w:sdtPr>
-          <w:rPr>
-            <w:rFonts w:cs="Times New Roman"/>
-            <w:szCs w:val="24"/>
-          </w:rPr>
-          <w:id w:val="-790283399"/>
-          <w:citation/>
-        </w:sdtPr>
-        <w:sdtContent>
-          <w:r>
-            <w:rPr>
-              <w:rFonts w:cs="Times New Roman"/>
-              <w:szCs w:val="24"/>
-            </w:rPr>
-            <w:fldChar w:fldCharType="begin"/>
-          </w:r>
-          <w:r>
-            <w:rPr>
-              <w:rFonts w:cs="Times New Roman"/>
-              <w:szCs w:val="24"/>
-            </w:rPr>
-            <w:instrText xml:space="preserve"> </w:instrText>
-          </w:r>
-          <w:r>
-            <w:rPr>
-              <w:rFonts w:cs="Times New Roman"/>
-              <w:szCs w:val="24"/>
-              <w:lang w:val="en-US"/>
-            </w:rPr>
-            <w:instrText>CITATION</w:instrText>
-          </w:r>
-          <w:r>
-            <w:rPr>
-              <w:rFonts w:cs="Times New Roman"/>
-              <w:szCs w:val="24"/>
-            </w:rPr>
-            <w:instrText xml:space="preserve"> </w:instrText>
-          </w:r>
-          <w:r>
-            <w:rPr>
-              <w:rFonts w:cs="Times New Roman"/>
-              <w:szCs w:val="24"/>
-              <w:lang w:val="en-US"/>
-            </w:rPr>
-            <w:instrText>Ana</w:instrText>
-          </w:r>
-          <w:r>
-            <w:rPr>
-              <w:rFonts w:cs="Times New Roman"/>
-              <w:szCs w:val="24"/>
-            </w:rPr>
-            <w:instrText>21 \</w:instrText>
-          </w:r>
-          <w:r>
-            <w:rPr>
-              <w:rFonts w:cs="Times New Roman"/>
-              <w:szCs w:val="24"/>
-              <w:lang w:val="en-US"/>
-            </w:rPr>
-            <w:instrText>l</w:instrText>
-          </w:r>
-          <w:r>
-            <w:rPr>
-              <w:rFonts w:cs="Times New Roman"/>
-              <w:szCs w:val="24"/>
-            </w:rPr>
-            <w:instrText xml:space="preserve"> 1033 </w:instrText>
-          </w:r>
-          <w:r>
-            <w:rPr>
-              <w:rFonts w:cs="Times New Roman"/>
-              <w:szCs w:val="24"/>
-            </w:rPr>
-            <w:fldChar w:fldCharType="separate"/>
-          </w:r>
-          <w:r>
-            <w:rPr>
-              <w:rFonts w:cs="Times New Roman"/>
-              <w:noProof/>
-              <w:szCs w:val="24"/>
-            </w:rPr>
-            <w:t>(</w:t>
-          </w:r>
-          <w:r>
-            <w:rPr>
-              <w:rFonts w:cs="Times New Roman"/>
-              <w:noProof/>
-              <w:szCs w:val="24"/>
-              <w:lang w:val="en-US"/>
-            </w:rPr>
-            <w:t>Anagnostopoulos</w:t>
-          </w:r>
-          <w:r>
-            <w:rPr>
-              <w:rFonts w:cs="Times New Roman"/>
-              <w:noProof/>
-              <w:szCs w:val="24"/>
-            </w:rPr>
-            <w:t>, 2021)</w:t>
-          </w:r>
-          <w:r>
-            <w:rPr>
-              <w:rFonts w:cs="Times New Roman"/>
-              <w:szCs w:val="24"/>
-            </w:rPr>
-            <w:fldChar w:fldCharType="end"/>
-          </w:r>
-        </w:sdtContent>
-      </w:sdt>
-      <w:r>
-        <w:rPr>
-          <w:rFonts w:cs="Times New Roman"/>
-          <w:szCs w:val="24"/>
-        </w:rPr>
-        <w:t xml:space="preserve"> </w:t>
-      </w:r>
-      <w:r>
-        <w:rPr>
-          <w:rFonts w:cs="Times New Roman"/>
-          <w:szCs w:val="24"/>
-        </w:rPr>
-        <w:t>παρουσιάστηκε η</w:t>
-      </w:r>
-      <w:r>
-        <w:rPr>
-          <w:rFonts w:cs="Times New Roman"/>
-          <w:szCs w:val="24"/>
-        </w:rPr>
-        <w:t xml:space="preserve"> </w:t>
-      </w:r>
-      <w:r>
-        <w:rPr>
-          <w:rFonts w:cs="Times New Roman"/>
-          <w:szCs w:val="24"/>
-        </w:rPr>
-        <w:t>χρήση</w:t>
-      </w:r>
-      <w:r>
-        <w:rPr>
-          <w:rFonts w:cs="Times New Roman"/>
-          <w:szCs w:val="24"/>
-        </w:rPr>
-        <w:t xml:space="preserve"> </w:t>
-      </w:r>
-      <w:r>
-        <w:rPr>
-          <w:rFonts w:cs="Times New Roman"/>
-          <w:szCs w:val="24"/>
-        </w:rPr>
-        <w:t>τριών</w:t>
-      </w:r>
-      <w:r>
-        <w:rPr>
-          <w:rFonts w:cs="Times New Roman"/>
-          <w:szCs w:val="24"/>
-        </w:rPr>
-        <w:t xml:space="preserve"> </w:t>
-      </w:r>
-      <w:r>
-        <w:rPr>
-          <w:rFonts w:cs="Times New Roman"/>
-          <w:szCs w:val="24"/>
-        </w:rPr>
-        <w:t>μοντέλων</w:t>
-      </w:r>
-      <w:r>
-        <w:rPr>
-          <w:rFonts w:cs="Times New Roman"/>
-          <w:szCs w:val="24"/>
-        </w:rPr>
-        <w:t xml:space="preserve"> </w:t>
-      </w:r>
-      <w:r>
-        <w:rPr>
-          <w:rFonts w:cs="Times New Roman"/>
-          <w:szCs w:val="24"/>
-          <w:lang w:val="en-US"/>
-        </w:rPr>
-        <w:t>BERT</w:t>
-      </w:r>
-      <w:r>
-        <w:rPr>
-          <w:rFonts w:cs="Times New Roman"/>
-          <w:szCs w:val="24"/>
-        </w:rPr>
-        <w:t xml:space="preserve"> </w:t>
-      </w:r>
-      <w:r>
-        <w:rPr>
-          <w:rFonts w:cs="Times New Roman"/>
-          <w:szCs w:val="24"/>
-        </w:rPr>
-        <w:t xml:space="preserve">αλλά </w:t>
-      </w:r>
-      <w:r>
-        <w:rPr>
-          <w:rFonts w:cs="Times New Roman"/>
-          <w:szCs w:val="24"/>
-        </w:rPr>
-        <w:t xml:space="preserve">και </w:t>
-      </w:r>
-      <w:r>
-        <w:rPr>
-          <w:rFonts w:cs="Times New Roman"/>
-          <w:szCs w:val="24"/>
-        </w:rPr>
-        <w:t xml:space="preserve">ενός μοντέλου </w:t>
-      </w:r>
-      <w:r>
-        <w:rPr>
-          <w:rFonts w:cs="Times New Roman"/>
-          <w:szCs w:val="24"/>
-          <w:lang w:val="en-US"/>
-        </w:rPr>
-        <w:t>GRU</w:t>
-      </w:r>
-      <w:r>
-        <w:rPr>
-          <w:rFonts w:cs="Times New Roman"/>
-          <w:szCs w:val="24"/>
-        </w:rPr>
-        <w:t xml:space="preserve"> </w:t>
-      </w:r>
-      <w:r>
-        <w:rPr>
-          <w:rFonts w:cs="Times New Roman"/>
-          <w:szCs w:val="24"/>
-        </w:rPr>
-        <w:t>με</w:t>
-      </w:r>
-      <w:r>
-        <w:rPr>
-          <w:rFonts w:cs="Times New Roman"/>
-          <w:szCs w:val="24"/>
-          <w:lang w:val="en-US"/>
-        </w:rPr>
-        <w:t>Greek</w:t>
-      </w:r>
-      <w:r>
-        <w:rPr>
-          <w:rFonts w:cs="Times New Roman"/>
-          <w:szCs w:val="24"/>
-        </w:rPr>
-        <w:t xml:space="preserve"> </w:t>
-      </w:r>
-      <w:proofErr w:type="spellStart"/>
-      <w:r>
-        <w:rPr>
-          <w:rFonts w:cs="Times New Roman"/>
-          <w:szCs w:val="24"/>
-          <w:lang w:val="en-US"/>
-        </w:rPr>
-        <w:t>FastText</w:t>
-      </w:r>
-      <w:proofErr w:type="spellEnd"/>
-      <w:r>
-        <w:rPr>
-          <w:rFonts w:cs="Times New Roman"/>
-          <w:szCs w:val="24"/>
-        </w:rPr>
-        <w:t xml:space="preserve"> </w:t>
-      </w:r>
-      <w:r>
-        <w:rPr>
-          <w:rFonts w:cs="Times New Roman"/>
-          <w:szCs w:val="24"/>
-          <w:lang w:val="en-US"/>
-        </w:rPr>
-        <w:t>embeddings</w:t>
-      </w:r>
-      <w:r>
-        <w:rPr>
-          <w:rFonts w:cs="Times New Roman"/>
-          <w:szCs w:val="24"/>
-        </w:rPr>
-        <w:t xml:space="preserve">. </w:t>
-      </w:r>
-      <w:r>
-        <w:rPr>
-          <w:rFonts w:cs="Times New Roman"/>
-          <w:szCs w:val="24"/>
-        </w:rPr>
-        <w:t xml:space="preserve">Τα προαναφερόμενα μοντέλα </w:t>
-      </w:r>
-      <w:r>
-        <w:rPr>
-          <w:rFonts w:cs="Times New Roman"/>
-          <w:szCs w:val="24"/>
-        </w:rPr>
-        <w:t>κατατάσσονται στα</w:t>
-      </w:r>
-      <w:r>
-        <w:rPr>
-          <w:rFonts w:cs="Times New Roman"/>
-          <w:szCs w:val="24"/>
-        </w:rPr>
-        <w:t xml:space="preserve"> μοντέλα </w:t>
-      </w:r>
-      <w:r>
-        <w:rPr>
-          <w:rFonts w:cs="Times New Roman"/>
-          <w:szCs w:val="24"/>
-        </w:rPr>
-        <w:t xml:space="preserve">βαθιάς μάθησης </w:t>
-      </w:r>
-      <w:r>
-        <w:rPr>
-          <w:rFonts w:cs="Times New Roman"/>
-          <w:szCs w:val="24"/>
-        </w:rPr>
-        <w:t xml:space="preserve">και </w:t>
-      </w:r>
-      <w:r>
-        <w:rPr>
-          <w:rFonts w:cs="Times New Roman"/>
-          <w:szCs w:val="24"/>
-        </w:rPr>
-        <w:t>παρουσιάζουν</w:t>
-      </w:r>
-      <w:r>
-        <w:rPr>
-          <w:rFonts w:cs="Times New Roman"/>
-          <w:szCs w:val="24"/>
-        </w:rPr>
-        <w:t xml:space="preserve"> εξαιρετικ</w:t>
-      </w:r>
-      <w:r>
-        <w:rPr>
-          <w:rFonts w:cs="Times New Roman"/>
-          <w:szCs w:val="24"/>
-        </w:rPr>
-        <w:t>ή</w:t>
-      </w:r>
-      <w:r>
-        <w:rPr>
-          <w:rFonts w:cs="Times New Roman"/>
-          <w:szCs w:val="24"/>
-        </w:rPr>
-        <w:t xml:space="preserve"> αποτελεσματικ</w:t>
-      </w:r>
-      <w:r>
-        <w:rPr>
-          <w:rFonts w:cs="Times New Roman"/>
-          <w:szCs w:val="24"/>
-        </w:rPr>
-        <w:t>ότητα</w:t>
-      </w:r>
-      <w:r>
-        <w:rPr>
-          <w:rFonts w:cs="Times New Roman"/>
-          <w:szCs w:val="24"/>
-        </w:rPr>
-        <w:t xml:space="preserve"> στην εκπαίδευση </w:t>
-      </w:r>
-      <w:r>
-        <w:rPr>
-          <w:rFonts w:cs="Times New Roman"/>
-          <w:szCs w:val="24"/>
-        </w:rPr>
-        <w:t>για</w:t>
-      </w:r>
-      <w:r>
-        <w:rPr>
-          <w:rFonts w:cs="Times New Roman"/>
-          <w:szCs w:val="24"/>
-        </w:rPr>
-        <w:t xml:space="preserve"> πολύπλοκα έργα. Στ</w:t>
-      </w:r>
-      <w:r>
-        <w:rPr>
-          <w:rFonts w:cs="Times New Roman"/>
-          <w:szCs w:val="24"/>
-        </w:rPr>
-        <w:t>η εργασία</w:t>
-      </w:r>
-      <w:r>
-        <w:rPr>
-          <w:rFonts w:cs="Times New Roman"/>
-          <w:szCs w:val="24"/>
-        </w:rPr>
-        <w:t xml:space="preserve"> </w:t>
-      </w:r>
-      <w:r>
-        <w:rPr>
-          <w:rFonts w:cs="Times New Roman"/>
-          <w:szCs w:val="24"/>
-        </w:rPr>
-        <w:t>“</w:t>
-      </w:r>
-      <w:r>
-        <w:rPr>
-          <w:rFonts w:cs="Times New Roman"/>
-          <w:szCs w:val="24"/>
-          <w:lang w:val="en-US"/>
-        </w:rPr>
-        <w:t>Offensive</w:t>
-      </w:r>
-      <w:r>
-        <w:rPr>
-          <w:rFonts w:cs="Times New Roman"/>
-          <w:szCs w:val="24"/>
-        </w:rPr>
-        <w:t xml:space="preserve"> </w:t>
-      </w:r>
-      <w:r>
-        <w:rPr>
-          <w:rFonts w:cs="Times New Roman"/>
-          <w:szCs w:val="24"/>
-          <w:lang w:val="en-US"/>
-        </w:rPr>
-        <w:t>Language</w:t>
-      </w:r>
-      <w:r>
-        <w:rPr>
-          <w:rFonts w:cs="Times New Roman"/>
-          <w:szCs w:val="24"/>
-        </w:rPr>
-        <w:t xml:space="preserve"> </w:t>
-      </w:r>
-      <w:r>
-        <w:rPr>
-          <w:rFonts w:cs="Times New Roman"/>
-          <w:szCs w:val="24"/>
-          <w:lang w:val="en-US"/>
-        </w:rPr>
-        <w:t>Identification</w:t>
-      </w:r>
-      <w:r>
-        <w:rPr>
-          <w:rFonts w:cs="Times New Roman"/>
-          <w:szCs w:val="24"/>
-        </w:rPr>
-        <w:t xml:space="preserve"> </w:t>
-      </w:r>
-      <w:r>
-        <w:rPr>
-          <w:rFonts w:cs="Times New Roman"/>
-          <w:szCs w:val="24"/>
-          <w:lang w:val="en-US"/>
-        </w:rPr>
-        <w:t>in</w:t>
-      </w:r>
-      <w:r>
-        <w:rPr>
-          <w:rFonts w:cs="Times New Roman"/>
-          <w:szCs w:val="24"/>
-        </w:rPr>
-        <w:t xml:space="preserve"> </w:t>
-      </w:r>
-      <w:r>
-        <w:rPr>
-          <w:rFonts w:cs="Times New Roman"/>
-          <w:szCs w:val="24"/>
-          <w:lang w:val="en-US"/>
-        </w:rPr>
-        <w:t>Greek</w:t>
-      </w:r>
-      <w:r>
-        <w:rPr>
-          <w:rFonts w:cs="Times New Roman"/>
-          <w:szCs w:val="24"/>
-        </w:rPr>
-        <w:t>”</w:t>
-      </w:r>
-      <w:r>
-        <w:rPr>
-          <w:rFonts w:cs="Times New Roman"/>
-          <w:szCs w:val="24"/>
-        </w:rPr>
-        <w:t xml:space="preserve">, </w:t>
-      </w:r>
-      <w:r>
-        <w:rPr>
-          <w:rFonts w:cs="Times New Roman"/>
-          <w:szCs w:val="24"/>
-        </w:rPr>
-        <w:t>ως</w:t>
-      </w:r>
-      <w:r>
-        <w:rPr>
-          <w:rFonts w:cs="Times New Roman"/>
-          <w:szCs w:val="24"/>
-        </w:rPr>
-        <w:t xml:space="preserve"> </w:t>
-      </w:r>
-      <w:r>
-        <w:rPr>
-          <w:rFonts w:cs="Times New Roman"/>
-          <w:szCs w:val="24"/>
-        </w:rPr>
-        <w:t>μέτρο</w:t>
-      </w:r>
-      <w:r>
-        <w:rPr>
-          <w:rFonts w:cs="Times New Roman"/>
-          <w:szCs w:val="24"/>
-        </w:rPr>
-        <w:t xml:space="preserve"> </w:t>
-      </w:r>
-      <w:r>
-        <w:rPr>
-          <w:rFonts w:cs="Times New Roman"/>
-          <w:szCs w:val="24"/>
-        </w:rPr>
-        <w:t>σύγκρισης</w:t>
-      </w:r>
-      <w:r>
-        <w:rPr>
-          <w:rFonts w:cs="Times New Roman"/>
-          <w:szCs w:val="24"/>
-        </w:rPr>
-        <w:t xml:space="preserve">, </w:t>
-      </w:r>
-      <w:r>
-        <w:rPr>
-          <w:rFonts w:cs="Times New Roman"/>
-          <w:szCs w:val="24"/>
-        </w:rPr>
-        <w:t>εφαρμόστηκε</w:t>
-      </w:r>
-      <w:r>
-        <w:rPr>
-          <w:rFonts w:cs="Times New Roman"/>
-          <w:szCs w:val="24"/>
-        </w:rPr>
-        <w:t xml:space="preserve"> </w:t>
-      </w:r>
-      <w:r>
-        <w:rPr>
-          <w:rFonts w:cs="Times New Roman"/>
-          <w:szCs w:val="24"/>
-          <w:lang w:val="en-US"/>
-        </w:rPr>
-        <w:t>TF</w:t>
-      </w:r>
-      <w:r>
-        <w:rPr>
-          <w:rFonts w:cs="Times New Roman"/>
-          <w:szCs w:val="24"/>
-        </w:rPr>
-        <w:t>-</w:t>
-      </w:r>
-      <w:r>
-        <w:rPr>
-          <w:rFonts w:cs="Times New Roman"/>
-          <w:szCs w:val="24"/>
-          <w:lang w:val="en-US"/>
-        </w:rPr>
-        <w:t>IDF</w:t>
-      </w:r>
-      <w:r>
-        <w:rPr>
-          <w:rFonts w:cs="Times New Roman"/>
-          <w:szCs w:val="24"/>
-        </w:rPr>
-        <w:t xml:space="preserve"> </w:t>
-      </w:r>
-      <w:r>
-        <w:rPr>
-          <w:rFonts w:cs="Times New Roman"/>
-          <w:szCs w:val="24"/>
-        </w:rPr>
-        <w:t>και</w:t>
-      </w:r>
-      <w:r>
-        <w:rPr>
-          <w:rFonts w:cs="Times New Roman"/>
-          <w:szCs w:val="24"/>
-        </w:rPr>
-        <w:t xml:space="preserve"> </w:t>
-      </w:r>
-      <w:r>
-        <w:rPr>
-          <w:rFonts w:cs="Times New Roman"/>
-          <w:szCs w:val="24"/>
-          <w:lang w:val="en-US"/>
-        </w:rPr>
-        <w:t>logistic</w:t>
-      </w:r>
-      <w:r>
-        <w:rPr>
-          <w:rFonts w:cs="Times New Roman"/>
-          <w:szCs w:val="24"/>
-        </w:rPr>
-        <w:t xml:space="preserve"> </w:t>
-      </w:r>
-      <w:r>
-        <w:rPr>
-          <w:rFonts w:cs="Times New Roman"/>
-          <w:szCs w:val="24"/>
-          <w:lang w:val="en-US"/>
-        </w:rPr>
-        <w:t>regression</w:t>
-      </w:r>
-      <w:r>
-        <w:rPr>
-          <w:rFonts w:cs="Times New Roman"/>
-          <w:szCs w:val="24"/>
-        </w:rPr>
-        <w:t>, πρακτική</w:t>
-      </w:r>
-      <w:r>
-        <w:rPr>
-          <w:rFonts w:cs="Times New Roman"/>
-          <w:szCs w:val="24"/>
-        </w:rPr>
-        <w:t xml:space="preserve"> </w:t>
-      </w:r>
-      <w:r>
-        <w:rPr>
-          <w:rFonts w:cs="Times New Roman"/>
-          <w:szCs w:val="24"/>
-        </w:rPr>
-        <w:t>που</w:t>
-      </w:r>
-      <w:r>
-        <w:rPr>
-          <w:rFonts w:cs="Times New Roman"/>
-          <w:szCs w:val="24"/>
-        </w:rPr>
-        <w:t xml:space="preserve"> </w:t>
-      </w:r>
-      <w:r>
-        <w:rPr>
-          <w:rFonts w:cs="Times New Roman"/>
-          <w:szCs w:val="24"/>
-        </w:rPr>
-        <w:t>θεωρείται</w:t>
-      </w:r>
-      <w:r>
-        <w:rPr>
-          <w:rFonts w:cs="Times New Roman"/>
-          <w:szCs w:val="24"/>
-        </w:rPr>
-        <w:t xml:space="preserve"> </w:t>
-      </w:r>
-      <w:r>
-        <w:rPr>
-          <w:rFonts w:cs="Times New Roman"/>
-          <w:szCs w:val="24"/>
-        </w:rPr>
-        <w:t xml:space="preserve">κοινή στο </w:t>
-      </w:r>
-      <w:r>
-        <w:rPr>
-          <w:rFonts w:cs="Times New Roman"/>
-          <w:szCs w:val="24"/>
-        </w:rPr>
-        <w:t>πεδίο</w:t>
-      </w:r>
-      <w:r>
-        <w:rPr>
-          <w:rFonts w:cs="Times New Roman"/>
-          <w:szCs w:val="24"/>
-        </w:rPr>
-        <w:t xml:space="preserve">. </w:t>
-      </w:r>
-      <w:r>
-        <w:rPr>
-          <w:rFonts w:cs="Times New Roman"/>
-          <w:szCs w:val="24"/>
-        </w:rPr>
-        <w:t>Συνεπώς, παρατηρείται ότι, παρά τη μικρή χρήση κλασικής μηχανικής μάθησης, τα μοντέλα βαθιάς μάθησης κυριαρχούν στο πεδίο.</w:t>
-      </w:r>
-    </w:p>
-    <w:p>
-      <w:pPr>
-        <w:ind w:right="282"/>
-        <w:jc w:val="both"/>
-        <w:rPr>
-          <w:rFonts w:cs="Times New Roman"/>
-          <w:szCs w:val="24"/>
-        </w:rPr>
-      </w:pPr>
-      <w:r>
-        <w:rPr>
-          <w:rFonts w:cs="Times New Roman"/>
-          <w:szCs w:val="24"/>
-        </w:rPr>
-        <w:t xml:space="preserve">Τα μοντέλα όπως το BERT και το </w:t>
-      </w:r>
-      <w:proofErr w:type="spellStart"/>
-      <w:r>
-        <w:rPr>
-          <w:rFonts w:cs="Times New Roman"/>
-          <w:szCs w:val="24"/>
-        </w:rPr>
-        <w:t>RoBERTa</w:t>
-      </w:r>
-      <w:proofErr w:type="spellEnd"/>
-      <w:r>
-        <w:rPr>
-          <w:rFonts w:cs="Times New Roman"/>
-          <w:szCs w:val="24"/>
-        </w:rPr>
-        <w:t xml:space="preserve"> βασίζονται σε </w:t>
-      </w:r>
-      <w:r>
-        <w:rPr>
-          <w:rFonts w:cs="Times New Roman"/>
-          <w:szCs w:val="24"/>
-        </w:rPr>
-        <w:t xml:space="preserve">αρχιτεκτονική </w:t>
-      </w:r>
-      <w:proofErr w:type="spellStart"/>
-      <w:r>
-        <w:rPr>
-          <w:rFonts w:cs="Times New Roman"/>
-          <w:szCs w:val="24"/>
-        </w:rPr>
-        <w:t>transformer</w:t>
-      </w:r>
-      <w:proofErr w:type="spellEnd"/>
-      <w:r>
-        <w:rPr>
-          <w:rFonts w:cs="Times New Roman"/>
-          <w:szCs w:val="24"/>
-        </w:rPr>
-        <w:t xml:space="preserve">, δηλαδή χρησιμοποιούν μετασχηματιστές. Οι μετασχηματιστές αποτελούν έναν τύπο </w:t>
-      </w:r>
-      <w:r>
-        <w:rPr>
-          <w:rFonts w:cs="Times New Roman"/>
-          <w:szCs w:val="24"/>
-        </w:rPr>
-        <w:lastRenderedPageBreak/>
-        <w:t xml:space="preserve">αρχιτεκτονικής </w:t>
-      </w:r>
-      <w:proofErr w:type="spellStart"/>
-      <w:r>
-        <w:rPr>
-          <w:rFonts w:cs="Times New Roman"/>
-          <w:szCs w:val="24"/>
-        </w:rPr>
-        <w:t>νευρωνικού</w:t>
-      </w:r>
-      <w:proofErr w:type="spellEnd"/>
-      <w:r>
-        <w:rPr>
-          <w:rFonts w:cs="Times New Roman"/>
-          <w:szCs w:val="24"/>
-        </w:rPr>
-        <w:t xml:space="preserve"> δικτύου που μετασχηματίζει ή τροποποιεί μια ακολουθία εισόδου σε μια ακολουθία εξόδου. Αυτό επιτυγχάνεται μέσω της εκμάθησης του περιβάλλοντος και της παρακολούθησης των σχέσεων μεταξύ των στοιχείων της ακολουθίας.</w:t>
-      </w:r>
-    </w:p>
-    <w:p>
-      <w:pPr>
-        <w:pStyle w:val="Heading2"/>
-        <w:numPr>
-          <w:ilvl w:val="0"/>
-          <w:numId w:val="0"/>
-        </w:numPr>
-        <w:ind w:left="576" w:hanging="576"/>
-      </w:pPr>
-      <w:bookmarkStart w:id="15" w:name="_Toc208415474"/>
-      <w:r>
-        <w:t xml:space="preserve">1.4 </w:t>
-      </w:r>
-      <w:r>
-        <w:t>Προκλήσεις</w:t>
-      </w:r>
-      <w:r>
-        <w:t xml:space="preserve"> </w:t>
-      </w:r>
-      <w:r>
-        <w:t>και</w:t>
-      </w:r>
-      <w:r>
-        <w:t xml:space="preserve"> </w:t>
-      </w:r>
-      <w:r>
-        <w:t>περιορισμοί</w:t>
-      </w:r>
-      <w:bookmarkEnd w:id="15"/>
-    </w:p>
-    <w:p>
-      <w:r>
-        <w:t>Η ελληνική γλώσσα παρουσιάζει πολλές ιδιαιτερότητες που δημιουργούν εμπόδια για το έργο της ανίχνευσης τοξικότητας. Ο τονισμός αποτελεί χαρακτηριστικό που λίγες γλώσσες εκφράζουν γραπτώς και τα ελληνικά αποτελούν μία από αυτές. Κατά την επικοινωνία στο διαδίκτυο και ειδικότερα στα μέσα κοινωνικής δικτύωσης επικρατεί ένα άτυπο ύφος, οπότε είναι συχνό να παραλείπεται ο τόνος στο κείμενο. Αυτό ωστόσο μπορεί να προκαλέσει ανακρίβεια στη μηχανική μάθηση, καθώς ένα γράμμα με τόνο και το ίδιο γράμμα χωρίς τόνο αντιμετωπίζονται ως διαφορετικοί χαρακτήρες. Επιπρόσθετα, οι Έλληνες διαθέτουν μεγάλη ποικιλία βρισιών και προσβολών οι οποίες ενδέχεται να βασίζονται στην περιοχή καταγωγής τους εντός της Ελλάδας, γεγονός που τις καθιστά σπάνιες στη χρήση τους, ιδιαίτερα στον γραπτό λόγο.</w:t>
-      </w:r>
-    </w:p>
-    <w:p>
-      <w:r>
-        <w:t>Το πρόβλημα της έλλειψης δεδομένων παρουσιάζεται για πολλές γλώσσες των οποίων ο πληθυσμός των ομιλητών είναι σχετικά μικρός. Τα ελληνικά θεωρούνται γλώσσα με περιορισμένους πόρους (</w:t>
-      </w:r>
-      <w:proofErr w:type="spellStart"/>
-      <w:r>
-        <w:t>low-resource</w:t>
-      </w:r>
-      <w:proofErr w:type="spellEnd"/>
-      <w:r>
-        <w:t xml:space="preserve"> </w:t>
-      </w:r>
-      <w:proofErr w:type="spellStart"/>
-      <w:r>
-        <w:t>language</w:t>
-      </w:r>
-      <w:proofErr w:type="spellEnd"/>
-      <w:r>
-        <w:t>) στο πεδίο της Επεξεργασίας Φυσικής Γλώσσας (NLP) και έτσι η εύρεση δεδομένων είναι ήδη δυσχερής. Ωστόσο, οι ιδιαιτερότητες και η ποικιλία της γλώσσας δυσχεραίνουν περαιτέρω την επίτευξη του στόχου. Οι ελληνικές βρισιές είναι πολυάριθμες και δεν είναι εύκολο να καταγραφούν με τυποποιημένο τρόπο. Συνεπώς, σε συνδυασμό με την προσθήκη ή την απουσία τόνων και τις ορθογραφικές παραλλαγές, η επεξεργασία των ελληνικών καθίσταται εξαιρετικά δύσκολη.</w:t>
-      </w:r>
-    </w:p>
-    <w:p>
-      <w:pPr>
-        <w:ind w:right="282"/>
-        <w:jc w:val="both"/>
-        <w:rPr>
-          <w:rFonts w:cs="Times New Roman"/>
-          <w:szCs w:val="24"/>
-        </w:rPr>
-      </w:pPr>
-      <w:r>
-        <w:rPr>
-          <w:rFonts w:cs="Times New Roman"/>
-          <w:szCs w:val="24"/>
+          <w:lang w:val="en-US"/>
+        </w:rPr>
+      </w:pPr>
+      <w:r>
+        <w:rPr>
+          <w:rFonts w:cs="Times New Roman"/>
+          <w:szCs w:val="24"/>
+          <w:lang w:val="en-US"/>
         </w:rPr>
         <w:br w:type="page"/>
       </w:r>
@@ -8993,19 +6705,22 @@
         <w:rPr>
           <w:rFonts w:cs="Times New Roman"/>
           <w:szCs w:val="24"/>
-        </w:rPr>
-      </w:pPr>
-      <w:r>
-        <w:rPr>
-          <w:rFonts w:cs="Times New Roman"/>
-          <w:szCs w:val="24"/>
-        </w:rPr>
-        <w:t>Το</w:t>
-      </w:r>
-      <w:r>
-        <w:rPr>
-          <w:rFonts w:cs="Times New Roman"/>
-          <w:szCs w:val="24"/>
+          <w:lang w:val="en-US"/>
+        </w:rPr>
+      </w:pPr>
+      <w:r>
+        <w:rPr>
+          <w:rFonts w:cs="Times New Roman"/>
+          <w:szCs w:val="24"/>
+          <w:lang w:val="en-US"/>
+        </w:rPr>
+        <w:t>OGTD v1.0 was created between May and June 2019. The Twitter API was used to collect tweets. Tweets containing popular hashtags from Greek television programs were collected through the Twitter API.</w:t>
+      </w:r>
+      <w:r>
+        <w:rPr>
+          <w:rFonts w:cs="Times New Roman"/>
+          <w:szCs w:val="24"/>
+          <w:lang w:val="en-US"/>
         </w:rPr>
         <w:t xml:space="preserve"> </w:t>
       </w:r>
@@ -9015,12 +6730,29 @@
           <w:szCs w:val="24"/>
           <w:lang w:val="en-US"/>
         </w:rPr>
-        <w:t>OGTD</w:t>
-      </w:r>
-      <w:r>
-        <w:rPr>
-          <w:rFonts w:cs="Times New Roman"/>
-          <w:szCs w:val="24"/>
+        <w:t xml:space="preserve">Municipal and European elections were being held at the same time, which would likely have generated an increased </w:t>
+      </w:r>
+      <w:r>
+        <w:rPr>
+          <w:rFonts w:cs="Times New Roman"/>
+          <w:szCs w:val="24"/>
+          <w:lang w:val="en-US"/>
+        </w:rPr>
+        <w:t>number</w:t>
+      </w:r>
+      <w:r>
+        <w:rPr>
+          <w:rFonts w:cs="Times New Roman"/>
+          <w:szCs w:val="24"/>
+          <w:lang w:val="en-US"/>
+        </w:rPr>
+        <w:t xml:space="preserve"> of complaints and obscene comments, making the period suitable for data collection.</w:t>
+      </w:r>
+      <w:r>
+        <w:rPr>
+          <w:rFonts w:cs="Times New Roman"/>
+          <w:szCs w:val="24"/>
+          <w:lang w:val="en-US"/>
         </w:rPr>
         <w:t xml:space="preserve"> </w:t>
       </w:r>
@@ -9030,280 +6762,7 @@
           <w:szCs w:val="24"/>
           <w:lang w:val="en-US"/>
         </w:rPr>
-        <w:t>v</w:t>
-      </w:r>
-      <w:r>
-        <w:rPr>
-          <w:rFonts w:cs="Times New Roman"/>
-          <w:szCs w:val="24"/>
-        </w:rPr>
-        <w:t xml:space="preserve">1.0 </w:t>
-      </w:r>
-      <w:r>
-        <w:rPr>
-          <w:rFonts w:cs="Times New Roman"/>
-          <w:szCs w:val="24"/>
-        </w:rPr>
-        <w:t>δημιουργήθηκε</w:t>
-      </w:r>
-      <w:r>
-        <w:rPr>
-          <w:rFonts w:cs="Times New Roman"/>
-          <w:szCs w:val="24"/>
-        </w:rPr>
-        <w:t xml:space="preserve"> </w:t>
-      </w:r>
-      <w:r>
-        <w:rPr>
-          <w:rFonts w:cs="Times New Roman"/>
-          <w:szCs w:val="24"/>
-        </w:rPr>
-        <w:t xml:space="preserve">μεταξύ Μαΐου και Ιουνίου του 2019.  Για την συλλογή των </w:t>
-      </w:r>
-      <w:r>
-        <w:rPr>
-          <w:rFonts w:cs="Times New Roman"/>
-          <w:szCs w:val="24"/>
-          <w:lang w:val="en-US"/>
-        </w:rPr>
-        <w:t>tweet</w:t>
-      </w:r>
-      <w:r>
-        <w:rPr>
-          <w:rFonts w:cs="Times New Roman"/>
-          <w:szCs w:val="24"/>
-        </w:rPr>
-        <w:t xml:space="preserve"> </w:t>
-      </w:r>
-      <w:r>
-        <w:rPr>
-          <w:rFonts w:cs="Times New Roman"/>
-          <w:szCs w:val="24"/>
-        </w:rPr>
-        <w:t xml:space="preserve">χρησιμοποιήθηκε το </w:t>
-      </w:r>
-      <w:r>
-        <w:rPr>
-          <w:rFonts w:cs="Times New Roman"/>
-          <w:szCs w:val="24"/>
-          <w:lang w:val="en-US"/>
-        </w:rPr>
-        <w:t>Twitter</w:t>
-      </w:r>
-      <w:r>
-        <w:rPr>
-          <w:rFonts w:cs="Times New Roman"/>
-          <w:szCs w:val="24"/>
-        </w:rPr>
-        <w:t xml:space="preserve"> </w:t>
-      </w:r>
-      <w:r>
-        <w:rPr>
-          <w:rFonts w:cs="Times New Roman"/>
-          <w:szCs w:val="24"/>
-          <w:lang w:val="en-US"/>
-        </w:rPr>
-        <w:t>API</w:t>
-      </w:r>
-      <w:r>
-        <w:rPr>
-          <w:rFonts w:cs="Times New Roman"/>
-          <w:szCs w:val="24"/>
-        </w:rPr>
-        <w:t xml:space="preserve">. </w:t>
-      </w:r>
-      <w:r>
-        <w:rPr>
-          <w:rFonts w:cs="Times New Roman"/>
-          <w:szCs w:val="24"/>
-        </w:rPr>
-        <w:t xml:space="preserve">Μέσω </w:t>
-      </w:r>
-      <w:r>
-        <w:rPr>
-          <w:rFonts w:cs="Times New Roman"/>
-          <w:szCs w:val="24"/>
-        </w:rPr>
-        <w:t>του</w:t>
-      </w:r>
-      <w:r>
-        <w:rPr>
-          <w:rFonts w:cs="Times New Roman"/>
-          <w:szCs w:val="24"/>
-        </w:rPr>
-        <w:t xml:space="preserve"> </w:t>
-      </w:r>
-      <w:r>
-        <w:rPr>
-          <w:rFonts w:cs="Times New Roman"/>
-          <w:szCs w:val="24"/>
-          <w:lang w:val="en-US"/>
-        </w:rPr>
-        <w:t>Twitter</w:t>
-      </w:r>
-      <w:r>
-        <w:rPr>
-          <w:rFonts w:cs="Times New Roman"/>
-          <w:szCs w:val="24"/>
-        </w:rPr>
-        <w:t xml:space="preserve"> </w:t>
-      </w:r>
-      <w:r>
-        <w:rPr>
-          <w:rFonts w:cs="Times New Roman"/>
-          <w:szCs w:val="24"/>
-          <w:lang w:val="en-US"/>
-        </w:rPr>
-        <w:t>API</w:t>
-      </w:r>
-      <w:r>
-        <w:rPr>
-          <w:rFonts w:cs="Times New Roman"/>
-          <w:szCs w:val="24"/>
-        </w:rPr>
-        <w:t xml:space="preserve"> </w:t>
-      </w:r>
-      <w:r>
-        <w:rPr>
-          <w:rFonts w:cs="Times New Roman"/>
-          <w:szCs w:val="24"/>
-        </w:rPr>
-        <w:t xml:space="preserve">συλλέχθηκαν </w:t>
-      </w:r>
-      <w:r>
-        <w:rPr>
-          <w:rFonts w:cs="Times New Roman"/>
-          <w:szCs w:val="24"/>
-          <w:lang w:val="en-US"/>
-        </w:rPr>
-        <w:t>tweets</w:t>
-      </w:r>
-      <w:r>
-        <w:rPr>
-          <w:rFonts w:cs="Times New Roman"/>
-          <w:szCs w:val="24"/>
-        </w:rPr>
-        <w:t xml:space="preserve"> </w:t>
-      </w:r>
-      <w:r>
-        <w:rPr>
-          <w:rFonts w:cs="Times New Roman"/>
-          <w:szCs w:val="24"/>
-        </w:rPr>
-        <w:t xml:space="preserve">που περιείχαν δημοφιλή </w:t>
-      </w:r>
-      <w:r>
-        <w:rPr>
-          <w:rFonts w:cs="Times New Roman"/>
-          <w:szCs w:val="24"/>
-          <w:lang w:val="en-US"/>
-        </w:rPr>
-        <w:t>hashtag</w:t>
-      </w:r>
-      <w:r>
-        <w:rPr>
-          <w:rFonts w:cs="Times New Roman"/>
-          <w:szCs w:val="24"/>
-        </w:rPr>
-        <w:t xml:space="preserve"> </w:t>
-      </w:r>
-      <w:r>
-        <w:rPr>
-          <w:rFonts w:cs="Times New Roman"/>
-          <w:szCs w:val="24"/>
-        </w:rPr>
-        <w:t>από ελληνικά τηλεοπτικά προγράμματα.</w:t>
-      </w:r>
-      <w:r>
-        <w:rPr>
-          <w:rFonts w:cs="Times New Roman"/>
-          <w:szCs w:val="24"/>
-        </w:rPr>
-        <w:t xml:space="preserve"> Την ίδια περίοδο </w:t>
-      </w:r>
-      <w:r>
-        <w:rPr>
-          <w:rFonts w:cs="Times New Roman"/>
-          <w:szCs w:val="24"/>
-        </w:rPr>
-        <w:t>διεξάγονταν</w:t>
-      </w:r>
-      <w:r>
-        <w:rPr>
-          <w:rFonts w:cs="Times New Roman"/>
-          <w:szCs w:val="24"/>
-        </w:rPr>
-        <w:t xml:space="preserve"> δημοτικές και</w:t>
-      </w:r>
-      <w:r>
-        <w:rPr>
-          <w:rFonts w:cs="Times New Roman"/>
-          <w:szCs w:val="24"/>
-        </w:rPr>
-        <w:t xml:space="preserve"> ευρωεκλογές</w:t>
-      </w:r>
-      <w:r>
-        <w:rPr>
-          <w:rFonts w:cs="Times New Roman"/>
-          <w:szCs w:val="24"/>
-        </w:rPr>
-        <w:t>, κάτι που πιθανώς να δημιουργούσε αυξημένη ποσότητα παραπόνων και αισχρών σχόλιων</w:t>
-      </w:r>
-      <w:r>
-        <w:rPr>
-          <w:rFonts w:cs="Times New Roman"/>
-          <w:szCs w:val="24"/>
-        </w:rPr>
-        <w:t>,</w:t>
-      </w:r>
-      <w:r>
-        <w:rPr>
-          <w:rFonts w:cs="Times New Roman"/>
-          <w:szCs w:val="24"/>
-        </w:rPr>
-        <w:t xml:space="preserve"> καθιστώντας την περίοδο </w:t>
-      </w:r>
-      <w:r>
-        <w:rPr>
-          <w:rFonts w:cs="Times New Roman"/>
-          <w:szCs w:val="24"/>
-        </w:rPr>
-        <w:t xml:space="preserve">κατάλληλη </w:t>
-      </w:r>
-      <w:r>
-        <w:rPr>
-          <w:rFonts w:cs="Times New Roman"/>
-          <w:szCs w:val="24"/>
-        </w:rPr>
-        <w:t>για συλλογή δεδομένων.</w:t>
-      </w:r>
-      <w:r>
-        <w:rPr>
-          <w:rFonts w:cs="Times New Roman"/>
-          <w:szCs w:val="24"/>
-        </w:rPr>
-        <w:t xml:space="preserve"> </w:t>
-      </w:r>
-      <w:r>
-        <w:rPr>
-          <w:rFonts w:cs="Times New Roman"/>
-          <w:szCs w:val="24"/>
-        </w:rPr>
-        <w:t>Επιπρ</w:t>
-      </w:r>
-      <w:r>
-        <w:rPr>
-          <w:rFonts w:cs="Times New Roman"/>
-          <w:szCs w:val="24"/>
-        </w:rPr>
-        <w:t>όσθετα</w:t>
-      </w:r>
-      <w:r>
-        <w:rPr>
-          <w:rFonts w:cs="Times New Roman"/>
-          <w:szCs w:val="24"/>
-        </w:rPr>
-        <w:t>, αξιοποιήθηκε η αναζήτηση με λέξη κλειδί το «είσαι» με το σκεπτικό ότι έπειτα θα ακολουθούσε κάποια βρισιά.</w:t>
+        <w:t>Additionally, the search with the keyword "you are" was utilized with the assumption that some swearing would follow.</w:t>
       </w:r>
     </w:p>
     <w:p>
@@ -9313,27 +6772,40 @@
         <w:rPr>
           <w:rFonts w:cs="Times New Roman"/>
           <w:szCs w:val="24"/>
-        </w:rPr>
-      </w:pPr>
-      <w:r>
-        <w:rPr>
-          <w:rFonts w:cs="Times New Roman"/>
-          <w:szCs w:val="24"/>
-        </w:rPr>
-        <w:t xml:space="preserve">Ο συνολικός αριθμός των </w:t>
-      </w:r>
-      <w:r>
-        <w:rPr>
-          <w:rFonts w:cs="Times New Roman"/>
-          <w:szCs w:val="24"/>
-          <w:lang w:val="en-US"/>
-        </w:rPr>
-        <w:t>tweet</w:t>
-      </w:r>
-      <w:r>
-        <w:rPr>
-          <w:rFonts w:cs="Times New Roman"/>
-          <w:szCs w:val="24"/>
+          <w:lang w:val="en-US"/>
+        </w:rPr>
+      </w:pPr>
+      <w:r>
+        <w:rPr>
+          <w:rFonts w:cs="Times New Roman"/>
+          <w:szCs w:val="24"/>
+          <w:lang w:val="en-US"/>
+        </w:rPr>
+        <w:t xml:space="preserve">The total number of tweets was 49,154 and the next step was pre-processing. Emoji, URLs and emoticons were removed from all tweets and user references were replaced </w:t>
+      </w:r>
+      <w:proofErr w:type="gramStart"/>
+      <w:r>
+        <w:rPr>
+          <w:rFonts w:cs="Times New Roman"/>
+          <w:szCs w:val="24"/>
+          <w:lang w:val="en-US"/>
+        </w:rPr>
+        <w:t>with @</w:t>
+      </w:r>
+      <w:proofErr w:type="gramEnd"/>
+      <w:r>
+        <w:rPr>
+          <w:rFonts w:cs="Times New Roman"/>
+          <w:szCs w:val="24"/>
+          <w:lang w:val="en-US"/>
+        </w:rPr>
+        <w:t>USER.</w:t>
+      </w:r>
+      <w:r>
+        <w:rPr>
+          <w:rFonts w:cs="Times New Roman"/>
+          <w:szCs w:val="24"/>
+          <w:lang w:val="en-US"/>
         </w:rPr>
         <w:t xml:space="preserve"> </w:t>
       </w:r>
@@ -9341,217 +6813,9 @@
         <w:rPr>
           <w:rFonts w:cs="Times New Roman"/>
           <w:szCs w:val="24"/>
-        </w:rPr>
-        <w:t xml:space="preserve">ήταν 49.154 και το επόμενο βήμα ήταν η </w:t>
-      </w:r>
-      <w:proofErr w:type="spellStart"/>
-      <w:r>
-        <w:rPr>
-          <w:rFonts w:cs="Times New Roman"/>
-          <w:szCs w:val="24"/>
-        </w:rPr>
-        <w:t>προεπεξεργασία</w:t>
-      </w:r>
-      <w:proofErr w:type="spellEnd"/>
-      <w:r>
-        <w:rPr>
-          <w:rFonts w:cs="Times New Roman"/>
-          <w:szCs w:val="24"/>
-        </w:rPr>
-        <w:t xml:space="preserve">. Τα </w:t>
-      </w:r>
-      <w:r>
-        <w:rPr>
-          <w:rFonts w:cs="Times New Roman"/>
-          <w:szCs w:val="24"/>
-          <w:lang w:val="en-US"/>
-        </w:rPr>
-        <w:t>emoji</w:t>
-      </w:r>
-      <w:r>
-        <w:rPr>
-          <w:rFonts w:cs="Times New Roman"/>
-          <w:szCs w:val="24"/>
-        </w:rPr>
-        <w:t xml:space="preserve">, </w:t>
-      </w:r>
-      <w:r>
-        <w:rPr>
-          <w:rFonts w:cs="Times New Roman"/>
-          <w:szCs w:val="24"/>
-          <w:lang w:val="en-US"/>
-        </w:rPr>
-        <w:t>URL</w:t>
-      </w:r>
-      <w:r>
-        <w:rPr>
-          <w:rFonts w:cs="Times New Roman"/>
-          <w:szCs w:val="24"/>
-        </w:rPr>
-        <w:t xml:space="preserve"> </w:t>
-      </w:r>
-      <w:r>
-        <w:rPr>
-          <w:rFonts w:cs="Times New Roman"/>
-          <w:szCs w:val="24"/>
-        </w:rPr>
-        <w:t xml:space="preserve">και τα </w:t>
-      </w:r>
-      <w:r>
-        <w:rPr>
-          <w:rFonts w:cs="Times New Roman"/>
-          <w:szCs w:val="24"/>
-          <w:lang w:val="en-US"/>
-        </w:rPr>
-        <w:t>emoticons</w:t>
-      </w:r>
-      <w:r>
-        <w:rPr>
-          <w:rFonts w:cs="Times New Roman"/>
-          <w:szCs w:val="24"/>
-        </w:rPr>
-        <w:t xml:space="preserve"> </w:t>
-      </w:r>
-      <w:r>
-        <w:rPr>
-          <w:rFonts w:cs="Times New Roman"/>
-          <w:szCs w:val="24"/>
-        </w:rPr>
-        <w:t xml:space="preserve">αφαιρέθηκαν από όλα τα </w:t>
-      </w:r>
-      <w:r>
-        <w:rPr>
-          <w:rFonts w:cs="Times New Roman"/>
-          <w:szCs w:val="24"/>
-          <w:lang w:val="en-US"/>
-        </w:rPr>
-        <w:t>tweet</w:t>
-      </w:r>
-      <w:r>
-        <w:rPr>
-          <w:rFonts w:cs="Times New Roman"/>
-          <w:szCs w:val="24"/>
-        </w:rPr>
-        <w:t xml:space="preserve"> </w:t>
-      </w:r>
-      <w:r>
-        <w:rPr>
-          <w:rFonts w:cs="Times New Roman"/>
-          <w:szCs w:val="24"/>
-        </w:rPr>
-        <w:t xml:space="preserve">και η αναφορά σε χρήστες αντικαταστάθηκε με </w:t>
-      </w:r>
-      <w:r>
-        <w:rPr>
-          <w:rFonts w:cs="Times New Roman"/>
-          <w:szCs w:val="24"/>
-        </w:rPr>
-        <w:t>@</w:t>
-      </w:r>
-      <w:r>
-        <w:rPr>
-          <w:rFonts w:cs="Times New Roman"/>
-          <w:szCs w:val="24"/>
-          <w:lang w:val="en-US"/>
-        </w:rPr>
-        <w:t>USER</w:t>
-      </w:r>
-      <w:r>
-        <w:rPr>
-          <w:rFonts w:cs="Times New Roman"/>
-          <w:szCs w:val="24"/>
-        </w:rPr>
-        <w:t xml:space="preserve">. </w:t>
-      </w:r>
-      <w:r>
-        <w:rPr>
-          <w:rFonts w:cs="Times New Roman"/>
-          <w:szCs w:val="24"/>
-        </w:rPr>
-        <w:t xml:space="preserve">Η χρήση διπλής στίξης όπως ερωτηματικά και θαυμαστικά </w:t>
-      </w:r>
-      <w:proofErr w:type="spellStart"/>
-      <w:r>
-        <w:rPr>
-          <w:rFonts w:cs="Times New Roman"/>
-          <w:szCs w:val="24"/>
-        </w:rPr>
-        <w:t>κανονικοποιήθηκε</w:t>
-      </w:r>
-      <w:proofErr w:type="spellEnd"/>
-      <w:r>
-        <w:rPr>
-          <w:rFonts w:cs="Times New Roman"/>
-          <w:szCs w:val="24"/>
-        </w:rPr>
-        <w:t xml:space="preserve"> επίσης. Μετά την </w:t>
-      </w:r>
-      <w:proofErr w:type="spellStart"/>
-      <w:r>
-        <w:rPr>
-          <w:rFonts w:cs="Times New Roman"/>
-          <w:szCs w:val="24"/>
-        </w:rPr>
-        <w:t>προεπεξεργασία</w:t>
-      </w:r>
-      <w:proofErr w:type="spellEnd"/>
-      <w:r>
-        <w:rPr>
-          <w:rFonts w:cs="Times New Roman"/>
-          <w:szCs w:val="24"/>
-        </w:rPr>
-        <w:t xml:space="preserve"> και την διαγραφή διπλ</w:t>
-      </w:r>
-      <w:r>
-        <w:rPr>
-          <w:rFonts w:cs="Times New Roman"/>
-          <w:szCs w:val="24"/>
-        </w:rPr>
-        <w:t>ότυπων</w:t>
-      </w:r>
-      <w:r>
-        <w:rPr>
-          <w:rFonts w:cs="Times New Roman"/>
-          <w:szCs w:val="24"/>
-        </w:rPr>
-        <w:t xml:space="preserve"> </w:t>
-      </w:r>
-      <w:r>
-        <w:rPr>
-          <w:rFonts w:cs="Times New Roman"/>
-          <w:szCs w:val="24"/>
-          <w:lang w:val="en-US"/>
-        </w:rPr>
-        <w:t>tweet</w:t>
-      </w:r>
-      <w:r>
-        <w:rPr>
-          <w:rFonts w:cs="Times New Roman"/>
-          <w:szCs w:val="24"/>
-        </w:rPr>
-        <w:t>, ο αριθμός μειώθηκε στα 46.218 από τα οποία επιλέχθηκαν τυχαία 5.000 για επισημείωση (</w:t>
-      </w:r>
-      <w:r>
-        <w:rPr>
-          <w:rFonts w:cs="Times New Roman"/>
-          <w:szCs w:val="24"/>
-          <w:lang w:val="en-US"/>
-        </w:rPr>
-        <w:t>annotation</w:t>
-      </w:r>
-      <w:r>
-        <w:rPr>
-          <w:rFonts w:cs="Times New Roman"/>
-          <w:szCs w:val="24"/>
-        </w:rPr>
-        <w:t>)</w:t>
-      </w:r>
-      <w:r>
-        <w:rPr>
-          <w:rFonts w:cs="Times New Roman"/>
-          <w:szCs w:val="24"/>
-        </w:rPr>
-        <w:t>.</w:t>
+          <w:lang w:val="en-US"/>
+        </w:rPr>
+        <w:t>The use of double punctuation such as question marks and exclamation marks was also normalized. After preprocessing and deleting duplicate tweets, the number was reduced to 46,218 from which 5,000 were randomly selected for annotation.</w:t>
       </w:r>
     </w:p>
     <w:p>
@@ -9561,37 +6825,16 @@
         <w:rPr>
           <w:rFonts w:cs="Times New Roman"/>
           <w:szCs w:val="24"/>
-        </w:rPr>
-      </w:pPr>
-      <w:r>
-        <w:rPr>
-          <w:rFonts w:cs="Times New Roman"/>
-          <w:szCs w:val="24"/>
-        </w:rPr>
-        <w:t xml:space="preserve">Για επισημείωση χρησιμοποιήθηκε το </w:t>
-      </w:r>
-      <w:r>
-        <w:rPr>
-          <w:rFonts w:cs="Times New Roman"/>
-          <w:szCs w:val="24"/>
-          <w:lang w:val="en-US"/>
-        </w:rPr>
-        <w:t>Light</w:t>
-      </w:r>
-      <w:r>
-        <w:rPr>
-          <w:rFonts w:cs="Times New Roman"/>
-          <w:szCs w:val="24"/>
-        </w:rPr>
-        <w:t>-</w:t>
-      </w:r>
-      <w:r>
-        <w:rPr>
-          <w:rFonts w:cs="Times New Roman"/>
-          <w:szCs w:val="24"/>
-          <w:lang w:val="en-US"/>
-        </w:rPr>
-        <w:t>Tag</w:t>
+          <w:lang w:val="en-US"/>
+        </w:rPr>
+      </w:pPr>
+      <w:r>
+        <w:rPr>
+          <w:rFonts w:cs="Times New Roman"/>
+          <w:szCs w:val="24"/>
+          <w:lang w:val="en-US"/>
+        </w:rPr>
+        <w:t>Light-Tag</w:t>
       </w:r>
       <w:r>
         <w:rPr>
@@ -9606,55 +6849,15 @@
         <w:rPr>
           <w:rFonts w:cs="Times New Roman"/>
           <w:szCs w:val="24"/>
-        </w:rPr>
-        <w:t>. Οι  επισημειώσεις όπου υπήρξε 100% συμφωνία από το λογισμικό θεωρήθηκαν αποδεκτές και προστέθηκαν στο σύνολο. Στις επισημειώσεις όπου δεν υπήρχε 100% συμφωνία</w:t>
-      </w:r>
-      <w:r>
-        <w:rPr>
-          <w:rFonts w:cs="Times New Roman"/>
-          <w:szCs w:val="24"/>
-        </w:rPr>
-        <w:t>,</w:t>
-      </w:r>
-      <w:r>
-        <w:rPr>
-          <w:rFonts w:cs="Times New Roman"/>
-          <w:szCs w:val="24"/>
-        </w:rPr>
-        <w:t xml:space="preserve"> επιλέχθηκε η επισημείωση </w:t>
-      </w:r>
-      <w:r>
-        <w:rPr>
-          <w:rFonts w:cs="Times New Roman"/>
-          <w:szCs w:val="24"/>
-        </w:rPr>
-        <w:t xml:space="preserve">που επικρατούσε </w:t>
-      </w:r>
-      <w:r>
-        <w:rPr>
-          <w:rFonts w:cs="Times New Roman"/>
-          <w:szCs w:val="24"/>
-        </w:rPr>
-        <w:t>με ποσοστό μεγαλύτερο του</w:t>
-      </w:r>
-      <w:r>
-        <w:rPr>
-          <w:rFonts w:cs="Times New Roman"/>
-          <w:szCs w:val="24"/>
-        </w:rPr>
-        <w:t xml:space="preserve"> 66%. Όταν υπήρξε απόλυτη διαφωνία</w:t>
-      </w:r>
-      <w:r>
-        <w:rPr>
-          <w:rFonts w:cs="Times New Roman"/>
-          <w:szCs w:val="24"/>
-        </w:rPr>
-        <w:t>,</w:t>
-      </w:r>
-      <w:r>
-        <w:rPr>
-          <w:rFonts w:cs="Times New Roman"/>
-          <w:szCs w:val="24"/>
+          <w:lang w:val="en-US"/>
+        </w:rPr>
+        <w:t xml:space="preserve"> was used for annotation. Annotations where there was 100% agreement from the software were considered acceptable and added to the total. For annotations where there was not 100% agreement,</w:t>
+      </w:r>
+      <w:r>
+        <w:rPr>
+          <w:rFonts w:cs="Times New Roman"/>
+          <w:szCs w:val="24"/>
+          <w:lang w:val="en-US"/>
         </w:rPr>
         <w:t xml:space="preserve"> </w:t>
       </w:r>
@@ -9662,80 +6865,9 @@
         <w:rPr>
           <w:rFonts w:cs="Times New Roman"/>
           <w:szCs w:val="24"/>
-        </w:rPr>
-        <w:t>απαιτήθηκε</w:t>
-      </w:r>
-      <w:r>
-        <w:rPr>
-          <w:rFonts w:cs="Times New Roman"/>
-          <w:szCs w:val="24"/>
-        </w:rPr>
-        <w:t xml:space="preserve"> </w:t>
-      </w:r>
-      <w:r>
-        <w:rPr>
-          <w:rFonts w:cs="Times New Roman"/>
-          <w:szCs w:val="24"/>
-        </w:rPr>
-        <w:t>η παρέμβαση</w:t>
-      </w:r>
-      <w:r>
-        <w:rPr>
-          <w:rFonts w:cs="Times New Roman"/>
-          <w:szCs w:val="24"/>
-        </w:rPr>
-        <w:t xml:space="preserve"> από ανθρώπινους βοηθούς. Στο τέλος το σύνολο αποτελούταν από 4.779 </w:t>
-      </w:r>
-      <w:r>
-        <w:rPr>
-          <w:rFonts w:cs="Times New Roman"/>
-          <w:szCs w:val="24"/>
-          <w:lang w:val="en-US"/>
-        </w:rPr>
-        <w:t>tweet</w:t>
-      </w:r>
-      <w:r>
-        <w:rPr>
-          <w:rFonts w:cs="Times New Roman"/>
-          <w:szCs w:val="24"/>
-        </w:rPr>
-        <w:t xml:space="preserve"> </w:t>
-      </w:r>
-      <w:r>
-        <w:rPr>
-          <w:rFonts w:cs="Times New Roman"/>
-          <w:szCs w:val="24"/>
-        </w:rPr>
-        <w:t xml:space="preserve">με 29% από αυτά να θεωρούνται </w:t>
-      </w:r>
-      <w:r>
-        <w:rPr>
-          <w:rFonts w:cs="Times New Roman"/>
-          <w:szCs w:val="24"/>
-          <w:lang w:val="en-US"/>
-        </w:rPr>
-        <w:t>offensive</w:t>
-      </w:r>
-      <w:r>
-        <w:rPr>
-          <w:rFonts w:cs="Times New Roman"/>
-          <w:szCs w:val="24"/>
-        </w:rPr>
-        <w:t>,</w:t>
-      </w:r>
-      <w:r>
-        <w:rPr>
-          <w:rFonts w:cs="Times New Roman"/>
-          <w:szCs w:val="24"/>
-        </w:rPr>
-        <w:t xml:space="preserve"> </w:t>
-      </w:r>
-      <w:r>
-        <w:rPr>
-          <w:rFonts w:cs="Times New Roman"/>
-          <w:szCs w:val="24"/>
-        </w:rPr>
-        <w:t>όπως φαίνεται στον πίνακα.</w:t>
+          <w:lang w:val="en-US"/>
+        </w:rPr>
+        <w:t>The annotation that prevailed with a percentage greater than 66% was selected. When there was absolute disagreement, intervention by human assistants was required. In the end, the total consisted of 4,779 tweets with 29% of them considered offensive, as shown in the table.</w:t>
       </w:r>
     </w:p>
     <w:tbl>
@@ -10186,6 +7318,17 @@
     </w:p>
     <w:p>
       <w:pPr>
+        <w:ind w:right="282"/>
+        <w:jc w:val="both"/>
+        <w:rPr>
+          <w:rFonts w:cs="Times New Roman"/>
+          <w:szCs w:val="24"/>
+          <w:lang w:val="en-US"/>
+        </w:rPr>
+      </w:pPr>
+    </w:p>
+    <w:p>
+      <w:pPr>
         <w:pStyle w:val="Heading2"/>
         <w:numPr>
           <w:ilvl w:val="0"/>
@@ -10295,22 +7438,16 @@
         <w:rPr>
           <w:rFonts w:cs="Times New Roman"/>
           <w:szCs w:val="24"/>
-        </w:rPr>
-      </w:pPr>
-      <w:r>
-        <w:rPr>
-          <w:rFonts w:cs="Times New Roman"/>
-          <w:szCs w:val="24"/>
-        </w:rPr>
-        <w:t>Το</w:t>
-      </w:r>
-      <w:r>
-        <w:rPr>
-          <w:rFonts w:cs="Times New Roman"/>
-          <w:szCs w:val="24"/>
-          <w:lang w:val="en-US"/>
-        </w:rPr>
-        <w:t xml:space="preserve"> </w:t>
+          <w:lang w:val="en-US"/>
+        </w:rPr>
+      </w:pPr>
+      <w:r>
+        <w:rPr>
+          <w:rFonts w:cs="Times New Roman"/>
+          <w:szCs w:val="24"/>
+          <w:lang w:val="en-US"/>
+        </w:rPr>
+        <w:t xml:space="preserve">Meta's (formerly known as Facebook) </w:t>
       </w:r>
       <w:proofErr w:type="spellStart"/>
       <w:r>
@@ -10319,15 +7456,7 @@
           <w:szCs w:val="24"/>
           <w:lang w:val="en-US"/>
         </w:rPr>
-        <w:t>f</w:t>
-      </w:r>
-      <w:r>
-        <w:rPr>
-          <w:rFonts w:cs="Times New Roman"/>
-          <w:szCs w:val="24"/>
-          <w:lang w:val="en-US"/>
-        </w:rPr>
-        <w:t>astText</w:t>
+        <w:t>fastText</w:t>
       </w:r>
       <w:proofErr w:type="spellEnd"/>
       <w:r>
@@ -10336,181 +7465,7 @@
           <w:szCs w:val="24"/>
           <w:lang w:val="en-US"/>
         </w:rPr>
-        <w:t xml:space="preserve"> </w:t>
-      </w:r>
-      <w:r>
-        <w:rPr>
-          <w:rFonts w:cs="Times New Roman"/>
-          <w:szCs w:val="24"/>
-        </w:rPr>
-        <w:t>της</w:t>
-      </w:r>
-      <w:r>
-        <w:rPr>
-          <w:rFonts w:cs="Times New Roman"/>
-          <w:szCs w:val="24"/>
-          <w:lang w:val="en-US"/>
-        </w:rPr>
-        <w:t xml:space="preserve"> </w:t>
-      </w:r>
-      <w:r>
-        <w:rPr>
-          <w:rFonts w:cs="Times New Roman"/>
-          <w:szCs w:val="24"/>
-          <w:lang w:val="en-US"/>
-        </w:rPr>
-        <w:t>Meta (</w:t>
-      </w:r>
-      <w:r>
-        <w:rPr>
-          <w:rFonts w:cs="Times New Roman"/>
-          <w:szCs w:val="24"/>
-        </w:rPr>
-        <w:t>προηγουμένως</w:t>
-      </w:r>
-      <w:r>
-        <w:rPr>
-          <w:rFonts w:cs="Times New Roman"/>
-          <w:szCs w:val="24"/>
-          <w:lang w:val="en-US"/>
-        </w:rPr>
-        <w:t xml:space="preserve"> </w:t>
-      </w:r>
-      <w:r>
-        <w:rPr>
-          <w:rFonts w:cs="Times New Roman"/>
-          <w:szCs w:val="24"/>
-        </w:rPr>
-        <w:t>γνωστή</w:t>
-      </w:r>
-      <w:r>
-        <w:rPr>
-          <w:rFonts w:cs="Times New Roman"/>
-          <w:szCs w:val="24"/>
-          <w:lang w:val="en-US"/>
-        </w:rPr>
-        <w:t xml:space="preserve"> </w:t>
-      </w:r>
-      <w:r>
-        <w:rPr>
-          <w:rFonts w:cs="Times New Roman"/>
-          <w:szCs w:val="24"/>
-        </w:rPr>
-        <w:t>ως</w:t>
-      </w:r>
-      <w:r>
-        <w:rPr>
-          <w:rFonts w:cs="Times New Roman"/>
-          <w:szCs w:val="24"/>
-          <w:lang w:val="en-US"/>
-        </w:rPr>
-        <w:t xml:space="preserve"> </w:t>
-      </w:r>
-      <w:r>
-        <w:rPr>
-          <w:rFonts w:cs="Times New Roman"/>
-          <w:szCs w:val="24"/>
-          <w:lang w:val="en-US"/>
-        </w:rPr>
-        <w:t>Facebook)</w:t>
-      </w:r>
-      <w:r>
-        <w:rPr>
-          <w:rFonts w:cs="Times New Roman"/>
-          <w:szCs w:val="24"/>
-          <w:lang w:val="en-US"/>
-        </w:rPr>
-        <w:t xml:space="preserve"> </w:t>
-      </w:r>
-      <w:r>
-        <w:rPr>
-          <w:rFonts w:cs="Times New Roman"/>
-          <w:szCs w:val="24"/>
-        </w:rPr>
-        <w:t>παρουσιάστηκε</w:t>
-      </w:r>
-      <w:r>
-        <w:rPr>
-          <w:rFonts w:cs="Times New Roman"/>
-          <w:szCs w:val="24"/>
-          <w:lang w:val="en-US"/>
-        </w:rPr>
-        <w:t xml:space="preserve"> </w:t>
-      </w:r>
-      <w:r>
-        <w:rPr>
-          <w:rFonts w:cs="Times New Roman"/>
-          <w:szCs w:val="24"/>
-        </w:rPr>
-        <w:t>για</w:t>
-      </w:r>
-      <w:r>
-        <w:rPr>
-          <w:rFonts w:cs="Times New Roman"/>
-          <w:szCs w:val="24"/>
-          <w:lang w:val="en-US"/>
-        </w:rPr>
-        <w:t xml:space="preserve"> </w:t>
-      </w:r>
-      <w:r>
-        <w:rPr>
-          <w:rFonts w:cs="Times New Roman"/>
-          <w:szCs w:val="24"/>
-        </w:rPr>
-        <w:t>πρώτη</w:t>
-      </w:r>
-      <w:r>
-        <w:rPr>
-          <w:rFonts w:cs="Times New Roman"/>
-          <w:szCs w:val="24"/>
-          <w:lang w:val="en-US"/>
-        </w:rPr>
-        <w:t xml:space="preserve"> </w:t>
-      </w:r>
-      <w:r>
-        <w:rPr>
-          <w:rFonts w:cs="Times New Roman"/>
-          <w:szCs w:val="24"/>
-        </w:rPr>
-        <w:t>φορά</w:t>
-      </w:r>
-      <w:r>
-        <w:rPr>
-          <w:rFonts w:cs="Times New Roman"/>
-          <w:szCs w:val="24"/>
-          <w:lang w:val="en-US"/>
-        </w:rPr>
-        <w:t xml:space="preserve"> </w:t>
-      </w:r>
-      <w:r>
-        <w:rPr>
-          <w:rFonts w:cs="Times New Roman"/>
-          <w:szCs w:val="24"/>
-        </w:rPr>
-        <w:t>στην</w:t>
-      </w:r>
-      <w:r>
-        <w:rPr>
-          <w:rFonts w:cs="Times New Roman"/>
-          <w:szCs w:val="24"/>
-          <w:lang w:val="en-US"/>
-        </w:rPr>
-        <w:t xml:space="preserve"> </w:t>
-      </w:r>
-      <w:r>
-        <w:rPr>
-          <w:rFonts w:cs="Times New Roman"/>
-          <w:szCs w:val="24"/>
-        </w:rPr>
-        <w:t>έρευνα</w:t>
-      </w:r>
-      <w:r>
-        <w:rPr>
-          <w:rFonts w:cs="Times New Roman"/>
-          <w:szCs w:val="24"/>
-          <w:lang w:val="en-US"/>
-        </w:rPr>
-        <w:t xml:space="preserve"> «Enriching Word Vectors with </w:t>
+        <w:t xml:space="preserve"> was first introduced in the research paper "Enriching Word Vectors with </w:t>
       </w:r>
       <w:proofErr w:type="spellStart"/>
       <w:r>
@@ -10528,22 +7483,7 @@
           <w:szCs w:val="24"/>
           <w:lang w:val="en-US"/>
         </w:rPr>
-        <w:t xml:space="preserve"> Information» </w:t>
-      </w:r>
-      <w:r>
-        <w:rPr>
-          <w:rFonts w:cs="Times New Roman"/>
-          <w:szCs w:val="24"/>
-        </w:rPr>
-        <w:t>των</w:t>
-      </w:r>
-      <w:r>
-        <w:rPr>
-          <w:rFonts w:cs="Times New Roman"/>
-          <w:szCs w:val="24"/>
-          <w:lang w:val="en-US"/>
-        </w:rPr>
-        <w:t xml:space="preserve"> </w:t>
+        <w:t xml:space="preserve"> Information" by </w:t>
       </w:r>
       <w:sdt>
         <w:sdtPr>
@@ -10552,7 +7492,7 @@
             <w:szCs w:val="24"/>
             <w:lang w:val="en-US"/>
           </w:rPr>
-          <w:id w:val="456221771"/>
+          <w:id w:val="223961173"/>
           <w:citation/>
         </w:sdtPr>
         <w:sdtContent>
@@ -10570,7 +7510,7 @@
               <w:szCs w:val="24"/>
               <w:lang w:val="en-US"/>
             </w:rPr>
-            <w:instrText xml:space="preserve"> CITATION Pio17 \l 1032 </w:instrText>
+            <w:instrText xml:space="preserve"> CITATION Pio17 \l 1033 </w:instrText>
           </w:r>
           <w:r>
             <w:rPr>
@@ -10607,18 +7547,12 @@
         </w:rPr>
         <w:t xml:space="preserve">. </w:t>
       </w:r>
-      <w:r>
-        <w:rPr>
-          <w:rFonts w:cs="Times New Roman"/>
-          <w:szCs w:val="24"/>
-        </w:rPr>
-        <w:t xml:space="preserve">Το </w:t>
-      </w:r>
       <w:proofErr w:type="spellStart"/>
       <w:r>
         <w:rPr>
           <w:rFonts w:cs="Times New Roman"/>
           <w:szCs w:val="24"/>
+          <w:lang w:val="en-US"/>
         </w:rPr>
         <w:t>fastText</w:t>
       </w:r>
@@ -10627,45 +7561,37 @@
         <w:rPr>
           <w:rFonts w:cs="Times New Roman"/>
           <w:szCs w:val="24"/>
-        </w:rPr>
-        <w:t xml:space="preserve"> είναι μια δωρεάν, ελαφριά βιβλιοθήκη ανοιχτού κώδικα που επιτρέπει στους χρήστες να </w:t>
-      </w:r>
-      <w:r>
-        <w:rPr>
-          <w:rFonts w:cs="Times New Roman"/>
-          <w:szCs w:val="24"/>
-        </w:rPr>
-        <w:t>εκμάθουν</w:t>
-      </w:r>
-      <w:r>
-        <w:rPr>
-          <w:rFonts w:cs="Times New Roman"/>
-          <w:szCs w:val="24"/>
-        </w:rPr>
-        <w:t xml:space="preserve"> αναπαραστάσεις κειμένου και </w:t>
-      </w:r>
+          <w:lang w:val="en-US"/>
+        </w:rPr>
+        <w:t xml:space="preserve"> is a free, lightweight, open-source library that allows users to learn text representations and text classifiers.</w:t>
+      </w:r>
+    </w:p>
+    <w:p>
+      <w:pPr>
+        <w:ind w:right="282"/>
+        <w:rPr>
+          <w:rFonts w:cs="Times New Roman"/>
+          <w:szCs w:val="24"/>
+          <w:lang w:val="en-US"/>
+        </w:rPr>
+      </w:pPr>
       <w:proofErr w:type="spellStart"/>
       <w:r>
         <w:rPr>
           <w:rFonts w:cs="Times New Roman"/>
           <w:szCs w:val="24"/>
-        </w:rPr>
-        <w:t>ταξινομητές</w:t>
+          <w:lang w:val="en-US"/>
+        </w:rPr>
+        <w:t>FastText</w:t>
       </w:r>
       <w:proofErr w:type="spellEnd"/>
       <w:r>
         <w:rPr>
           <w:rFonts w:cs="Times New Roman"/>
           <w:szCs w:val="24"/>
-        </w:rPr>
-        <w:t xml:space="preserve"> κειμένου.</w:t>
-      </w:r>
-      <w:r>
-        <w:rPr>
-          <w:rFonts w:cs="Times New Roman"/>
-          <w:szCs w:val="24"/>
-        </w:rPr>
-        <w:t xml:space="preserve"> </w:t>
+          <w:lang w:val="en-US"/>
+        </w:rPr>
+        <w:t xml:space="preserve"> extends the Skip-gram and CBOW models by representing words as units of n-grams of characters instead of individual units. This fundamental shift allows the model to create embeddings for previously unseen words and capture morphological relationships between related terms.</w:t>
       </w:r>
     </w:p>
     <w:p>
@@ -10674,302 +7600,40 @@
         <w:rPr>
           <w:rFonts w:cs="Times New Roman"/>
           <w:szCs w:val="24"/>
-        </w:rPr>
-      </w:pPr>
-      <w:r>
-        <w:rPr>
-          <w:rFonts w:cs="Times New Roman"/>
-          <w:szCs w:val="24"/>
-        </w:rPr>
-        <w:t xml:space="preserve">Το </w:t>
-      </w:r>
-      <w:proofErr w:type="spellStart"/>
-      <w:r>
-        <w:rPr>
-          <w:rFonts w:cs="Times New Roman"/>
-          <w:szCs w:val="24"/>
-        </w:rPr>
-        <w:t>FastText</w:t>
-      </w:r>
-      <w:proofErr w:type="spellEnd"/>
-      <w:r>
-        <w:rPr>
-          <w:rFonts w:cs="Times New Roman"/>
-          <w:szCs w:val="24"/>
-        </w:rPr>
-        <w:t xml:space="preserve"> επεκτείνει τα μοντέλα </w:t>
-      </w:r>
-      <w:proofErr w:type="spellStart"/>
-      <w:r>
-        <w:rPr>
-          <w:rFonts w:cs="Times New Roman"/>
-          <w:szCs w:val="24"/>
-        </w:rPr>
-        <w:t>Skip-gram</w:t>
-      </w:r>
-      <w:proofErr w:type="spellEnd"/>
-      <w:r>
-        <w:rPr>
-          <w:rFonts w:cs="Times New Roman"/>
-          <w:szCs w:val="24"/>
-        </w:rPr>
-        <w:t xml:space="preserve"> και CBOW, </w:t>
-      </w:r>
-      <w:proofErr w:type="spellStart"/>
-      <w:r>
-        <w:rPr>
-          <w:rFonts w:cs="Times New Roman"/>
-          <w:szCs w:val="24"/>
-        </w:rPr>
-        <w:t>αναπαραστώντας</w:t>
-      </w:r>
-      <w:proofErr w:type="spellEnd"/>
-      <w:r>
-        <w:rPr>
-          <w:rFonts w:cs="Times New Roman"/>
-          <w:szCs w:val="24"/>
-        </w:rPr>
-        <w:t xml:space="preserve"> τις λέξεις ως </w:t>
-      </w:r>
-      <w:r>
-        <w:rPr>
-          <w:rFonts w:cs="Times New Roman"/>
-          <w:szCs w:val="24"/>
-        </w:rPr>
-        <w:t xml:space="preserve">μονάδες </w:t>
-      </w:r>
-      <w:r>
-        <w:rPr>
-          <w:rFonts w:cs="Times New Roman"/>
-          <w:szCs w:val="24"/>
-        </w:rPr>
-        <w:t>από n-</w:t>
-      </w:r>
-      <w:r>
-        <w:rPr>
-          <w:rFonts w:cs="Times New Roman"/>
-          <w:szCs w:val="24"/>
-          <w:lang w:val="en-US"/>
-        </w:rPr>
-        <w:t>grams</w:t>
-      </w:r>
-      <w:r>
-        <w:rPr>
-          <w:rFonts w:cs="Times New Roman"/>
-          <w:szCs w:val="24"/>
-        </w:rPr>
-        <w:t xml:space="preserve"> χαρακτήρων αντί για ατομικές μονάδες. Αυτή η θεμελιώδης μετατόπιση επιτρέπει στο μοντέλο να δημιουργεί </w:t>
-      </w:r>
-      <w:r>
-        <w:rPr>
-          <w:rFonts w:cs="Times New Roman"/>
-          <w:szCs w:val="24"/>
-          <w:lang w:val="en-US"/>
-        </w:rPr>
-        <w:t>embeddings</w:t>
-      </w:r>
-      <w:r>
-        <w:rPr>
-          <w:rFonts w:cs="Times New Roman"/>
-          <w:szCs w:val="24"/>
-        </w:rPr>
-        <w:t xml:space="preserve"> για λέξεις που δεν είχαν προηγουμένως παρατηρηθεί και να καταγράφει μορφολογικές σχέσεις μεταξύ σχετικών όρων.</w:t>
-      </w:r>
-    </w:p>
-    <w:p>
-      <w:pPr>
-        <w:ind w:right="282"/>
-        <w:rPr>
-          <w:rFonts w:cs="Times New Roman"/>
-          <w:szCs w:val="24"/>
-        </w:rPr>
-      </w:pPr>
-      <w:r>
-        <w:rPr>
-          <w:rFonts w:cs="Times New Roman"/>
-          <w:szCs w:val="24"/>
-        </w:rPr>
-        <w:t>Το</w:t>
-      </w:r>
-      <w:r>
-        <w:rPr>
-          <w:rFonts w:cs="Times New Roman"/>
-          <w:szCs w:val="24"/>
-        </w:rPr>
-        <w:t xml:space="preserve"> </w:t>
-      </w:r>
-      <w:r>
-        <w:rPr>
-          <w:rFonts w:cs="Times New Roman"/>
-          <w:szCs w:val="24"/>
-          <w:lang w:val="en-US"/>
-        </w:rPr>
-        <w:t>Facebook</w:t>
-      </w:r>
-      <w:r>
-        <w:rPr>
-          <w:rFonts w:cs="Times New Roman"/>
-          <w:szCs w:val="24"/>
-        </w:rPr>
-        <w:t xml:space="preserve"> </w:t>
-      </w:r>
-      <w:r>
-        <w:rPr>
-          <w:rFonts w:cs="Times New Roman"/>
-          <w:szCs w:val="24"/>
-          <w:lang w:val="en-US"/>
-        </w:rPr>
-        <w:t>AI</w:t>
-      </w:r>
-      <w:r>
-        <w:rPr>
-          <w:rFonts w:cs="Times New Roman"/>
-          <w:szCs w:val="24"/>
-        </w:rPr>
-        <w:t xml:space="preserve"> </w:t>
-      </w:r>
-      <w:r>
-        <w:rPr>
-          <w:rFonts w:cs="Times New Roman"/>
-          <w:szCs w:val="24"/>
-          <w:lang w:val="en-US"/>
-        </w:rPr>
-        <w:t>Research</w:t>
-      </w:r>
-      <w:r>
-        <w:rPr>
-          <w:rFonts w:cs="Times New Roman"/>
-          <w:szCs w:val="24"/>
-        </w:rPr>
-        <w:t xml:space="preserve"> </w:t>
-      </w:r>
-      <w:r>
-        <w:rPr>
-          <w:rFonts w:cs="Times New Roman"/>
-          <w:szCs w:val="24"/>
-        </w:rPr>
-        <w:t>(</w:t>
-      </w:r>
-      <w:r>
-        <w:rPr>
-          <w:rFonts w:cs="Times New Roman"/>
-          <w:szCs w:val="24"/>
-          <w:lang w:val="en-US"/>
-        </w:rPr>
-        <w:t>FAIR</w:t>
-      </w:r>
-      <w:r>
-        <w:rPr>
-          <w:rFonts w:cs="Times New Roman"/>
-          <w:szCs w:val="24"/>
-        </w:rPr>
-        <w:t xml:space="preserve">) </w:t>
-      </w:r>
-      <w:r>
-        <w:rPr>
-          <w:rFonts w:cs="Times New Roman"/>
-          <w:szCs w:val="24"/>
-          <w:lang w:val="en-US"/>
-        </w:rPr>
-        <w:t>lab</w:t>
-      </w:r>
-      <w:r>
-        <w:rPr>
-          <w:rFonts w:cs="Times New Roman"/>
-          <w:szCs w:val="24"/>
-        </w:rPr>
-        <w:t xml:space="preserve"> </w:t>
-      </w:r>
-      <w:r>
-        <w:rPr>
-          <w:rFonts w:cs="Times New Roman"/>
-          <w:szCs w:val="24"/>
-        </w:rPr>
-        <w:t>προσφέρει</w:t>
-      </w:r>
-      <w:r>
-        <w:rPr>
-          <w:rFonts w:cs="Times New Roman"/>
-          <w:szCs w:val="24"/>
-        </w:rPr>
-        <w:t xml:space="preserve"> </w:t>
-      </w:r>
-      <w:r>
-        <w:rPr>
-          <w:rFonts w:cs="Times New Roman"/>
-          <w:szCs w:val="24"/>
-        </w:rPr>
-        <w:t>προ</w:t>
-      </w:r>
-      <w:r>
-        <w:rPr>
-          <w:rFonts w:cs="Times New Roman"/>
-          <w:szCs w:val="24"/>
-        </w:rPr>
-        <w:t>-</w:t>
-      </w:r>
-      <w:r>
-        <w:rPr>
-          <w:rFonts w:cs="Times New Roman"/>
-          <w:szCs w:val="24"/>
-        </w:rPr>
-        <w:t>εκπαιδευμέν</w:t>
-      </w:r>
-      <w:r>
-        <w:rPr>
-          <w:rFonts w:cs="Times New Roman"/>
-          <w:szCs w:val="24"/>
-        </w:rPr>
-        <w:t>α</w:t>
-      </w:r>
-      <w:r>
-        <w:rPr>
-          <w:rFonts w:cs="Times New Roman"/>
-          <w:szCs w:val="24"/>
-        </w:rPr>
-        <w:t xml:space="preserve"> </w:t>
-      </w:r>
-      <w:r>
-        <w:rPr>
-          <w:rFonts w:cs="Times New Roman"/>
-          <w:szCs w:val="24"/>
-          <w:lang w:val="en-US"/>
-        </w:rPr>
-        <w:t>embeddings</w:t>
-      </w:r>
-      <w:r>
-        <w:rPr>
-          <w:rFonts w:cs="Times New Roman"/>
-          <w:szCs w:val="24"/>
-        </w:rPr>
-        <w:t xml:space="preserve"> λέξεων στα αγγλικά καθώς και σε 157 άλλες γλώσσες, μια από αυτές είναι και τα Ελληνικά. </w:t>
-      </w:r>
-      <w:r>
-        <w:rPr>
-          <w:rFonts w:cs="Times New Roman"/>
-          <w:szCs w:val="24"/>
-        </w:rPr>
-        <w:t>Αυτά τα μοντέλα εκπαιδεύτηκαν χρησιμοποιώντας CBOW με βάρη θέσης, σε διάσταση 300, με n-</w:t>
-      </w:r>
-      <w:r>
-        <w:rPr>
-          <w:rFonts w:cs="Times New Roman"/>
-          <w:szCs w:val="24"/>
-          <w:lang w:val="en-US"/>
-        </w:rPr>
-        <w:t>grams</w:t>
-      </w:r>
-      <w:r>
-        <w:rPr>
-          <w:rFonts w:cs="Times New Roman"/>
-          <w:szCs w:val="24"/>
-        </w:rPr>
-        <w:t xml:space="preserve"> χαρακτήρων μήκους 5, παράθυρο μεγέθους 5 και 10 αρνητικά.</w:t>
-      </w:r>
-      <w:r>
-        <w:rPr>
-          <w:rFonts w:cs="Times New Roman"/>
-          <w:szCs w:val="24"/>
+          <w:lang w:val="en-US"/>
+        </w:rPr>
+      </w:pPr>
+      <w:r>
+        <w:rPr>
+          <w:rFonts w:cs="Times New Roman"/>
+          <w:szCs w:val="24"/>
+          <w:lang w:val="en-US"/>
+        </w:rPr>
+        <w:t xml:space="preserve">The Facebook AI Research (FAIR) lab offers pre-trained word embeddings in English as well as 157 other languages, including Greek. These models were trained using CBOW with positional weights, in dimension 300, with </w:t>
+      </w:r>
+      <w:proofErr w:type="gramStart"/>
+      <w:r>
+        <w:rPr>
+          <w:rFonts w:cs="Times New Roman"/>
+          <w:szCs w:val="24"/>
+          <w:lang w:val="en-US"/>
+        </w:rPr>
+        <w:t>n-grams of length 5</w:t>
+      </w:r>
+      <w:proofErr w:type="gramEnd"/>
+      <w:r>
+        <w:rPr>
+          <w:rFonts w:cs="Times New Roman"/>
+          <w:szCs w:val="24"/>
+          <w:lang w:val="en-US"/>
+        </w:rPr>
+        <w:t xml:space="preserve"> characters, a window size of 5, and 10 negatives.</w:t>
+      </w:r>
+      <w:r>
+        <w:rPr>
+          <w:rFonts w:cs="Times New Roman"/>
+          <w:szCs w:val="24"/>
+          <w:lang w:val="en-US"/>
         </w:rPr>
         <w:br w:type="page"/>
       </w:r>
@@ -11054,6 +7718,7 @@
           <w:rFonts w:cs="Times New Roman"/>
           <w:color w:val="auto"/>
           <w:szCs w:val="28"/>
+          <w:lang w:val="en-US"/>
         </w:rPr>
       </w:pPr>
       <w:bookmarkStart w:id="21" w:name="_Toc208415479"/>
@@ -11062,6 +7727,7 @@
           <w:rFonts w:cs="Times New Roman"/>
           <w:color w:val="auto"/>
           <w:szCs w:val="28"/>
+          <w:lang w:val="en-US"/>
         </w:rPr>
         <w:t xml:space="preserve">3.1 </w:t>
       </w:r>
@@ -11071,207 +7737,160 @@
           <w:rFonts w:cs="Times New Roman"/>
           <w:color w:val="auto"/>
           <w:szCs w:val="28"/>
-        </w:rPr>
-        <w:t>Προ-επεξεργασία δεδομένων</w:t>
-      </w:r>
-    </w:p>
-    <w:p>
-      <w:r>
-        <w:t xml:space="preserve">Τα δεδομένα του </w:t>
-      </w:r>
-      <w:r>
-        <w:rPr>
-          <w:lang w:val="en-US"/>
-        </w:rPr>
-        <w:t>OGTD</w:t>
-      </w:r>
-      <w:r>
+          <w:lang w:val="en-US"/>
+        </w:rPr>
+        <w:t>Pre-Processing</w:t>
+      </w:r>
+    </w:p>
+    <w:p>
+      <w:pPr>
+        <w:rPr>
+          <w:lang w:val="en-US"/>
+        </w:rPr>
+      </w:pPr>
+      <w:r>
+        <w:rPr>
+          <w:lang w:val="en-US"/>
+        </w:rPr>
+        <w:t>The OGTD data includes tweets in Greek with uppercase and lowercase letters as well as word stress. The creators of the dataset pre-processed the tweets by removing useless information as mentioned in</w:t>
+      </w:r>
+      <w:r>
+        <w:rPr>
+          <w:lang w:val="en-US"/>
+        </w:rPr>
         <w:t xml:space="preserve"> </w:t>
-      </w:r>
-      <w:r>
-        <w:t xml:space="preserve">περιλαμβάνουν </w:t>
-      </w:r>
-      <w:r>
-        <w:rPr>
-          <w:lang w:val="en-US"/>
-        </w:rPr>
-        <w:t>tweet</w:t>
-      </w:r>
-      <w:r>
-        <w:rPr>
-          <w:lang w:val="en-US"/>
-        </w:rPr>
-        <w:t>s</w:t>
-      </w:r>
-      <w:r>
-        <w:t xml:space="preserve"> </w:t>
-      </w:r>
-      <w:r>
-        <w:t xml:space="preserve">στα Ελληνικά με κεφαλαία και πεζά γράμματα καθώς και τονισμό λέξεων. Οι δημιουργοί του συνόλου έκαναν </w:t>
-      </w:r>
-      <w:proofErr w:type="spellStart"/>
-      <w:r>
-        <w:t>προεπεξεργασία</w:t>
-      </w:r>
-      <w:proofErr w:type="spellEnd"/>
-      <w:r>
-        <w:t xml:space="preserve"> των </w:t>
-      </w:r>
-      <w:r>
-        <w:rPr>
-          <w:lang w:val="en-US"/>
-        </w:rPr>
-        <w:t>tweet</w:t>
-      </w:r>
-      <w:r>
-        <w:t xml:space="preserve"> </w:t>
-      </w:r>
-      <w:r>
-        <w:t xml:space="preserve">με </w:t>
-      </w:r>
-      <w:r>
-        <w:t xml:space="preserve">αφαίρεση άχρηστης πληροφορίας όπως αναφέρθηκε στο </w:t>
       </w:r>
       <w:hyperlink w:anchor="_2.1_Offensive_Greek" w:history="1">
         <w:r>
           <w:rPr>
             <w:rStyle w:val="Hyperlink"/>
+            <w:lang w:val="en-US"/>
           </w:rPr>
           <w:t>2.1</w:t>
         </w:r>
       </w:hyperlink>
       <w:r>
+        <w:rPr>
+          <w:lang w:val="en-US"/>
+        </w:rPr>
         <w:t xml:space="preserve"> </w:t>
       </w:r>
       <w:r>
-        <w:t xml:space="preserve">διαγράφοντας τα </w:t>
-      </w:r>
-      <w:r>
-        <w:rPr>
-          <w:lang w:val="en-US"/>
-        </w:rPr>
-        <w:t>links</w:t>
-      </w:r>
-      <w:r>
-        <w:t xml:space="preserve">, </w:t>
-      </w:r>
-      <w:r>
-        <w:t xml:space="preserve">τα </w:t>
-      </w:r>
-      <w:r>
-        <w:rPr>
-          <w:lang w:val="en-US"/>
-        </w:rPr>
-        <w:t>emoji</w:t>
-      </w:r>
-      <w:r>
-        <w:t xml:space="preserve"> και τα </w:t>
-      </w:r>
-      <w:r>
-        <w:rPr>
-          <w:lang w:val="en-US"/>
-        </w:rPr>
-        <w:t>emoticon</w:t>
+        <w:rPr>
+          <w:lang w:val="en-US"/>
+        </w:rPr>
+        <w:t xml:space="preserve">by </w:t>
+      </w:r>
+      <w:r>
+        <w:rPr>
+          <w:lang w:val="en-US"/>
+        </w:rPr>
+        <w:t>deleting links, emojis and emoticons.</w:t>
+      </w:r>
+    </w:p>
+    <w:p>
+      <w:pPr>
+        <w:rPr>
+          <w:lang w:val="en-US"/>
+        </w:rPr>
+      </w:pPr>
+      <w:r>
+        <w:rPr>
+          <w:lang w:val="en-US"/>
+        </w:rPr>
+        <w:t>A human reads the word with and without an accent and considers them the same, but in the case of computers a stressed character is treated as different from the same character without an accent.</w:t>
+      </w:r>
+      <w:r>
+        <w:rPr>
+          <w:lang w:val="en-US"/>
+        </w:rPr>
+        <w:t xml:space="preserve"> </w:t>
+      </w:r>
+      <w:r>
+        <w:rPr>
+          <w:lang w:val="en-US"/>
+        </w:rPr>
+        <w:t>To achieve higher accuracy while avoiding confusion, it was decided to process the dataset by first removing accents from all words that contained accents.</w:t>
+      </w:r>
+    </w:p>
+    <w:p>
+      <w:pPr>
+        <w:rPr>
+          <w:lang w:val="en-US"/>
+        </w:rPr>
+      </w:pPr>
+      <w:r>
+        <w:rPr>
+          <w:lang w:val="en-US"/>
+        </w:rPr>
+        <w:t>In addition to accents, another post-processing method is to remove capitalization from letters. Therefore, as with accents, the data was processed by converting all uppercase letters to lowercase.</w:t>
+      </w:r>
+    </w:p>
+    <w:p>
+      <w:pPr>
+        <w:rPr>
+          <w:lang w:val="en-US"/>
+        </w:rPr>
+      </w:pPr>
+      <w:r>
+        <w:rPr>
+          <w:lang w:val="en-US"/>
+        </w:rPr>
+        <w:t xml:space="preserve">After this processing, </w:t>
+      </w:r>
+      <w:r>
+        <w:rPr>
+          <w:lang w:val="en-US"/>
+        </w:rPr>
+        <w:t>to</w:t>
+      </w:r>
+      <w:r>
+        <w:rPr>
+          <w:lang w:val="en-US"/>
+        </w:rPr>
+        <w:t xml:space="preserve"> determine if it was </w:t>
+      </w:r>
+      <w:r>
+        <w:rPr>
+          <w:lang w:val="en-US"/>
+        </w:rPr>
+        <w:t>necessary</w:t>
+      </w:r>
+      <w:r>
+        <w:rPr>
+          <w:lang w:val="en-US"/>
+        </w:rPr>
+        <w:t xml:space="preserve"> or if there was no difference in the result, all the algorithms developed were run with the data before and after processing. </w:t>
+      </w:r>
+      <w:r>
+        <w:t xml:space="preserve">The </w:t>
+      </w:r>
+      <w:r>
+        <w:rPr>
+          <w:lang w:val="en-US"/>
+        </w:rPr>
+        <w:t>results are presented</w:t>
+      </w:r>
+      <w:r>
+        <w:t xml:space="preserve"> in the </w:t>
+      </w:r>
+      <w:r>
+        <w:rPr>
+          <w:lang w:val="en-US"/>
+        </w:rPr>
+        <w:t>table</w:t>
+      </w:r>
+      <w:r>
+        <w:t xml:space="preserve"> </w:t>
+      </w:r>
+      <w:r>
+        <w:rPr>
+          <w:lang w:val="en-US"/>
+        </w:rPr>
+        <w:t>below</w:t>
       </w:r>
       <w:r>
         <w:t>.</w:t>
-      </w:r>
-    </w:p>
-    <w:p>
-      <w:r>
-        <w:t xml:space="preserve">Ένας άνθρωπος </w:t>
-      </w:r>
-      <w:r>
-        <w:t xml:space="preserve">διαβάζει τη λέξη με και χωρίς τόνο και τις θεωρεί </w:t>
-      </w:r>
-      <w:r>
-        <w:t>ίδιες</w:t>
-      </w:r>
-      <w:r>
-        <w:t>,</w:t>
-      </w:r>
-      <w:r>
-        <w:t xml:space="preserve"> </w:t>
-      </w:r>
-      <w:r>
-        <w:t xml:space="preserve">αλλά στην περίπτωση των υπολογιστών ένας τονισμένος χαρακτήρας </w:t>
-      </w:r>
-      <w:r>
-        <w:t>αντιμετωπίζεται ως</w:t>
-      </w:r>
-      <w:r>
-        <w:t xml:space="preserve"> </w:t>
-      </w:r>
-      <w:r>
-        <w:t>διαφορετικός από τον ίδιο χαρακτήρα χωρίς τόνο. Για την</w:t>
-      </w:r>
-      <w:r>
-        <w:t xml:space="preserve"> </w:t>
-      </w:r>
-      <w:r>
-        <w:t>επίτευξη υψηλότερης ακρίβειας</w:t>
-      </w:r>
-      <w:r>
-        <w:t xml:space="preserve"> αποφεύγοντας </w:t>
-      </w:r>
-      <w:r>
-        <w:t>τη σύγχυση</w:t>
-      </w:r>
-      <w:r>
-        <w:t xml:space="preserve">, </w:t>
-      </w:r>
-      <w:r>
-        <w:t>αποφασίστηκε να επεξεργαστούν τα δεδομένα του συνόλου</w:t>
-      </w:r>
-      <w:r>
-        <w:t xml:space="preserve"> </w:t>
-      </w:r>
-      <w:r>
-        <w:t>αρχικά αφαιρώντας τους τόνους από όλες τι λέξεις που περιείχαν τονισμό.</w:t>
-      </w:r>
-    </w:p>
-    <w:p>
-      <w:pPr>
-        <w:rPr>
-          <w:lang w:val="en-US"/>
-        </w:rPr>
-      </w:pPr>
-      <w:r>
-        <w:t xml:space="preserve">Εκτός από </w:t>
-      </w:r>
-      <w:r>
-        <w:t xml:space="preserve"> τους </w:t>
-      </w:r>
-      <w:r>
-        <w:t xml:space="preserve">τόνους, μια άλλη μέθοδος </w:t>
-      </w:r>
-      <w:proofErr w:type="spellStart"/>
-      <w:r>
-        <w:t>πορεπεξεργασίας</w:t>
-      </w:r>
-      <w:proofErr w:type="spellEnd"/>
-      <w:r>
-        <w:t xml:space="preserve"> είναι η αφαίρεση </w:t>
-      </w:r>
-      <w:r>
-        <w:t>της κεφαλαιοποίησης</w:t>
-      </w:r>
-      <w:r>
-        <w:t xml:space="preserve"> </w:t>
-      </w:r>
-      <w:r>
-        <w:t>από τα</w:t>
-      </w:r>
-      <w:r>
-        <w:t xml:space="preserve"> γράμματα. </w:t>
-      </w:r>
-      <w:r>
-        <w:t>Συνεπώς, όπως και με τους τόνους, επεξεργάστηκαν τα δεδομένα μετατρέποντας όλα τα κεφαλαία γράμματα σε πεζά.</w:t>
-      </w:r>
-    </w:p>
-    <w:p>
-      <w:r>
-        <w:t>Μετά από αυτή την επεξεργασία, προκειμένου να διαπιστωθεί εάν ήταν πραγματικά απαραίτητη ή εάν δεν υπήρχε διαφορά στο αποτέλεσμα, εκτελέστηκαν όλοι οι αλγόριθμοι που αναπτύχθηκαν με τα δεδομένα πριν και μετά την επεξεργασία τους. Τα αποτελέσματα παρουσιάζονται στον παρακάτω πίνακα.</w:t>
       </w:r>
     </w:p>
     <w:tbl>
@@ -11504,83 +8123,36 @@
         <w:rPr>
           <w:rFonts w:cs="Times New Roman"/>
           <w:szCs w:val="24"/>
-        </w:rPr>
-      </w:pPr>
-      <w:r>
-        <w:rPr>
-          <w:rFonts w:cs="Times New Roman"/>
-          <w:szCs w:val="24"/>
-        </w:rPr>
-        <w:t xml:space="preserve">Κοιτώντας τα αποτελέσματα, παρατηρούμε ότι μετά την </w:t>
-      </w:r>
-      <w:proofErr w:type="spellStart"/>
-      <w:r>
-        <w:rPr>
-          <w:rFonts w:cs="Times New Roman"/>
-          <w:szCs w:val="24"/>
-        </w:rPr>
-        <w:t>προεπεξεργασία</w:t>
-      </w:r>
-      <w:proofErr w:type="spellEnd"/>
-      <w:r>
-        <w:rPr>
-          <w:rFonts w:cs="Times New Roman"/>
-          <w:szCs w:val="24"/>
-        </w:rPr>
-        <w:t xml:space="preserve"> υπάρχει αύξηση στο </w:t>
-      </w:r>
-      <w:r>
-        <w:rPr>
-          <w:rFonts w:cs="Times New Roman"/>
-          <w:szCs w:val="24"/>
-          <w:lang w:val="en-US"/>
-        </w:rPr>
-        <w:t>macro</w:t>
-      </w:r>
-      <w:r>
-        <w:rPr>
-          <w:rFonts w:cs="Times New Roman"/>
-          <w:szCs w:val="24"/>
-        </w:rPr>
-        <w:t>-</w:t>
-      </w:r>
-      <w:r>
-        <w:rPr>
-          <w:rFonts w:cs="Times New Roman"/>
-          <w:szCs w:val="24"/>
-          <w:lang w:val="en-US"/>
-        </w:rPr>
-        <w:t>avg</w:t>
-      </w:r>
-      <w:r>
-        <w:rPr>
-          <w:rFonts w:cs="Times New Roman"/>
-          <w:szCs w:val="24"/>
-        </w:rPr>
-        <w:t xml:space="preserve"> </w:t>
-      </w:r>
-      <w:r>
-        <w:rPr>
-          <w:rFonts w:cs="Times New Roman"/>
-          <w:szCs w:val="24"/>
-          <w:lang w:val="en-US"/>
-        </w:rPr>
-        <w:t>score</w:t>
-      </w:r>
-      <w:r>
-        <w:rPr>
-          <w:rFonts w:cs="Times New Roman"/>
-          <w:szCs w:val="24"/>
-        </w:rPr>
-        <w:t xml:space="preserve"> </w:t>
-      </w:r>
-      <w:r>
-        <w:rPr>
-          <w:rFonts w:cs="Times New Roman"/>
-          <w:szCs w:val="24"/>
-        </w:rPr>
-        <w:t xml:space="preserve">κατά 2-3% για κάθε μοντέλο.  </w:t>
-      </w:r>
+          <w:lang w:val="en-US"/>
+        </w:rPr>
+      </w:pPr>
+      <w:r>
+        <w:rPr>
+          <w:rFonts w:cs="Times New Roman"/>
+          <w:szCs w:val="24"/>
+          <w:lang w:val="en-US"/>
+        </w:rPr>
+        <w:t>Looking at the results, we notice that after preprocessing there is an increase in the macro-avg score of 2-3% for each model</w:t>
+      </w:r>
+      <w:r>
+        <w:rPr>
+          <w:rFonts w:cs="Times New Roman"/>
+          <w:szCs w:val="24"/>
+          <w:lang w:val="en-US"/>
+        </w:rPr>
+        <w:t xml:space="preserve">.  </w:t>
+      </w:r>
+    </w:p>
+    <w:p>
+      <w:pPr>
+        <w:ind w:right="282"/>
+        <w:jc w:val="both"/>
+        <w:rPr>
+          <w:rFonts w:cs="Times New Roman"/>
+          <w:szCs w:val="24"/>
+          <w:lang w:val="en-US"/>
+        </w:rPr>
+      </w:pPr>
     </w:p>
     <w:p>
       <w:pPr>
@@ -11650,15 +8222,7 @@
           <w:rFonts w:cs="Times New Roman"/>
           <w:szCs w:val="24"/>
         </w:rPr>
-        <w:t xml:space="preserve">Κυρίως κείμενο της εργασίας. Κυρίως κείμενο της εργασίας. Κυρίως κείμενο της εργασίας. Κυρίως κείμενο της εργασίας. Κυρίως κείμενο της εργασίας. Κυρίως κείμενο </w:t>
-      </w:r>
-      <w:r>
-        <w:rPr>
-          <w:rFonts w:cs="Times New Roman"/>
-          <w:szCs w:val="24"/>
-        </w:rPr>
-        <w:lastRenderedPageBreak/>
-        <w:t xml:space="preserve">της εργασίας. Κυρίως κείμενο της εργασίας. Κυρίως κείμενο της εργασίας. Κυρίως κείμενο της εργασίας. Κυρίως κείμενο της εργασίας. Κυρίως κείμενο της εργασίας. </w:t>
+        <w:t xml:space="preserve">Κυρίως κείμενο της εργασίας. Κυρίως κείμενο της εργασίας. Κυρίως κείμενο της εργασίας. Κυρίως κείμενο της εργασίας. Κυρίως κείμενο της εργασίας. Κυρίως κείμενο της εργασίας. Κυρίως κείμενο της εργασίας. Κυρίως κείμενο της εργασίας. Κυρίως κείμενο της εργασίας. Κυρίως κείμενο της εργασίας. Κυρίως κείμενο της εργασίας. </w:t>
       </w:r>
     </w:p>
     <w:tbl>
@@ -12456,7 +9020,7 @@
         <w:t xml:space="preserve"> </w:t>
       </w:r>
       <w:r>
-        <w:t>https://primer.ai/</w:t>
+        <w:t>https://www.linkedin.com/company/lighttag/?originalSubdomain=de</w:t>
       </w:r>
     </w:p>
   </w:footnote>
@@ -13554,6 +10118,7 @@
   <w:style w:type="character" w:default="1" w:styleId="DefaultParagraphFont">
     <w:name w:val="Default Paragraph Font"/>
     <w:uiPriority w:val="1"/>
+    <w:semiHidden/>
     <w:unhideWhenUsed/>
   </w:style>
   <w:style w:type="table" w:default="1" w:styleId="TableNormal">
@@ -14106,6 +10671,36 @@
       <w:vertAlign w:val="superscript"/>
     </w:rPr>
   </w:style>
+  <w:style w:type="paragraph" w:styleId="HTMLPreformatted">
+    <w:name w:val="HTML Preformatted"/>
+    <w:basedOn w:val="Normal"/>
+    <w:link w:val="HTMLPreformattedChar"/>
+    <w:uiPriority w:val="99"/>
+    <w:semiHidden/>
+    <w:unhideWhenUsed/>
+    <w:rsid w:val="008A5676"/>
+    <w:pPr>
+      <w:spacing w:after="0" w:line="240" w:lineRule="auto"/>
+    </w:pPr>
+    <w:rPr>
+      <w:rFonts w:ascii="Consolas" w:hAnsi="Consolas"/>
+      <w:sz w:val="20"/>
+      <w:szCs w:val="20"/>
+    </w:rPr>
+  </w:style>
+  <w:style w:type="character" w:customStyle="1" w:styleId="HTMLPreformattedChar">
+    <w:name w:val="HTML Preformatted Char"/>
+    <w:basedOn w:val="DefaultParagraphFont"/>
+    <w:link w:val="HTMLPreformatted"/>
+    <w:uiPriority w:val="99"/>
+    <w:semiHidden/>
+    <w:rsid w:val="008A5676"/>
+    <w:rPr>
+      <w:rFonts w:ascii="Consolas" w:hAnsi="Consolas"/>
+      <w:sz w:val="20"/>
+      <w:szCs w:val="20"/>
+    </w:rPr>
+  </w:style>
 </w:styles>
 </file>
 

--- a/Toxicity analysis in Greek text.docx
+++ b/Toxicity analysis in Greek text.docx
@@ -1483,7 +1483,7 @@
           <w:color w:val="auto"/>
         </w:rPr>
       </w:pPr>
-      <w:bookmarkStart w:id="1" w:name="_Toc208415462"/>
+      <w:bookmarkStart w:id="1" w:name="_Toc213356010"/>
       <w:r>
         <w:rPr>
           <w:rFonts w:ascii="Times New Roman" w:hAnsi="Times New Roman" w:cs="Times New Roman"/>
@@ -1596,7 +1596,7 @@
           <w:color w:val="auto"/>
         </w:rPr>
       </w:pPr>
-      <w:bookmarkStart w:id="2" w:name="_Toc208415463"/>
+      <w:bookmarkStart w:id="2" w:name="_Toc213356011"/>
       <w:r>
         <w:rPr>
           <w:rFonts w:ascii="Times New Roman" w:hAnsi="Times New Roman" w:cs="Times New Roman"/>
@@ -1948,7 +1948,7 @@
           <w:lang w:val="en-US"/>
         </w:rPr>
       </w:pPr>
-      <w:bookmarkStart w:id="3" w:name="_Toc208415464"/>
+      <w:bookmarkStart w:id="3" w:name="_Toc213356012"/>
       <w:r>
         <w:rPr>
           <w:rFonts w:ascii="Times New Roman" w:hAnsi="Times New Roman" w:cs="Times New Roman"/>
@@ -2314,7 +2314,7 @@
           <w:lang w:val="en-US"/>
         </w:rPr>
       </w:pPr>
-      <w:bookmarkStart w:id="4" w:name="_Toc208415465"/>
+      <w:bookmarkStart w:id="4" w:name="_Toc213356013"/>
       <w:r>
         <w:rPr>
           <w:rFonts w:ascii="Times New Roman" w:hAnsi="Times New Roman" w:cs="Times New Roman"/>
@@ -2406,7 +2406,7 @@
             </w:rPr>
             <w:fldChar w:fldCharType="separate"/>
           </w:r>
-          <w:hyperlink w:anchor="_Toc208415462" w:history="1">
+          <w:hyperlink w:anchor="_Toc213356010" w:history="1">
             <w:r>
               <w:rPr>
                 <w:rStyle w:val="Hyperlink"/>
@@ -2434,7 +2434,7 @@
                 <w:noProof/>
                 <w:webHidden/>
               </w:rPr>
-              <w:instrText xml:space="preserve"> PAGEREF _Toc208415462 \h </w:instrText>
+              <w:instrText xml:space="preserve"> PAGEREF _Toc213356010 \h </w:instrText>
             </w:r>
             <w:r>
               <w:rPr>
@@ -2480,7 +2480,7 @@
               <w14:ligatures w14:val="standardContextual"/>
             </w:rPr>
           </w:pPr>
-          <w:hyperlink w:anchor="_Toc208415463" w:history="1">
+          <w:hyperlink w:anchor="_Toc213356011" w:history="1">
             <w:r>
               <w:rPr>
                 <w:rStyle w:val="Hyperlink"/>
@@ -2508,7 +2508,7 @@
                 <w:noProof/>
                 <w:webHidden/>
               </w:rPr>
-              <w:instrText xml:space="preserve"> PAGEREF _Toc208415463 \h </w:instrText>
+              <w:instrText xml:space="preserve"> PAGEREF _Toc213356011 \h </w:instrText>
             </w:r>
             <w:r>
               <w:rPr>
@@ -2554,7 +2554,7 @@
               <w14:ligatures w14:val="standardContextual"/>
             </w:rPr>
           </w:pPr>
-          <w:hyperlink w:anchor="_Toc208415464" w:history="1">
+          <w:hyperlink w:anchor="_Toc213356012" w:history="1">
             <w:r>
               <w:rPr>
                 <w:rStyle w:val="Hyperlink"/>
@@ -2583,7 +2583,7 @@
                 <w:noProof/>
                 <w:webHidden/>
               </w:rPr>
-              <w:instrText xml:space="preserve"> PAGEREF _Toc208415464 \h </w:instrText>
+              <w:instrText xml:space="preserve"> PAGEREF _Toc213356012 \h </w:instrText>
             </w:r>
             <w:r>
               <w:rPr>
@@ -2629,7 +2629,7 @@
               <w14:ligatures w14:val="standardContextual"/>
             </w:rPr>
           </w:pPr>
-          <w:hyperlink w:anchor="_Toc208415465" w:history="1">
+          <w:hyperlink w:anchor="_Toc213356013" w:history="1">
             <w:r>
               <w:rPr>
                 <w:rStyle w:val="Hyperlink"/>
@@ -2674,7 +2674,7 @@
                 <w:noProof/>
                 <w:webHidden/>
               </w:rPr>
-              <w:instrText xml:space="preserve"> PAGEREF _Toc208415465 \h </w:instrText>
+              <w:instrText xml:space="preserve"> PAGEREF _Toc213356013 \h </w:instrText>
             </w:r>
             <w:r>
               <w:rPr>
@@ -2720,7 +2720,7 @@
               <w14:ligatures w14:val="standardContextual"/>
             </w:rPr>
           </w:pPr>
-          <w:hyperlink w:anchor="_Toc208415466" w:history="1">
+          <w:hyperlink w:anchor="_Toc213356014" w:history="1">
             <w:r>
               <w:rPr>
                 <w:rStyle w:val="Hyperlink"/>
@@ -2748,7 +2748,7 @@
                 <w:noProof/>
                 <w:webHidden/>
               </w:rPr>
-              <w:instrText xml:space="preserve"> PAGEREF _Toc208415466 \h </w:instrText>
+              <w:instrText xml:space="preserve"> PAGEREF _Toc213356014 \h </w:instrText>
             </w:r>
             <w:r>
               <w:rPr>
@@ -2768,7 +2768,7 @@
                 <w:noProof/>
                 <w:webHidden/>
               </w:rPr>
-              <w:t>10</w:t>
+              <w:t>11</w:t>
             </w:r>
             <w:r>
               <w:rPr>
@@ -2794,7 +2794,7 @@
               <w14:ligatures w14:val="standardContextual"/>
             </w:rPr>
           </w:pPr>
-          <w:hyperlink w:anchor="_Toc208415467" w:history="1">
+          <w:hyperlink w:anchor="_Toc213356015" w:history="1">
             <w:r>
               <w:rPr>
                 <w:rStyle w:val="Hyperlink"/>
@@ -2822,7 +2822,7 @@
                 <w:noProof/>
                 <w:webHidden/>
               </w:rPr>
-              <w:instrText xml:space="preserve"> PAGEREF _Toc208415467 \h </w:instrText>
+              <w:instrText xml:space="preserve"> PAGEREF _Toc213356015 \h </w:instrText>
             </w:r>
             <w:r>
               <w:rPr>
@@ -2842,7 +2842,7 @@
                 <w:noProof/>
                 <w:webHidden/>
               </w:rPr>
-              <w:t>11</w:t>
+              <w:t>12</w:t>
             </w:r>
             <w:r>
               <w:rPr>
@@ -2868,31 +2868,14 @@
               <w14:ligatures w14:val="standardContextual"/>
             </w:rPr>
           </w:pPr>
-          <w:hyperlink w:anchor="_Toc208415468" w:history="1">
+          <w:hyperlink w:anchor="_Toc213356016" w:history="1">
             <w:r>
               <w:rPr>
                 <w:rStyle w:val="Hyperlink"/>
                 <w:rFonts w:cs="Times New Roman"/>
                 <w:noProof/>
               </w:rPr>
-              <w:t>ΠΙΝΑΚΑΣ</w:t>
-            </w:r>
-            <w:r>
-              <w:rPr>
-                <w:rStyle w:val="Hyperlink"/>
-                <w:rFonts w:cs="Times New Roman"/>
-                <w:noProof/>
-                <w:lang w:val="en-US"/>
-              </w:rPr>
-              <w:t xml:space="preserve"> </w:t>
-            </w:r>
-            <w:r>
-              <w:rPr>
-                <w:rStyle w:val="Hyperlink"/>
-                <w:rFonts w:cs="Times New Roman"/>
-                <w:noProof/>
-              </w:rPr>
-              <w:t>ΣΥΝΤΟΜΟΓΡΑΦΙΩΝ</w:t>
+              <w:t>ΠΙΝΑΚΑΣ ΣΥΝΤΟΜΟΓΡΑΦΙΩΝ</w:t>
             </w:r>
             <w:r>
               <w:rPr>
@@ -2913,7 +2896,7 @@
                 <w:noProof/>
                 <w:webHidden/>
               </w:rPr>
-              <w:instrText xml:space="preserve"> PAGEREF _Toc208415468 \h </w:instrText>
+              <w:instrText xml:space="preserve"> PAGEREF _Toc213356016 \h </w:instrText>
             </w:r>
             <w:r>
               <w:rPr>
@@ -2933,7 +2916,7 @@
                 <w:noProof/>
                 <w:webHidden/>
               </w:rPr>
-              <w:t>12</w:t>
+              <w:t>13</w:t>
             </w:r>
             <w:r>
               <w:rPr>
@@ -2959,14 +2942,15 @@
               <w14:ligatures w14:val="standardContextual"/>
             </w:rPr>
           </w:pPr>
-          <w:hyperlink w:anchor="_Toc208415469" w:history="1">
+          <w:hyperlink w:anchor="_Toc213356017" w:history="1">
             <w:r>
               <w:rPr>
                 <w:rStyle w:val="Hyperlink"/>
                 <w:rFonts w:cs="Times New Roman"/>
                 <w:noProof/>
-              </w:rPr>
-              <w:t>ΑΠΟΔΟΣΗ ΟΡΩΝ / ΓΛΩΣΣΑΡΙΟ</w:t>
+                <w:lang w:val="en-US"/>
+              </w:rPr>
+              <w:t>GLOSSARY</w:t>
             </w:r>
             <w:r>
               <w:rPr>
@@ -2987,7 +2971,7 @@
                 <w:noProof/>
                 <w:webHidden/>
               </w:rPr>
-              <w:instrText xml:space="preserve"> PAGEREF _Toc208415469 \h </w:instrText>
+              <w:instrText xml:space="preserve"> PAGEREF _Toc213356017 \h </w:instrText>
             </w:r>
             <w:r>
               <w:rPr>
@@ -3007,7 +2991,7 @@
                 <w:noProof/>
                 <w:webHidden/>
               </w:rPr>
-              <w:t>13</w:t>
+              <w:t>14</w:t>
             </w:r>
             <w:r>
               <w:rPr>
@@ -3033,14 +3017,15 @@
               <w14:ligatures w14:val="standardContextual"/>
             </w:rPr>
           </w:pPr>
-          <w:hyperlink w:anchor="_Toc208415470" w:history="1">
+          <w:hyperlink w:anchor="_Toc213356018" w:history="1">
             <w:r>
               <w:rPr>
                 <w:rStyle w:val="Hyperlink"/>
                 <w:rFonts w:cs="Times New Roman"/>
                 <w:noProof/>
-              </w:rPr>
-              <w:t>ΕΙΣΑΓΩΓΗ</w:t>
+                <w:lang w:val="en-US"/>
+              </w:rPr>
+              <w:t>INTRODUCTION</w:t>
             </w:r>
             <w:r>
               <w:rPr>
@@ -3061,7 +3046,7 @@
                 <w:noProof/>
                 <w:webHidden/>
               </w:rPr>
-              <w:instrText xml:space="preserve"> PAGEREF _Toc208415470 \h </w:instrText>
+              <w:instrText xml:space="preserve"> PAGEREF _Toc213356018 \h </w:instrText>
             </w:r>
             <w:r>
               <w:rPr>
@@ -3081,7 +3066,7 @@
                 <w:noProof/>
                 <w:webHidden/>
               </w:rPr>
-              <w:t>14</w:t>
+              <w:t>15</w:t>
             </w:r>
             <w:r>
               <w:rPr>
@@ -3107,14 +3092,15 @@
               <w14:ligatures w14:val="standardContextual"/>
             </w:rPr>
           </w:pPr>
-          <w:hyperlink w:anchor="_Toc208415471" w:history="1">
+          <w:hyperlink w:anchor="_Toc213356019" w:history="1">
             <w:r>
               <w:rPr>
                 <w:rStyle w:val="Hyperlink"/>
                 <w:rFonts w:cs="Times New Roman"/>
                 <w:noProof/>
-              </w:rPr>
-              <w:t>1.1 Ανίχνευση τοξικότητας</w:t>
+                <w:lang w:val="en-US"/>
+              </w:rPr>
+              <w:t>1.1 Toxicity analysis</w:t>
             </w:r>
             <w:r>
               <w:rPr>
@@ -3135,7 +3121,7 @@
                 <w:noProof/>
                 <w:webHidden/>
               </w:rPr>
-              <w:instrText xml:space="preserve"> PAGEREF _Toc208415471 \h </w:instrText>
+              <w:instrText xml:space="preserve"> PAGEREF _Toc213356019 \h </w:instrText>
             </w:r>
             <w:r>
               <w:rPr>
@@ -3155,7 +3141,7 @@
                 <w:noProof/>
                 <w:webHidden/>
               </w:rPr>
-              <w:t>15</w:t>
+              <w:t>16</w:t>
             </w:r>
             <w:r>
               <w:rPr>
@@ -3181,7 +3167,7 @@
               <w14:ligatures w14:val="standardContextual"/>
             </w:rPr>
           </w:pPr>
-          <w:hyperlink w:anchor="_Toc208415472" w:history="1">
+          <w:hyperlink w:anchor="_Toc213356020" w:history="1">
             <w:r>
               <w:rPr>
                 <w:rStyle w:val="Hyperlink"/>
@@ -3189,15 +3175,7 @@
                 <w:noProof/>
                 <w:lang w:val="en-US"/>
               </w:rPr>
-              <w:t>1.2</w:t>
-            </w:r>
-            <w:r>
-              <w:rPr>
-                <w:rStyle w:val="Hyperlink"/>
-                <w:rFonts w:cs="Times New Roman"/>
-                <w:noProof/>
-              </w:rPr>
-              <w:t xml:space="preserve"> Ανίχνευση τοξικότητας στα Ελληνικά</w:t>
+              <w:t>1.2 Toxicity analysis in Greek</w:t>
             </w:r>
             <w:r>
               <w:rPr>
@@ -3218,7 +3196,7 @@
                 <w:noProof/>
                 <w:webHidden/>
               </w:rPr>
-              <w:instrText xml:space="preserve"> PAGEREF _Toc208415472 \h </w:instrText>
+              <w:instrText xml:space="preserve"> PAGEREF _Toc213356020 \h </w:instrText>
             </w:r>
             <w:r>
               <w:rPr>
@@ -3238,7 +3216,7 @@
                 <w:noProof/>
                 <w:webHidden/>
               </w:rPr>
-              <w:t>15</w:t>
+              <w:t>16</w:t>
             </w:r>
             <w:r>
               <w:rPr>
@@ -3264,13 +3242,14 @@
               <w14:ligatures w14:val="standardContextual"/>
             </w:rPr>
           </w:pPr>
-          <w:hyperlink w:anchor="_Toc208415473" w:history="1">
+          <w:hyperlink w:anchor="_Toc213356021" w:history="1">
             <w:r>
               <w:rPr>
                 <w:rStyle w:val="Hyperlink"/>
                 <w:noProof/>
-              </w:rPr>
-              <w:t>1.3 Τεχνικές και μοντέλα</w:t>
+                <w:lang w:val="en-US"/>
+              </w:rPr>
+              <w:t>1.3 Methods and models</w:t>
             </w:r>
             <w:r>
               <w:rPr>
@@ -3291,7 +3270,7 @@
                 <w:noProof/>
                 <w:webHidden/>
               </w:rPr>
-              <w:instrText xml:space="preserve"> PAGEREF _Toc208415473 \h </w:instrText>
+              <w:instrText xml:space="preserve"> PAGEREF _Toc213356021 \h </w:instrText>
             </w:r>
             <w:r>
               <w:rPr>
@@ -3311,7 +3290,7 @@
                 <w:noProof/>
                 <w:webHidden/>
               </w:rPr>
-              <w:t>16</w:t>
+              <w:t>17</w:t>
             </w:r>
             <w:r>
               <w:rPr>
@@ -3337,13 +3316,14 @@
               <w14:ligatures w14:val="standardContextual"/>
             </w:rPr>
           </w:pPr>
-          <w:hyperlink w:anchor="_Toc208415474" w:history="1">
+          <w:hyperlink w:anchor="_Toc213356022" w:history="1">
             <w:r>
               <w:rPr>
                 <w:rStyle w:val="Hyperlink"/>
                 <w:noProof/>
-              </w:rPr>
-              <w:t>1.4 Προκλήσεις και περιορισμοί</w:t>
+                <w:lang w:val="en-US"/>
+              </w:rPr>
+              <w:t>1.4 Challenges and limitations</w:t>
             </w:r>
             <w:r>
               <w:rPr>
@@ -3364,7 +3344,7 @@
                 <w:noProof/>
                 <w:webHidden/>
               </w:rPr>
-              <w:instrText xml:space="preserve"> PAGEREF _Toc208415474 \h </w:instrText>
+              <w:instrText xml:space="preserve"> PAGEREF _Toc213356022 \h </w:instrText>
             </w:r>
             <w:r>
               <w:rPr>
@@ -3410,23 +3390,15 @@
               <w14:ligatures w14:val="standardContextual"/>
             </w:rPr>
           </w:pPr>
-          <w:hyperlink w:anchor="_Toc208415475" w:history="1">
+          <w:hyperlink w:anchor="_Toc213356023" w:history="1">
             <w:r>
               <w:rPr>
                 <w:rStyle w:val="Hyperlink"/>
                 <w:rFonts w:cs="Times New Roman"/>
                 <w:noProof/>
-              </w:rPr>
-              <w:t xml:space="preserve">2. </w:t>
-            </w:r>
-            <w:r>
-              <w:rPr>
-                <w:rStyle w:val="Hyperlink"/>
-                <w:rFonts w:cs="Times New Roman"/>
-                <w:noProof/>
                 <w:lang w:val="en-US"/>
               </w:rPr>
-              <w:t>Datasets</w:t>
+              <w:t>2. Datasets</w:t>
             </w:r>
             <w:r>
               <w:rPr>
@@ -3447,7 +3419,7 @@
                 <w:noProof/>
                 <w:webHidden/>
               </w:rPr>
-              <w:instrText xml:space="preserve"> PAGEREF _Toc208415475 \h </w:instrText>
+              <w:instrText xml:space="preserve"> PAGEREF _Toc213356023 \h </w:instrText>
             </w:r>
             <w:r>
               <w:rPr>
@@ -3467,7 +3439,7 @@
                 <w:noProof/>
                 <w:webHidden/>
               </w:rPr>
-              <w:t>18</w:t>
+              <w:t>19</w:t>
             </w:r>
             <w:r>
               <w:rPr>
@@ -3493,14 +3465,15 @@
               <w14:ligatures w14:val="standardContextual"/>
             </w:rPr>
           </w:pPr>
-          <w:hyperlink w:anchor="_Toc208415476" w:history="1">
+          <w:hyperlink w:anchor="_Toc213356024" w:history="1">
             <w:r>
               <w:rPr>
                 <w:rStyle w:val="Hyperlink"/>
                 <w:rFonts w:cs="Times New Roman"/>
                 <w:noProof/>
-              </w:rPr>
-              <w:t>2.1 [Τίτλος υποκεφαλαίου]</w:t>
+                <w:lang w:val="en-US"/>
+              </w:rPr>
+              <w:t>2.1 Offensive Greek Tweet Dataset</w:t>
             </w:r>
             <w:r>
               <w:rPr>
@@ -3521,7 +3494,7 @@
                 <w:noProof/>
                 <w:webHidden/>
               </w:rPr>
-              <w:instrText xml:space="preserve"> PAGEREF _Toc208415476 \h </w:instrText>
+              <w:instrText xml:space="preserve"> PAGEREF _Toc213356024 \h </w:instrText>
             </w:r>
             <w:r>
               <w:rPr>
@@ -3541,7 +3514,7 @@
                 <w:noProof/>
                 <w:webHidden/>
               </w:rPr>
-              <w:t>18</w:t>
+              <w:t>19</w:t>
             </w:r>
             <w:r>
               <w:rPr>
@@ -3567,14 +3540,15 @@
               <w14:ligatures w14:val="standardContextual"/>
             </w:rPr>
           </w:pPr>
-          <w:hyperlink w:anchor="_Toc208415477" w:history="1">
+          <w:hyperlink w:anchor="_Toc213356025" w:history="1">
             <w:r>
               <w:rPr>
                 <w:rStyle w:val="Hyperlink"/>
                 <w:rFonts w:cs="Times New Roman"/>
                 <w:noProof/>
-              </w:rPr>
-              <w:t>2.2 [Τίτλος υποκεφαλαίου]</w:t>
+                <w:lang w:val="en-US"/>
+              </w:rPr>
+              <w:t>2.2 Greek FastText word-vectors</w:t>
             </w:r>
             <w:r>
               <w:rPr>
@@ -3595,7 +3569,7 @@
                 <w:noProof/>
                 <w:webHidden/>
               </w:rPr>
-              <w:instrText xml:space="preserve"> PAGEREF _Toc208415477 \h </w:instrText>
+              <w:instrText xml:space="preserve"> PAGEREF _Toc213356025 \h </w:instrText>
             </w:r>
             <w:r>
               <w:rPr>
@@ -3615,7 +3589,7 @@
                 <w:noProof/>
                 <w:webHidden/>
               </w:rPr>
-              <w:t>18</w:t>
+              <w:t>20</w:t>
             </w:r>
             <w:r>
               <w:rPr>
@@ -3641,14 +3615,15 @@
               <w14:ligatures w14:val="standardContextual"/>
             </w:rPr>
           </w:pPr>
-          <w:hyperlink w:anchor="_Toc208415478" w:history="1">
+          <w:hyperlink w:anchor="_Toc213356026" w:history="1">
             <w:r>
               <w:rPr>
                 <w:rStyle w:val="Hyperlink"/>
                 <w:rFonts w:cs="Times New Roman"/>
                 <w:noProof/>
-              </w:rPr>
-              <w:t>3.[Τίτλος κεφαλαίου]</w:t>
+                <w:lang w:val="en-US"/>
+              </w:rPr>
+              <w:t>3. Methods Used</w:t>
             </w:r>
             <w:r>
               <w:rPr>
@@ -3669,7 +3644,7 @@
                 <w:noProof/>
                 <w:webHidden/>
               </w:rPr>
-              <w:instrText xml:space="preserve"> PAGEREF _Toc208415478 \h </w:instrText>
+              <w:instrText xml:space="preserve"> PAGEREF _Toc213356026 \h </w:instrText>
             </w:r>
             <w:r>
               <w:rPr>
@@ -3689,7 +3664,7 @@
                 <w:noProof/>
                 <w:webHidden/>
               </w:rPr>
-              <w:t>19</w:t>
+              <w:t>21</w:t>
             </w:r>
             <w:r>
               <w:rPr>
@@ -3715,14 +3690,15 @@
               <w14:ligatures w14:val="standardContextual"/>
             </w:rPr>
           </w:pPr>
-          <w:hyperlink w:anchor="_Toc208415479" w:history="1">
+          <w:hyperlink w:anchor="_Toc213356027" w:history="1">
             <w:r>
               <w:rPr>
                 <w:rStyle w:val="Hyperlink"/>
                 <w:rFonts w:cs="Times New Roman"/>
                 <w:noProof/>
-              </w:rPr>
-              <w:t>3.1 [Τίτλος υποκεφαλαίου]</w:t>
+                <w:lang w:val="en-US"/>
+              </w:rPr>
+              <w:t>3.1 Pre-Processing</w:t>
             </w:r>
             <w:r>
               <w:rPr>
@@ -3743,7 +3719,7 @@
                 <w:noProof/>
                 <w:webHidden/>
               </w:rPr>
-              <w:instrText xml:space="preserve"> PAGEREF _Toc208415479 \h </w:instrText>
+              <w:instrText xml:space="preserve"> PAGEREF _Toc213356027 \h </w:instrText>
             </w:r>
             <w:r>
               <w:rPr>
@@ -3763,7 +3739,7 @@
                 <w:noProof/>
                 <w:webHidden/>
               </w:rPr>
-              <w:t>19</w:t>
+              <w:t>21</w:t>
             </w:r>
             <w:r>
               <w:rPr>
@@ -3789,14 +3765,14 @@
               <w14:ligatures w14:val="standardContextual"/>
             </w:rPr>
           </w:pPr>
-          <w:hyperlink w:anchor="_Toc208415480" w:history="1">
+          <w:hyperlink w:anchor="_Toc213356028" w:history="1">
             <w:r>
               <w:rPr>
                 <w:rStyle w:val="Hyperlink"/>
-                <w:rFonts w:cs="Times New Roman"/>
-                <w:noProof/>
-              </w:rPr>
-              <w:t>3.2 [Τίτλος υποκεφαλαίου]</w:t>
+                <w:noProof/>
+                <w:lang w:val="en-US"/>
+              </w:rPr>
+              <w:t>3.2 Baseline model with TF-IDF vectorizer and binomial logistic regression</w:t>
             </w:r>
             <w:r>
               <w:rPr>
@@ -3817,7 +3793,7 @@
                 <w:noProof/>
                 <w:webHidden/>
               </w:rPr>
-              <w:instrText xml:space="preserve"> PAGEREF _Toc208415480 \h </w:instrText>
+              <w:instrText xml:space="preserve"> PAGEREF _Toc213356028 \h </w:instrText>
             </w:r>
             <w:r>
               <w:rPr>
@@ -3837,7 +3813,229 @@
                 <w:noProof/>
                 <w:webHidden/>
               </w:rPr>
-              <w:t>19</w:t>
+              <w:t>22</w:t>
+            </w:r>
+            <w:r>
+              <w:rPr>
+                <w:noProof/>
+                <w:webHidden/>
+              </w:rPr>
+              <w:fldChar w:fldCharType="end"/>
+            </w:r>
+          </w:hyperlink>
+        </w:p>
+        <w:p>
+          <w:pPr>
+            <w:pStyle w:val="TOC2"/>
+            <w:tabs>
+              <w:tab w:val="right" w:leader="dot" w:pos="9061"/>
+            </w:tabs>
+            <w:rPr>
+              <w:rFonts w:asciiTheme="minorHAnsi" w:eastAsiaTheme="minorEastAsia" w:hAnsiTheme="minorHAnsi"/>
+              <w:noProof/>
+              <w:kern w:val="2"/>
+              <w:szCs w:val="24"/>
+              <w:lang w:val="en-US"/>
+              <w14:ligatures w14:val="standardContextual"/>
+            </w:rPr>
+          </w:pPr>
+          <w:hyperlink w:anchor="_Toc213356029" w:history="1">
+            <w:r>
+              <w:rPr>
+                <w:rStyle w:val="Hyperlink"/>
+                <w:noProof/>
+                <w:lang w:val="en-US"/>
+              </w:rPr>
+              <w:t>3.3 Intermediate model with FastText and BiLSTM</w:t>
+            </w:r>
+            <w:r>
+              <w:rPr>
+                <w:noProof/>
+                <w:webHidden/>
+              </w:rPr>
+              <w:tab/>
+            </w:r>
+            <w:r>
+              <w:rPr>
+                <w:noProof/>
+                <w:webHidden/>
+              </w:rPr>
+              <w:fldChar w:fldCharType="begin"/>
+            </w:r>
+            <w:r>
+              <w:rPr>
+                <w:noProof/>
+                <w:webHidden/>
+              </w:rPr>
+              <w:instrText xml:space="preserve"> PAGEREF _Toc213356029 \h </w:instrText>
+            </w:r>
+            <w:r>
+              <w:rPr>
+                <w:noProof/>
+                <w:webHidden/>
+              </w:rPr>
+            </w:r>
+            <w:r>
+              <w:rPr>
+                <w:noProof/>
+                <w:webHidden/>
+              </w:rPr>
+              <w:fldChar w:fldCharType="separate"/>
+            </w:r>
+            <w:r>
+              <w:rPr>
+                <w:noProof/>
+                <w:webHidden/>
+              </w:rPr>
+              <w:t>23</w:t>
+            </w:r>
+            <w:r>
+              <w:rPr>
+                <w:noProof/>
+                <w:webHidden/>
+              </w:rPr>
+              <w:fldChar w:fldCharType="end"/>
+            </w:r>
+          </w:hyperlink>
+        </w:p>
+        <w:p>
+          <w:pPr>
+            <w:pStyle w:val="TOC2"/>
+            <w:tabs>
+              <w:tab w:val="right" w:leader="dot" w:pos="9061"/>
+            </w:tabs>
+            <w:rPr>
+              <w:rFonts w:asciiTheme="minorHAnsi" w:eastAsiaTheme="minorEastAsia" w:hAnsiTheme="minorHAnsi"/>
+              <w:noProof/>
+              <w:kern w:val="2"/>
+              <w:szCs w:val="24"/>
+              <w:lang w:val="en-US"/>
+              <w14:ligatures w14:val="standardContextual"/>
+            </w:rPr>
+          </w:pPr>
+          <w:hyperlink w:anchor="_Toc213356030" w:history="1">
+            <w:r>
+              <w:rPr>
+                <w:rStyle w:val="Hyperlink"/>
+                <w:noProof/>
+                <w:lang w:val="en-US"/>
+              </w:rPr>
+              <w:t>3.3 Advanced model with Greek BERT</w:t>
+            </w:r>
+            <w:r>
+              <w:rPr>
+                <w:noProof/>
+                <w:webHidden/>
+              </w:rPr>
+              <w:tab/>
+            </w:r>
+            <w:r>
+              <w:rPr>
+                <w:noProof/>
+                <w:webHidden/>
+              </w:rPr>
+              <w:fldChar w:fldCharType="begin"/>
+            </w:r>
+            <w:r>
+              <w:rPr>
+                <w:noProof/>
+                <w:webHidden/>
+              </w:rPr>
+              <w:instrText xml:space="preserve"> PAGEREF _Toc213356030 \h </w:instrText>
+            </w:r>
+            <w:r>
+              <w:rPr>
+                <w:noProof/>
+                <w:webHidden/>
+              </w:rPr>
+            </w:r>
+            <w:r>
+              <w:rPr>
+                <w:noProof/>
+                <w:webHidden/>
+              </w:rPr>
+              <w:fldChar w:fldCharType="separate"/>
+            </w:r>
+            <w:r>
+              <w:rPr>
+                <w:noProof/>
+                <w:webHidden/>
+              </w:rPr>
+              <w:t>24</w:t>
+            </w:r>
+            <w:r>
+              <w:rPr>
+                <w:noProof/>
+                <w:webHidden/>
+              </w:rPr>
+              <w:fldChar w:fldCharType="end"/>
+            </w:r>
+          </w:hyperlink>
+        </w:p>
+        <w:p>
+          <w:pPr>
+            <w:pStyle w:val="TOC2"/>
+            <w:tabs>
+              <w:tab w:val="right" w:leader="dot" w:pos="9061"/>
+            </w:tabs>
+            <w:rPr>
+              <w:rFonts w:asciiTheme="minorHAnsi" w:eastAsiaTheme="minorEastAsia" w:hAnsiTheme="minorHAnsi"/>
+              <w:noProof/>
+              <w:kern w:val="2"/>
+              <w:szCs w:val="24"/>
+              <w:lang w:val="en-US"/>
+              <w14:ligatures w14:val="standardContextual"/>
+            </w:rPr>
+          </w:pPr>
+          <w:hyperlink w:anchor="_Toc213356031" w:history="1">
+            <w:r>
+              <w:rPr>
+                <w:rStyle w:val="Hyperlink"/>
+                <w:noProof/>
+                <w:lang w:val="en-US"/>
+              </w:rPr>
+              <w:t>4.0 Results</w:t>
+            </w:r>
+            <w:r>
+              <w:rPr>
+                <w:noProof/>
+                <w:webHidden/>
+              </w:rPr>
+              <w:tab/>
+            </w:r>
+            <w:r>
+              <w:rPr>
+                <w:noProof/>
+                <w:webHidden/>
+              </w:rPr>
+              <w:fldChar w:fldCharType="begin"/>
+            </w:r>
+            <w:r>
+              <w:rPr>
+                <w:noProof/>
+                <w:webHidden/>
+              </w:rPr>
+              <w:instrText xml:space="preserve"> PAGEREF _Toc213356031 \h </w:instrText>
+            </w:r>
+            <w:r>
+              <w:rPr>
+                <w:noProof/>
+                <w:webHidden/>
+              </w:rPr>
+            </w:r>
+            <w:r>
+              <w:rPr>
+                <w:noProof/>
+                <w:webHidden/>
+              </w:rPr>
+              <w:fldChar w:fldCharType="separate"/>
+            </w:r>
+            <w:r>
+              <w:rPr>
+                <w:noProof/>
+                <w:webHidden/>
+              </w:rPr>
+              <w:t>26</w:t>
             </w:r>
             <w:r>
               <w:rPr>
@@ -3863,7 +4061,7 @@
               <w14:ligatures w14:val="standardContextual"/>
             </w:rPr>
           </w:pPr>
-          <w:hyperlink w:anchor="_Toc208415481" w:history="1">
+          <w:hyperlink w:anchor="_Toc213356032" w:history="1">
             <w:r>
               <w:rPr>
                 <w:rStyle w:val="Hyperlink"/>
@@ -3891,7 +4089,7 @@
                 <w:noProof/>
                 <w:webHidden/>
               </w:rPr>
-              <w:instrText xml:space="preserve"> PAGEREF _Toc208415481 \h </w:instrText>
+              <w:instrText xml:space="preserve"> PAGEREF _Toc213356032 \h </w:instrText>
             </w:r>
             <w:r>
               <w:rPr>
@@ -3911,7 +4109,7 @@
                 <w:noProof/>
                 <w:webHidden/>
               </w:rPr>
-              <w:t>20</w:t>
+              <w:t>27</w:t>
             </w:r>
             <w:r>
               <w:rPr>
@@ -3937,7 +4135,7 @@
               <w14:ligatures w14:val="standardContextual"/>
             </w:rPr>
           </w:pPr>
-          <w:hyperlink w:anchor="_Toc208415482" w:history="1">
+          <w:hyperlink w:anchor="_Toc213356033" w:history="1">
             <w:r>
               <w:rPr>
                 <w:rStyle w:val="Hyperlink"/>
@@ -3966,7 +4164,7 @@
                 <w:noProof/>
                 <w:webHidden/>
               </w:rPr>
-              <w:instrText xml:space="preserve"> PAGEREF _Toc208415482 \h </w:instrText>
+              <w:instrText xml:space="preserve"> PAGEREF _Toc213356033 \h </w:instrText>
             </w:r>
             <w:r>
               <w:rPr>
@@ -3986,7 +4184,7 @@
                 <w:noProof/>
                 <w:webHidden/>
               </w:rPr>
-              <w:t>21</w:t>
+              <w:t>28</w:t>
             </w:r>
             <w:r>
               <w:rPr>
@@ -4010,6 +4208,7 @@
               <w:b/>
               <w:bCs/>
             </w:rPr>
+            <w:lastRenderedPageBreak/>
             <w:fldChar w:fldCharType="end"/>
           </w:r>
         </w:p>
@@ -4048,7 +4247,7 @@
           <w:color w:val="auto"/>
         </w:rPr>
       </w:pPr>
-      <w:bookmarkStart w:id="5" w:name="_Toc208415466"/>
+      <w:bookmarkStart w:id="5" w:name="_Toc213356014"/>
       <w:r>
         <w:rPr>
           <w:rFonts w:ascii="Times New Roman" w:hAnsi="Times New Roman" w:cs="Times New Roman"/>
@@ -4254,7 +4453,7 @@
           <w:color w:val="auto"/>
         </w:rPr>
       </w:pPr>
-      <w:bookmarkStart w:id="6" w:name="_Toc208415467"/>
+      <w:bookmarkStart w:id="6" w:name="_Toc213356015"/>
       <w:r>
         <w:rPr>
           <w:rFonts w:ascii="Times New Roman" w:hAnsi="Times New Roman" w:cs="Times New Roman"/>
@@ -4472,10 +4671,9 @@
         <w:rPr>
           <w:rFonts w:ascii="Times New Roman" w:hAnsi="Times New Roman" w:cs="Times New Roman"/>
           <w:color w:val="auto"/>
-          <w:lang w:val="en-US"/>
-        </w:rPr>
-      </w:pPr>
-      <w:bookmarkStart w:id="7" w:name="_Toc208415468"/>
+        </w:rPr>
+      </w:pPr>
+      <w:bookmarkStart w:id="7" w:name="_Toc213356016"/>
       <w:r>
         <w:rPr>
           <w:rFonts w:ascii="Times New Roman" w:hAnsi="Times New Roman" w:cs="Times New Roman"/>
@@ -4488,7 +4686,6 @@
         <w:rPr>
           <w:rFonts w:ascii="Times New Roman" w:hAnsi="Times New Roman" w:cs="Times New Roman"/>
           <w:color w:val="auto"/>
-          <w:lang w:val="en-US"/>
         </w:rPr>
         <w:t xml:space="preserve"> </w:t>
       </w:r>
@@ -4522,7 +4719,6 @@
           <w:rFonts w:cs="Times New Roman"/>
           <w:sz w:val="28"/>
           <w:szCs w:val="28"/>
-          <w:lang w:val="en-US"/>
         </w:rPr>
       </w:pPr>
     </w:p>
@@ -4532,7 +4728,6 @@
         <w:rPr>
           <w:rFonts w:cs="Times New Roman"/>
           <w:szCs w:val="24"/>
-          <w:lang w:val="en-US"/>
         </w:rPr>
       </w:pPr>
       <w:proofErr w:type="gramStart"/>
@@ -4548,7 +4743,6 @@
         <w:rPr>
           <w:rFonts w:cs="Times New Roman"/>
           <w:szCs w:val="24"/>
-          <w:lang w:val="en-US"/>
         </w:rPr>
         <w:t>..</w:t>
       </w:r>
@@ -4557,7 +4751,6 @@
         <w:rPr>
           <w:rFonts w:cs="Times New Roman"/>
           <w:szCs w:val="24"/>
-          <w:lang w:val="en-US"/>
         </w:rPr>
         <w:t>…………………………………………………</w:t>
       </w:r>
@@ -4566,7 +4759,6 @@
         <w:rPr>
           <w:rFonts w:cs="Times New Roman"/>
           <w:szCs w:val="24"/>
-          <w:lang w:val="en-US"/>
         </w:rPr>
         <w:t>….</w:t>
       </w:r>
@@ -4574,7 +4766,6 @@
         <w:rPr>
           <w:rFonts w:cs="Times New Roman"/>
           <w:szCs w:val="24"/>
-          <w:lang w:val="en-US"/>
         </w:rPr>
         <w:t>.</w:t>
       </w:r>
@@ -4591,7 +4782,6 @@
         <w:rPr>
           <w:rFonts w:cs="Times New Roman"/>
           <w:szCs w:val="24"/>
-          <w:lang w:val="en-US"/>
         </w:rPr>
         <w:t xml:space="preserve"> </w:t>
       </w:r>
@@ -4607,7 +4797,6 @@
         <w:rPr>
           <w:rFonts w:cs="Times New Roman"/>
           <w:szCs w:val="24"/>
-          <w:lang w:val="en-US"/>
         </w:rPr>
         <w:t xml:space="preserve"> </w:t>
       </w:r>
@@ -4626,7 +4815,6 @@
         <w:rPr>
           <w:rFonts w:cs="Times New Roman"/>
           <w:szCs w:val="24"/>
-          <w:lang w:val="en-US"/>
         </w:rPr>
       </w:pPr>
       <w:r>
@@ -4640,7 +4828,6 @@
         <w:rPr>
           <w:rFonts w:cs="Times New Roman"/>
           <w:szCs w:val="24"/>
-          <w:lang w:val="en-US"/>
         </w:rPr>
         <w:t>..………………………………………</w:t>
       </w:r>
@@ -4648,7 +4835,6 @@
         <w:rPr>
           <w:rFonts w:cs="Times New Roman"/>
           <w:szCs w:val="24"/>
-          <w:lang w:val="en-US"/>
         </w:rPr>
         <w:t>………………</w:t>
       </w:r>
@@ -4656,7 +4842,6 @@
         <w:rPr>
           <w:rFonts w:cs="Times New Roman"/>
           <w:szCs w:val="24"/>
-          <w:lang w:val="en-US"/>
         </w:rPr>
         <w:t>.</w:t>
       </w:r>
@@ -4671,7 +4856,6 @@
         <w:rPr>
           <w:rFonts w:cs="Times New Roman"/>
           <w:szCs w:val="24"/>
-          <w:lang w:val="en-US"/>
         </w:rPr>
         <w:t xml:space="preserve"> </w:t>
       </w:r>
@@ -4686,7 +4870,6 @@
         <w:rPr>
           <w:rFonts w:cs="Times New Roman"/>
           <w:szCs w:val="24"/>
-          <w:lang w:val="en-US"/>
         </w:rPr>
         <w:t xml:space="preserve"> </w:t>
       </w:r>
@@ -4828,6 +5011,88 @@
           <w:lang w:val="en-US"/>
         </w:rPr>
         <w:t>…Palo Toxicity and Sentiment Dataset</w:t>
+      </w:r>
+    </w:p>
+    <w:p>
+      <w:pPr>
+        <w:ind w:right="282"/>
+        <w:rPr>
+          <w:rFonts w:cs="Times New Roman"/>
+          <w:szCs w:val="24"/>
+          <w:lang w:val="en-US"/>
+        </w:rPr>
+      </w:pPr>
+      <w:proofErr w:type="spellStart"/>
+      <w:r>
+        <w:rPr>
+          <w:rFonts w:cs="Times New Roman"/>
+          <w:szCs w:val="24"/>
+          <w:lang w:val="en-US"/>
+        </w:rPr>
+        <w:t>BiLSTM</w:t>
+      </w:r>
+      <w:proofErr w:type="spellEnd"/>
+      <w:r>
+        <w:rPr>
+          <w:rFonts w:cs="Times New Roman"/>
+          <w:szCs w:val="24"/>
+          <w:lang w:val="en-US"/>
+        </w:rPr>
+        <w:t>…………………………………………...Bidirectional Long Short-Term Memory</w:t>
+      </w:r>
+    </w:p>
+    <w:p>
+      <w:pPr>
+        <w:ind w:right="282"/>
+        <w:rPr>
+          <w:rFonts w:cs="Times New Roman"/>
+          <w:szCs w:val="24"/>
+          <w:lang w:val="en-US"/>
+        </w:rPr>
+      </w:pPr>
+      <w:r>
+        <w:rPr>
+          <w:rFonts w:cs="Times New Roman"/>
+          <w:szCs w:val="24"/>
+          <w:lang w:val="en-US"/>
+        </w:rPr>
+        <w:t>MLM………………………………………………………………Masked Language Model</w:t>
+      </w:r>
+    </w:p>
+    <w:p>
+      <w:pPr>
+        <w:ind w:right="282"/>
+        <w:rPr>
+          <w:rFonts w:cs="Times New Roman"/>
+          <w:szCs w:val="24"/>
+          <w:lang w:val="en-US"/>
+        </w:rPr>
+      </w:pPr>
+      <w:r>
+        <w:rPr>
+          <w:rFonts w:cs="Times New Roman"/>
+          <w:szCs w:val="24"/>
+          <w:lang w:val="en-US"/>
+        </w:rPr>
+        <w:t>NSP……………………………………………………………</w:t>
+      </w:r>
+      <w:proofErr w:type="gramStart"/>
+      <w:r>
+        <w:rPr>
+          <w:rFonts w:cs="Times New Roman"/>
+          <w:szCs w:val="24"/>
+          <w:lang w:val="en-US"/>
+        </w:rPr>
+        <w:t>….Next</w:t>
+      </w:r>
+      <w:proofErr w:type="gramEnd"/>
+      <w:r>
+        <w:rPr>
+          <w:rFonts w:cs="Times New Roman"/>
+          <w:szCs w:val="24"/>
+          <w:lang w:val="en-US"/>
+        </w:rPr>
+        <w:t xml:space="preserve"> Sequence Prediction</w:t>
       </w:r>
     </w:p>
     <w:p>
@@ -4863,18 +5128,17 @@
           <w:color w:val="auto"/>
         </w:rPr>
       </w:pPr>
-      <w:bookmarkStart w:id="8" w:name="_Toc476832639"/>
-      <w:bookmarkStart w:id="9" w:name="_Toc208415469"/>
+      <w:bookmarkStart w:id="8" w:name="_Toc213356017"/>
       <w:r>
         <w:rPr>
           <w:rFonts w:ascii="Times New Roman" w:hAnsi="Times New Roman" w:cs="Times New Roman"/>
           <w:color w:val="auto"/>
+          <w:lang w:val="en-US"/>
         </w:rPr>
         <w:lastRenderedPageBreak/>
-        <w:t>ΑΠΟΔΟΣΗ ΟΡΩΝ / ΓΛΩΣΣΑΡΙΟ</w:t>
+        <w:t>GLOSSARY</w:t>
       </w:r>
       <w:bookmarkEnd w:id="8"/>
-      <w:bookmarkEnd w:id="9"/>
     </w:p>
     <w:p>
       <w:pPr>
@@ -4949,18 +5213,17 @@
           <w:lang w:val="en-US"/>
         </w:rPr>
       </w:pPr>
-      <w:bookmarkStart w:id="10" w:name="_Toc476832640"/>
-      <w:bookmarkStart w:id="11" w:name="_Toc208415470"/>
+      <w:bookmarkStart w:id="9" w:name="_Toc213356018"/>
       <w:r>
         <w:rPr>
           <w:rFonts w:ascii="Times New Roman" w:hAnsi="Times New Roman" w:cs="Times New Roman"/>
           <w:color w:val="auto"/>
+          <w:lang w:val="en-US"/>
         </w:rPr>
         <w:lastRenderedPageBreak/>
-        <w:t>ΕΙΣΑΓΩΓΗ</w:t>
-      </w:r>
-      <w:bookmarkEnd w:id="10"/>
-      <w:bookmarkEnd w:id="11"/>
+        <w:t>INTRODUCTION</w:t>
+      </w:r>
+      <w:bookmarkEnd w:id="9"/>
     </w:p>
     <w:p>
       <w:pPr>
@@ -5475,16 +5738,10 @@
         <w:t xml:space="preserve"> </w:t>
       </w:r>
       <w:r>
-        <w:t>Σχετικές</w:t>
-      </w:r>
-      <w:r>
-        <w:rPr>
-          <w:lang w:val="en-US"/>
-        </w:rPr>
-        <w:t xml:space="preserve"> </w:t>
-      </w:r>
-      <w:r>
-        <w:t>Εργασίες</w:t>
+        <w:rPr>
+          <w:lang w:val="en-US"/>
+        </w:rPr>
+        <w:t>Related Works</w:t>
       </w:r>
     </w:p>
     <w:p>
@@ -5503,7 +5760,7 @@
           <w:lang w:val="en-US"/>
         </w:rPr>
       </w:pPr>
-      <w:bookmarkStart w:id="12" w:name="_Toc208415471"/>
+      <w:bookmarkStart w:id="10" w:name="_Toc213356019"/>
       <w:r>
         <w:rPr>
           <w:rFonts w:cs="Times New Roman"/>
@@ -5531,7 +5788,6 @@
         </w:rPr>
         <w:t xml:space="preserve"> </w:t>
       </w:r>
-      <w:bookmarkEnd w:id="12"/>
       <w:r>
         <w:rPr>
           <w:rFonts w:cs="Times New Roman"/>
@@ -5559,6 +5815,7 @@
         </w:rPr>
         <w:t>analysis</w:t>
       </w:r>
+      <w:bookmarkEnd w:id="10"/>
     </w:p>
     <w:p>
       <w:pPr>
@@ -5636,7 +5893,7 @@
           <w:lang w:val="en-US"/>
         </w:rPr>
       </w:pPr>
-      <w:bookmarkStart w:id="13" w:name="_Toc208415472"/>
+      <w:bookmarkStart w:id="11" w:name="_Toc213356020"/>
       <w:r>
         <w:rPr>
           <w:rFonts w:cs="Times New Roman"/>
@@ -5651,7 +5908,6 @@
         </w:rPr>
         <w:t xml:space="preserve"> </w:t>
       </w:r>
-      <w:bookmarkEnd w:id="13"/>
       <w:r>
         <w:rPr>
           <w:rFonts w:cs="Times New Roman"/>
@@ -5660,6 +5916,7 @@
         </w:rPr>
         <w:t>Toxicity analysis in Greek</w:t>
       </w:r>
+      <w:bookmarkEnd w:id="11"/>
     </w:p>
     <w:p>
       <w:pPr>
@@ -5949,7 +6206,7 @@
               <w:szCs w:val="24"/>
               <w:lang w:val="en-US"/>
             </w:rPr>
-            <w:instrText xml:space="preserve"> CITATION Ana21 \l 1033 </w:instrText>
+            <w:instrText xml:space="preserve">CITATION Ana21 \l 1033 </w:instrText>
           </w:r>
           <w:r>
             <w:rPr>
@@ -5966,7 +6223,7 @@
               <w:szCs w:val="24"/>
               <w:lang w:val="en-US"/>
             </w:rPr>
-            <w:t>(Anagnostopoulos, 2021)</w:t>
+            <w:t>(Theodoros, 2021)</w:t>
           </w:r>
           <w:r>
             <w:rPr>
@@ -5992,6 +6249,7 @@
           <w:szCs w:val="24"/>
           <w:lang w:val="en"/>
         </w:rPr>
+        <w:lastRenderedPageBreak/>
         <w:t xml:space="preserve">used OGTD for this specific project as well as the Palo Toxicity and Sentiment Dataset (PTSD) provided by </w:t>
       </w:r>
       <w:proofErr w:type="spellStart"/>
@@ -6053,7 +6311,7 @@
               <w:szCs w:val="24"/>
               <w:lang w:val="en-US"/>
             </w:rPr>
-            <w:instrText xml:space="preserve"> CITATION Kon21 \l 1033 </w:instrText>
+            <w:instrText xml:space="preserve">CITATION Kon21 \l 1033 </w:instrText>
           </w:r>
           <w:r>
             <w:rPr>
@@ -6079,7 +6337,7 @@
               <w:szCs w:val="24"/>
               <w:lang w:val="en-US"/>
             </w:rPr>
-            <w:t>(Konstantinos Perifanos, 2021)</w:t>
+            <w:t>(Perifanos &amp; Goutsos, 2021)</w:t>
           </w:r>
           <w:r>
             <w:rPr>
@@ -6130,20 +6388,20 @@
           <w:lang w:val="en-US"/>
         </w:rPr>
       </w:pPr>
-      <w:bookmarkStart w:id="14" w:name="_Toc208415473"/>
+      <w:bookmarkStart w:id="12" w:name="_Toc213356021"/>
       <w:r>
         <w:rPr>
           <w:lang w:val="en-US"/>
         </w:rPr>
         <w:t xml:space="preserve">1.3 </w:t>
       </w:r>
-      <w:bookmarkEnd w:id="14"/>
       <w:r>
         <w:rPr>
           <w:lang w:val="en-US"/>
         </w:rPr>
         <w:t>Methods and models</w:t>
       </w:r>
+      <w:bookmarkEnd w:id="12"/>
     </w:p>
     <w:p>
       <w:pPr>
@@ -6204,7 +6462,7 @@
               <w:szCs w:val="24"/>
               <w:lang w:val="en-US"/>
             </w:rPr>
-            <w:instrText xml:space="preserve"> CITATION Kon21 \l 1033 </w:instrText>
+            <w:instrText xml:space="preserve">CITATION Kon21 \l 1033 </w:instrText>
           </w:r>
           <w:r>
             <w:rPr>
@@ -6221,7 +6479,7 @@
               <w:szCs w:val="24"/>
               <w:lang w:val="en-US"/>
             </w:rPr>
-            <w:t>(Konstantinos Perifanos, 2021)</w:t>
+            <w:t>(Perifanos &amp; Goutsos, 2021)</w:t>
           </w:r>
           <w:r>
             <w:rPr>
@@ -6284,7 +6542,7 @@
               <w:szCs w:val="24"/>
               <w:lang w:val="en-US"/>
             </w:rPr>
-            <w:instrText xml:space="preserve"> CITATION Ana21 \l 1033 </w:instrText>
+            <w:instrText xml:space="preserve">CITATION Ana21 \l 1033 </w:instrText>
           </w:r>
           <w:r>
             <w:rPr>
@@ -6301,7 +6559,7 @@
               <w:szCs w:val="24"/>
               <w:lang w:val="en-US"/>
             </w:rPr>
-            <w:t>(Anagnostopoulos, 2021)</w:t>
+            <w:t>(Theodoros, 2021)</w:t>
           </w:r>
           <w:r>
             <w:rPr>
@@ -6471,39 +6729,39 @@
           <w:lang w:val="en-US"/>
         </w:rPr>
       </w:pPr>
-      <w:bookmarkStart w:id="15" w:name="_Toc208415474"/>
+      <w:bookmarkStart w:id="13" w:name="_Toc213356022"/>
       <w:r>
         <w:rPr>
           <w:lang w:val="en-US"/>
         </w:rPr>
         <w:t xml:space="preserve">1.4 </w:t>
       </w:r>
-      <w:bookmarkEnd w:id="15"/>
       <w:r>
         <w:rPr>
           <w:lang w:val="en-US"/>
         </w:rPr>
         <w:t>Challenges and limitations</w:t>
       </w:r>
-    </w:p>
-    <w:p>
-      <w:pPr>
-        <w:rPr>
-          <w:lang w:val="en-US"/>
-        </w:rPr>
-      </w:pPr>
-      <w:r>
-        <w:rPr>
-          <w:lang w:val="en-US"/>
-        </w:rPr>
-        <w:t xml:space="preserve">The Greek language presents many peculiarities that create obstacles for the task of toxicity detection. Intonation is a characteristic that few languages ​​express in writing and Greek is one of them. When communicating on the internet and especially on social media, an informal style prevails, so it is common to omit the accent in text. However, this can cause inaccuracies in machine learning, as a letter with an accent and the same letter </w:t>
+      <w:bookmarkEnd w:id="13"/>
+    </w:p>
+    <w:p>
+      <w:pPr>
+        <w:rPr>
+          <w:lang w:val="en-US"/>
+        </w:rPr>
+      </w:pPr>
+      <w:r>
+        <w:rPr>
+          <w:lang w:val="en-US"/>
+        </w:rPr>
+        <w:t xml:space="preserve">The Greek language presents many peculiarities that create obstacles for the task of toxicity detection. Intonation is a characteristic that few languages ​​express in writing and Greek is one of them. When communicating on the internet and especially on social media, an informal style prevails, so it is common to omit the accent in text. However, this can cause inaccuracies in machine learning, as a letter with an accent and the same letter without an accent are treated as different characters. Additionally, Greeks have a wide </w:t>
       </w:r>
       <w:r>
         <w:rPr>
           <w:lang w:val="en-US"/>
         </w:rPr>
         <w:lastRenderedPageBreak/>
-        <w:t>without an accent are treated as different characters. Additionally, Greeks have a wide variety of swear words and insults which may be based on their region of origin within Greece, which makes them rare in use, especially in written language.</w:t>
+        <w:t>variety of swear words and insults which may be based on their region of origin within Greece, which makes them rare in use, especially in written language.</w:t>
       </w:r>
     </w:p>
     <w:p>
@@ -6576,15 +6834,17 @@
           <w:color w:val="auto"/>
           <w:sz w:val="32"/>
           <w:szCs w:val="32"/>
-        </w:rPr>
-      </w:pPr>
-      <w:bookmarkStart w:id="16" w:name="_Toc208415475"/>
+          <w:lang w:val="en-US"/>
+        </w:rPr>
+      </w:pPr>
+      <w:bookmarkStart w:id="14" w:name="_Toc213356023"/>
       <w:r>
         <w:rPr>
           <w:rFonts w:ascii="Times New Roman" w:hAnsi="Times New Roman" w:cs="Times New Roman"/>
           <w:color w:val="auto"/>
           <w:sz w:val="32"/>
           <w:szCs w:val="32"/>
+          <w:lang w:val="en-US"/>
         </w:rPr>
         <w:lastRenderedPageBreak/>
         <w:t>2.</w:t>
@@ -6595,6 +6855,7 @@
           <w:color w:val="auto"/>
           <w:sz w:val="32"/>
           <w:szCs w:val="32"/>
+          <w:lang w:val="en-US"/>
         </w:rPr>
         <w:t xml:space="preserve"> </w:t>
       </w:r>
@@ -6608,7 +6869,7 @@
         </w:rPr>
         <w:t>Datasets</w:t>
       </w:r>
-      <w:bookmarkEnd w:id="16"/>
+      <w:bookmarkEnd w:id="14"/>
     </w:p>
     <w:p>
       <w:pPr>
@@ -6623,20 +6884,21 @@
           <w:rFonts w:cs="Times New Roman"/>
           <w:color w:val="auto"/>
           <w:szCs w:val="28"/>
-        </w:rPr>
-      </w:pPr>
-      <w:bookmarkStart w:id="17" w:name="_2.1_Offensive_Greek"/>
-      <w:bookmarkStart w:id="18" w:name="_Toc208415476"/>
-      <w:bookmarkEnd w:id="17"/>
+          <w:lang w:val="en-US"/>
+        </w:rPr>
+      </w:pPr>
+      <w:bookmarkStart w:id="15" w:name="_2.1_Offensive_Greek"/>
+      <w:bookmarkStart w:id="16" w:name="_Toc213356024"/>
+      <w:bookmarkEnd w:id="15"/>
       <w:r>
         <w:rPr>
           <w:rFonts w:cs="Times New Roman"/>
           <w:color w:val="auto"/>
           <w:szCs w:val="28"/>
+          <w:lang w:val="en-US"/>
         </w:rPr>
         <w:t xml:space="preserve">2.1 </w:t>
       </w:r>
-      <w:bookmarkEnd w:id="18"/>
       <w:r>
         <w:rPr>
           <w:rFonts w:cs="Times New Roman"/>
@@ -6651,6 +6913,7 @@
           <w:rFonts w:cs="Times New Roman"/>
           <w:color w:val="auto"/>
           <w:szCs w:val="28"/>
+          <w:lang w:val="en-US"/>
         </w:rPr>
         <w:t xml:space="preserve"> </w:t>
       </w:r>
@@ -6668,6 +6931,7 @@
           <w:rFonts w:cs="Times New Roman"/>
           <w:color w:val="auto"/>
           <w:szCs w:val="28"/>
+          <w:lang w:val="en-US"/>
         </w:rPr>
         <w:t xml:space="preserve"> </w:t>
       </w:r>
@@ -6685,6 +6949,7 @@
           <w:rFonts w:cs="Times New Roman"/>
           <w:color w:val="auto"/>
           <w:szCs w:val="28"/>
+          <w:lang w:val="en-US"/>
         </w:rPr>
         <w:t xml:space="preserve"> </w:t>
       </w:r>
@@ -6697,6 +6962,7 @@
         </w:rPr>
         <w:t>Dataset</w:t>
       </w:r>
+      <w:bookmarkEnd w:id="16"/>
     </w:p>
     <w:p>
       <w:pPr>
@@ -6730,23 +6996,7 @@
           <w:szCs w:val="24"/>
           <w:lang w:val="en-US"/>
         </w:rPr>
-        <w:t xml:space="preserve">Municipal and European elections were being held at the same time, which would likely have generated an increased </w:t>
-      </w:r>
-      <w:r>
-        <w:rPr>
-          <w:rFonts w:cs="Times New Roman"/>
-          <w:szCs w:val="24"/>
-          <w:lang w:val="en-US"/>
-        </w:rPr>
-        <w:t>number</w:t>
-      </w:r>
-      <w:r>
-        <w:rPr>
-          <w:rFonts w:cs="Times New Roman"/>
-          <w:szCs w:val="24"/>
-          <w:lang w:val="en-US"/>
-        </w:rPr>
-        <w:t xml:space="preserve"> of complaints and obscene comments, making the period suitable for data collection.</w:t>
+        <w:t>Municipal and European elections were being held at the same time, which would likely have generated an increased number of complaints and obscene comments, making the period suitable for data collection.</w:t>
       </w:r>
       <w:r>
         <w:rPr>
@@ -7343,7 +7593,9 @@
           <w:lang w:val="en-US"/>
         </w:rPr>
       </w:pPr>
-      <w:bookmarkStart w:id="19" w:name="_Toc208415477"/>
+      <w:bookmarkStart w:id="17" w:name="_2.2_Greek_FastText"/>
+      <w:bookmarkStart w:id="18" w:name="_Toc213356025"/>
+      <w:bookmarkEnd w:id="17"/>
       <w:r>
         <w:rPr>
           <w:rFonts w:cs="Times New Roman"/>
@@ -7354,7 +7606,6 @@
         <w:lastRenderedPageBreak/>
         <w:t xml:space="preserve">2.2 </w:t>
       </w:r>
-      <w:bookmarkEnd w:id="19"/>
       <w:r>
         <w:rPr>
           <w:rFonts w:cs="Times New Roman"/>
@@ -7420,21 +7671,12 @@
         </w:rPr>
         <w:t>vectors</w:t>
       </w:r>
+      <w:bookmarkEnd w:id="18"/>
     </w:p>
     <w:p>
       <w:pPr>
         <w:ind w:right="282"/>
         <w:jc w:val="both"/>
-        <w:rPr>
-          <w:rFonts w:cs="Times New Roman"/>
-          <w:szCs w:val="24"/>
-          <w:lang w:val="en-US"/>
-        </w:rPr>
-      </w:pPr>
-    </w:p>
-    <w:p>
-      <w:pPr>
-        <w:ind w:right="282"/>
         <w:rPr>
           <w:rFonts w:cs="Times New Roman"/>
           <w:szCs w:val="24"/>
@@ -7510,7 +7752,7 @@
               <w:szCs w:val="24"/>
               <w:lang w:val="en-US"/>
             </w:rPr>
-            <w:instrText xml:space="preserve"> CITATION Pio17 \l 1033 </w:instrText>
+            <w:instrText xml:space="preserve">CITATION Pio17 \l 1033 </w:instrText>
           </w:r>
           <w:r>
             <w:rPr>
@@ -7527,7 +7769,7 @@
               <w:szCs w:val="24"/>
               <w:lang w:val="en-US"/>
             </w:rPr>
-            <w:t>(Piotr Bojanowski, 2017)</w:t>
+            <w:t>(Bojanowski, Grave, Joulin, &amp; Mikolov, 2017)</w:t>
           </w:r>
           <w:r>
             <w:rPr>
@@ -7569,6 +7811,7 @@
     <w:p>
       <w:pPr>
         <w:ind w:right="282"/>
+        <w:jc w:val="both"/>
         <w:rPr>
           <w:rFonts w:cs="Times New Roman"/>
           <w:szCs w:val="24"/>
@@ -7597,6 +7840,7 @@
     <w:p>
       <w:pPr>
         <w:ind w:right="282"/>
+        <w:jc w:val="both"/>
         <w:rPr>
           <w:rFonts w:cs="Times New Roman"/>
           <w:szCs w:val="24"/>
@@ -7652,26 +7896,28 @@
           <w:color w:val="auto"/>
           <w:sz w:val="32"/>
           <w:szCs w:val="32"/>
-        </w:rPr>
-      </w:pPr>
-      <w:bookmarkStart w:id="20" w:name="_Toc208415478"/>
+          <w:lang w:val="en-US"/>
+        </w:rPr>
+      </w:pPr>
+      <w:bookmarkStart w:id="19" w:name="_Toc213356026"/>
       <w:r>
         <w:rPr>
           <w:rFonts w:ascii="Times New Roman" w:hAnsi="Times New Roman" w:cs="Times New Roman"/>
           <w:color w:val="auto"/>
           <w:sz w:val="32"/>
           <w:szCs w:val="32"/>
+          <w:lang w:val="en-US"/>
         </w:rPr>
         <w:lastRenderedPageBreak/>
         <w:t>3.</w:t>
       </w:r>
-      <w:bookmarkEnd w:id="20"/>
       <w:r>
         <w:rPr>
           <w:rFonts w:ascii="Times New Roman" w:hAnsi="Times New Roman" w:cs="Times New Roman"/>
           <w:color w:val="auto"/>
           <w:sz w:val="32"/>
           <w:szCs w:val="32"/>
+          <w:lang w:val="en-US"/>
         </w:rPr>
         <w:t xml:space="preserve"> </w:t>
       </w:r>
@@ -7691,6 +7937,7 @@
           <w:color w:val="auto"/>
           <w:sz w:val="32"/>
           <w:szCs w:val="32"/>
+          <w:lang w:val="en-US"/>
         </w:rPr>
         <w:t xml:space="preserve"> </w:t>
       </w:r>
@@ -7704,6 +7951,7 @@
         </w:rPr>
         <w:t>Used</w:t>
       </w:r>
+      <w:bookmarkEnd w:id="19"/>
     </w:p>
     <w:p>
       <w:pPr>
@@ -7721,7 +7969,7 @@
           <w:lang w:val="en-US"/>
         </w:rPr>
       </w:pPr>
-      <w:bookmarkStart w:id="21" w:name="_Toc208415479"/>
+      <w:bookmarkStart w:id="20" w:name="_Toc213356027"/>
       <w:r>
         <w:rPr>
           <w:rFonts w:cs="Times New Roman"/>
@@ -7729,9 +7977,8 @@
           <w:szCs w:val="28"/>
           <w:lang w:val="en-US"/>
         </w:rPr>
-        <w:t xml:space="preserve">3.1 </w:t>
-      </w:r>
-      <w:bookmarkEnd w:id="21"/>
+        <w:t>3.1</w:t>
+      </w:r>
       <w:r>
         <w:rPr>
           <w:rFonts w:cs="Times New Roman"/>
@@ -7739,26 +7986,31 @@
           <w:szCs w:val="28"/>
           <w:lang w:val="en-US"/>
         </w:rPr>
+        <w:t xml:space="preserve"> </w:t>
+      </w:r>
+      <w:r>
+        <w:rPr>
+          <w:rFonts w:cs="Times New Roman"/>
+          <w:color w:val="auto"/>
+          <w:szCs w:val="28"/>
+          <w:lang w:val="en-US"/>
+        </w:rPr>
         <w:t>Pre-Processing</w:t>
       </w:r>
-    </w:p>
-    <w:p>
-      <w:pPr>
-        <w:rPr>
-          <w:lang w:val="en-US"/>
-        </w:rPr>
-      </w:pPr>
-      <w:r>
-        <w:rPr>
-          <w:lang w:val="en-US"/>
-        </w:rPr>
-        <w:t>The OGTD data includes tweets in Greek with uppercase and lowercase letters as well as word stress. The creators of the dataset pre-processed the tweets by removing useless information as mentioned in</w:t>
-      </w:r>
-      <w:r>
-        <w:rPr>
-          <w:lang w:val="en-US"/>
-        </w:rPr>
-        <w:t xml:space="preserve"> </w:t>
+      <w:bookmarkEnd w:id="20"/>
+    </w:p>
+    <w:p>
+      <w:pPr>
+        <w:jc w:val="both"/>
+        <w:rPr>
+          <w:lang w:val="en-US"/>
+        </w:rPr>
+      </w:pPr>
+      <w:r>
+        <w:rPr>
+          <w:lang w:val="en-US"/>
+        </w:rPr>
+        <w:t xml:space="preserve">The OGTD data includes tweets in Greek with uppercase and lowercase letters as well as word stress. The creators of the dataset pre-processed the tweets by removing useless information as mentioned in </w:t>
       </w:r>
       <w:hyperlink w:anchor="_2.1_Offensive_Greek" w:history="1">
         <w:r>
@@ -7790,6 +8042,7 @@
     </w:p>
     <w:p>
       <w:pPr>
+        <w:jc w:val="both"/>
         <w:rPr>
           <w:lang w:val="en-US"/>
         </w:rPr>
@@ -7815,6 +8068,7 @@
     </w:p>
     <w:p>
       <w:pPr>
+        <w:jc w:val="both"/>
         <w:rPr>
           <w:lang w:val="en-US"/>
         </w:rPr>
@@ -7828,39 +8082,16 @@
     </w:p>
     <w:p>
       <w:pPr>
-        <w:rPr>
-          <w:lang w:val="en-US"/>
-        </w:rPr>
-      </w:pPr>
-      <w:r>
-        <w:rPr>
-          <w:lang w:val="en-US"/>
-        </w:rPr>
-        <w:t xml:space="preserve">After this processing, </w:t>
-      </w:r>
-      <w:r>
-        <w:rPr>
-          <w:lang w:val="en-US"/>
-        </w:rPr>
-        <w:t>to</w:t>
-      </w:r>
-      <w:r>
-        <w:rPr>
-          <w:lang w:val="en-US"/>
-        </w:rPr>
-        <w:t xml:space="preserve"> determine if it was </w:t>
-      </w:r>
-      <w:r>
-        <w:rPr>
-          <w:lang w:val="en-US"/>
-        </w:rPr>
-        <w:t>necessary</w:t>
-      </w:r>
-      <w:r>
-        <w:rPr>
-          <w:lang w:val="en-US"/>
-        </w:rPr>
-        <w:t xml:space="preserve"> or if there was no difference in the result, all the algorithms developed were run with the data before and after processing. </w:t>
+        <w:jc w:val="both"/>
+        <w:rPr>
+          <w:lang w:val="en-US"/>
+        </w:rPr>
+      </w:pPr>
+      <w:r>
+        <w:rPr>
+          <w:lang w:val="en-US"/>
+        </w:rPr>
+        <w:t xml:space="preserve">After this processing, to determine if it was necessary or if there was no difference in the result, all the algorithms developed were run with the data before and after processing. </w:t>
       </w:r>
       <w:r>
         <w:t xml:space="preserve">The </w:t>
@@ -8037,7 +8268,7 @@
               <w:rPr>
                 <w:lang w:val="en-US"/>
               </w:rPr>
-              <w:t>77</w:t>
+              <w:t>57</w:t>
             </w:r>
           </w:p>
         </w:tc>
@@ -8055,7 +8286,13 @@
               <w:rPr>
                 <w:lang w:val="en-US"/>
               </w:rPr>
-              <w:t>80</w:t>
+              <w:t>8</w:t>
+            </w:r>
+            <w:r>
+              <w:rPr>
+                <w:lang w:val="en-US"/>
+              </w:rPr>
+              <w:t>5</w:t>
             </w:r>
           </w:p>
         </w:tc>
@@ -8111,10 +8348,29 @@
     </w:tbl>
     <w:p>
       <w:pPr>
-        <w:rPr>
-          <w:lang w:val="en-US"/>
-        </w:rPr>
-      </w:pPr>
+        <w:jc w:val="center"/>
+        <w:rPr>
+          <w:lang w:val="en-US"/>
+        </w:rPr>
+      </w:pPr>
+      <w:r>
+        <w:rPr>
+          <w:lang w:val="en-US"/>
+        </w:rPr>
+        <w:t xml:space="preserve">Table 2: </w:t>
+      </w:r>
+      <w:r>
+        <w:rPr>
+          <w:lang w:val="en-US"/>
+        </w:rPr>
+        <w:t>Macro-Averaged</w:t>
+      </w:r>
+      <w:r>
+        <w:rPr>
+          <w:lang w:val="en-US"/>
+        </w:rPr>
+        <w:t xml:space="preserve"> F1 score before and after pre-processing</w:t>
+      </w:r>
     </w:p>
     <w:p>
       <w:pPr>
@@ -8140,8 +8396,119 @@
           <w:szCs w:val="24"/>
           <w:lang w:val="en-US"/>
         </w:rPr>
-        <w:t xml:space="preserve">.  </w:t>
-      </w:r>
+        <w:t xml:space="preserve">. </w:t>
+      </w:r>
+      <w:r>
+        <w:rPr>
+          <w:rFonts w:cs="Times New Roman"/>
+          <w:szCs w:val="24"/>
+          <w:lang w:val="en-US"/>
+        </w:rPr>
+        <w:t xml:space="preserve">The most drastic </w:t>
+      </w:r>
+      <w:proofErr w:type="gramStart"/>
+      <w:r>
+        <w:rPr>
+          <w:rFonts w:cs="Times New Roman"/>
+          <w:szCs w:val="24"/>
+          <w:lang w:val="en-US"/>
+        </w:rPr>
+        <w:t>change</w:t>
+      </w:r>
+      <w:proofErr w:type="gramEnd"/>
+      <w:r>
+        <w:rPr>
+          <w:rFonts w:cs="Times New Roman"/>
+          <w:szCs w:val="24"/>
+          <w:lang w:val="en-US"/>
+        </w:rPr>
+        <w:t xml:space="preserve"> however, can be observed with our intermediate model with a rise from 57% to 85%</w:t>
+      </w:r>
+      <w:r>
+        <w:rPr>
+          <w:rFonts w:cs="Times New Roman"/>
+          <w:szCs w:val="24"/>
+          <w:lang w:val="en-US"/>
+        </w:rPr>
+        <w:t xml:space="preserve"> proving how big a change </w:t>
+      </w:r>
+      <w:proofErr w:type="gramStart"/>
+      <w:r>
+        <w:rPr>
+          <w:rFonts w:cs="Times New Roman"/>
+          <w:szCs w:val="24"/>
+          <w:lang w:val="en-US"/>
+        </w:rPr>
+        <w:t>this pre-processing methods</w:t>
+      </w:r>
+      <w:proofErr w:type="gramEnd"/>
+      <w:r>
+        <w:rPr>
+          <w:rFonts w:cs="Times New Roman"/>
+          <w:szCs w:val="24"/>
+          <w:lang w:val="en-US"/>
+        </w:rPr>
+        <w:t xml:space="preserve"> </w:t>
+      </w:r>
+      <w:proofErr w:type="gramStart"/>
+      <w:r>
+        <w:rPr>
+          <w:rFonts w:cs="Times New Roman"/>
+          <w:szCs w:val="24"/>
+          <w:lang w:val="en-US"/>
+        </w:rPr>
+        <w:t>actually makes</w:t>
+      </w:r>
+      <w:proofErr w:type="gramEnd"/>
+      <w:r>
+        <w:rPr>
+          <w:rFonts w:cs="Times New Roman"/>
+          <w:szCs w:val="24"/>
+          <w:lang w:val="en-US"/>
+        </w:rPr>
+        <w:t>.</w:t>
+      </w:r>
+      <w:r>
+        <w:rPr>
+          <w:rFonts w:cs="Times New Roman"/>
+          <w:szCs w:val="24"/>
+          <w:lang w:val="en-US"/>
+        </w:rPr>
+        <w:t xml:space="preserve"> </w:t>
+      </w:r>
+    </w:p>
+    <w:p>
+      <w:pPr>
+        <w:ind w:right="282"/>
+        <w:jc w:val="both"/>
+        <w:rPr>
+          <w:rFonts w:cs="Times New Roman"/>
+          <w:szCs w:val="24"/>
+          <w:lang w:val="en-US"/>
+        </w:rPr>
+      </w:pPr>
+    </w:p>
+    <w:p>
+      <w:pPr>
+        <w:ind w:right="282"/>
+        <w:jc w:val="both"/>
+        <w:rPr>
+          <w:rFonts w:cs="Times New Roman"/>
+          <w:szCs w:val="24"/>
+          <w:lang w:val="en-US"/>
+        </w:rPr>
+      </w:pPr>
+    </w:p>
+    <w:p>
+      <w:pPr>
+        <w:ind w:right="282"/>
+        <w:jc w:val="both"/>
+        <w:rPr>
+          <w:rFonts w:cs="Times New Roman"/>
+          <w:szCs w:val="24"/>
+          <w:lang w:val="en-US"/>
+        </w:rPr>
+      </w:pPr>
     </w:p>
     <w:p>
       <w:pPr>
@@ -8161,205 +8528,2787 @@
           <w:ilvl w:val="0"/>
           <w:numId w:val="0"/>
         </w:numPr>
-        <w:ind w:left="576" w:right="282" w:hanging="576"/>
+        <w:rPr>
+          <w:lang w:val="en-US"/>
+        </w:rPr>
+      </w:pPr>
+      <w:bookmarkStart w:id="21" w:name="_Toc213356028"/>
+      <w:r>
+        <w:rPr>
+          <w:lang w:val="en-US"/>
+        </w:rPr>
+        <w:lastRenderedPageBreak/>
+        <w:t xml:space="preserve">3.2 </w:t>
+      </w:r>
+      <w:r>
+        <w:rPr>
+          <w:lang w:val="en-US"/>
+        </w:rPr>
+        <w:t>Baseline model with TF-IDF vectorizer and binomial logistic regression</w:t>
+      </w:r>
+      <w:bookmarkEnd w:id="21"/>
+    </w:p>
+    <w:p>
+      <w:pPr>
         <w:jc w:val="both"/>
         <w:rPr>
-          <w:rFonts w:cs="Times New Roman"/>
-          <w:color w:val="auto"/>
-          <w:szCs w:val="28"/>
-        </w:rPr>
-      </w:pPr>
-      <w:bookmarkStart w:id="22" w:name="_Toc208415480"/>
-      <w:r>
-        <w:rPr>
-          <w:rFonts w:cs="Times New Roman"/>
-          <w:color w:val="auto"/>
-          <w:szCs w:val="28"/>
-        </w:rPr>
-        <w:t xml:space="preserve">3.2 [Τίτλος </w:t>
-      </w:r>
+          <w:lang w:val="en-US"/>
+        </w:rPr>
+      </w:pPr>
+      <w:r>
+        <w:rPr>
+          <w:lang w:val="en-US"/>
+        </w:rPr>
+        <w:t>The first and baseline model in this paper uses a TF-IDF vectorizer for the vectorization of words. Term frequency</w:t>
+      </w:r>
+      <w:r>
+        <w:rPr>
+          <w:lang w:val="en-US"/>
+        </w:rPr>
+        <w:t xml:space="preserve"> (TF)</w:t>
+      </w:r>
+      <w:r>
+        <w:rPr>
+          <w:lang w:val="en-US"/>
+        </w:rPr>
+        <w:t xml:space="preserve"> measures the frequency </w:t>
+      </w:r>
+      <w:r>
+        <w:rPr>
+          <w:lang w:val="en-US"/>
+        </w:rPr>
+        <w:t>with</w:t>
+      </w:r>
+      <w:r>
+        <w:rPr>
+          <w:lang w:val="en-US"/>
+        </w:rPr>
+        <w:t xml:space="preserve"> which a word appears in a document. Since a term can appear more times in a longer document and fewer times in a shorter document, </w:t>
+      </w:r>
+      <w:r>
+        <w:rPr>
+          <w:lang w:val="en-US"/>
+        </w:rPr>
+        <w:t>the term frequency is often normalized by the length of the document.</w:t>
+      </w:r>
+    </w:p>
+    <w:p>
+      <w:pPr>
+        <w:ind w:left="360"/>
+        <w:jc w:val="center"/>
+        <w:rPr>
+          <w:rFonts w:eastAsiaTheme="minorEastAsia"/>
+          <w:lang w:val="en-US"/>
+        </w:rPr>
+      </w:pPr>
+      <m:oMathPara>
+        <m:oMath>
+          <m:r>
+            <w:rPr>
+              <w:rFonts w:ascii="Cambria Math" w:hAnsi="Cambria Math"/>
+              <w:lang w:val="en-US"/>
+            </w:rPr>
+            <m:t>TF</m:t>
+          </m:r>
+          <m:d>
+            <m:dPr>
+              <m:ctrlPr>
+                <w:rPr>
+                  <w:rFonts w:ascii="Cambria Math" w:hAnsi="Cambria Math"/>
+                  <w:i/>
+                  <w:lang w:val="en-US"/>
+                </w:rPr>
+              </m:ctrlPr>
+            </m:dPr>
+            <m:e>
+              <m:r>
+                <w:rPr>
+                  <w:rFonts w:ascii="Cambria Math" w:hAnsi="Cambria Math"/>
+                  <w:lang w:val="en-US"/>
+                </w:rPr>
+                <m:t>t,d</m:t>
+              </m:r>
+            </m:e>
+          </m:d>
+          <m:r>
+            <w:rPr>
+              <w:rFonts w:ascii="Cambria Math" w:hAnsi="Cambria Math"/>
+              <w:lang w:val="en-US"/>
+            </w:rPr>
+            <m:t>=</m:t>
+          </m:r>
+          <m:f>
+            <m:fPr>
+              <m:ctrlPr>
+                <w:rPr>
+                  <w:rFonts w:ascii="Cambria Math" w:hAnsi="Cambria Math"/>
+                  <w:i/>
+                  <w:lang w:val="en-US"/>
+                </w:rPr>
+              </m:ctrlPr>
+            </m:fPr>
+            <m:num>
+              <m:r>
+                <w:rPr>
+                  <w:rFonts w:ascii="Cambria Math" w:hAnsi="Cambria Math"/>
+                  <w:lang w:val="en-US"/>
+                </w:rPr>
+                <m:t>Number of times term t appears in document d</m:t>
+              </m:r>
+            </m:num>
+            <m:den>
+              <m:r>
+                <w:rPr>
+                  <w:rFonts w:ascii="Cambria Math" w:hAnsi="Cambria Math"/>
+                  <w:lang w:val="en-US"/>
+                </w:rPr>
+                <m:t>Total number of terms in document d</m:t>
+              </m:r>
+            </m:den>
+          </m:f>
+        </m:oMath>
+      </m:oMathPara>
+    </w:p>
+    <w:p>
+      <w:pPr>
+        <w:jc w:val="both"/>
+        <w:rPr>
+          <w:rFonts w:eastAsiaTheme="minorEastAsia"/>
+          <w:lang w:val="en-US"/>
+        </w:rPr>
+      </w:pPr>
+      <w:r>
+        <w:rPr>
+          <w:rFonts w:eastAsiaTheme="minorEastAsia"/>
+          <w:lang w:val="en-US"/>
+        </w:rPr>
+        <w:t>Inverse document frequency (IDF) measures how important a term is. However, terms like "</w:t>
+      </w:r>
+      <w:proofErr w:type="gramStart"/>
+      <w:r>
+        <w:rPr>
+          <w:rFonts w:eastAsiaTheme="minorEastAsia"/>
+          <w:lang w:val="en-US"/>
+        </w:rPr>
+        <w:t>is</w:t>
+      </w:r>
+      <w:proofErr w:type="gramEnd"/>
+      <w:r>
+        <w:rPr>
+          <w:rFonts w:eastAsiaTheme="minorEastAsia"/>
+          <w:lang w:val="en-US"/>
+        </w:rPr>
+        <w:t xml:space="preserve">", "and", and </w:t>
+      </w:r>
+      <w:proofErr w:type="gramStart"/>
+      <w:r>
+        <w:rPr>
+          <w:rFonts w:eastAsiaTheme="minorEastAsia"/>
+          <w:lang w:val="en-US"/>
+        </w:rPr>
+        <w:t>"are" might be</w:t>
+      </w:r>
+      <w:proofErr w:type="gramEnd"/>
+      <w:r>
+        <w:rPr>
+          <w:rFonts w:eastAsiaTheme="minorEastAsia"/>
+          <w:lang w:val="en-US"/>
+        </w:rPr>
+        <w:t xml:space="preserve"> more frequent but not particularly significant. This technique assigns more weight to rare terms while assigning less weight to frequent ones</w:t>
+      </w:r>
+      <w:r>
+        <w:rPr>
+          <w:rFonts w:eastAsiaTheme="minorEastAsia"/>
+          <w:lang w:val="en-US"/>
+        </w:rPr>
+        <w:t>.</w:t>
+      </w:r>
+    </w:p>
+    <w:p>
+      <w:pPr>
+        <w:jc w:val="both"/>
+        <w:rPr>
+          <w:rFonts w:eastAsiaTheme="minorEastAsia"/>
+          <w:lang w:val="en-US"/>
+        </w:rPr>
+      </w:pPr>
+      <m:oMathPara>
+        <m:oMath>
+          <m:r>
+            <w:rPr>
+              <w:rFonts w:ascii="Cambria Math" w:eastAsiaTheme="minorEastAsia" w:hAnsi="Cambria Math"/>
+              <w:lang w:val="en-US"/>
+            </w:rPr>
+            <m:t>IDF</m:t>
+          </m:r>
+          <m:d>
+            <m:dPr>
+              <m:ctrlPr>
+                <w:rPr>
+                  <w:rFonts w:ascii="Cambria Math" w:eastAsiaTheme="minorEastAsia" w:hAnsi="Cambria Math"/>
+                  <w:i/>
+                  <w:lang w:val="en-US"/>
+                </w:rPr>
+              </m:ctrlPr>
+            </m:dPr>
+            <m:e>
+              <m:r>
+                <w:rPr>
+                  <w:rFonts w:ascii="Cambria Math" w:eastAsiaTheme="minorEastAsia" w:hAnsi="Cambria Math"/>
+                  <w:lang w:val="en-US"/>
+                </w:rPr>
+                <m:t>t,D</m:t>
+              </m:r>
+            </m:e>
+          </m:d>
+          <m:r>
+            <w:rPr>
+              <w:rFonts w:ascii="Cambria Math" w:eastAsiaTheme="minorEastAsia" w:hAnsi="Cambria Math"/>
+              <w:lang w:val="en-US"/>
+            </w:rPr>
+            <m:t>=</m:t>
+          </m:r>
+          <m:func>
+            <m:funcPr>
+              <m:ctrlPr>
+                <w:rPr>
+                  <w:rFonts w:ascii="Cambria Math" w:eastAsiaTheme="minorEastAsia" w:hAnsi="Cambria Math"/>
+                  <w:lang w:val="en-US"/>
+                </w:rPr>
+              </m:ctrlPr>
+            </m:funcPr>
+            <m:fName>
+              <m:r>
+                <m:rPr>
+                  <m:sty m:val="p"/>
+                </m:rPr>
+                <w:rPr>
+                  <w:rFonts w:ascii="Cambria Math" w:eastAsiaTheme="minorEastAsia" w:hAnsi="Cambria Math"/>
+                  <w:lang w:val="en-US"/>
+                </w:rPr>
+                <m:t>log</m:t>
+              </m:r>
+              <m:ctrlPr>
+                <w:rPr>
+                  <w:rFonts w:ascii="Cambria Math" w:eastAsiaTheme="minorEastAsia" w:hAnsi="Cambria Math"/>
+                  <w:i/>
+                  <w:lang w:val="en-US"/>
+                </w:rPr>
+              </m:ctrlPr>
+            </m:fName>
+            <m:e>
+              <m:d>
+                <m:dPr>
+                  <m:ctrlPr>
+                    <w:rPr>
+                      <w:rFonts w:ascii="Cambria Math" w:eastAsiaTheme="minorEastAsia" w:hAnsi="Cambria Math"/>
+                      <w:i/>
+                      <w:lang w:val="en-US"/>
+                    </w:rPr>
+                  </m:ctrlPr>
+                </m:dPr>
+                <m:e>
+                  <m:f>
+                    <m:fPr>
+                      <m:ctrlPr>
+                        <w:rPr>
+                          <w:rFonts w:ascii="Cambria Math" w:eastAsiaTheme="minorEastAsia" w:hAnsi="Cambria Math"/>
+                          <w:i/>
+                          <w:lang w:val="en-US"/>
+                        </w:rPr>
+                      </m:ctrlPr>
+                    </m:fPr>
+                    <m:num>
+                      <m:r>
+                        <w:rPr>
+                          <w:rFonts w:ascii="Cambria Math" w:eastAsiaTheme="minorEastAsia" w:hAnsi="Cambria Math"/>
+                          <w:lang w:val="en-US"/>
+                        </w:rPr>
+                        <m:t>N</m:t>
+                      </m:r>
+                    </m:num>
+                    <m:den>
+                      <m:d>
+                        <m:dPr>
+                          <m:begChr m:val="|"/>
+                          <m:endChr m:val="|"/>
+                          <m:ctrlPr>
+                            <w:rPr>
+                              <w:rFonts w:ascii="Cambria Math" w:eastAsiaTheme="minorEastAsia" w:hAnsi="Cambria Math"/>
+                              <w:i/>
+                            </w:rPr>
+                          </m:ctrlPr>
+                        </m:dPr>
+                        <m:e>
+                          <m:d>
+                            <m:dPr>
+                              <m:begChr m:val="{"/>
+                              <m:endChr m:val="}"/>
+                              <m:ctrlPr>
+                                <w:rPr>
+                                  <w:rFonts w:ascii="Cambria Math" w:eastAsiaTheme="minorEastAsia" w:hAnsi="Cambria Math"/>
+                                  <w:i/>
+                                </w:rPr>
+                              </m:ctrlPr>
+                            </m:dPr>
+                            <m:e>
+                              <m:r>
+                                <w:rPr>
+                                  <w:rFonts w:ascii="Cambria Math" w:eastAsiaTheme="minorEastAsia" w:hAnsi="Cambria Math"/>
+                                </w:rPr>
+                                <m:t>d∈D:t∈d</m:t>
+                              </m:r>
+                            </m:e>
+                          </m:d>
+                        </m:e>
+                      </m:d>
+                    </m:den>
+                  </m:f>
+                </m:e>
+              </m:d>
+            </m:e>
+          </m:func>
+        </m:oMath>
+      </m:oMathPara>
+    </w:p>
+    <w:p>
+      <w:pPr>
+        <w:jc w:val="both"/>
+        <w:rPr>
+          <w:rFonts w:eastAsiaTheme="minorEastAsia"/>
+          <w:lang w:val="en-US"/>
+        </w:rPr>
+      </w:pPr>
+      <w:r>
+        <w:rPr>
+          <w:rFonts w:eastAsiaTheme="minorEastAsia"/>
+          <w:lang w:val="en-US"/>
+        </w:rPr>
+        <w:t>where:</w:t>
+      </w:r>
+    </w:p>
+    <w:p>
+      <w:pPr>
+        <w:numPr>
+          <w:ilvl w:val="0"/>
+          <w:numId w:val="5"/>
+        </w:numPr>
+        <w:jc w:val="both"/>
+        <w:rPr>
+          <w:rFonts w:eastAsiaTheme="minorEastAsia"/>
+          <w:lang w:val="en-US"/>
+        </w:rPr>
+      </w:pPr>
+      <w:r>
+        <w:rPr>
+          <w:rFonts w:eastAsiaTheme="minorEastAsia"/>
+          <w:i/>
+          <w:iCs/>
+          <w:lang w:val="en-US"/>
+        </w:rPr>
+        <w:t>N</w:t>
+      </w:r>
+      <w:r>
+        <w:rPr>
+          <w:rFonts w:eastAsiaTheme="minorEastAsia"/>
+          <w:lang w:val="en-US"/>
+        </w:rPr>
+        <w:t xml:space="preserve"> is the total number of documents in the corpus </w:t>
+      </w:r>
+      <w:r>
+        <w:rPr>
+          <w:rFonts w:eastAsiaTheme="minorEastAsia"/>
+          <w:i/>
+          <w:iCs/>
+          <w:lang w:val="en-US"/>
+        </w:rPr>
+        <w:t>D.</w:t>
+      </w:r>
+    </w:p>
+    <w:p>
+      <w:pPr>
+        <w:numPr>
+          <w:ilvl w:val="0"/>
+          <w:numId w:val="5"/>
+        </w:numPr>
+        <w:jc w:val="both"/>
+        <w:rPr>
+          <w:rFonts w:eastAsiaTheme="minorEastAsia"/>
+          <w:lang w:val="en-US"/>
+        </w:rPr>
+      </w:pPr>
+      <w:r>
+        <w:rPr>
+          <w:rFonts w:eastAsiaTheme="minorEastAsia"/>
+          <w:lang w:val="en-US"/>
+        </w:rPr>
+        <w:t>|{</w:t>
+      </w:r>
+      <w:r>
+        <w:rPr>
+          <w:rFonts w:ascii="Cambria Math" w:eastAsiaTheme="minorEastAsia" w:hAnsi="Cambria Math" w:cs="Cambria Math"/>
+          <w:lang w:val="en-US"/>
+        </w:rPr>
+        <w:t>𝑑∈</w:t>
+      </w:r>
+      <w:proofErr w:type="gramStart"/>
+      <w:r>
+        <w:rPr>
+          <w:rFonts w:ascii="Cambria Math" w:eastAsiaTheme="minorEastAsia" w:hAnsi="Cambria Math" w:cs="Cambria Math"/>
+          <w:lang w:val="en-US"/>
+        </w:rPr>
+        <w:t>𝐷</w:t>
+      </w:r>
+      <w:r>
+        <w:rPr>
+          <w:rFonts w:eastAsiaTheme="minorEastAsia"/>
+          <w:lang w:val="en-US"/>
+        </w:rPr>
+        <w:t>:</w:t>
+      </w:r>
+      <w:r>
+        <w:rPr>
+          <w:rFonts w:ascii="Cambria Math" w:eastAsiaTheme="minorEastAsia" w:hAnsi="Cambria Math" w:cs="Cambria Math"/>
+          <w:lang w:val="en-US"/>
+        </w:rPr>
+        <w:t>𝑡</w:t>
+      </w:r>
+      <w:proofErr w:type="gramEnd"/>
+      <w:r>
+        <w:rPr>
+          <w:rFonts w:ascii="Cambria Math" w:eastAsiaTheme="minorEastAsia" w:hAnsi="Cambria Math" w:cs="Cambria Math"/>
+          <w:lang w:val="en-US"/>
+        </w:rPr>
+        <w:t>∈</w:t>
+      </w:r>
+      <w:proofErr w:type="gramStart"/>
+      <w:r>
+        <w:rPr>
+          <w:rFonts w:ascii="Cambria Math" w:eastAsiaTheme="minorEastAsia" w:hAnsi="Cambria Math" w:cs="Cambria Math"/>
+          <w:lang w:val="en-US"/>
+        </w:rPr>
+        <w:t>𝑑</w:t>
+      </w:r>
+      <w:r>
+        <w:rPr>
+          <w:rFonts w:eastAsiaTheme="minorEastAsia"/>
+          <w:lang w:val="en-US"/>
+        </w:rPr>
+        <w:t>}|</w:t>
+      </w:r>
+      <w:proofErr w:type="gramEnd"/>
+      <w:r>
+        <w:rPr>
+          <w:rFonts w:eastAsiaTheme="minorEastAsia"/>
+          <w:lang w:val="en-US"/>
+        </w:rPr>
+        <w:t xml:space="preserve"> is the number of documents where the term </w:t>
+      </w:r>
+      <w:r>
+        <w:rPr>
+          <w:rFonts w:ascii="Cambria Math" w:eastAsiaTheme="minorEastAsia" w:hAnsi="Cambria Math" w:cs="Cambria Math"/>
+          <w:lang w:val="en-US"/>
+        </w:rPr>
+        <w:t>𝑡</w:t>
+      </w:r>
+      <w:r>
+        <w:rPr>
+          <w:rFonts w:eastAsiaTheme="minorEastAsia"/>
+          <w:lang w:val="en-US"/>
+        </w:rPr>
+        <w:t xml:space="preserve"> appears.</w:t>
+      </w:r>
+    </w:p>
+    <w:p>
+      <w:pPr>
+        <w:numPr>
+          <w:ilvl w:val="0"/>
+          <w:numId w:val="5"/>
+        </w:numPr>
+        <w:jc w:val="both"/>
+        <w:rPr>
+          <w:rFonts w:eastAsiaTheme="minorEastAsia"/>
+          <w:lang w:val="en-US"/>
+        </w:rPr>
+      </w:pPr>
+      <w:r>
+        <w:rPr>
+          <w:rFonts w:eastAsiaTheme="minorEastAsia"/>
+          <w:lang w:val="en-US"/>
+        </w:rPr>
+        <w:t>If the term is not in the corpus, this will lead to a division-by-zero. It is therefore common to adjust the denominator to 1+</w:t>
+      </w:r>
+      <w:r>
+        <w:rPr>
+          <w:rFonts w:ascii="Cambria Math" w:eastAsiaTheme="minorEastAsia" w:hAnsi="Cambria Math" w:cs="Cambria Math"/>
+          <w:lang w:val="en-US"/>
+        </w:rPr>
+        <w:t>∣</w:t>
+      </w:r>
+      <w:r>
+        <w:rPr>
+          <w:rFonts w:eastAsiaTheme="minorEastAsia"/>
+          <w:lang w:val="en-US"/>
+        </w:rPr>
+        <w:t>{</w:t>
+      </w:r>
+      <w:r>
+        <w:rPr>
+          <w:rFonts w:ascii="Cambria Math" w:eastAsiaTheme="minorEastAsia" w:hAnsi="Cambria Math" w:cs="Cambria Math"/>
+          <w:lang w:val="en-US"/>
+        </w:rPr>
+        <w:t>𝑑∈</w:t>
+      </w:r>
+      <w:proofErr w:type="gramStart"/>
+      <w:r>
+        <w:rPr>
+          <w:rFonts w:ascii="Cambria Math" w:eastAsiaTheme="minorEastAsia" w:hAnsi="Cambria Math" w:cs="Cambria Math"/>
+          <w:lang w:val="en-US"/>
+        </w:rPr>
+        <w:t>𝐷</w:t>
+      </w:r>
+      <w:r>
+        <w:rPr>
+          <w:rFonts w:eastAsiaTheme="minorEastAsia"/>
+          <w:lang w:val="en-US"/>
+        </w:rPr>
+        <w:t>:</w:t>
+      </w:r>
+      <w:r>
+        <w:rPr>
+          <w:rFonts w:ascii="Cambria Math" w:eastAsiaTheme="minorEastAsia" w:hAnsi="Cambria Math" w:cs="Cambria Math"/>
+          <w:lang w:val="en-US"/>
+        </w:rPr>
+        <w:t>𝑡</w:t>
+      </w:r>
+      <w:proofErr w:type="gramEnd"/>
+      <w:r>
+        <w:rPr>
+          <w:rFonts w:ascii="Cambria Math" w:eastAsiaTheme="minorEastAsia" w:hAnsi="Cambria Math" w:cs="Cambria Math"/>
+          <w:lang w:val="en-US"/>
+        </w:rPr>
+        <w:t>∈</w:t>
+      </w:r>
+      <w:proofErr w:type="gramStart"/>
+      <w:r>
+        <w:rPr>
+          <w:rFonts w:ascii="Cambria Math" w:eastAsiaTheme="minorEastAsia" w:hAnsi="Cambria Math" w:cs="Cambria Math"/>
+          <w:lang w:val="en-US"/>
+        </w:rPr>
+        <w:t>𝑑</w:t>
+      </w:r>
+      <w:r>
+        <w:rPr>
+          <w:rFonts w:eastAsiaTheme="minorEastAsia"/>
+          <w:lang w:val="en-US"/>
+        </w:rPr>
+        <w:t>}</w:t>
+      </w:r>
+      <w:r>
+        <w:rPr>
+          <w:rFonts w:ascii="Cambria Math" w:eastAsiaTheme="minorEastAsia" w:hAnsi="Cambria Math" w:cs="Cambria Math"/>
+          <w:lang w:val="en-US"/>
+        </w:rPr>
+        <w:t>∣</w:t>
+      </w:r>
+      <w:proofErr w:type="gramEnd"/>
+      <w:r>
+        <w:rPr>
+          <w:rFonts w:eastAsiaTheme="minorEastAsia"/>
+          <w:lang w:val="en-US"/>
+        </w:rPr>
+        <w:t>.</w:t>
+      </w:r>
+    </w:p>
+    <w:p>
+      <w:pPr>
+        <w:jc w:val="both"/>
+        <w:rPr>
+          <w:rFonts w:eastAsiaTheme="minorEastAsia"/>
+          <w:lang w:val="en-US"/>
+        </w:rPr>
+      </w:pPr>
+      <w:r>
+        <w:rPr>
+          <w:rFonts w:eastAsiaTheme="minorEastAsia"/>
+          <w:lang w:val="en-US"/>
+        </w:rPr>
+        <w:t>When transforming text to vectors using TF-IDF, each document is represented as a vector. Each dimension of the vector corresponds to a separate term from the corpus vocabulary. The value in each dimension is the TF-IDF score of the term in the document. To handle the vast size of the vocabulary and the sparsity of individual document vectors, implementation usually use sparse matrix representations.</w:t>
+      </w:r>
+    </w:p>
+    <w:p>
+      <w:pPr>
+        <w:jc w:val="both"/>
+        <w:rPr>
+          <w:rFonts w:eastAsiaTheme="minorEastAsia"/>
+          <w:lang w:val="en-US"/>
+        </w:rPr>
+      </w:pPr>
+      <w:r>
+        <w:rPr>
+          <w:rFonts w:eastAsiaTheme="minorEastAsia"/>
+          <w:lang w:val="en-US"/>
+        </w:rPr>
+        <w:t>After the model completes word vectorization, it uses the resulting word vectors as input and computes a weight for each feature:</w:t>
+      </w:r>
+    </w:p>
+    <w:p>
+      <w:pPr>
+        <w:jc w:val="both"/>
+        <w:rPr>
+          <w:rFonts w:eastAsiaTheme="minorEastAsia"/>
+          <w:lang w:val="en-US"/>
+        </w:rPr>
+      </w:pPr>
+      <m:oMathPara>
+        <m:oMath>
+          <m:r>
+            <w:rPr>
+              <w:rFonts w:ascii="Cambria Math" w:eastAsiaTheme="minorEastAsia" w:hAnsi="Cambria Math"/>
+            </w:rPr>
+            <m:t>z=w1</m:t>
+          </m:r>
+          <m:r>
+            <m:rPr>
+              <m:sty m:val="bi"/>
+            </m:rPr>
+            <w:rPr>
+              <w:rFonts w:ascii="Cambria Math" w:eastAsiaTheme="minorEastAsia" w:hAnsi="Cambria Math"/>
+            </w:rPr>
+            <m:t>​</m:t>
+          </m:r>
+          <m:r>
+            <w:rPr>
+              <w:rFonts w:ascii="Cambria Math" w:eastAsiaTheme="minorEastAsia" w:hAnsi="Cambria Math"/>
+            </w:rPr>
+            <m:t>x1</m:t>
+          </m:r>
+          <m:r>
+            <m:rPr>
+              <m:sty m:val="bi"/>
+            </m:rPr>
+            <w:rPr>
+              <w:rFonts w:ascii="Cambria Math" w:eastAsiaTheme="minorEastAsia" w:hAnsi="Cambria Math"/>
+            </w:rPr>
+            <m:t>​+</m:t>
+          </m:r>
+          <m:r>
+            <w:rPr>
+              <w:rFonts w:ascii="Cambria Math" w:eastAsiaTheme="minorEastAsia" w:hAnsi="Cambria Math"/>
+            </w:rPr>
+            <m:t>w2</m:t>
+          </m:r>
+          <m:r>
+            <m:rPr>
+              <m:sty m:val="bi"/>
+            </m:rPr>
+            <w:rPr>
+              <w:rFonts w:ascii="Cambria Math" w:eastAsiaTheme="minorEastAsia" w:hAnsi="Cambria Math"/>
+            </w:rPr>
+            <m:t>​</m:t>
+          </m:r>
+          <m:r>
+            <w:rPr>
+              <w:rFonts w:ascii="Cambria Math" w:eastAsiaTheme="minorEastAsia" w:hAnsi="Cambria Math"/>
+            </w:rPr>
+            <m:t>x2</m:t>
+          </m:r>
+          <m:r>
+            <m:rPr>
+              <m:sty m:val="bi"/>
+            </m:rPr>
+            <w:rPr>
+              <w:rFonts w:ascii="Cambria Math" w:eastAsiaTheme="minorEastAsia" w:hAnsi="Cambria Math"/>
+            </w:rPr>
+            <m:t>​+</m:t>
+          </m:r>
+          <m:r>
+            <w:rPr>
+              <w:rFonts w:ascii="Cambria Math" w:eastAsiaTheme="minorEastAsia" w:hAnsi="Cambria Math"/>
+            </w:rPr>
+            <m:t>…</m:t>
+          </m:r>
+          <m:r>
+            <m:rPr>
+              <m:sty m:val="bi"/>
+            </m:rPr>
+            <w:rPr>
+              <w:rFonts w:ascii="Cambria Math" w:eastAsiaTheme="minorEastAsia" w:hAnsi="Cambria Math"/>
+            </w:rPr>
+            <m:t>+</m:t>
+          </m:r>
+          <m:r>
+            <w:rPr>
+              <w:rFonts w:ascii="Cambria Math" w:eastAsiaTheme="minorEastAsia" w:hAnsi="Cambria Math"/>
+            </w:rPr>
+            <m:t>wn</m:t>
+          </m:r>
+          <m:r>
+            <m:rPr>
+              <m:sty m:val="bi"/>
+            </m:rPr>
+            <w:rPr>
+              <w:rFonts w:ascii="Cambria Math" w:eastAsiaTheme="minorEastAsia" w:hAnsi="Cambria Math"/>
+            </w:rPr>
+            <m:t>​</m:t>
+          </m:r>
+          <m:r>
+            <w:rPr>
+              <w:rFonts w:ascii="Cambria Math" w:eastAsiaTheme="minorEastAsia" w:hAnsi="Cambria Math"/>
+            </w:rPr>
+            <m:t>xn</m:t>
+          </m:r>
+          <m:r>
+            <m:rPr>
+              <m:sty m:val="bi"/>
+            </m:rPr>
+            <w:rPr>
+              <w:rFonts w:ascii="Cambria Math" w:eastAsiaTheme="minorEastAsia" w:hAnsi="Cambria Math"/>
+            </w:rPr>
+            <m:t>​+</m:t>
+          </m:r>
+          <m:r>
+            <w:rPr>
+              <w:rFonts w:ascii="Cambria Math" w:eastAsiaTheme="minorEastAsia" w:hAnsi="Cambria Math"/>
+            </w:rPr>
+            <m:t>b</m:t>
+          </m:r>
+        </m:oMath>
+      </m:oMathPara>
+    </w:p>
+    <w:p>
+      <w:pPr>
+        <w:jc w:val="both"/>
+        <w:rPr>
+          <w:rFonts w:eastAsiaTheme="minorEastAsia"/>
+          <w:lang w:val="en-US"/>
+        </w:rPr>
+      </w:pPr>
+    </w:p>
+    <w:p>
+      <w:pPr>
+        <w:jc w:val="both"/>
+        <w:rPr>
+          <w:rFonts w:eastAsiaTheme="minorEastAsia"/>
+          <w:lang w:val="en-US"/>
+        </w:rPr>
+      </w:pPr>
+      <w:r>
+        <w:rPr>
+          <w:rFonts w:eastAsiaTheme="minorEastAsia"/>
+          <w:lang w:val="en-US"/>
+        </w:rPr>
+        <w:lastRenderedPageBreak/>
+        <w:t>Where:</w:t>
+      </w:r>
+    </w:p>
+    <w:p>
+      <w:pPr>
+        <w:pStyle w:val="ListParagraph"/>
+        <w:numPr>
+          <w:ilvl w:val="0"/>
+          <w:numId w:val="6"/>
+        </w:numPr>
+        <w:jc w:val="both"/>
+        <w:rPr>
+          <w:rFonts w:eastAsiaTheme="minorEastAsia"/>
+          <w:lang w:val="en-US"/>
+        </w:rPr>
+      </w:pPr>
       <w:proofErr w:type="spellStart"/>
       <w:r>
         <w:rPr>
-          <w:rFonts w:cs="Times New Roman"/>
-          <w:color w:val="auto"/>
-          <w:szCs w:val="28"/>
-        </w:rPr>
-        <w:t>υποκεφαλαίου</w:t>
+          <w:rFonts w:eastAsiaTheme="minorEastAsia"/>
+          <w:lang w:val="en-US"/>
+        </w:rPr>
+        <w:t>x_i</w:t>
       </w:r>
       <w:proofErr w:type="spellEnd"/>
       <w:r>
         <w:rPr>
-          <w:rFonts w:cs="Times New Roman"/>
-          <w:color w:val="auto"/>
-          <w:szCs w:val="28"/>
-        </w:rPr>
-        <w:t>]</w:t>
+          <w:rFonts w:eastAsiaTheme="minorEastAsia"/>
+          <w:lang w:val="en-US"/>
+        </w:rPr>
+        <w:t xml:space="preserve">: TF-IDF value for word </w:t>
+      </w:r>
+      <w:proofErr w:type="spellStart"/>
+      <w:r>
+        <w:rPr>
+          <w:rFonts w:eastAsiaTheme="minorEastAsia"/>
+          <w:i/>
+          <w:iCs/>
+          <w:lang w:val="en-US"/>
+        </w:rPr>
+        <w:t>i</w:t>
+      </w:r>
+      <w:proofErr w:type="spellEnd"/>
+    </w:p>
+    <w:p>
+      <w:pPr>
+        <w:pStyle w:val="ListParagraph"/>
+        <w:numPr>
+          <w:ilvl w:val="0"/>
+          <w:numId w:val="6"/>
+        </w:numPr>
+        <w:jc w:val="both"/>
+        <w:rPr>
+          <w:rFonts w:eastAsiaTheme="minorEastAsia"/>
+          <w:lang w:val="en-US"/>
+        </w:rPr>
+      </w:pPr>
+      <w:proofErr w:type="spellStart"/>
+      <w:r>
+        <w:rPr>
+          <w:rFonts w:eastAsiaTheme="minorEastAsia"/>
+          <w:lang w:val="en-US"/>
+        </w:rPr>
+        <w:t>w_i</w:t>
+      </w:r>
+      <w:proofErr w:type="spellEnd"/>
+      <w:r>
+        <w:rPr>
+          <w:rFonts w:eastAsiaTheme="minorEastAsia"/>
+          <w:lang w:val="en-US"/>
+        </w:rPr>
+        <w:t>: learned importance of that word</w:t>
+      </w:r>
+    </w:p>
+    <w:p>
+      <w:pPr>
+        <w:jc w:val="both"/>
+        <w:rPr>
+          <w:rFonts w:eastAsiaTheme="minorEastAsia"/>
+          <w:lang w:val="en-US"/>
+        </w:rPr>
+      </w:pPr>
+      <w:r>
+        <w:rPr>
+          <w:rFonts w:eastAsiaTheme="minorEastAsia"/>
+          <w:lang w:val="en-US"/>
+        </w:rPr>
+        <w:t>The computed weight is fed as input into a sigmoid function</w:t>
+      </w:r>
+      <w:r>
+        <w:rPr>
+          <w:rFonts w:eastAsiaTheme="minorEastAsia"/>
+          <w:lang w:val="en-US"/>
+        </w:rPr>
+        <w:t>.</w:t>
+      </w:r>
+    </w:p>
+    <w:p>
+      <w:pPr>
+        <w:jc w:val="both"/>
+        <w:rPr>
+          <w:rFonts w:eastAsiaTheme="minorEastAsia"/>
+          <w:i/>
+          <w:lang w:val="en-US"/>
+        </w:rPr>
+      </w:pPr>
+      <m:oMathPara>
+        <m:oMath>
+          <m:r>
+            <w:rPr>
+              <w:rFonts w:ascii="Cambria Math" w:eastAsiaTheme="minorEastAsia" w:hAnsi="Cambria Math"/>
+              <w:lang w:val="en-US"/>
+            </w:rPr>
+            <m:t>σ</m:t>
+          </m:r>
+          <m:d>
+            <m:dPr>
+              <m:ctrlPr>
+                <w:rPr>
+                  <w:rFonts w:ascii="Cambria Math" w:eastAsiaTheme="minorEastAsia" w:hAnsi="Cambria Math"/>
+                  <w:i/>
+                </w:rPr>
+              </m:ctrlPr>
+            </m:dPr>
+            <m:e>
+              <m:r>
+                <w:rPr>
+                  <w:rFonts w:ascii="Cambria Math" w:eastAsiaTheme="minorEastAsia" w:hAnsi="Cambria Math"/>
+                  <w:lang w:val="en-US"/>
+                </w:rPr>
+                <m:t>z</m:t>
+              </m:r>
+              <m:ctrlPr>
+                <w:rPr>
+                  <w:rFonts w:ascii="Cambria Math" w:eastAsiaTheme="minorEastAsia" w:hAnsi="Cambria Math"/>
+                  <w:i/>
+                  <w:lang w:val="en-US"/>
+                </w:rPr>
+              </m:ctrlPr>
+            </m:e>
+          </m:d>
+          <m:r>
+            <w:rPr>
+              <w:rFonts w:ascii="Cambria Math" w:eastAsiaTheme="minorEastAsia" w:hAnsi="Cambria Math"/>
+              <w:lang w:val="en-US"/>
+            </w:rPr>
+            <m:t>=</m:t>
+          </m:r>
+          <m:f>
+            <m:fPr>
+              <m:ctrlPr>
+                <w:rPr>
+                  <w:rFonts w:ascii="Cambria Math" w:eastAsiaTheme="minorEastAsia" w:hAnsi="Cambria Math"/>
+                  <w:i/>
+                </w:rPr>
+              </m:ctrlPr>
+            </m:fPr>
+            <m:num>
+              <m:r>
+                <w:rPr>
+                  <w:rFonts w:ascii="Cambria Math" w:eastAsiaTheme="minorEastAsia" w:hAnsi="Cambria Math"/>
+                </w:rPr>
+                <m:t>1</m:t>
+              </m:r>
+            </m:num>
+            <m:den>
+              <m:r>
+                <w:rPr>
+                  <w:rFonts w:ascii="Cambria Math" w:eastAsiaTheme="minorEastAsia" w:hAnsi="Cambria Math"/>
+                </w:rPr>
+                <m:t>1+</m:t>
+              </m:r>
+              <m:sSup>
+                <m:sSupPr>
+                  <m:ctrlPr>
+                    <w:rPr>
+                      <w:rFonts w:ascii="Cambria Math" w:eastAsiaTheme="minorEastAsia" w:hAnsi="Cambria Math"/>
+                      <w:i/>
+                      <w:lang w:val="en-US"/>
+                    </w:rPr>
+                  </m:ctrlPr>
+                </m:sSupPr>
+                <m:e>
+                  <m:r>
+                    <w:rPr>
+                      <w:rFonts w:ascii="Cambria Math" w:eastAsiaTheme="minorEastAsia" w:hAnsi="Cambria Math"/>
+                      <w:lang w:val="en-US"/>
+                    </w:rPr>
+                    <m:t>e</m:t>
+                  </m:r>
+                  <m:ctrlPr>
+                    <w:rPr>
+                      <w:rFonts w:ascii="Cambria Math" w:eastAsiaTheme="minorEastAsia" w:hAnsi="Cambria Math"/>
+                      <w:i/>
+                    </w:rPr>
+                  </m:ctrlPr>
+                </m:e>
+                <m:sup>
+                  <m:r>
+                    <w:rPr>
+                      <w:rFonts w:ascii="Cambria Math" w:eastAsiaTheme="minorEastAsia" w:hAnsi="Cambria Math"/>
+                      <w:lang w:val="en-US"/>
+                    </w:rPr>
+                    <m:t>-z</m:t>
+                  </m:r>
+                </m:sup>
+              </m:sSup>
+            </m:den>
+          </m:f>
+        </m:oMath>
+      </m:oMathPara>
+    </w:p>
+    <w:p>
+      <w:pPr>
+        <w:jc w:val="both"/>
+        <w:rPr>
+          <w:rFonts w:eastAsiaTheme="minorEastAsia"/>
+          <w:iCs/>
+          <w:lang w:val="en-US"/>
+        </w:rPr>
+      </w:pPr>
+      <w:r>
+        <w:rPr>
+          <w:rFonts w:eastAsiaTheme="minorEastAsia"/>
+          <w:iCs/>
+          <w:lang w:val="en-US"/>
+        </w:rPr>
+        <w:t xml:space="preserve">The output of the sigmoid function ranges between 0 and 1. In this case, </w:t>
+      </w:r>
+      <w:r>
+        <w:rPr>
+          <w:rFonts w:eastAsiaTheme="minorEastAsia"/>
+          <w:b/>
+          <w:bCs/>
+          <w:iCs/>
+          <w:lang w:val="en-US"/>
+        </w:rPr>
+        <w:t>offensive</w:t>
+      </w:r>
+      <w:r>
+        <w:rPr>
+          <w:rFonts w:eastAsiaTheme="minorEastAsia"/>
+          <w:iCs/>
+          <w:lang w:val="en-US"/>
+        </w:rPr>
+        <w:t xml:space="preserve"> is labeled as 1 and </w:t>
+      </w:r>
+      <w:r>
+        <w:rPr>
+          <w:rFonts w:eastAsiaTheme="minorEastAsia"/>
+          <w:b/>
+          <w:bCs/>
+          <w:iCs/>
+          <w:lang w:val="en-US"/>
+        </w:rPr>
+        <w:t>not offensive</w:t>
+      </w:r>
+      <w:r>
+        <w:rPr>
+          <w:rFonts w:eastAsiaTheme="minorEastAsia"/>
+          <w:iCs/>
+          <w:lang w:val="en-US"/>
+        </w:rPr>
+        <w:t xml:space="preserve"> is labeled as 0. Based on the output of the function, the model determines whether the selected tweet is closer to being offensive or not offensive.</w:t>
+      </w:r>
+    </w:p>
+    <w:p>
+      <w:pPr>
+        <w:jc w:val="both"/>
+        <w:rPr>
+          <w:rFonts w:eastAsiaTheme="minorEastAsia"/>
+          <w:iCs/>
+          <w:lang w:val="en-US"/>
+        </w:rPr>
+      </w:pPr>
+      <w:r>
+        <w:rPr>
+          <w:rFonts w:eastAsiaTheme="minorEastAsia"/>
+          <w:iCs/>
+          <w:lang w:val="en-US"/>
+        </w:rPr>
+        <w:t>This model uses no deep learning as a means of measuring the capabilities of classic machine learning algorithms in our task.</w:t>
+      </w:r>
+    </w:p>
+    <w:p>
+      <w:pPr>
+        <w:jc w:val="both"/>
+        <w:rPr>
+          <w:rFonts w:eastAsiaTheme="minorEastAsia"/>
+          <w:iCs/>
+          <w:lang w:val="en-US"/>
+        </w:rPr>
+      </w:pPr>
+    </w:p>
+    <w:p>
+      <w:pPr>
+        <w:pStyle w:val="Heading2"/>
+        <w:numPr>
+          <w:ilvl w:val="0"/>
+          <w:numId w:val="0"/>
+        </w:numPr>
+        <w:jc w:val="both"/>
+        <w:rPr>
+          <w:rFonts w:eastAsiaTheme="minorEastAsia"/>
+          <w:lang w:val="en-US"/>
+        </w:rPr>
+      </w:pPr>
+      <w:r>
+        <w:rPr>
+          <w:rFonts w:eastAsiaTheme="minorEastAsia"/>
+          <w:lang w:val="en-US"/>
+        </w:rPr>
+        <w:t xml:space="preserve"> </w:t>
+      </w:r>
+      <w:bookmarkStart w:id="22" w:name="_Toc213356029"/>
+      <w:r>
+        <w:rPr>
+          <w:rFonts w:eastAsiaTheme="minorEastAsia"/>
+          <w:lang w:val="en-US"/>
+        </w:rPr>
+        <w:t xml:space="preserve">3.3 </w:t>
+      </w:r>
+      <w:r>
+        <w:rPr>
+          <w:rFonts w:eastAsiaTheme="minorEastAsia"/>
+          <w:lang w:val="en-US"/>
+        </w:rPr>
+        <w:t xml:space="preserve">Intermediate model with </w:t>
+      </w:r>
+      <w:proofErr w:type="spellStart"/>
+      <w:r>
+        <w:rPr>
+          <w:rFonts w:eastAsiaTheme="minorEastAsia"/>
+          <w:lang w:val="en-US"/>
+        </w:rPr>
+        <w:t>FastText</w:t>
+      </w:r>
+      <w:proofErr w:type="spellEnd"/>
+      <w:r>
+        <w:rPr>
+          <w:rFonts w:eastAsiaTheme="minorEastAsia"/>
+          <w:lang w:val="en-US"/>
+        </w:rPr>
+        <w:t xml:space="preserve"> and </w:t>
+      </w:r>
+      <w:proofErr w:type="spellStart"/>
+      <w:r>
+        <w:rPr>
+          <w:rFonts w:eastAsiaTheme="minorEastAsia"/>
+          <w:lang w:val="en-US"/>
+        </w:rPr>
+        <w:t>BiLSTM</w:t>
       </w:r>
       <w:bookmarkEnd w:id="22"/>
-    </w:p>
-    <w:p>
-      <w:pPr>
-        <w:ind w:right="282"/>
+      <w:proofErr w:type="spellEnd"/>
+    </w:p>
+    <w:p>
+      <w:pPr>
+        <w:rPr>
+          <w:lang w:val="en-US"/>
+        </w:rPr>
+      </w:pPr>
+      <w:r>
+        <w:rPr>
+          <w:lang w:val="en-US"/>
+        </w:rPr>
+        <w:t xml:space="preserve">As explained previously </w:t>
+      </w:r>
+      <w:r>
+        <w:rPr>
+          <w:lang w:val="en-US"/>
+        </w:rPr>
+        <w:t>in section</w:t>
+      </w:r>
+      <w:r>
+        <w:rPr>
+          <w:lang w:val="en-US"/>
+        </w:rPr>
+        <w:t xml:space="preserve"> </w:t>
+      </w:r>
+      <w:hyperlink w:anchor="_2.2_Greek_FastText" w:history="1">
+        <w:r>
+          <w:rPr>
+            <w:rStyle w:val="Hyperlink"/>
+            <w:lang w:val="en-US"/>
+          </w:rPr>
+          <w:t>2.2</w:t>
+        </w:r>
+      </w:hyperlink>
+      <w:r>
+        <w:rPr>
+          <w:lang w:val="en-US"/>
+        </w:rPr>
+        <w:t xml:space="preserve">, this Model uses Meta’s </w:t>
+      </w:r>
+      <w:proofErr w:type="spellStart"/>
+      <w:r>
+        <w:rPr>
+          <w:lang w:val="en-US"/>
+        </w:rPr>
+        <w:t>FastText</w:t>
+      </w:r>
+      <w:proofErr w:type="spellEnd"/>
+      <w:r>
+        <w:rPr>
+          <w:lang w:val="en-US"/>
+        </w:rPr>
+        <w:t xml:space="preserve"> library to import Greek word embeddings. </w:t>
+      </w:r>
+      <w:r>
+        <w:rPr>
+          <w:lang w:val="en-US"/>
+        </w:rPr>
+        <w:t xml:space="preserve">After </w:t>
+      </w:r>
+      <w:r>
+        <w:rPr>
+          <w:lang w:val="en-US"/>
+        </w:rPr>
+        <w:t>importing the</w:t>
+      </w:r>
+      <w:r>
+        <w:rPr>
+          <w:lang w:val="en-US"/>
+        </w:rPr>
+        <w:t xml:space="preserve"> word embeddings, </w:t>
+      </w:r>
+      <w:r>
+        <w:rPr>
+          <w:lang w:val="en-US"/>
+        </w:rPr>
+        <w:t>the</w:t>
+      </w:r>
+      <w:r>
+        <w:rPr>
+          <w:lang w:val="en-US"/>
+        </w:rPr>
+        <w:t xml:space="preserve"> intermediate model </w:t>
+      </w:r>
+      <w:r>
+        <w:rPr>
+          <w:lang w:val="en-US"/>
+        </w:rPr>
+        <w:t xml:space="preserve">employs </w:t>
+      </w:r>
+      <w:r>
+        <w:rPr>
+          <w:lang w:val="en-US"/>
+        </w:rPr>
+        <w:t>a Bidirectional Long Short-Term Memory (</w:t>
+      </w:r>
+      <w:proofErr w:type="spellStart"/>
+      <w:r>
+        <w:rPr>
+          <w:lang w:val="en-US"/>
+        </w:rPr>
+        <w:t>BiLSTM</w:t>
+      </w:r>
+      <w:proofErr w:type="spellEnd"/>
+      <w:r>
+        <w:rPr>
+          <w:lang w:val="en-US"/>
+        </w:rPr>
+        <w:t>) classifier on our training and testing data.</w:t>
+      </w:r>
+    </w:p>
+    <w:p>
+      <w:pPr>
+        <w:rPr>
+          <w:lang w:val="en-US"/>
+        </w:rPr>
+      </w:pPr>
+      <w:proofErr w:type="spellStart"/>
+      <w:r>
+        <w:rPr>
+          <w:lang w:val="en-US"/>
+        </w:rPr>
+        <w:t>BiLSTM</w:t>
+      </w:r>
+      <w:proofErr w:type="spellEnd"/>
+      <w:r>
+        <w:rPr>
+          <w:lang w:val="en-US"/>
+        </w:rPr>
+        <w:t xml:space="preserve"> is a type of Recurrent Neural Network (RNN)</w:t>
+      </w:r>
+      <w:r>
+        <w:rPr>
+          <w:lang w:val="en-US"/>
+        </w:rPr>
+        <w:t>.</w:t>
+      </w:r>
+      <w:r>
+        <w:rPr>
+          <w:lang w:val="en-US"/>
+        </w:rPr>
+        <w:t xml:space="preserve"> </w:t>
+      </w:r>
+      <w:r>
+        <w:rPr>
+          <w:lang w:val="en-US"/>
+        </w:rPr>
+        <w:t xml:space="preserve">Unlike traditional RNNs that process input sequences in only one direction (either forward or backward), </w:t>
+      </w:r>
+      <w:proofErr w:type="spellStart"/>
+      <w:r>
+        <w:rPr>
+          <w:lang w:val="en-US"/>
+        </w:rPr>
+        <w:t>BiLSTM</w:t>
+      </w:r>
+      <w:proofErr w:type="spellEnd"/>
+      <w:r>
+        <w:rPr>
+          <w:lang w:val="en-US"/>
+        </w:rPr>
+        <w:t xml:space="preserve"> processes the sequence in both directions simultaneously. It consists of two LSTM layers: one processing the sequence in the forward direction and the other in the backward direction. Each layer maintains its own hidden states and memory cells.</w:t>
+      </w:r>
+    </w:p>
+    <w:p>
+      <w:pPr>
+        <w:rPr>
+          <w:lang w:val="en-US"/>
+        </w:rPr>
+      </w:pPr>
+      <w:r>
+        <w:rPr>
+          <w:lang w:val="en-US"/>
+        </w:rPr>
+        <w:t xml:space="preserve">During the forward pass, the input sequence is fed into the forward LSTM layer from the </w:t>
+      </w:r>
+      <w:proofErr w:type="gramStart"/>
+      <w:r>
+        <w:rPr>
+          <w:lang w:val="en-US"/>
+        </w:rPr>
+        <w:t>first</w:t>
+      </w:r>
+      <w:r>
+        <w:rPr>
+          <w:lang w:val="en-US"/>
+        </w:rPr>
+        <w:t xml:space="preserve"> </w:t>
+      </w:r>
+      <w:r>
+        <w:rPr>
+          <w:lang w:val="en-US"/>
+        </w:rPr>
+        <w:t>time</w:t>
+      </w:r>
+      <w:proofErr w:type="gramEnd"/>
+      <w:r>
+        <w:rPr>
+          <w:lang w:val="en-US"/>
+        </w:rPr>
+        <w:t xml:space="preserve"> step to the last. At </w:t>
+      </w:r>
+      <w:proofErr w:type="gramStart"/>
+      <w:r>
+        <w:rPr>
+          <w:lang w:val="en-US"/>
+        </w:rPr>
+        <w:t>each time</w:t>
+      </w:r>
+      <w:proofErr w:type="gramEnd"/>
+      <w:r>
+        <w:rPr>
+          <w:lang w:val="en-US"/>
+        </w:rPr>
+        <w:t xml:space="preserve"> step, the forward LSTM computes its hidden state and updates its memory cell based on the current input and the previous hidden state and memory cell.</w:t>
+      </w:r>
+    </w:p>
+    <w:p>
+      <w:pPr>
+        <w:rPr>
+          <w:lang w:val="en-US"/>
+        </w:rPr>
+      </w:pPr>
+      <w:r>
+        <w:rPr>
+          <w:lang w:val="en-US"/>
+        </w:rPr>
+        <w:t xml:space="preserve">Simultaneously, the input sequence is also fed into the backward LSTM layer in reverse order, from the last time step to the first. </w:t>
+      </w:r>
+      <w:proofErr w:type="gramStart"/>
+      <w:r>
+        <w:rPr>
+          <w:lang w:val="en-US"/>
+        </w:rPr>
+        <w:t>Similar to</w:t>
+      </w:r>
+      <w:proofErr w:type="gramEnd"/>
+      <w:r>
+        <w:rPr>
+          <w:lang w:val="en-US"/>
+        </w:rPr>
+        <w:t xml:space="preserve"> the forward pass, the backward LSTM </w:t>
+      </w:r>
+      <w:r>
+        <w:rPr>
+          <w:lang w:val="en-US"/>
+        </w:rPr>
+        <w:lastRenderedPageBreak/>
+        <w:t>computes its hidden state and updates its memory cell based on the current input and the previous hidden state and memory cell.</w:t>
+      </w:r>
+    </w:p>
+    <w:p>
+      <w:pPr>
+        <w:rPr>
+          <w:lang w:val="en-US"/>
+        </w:rPr>
+      </w:pPr>
+      <w:r>
+        <w:rPr>
+          <w:lang w:val="en-US"/>
+        </w:rPr>
+        <w:t>Once the forward and backward passes are complete, the hidden states from both LSTM layers are combined at each time step. This combination can be as simple as concatenating the hidden states or applying some other transformation</w:t>
+      </w:r>
+      <w:r>
+        <w:rPr>
+          <w:lang w:val="en-US"/>
+        </w:rPr>
+        <w:t>.</w:t>
+      </w:r>
+    </w:p>
+    <w:p>
+      <w:pPr>
+        <w:rPr>
+          <w:lang w:val="en-US"/>
+        </w:rPr>
+      </w:pPr>
+      <w:r>
+        <w:rPr>
+          <w:lang w:val="en-US"/>
+        </w:rPr>
+        <w:t xml:space="preserve">The </w:t>
+      </w:r>
+      <w:r>
+        <w:rPr>
+          <w:lang w:val="en-US"/>
+        </w:rPr>
+        <w:t>advantage</w:t>
+      </w:r>
+      <w:r>
+        <w:rPr>
+          <w:lang w:val="en-US"/>
+        </w:rPr>
+        <w:t xml:space="preserve"> of </w:t>
+      </w:r>
+      <w:proofErr w:type="spellStart"/>
+      <w:r>
+        <w:rPr>
+          <w:lang w:val="en-US"/>
+        </w:rPr>
+        <w:t>BiLSTM</w:t>
+      </w:r>
+      <w:proofErr w:type="spellEnd"/>
+      <w:r>
+        <w:rPr>
+          <w:lang w:val="en-US"/>
+        </w:rPr>
+        <w:t xml:space="preserve"> is that it captures not only the context </w:t>
+      </w:r>
+      <w:r>
+        <w:rPr>
+          <w:lang w:val="en-US"/>
+        </w:rPr>
+        <w:t>preceding</w:t>
+      </w:r>
+      <w:r>
+        <w:rPr>
+          <w:lang w:val="en-US"/>
+        </w:rPr>
+        <w:t xml:space="preserve"> a specific time step (as in traditional RNNs) but also the context that follows. By considering both past and future information, </w:t>
+      </w:r>
+      <w:proofErr w:type="spellStart"/>
+      <w:r>
+        <w:rPr>
+          <w:lang w:val="en-US"/>
+        </w:rPr>
+        <w:t>BiLSTM</w:t>
+      </w:r>
+      <w:proofErr w:type="spellEnd"/>
+      <w:r>
+        <w:rPr>
+          <w:lang w:val="en-US"/>
+        </w:rPr>
+        <w:t xml:space="preserve"> can capture richer dependencies in the input sequence.</w:t>
+      </w:r>
+    </w:p>
+    <w:p>
+      <w:pPr>
+        <w:rPr>
+          <w:lang w:val="en-US"/>
+        </w:rPr>
+      </w:pPr>
+      <w:r>
+        <w:rPr>
+          <w:lang w:val="en-US"/>
+        </w:rPr>
+        <w:t xml:space="preserve">Additionally, </w:t>
+      </w:r>
+      <w:r>
+        <w:rPr>
+          <w:lang w:val="en-US"/>
+        </w:rPr>
+        <w:t xml:space="preserve">the </w:t>
+      </w:r>
+      <w:r>
+        <w:rPr>
+          <w:lang w:val="en-US"/>
+        </w:rPr>
+        <w:t xml:space="preserve">Adam optimizer is also utilized in this model. Adam optimization was introduced in </w:t>
+      </w:r>
+      <w:r>
+        <w:rPr>
+          <w:lang w:val="en-US"/>
+        </w:rPr>
+        <w:t xml:space="preserve">the </w:t>
+      </w:r>
+      <w:r>
+        <w:rPr>
+          <w:lang w:val="en-US"/>
+        </w:rPr>
+        <w:t>I</w:t>
+      </w:r>
+      <w:r>
+        <w:rPr>
+          <w:lang w:val="en-US"/>
+        </w:rPr>
+        <w:t>nternational</w:t>
+      </w:r>
+      <w:r>
+        <w:rPr>
+          <w:lang w:val="en-US"/>
+        </w:rPr>
+        <w:t xml:space="preserve"> </w:t>
+      </w:r>
+      <w:r>
+        <w:rPr>
+          <w:lang w:val="en-US"/>
+        </w:rPr>
+        <w:t>C</w:t>
+      </w:r>
+      <w:r>
+        <w:rPr>
+          <w:lang w:val="en-US"/>
+        </w:rPr>
+        <w:t xml:space="preserve">onference on </w:t>
+      </w:r>
+      <w:r>
+        <w:rPr>
+          <w:lang w:val="en-US"/>
+        </w:rPr>
+        <w:t>L</w:t>
+      </w:r>
+      <w:r>
+        <w:rPr>
+          <w:lang w:val="en-US"/>
+        </w:rPr>
+        <w:t xml:space="preserve">earning </w:t>
+      </w:r>
+      <w:r>
+        <w:rPr>
+          <w:lang w:val="en-US"/>
+        </w:rPr>
+        <w:t>R</w:t>
+      </w:r>
+      <w:r>
+        <w:rPr>
+          <w:lang w:val="en-US"/>
+        </w:rPr>
+        <w:t xml:space="preserve">epresentations and later published as a conference paper in </w:t>
+      </w:r>
+      <w:r>
+        <w:rPr>
+          <w:lang w:val="en-US"/>
+        </w:rPr>
+        <w:t>A</w:t>
+      </w:r>
+      <w:r>
+        <w:rPr>
+          <w:lang w:val="en-US"/>
+        </w:rPr>
+        <w:t>dam</w:t>
+      </w:r>
+      <w:r>
+        <w:rPr>
+          <w:lang w:val="en-US"/>
+        </w:rPr>
+        <w:t>:</w:t>
+      </w:r>
+      <w:r>
+        <w:rPr>
+          <w:lang w:val="en-US"/>
+        </w:rPr>
+        <w:t xml:space="preserve"> A method for stochastic optimization </w:t>
+      </w:r>
+      <w:sdt>
+        <w:sdtPr>
+          <w:rPr>
+            <w:lang w:val="en-US"/>
+          </w:rPr>
+          <w:id w:val="-584907692"/>
+          <w:citation/>
+        </w:sdtPr>
+        <w:sdtContent>
+          <w:r>
+            <w:rPr>
+              <w:lang w:val="en-US"/>
+            </w:rPr>
+            <w:fldChar w:fldCharType="begin"/>
+          </w:r>
+          <w:r>
+            <w:rPr>
+              <w:lang w:val="en-US"/>
+            </w:rPr>
+            <w:instrText xml:space="preserve">CITATION Die15 \l 1033 </w:instrText>
+          </w:r>
+          <w:r>
+            <w:rPr>
+              <w:lang w:val="en-US"/>
+            </w:rPr>
+            <w:fldChar w:fldCharType="separate"/>
+          </w:r>
+          <w:r>
+            <w:rPr>
+              <w:noProof/>
+              <w:lang w:val="en-US"/>
+            </w:rPr>
+            <w:t>(Kingma &amp; Ba, 2015)</w:t>
+          </w:r>
+          <w:r>
+            <w:rPr>
+              <w:lang w:val="en-US"/>
+            </w:rPr>
+            <w:fldChar w:fldCharType="end"/>
+          </w:r>
+        </w:sdtContent>
+      </w:sdt>
+      <w:r>
+        <w:rPr>
+          <w:lang w:val="en-US"/>
+        </w:rPr>
+        <w:t>.</w:t>
+      </w:r>
+      <w:r>
+        <w:rPr>
+          <w:lang w:val="en-US"/>
+        </w:rPr>
+        <w:t xml:space="preserve"> Adam is a combination of two other optimization algorithms</w:t>
+      </w:r>
+      <w:r>
+        <w:rPr>
+          <w:lang w:val="en-US"/>
+        </w:rPr>
+        <w:t xml:space="preserve">, </w:t>
+      </w:r>
+      <w:proofErr w:type="spellStart"/>
+      <w:r>
+        <w:rPr>
+          <w:lang w:val="en-US"/>
+        </w:rPr>
+        <w:t>RMSProp</w:t>
+      </w:r>
+      <w:proofErr w:type="spellEnd"/>
+      <w:r>
+        <w:rPr>
+          <w:lang w:val="en-US"/>
+        </w:rPr>
+        <w:t xml:space="preserve"> and </w:t>
+      </w:r>
+      <w:proofErr w:type="spellStart"/>
+      <w:r>
+        <w:rPr>
+          <w:lang w:val="en-US"/>
+        </w:rPr>
+        <w:t>AdaGrad</w:t>
+      </w:r>
+      <w:proofErr w:type="spellEnd"/>
+      <w:r>
+        <w:rPr>
+          <w:lang w:val="en-US"/>
+        </w:rPr>
+        <w:t>.</w:t>
+      </w:r>
+    </w:p>
+    <w:p>
+      <w:pPr>
+        <w:rPr>
+          <w:lang w:val="en-US"/>
+        </w:rPr>
+      </w:pPr>
+      <w:r>
+        <w:rPr>
+          <w:lang w:val="en-US"/>
+        </w:rPr>
+        <w:t>Finally</w:t>
+      </w:r>
+      <w:r>
+        <w:rPr>
+          <w:lang w:val="en-US"/>
+        </w:rPr>
+        <w:t xml:space="preserve">, our intermediate model uses binary cross-entropy loss. </w:t>
+      </w:r>
+      <w:r>
+        <w:rPr>
+          <w:lang w:val="en-US"/>
+        </w:rPr>
+        <w:t>Binary Cross-Entropy Loss is a widely used loss function in binary classification problems. For a dataset with N instances, the Binary Cross-Entropy Loss is calculated as:</w:t>
+      </w:r>
+    </w:p>
+    <w:p>
+      <w:pPr>
+        <w:ind w:left="360"/>
+        <w:jc w:val="center"/>
+        <w:rPr>
+          <w:rFonts w:eastAsiaTheme="minorEastAsia"/>
+          <w:lang w:val="en-US"/>
+        </w:rPr>
+      </w:pPr>
+      <m:oMathPara>
+        <m:oMath>
+          <m:r>
+            <w:rPr>
+              <w:rFonts w:ascii="Cambria Math" w:hAnsi="Cambria Math"/>
+              <w:lang w:val="en-US"/>
+            </w:rPr>
+            <m:t>BCE=-</m:t>
+          </m:r>
+          <m:f>
+            <m:fPr>
+              <m:ctrlPr>
+                <w:rPr>
+                  <w:rFonts w:ascii="Cambria Math" w:hAnsi="Cambria Math"/>
+                  <w:i/>
+                  <w:lang w:val="en-US"/>
+                </w:rPr>
+              </m:ctrlPr>
+            </m:fPr>
+            <m:num>
+              <m:r>
+                <w:rPr>
+                  <w:rFonts w:ascii="Cambria Math" w:hAnsi="Cambria Math"/>
+                  <w:lang w:val="en-US"/>
+                </w:rPr>
+                <m:t>1</m:t>
+              </m:r>
+            </m:num>
+            <m:den>
+              <m:r>
+                <w:rPr>
+                  <w:rFonts w:ascii="Cambria Math" w:hAnsi="Cambria Math"/>
+                  <w:lang w:val="en-US"/>
+                </w:rPr>
+                <m:t>N</m:t>
+              </m:r>
+            </m:den>
+          </m:f>
+          <m:nary>
+            <m:naryPr>
+              <m:chr m:val="∑"/>
+              <m:ctrlPr>
+                <w:rPr>
+                  <w:rFonts w:ascii="Cambria Math" w:hAnsi="Cambria Math"/>
+                  <w:i/>
+                </w:rPr>
+              </m:ctrlPr>
+            </m:naryPr>
+            <m:sub>
+              <m:r>
+                <w:rPr>
+                  <w:rFonts w:ascii="Cambria Math" w:hAnsi="Cambria Math"/>
+                </w:rPr>
+                <m:t>i=1</m:t>
+              </m:r>
+            </m:sub>
+            <m:sup>
+              <m:r>
+                <w:rPr>
+                  <w:rFonts w:ascii="Cambria Math" w:hAnsi="Cambria Math"/>
+                </w:rPr>
+                <m:t>N</m:t>
+              </m:r>
+            </m:sup>
+            <m:e/>
+          </m:nary>
+          <m:r>
+            <w:rPr>
+              <w:rFonts w:ascii="Cambria Math" w:hAnsi="Cambria Math"/>
+              <w:lang w:val="en-US"/>
+            </w:rPr>
+            <m:t>(</m:t>
+          </m:r>
+          <m:sSub>
+            <m:sSubPr>
+              <m:ctrlPr>
+                <w:rPr>
+                  <w:rFonts w:ascii="Cambria Math" w:hAnsi="Cambria Math"/>
+                  <w:i/>
+                  <w:lang w:val="en-US"/>
+                </w:rPr>
+              </m:ctrlPr>
+            </m:sSubPr>
+            <m:e>
+              <m:r>
+                <w:rPr>
+                  <w:rFonts w:ascii="Cambria Math" w:hAnsi="Cambria Math"/>
+                  <w:lang w:val="en-US"/>
+                </w:rPr>
+                <m:t>y</m:t>
+              </m:r>
+            </m:e>
+            <m:sub>
+              <m:r>
+                <w:rPr>
+                  <w:rFonts w:ascii="Cambria Math" w:hAnsi="Cambria Math"/>
+                  <w:lang w:val="en-US"/>
+                </w:rPr>
+                <m:t>i</m:t>
+              </m:r>
+            </m:sub>
+          </m:sSub>
+          <m:r>
+            <w:rPr>
+              <w:rFonts w:ascii="Cambria Math" w:hAnsi="Cambria Math"/>
+              <w:lang w:val="en-US"/>
+            </w:rPr>
+            <m:t>∙log(</m:t>
+          </m:r>
+          <m:sSub>
+            <m:sSubPr>
+              <m:ctrlPr>
+                <w:rPr>
+                  <w:rFonts w:ascii="Cambria Math" w:hAnsi="Cambria Math"/>
+                  <w:i/>
+                  <w:lang w:val="en-US"/>
+                </w:rPr>
+              </m:ctrlPr>
+            </m:sSubPr>
+            <m:e>
+              <m:r>
+                <w:rPr>
+                  <w:rFonts w:ascii="Cambria Math" w:hAnsi="Cambria Math"/>
+                  <w:lang w:val="en-US"/>
+                </w:rPr>
+                <m:t>p</m:t>
+              </m:r>
+            </m:e>
+            <m:sub>
+              <m:r>
+                <w:rPr>
+                  <w:rFonts w:ascii="Cambria Math" w:hAnsi="Cambria Math"/>
+                  <w:lang w:val="en-US"/>
+                </w:rPr>
+                <m:t>i</m:t>
+              </m:r>
+            </m:sub>
+          </m:sSub>
+          <m:r>
+            <w:rPr>
+              <w:rFonts w:ascii="Cambria Math" w:hAnsi="Cambria Math"/>
+              <w:lang w:val="en-US"/>
+            </w:rPr>
+            <m:t xml:space="preserve"> )+(1-</m:t>
+          </m:r>
+          <m:sSub>
+            <m:sSubPr>
+              <m:ctrlPr>
+                <w:rPr>
+                  <w:rFonts w:ascii="Cambria Math" w:hAnsi="Cambria Math"/>
+                  <w:i/>
+                  <w:lang w:val="en-US"/>
+                </w:rPr>
+              </m:ctrlPr>
+            </m:sSubPr>
+            <m:e>
+              <m:r>
+                <w:rPr>
+                  <w:rFonts w:ascii="Cambria Math" w:hAnsi="Cambria Math"/>
+                  <w:lang w:val="en-US"/>
+                </w:rPr>
+                <m:t>y</m:t>
+              </m:r>
+            </m:e>
+            <m:sub>
+              <m:r>
+                <w:rPr>
+                  <w:rFonts w:ascii="Cambria Math" w:hAnsi="Cambria Math"/>
+                  <w:lang w:val="en-US"/>
+                </w:rPr>
+                <m:t>i</m:t>
+              </m:r>
+            </m:sub>
+          </m:sSub>
+          <m:r>
+            <w:rPr>
+              <w:rFonts w:ascii="Cambria Math" w:hAnsi="Cambria Math"/>
+              <w:lang w:val="en-US"/>
+            </w:rPr>
+            <m:t>)log(1-</m:t>
+          </m:r>
+          <m:sSub>
+            <m:sSubPr>
+              <m:ctrlPr>
+                <w:rPr>
+                  <w:rFonts w:ascii="Cambria Math" w:hAnsi="Cambria Math"/>
+                  <w:i/>
+                  <w:lang w:val="en-US"/>
+                </w:rPr>
+              </m:ctrlPr>
+            </m:sSubPr>
+            <m:e>
+              <m:r>
+                <w:rPr>
+                  <w:rFonts w:ascii="Cambria Math" w:hAnsi="Cambria Math"/>
+                  <w:lang w:val="en-US"/>
+                </w:rPr>
+                <m:t>p</m:t>
+              </m:r>
+            </m:e>
+            <m:sub>
+              <m:r>
+                <w:rPr>
+                  <w:rFonts w:ascii="Cambria Math" w:hAnsi="Cambria Math"/>
+                  <w:lang w:val="en-US"/>
+                </w:rPr>
+                <m:t>i</m:t>
+              </m:r>
+            </m:sub>
+          </m:sSub>
+          <m:r>
+            <w:rPr>
+              <w:rFonts w:ascii="Cambria Math" w:hAnsi="Cambria Math"/>
+              <w:lang w:val="en-US"/>
+            </w:rPr>
+            <m:t>))</m:t>
+          </m:r>
+        </m:oMath>
+      </m:oMathPara>
+    </w:p>
+    <w:p>
+      <w:pPr>
         <w:jc w:val="both"/>
         <w:rPr>
-          <w:rFonts w:cs="Times New Roman"/>
-          <w:szCs w:val="24"/>
-        </w:rPr>
-      </w:pPr>
-    </w:p>
-    <w:p>
-      <w:pPr>
-        <w:ind w:right="282"/>
+          <w:lang w:val="en-US"/>
+        </w:rPr>
+      </w:pPr>
+      <w:r>
+        <w:rPr>
+          <w:lang w:val="en-US"/>
+        </w:rPr>
+        <w:t>Where:</w:t>
+      </w:r>
+    </w:p>
+    <w:p>
+      <w:pPr>
+        <w:pStyle w:val="ListParagraph"/>
+        <w:numPr>
+          <w:ilvl w:val="0"/>
+          <w:numId w:val="8"/>
+        </w:numPr>
         <w:jc w:val="both"/>
         <w:rPr>
-          <w:rFonts w:cs="Times New Roman"/>
-          <w:szCs w:val="24"/>
-        </w:rPr>
-      </w:pPr>
-      <w:r>
-        <w:rPr>
-          <w:rFonts w:cs="Times New Roman"/>
-          <w:szCs w:val="24"/>
-        </w:rPr>
-        <w:t xml:space="preserve">Κυρίως κείμενο της εργασίας. Κυρίως κείμενο της εργασίας. Κυρίως κείμενο της εργασίας. Κυρίως κείμενο της εργασίας. Κυρίως κείμενο της εργασίας. Κυρίως κείμενο της εργασίας. Κυρίως κείμενο της εργασίας. Κυρίως κείμενο της εργασίας. Κυρίως κείμενο της εργασίας. Κυρίως κείμενο της εργασίας. Κυρίως κείμενο της εργασίας. </w:t>
-      </w:r>
-    </w:p>
-    <w:tbl>
-      <w:tblPr>
-        <w:tblStyle w:val="TableGrid"/>
-        <w:tblW w:w="0" w:type="auto"/>
-        <w:tblLook w:val="04A0" w:firstRow="1" w:lastRow="0" w:firstColumn="1" w:lastColumn="0" w:noHBand="0" w:noVBand="1"/>
-      </w:tblPr>
-      <w:tblGrid>
-        <w:gridCol w:w="3095"/>
-        <w:gridCol w:w="3096"/>
-        <w:gridCol w:w="3096"/>
-      </w:tblGrid>
-      <w:tr>
-        <w:tc>
-          <w:tcPr>
-            <w:tcW w:w="3095" w:type="dxa"/>
-          </w:tcPr>
-          <w:p>
-            <w:pPr>
-              <w:ind w:right="282"/>
-              <w:jc w:val="both"/>
-              <w:rPr>
-                <w:rFonts w:cs="Times New Roman"/>
-                <w:szCs w:val="24"/>
-              </w:rPr>
-            </w:pPr>
-          </w:p>
-        </w:tc>
-        <w:tc>
-          <w:tcPr>
-            <w:tcW w:w="3096" w:type="dxa"/>
-          </w:tcPr>
-          <w:p>
-            <w:pPr>
-              <w:ind w:right="282"/>
-              <w:jc w:val="both"/>
-              <w:rPr>
-                <w:rFonts w:cs="Times New Roman"/>
-                <w:szCs w:val="24"/>
-              </w:rPr>
-            </w:pPr>
-          </w:p>
-        </w:tc>
-        <w:tc>
-          <w:tcPr>
-            <w:tcW w:w="3096" w:type="dxa"/>
-          </w:tcPr>
-          <w:p>
-            <w:pPr>
-              <w:ind w:right="282"/>
-              <w:jc w:val="both"/>
-              <w:rPr>
-                <w:rFonts w:cs="Times New Roman"/>
-                <w:szCs w:val="24"/>
-              </w:rPr>
-            </w:pPr>
-          </w:p>
-        </w:tc>
-      </w:tr>
-      <w:tr>
-        <w:tc>
-          <w:tcPr>
-            <w:tcW w:w="3095" w:type="dxa"/>
-          </w:tcPr>
-          <w:p>
-            <w:pPr>
-              <w:ind w:right="282"/>
-              <w:jc w:val="both"/>
-              <w:rPr>
-                <w:rFonts w:cs="Times New Roman"/>
-                <w:szCs w:val="24"/>
-              </w:rPr>
-            </w:pPr>
-          </w:p>
-        </w:tc>
-        <w:tc>
-          <w:tcPr>
-            <w:tcW w:w="3096" w:type="dxa"/>
-          </w:tcPr>
-          <w:p>
-            <w:pPr>
-              <w:ind w:right="282"/>
-              <w:jc w:val="both"/>
-              <w:rPr>
-                <w:rFonts w:cs="Times New Roman"/>
-                <w:szCs w:val="24"/>
-              </w:rPr>
-            </w:pPr>
-          </w:p>
-        </w:tc>
-        <w:tc>
-          <w:tcPr>
-            <w:tcW w:w="3096" w:type="dxa"/>
-          </w:tcPr>
-          <w:p>
-            <w:pPr>
-              <w:ind w:right="282"/>
-              <w:jc w:val="both"/>
-              <w:rPr>
-                <w:rFonts w:cs="Times New Roman"/>
-                <w:szCs w:val="24"/>
-              </w:rPr>
-            </w:pPr>
-          </w:p>
-        </w:tc>
-      </w:tr>
-    </w:tbl>
-    <w:p>
-      <w:pPr>
-        <w:ind w:right="282"/>
+          <w:lang w:val="en-US"/>
+        </w:rPr>
+      </w:pPr>
+      <w:r>
+        <w:rPr>
+          <w:lang w:val="en-US"/>
+        </w:rPr>
+        <w:t xml:space="preserve">N </w:t>
+      </w:r>
+      <w:r>
+        <w:rPr>
+          <w:lang w:val="en-US"/>
+        </w:rPr>
+        <w:t>is number of samples</w:t>
+      </w:r>
+    </w:p>
+    <w:p>
+      <w:pPr>
+        <w:pStyle w:val="ListParagraph"/>
+        <w:numPr>
+          <w:ilvl w:val="0"/>
+          <w:numId w:val="8"/>
+        </w:numPr>
         <w:jc w:val="both"/>
         <w:rPr>
-          <w:rFonts w:cs="Times New Roman"/>
-          <w:szCs w:val="24"/>
-        </w:rPr>
-      </w:pPr>
-      <w:r>
-        <w:rPr>
-          <w:rFonts w:cs="Times New Roman"/>
-          <w:szCs w:val="24"/>
-        </w:rPr>
-        <w:t>Πίνακας 3.2 [Τίτλος πίνακα]</w:t>
-      </w:r>
-    </w:p>
-    <w:p>
-      <w:pPr>
-        <w:ind w:right="282"/>
-        <w:rPr>
-          <w:rFonts w:cs="Times New Roman"/>
-          <w:szCs w:val="24"/>
-        </w:rPr>
-      </w:pPr>
-      <w:r>
-        <w:rPr>
-          <w:rFonts w:cs="Times New Roman"/>
-          <w:szCs w:val="24"/>
+          <w:lang w:val="en-US"/>
+        </w:rPr>
+      </w:pPr>
+      <w:proofErr w:type="spellStart"/>
+      <w:r>
+        <w:rPr>
+          <w:lang w:val="en-US"/>
+        </w:rPr>
+        <w:t>y_i</w:t>
+      </w:r>
+      <w:proofErr w:type="spellEnd"/>
+      <w:r>
+        <w:rPr>
+          <w:lang w:val="en-US"/>
+        </w:rPr>
+        <w:t xml:space="preserve"> </w:t>
+      </w:r>
+      <w:r>
+        <w:rPr>
+          <w:lang w:val="en-US"/>
+        </w:rPr>
+        <w:t xml:space="preserve">true label for sample </w:t>
+      </w:r>
+      <w:proofErr w:type="spellStart"/>
+      <w:r>
+        <w:rPr>
+          <w:lang w:val="en-US"/>
+        </w:rPr>
+        <w:t>i</w:t>
+      </w:r>
+      <w:proofErr w:type="spellEnd"/>
+      <w:r>
+        <w:rPr>
+          <w:lang w:val="en-US"/>
+        </w:rPr>
+        <w:t xml:space="preserve"> </w:t>
+      </w:r>
+      <w:r>
+        <w:rPr>
+          <w:lang w:val="en-US"/>
+        </w:rPr>
+        <w:t>(0 or 1)</w:t>
+      </w:r>
+    </w:p>
+    <w:p>
+      <w:pPr>
+        <w:pStyle w:val="ListParagraph"/>
+        <w:numPr>
+          <w:ilvl w:val="0"/>
+          <w:numId w:val="8"/>
+        </w:numPr>
+        <w:jc w:val="both"/>
+        <w:rPr>
+          <w:lang w:val="en-US"/>
+        </w:rPr>
+      </w:pPr>
+      <w:proofErr w:type="spellStart"/>
+      <w:r>
+        <w:rPr>
+          <w:lang w:val="en-US"/>
+        </w:rPr>
+        <w:t>p_i</w:t>
+      </w:r>
+      <w:proofErr w:type="spellEnd"/>
+      <w:r>
+        <w:rPr>
+          <w:lang w:val="en-US"/>
+        </w:rPr>
+        <w:t xml:space="preserve"> </w:t>
+      </w:r>
+      <w:r>
+        <w:rPr>
+          <w:lang w:val="en-US"/>
+        </w:rPr>
+        <w:t xml:space="preserve">model-predicted probability for class 1 for sample </w:t>
+      </w:r>
+      <w:proofErr w:type="spellStart"/>
+      <w:r>
+        <w:rPr>
+          <w:lang w:val="en-US"/>
+        </w:rPr>
+        <w:t>i</w:t>
+      </w:r>
+      <w:proofErr w:type="spellEnd"/>
+    </w:p>
+    <w:p>
+      <w:pPr>
+        <w:pStyle w:val="Heading2"/>
+        <w:numPr>
+          <w:ilvl w:val="0"/>
+          <w:numId w:val="0"/>
+        </w:numPr>
+        <w:rPr>
+          <w:lang w:val="en-US"/>
+        </w:rPr>
+      </w:pPr>
+      <w:bookmarkStart w:id="23" w:name="_Toc213356030"/>
+      <w:r>
+        <w:rPr>
+          <w:lang w:val="en-US"/>
+        </w:rPr>
+        <w:t>3.3 Advanced model with Greek BERT</w:t>
+      </w:r>
+      <w:bookmarkEnd w:id="23"/>
+    </w:p>
+    <w:p>
+      <w:pPr>
+        <w:rPr>
+          <w:lang w:val="en-US"/>
+        </w:rPr>
+      </w:pPr>
+      <w:r>
+        <w:rPr>
+          <w:lang w:val="en-US"/>
+        </w:rPr>
+        <w:t xml:space="preserve">BERT, short for Bidirectional Encoder Representations from Transformers, is a Machine Learning model for natural language processing. It was </w:t>
+      </w:r>
+      <w:r>
+        <w:rPr>
+          <w:lang w:val="en-US"/>
+        </w:rPr>
+        <w:t>introduced in the paper “</w:t>
+      </w:r>
+      <w:r>
+        <w:rPr>
+          <w:lang w:val="en-US"/>
+        </w:rPr>
+        <w:t>BERT: Pre-training of Deep Bidirectional Transformers for</w:t>
+      </w:r>
+      <w:r>
+        <w:rPr>
+          <w:lang w:val="en-US"/>
+        </w:rPr>
+        <w:t xml:space="preserve"> </w:t>
+      </w:r>
+      <w:r>
+        <w:rPr>
+          <w:lang w:val="en-US"/>
+        </w:rPr>
+        <w:t>Language Understanding</w:t>
+      </w:r>
+      <w:r>
+        <w:rPr>
+          <w:lang w:val="en-US"/>
+        </w:rPr>
+        <w:t xml:space="preserve">” </w:t>
+      </w:r>
+      <w:sdt>
+        <w:sdtPr>
+          <w:rPr>
+            <w:lang w:val="en-US"/>
+          </w:rPr>
+          <w:id w:val="235828442"/>
+          <w:citation/>
+        </w:sdtPr>
+        <w:sdtContent>
+          <w:r>
+            <w:rPr>
+              <w:lang w:val="en-US"/>
+            </w:rPr>
+            <w:fldChar w:fldCharType="begin"/>
+          </w:r>
+          <w:r>
+            <w:rPr>
+              <w:lang w:val="en-US"/>
+            </w:rPr>
+            <w:instrText xml:space="preserve"> CITATION Dev18 \l 1033 </w:instrText>
+          </w:r>
+          <w:r>
+            <w:rPr>
+              <w:lang w:val="en-US"/>
+            </w:rPr>
+            <w:fldChar w:fldCharType="separate"/>
+          </w:r>
+          <w:r>
+            <w:rPr>
+              <w:noProof/>
+              <w:lang w:val="en-US"/>
+            </w:rPr>
+            <w:t>(Devlin, Chang, Lee, &amp; Toutanova, 2018)</w:t>
+          </w:r>
+          <w:r>
+            <w:rPr>
+              <w:lang w:val="en-US"/>
+            </w:rPr>
+            <w:fldChar w:fldCharType="end"/>
+          </w:r>
+        </w:sdtContent>
+      </w:sdt>
+      <w:r>
+        <w:rPr>
+          <w:lang w:val="en-US"/>
+        </w:rPr>
+        <w:t xml:space="preserve"> </w:t>
+      </w:r>
+      <w:r>
+        <w:rPr>
+          <w:lang w:val="en-US"/>
+        </w:rPr>
+        <w:t xml:space="preserve">and serves as a </w:t>
+      </w:r>
+      <w:proofErr w:type="spellStart"/>
+      <w:r>
+        <w:rPr>
+          <w:lang w:val="en-US"/>
+        </w:rPr>
+        <w:t>swiss</w:t>
+      </w:r>
+      <w:proofErr w:type="spellEnd"/>
+      <w:r>
+        <w:rPr>
+          <w:lang w:val="en-US"/>
+        </w:rPr>
+        <w:t xml:space="preserve"> army knife solution to 11+ of the most common language tasks, such as sentiment analysis and named entity recognition.</w:t>
+      </w:r>
+    </w:p>
+    <w:p>
+      <w:pPr>
+        <w:rPr>
+          <w:lang w:val="en-US"/>
+        </w:rPr>
+      </w:pPr>
+      <w:r>
+        <w:rPr>
+          <w:lang w:val="en-US"/>
+        </w:rPr>
+        <w:lastRenderedPageBreak/>
+        <w:t xml:space="preserve">BERT, as the name </w:t>
+      </w:r>
+      <w:r>
+        <w:rPr>
+          <w:lang w:val="en-US"/>
+        </w:rPr>
+        <w:t xml:space="preserve">explains, </w:t>
+      </w:r>
+      <w:r>
+        <w:rPr>
+          <w:lang w:val="en-US"/>
+        </w:rPr>
+        <w:t>is a multi-layer bidirectional Transformer en</w:t>
+      </w:r>
+      <w:r>
+        <w:rPr>
+          <w:lang w:val="en-US"/>
+        </w:rPr>
+        <w:t>c</w:t>
+      </w:r>
+      <w:r>
+        <w:rPr>
+          <w:lang w:val="en-US"/>
+        </w:rPr>
+        <w:t>oder</w:t>
+      </w:r>
+      <w:r>
+        <w:rPr>
+          <w:lang w:val="en-US"/>
+        </w:rPr>
+        <w:t xml:space="preserve"> and was</w:t>
+      </w:r>
+      <w:r>
+        <w:rPr>
+          <w:lang w:val="en-US"/>
+        </w:rPr>
+        <w:t xml:space="preserve"> trained on a massive dataset </w:t>
+      </w:r>
+      <w:proofErr w:type="gramStart"/>
+      <w:r>
+        <w:rPr>
+          <w:lang w:val="en-US"/>
+        </w:rPr>
+        <w:t>of  3.3</w:t>
+      </w:r>
+      <w:proofErr w:type="gramEnd"/>
+      <w:r>
+        <w:rPr>
+          <w:lang w:val="en-US"/>
+        </w:rPr>
+        <w:t xml:space="preserve"> billion words</w:t>
+      </w:r>
+      <w:r>
+        <w:rPr>
+          <w:lang w:val="en-US"/>
+        </w:rPr>
+        <w:t>.</w:t>
+      </w:r>
+      <w:r>
+        <w:rPr>
+          <w:lang w:val="en-US"/>
+        </w:rPr>
+        <w:t xml:space="preserve"> </w:t>
+      </w:r>
+      <w:r>
+        <w:rPr>
+          <w:lang w:val="en-US"/>
+        </w:rPr>
+        <w:t>S</w:t>
+      </w:r>
+      <w:r>
+        <w:rPr>
+          <w:lang w:val="en-US"/>
+        </w:rPr>
+        <w:t>pecifically</w:t>
+      </w:r>
+      <w:r>
+        <w:rPr>
+          <w:lang w:val="en-US"/>
+        </w:rPr>
+        <w:t>, BERT was trained</w:t>
+      </w:r>
+      <w:r>
+        <w:rPr>
+          <w:lang w:val="en-US"/>
+        </w:rPr>
+        <w:t xml:space="preserve"> on </w:t>
+      </w:r>
+      <w:proofErr w:type="spellStart"/>
+      <w:r>
+        <w:rPr>
+          <w:lang w:val="en-US"/>
+        </w:rPr>
+        <w:t>WikiPedia</w:t>
+      </w:r>
+      <w:proofErr w:type="spellEnd"/>
+      <w:r>
+        <w:rPr>
+          <w:lang w:val="en-US"/>
+        </w:rPr>
+        <w:t xml:space="preserve"> (~2.5B words)</w:t>
+      </w:r>
+      <w:r>
+        <w:rPr>
+          <w:lang w:val="en-US"/>
+        </w:rPr>
+        <w:t xml:space="preserve"> and Google’s </w:t>
+      </w:r>
+      <w:proofErr w:type="spellStart"/>
+      <w:r>
+        <w:rPr>
+          <w:lang w:val="en-US"/>
+        </w:rPr>
+        <w:t>BookCorpus</w:t>
+      </w:r>
+      <w:proofErr w:type="spellEnd"/>
+      <w:r>
+        <w:rPr>
+          <w:lang w:val="en-US"/>
+        </w:rPr>
+        <w:t xml:space="preserve"> (~800M words).</w:t>
+      </w:r>
+      <w:r>
+        <w:rPr>
+          <w:lang w:val="en-US"/>
+        </w:rPr>
+        <w:t xml:space="preserve"> BERT is pre-trained</w:t>
+      </w:r>
+      <w:r>
+        <w:rPr>
+          <w:lang w:val="en-US"/>
+        </w:rPr>
+        <w:t xml:space="preserve"> with two tasks. First task</w:t>
+      </w:r>
+      <w:r>
+        <w:rPr>
+          <w:lang w:val="en-US"/>
+        </w:rPr>
+        <w:t xml:space="preserve"> </w:t>
+      </w:r>
+      <w:r>
+        <w:rPr>
+          <w:lang w:val="en-US"/>
+        </w:rPr>
+        <w:t>“Masked LM” (MLM)</w:t>
+      </w:r>
+      <w:r>
+        <w:rPr>
+          <w:lang w:val="en-US"/>
+        </w:rPr>
+        <w:t xml:space="preserve"> in which some percentage of the words in the input are hidden(masked) and the model tries to predict them based on their context. This is also referred to as the </w:t>
+      </w:r>
+      <w:r>
+        <w:rPr>
+          <w:lang w:val="en-US"/>
+        </w:rPr>
+        <w:t>Cloze</w:t>
+      </w:r>
+      <w:r>
+        <w:rPr>
+          <w:lang w:val="en-US"/>
+        </w:rPr>
+        <w:t xml:space="preserve"> task in literature. Second task is</w:t>
+      </w:r>
+      <w:r>
+        <w:rPr>
+          <w:lang w:val="en-US"/>
+        </w:rPr>
+        <w:t xml:space="preserve"> “</w:t>
+      </w:r>
+      <w:r>
+        <w:rPr>
+          <w:lang w:val="en-US"/>
+        </w:rPr>
+        <w:t>Next Sentence Prediction” (NSP) which helps the model understand the relationship between sentences, for example if one sentence follows another sentence or not.</w:t>
+      </w:r>
+    </w:p>
+    <w:p>
+      <w:pPr>
+        <w:rPr>
+          <w:lang w:val="en-US"/>
+        </w:rPr>
+      </w:pPr>
+      <w:r>
+        <w:rPr>
+          <w:lang w:val="en-US"/>
+        </w:rPr>
+        <w:t xml:space="preserve">BERT is a transformer-based model. </w:t>
+      </w:r>
+      <w:r>
+        <w:rPr>
+          <w:lang w:val="en-US"/>
+        </w:rPr>
+        <w:t>The Transformer architecture makes it possible to parallelize ML training extremely efficiently. Massive parallelization thus makes it feasible to train BERT on large amounts of data in a relatively short period of time.</w:t>
+      </w:r>
+      <w:r>
+        <w:rPr>
+          <w:lang w:val="en-US"/>
+        </w:rPr>
+        <w:t xml:space="preserve"> </w:t>
+      </w:r>
+      <w:r>
+        <w:rPr>
+          <w:lang w:val="en-US"/>
+        </w:rPr>
+        <w:t>Transformers use an attention mechanism to observe relationships between words. A concept originally proposed in the popular</w:t>
+      </w:r>
+      <w:r>
+        <w:rPr>
+          <w:lang w:val="en-US"/>
+        </w:rPr>
+        <w:t xml:space="preserve"> </w:t>
+      </w:r>
+      <w:r>
+        <w:rPr>
+          <w:lang w:val="en-US"/>
+        </w:rPr>
+        <w:t xml:space="preserve">paper </w:t>
+      </w:r>
+      <w:r>
+        <w:rPr>
+          <w:lang w:val="en-US"/>
+        </w:rPr>
+        <w:t>“</w:t>
+      </w:r>
+      <w:r>
+        <w:rPr>
+          <w:lang w:val="en-US"/>
+        </w:rPr>
+        <w:t>Attention Is All You Need</w:t>
+      </w:r>
+      <w:r>
+        <w:rPr>
+          <w:lang w:val="en-US"/>
+        </w:rPr>
+        <w:t xml:space="preserve">” </w:t>
+      </w:r>
+      <w:sdt>
+        <w:sdtPr>
+          <w:rPr>
+            <w:lang w:val="en-US"/>
+          </w:rPr>
+          <w:id w:val="981579914"/>
+          <w:citation/>
+        </w:sdtPr>
+        <w:sdtContent>
+          <w:r>
+            <w:rPr>
+              <w:lang w:val="en-US"/>
+            </w:rPr>
+            <w:fldChar w:fldCharType="begin"/>
+          </w:r>
+          <w:r>
+            <w:rPr>
+              <w:lang w:val="en-US"/>
+            </w:rPr>
+            <w:instrText xml:space="preserve"> CITATION Vas \l 1033 </w:instrText>
+          </w:r>
+          <w:r>
+            <w:rPr>
+              <w:lang w:val="en-US"/>
+            </w:rPr>
+            <w:fldChar w:fldCharType="separate"/>
+          </w:r>
+          <w:r>
+            <w:rPr>
+              <w:noProof/>
+              <w:lang w:val="en-US"/>
+            </w:rPr>
+            <w:t>(Vaswani, et al.)</w:t>
+          </w:r>
+          <w:r>
+            <w:rPr>
+              <w:lang w:val="en-US"/>
+            </w:rPr>
+            <w:fldChar w:fldCharType="end"/>
+          </w:r>
+        </w:sdtContent>
+      </w:sdt>
+      <w:r>
+        <w:rPr>
+          <w:lang w:val="en-US"/>
+        </w:rPr>
+        <w:t xml:space="preserve"> sparked the use of Transformers in NLP models all around the world.</w:t>
+      </w:r>
+      <w:r>
+        <w:rPr>
+          <w:lang w:val="en-US"/>
+        </w:rPr>
+        <w:t xml:space="preserve"> </w:t>
+      </w:r>
+    </w:p>
+    <w:p>
+      <w:pPr>
+        <w:rPr>
+          <w:lang w:val="en-US"/>
+        </w:rPr>
+      </w:pPr>
+      <w:r>
+        <w:rPr>
+          <w:lang w:val="en-US"/>
+        </w:rPr>
+        <w:t>Transformers work by leveraging attention, a powerful deep-learning algorithm, first seen in computer vision models.</w:t>
+      </w:r>
+      <w:r>
+        <w:rPr>
+          <w:lang w:val="en-US"/>
+        </w:rPr>
+        <w:t xml:space="preserve"> </w:t>
+      </w:r>
+      <w:r>
+        <w:rPr>
+          <w:lang w:val="en-US"/>
+        </w:rPr>
+        <w:t>Machine Learning models need to learn how to pay attention only to the things that matter and not waste computational resources processing irrelevant information. Transformers create differential weights signaling which words in a sentence are the most critical to further process.</w:t>
+      </w:r>
+      <w:r>
+        <w:rPr>
+          <w:lang w:val="en-US"/>
+        </w:rPr>
+        <w:t xml:space="preserve"> </w:t>
+      </w:r>
+      <w:r>
+        <w:rPr>
+          <w:lang w:val="en-US"/>
+        </w:rPr>
+        <w:t xml:space="preserve">A transformer does this by successively processing an input through a stack of transformer layers, usually called the encoder. If necessary, another stack of transformer layers </w:t>
+      </w:r>
+      <w:r>
+        <w:rPr>
+          <w:lang w:val="en-US"/>
+        </w:rPr>
+        <w:t>(</w:t>
+      </w:r>
+      <w:r>
+        <w:rPr>
+          <w:lang w:val="en-US"/>
+        </w:rPr>
+        <w:t>the decoder</w:t>
+      </w:r>
+      <w:r>
+        <w:rPr>
+          <w:lang w:val="en-US"/>
+        </w:rPr>
+        <w:t>)</w:t>
+      </w:r>
+      <w:r>
+        <w:rPr>
+          <w:lang w:val="en-US"/>
+        </w:rPr>
+        <w:t xml:space="preserve"> can be used to predict a target output.</w:t>
+      </w:r>
+      <w:r>
+        <w:rPr>
+          <w:lang w:val="en-US"/>
+        </w:rPr>
+        <w:t xml:space="preserve"> </w:t>
+      </w:r>
+      <w:r>
+        <w:rPr>
+          <w:lang w:val="en-US"/>
+        </w:rPr>
+        <w:t>BERT,</w:t>
+      </w:r>
+      <w:r>
+        <w:rPr>
+          <w:lang w:val="en-US"/>
+        </w:rPr>
+        <w:t xml:space="preserve"> however,</w:t>
+      </w:r>
+      <w:r>
+        <w:rPr>
+          <w:lang w:val="en-US"/>
+        </w:rPr>
+        <w:t xml:space="preserve"> doesn’t</w:t>
+      </w:r>
+      <w:r>
+        <w:rPr>
+          <w:lang w:val="en-US"/>
+        </w:rPr>
+        <w:t xml:space="preserve"> use a decoder. Transformers are uniquely suited for unsupervised learning because they can efficiently process millions of data points.</w:t>
+      </w:r>
+    </w:p>
+    <w:p>
+      <w:pPr>
+        <w:rPr>
+          <w:lang w:val="en-US"/>
+        </w:rPr>
+      </w:pPr>
+      <w:r>
+        <w:rPr>
+          <w:lang w:val="en-US"/>
+        </w:rPr>
+        <w:t xml:space="preserve"> For our task, which is in Greek, the original BERT model wouldn’t be able to recognize the </w:t>
+      </w:r>
+      <w:proofErr w:type="gramStart"/>
+      <w:r>
+        <w:rPr>
+          <w:lang w:val="en-US"/>
+        </w:rPr>
+        <w:t>language</w:t>
+      </w:r>
+      <w:proofErr w:type="gramEnd"/>
+      <w:r>
+        <w:rPr>
+          <w:lang w:val="en-US"/>
+        </w:rPr>
+        <w:t xml:space="preserve"> so we used another model based on the original</w:t>
+      </w:r>
+      <w:r>
+        <w:rPr>
+          <w:lang w:val="en-US"/>
+        </w:rPr>
+        <w:t>.</w:t>
+      </w:r>
+      <w:r>
+        <w:rPr>
+          <w:lang w:val="en-US"/>
+        </w:rPr>
+        <w:t xml:space="preserve"> </w:t>
+      </w:r>
+      <w:proofErr w:type="spellStart"/>
+      <w:r>
+        <w:rPr>
+          <w:lang w:val="en-US"/>
+        </w:rPr>
+        <w:t>GreekBERT</w:t>
+      </w:r>
+      <w:proofErr w:type="spellEnd"/>
+      <w:r>
+        <w:rPr>
+          <w:lang w:val="en-US"/>
+        </w:rPr>
+        <w:t xml:space="preserve"> was created using the official code provided in </w:t>
+      </w:r>
+      <w:proofErr w:type="spellStart"/>
+      <w:r>
+        <w:rPr>
+          <w:lang w:val="en-US"/>
+        </w:rPr>
+        <w:t>google’s</w:t>
+      </w:r>
+      <w:proofErr w:type="spellEnd"/>
+      <w:r>
+        <w:rPr>
+          <w:lang w:val="en-US"/>
+        </w:rPr>
+        <w:t xml:space="preserve"> BERT </w:t>
+      </w:r>
+      <w:proofErr w:type="spellStart"/>
+      <w:r>
+        <w:rPr>
+          <w:lang w:val="en-US"/>
+        </w:rPr>
+        <w:t>github</w:t>
+      </w:r>
+      <w:proofErr w:type="spellEnd"/>
+      <w:r>
+        <w:rPr>
+          <w:lang w:val="en-US"/>
+        </w:rPr>
+        <w:t xml:space="preserve"> repository with a similar size</w:t>
+      </w:r>
+      <w:r>
+        <w:rPr>
+          <w:lang w:val="en-US"/>
+        </w:rPr>
+        <w:t xml:space="preserve"> and parameters</w:t>
+      </w:r>
+      <w:r>
+        <w:rPr>
+          <w:lang w:val="en-US"/>
+        </w:rPr>
+        <w:t xml:space="preserve"> to the base BERT </w:t>
+      </w:r>
+      <w:proofErr w:type="gramStart"/>
+      <w:r>
+        <w:rPr>
+          <w:lang w:val="en-US"/>
+        </w:rPr>
+        <w:t xml:space="preserve">model </w:t>
+      </w:r>
+      <w:r>
+        <w:rPr>
+          <w:lang w:val="en-US"/>
+        </w:rPr>
+        <w:t xml:space="preserve"> (</w:t>
+      </w:r>
+      <w:proofErr w:type="gramEnd"/>
+      <w:r>
+        <w:rPr>
+          <w:lang w:val="en-US"/>
+        </w:rPr>
+        <w:t>12-layer, 768-hidden, 12-heads, 110M parameters)</w:t>
+      </w:r>
+      <w:r>
+        <w:rPr>
+          <w:lang w:val="en-US"/>
+        </w:rPr>
+        <w:t xml:space="preserve">. </w:t>
+      </w:r>
+      <w:proofErr w:type="spellStart"/>
+      <w:r>
+        <w:rPr>
+          <w:lang w:val="en-US"/>
+        </w:rPr>
+        <w:t>GreekBERT</w:t>
+      </w:r>
+      <w:proofErr w:type="spellEnd"/>
+      <w:r>
+        <w:rPr>
+          <w:lang w:val="en-US"/>
+        </w:rPr>
+        <w:t xml:space="preserve"> was trained on the Greek part of </w:t>
+      </w:r>
+      <w:proofErr w:type="spellStart"/>
+      <w:r>
+        <w:rPr>
+          <w:lang w:val="en-US"/>
+        </w:rPr>
+        <w:t>WikiPedia</w:t>
+      </w:r>
+      <w:proofErr w:type="spellEnd"/>
+      <w:r>
+        <w:rPr>
+          <w:lang w:val="en-US"/>
+        </w:rPr>
+        <w:t xml:space="preserve">, </w:t>
+      </w:r>
+      <w:r>
+        <w:rPr>
+          <w:lang w:val="en-US"/>
+        </w:rPr>
+        <w:t>The Greek part of European Parliament Proceedings Parallel Corpus</w:t>
+      </w:r>
+      <w:r>
+        <w:rPr>
+          <w:lang w:val="en-US"/>
+        </w:rPr>
+        <w:t xml:space="preserve"> and </w:t>
+      </w:r>
+      <w:r>
+        <w:rPr>
+          <w:lang w:val="en-US"/>
+        </w:rPr>
+        <w:t>The Greek part of OSCAR, a cleansed version of Common Crawl.</w:t>
+      </w:r>
+      <w:r>
+        <w:rPr>
+          <w:lang w:val="en-US"/>
+        </w:rPr>
+        <w:t xml:space="preserve"> It is clear to see that this much better fits our purpose.</w:t>
+      </w:r>
+    </w:p>
+    <w:p>
+      <w:pPr>
+        <w:pStyle w:val="Heading2"/>
+        <w:numPr>
+          <w:ilvl w:val="0"/>
+          <w:numId w:val="0"/>
+        </w:numPr>
+        <w:rPr>
+          <w:lang w:val="en-US"/>
+        </w:rPr>
+      </w:pPr>
+      <w:bookmarkStart w:id="24" w:name="_Toc213356031"/>
+      <w:r>
+        <w:rPr>
+          <w:lang w:val="en-US"/>
+        </w:rPr>
+        <w:lastRenderedPageBreak/>
+        <w:t>4.0 Results</w:t>
+      </w:r>
+      <w:bookmarkEnd w:id="24"/>
+    </w:p>
+    <w:p>
+      <w:pPr>
+        <w:rPr>
+          <w:lang w:val="en-US"/>
+        </w:rPr>
+      </w:pPr>
+    </w:p>
+    <w:p>
+      <w:pPr>
+        <w:ind w:left="360"/>
+        <w:jc w:val="both"/>
+        <w:rPr>
+          <w:rFonts w:eastAsiaTheme="minorEastAsia"/>
+          <w:lang w:val="en-US"/>
+        </w:rPr>
+      </w:pPr>
+      <w:r>
+        <w:rPr>
+          <w:lang w:val="en-US"/>
         </w:rPr>
         <w:br w:type="page"/>
       </w:r>
@@ -8377,7 +11326,7 @@
           <w:color w:val="auto"/>
         </w:rPr>
       </w:pPr>
-      <w:bookmarkStart w:id="23" w:name="_Toc208415481"/>
+      <w:bookmarkStart w:id="25" w:name="_Toc213356032"/>
       <w:r>
         <w:rPr>
           <w:rFonts w:ascii="Times New Roman" w:hAnsi="Times New Roman" w:cs="Times New Roman"/>
@@ -8386,7 +11335,7 @@
         <w:lastRenderedPageBreak/>
         <w:t>ΠΑΡΑΡΤΗΜΑ</w:t>
       </w:r>
-      <w:bookmarkEnd w:id="23"/>
+      <w:bookmarkEnd w:id="25"/>
     </w:p>
     <w:p>
       <w:pPr>
@@ -8460,7 +11409,7 @@
         <w:br w:type="page"/>
       </w:r>
     </w:p>
-    <w:bookmarkStart w:id="24" w:name="_Toc208415482" w:displacedByCustomXml="next"/>
+    <w:bookmarkStart w:id="26" w:name="_Toc213356033" w:displacedByCustomXml="next"/>
     <w:sdt>
       <w:sdtPr>
         <w:rPr>
@@ -8500,7 +11449,7 @@
             </w:rPr>
             <w:t>Bibliography</w:t>
           </w:r>
-          <w:bookmarkEnd w:id="24"/>
+          <w:bookmarkEnd w:id="26"/>
         </w:p>
         <w:sdt>
           <w:sdtPr>
@@ -8535,7 +11484,7 @@
                   <w:noProof/>
                   <w:lang w:val="en-US"/>
                 </w:rPr>
-                <w:t xml:space="preserve">Anagnostopoulos, T. (2021). </w:t>
+                <w:t xml:space="preserve">Bojanowski, P., Grave, E., Joulin, A., &amp; Mikolov, T. (2017). </w:t>
               </w:r>
               <w:r>
                 <w:rPr>
@@ -8544,14 +11493,47 @@
                   <w:noProof/>
                   <w:lang w:val="en-US"/>
                 </w:rPr>
-                <w:t>Toxicity Detection on Greek Tweets.</w:t>
+                <w:t>Enriching Word Vectors with Subword Information.</w:t>
               </w:r>
               <w:r>
                 <w:rPr>
                   <w:noProof/>
                   <w:lang w:val="en-US"/>
                 </w:rPr>
-                <w:t xml:space="preserve"> Athens.</w:t>
+                <w:t xml:space="preserve"> </w:t>
+              </w:r>
+            </w:p>
+            <w:p>
+              <w:pPr>
+                <w:pStyle w:val="Bibliography"/>
+                <w:ind w:left="720" w:hanging="720"/>
+                <w:rPr>
+                  <w:noProof/>
+                  <w:lang w:val="en-US"/>
+                </w:rPr>
+              </w:pPr>
+              <w:r>
+                <w:rPr>
+                  <w:noProof/>
+                  <w:lang w:val="en-US"/>
+                </w:rPr>
+                <w:t xml:space="preserve">Devlin, J., Chang, M.-W., Lee, K., &amp; Toutanova, K. (2018). </w:t>
+              </w:r>
+              <w:r>
+                <w:rPr>
+                  <w:i/>
+                  <w:iCs/>
+                  <w:noProof/>
+                  <w:lang w:val="en-US"/>
+                </w:rPr>
+                <w:t>BERT: Pre-training of Deep Bidirectional Transformers for.</w:t>
+              </w:r>
+              <w:r>
+                <w:rPr>
+                  <w:noProof/>
+                  <w:lang w:val="en-US"/>
+                </w:rPr>
+                <w:t xml:space="preserve"> </w:t>
               </w:r>
             </w:p>
             <w:p>
@@ -8601,7 +11583,23 @@
                   <w:noProof/>
                   <w:lang w:val="en-US"/>
                 </w:rPr>
-                <w:t>Konstantinos Perifanos, D. G. (2021). Multimodal Hate Speech Detection in Greek Social Media .</w:t>
+                <w:t xml:space="preserve">Kingma, D. P., &amp; Ba, J. L. (2015). Adam: A method for stochastic optimization. </w:t>
+              </w:r>
+              <w:r>
+                <w:rPr>
+                  <w:i/>
+                  <w:iCs/>
+                  <w:noProof/>
+                  <w:lang w:val="en-US"/>
+                </w:rPr>
+                <w:t>ICLR conference.</w:t>
+              </w:r>
+              <w:r>
+                <w:rPr>
+                  <w:noProof/>
+                  <w:lang w:val="en-US"/>
+                </w:rPr>
+                <w:t xml:space="preserve"> San Diego.</w:t>
               </w:r>
             </w:p>
             <w:p>
@@ -8635,23 +11633,7 @@
                   <w:noProof/>
                   <w:lang w:val="en-US"/>
                 </w:rPr>
-                <w:t xml:space="preserve">Piotr Bojanowski, E. G. (2017). </w:t>
-              </w:r>
-              <w:r>
-                <w:rPr>
-                  <w:i/>
-                  <w:iCs/>
-                  <w:noProof/>
-                  <w:lang w:val="en-US"/>
-                </w:rPr>
-                <w:t>Enriching Word Vectors with Subword Information.</w:t>
-              </w:r>
-              <w:r>
-                <w:rPr>
-                  <w:noProof/>
-                  <w:lang w:val="en-US"/>
-                </w:rPr>
-                <w:t xml:space="preserve"> </w:t>
+                <w:t>Perifanos, K., &amp; Goutsos, D. (2021). Multimodal Hate Speech Detection in Greek Social Media.</w:t>
               </w:r>
             </w:p>
             <w:p>
@@ -8718,6 +11700,56 @@
                   <w:noProof/>
                   <w:lang w:val="en-US"/>
                 </w:rPr>
+                <w:t xml:space="preserve">Theodoros, A. (2021). </w:t>
+              </w:r>
+              <w:r>
+                <w:rPr>
+                  <w:i/>
+                  <w:iCs/>
+                  <w:noProof/>
+                  <w:lang w:val="en-US"/>
+                </w:rPr>
+                <w:t>Toxicity Detection on Greek Tweets.</w:t>
+              </w:r>
+              <w:r>
+                <w:rPr>
+                  <w:noProof/>
+                  <w:lang w:val="en-US"/>
+                </w:rPr>
+                <w:t xml:space="preserve"> Athens.</w:t>
+              </w:r>
+            </w:p>
+            <w:p>
+              <w:pPr>
+                <w:pStyle w:val="Bibliography"/>
+                <w:ind w:left="720" w:hanging="720"/>
+                <w:rPr>
+                  <w:noProof/>
+                  <w:lang w:val="en-US"/>
+                </w:rPr>
+              </w:pPr>
+              <w:r>
+                <w:rPr>
+                  <w:noProof/>
+                  <w:lang w:val="en-US"/>
+                </w:rPr>
+                <w:t>Vaswani, A., Shazeer, N., Parmar, N., Uszkoreit, J., Jones, L., Gomez, A. N., &amp; Kaiser, Ł. (n.d.).</w:t>
+              </w:r>
+            </w:p>
+            <w:p>
+              <w:pPr>
+                <w:pStyle w:val="Bibliography"/>
+                <w:ind w:left="720" w:hanging="720"/>
+                <w:rPr>
+                  <w:noProof/>
+                  <w:lang w:val="en-US"/>
+                </w:rPr>
+              </w:pPr>
+              <w:r>
+                <w:rPr>
+                  <w:noProof/>
+                  <w:lang w:val="en-US"/>
+                </w:rPr>
                 <w:t xml:space="preserve">Zeses Pitenis, M. Z. (2020). </w:t>
               </w:r>
               <w:r>
@@ -8766,9 +11798,8 @@
         </w:rPr>
         <w:sectPr>
           <w:headerReference w:type="default" r:id="rId10"/>
-          <w:footerReference w:type="default" r:id="rId11"/>
-          <w:headerReference w:type="first" r:id="rId12"/>
-          <w:footerReference w:type="first" r:id="rId13"/>
+          <w:headerReference w:type="first" r:id="rId11"/>
+          <w:footerReference w:type="first" r:id="rId12"/>
           <w:pgSz w:w="11906" w:h="16838"/>
           <w:pgMar w:top="1418" w:right="1134" w:bottom="1418" w:left="1701" w:header="709" w:footer="709" w:gutter="0"/>
           <w:pgNumType w:start="1"/>
@@ -8877,8 +11908,8 @@
       </w:pPr>
     </w:p>
     <w:sectPr>
-      <w:headerReference w:type="first" r:id="rId14"/>
-      <w:footerReference w:type="first" r:id="rId15"/>
+      <w:headerReference w:type="first" r:id="rId13"/>
+      <w:footerReference w:type="first" r:id="rId14"/>
       <w:pgSz w:w="11906" w:h="16838"/>
       <w:pgMar w:top="1418" w:right="1134" w:bottom="1418" w:left="1701" w:header="709" w:footer="709" w:gutter="0"/>
       <w:pgNumType w:fmt="lowerRoman" w:start="4"/>
@@ -8916,16 +11947,6 @@
 </file>
 
 <file path=word/footer1.xml><?xml version="1.0" encoding="utf-8"?>
-<w:ftr xmlns:wpc="http://schemas.microsoft.com/office/word/2010/wordprocessingCanvas" xmlns:cx="http://schemas.microsoft.com/office/drawing/2014/chartex" xmlns:cx1="http://schemas.microsoft.com/office/drawing/2015/9/8/chartex" xmlns:cx2="http://schemas.microsoft.com/office/drawing/2015/10/21/chartex" xmlns:cx3="http://schemas.microsoft.com/office/drawing/2016/5/9/chartex" xmlns:cx4="http://schemas.microsoft.com/office/drawing/2016/5/10/chartex" xmlns:cx5="http://schemas.microsoft.com/office/drawing/2016/5/11/chartex" xmlns:cx6="http://schemas.microsoft.com/office/drawing/2016/5/12/chartex" xmlns:cx7="http://schemas.microsoft.com/office/drawing/2016/5/13/chartex" xmlns:cx8="http://schemas.microsoft.com/office/drawing/2016/5/14/chartex" xmlns:mc="http://schemas.openxmlformats.org/markup-compatibility/2006" xmlns:aink="http://schemas.microsoft.com/office/drawing/2016/ink" xmlns:am3d="http://schemas.microsoft.com/office/drawing/2017/model3d" xmlns:o="urn:schemas-microsoft-com:office:office" xmlns:oel="http://schemas.microsoft.com/office/2019/extlst" xmlns:r="http://schemas.openxmlformats.org/officeDocument/2006/relationships" xmlns:m="http://schemas.openxmlformats.org/officeDocument/2006/math" xmlns:v="urn:schemas-microsoft-com:vml" xmlns:wp14="http://schemas.microsoft.com/office/word/2010/wordprocessingDrawing" xmlns:wp="http://schemas.openxmlformats.org/drawingml/2006/wordprocessingDrawing" xmlns:w10="urn:schemas-microsoft-com:office:word" xmlns:w="http://schemas.openxmlformats.org/wordprocessingml/2006/main" xmlns:w14="http://schemas.microsoft.com/office/word/2010/wordml" xmlns:w15="http://schemas.microsoft.com/office/word/2012/wordml" xmlns:w16cex="http://schemas.microsoft.com/office/word/2018/wordml/cex" xmlns:w16cid="http://schemas.microsoft.com/office/word/2016/wordml/cid" xmlns:w16="http://schemas.microsoft.com/office/word/2018/wordml" xmlns:w16du="http://schemas.microsoft.com/office/word/2023/wordml/word16du" xmlns:w16sdtdh="http://schemas.microsoft.com/office/word/2020/wordml/sdtdatahash" xmlns:w16sdtfl="http://schemas.microsoft.com/office/word/2024/wordml/sdtformatlock" xmlns:w16se="http://schemas.microsoft.com/office/word/2015/wordml/symex" xmlns:wpg="http://schemas.microsoft.com/office/word/2010/wordprocessingGroup" xmlns:wpi="http://schemas.microsoft.com/office/word/2010/wordprocessingInk" xmlns:wne="http://schemas.microsoft.com/office/word/2006/wordml" xmlns:wps="http://schemas.microsoft.com/office/word/2010/wordprocessingShape" mc:Ignorable="w14 w15 w16se w16cid w16 w16cex w16sdtdh w16sdtfl w16du wp14">
-  <w:p>
-    <w:pPr>
-      <w:pStyle w:val="Footer"/>
-    </w:pPr>
-  </w:p>
-</w:ftr>
-</file>
-
-<file path=word/footer2.xml><?xml version="1.0" encoding="utf-8"?>
 <w:ftr xmlns:wpc="http://schemas.microsoft.com/office/word/2010/wordprocessingCanvas" xmlns:cx="http://schemas.microsoft.com/office/drawing/2014/chartex" xmlns:cx1="http://schemas.microsoft.com/office/drawing/2015/9/8/chartex" xmlns:cx2="http://schemas.microsoft.com/office/drawing/2015/10/21/chartex" xmlns:cx3="http://schemas.microsoft.com/office/drawing/2016/5/9/chartex" xmlns:cx4="http://schemas.microsoft.com/office/drawing/2016/5/10/chartex" xmlns:cx5="http://schemas.microsoft.com/office/drawing/2016/5/11/chartex" xmlns:cx6="http://schemas.microsoft.com/office/drawing/2016/5/12/chartex" xmlns:cx7="http://schemas.microsoft.com/office/drawing/2016/5/13/chartex" xmlns:cx8="http://schemas.microsoft.com/office/drawing/2016/5/14/chartex" xmlns:mc="http://schemas.openxmlformats.org/markup-compatibility/2006" xmlns:aink="http://schemas.microsoft.com/office/drawing/2016/ink" xmlns:am3d="http://schemas.microsoft.com/office/drawing/2017/model3d" xmlns:o="urn:schemas-microsoft-com:office:office" xmlns:oel="http://schemas.microsoft.com/office/2019/extlst" xmlns:r="http://schemas.openxmlformats.org/officeDocument/2006/relationships" xmlns:m="http://schemas.openxmlformats.org/officeDocument/2006/math" xmlns:v="urn:schemas-microsoft-com:vml" xmlns:wp14="http://schemas.microsoft.com/office/word/2010/wordprocessingDrawing" xmlns:wp="http://schemas.openxmlformats.org/drawingml/2006/wordprocessingDrawing" xmlns:w10="urn:schemas-microsoft-com:office:word" xmlns:w="http://schemas.openxmlformats.org/wordprocessingml/2006/main" xmlns:w14="http://schemas.microsoft.com/office/word/2010/wordml" xmlns:w15="http://schemas.microsoft.com/office/word/2012/wordml" xmlns:w16cex="http://schemas.microsoft.com/office/word/2018/wordml/cex" xmlns:w16cid="http://schemas.microsoft.com/office/word/2016/wordml/cid" xmlns:w16="http://schemas.microsoft.com/office/word/2018/wordml" xmlns:w16du="http://schemas.microsoft.com/office/word/2023/wordml/word16du" xmlns:w16sdtdh="http://schemas.microsoft.com/office/word/2020/wordml/sdtdatahash" xmlns:w16sdtfl="http://schemas.microsoft.com/office/word/2024/wordml/sdtformatlock" xmlns:w16se="http://schemas.microsoft.com/office/word/2015/wordml/symex" xmlns:wpg="http://schemas.microsoft.com/office/word/2010/wordprocessingGroup" xmlns:wpi="http://schemas.microsoft.com/office/word/2010/wordprocessingInk" xmlns:wne="http://schemas.microsoft.com/office/word/2006/wordml" xmlns:wps="http://schemas.microsoft.com/office/word/2010/wordprocessingShape" mc:Ignorable="w14 w15 w16se w16cid w16 w16cex w16sdtdh w16sdtfl w16du wp14">
   <w:sdt>
     <w:sdtPr>
@@ -8970,7 +11991,7 @@
 </w:ftr>
 </file>
 
-<file path=word/footer3.xml><?xml version="1.0" encoding="utf-8"?>
+<file path=word/footer2.xml><?xml version="1.0" encoding="utf-8"?>
 <w:ftr xmlns:wpc="http://schemas.microsoft.com/office/word/2010/wordprocessingCanvas" xmlns:cx="http://schemas.microsoft.com/office/drawing/2014/chartex" xmlns:cx1="http://schemas.microsoft.com/office/drawing/2015/9/8/chartex" xmlns:cx2="http://schemas.microsoft.com/office/drawing/2015/10/21/chartex" xmlns:cx3="http://schemas.microsoft.com/office/drawing/2016/5/9/chartex" xmlns:cx4="http://schemas.microsoft.com/office/drawing/2016/5/10/chartex" xmlns:cx5="http://schemas.microsoft.com/office/drawing/2016/5/11/chartex" xmlns:cx6="http://schemas.microsoft.com/office/drawing/2016/5/12/chartex" xmlns:cx7="http://schemas.microsoft.com/office/drawing/2016/5/13/chartex" xmlns:cx8="http://schemas.microsoft.com/office/drawing/2016/5/14/chartex" xmlns:mc="http://schemas.openxmlformats.org/markup-compatibility/2006" xmlns:aink="http://schemas.microsoft.com/office/drawing/2016/ink" xmlns:am3d="http://schemas.microsoft.com/office/drawing/2017/model3d" xmlns:o="urn:schemas-microsoft-com:office:office" xmlns:oel="http://schemas.microsoft.com/office/2019/extlst" xmlns:r="http://schemas.openxmlformats.org/officeDocument/2006/relationships" xmlns:m="http://schemas.openxmlformats.org/officeDocument/2006/math" xmlns:v="urn:schemas-microsoft-com:vml" xmlns:wp14="http://schemas.microsoft.com/office/word/2010/wordprocessingDrawing" xmlns:wp="http://schemas.openxmlformats.org/drawingml/2006/wordprocessingDrawing" xmlns:w10="urn:schemas-microsoft-com:office:word" xmlns:w="http://schemas.openxmlformats.org/wordprocessingml/2006/main" xmlns:w14="http://schemas.microsoft.com/office/word/2010/wordml" xmlns:w15="http://schemas.microsoft.com/office/word/2012/wordml" xmlns:w16cex="http://schemas.microsoft.com/office/word/2018/wordml/cex" xmlns:w16cid="http://schemas.microsoft.com/office/word/2016/wordml/cid" xmlns:w16="http://schemas.microsoft.com/office/word/2018/wordml" xmlns:w16du="http://schemas.microsoft.com/office/word/2023/wordml/word16du" xmlns:w16sdtdh="http://schemas.microsoft.com/office/word/2020/wordml/sdtdatahash" xmlns:w16sdtfl="http://schemas.microsoft.com/office/word/2024/wordml/sdtformatlock" xmlns:w16se="http://schemas.microsoft.com/office/word/2015/wordml/symex" xmlns:wpg="http://schemas.microsoft.com/office/word/2010/wordprocessingGroup" xmlns:wpi="http://schemas.microsoft.com/office/word/2010/wordprocessingInk" xmlns:wne="http://schemas.microsoft.com/office/word/2006/wordml" xmlns:wps="http://schemas.microsoft.com/office/word/2010/wordprocessingShape" mc:Ignorable="w14 w15 w16se w16cid w16 w16cex w16sdtdh w16sdtfl w16du wp14">
   <w:p>
     <w:pPr>
@@ -9088,10 +12109,272 @@
 <file path=word/numbering.xml><?xml version="1.0" encoding="utf-8"?>
 <w:numbering xmlns:wpc="http://schemas.microsoft.com/office/word/2010/wordprocessingCanvas" xmlns:cx="http://schemas.microsoft.com/office/drawing/2014/chartex" xmlns:cx1="http://schemas.microsoft.com/office/drawing/2015/9/8/chartex" xmlns:cx2="http://schemas.microsoft.com/office/drawing/2015/10/21/chartex" xmlns:cx3="http://schemas.microsoft.com/office/drawing/2016/5/9/chartex" xmlns:cx4="http://schemas.microsoft.com/office/drawing/2016/5/10/chartex" xmlns:cx5="http://schemas.microsoft.com/office/drawing/2016/5/11/chartex" xmlns:cx6="http://schemas.microsoft.com/office/drawing/2016/5/12/chartex" xmlns:cx7="http://schemas.microsoft.com/office/drawing/2016/5/13/chartex" xmlns:cx8="http://schemas.microsoft.com/office/drawing/2016/5/14/chartex" xmlns:mc="http://schemas.openxmlformats.org/markup-compatibility/2006" xmlns:aink="http://schemas.microsoft.com/office/drawing/2016/ink" xmlns:am3d="http://schemas.microsoft.com/office/drawing/2017/model3d" xmlns:o="urn:schemas-microsoft-com:office:office" xmlns:oel="http://schemas.microsoft.com/office/2019/extlst" xmlns:r="http://schemas.openxmlformats.org/officeDocument/2006/relationships" xmlns:m="http://schemas.openxmlformats.org/officeDocument/2006/math" xmlns:v="urn:schemas-microsoft-com:vml" xmlns:wp14="http://schemas.microsoft.com/office/word/2010/wordprocessingDrawing" xmlns:wp="http://schemas.openxmlformats.org/drawingml/2006/wordprocessingDrawing" xmlns:w10="urn:schemas-microsoft-com:office:word" xmlns:w="http://schemas.openxmlformats.org/wordprocessingml/2006/main" xmlns:w14="http://schemas.microsoft.com/office/word/2010/wordml" xmlns:w15="http://schemas.microsoft.com/office/word/2012/wordml" xmlns:w16cex="http://schemas.microsoft.com/office/word/2018/wordml/cex" xmlns:w16cid="http://schemas.microsoft.com/office/word/2016/wordml/cid" xmlns:w16="http://schemas.microsoft.com/office/word/2018/wordml" xmlns:w16du="http://schemas.microsoft.com/office/word/2023/wordml/word16du" xmlns:w16sdtdh="http://schemas.microsoft.com/office/word/2020/wordml/sdtdatahash" xmlns:w16sdtfl="http://schemas.microsoft.com/office/word/2024/wordml/sdtformatlock" xmlns:w16se="http://schemas.microsoft.com/office/word/2015/wordml/symex" xmlns:wpg="http://schemas.microsoft.com/office/word/2010/wordprocessingGroup" xmlns:wpi="http://schemas.microsoft.com/office/word/2010/wordprocessingInk" xmlns:wne="http://schemas.microsoft.com/office/word/2006/wordml" xmlns:wps="http://schemas.microsoft.com/office/word/2010/wordprocessingShape" mc:Ignorable="w14 w15 w16se w16cid w16 w16cex w16sdtdh w16sdtfl w16du wp14">
   <w:abstractNum w:abstractNumId="0" w15:restartNumberingAfterBreak="0">
+    <w:nsid w:val="2EEB265D"/>
+    <w:multiLevelType w:val="multilevel"/>
+    <w:tmpl w:val="FD52C1A4"/>
+    <w:lvl w:ilvl="0">
+      <w:start w:val="1"/>
+      <w:numFmt w:val="bullet"/>
+      <w:lvlText w:val=""/>
+      <w:lvlJc w:val="left"/>
+      <w:pPr>
+        <w:tabs>
+          <w:tab w:val="num" w:pos="720"/>
+        </w:tabs>
+        <w:ind w:left="720" w:hanging="360"/>
+      </w:pPr>
+      <w:rPr>
+        <w:rFonts w:ascii="Symbol" w:hAnsi="Symbol" w:hint="default"/>
+        <w:sz w:val="20"/>
+      </w:rPr>
+    </w:lvl>
+    <w:lvl w:ilvl="1" w:tentative="1">
+      <w:start w:val="1"/>
+      <w:numFmt w:val="bullet"/>
+      <w:lvlText w:val="o"/>
+      <w:lvlJc w:val="left"/>
+      <w:pPr>
+        <w:tabs>
+          <w:tab w:val="num" w:pos="1440"/>
+        </w:tabs>
+        <w:ind w:left="1440" w:hanging="360"/>
+      </w:pPr>
+      <w:rPr>
+        <w:rFonts w:ascii="Courier New" w:hAnsi="Courier New" w:hint="default"/>
+        <w:sz w:val="20"/>
+      </w:rPr>
+    </w:lvl>
+    <w:lvl w:ilvl="2" w:tentative="1">
+      <w:start w:val="1"/>
+      <w:numFmt w:val="bullet"/>
+      <w:lvlText w:val=""/>
+      <w:lvlJc w:val="left"/>
+      <w:pPr>
+        <w:tabs>
+          <w:tab w:val="num" w:pos="2160"/>
+        </w:tabs>
+        <w:ind w:left="2160" w:hanging="360"/>
+      </w:pPr>
+      <w:rPr>
+        <w:rFonts w:ascii="Wingdings" w:hAnsi="Wingdings" w:hint="default"/>
+        <w:sz w:val="20"/>
+      </w:rPr>
+    </w:lvl>
+    <w:lvl w:ilvl="3" w:tentative="1">
+      <w:start w:val="1"/>
+      <w:numFmt w:val="bullet"/>
+      <w:lvlText w:val=""/>
+      <w:lvlJc w:val="left"/>
+      <w:pPr>
+        <w:tabs>
+          <w:tab w:val="num" w:pos="2880"/>
+        </w:tabs>
+        <w:ind w:left="2880" w:hanging="360"/>
+      </w:pPr>
+      <w:rPr>
+        <w:rFonts w:ascii="Wingdings" w:hAnsi="Wingdings" w:hint="default"/>
+        <w:sz w:val="20"/>
+      </w:rPr>
+    </w:lvl>
+    <w:lvl w:ilvl="4" w:tentative="1">
+      <w:start w:val="1"/>
+      <w:numFmt w:val="bullet"/>
+      <w:lvlText w:val=""/>
+      <w:lvlJc w:val="left"/>
+      <w:pPr>
+        <w:tabs>
+          <w:tab w:val="num" w:pos="3600"/>
+        </w:tabs>
+        <w:ind w:left="3600" w:hanging="360"/>
+      </w:pPr>
+      <w:rPr>
+        <w:rFonts w:ascii="Wingdings" w:hAnsi="Wingdings" w:hint="default"/>
+        <w:sz w:val="20"/>
+      </w:rPr>
+    </w:lvl>
+    <w:lvl w:ilvl="5" w:tentative="1">
+      <w:start w:val="1"/>
+      <w:numFmt w:val="bullet"/>
+      <w:lvlText w:val=""/>
+      <w:lvlJc w:val="left"/>
+      <w:pPr>
+        <w:tabs>
+          <w:tab w:val="num" w:pos="4320"/>
+        </w:tabs>
+        <w:ind w:left="4320" w:hanging="360"/>
+      </w:pPr>
+      <w:rPr>
+        <w:rFonts w:ascii="Wingdings" w:hAnsi="Wingdings" w:hint="default"/>
+        <w:sz w:val="20"/>
+      </w:rPr>
+    </w:lvl>
+    <w:lvl w:ilvl="6" w:tentative="1">
+      <w:start w:val="1"/>
+      <w:numFmt w:val="bullet"/>
+      <w:lvlText w:val=""/>
+      <w:lvlJc w:val="left"/>
+      <w:pPr>
+        <w:tabs>
+          <w:tab w:val="num" w:pos="5040"/>
+        </w:tabs>
+        <w:ind w:left="5040" w:hanging="360"/>
+      </w:pPr>
+      <w:rPr>
+        <w:rFonts w:ascii="Wingdings" w:hAnsi="Wingdings" w:hint="default"/>
+        <w:sz w:val="20"/>
+      </w:rPr>
+    </w:lvl>
+    <w:lvl w:ilvl="7" w:tentative="1">
+      <w:start w:val="1"/>
+      <w:numFmt w:val="bullet"/>
+      <w:lvlText w:val=""/>
+      <w:lvlJc w:val="left"/>
+      <w:pPr>
+        <w:tabs>
+          <w:tab w:val="num" w:pos="5760"/>
+        </w:tabs>
+        <w:ind w:left="5760" w:hanging="360"/>
+      </w:pPr>
+      <w:rPr>
+        <w:rFonts w:ascii="Wingdings" w:hAnsi="Wingdings" w:hint="default"/>
+        <w:sz w:val="20"/>
+      </w:rPr>
+    </w:lvl>
+    <w:lvl w:ilvl="8" w:tentative="1">
+      <w:start w:val="1"/>
+      <w:numFmt w:val="bullet"/>
+      <w:lvlText w:val=""/>
+      <w:lvlJc w:val="left"/>
+      <w:pPr>
+        <w:tabs>
+          <w:tab w:val="num" w:pos="6480"/>
+        </w:tabs>
+        <w:ind w:left="6480" w:hanging="360"/>
+      </w:pPr>
+      <w:rPr>
+        <w:rFonts w:ascii="Wingdings" w:hAnsi="Wingdings" w:hint="default"/>
+        <w:sz w:val="20"/>
+      </w:rPr>
+    </w:lvl>
+  </w:abstractNum>
+  <w:abstractNum w:abstractNumId="1" w15:restartNumberingAfterBreak="0">
+    <w:nsid w:val="353A30D3"/>
+    <w:multiLevelType w:val="multilevel"/>
+    <w:tmpl w:val="93581FB8"/>
+    <w:lvl w:ilvl="0">
+      <w:start w:val="3"/>
+      <w:numFmt w:val="decimal"/>
+      <w:lvlText w:val="%1"/>
+      <w:lvlJc w:val="left"/>
+      <w:pPr>
+        <w:ind w:left="375" w:hanging="375"/>
+      </w:pPr>
+      <w:rPr>
+        <w:rFonts w:hint="default"/>
+      </w:rPr>
+    </w:lvl>
+    <w:lvl w:ilvl="1">
+      <w:start w:val="3"/>
+      <w:numFmt w:val="decimal"/>
+      <w:lvlText w:val="%1.%2"/>
+      <w:lvlJc w:val="left"/>
+      <w:pPr>
+        <w:ind w:left="375" w:hanging="375"/>
+      </w:pPr>
+      <w:rPr>
+        <w:rFonts w:hint="default"/>
+      </w:rPr>
+    </w:lvl>
+    <w:lvl w:ilvl="2">
+      <w:start w:val="1"/>
+      <w:numFmt w:val="decimal"/>
+      <w:lvlText w:val="%1.%2.%3"/>
+      <w:lvlJc w:val="left"/>
+      <w:pPr>
+        <w:ind w:left="720" w:hanging="720"/>
+      </w:pPr>
+      <w:rPr>
+        <w:rFonts w:hint="default"/>
+      </w:rPr>
+    </w:lvl>
+    <w:lvl w:ilvl="3">
+      <w:start w:val="1"/>
+      <w:numFmt w:val="decimal"/>
+      <w:lvlText w:val="%1.%2.%3.%4"/>
+      <w:lvlJc w:val="left"/>
+      <w:pPr>
+        <w:ind w:left="1080" w:hanging="1080"/>
+      </w:pPr>
+      <w:rPr>
+        <w:rFonts w:hint="default"/>
+      </w:rPr>
+    </w:lvl>
+    <w:lvl w:ilvl="4">
+      <w:start w:val="1"/>
+      <w:numFmt w:val="decimal"/>
+      <w:lvlText w:val="%1.%2.%3.%4.%5"/>
+      <w:lvlJc w:val="left"/>
+      <w:pPr>
+        <w:ind w:left="1080" w:hanging="1080"/>
+      </w:pPr>
+      <w:rPr>
+        <w:rFonts w:hint="default"/>
+      </w:rPr>
+    </w:lvl>
+    <w:lvl w:ilvl="5">
+      <w:start w:val="1"/>
+      <w:numFmt w:val="decimal"/>
+      <w:lvlText w:val="%1.%2.%3.%4.%5.%6"/>
+      <w:lvlJc w:val="left"/>
+      <w:pPr>
+        <w:ind w:left="1440" w:hanging="1440"/>
+      </w:pPr>
+      <w:rPr>
+        <w:rFonts w:hint="default"/>
+      </w:rPr>
+    </w:lvl>
+    <w:lvl w:ilvl="6">
+      <w:start w:val="1"/>
+      <w:numFmt w:val="decimal"/>
+      <w:lvlText w:val="%1.%2.%3.%4.%5.%6.%7"/>
+      <w:lvlJc w:val="left"/>
+      <w:pPr>
+        <w:ind w:left="1440" w:hanging="1440"/>
+      </w:pPr>
+      <w:rPr>
+        <w:rFonts w:hint="default"/>
+      </w:rPr>
+    </w:lvl>
+    <w:lvl w:ilvl="7">
+      <w:start w:val="1"/>
+      <w:numFmt w:val="decimal"/>
+      <w:lvlText w:val="%1.%2.%3.%4.%5.%6.%7.%8"/>
+      <w:lvlJc w:val="left"/>
+      <w:pPr>
+        <w:ind w:left="1800" w:hanging="1800"/>
+      </w:pPr>
+      <w:rPr>
+        <w:rFonts w:hint="default"/>
+      </w:rPr>
+    </w:lvl>
+    <w:lvl w:ilvl="8">
+      <w:start w:val="1"/>
+      <w:numFmt w:val="decimal"/>
+      <w:lvlText w:val="%1.%2.%3.%4.%5.%6.%7.%8.%9"/>
+      <w:lvlJc w:val="left"/>
+      <w:pPr>
+        <w:ind w:left="2160" w:hanging="2160"/>
+      </w:pPr>
+      <w:rPr>
+        <w:rFonts w:hint="default"/>
+      </w:rPr>
+    </w:lvl>
+  </w:abstractNum>
+  <w:abstractNum w:abstractNumId="2" w15:restartNumberingAfterBreak="0">
     <w:nsid w:val="390F3C64"/>
-    <w:multiLevelType w:val="hybridMultilevel"/>
-    <w:tmpl w:val="22D6D122"/>
-    <w:lvl w:ilvl="0" w:tplc="0408000F">
+    <w:multiLevelType w:val="multilevel"/>
+    <w:tmpl w:val="A946885A"/>
+    <w:lvl w:ilvl="0">
       <w:start w:val="1"/>
       <w:numFmt w:val="decimal"/>
       <w:lvlText w:val="%1."/>
@@ -9103,80 +12386,112 @@
         <w:rFonts w:hint="default"/>
       </w:rPr>
     </w:lvl>
-    <w:lvl w:ilvl="1" w:tplc="04080019" w:tentative="1">
-      <w:start w:val="1"/>
-      <w:numFmt w:val="lowerLetter"/>
-      <w:lvlText w:val="%2."/>
+    <w:lvl w:ilvl="1">
+      <w:start w:val="2"/>
+      <w:numFmt w:val="decimal"/>
+      <w:isLgl/>
+      <w:lvlText w:val="%1.%2"/>
       <w:lvlJc w:val="left"/>
       <w:pPr>
-        <w:ind w:left="1440" w:hanging="360"/>
-      </w:pPr>
+        <w:ind w:left="945" w:hanging="585"/>
+      </w:pPr>
+      <w:rPr>
+        <w:rFonts w:hint="default"/>
+      </w:rPr>
     </w:lvl>
-    <w:lvl w:ilvl="2" w:tplc="0408001B" w:tentative="1">
-      <w:start w:val="1"/>
-      <w:numFmt w:val="lowerRoman"/>
-      <w:lvlText w:val="%3."/>
-      <w:lvlJc w:val="right"/>
-      <w:pPr>
-        <w:ind w:left="2160" w:hanging="180"/>
-      </w:pPr>
-    </w:lvl>
-    <w:lvl w:ilvl="3" w:tplc="0408000F" w:tentative="1">
+    <w:lvl w:ilvl="2">
       <w:start w:val="1"/>
       <w:numFmt w:val="decimal"/>
-      <w:lvlText w:val="%4."/>
+      <w:isLgl/>
+      <w:lvlText w:val="%1.%2.%3"/>
       <w:lvlJc w:val="left"/>
       <w:pPr>
-        <w:ind w:left="2880" w:hanging="360"/>
-      </w:pPr>
+        <w:ind w:left="1080" w:hanging="720"/>
+      </w:pPr>
+      <w:rPr>
+        <w:rFonts w:hint="default"/>
+      </w:rPr>
     </w:lvl>
-    <w:lvl w:ilvl="4" w:tplc="04080019" w:tentative="1">
-      <w:start w:val="1"/>
-      <w:numFmt w:val="lowerLetter"/>
-      <w:lvlText w:val="%5."/>
-      <w:lvlJc w:val="left"/>
-      <w:pPr>
-        <w:ind w:left="3600" w:hanging="360"/>
-      </w:pPr>
-    </w:lvl>
-    <w:lvl w:ilvl="5" w:tplc="0408001B" w:tentative="1">
-      <w:start w:val="1"/>
-      <w:numFmt w:val="lowerRoman"/>
-      <w:lvlText w:val="%6."/>
-      <w:lvlJc w:val="right"/>
-      <w:pPr>
-        <w:ind w:left="4320" w:hanging="180"/>
-      </w:pPr>
-    </w:lvl>
-    <w:lvl w:ilvl="6" w:tplc="0408000F" w:tentative="1">
+    <w:lvl w:ilvl="3">
       <w:start w:val="1"/>
       <w:numFmt w:val="decimal"/>
-      <w:lvlText w:val="%7."/>
+      <w:isLgl/>
+      <w:lvlText w:val="%1.%2.%3.%4"/>
       <w:lvlJc w:val="left"/>
       <w:pPr>
-        <w:ind w:left="5040" w:hanging="360"/>
-      </w:pPr>
+        <w:ind w:left="1440" w:hanging="1080"/>
+      </w:pPr>
+      <w:rPr>
+        <w:rFonts w:hint="default"/>
+      </w:rPr>
     </w:lvl>
-    <w:lvl w:ilvl="7" w:tplc="04080019" w:tentative="1">
+    <w:lvl w:ilvl="4">
       <w:start w:val="1"/>
-      <w:numFmt w:val="lowerLetter"/>
-      <w:lvlText w:val="%8."/>
+      <w:numFmt w:val="decimal"/>
+      <w:isLgl/>
+      <w:lvlText w:val="%1.%2.%3.%4.%5"/>
       <w:lvlJc w:val="left"/>
       <w:pPr>
-        <w:ind w:left="5760" w:hanging="360"/>
-      </w:pPr>
+        <w:ind w:left="1440" w:hanging="1080"/>
+      </w:pPr>
+      <w:rPr>
+        <w:rFonts w:hint="default"/>
+      </w:rPr>
     </w:lvl>
-    <w:lvl w:ilvl="8" w:tplc="0408001B" w:tentative="1">
+    <w:lvl w:ilvl="5">
       <w:start w:val="1"/>
-      <w:numFmt w:val="lowerRoman"/>
-      <w:lvlText w:val="%9."/>
-      <w:lvlJc w:val="right"/>
-      <w:pPr>
-        <w:ind w:left="6480" w:hanging="180"/>
-      </w:pPr>
+      <w:numFmt w:val="decimal"/>
+      <w:isLgl/>
+      <w:lvlText w:val="%1.%2.%3.%4.%5.%6"/>
+      <w:lvlJc w:val="left"/>
+      <w:pPr>
+        <w:ind w:left="1800" w:hanging="1440"/>
+      </w:pPr>
+      <w:rPr>
+        <w:rFonts w:hint="default"/>
+      </w:rPr>
+    </w:lvl>
+    <w:lvl w:ilvl="6">
+      <w:start w:val="1"/>
+      <w:numFmt w:val="decimal"/>
+      <w:isLgl/>
+      <w:lvlText w:val="%1.%2.%3.%4.%5.%6.%7"/>
+      <w:lvlJc w:val="left"/>
+      <w:pPr>
+        <w:ind w:left="1800" w:hanging="1440"/>
+      </w:pPr>
+      <w:rPr>
+        <w:rFonts w:hint="default"/>
+      </w:rPr>
+    </w:lvl>
+    <w:lvl w:ilvl="7">
+      <w:start w:val="1"/>
+      <w:numFmt w:val="decimal"/>
+      <w:isLgl/>
+      <w:lvlText w:val="%1.%2.%3.%4.%5.%6.%7.%8"/>
+      <w:lvlJc w:val="left"/>
+      <w:pPr>
+        <w:ind w:left="2160" w:hanging="1800"/>
+      </w:pPr>
+      <w:rPr>
+        <w:rFonts w:hint="default"/>
+      </w:rPr>
+    </w:lvl>
+    <w:lvl w:ilvl="8">
+      <w:start w:val="1"/>
+      <w:numFmt w:val="decimal"/>
+      <w:isLgl/>
+      <w:lvlText w:val="%1.%2.%3.%4.%5.%6.%7.%8.%9"/>
+      <w:lvlJc w:val="left"/>
+      <w:pPr>
+        <w:ind w:left="2520" w:hanging="2160"/>
+      </w:pPr>
+      <w:rPr>
+        <w:rFonts w:hint="default"/>
+      </w:rPr>
     </w:lvl>
   </w:abstractNum>
-  <w:abstractNum w:abstractNumId="1" w15:restartNumberingAfterBreak="0">
+  <w:abstractNum w:abstractNumId="3" w15:restartNumberingAfterBreak="0">
     <w:nsid w:val="401C4057"/>
     <w:multiLevelType w:val="hybridMultilevel"/>
     <w:tmpl w:val="0C14E1AC"/>
@@ -9265,7 +12580,120 @@
       </w:pPr>
     </w:lvl>
   </w:abstractNum>
-  <w:abstractNum w:abstractNumId="2" w15:restartNumberingAfterBreak="0">
+  <w:abstractNum w:abstractNumId="4" w15:restartNumberingAfterBreak="0">
+    <w:nsid w:val="49A91C18"/>
+    <w:multiLevelType w:val="hybridMultilevel"/>
+    <w:tmpl w:val="057495F2"/>
+    <w:lvl w:ilvl="0" w:tplc="04090001">
+      <w:start w:val="1"/>
+      <w:numFmt w:val="bullet"/>
+      <w:lvlText w:val=""/>
+      <w:lvlJc w:val="left"/>
+      <w:pPr>
+        <w:ind w:left="720" w:hanging="360"/>
+      </w:pPr>
+      <w:rPr>
+        <w:rFonts w:ascii="Symbol" w:hAnsi="Symbol" w:hint="default"/>
+      </w:rPr>
+    </w:lvl>
+    <w:lvl w:ilvl="1" w:tplc="04090003" w:tentative="1">
+      <w:start w:val="1"/>
+      <w:numFmt w:val="bullet"/>
+      <w:lvlText w:val="o"/>
+      <w:lvlJc w:val="left"/>
+      <w:pPr>
+        <w:ind w:left="1440" w:hanging="360"/>
+      </w:pPr>
+      <w:rPr>
+        <w:rFonts w:ascii="Courier New" w:hAnsi="Courier New" w:cs="Courier New" w:hint="default"/>
+      </w:rPr>
+    </w:lvl>
+    <w:lvl w:ilvl="2" w:tplc="04090005" w:tentative="1">
+      <w:start w:val="1"/>
+      <w:numFmt w:val="bullet"/>
+      <w:lvlText w:val=""/>
+      <w:lvlJc w:val="left"/>
+      <w:pPr>
+        <w:ind w:left="2160" w:hanging="360"/>
+      </w:pPr>
+      <w:rPr>
+        <w:rFonts w:ascii="Wingdings" w:hAnsi="Wingdings" w:hint="default"/>
+      </w:rPr>
+    </w:lvl>
+    <w:lvl w:ilvl="3" w:tplc="04090001" w:tentative="1">
+      <w:start w:val="1"/>
+      <w:numFmt w:val="bullet"/>
+      <w:lvlText w:val=""/>
+      <w:lvlJc w:val="left"/>
+      <w:pPr>
+        <w:ind w:left="2880" w:hanging="360"/>
+      </w:pPr>
+      <w:rPr>
+        <w:rFonts w:ascii="Symbol" w:hAnsi="Symbol" w:hint="default"/>
+      </w:rPr>
+    </w:lvl>
+    <w:lvl w:ilvl="4" w:tplc="04090003" w:tentative="1">
+      <w:start w:val="1"/>
+      <w:numFmt w:val="bullet"/>
+      <w:lvlText w:val="o"/>
+      <w:lvlJc w:val="left"/>
+      <w:pPr>
+        <w:ind w:left="3600" w:hanging="360"/>
+      </w:pPr>
+      <w:rPr>
+        <w:rFonts w:ascii="Courier New" w:hAnsi="Courier New" w:cs="Courier New" w:hint="default"/>
+      </w:rPr>
+    </w:lvl>
+    <w:lvl w:ilvl="5" w:tplc="04090005" w:tentative="1">
+      <w:start w:val="1"/>
+      <w:numFmt w:val="bullet"/>
+      <w:lvlText w:val=""/>
+      <w:lvlJc w:val="left"/>
+      <w:pPr>
+        <w:ind w:left="4320" w:hanging="360"/>
+      </w:pPr>
+      <w:rPr>
+        <w:rFonts w:ascii="Wingdings" w:hAnsi="Wingdings" w:hint="default"/>
+      </w:rPr>
+    </w:lvl>
+    <w:lvl w:ilvl="6" w:tplc="04090001" w:tentative="1">
+      <w:start w:val="1"/>
+      <w:numFmt w:val="bullet"/>
+      <w:lvlText w:val=""/>
+      <w:lvlJc w:val="left"/>
+      <w:pPr>
+        <w:ind w:left="5040" w:hanging="360"/>
+      </w:pPr>
+      <w:rPr>
+        <w:rFonts w:ascii="Symbol" w:hAnsi="Symbol" w:hint="default"/>
+      </w:rPr>
+    </w:lvl>
+    <w:lvl w:ilvl="7" w:tplc="04090003" w:tentative="1">
+      <w:start w:val="1"/>
+      <w:numFmt w:val="bullet"/>
+      <w:lvlText w:val="o"/>
+      <w:lvlJc w:val="left"/>
+      <w:pPr>
+        <w:ind w:left="5760" w:hanging="360"/>
+      </w:pPr>
+      <w:rPr>
+        <w:rFonts w:ascii="Courier New" w:hAnsi="Courier New" w:cs="Courier New" w:hint="default"/>
+      </w:rPr>
+    </w:lvl>
+    <w:lvl w:ilvl="8" w:tplc="04090005" w:tentative="1">
+      <w:start w:val="1"/>
+      <w:numFmt w:val="bullet"/>
+      <w:lvlText w:val=""/>
+      <w:lvlJc w:val="left"/>
+      <w:pPr>
+        <w:ind w:left="6480" w:hanging="360"/>
+      </w:pPr>
+      <w:rPr>
+        <w:rFonts w:ascii="Wingdings" w:hAnsi="Wingdings" w:hint="default"/>
+      </w:rPr>
+    </w:lvl>
+  </w:abstractNum>
+  <w:abstractNum w:abstractNumId="5" w15:restartNumberingAfterBreak="0">
     <w:nsid w:val="5D415CA1"/>
     <w:multiLevelType w:val="hybridMultilevel"/>
     <w:tmpl w:val="CB66AAD8"/>
@@ -9354,7 +12782,120 @@
       </w:pPr>
     </w:lvl>
   </w:abstractNum>
-  <w:abstractNum w:abstractNumId="3" w15:restartNumberingAfterBreak="0">
+  <w:abstractNum w:abstractNumId="6" w15:restartNumberingAfterBreak="0">
+    <w:nsid w:val="690B2115"/>
+    <w:multiLevelType w:val="hybridMultilevel"/>
+    <w:tmpl w:val="9A5647D8"/>
+    <w:lvl w:ilvl="0" w:tplc="04090001">
+      <w:start w:val="1"/>
+      <w:numFmt w:val="bullet"/>
+      <w:lvlText w:val=""/>
+      <w:lvlJc w:val="left"/>
+      <w:pPr>
+        <w:ind w:left="720" w:hanging="360"/>
+      </w:pPr>
+      <w:rPr>
+        <w:rFonts w:ascii="Symbol" w:hAnsi="Symbol" w:hint="default"/>
+      </w:rPr>
+    </w:lvl>
+    <w:lvl w:ilvl="1" w:tplc="04090003" w:tentative="1">
+      <w:start w:val="1"/>
+      <w:numFmt w:val="bullet"/>
+      <w:lvlText w:val="o"/>
+      <w:lvlJc w:val="left"/>
+      <w:pPr>
+        <w:ind w:left="1440" w:hanging="360"/>
+      </w:pPr>
+      <w:rPr>
+        <w:rFonts w:ascii="Courier New" w:hAnsi="Courier New" w:cs="Courier New" w:hint="default"/>
+      </w:rPr>
+    </w:lvl>
+    <w:lvl w:ilvl="2" w:tplc="04090005" w:tentative="1">
+      <w:start w:val="1"/>
+      <w:numFmt w:val="bullet"/>
+      <w:lvlText w:val=""/>
+      <w:lvlJc w:val="left"/>
+      <w:pPr>
+        <w:ind w:left="2160" w:hanging="360"/>
+      </w:pPr>
+      <w:rPr>
+        <w:rFonts w:ascii="Wingdings" w:hAnsi="Wingdings" w:hint="default"/>
+      </w:rPr>
+    </w:lvl>
+    <w:lvl w:ilvl="3" w:tplc="04090001" w:tentative="1">
+      <w:start w:val="1"/>
+      <w:numFmt w:val="bullet"/>
+      <w:lvlText w:val=""/>
+      <w:lvlJc w:val="left"/>
+      <w:pPr>
+        <w:ind w:left="2880" w:hanging="360"/>
+      </w:pPr>
+      <w:rPr>
+        <w:rFonts w:ascii="Symbol" w:hAnsi="Symbol" w:hint="default"/>
+      </w:rPr>
+    </w:lvl>
+    <w:lvl w:ilvl="4" w:tplc="04090003" w:tentative="1">
+      <w:start w:val="1"/>
+      <w:numFmt w:val="bullet"/>
+      <w:lvlText w:val="o"/>
+      <w:lvlJc w:val="left"/>
+      <w:pPr>
+        <w:ind w:left="3600" w:hanging="360"/>
+      </w:pPr>
+      <w:rPr>
+        <w:rFonts w:ascii="Courier New" w:hAnsi="Courier New" w:cs="Courier New" w:hint="default"/>
+      </w:rPr>
+    </w:lvl>
+    <w:lvl w:ilvl="5" w:tplc="04090005" w:tentative="1">
+      <w:start w:val="1"/>
+      <w:numFmt w:val="bullet"/>
+      <w:lvlText w:val=""/>
+      <w:lvlJc w:val="left"/>
+      <w:pPr>
+        <w:ind w:left="4320" w:hanging="360"/>
+      </w:pPr>
+      <w:rPr>
+        <w:rFonts w:ascii="Wingdings" w:hAnsi="Wingdings" w:hint="default"/>
+      </w:rPr>
+    </w:lvl>
+    <w:lvl w:ilvl="6" w:tplc="04090001" w:tentative="1">
+      <w:start w:val="1"/>
+      <w:numFmt w:val="bullet"/>
+      <w:lvlText w:val=""/>
+      <w:lvlJc w:val="left"/>
+      <w:pPr>
+        <w:ind w:left="5040" w:hanging="360"/>
+      </w:pPr>
+      <w:rPr>
+        <w:rFonts w:ascii="Symbol" w:hAnsi="Symbol" w:hint="default"/>
+      </w:rPr>
+    </w:lvl>
+    <w:lvl w:ilvl="7" w:tplc="04090003" w:tentative="1">
+      <w:start w:val="1"/>
+      <w:numFmt w:val="bullet"/>
+      <w:lvlText w:val="o"/>
+      <w:lvlJc w:val="left"/>
+      <w:pPr>
+        <w:ind w:left="5760" w:hanging="360"/>
+      </w:pPr>
+      <w:rPr>
+        <w:rFonts w:ascii="Courier New" w:hAnsi="Courier New" w:cs="Courier New" w:hint="default"/>
+      </w:rPr>
+    </w:lvl>
+    <w:lvl w:ilvl="8" w:tplc="04090005" w:tentative="1">
+      <w:start w:val="1"/>
+      <w:numFmt w:val="bullet"/>
+      <w:lvlText w:val=""/>
+      <w:lvlJc w:val="left"/>
+      <w:pPr>
+        <w:ind w:left="6480" w:hanging="360"/>
+      </w:pPr>
+      <w:rPr>
+        <w:rFonts w:ascii="Wingdings" w:hAnsi="Wingdings" w:hint="default"/>
+      </w:rPr>
+    </w:lvl>
+  </w:abstractNum>
+  <w:abstractNum w:abstractNumId="7" w15:restartNumberingAfterBreak="0">
     <w:nsid w:val="7EDC055C"/>
     <w:multiLevelType w:val="multilevel"/>
     <w:tmpl w:val="04080025"/>
@@ -9450,16 +12991,28 @@
     </w:lvl>
   </w:abstractNum>
   <w:num w:numId="1" w16cid:durableId="1692150077">
+    <w:abstractNumId w:val="2"/>
+  </w:num>
+  <w:num w:numId="2" w16cid:durableId="1410545340">
+    <w:abstractNumId w:val="3"/>
+  </w:num>
+  <w:num w:numId="3" w16cid:durableId="978268343">
+    <w:abstractNumId w:val="5"/>
+  </w:num>
+  <w:num w:numId="4" w16cid:durableId="630790889">
+    <w:abstractNumId w:val="7"/>
+  </w:num>
+  <w:num w:numId="5" w16cid:durableId="707025098">
     <w:abstractNumId w:val="0"/>
   </w:num>
-  <w:num w:numId="2" w16cid:durableId="1410545340">
+  <w:num w:numId="6" w16cid:durableId="962493096">
+    <w:abstractNumId w:val="4"/>
+  </w:num>
+  <w:num w:numId="7" w16cid:durableId="314459087">
     <w:abstractNumId w:val="1"/>
   </w:num>
-  <w:num w:numId="3" w16cid:durableId="978268343">
-    <w:abstractNumId w:val="2"/>
-  </w:num>
-  <w:num w:numId="4" w16cid:durableId="630790889">
-    <w:abstractNumId w:val="3"/>
+  <w:num w:numId="8" w16cid:durableId="1227686477">
+    <w:abstractNumId w:val="6"/>
   </w:num>
 </w:numbering>
 </file>
@@ -9930,7 +13483,6 @@
     <w:next w:val="Normal"/>
     <w:link w:val="Heading3Char"/>
     <w:uiPriority w:val="9"/>
-    <w:semiHidden/>
     <w:unhideWhenUsed/>
     <w:qFormat/>
     <w:rsid w:val="00DD3DDA"/>
@@ -10118,7 +13670,6 @@
   <w:style w:type="character" w:default="1" w:styleId="DefaultParagraphFont">
     <w:name w:val="Default Paragraph Font"/>
     <w:uiPriority w:val="1"/>
-    <w:semiHidden/>
     <w:unhideWhenUsed/>
   </w:style>
   <w:style w:type="table" w:default="1" w:styleId="TableNormal">
@@ -10304,7 +13855,6 @@
     <w:basedOn w:val="DefaultParagraphFont"/>
     <w:link w:val="Heading3"/>
     <w:uiPriority w:val="9"/>
-    <w:semiHidden/>
     <w:rsid w:val="00DD3DDA"/>
     <w:rPr>
       <w:rFonts w:asciiTheme="majorHAnsi" w:eastAsiaTheme="majorEastAsia" w:hAnsiTheme="majorHAnsi" w:cstheme="majorBidi"/>
@@ -10701,6 +14251,16 @@
       <w:szCs w:val="20"/>
     </w:rPr>
   </w:style>
+  <w:style w:type="character" w:styleId="PlaceholderText">
+    <w:name w:val="Placeholder Text"/>
+    <w:basedOn w:val="DefaultParagraphFont"/>
+    <w:uiPriority w:val="99"/>
+    <w:semiHidden/>
+    <w:rsid w:val="002A1A2D"/>
+    <w:rPr>
+      <w:color w:val="666666"/>
+    </w:rPr>
+  </w:style>
 </w:styles>
 </file>
 
@@ -11009,7 +14569,7 @@
       </b:Author>
     </b:Author>
     <b:Month>January</b:Month>
-    <b:RefOrder>8</b:RefOrder>
+    <b:RefOrder>11</b:RefOrder>
   </b:Source>
   <b:Source>
     <b:Tag>Dep25</b:Tag>
@@ -11049,44 +14609,6 @@
     <b:RefOrder>2</b:RefOrder>
   </b:Source>
   <b:Source>
-    <b:Tag>Kon21</b:Tag>
-    <b:SourceType>JournalArticle</b:SourceType>
-    <b:Guid>{A63FFAB3-AE55-4629-9219-39CF66B7B140}</b:Guid>
-    <b:Author>
-      <b:Author>
-        <b:NameList>
-          <b:Person>
-            <b:Last>Konstantinos Perifanos</b:Last>
-            <b:First>Dionysis</b:First>
-            <b:Middle>Goutsos</b:Middle>
-          </b:Person>
-        </b:NameList>
-      </b:Author>
-    </b:Author>
-    <b:Title>Multimodal Hate Speech Detection in Greek Social Media </b:Title>
-    <b:Year>2021</b:Year>
-    <b:RefOrder>6</b:RefOrder>
-  </b:Source>
-  <b:Source>
-    <b:Tag>Ana21</b:Tag>
-    <b:SourceType>Report</b:SourceType>
-    <b:Guid>{4AF7BB40-F482-4AFB-B5B2-C1A132D13213}</b:Guid>
-    <b:Author>
-      <b:Author>
-        <b:NameList>
-          <b:Person>
-            <b:Last>Anagnostopoulos</b:Last>
-            <b:First>Theodoros</b:First>
-          </b:Person>
-        </b:NameList>
-      </b:Author>
-    </b:Author>
-    <b:Title>Toxicity Detection on Greek Tweets</b:Title>
-    <b:Year>2021</b:Year>
-    <b:City>Athens</b:City>
-    <b:RefOrder>5</b:RefOrder>
-  </b:Source>
-  <b:Source>
     <b:Tag>ELS23</b:Tag>
     <b:SourceType>Report</b:SourceType>
     <b:Guid>{B6159325-7782-4BE1-969B-451BF1C04FA4}</b:Guid>
@@ -11119,16 +14641,105 @@
     <b:RefOrder>4</b:RefOrder>
   </b:Source>
   <b:Source>
-    <b:Tag>Pio17</b:Tag>
+    <b:Tag>Dev18</b:Tag>
     <b:SourceType>Report</b:SourceType>
-    <b:Guid>{4256E5B9-3D49-4C7C-A6FA-C201AAA896B5}</b:Guid>
+    <b:Guid>{46CF1BDF-0A73-433C-8371-63504699FF11}</b:Guid>
     <b:Author>
       <b:Author>
         <b:NameList>
           <b:Person>
-            <b:Last>Piotr Bojanowski</b:Last>
+            <b:Last>Devlin</b:Last>
+            <b:First>Jacob</b:First>
+          </b:Person>
+          <b:Person>
+            <b:Last>Chang</b:Last>
+            <b:First>Ming-Wei</b:First>
+          </b:Person>
+          <b:Person>
+            <b:Last>Lee</b:Last>
+            <b:First>Kenton</b:First>
+          </b:Person>
+          <b:Person>
+            <b:Last>Toutanova</b:Last>
+            <b:First>Kristina</b:First>
+          </b:Person>
+        </b:NameList>
+      </b:Author>
+    </b:Author>
+    <b:Title>BERT: Pre-training of Deep Bidirectional Transformers for</b:Title>
+    <b:Year>2018</b:Year>
+    <b:RefOrder>9</b:RefOrder>
+  </b:Source>
+  <b:Source>
+    <b:Tag>Die15</b:Tag>
+    <b:SourceType>ConferenceProceedings</b:SourceType>
+    <b:Guid>{F0679D09-0F6C-4CD6-A80D-863643E3F307}</b:Guid>
+    <b:Author>
+      <b:Author>
+        <b:NameList>
+          <b:Person>
+            <b:Last>Kingma</b:Last>
+            <b:First>Diederik</b:First>
+            <b:Middle>P.</b:Middle>
+          </b:Person>
+          <b:Person>
+            <b:Last>Ba</b:Last>
+            <b:First>Jimmy</b:First>
+            <b:Middle>Lei</b:Middle>
+          </b:Person>
+        </b:NameList>
+      </b:Author>
+    </b:Author>
+    <b:Title>Adam: A method for stochastic optimization</b:Title>
+    <b:Year>2015</b:Year>
+    <b:City>San Diego</b:City>
+    <b:ConferenceName>ICLR conference</b:ConferenceName>
+    <b:RefOrder>8</b:RefOrder>
+  </b:Source>
+  <b:Source>
+    <b:Tag>Kon21</b:Tag>
+    <b:SourceType>JournalArticle</b:SourceType>
+    <b:Guid>{CBC7054D-687C-4D6C-AFC2-340D6329C534}</b:Guid>
+    <b:Author>
+      <b:Author>
+        <b:NameList>
+          <b:Person>
+            <b:Last>Perifanos</b:Last>
+            <b:First>Konstantinos</b:First>
+          </b:Person>
+          <b:Person>
+            <b:Last>Goutsos</b:Last>
+            <b:First>Dionysis</b:First>
+          </b:Person>
+        </b:NameList>
+      </b:Author>
+    </b:Author>
+    <b:Title>Multimodal Hate Speech Detection in Greek Social Media</b:Title>
+    <b:Year>2021</b:Year>
+    <b:RefOrder>6</b:RefOrder>
+  </b:Source>
+  <b:Source>
+    <b:Tag>Pio17</b:Tag>
+    <b:SourceType>Report</b:SourceType>
+    <b:Guid>{4CCEFEEF-BCA2-4973-A350-748FC08750B4}</b:Guid>
+    <b:Author>
+      <b:Author>
+        <b:NameList>
+          <b:Person>
+            <b:Last>Bojanowski</b:Last>
+            <b:First>Piotr</b:First>
+          </b:Person>
+          <b:Person>
+            <b:Last>Grave</b:Last>
             <b:First>Edouard</b:First>
-            <b:Middle>Grave, Armand Joulin, Tomas Mikolov</b:Middle>
+          </b:Person>
+          <b:Person>
+            <b:Last>Joulin</b:Last>
+            <b:First>Armand</b:First>
+          </b:Person>
+          <b:Person>
+            <b:Last>Mikolov</b:Last>
+            <b:First>Tomas</b:First>
           </b:Person>
         </b:NameList>
       </b:Author>
@@ -11137,11 +14748,71 @@
     <b:Year>2017</b:Year>
     <b:RefOrder>7</b:RefOrder>
   </b:Source>
+  <b:Source>
+    <b:Tag>Ana21</b:Tag>
+    <b:SourceType>Report</b:SourceType>
+    <b:Guid>{F9D6D9C4-693D-4590-81B8-6C731000B88E}</b:Guid>
+    <b:Author>
+      <b:Author>
+        <b:NameList>
+          <b:Person>
+            <b:Last>Theodoros</b:Last>
+            <b:First>Anagnostopoulos</b:First>
+          </b:Person>
+        </b:NameList>
+      </b:Author>
+    </b:Author>
+    <b:Title>Toxicity Detection on Greek Tweets</b:Title>
+    <b:Year>2021</b:Year>
+    <b:City>Athens</b:City>
+    <b:RefOrder>5</b:RefOrder>
+  </b:Source>
+  <b:Source>
+    <b:Tag>Vas</b:Tag>
+    <b:SourceType>Report</b:SourceType>
+    <b:Guid>{2D32A52D-2D53-4062-95A3-3A4F69308306}</b:Guid>
+    <b:Author>
+      <b:Author>
+        <b:NameList>
+          <b:Person>
+            <b:Last>Vaswani</b:Last>
+            <b:First>Ashish</b:First>
+          </b:Person>
+          <b:Person>
+            <b:Last>Shazeer</b:Last>
+            <b:First>Noam</b:First>
+          </b:Person>
+          <b:Person>
+            <b:Last>Parmar</b:Last>
+            <b:First>Niki</b:First>
+          </b:Person>
+          <b:Person>
+            <b:Last>Uszkoreit</b:Last>
+            <b:First>Jakob</b:First>
+          </b:Person>
+          <b:Person>
+            <b:Last>Jones</b:Last>
+            <b:First>Llion</b:First>
+          </b:Person>
+          <b:Person>
+            <b:Last>Gomez</b:Last>
+            <b:First>Aidan</b:First>
+            <b:Middle>N.</b:Middle>
+          </b:Person>
+          <b:Person>
+            <b:Last>Kaiser</b:Last>
+            <b:First>Łukasz</b:First>
+          </b:Person>
+        </b:NameList>
+      </b:Author>
+    </b:Author>
+    <b:RefOrder>10</b:RefOrder>
+  </b:Source>
 </b:Sources>
 </file>
 
 <file path=customXml/itemProps1.xml><?xml version="1.0" encoding="utf-8"?>
-<ds:datastoreItem xmlns:ds="http://schemas.openxmlformats.org/officeDocument/2006/customXml" ds:itemID="{B8CEE598-499E-4CA4-AA35-BCEB957A53E1}">
+<ds:datastoreItem xmlns:ds="http://schemas.openxmlformats.org/officeDocument/2006/customXml" ds:itemID="{F50B8AE4-5BB8-4D61-B2F7-D05670D7E550}">
   <ds:schemaRefs>
     <ds:schemaRef ds:uri="http://schemas.openxmlformats.org/officeDocument/2006/bibliography"/>
   </ds:schemaRefs>

--- a/Toxicity analysis in Greek text.docx
+++ b/Toxicity analysis in Greek text.docx
@@ -1479,14 +1479,14 @@
         </w:numPr>
         <w:ind w:left="432" w:right="282" w:hanging="432"/>
         <w:rPr>
-          <w:rFonts w:ascii="Times New Roman" w:hAnsi="Times New Roman" w:cs="Times New Roman"/>
+          <w:rFonts w:cs="Times New Roman"/>
           <w:color w:val="auto"/>
         </w:rPr>
       </w:pPr>
-      <w:bookmarkStart w:id="1" w:name="_Toc213356010"/>
-      <w:r>
-        <w:rPr>
-          <w:rFonts w:ascii="Times New Roman" w:hAnsi="Times New Roman" w:cs="Times New Roman"/>
+      <w:bookmarkStart w:id="1" w:name="_Toc214622601"/>
+      <w:r>
+        <w:rPr>
+          <w:rFonts w:cs="Times New Roman"/>
           <w:color w:val="auto"/>
         </w:rPr>
         <w:lastRenderedPageBreak/>
@@ -1592,14 +1592,14 @@
         </w:numPr>
         <w:ind w:left="432" w:right="282" w:hanging="432"/>
         <w:rPr>
-          <w:rFonts w:ascii="Times New Roman" w:hAnsi="Times New Roman" w:cs="Times New Roman"/>
+          <w:rFonts w:cs="Times New Roman"/>
           <w:color w:val="auto"/>
         </w:rPr>
       </w:pPr>
-      <w:bookmarkStart w:id="2" w:name="_Toc213356011"/>
-      <w:r>
-        <w:rPr>
-          <w:rFonts w:ascii="Times New Roman" w:hAnsi="Times New Roman" w:cs="Times New Roman"/>
+      <w:bookmarkStart w:id="2" w:name="_Toc214622602"/>
+      <w:r>
+        <w:rPr>
+          <w:rFonts w:cs="Times New Roman"/>
           <w:color w:val="auto"/>
         </w:rPr>
         <w:lastRenderedPageBreak/>
@@ -1943,15 +1943,15 @@
         </w:numPr>
         <w:ind w:right="282"/>
         <w:rPr>
-          <w:rFonts w:ascii="Times New Roman" w:hAnsi="Times New Roman" w:cs="Times New Roman"/>
+          <w:rFonts w:cs="Times New Roman"/>
           <w:color w:val="auto"/>
           <w:lang w:val="en-US"/>
         </w:rPr>
       </w:pPr>
-      <w:bookmarkStart w:id="3" w:name="_Toc213356012"/>
-      <w:r>
-        <w:rPr>
-          <w:rFonts w:ascii="Times New Roman" w:hAnsi="Times New Roman" w:cs="Times New Roman"/>
+      <w:bookmarkStart w:id="3" w:name="_Toc214622603"/>
+      <w:r>
+        <w:rPr>
+          <w:rFonts w:cs="Times New Roman"/>
           <w:color w:val="auto"/>
           <w:lang w:val="en-US"/>
         </w:rPr>
@@ -2218,7 +2218,7 @@
           <w:szCs w:val="24"/>
           <w:lang w:val="en-US"/>
         </w:rPr>
-        <w:t>ultramodern</w:t>
+        <w:t>state-of-the-art</w:t>
       </w:r>
       <w:r>
         <w:rPr>
@@ -2309,15 +2309,15 @@
         </w:numPr>
         <w:ind w:left="432" w:right="282" w:hanging="432"/>
         <w:rPr>
-          <w:rFonts w:ascii="Times New Roman" w:hAnsi="Times New Roman" w:cs="Times New Roman"/>
+          <w:rFonts w:cs="Times New Roman"/>
           <w:color w:val="auto"/>
           <w:lang w:val="en-US"/>
         </w:rPr>
       </w:pPr>
-      <w:bookmarkStart w:id="4" w:name="_Toc213356013"/>
-      <w:r>
-        <w:rPr>
-          <w:rFonts w:ascii="Times New Roman" w:hAnsi="Times New Roman" w:cs="Times New Roman"/>
+      <w:bookmarkStart w:id="4" w:name="_Toc214622604"/>
+      <w:r>
+        <w:rPr>
+          <w:rFonts w:cs="Times New Roman"/>
           <w:color w:val="auto"/>
         </w:rPr>
         <w:lastRenderedPageBreak/>
@@ -2325,7 +2325,7 @@
       </w:r>
       <w:r>
         <w:rPr>
-          <w:rFonts w:ascii="Times New Roman" w:hAnsi="Times New Roman" w:cs="Times New Roman"/>
+          <w:rFonts w:cs="Times New Roman"/>
           <w:color w:val="auto"/>
           <w:lang w:val="en-US"/>
         </w:rPr>
@@ -2333,7 +2333,7 @@
       </w:r>
       <w:r>
         <w:rPr>
-          <w:rFonts w:ascii="Times New Roman" w:hAnsi="Times New Roman" w:cs="Times New Roman"/>
+          <w:rFonts w:cs="Times New Roman"/>
           <w:color w:val="auto"/>
         </w:rPr>
         <w:t>ΠΕΡΙΕΧΟΜΕΝΩΝ</w:t>
@@ -2343,7 +2343,7 @@
     <w:sdt>
       <w:sdtPr>
         <w:rPr>
-          <w:rFonts w:ascii="Times New Roman" w:eastAsiaTheme="minorHAnsi" w:hAnsi="Times New Roman" w:cs="Times New Roman"/>
+          <w:rFonts w:eastAsiaTheme="minorHAnsi" w:cs="Times New Roman"/>
           <w:b w:val="0"/>
           <w:bCs w:val="0"/>
           <w:color w:val="auto"/>
@@ -2368,7 +2368,7 @@
             <w:pStyle w:val="TOCHeading"/>
             <w:ind w:right="282"/>
             <w:rPr>
-              <w:rFonts w:ascii="Times New Roman" w:hAnsi="Times New Roman" w:cs="Times New Roman"/>
+              <w:rFonts w:cs="Times New Roman"/>
               <w:color w:val="auto"/>
             </w:rPr>
           </w:pPr>
@@ -2406,7 +2406,7 @@
             </w:rPr>
             <w:fldChar w:fldCharType="separate"/>
           </w:r>
-          <w:hyperlink w:anchor="_Toc213356010" w:history="1">
+          <w:hyperlink w:anchor="_Toc214622601" w:history="1">
             <w:r>
               <w:rPr>
                 <w:rStyle w:val="Hyperlink"/>
@@ -2434,7 +2434,7 @@
                 <w:noProof/>
                 <w:webHidden/>
               </w:rPr>
-              <w:instrText xml:space="preserve"> PAGEREF _Toc213356010 \h </w:instrText>
+              <w:instrText xml:space="preserve"> PAGEREF _Toc214622601 \h </w:instrText>
             </w:r>
             <w:r>
               <w:rPr>
@@ -2480,7 +2480,7 @@
               <w14:ligatures w14:val="standardContextual"/>
             </w:rPr>
           </w:pPr>
-          <w:hyperlink w:anchor="_Toc213356011" w:history="1">
+          <w:hyperlink w:anchor="_Toc214622602" w:history="1">
             <w:r>
               <w:rPr>
                 <w:rStyle w:val="Hyperlink"/>
@@ -2508,7 +2508,7 @@
                 <w:noProof/>
                 <w:webHidden/>
               </w:rPr>
-              <w:instrText xml:space="preserve"> PAGEREF _Toc213356011 \h </w:instrText>
+              <w:instrText xml:space="preserve"> PAGEREF _Toc214622602 \h </w:instrText>
             </w:r>
             <w:r>
               <w:rPr>
@@ -2554,7 +2554,7 @@
               <w14:ligatures w14:val="standardContextual"/>
             </w:rPr>
           </w:pPr>
-          <w:hyperlink w:anchor="_Toc213356012" w:history="1">
+          <w:hyperlink w:anchor="_Toc214622603" w:history="1">
             <w:r>
               <w:rPr>
                 <w:rStyle w:val="Hyperlink"/>
@@ -2583,7 +2583,7 @@
                 <w:noProof/>
                 <w:webHidden/>
               </w:rPr>
-              <w:instrText xml:space="preserve"> PAGEREF _Toc213356012 \h </w:instrText>
+              <w:instrText xml:space="preserve"> PAGEREF _Toc214622603 \h </w:instrText>
             </w:r>
             <w:r>
               <w:rPr>
@@ -2629,7 +2629,7 @@
               <w14:ligatures w14:val="standardContextual"/>
             </w:rPr>
           </w:pPr>
-          <w:hyperlink w:anchor="_Toc213356013" w:history="1">
+          <w:hyperlink w:anchor="_Toc214622604" w:history="1">
             <w:r>
               <w:rPr>
                 <w:rStyle w:val="Hyperlink"/>
@@ -2674,7 +2674,7 @@
                 <w:noProof/>
                 <w:webHidden/>
               </w:rPr>
-              <w:instrText xml:space="preserve"> PAGEREF _Toc213356013 \h </w:instrText>
+              <w:instrText xml:space="preserve"> PAGEREF _Toc214622604 \h </w:instrText>
             </w:r>
             <w:r>
               <w:rPr>
@@ -2720,7 +2720,7 @@
               <w14:ligatures w14:val="standardContextual"/>
             </w:rPr>
           </w:pPr>
-          <w:hyperlink w:anchor="_Toc213356014" w:history="1">
+          <w:hyperlink w:anchor="_Toc214622605" w:history="1">
             <w:r>
               <w:rPr>
                 <w:rStyle w:val="Hyperlink"/>
@@ -2748,7 +2748,7 @@
                 <w:noProof/>
                 <w:webHidden/>
               </w:rPr>
-              <w:instrText xml:space="preserve"> PAGEREF _Toc213356014 \h </w:instrText>
+              <w:instrText xml:space="preserve"> PAGEREF _Toc214622605 \h </w:instrText>
             </w:r>
             <w:r>
               <w:rPr>
@@ -2794,7 +2794,7 @@
               <w14:ligatures w14:val="standardContextual"/>
             </w:rPr>
           </w:pPr>
-          <w:hyperlink w:anchor="_Toc213356015" w:history="1">
+          <w:hyperlink w:anchor="_Toc214622606" w:history="1">
             <w:r>
               <w:rPr>
                 <w:rStyle w:val="Hyperlink"/>
@@ -2822,7 +2822,7 @@
                 <w:noProof/>
                 <w:webHidden/>
               </w:rPr>
-              <w:instrText xml:space="preserve"> PAGEREF _Toc213356015 \h </w:instrText>
+              <w:instrText xml:space="preserve"> PAGEREF _Toc214622606 \h </w:instrText>
             </w:r>
             <w:r>
               <w:rPr>
@@ -2868,7 +2868,7 @@
               <w14:ligatures w14:val="standardContextual"/>
             </w:rPr>
           </w:pPr>
-          <w:hyperlink w:anchor="_Toc213356016" w:history="1">
+          <w:hyperlink w:anchor="_Toc214622607" w:history="1">
             <w:r>
               <w:rPr>
                 <w:rStyle w:val="Hyperlink"/>
@@ -2896,7 +2896,7 @@
                 <w:noProof/>
                 <w:webHidden/>
               </w:rPr>
-              <w:instrText xml:space="preserve"> PAGEREF _Toc213356016 \h </w:instrText>
+              <w:instrText xml:space="preserve"> PAGEREF _Toc214622607 \h </w:instrText>
             </w:r>
             <w:r>
               <w:rPr>
@@ -2942,7 +2942,7 @@
               <w14:ligatures w14:val="standardContextual"/>
             </w:rPr>
           </w:pPr>
-          <w:hyperlink w:anchor="_Toc213356017" w:history="1">
+          <w:hyperlink w:anchor="_Toc214622608" w:history="1">
             <w:r>
               <w:rPr>
                 <w:rStyle w:val="Hyperlink"/>
@@ -2971,7 +2971,7 @@
                 <w:noProof/>
                 <w:webHidden/>
               </w:rPr>
-              <w:instrText xml:space="preserve"> PAGEREF _Toc213356017 \h </w:instrText>
+              <w:instrText xml:space="preserve"> PAGEREF _Toc214622608 \h </w:instrText>
             </w:r>
             <w:r>
               <w:rPr>
@@ -3017,7 +3017,7 @@
               <w14:ligatures w14:val="standardContextual"/>
             </w:rPr>
           </w:pPr>
-          <w:hyperlink w:anchor="_Toc213356018" w:history="1">
+          <w:hyperlink w:anchor="_Toc214622609" w:history="1">
             <w:r>
               <w:rPr>
                 <w:rStyle w:val="Hyperlink"/>
@@ -3046,7 +3046,7 @@
                 <w:noProof/>
                 <w:webHidden/>
               </w:rPr>
-              <w:instrText xml:space="preserve"> PAGEREF _Toc213356018 \h </w:instrText>
+              <w:instrText xml:space="preserve"> PAGEREF _Toc214622609 \h </w:instrText>
             </w:r>
             <w:r>
               <w:rPr>
@@ -3067,6 +3067,80 @@
                 <w:webHidden/>
               </w:rPr>
               <w:t>15</w:t>
+            </w:r>
+            <w:r>
+              <w:rPr>
+                <w:noProof/>
+                <w:webHidden/>
+              </w:rPr>
+              <w:fldChar w:fldCharType="end"/>
+            </w:r>
+          </w:hyperlink>
+        </w:p>
+        <w:p>
+          <w:pPr>
+            <w:pStyle w:val="TOC1"/>
+            <w:tabs>
+              <w:tab w:val="right" w:leader="dot" w:pos="9061"/>
+            </w:tabs>
+            <w:rPr>
+              <w:rFonts w:asciiTheme="minorHAnsi" w:eastAsiaTheme="minorEastAsia" w:hAnsiTheme="minorHAnsi"/>
+              <w:noProof/>
+              <w:kern w:val="2"/>
+              <w:szCs w:val="24"/>
+              <w:lang w:val="en-US"/>
+              <w14:ligatures w14:val="standardContextual"/>
+            </w:rPr>
+          </w:pPr>
+          <w:hyperlink w:anchor="_Toc214622610" w:history="1">
+            <w:r>
+              <w:rPr>
+                <w:rStyle w:val="Hyperlink"/>
+                <w:noProof/>
+                <w:lang w:val="en-US"/>
+              </w:rPr>
+              <w:t>1. Related Works</w:t>
+            </w:r>
+            <w:r>
+              <w:rPr>
+                <w:noProof/>
+                <w:webHidden/>
+              </w:rPr>
+              <w:tab/>
+            </w:r>
+            <w:r>
+              <w:rPr>
+                <w:noProof/>
+                <w:webHidden/>
+              </w:rPr>
+              <w:fldChar w:fldCharType="begin"/>
+            </w:r>
+            <w:r>
+              <w:rPr>
+                <w:noProof/>
+                <w:webHidden/>
+              </w:rPr>
+              <w:instrText xml:space="preserve"> PAGEREF _Toc214622610 \h </w:instrText>
+            </w:r>
+            <w:r>
+              <w:rPr>
+                <w:noProof/>
+                <w:webHidden/>
+              </w:rPr>
+            </w:r>
+            <w:r>
+              <w:rPr>
+                <w:noProof/>
+                <w:webHidden/>
+              </w:rPr>
+              <w:fldChar w:fldCharType="separate"/>
+            </w:r>
+            <w:r>
+              <w:rPr>
+                <w:noProof/>
+                <w:webHidden/>
+              </w:rPr>
+              <w:t>16</w:t>
             </w:r>
             <w:r>
               <w:rPr>
@@ -3092,7 +3166,7 @@
               <w14:ligatures w14:val="standardContextual"/>
             </w:rPr>
           </w:pPr>
-          <w:hyperlink w:anchor="_Toc213356019" w:history="1">
+          <w:hyperlink w:anchor="_Toc214622611" w:history="1">
             <w:r>
               <w:rPr>
                 <w:rStyle w:val="Hyperlink"/>
@@ -3121,7 +3195,7 @@
                 <w:noProof/>
                 <w:webHidden/>
               </w:rPr>
-              <w:instrText xml:space="preserve"> PAGEREF _Toc213356019 \h </w:instrText>
+              <w:instrText xml:space="preserve"> PAGEREF _Toc214622611 \h </w:instrText>
             </w:r>
             <w:r>
               <w:rPr>
@@ -3167,7 +3241,7 @@
               <w14:ligatures w14:val="standardContextual"/>
             </w:rPr>
           </w:pPr>
-          <w:hyperlink w:anchor="_Toc213356020" w:history="1">
+          <w:hyperlink w:anchor="_Toc214622612" w:history="1">
             <w:r>
               <w:rPr>
                 <w:rStyle w:val="Hyperlink"/>
@@ -3196,7 +3270,7 @@
                 <w:noProof/>
                 <w:webHidden/>
               </w:rPr>
-              <w:instrText xml:space="preserve"> PAGEREF _Toc213356020 \h </w:instrText>
+              <w:instrText xml:space="preserve"> PAGEREF _Toc214622612 \h </w:instrText>
             </w:r>
             <w:r>
               <w:rPr>
@@ -3242,7 +3316,7 @@
               <w14:ligatures w14:val="standardContextual"/>
             </w:rPr>
           </w:pPr>
-          <w:hyperlink w:anchor="_Toc213356021" w:history="1">
+          <w:hyperlink w:anchor="_Toc214622613" w:history="1">
             <w:r>
               <w:rPr>
                 <w:rStyle w:val="Hyperlink"/>
@@ -3270,7 +3344,7 @@
                 <w:noProof/>
                 <w:webHidden/>
               </w:rPr>
-              <w:instrText xml:space="preserve"> PAGEREF _Toc213356021 \h </w:instrText>
+              <w:instrText xml:space="preserve"> PAGEREF _Toc214622613 \h </w:instrText>
             </w:r>
             <w:r>
               <w:rPr>
@@ -3316,7 +3390,7 @@
               <w14:ligatures w14:val="standardContextual"/>
             </w:rPr>
           </w:pPr>
-          <w:hyperlink w:anchor="_Toc213356022" w:history="1">
+          <w:hyperlink w:anchor="_Toc214622614" w:history="1">
             <w:r>
               <w:rPr>
                 <w:rStyle w:val="Hyperlink"/>
@@ -3344,7 +3418,7 @@
                 <w:noProof/>
                 <w:webHidden/>
               </w:rPr>
-              <w:instrText xml:space="preserve"> PAGEREF _Toc213356022 \h </w:instrText>
+              <w:instrText xml:space="preserve"> PAGEREF _Toc214622614 \h </w:instrText>
             </w:r>
             <w:r>
               <w:rPr>
@@ -3390,7 +3464,7 @@
               <w14:ligatures w14:val="standardContextual"/>
             </w:rPr>
           </w:pPr>
-          <w:hyperlink w:anchor="_Toc213356023" w:history="1">
+          <w:hyperlink w:anchor="_Toc214622615" w:history="1">
             <w:r>
               <w:rPr>
                 <w:rStyle w:val="Hyperlink"/>
@@ -3419,7 +3493,7 @@
                 <w:noProof/>
                 <w:webHidden/>
               </w:rPr>
-              <w:instrText xml:space="preserve"> PAGEREF _Toc213356023 \h </w:instrText>
+              <w:instrText xml:space="preserve"> PAGEREF _Toc214622615 \h </w:instrText>
             </w:r>
             <w:r>
               <w:rPr>
@@ -3465,7 +3539,7 @@
               <w14:ligatures w14:val="standardContextual"/>
             </w:rPr>
           </w:pPr>
-          <w:hyperlink w:anchor="_Toc213356024" w:history="1">
+          <w:hyperlink w:anchor="_Toc214622616" w:history="1">
             <w:r>
               <w:rPr>
                 <w:rStyle w:val="Hyperlink"/>
@@ -3494,7 +3568,7 @@
                 <w:noProof/>
                 <w:webHidden/>
               </w:rPr>
-              <w:instrText xml:space="preserve"> PAGEREF _Toc213356024 \h </w:instrText>
+              <w:instrText xml:space="preserve"> PAGEREF _Toc214622616 \h </w:instrText>
             </w:r>
             <w:r>
               <w:rPr>
@@ -3540,7 +3614,7 @@
               <w14:ligatures w14:val="standardContextual"/>
             </w:rPr>
           </w:pPr>
-          <w:hyperlink w:anchor="_Toc213356025" w:history="1">
+          <w:hyperlink w:anchor="_Toc214622617" w:history="1">
             <w:r>
               <w:rPr>
                 <w:rStyle w:val="Hyperlink"/>
@@ -3569,7 +3643,7 @@
                 <w:noProof/>
                 <w:webHidden/>
               </w:rPr>
-              <w:instrText xml:space="preserve"> PAGEREF _Toc213356025 \h </w:instrText>
+              <w:instrText xml:space="preserve"> PAGEREF _Toc214622617 \h </w:instrText>
             </w:r>
             <w:r>
               <w:rPr>
@@ -3615,7 +3689,7 @@
               <w14:ligatures w14:val="standardContextual"/>
             </w:rPr>
           </w:pPr>
-          <w:hyperlink w:anchor="_Toc213356026" w:history="1">
+          <w:hyperlink w:anchor="_Toc214622618" w:history="1">
             <w:r>
               <w:rPr>
                 <w:rStyle w:val="Hyperlink"/>
@@ -3644,7 +3718,7 @@
                 <w:noProof/>
                 <w:webHidden/>
               </w:rPr>
-              <w:instrText xml:space="preserve"> PAGEREF _Toc213356026 \h </w:instrText>
+              <w:instrText xml:space="preserve"> PAGEREF _Toc214622618 \h </w:instrText>
             </w:r>
             <w:r>
               <w:rPr>
@@ -3690,7 +3764,7 @@
               <w14:ligatures w14:val="standardContextual"/>
             </w:rPr>
           </w:pPr>
-          <w:hyperlink w:anchor="_Toc213356027" w:history="1">
+          <w:hyperlink w:anchor="_Toc214622619" w:history="1">
             <w:r>
               <w:rPr>
                 <w:rStyle w:val="Hyperlink"/>
@@ -3719,7 +3793,7 @@
                 <w:noProof/>
                 <w:webHidden/>
               </w:rPr>
-              <w:instrText xml:space="preserve"> PAGEREF _Toc213356027 \h </w:instrText>
+              <w:instrText xml:space="preserve"> PAGEREF _Toc214622619 \h </w:instrText>
             </w:r>
             <w:r>
               <w:rPr>
@@ -3765,7 +3839,7 @@
               <w14:ligatures w14:val="standardContextual"/>
             </w:rPr>
           </w:pPr>
-          <w:hyperlink w:anchor="_Toc213356028" w:history="1">
+          <w:hyperlink w:anchor="_Toc214622620" w:history="1">
             <w:r>
               <w:rPr>
                 <w:rStyle w:val="Hyperlink"/>
@@ -3793,7 +3867,7 @@
                 <w:noProof/>
                 <w:webHidden/>
               </w:rPr>
-              <w:instrText xml:space="preserve"> PAGEREF _Toc213356028 \h </w:instrText>
+              <w:instrText xml:space="preserve"> PAGEREF _Toc214622620 \h </w:instrText>
             </w:r>
             <w:r>
               <w:rPr>
@@ -3839,7 +3913,7 @@
               <w14:ligatures w14:val="standardContextual"/>
             </w:rPr>
           </w:pPr>
-          <w:hyperlink w:anchor="_Toc213356029" w:history="1">
+          <w:hyperlink w:anchor="_Toc214622621" w:history="1">
             <w:r>
               <w:rPr>
                 <w:rStyle w:val="Hyperlink"/>
@@ -3867,7 +3941,7 @@
                 <w:noProof/>
                 <w:webHidden/>
               </w:rPr>
-              <w:instrText xml:space="preserve"> PAGEREF _Toc213356029 \h </w:instrText>
+              <w:instrText xml:space="preserve"> PAGEREF _Toc214622621 \h </w:instrText>
             </w:r>
             <w:r>
               <w:rPr>
@@ -3913,14 +3987,14 @@
               <w14:ligatures w14:val="standardContextual"/>
             </w:rPr>
           </w:pPr>
-          <w:hyperlink w:anchor="_Toc213356030" w:history="1">
+          <w:hyperlink w:anchor="_Toc214622622" w:history="1">
             <w:r>
               <w:rPr>
                 <w:rStyle w:val="Hyperlink"/>
                 <w:noProof/>
                 <w:lang w:val="en-US"/>
               </w:rPr>
-              <w:t>3.3 Advanced model with Greek BERT</w:t>
+              <w:t>3.4 Advanced model with Greek BERT</w:t>
             </w:r>
             <w:r>
               <w:rPr>
@@ -3941,7 +4015,7 @@
                 <w:noProof/>
                 <w:webHidden/>
               </w:rPr>
-              <w:instrText xml:space="preserve"> PAGEREF _Toc213356030 \h </w:instrText>
+              <w:instrText xml:space="preserve"> PAGEREF _Toc214622622 \h </w:instrText>
             </w:r>
             <w:r>
               <w:rPr>
@@ -3962,6 +4036,80 @@
                 <w:webHidden/>
               </w:rPr>
               <w:t>24</w:t>
+            </w:r>
+            <w:r>
+              <w:rPr>
+                <w:noProof/>
+                <w:webHidden/>
+              </w:rPr>
+              <w:fldChar w:fldCharType="end"/>
+            </w:r>
+          </w:hyperlink>
+        </w:p>
+        <w:p>
+          <w:pPr>
+            <w:pStyle w:val="TOC1"/>
+            <w:tabs>
+              <w:tab w:val="right" w:leader="dot" w:pos="9061"/>
+            </w:tabs>
+            <w:rPr>
+              <w:rFonts w:asciiTheme="minorHAnsi" w:eastAsiaTheme="minorEastAsia" w:hAnsiTheme="minorHAnsi"/>
+              <w:noProof/>
+              <w:kern w:val="2"/>
+              <w:szCs w:val="24"/>
+              <w:lang w:val="en-US"/>
+              <w14:ligatures w14:val="standardContextual"/>
+            </w:rPr>
+          </w:pPr>
+          <w:hyperlink w:anchor="_Toc214622623" w:history="1">
+            <w:r>
+              <w:rPr>
+                <w:rStyle w:val="Hyperlink"/>
+                <w:noProof/>
+                <w:lang w:val="en-US"/>
+              </w:rPr>
+              <w:t>4. Results</w:t>
+            </w:r>
+            <w:r>
+              <w:rPr>
+                <w:noProof/>
+                <w:webHidden/>
+              </w:rPr>
+              <w:tab/>
+            </w:r>
+            <w:r>
+              <w:rPr>
+                <w:noProof/>
+                <w:webHidden/>
+              </w:rPr>
+              <w:fldChar w:fldCharType="begin"/>
+            </w:r>
+            <w:r>
+              <w:rPr>
+                <w:noProof/>
+                <w:webHidden/>
+              </w:rPr>
+              <w:instrText xml:space="preserve"> PAGEREF _Toc214622623 \h </w:instrText>
+            </w:r>
+            <w:r>
+              <w:rPr>
+                <w:noProof/>
+                <w:webHidden/>
+              </w:rPr>
+            </w:r>
+            <w:r>
+              <w:rPr>
+                <w:noProof/>
+                <w:webHidden/>
+              </w:rPr>
+              <w:fldChar w:fldCharType="separate"/>
+            </w:r>
+            <w:r>
+              <w:rPr>
+                <w:noProof/>
+                <w:webHidden/>
+              </w:rPr>
+              <w:t>26</w:t>
             </w:r>
             <w:r>
               <w:rPr>
@@ -3987,14 +4135,14 @@
               <w14:ligatures w14:val="standardContextual"/>
             </w:rPr>
           </w:pPr>
-          <w:hyperlink w:anchor="_Toc213356031" w:history="1">
+          <w:hyperlink w:anchor="_Toc214622624" w:history="1">
             <w:r>
               <w:rPr>
                 <w:rStyle w:val="Hyperlink"/>
                 <w:noProof/>
                 <w:lang w:val="en-US"/>
               </w:rPr>
-              <w:t>4.0 Results</w:t>
+              <w:t>4.1 Experiment Setup</w:t>
             </w:r>
             <w:r>
               <w:rPr>
@@ -4015,7 +4163,7 @@
                 <w:noProof/>
                 <w:webHidden/>
               </w:rPr>
-              <w:instrText xml:space="preserve"> PAGEREF _Toc213356031 \h </w:instrText>
+              <w:instrText xml:space="preserve"> PAGEREF _Toc214622624 \h </w:instrText>
             </w:r>
             <w:r>
               <w:rPr>
@@ -4036,6 +4184,154 @@
                 <w:webHidden/>
               </w:rPr>
               <w:t>26</w:t>
+            </w:r>
+            <w:r>
+              <w:rPr>
+                <w:noProof/>
+                <w:webHidden/>
+              </w:rPr>
+              <w:fldChar w:fldCharType="end"/>
+            </w:r>
+          </w:hyperlink>
+        </w:p>
+        <w:p>
+          <w:pPr>
+            <w:pStyle w:val="TOC2"/>
+            <w:tabs>
+              <w:tab w:val="right" w:leader="dot" w:pos="9061"/>
+            </w:tabs>
+            <w:rPr>
+              <w:rFonts w:asciiTheme="minorHAnsi" w:eastAsiaTheme="minorEastAsia" w:hAnsiTheme="minorHAnsi"/>
+              <w:noProof/>
+              <w:kern w:val="2"/>
+              <w:szCs w:val="24"/>
+              <w:lang w:val="en-US"/>
+              <w14:ligatures w14:val="standardContextual"/>
+            </w:rPr>
+          </w:pPr>
+          <w:hyperlink w:anchor="_Toc214622625" w:history="1">
+            <w:r>
+              <w:rPr>
+                <w:rStyle w:val="Hyperlink"/>
+                <w:noProof/>
+                <w:lang w:val="en-US"/>
+              </w:rPr>
+              <w:t>4.2 Evaluation Metrics</w:t>
+            </w:r>
+            <w:r>
+              <w:rPr>
+                <w:noProof/>
+                <w:webHidden/>
+              </w:rPr>
+              <w:tab/>
+            </w:r>
+            <w:r>
+              <w:rPr>
+                <w:noProof/>
+                <w:webHidden/>
+              </w:rPr>
+              <w:fldChar w:fldCharType="begin"/>
+            </w:r>
+            <w:r>
+              <w:rPr>
+                <w:noProof/>
+                <w:webHidden/>
+              </w:rPr>
+              <w:instrText xml:space="preserve"> PAGEREF _Toc214622625 \h </w:instrText>
+            </w:r>
+            <w:r>
+              <w:rPr>
+                <w:noProof/>
+                <w:webHidden/>
+              </w:rPr>
+            </w:r>
+            <w:r>
+              <w:rPr>
+                <w:noProof/>
+                <w:webHidden/>
+              </w:rPr>
+              <w:fldChar w:fldCharType="separate"/>
+            </w:r>
+            <w:r>
+              <w:rPr>
+                <w:noProof/>
+                <w:webHidden/>
+              </w:rPr>
+              <w:t>26</w:t>
+            </w:r>
+            <w:r>
+              <w:rPr>
+                <w:noProof/>
+                <w:webHidden/>
+              </w:rPr>
+              <w:fldChar w:fldCharType="end"/>
+            </w:r>
+          </w:hyperlink>
+        </w:p>
+        <w:p>
+          <w:pPr>
+            <w:pStyle w:val="TOC2"/>
+            <w:tabs>
+              <w:tab w:val="right" w:leader="dot" w:pos="9061"/>
+            </w:tabs>
+            <w:rPr>
+              <w:rFonts w:asciiTheme="minorHAnsi" w:eastAsiaTheme="minorEastAsia" w:hAnsiTheme="minorHAnsi"/>
+              <w:noProof/>
+              <w:kern w:val="2"/>
+              <w:szCs w:val="24"/>
+              <w:lang w:val="en-US"/>
+              <w14:ligatures w14:val="standardContextual"/>
+            </w:rPr>
+          </w:pPr>
+          <w:hyperlink w:anchor="_Toc214622626" w:history="1">
+            <w:r>
+              <w:rPr>
+                <w:rStyle w:val="Hyperlink"/>
+                <w:noProof/>
+                <w:lang w:val="en-US"/>
+              </w:rPr>
+              <w:t>4.3 Model Performance Comparison</w:t>
+            </w:r>
+            <w:r>
+              <w:rPr>
+                <w:noProof/>
+                <w:webHidden/>
+              </w:rPr>
+              <w:tab/>
+            </w:r>
+            <w:r>
+              <w:rPr>
+                <w:noProof/>
+                <w:webHidden/>
+              </w:rPr>
+              <w:fldChar w:fldCharType="begin"/>
+            </w:r>
+            <w:r>
+              <w:rPr>
+                <w:noProof/>
+                <w:webHidden/>
+              </w:rPr>
+              <w:instrText xml:space="preserve"> PAGEREF _Toc214622626 \h </w:instrText>
+            </w:r>
+            <w:r>
+              <w:rPr>
+                <w:noProof/>
+                <w:webHidden/>
+              </w:rPr>
+            </w:r>
+            <w:r>
+              <w:rPr>
+                <w:noProof/>
+                <w:webHidden/>
+              </w:rPr>
+              <w:fldChar w:fldCharType="separate"/>
+            </w:r>
+            <w:r>
+              <w:rPr>
+                <w:noProof/>
+                <w:webHidden/>
+              </w:rPr>
+              <w:t>27</w:t>
             </w:r>
             <w:r>
               <w:rPr>
@@ -4061,7 +4357,7 @@
               <w14:ligatures w14:val="standardContextual"/>
             </w:rPr>
           </w:pPr>
-          <w:hyperlink w:anchor="_Toc213356032" w:history="1">
+          <w:hyperlink w:anchor="_Toc214622627" w:history="1">
             <w:r>
               <w:rPr>
                 <w:rStyle w:val="Hyperlink"/>
@@ -4089,7 +4385,7 @@
                 <w:noProof/>
                 <w:webHidden/>
               </w:rPr>
-              <w:instrText xml:space="preserve"> PAGEREF _Toc213356032 \h </w:instrText>
+              <w:instrText xml:space="preserve"> PAGEREF _Toc214622627 \h </w:instrText>
             </w:r>
             <w:r>
               <w:rPr>
@@ -4109,7 +4405,7 @@
                 <w:noProof/>
                 <w:webHidden/>
               </w:rPr>
-              <w:t>27</w:t>
+              <w:t>28</w:t>
             </w:r>
             <w:r>
               <w:rPr>
@@ -4135,7 +4431,7 @@
               <w14:ligatures w14:val="standardContextual"/>
             </w:rPr>
           </w:pPr>
-          <w:hyperlink w:anchor="_Toc213356033" w:history="1">
+          <w:hyperlink w:anchor="_Toc214622628" w:history="1">
             <w:r>
               <w:rPr>
                 <w:rStyle w:val="Hyperlink"/>
@@ -4164,7 +4460,7 @@
                 <w:noProof/>
                 <w:webHidden/>
               </w:rPr>
-              <w:instrText xml:space="preserve"> PAGEREF _Toc213356033 \h </w:instrText>
+              <w:instrText xml:space="preserve"> PAGEREF _Toc214622628 \h </w:instrText>
             </w:r>
             <w:r>
               <w:rPr>
@@ -4184,7 +4480,7 @@
                 <w:noProof/>
                 <w:webHidden/>
               </w:rPr>
-              <w:t>28</w:t>
+              <w:t>29</w:t>
             </w:r>
             <w:r>
               <w:rPr>
@@ -4208,7 +4504,6 @@
               <w:b/>
               <w:bCs/>
             </w:rPr>
-            <w:lastRenderedPageBreak/>
             <w:fldChar w:fldCharType="end"/>
           </w:r>
         </w:p>
@@ -4243,14 +4538,14 @@
         </w:numPr>
         <w:ind w:left="432" w:right="282" w:hanging="432"/>
         <w:rPr>
-          <w:rFonts w:ascii="Times New Roman" w:hAnsi="Times New Roman" w:cs="Times New Roman"/>
+          <w:rFonts w:cs="Times New Roman"/>
           <w:color w:val="auto"/>
         </w:rPr>
       </w:pPr>
-      <w:bookmarkStart w:id="5" w:name="_Toc213356014"/>
-      <w:r>
-        <w:rPr>
-          <w:rFonts w:ascii="Times New Roman" w:hAnsi="Times New Roman" w:cs="Times New Roman"/>
+      <w:bookmarkStart w:id="5" w:name="_Toc214622605"/>
+      <w:r>
+        <w:rPr>
+          <w:rFonts w:cs="Times New Roman"/>
           <w:color w:val="auto"/>
         </w:rPr>
         <w:lastRenderedPageBreak/>
@@ -4258,7 +4553,7 @@
       </w:r>
       <w:r>
         <w:rPr>
-          <w:rFonts w:ascii="Times New Roman" w:hAnsi="Times New Roman" w:cs="Times New Roman"/>
+          <w:rFonts w:cs="Times New Roman"/>
           <w:color w:val="auto"/>
         </w:rPr>
         <w:t>ΛΟΓΟΣ ΠΙΝΑΚΩΝ</w:t>
@@ -4449,14 +4744,14 @@
         </w:numPr>
         <w:ind w:left="432" w:right="282" w:hanging="432"/>
         <w:rPr>
-          <w:rFonts w:ascii="Times New Roman" w:hAnsi="Times New Roman" w:cs="Times New Roman"/>
+          <w:rFonts w:cs="Times New Roman"/>
           <w:color w:val="auto"/>
         </w:rPr>
       </w:pPr>
-      <w:bookmarkStart w:id="6" w:name="_Toc213356015"/>
-      <w:r>
-        <w:rPr>
-          <w:rFonts w:ascii="Times New Roman" w:hAnsi="Times New Roman" w:cs="Times New Roman"/>
+      <w:bookmarkStart w:id="6" w:name="_Toc214622606"/>
+      <w:r>
+        <w:rPr>
+          <w:rFonts w:cs="Times New Roman"/>
           <w:color w:val="auto"/>
         </w:rPr>
         <w:lastRenderedPageBreak/>
@@ -4669,14 +4964,15 @@
         </w:numPr>
         <w:ind w:right="282"/>
         <w:rPr>
-          <w:rFonts w:ascii="Times New Roman" w:hAnsi="Times New Roman" w:cs="Times New Roman"/>
+          <w:rFonts w:cs="Times New Roman"/>
           <w:color w:val="auto"/>
-        </w:rPr>
-      </w:pPr>
-      <w:bookmarkStart w:id="7" w:name="_Toc213356016"/>
-      <w:r>
-        <w:rPr>
-          <w:rFonts w:ascii="Times New Roman" w:hAnsi="Times New Roman" w:cs="Times New Roman"/>
+          <w:lang w:val="en-US"/>
+        </w:rPr>
+      </w:pPr>
+      <w:bookmarkStart w:id="7" w:name="_Toc214622607"/>
+      <w:r>
+        <w:rPr>
+          <w:rFonts w:cs="Times New Roman"/>
           <w:color w:val="auto"/>
         </w:rPr>
         <w:lastRenderedPageBreak/>
@@ -4684,28 +4980,29 @@
       </w:r>
       <w:r>
         <w:rPr>
-          <w:rFonts w:ascii="Times New Roman" w:hAnsi="Times New Roman" w:cs="Times New Roman"/>
+          <w:rFonts w:cs="Times New Roman"/>
           <w:color w:val="auto"/>
+          <w:lang w:val="en-US"/>
         </w:rPr>
         <w:t xml:space="preserve"> </w:t>
       </w:r>
       <w:r>
         <w:rPr>
-          <w:rFonts w:ascii="Times New Roman" w:hAnsi="Times New Roman" w:cs="Times New Roman"/>
+          <w:rFonts w:cs="Times New Roman"/>
           <w:color w:val="auto"/>
         </w:rPr>
         <w:t>Σ</w:t>
       </w:r>
       <w:r>
         <w:rPr>
-          <w:rFonts w:ascii="Times New Roman" w:hAnsi="Times New Roman" w:cs="Times New Roman"/>
+          <w:rFonts w:cs="Times New Roman"/>
           <w:color w:val="auto"/>
         </w:rPr>
         <w:t>ΥΝΤΟΜΟΓΡΑΦΙ</w:t>
       </w:r>
       <w:r>
         <w:rPr>
-          <w:rFonts w:ascii="Times New Roman" w:hAnsi="Times New Roman" w:cs="Times New Roman"/>
+          <w:rFonts w:cs="Times New Roman"/>
           <w:color w:val="auto"/>
         </w:rPr>
         <w:t>ΩΝ</w:t>
@@ -4719,381 +5016,9 @@
           <w:rFonts w:cs="Times New Roman"/>
           <w:sz w:val="28"/>
           <w:szCs w:val="28"/>
-        </w:rPr>
-      </w:pPr>
-    </w:p>
-    <w:p>
-      <w:pPr>
-        <w:ind w:right="282"/>
-        <w:rPr>
-          <w:rFonts w:cs="Times New Roman"/>
-          <w:szCs w:val="24"/>
-        </w:rPr>
-      </w:pPr>
-      <w:proofErr w:type="gramStart"/>
-      <w:r>
-        <w:rPr>
-          <w:rFonts w:cs="Times New Roman"/>
-          <w:szCs w:val="24"/>
-          <w:lang w:val="en-US"/>
-        </w:rPr>
-        <w:t>NLP</w:t>
-      </w:r>
-      <w:r>
-        <w:rPr>
-          <w:rFonts w:cs="Times New Roman"/>
-          <w:szCs w:val="24"/>
-        </w:rPr>
-        <w:t>..</w:t>
-      </w:r>
-      <w:proofErr w:type="gramEnd"/>
-      <w:r>
-        <w:rPr>
-          <w:rFonts w:cs="Times New Roman"/>
-          <w:szCs w:val="24"/>
-        </w:rPr>
-        <w:t>…………………………………………………</w:t>
-      </w:r>
-      <w:proofErr w:type="gramStart"/>
-      <w:r>
-        <w:rPr>
-          <w:rFonts w:cs="Times New Roman"/>
-          <w:szCs w:val="24"/>
-        </w:rPr>
-        <w:t>….</w:t>
-      </w:r>
-      <w:r>
-        <w:rPr>
-          <w:rFonts w:cs="Times New Roman"/>
-          <w:szCs w:val="24"/>
-        </w:rPr>
-        <w:t>.</w:t>
-      </w:r>
-      <w:proofErr w:type="gramEnd"/>
-      <w:r>
-        <w:rPr>
-          <w:rFonts w:cs="Times New Roman"/>
-          <w:szCs w:val="24"/>
-          <w:lang w:val="en-US"/>
-        </w:rPr>
-        <w:t>Natural</w:t>
-      </w:r>
-      <w:r>
-        <w:rPr>
-          <w:rFonts w:cs="Times New Roman"/>
-          <w:szCs w:val="24"/>
-        </w:rPr>
-        <w:t xml:space="preserve"> </w:t>
-      </w:r>
-      <w:r>
-        <w:rPr>
-          <w:rFonts w:cs="Times New Roman"/>
-          <w:szCs w:val="24"/>
-          <w:lang w:val="en-US"/>
-        </w:rPr>
-        <w:t>Language</w:t>
-      </w:r>
-      <w:r>
-        <w:rPr>
-          <w:rFonts w:cs="Times New Roman"/>
-          <w:szCs w:val="24"/>
-        </w:rPr>
-        <w:t xml:space="preserve"> </w:t>
-      </w:r>
-      <w:r>
-        <w:rPr>
-          <w:rFonts w:cs="Times New Roman"/>
-          <w:szCs w:val="24"/>
-          <w:lang w:val="en-US"/>
-        </w:rPr>
-        <w:t>Processing</w:t>
-      </w:r>
-    </w:p>
-    <w:p>
-      <w:pPr>
-        <w:ind w:right="282"/>
-        <w:rPr>
-          <w:rFonts w:cs="Times New Roman"/>
-          <w:szCs w:val="24"/>
-        </w:rPr>
-      </w:pPr>
-      <w:r>
-        <w:rPr>
-          <w:rFonts w:cs="Times New Roman"/>
-          <w:szCs w:val="24"/>
-        </w:rPr>
-        <w:t>ΕΦΓ</w:t>
-      </w:r>
-      <w:r>
-        <w:rPr>
-          <w:rFonts w:cs="Times New Roman"/>
-          <w:szCs w:val="24"/>
-        </w:rPr>
-        <w:t>..………………………………………</w:t>
-      </w:r>
-      <w:r>
-        <w:rPr>
-          <w:rFonts w:cs="Times New Roman"/>
-          <w:szCs w:val="24"/>
-        </w:rPr>
-        <w:t>………………</w:t>
-      </w:r>
-      <w:r>
-        <w:rPr>
-          <w:rFonts w:cs="Times New Roman"/>
-          <w:szCs w:val="24"/>
-        </w:rPr>
-        <w:t>.</w:t>
-      </w:r>
-      <w:r>
-        <w:rPr>
-          <w:rFonts w:cs="Times New Roman"/>
-          <w:szCs w:val="24"/>
-        </w:rPr>
-        <w:t>Επεξεργασία</w:t>
-      </w:r>
-      <w:r>
-        <w:rPr>
-          <w:rFonts w:cs="Times New Roman"/>
-          <w:szCs w:val="24"/>
-        </w:rPr>
-        <w:t xml:space="preserve"> </w:t>
-      </w:r>
-      <w:r>
-        <w:rPr>
-          <w:rFonts w:cs="Times New Roman"/>
-          <w:szCs w:val="24"/>
-        </w:rPr>
-        <w:t>Φυσικής</w:t>
-      </w:r>
-      <w:r>
-        <w:rPr>
-          <w:rFonts w:cs="Times New Roman"/>
-          <w:szCs w:val="24"/>
-        </w:rPr>
-        <w:t xml:space="preserve"> </w:t>
-      </w:r>
-      <w:r>
-        <w:rPr>
-          <w:rFonts w:cs="Times New Roman"/>
-          <w:szCs w:val="24"/>
-        </w:rPr>
-        <w:t>Γλώσσας</w:t>
-      </w:r>
-    </w:p>
-    <w:p>
-      <w:pPr>
-        <w:ind w:right="282"/>
-        <w:rPr>
-          <w:rFonts w:cs="Times New Roman"/>
-          <w:szCs w:val="24"/>
-          <w:lang w:val="en-US"/>
-        </w:rPr>
-      </w:pPr>
-      <w:r>
-        <w:rPr>
-          <w:rFonts w:cs="Times New Roman"/>
-          <w:szCs w:val="24"/>
-          <w:lang w:val="en-US"/>
-        </w:rPr>
-        <w:t>BERT…………………………</w:t>
-      </w:r>
-      <w:r>
-        <w:rPr>
-          <w:rFonts w:cs="Times New Roman"/>
-          <w:szCs w:val="24"/>
-          <w:lang w:val="en-US"/>
-        </w:rPr>
-        <w:t>Bidirectional Encoder Representations from Transformers</w:t>
-      </w:r>
-    </w:p>
-    <w:p>
-      <w:pPr>
-        <w:ind w:right="282"/>
-        <w:rPr>
-          <w:rFonts w:cs="Times New Roman"/>
-          <w:szCs w:val="24"/>
-          <w:lang w:val="en-US"/>
-        </w:rPr>
-      </w:pPr>
-      <w:r>
-        <w:rPr>
-          <w:rFonts w:cs="Times New Roman"/>
-          <w:szCs w:val="24"/>
-          <w:lang w:val="en-US"/>
-        </w:rPr>
-        <w:t>GRU…………………………………………………………………...</w:t>
-      </w:r>
-      <w:r>
-        <w:rPr>
-          <w:rFonts w:cs="Times New Roman"/>
-          <w:szCs w:val="24"/>
-          <w:lang w:val="en-US"/>
-        </w:rPr>
-        <w:t>Gated Recurrent Unit</w:t>
-      </w:r>
-    </w:p>
-    <w:p>
-      <w:pPr>
-        <w:ind w:right="282"/>
-        <w:rPr>
-          <w:rFonts w:cs="Times New Roman"/>
-          <w:szCs w:val="24"/>
-          <w:lang w:val="en-US"/>
-        </w:rPr>
-      </w:pPr>
-      <w:r>
-        <w:rPr>
-          <w:rFonts w:cs="Times New Roman"/>
-          <w:szCs w:val="24"/>
-          <w:lang w:val="en-US"/>
-        </w:rPr>
-        <w:t>RNN……………………………………………………………...</w:t>
-      </w:r>
-      <w:r>
-        <w:rPr>
-          <w:rFonts w:cs="Times New Roman"/>
-          <w:szCs w:val="24"/>
-          <w:lang w:val="en-US"/>
-        </w:rPr>
-        <w:t>Recurrent Neural Network</w:t>
-      </w:r>
-    </w:p>
-    <w:p>
-      <w:pPr>
-        <w:ind w:right="282"/>
-        <w:rPr>
-          <w:rFonts w:cs="Times New Roman"/>
-          <w:szCs w:val="24"/>
-          <w:lang w:val="en-US"/>
-        </w:rPr>
-      </w:pPr>
-      <w:r>
-        <w:rPr>
-          <w:rFonts w:cs="Times New Roman"/>
-          <w:szCs w:val="24"/>
-          <w:lang w:val="en-US"/>
-        </w:rPr>
-        <w:t>OGTD………………………………………………………Offensive Greek Tweet Dataset</w:t>
-      </w:r>
-    </w:p>
-    <w:p>
-      <w:pPr>
-        <w:ind w:right="282"/>
-        <w:rPr>
-          <w:rFonts w:cs="Times New Roman"/>
-          <w:szCs w:val="24"/>
-          <w:lang w:val="en-US"/>
-        </w:rPr>
-      </w:pPr>
-      <w:r>
-        <w:rPr>
-          <w:rFonts w:cs="Times New Roman"/>
-          <w:szCs w:val="24"/>
-          <w:lang w:val="en-US"/>
-        </w:rPr>
-        <w:t>PTSD……………………………………………</w:t>
-      </w:r>
-      <w:proofErr w:type="gramStart"/>
-      <w:r>
-        <w:rPr>
-          <w:rFonts w:cs="Times New Roman"/>
-          <w:szCs w:val="24"/>
-          <w:lang w:val="en-US"/>
-        </w:rPr>
-        <w:t>…..</w:t>
-      </w:r>
-      <w:proofErr w:type="gramEnd"/>
-      <w:r>
-        <w:rPr>
-          <w:rFonts w:cs="Times New Roman"/>
-          <w:szCs w:val="24"/>
-          <w:lang w:val="en-US"/>
-        </w:rPr>
-        <w:t>…Palo Toxicity and Sentiment Dataset</w:t>
-      </w:r>
-    </w:p>
-    <w:p>
-      <w:pPr>
-        <w:ind w:right="282"/>
-        <w:rPr>
-          <w:rFonts w:cs="Times New Roman"/>
-          <w:szCs w:val="24"/>
-          <w:lang w:val="en-US"/>
-        </w:rPr>
-      </w:pPr>
-      <w:proofErr w:type="spellStart"/>
-      <w:r>
-        <w:rPr>
-          <w:rFonts w:cs="Times New Roman"/>
-          <w:szCs w:val="24"/>
-          <w:lang w:val="en-US"/>
-        </w:rPr>
-        <w:t>BiLSTM</w:t>
-      </w:r>
-      <w:proofErr w:type="spellEnd"/>
-      <w:r>
-        <w:rPr>
-          <w:rFonts w:cs="Times New Roman"/>
-          <w:szCs w:val="24"/>
-          <w:lang w:val="en-US"/>
-        </w:rPr>
-        <w:t>…………………………………………...Bidirectional Long Short-Term Memory</w:t>
-      </w:r>
-    </w:p>
-    <w:p>
-      <w:pPr>
-        <w:ind w:right="282"/>
-        <w:rPr>
-          <w:rFonts w:cs="Times New Roman"/>
-          <w:szCs w:val="24"/>
-          <w:lang w:val="en-US"/>
-        </w:rPr>
-      </w:pPr>
-      <w:r>
-        <w:rPr>
-          <w:rFonts w:cs="Times New Roman"/>
-          <w:szCs w:val="24"/>
-          <w:lang w:val="en-US"/>
-        </w:rPr>
-        <w:t>MLM………………………………………………………………Masked Language Model</w:t>
-      </w:r>
-    </w:p>
-    <w:p>
-      <w:pPr>
-        <w:ind w:right="282"/>
-        <w:rPr>
-          <w:rFonts w:cs="Times New Roman"/>
-          <w:szCs w:val="24"/>
-          <w:lang w:val="en-US"/>
-        </w:rPr>
-      </w:pPr>
-      <w:r>
-        <w:rPr>
-          <w:rFonts w:cs="Times New Roman"/>
-          <w:szCs w:val="24"/>
-          <w:lang w:val="en-US"/>
-        </w:rPr>
-        <w:t>NSP……………………………………………………………</w:t>
-      </w:r>
-      <w:proofErr w:type="gramStart"/>
-      <w:r>
-        <w:rPr>
-          <w:rFonts w:cs="Times New Roman"/>
-          <w:szCs w:val="24"/>
-          <w:lang w:val="en-US"/>
-        </w:rPr>
-        <w:t>….Next</w:t>
-      </w:r>
-      <w:proofErr w:type="gramEnd"/>
-      <w:r>
-        <w:rPr>
-          <w:rFonts w:cs="Times New Roman"/>
-          <w:szCs w:val="24"/>
-          <w:lang w:val="en-US"/>
-        </w:rPr>
-        <w:t xml:space="preserve"> Sequence Prediction</w:t>
-      </w:r>
+          <w:lang w:val="en-US"/>
+        </w:rPr>
+      </w:pPr>
     </w:p>
     <w:p>
       <w:pPr>
@@ -5124,14 +5049,15 @@
         </w:numPr>
         <w:ind w:right="282"/>
         <w:rPr>
-          <w:rFonts w:ascii="Times New Roman" w:hAnsi="Times New Roman" w:cs="Times New Roman"/>
+          <w:rFonts w:cs="Times New Roman"/>
           <w:color w:val="auto"/>
-        </w:rPr>
-      </w:pPr>
-      <w:bookmarkStart w:id="8" w:name="_Toc213356017"/>
-      <w:r>
-        <w:rPr>
-          <w:rFonts w:ascii="Times New Roman" w:hAnsi="Times New Roman" w:cs="Times New Roman"/>
+          <w:lang w:val="en-US"/>
+        </w:rPr>
+      </w:pPr>
+      <w:bookmarkStart w:id="8" w:name="_Toc214622608"/>
+      <w:r>
+        <w:rPr>
+          <w:rFonts w:cs="Times New Roman"/>
           <w:color w:val="auto"/>
           <w:lang w:val="en-US"/>
         </w:rPr>
@@ -5147,6 +5073,7 @@
           <w:rFonts w:cs="Times New Roman"/>
           <w:sz w:val="28"/>
           <w:szCs w:val="28"/>
+          <w:lang w:val="en-US"/>
         </w:rPr>
       </w:pPr>
     </w:p>
@@ -5155,29 +5082,243 @@
         <w:ind w:right="282"/>
         <w:rPr>
           <w:rFonts w:cs="Times New Roman"/>
-          <w:i/>
-          <w:szCs w:val="24"/>
-        </w:rPr>
-      </w:pPr>
+          <w:szCs w:val="24"/>
+          <w:lang w:val="en-US"/>
+        </w:rPr>
+      </w:pPr>
+      <w:r>
+        <w:rPr>
+          <w:rFonts w:cs="Times New Roman"/>
+          <w:szCs w:val="24"/>
+          <w:lang w:val="en-US"/>
+        </w:rPr>
+        <w:t>NLP</w:t>
+      </w:r>
+      <w:r>
+        <w:rPr>
+          <w:rFonts w:cs="Times New Roman"/>
+          <w:szCs w:val="24"/>
+          <w:lang w:val="en-US"/>
+        </w:rPr>
+        <w:t>..……………………………………………………..</w:t>
+      </w:r>
+      <w:r>
+        <w:rPr>
+          <w:rFonts w:cs="Times New Roman"/>
+          <w:szCs w:val="24"/>
+          <w:lang w:val="en-US"/>
+        </w:rPr>
+        <w:t>Natural</w:t>
+      </w:r>
+      <w:r>
+        <w:rPr>
+          <w:rFonts w:cs="Times New Roman"/>
+          <w:szCs w:val="24"/>
+          <w:lang w:val="en-US"/>
+        </w:rPr>
+        <w:t xml:space="preserve"> </w:t>
+      </w:r>
+      <w:r>
+        <w:rPr>
+          <w:rFonts w:cs="Times New Roman"/>
+          <w:szCs w:val="24"/>
+          <w:lang w:val="en-US"/>
+        </w:rPr>
+        <w:t>Language</w:t>
+      </w:r>
+      <w:r>
+        <w:rPr>
+          <w:rFonts w:cs="Times New Roman"/>
+          <w:szCs w:val="24"/>
+          <w:lang w:val="en-US"/>
+        </w:rPr>
+        <w:t xml:space="preserve"> </w:t>
+      </w:r>
+      <w:r>
+        <w:rPr>
+          <w:rFonts w:cs="Times New Roman"/>
+          <w:szCs w:val="24"/>
+          <w:lang w:val="en-US"/>
+        </w:rPr>
+        <w:t>Processing</w:t>
+      </w:r>
     </w:p>
     <w:p>
       <w:pPr>
         <w:ind w:right="282"/>
         <w:rPr>
           <w:rFonts w:cs="Times New Roman"/>
-          <w:i/>
-          <w:sz w:val="28"/>
-          <w:szCs w:val="24"/>
-        </w:rPr>
-      </w:pPr>
-      <w:r>
-        <w:rPr>
-          <w:rFonts w:cs="Times New Roman"/>
-          <w:i/>
-          <w:sz w:val="28"/>
-          <w:szCs w:val="24"/>
-        </w:rPr>
-        <w:t>[Διαγράψτε αυτή τη σελίδα αν δεν τη χρειάζεστε.]</w:t>
+          <w:szCs w:val="24"/>
+          <w:lang w:val="en-US"/>
+        </w:rPr>
+      </w:pPr>
+      <w:r>
+        <w:rPr>
+          <w:rFonts w:cs="Times New Roman"/>
+          <w:szCs w:val="24"/>
+          <w:lang w:val="en-US"/>
+        </w:rPr>
+        <w:t>BERT…………………………</w:t>
+      </w:r>
+      <w:r>
+        <w:rPr>
+          <w:rFonts w:cs="Times New Roman"/>
+          <w:szCs w:val="24"/>
+          <w:lang w:val="en-US"/>
+        </w:rPr>
+        <w:t>Bidirectional Encoder Representations from Transformers</w:t>
+      </w:r>
+    </w:p>
+    <w:p>
+      <w:pPr>
+        <w:ind w:right="282"/>
+        <w:rPr>
+          <w:rFonts w:cs="Times New Roman"/>
+          <w:szCs w:val="24"/>
+          <w:lang w:val="en-US"/>
+        </w:rPr>
+      </w:pPr>
+      <w:r>
+        <w:rPr>
+          <w:rFonts w:cs="Times New Roman"/>
+          <w:szCs w:val="24"/>
+          <w:lang w:val="en-US"/>
+        </w:rPr>
+        <w:t>GRU…………………………………………………………………...</w:t>
+      </w:r>
+      <w:r>
+        <w:rPr>
+          <w:rFonts w:cs="Times New Roman"/>
+          <w:szCs w:val="24"/>
+          <w:lang w:val="en-US"/>
+        </w:rPr>
+        <w:t>Gated Recurrent Unit</w:t>
+      </w:r>
+    </w:p>
+    <w:p>
+      <w:pPr>
+        <w:ind w:right="282"/>
+        <w:rPr>
+          <w:rFonts w:cs="Times New Roman"/>
+          <w:szCs w:val="24"/>
+          <w:lang w:val="en-US"/>
+        </w:rPr>
+      </w:pPr>
+      <w:r>
+        <w:rPr>
+          <w:rFonts w:cs="Times New Roman"/>
+          <w:szCs w:val="24"/>
+          <w:lang w:val="en-US"/>
+        </w:rPr>
+        <w:t>RNN……………………………………………………………...</w:t>
+      </w:r>
+      <w:r>
+        <w:rPr>
+          <w:rFonts w:cs="Times New Roman"/>
+          <w:szCs w:val="24"/>
+          <w:lang w:val="en-US"/>
+        </w:rPr>
+        <w:t>Recurrent Neural Network</w:t>
+      </w:r>
+    </w:p>
+    <w:p>
+      <w:pPr>
+        <w:ind w:right="282"/>
+        <w:rPr>
+          <w:rFonts w:cs="Times New Roman"/>
+          <w:szCs w:val="24"/>
+          <w:lang w:val="en-US"/>
+        </w:rPr>
+      </w:pPr>
+      <w:r>
+        <w:rPr>
+          <w:rFonts w:cs="Times New Roman"/>
+          <w:szCs w:val="24"/>
+          <w:lang w:val="en-US"/>
+        </w:rPr>
+        <w:t>OGTD………………………………………………………Offensive Greek Tweet Dataset</w:t>
+      </w:r>
+    </w:p>
+    <w:p>
+      <w:pPr>
+        <w:ind w:right="282"/>
+        <w:rPr>
+          <w:rFonts w:cs="Times New Roman"/>
+          <w:szCs w:val="24"/>
+          <w:lang w:val="en-US"/>
+        </w:rPr>
+      </w:pPr>
+      <w:r>
+        <w:rPr>
+          <w:rFonts w:cs="Times New Roman"/>
+          <w:szCs w:val="24"/>
+          <w:lang w:val="en-US"/>
+        </w:rPr>
+        <w:t>PTSD………………………………………………..…Palo Toxicity and Sentiment Dataset</w:t>
+      </w:r>
+    </w:p>
+    <w:p>
+      <w:pPr>
+        <w:ind w:right="282"/>
+        <w:rPr>
+          <w:rFonts w:cs="Times New Roman"/>
+          <w:szCs w:val="24"/>
+          <w:lang w:val="en-US"/>
+        </w:rPr>
+      </w:pPr>
+      <w:proofErr w:type="spellStart"/>
+      <w:r>
+        <w:rPr>
+          <w:rFonts w:cs="Times New Roman"/>
+          <w:szCs w:val="24"/>
+          <w:lang w:val="en-US"/>
+        </w:rPr>
+        <w:t>BiLSTM</w:t>
+      </w:r>
+      <w:proofErr w:type="spellEnd"/>
+      <w:r>
+        <w:rPr>
+          <w:rFonts w:cs="Times New Roman"/>
+          <w:szCs w:val="24"/>
+          <w:lang w:val="en-US"/>
+        </w:rPr>
+        <w:t>…………………………………………...Bidirectional Long Short-Term Memory</w:t>
+      </w:r>
+    </w:p>
+    <w:p>
+      <w:pPr>
+        <w:ind w:right="282"/>
+        <w:rPr>
+          <w:rFonts w:cs="Times New Roman"/>
+          <w:szCs w:val="24"/>
+          <w:lang w:val="en-US"/>
+        </w:rPr>
+      </w:pPr>
+      <w:r>
+        <w:rPr>
+          <w:rFonts w:cs="Times New Roman"/>
+          <w:szCs w:val="24"/>
+          <w:lang w:val="en-US"/>
+        </w:rPr>
+        <w:t>MLM………………………………………………………………Masked Language Model</w:t>
+      </w:r>
+    </w:p>
+    <w:p>
+      <w:pPr>
+        <w:ind w:right="282"/>
+        <w:rPr>
+          <w:rFonts w:cs="Times New Roman"/>
+          <w:szCs w:val="24"/>
+          <w:lang w:val="en-US"/>
+        </w:rPr>
+      </w:pPr>
+      <w:r>
+        <w:rPr>
+          <w:rFonts w:cs="Times New Roman"/>
+          <w:szCs w:val="24"/>
+          <w:lang w:val="en-US"/>
+        </w:rPr>
+        <w:t>NSP……………………………………………………………….Next Sequence Prediction</w:t>
       </w:r>
     </w:p>
     <w:p>
@@ -5188,6 +5329,7 @@
           <w:bCs/>
           <w:sz w:val="32"/>
           <w:szCs w:val="32"/>
+          <w:lang w:val="en-US"/>
         </w:rPr>
       </w:pPr>
       <w:r>
@@ -5195,6 +5337,7 @@
           <w:rFonts w:cs="Times New Roman"/>
           <w:sz w:val="32"/>
           <w:szCs w:val="32"/>
+          <w:lang w:val="en-US"/>
         </w:rPr>
         <w:br w:type="page"/>
       </w:r>
@@ -5208,15 +5351,15 @@
         </w:numPr>
         <w:ind w:right="282"/>
         <w:rPr>
-          <w:rFonts w:ascii="Times New Roman" w:hAnsi="Times New Roman" w:cs="Times New Roman"/>
+          <w:rFonts w:cs="Times New Roman"/>
           <w:color w:val="auto"/>
           <w:lang w:val="en-US"/>
         </w:rPr>
       </w:pPr>
-      <w:bookmarkStart w:id="9" w:name="_Toc213356018"/>
-      <w:r>
-        <w:rPr>
-          <w:rFonts w:ascii="Times New Roman" w:hAnsi="Times New Roman" w:cs="Times New Roman"/>
+      <w:bookmarkStart w:id="9" w:name="_Toc214622609"/>
+      <w:r>
+        <w:rPr>
+          <w:rFonts w:cs="Times New Roman"/>
           <w:color w:val="auto"/>
           <w:lang w:val="en-US"/>
         </w:rPr>
@@ -5235,7 +5378,31 @@
         <w:rPr>
           <w:lang w:val="en-US"/>
         </w:rPr>
-        <w:t>In the age of social media, the ways people interact on the internet and the content they consume has a direct impact on their day to day lives. Toxic</w:t>
+        <w:t>In the age of social media, the ways people interact on the internet and the content they consume has a direct impact on their day</w:t>
+      </w:r>
+      <w:r>
+        <w:rPr>
+          <w:lang w:val="en-US"/>
+        </w:rPr>
+        <w:t>-</w:t>
+      </w:r>
+      <w:r>
+        <w:rPr>
+          <w:lang w:val="en-US"/>
+        </w:rPr>
+        <w:t>to</w:t>
+      </w:r>
+      <w:r>
+        <w:rPr>
+          <w:lang w:val="en-US"/>
+        </w:rPr>
+        <w:t>-</w:t>
+      </w:r>
+      <w:r>
+        <w:rPr>
+          <w:lang w:val="en-US"/>
+        </w:rPr>
+        <w:t>day lives. Toxic</w:t>
       </w:r>
       <w:r>
         <w:rPr>
@@ -5681,7 +5848,19 @@
         <w:rPr>
           <w:lang w:val="en-US"/>
         </w:rPr>
-        <w:t>online to spread hateful rhetoric are constantly evolving to outpace methods of detection. Methods include the use of embedded text in images and the use of ai for the generation of comments tailored to avoid detection and continue unscathed.</w:t>
+        <w:t xml:space="preserve">online to spread hateful rhetoric are constantly evolving to outpace methods of detection. Methods include the use of embedded text in images and the use of </w:t>
+      </w:r>
+      <w:r>
+        <w:rPr>
+          <w:lang w:val="en-US"/>
+        </w:rPr>
+        <w:t>AI</w:t>
+      </w:r>
+      <w:r>
+        <w:rPr>
+          <w:lang w:val="en-US"/>
+        </w:rPr>
+        <w:t xml:space="preserve"> for the generation of comments tailored to avoid detection and continue unscathed.</w:t>
       </w:r>
     </w:p>
     <w:p>
@@ -5719,11 +5898,16 @@
     </w:p>
     <w:p>
       <w:pPr>
-        <w:pStyle w:val="a"/>
-        <w:rPr>
-          <w:lang w:val="en-US"/>
-        </w:rPr>
-      </w:pPr>
+        <w:pStyle w:val="Heading1"/>
+        <w:numPr>
+          <w:ilvl w:val="0"/>
+          <w:numId w:val="0"/>
+        </w:numPr>
+        <w:rPr>
+          <w:lang w:val="en-US"/>
+        </w:rPr>
+      </w:pPr>
+      <w:bookmarkStart w:id="10" w:name="_Toc214622610"/>
       <w:r>
         <w:rPr>
           <w:lang w:val="en-US"/>
@@ -5743,6 +5927,7 @@
         </w:rPr>
         <w:t>Related Works</w:t>
       </w:r>
+      <w:bookmarkEnd w:id="10"/>
     </w:p>
     <w:p>
       <w:pPr>
@@ -5760,7 +5945,7 @@
           <w:lang w:val="en-US"/>
         </w:rPr>
       </w:pPr>
-      <w:bookmarkStart w:id="10" w:name="_Toc213356019"/>
+      <w:bookmarkStart w:id="11" w:name="_Toc214622611"/>
       <w:r>
         <w:rPr>
           <w:rFonts w:cs="Times New Roman"/>
@@ -5815,7 +6000,7 @@
         </w:rPr>
         <w:t>analysis</w:t>
       </w:r>
-      <w:bookmarkEnd w:id="10"/>
+      <w:bookmarkEnd w:id="11"/>
     </w:p>
     <w:p>
       <w:pPr>
@@ -5835,7 +6020,7 @@
         <w:rPr>
           <w:lang w:val="en-US"/>
         </w:rPr>
-        <w:t xml:space="preserve"> Those exposed to this content may experience a decrease in their psychological health according to research by </w:t>
+        <w:t xml:space="preserve"> may experience a decrease in their psychological health according to research by </w:t>
       </w:r>
       <w:sdt>
         <w:sdtPr>
@@ -5893,7 +6078,7 @@
           <w:lang w:val="en-US"/>
         </w:rPr>
       </w:pPr>
-      <w:bookmarkStart w:id="11" w:name="_Toc213356020"/>
+      <w:bookmarkStart w:id="12" w:name="_Toc214622612"/>
       <w:r>
         <w:rPr>
           <w:rFonts w:cs="Times New Roman"/>
@@ -5916,7 +6101,7 @@
         </w:rPr>
         <w:t>Toxicity analysis in Greek</w:t>
       </w:r>
-      <w:bookmarkEnd w:id="11"/>
+      <w:bookmarkEnd w:id="12"/>
     </w:p>
     <w:p>
       <w:pPr>
@@ -6388,7 +6573,7 @@
           <w:lang w:val="en-US"/>
         </w:rPr>
       </w:pPr>
-      <w:bookmarkStart w:id="12" w:name="_Toc213356021"/>
+      <w:bookmarkStart w:id="13" w:name="_Toc214622613"/>
       <w:r>
         <w:rPr>
           <w:lang w:val="en-US"/>
@@ -6401,7 +6586,7 @@
         </w:rPr>
         <w:t>Methods and models</w:t>
       </w:r>
-      <w:bookmarkEnd w:id="12"/>
+      <w:bookmarkEnd w:id="13"/>
     </w:p>
     <w:p>
       <w:pPr>
@@ -6611,25 +6796,7 @@
           <w:szCs w:val="24"/>
           <w:lang w:val="en-US"/>
         </w:rPr>
-        <w:t xml:space="preserve">The </w:t>
-      </w:r>
-      <w:proofErr w:type="gramStart"/>
-      <w:r>
-        <w:rPr>
-          <w:rFonts w:cs="Times New Roman"/>
-          <w:szCs w:val="24"/>
-          <w:lang w:val="en-US"/>
-        </w:rPr>
-        <w:t>aforementioned models</w:t>
-      </w:r>
-      <w:proofErr w:type="gramEnd"/>
-      <w:r>
-        <w:rPr>
-          <w:rFonts w:cs="Times New Roman"/>
-          <w:szCs w:val="24"/>
-          <w:lang w:val="en-US"/>
-        </w:rPr>
-        <w:t xml:space="preserve"> are classified as deep learning models and show excellent efficiency in training for complex tasks. In the work “Offensive Language Identification in Greek”, as a measure of comparison, TF-IDF and logistic regression were applied, a practice considered common in the field.</w:t>
+        <w:t>The aforementioned models are classified as deep learning models and show excellent efficiency in training for complex tasks. In the work “Offensive Language Identification in Greek”, as a measure of comparison, TF-IDF and logistic regression were applied, a practice considered common in the field.</w:t>
       </w:r>
       <w:r>
         <w:rPr>
@@ -6696,25 +6863,7 @@
           <w:szCs w:val="24"/>
           <w:lang w:val="en-US"/>
         </w:rPr>
-        <w:t xml:space="preserve">This is achieved through </w:t>
-      </w:r>
-      <w:proofErr w:type="gramStart"/>
-      <w:r>
-        <w:rPr>
-          <w:rFonts w:cs="Times New Roman"/>
-          <w:szCs w:val="24"/>
-          <w:lang w:val="en-US"/>
-        </w:rPr>
-        <w:t>learning</w:t>
-      </w:r>
-      <w:proofErr w:type="gramEnd"/>
-      <w:r>
-        <w:rPr>
-          <w:rFonts w:cs="Times New Roman"/>
-          <w:szCs w:val="24"/>
-          <w:lang w:val="en-US"/>
-        </w:rPr>
-        <w:t xml:space="preserve"> the environment and monitoring the relationships between the elements of the sequence.</w:t>
+        <w:t>This is achieved through learning the environment and monitoring the relationships between the elements of the sequence.</w:t>
       </w:r>
     </w:p>
     <w:p>
@@ -6729,7 +6878,7 @@
           <w:lang w:val="en-US"/>
         </w:rPr>
       </w:pPr>
-      <w:bookmarkStart w:id="13" w:name="_Toc213356022"/>
+      <w:bookmarkStart w:id="14" w:name="_Toc214622614"/>
       <w:r>
         <w:rPr>
           <w:lang w:val="en-US"/>
@@ -6742,7 +6891,7 @@
         </w:rPr>
         <w:t>Challenges and limitations</w:t>
       </w:r>
-      <w:bookmarkEnd w:id="13"/>
+      <w:bookmarkEnd w:id="14"/>
     </w:p>
     <w:p>
       <w:pPr>
@@ -6828,21 +6977,18 @@
           <w:numId w:val="0"/>
         </w:numPr>
         <w:ind w:left="432" w:right="282" w:hanging="432"/>
-        <w:jc w:val="both"/>
-        <w:rPr>
-          <w:rFonts w:ascii="Times New Roman" w:hAnsi="Times New Roman" w:cs="Times New Roman"/>
+        <w:rPr>
+          <w:rFonts w:cs="Times New Roman"/>
           <w:color w:val="auto"/>
-          <w:sz w:val="32"/>
           <w:szCs w:val="32"/>
           <w:lang w:val="en-US"/>
         </w:rPr>
       </w:pPr>
-      <w:bookmarkStart w:id="14" w:name="_Toc213356023"/>
-      <w:r>
-        <w:rPr>
-          <w:rFonts w:ascii="Times New Roman" w:hAnsi="Times New Roman" w:cs="Times New Roman"/>
+      <w:bookmarkStart w:id="15" w:name="_Toc214622615"/>
+      <w:r>
+        <w:rPr>
+          <w:rFonts w:cs="Times New Roman"/>
           <w:color w:val="auto"/>
-          <w:sz w:val="32"/>
           <w:szCs w:val="32"/>
           <w:lang w:val="en-US"/>
         </w:rPr>
@@ -6851,9 +6997,8 @@
       </w:r>
       <w:r>
         <w:rPr>
-          <w:rFonts w:ascii="Times New Roman" w:hAnsi="Times New Roman" w:cs="Times New Roman"/>
+          <w:rFonts w:cs="Times New Roman"/>
           <w:color w:val="auto"/>
-          <w:sz w:val="32"/>
           <w:szCs w:val="32"/>
           <w:lang w:val="en-US"/>
         </w:rPr>
@@ -6861,15 +7006,14 @@
       </w:r>
       <w:r>
         <w:rPr>
-          <w:rFonts w:ascii="Times New Roman" w:hAnsi="Times New Roman" w:cs="Times New Roman"/>
+          <w:rFonts w:cs="Times New Roman"/>
           <w:color w:val="auto"/>
-          <w:sz w:val="32"/>
           <w:szCs w:val="32"/>
           <w:lang w:val="en-US"/>
         </w:rPr>
         <w:t>Datasets</w:t>
       </w:r>
-      <w:bookmarkEnd w:id="14"/>
+      <w:bookmarkEnd w:id="15"/>
     </w:p>
     <w:p>
       <w:pPr>
@@ -6887,9 +7031,9 @@
           <w:lang w:val="en-US"/>
         </w:rPr>
       </w:pPr>
-      <w:bookmarkStart w:id="15" w:name="_2.1_Offensive_Greek"/>
-      <w:bookmarkStart w:id="16" w:name="_Toc213356024"/>
-      <w:bookmarkEnd w:id="15"/>
+      <w:bookmarkStart w:id="16" w:name="_2.1_Offensive_Greek"/>
+      <w:bookmarkStart w:id="17" w:name="_Toc214622616"/>
+      <w:bookmarkEnd w:id="16"/>
       <w:r>
         <w:rPr>
           <w:rFonts w:cs="Times New Roman"/>
@@ -6962,7 +7106,7 @@
         </w:rPr>
         <w:t>Dataset</w:t>
       </w:r>
-      <w:bookmarkEnd w:id="16"/>
+      <w:bookmarkEnd w:id="17"/>
     </w:p>
     <w:p>
       <w:pPr>
@@ -7031,25 +7175,7 @@
           <w:szCs w:val="24"/>
           <w:lang w:val="en-US"/>
         </w:rPr>
-        <w:t xml:space="preserve">The total number of tweets was 49,154 and the next step was pre-processing. Emoji, URLs and emoticons were removed from all tweets and user references were replaced </w:t>
-      </w:r>
-      <w:proofErr w:type="gramStart"/>
-      <w:r>
-        <w:rPr>
-          <w:rFonts w:cs="Times New Roman"/>
-          <w:szCs w:val="24"/>
-          <w:lang w:val="en-US"/>
-        </w:rPr>
-        <w:t>with @</w:t>
-      </w:r>
-      <w:proofErr w:type="gramEnd"/>
-      <w:r>
-        <w:rPr>
-          <w:rFonts w:cs="Times New Roman"/>
-          <w:szCs w:val="24"/>
-          <w:lang w:val="en-US"/>
-        </w:rPr>
-        <w:t>USER.</w:t>
+        <w:t>The total number of tweets was 49,154 and the next step was pre-processing. Emoji, URLs and emoticons were removed from all tweets and user references were replaced with @USER.</w:t>
       </w:r>
       <w:r>
         <w:rPr>
@@ -7593,9 +7719,9 @@
           <w:lang w:val="en-US"/>
         </w:rPr>
       </w:pPr>
-      <w:bookmarkStart w:id="17" w:name="_2.2_Greek_FastText"/>
-      <w:bookmarkStart w:id="18" w:name="_Toc213356025"/>
-      <w:bookmarkEnd w:id="17"/>
+      <w:bookmarkStart w:id="18" w:name="_2.2_Greek_FastText"/>
+      <w:bookmarkStart w:id="19" w:name="_Toc214622617"/>
+      <w:bookmarkEnd w:id="18"/>
       <w:r>
         <w:rPr>
           <w:rFonts w:cs="Times New Roman"/>
@@ -7671,7 +7797,7 @@
         </w:rPr>
         <w:t>vectors</w:t>
       </w:r>
-      <w:bookmarkEnd w:id="18"/>
+      <w:bookmarkEnd w:id="19"/>
     </w:p>
     <w:p>
       <w:pPr>
@@ -7853,25 +7979,7 @@
           <w:szCs w:val="24"/>
           <w:lang w:val="en-US"/>
         </w:rPr>
-        <w:t xml:space="preserve">The Facebook AI Research (FAIR) lab offers pre-trained word embeddings in English as well as 157 other languages, including Greek. These models were trained using CBOW with positional weights, in dimension 300, with </w:t>
-      </w:r>
-      <w:proofErr w:type="gramStart"/>
-      <w:r>
-        <w:rPr>
-          <w:rFonts w:cs="Times New Roman"/>
-          <w:szCs w:val="24"/>
-          <w:lang w:val="en-US"/>
-        </w:rPr>
-        <w:t>n-grams of length 5</w:t>
-      </w:r>
-      <w:proofErr w:type="gramEnd"/>
-      <w:r>
-        <w:rPr>
-          <w:rFonts w:cs="Times New Roman"/>
-          <w:szCs w:val="24"/>
-          <w:lang w:val="en-US"/>
-        </w:rPr>
-        <w:t xml:space="preserve"> characters, a window size of 5, and 10 negatives.</w:t>
+        <w:t>The Facebook AI Research (FAIR) lab offers pre-trained word embeddings in English as well as 157 other languages, including Greek. These models were trained using CBOW with positional weights, in dimension 300, with n-grams of length 5 characters, a window size of 5, and 10 negatives.</w:t>
       </w:r>
       <w:r>
         <w:rPr>
@@ -7890,21 +7998,18 @@
           <w:numId w:val="0"/>
         </w:numPr>
         <w:ind w:left="432" w:right="282" w:hanging="432"/>
-        <w:jc w:val="both"/>
-        <w:rPr>
-          <w:rFonts w:ascii="Times New Roman" w:hAnsi="Times New Roman" w:cs="Times New Roman"/>
+        <w:rPr>
+          <w:rFonts w:cs="Times New Roman"/>
           <w:color w:val="auto"/>
-          <w:sz w:val="32"/>
           <w:szCs w:val="32"/>
           <w:lang w:val="en-US"/>
         </w:rPr>
       </w:pPr>
-      <w:bookmarkStart w:id="19" w:name="_Toc213356026"/>
-      <w:r>
-        <w:rPr>
-          <w:rFonts w:ascii="Times New Roman" w:hAnsi="Times New Roman" w:cs="Times New Roman"/>
+      <w:bookmarkStart w:id="20" w:name="_Toc214622618"/>
+      <w:r>
+        <w:rPr>
+          <w:rFonts w:cs="Times New Roman"/>
           <w:color w:val="auto"/>
-          <w:sz w:val="32"/>
           <w:szCs w:val="32"/>
           <w:lang w:val="en-US"/>
         </w:rPr>
@@ -7913,9 +8018,8 @@
       </w:r>
       <w:r>
         <w:rPr>
-          <w:rFonts w:ascii="Times New Roman" w:hAnsi="Times New Roman" w:cs="Times New Roman"/>
+          <w:rFonts w:cs="Times New Roman"/>
           <w:color w:val="auto"/>
-          <w:sz w:val="32"/>
           <w:szCs w:val="32"/>
           <w:lang w:val="en-US"/>
         </w:rPr>
@@ -7923,9 +8027,8 @@
       </w:r>
       <w:r>
         <w:rPr>
-          <w:rFonts w:ascii="Times New Roman" w:hAnsi="Times New Roman" w:cs="Times New Roman"/>
+          <w:rFonts w:cs="Times New Roman"/>
           <w:color w:val="auto"/>
-          <w:sz w:val="32"/>
           <w:szCs w:val="32"/>
           <w:lang w:val="en-US"/>
         </w:rPr>
@@ -7933,9 +8036,8 @@
       </w:r>
       <w:r>
         <w:rPr>
-          <w:rFonts w:ascii="Times New Roman" w:hAnsi="Times New Roman" w:cs="Times New Roman"/>
+          <w:rFonts w:cs="Times New Roman"/>
           <w:color w:val="auto"/>
-          <w:sz w:val="32"/>
           <w:szCs w:val="32"/>
           <w:lang w:val="en-US"/>
         </w:rPr>
@@ -7943,15 +8045,14 @@
       </w:r>
       <w:r>
         <w:rPr>
-          <w:rFonts w:ascii="Times New Roman" w:hAnsi="Times New Roman" w:cs="Times New Roman"/>
+          <w:rFonts w:cs="Times New Roman"/>
           <w:color w:val="auto"/>
-          <w:sz w:val="32"/>
           <w:szCs w:val="32"/>
           <w:lang w:val="en-US"/>
         </w:rPr>
         <w:t>Used</w:t>
       </w:r>
-      <w:bookmarkEnd w:id="19"/>
+      <w:bookmarkEnd w:id="20"/>
     </w:p>
     <w:p>
       <w:pPr>
@@ -7969,7 +8070,7 @@
           <w:lang w:val="en-US"/>
         </w:rPr>
       </w:pPr>
-      <w:bookmarkStart w:id="20" w:name="_Toc213356027"/>
+      <w:bookmarkStart w:id="21" w:name="_Toc214622619"/>
       <w:r>
         <w:rPr>
           <w:rFonts w:cs="Times New Roman"/>
@@ -7997,7 +8098,7 @@
         </w:rPr>
         <w:t>Pre-Processing</w:t>
       </w:r>
-      <w:bookmarkEnd w:id="20"/>
+      <w:bookmarkEnd w:id="21"/>
     </w:p>
     <w:p>
       <w:pPr>
@@ -8404,69 +8505,15 @@
           <w:szCs w:val="24"/>
           <w:lang w:val="en-US"/>
         </w:rPr>
-        <w:t xml:space="preserve">The most drastic </w:t>
-      </w:r>
-      <w:proofErr w:type="gramStart"/>
-      <w:r>
-        <w:rPr>
-          <w:rFonts w:cs="Times New Roman"/>
-          <w:szCs w:val="24"/>
-          <w:lang w:val="en-US"/>
-        </w:rPr>
-        <w:t>change</w:t>
-      </w:r>
-      <w:proofErr w:type="gramEnd"/>
-      <w:r>
-        <w:rPr>
-          <w:rFonts w:cs="Times New Roman"/>
-          <w:szCs w:val="24"/>
-          <w:lang w:val="en-US"/>
-        </w:rPr>
-        <w:t xml:space="preserve"> however, can be observed with our intermediate model with a rise from 57% to 85%</w:t>
-      </w:r>
-      <w:r>
-        <w:rPr>
-          <w:rFonts w:cs="Times New Roman"/>
-          <w:szCs w:val="24"/>
-          <w:lang w:val="en-US"/>
-        </w:rPr>
-        <w:t xml:space="preserve"> proving how big a change </w:t>
-      </w:r>
-      <w:proofErr w:type="gramStart"/>
-      <w:r>
-        <w:rPr>
-          <w:rFonts w:cs="Times New Roman"/>
-          <w:szCs w:val="24"/>
-          <w:lang w:val="en-US"/>
-        </w:rPr>
-        <w:t>this pre-processing methods</w:t>
-      </w:r>
-      <w:proofErr w:type="gramEnd"/>
-      <w:r>
-        <w:rPr>
-          <w:rFonts w:cs="Times New Roman"/>
-          <w:szCs w:val="24"/>
-          <w:lang w:val="en-US"/>
-        </w:rPr>
-        <w:t xml:space="preserve"> </w:t>
-      </w:r>
-      <w:proofErr w:type="gramStart"/>
-      <w:r>
-        <w:rPr>
-          <w:rFonts w:cs="Times New Roman"/>
-          <w:szCs w:val="24"/>
-          <w:lang w:val="en-US"/>
-        </w:rPr>
-        <w:t>actually makes</w:t>
-      </w:r>
-      <w:proofErr w:type="gramEnd"/>
-      <w:r>
-        <w:rPr>
-          <w:rFonts w:cs="Times New Roman"/>
-          <w:szCs w:val="24"/>
-          <w:lang w:val="en-US"/>
-        </w:rPr>
-        <w:t>.</w:t>
+        <w:t>The most drastic change however, can be observed with our intermediate model with a rise from 57% to 85%</w:t>
+      </w:r>
+      <w:r>
+        <w:rPr>
+          <w:rFonts w:cs="Times New Roman"/>
+          <w:szCs w:val="24"/>
+          <w:lang w:val="en-US"/>
+        </w:rPr>
+        <w:t xml:space="preserve"> proving how big a change this pre-processing methods actually makes.</w:t>
       </w:r>
       <w:r>
         <w:rPr>
@@ -8532,7 +8579,7 @@
           <w:lang w:val="en-US"/>
         </w:rPr>
       </w:pPr>
-      <w:bookmarkStart w:id="21" w:name="_Toc213356028"/>
+      <w:bookmarkStart w:id="22" w:name="_Toc214622620"/>
       <w:r>
         <w:rPr>
           <w:lang w:val="en-US"/>
@@ -8546,7 +8593,7 @@
         </w:rPr>
         <w:t>Baseline model with TF-IDF vectorizer and binomial logistic regression</w:t>
       </w:r>
-      <w:bookmarkEnd w:id="21"/>
+      <w:bookmarkEnd w:id="22"/>
     </w:p>
     <w:p>
       <w:pPr>
@@ -8682,39 +8729,7 @@
           <w:rFonts w:eastAsiaTheme="minorEastAsia"/>
           <w:lang w:val="en-US"/>
         </w:rPr>
-        <w:t>Inverse document frequency (IDF) measures how important a term is. However, terms like "</w:t>
-      </w:r>
-      <w:proofErr w:type="gramStart"/>
-      <w:r>
-        <w:rPr>
-          <w:rFonts w:eastAsiaTheme="minorEastAsia"/>
-          <w:lang w:val="en-US"/>
-        </w:rPr>
-        <w:t>is</w:t>
-      </w:r>
-      <w:proofErr w:type="gramEnd"/>
-      <w:r>
-        <w:rPr>
-          <w:rFonts w:eastAsiaTheme="minorEastAsia"/>
-          <w:lang w:val="en-US"/>
-        </w:rPr>
-        <w:t xml:space="preserve">", "and", and </w:t>
-      </w:r>
-      <w:proofErr w:type="gramStart"/>
-      <w:r>
-        <w:rPr>
-          <w:rFonts w:eastAsiaTheme="minorEastAsia"/>
-          <w:lang w:val="en-US"/>
-        </w:rPr>
-        <w:t>"are" might be</w:t>
-      </w:r>
-      <w:proofErr w:type="gramEnd"/>
-      <w:r>
-        <w:rPr>
-          <w:rFonts w:eastAsiaTheme="minorEastAsia"/>
-          <w:lang w:val="en-US"/>
-        </w:rPr>
-        <w:t xml:space="preserve"> more frequent but not particularly significant. This technique assigns more weight to rare terms while assigning less weight to frequent ones</w:t>
+        <w:t>Inverse document frequency (IDF) measures how important a term is. However, terms like "is", "and", and "are" might be more frequent but not particularly significant. This technique assigns more weight to rare terms while assigning less weight to frequent ones</w:t>
       </w:r>
       <w:r>
         <w:rPr>
@@ -8949,60 +8964,28 @@
           <w:rFonts w:ascii="Cambria Math" w:eastAsiaTheme="minorEastAsia" w:hAnsi="Cambria Math" w:cs="Cambria Math"/>
           <w:lang w:val="en-US"/>
         </w:rPr>
-        <w:t>𝑑∈</w:t>
-      </w:r>
-      <w:proofErr w:type="gramStart"/>
+        <w:t>𝑑∈𝐷</w:t>
+      </w:r>
+      <w:r>
+        <w:rPr>
+          <w:rFonts w:eastAsiaTheme="minorEastAsia"/>
+          <w:lang w:val="en-US"/>
+        </w:rPr>
+        <w:t>:</w:t>
+      </w:r>
       <w:r>
         <w:rPr>
           <w:rFonts w:ascii="Cambria Math" w:eastAsiaTheme="minorEastAsia" w:hAnsi="Cambria Math" w:cs="Cambria Math"/>
           <w:lang w:val="en-US"/>
         </w:rPr>
-        <w:t>𝐷</w:t>
+        <w:t>𝑡∈𝑑</w:t>
       </w:r>
       <w:r>
         <w:rPr>
           <w:rFonts w:eastAsiaTheme="minorEastAsia"/>
           <w:lang w:val="en-US"/>
         </w:rPr>
-        <w:t>:</w:t>
-      </w:r>
-      <w:r>
-        <w:rPr>
-          <w:rFonts w:ascii="Cambria Math" w:eastAsiaTheme="minorEastAsia" w:hAnsi="Cambria Math" w:cs="Cambria Math"/>
-          <w:lang w:val="en-US"/>
-        </w:rPr>
-        <w:t>𝑡</w:t>
-      </w:r>
-      <w:proofErr w:type="gramEnd"/>
-      <w:r>
-        <w:rPr>
-          <w:rFonts w:ascii="Cambria Math" w:eastAsiaTheme="minorEastAsia" w:hAnsi="Cambria Math" w:cs="Cambria Math"/>
-          <w:lang w:val="en-US"/>
-        </w:rPr>
-        <w:t>∈</w:t>
-      </w:r>
-      <w:proofErr w:type="gramStart"/>
-      <w:r>
-        <w:rPr>
-          <w:rFonts w:ascii="Cambria Math" w:eastAsiaTheme="minorEastAsia" w:hAnsi="Cambria Math" w:cs="Cambria Math"/>
-          <w:lang w:val="en-US"/>
-        </w:rPr>
-        <w:t>𝑑</w:t>
-      </w:r>
-      <w:r>
-        <w:rPr>
-          <w:rFonts w:eastAsiaTheme="minorEastAsia"/>
-          <w:lang w:val="en-US"/>
-        </w:rPr>
-        <w:t>}|</w:t>
-      </w:r>
-      <w:proofErr w:type="gramEnd"/>
-      <w:r>
-        <w:rPr>
-          <w:rFonts w:eastAsiaTheme="minorEastAsia"/>
-          <w:lang w:val="en-US"/>
-        </w:rPr>
-        <w:t xml:space="preserve"> is the number of documents where the term </w:t>
+        <w:t xml:space="preserve">}| is the number of documents where the term </w:t>
       </w:r>
       <w:r>
         <w:rPr>
@@ -9057,61 +9040,36 @@
           <w:rFonts w:ascii="Cambria Math" w:eastAsiaTheme="minorEastAsia" w:hAnsi="Cambria Math" w:cs="Cambria Math"/>
           <w:lang w:val="en-US"/>
         </w:rPr>
-        <w:t>𝑑∈</w:t>
-      </w:r>
-      <w:proofErr w:type="gramStart"/>
+        <w:t>𝑑∈𝐷</w:t>
+      </w:r>
+      <w:r>
+        <w:rPr>
+          <w:rFonts w:eastAsiaTheme="minorEastAsia"/>
+          <w:lang w:val="en-US"/>
+        </w:rPr>
+        <w:t>:</w:t>
+      </w:r>
       <w:r>
         <w:rPr>
           <w:rFonts w:ascii="Cambria Math" w:eastAsiaTheme="minorEastAsia" w:hAnsi="Cambria Math" w:cs="Cambria Math"/>
           <w:lang w:val="en-US"/>
         </w:rPr>
-        <w:t>𝐷</w:t>
+        <w:t>𝑡∈𝑑</w:t>
       </w:r>
       <w:r>
         <w:rPr>
           <w:rFonts w:eastAsiaTheme="minorEastAsia"/>
           <w:lang w:val="en-US"/>
         </w:rPr>
-        <w:t>:</w:t>
+        <w:t>}</w:t>
       </w:r>
       <w:r>
         <w:rPr>
           <w:rFonts w:ascii="Cambria Math" w:eastAsiaTheme="minorEastAsia" w:hAnsi="Cambria Math" w:cs="Cambria Math"/>
           <w:lang w:val="en-US"/>
         </w:rPr>
-        <w:t>𝑡</w:t>
-      </w:r>
-      <w:proofErr w:type="gramEnd"/>
-      <w:r>
-        <w:rPr>
-          <w:rFonts w:ascii="Cambria Math" w:eastAsiaTheme="minorEastAsia" w:hAnsi="Cambria Math" w:cs="Cambria Math"/>
-          <w:lang w:val="en-US"/>
-        </w:rPr>
-        <w:t>∈</w:t>
-      </w:r>
-      <w:proofErr w:type="gramStart"/>
-      <w:r>
-        <w:rPr>
-          <w:rFonts w:ascii="Cambria Math" w:eastAsiaTheme="minorEastAsia" w:hAnsi="Cambria Math" w:cs="Cambria Math"/>
-          <w:lang w:val="en-US"/>
-        </w:rPr>
-        <w:t>𝑑</w:t>
-      </w:r>
-      <w:r>
-        <w:rPr>
-          <w:rFonts w:eastAsiaTheme="minorEastAsia"/>
-          <w:lang w:val="en-US"/>
-        </w:rPr>
-        <w:t>}</w:t>
-      </w:r>
-      <w:r>
-        <w:rPr>
-          <w:rFonts w:ascii="Cambria Math" w:eastAsiaTheme="minorEastAsia" w:hAnsi="Cambria Math" w:cs="Cambria Math"/>
-          <w:lang w:val="en-US"/>
-        </w:rPr>
         <w:t>∣</w:t>
       </w:r>
-      <w:proofErr w:type="gramEnd"/>
       <w:r>
         <w:rPr>
           <w:rFonts w:eastAsiaTheme="minorEastAsia"/>
@@ -9613,7 +9571,7 @@
         </w:rPr>
         <w:t xml:space="preserve"> </w:t>
       </w:r>
-      <w:bookmarkStart w:id="22" w:name="_Toc213356029"/>
+      <w:bookmarkStart w:id="23" w:name="_Toc214622621"/>
       <w:r>
         <w:rPr>
           <w:rFonts w:eastAsiaTheme="minorEastAsia"/>
@@ -9652,7 +9610,7 @@
         </w:rPr>
         <w:t>BiLSTM</w:t>
       </w:r>
-      <w:bookmarkEnd w:id="22"/>
+      <w:bookmarkEnd w:id="23"/>
       <w:proofErr w:type="spellEnd"/>
     </w:p>
     <w:p>
@@ -9828,14 +9786,7 @@
         <w:rPr>
           <w:lang w:val="en-US"/>
         </w:rPr>
-        <w:t xml:space="preserve">During the forward pass, the input sequence is fed into the forward LSTM layer from the </w:t>
-      </w:r>
-      <w:proofErr w:type="gramStart"/>
-      <w:r>
-        <w:rPr>
-          <w:lang w:val="en-US"/>
-        </w:rPr>
-        <w:t>first</w:t>
+        <w:t>During the forward pass, the input sequence is fed into the forward LSTM layer from the first</w:t>
       </w:r>
       <w:r>
         <w:rPr>
@@ -9847,28 +9798,7 @@
         <w:rPr>
           <w:lang w:val="en-US"/>
         </w:rPr>
-        <w:t>time</w:t>
-      </w:r>
-      <w:proofErr w:type="gramEnd"/>
-      <w:r>
-        <w:rPr>
-          <w:lang w:val="en-US"/>
-        </w:rPr>
-        <w:t xml:space="preserve"> step to the last. At </w:t>
-      </w:r>
-      <w:proofErr w:type="gramStart"/>
-      <w:r>
-        <w:rPr>
-          <w:lang w:val="en-US"/>
-        </w:rPr>
-        <w:t>each time</w:t>
-      </w:r>
-      <w:proofErr w:type="gramEnd"/>
-      <w:r>
-        <w:rPr>
-          <w:lang w:val="en-US"/>
-        </w:rPr>
-        <w:t xml:space="preserve"> step, the forward LSTM computes its hidden state and updates its memory cell based on the current input and the previous hidden state and memory cell.</w:t>
+        <w:t>time step to the last. At each time step, the forward LSTM computes its hidden state and updates its memory cell based on the current input and the previous hidden state and memory cell.</w:t>
       </w:r>
     </w:p>
     <w:p>
@@ -9883,14 +9813,12 @@
         </w:rPr>
         <w:t xml:space="preserve">Simultaneously, the input sequence is also fed into the backward LSTM layer in reverse order, from the last time step to the first. </w:t>
       </w:r>
-      <w:proofErr w:type="gramStart"/>
-      <w:r>
-        <w:rPr>
-          <w:lang w:val="en-US"/>
-        </w:rPr>
-        <w:t>Similar to</w:t>
-      </w:r>
-      <w:proofErr w:type="gramEnd"/>
+      <w:r>
+        <w:rPr>
+          <w:lang w:val="en-US"/>
+        </w:rPr>
+        <w:t>Like</w:t>
+      </w:r>
       <w:r>
         <w:rPr>
           <w:lang w:val="en-US"/>
@@ -10584,14 +10512,26 @@
           <w:lang w:val="en-US"/>
         </w:rPr>
       </w:pPr>
-      <w:bookmarkStart w:id="23" w:name="_Toc213356030"/>
-      <w:r>
-        <w:rPr>
-          <w:lang w:val="en-US"/>
-        </w:rPr>
-        <w:t>3.3 Advanced model with Greek BERT</w:t>
-      </w:r>
-      <w:bookmarkEnd w:id="23"/>
+      <w:bookmarkStart w:id="24" w:name="_Toc214622622"/>
+      <w:r>
+        <w:rPr>
+          <w:lang w:val="en-US"/>
+        </w:rPr>
+        <w:t>3.</w:t>
+      </w:r>
+      <w:r>
+        <w:rPr>
+          <w:lang w:val="en-US"/>
+        </w:rPr>
+        <w:t>4</w:t>
+      </w:r>
+      <w:r>
+        <w:rPr>
+          <w:lang w:val="en-US"/>
+        </w:rPr>
+        <w:t xml:space="preserve"> Advanced model with Greek BERT</w:t>
+      </w:r>
+      <w:bookmarkEnd w:id="24"/>
     </w:p>
     <w:p>
       <w:pPr>
@@ -10753,14 +10693,12 @@
         </w:rPr>
         <w:t xml:space="preserve"> trained on a massive dataset </w:t>
       </w:r>
-      <w:proofErr w:type="gramStart"/>
-      <w:r>
-        <w:rPr>
-          <w:lang w:val="en-US"/>
-        </w:rPr>
-        <w:t>of  3.3</w:t>
-      </w:r>
-      <w:proofErr w:type="gramEnd"/>
+      <w:r>
+        <w:rPr>
+          <w:lang w:val="en-US"/>
+        </w:rPr>
+        <w:t>of 3.3</w:t>
+      </w:r>
       <w:r>
         <w:rPr>
           <w:lang w:val="en-US"/>
@@ -10803,14 +10741,12 @@
         </w:rPr>
         <w:t xml:space="preserve"> on </w:t>
       </w:r>
-      <w:proofErr w:type="spellStart"/>
-      <w:r>
-        <w:rPr>
-          <w:lang w:val="en-US"/>
-        </w:rPr>
-        <w:t>WikiPedia</w:t>
-      </w:r>
-      <w:proofErr w:type="spellEnd"/>
+      <w:r>
+        <w:rPr>
+          <w:lang w:val="en-US"/>
+        </w:rPr>
+        <w:t>Wikipedia</w:t>
+      </w:r>
       <w:r>
         <w:rPr>
           <w:lang w:val="en-US"/>
@@ -10971,7 +10907,7 @@
             <w:rPr>
               <w:lang w:val="en-US"/>
             </w:rPr>
-            <w:instrText xml:space="preserve"> CITATION Vas \l 1033 </w:instrText>
+            <w:instrText xml:space="preserve">CITATION Vas \l 1033 </w:instrText>
           </w:r>
           <w:r>
             <w:rPr>
@@ -10984,7 +10920,7 @@
               <w:noProof/>
               <w:lang w:val="en-US"/>
             </w:rPr>
-            <w:t>(Vaswani, et al.)</w:t>
+            <w:t>(Vaswani, et al., 2017)</w:t>
           </w:r>
           <w:r>
             <w:rPr>
@@ -11110,14 +11046,12 @@
         </w:rPr>
         <w:t xml:space="preserve"> For our task, which is in Greek, the original BERT model wouldn’t be able to recognize the </w:t>
       </w:r>
-      <w:proofErr w:type="gramStart"/>
-      <w:r>
-        <w:rPr>
-          <w:lang w:val="en-US"/>
-        </w:rPr>
-        <w:t>language</w:t>
-      </w:r>
-      <w:proofErr w:type="gramEnd"/>
+      <w:r>
+        <w:rPr>
+          <w:lang w:val="en-US"/>
+        </w:rPr>
+        <w:t>language,</w:t>
+      </w:r>
       <w:r>
         <w:rPr>
           <w:lang w:val="en-US"/>
@@ -11190,7 +11124,6 @@
         </w:rPr>
         <w:t xml:space="preserve"> to the base BERT </w:t>
       </w:r>
-      <w:proofErr w:type="gramStart"/>
       <w:r>
         <w:rPr>
           <w:lang w:val="en-US"/>
@@ -11201,9 +11134,8 @@
         <w:rPr>
           <w:lang w:val="en-US"/>
         </w:rPr>
-        <w:t xml:space="preserve"> (</w:t>
-      </w:r>
-      <w:proofErr w:type="gramEnd"/>
+        <w:t>(</w:t>
+      </w:r>
       <w:r>
         <w:rPr>
           <w:lang w:val="en-US"/>
@@ -11268,6 +11200,34 @@
         </w:rPr>
         <w:t xml:space="preserve"> It is clear to see that this much better fits our purpose.</w:t>
       </w:r>
+    </w:p>
+    <w:p>
+      <w:pPr>
+        <w:rPr>
+          <w:lang w:val="en-US"/>
+        </w:rPr>
+      </w:pPr>
+    </w:p>
+    <w:p>
+      <w:pPr>
+        <w:pStyle w:val="Heading1"/>
+        <w:numPr>
+          <w:ilvl w:val="0"/>
+          <w:numId w:val="0"/>
+        </w:numPr>
+        <w:rPr>
+          <w:lang w:val="en-US"/>
+        </w:rPr>
+      </w:pPr>
+      <w:bookmarkStart w:id="25" w:name="_Toc214622623"/>
+      <w:r>
+        <w:rPr>
+          <w:lang w:val="en-US"/>
+        </w:rPr>
+        <w:lastRenderedPageBreak/>
+        <w:t>4. Results</w:t>
+      </w:r>
+      <w:bookmarkEnd w:id="25"/>
     </w:p>
     <w:p>
       <w:pPr>
@@ -11280,29 +11240,1627 @@
           <w:lang w:val="en-US"/>
         </w:rPr>
       </w:pPr>
-      <w:bookmarkStart w:id="24" w:name="_Toc213356031"/>
-      <w:r>
-        <w:rPr>
+      <w:bookmarkStart w:id="26" w:name="_Toc214622624"/>
+      <w:r>
+        <w:rPr>
+          <w:lang w:val="en-US"/>
+        </w:rPr>
+        <w:t>4.1 Experiment Setup</w:t>
+      </w:r>
+      <w:bookmarkEnd w:id="26"/>
+    </w:p>
+    <w:p>
+      <w:pPr>
+        <w:rPr>
+          <w:lang w:val="en-US"/>
+        </w:rPr>
+      </w:pPr>
+      <w:r>
+        <w:rPr>
+          <w:lang w:val="en-US"/>
+        </w:rPr>
+        <w:t>The experiments conducted in this paper were executed using a PC workstation with these specifications:</w:t>
+      </w:r>
+    </w:p>
+    <w:p>
+      <w:pPr>
+        <w:pStyle w:val="ListParagraph"/>
+        <w:numPr>
+          <w:ilvl w:val="0"/>
+          <w:numId w:val="12"/>
+        </w:numPr>
+        <w:rPr>
+          <w:lang w:val="en-US"/>
+        </w:rPr>
+      </w:pPr>
+      <w:r>
+        <w:rPr>
+          <w:lang w:val="en-US"/>
+        </w:rPr>
+        <w:t xml:space="preserve">GPU: </w:t>
+      </w:r>
+      <w:r>
+        <w:rPr>
+          <w:lang w:val="en-US"/>
+        </w:rPr>
+        <w:t>AMD RX6800</w:t>
+      </w:r>
+    </w:p>
+    <w:p>
+      <w:pPr>
+        <w:pStyle w:val="ListParagraph"/>
+        <w:numPr>
+          <w:ilvl w:val="0"/>
+          <w:numId w:val="12"/>
+        </w:numPr>
+        <w:rPr>
+          <w:lang w:val="en-US"/>
+        </w:rPr>
+      </w:pPr>
+      <w:r>
+        <w:rPr>
+          <w:lang w:val="en-US"/>
+        </w:rPr>
+        <w:t xml:space="preserve">CPU: AMD Ryzen 7 </w:t>
+      </w:r>
+      <w:r>
+        <w:rPr>
+          <w:lang w:val="en-US"/>
+        </w:rPr>
+        <w:t>5</w:t>
+      </w:r>
+      <w:r>
+        <w:rPr>
+          <w:lang w:val="en-US"/>
+        </w:rPr>
+        <w:t>800x3D</w:t>
+      </w:r>
+    </w:p>
+    <w:p>
+      <w:pPr>
+        <w:pStyle w:val="ListParagraph"/>
+        <w:numPr>
+          <w:ilvl w:val="0"/>
+          <w:numId w:val="12"/>
+        </w:numPr>
+        <w:rPr>
+          <w:lang w:val="en-US"/>
+        </w:rPr>
+      </w:pPr>
+      <w:r>
+        <w:rPr>
+          <w:lang w:val="en-US"/>
+        </w:rPr>
+        <w:t>RAM: 16GB DDR4 at 3200 MHz</w:t>
+      </w:r>
+    </w:p>
+    <w:p>
+      <w:pPr>
+        <w:pStyle w:val="ListParagraph"/>
+        <w:numPr>
+          <w:ilvl w:val="0"/>
+          <w:numId w:val="12"/>
+        </w:numPr>
+        <w:rPr>
+          <w:lang w:val="en-US"/>
+        </w:rPr>
+      </w:pPr>
+      <w:r>
+        <w:rPr>
+          <w:lang w:val="en-US"/>
+        </w:rPr>
+        <w:t>SSD: Kingston M.2 NVMe</w:t>
+      </w:r>
+    </w:p>
+    <w:p>
+      <w:pPr>
+        <w:rPr>
+          <w:lang w:val="en-US"/>
+        </w:rPr>
+      </w:pPr>
+      <w:r>
+        <w:rPr>
+          <w:lang w:val="en-US"/>
+        </w:rPr>
+        <w:t xml:space="preserve">The code used for the development and trial of the models was written in Python version 3.13.9 with the addition of extra libraries. These libraries are scikit-learn, TensorFlow, PyTorch, fasttext, </w:t>
+      </w:r>
+      <w:r>
+        <w:rPr>
+          <w:lang w:val="en-US"/>
+        </w:rPr>
+        <w:t>NumPy</w:t>
+      </w:r>
+      <w:r>
+        <w:rPr>
+          <w:lang w:val="en-US"/>
+        </w:rPr>
+        <w:t>, pandas</w:t>
+      </w:r>
+      <w:r>
+        <w:rPr>
+          <w:lang w:val="en-US"/>
+        </w:rPr>
+        <w:t xml:space="preserve"> and</w:t>
+      </w:r>
+      <w:r>
+        <w:rPr>
+          <w:lang w:val="en-US"/>
+        </w:rPr>
+        <w:t xml:space="preserve"> transformers.</w:t>
+      </w:r>
+    </w:p>
+    <w:p>
+      <w:pPr>
+        <w:rPr>
+          <w:lang w:val="en-US"/>
+        </w:rPr>
+      </w:pPr>
+      <w:r>
+        <w:rPr>
+          <w:lang w:val="en-US"/>
+        </w:rPr>
+        <w:t xml:space="preserve">For the baseline model we used a value of 10000 for max features, </w:t>
+      </w:r>
+      <w:r>
+        <w:rPr>
+          <w:lang w:val="en-US"/>
+        </w:rPr>
+        <w:t>an</w:t>
+      </w:r>
+      <w:r>
+        <w:rPr>
+          <w:lang w:val="en-US"/>
+        </w:rPr>
+        <w:t xml:space="preserve"> </w:t>
+      </w:r>
+      <w:proofErr w:type="spellStart"/>
+      <w:r>
+        <w:rPr>
+          <w:lang w:val="en-US"/>
+        </w:rPr>
+        <w:t>ngram</w:t>
+      </w:r>
+      <w:proofErr w:type="spellEnd"/>
+      <w:r>
+        <w:rPr>
+          <w:lang w:val="en-US"/>
+        </w:rPr>
+        <w:t xml:space="preserve"> range of  2</w:t>
+      </w:r>
+      <w:r>
+        <w:rPr>
+          <w:lang w:val="en-US"/>
+        </w:rPr>
+        <w:t xml:space="preserve"> and a value of 1000 max iterations. </w:t>
+      </w:r>
+      <w:r>
+        <w:rPr>
+          <w:lang w:val="en-US"/>
+        </w:rPr>
+        <w:t>For the intermediate model we used</w:t>
+      </w:r>
+      <w:r>
+        <w:rPr>
+          <w:lang w:val="en-US"/>
+        </w:rPr>
+        <w:t xml:space="preserve"> a value of 300 embedding dimensions, 256 LSTM units, 2 LSTM layers, an LSTM </w:t>
+      </w:r>
+      <w:proofErr w:type="spellStart"/>
+      <w:r>
+        <w:rPr>
+          <w:lang w:val="en-US"/>
+        </w:rPr>
+        <w:t>dropoff</w:t>
+      </w:r>
+      <w:proofErr w:type="spellEnd"/>
+      <w:r>
+        <w:rPr>
+          <w:lang w:val="en-US"/>
+        </w:rPr>
+        <w:t xml:space="preserve"> of 0.5 and trained it for 5 epochs</w:t>
+      </w:r>
+      <w:r>
+        <w:rPr>
+          <w:lang w:val="en-US"/>
+        </w:rPr>
+        <w:t xml:space="preserve"> with a learning rate of 0.001(1e-3</w:t>
+      </w:r>
+      <w:r>
+        <w:rPr>
+          <w:lang w:val="en-US"/>
+        </w:rPr>
+        <w:t>)</w:t>
+      </w:r>
+      <w:r>
+        <w:rPr>
+          <w:lang w:val="en-US"/>
+        </w:rPr>
+        <w:t>. For the advanced model we used a model size of ~110M parameters, 768 embedding dimensions, a batch size of 16 and trained it for 4 epochs with a learning rate of 2e-5</w:t>
+      </w:r>
+      <w:r>
+        <w:rPr>
+          <w:lang w:val="en-US"/>
+        </w:rPr>
+        <w:t>.</w:t>
+      </w:r>
+    </w:p>
+    <w:p>
+      <w:pPr>
+        <w:rPr>
+          <w:lang w:val="en-US"/>
+        </w:rPr>
+      </w:pPr>
+      <w:r>
+        <w:rPr>
+          <w:lang w:val="en-US"/>
+        </w:rPr>
+        <w:t>To train the three models we used a split of 70/30 where 3</w:t>
+      </w:r>
+      <w:r>
+        <w:rPr>
+          <w:lang w:val="en-US"/>
+        </w:rPr>
+        <w:t>.</w:t>
+      </w:r>
+      <w:r>
+        <w:rPr>
+          <w:lang w:val="en-US"/>
+        </w:rPr>
+        <w:t>345 tweets were used for training and 1</w:t>
+      </w:r>
+      <w:r>
+        <w:rPr>
+          <w:lang w:val="en-US"/>
+        </w:rPr>
+        <w:t>.</w:t>
+      </w:r>
+      <w:r>
+        <w:rPr>
+          <w:lang w:val="en-US"/>
+        </w:rPr>
+        <w:t>434 were used for testing.</w:t>
+      </w:r>
+    </w:p>
+    <w:p>
+      <w:pPr>
+        <w:pStyle w:val="Heading2"/>
+        <w:numPr>
+          <w:ilvl w:val="0"/>
+          <w:numId w:val="0"/>
+        </w:numPr>
+        <w:rPr>
+          <w:lang w:val="en-US"/>
+        </w:rPr>
+      </w:pPr>
+      <w:bookmarkStart w:id="27" w:name="_Toc214622625"/>
+      <w:r>
+        <w:rPr>
+          <w:lang w:val="en-US"/>
+        </w:rPr>
+        <w:t xml:space="preserve">4.2 </w:t>
+      </w:r>
+      <w:r>
+        <w:rPr>
+          <w:lang w:val="en-US"/>
+        </w:rPr>
+        <w:t>Evaluation Metrics</w:t>
+      </w:r>
+      <w:bookmarkEnd w:id="27"/>
+    </w:p>
+    <w:p>
+      <w:pPr>
+        <w:rPr>
+          <w:lang w:val="en-US"/>
+        </w:rPr>
+      </w:pPr>
+      <w:r>
+        <w:rPr>
+          <w:lang w:val="en-US"/>
+        </w:rPr>
+        <w:t>To</w:t>
+      </w:r>
+      <w:r>
+        <w:rPr>
+          <w:lang w:val="en-US"/>
+        </w:rPr>
+        <w:t xml:space="preserve"> evaluate the performance of each model we will be using the following metrics</w:t>
+      </w:r>
+      <w:r>
+        <w:rPr>
+          <w:lang w:val="en-US"/>
+        </w:rPr>
+        <w:t>:</w:t>
+      </w:r>
+    </w:p>
+    <w:p>
+      <w:pPr>
+        <w:pStyle w:val="ListParagraph"/>
+        <w:numPr>
+          <w:ilvl w:val="0"/>
+          <w:numId w:val="13"/>
+        </w:numPr>
+        <w:rPr>
+          <w:lang w:val="en-US"/>
+        </w:rPr>
+      </w:pPr>
+      <w:r>
+        <w:rPr>
+          <w:lang w:val="en-US"/>
+        </w:rPr>
+        <w:t xml:space="preserve">Accuracy = </w:t>
+      </w:r>
+      <m:oMath>
+        <m:f>
+          <m:fPr>
+            <m:ctrlPr>
+              <w:rPr>
+                <w:rFonts w:ascii="Cambria Math" w:hAnsi="Cambria Math"/>
+                <w:i/>
+                <w:lang w:val="en-US"/>
+              </w:rPr>
+            </m:ctrlPr>
+          </m:fPr>
+          <m:num>
+            <m:r>
+              <w:rPr>
+                <w:rFonts w:ascii="Cambria Math" w:hAnsi="Cambria Math"/>
+                <w:lang w:val="en-US"/>
+              </w:rPr>
+              <m:t>TP+FN</m:t>
+            </m:r>
+          </m:num>
+          <m:den>
+            <m:r>
+              <w:rPr>
+                <w:rFonts w:ascii="Cambria Math" w:hAnsi="Cambria Math"/>
+                <w:lang w:val="en-US"/>
+              </w:rPr>
+              <m:t>TP+TN+FP+FN</m:t>
+            </m:r>
+          </m:den>
+        </m:f>
+      </m:oMath>
+    </w:p>
+    <w:p>
+      <w:pPr>
+        <w:pStyle w:val="ListParagraph"/>
+        <w:numPr>
+          <w:ilvl w:val="0"/>
+          <w:numId w:val="13"/>
+        </w:numPr>
+        <w:rPr>
+          <w:lang w:val="en-US"/>
+        </w:rPr>
+      </w:pPr>
+      <w:r>
+        <w:rPr>
+          <w:rFonts w:eastAsiaTheme="minorEastAsia"/>
+          <w:lang w:val="en-US"/>
+        </w:rPr>
+        <w:t xml:space="preserve">Precision = </w:t>
+      </w:r>
+      <m:oMath>
+        <m:f>
+          <m:fPr>
+            <m:ctrlPr>
+              <w:rPr>
+                <w:rFonts w:ascii="Cambria Math" w:eastAsiaTheme="minorEastAsia" w:hAnsi="Cambria Math"/>
+                <w:i/>
+                <w:lang w:val="en-US"/>
+              </w:rPr>
+            </m:ctrlPr>
+          </m:fPr>
+          <m:num>
+            <m:r>
+              <w:rPr>
+                <w:rFonts w:ascii="Cambria Math" w:eastAsiaTheme="minorEastAsia" w:hAnsi="Cambria Math"/>
+                <w:lang w:val="en-US"/>
+              </w:rPr>
+              <m:t>TP</m:t>
+            </m:r>
+          </m:num>
+          <m:den>
+            <m:r>
+              <w:rPr>
+                <w:rFonts w:ascii="Cambria Math" w:eastAsiaTheme="minorEastAsia" w:hAnsi="Cambria Math"/>
+                <w:lang w:val="en-US"/>
+              </w:rPr>
+              <m:t>TP+FP</m:t>
+            </m:r>
+          </m:den>
+        </m:f>
+      </m:oMath>
+    </w:p>
+    <w:p>
+      <w:pPr>
+        <w:pStyle w:val="ListParagraph"/>
+        <w:numPr>
+          <w:ilvl w:val="0"/>
+          <w:numId w:val="13"/>
+        </w:numPr>
+        <w:rPr>
+          <w:rFonts w:eastAsiaTheme="minorEastAsia"/>
+          <w:lang w:val="en-US"/>
+        </w:rPr>
+      </w:pPr>
+      <w:r>
+        <w:rPr>
+          <w:rFonts w:eastAsiaTheme="minorEastAsia"/>
+          <w:lang w:val="en-US"/>
+        </w:rPr>
+        <w:t xml:space="preserve">Recall = </w:t>
+      </w:r>
+      <m:oMath>
+        <m:f>
+          <m:fPr>
+            <m:ctrlPr>
+              <w:rPr>
+                <w:rFonts w:ascii="Cambria Math" w:eastAsiaTheme="minorEastAsia" w:hAnsi="Cambria Math"/>
+                <w:i/>
+                <w:lang w:val="en-US"/>
+              </w:rPr>
+            </m:ctrlPr>
+          </m:fPr>
+          <m:num>
+            <m:r>
+              <w:rPr>
+                <w:rFonts w:ascii="Cambria Math" w:eastAsiaTheme="minorEastAsia" w:hAnsi="Cambria Math"/>
+                <w:lang w:val="en-US"/>
+              </w:rPr>
+              <m:t>TP</m:t>
+            </m:r>
+          </m:num>
+          <m:den>
+            <m:r>
+              <w:rPr>
+                <w:rFonts w:ascii="Cambria Math" w:eastAsiaTheme="minorEastAsia" w:hAnsi="Cambria Math"/>
+                <w:lang w:val="en-US"/>
+              </w:rPr>
+              <m:t>TP+FN</m:t>
+            </m:r>
+          </m:den>
+        </m:f>
+      </m:oMath>
+    </w:p>
+    <w:p>
+      <w:pPr>
+        <w:pStyle w:val="ListParagraph"/>
+        <w:numPr>
+          <w:ilvl w:val="0"/>
+          <w:numId w:val="13"/>
+        </w:numPr>
+        <w:rPr>
+          <w:rFonts w:eastAsiaTheme="minorEastAsia"/>
+          <w:lang w:val="en-US"/>
+        </w:rPr>
+      </w:pPr>
+      <w:r>
+        <w:rPr>
+          <w:rFonts w:eastAsiaTheme="minorEastAsia"/>
+          <w:lang w:val="en-US"/>
+        </w:rPr>
+        <w:t xml:space="preserve">F1 = 2 * </w:t>
+      </w:r>
+      <m:oMath>
+        <m:f>
+          <m:fPr>
+            <m:ctrlPr>
+              <w:rPr>
+                <w:rFonts w:ascii="Cambria Math" w:eastAsiaTheme="minorEastAsia" w:hAnsi="Cambria Math"/>
+                <w:i/>
+                <w:lang w:val="en-US"/>
+              </w:rPr>
+            </m:ctrlPr>
+          </m:fPr>
+          <m:num>
+            <m:r>
+              <w:rPr>
+                <w:rFonts w:ascii="Cambria Math" w:eastAsiaTheme="minorEastAsia" w:hAnsi="Cambria Math"/>
+                <w:lang w:val="en-US"/>
+              </w:rPr>
+              <m:t>Precision * Recall</m:t>
+            </m:r>
+          </m:num>
+          <m:den>
+            <m:r>
+              <w:rPr>
+                <w:rFonts w:ascii="Cambria Math" w:eastAsiaTheme="minorEastAsia" w:hAnsi="Cambria Math"/>
+                <w:lang w:val="en-US"/>
+              </w:rPr>
+              <m:t>Precision + Recall</m:t>
+            </m:r>
+          </m:den>
+        </m:f>
+      </m:oMath>
+    </w:p>
+    <w:p>
+      <w:pPr>
+        <w:pStyle w:val="ListParagraph"/>
+        <w:numPr>
+          <w:ilvl w:val="0"/>
+          <w:numId w:val="13"/>
+        </w:numPr>
+        <w:rPr>
+          <w:rFonts w:eastAsiaTheme="minorEastAsia"/>
+          <w:lang w:val="en-US"/>
+        </w:rPr>
+      </w:pPr>
+      <w:r>
+        <w:rPr>
+          <w:rFonts w:eastAsiaTheme="minorEastAsia"/>
+          <w:lang w:val="en-US"/>
+        </w:rPr>
+        <w:t>Macro-averaged F1: Average F1 across both classes</w:t>
+      </w:r>
+    </w:p>
+    <w:p>
+      <w:pPr>
+        <w:rPr>
+          <w:rFonts w:eastAsiaTheme="minorEastAsia"/>
+          <w:lang w:val="en-US"/>
+        </w:rPr>
+      </w:pPr>
+    </w:p>
+    <w:p>
+      <w:pPr>
+        <w:pStyle w:val="Heading2"/>
+        <w:numPr>
+          <w:ilvl w:val="0"/>
+          <w:numId w:val="0"/>
+        </w:numPr>
+        <w:rPr>
+          <w:rFonts w:eastAsiaTheme="minorEastAsia"/>
+          <w:lang w:val="en-US"/>
+        </w:rPr>
+      </w:pPr>
+      <w:bookmarkStart w:id="28" w:name="_Toc214622626"/>
+      <w:r>
+        <w:rPr>
+          <w:rFonts w:eastAsiaTheme="minorEastAsia"/>
           <w:lang w:val="en-US"/>
         </w:rPr>
         <w:lastRenderedPageBreak/>
-        <w:t>4.0 Results</w:t>
-      </w:r>
-      <w:bookmarkEnd w:id="24"/>
-    </w:p>
-    <w:p>
-      <w:pPr>
-        <w:rPr>
-          <w:lang w:val="en-US"/>
-        </w:rPr>
-      </w:pPr>
-    </w:p>
-    <w:p>
-      <w:pPr>
-        <w:ind w:left="360"/>
+        <w:t>4.3 Model Performance Comparison</w:t>
+      </w:r>
+      <w:bookmarkEnd w:id="28"/>
+    </w:p>
+    <w:tbl>
+      <w:tblPr>
+        <w:tblStyle w:val="TableGrid"/>
+        <w:tblW w:w="11437" w:type="dxa"/>
+        <w:tblInd w:w="-1422" w:type="dxa"/>
+        <w:tblLook w:val="04A0" w:firstRow="1" w:lastRow="0" w:firstColumn="1" w:lastColumn="0" w:noHBand="0" w:noVBand="1"/>
+      </w:tblPr>
+      <w:tblGrid>
+        <w:gridCol w:w="1860"/>
+        <w:gridCol w:w="1420"/>
+        <w:gridCol w:w="1394"/>
+        <w:gridCol w:w="1114"/>
+        <w:gridCol w:w="1247"/>
+        <w:gridCol w:w="1394"/>
+        <w:gridCol w:w="1114"/>
+        <w:gridCol w:w="940"/>
+        <w:gridCol w:w="1127"/>
+      </w:tblGrid>
+      <w:tr>
+        <w:trPr>
+          <w:trHeight w:val="939"/>
+        </w:trPr>
+        <w:tc>
+          <w:tcPr>
+            <w:tcW w:w="1832" w:type="dxa"/>
+          </w:tcPr>
+          <w:p>
+            <w:pPr>
+              <w:rPr>
+                <w:lang w:val="en-US"/>
+              </w:rPr>
+            </w:pPr>
+            <w:r>
+              <w:rPr>
+                <w:lang w:val="en-US"/>
+              </w:rPr>
+              <w:t>Model</w:t>
+            </w:r>
+          </w:p>
+        </w:tc>
+        <w:tc>
+          <w:tcPr>
+            <w:tcW w:w="1398" w:type="dxa"/>
+          </w:tcPr>
+          <w:p>
+            <w:pPr>
+              <w:rPr>
+                <w:lang w:val="en-US"/>
+              </w:rPr>
+            </w:pPr>
+            <w:r>
+              <w:rPr>
+                <w:lang w:val="en-US"/>
+              </w:rPr>
+              <w:t>Accuracy</w:t>
+            </w:r>
+          </w:p>
+        </w:tc>
+        <w:tc>
+          <w:tcPr>
+            <w:tcW w:w="1373" w:type="dxa"/>
+          </w:tcPr>
+          <w:p>
+            <w:pPr>
+              <w:rPr>
+                <w:lang w:val="en-US"/>
+              </w:rPr>
+            </w:pPr>
+            <w:r>
+              <w:rPr>
+                <w:lang w:val="en-US"/>
+              </w:rPr>
+              <w:t>Precision</w:t>
+            </w:r>
+          </w:p>
+          <w:p>
+            <w:pPr>
+              <w:rPr>
+                <w:lang w:val="en-US"/>
+              </w:rPr>
+            </w:pPr>
+            <w:r>
+              <w:rPr>
+                <w:lang w:val="en-US"/>
+              </w:rPr>
+              <w:t>(Off)</w:t>
+            </w:r>
+          </w:p>
+        </w:tc>
+        <w:tc>
+          <w:tcPr>
+            <w:tcW w:w="1098" w:type="dxa"/>
+          </w:tcPr>
+          <w:p>
+            <w:pPr>
+              <w:rPr>
+                <w:lang w:val="en-US"/>
+              </w:rPr>
+            </w:pPr>
+            <w:r>
+              <w:rPr>
+                <w:lang w:val="en-US"/>
+              </w:rPr>
+              <w:t>Recall</w:t>
+            </w:r>
+          </w:p>
+          <w:p>
+            <w:pPr>
+              <w:rPr>
+                <w:lang w:val="en-US"/>
+              </w:rPr>
+            </w:pPr>
+            <w:r>
+              <w:rPr>
+                <w:lang w:val="en-US"/>
+              </w:rPr>
+              <w:t>(Off)</w:t>
+            </w:r>
+          </w:p>
+        </w:tc>
+        <w:tc>
+          <w:tcPr>
+            <w:tcW w:w="1229" w:type="dxa"/>
+          </w:tcPr>
+          <w:p>
+            <w:pPr>
+              <w:rPr>
+                <w:lang w:val="en-US"/>
+              </w:rPr>
+            </w:pPr>
+            <w:r>
+              <w:rPr>
+                <w:lang w:val="en-US"/>
+              </w:rPr>
+              <w:t>F1(Off)</w:t>
+            </w:r>
+          </w:p>
+        </w:tc>
+        <w:tc>
+          <w:tcPr>
+            <w:tcW w:w="1373" w:type="dxa"/>
+          </w:tcPr>
+          <w:p>
+            <w:pPr>
+              <w:rPr>
+                <w:lang w:val="en-US"/>
+              </w:rPr>
+            </w:pPr>
+            <w:r>
+              <w:rPr>
+                <w:lang w:val="en-US"/>
+              </w:rPr>
+              <w:t>Precision (Not Off)</w:t>
+            </w:r>
+          </w:p>
+        </w:tc>
+        <w:tc>
+          <w:tcPr>
+            <w:tcW w:w="1098" w:type="dxa"/>
+          </w:tcPr>
+          <w:p>
+            <w:pPr>
+              <w:rPr>
+                <w:lang w:val="en-US"/>
+              </w:rPr>
+            </w:pPr>
+            <w:r>
+              <w:rPr>
+                <w:lang w:val="en-US"/>
+              </w:rPr>
+              <w:t>Recall</w:t>
+            </w:r>
+          </w:p>
+          <w:p>
+            <w:pPr>
+              <w:rPr>
+                <w:lang w:val="en-US"/>
+              </w:rPr>
+            </w:pPr>
+            <w:r>
+              <w:rPr>
+                <w:lang w:val="en-US"/>
+              </w:rPr>
+              <w:t>(Not Off)</w:t>
+            </w:r>
+          </w:p>
+        </w:tc>
+        <w:tc>
+          <w:tcPr>
+            <w:tcW w:w="926" w:type="dxa"/>
+          </w:tcPr>
+          <w:p>
+            <w:pPr>
+              <w:rPr>
+                <w:lang w:val="en-US"/>
+              </w:rPr>
+            </w:pPr>
+            <w:r>
+              <w:rPr>
+                <w:lang w:val="en-US"/>
+              </w:rPr>
+              <w:t>F1 (Not Off</w:t>
+            </w:r>
+          </w:p>
+        </w:tc>
+        <w:tc>
+          <w:tcPr>
+            <w:tcW w:w="1110" w:type="dxa"/>
+          </w:tcPr>
+          <w:p>
+            <w:pPr>
+              <w:rPr>
+                <w:lang w:val="en-US"/>
+              </w:rPr>
+            </w:pPr>
+            <w:r>
+              <w:rPr>
+                <w:lang w:val="en-US"/>
+              </w:rPr>
+              <w:t>Macro F1</w:t>
+            </w:r>
+          </w:p>
+        </w:tc>
+      </w:tr>
+      <w:tr>
+        <w:trPr>
+          <w:trHeight w:val="591"/>
+        </w:trPr>
+        <w:tc>
+          <w:tcPr>
+            <w:tcW w:w="1832" w:type="dxa"/>
+          </w:tcPr>
+          <w:p>
+            <w:pPr>
+              <w:rPr>
+                <w:lang w:val="en-US"/>
+              </w:rPr>
+            </w:pPr>
+            <w:proofErr w:type="spellStart"/>
+            <w:r>
+              <w:t>Baseline</w:t>
+            </w:r>
+            <w:proofErr w:type="spellEnd"/>
+            <w:r>
+              <w:t xml:space="preserve"> (TF-IDF + LR)</w:t>
+            </w:r>
+          </w:p>
+        </w:tc>
+        <w:tc>
+          <w:tcPr>
+            <w:tcW w:w="1398" w:type="dxa"/>
+          </w:tcPr>
+          <w:p>
+            <w:pPr>
+              <w:rPr>
+                <w:lang w:val="en-US"/>
+              </w:rPr>
+            </w:pPr>
+            <w:r>
+              <w:rPr>
+                <w:lang w:val="en-US"/>
+              </w:rPr>
+              <w:t>9</w:t>
+            </w:r>
+            <w:r>
+              <w:rPr>
+                <w:lang w:val="en-US"/>
+              </w:rPr>
+              <w:t>5</w:t>
+            </w:r>
+            <w:r>
+              <w:rPr>
+                <w:lang w:val="en-US"/>
+              </w:rPr>
+              <w:t>%</w:t>
+            </w:r>
+          </w:p>
+        </w:tc>
+        <w:tc>
+          <w:tcPr>
+            <w:tcW w:w="1373" w:type="dxa"/>
+          </w:tcPr>
+          <w:p>
+            <w:pPr>
+              <w:rPr>
+                <w:lang w:val="en-US"/>
+              </w:rPr>
+            </w:pPr>
+            <w:r>
+              <w:rPr>
+                <w:lang w:val="en-US"/>
+              </w:rPr>
+              <w:t>92</w:t>
+            </w:r>
+            <w:r>
+              <w:rPr>
+                <w:lang w:val="en-US"/>
+              </w:rPr>
+              <w:t>%</w:t>
+            </w:r>
+          </w:p>
+        </w:tc>
+        <w:tc>
+          <w:tcPr>
+            <w:tcW w:w="1098" w:type="dxa"/>
+          </w:tcPr>
+          <w:p>
+            <w:pPr>
+              <w:rPr>
+                <w:lang w:val="en-US"/>
+              </w:rPr>
+            </w:pPr>
+            <w:r>
+              <w:rPr>
+                <w:lang w:val="en-US"/>
+              </w:rPr>
+              <w:t>74</w:t>
+            </w:r>
+            <w:r>
+              <w:rPr>
+                <w:lang w:val="en-US"/>
+              </w:rPr>
+              <w:t>%</w:t>
+            </w:r>
+          </w:p>
+        </w:tc>
+        <w:tc>
+          <w:tcPr>
+            <w:tcW w:w="1229" w:type="dxa"/>
+          </w:tcPr>
+          <w:p>
+            <w:pPr>
+              <w:rPr>
+                <w:lang w:val="en-US"/>
+              </w:rPr>
+            </w:pPr>
+            <w:r>
+              <w:rPr>
+                <w:lang w:val="en-US"/>
+              </w:rPr>
+              <w:t>82</w:t>
+            </w:r>
+            <w:r>
+              <w:rPr>
+                <w:lang w:val="en-US"/>
+              </w:rPr>
+              <w:t>%</w:t>
+            </w:r>
+          </w:p>
+        </w:tc>
+        <w:tc>
+          <w:tcPr>
+            <w:tcW w:w="1373" w:type="dxa"/>
+          </w:tcPr>
+          <w:p>
+            <w:pPr>
+              <w:rPr>
+                <w:lang w:val="en-US"/>
+              </w:rPr>
+            </w:pPr>
+            <w:r>
+              <w:rPr>
+                <w:lang w:val="en-US"/>
+              </w:rPr>
+              <w:t>95</w:t>
+            </w:r>
+            <w:r>
+              <w:rPr>
+                <w:lang w:val="en-US"/>
+              </w:rPr>
+              <w:t>%</w:t>
+            </w:r>
+          </w:p>
+        </w:tc>
+        <w:tc>
+          <w:tcPr>
+            <w:tcW w:w="1098" w:type="dxa"/>
+          </w:tcPr>
+          <w:p>
+            <w:pPr>
+              <w:rPr>
+                <w:lang w:val="en-US"/>
+              </w:rPr>
+            </w:pPr>
+            <w:r>
+              <w:rPr>
+                <w:lang w:val="en-US"/>
+              </w:rPr>
+              <w:t>99</w:t>
+            </w:r>
+            <w:r>
+              <w:rPr>
+                <w:lang w:val="en-US"/>
+              </w:rPr>
+              <w:t>%</w:t>
+            </w:r>
+          </w:p>
+        </w:tc>
+        <w:tc>
+          <w:tcPr>
+            <w:tcW w:w="926" w:type="dxa"/>
+          </w:tcPr>
+          <w:p>
+            <w:pPr>
+              <w:rPr>
+                <w:lang w:val="en-US"/>
+              </w:rPr>
+            </w:pPr>
+            <w:r>
+              <w:rPr>
+                <w:lang w:val="en-US"/>
+              </w:rPr>
+              <w:t>9</w:t>
+            </w:r>
+            <w:r>
+              <w:rPr>
+                <w:lang w:val="en-US"/>
+              </w:rPr>
+              <w:t>7</w:t>
+            </w:r>
+            <w:r>
+              <w:rPr>
+                <w:lang w:val="en-US"/>
+              </w:rPr>
+              <w:t>%</w:t>
+            </w:r>
+          </w:p>
+        </w:tc>
+        <w:tc>
+          <w:tcPr>
+            <w:tcW w:w="1110" w:type="dxa"/>
+          </w:tcPr>
+          <w:p>
+            <w:pPr>
+              <w:rPr>
+                <w:lang w:val="en-US"/>
+              </w:rPr>
+            </w:pPr>
+            <w:r>
+              <w:rPr>
+                <w:lang w:val="en-US"/>
+              </w:rPr>
+              <w:t>8</w:t>
+            </w:r>
+            <w:r>
+              <w:rPr>
+                <w:lang w:val="en-US"/>
+              </w:rPr>
+              <w:t>9</w:t>
+            </w:r>
+            <w:r>
+              <w:rPr>
+                <w:lang w:val="en-US"/>
+              </w:rPr>
+              <w:t>%</w:t>
+            </w:r>
+          </w:p>
+        </w:tc>
+      </w:tr>
+      <w:tr>
+        <w:trPr>
+          <w:trHeight w:val="750"/>
+        </w:trPr>
+        <w:tc>
+          <w:tcPr>
+            <w:tcW w:w="1832" w:type="dxa"/>
+          </w:tcPr>
+          <w:p>
+            <w:pPr>
+              <w:rPr>
+                <w:lang w:val="en-US"/>
+              </w:rPr>
+            </w:pPr>
+            <w:proofErr w:type="spellStart"/>
+            <w:r>
+              <w:t>Intermediate</w:t>
+            </w:r>
+            <w:proofErr w:type="spellEnd"/>
+            <w:r>
+              <w:t xml:space="preserve"> (</w:t>
+            </w:r>
+            <w:proofErr w:type="spellStart"/>
+            <w:r>
+              <w:t>FastText</w:t>
+            </w:r>
+            <w:proofErr w:type="spellEnd"/>
+            <w:r>
+              <w:t xml:space="preserve"> + </w:t>
+            </w:r>
+            <w:proofErr w:type="spellStart"/>
+            <w:r>
+              <w:t>BiLSTM</w:t>
+            </w:r>
+            <w:proofErr w:type="spellEnd"/>
+            <w:r>
+              <w:t>)</w:t>
+            </w:r>
+          </w:p>
+        </w:tc>
+        <w:tc>
+          <w:tcPr>
+            <w:tcW w:w="1398" w:type="dxa"/>
+          </w:tcPr>
+          <w:p>
+            <w:pPr>
+              <w:rPr>
+                <w:lang w:val="en-US"/>
+              </w:rPr>
+            </w:pPr>
+            <w:r>
+              <w:rPr>
+                <w:lang w:val="en-US"/>
+              </w:rPr>
+              <w:t>92%</w:t>
+            </w:r>
+          </w:p>
+        </w:tc>
+        <w:tc>
+          <w:tcPr>
+            <w:tcW w:w="1373" w:type="dxa"/>
+          </w:tcPr>
+          <w:p>
+            <w:pPr>
+              <w:rPr>
+                <w:lang w:val="en-US"/>
+              </w:rPr>
+            </w:pPr>
+            <w:r>
+              <w:rPr>
+                <w:lang w:val="en-US"/>
+              </w:rPr>
+              <w:t>72%</w:t>
+            </w:r>
+          </w:p>
+        </w:tc>
+        <w:tc>
+          <w:tcPr>
+            <w:tcW w:w="1098" w:type="dxa"/>
+          </w:tcPr>
+          <w:p>
+            <w:pPr>
+              <w:rPr>
+                <w:lang w:val="en-US"/>
+              </w:rPr>
+            </w:pPr>
+            <w:r>
+              <w:rPr>
+                <w:lang w:val="en-US"/>
+              </w:rPr>
+              <w:t>77%</w:t>
+            </w:r>
+          </w:p>
+        </w:tc>
+        <w:tc>
+          <w:tcPr>
+            <w:tcW w:w="1229" w:type="dxa"/>
+          </w:tcPr>
+          <w:p>
+            <w:pPr>
+              <w:rPr>
+                <w:lang w:val="en-US"/>
+              </w:rPr>
+            </w:pPr>
+            <w:r>
+              <w:rPr>
+                <w:lang w:val="en-US"/>
+              </w:rPr>
+              <w:t>74%</w:t>
+            </w:r>
+          </w:p>
+        </w:tc>
+        <w:tc>
+          <w:tcPr>
+            <w:tcW w:w="1373" w:type="dxa"/>
+          </w:tcPr>
+          <w:p>
+            <w:pPr>
+              <w:rPr>
+                <w:lang w:val="en-US"/>
+              </w:rPr>
+            </w:pPr>
+            <w:r>
+              <w:rPr>
+                <w:lang w:val="en-US"/>
+              </w:rPr>
+              <w:t>96%</w:t>
+            </w:r>
+          </w:p>
+        </w:tc>
+        <w:tc>
+          <w:tcPr>
+            <w:tcW w:w="1098" w:type="dxa"/>
+          </w:tcPr>
+          <w:p>
+            <w:pPr>
+              <w:rPr>
+                <w:lang w:val="en-US"/>
+              </w:rPr>
+            </w:pPr>
+            <w:r>
+              <w:rPr>
+                <w:lang w:val="en-US"/>
+              </w:rPr>
+              <w:t>94%</w:t>
+            </w:r>
+          </w:p>
+        </w:tc>
+        <w:tc>
+          <w:tcPr>
+            <w:tcW w:w="926" w:type="dxa"/>
+          </w:tcPr>
+          <w:p>
+            <w:pPr>
+              <w:rPr>
+                <w:lang w:val="en-US"/>
+              </w:rPr>
+            </w:pPr>
+            <w:r>
+              <w:rPr>
+                <w:lang w:val="en-US"/>
+              </w:rPr>
+              <w:t>95%</w:t>
+            </w:r>
+          </w:p>
+        </w:tc>
+        <w:tc>
+          <w:tcPr>
+            <w:tcW w:w="1110" w:type="dxa"/>
+          </w:tcPr>
+          <w:p>
+            <w:pPr>
+              <w:rPr>
+                <w:lang w:val="en-US"/>
+              </w:rPr>
+            </w:pPr>
+            <w:r>
+              <w:rPr>
+                <w:lang w:val="en-US"/>
+              </w:rPr>
+              <w:t>85%</w:t>
+            </w:r>
+          </w:p>
+        </w:tc>
+      </w:tr>
+      <w:tr>
+        <w:trPr>
+          <w:trHeight w:val="591"/>
+        </w:trPr>
+        <w:tc>
+          <w:tcPr>
+            <w:tcW w:w="1832" w:type="dxa"/>
+          </w:tcPr>
+          <w:p>
+            <w:pPr>
+              <w:rPr>
+                <w:lang w:val="en-US"/>
+              </w:rPr>
+            </w:pPr>
+            <w:proofErr w:type="spellStart"/>
+            <w:r>
+              <w:t>Advanced</w:t>
+            </w:r>
+            <w:proofErr w:type="spellEnd"/>
+            <w:r>
+              <w:t xml:space="preserve"> (</w:t>
+            </w:r>
+            <w:proofErr w:type="spellStart"/>
+            <w:r>
+              <w:t>GreekBERT</w:t>
+            </w:r>
+            <w:proofErr w:type="spellEnd"/>
+            <w:r>
+              <w:t>)</w:t>
+            </w:r>
+          </w:p>
+        </w:tc>
+        <w:tc>
+          <w:tcPr>
+            <w:tcW w:w="1398" w:type="dxa"/>
+          </w:tcPr>
+          <w:p>
+            <w:pPr>
+              <w:rPr>
+                <w:lang w:val="en-US"/>
+              </w:rPr>
+            </w:pPr>
+            <w:r>
+              <w:rPr>
+                <w:lang w:val="en-US"/>
+              </w:rPr>
+              <w:t>9</w:t>
+            </w:r>
+            <w:r>
+              <w:rPr>
+                <w:lang w:val="en-US"/>
+              </w:rPr>
+              <w:t>0</w:t>
+            </w:r>
+            <w:r>
+              <w:rPr>
+                <w:lang w:val="en-US"/>
+              </w:rPr>
+              <w:t>%</w:t>
+            </w:r>
+          </w:p>
+        </w:tc>
+        <w:tc>
+          <w:tcPr>
+            <w:tcW w:w="1373" w:type="dxa"/>
+          </w:tcPr>
+          <w:p>
+            <w:pPr>
+              <w:rPr>
+                <w:lang w:val="en-US"/>
+              </w:rPr>
+            </w:pPr>
+            <w:r>
+              <w:rPr>
+                <w:lang w:val="en-US"/>
+              </w:rPr>
+              <w:t>62</w:t>
+            </w:r>
+            <w:r>
+              <w:rPr>
+                <w:lang w:val="en-US"/>
+              </w:rPr>
+              <w:t>%</w:t>
+            </w:r>
+          </w:p>
+        </w:tc>
+        <w:tc>
+          <w:tcPr>
+            <w:tcW w:w="1098" w:type="dxa"/>
+          </w:tcPr>
+          <w:p>
+            <w:pPr>
+              <w:rPr>
+                <w:lang w:val="en-US"/>
+              </w:rPr>
+            </w:pPr>
+            <w:r>
+              <w:rPr>
+                <w:lang w:val="en-US"/>
+              </w:rPr>
+              <w:t>93</w:t>
+            </w:r>
+            <w:r>
+              <w:rPr>
+                <w:lang w:val="en-US"/>
+              </w:rPr>
+              <w:t>%</w:t>
+            </w:r>
+          </w:p>
+        </w:tc>
+        <w:tc>
+          <w:tcPr>
+            <w:tcW w:w="1229" w:type="dxa"/>
+          </w:tcPr>
+          <w:p>
+            <w:pPr>
+              <w:rPr>
+                <w:lang w:val="en-US"/>
+              </w:rPr>
+            </w:pPr>
+            <w:r>
+              <w:rPr>
+                <w:lang w:val="en-US"/>
+              </w:rPr>
+              <w:t>74</w:t>
+            </w:r>
+            <w:r>
+              <w:rPr>
+                <w:lang w:val="en-US"/>
+              </w:rPr>
+              <w:t>%</w:t>
+            </w:r>
+          </w:p>
+        </w:tc>
+        <w:tc>
+          <w:tcPr>
+            <w:tcW w:w="1373" w:type="dxa"/>
+          </w:tcPr>
+          <w:p>
+            <w:pPr>
+              <w:rPr>
+                <w:lang w:val="en-US"/>
+              </w:rPr>
+            </w:pPr>
+            <w:r>
+              <w:rPr>
+                <w:lang w:val="en-US"/>
+              </w:rPr>
+              <w:t>99</w:t>
+            </w:r>
+            <w:r>
+              <w:rPr>
+                <w:lang w:val="en-US"/>
+              </w:rPr>
+              <w:t>%</w:t>
+            </w:r>
+          </w:p>
+        </w:tc>
+        <w:tc>
+          <w:tcPr>
+            <w:tcW w:w="1098" w:type="dxa"/>
+          </w:tcPr>
+          <w:p>
+            <w:pPr>
+              <w:rPr>
+                <w:lang w:val="en-US"/>
+              </w:rPr>
+            </w:pPr>
+            <w:r>
+              <w:rPr>
+                <w:lang w:val="en-US"/>
+              </w:rPr>
+              <w:t>89</w:t>
+            </w:r>
+            <w:r>
+              <w:rPr>
+                <w:lang w:val="en-US"/>
+              </w:rPr>
+              <w:t>%</w:t>
+            </w:r>
+          </w:p>
+        </w:tc>
+        <w:tc>
+          <w:tcPr>
+            <w:tcW w:w="926" w:type="dxa"/>
+          </w:tcPr>
+          <w:p>
+            <w:pPr>
+              <w:rPr>
+                <w:lang w:val="en-US"/>
+              </w:rPr>
+            </w:pPr>
+            <w:r>
+              <w:rPr>
+                <w:lang w:val="en-US"/>
+              </w:rPr>
+              <w:t>94</w:t>
+            </w:r>
+            <w:r>
+              <w:rPr>
+                <w:lang w:val="en-US"/>
+              </w:rPr>
+              <w:t>%</w:t>
+            </w:r>
+          </w:p>
+        </w:tc>
+        <w:tc>
+          <w:tcPr>
+            <w:tcW w:w="1110" w:type="dxa"/>
+          </w:tcPr>
+          <w:p>
+            <w:pPr>
+              <w:rPr>
+                <w:lang w:val="en-US"/>
+              </w:rPr>
+            </w:pPr>
+            <w:r>
+              <w:rPr>
+                <w:lang w:val="en-US"/>
+              </w:rPr>
+              <w:t>84</w:t>
+            </w:r>
+            <w:r>
+              <w:rPr>
+                <w:lang w:val="en-US"/>
+              </w:rPr>
+              <w:t>%</w:t>
+            </w:r>
+          </w:p>
+        </w:tc>
+      </w:tr>
+    </w:tbl>
+    <w:p>
+      <w:pPr>
+        <w:jc w:val="center"/>
+        <w:rPr>
+          <w:lang w:val="en-US"/>
+        </w:rPr>
+      </w:pPr>
+      <w:r>
+        <w:rPr>
+          <w:lang w:val="en-US"/>
+        </w:rPr>
+        <w:t>Table 3: Performance metrics for all three models on the test set</w:t>
+      </w:r>
+    </w:p>
+    <w:p>
+      <w:pPr>
+        <w:pStyle w:val="Heading2"/>
+        <w:numPr>
+          <w:ilvl w:val="0"/>
+          <w:numId w:val="0"/>
+        </w:numPr>
+        <w:rPr>
+          <w:lang w:val="en-US"/>
+        </w:rPr>
+      </w:pPr>
+      <w:r>
+        <w:rPr>
+          <w:lang w:val="en-US"/>
+        </w:rPr>
+        <w:t>4.4 Confusion Matrices</w:t>
+      </w:r>
+    </w:p>
+    <w:p>
+      <w:pPr>
+        <w:rPr>
+          <w:lang w:val="en-US"/>
+        </w:rPr>
+      </w:pPr>
+    </w:p>
+    <w:p>
+      <w:pPr>
         <w:jc w:val="both"/>
         <w:rPr>
-          <w:rFonts w:eastAsiaTheme="minorEastAsia"/>
+          <w:lang w:val="en-US"/>
+        </w:rPr>
+      </w:pPr>
+      <w:proofErr w:type="spellStart"/>
+      <w:r>
+        <w:rPr>
+          <w:lang w:val="en-US"/>
+        </w:rPr>
+        <w:t>FastText</w:t>
+      </w:r>
+      <w:proofErr w:type="spellEnd"/>
+      <w:r>
+        <w:rPr>
+          <w:lang w:val="en-US"/>
+        </w:rPr>
+        <w:t xml:space="preserve"> includes curses: Trained on common crawl</w:t>
+      </w:r>
+      <w:r>
+        <w:rPr>
+          <w:lang w:val="en-US"/>
+        </w:rPr>
+        <w:t>(?)</w:t>
+      </w:r>
+      <w:r>
+        <w:rPr>
+          <w:lang w:val="en-US"/>
+        </w:rPr>
+        <w:t xml:space="preserve"> and Greek </w:t>
+      </w:r>
+      <w:proofErr w:type="spellStart"/>
+      <w:r>
+        <w:rPr>
+          <w:lang w:val="en-US"/>
+        </w:rPr>
+        <w:t>wikipedia</w:t>
+      </w:r>
+      <w:proofErr w:type="spellEnd"/>
+    </w:p>
+    <w:p>
+      <w:pPr>
+        <w:jc w:val="both"/>
+        <w:rPr>
+          <w:lang w:val="en-US"/>
+        </w:rPr>
+      </w:pPr>
+      <w:r>
+        <w:rPr>
+          <w:lang w:val="en-US"/>
+        </w:rPr>
+        <w:t xml:space="preserve">Greek </w:t>
+      </w:r>
+      <w:proofErr w:type="spellStart"/>
+      <w:r>
+        <w:rPr>
+          <w:lang w:val="en-US"/>
+        </w:rPr>
+        <w:t>bert</w:t>
+      </w:r>
+      <w:proofErr w:type="spellEnd"/>
+      <w:r>
+        <w:rPr>
+          <w:lang w:val="en-US"/>
+        </w:rPr>
+        <w:t xml:space="preserve">: trained on Greek wiki, European parliament Greek, </w:t>
+      </w:r>
+      <w:proofErr w:type="spellStart"/>
+      <w:r>
+        <w:rPr>
+          <w:lang w:val="en-US"/>
+        </w:rPr>
+        <w:t>greek</w:t>
+      </w:r>
+      <w:proofErr w:type="spellEnd"/>
+      <w:r>
+        <w:rPr>
+          <w:lang w:val="en-US"/>
+        </w:rPr>
+        <w:t xml:space="preserve"> part of </w:t>
+      </w:r>
+      <w:r>
+        <w:rPr>
+          <w:lang w:val="en-US"/>
+        </w:rPr>
+        <w:t>Oscar (filtered common crawl)</w:t>
+      </w:r>
+    </w:p>
+    <w:p>
+      <w:pPr>
+        <w:jc w:val="both"/>
+        <w:rPr>
+          <w:lang w:val="en-US"/>
+        </w:rPr>
+      </w:pPr>
+      <w:r>
+        <w:rPr>
+          <w:lang w:val="en-US"/>
+        </w:rPr>
+        <w:t xml:space="preserve">So fasttext might include some curses and </w:t>
+      </w:r>
+      <w:proofErr w:type="spellStart"/>
+      <w:r>
+        <w:rPr>
+          <w:lang w:val="en-US"/>
+        </w:rPr>
+        <w:t>bert</w:t>
+      </w:r>
+      <w:proofErr w:type="spellEnd"/>
+      <w:r>
+        <w:rPr>
+          <w:lang w:val="en-US"/>
+        </w:rPr>
+        <w:t xml:space="preserve"> will include even less curses</w:t>
+      </w:r>
+    </w:p>
+    <w:p>
+      <w:pPr>
+        <w:pStyle w:val="a0"/>
+        <w:rPr>
           <w:lang w:val="en-US"/>
         </w:rPr>
       </w:pPr>
@@ -11322,20 +12880,20 @@
         </w:numPr>
         <w:ind w:left="432" w:right="282" w:hanging="432"/>
         <w:rPr>
-          <w:rFonts w:ascii="Times New Roman" w:hAnsi="Times New Roman" w:cs="Times New Roman"/>
+          <w:rFonts w:cs="Times New Roman"/>
           <w:color w:val="auto"/>
         </w:rPr>
       </w:pPr>
-      <w:bookmarkStart w:id="25" w:name="_Toc213356032"/>
-      <w:r>
-        <w:rPr>
-          <w:rFonts w:ascii="Times New Roman" w:hAnsi="Times New Roman" w:cs="Times New Roman"/>
+      <w:bookmarkStart w:id="29" w:name="_Toc214622627"/>
+      <w:r>
+        <w:rPr>
+          <w:rFonts w:cs="Times New Roman"/>
           <w:color w:val="auto"/>
         </w:rPr>
         <w:lastRenderedPageBreak/>
         <w:t>ΠΑΡΑΡΤΗΜΑ</w:t>
       </w:r>
-      <w:bookmarkEnd w:id="25"/>
+      <w:bookmarkEnd w:id="29"/>
     </w:p>
     <w:p>
       <w:pPr>
@@ -11403,17 +12961,17 @@
       </w:pPr>
       <w:r>
         <w:rPr>
-          <w:rFonts w:ascii="Times New Roman" w:hAnsi="Times New Roman" w:cs="Times New Roman"/>
+          <w:rFonts w:cs="Times New Roman"/>
           <w:i/>
         </w:rPr>
         <w:br w:type="page"/>
       </w:r>
     </w:p>
-    <w:bookmarkStart w:id="26" w:name="_Toc213356033" w:displacedByCustomXml="next"/>
+    <w:bookmarkStart w:id="30" w:name="_Toc214622628" w:displacedByCustomXml="next"/>
     <w:sdt>
       <w:sdtPr>
         <w:rPr>
-          <w:rFonts w:ascii="Times New Roman" w:eastAsiaTheme="minorHAnsi" w:hAnsi="Times New Roman" w:cstheme="minorBidi"/>
+          <w:rFonts w:eastAsiaTheme="minorHAnsi" w:cstheme="minorBidi"/>
           <w:b w:val="0"/>
           <w:bCs w:val="0"/>
           <w:color w:val="auto"/>
@@ -11437,19 +12995,17 @@
             <w:ind w:left="432" w:hanging="432"/>
             <w:rPr>
               <w:rStyle w:val="Char"/>
-              <w:color w:val="000000" w:themeColor="text1"/>
               <w:lang w:val="en-US"/>
             </w:rPr>
           </w:pPr>
           <w:r>
             <w:rPr>
               <w:rStyle w:val="Char"/>
-              <w:color w:val="000000" w:themeColor="text1"/>
               <w:lang w:val="en-US"/>
             </w:rPr>
             <w:t>Bibliography</w:t>
           </w:r>
-          <w:bookmarkEnd w:id="26"/>
+          <w:bookmarkEnd w:id="30"/>
         </w:p>
         <w:sdt>
           <w:sdtPr>
@@ -12258,6 +13814,119 @@
     </w:lvl>
   </w:abstractNum>
   <w:abstractNum w:abstractNumId="1" w15:restartNumberingAfterBreak="0">
+    <w:nsid w:val="340E41D6"/>
+    <w:multiLevelType w:val="hybridMultilevel"/>
+    <w:tmpl w:val="F38E343A"/>
+    <w:lvl w:ilvl="0" w:tplc="04090001">
+      <w:start w:val="1"/>
+      <w:numFmt w:val="bullet"/>
+      <w:lvlText w:val=""/>
+      <w:lvlJc w:val="left"/>
+      <w:pPr>
+        <w:ind w:left="720" w:hanging="360"/>
+      </w:pPr>
+      <w:rPr>
+        <w:rFonts w:ascii="Symbol" w:hAnsi="Symbol" w:hint="default"/>
+      </w:rPr>
+    </w:lvl>
+    <w:lvl w:ilvl="1" w:tplc="04090003" w:tentative="1">
+      <w:start w:val="1"/>
+      <w:numFmt w:val="bullet"/>
+      <w:lvlText w:val="o"/>
+      <w:lvlJc w:val="left"/>
+      <w:pPr>
+        <w:ind w:left="1440" w:hanging="360"/>
+      </w:pPr>
+      <w:rPr>
+        <w:rFonts w:ascii="Courier New" w:hAnsi="Courier New" w:cs="Courier New" w:hint="default"/>
+      </w:rPr>
+    </w:lvl>
+    <w:lvl w:ilvl="2" w:tplc="04090005" w:tentative="1">
+      <w:start w:val="1"/>
+      <w:numFmt w:val="bullet"/>
+      <w:lvlText w:val=""/>
+      <w:lvlJc w:val="left"/>
+      <w:pPr>
+        <w:ind w:left="2160" w:hanging="360"/>
+      </w:pPr>
+      <w:rPr>
+        <w:rFonts w:ascii="Wingdings" w:hAnsi="Wingdings" w:hint="default"/>
+      </w:rPr>
+    </w:lvl>
+    <w:lvl w:ilvl="3" w:tplc="04090001" w:tentative="1">
+      <w:start w:val="1"/>
+      <w:numFmt w:val="bullet"/>
+      <w:lvlText w:val=""/>
+      <w:lvlJc w:val="left"/>
+      <w:pPr>
+        <w:ind w:left="2880" w:hanging="360"/>
+      </w:pPr>
+      <w:rPr>
+        <w:rFonts w:ascii="Symbol" w:hAnsi="Symbol" w:hint="default"/>
+      </w:rPr>
+    </w:lvl>
+    <w:lvl w:ilvl="4" w:tplc="04090003" w:tentative="1">
+      <w:start w:val="1"/>
+      <w:numFmt w:val="bullet"/>
+      <w:lvlText w:val="o"/>
+      <w:lvlJc w:val="left"/>
+      <w:pPr>
+        <w:ind w:left="3600" w:hanging="360"/>
+      </w:pPr>
+      <w:rPr>
+        <w:rFonts w:ascii="Courier New" w:hAnsi="Courier New" w:cs="Courier New" w:hint="default"/>
+      </w:rPr>
+    </w:lvl>
+    <w:lvl w:ilvl="5" w:tplc="04090005" w:tentative="1">
+      <w:start w:val="1"/>
+      <w:numFmt w:val="bullet"/>
+      <w:lvlText w:val=""/>
+      <w:lvlJc w:val="left"/>
+      <w:pPr>
+        <w:ind w:left="4320" w:hanging="360"/>
+      </w:pPr>
+      <w:rPr>
+        <w:rFonts w:ascii="Wingdings" w:hAnsi="Wingdings" w:hint="default"/>
+      </w:rPr>
+    </w:lvl>
+    <w:lvl w:ilvl="6" w:tplc="04090001" w:tentative="1">
+      <w:start w:val="1"/>
+      <w:numFmt w:val="bullet"/>
+      <w:lvlText w:val=""/>
+      <w:lvlJc w:val="left"/>
+      <w:pPr>
+        <w:ind w:left="5040" w:hanging="360"/>
+      </w:pPr>
+      <w:rPr>
+        <w:rFonts w:ascii="Symbol" w:hAnsi="Symbol" w:hint="default"/>
+      </w:rPr>
+    </w:lvl>
+    <w:lvl w:ilvl="7" w:tplc="04090003" w:tentative="1">
+      <w:start w:val="1"/>
+      <w:numFmt w:val="bullet"/>
+      <w:lvlText w:val="o"/>
+      <w:lvlJc w:val="left"/>
+      <w:pPr>
+        <w:ind w:left="5760" w:hanging="360"/>
+      </w:pPr>
+      <w:rPr>
+        <w:rFonts w:ascii="Courier New" w:hAnsi="Courier New" w:cs="Courier New" w:hint="default"/>
+      </w:rPr>
+    </w:lvl>
+    <w:lvl w:ilvl="8" w:tplc="04090005" w:tentative="1">
+      <w:start w:val="1"/>
+      <w:numFmt w:val="bullet"/>
+      <w:lvlText w:val=""/>
+      <w:lvlJc w:val="left"/>
+      <w:pPr>
+        <w:ind w:left="6480" w:hanging="360"/>
+      </w:pPr>
+      <w:rPr>
+        <w:rFonts w:ascii="Wingdings" w:hAnsi="Wingdings" w:hint="default"/>
+      </w:rPr>
+    </w:lvl>
+  </w:abstractNum>
+  <w:abstractNum w:abstractNumId="2" w15:restartNumberingAfterBreak="0">
     <w:nsid w:val="353A30D3"/>
     <w:multiLevelType w:val="multilevel"/>
     <w:tmpl w:val="93581FB8"/>
@@ -12370,7 +14039,7 @@
       </w:rPr>
     </w:lvl>
   </w:abstractNum>
-  <w:abstractNum w:abstractNumId="2" w15:restartNumberingAfterBreak="0">
+  <w:abstractNum w:abstractNumId="3" w15:restartNumberingAfterBreak="0">
     <w:nsid w:val="390F3C64"/>
     <w:multiLevelType w:val="multilevel"/>
     <w:tmpl w:val="A946885A"/>
@@ -12491,7 +14160,7 @@
       </w:rPr>
     </w:lvl>
   </w:abstractNum>
-  <w:abstractNum w:abstractNumId="3" w15:restartNumberingAfterBreak="0">
+  <w:abstractNum w:abstractNumId="4" w15:restartNumberingAfterBreak="0">
     <w:nsid w:val="401C4057"/>
     <w:multiLevelType w:val="hybridMultilevel"/>
     <w:tmpl w:val="0C14E1AC"/>
@@ -12580,17 +14249,17 @@
       </w:pPr>
     </w:lvl>
   </w:abstractNum>
-  <w:abstractNum w:abstractNumId="4" w15:restartNumberingAfterBreak="0">
-    <w:nsid w:val="49A91C18"/>
+  <w:abstractNum w:abstractNumId="5" w15:restartNumberingAfterBreak="0">
+    <w:nsid w:val="420E51DF"/>
     <w:multiLevelType w:val="hybridMultilevel"/>
-    <w:tmpl w:val="057495F2"/>
+    <w:tmpl w:val="502866F4"/>
     <w:lvl w:ilvl="0" w:tplc="04090001">
       <w:start w:val="1"/>
       <w:numFmt w:val="bullet"/>
       <w:lvlText w:val=""/>
       <w:lvlJc w:val="left"/>
       <w:pPr>
-        <w:ind w:left="720" w:hanging="360"/>
+        <w:ind w:left="3600" w:hanging="360"/>
       </w:pPr>
       <w:rPr>
         <w:rFonts w:ascii="Symbol" w:hAnsi="Symbol" w:hint="default"/>
@@ -12602,7 +14271,7 @@
       <w:lvlText w:val="o"/>
       <w:lvlJc w:val="left"/>
       <w:pPr>
-        <w:ind w:left="1440" w:hanging="360"/>
+        <w:ind w:left="4320" w:hanging="360"/>
       </w:pPr>
       <w:rPr>
         <w:rFonts w:ascii="Courier New" w:hAnsi="Courier New" w:cs="Courier New" w:hint="default"/>
@@ -12614,7 +14283,7 @@
       <w:lvlText w:val=""/>
       <w:lvlJc w:val="left"/>
       <w:pPr>
-        <w:ind w:left="2160" w:hanging="360"/>
+        <w:ind w:left="5040" w:hanging="360"/>
       </w:pPr>
       <w:rPr>
         <w:rFonts w:ascii="Wingdings" w:hAnsi="Wingdings" w:hint="default"/>
@@ -12626,7 +14295,7 @@
       <w:lvlText w:val=""/>
       <w:lvlJc w:val="left"/>
       <w:pPr>
-        <w:ind w:left="2880" w:hanging="360"/>
+        <w:ind w:left="5760" w:hanging="360"/>
       </w:pPr>
       <w:rPr>
         <w:rFonts w:ascii="Symbol" w:hAnsi="Symbol" w:hint="default"/>
@@ -12638,7 +14307,7 @@
       <w:lvlText w:val="o"/>
       <w:lvlJc w:val="left"/>
       <w:pPr>
-        <w:ind w:left="3600" w:hanging="360"/>
+        <w:ind w:left="6480" w:hanging="360"/>
       </w:pPr>
       <w:rPr>
         <w:rFonts w:ascii="Courier New" w:hAnsi="Courier New" w:cs="Courier New" w:hint="default"/>
@@ -12650,7 +14319,7 @@
       <w:lvlText w:val=""/>
       <w:lvlJc w:val="left"/>
       <w:pPr>
-        <w:ind w:left="4320" w:hanging="360"/>
+        <w:ind w:left="7200" w:hanging="360"/>
       </w:pPr>
       <w:rPr>
         <w:rFonts w:ascii="Wingdings" w:hAnsi="Wingdings" w:hint="default"/>
@@ -12662,7 +14331,7 @@
       <w:lvlText w:val=""/>
       <w:lvlJc w:val="left"/>
       <w:pPr>
-        <w:ind w:left="5040" w:hanging="360"/>
+        <w:ind w:left="7920" w:hanging="360"/>
       </w:pPr>
       <w:rPr>
         <w:rFonts w:ascii="Symbol" w:hAnsi="Symbol" w:hint="default"/>
@@ -12674,7 +14343,7 @@
       <w:lvlText w:val="o"/>
       <w:lvlJc w:val="left"/>
       <w:pPr>
-        <w:ind w:left="5760" w:hanging="360"/>
+        <w:ind w:left="8640" w:hanging="360"/>
       </w:pPr>
       <w:rPr>
         <w:rFonts w:ascii="Courier New" w:hAnsi="Courier New" w:cs="Courier New" w:hint="default"/>
@@ -12686,14 +14355,353 @@
       <w:lvlText w:val=""/>
       <w:lvlJc w:val="left"/>
       <w:pPr>
-        <w:ind w:left="6480" w:hanging="360"/>
+        <w:ind w:left="9360" w:hanging="360"/>
       </w:pPr>
       <w:rPr>
         <w:rFonts w:ascii="Wingdings" w:hAnsi="Wingdings" w:hint="default"/>
       </w:rPr>
     </w:lvl>
   </w:abstractNum>
-  <w:abstractNum w:abstractNumId="5" w15:restartNumberingAfterBreak="0">
+  <w:abstractNum w:abstractNumId="6" w15:restartNumberingAfterBreak="0">
+    <w:nsid w:val="49A91C18"/>
+    <w:multiLevelType w:val="hybridMultilevel"/>
+    <w:tmpl w:val="057495F2"/>
+    <w:lvl w:ilvl="0" w:tplc="04090001">
+      <w:start w:val="1"/>
+      <w:numFmt w:val="bullet"/>
+      <w:lvlText w:val=""/>
+      <w:lvlJc w:val="left"/>
+      <w:pPr>
+        <w:ind w:left="720" w:hanging="360"/>
+      </w:pPr>
+      <w:rPr>
+        <w:rFonts w:ascii="Symbol" w:hAnsi="Symbol" w:hint="default"/>
+      </w:rPr>
+    </w:lvl>
+    <w:lvl w:ilvl="1" w:tplc="04090003" w:tentative="1">
+      <w:start w:val="1"/>
+      <w:numFmt w:val="bullet"/>
+      <w:lvlText w:val="o"/>
+      <w:lvlJc w:val="left"/>
+      <w:pPr>
+        <w:ind w:left="1440" w:hanging="360"/>
+      </w:pPr>
+      <w:rPr>
+        <w:rFonts w:ascii="Courier New" w:hAnsi="Courier New" w:cs="Courier New" w:hint="default"/>
+      </w:rPr>
+    </w:lvl>
+    <w:lvl w:ilvl="2" w:tplc="04090005" w:tentative="1">
+      <w:start w:val="1"/>
+      <w:numFmt w:val="bullet"/>
+      <w:lvlText w:val=""/>
+      <w:lvlJc w:val="left"/>
+      <w:pPr>
+        <w:ind w:left="2160" w:hanging="360"/>
+      </w:pPr>
+      <w:rPr>
+        <w:rFonts w:ascii="Wingdings" w:hAnsi="Wingdings" w:hint="default"/>
+      </w:rPr>
+    </w:lvl>
+    <w:lvl w:ilvl="3" w:tplc="04090001" w:tentative="1">
+      <w:start w:val="1"/>
+      <w:numFmt w:val="bullet"/>
+      <w:lvlText w:val=""/>
+      <w:lvlJc w:val="left"/>
+      <w:pPr>
+        <w:ind w:left="2880" w:hanging="360"/>
+      </w:pPr>
+      <w:rPr>
+        <w:rFonts w:ascii="Symbol" w:hAnsi="Symbol" w:hint="default"/>
+      </w:rPr>
+    </w:lvl>
+    <w:lvl w:ilvl="4" w:tplc="04090003" w:tentative="1">
+      <w:start w:val="1"/>
+      <w:numFmt w:val="bullet"/>
+      <w:lvlText w:val="o"/>
+      <w:lvlJc w:val="left"/>
+      <w:pPr>
+        <w:ind w:left="3600" w:hanging="360"/>
+      </w:pPr>
+      <w:rPr>
+        <w:rFonts w:ascii="Courier New" w:hAnsi="Courier New" w:cs="Courier New" w:hint="default"/>
+      </w:rPr>
+    </w:lvl>
+    <w:lvl w:ilvl="5" w:tplc="04090005" w:tentative="1">
+      <w:start w:val="1"/>
+      <w:numFmt w:val="bullet"/>
+      <w:lvlText w:val=""/>
+      <w:lvlJc w:val="left"/>
+      <w:pPr>
+        <w:ind w:left="4320" w:hanging="360"/>
+      </w:pPr>
+      <w:rPr>
+        <w:rFonts w:ascii="Wingdings" w:hAnsi="Wingdings" w:hint="default"/>
+      </w:rPr>
+    </w:lvl>
+    <w:lvl w:ilvl="6" w:tplc="04090001" w:tentative="1">
+      <w:start w:val="1"/>
+      <w:numFmt w:val="bullet"/>
+      <w:lvlText w:val=""/>
+      <w:lvlJc w:val="left"/>
+      <w:pPr>
+        <w:ind w:left="5040" w:hanging="360"/>
+      </w:pPr>
+      <w:rPr>
+        <w:rFonts w:ascii="Symbol" w:hAnsi="Symbol" w:hint="default"/>
+      </w:rPr>
+    </w:lvl>
+    <w:lvl w:ilvl="7" w:tplc="04090003" w:tentative="1">
+      <w:start w:val="1"/>
+      <w:numFmt w:val="bullet"/>
+      <w:lvlText w:val="o"/>
+      <w:lvlJc w:val="left"/>
+      <w:pPr>
+        <w:ind w:left="5760" w:hanging="360"/>
+      </w:pPr>
+      <w:rPr>
+        <w:rFonts w:ascii="Courier New" w:hAnsi="Courier New" w:cs="Courier New" w:hint="default"/>
+      </w:rPr>
+    </w:lvl>
+    <w:lvl w:ilvl="8" w:tplc="04090005" w:tentative="1">
+      <w:start w:val="1"/>
+      <w:numFmt w:val="bullet"/>
+      <w:lvlText w:val=""/>
+      <w:lvlJc w:val="left"/>
+      <w:pPr>
+        <w:ind w:left="6480" w:hanging="360"/>
+      </w:pPr>
+      <w:rPr>
+        <w:rFonts w:ascii="Wingdings" w:hAnsi="Wingdings" w:hint="default"/>
+      </w:rPr>
+    </w:lvl>
+  </w:abstractNum>
+  <w:abstractNum w:abstractNumId="7" w15:restartNumberingAfterBreak="0">
+    <w:nsid w:val="4B7F02D6"/>
+    <w:multiLevelType w:val="hybridMultilevel"/>
+    <w:tmpl w:val="045A6140"/>
+    <w:lvl w:ilvl="0" w:tplc="04090001">
+      <w:start w:val="1"/>
+      <w:numFmt w:val="bullet"/>
+      <w:lvlText w:val=""/>
+      <w:lvlJc w:val="left"/>
+      <w:pPr>
+        <w:ind w:left="720" w:hanging="360"/>
+      </w:pPr>
+      <w:rPr>
+        <w:rFonts w:ascii="Symbol" w:hAnsi="Symbol" w:hint="default"/>
+      </w:rPr>
+    </w:lvl>
+    <w:lvl w:ilvl="1" w:tplc="04090003" w:tentative="1">
+      <w:start w:val="1"/>
+      <w:numFmt w:val="bullet"/>
+      <w:lvlText w:val="o"/>
+      <w:lvlJc w:val="left"/>
+      <w:pPr>
+        <w:ind w:left="1440" w:hanging="360"/>
+      </w:pPr>
+      <w:rPr>
+        <w:rFonts w:ascii="Courier New" w:hAnsi="Courier New" w:cs="Courier New" w:hint="default"/>
+      </w:rPr>
+    </w:lvl>
+    <w:lvl w:ilvl="2" w:tplc="04090005" w:tentative="1">
+      <w:start w:val="1"/>
+      <w:numFmt w:val="bullet"/>
+      <w:lvlText w:val=""/>
+      <w:lvlJc w:val="left"/>
+      <w:pPr>
+        <w:ind w:left="2160" w:hanging="360"/>
+      </w:pPr>
+      <w:rPr>
+        <w:rFonts w:ascii="Wingdings" w:hAnsi="Wingdings" w:hint="default"/>
+      </w:rPr>
+    </w:lvl>
+    <w:lvl w:ilvl="3" w:tplc="04090001" w:tentative="1">
+      <w:start w:val="1"/>
+      <w:numFmt w:val="bullet"/>
+      <w:lvlText w:val=""/>
+      <w:lvlJc w:val="left"/>
+      <w:pPr>
+        <w:ind w:left="2880" w:hanging="360"/>
+      </w:pPr>
+      <w:rPr>
+        <w:rFonts w:ascii="Symbol" w:hAnsi="Symbol" w:hint="default"/>
+      </w:rPr>
+    </w:lvl>
+    <w:lvl w:ilvl="4" w:tplc="04090003" w:tentative="1">
+      <w:start w:val="1"/>
+      <w:numFmt w:val="bullet"/>
+      <w:lvlText w:val="o"/>
+      <w:lvlJc w:val="left"/>
+      <w:pPr>
+        <w:ind w:left="3600" w:hanging="360"/>
+      </w:pPr>
+      <w:rPr>
+        <w:rFonts w:ascii="Courier New" w:hAnsi="Courier New" w:cs="Courier New" w:hint="default"/>
+      </w:rPr>
+    </w:lvl>
+    <w:lvl w:ilvl="5" w:tplc="04090005" w:tentative="1">
+      <w:start w:val="1"/>
+      <w:numFmt w:val="bullet"/>
+      <w:lvlText w:val=""/>
+      <w:lvlJc w:val="left"/>
+      <w:pPr>
+        <w:ind w:left="4320" w:hanging="360"/>
+      </w:pPr>
+      <w:rPr>
+        <w:rFonts w:ascii="Wingdings" w:hAnsi="Wingdings" w:hint="default"/>
+      </w:rPr>
+    </w:lvl>
+    <w:lvl w:ilvl="6" w:tplc="04090001" w:tentative="1">
+      <w:start w:val="1"/>
+      <w:numFmt w:val="bullet"/>
+      <w:lvlText w:val=""/>
+      <w:lvlJc w:val="left"/>
+      <w:pPr>
+        <w:ind w:left="5040" w:hanging="360"/>
+      </w:pPr>
+      <w:rPr>
+        <w:rFonts w:ascii="Symbol" w:hAnsi="Symbol" w:hint="default"/>
+      </w:rPr>
+    </w:lvl>
+    <w:lvl w:ilvl="7" w:tplc="04090003" w:tentative="1">
+      <w:start w:val="1"/>
+      <w:numFmt w:val="bullet"/>
+      <w:lvlText w:val="o"/>
+      <w:lvlJc w:val="left"/>
+      <w:pPr>
+        <w:ind w:left="5760" w:hanging="360"/>
+      </w:pPr>
+      <w:rPr>
+        <w:rFonts w:ascii="Courier New" w:hAnsi="Courier New" w:cs="Courier New" w:hint="default"/>
+      </w:rPr>
+    </w:lvl>
+    <w:lvl w:ilvl="8" w:tplc="04090005" w:tentative="1">
+      <w:start w:val="1"/>
+      <w:numFmt w:val="bullet"/>
+      <w:lvlText w:val=""/>
+      <w:lvlJc w:val="left"/>
+      <w:pPr>
+        <w:ind w:left="6480" w:hanging="360"/>
+      </w:pPr>
+      <w:rPr>
+        <w:rFonts w:ascii="Wingdings" w:hAnsi="Wingdings" w:hint="default"/>
+      </w:rPr>
+    </w:lvl>
+  </w:abstractNum>
+  <w:abstractNum w:abstractNumId="8" w15:restartNumberingAfterBreak="0">
+    <w:nsid w:val="5149163E"/>
+    <w:multiLevelType w:val="hybridMultilevel"/>
+    <w:tmpl w:val="14E6279E"/>
+    <w:lvl w:ilvl="0" w:tplc="04090001">
+      <w:start w:val="1"/>
+      <w:numFmt w:val="bullet"/>
+      <w:lvlText w:val=""/>
+      <w:lvlJc w:val="left"/>
+      <w:pPr>
+        <w:ind w:left="3600" w:hanging="360"/>
+      </w:pPr>
+      <w:rPr>
+        <w:rFonts w:ascii="Symbol" w:hAnsi="Symbol" w:hint="default"/>
+      </w:rPr>
+    </w:lvl>
+    <w:lvl w:ilvl="1" w:tplc="04090003" w:tentative="1">
+      <w:start w:val="1"/>
+      <w:numFmt w:val="bullet"/>
+      <w:lvlText w:val="o"/>
+      <w:lvlJc w:val="left"/>
+      <w:pPr>
+        <w:ind w:left="4320" w:hanging="360"/>
+      </w:pPr>
+      <w:rPr>
+        <w:rFonts w:ascii="Courier New" w:hAnsi="Courier New" w:cs="Courier New" w:hint="default"/>
+      </w:rPr>
+    </w:lvl>
+    <w:lvl w:ilvl="2" w:tplc="04090005" w:tentative="1">
+      <w:start w:val="1"/>
+      <w:numFmt w:val="bullet"/>
+      <w:lvlText w:val=""/>
+      <w:lvlJc w:val="left"/>
+      <w:pPr>
+        <w:ind w:left="5040" w:hanging="360"/>
+      </w:pPr>
+      <w:rPr>
+        <w:rFonts w:ascii="Wingdings" w:hAnsi="Wingdings" w:hint="default"/>
+      </w:rPr>
+    </w:lvl>
+    <w:lvl w:ilvl="3" w:tplc="04090001" w:tentative="1">
+      <w:start w:val="1"/>
+      <w:numFmt w:val="bullet"/>
+      <w:lvlText w:val=""/>
+      <w:lvlJc w:val="left"/>
+      <w:pPr>
+        <w:ind w:left="5760" w:hanging="360"/>
+      </w:pPr>
+      <w:rPr>
+        <w:rFonts w:ascii="Symbol" w:hAnsi="Symbol" w:hint="default"/>
+      </w:rPr>
+    </w:lvl>
+    <w:lvl w:ilvl="4" w:tplc="04090003" w:tentative="1">
+      <w:start w:val="1"/>
+      <w:numFmt w:val="bullet"/>
+      <w:lvlText w:val="o"/>
+      <w:lvlJc w:val="left"/>
+      <w:pPr>
+        <w:ind w:left="6480" w:hanging="360"/>
+      </w:pPr>
+      <w:rPr>
+        <w:rFonts w:ascii="Courier New" w:hAnsi="Courier New" w:cs="Courier New" w:hint="default"/>
+      </w:rPr>
+    </w:lvl>
+    <w:lvl w:ilvl="5" w:tplc="04090005" w:tentative="1">
+      <w:start w:val="1"/>
+      <w:numFmt w:val="bullet"/>
+      <w:lvlText w:val=""/>
+      <w:lvlJc w:val="left"/>
+      <w:pPr>
+        <w:ind w:left="7200" w:hanging="360"/>
+      </w:pPr>
+      <w:rPr>
+        <w:rFonts w:ascii="Wingdings" w:hAnsi="Wingdings" w:hint="default"/>
+      </w:rPr>
+    </w:lvl>
+    <w:lvl w:ilvl="6" w:tplc="04090001" w:tentative="1">
+      <w:start w:val="1"/>
+      <w:numFmt w:val="bullet"/>
+      <w:lvlText w:val=""/>
+      <w:lvlJc w:val="left"/>
+      <w:pPr>
+        <w:ind w:left="7920" w:hanging="360"/>
+      </w:pPr>
+      <w:rPr>
+        <w:rFonts w:ascii="Symbol" w:hAnsi="Symbol" w:hint="default"/>
+      </w:rPr>
+    </w:lvl>
+    <w:lvl w:ilvl="7" w:tplc="04090003" w:tentative="1">
+      <w:start w:val="1"/>
+      <w:numFmt w:val="bullet"/>
+      <w:lvlText w:val="o"/>
+      <w:lvlJc w:val="left"/>
+      <w:pPr>
+        <w:ind w:left="8640" w:hanging="360"/>
+      </w:pPr>
+      <w:rPr>
+        <w:rFonts w:ascii="Courier New" w:hAnsi="Courier New" w:cs="Courier New" w:hint="default"/>
+      </w:rPr>
+    </w:lvl>
+    <w:lvl w:ilvl="8" w:tplc="04090005" w:tentative="1">
+      <w:start w:val="1"/>
+      <w:numFmt w:val="bullet"/>
+      <w:lvlText w:val=""/>
+      <w:lvlJc w:val="left"/>
+      <w:pPr>
+        <w:ind w:left="9360" w:hanging="360"/>
+      </w:pPr>
+      <w:rPr>
+        <w:rFonts w:ascii="Wingdings" w:hAnsi="Wingdings" w:hint="default"/>
+      </w:rPr>
+    </w:lvl>
+  </w:abstractNum>
+  <w:abstractNum w:abstractNumId="9" w15:restartNumberingAfterBreak="0">
     <w:nsid w:val="5D415CA1"/>
     <w:multiLevelType w:val="hybridMultilevel"/>
     <w:tmpl w:val="CB66AAD8"/>
@@ -12782,7 +14790,7 @@
       </w:pPr>
     </w:lvl>
   </w:abstractNum>
-  <w:abstractNum w:abstractNumId="6" w15:restartNumberingAfterBreak="0">
+  <w:abstractNum w:abstractNumId="10" w15:restartNumberingAfterBreak="0">
     <w:nsid w:val="690B2115"/>
     <w:multiLevelType w:val="hybridMultilevel"/>
     <w:tmpl w:val="9A5647D8"/>
@@ -12895,7 +14903,120 @@
       </w:rPr>
     </w:lvl>
   </w:abstractNum>
-  <w:abstractNum w:abstractNumId="7" w15:restartNumberingAfterBreak="0">
+  <w:abstractNum w:abstractNumId="11" w15:restartNumberingAfterBreak="0">
+    <w:nsid w:val="7EC778CF"/>
+    <w:multiLevelType w:val="hybridMultilevel"/>
+    <w:tmpl w:val="DA707C02"/>
+    <w:lvl w:ilvl="0" w:tplc="04090001">
+      <w:start w:val="1"/>
+      <w:numFmt w:val="bullet"/>
+      <w:lvlText w:val=""/>
+      <w:lvlJc w:val="left"/>
+      <w:pPr>
+        <w:ind w:left="720" w:hanging="360"/>
+      </w:pPr>
+      <w:rPr>
+        <w:rFonts w:ascii="Symbol" w:hAnsi="Symbol" w:hint="default"/>
+      </w:rPr>
+    </w:lvl>
+    <w:lvl w:ilvl="1" w:tplc="04090003" w:tentative="1">
+      <w:start w:val="1"/>
+      <w:numFmt w:val="bullet"/>
+      <w:lvlText w:val="o"/>
+      <w:lvlJc w:val="left"/>
+      <w:pPr>
+        <w:ind w:left="1440" w:hanging="360"/>
+      </w:pPr>
+      <w:rPr>
+        <w:rFonts w:ascii="Courier New" w:hAnsi="Courier New" w:cs="Courier New" w:hint="default"/>
+      </w:rPr>
+    </w:lvl>
+    <w:lvl w:ilvl="2" w:tplc="04090005" w:tentative="1">
+      <w:start w:val="1"/>
+      <w:numFmt w:val="bullet"/>
+      <w:lvlText w:val=""/>
+      <w:lvlJc w:val="left"/>
+      <w:pPr>
+        <w:ind w:left="2160" w:hanging="360"/>
+      </w:pPr>
+      <w:rPr>
+        <w:rFonts w:ascii="Wingdings" w:hAnsi="Wingdings" w:hint="default"/>
+      </w:rPr>
+    </w:lvl>
+    <w:lvl w:ilvl="3" w:tplc="04090001" w:tentative="1">
+      <w:start w:val="1"/>
+      <w:numFmt w:val="bullet"/>
+      <w:lvlText w:val=""/>
+      <w:lvlJc w:val="left"/>
+      <w:pPr>
+        <w:ind w:left="2880" w:hanging="360"/>
+      </w:pPr>
+      <w:rPr>
+        <w:rFonts w:ascii="Symbol" w:hAnsi="Symbol" w:hint="default"/>
+      </w:rPr>
+    </w:lvl>
+    <w:lvl w:ilvl="4" w:tplc="04090003" w:tentative="1">
+      <w:start w:val="1"/>
+      <w:numFmt w:val="bullet"/>
+      <w:lvlText w:val="o"/>
+      <w:lvlJc w:val="left"/>
+      <w:pPr>
+        <w:ind w:left="3600" w:hanging="360"/>
+      </w:pPr>
+      <w:rPr>
+        <w:rFonts w:ascii="Courier New" w:hAnsi="Courier New" w:cs="Courier New" w:hint="default"/>
+      </w:rPr>
+    </w:lvl>
+    <w:lvl w:ilvl="5" w:tplc="04090005" w:tentative="1">
+      <w:start w:val="1"/>
+      <w:numFmt w:val="bullet"/>
+      <w:lvlText w:val=""/>
+      <w:lvlJc w:val="left"/>
+      <w:pPr>
+        <w:ind w:left="4320" w:hanging="360"/>
+      </w:pPr>
+      <w:rPr>
+        <w:rFonts w:ascii="Wingdings" w:hAnsi="Wingdings" w:hint="default"/>
+      </w:rPr>
+    </w:lvl>
+    <w:lvl w:ilvl="6" w:tplc="04090001" w:tentative="1">
+      <w:start w:val="1"/>
+      <w:numFmt w:val="bullet"/>
+      <w:lvlText w:val=""/>
+      <w:lvlJc w:val="left"/>
+      <w:pPr>
+        <w:ind w:left="5040" w:hanging="360"/>
+      </w:pPr>
+      <w:rPr>
+        <w:rFonts w:ascii="Symbol" w:hAnsi="Symbol" w:hint="default"/>
+      </w:rPr>
+    </w:lvl>
+    <w:lvl w:ilvl="7" w:tplc="04090003" w:tentative="1">
+      <w:start w:val="1"/>
+      <w:numFmt w:val="bullet"/>
+      <w:lvlText w:val="o"/>
+      <w:lvlJc w:val="left"/>
+      <w:pPr>
+        <w:ind w:left="5760" w:hanging="360"/>
+      </w:pPr>
+      <w:rPr>
+        <w:rFonts w:ascii="Courier New" w:hAnsi="Courier New" w:cs="Courier New" w:hint="default"/>
+      </w:rPr>
+    </w:lvl>
+    <w:lvl w:ilvl="8" w:tplc="04090005" w:tentative="1">
+      <w:start w:val="1"/>
+      <w:numFmt w:val="bullet"/>
+      <w:lvlText w:val=""/>
+      <w:lvlJc w:val="left"/>
+      <w:pPr>
+        <w:ind w:left="6480" w:hanging="360"/>
+      </w:pPr>
+      <w:rPr>
+        <w:rFonts w:ascii="Wingdings" w:hAnsi="Wingdings" w:hint="default"/>
+      </w:rPr>
+    </w:lvl>
+  </w:abstractNum>
+  <w:abstractNum w:abstractNumId="12" w15:restartNumberingAfterBreak="0">
     <w:nsid w:val="7EDC055C"/>
     <w:multiLevelType w:val="multilevel"/>
     <w:tmpl w:val="04080025"/>
@@ -12991,28 +15112,43 @@
     </w:lvl>
   </w:abstractNum>
   <w:num w:numId="1" w16cid:durableId="1692150077">
-    <w:abstractNumId w:val="2"/>
+    <w:abstractNumId w:val="3"/>
   </w:num>
   <w:num w:numId="2" w16cid:durableId="1410545340">
-    <w:abstractNumId w:val="3"/>
+    <w:abstractNumId w:val="4"/>
   </w:num>
   <w:num w:numId="3" w16cid:durableId="978268343">
-    <w:abstractNumId w:val="5"/>
+    <w:abstractNumId w:val="9"/>
   </w:num>
   <w:num w:numId="4" w16cid:durableId="630790889">
-    <w:abstractNumId w:val="7"/>
+    <w:abstractNumId w:val="12"/>
   </w:num>
   <w:num w:numId="5" w16cid:durableId="707025098">
     <w:abstractNumId w:val="0"/>
   </w:num>
   <w:num w:numId="6" w16cid:durableId="962493096">
-    <w:abstractNumId w:val="4"/>
+    <w:abstractNumId w:val="6"/>
   </w:num>
   <w:num w:numId="7" w16cid:durableId="314459087">
-    <w:abstractNumId w:val="1"/>
+    <w:abstractNumId w:val="2"/>
   </w:num>
   <w:num w:numId="8" w16cid:durableId="1227686477">
-    <w:abstractNumId w:val="6"/>
+    <w:abstractNumId w:val="10"/>
+  </w:num>
+  <w:num w:numId="9" w16cid:durableId="579559969">
+    <w:abstractNumId w:val="8"/>
+  </w:num>
+  <w:num w:numId="10" w16cid:durableId="1450008073">
+    <w:abstractNumId w:val="7"/>
+  </w:num>
+  <w:num w:numId="11" w16cid:durableId="1005860812">
+    <w:abstractNumId w:val="5"/>
+  </w:num>
+  <w:num w:numId="12" w16cid:durableId="1901280005">
+    <w:abstractNumId w:val="11"/>
+  </w:num>
+  <w:num w:numId="13" w16cid:durableId="1182478977">
+    <w:abstractNumId w:val="1"/>
   </w:num>
 </w:numbering>
 </file>
@@ -13430,7 +15566,7 @@
     <w:link w:val="Heading1Char"/>
     <w:uiPriority w:val="9"/>
     <w:qFormat/>
-    <w:rsid w:val="00DD3DDA"/>
+    <w:rsid w:val="00C4384A"/>
     <w:pPr>
       <w:keepNext/>
       <w:keepLines/>
@@ -13438,14 +15574,15 @@
         <w:numId w:val="4"/>
       </w:numPr>
       <w:spacing w:before="480" w:after="0"/>
+      <w:jc w:val="both"/>
       <w:outlineLvl w:val="0"/>
     </w:pPr>
     <w:rPr>
-      <w:rFonts w:asciiTheme="majorHAnsi" w:eastAsiaTheme="majorEastAsia" w:hAnsiTheme="majorHAnsi" w:cstheme="majorBidi"/>
+      <w:rFonts w:eastAsiaTheme="majorEastAsia" w:cstheme="majorBidi"/>
       <w:b/>
       <w:bCs/>
-      <w:color w:val="365F91" w:themeColor="accent1" w:themeShade="BF"/>
-      <w:sz w:val="28"/>
+      <w:color w:val="000000" w:themeColor="text1"/>
+      <w:sz w:val="32"/>
       <w:szCs w:val="28"/>
     </w:rPr>
   </w:style>
@@ -13670,6 +15807,7 @@
   <w:style w:type="character" w:default="1" w:styleId="DefaultParagraphFont">
     <w:name w:val="Default Paragraph Font"/>
     <w:uiPriority w:val="1"/>
+    <w:semiHidden/>
     <w:unhideWhenUsed/>
   </w:style>
   <w:style w:type="table" w:default="1" w:styleId="TableNormal">
@@ -13825,13 +15963,13 @@
     <w:basedOn w:val="DefaultParagraphFont"/>
     <w:link w:val="Heading1"/>
     <w:uiPriority w:val="9"/>
-    <w:rsid w:val="00DD3DDA"/>
+    <w:rsid w:val="00C4384A"/>
     <w:rPr>
-      <w:rFonts w:asciiTheme="majorHAnsi" w:eastAsiaTheme="majorEastAsia" w:hAnsiTheme="majorHAnsi" w:cstheme="majorBidi"/>
+      <w:rFonts w:ascii="Times New Roman" w:eastAsiaTheme="majorEastAsia" w:hAnsi="Times New Roman" w:cstheme="majorBidi"/>
       <w:b/>
       <w:bCs/>
-      <w:color w:val="365F91" w:themeColor="accent1" w:themeShade="BF"/>
-      <w:sz w:val="28"/>
+      <w:color w:val="000000" w:themeColor="text1"/>
+      <w:sz w:val="32"/>
       <w:szCs w:val="28"/>
     </w:rPr>
   </w:style>
@@ -14770,7 +16908,7 @@
   <b:Source>
     <b:Tag>Vas</b:Tag>
     <b:SourceType>Report</b:SourceType>
-    <b:Guid>{2D32A52D-2D53-4062-95A3-3A4F69308306}</b:Guid>
+    <b:Guid>{D4880BD1-6072-493D-9736-111755E07291}</b:Guid>
     <b:Author>
       <b:Author>
         <b:NameList>
@@ -14806,13 +16944,15 @@
         </b:NameList>
       </b:Author>
     </b:Author>
+    <b:Title>Attention Is All You Need</b:Title>
+    <b:Year>2017</b:Year>
     <b:RefOrder>10</b:RefOrder>
   </b:Source>
 </b:Sources>
 </file>
 
 <file path=customXml/itemProps1.xml><?xml version="1.0" encoding="utf-8"?>
-<ds:datastoreItem xmlns:ds="http://schemas.openxmlformats.org/officeDocument/2006/customXml" ds:itemID="{F50B8AE4-5BB8-4D61-B2F7-D05670D7E550}">
+<ds:datastoreItem xmlns:ds="http://schemas.openxmlformats.org/officeDocument/2006/customXml" ds:itemID="{CC4E3766-862D-43B2-B9A6-FB0926DF2F98}">
   <ds:schemaRefs>
     <ds:schemaRef ds:uri="http://schemas.openxmlformats.org/officeDocument/2006/bibliography"/>
   </ds:schemaRefs>

--- a/Toxicity analysis in Greek text.docx
+++ b/Toxicity analysis in Greek text.docx
@@ -198,7 +198,7 @@
           <w:sz w:val="28"/>
           <w:szCs w:val="28"/>
         </w:rPr>
-        <w:t>ΣΧΟΛΗ</w:t>
+        <w:t>ΠΑΝΕΠΙΣΤΗΜΙΟ ΙΩΑΝΝΙΝΩΝ</w:t>
       </w:r>
       <w:r>
         <w:rPr>
@@ -209,126 +209,107 @@
         </w:rPr>
         <w:t xml:space="preserve"> </w:t>
       </w:r>
-      <w:r>
+    </w:p>
+    <w:p>
+      <w:pPr>
+        <w:ind w:right="282"/>
+        <w:jc w:val="center"/>
         <w:rPr>
           <w:rFonts w:cs="Times New Roman"/>
           <w:b/>
           <w:sz w:val="28"/>
           <w:szCs w:val="28"/>
         </w:rPr>
-        <w:t>ΠΛΗΡΟΦΟΡΙΚΗΣ ΚΑΙ ΤΗΛΕΠΙΚΟΙΝΩΝΩΝ</w:t>
-      </w:r>
-    </w:p>
-    <w:p>
-      <w:pPr>
-        <w:ind w:right="282"/>
-        <w:jc w:val="center"/>
+      </w:pPr>
+      <w:r>
         <w:rPr>
           <w:rFonts w:cs="Times New Roman"/>
           <w:b/>
           <w:sz w:val="28"/>
           <w:szCs w:val="28"/>
         </w:rPr>
-      </w:pPr>
-      <w:r>
+        <w:t>ΠΛΗΡΟΦΟΡΙΚΗΣ ΚΑΙ ΤΗΛΕΠΙΚΟΙΝΩΝΩΝ</w:t>
+      </w:r>
+    </w:p>
+    <w:p>
+      <w:pPr>
+        <w:ind w:right="282"/>
+        <w:jc w:val="center"/>
         <w:rPr>
           <w:rFonts w:cs="Times New Roman"/>
           <w:b/>
           <w:sz w:val="28"/>
           <w:szCs w:val="28"/>
         </w:rPr>
-        <w:t>ΤΜΗΜΑ</w:t>
-      </w:r>
-    </w:p>
-    <w:p>
-      <w:pPr>
-        <w:ind w:right="282"/>
-        <w:jc w:val="center"/>
+      </w:pPr>
+      <w:r>
         <w:rPr>
           <w:rFonts w:cs="Times New Roman"/>
           <w:b/>
           <w:sz w:val="28"/>
           <w:szCs w:val="28"/>
         </w:rPr>
-      </w:pPr>
-      <w:r>
+        <w:t>ΠΤΥΧΙΑΚΗ ΕΡΓΑΣΙΑ</w:t>
+      </w:r>
+    </w:p>
+    <w:p>
+      <w:pPr>
+        <w:ind w:right="282"/>
+        <w:rPr>
+          <w:rFonts w:cs="Times New Roman"/>
+          <w:sz w:val="28"/>
+          <w:szCs w:val="28"/>
+        </w:rPr>
+      </w:pPr>
+    </w:p>
+    <w:p>
+      <w:pPr>
+        <w:ind w:right="282"/>
+        <w:jc w:val="center"/>
         <w:rPr>
           <w:rFonts w:cs="Times New Roman"/>
           <w:b/>
           <w:sz w:val="28"/>
           <w:szCs w:val="28"/>
         </w:rPr>
-        <w:t>ΠΤΥΧΙΑΚΗ ΕΡΓΑΣΙΑ</w:t>
-      </w:r>
-    </w:p>
-    <w:p>
-      <w:pPr>
-        <w:ind w:right="282"/>
-        <w:rPr>
-          <w:rFonts w:cs="Times New Roman"/>
-          <w:sz w:val="28"/>
-          <w:szCs w:val="28"/>
-        </w:rPr>
-      </w:pPr>
-    </w:p>
-    <w:p>
-      <w:pPr>
-        <w:ind w:right="282"/>
-        <w:jc w:val="center"/>
+      </w:pPr>
+      <w:r>
         <w:rPr>
           <w:rFonts w:cs="Times New Roman"/>
           <w:b/>
           <w:sz w:val="28"/>
           <w:szCs w:val="28"/>
         </w:rPr>
-      </w:pPr>
-      <w:r>
-        <w:rPr>
-          <w:rFonts w:cs="Times New Roman"/>
-          <w:b/>
+        <w:t>ΑΝΑΛΥΣΗ ΤΟΞΙΚΟΤΗΤΑΣ ΣΕ ΕΛΛΗΝΙΚΟ ΚΕΙΜΕΝΟ ΜΕ ΧΡΗΣΗ ΜΗΧΑΝΙΚΗΣ ΜΑΘΗΣΗΣ</w:t>
+      </w:r>
+    </w:p>
+    <w:p>
+      <w:pPr>
+        <w:ind w:right="282"/>
+        <w:rPr>
+          <w:rFonts w:cs="Times New Roman"/>
           <w:sz w:val="28"/>
           <w:szCs w:val="28"/>
         </w:rPr>
-        <w:t>ΑΝΑΛΥΣΗ ΤΟΞΙΚΟΤΗΤΑΣ ΣΕ ΕΛΛΗΝΙΚΟ ΚΕΙΜΕΝΟ ΜΕ ΧΡΗΣΗ ΜΗΧΑΝΙΚΗΣ ΜΑΘΗΣΗΣ</w:t>
-      </w:r>
+      </w:pPr>
     </w:p>
     <w:p>
       <w:pPr>
         <w:ind w:right="282"/>
+        <w:jc w:val="center"/>
         <w:rPr>
           <w:rFonts w:cs="Times New Roman"/>
           <w:sz w:val="28"/>
           <w:szCs w:val="28"/>
         </w:rPr>
       </w:pPr>
-    </w:p>
-    <w:p>
-      <w:pPr>
-        <w:ind w:right="282"/>
-        <w:jc w:val="center"/>
+      <w:r>
         <w:rPr>
           <w:rFonts w:cs="Times New Roman"/>
           <w:sz w:val="28"/>
           <w:szCs w:val="28"/>
         </w:rPr>
-      </w:pPr>
-      <w:proofErr w:type="spellStart"/>
-      <w:r>
-        <w:rPr>
-          <w:rFonts w:cs="Times New Roman"/>
-          <w:sz w:val="28"/>
-          <w:szCs w:val="28"/>
-        </w:rPr>
-        <w:t>Ατταλόγλου</w:t>
-      </w:r>
-      <w:proofErr w:type="spellEnd"/>
-      <w:r>
-        <w:rPr>
-          <w:rFonts w:cs="Times New Roman"/>
-          <w:sz w:val="28"/>
-          <w:szCs w:val="28"/>
-        </w:rPr>
-        <w:t xml:space="preserve"> Γιώργος</w:t>
+        <w:t>Ατταλόγλου Γιώργος</w:t>
       </w:r>
     </w:p>
     <w:p>
@@ -350,17 +331,9 @@
           <w:i/>
           <w:sz w:val="18"/>
           <w:szCs w:val="28"/>
-        </w:rPr>
-      </w:pPr>
-      <w:r>
-        <w:rPr>
-          <w:rFonts w:cs="Times New Roman"/>
-          <w:i/>
-          <w:sz w:val="18"/>
-          <w:szCs w:val="28"/>
-        </w:rPr>
-        <w:t>[Με πεζά στοιχεία και στοίχιση στο κέντρο. Περισσότερα του ενός ονόματα ακολουθούν σε διαφορετική γραμμή]</w:t>
-      </w:r>
+          <w:lang w:val="en-US"/>
+        </w:rPr>
+      </w:pPr>
     </w:p>
     <w:p>
       <w:pPr>
@@ -701,7 +674,6 @@
           <w:lang w:val="el-GR"/>
         </w:rPr>
       </w:pPr>
-      <w:proofErr w:type="spellStart"/>
       <w:r>
         <w:rPr>
           <w:color w:val="auto"/>
@@ -716,7 +688,6 @@
         </w:rPr>
         <w:t>νοµα</w:t>
       </w:r>
-      <w:proofErr w:type="spellEnd"/>
       <w:r>
         <w:rPr>
           <w:color w:val="auto"/>
@@ -810,21 +781,12 @@
           <w:lang w:val="el-GR"/>
         </w:rPr>
       </w:pPr>
-      <w:proofErr w:type="spellStart"/>
       <w:r>
         <w:rPr>
           <w:color w:val="auto"/>
           <w:lang w:val="el-GR"/>
         </w:rPr>
-        <w:t>Όνοµα</w:t>
-      </w:r>
-      <w:proofErr w:type="spellEnd"/>
-      <w:r>
-        <w:rPr>
-          <w:color w:val="auto"/>
-          <w:lang w:val="el-GR"/>
-        </w:rPr>
-        <w:t xml:space="preserve"> Επίθετο</w:t>
+        <w:t>Όνοµα Επίθετο</w:t>
       </w:r>
       <w:r>
         <w:rPr>
@@ -912,21 +874,12 @@
           <w:lang w:val="el-GR"/>
         </w:rPr>
       </w:pPr>
-      <w:proofErr w:type="spellStart"/>
       <w:r>
         <w:rPr>
           <w:color w:val="auto"/>
           <w:lang w:val="el-GR"/>
         </w:rPr>
-        <w:t>Όνοµα</w:t>
-      </w:r>
-      <w:proofErr w:type="spellEnd"/>
-      <w:r>
-        <w:rPr>
-          <w:color w:val="auto"/>
-          <w:lang w:val="el-GR"/>
-        </w:rPr>
-        <w:t xml:space="preserve"> Επίθετο</w:t>
+        <w:t>Όνοµα Επίθετο</w:t>
       </w:r>
       <w:r>
         <w:rPr>
@@ -1099,7 +1052,6 @@
         <w:lastRenderedPageBreak/>
         <w:t xml:space="preserve">© </w:t>
       </w:r>
-      <w:proofErr w:type="spellStart"/>
       <w:r>
         <w:rPr>
           <w:color w:val="auto"/>
@@ -1109,7 +1061,6 @@
         </w:rPr>
         <w:t>Ατταλόγλου</w:t>
       </w:r>
-      <w:proofErr w:type="spellEnd"/>
       <w:r>
         <w:rPr>
           <w:color w:val="auto"/>
@@ -1389,7 +1340,6 @@
           <w:lang w:val="el-GR"/>
         </w:rPr>
       </w:pPr>
-      <w:proofErr w:type="spellStart"/>
       <w:r>
         <w:rPr>
           <w:color w:val="auto"/>
@@ -1397,7 +1347,6 @@
         </w:rPr>
         <w:t>Ατταλόγλου</w:t>
       </w:r>
-      <w:proofErr w:type="spellEnd"/>
       <w:r>
         <w:rPr>
           <w:color w:val="auto"/>
@@ -1483,7 +1432,7 @@
           <w:color w:val="auto"/>
         </w:rPr>
       </w:pPr>
-      <w:bookmarkStart w:id="1" w:name="_Toc214622601"/>
+      <w:bookmarkStart w:id="1" w:name="_Toc214992417"/>
       <w:r>
         <w:rPr>
           <w:rFonts w:cs="Times New Roman"/>
@@ -1497,7 +1446,6 @@
     <w:p>
       <w:pPr>
         <w:ind w:right="282"/>
-        <w:jc w:val="both"/>
         <w:rPr>
           <w:rFonts w:cs="Times New Roman"/>
           <w:szCs w:val="24"/>
@@ -1507,7 +1455,6 @@
     <w:p>
       <w:pPr>
         <w:ind w:right="282"/>
-        <w:jc w:val="both"/>
         <w:rPr>
           <w:rFonts w:cs="Times New Roman"/>
           <w:szCs w:val="24"/>
@@ -1596,7 +1543,7 @@
           <w:color w:val="auto"/>
         </w:rPr>
       </w:pPr>
-      <w:bookmarkStart w:id="2" w:name="_Toc214622602"/>
+      <w:bookmarkStart w:id="2" w:name="_Toc214992418"/>
       <w:r>
         <w:rPr>
           <w:rFonts w:cs="Times New Roman"/>
@@ -1948,7 +1895,7 @@
           <w:lang w:val="en-US"/>
         </w:rPr>
       </w:pPr>
-      <w:bookmarkStart w:id="3" w:name="_Toc214622603"/>
+      <w:bookmarkStart w:id="3" w:name="_Toc214992419"/>
       <w:r>
         <w:rPr>
           <w:rFonts w:cs="Times New Roman"/>
@@ -2269,18 +2216,8 @@
           <w:szCs w:val="24"/>
           <w:lang w:val="en-US"/>
         </w:rPr>
-        <w:t xml:space="preserve">machine learning, online toxicity, natural language processing, </w:t>
-      </w:r>
-      <w:proofErr w:type="spellStart"/>
-      <w:r>
-        <w:rPr>
-          <w:rFonts w:cs="Times New Roman"/>
-          <w:szCs w:val="24"/>
-          <w:lang w:val="en-US"/>
-        </w:rPr>
-        <w:t>greek</w:t>
-      </w:r>
-      <w:proofErr w:type="spellEnd"/>
+        <w:t>machine learning, online toxicity, natural language processing, greek</w:t>
+      </w:r>
     </w:p>
     <w:p>
       <w:pPr>
@@ -2314,7 +2251,7 @@
           <w:lang w:val="en-US"/>
         </w:rPr>
       </w:pPr>
-      <w:bookmarkStart w:id="4" w:name="_Toc214622604"/>
+      <w:bookmarkStart w:id="4" w:name="_Toc214992420"/>
       <w:r>
         <w:rPr>
           <w:rFonts w:cs="Times New Roman"/>
@@ -2406,7 +2343,7 @@
             </w:rPr>
             <w:fldChar w:fldCharType="separate"/>
           </w:r>
-          <w:hyperlink w:anchor="_Toc214622601" w:history="1">
+          <w:hyperlink w:anchor="_Toc214992417" w:history="1">
             <w:r>
               <w:rPr>
                 <w:rStyle w:val="Hyperlink"/>
@@ -2434,7 +2371,7 @@
                 <w:noProof/>
                 <w:webHidden/>
               </w:rPr>
-              <w:instrText xml:space="preserve"> PAGEREF _Toc214622601 \h </w:instrText>
+              <w:instrText xml:space="preserve"> PAGEREF _Toc214992417 \h </w:instrText>
             </w:r>
             <w:r>
               <w:rPr>
@@ -2480,7 +2417,7 @@
               <w14:ligatures w14:val="standardContextual"/>
             </w:rPr>
           </w:pPr>
-          <w:hyperlink w:anchor="_Toc214622602" w:history="1">
+          <w:hyperlink w:anchor="_Toc214992418" w:history="1">
             <w:r>
               <w:rPr>
                 <w:rStyle w:val="Hyperlink"/>
@@ -2508,7 +2445,7 @@
                 <w:noProof/>
                 <w:webHidden/>
               </w:rPr>
-              <w:instrText xml:space="preserve"> PAGEREF _Toc214622602 \h </w:instrText>
+              <w:instrText xml:space="preserve"> PAGEREF _Toc214992418 \h </w:instrText>
             </w:r>
             <w:r>
               <w:rPr>
@@ -2554,7 +2491,7 @@
               <w14:ligatures w14:val="standardContextual"/>
             </w:rPr>
           </w:pPr>
-          <w:hyperlink w:anchor="_Toc214622603" w:history="1">
+          <w:hyperlink w:anchor="_Toc214992419" w:history="1">
             <w:r>
               <w:rPr>
                 <w:rStyle w:val="Hyperlink"/>
@@ -2583,7 +2520,7 @@
                 <w:noProof/>
                 <w:webHidden/>
               </w:rPr>
-              <w:instrText xml:space="preserve"> PAGEREF _Toc214622603 \h </w:instrText>
+              <w:instrText xml:space="preserve"> PAGEREF _Toc214992419 \h </w:instrText>
             </w:r>
             <w:r>
               <w:rPr>
@@ -2629,7 +2566,7 @@
               <w14:ligatures w14:val="standardContextual"/>
             </w:rPr>
           </w:pPr>
-          <w:hyperlink w:anchor="_Toc214622604" w:history="1">
+          <w:hyperlink w:anchor="_Toc214992420" w:history="1">
             <w:r>
               <w:rPr>
                 <w:rStyle w:val="Hyperlink"/>
@@ -2674,7 +2611,7 @@
                 <w:noProof/>
                 <w:webHidden/>
               </w:rPr>
-              <w:instrText xml:space="preserve"> PAGEREF _Toc214622604 \h </w:instrText>
+              <w:instrText xml:space="preserve"> PAGEREF _Toc214992420 \h </w:instrText>
             </w:r>
             <w:r>
               <w:rPr>
@@ -2720,7 +2657,7 @@
               <w14:ligatures w14:val="standardContextual"/>
             </w:rPr>
           </w:pPr>
-          <w:hyperlink w:anchor="_Toc214622605" w:history="1">
+          <w:hyperlink w:anchor="_Toc214992421" w:history="1">
             <w:r>
               <w:rPr>
                 <w:rStyle w:val="Hyperlink"/>
@@ -2748,7 +2685,7 @@
                 <w:noProof/>
                 <w:webHidden/>
               </w:rPr>
-              <w:instrText xml:space="preserve"> PAGEREF _Toc214622605 \h </w:instrText>
+              <w:instrText xml:space="preserve"> PAGEREF _Toc214992421 \h </w:instrText>
             </w:r>
             <w:r>
               <w:rPr>
@@ -2794,7 +2731,7 @@
               <w14:ligatures w14:val="standardContextual"/>
             </w:rPr>
           </w:pPr>
-          <w:hyperlink w:anchor="_Toc214622606" w:history="1">
+          <w:hyperlink w:anchor="_Toc214992422" w:history="1">
             <w:r>
               <w:rPr>
                 <w:rStyle w:val="Hyperlink"/>
@@ -2822,7 +2759,7 @@
                 <w:noProof/>
                 <w:webHidden/>
               </w:rPr>
-              <w:instrText xml:space="preserve"> PAGEREF _Toc214622606 \h </w:instrText>
+              <w:instrText xml:space="preserve"> PAGEREF _Toc214992422 \h </w:instrText>
             </w:r>
             <w:r>
               <w:rPr>
@@ -2868,14 +2805,31 @@
               <w14:ligatures w14:val="standardContextual"/>
             </w:rPr>
           </w:pPr>
-          <w:hyperlink w:anchor="_Toc214622607" w:history="1">
+          <w:hyperlink w:anchor="_Toc214992423" w:history="1">
             <w:r>
               <w:rPr>
                 <w:rStyle w:val="Hyperlink"/>
                 <w:rFonts w:cs="Times New Roman"/>
                 <w:noProof/>
               </w:rPr>
-              <w:t>ΠΙΝΑΚΑΣ ΣΥΝΤΟΜΟΓΡΑΦΙΩΝ</w:t>
+              <w:t>ΠΙΝΑΚΑΣ</w:t>
+            </w:r>
+            <w:r>
+              <w:rPr>
+                <w:rStyle w:val="Hyperlink"/>
+                <w:rFonts w:cs="Times New Roman"/>
+                <w:noProof/>
+                <w:lang w:val="en-US"/>
+              </w:rPr>
+              <w:t xml:space="preserve"> </w:t>
+            </w:r>
+            <w:r>
+              <w:rPr>
+                <w:rStyle w:val="Hyperlink"/>
+                <w:rFonts w:cs="Times New Roman"/>
+                <w:noProof/>
+              </w:rPr>
+              <w:t>ΣΥΝΤΟΜΟΓΡΑΦΙΩΝ</w:t>
             </w:r>
             <w:r>
               <w:rPr>
@@ -2896,7 +2850,7 @@
                 <w:noProof/>
                 <w:webHidden/>
               </w:rPr>
-              <w:instrText xml:space="preserve"> PAGEREF _Toc214622607 \h </w:instrText>
+              <w:instrText xml:space="preserve"> PAGEREF _Toc214992423 \h </w:instrText>
             </w:r>
             <w:r>
               <w:rPr>
@@ -2942,7 +2896,7 @@
               <w14:ligatures w14:val="standardContextual"/>
             </w:rPr>
           </w:pPr>
-          <w:hyperlink w:anchor="_Toc214622608" w:history="1">
+          <w:hyperlink w:anchor="_Toc214992424" w:history="1">
             <w:r>
               <w:rPr>
                 <w:rStyle w:val="Hyperlink"/>
@@ -2971,7 +2925,7 @@
                 <w:noProof/>
                 <w:webHidden/>
               </w:rPr>
-              <w:instrText xml:space="preserve"> PAGEREF _Toc214622608 \h </w:instrText>
+              <w:instrText xml:space="preserve"> PAGEREF _Toc214992424 \h </w:instrText>
             </w:r>
             <w:r>
               <w:rPr>
@@ -3017,7 +2971,7 @@
               <w14:ligatures w14:val="standardContextual"/>
             </w:rPr>
           </w:pPr>
-          <w:hyperlink w:anchor="_Toc214622609" w:history="1">
+          <w:hyperlink w:anchor="_Toc214992425" w:history="1">
             <w:r>
               <w:rPr>
                 <w:rStyle w:val="Hyperlink"/>
@@ -3046,7 +3000,7 @@
                 <w:noProof/>
                 <w:webHidden/>
               </w:rPr>
-              <w:instrText xml:space="preserve"> PAGEREF _Toc214622609 \h </w:instrText>
+              <w:instrText xml:space="preserve"> PAGEREF _Toc214992425 \h </w:instrText>
             </w:r>
             <w:r>
               <w:rPr>
@@ -3092,7 +3046,7 @@
               <w14:ligatures w14:val="standardContextual"/>
             </w:rPr>
           </w:pPr>
-          <w:hyperlink w:anchor="_Toc214622610" w:history="1">
+          <w:hyperlink w:anchor="_Toc214992426" w:history="1">
             <w:r>
               <w:rPr>
                 <w:rStyle w:val="Hyperlink"/>
@@ -3120,7 +3074,7 @@
                 <w:noProof/>
                 <w:webHidden/>
               </w:rPr>
-              <w:instrText xml:space="preserve"> PAGEREF _Toc214622610 \h </w:instrText>
+              <w:instrText xml:space="preserve"> PAGEREF _Toc214992426 \h </w:instrText>
             </w:r>
             <w:r>
               <w:rPr>
@@ -3166,7 +3120,7 @@
               <w14:ligatures w14:val="standardContextual"/>
             </w:rPr>
           </w:pPr>
-          <w:hyperlink w:anchor="_Toc214622611" w:history="1">
+          <w:hyperlink w:anchor="_Toc214992427" w:history="1">
             <w:r>
               <w:rPr>
                 <w:rStyle w:val="Hyperlink"/>
@@ -3195,7 +3149,7 @@
                 <w:noProof/>
                 <w:webHidden/>
               </w:rPr>
-              <w:instrText xml:space="preserve"> PAGEREF _Toc214622611 \h </w:instrText>
+              <w:instrText xml:space="preserve"> PAGEREF _Toc214992427 \h </w:instrText>
             </w:r>
             <w:r>
               <w:rPr>
@@ -3241,7 +3195,7 @@
               <w14:ligatures w14:val="standardContextual"/>
             </w:rPr>
           </w:pPr>
-          <w:hyperlink w:anchor="_Toc214622612" w:history="1">
+          <w:hyperlink w:anchor="_Toc214992428" w:history="1">
             <w:r>
               <w:rPr>
                 <w:rStyle w:val="Hyperlink"/>
@@ -3270,7 +3224,7 @@
                 <w:noProof/>
                 <w:webHidden/>
               </w:rPr>
-              <w:instrText xml:space="preserve"> PAGEREF _Toc214622612 \h </w:instrText>
+              <w:instrText xml:space="preserve"> PAGEREF _Toc214992428 \h </w:instrText>
             </w:r>
             <w:r>
               <w:rPr>
@@ -3316,7 +3270,7 @@
               <w14:ligatures w14:val="standardContextual"/>
             </w:rPr>
           </w:pPr>
-          <w:hyperlink w:anchor="_Toc214622613" w:history="1">
+          <w:hyperlink w:anchor="_Toc214992429" w:history="1">
             <w:r>
               <w:rPr>
                 <w:rStyle w:val="Hyperlink"/>
@@ -3344,7 +3298,7 @@
                 <w:noProof/>
                 <w:webHidden/>
               </w:rPr>
-              <w:instrText xml:space="preserve"> PAGEREF _Toc214622613 \h </w:instrText>
+              <w:instrText xml:space="preserve"> PAGEREF _Toc214992429 \h </w:instrText>
             </w:r>
             <w:r>
               <w:rPr>
@@ -3390,7 +3344,7 @@
               <w14:ligatures w14:val="standardContextual"/>
             </w:rPr>
           </w:pPr>
-          <w:hyperlink w:anchor="_Toc214622614" w:history="1">
+          <w:hyperlink w:anchor="_Toc214992430" w:history="1">
             <w:r>
               <w:rPr>
                 <w:rStyle w:val="Hyperlink"/>
@@ -3418,7 +3372,7 @@
                 <w:noProof/>
                 <w:webHidden/>
               </w:rPr>
-              <w:instrText xml:space="preserve"> PAGEREF _Toc214622614 \h </w:instrText>
+              <w:instrText xml:space="preserve"> PAGEREF _Toc214992430 \h </w:instrText>
             </w:r>
             <w:r>
               <w:rPr>
@@ -3464,7 +3418,7 @@
               <w14:ligatures w14:val="standardContextual"/>
             </w:rPr>
           </w:pPr>
-          <w:hyperlink w:anchor="_Toc214622615" w:history="1">
+          <w:hyperlink w:anchor="_Toc214992431" w:history="1">
             <w:r>
               <w:rPr>
                 <w:rStyle w:val="Hyperlink"/>
@@ -3493,7 +3447,7 @@
                 <w:noProof/>
                 <w:webHidden/>
               </w:rPr>
-              <w:instrText xml:space="preserve"> PAGEREF _Toc214622615 \h </w:instrText>
+              <w:instrText xml:space="preserve"> PAGEREF _Toc214992431 \h </w:instrText>
             </w:r>
             <w:r>
               <w:rPr>
@@ -3539,7 +3493,7 @@
               <w14:ligatures w14:val="standardContextual"/>
             </w:rPr>
           </w:pPr>
-          <w:hyperlink w:anchor="_Toc214622616" w:history="1">
+          <w:hyperlink w:anchor="_Toc214992432" w:history="1">
             <w:r>
               <w:rPr>
                 <w:rStyle w:val="Hyperlink"/>
@@ -3568,7 +3522,7 @@
                 <w:noProof/>
                 <w:webHidden/>
               </w:rPr>
-              <w:instrText xml:space="preserve"> PAGEREF _Toc214622616 \h </w:instrText>
+              <w:instrText xml:space="preserve"> PAGEREF _Toc214992432 \h </w:instrText>
             </w:r>
             <w:r>
               <w:rPr>
@@ -3614,7 +3568,7 @@
               <w14:ligatures w14:val="standardContextual"/>
             </w:rPr>
           </w:pPr>
-          <w:hyperlink w:anchor="_Toc214622617" w:history="1">
+          <w:hyperlink w:anchor="_Toc214992433" w:history="1">
             <w:r>
               <w:rPr>
                 <w:rStyle w:val="Hyperlink"/>
@@ -3643,7 +3597,7 @@
                 <w:noProof/>
                 <w:webHidden/>
               </w:rPr>
-              <w:instrText xml:space="preserve"> PAGEREF _Toc214622617 \h </w:instrText>
+              <w:instrText xml:space="preserve"> PAGEREF _Toc214992433 \h </w:instrText>
             </w:r>
             <w:r>
               <w:rPr>
@@ -3689,7 +3643,7 @@
               <w14:ligatures w14:val="standardContextual"/>
             </w:rPr>
           </w:pPr>
-          <w:hyperlink w:anchor="_Toc214622618" w:history="1">
+          <w:hyperlink w:anchor="_Toc214992434" w:history="1">
             <w:r>
               <w:rPr>
                 <w:rStyle w:val="Hyperlink"/>
@@ -3718,7 +3672,7 @@
                 <w:noProof/>
                 <w:webHidden/>
               </w:rPr>
-              <w:instrText xml:space="preserve"> PAGEREF _Toc214622618 \h </w:instrText>
+              <w:instrText xml:space="preserve"> PAGEREF _Toc214992434 \h </w:instrText>
             </w:r>
             <w:r>
               <w:rPr>
@@ -3764,7 +3718,7 @@
               <w14:ligatures w14:val="standardContextual"/>
             </w:rPr>
           </w:pPr>
-          <w:hyperlink w:anchor="_Toc214622619" w:history="1">
+          <w:hyperlink w:anchor="_Toc214992435" w:history="1">
             <w:r>
               <w:rPr>
                 <w:rStyle w:val="Hyperlink"/>
@@ -3793,7 +3747,7 @@
                 <w:noProof/>
                 <w:webHidden/>
               </w:rPr>
-              <w:instrText xml:space="preserve"> PAGEREF _Toc214622619 \h </w:instrText>
+              <w:instrText xml:space="preserve"> PAGEREF _Toc214992435 \h </w:instrText>
             </w:r>
             <w:r>
               <w:rPr>
@@ -3839,7 +3793,7 @@
               <w14:ligatures w14:val="standardContextual"/>
             </w:rPr>
           </w:pPr>
-          <w:hyperlink w:anchor="_Toc214622620" w:history="1">
+          <w:hyperlink w:anchor="_Toc214992436" w:history="1">
             <w:r>
               <w:rPr>
                 <w:rStyle w:val="Hyperlink"/>
@@ -3867,7 +3821,7 @@
                 <w:noProof/>
                 <w:webHidden/>
               </w:rPr>
-              <w:instrText xml:space="preserve"> PAGEREF _Toc214622620 \h </w:instrText>
+              <w:instrText xml:space="preserve"> PAGEREF _Toc214992436 \h </w:instrText>
             </w:r>
             <w:r>
               <w:rPr>
@@ -3887,7 +3841,7 @@
                 <w:noProof/>
                 <w:webHidden/>
               </w:rPr>
-              <w:t>22</w:t>
+              <w:t>21</w:t>
             </w:r>
             <w:r>
               <w:rPr>
@@ -3913,7 +3867,7 @@
               <w14:ligatures w14:val="standardContextual"/>
             </w:rPr>
           </w:pPr>
-          <w:hyperlink w:anchor="_Toc214622621" w:history="1">
+          <w:hyperlink w:anchor="_Toc214992437" w:history="1">
             <w:r>
               <w:rPr>
                 <w:rStyle w:val="Hyperlink"/>
@@ -3941,7 +3895,7 @@
                 <w:noProof/>
                 <w:webHidden/>
               </w:rPr>
-              <w:instrText xml:space="preserve"> PAGEREF _Toc214622621 \h </w:instrText>
+              <w:instrText xml:space="preserve"> PAGEREF _Toc214992437 \h </w:instrText>
             </w:r>
             <w:r>
               <w:rPr>
@@ -3961,7 +3915,7 @@
                 <w:noProof/>
                 <w:webHidden/>
               </w:rPr>
-              <w:t>23</w:t>
+              <w:t>22</w:t>
             </w:r>
             <w:r>
               <w:rPr>
@@ -3987,7 +3941,7 @@
               <w14:ligatures w14:val="standardContextual"/>
             </w:rPr>
           </w:pPr>
-          <w:hyperlink w:anchor="_Toc214622622" w:history="1">
+          <w:hyperlink w:anchor="_Toc214992438" w:history="1">
             <w:r>
               <w:rPr>
                 <w:rStyle w:val="Hyperlink"/>
@@ -4015,7 +3969,7 @@
                 <w:noProof/>
                 <w:webHidden/>
               </w:rPr>
-              <w:instrText xml:space="preserve"> PAGEREF _Toc214622622 \h </w:instrText>
+              <w:instrText xml:space="preserve"> PAGEREF _Toc214992438 \h </w:instrText>
             </w:r>
             <w:r>
               <w:rPr>
@@ -4061,7 +4015,7 @@
               <w14:ligatures w14:val="standardContextual"/>
             </w:rPr>
           </w:pPr>
-          <w:hyperlink w:anchor="_Toc214622623" w:history="1">
+          <w:hyperlink w:anchor="_Toc214992439" w:history="1">
             <w:r>
               <w:rPr>
                 <w:rStyle w:val="Hyperlink"/>
@@ -4089,7 +4043,7 @@
                 <w:noProof/>
                 <w:webHidden/>
               </w:rPr>
-              <w:instrText xml:space="preserve"> PAGEREF _Toc214622623 \h </w:instrText>
+              <w:instrText xml:space="preserve"> PAGEREF _Toc214992439 \h </w:instrText>
             </w:r>
             <w:r>
               <w:rPr>
@@ -4109,7 +4063,7 @@
                 <w:noProof/>
                 <w:webHidden/>
               </w:rPr>
-              <w:t>26</w:t>
+              <w:t>25</w:t>
             </w:r>
             <w:r>
               <w:rPr>
@@ -4135,7 +4089,7 @@
               <w14:ligatures w14:val="standardContextual"/>
             </w:rPr>
           </w:pPr>
-          <w:hyperlink w:anchor="_Toc214622624" w:history="1">
+          <w:hyperlink w:anchor="_Toc214992440" w:history="1">
             <w:r>
               <w:rPr>
                 <w:rStyle w:val="Hyperlink"/>
@@ -4163,7 +4117,7 @@
                 <w:noProof/>
                 <w:webHidden/>
               </w:rPr>
-              <w:instrText xml:space="preserve"> PAGEREF _Toc214622624 \h </w:instrText>
+              <w:instrText xml:space="preserve"> PAGEREF _Toc214992440 \h </w:instrText>
             </w:r>
             <w:r>
               <w:rPr>
@@ -4183,7 +4137,7 @@
                 <w:noProof/>
                 <w:webHidden/>
               </w:rPr>
-              <w:t>26</w:t>
+              <w:t>25</w:t>
             </w:r>
             <w:r>
               <w:rPr>
@@ -4209,7 +4163,7 @@
               <w14:ligatures w14:val="standardContextual"/>
             </w:rPr>
           </w:pPr>
-          <w:hyperlink w:anchor="_Toc214622625" w:history="1">
+          <w:hyperlink w:anchor="_Toc214992441" w:history="1">
             <w:r>
               <w:rPr>
                 <w:rStyle w:val="Hyperlink"/>
@@ -4237,7 +4191,7 @@
                 <w:noProof/>
                 <w:webHidden/>
               </w:rPr>
-              <w:instrText xml:space="preserve"> PAGEREF _Toc214622625 \h </w:instrText>
+              <w:instrText xml:space="preserve"> PAGEREF _Toc214992441 \h </w:instrText>
             </w:r>
             <w:r>
               <w:rPr>
@@ -4283,7 +4237,7 @@
               <w14:ligatures w14:val="standardContextual"/>
             </w:rPr>
           </w:pPr>
-          <w:hyperlink w:anchor="_Toc214622626" w:history="1">
+          <w:hyperlink w:anchor="_Toc214992442" w:history="1">
             <w:r>
               <w:rPr>
                 <w:rStyle w:val="Hyperlink"/>
@@ -4311,7 +4265,7 @@
                 <w:noProof/>
                 <w:webHidden/>
               </w:rPr>
-              <w:instrText xml:space="preserve"> PAGEREF _Toc214622626 \h </w:instrText>
+              <w:instrText xml:space="preserve"> PAGEREF _Toc214992442 \h </w:instrText>
             </w:r>
             <w:r>
               <w:rPr>
@@ -4332,6 +4286,154 @@
                 <w:webHidden/>
               </w:rPr>
               <w:t>27</w:t>
+            </w:r>
+            <w:r>
+              <w:rPr>
+                <w:noProof/>
+                <w:webHidden/>
+              </w:rPr>
+              <w:fldChar w:fldCharType="end"/>
+            </w:r>
+          </w:hyperlink>
+        </w:p>
+        <w:p>
+          <w:pPr>
+            <w:pStyle w:val="TOC2"/>
+            <w:tabs>
+              <w:tab w:val="right" w:leader="dot" w:pos="9061"/>
+            </w:tabs>
+            <w:rPr>
+              <w:rFonts w:asciiTheme="minorHAnsi" w:eastAsiaTheme="minorEastAsia" w:hAnsiTheme="minorHAnsi"/>
+              <w:noProof/>
+              <w:kern w:val="2"/>
+              <w:szCs w:val="24"/>
+              <w:lang w:val="en-US"/>
+              <w14:ligatures w14:val="standardContextual"/>
+            </w:rPr>
+          </w:pPr>
+          <w:hyperlink w:anchor="_Toc214992443" w:history="1">
+            <w:r>
+              <w:rPr>
+                <w:rStyle w:val="Hyperlink"/>
+                <w:noProof/>
+                <w:lang w:val="en-US"/>
+              </w:rPr>
+              <w:t>4.4 Confusion Matrices</w:t>
+            </w:r>
+            <w:r>
+              <w:rPr>
+                <w:noProof/>
+                <w:webHidden/>
+              </w:rPr>
+              <w:tab/>
+            </w:r>
+            <w:r>
+              <w:rPr>
+                <w:noProof/>
+                <w:webHidden/>
+              </w:rPr>
+              <w:fldChar w:fldCharType="begin"/>
+            </w:r>
+            <w:r>
+              <w:rPr>
+                <w:noProof/>
+                <w:webHidden/>
+              </w:rPr>
+              <w:instrText xml:space="preserve"> PAGEREF _Toc214992443 \h </w:instrText>
+            </w:r>
+            <w:r>
+              <w:rPr>
+                <w:noProof/>
+                <w:webHidden/>
+              </w:rPr>
+            </w:r>
+            <w:r>
+              <w:rPr>
+                <w:noProof/>
+                <w:webHidden/>
+              </w:rPr>
+              <w:fldChar w:fldCharType="separate"/>
+            </w:r>
+            <w:r>
+              <w:rPr>
+                <w:noProof/>
+                <w:webHidden/>
+              </w:rPr>
+              <w:t>28</w:t>
+            </w:r>
+            <w:r>
+              <w:rPr>
+                <w:noProof/>
+                <w:webHidden/>
+              </w:rPr>
+              <w:fldChar w:fldCharType="end"/>
+            </w:r>
+          </w:hyperlink>
+        </w:p>
+        <w:p>
+          <w:pPr>
+            <w:pStyle w:val="TOC2"/>
+            <w:tabs>
+              <w:tab w:val="right" w:leader="dot" w:pos="9061"/>
+            </w:tabs>
+            <w:rPr>
+              <w:rFonts w:asciiTheme="minorHAnsi" w:eastAsiaTheme="minorEastAsia" w:hAnsiTheme="minorHAnsi"/>
+              <w:noProof/>
+              <w:kern w:val="2"/>
+              <w:szCs w:val="24"/>
+              <w:lang w:val="en-US"/>
+              <w14:ligatures w14:val="standardContextual"/>
+            </w:rPr>
+          </w:pPr>
+          <w:hyperlink w:anchor="_Toc214992444" w:history="1">
+            <w:r>
+              <w:rPr>
+                <w:rStyle w:val="Hyperlink"/>
+                <w:noProof/>
+                <w:lang w:val="en-US"/>
+              </w:rPr>
+              <w:t>4.5 Impact of preprocessing</w:t>
+            </w:r>
+            <w:r>
+              <w:rPr>
+                <w:noProof/>
+                <w:webHidden/>
+              </w:rPr>
+              <w:tab/>
+            </w:r>
+            <w:r>
+              <w:rPr>
+                <w:noProof/>
+                <w:webHidden/>
+              </w:rPr>
+              <w:fldChar w:fldCharType="begin"/>
+            </w:r>
+            <w:r>
+              <w:rPr>
+                <w:noProof/>
+                <w:webHidden/>
+              </w:rPr>
+              <w:instrText xml:space="preserve"> PAGEREF _Toc214992444 \h </w:instrText>
+            </w:r>
+            <w:r>
+              <w:rPr>
+                <w:noProof/>
+                <w:webHidden/>
+              </w:rPr>
+            </w:r>
+            <w:r>
+              <w:rPr>
+                <w:noProof/>
+                <w:webHidden/>
+              </w:rPr>
+              <w:fldChar w:fldCharType="separate"/>
+            </w:r>
+            <w:r>
+              <w:rPr>
+                <w:noProof/>
+                <w:webHidden/>
+              </w:rPr>
+              <w:t>28</w:t>
             </w:r>
             <w:r>
               <w:rPr>
@@ -4357,14 +4459,14 @@
               <w14:ligatures w14:val="standardContextual"/>
             </w:rPr>
           </w:pPr>
-          <w:hyperlink w:anchor="_Toc214622627" w:history="1">
+          <w:hyperlink w:anchor="_Toc214992445" w:history="1">
             <w:r>
               <w:rPr>
                 <w:rStyle w:val="Hyperlink"/>
-                <w:rFonts w:cs="Times New Roman"/>
-                <w:noProof/>
-              </w:rPr>
-              <w:t>ΠΑΡΑΡΤΗΜΑ</w:t>
+                <w:noProof/>
+                <w:lang w:val="en-US"/>
+              </w:rPr>
+              <w:t>5. Discussion and analysis</w:t>
             </w:r>
             <w:r>
               <w:rPr>
@@ -4385,7 +4487,7 @@
                 <w:noProof/>
                 <w:webHidden/>
               </w:rPr>
-              <w:instrText xml:space="preserve"> PAGEREF _Toc214622627 \h </w:instrText>
+              <w:instrText xml:space="preserve"> PAGEREF _Toc214992445 \h </w:instrText>
             </w:r>
             <w:r>
               <w:rPr>
@@ -4405,7 +4507,229 @@
                 <w:noProof/>
                 <w:webHidden/>
               </w:rPr>
-              <w:t>28</w:t>
+              <w:t>29</w:t>
+            </w:r>
+            <w:r>
+              <w:rPr>
+                <w:noProof/>
+                <w:webHidden/>
+              </w:rPr>
+              <w:fldChar w:fldCharType="end"/>
+            </w:r>
+          </w:hyperlink>
+        </w:p>
+        <w:p>
+          <w:pPr>
+            <w:pStyle w:val="TOC2"/>
+            <w:tabs>
+              <w:tab w:val="right" w:leader="dot" w:pos="9061"/>
+            </w:tabs>
+            <w:rPr>
+              <w:rFonts w:asciiTheme="minorHAnsi" w:eastAsiaTheme="minorEastAsia" w:hAnsiTheme="minorHAnsi"/>
+              <w:noProof/>
+              <w:kern w:val="2"/>
+              <w:szCs w:val="24"/>
+              <w:lang w:val="en-US"/>
+              <w14:ligatures w14:val="standardContextual"/>
+            </w:rPr>
+          </w:pPr>
+          <w:hyperlink w:anchor="_Toc214992446" w:history="1">
+            <w:r>
+              <w:rPr>
+                <w:rStyle w:val="Hyperlink"/>
+                <w:noProof/>
+                <w:lang w:val="en-US"/>
+              </w:rPr>
+              <w:t>5.1 Review of Findings</w:t>
+            </w:r>
+            <w:r>
+              <w:rPr>
+                <w:noProof/>
+                <w:webHidden/>
+              </w:rPr>
+              <w:tab/>
+            </w:r>
+            <w:r>
+              <w:rPr>
+                <w:noProof/>
+                <w:webHidden/>
+              </w:rPr>
+              <w:fldChar w:fldCharType="begin"/>
+            </w:r>
+            <w:r>
+              <w:rPr>
+                <w:noProof/>
+                <w:webHidden/>
+              </w:rPr>
+              <w:instrText xml:space="preserve"> PAGEREF _Toc214992446 \h </w:instrText>
+            </w:r>
+            <w:r>
+              <w:rPr>
+                <w:noProof/>
+                <w:webHidden/>
+              </w:rPr>
+            </w:r>
+            <w:r>
+              <w:rPr>
+                <w:noProof/>
+                <w:webHidden/>
+              </w:rPr>
+              <w:fldChar w:fldCharType="separate"/>
+            </w:r>
+            <w:r>
+              <w:rPr>
+                <w:noProof/>
+                <w:webHidden/>
+              </w:rPr>
+              <w:t>29</w:t>
+            </w:r>
+            <w:r>
+              <w:rPr>
+                <w:noProof/>
+                <w:webHidden/>
+              </w:rPr>
+              <w:fldChar w:fldCharType="end"/>
+            </w:r>
+          </w:hyperlink>
+        </w:p>
+        <w:p>
+          <w:pPr>
+            <w:pStyle w:val="TOC2"/>
+            <w:tabs>
+              <w:tab w:val="right" w:leader="dot" w:pos="9061"/>
+            </w:tabs>
+            <w:rPr>
+              <w:rFonts w:asciiTheme="minorHAnsi" w:eastAsiaTheme="minorEastAsia" w:hAnsiTheme="minorHAnsi"/>
+              <w:noProof/>
+              <w:kern w:val="2"/>
+              <w:szCs w:val="24"/>
+              <w:lang w:val="en-US"/>
+              <w14:ligatures w14:val="standardContextual"/>
+            </w:rPr>
+          </w:pPr>
+          <w:hyperlink w:anchor="_Toc214992447" w:history="1">
+            <w:r>
+              <w:rPr>
+                <w:rStyle w:val="Hyperlink"/>
+                <w:noProof/>
+                <w:lang w:val="en-US"/>
+              </w:rPr>
+              <w:t>5.2 Baseline Model Performance</w:t>
+            </w:r>
+            <w:r>
+              <w:rPr>
+                <w:noProof/>
+                <w:webHidden/>
+              </w:rPr>
+              <w:tab/>
+            </w:r>
+            <w:r>
+              <w:rPr>
+                <w:noProof/>
+                <w:webHidden/>
+              </w:rPr>
+              <w:fldChar w:fldCharType="begin"/>
+            </w:r>
+            <w:r>
+              <w:rPr>
+                <w:noProof/>
+                <w:webHidden/>
+              </w:rPr>
+              <w:instrText xml:space="preserve"> PAGEREF _Toc214992447 \h </w:instrText>
+            </w:r>
+            <w:r>
+              <w:rPr>
+                <w:noProof/>
+                <w:webHidden/>
+              </w:rPr>
+            </w:r>
+            <w:r>
+              <w:rPr>
+                <w:noProof/>
+                <w:webHidden/>
+              </w:rPr>
+              <w:fldChar w:fldCharType="separate"/>
+            </w:r>
+            <w:r>
+              <w:rPr>
+                <w:noProof/>
+                <w:webHidden/>
+              </w:rPr>
+              <w:t>29</w:t>
+            </w:r>
+            <w:r>
+              <w:rPr>
+                <w:noProof/>
+                <w:webHidden/>
+              </w:rPr>
+              <w:fldChar w:fldCharType="end"/>
+            </w:r>
+          </w:hyperlink>
+        </w:p>
+        <w:p>
+          <w:pPr>
+            <w:pStyle w:val="TOC2"/>
+            <w:tabs>
+              <w:tab w:val="right" w:leader="dot" w:pos="9061"/>
+            </w:tabs>
+            <w:rPr>
+              <w:rFonts w:asciiTheme="minorHAnsi" w:eastAsiaTheme="minorEastAsia" w:hAnsiTheme="minorHAnsi"/>
+              <w:noProof/>
+              <w:kern w:val="2"/>
+              <w:szCs w:val="24"/>
+              <w:lang w:val="en-US"/>
+              <w14:ligatures w14:val="standardContextual"/>
+            </w:rPr>
+          </w:pPr>
+          <w:hyperlink w:anchor="_Toc214992448" w:history="1">
+            <w:r>
+              <w:rPr>
+                <w:rStyle w:val="Hyperlink"/>
+                <w:noProof/>
+                <w:lang w:val="en-US"/>
+              </w:rPr>
+              <w:t>5.2 Intermediate Model Performance</w:t>
+            </w:r>
+            <w:r>
+              <w:rPr>
+                <w:noProof/>
+                <w:webHidden/>
+              </w:rPr>
+              <w:tab/>
+            </w:r>
+            <w:r>
+              <w:rPr>
+                <w:noProof/>
+                <w:webHidden/>
+              </w:rPr>
+              <w:fldChar w:fldCharType="begin"/>
+            </w:r>
+            <w:r>
+              <w:rPr>
+                <w:noProof/>
+                <w:webHidden/>
+              </w:rPr>
+              <w:instrText xml:space="preserve"> PAGEREF _Toc214992448 \h </w:instrText>
+            </w:r>
+            <w:r>
+              <w:rPr>
+                <w:noProof/>
+                <w:webHidden/>
+              </w:rPr>
+            </w:r>
+            <w:r>
+              <w:rPr>
+                <w:noProof/>
+                <w:webHidden/>
+              </w:rPr>
+              <w:fldChar w:fldCharType="separate"/>
+            </w:r>
+            <w:r>
+              <w:rPr>
+                <w:noProof/>
+                <w:webHidden/>
+              </w:rPr>
+              <w:t>30</w:t>
             </w:r>
             <w:r>
               <w:rPr>
@@ -4431,12 +4755,86 @@
               <w14:ligatures w14:val="standardContextual"/>
             </w:rPr>
           </w:pPr>
-          <w:hyperlink w:anchor="_Toc214622628" w:history="1">
+          <w:hyperlink w:anchor="_Toc214992449" w:history="1">
             <w:r>
               <w:rPr>
                 <w:rStyle w:val="Hyperlink"/>
                 <w:rFonts w:cs="Times New Roman"/>
                 <w:noProof/>
+              </w:rPr>
+              <w:t>ΠΑΡΑΡΤΗΜΑ</w:t>
+            </w:r>
+            <w:r>
+              <w:rPr>
+                <w:noProof/>
+                <w:webHidden/>
+              </w:rPr>
+              <w:tab/>
+            </w:r>
+            <w:r>
+              <w:rPr>
+                <w:noProof/>
+                <w:webHidden/>
+              </w:rPr>
+              <w:fldChar w:fldCharType="begin"/>
+            </w:r>
+            <w:r>
+              <w:rPr>
+                <w:noProof/>
+                <w:webHidden/>
+              </w:rPr>
+              <w:instrText xml:space="preserve"> PAGEREF _Toc214992449 \h </w:instrText>
+            </w:r>
+            <w:r>
+              <w:rPr>
+                <w:noProof/>
+                <w:webHidden/>
+              </w:rPr>
+            </w:r>
+            <w:r>
+              <w:rPr>
+                <w:noProof/>
+                <w:webHidden/>
+              </w:rPr>
+              <w:fldChar w:fldCharType="separate"/>
+            </w:r>
+            <w:r>
+              <w:rPr>
+                <w:noProof/>
+                <w:webHidden/>
+              </w:rPr>
+              <w:t>31</w:t>
+            </w:r>
+            <w:r>
+              <w:rPr>
+                <w:noProof/>
+                <w:webHidden/>
+              </w:rPr>
+              <w:fldChar w:fldCharType="end"/>
+            </w:r>
+          </w:hyperlink>
+        </w:p>
+        <w:p>
+          <w:pPr>
+            <w:pStyle w:val="TOC1"/>
+            <w:tabs>
+              <w:tab w:val="right" w:leader="dot" w:pos="9061"/>
+            </w:tabs>
+            <w:rPr>
+              <w:rFonts w:asciiTheme="minorHAnsi" w:eastAsiaTheme="minorEastAsia" w:hAnsiTheme="minorHAnsi"/>
+              <w:noProof/>
+              <w:kern w:val="2"/>
+              <w:szCs w:val="24"/>
+              <w:lang w:val="en-US"/>
+              <w14:ligatures w14:val="standardContextual"/>
+            </w:rPr>
+          </w:pPr>
+          <w:hyperlink w:anchor="_Toc214992450" w:history="1">
+            <w:r>
+              <w:rPr>
+                <w:rStyle w:val="Hyperlink"/>
+                <w:rFonts w:cs="Times New Roman"/>
+                <w:noProof/>
                 <w:lang w:val="en-US"/>
               </w:rPr>
               <w:t>Bibliography</w:t>
@@ -4460,7 +4858,7 @@
                 <w:noProof/>
                 <w:webHidden/>
               </w:rPr>
-              <w:instrText xml:space="preserve"> PAGEREF _Toc214622628 \h </w:instrText>
+              <w:instrText xml:space="preserve"> PAGEREF _Toc214992450 \h </w:instrText>
             </w:r>
             <w:r>
               <w:rPr>
@@ -4480,7 +4878,7 @@
                 <w:noProof/>
                 <w:webHidden/>
               </w:rPr>
-              <w:t>29</w:t>
+              <w:t>32</w:t>
             </w:r>
             <w:r>
               <w:rPr>
@@ -4542,7 +4940,7 @@
           <w:color w:val="auto"/>
         </w:rPr>
       </w:pPr>
-      <w:bookmarkStart w:id="5" w:name="_Toc214622605"/>
+      <w:bookmarkStart w:id="5" w:name="_Toc214992421"/>
       <w:r>
         <w:rPr>
           <w:rFonts w:cs="Times New Roman"/>
@@ -4596,23 +4994,7 @@
           <w:rFonts w:cs="Times New Roman"/>
           <w:szCs w:val="24"/>
         </w:rPr>
-        <w:t>……….</w:t>
-      </w:r>
-      <w:proofErr w:type="spellStart"/>
-      <w:r>
-        <w:rPr>
-          <w:rFonts w:cs="Times New Roman"/>
-          <w:szCs w:val="24"/>
-        </w:rPr>
-        <w:t>αρ</w:t>
-      </w:r>
-      <w:proofErr w:type="spellEnd"/>
-      <w:r>
-        <w:rPr>
-          <w:rFonts w:cs="Times New Roman"/>
-          <w:szCs w:val="24"/>
-        </w:rPr>
-        <w:t>. σελίδας</w:t>
+        <w:t>……….αρ. σελίδας</w:t>
       </w:r>
     </w:p>
     <w:p>
@@ -4642,23 +5024,7 @@
           <w:rFonts w:cs="Times New Roman"/>
           <w:szCs w:val="24"/>
         </w:rPr>
-        <w:t>….</w:t>
-      </w:r>
-      <w:proofErr w:type="spellStart"/>
-      <w:r>
-        <w:rPr>
-          <w:rFonts w:cs="Times New Roman"/>
-          <w:szCs w:val="24"/>
-        </w:rPr>
-        <w:t>αρ</w:t>
-      </w:r>
-      <w:proofErr w:type="spellEnd"/>
-      <w:r>
-        <w:rPr>
-          <w:rFonts w:cs="Times New Roman"/>
-          <w:szCs w:val="24"/>
-        </w:rPr>
-        <w:t>. σελίδας</w:t>
+        <w:t>….αρ. σελίδας</w:t>
       </w:r>
     </w:p>
     <w:p>
@@ -4748,7 +5114,7 @@
           <w:color w:val="auto"/>
         </w:rPr>
       </w:pPr>
-      <w:bookmarkStart w:id="6" w:name="_Toc214622606"/>
+      <w:bookmarkStart w:id="6" w:name="_Toc214992422"/>
       <w:r>
         <w:rPr>
           <w:rFonts w:cs="Times New Roman"/>
@@ -4818,23 +5184,7 @@
           <w:rFonts w:cs="Times New Roman"/>
           <w:szCs w:val="24"/>
         </w:rPr>
-        <w:t>……</w:t>
-      </w:r>
-      <w:proofErr w:type="spellStart"/>
-      <w:r>
-        <w:rPr>
-          <w:rFonts w:cs="Times New Roman"/>
-          <w:szCs w:val="24"/>
-        </w:rPr>
-        <w:t>αρ</w:t>
-      </w:r>
-      <w:proofErr w:type="spellEnd"/>
-      <w:r>
-        <w:rPr>
-          <w:rFonts w:cs="Times New Roman"/>
-          <w:szCs w:val="24"/>
-        </w:rPr>
-        <w:t>. σελίδας</w:t>
+        <w:t>……αρ. σελίδας</w:t>
       </w:r>
     </w:p>
     <w:p>
@@ -4871,23 +5221,7 @@
           <w:rFonts w:cs="Times New Roman"/>
           <w:szCs w:val="24"/>
         </w:rPr>
-        <w:t>…</w:t>
-      </w:r>
-      <w:proofErr w:type="spellStart"/>
-      <w:r>
-        <w:rPr>
-          <w:rFonts w:cs="Times New Roman"/>
-          <w:szCs w:val="24"/>
-        </w:rPr>
-        <w:t>αρ</w:t>
-      </w:r>
-      <w:proofErr w:type="spellEnd"/>
-      <w:r>
-        <w:rPr>
-          <w:rFonts w:cs="Times New Roman"/>
-          <w:szCs w:val="24"/>
-        </w:rPr>
-        <w:t>. σελίδας</w:t>
+        <w:t>…αρ. σελίδας</w:t>
       </w:r>
     </w:p>
     <w:p>
@@ -4969,43 +5303,15 @@
           <w:lang w:val="en-US"/>
         </w:rPr>
       </w:pPr>
-      <w:bookmarkStart w:id="7" w:name="_Toc214622607"/>
+      <w:bookmarkStart w:id="7" w:name="_Toc214992424"/>
       <w:r>
         <w:rPr>
           <w:rFonts w:cs="Times New Roman"/>
           <w:color w:val="auto"/>
+          <w:lang w:val="en-US"/>
         </w:rPr>
         <w:lastRenderedPageBreak/>
-        <w:t>ΠΙΝΑΚΑΣ</w:t>
-      </w:r>
-      <w:r>
-        <w:rPr>
-          <w:rFonts w:cs="Times New Roman"/>
-          <w:color w:val="auto"/>
-          <w:lang w:val="en-US"/>
-        </w:rPr>
-        <w:t xml:space="preserve"> </w:t>
-      </w:r>
-      <w:r>
-        <w:rPr>
-          <w:rFonts w:cs="Times New Roman"/>
-          <w:color w:val="auto"/>
-        </w:rPr>
-        <w:t>Σ</w:t>
-      </w:r>
-      <w:r>
-        <w:rPr>
-          <w:rFonts w:cs="Times New Roman"/>
-          <w:color w:val="auto"/>
-        </w:rPr>
-        <w:t>ΥΝΤΟΜΟΓΡΑΦΙ</w:t>
-      </w:r>
-      <w:r>
-        <w:rPr>
-          <w:rFonts w:cs="Times New Roman"/>
-          <w:color w:val="auto"/>
-        </w:rPr>
-        <w:t>ΩΝ</w:t>
+        <w:t>GLOSSARY</w:t>
       </w:r>
       <w:bookmarkEnd w:id="7"/>
     </w:p>
@@ -5023,18 +5329,253 @@
     <w:p>
       <w:pPr>
         <w:ind w:right="282"/>
+        <w:rPr>
+          <w:rFonts w:cs="Times New Roman"/>
+          <w:szCs w:val="24"/>
+          <w:lang w:val="en-US"/>
+        </w:rPr>
+      </w:pPr>
+      <w:r>
+        <w:rPr>
+          <w:rFonts w:cs="Times New Roman"/>
+          <w:szCs w:val="24"/>
+          <w:lang w:val="en-US"/>
+        </w:rPr>
+        <w:t>NLP</w:t>
+      </w:r>
+      <w:r>
+        <w:rPr>
+          <w:rFonts w:cs="Times New Roman"/>
+          <w:szCs w:val="24"/>
+          <w:lang w:val="en-US"/>
+        </w:rPr>
+        <w:t>..……………………………………………………..</w:t>
+      </w:r>
+      <w:r>
+        <w:rPr>
+          <w:rFonts w:cs="Times New Roman"/>
+          <w:szCs w:val="24"/>
+          <w:lang w:val="en-US"/>
+        </w:rPr>
+        <w:t>Natural</w:t>
+      </w:r>
+      <w:r>
+        <w:rPr>
+          <w:rFonts w:cs="Times New Roman"/>
+          <w:szCs w:val="24"/>
+          <w:lang w:val="en-US"/>
+        </w:rPr>
+        <w:t xml:space="preserve"> </w:t>
+      </w:r>
+      <w:r>
+        <w:rPr>
+          <w:rFonts w:cs="Times New Roman"/>
+          <w:szCs w:val="24"/>
+          <w:lang w:val="en-US"/>
+        </w:rPr>
+        <w:t>Language</w:t>
+      </w:r>
+      <w:r>
+        <w:rPr>
+          <w:rFonts w:cs="Times New Roman"/>
+          <w:szCs w:val="24"/>
+          <w:lang w:val="en-US"/>
+        </w:rPr>
+        <w:t xml:space="preserve"> </w:t>
+      </w:r>
+      <w:r>
+        <w:rPr>
+          <w:rFonts w:cs="Times New Roman"/>
+          <w:szCs w:val="24"/>
+          <w:lang w:val="en-US"/>
+        </w:rPr>
+        <w:t>Processing</w:t>
+      </w:r>
+    </w:p>
+    <w:p>
+      <w:pPr>
+        <w:ind w:right="282"/>
+        <w:rPr>
+          <w:rFonts w:cs="Times New Roman"/>
+          <w:szCs w:val="24"/>
+          <w:lang w:val="en-US"/>
+        </w:rPr>
+      </w:pPr>
+      <w:r>
+        <w:rPr>
+          <w:rFonts w:cs="Times New Roman"/>
+          <w:szCs w:val="24"/>
+          <w:lang w:val="en-US"/>
+        </w:rPr>
+        <w:t>BERT…………………………</w:t>
+      </w:r>
+      <w:r>
+        <w:rPr>
+          <w:rFonts w:cs="Times New Roman"/>
+          <w:szCs w:val="24"/>
+          <w:lang w:val="en-US"/>
+        </w:rPr>
+        <w:t>Bidirectional Encoder Representations from Transformers</w:t>
+      </w:r>
+    </w:p>
+    <w:p>
+      <w:pPr>
+        <w:ind w:right="282"/>
+        <w:rPr>
+          <w:rFonts w:cs="Times New Roman"/>
+          <w:szCs w:val="24"/>
+          <w:lang w:val="en-US"/>
+        </w:rPr>
+      </w:pPr>
+      <w:r>
+        <w:rPr>
+          <w:rFonts w:cs="Times New Roman"/>
+          <w:szCs w:val="24"/>
+          <w:lang w:val="en-US"/>
+        </w:rPr>
+        <w:t>GRU…………………………………………………………………...</w:t>
+      </w:r>
+      <w:r>
+        <w:rPr>
+          <w:rFonts w:cs="Times New Roman"/>
+          <w:szCs w:val="24"/>
+          <w:lang w:val="en-US"/>
+        </w:rPr>
+        <w:t>Gated Recurrent Unit</w:t>
+      </w:r>
+    </w:p>
+    <w:p>
+      <w:pPr>
+        <w:ind w:right="282"/>
+        <w:rPr>
+          <w:rFonts w:cs="Times New Roman"/>
+          <w:szCs w:val="24"/>
+          <w:lang w:val="en-US"/>
+        </w:rPr>
+      </w:pPr>
+      <w:r>
+        <w:rPr>
+          <w:rFonts w:cs="Times New Roman"/>
+          <w:szCs w:val="24"/>
+          <w:lang w:val="en-US"/>
+        </w:rPr>
+        <w:t>RNN……………………………………………………………...</w:t>
+      </w:r>
+      <w:r>
+        <w:rPr>
+          <w:rFonts w:cs="Times New Roman"/>
+          <w:szCs w:val="24"/>
+          <w:lang w:val="en-US"/>
+        </w:rPr>
+        <w:t>Recurrent Neural Network</w:t>
+      </w:r>
+    </w:p>
+    <w:p>
+      <w:pPr>
+        <w:ind w:right="282"/>
+        <w:rPr>
+          <w:rFonts w:cs="Times New Roman"/>
+          <w:szCs w:val="24"/>
+          <w:lang w:val="en-US"/>
+        </w:rPr>
+      </w:pPr>
+      <w:r>
+        <w:rPr>
+          <w:rFonts w:cs="Times New Roman"/>
+          <w:szCs w:val="24"/>
+          <w:lang w:val="en-US"/>
+        </w:rPr>
+        <w:t>OGTD………………………………………………………Offensive Greek Tweet Dataset</w:t>
+      </w:r>
+    </w:p>
+    <w:p>
+      <w:pPr>
+        <w:ind w:right="282"/>
+        <w:rPr>
+          <w:rFonts w:cs="Times New Roman"/>
+          <w:szCs w:val="24"/>
+          <w:lang w:val="en-US"/>
+        </w:rPr>
+      </w:pPr>
+      <w:r>
+        <w:rPr>
+          <w:rFonts w:cs="Times New Roman"/>
+          <w:szCs w:val="24"/>
+          <w:lang w:val="en-US"/>
+        </w:rPr>
+        <w:t>PTSD………………………………………………..…Palo Toxicity and Sentiment Dataset</w:t>
+      </w:r>
+    </w:p>
+    <w:p>
+      <w:pPr>
+        <w:ind w:right="282"/>
+        <w:rPr>
+          <w:rFonts w:cs="Times New Roman"/>
+          <w:szCs w:val="24"/>
+          <w:lang w:val="en-US"/>
+        </w:rPr>
+      </w:pPr>
+      <w:r>
+        <w:rPr>
+          <w:rFonts w:cs="Times New Roman"/>
+          <w:szCs w:val="24"/>
+          <w:lang w:val="en-US"/>
+        </w:rPr>
+        <w:t>BiLSTM…………………………………………...Bidirectional Long Short-Term Memory</w:t>
+      </w:r>
+    </w:p>
+    <w:p>
+      <w:pPr>
+        <w:ind w:right="282"/>
+        <w:rPr>
+          <w:rFonts w:cs="Times New Roman"/>
+          <w:szCs w:val="24"/>
+          <w:lang w:val="en-US"/>
+        </w:rPr>
+      </w:pPr>
+      <w:r>
+        <w:rPr>
+          <w:rFonts w:cs="Times New Roman"/>
+          <w:szCs w:val="24"/>
+          <w:lang w:val="en-US"/>
+        </w:rPr>
+        <w:t>MLM………………………………………………………………Masked Language Model</w:t>
+      </w:r>
+    </w:p>
+    <w:p>
+      <w:pPr>
+        <w:ind w:right="282"/>
+        <w:rPr>
+          <w:rFonts w:cs="Times New Roman"/>
+          <w:szCs w:val="24"/>
+          <w:lang w:val="en-US"/>
+        </w:rPr>
+      </w:pPr>
+      <w:r>
+        <w:rPr>
+          <w:rFonts w:cs="Times New Roman"/>
+          <w:szCs w:val="24"/>
+          <w:lang w:val="en-US"/>
+        </w:rPr>
+        <w:t>NSP……………………………………………………………….Next Sequence Prediction</w:t>
+      </w:r>
+    </w:p>
+    <w:p>
+      <w:pPr>
         <w:rPr>
           <w:rFonts w:eastAsiaTheme="majorEastAsia" w:cs="Times New Roman"/>
           <w:b/>
           <w:bCs/>
-          <w:sz w:val="28"/>
-          <w:szCs w:val="28"/>
-          <w:lang w:val="en-US"/>
-        </w:rPr>
-      </w:pPr>
-      <w:r>
-        <w:rPr>
-          <w:rFonts w:cs="Times New Roman"/>
+          <w:sz w:val="32"/>
+          <w:szCs w:val="32"/>
+          <w:lang w:val="en-US"/>
+        </w:rPr>
+      </w:pPr>
+      <w:r>
+        <w:rPr>
+          <w:rFonts w:cs="Times New Roman"/>
+          <w:sz w:val="32"/>
+          <w:szCs w:val="32"/>
           <w:lang w:val="en-US"/>
         </w:rPr>
         <w:br w:type="page"/>
@@ -5054,309 +5595,7 @@
           <w:lang w:val="en-US"/>
         </w:rPr>
       </w:pPr>
-      <w:bookmarkStart w:id="8" w:name="_Toc214622608"/>
-      <w:r>
-        <w:rPr>
-          <w:rFonts w:cs="Times New Roman"/>
-          <w:color w:val="auto"/>
-          <w:lang w:val="en-US"/>
-        </w:rPr>
-        <w:lastRenderedPageBreak/>
-        <w:t>GLOSSARY</w:t>
-      </w:r>
-      <w:bookmarkEnd w:id="8"/>
-    </w:p>
-    <w:p>
-      <w:pPr>
-        <w:ind w:right="282"/>
-        <w:rPr>
-          <w:rFonts w:cs="Times New Roman"/>
-          <w:sz w:val="28"/>
-          <w:szCs w:val="28"/>
-          <w:lang w:val="en-US"/>
-        </w:rPr>
-      </w:pPr>
-    </w:p>
-    <w:p>
-      <w:pPr>
-        <w:ind w:right="282"/>
-        <w:rPr>
-          <w:rFonts w:cs="Times New Roman"/>
-          <w:szCs w:val="24"/>
-          <w:lang w:val="en-US"/>
-        </w:rPr>
-      </w:pPr>
-      <w:r>
-        <w:rPr>
-          <w:rFonts w:cs="Times New Roman"/>
-          <w:szCs w:val="24"/>
-          <w:lang w:val="en-US"/>
-        </w:rPr>
-        <w:t>NLP</w:t>
-      </w:r>
-      <w:r>
-        <w:rPr>
-          <w:rFonts w:cs="Times New Roman"/>
-          <w:szCs w:val="24"/>
-          <w:lang w:val="en-US"/>
-        </w:rPr>
-        <w:t>..……………………………………………………..</w:t>
-      </w:r>
-      <w:r>
-        <w:rPr>
-          <w:rFonts w:cs="Times New Roman"/>
-          <w:szCs w:val="24"/>
-          <w:lang w:val="en-US"/>
-        </w:rPr>
-        <w:t>Natural</w:t>
-      </w:r>
-      <w:r>
-        <w:rPr>
-          <w:rFonts w:cs="Times New Roman"/>
-          <w:szCs w:val="24"/>
-          <w:lang w:val="en-US"/>
-        </w:rPr>
-        <w:t xml:space="preserve"> </w:t>
-      </w:r>
-      <w:r>
-        <w:rPr>
-          <w:rFonts w:cs="Times New Roman"/>
-          <w:szCs w:val="24"/>
-          <w:lang w:val="en-US"/>
-        </w:rPr>
-        <w:t>Language</w:t>
-      </w:r>
-      <w:r>
-        <w:rPr>
-          <w:rFonts w:cs="Times New Roman"/>
-          <w:szCs w:val="24"/>
-          <w:lang w:val="en-US"/>
-        </w:rPr>
-        <w:t xml:space="preserve"> </w:t>
-      </w:r>
-      <w:r>
-        <w:rPr>
-          <w:rFonts w:cs="Times New Roman"/>
-          <w:szCs w:val="24"/>
-          <w:lang w:val="en-US"/>
-        </w:rPr>
-        <w:t>Processing</w:t>
-      </w:r>
-    </w:p>
-    <w:p>
-      <w:pPr>
-        <w:ind w:right="282"/>
-        <w:rPr>
-          <w:rFonts w:cs="Times New Roman"/>
-          <w:szCs w:val="24"/>
-          <w:lang w:val="en-US"/>
-        </w:rPr>
-      </w:pPr>
-      <w:r>
-        <w:rPr>
-          <w:rFonts w:cs="Times New Roman"/>
-          <w:szCs w:val="24"/>
-          <w:lang w:val="en-US"/>
-        </w:rPr>
-        <w:t>BERT…………………………</w:t>
-      </w:r>
-      <w:r>
-        <w:rPr>
-          <w:rFonts w:cs="Times New Roman"/>
-          <w:szCs w:val="24"/>
-          <w:lang w:val="en-US"/>
-        </w:rPr>
-        <w:t>Bidirectional Encoder Representations from Transformers</w:t>
-      </w:r>
-    </w:p>
-    <w:p>
-      <w:pPr>
-        <w:ind w:right="282"/>
-        <w:rPr>
-          <w:rFonts w:cs="Times New Roman"/>
-          <w:szCs w:val="24"/>
-          <w:lang w:val="en-US"/>
-        </w:rPr>
-      </w:pPr>
-      <w:r>
-        <w:rPr>
-          <w:rFonts w:cs="Times New Roman"/>
-          <w:szCs w:val="24"/>
-          <w:lang w:val="en-US"/>
-        </w:rPr>
-        <w:t>GRU…………………………………………………………………...</w:t>
-      </w:r>
-      <w:r>
-        <w:rPr>
-          <w:rFonts w:cs="Times New Roman"/>
-          <w:szCs w:val="24"/>
-          <w:lang w:val="en-US"/>
-        </w:rPr>
-        <w:t>Gated Recurrent Unit</w:t>
-      </w:r>
-    </w:p>
-    <w:p>
-      <w:pPr>
-        <w:ind w:right="282"/>
-        <w:rPr>
-          <w:rFonts w:cs="Times New Roman"/>
-          <w:szCs w:val="24"/>
-          <w:lang w:val="en-US"/>
-        </w:rPr>
-      </w:pPr>
-      <w:r>
-        <w:rPr>
-          <w:rFonts w:cs="Times New Roman"/>
-          <w:szCs w:val="24"/>
-          <w:lang w:val="en-US"/>
-        </w:rPr>
-        <w:t>RNN……………………………………………………………...</w:t>
-      </w:r>
-      <w:r>
-        <w:rPr>
-          <w:rFonts w:cs="Times New Roman"/>
-          <w:szCs w:val="24"/>
-          <w:lang w:val="en-US"/>
-        </w:rPr>
-        <w:t>Recurrent Neural Network</w:t>
-      </w:r>
-    </w:p>
-    <w:p>
-      <w:pPr>
-        <w:ind w:right="282"/>
-        <w:rPr>
-          <w:rFonts w:cs="Times New Roman"/>
-          <w:szCs w:val="24"/>
-          <w:lang w:val="en-US"/>
-        </w:rPr>
-      </w:pPr>
-      <w:r>
-        <w:rPr>
-          <w:rFonts w:cs="Times New Roman"/>
-          <w:szCs w:val="24"/>
-          <w:lang w:val="en-US"/>
-        </w:rPr>
-        <w:t>OGTD………………………………………………………Offensive Greek Tweet Dataset</w:t>
-      </w:r>
-    </w:p>
-    <w:p>
-      <w:pPr>
-        <w:ind w:right="282"/>
-        <w:rPr>
-          <w:rFonts w:cs="Times New Roman"/>
-          <w:szCs w:val="24"/>
-          <w:lang w:val="en-US"/>
-        </w:rPr>
-      </w:pPr>
-      <w:r>
-        <w:rPr>
-          <w:rFonts w:cs="Times New Roman"/>
-          <w:szCs w:val="24"/>
-          <w:lang w:val="en-US"/>
-        </w:rPr>
-        <w:t>PTSD………………………………………………..…Palo Toxicity and Sentiment Dataset</w:t>
-      </w:r>
-    </w:p>
-    <w:p>
-      <w:pPr>
-        <w:ind w:right="282"/>
-        <w:rPr>
-          <w:rFonts w:cs="Times New Roman"/>
-          <w:szCs w:val="24"/>
-          <w:lang w:val="en-US"/>
-        </w:rPr>
-      </w:pPr>
-      <w:proofErr w:type="spellStart"/>
-      <w:r>
-        <w:rPr>
-          <w:rFonts w:cs="Times New Roman"/>
-          <w:szCs w:val="24"/>
-          <w:lang w:val="en-US"/>
-        </w:rPr>
-        <w:t>BiLSTM</w:t>
-      </w:r>
-      <w:proofErr w:type="spellEnd"/>
-      <w:r>
-        <w:rPr>
-          <w:rFonts w:cs="Times New Roman"/>
-          <w:szCs w:val="24"/>
-          <w:lang w:val="en-US"/>
-        </w:rPr>
-        <w:t>…………………………………………...Bidirectional Long Short-Term Memory</w:t>
-      </w:r>
-    </w:p>
-    <w:p>
-      <w:pPr>
-        <w:ind w:right="282"/>
-        <w:rPr>
-          <w:rFonts w:cs="Times New Roman"/>
-          <w:szCs w:val="24"/>
-          <w:lang w:val="en-US"/>
-        </w:rPr>
-      </w:pPr>
-      <w:r>
-        <w:rPr>
-          <w:rFonts w:cs="Times New Roman"/>
-          <w:szCs w:val="24"/>
-          <w:lang w:val="en-US"/>
-        </w:rPr>
-        <w:t>MLM………………………………………………………………Masked Language Model</w:t>
-      </w:r>
-    </w:p>
-    <w:p>
-      <w:pPr>
-        <w:ind w:right="282"/>
-        <w:rPr>
-          <w:rFonts w:cs="Times New Roman"/>
-          <w:szCs w:val="24"/>
-          <w:lang w:val="en-US"/>
-        </w:rPr>
-      </w:pPr>
-      <w:r>
-        <w:rPr>
-          <w:rFonts w:cs="Times New Roman"/>
-          <w:szCs w:val="24"/>
-          <w:lang w:val="en-US"/>
-        </w:rPr>
-        <w:t>NSP……………………………………………………………….Next Sequence Prediction</w:t>
-      </w:r>
-    </w:p>
-    <w:p>
-      <w:pPr>
-        <w:rPr>
-          <w:rFonts w:eastAsiaTheme="majorEastAsia" w:cs="Times New Roman"/>
-          <w:b/>
-          <w:bCs/>
-          <w:sz w:val="32"/>
-          <w:szCs w:val="32"/>
-          <w:lang w:val="en-US"/>
-        </w:rPr>
-      </w:pPr>
-      <w:r>
-        <w:rPr>
-          <w:rFonts w:cs="Times New Roman"/>
-          <w:sz w:val="32"/>
-          <w:szCs w:val="32"/>
-          <w:lang w:val="en-US"/>
-        </w:rPr>
-        <w:br w:type="page"/>
-      </w:r>
-    </w:p>
-    <w:p>
-      <w:pPr>
-        <w:pStyle w:val="Heading1"/>
-        <w:numPr>
-          <w:ilvl w:val="0"/>
-          <w:numId w:val="0"/>
-        </w:numPr>
-        <w:ind w:right="282"/>
-        <w:rPr>
-          <w:rFonts w:cs="Times New Roman"/>
-          <w:color w:val="auto"/>
-          <w:lang w:val="en-US"/>
-        </w:rPr>
-      </w:pPr>
-      <w:bookmarkStart w:id="9" w:name="_Toc214622609"/>
+      <w:bookmarkStart w:id="8" w:name="_Toc214992425"/>
       <w:r>
         <w:rPr>
           <w:rFonts w:cs="Times New Roman"/>
@@ -5366,7 +5605,7 @@
         <w:lastRenderedPageBreak/>
         <w:t>INTRODUCTION</w:t>
       </w:r>
-      <w:bookmarkEnd w:id="9"/>
+      <w:bookmarkEnd w:id="8"/>
     </w:p>
     <w:p>
       <w:pPr>
@@ -5907,7 +6146,7 @@
           <w:lang w:val="en-US"/>
         </w:rPr>
       </w:pPr>
-      <w:bookmarkStart w:id="10" w:name="_Toc214622610"/>
+      <w:bookmarkStart w:id="9" w:name="_Toc214992426"/>
       <w:r>
         <w:rPr>
           <w:lang w:val="en-US"/>
@@ -5927,7 +6166,7 @@
         </w:rPr>
         <w:t>Related Works</w:t>
       </w:r>
-      <w:bookmarkEnd w:id="10"/>
+      <w:bookmarkEnd w:id="9"/>
     </w:p>
     <w:p>
       <w:pPr>
@@ -5937,7 +6176,6 @@
           <w:numId w:val="0"/>
         </w:numPr>
         <w:ind w:left="576" w:right="282" w:hanging="576"/>
-        <w:jc w:val="both"/>
         <w:rPr>
           <w:rFonts w:cs="Times New Roman"/>
           <w:color w:val="auto"/>
@@ -5945,7 +6183,7 @@
           <w:lang w:val="en-US"/>
         </w:rPr>
       </w:pPr>
-      <w:bookmarkStart w:id="11" w:name="_Toc214622611"/>
+      <w:bookmarkStart w:id="10" w:name="_Toc214992427"/>
       <w:r>
         <w:rPr>
           <w:rFonts w:cs="Times New Roman"/>
@@ -6000,12 +6238,11 @@
         </w:rPr>
         <w:t>analysis</w:t>
       </w:r>
-      <w:bookmarkEnd w:id="11"/>
+      <w:bookmarkEnd w:id="10"/>
     </w:p>
     <w:p>
       <w:pPr>
         <w:ind w:right="282"/>
-        <w:jc w:val="both"/>
         <w:rPr>
           <w:lang w:val="en-US"/>
         </w:rPr>
@@ -6041,7 +6278,7 @@
             <w:rPr>
               <w:lang w:val="en-US"/>
             </w:rPr>
-            <w:instrText xml:space="preserve"> CITATION Pab251 \l 1032 </w:instrText>
+            <w:instrText xml:space="preserve">CITATION Pab251 \l 1032 </w:instrText>
           </w:r>
           <w:r>
             <w:rPr>
@@ -6054,7 +6291,7 @@
               <w:noProof/>
               <w:lang w:val="en-US"/>
             </w:rPr>
-            <w:t>(Madriaza, 2025)</w:t>
+            <w:t>(Madriaza, και συν., 2025)</w:t>
           </w:r>
           <w:r>
             <w:rPr>
@@ -6072,13 +6309,12 @@
           <w:ilvl w:val="0"/>
           <w:numId w:val="0"/>
         </w:numPr>
-        <w:jc w:val="both"/>
-        <w:rPr>
-          <w:rFonts w:cs="Times New Roman"/>
-          <w:lang w:val="en-US"/>
-        </w:rPr>
-      </w:pPr>
-      <w:bookmarkStart w:id="12" w:name="_Toc214622612"/>
+        <w:rPr>
+          <w:rFonts w:cs="Times New Roman"/>
+          <w:lang w:val="en-US"/>
+        </w:rPr>
+      </w:pPr>
+      <w:bookmarkStart w:id="11" w:name="_Toc214992428"/>
       <w:r>
         <w:rPr>
           <w:rFonts w:cs="Times New Roman"/>
@@ -6101,12 +6337,11 @@
         </w:rPr>
         <w:t>Toxicity analysis in Greek</w:t>
       </w:r>
-      <w:bookmarkEnd w:id="12"/>
+      <w:bookmarkEnd w:id="11"/>
     </w:p>
     <w:p>
       <w:pPr>
         <w:ind w:right="282"/>
-        <w:jc w:val="both"/>
         <w:rPr>
           <w:rFonts w:cs="Times New Roman"/>
           <w:szCs w:val="24"/>
@@ -6264,7 +6499,6 @@
     <w:p>
       <w:pPr>
         <w:ind w:right="282"/>
-        <w:jc w:val="both"/>
         <w:rPr>
           <w:rFonts w:cs="Times New Roman"/>
           <w:szCs w:val="24"/>
@@ -6408,7 +6642,7 @@
               <w:szCs w:val="24"/>
               <w:lang w:val="en-US"/>
             </w:rPr>
-            <w:t>(Theodoros, 2021)</w:t>
+            <w:t>(Anagnostopoulos, 2021)</w:t>
           </w:r>
           <w:r>
             <w:rPr>
@@ -6434,26 +6668,7 @@
           <w:szCs w:val="24"/>
           <w:lang w:val="en"/>
         </w:rPr>
-        <w:lastRenderedPageBreak/>
-        <w:t xml:space="preserve">used OGTD for this specific project as well as the Palo Toxicity and Sentiment Dataset (PTSD) provided by </w:t>
-      </w:r>
-      <w:proofErr w:type="spellStart"/>
-      <w:r>
-        <w:rPr>
-          <w:rFonts w:cs="Times New Roman"/>
-          <w:szCs w:val="24"/>
-          <w:lang w:val="en"/>
-        </w:rPr>
-        <w:t>PALOServices</w:t>
-      </w:r>
-      <w:proofErr w:type="spellEnd"/>
-      <w:r>
-        <w:rPr>
-          <w:rFonts w:cs="Times New Roman"/>
-          <w:szCs w:val="24"/>
-          <w:lang w:val="en"/>
-        </w:rPr>
-        <w:t>, which consists of 1,452 samples and includes deeper categorization such as toxicity type, sentiment, and assessment.</w:t>
+        <w:t>used OGTD for this specific project as well as the Palo Toxicity and Sentiment Dataset (PTSD) provided by PALOServices, which consists of 1,452 samples and includes deeper categorization such as toxicity type, sentiment, and assessment.</w:t>
       </w:r>
       <w:r>
         <w:rPr>
@@ -6568,12 +6783,11 @@
           <w:numId w:val="0"/>
         </w:numPr>
         <w:ind w:left="576" w:hanging="576"/>
-        <w:jc w:val="both"/>
-        <w:rPr>
-          <w:lang w:val="en-US"/>
-        </w:rPr>
-      </w:pPr>
-      <w:bookmarkStart w:id="13" w:name="_Toc214622613"/>
+        <w:rPr>
+          <w:lang w:val="en-US"/>
+        </w:rPr>
+      </w:pPr>
+      <w:bookmarkStart w:id="12" w:name="_Toc214992429"/>
       <w:r>
         <w:rPr>
           <w:lang w:val="en-US"/>
@@ -6586,12 +6800,11 @@
         </w:rPr>
         <w:t>Methods and models</w:t>
       </w:r>
-      <w:bookmarkEnd w:id="13"/>
+      <w:bookmarkEnd w:id="12"/>
     </w:p>
     <w:p>
       <w:pPr>
         <w:ind w:right="282"/>
-        <w:jc w:val="both"/>
         <w:rPr>
           <w:rFonts w:cs="Times New Roman"/>
           <w:szCs w:val="24"/>
@@ -6682,25 +6895,7 @@
           <w:szCs w:val="24"/>
           <w:lang w:val="en-US"/>
         </w:rPr>
-        <w:t xml:space="preserve"> used publicly available models such as the Greek BERT model as well as a modification of a </w:t>
-      </w:r>
-      <w:proofErr w:type="spellStart"/>
-      <w:r>
-        <w:rPr>
-          <w:rFonts w:cs="Times New Roman"/>
-          <w:szCs w:val="24"/>
-          <w:lang w:val="en-US"/>
-        </w:rPr>
-        <w:t>RoBERTa</w:t>
-      </w:r>
-      <w:proofErr w:type="spellEnd"/>
-      <w:r>
-        <w:rPr>
-          <w:rFonts w:cs="Times New Roman"/>
-          <w:szCs w:val="24"/>
-          <w:lang w:val="en-US"/>
-        </w:rPr>
-        <w:t xml:space="preserve"> language model for the Greek language. Furthermore, the work “Toxicity Detection on Greek Tweets” </w:t>
+        <w:t xml:space="preserve"> used publicly available models such as the Greek BERT model as well as a modification of a RoBERTa language model for the Greek language. Furthermore, the work “Toxicity Detection on Greek Tweets” </w:t>
       </w:r>
       <w:sdt>
         <w:sdtPr>
@@ -6744,7 +6939,7 @@
               <w:szCs w:val="24"/>
               <w:lang w:val="en-US"/>
             </w:rPr>
-            <w:t>(Theodoros, 2021)</w:t>
+            <w:t>(Anagnostopoulos, 2021)</w:t>
           </w:r>
           <w:r>
             <w:rPr>
@@ -6762,25 +6957,7 @@
           <w:szCs w:val="24"/>
           <w:lang w:val="en-US"/>
         </w:rPr>
-        <w:t xml:space="preserve"> presented the use of three BERT models and a GRU model with Greek </w:t>
-      </w:r>
-      <w:proofErr w:type="spellStart"/>
-      <w:r>
-        <w:rPr>
-          <w:rFonts w:cs="Times New Roman"/>
-          <w:szCs w:val="24"/>
-          <w:lang w:val="en-US"/>
-        </w:rPr>
-        <w:t>FastText</w:t>
-      </w:r>
-      <w:proofErr w:type="spellEnd"/>
-      <w:r>
-        <w:rPr>
-          <w:rFonts w:cs="Times New Roman"/>
-          <w:szCs w:val="24"/>
-          <w:lang w:val="en-US"/>
-        </w:rPr>
-        <w:t xml:space="preserve"> embeddings</w:t>
+        <w:t xml:space="preserve"> presented the use of three BERT models and a GRU model with Greek FastText embeddings</w:t>
       </w:r>
       <w:r>
         <w:rPr>
@@ -6818,38 +6995,19 @@
     <w:p>
       <w:pPr>
         <w:ind w:right="282"/>
-        <w:jc w:val="both"/>
-        <w:rPr>
-          <w:rFonts w:cs="Times New Roman"/>
-          <w:szCs w:val="24"/>
-          <w:lang w:val="en-US"/>
-        </w:rPr>
-      </w:pPr>
-      <w:r>
-        <w:rPr>
-          <w:rFonts w:cs="Times New Roman"/>
-          <w:szCs w:val="24"/>
-          <w:lang w:val="en-US"/>
-        </w:rPr>
-        <w:t xml:space="preserve">Models like BERT and </w:t>
-      </w:r>
-      <w:proofErr w:type="spellStart"/>
-      <w:r>
-        <w:rPr>
-          <w:rFonts w:cs="Times New Roman"/>
-          <w:szCs w:val="24"/>
-          <w:lang w:val="en-US"/>
-        </w:rPr>
-        <w:t>RoBERTa</w:t>
-      </w:r>
-      <w:proofErr w:type="spellEnd"/>
-      <w:r>
-        <w:rPr>
-          <w:rFonts w:cs="Times New Roman"/>
-          <w:szCs w:val="24"/>
-          <w:lang w:val="en-US"/>
-        </w:rPr>
-        <w:t xml:space="preserve"> are based on a transformer architecture, meaning they use transformers. Transformers are a type of neural network architecture that transforms or modifies an input sequence into an output sequence.</w:t>
+        <w:rPr>
+          <w:rFonts w:cs="Times New Roman"/>
+          <w:szCs w:val="24"/>
+          <w:lang w:val="en-US"/>
+        </w:rPr>
+      </w:pPr>
+      <w:r>
+        <w:rPr>
+          <w:rFonts w:cs="Times New Roman"/>
+          <w:szCs w:val="24"/>
+          <w:lang w:val="en-US"/>
+        </w:rPr>
+        <w:t>Models like BERT and RoBERTa are based on a transformer architecture, meaning they use transformers. Transformers are a type of neural network architecture that transforms or modifies an input sequence into an output sequence.</w:t>
       </w:r>
       <w:r>
         <w:rPr>
@@ -6878,7 +7036,7 @@
           <w:lang w:val="en-US"/>
         </w:rPr>
       </w:pPr>
-      <w:bookmarkStart w:id="14" w:name="_Toc214622614"/>
+      <w:bookmarkStart w:id="13" w:name="_Toc214992430"/>
       <w:r>
         <w:rPr>
           <w:lang w:val="en-US"/>
@@ -6891,26 +7049,26 @@
         </w:rPr>
         <w:t>Challenges and limitations</w:t>
       </w:r>
-      <w:bookmarkEnd w:id="14"/>
-    </w:p>
-    <w:p>
-      <w:pPr>
-        <w:rPr>
-          <w:lang w:val="en-US"/>
-        </w:rPr>
-      </w:pPr>
-      <w:r>
-        <w:rPr>
-          <w:lang w:val="en-US"/>
-        </w:rPr>
-        <w:t xml:space="preserve">The Greek language presents many peculiarities that create obstacles for the task of toxicity detection. Intonation is a characteristic that few languages ​​express in writing and Greek is one of them. When communicating on the internet and especially on social media, an informal style prevails, so it is common to omit the accent in text. However, this can cause inaccuracies in machine learning, as a letter with an accent and the same letter without an accent are treated as different characters. Additionally, Greeks have a wide </w:t>
+      <w:bookmarkEnd w:id="13"/>
+    </w:p>
+    <w:p>
+      <w:pPr>
+        <w:rPr>
+          <w:lang w:val="en-US"/>
+        </w:rPr>
+      </w:pPr>
+      <w:r>
+        <w:rPr>
+          <w:lang w:val="en-US"/>
+        </w:rPr>
+        <w:t xml:space="preserve">The Greek language presents many peculiarities that create obstacles for the task of toxicity detection. Intonation is a characteristic that few languages ​​express in writing and Greek is one of them. When communicating on the internet and especially on social media, an informal style prevails, so it is common to omit the accent in text. However, this can cause inaccuracies in machine learning, as a letter with an accent and the same letter </w:t>
       </w:r>
       <w:r>
         <w:rPr>
           <w:lang w:val="en-US"/>
         </w:rPr>
         <w:lastRenderedPageBreak/>
-        <w:t>variety of swear words and insults which may be based on their region of origin within Greece, which makes them rare in use, especially in written language.</w:t>
+        <w:t>without an accent are treated as different characters. Additionally, Greeks have a wide variety of swear words and insults which may be based on their region of origin within Greece, which makes them rare in use, especially in written language.</w:t>
       </w:r>
     </w:p>
     <w:p>
@@ -6953,21 +7111,12 @@
     <w:p>
       <w:pPr>
         <w:ind w:right="282"/>
-        <w:jc w:val="both"/>
-        <w:rPr>
-          <w:rFonts w:cs="Times New Roman"/>
-          <w:szCs w:val="24"/>
-          <w:lang w:val="en-US"/>
-        </w:rPr>
-      </w:pPr>
-      <w:r>
-        <w:rPr>
-          <w:rFonts w:cs="Times New Roman"/>
-          <w:szCs w:val="24"/>
-          <w:lang w:val="en-US"/>
-        </w:rPr>
-        <w:br w:type="page"/>
-      </w:r>
+        <w:rPr>
+          <w:rFonts w:cs="Times New Roman"/>
+          <w:szCs w:val="24"/>
+          <w:lang w:val="en-US"/>
+        </w:rPr>
+      </w:pPr>
     </w:p>
     <w:p>
       <w:pPr>
@@ -6984,7 +7133,7 @@
           <w:lang w:val="en-US"/>
         </w:rPr>
       </w:pPr>
-      <w:bookmarkStart w:id="15" w:name="_Toc214622615"/>
+      <w:bookmarkStart w:id="14" w:name="_Toc214992431"/>
       <w:r>
         <w:rPr>
           <w:rFonts w:cs="Times New Roman"/>
@@ -6992,7 +7141,6 @@
           <w:szCs w:val="32"/>
           <w:lang w:val="en-US"/>
         </w:rPr>
-        <w:lastRenderedPageBreak/>
         <w:t>2.</w:t>
       </w:r>
       <w:r>
@@ -7013,7 +7161,7 @@
         </w:rPr>
         <w:t>Datasets</w:t>
       </w:r>
-      <w:bookmarkEnd w:id="15"/>
+      <w:bookmarkEnd w:id="14"/>
     </w:p>
     <w:p>
       <w:pPr>
@@ -7023,7 +7171,6 @@
           <w:numId w:val="0"/>
         </w:numPr>
         <w:ind w:left="576" w:right="282" w:hanging="576"/>
-        <w:jc w:val="both"/>
         <w:rPr>
           <w:rFonts w:cs="Times New Roman"/>
           <w:color w:val="auto"/>
@@ -7031,9 +7178,9 @@
           <w:lang w:val="en-US"/>
         </w:rPr>
       </w:pPr>
-      <w:bookmarkStart w:id="16" w:name="_2.1_Offensive_Greek"/>
-      <w:bookmarkStart w:id="17" w:name="_Toc214622616"/>
-      <w:bookmarkEnd w:id="16"/>
+      <w:bookmarkStart w:id="15" w:name="_2.1_Offensive_Greek"/>
+      <w:bookmarkStart w:id="16" w:name="_Toc214992432"/>
+      <w:bookmarkEnd w:id="15"/>
       <w:r>
         <w:rPr>
           <w:rFonts w:cs="Times New Roman"/>
@@ -7106,12 +7253,11 @@
         </w:rPr>
         <w:t>Dataset</w:t>
       </w:r>
-      <w:bookmarkEnd w:id="17"/>
+      <w:bookmarkEnd w:id="16"/>
     </w:p>
     <w:p>
       <w:pPr>
         <w:ind w:right="282"/>
-        <w:jc w:val="both"/>
         <w:rPr>
           <w:rFonts w:cs="Times New Roman"/>
           <w:szCs w:val="24"/>
@@ -7162,7 +7308,6 @@
     <w:p>
       <w:pPr>
         <w:ind w:right="282"/>
-        <w:jc w:val="both"/>
         <w:rPr>
           <w:rFonts w:cs="Times New Roman"/>
           <w:szCs w:val="24"/>
@@ -7197,7 +7342,6 @@
     <w:p>
       <w:pPr>
         <w:ind w:right="282"/>
-        <w:jc w:val="both"/>
         <w:rPr>
           <w:rFonts w:cs="Times New Roman"/>
           <w:szCs w:val="24"/>
@@ -7243,7 +7387,16 @@
           <w:szCs w:val="24"/>
           <w:lang w:val="en-US"/>
         </w:rPr>
-        <w:t>The annotation that prevailed with a percentage greater than 66% was selected. When there was absolute disagreement, intervention by human assistants was required. In the end, the total consisted of 4,779 tweets with 29% of them considered offensive, as shown in the table.</w:t>
+        <w:t xml:space="preserve">The annotation that prevailed with a percentage greater than 66% was selected. When there was absolute disagreement, intervention by human </w:t>
+      </w:r>
+      <w:r>
+        <w:rPr>
+          <w:rFonts w:cs="Times New Roman"/>
+          <w:szCs w:val="24"/>
+          <w:lang w:val="en-US"/>
+        </w:rPr>
+        <w:lastRenderedPageBreak/>
+        <w:t>assistants was required. In the end, the total consisted of 4,779 tweets with 29% of them considered offensive, as shown in the table.</w:t>
       </w:r>
     </w:p>
     <w:tbl>
@@ -7266,7 +7419,6 @@
           <w:p>
             <w:pPr>
               <w:ind w:right="282"/>
-              <w:jc w:val="both"/>
               <w:rPr>
                 <w:rFonts w:cs="Times New Roman"/>
                 <w:szCs w:val="24"/>
@@ -7290,7 +7442,6 @@
           <w:p>
             <w:pPr>
               <w:ind w:right="282"/>
-              <w:jc w:val="both"/>
               <w:rPr>
                 <w:rFonts w:cs="Times New Roman"/>
                 <w:szCs w:val="24"/>
@@ -7314,7 +7465,6 @@
           <w:p>
             <w:pPr>
               <w:ind w:right="282"/>
-              <w:jc w:val="both"/>
               <w:rPr>
                 <w:rFonts w:cs="Times New Roman"/>
                 <w:szCs w:val="24"/>
@@ -7338,7 +7488,6 @@
           <w:p>
             <w:pPr>
               <w:ind w:right="282"/>
-              <w:jc w:val="both"/>
               <w:rPr>
                 <w:rFonts w:cs="Times New Roman"/>
                 <w:szCs w:val="24"/>
@@ -7364,7 +7513,6 @@
           <w:p>
             <w:pPr>
               <w:ind w:right="282"/>
-              <w:jc w:val="both"/>
               <w:rPr>
                 <w:rFonts w:cs="Times New Roman"/>
                 <w:szCs w:val="24"/>
@@ -7388,7 +7536,6 @@
           <w:p>
             <w:pPr>
               <w:ind w:right="282"/>
-              <w:jc w:val="both"/>
               <w:rPr>
                 <w:rFonts w:cs="Times New Roman"/>
                 <w:szCs w:val="24"/>
@@ -7412,7 +7559,6 @@
           <w:p>
             <w:pPr>
               <w:ind w:right="282"/>
-              <w:jc w:val="both"/>
               <w:rPr>
                 <w:rFonts w:cs="Times New Roman"/>
                 <w:szCs w:val="24"/>
@@ -7436,7 +7582,6 @@
           <w:p>
             <w:pPr>
               <w:ind w:right="282"/>
-              <w:jc w:val="both"/>
               <w:rPr>
                 <w:rFonts w:cs="Times New Roman"/>
                 <w:szCs w:val="24"/>
@@ -7462,7 +7607,6 @@
           <w:p>
             <w:pPr>
               <w:ind w:right="282"/>
-              <w:jc w:val="both"/>
               <w:rPr>
                 <w:rFonts w:cs="Times New Roman"/>
                 <w:szCs w:val="24"/>
@@ -7486,7 +7630,6 @@
           <w:p>
             <w:pPr>
               <w:ind w:right="282"/>
-              <w:jc w:val="both"/>
               <w:rPr>
                 <w:rFonts w:cs="Times New Roman"/>
                 <w:szCs w:val="24"/>
@@ -7510,7 +7653,6 @@
           <w:p>
             <w:pPr>
               <w:ind w:right="282"/>
-              <w:jc w:val="both"/>
               <w:rPr>
                 <w:rFonts w:cs="Times New Roman"/>
                 <w:szCs w:val="24"/>
@@ -7534,7 +7676,6 @@
           <w:p>
             <w:pPr>
               <w:ind w:right="282"/>
-              <w:jc w:val="both"/>
               <w:rPr>
                 <w:rFonts w:cs="Times New Roman"/>
                 <w:szCs w:val="24"/>
@@ -7560,7 +7701,6 @@
           <w:p>
             <w:pPr>
               <w:ind w:right="282"/>
-              <w:jc w:val="both"/>
               <w:rPr>
                 <w:rFonts w:cs="Times New Roman"/>
                 <w:szCs w:val="24"/>
@@ -7584,7 +7724,6 @@
           <w:p>
             <w:pPr>
               <w:ind w:right="282"/>
-              <w:jc w:val="both"/>
               <w:rPr>
                 <w:rFonts w:cs="Times New Roman"/>
                 <w:szCs w:val="24"/>
@@ -7608,7 +7747,6 @@
           <w:p>
             <w:pPr>
               <w:ind w:right="282"/>
-              <w:jc w:val="both"/>
               <w:rPr>
                 <w:rFonts w:cs="Times New Roman"/>
                 <w:szCs w:val="24"/>
@@ -7632,7 +7770,6 @@
           <w:p>
             <w:pPr>
               <w:ind w:right="282"/>
-              <w:jc w:val="both"/>
               <w:rPr>
                 <w:rFonts w:cs="Times New Roman"/>
                 <w:szCs w:val="24"/>
@@ -7669,39 +7806,6 @@
         </w:rPr>
         <w:t>Table 1: Distribution of labels in the OGTD v1.0</w:t>
       </w:r>
-    </w:p>
-    <w:p>
-      <w:pPr>
-        <w:ind w:right="282"/>
-        <w:jc w:val="both"/>
-        <w:rPr>
-          <w:rFonts w:cs="Times New Roman"/>
-          <w:szCs w:val="24"/>
-          <w:lang w:val="en-US"/>
-        </w:rPr>
-      </w:pPr>
-    </w:p>
-    <w:p>
-      <w:pPr>
-        <w:ind w:right="282"/>
-        <w:jc w:val="both"/>
-        <w:rPr>
-          <w:rFonts w:cs="Times New Roman"/>
-          <w:szCs w:val="24"/>
-          <w:lang w:val="en-US"/>
-        </w:rPr>
-      </w:pPr>
-    </w:p>
-    <w:p>
-      <w:pPr>
-        <w:ind w:right="282"/>
-        <w:jc w:val="both"/>
-        <w:rPr>
-          <w:rFonts w:cs="Times New Roman"/>
-          <w:szCs w:val="24"/>
-          <w:lang w:val="en-US"/>
-        </w:rPr>
-      </w:pPr>
     </w:p>
     <w:p>
       <w:pPr>
@@ -7711,7 +7815,6 @@
           <w:numId w:val="0"/>
         </w:numPr>
         <w:ind w:left="576" w:right="282" w:hanging="576"/>
-        <w:jc w:val="both"/>
         <w:rPr>
           <w:rFonts w:cs="Times New Roman"/>
           <w:color w:val="auto"/>
@@ -7719,9 +7822,9 @@
           <w:lang w:val="en-US"/>
         </w:rPr>
       </w:pPr>
-      <w:bookmarkStart w:id="18" w:name="_2.2_Greek_FastText"/>
-      <w:bookmarkStart w:id="19" w:name="_Toc214622617"/>
-      <w:bookmarkEnd w:id="18"/>
+      <w:bookmarkStart w:id="17" w:name="_2.2_Greek_FastText"/>
+      <w:bookmarkStart w:id="18" w:name="_Toc214992433"/>
+      <w:bookmarkEnd w:id="17"/>
       <w:r>
         <w:rPr>
           <w:rFonts w:cs="Times New Roman"/>
@@ -7729,7 +7832,6 @@
           <w:szCs w:val="28"/>
           <w:lang w:val="en-US"/>
         </w:rPr>
-        <w:lastRenderedPageBreak/>
         <w:t xml:space="preserve">2.2 </w:t>
       </w:r>
       <w:r>
@@ -7750,7 +7852,6 @@
         </w:rPr>
         <w:t xml:space="preserve"> </w:t>
       </w:r>
-      <w:proofErr w:type="spellStart"/>
       <w:r>
         <w:rPr>
           <w:rFonts w:cs="Times New Roman"/>
@@ -7760,7 +7861,6 @@
         </w:rPr>
         <w:t>FastText</w:t>
       </w:r>
-      <w:proofErr w:type="spellEnd"/>
       <w:r>
         <w:rPr>
           <w:rFonts w:cs="Times New Roman"/>
@@ -7797,61 +7897,24 @@
         </w:rPr>
         <w:t>vectors</w:t>
       </w:r>
-      <w:bookmarkEnd w:id="19"/>
+      <w:bookmarkEnd w:id="18"/>
     </w:p>
     <w:p>
       <w:pPr>
         <w:ind w:right="282"/>
-        <w:jc w:val="both"/>
-        <w:rPr>
-          <w:rFonts w:cs="Times New Roman"/>
-          <w:szCs w:val="24"/>
-          <w:lang w:val="en-US"/>
-        </w:rPr>
-      </w:pPr>
-      <w:r>
-        <w:rPr>
-          <w:rFonts w:cs="Times New Roman"/>
-          <w:szCs w:val="24"/>
-          <w:lang w:val="en-US"/>
-        </w:rPr>
-        <w:t xml:space="preserve">Meta's (formerly known as Facebook) </w:t>
-      </w:r>
-      <w:proofErr w:type="spellStart"/>
-      <w:r>
-        <w:rPr>
-          <w:rFonts w:cs="Times New Roman"/>
-          <w:szCs w:val="24"/>
-          <w:lang w:val="en-US"/>
-        </w:rPr>
-        <w:t>fastText</w:t>
-      </w:r>
-      <w:proofErr w:type="spellEnd"/>
-      <w:r>
-        <w:rPr>
-          <w:rFonts w:cs="Times New Roman"/>
-          <w:szCs w:val="24"/>
-          <w:lang w:val="en-US"/>
-        </w:rPr>
-        <w:t xml:space="preserve"> was first introduced in the research paper "Enriching Word Vectors with </w:t>
-      </w:r>
-      <w:proofErr w:type="spellStart"/>
-      <w:r>
-        <w:rPr>
-          <w:rFonts w:cs="Times New Roman"/>
-          <w:szCs w:val="24"/>
-          <w:lang w:val="en-US"/>
-        </w:rPr>
-        <w:t>Subword</w:t>
-      </w:r>
-      <w:proofErr w:type="spellEnd"/>
-      <w:r>
-        <w:rPr>
-          <w:rFonts w:cs="Times New Roman"/>
-          <w:szCs w:val="24"/>
-          <w:lang w:val="en-US"/>
-        </w:rPr>
-        <w:t xml:space="preserve"> Information" by </w:t>
+        <w:rPr>
+          <w:rFonts w:cs="Times New Roman"/>
+          <w:szCs w:val="24"/>
+          <w:lang w:val="en-US"/>
+        </w:rPr>
+      </w:pPr>
+      <w:r>
+        <w:rPr>
+          <w:rFonts w:cs="Times New Roman"/>
+          <w:szCs w:val="24"/>
+          <w:lang w:val="en-US"/>
+        </w:rPr>
+        <w:t xml:space="preserve">Meta's (formerly known as Facebook) fastText was first introduced in the research paper "Enriching Word Vectors with Subword Information" by </w:t>
       </w:r>
       <w:sdt>
         <w:sdtPr>
@@ -7913,60 +7976,30 @@
           <w:szCs w:val="24"/>
           <w:lang w:val="en-US"/>
         </w:rPr>
-        <w:t xml:space="preserve">. </w:t>
-      </w:r>
-      <w:proofErr w:type="spellStart"/>
-      <w:r>
-        <w:rPr>
-          <w:rFonts w:cs="Times New Roman"/>
-          <w:szCs w:val="24"/>
-          <w:lang w:val="en-US"/>
-        </w:rPr>
-        <w:t>fastText</w:t>
-      </w:r>
-      <w:proofErr w:type="spellEnd"/>
-      <w:r>
-        <w:rPr>
-          <w:rFonts w:cs="Times New Roman"/>
-          <w:szCs w:val="24"/>
-          <w:lang w:val="en-US"/>
-        </w:rPr>
-        <w:t xml:space="preserve"> is a free, lightweight, open-source library that allows users to learn text representations and text classifiers.</w:t>
+        <w:t>. fastText is a free, lightweight, open-source library that allows users to learn text representations and text classifiers.</w:t>
       </w:r>
     </w:p>
     <w:p>
       <w:pPr>
         <w:ind w:right="282"/>
-        <w:jc w:val="both"/>
-        <w:rPr>
-          <w:rFonts w:cs="Times New Roman"/>
-          <w:szCs w:val="24"/>
-          <w:lang w:val="en-US"/>
-        </w:rPr>
-      </w:pPr>
-      <w:proofErr w:type="spellStart"/>
-      <w:r>
-        <w:rPr>
-          <w:rFonts w:cs="Times New Roman"/>
-          <w:szCs w:val="24"/>
-          <w:lang w:val="en-US"/>
-        </w:rPr>
-        <w:t>FastText</w:t>
-      </w:r>
-      <w:proofErr w:type="spellEnd"/>
-      <w:r>
-        <w:rPr>
-          <w:rFonts w:cs="Times New Roman"/>
-          <w:szCs w:val="24"/>
-          <w:lang w:val="en-US"/>
-        </w:rPr>
-        <w:t xml:space="preserve"> extends the Skip-gram and CBOW models by representing words as units of n-grams of characters instead of individual units. This fundamental shift allows the model to create embeddings for previously unseen words and capture morphological relationships between related terms.</w:t>
+        <w:rPr>
+          <w:rFonts w:cs="Times New Roman"/>
+          <w:szCs w:val="24"/>
+          <w:lang w:val="en-US"/>
+        </w:rPr>
+      </w:pPr>
+      <w:r>
+        <w:rPr>
+          <w:rFonts w:cs="Times New Roman"/>
+          <w:szCs w:val="24"/>
+          <w:lang w:val="en-US"/>
+        </w:rPr>
+        <w:t>FastText extends the Skip-gram and CBOW models by representing words as units of n-grams of characters instead of individual units. This fundamental shift allows the model to create embeddings for previously unseen words and capture morphological relationships between related terms.</w:t>
       </w:r>
     </w:p>
     <w:p>
       <w:pPr>
         <w:ind w:right="282"/>
-        <w:jc w:val="both"/>
         <w:rPr>
           <w:rFonts w:cs="Times New Roman"/>
           <w:szCs w:val="24"/>
@@ -7981,13 +8014,39 @@
         </w:rPr>
         <w:t>The Facebook AI Research (FAIR) lab offers pre-trained word embeddings in English as well as 157 other languages, including Greek. These models were trained using CBOW with positional weights, in dimension 300, with n-grams of length 5 characters, a window size of 5, and 10 negatives.</w:t>
       </w:r>
-      <w:r>
-        <w:rPr>
-          <w:rFonts w:cs="Times New Roman"/>
-          <w:szCs w:val="24"/>
-          <w:lang w:val="en-US"/>
-        </w:rPr>
-        <w:br w:type="page"/>
+    </w:p>
+    <w:p>
+      <w:pPr>
+        <w:ind w:right="282"/>
+        <w:rPr>
+          <w:rFonts w:cs="Times New Roman"/>
+          <w:szCs w:val="24"/>
+          <w:lang w:val="en-US"/>
+        </w:rPr>
+      </w:pPr>
+      <w:r>
+        <w:rPr>
+          <w:rFonts w:cs="Times New Roman"/>
+          <w:szCs w:val="24"/>
+          <w:lang w:val="en-US"/>
+        </w:rPr>
+        <w:t xml:space="preserve">Greek FastText was trained on Common Crawl which is a </w:t>
+      </w:r>
+      <w:r>
+        <w:rPr>
+          <w:rFonts w:cs="Times New Roman"/>
+          <w:szCs w:val="24"/>
+          <w:lang w:val="en-US"/>
+        </w:rPr>
+        <w:t>free, open repository of web crawl data and Wikipedia. Even though it’s not explicitly mentioned in their documentation, we can safely assume that they used the Greek parts of both data sets. For their training procedure, Facebook used the Europarl tokenization which in turn used data from the European parliament</w:t>
+      </w:r>
+      <w:r>
+        <w:rPr>
+          <w:rFonts w:cs="Times New Roman"/>
+          <w:szCs w:val="24"/>
+          <w:lang w:val="en-US"/>
+        </w:rPr>
+        <w:t>.</w:t>
       </w:r>
     </w:p>
     <w:p>
@@ -8005,7 +8064,7 @@
           <w:lang w:val="en-US"/>
         </w:rPr>
       </w:pPr>
-      <w:bookmarkStart w:id="20" w:name="_Toc214622618"/>
+      <w:bookmarkStart w:id="19" w:name="_Toc214992434"/>
       <w:r>
         <w:rPr>
           <w:rFonts w:cs="Times New Roman"/>
@@ -8013,7 +8072,6 @@
           <w:szCs w:val="32"/>
           <w:lang w:val="en-US"/>
         </w:rPr>
-        <w:lastRenderedPageBreak/>
         <w:t>3.</w:t>
       </w:r>
       <w:r>
@@ -8052,7 +8110,7 @@
         </w:rPr>
         <w:t>Used</w:t>
       </w:r>
-      <w:bookmarkEnd w:id="20"/>
+      <w:bookmarkEnd w:id="19"/>
     </w:p>
     <w:p>
       <w:pPr>
@@ -8062,7 +8120,6 @@
           <w:numId w:val="0"/>
         </w:numPr>
         <w:ind w:left="576" w:right="282" w:hanging="576"/>
-        <w:jc w:val="both"/>
         <w:rPr>
           <w:rFonts w:cs="Times New Roman"/>
           <w:color w:val="auto"/>
@@ -8070,7 +8127,7 @@
           <w:lang w:val="en-US"/>
         </w:rPr>
       </w:pPr>
-      <w:bookmarkStart w:id="21" w:name="_Toc214622619"/>
+      <w:bookmarkStart w:id="20" w:name="_Toc214992435"/>
       <w:r>
         <w:rPr>
           <w:rFonts w:cs="Times New Roman"/>
@@ -8098,11 +8155,10 @@
         </w:rPr>
         <w:t>Pre-Processing</w:t>
       </w:r>
-      <w:bookmarkEnd w:id="21"/>
-    </w:p>
-    <w:p>
-      <w:pPr>
-        <w:jc w:val="both"/>
+      <w:bookmarkEnd w:id="20"/>
+    </w:p>
+    <w:p>
+      <w:pPr>
         <w:rPr>
           <w:lang w:val="en-US"/>
         </w:rPr>
@@ -8143,15 +8199,15 @@
     </w:p>
     <w:p>
       <w:pPr>
-        <w:jc w:val="both"/>
-        <w:rPr>
-          <w:lang w:val="en-US"/>
-        </w:rPr>
-      </w:pPr>
-      <w:r>
-        <w:rPr>
-          <w:lang w:val="en-US"/>
-        </w:rPr>
+        <w:rPr>
+          <w:lang w:val="en-US"/>
+        </w:rPr>
+      </w:pPr>
+      <w:r>
+        <w:rPr>
+          <w:lang w:val="en-US"/>
+        </w:rPr>
+        <w:lastRenderedPageBreak/>
         <w:t>A human reads the word with and without an accent and considers them the same, but in the case of computers a stressed character is treated as different from the same character without an accent.</w:t>
       </w:r>
       <w:r>
@@ -8169,7 +8225,6 @@
     </w:p>
     <w:p>
       <w:pPr>
-        <w:jc w:val="both"/>
         <w:rPr>
           <w:lang w:val="en-US"/>
         </w:rPr>
@@ -8180,393 +8235,6 @@
         </w:rPr>
         <w:t>In addition to accents, another post-processing method is to remove capitalization from letters. Therefore, as with accents, the data was processed by converting all uppercase letters to lowercase.</w:t>
       </w:r>
-    </w:p>
-    <w:p>
-      <w:pPr>
-        <w:jc w:val="both"/>
-        <w:rPr>
-          <w:lang w:val="en-US"/>
-        </w:rPr>
-      </w:pPr>
-      <w:r>
-        <w:rPr>
-          <w:lang w:val="en-US"/>
-        </w:rPr>
-        <w:t xml:space="preserve">After this processing, to determine if it was necessary or if there was no difference in the result, all the algorithms developed were run with the data before and after processing. </w:t>
-      </w:r>
-      <w:r>
-        <w:t xml:space="preserve">The </w:t>
-      </w:r>
-      <w:r>
-        <w:rPr>
-          <w:lang w:val="en-US"/>
-        </w:rPr>
-        <w:t>results are presented</w:t>
-      </w:r>
-      <w:r>
-        <w:t xml:space="preserve"> in the </w:t>
-      </w:r>
-      <w:r>
-        <w:rPr>
-          <w:lang w:val="en-US"/>
-        </w:rPr>
-        <w:t>table</w:t>
-      </w:r>
-      <w:r>
-        <w:t xml:space="preserve"> </w:t>
-      </w:r>
-      <w:r>
-        <w:rPr>
-          <w:lang w:val="en-US"/>
-        </w:rPr>
-        <w:t>below</w:t>
-      </w:r>
-      <w:r>
-        <w:t>.</w:t>
-      </w:r>
-    </w:p>
-    <w:tbl>
-      <w:tblPr>
-        <w:tblStyle w:val="TableGrid"/>
-        <w:tblW w:w="0" w:type="auto"/>
-        <w:tblLook w:val="04A0" w:firstRow="1" w:lastRow="0" w:firstColumn="1" w:lastColumn="0" w:noHBand="0" w:noVBand="1"/>
-      </w:tblPr>
-      <w:tblGrid>
-        <w:gridCol w:w="3095"/>
-        <w:gridCol w:w="3096"/>
-        <w:gridCol w:w="3096"/>
-      </w:tblGrid>
-      <w:tr>
-        <w:tc>
-          <w:tcPr>
-            <w:tcW w:w="3095" w:type="dxa"/>
-          </w:tcPr>
-          <w:p/>
-        </w:tc>
-        <w:tc>
-          <w:tcPr>
-            <w:tcW w:w="3096" w:type="dxa"/>
-          </w:tcPr>
-          <w:p>
-            <w:pPr>
-              <w:rPr>
-                <w:lang w:val="en-US"/>
-              </w:rPr>
-            </w:pPr>
-            <w:r>
-              <w:rPr>
-                <w:lang w:val="en-US"/>
-              </w:rPr>
-              <w:t>Without pre-processing</w:t>
-            </w:r>
-          </w:p>
-        </w:tc>
-        <w:tc>
-          <w:tcPr>
-            <w:tcW w:w="3096" w:type="dxa"/>
-          </w:tcPr>
-          <w:p>
-            <w:pPr>
-              <w:rPr>
-                <w:lang w:val="en-US"/>
-              </w:rPr>
-            </w:pPr>
-            <w:r>
-              <w:rPr>
-                <w:lang w:val="en-US"/>
-              </w:rPr>
-              <w:t>With pre-processing</w:t>
-            </w:r>
-          </w:p>
-        </w:tc>
-      </w:tr>
-      <w:tr>
-        <w:tc>
-          <w:tcPr>
-            <w:tcW w:w="3095" w:type="dxa"/>
-          </w:tcPr>
-          <w:p>
-            <w:pPr>
-              <w:rPr>
-                <w:lang w:val="en-US"/>
-              </w:rPr>
-            </w:pPr>
-            <w:r>
-              <w:rPr>
-                <w:lang w:val="en-US"/>
-              </w:rPr>
-              <w:t>Baseline model</w:t>
-            </w:r>
-          </w:p>
-        </w:tc>
-        <w:tc>
-          <w:tcPr>
-            <w:tcW w:w="3096" w:type="dxa"/>
-          </w:tcPr>
-          <w:p>
-            <w:pPr>
-              <w:rPr>
-                <w:lang w:val="en-US"/>
-              </w:rPr>
-            </w:pPr>
-            <w:r>
-              <w:rPr>
-                <w:lang w:val="en-US"/>
-              </w:rPr>
-              <w:t>86</w:t>
-            </w:r>
-          </w:p>
-        </w:tc>
-        <w:tc>
-          <w:tcPr>
-            <w:tcW w:w="3096" w:type="dxa"/>
-          </w:tcPr>
-          <w:p>
-            <w:pPr>
-              <w:rPr>
-                <w:lang w:val="en-US"/>
-              </w:rPr>
-            </w:pPr>
-            <w:r>
-              <w:rPr>
-                <w:lang w:val="en-US"/>
-              </w:rPr>
-              <w:t>89</w:t>
-            </w:r>
-          </w:p>
-        </w:tc>
-      </w:tr>
-      <w:tr>
-        <w:tc>
-          <w:tcPr>
-            <w:tcW w:w="3095" w:type="dxa"/>
-          </w:tcPr>
-          <w:p>
-            <w:pPr>
-              <w:rPr>
-                <w:lang w:val="en-US"/>
-              </w:rPr>
-            </w:pPr>
-            <w:r>
-              <w:rPr>
-                <w:lang w:val="en-US"/>
-              </w:rPr>
-              <w:t>Intermediate model</w:t>
-            </w:r>
-          </w:p>
-        </w:tc>
-        <w:tc>
-          <w:tcPr>
-            <w:tcW w:w="3096" w:type="dxa"/>
-          </w:tcPr>
-          <w:p>
-            <w:pPr>
-              <w:rPr>
-                <w:lang w:val="en-US"/>
-              </w:rPr>
-            </w:pPr>
-            <w:r>
-              <w:rPr>
-                <w:lang w:val="en-US"/>
-              </w:rPr>
-              <w:t>57</w:t>
-            </w:r>
-          </w:p>
-        </w:tc>
-        <w:tc>
-          <w:tcPr>
-            <w:tcW w:w="3096" w:type="dxa"/>
-          </w:tcPr>
-          <w:p>
-            <w:pPr>
-              <w:rPr>
-                <w:lang w:val="en-US"/>
-              </w:rPr>
-            </w:pPr>
-            <w:r>
-              <w:rPr>
-                <w:lang w:val="en-US"/>
-              </w:rPr>
-              <w:t>8</w:t>
-            </w:r>
-            <w:r>
-              <w:rPr>
-                <w:lang w:val="en-US"/>
-              </w:rPr>
-              <w:t>5</w:t>
-            </w:r>
-          </w:p>
-        </w:tc>
-      </w:tr>
-      <w:tr>
-        <w:tc>
-          <w:tcPr>
-            <w:tcW w:w="3095" w:type="dxa"/>
-          </w:tcPr>
-          <w:p>
-            <w:pPr>
-              <w:rPr>
-                <w:lang w:val="en-US"/>
-              </w:rPr>
-            </w:pPr>
-            <w:r>
-              <w:rPr>
-                <w:lang w:val="en-US"/>
-              </w:rPr>
-              <w:t>Advance model</w:t>
-            </w:r>
-          </w:p>
-        </w:tc>
-        <w:tc>
-          <w:tcPr>
-            <w:tcW w:w="3096" w:type="dxa"/>
-          </w:tcPr>
-          <w:p>
-            <w:r>
-              <w:t>82</w:t>
-            </w:r>
-          </w:p>
-        </w:tc>
-        <w:tc>
-          <w:tcPr>
-            <w:tcW w:w="3096" w:type="dxa"/>
-          </w:tcPr>
-          <w:p>
-            <w:pPr>
-              <w:rPr>
-                <w:lang w:val="en-US"/>
-              </w:rPr>
-            </w:pPr>
-            <w:r>
-              <w:rPr>
-                <w:lang w:val="en-US"/>
-              </w:rPr>
-              <w:t>84</w:t>
-            </w:r>
-          </w:p>
-        </w:tc>
-      </w:tr>
-    </w:tbl>
-    <w:p>
-      <w:pPr>
-        <w:jc w:val="center"/>
-        <w:rPr>
-          <w:lang w:val="en-US"/>
-        </w:rPr>
-      </w:pPr>
-      <w:r>
-        <w:rPr>
-          <w:lang w:val="en-US"/>
-        </w:rPr>
-        <w:t xml:space="preserve">Table 2: </w:t>
-      </w:r>
-      <w:r>
-        <w:rPr>
-          <w:lang w:val="en-US"/>
-        </w:rPr>
-        <w:t>Macro-Averaged</w:t>
-      </w:r>
-      <w:r>
-        <w:rPr>
-          <w:lang w:val="en-US"/>
-        </w:rPr>
-        <w:t xml:space="preserve"> F1 score before and after pre-processing</w:t>
-      </w:r>
-    </w:p>
-    <w:p>
-      <w:pPr>
-        <w:ind w:right="282"/>
-        <w:jc w:val="both"/>
-        <w:rPr>
-          <w:rFonts w:cs="Times New Roman"/>
-          <w:szCs w:val="24"/>
-          <w:lang w:val="en-US"/>
-        </w:rPr>
-      </w:pPr>
-      <w:r>
-        <w:rPr>
-          <w:rFonts w:cs="Times New Roman"/>
-          <w:szCs w:val="24"/>
-          <w:lang w:val="en-US"/>
-        </w:rPr>
-        <w:t>Looking at the results, we notice that after preprocessing there is an increase in the macro-avg score of 2-3% for each model</w:t>
-      </w:r>
-      <w:r>
-        <w:rPr>
-          <w:rFonts w:cs="Times New Roman"/>
-          <w:szCs w:val="24"/>
-          <w:lang w:val="en-US"/>
-        </w:rPr>
-        <w:t xml:space="preserve">. </w:t>
-      </w:r>
-      <w:r>
-        <w:rPr>
-          <w:rFonts w:cs="Times New Roman"/>
-          <w:szCs w:val="24"/>
-          <w:lang w:val="en-US"/>
-        </w:rPr>
-        <w:t>The most drastic change however, can be observed with our intermediate model with a rise from 57% to 85%</w:t>
-      </w:r>
-      <w:r>
-        <w:rPr>
-          <w:rFonts w:cs="Times New Roman"/>
-          <w:szCs w:val="24"/>
-          <w:lang w:val="en-US"/>
-        </w:rPr>
-        <w:t xml:space="preserve"> proving how big a change this pre-processing methods actually makes.</w:t>
-      </w:r>
-      <w:r>
-        <w:rPr>
-          <w:rFonts w:cs="Times New Roman"/>
-          <w:szCs w:val="24"/>
-          <w:lang w:val="en-US"/>
-        </w:rPr>
-        <w:t xml:space="preserve"> </w:t>
-      </w:r>
-    </w:p>
-    <w:p>
-      <w:pPr>
-        <w:ind w:right="282"/>
-        <w:jc w:val="both"/>
-        <w:rPr>
-          <w:rFonts w:cs="Times New Roman"/>
-          <w:szCs w:val="24"/>
-          <w:lang w:val="en-US"/>
-        </w:rPr>
-      </w:pPr>
-    </w:p>
-    <w:p>
-      <w:pPr>
-        <w:ind w:right="282"/>
-        <w:jc w:val="both"/>
-        <w:rPr>
-          <w:rFonts w:cs="Times New Roman"/>
-          <w:szCs w:val="24"/>
-          <w:lang w:val="en-US"/>
-        </w:rPr>
-      </w:pPr>
-    </w:p>
-    <w:p>
-      <w:pPr>
-        <w:ind w:right="282"/>
-        <w:jc w:val="both"/>
-        <w:rPr>
-          <w:rFonts w:cs="Times New Roman"/>
-          <w:szCs w:val="24"/>
-          <w:lang w:val="en-US"/>
-        </w:rPr>
-      </w:pPr>
-    </w:p>
-    <w:p>
-      <w:pPr>
-        <w:ind w:right="282"/>
-        <w:jc w:val="both"/>
-        <w:rPr>
-          <w:rFonts w:cs="Times New Roman"/>
-          <w:szCs w:val="24"/>
-          <w:lang w:val="en-US"/>
-        </w:rPr>
-      </w:pPr>
     </w:p>
     <w:p>
       <w:pPr>
@@ -8579,12 +8247,11 @@
           <w:lang w:val="en-US"/>
         </w:rPr>
       </w:pPr>
-      <w:bookmarkStart w:id="22" w:name="_Toc214622620"/>
-      <w:r>
-        <w:rPr>
-          <w:lang w:val="en-US"/>
-        </w:rPr>
-        <w:lastRenderedPageBreak/>
+      <w:bookmarkStart w:id="21" w:name="_Toc214992436"/>
+      <w:r>
+        <w:rPr>
+          <w:lang w:val="en-US"/>
+        </w:rPr>
         <w:t xml:space="preserve">3.2 </w:t>
       </w:r>
       <w:r>
@@ -8593,11 +8260,10 @@
         </w:rPr>
         <w:t>Baseline model with TF-IDF vectorizer and binomial logistic regression</w:t>
       </w:r>
-      <w:bookmarkEnd w:id="22"/>
-    </w:p>
-    <w:p>
-      <w:pPr>
-        <w:jc w:val="both"/>
+      <w:bookmarkEnd w:id="21"/>
+    </w:p>
+    <w:p>
+      <w:pPr>
         <w:rPr>
           <w:lang w:val="en-US"/>
         </w:rPr>
@@ -8718,7 +8384,6 @@
     </w:p>
     <w:p>
       <w:pPr>
-        <w:jc w:val="both"/>
         <w:rPr>
           <w:rFonts w:eastAsiaTheme="minorEastAsia"/>
           <w:lang w:val="en-US"/>
@@ -8741,7 +8406,6 @@
     </w:p>
     <w:p>
       <w:pPr>
-        <w:jc w:val="both"/>
         <w:rPr>
           <w:rFonts w:eastAsiaTheme="minorEastAsia"/>
           <w:lang w:val="en-US"/>
@@ -8888,7 +8552,6 @@
     </w:p>
     <w:p>
       <w:pPr>
-        <w:jc w:val="both"/>
         <w:rPr>
           <w:rFonts w:eastAsiaTheme="minorEastAsia"/>
           <w:lang w:val="en-US"/>
@@ -8908,7 +8571,6 @@
           <w:ilvl w:val="0"/>
           <w:numId w:val="5"/>
         </w:numPr>
-        <w:jc w:val="both"/>
         <w:rPr>
           <w:rFonts w:eastAsiaTheme="minorEastAsia"/>
           <w:lang w:val="en-US"/>
@@ -8946,7 +8608,6 @@
           <w:ilvl w:val="0"/>
           <w:numId w:val="5"/>
         </w:numPr>
-        <w:jc w:val="both"/>
         <w:rPr>
           <w:rFonts w:eastAsiaTheme="minorEastAsia"/>
           <w:lang w:val="en-US"/>
@@ -9008,7 +8669,6 @@
           <w:ilvl w:val="0"/>
           <w:numId w:val="5"/>
         </w:numPr>
-        <w:jc w:val="both"/>
         <w:rPr>
           <w:rFonts w:eastAsiaTheme="minorEastAsia"/>
           <w:lang w:val="en-US"/>
@@ -9080,7 +8740,6 @@
     </w:p>
     <w:p>
       <w:pPr>
-        <w:jc w:val="both"/>
         <w:rPr>
           <w:rFonts w:eastAsiaTheme="minorEastAsia"/>
           <w:lang w:val="en-US"/>
@@ -9091,28 +8750,42 @@
           <w:rFonts w:eastAsiaTheme="minorEastAsia"/>
           <w:lang w:val="en-US"/>
         </w:rPr>
-        <w:t>When transforming text to vectors using TF-IDF, each document is represented as a vector. Each dimension of the vector corresponds to a separate term from the corpus vocabulary. The value in each dimension is the TF-IDF score of the term in the document. To handle the vast size of the vocabulary and the sparsity of individual document vectors, implementation usually use sparse matrix representations.</w:t>
-      </w:r>
-    </w:p>
-    <w:p>
-      <w:pPr>
-        <w:jc w:val="both"/>
+        <w:t xml:space="preserve">When transforming text to vectors using TF-IDF, each document is represented as a vector. Each dimension of the vector corresponds to a separate term from the corpus vocabulary. The value in each dimension is the TF-IDF score of the term in the document. To handle </w:t>
+      </w:r>
+      <w:r>
         <w:rPr>
           <w:rFonts w:eastAsiaTheme="minorEastAsia"/>
           <w:lang w:val="en-US"/>
         </w:rPr>
-      </w:pPr>
-      <w:r>
+        <w:lastRenderedPageBreak/>
+        <w:t>the vast size of the vocabulary and the sparsity of individual document vectors, implementation usually use sparse matrix representations.</w:t>
+      </w:r>
+    </w:p>
+    <w:p>
+      <w:pPr>
         <w:rPr>
           <w:rFonts w:eastAsiaTheme="minorEastAsia"/>
           <w:lang w:val="en-US"/>
         </w:rPr>
+      </w:pPr>
+    </w:p>
+    <w:p>
+      <w:pPr>
+        <w:rPr>
+          <w:rFonts w:eastAsiaTheme="minorEastAsia"/>
+          <w:lang w:val="en-US"/>
+        </w:rPr>
+      </w:pPr>
+      <w:r>
+        <w:rPr>
+          <w:rFonts w:eastAsiaTheme="minorEastAsia"/>
+          <w:lang w:val="en-US"/>
+        </w:rPr>
         <w:t>After the model completes word vectorization, it uses the resulting word vectors as input and computes a weight for each feature:</w:t>
       </w:r>
     </w:p>
     <w:p>
       <w:pPr>
-        <w:jc w:val="both"/>
         <w:rPr>
           <w:rFonts w:eastAsiaTheme="minorEastAsia"/>
           <w:lang w:val="en-US"/>
@@ -9236,7 +8909,6 @@
     </w:p>
     <w:p>
       <w:pPr>
-        <w:jc w:val="both"/>
         <w:rPr>
           <w:rFonts w:eastAsiaTheme="minorEastAsia"/>
           <w:lang w:val="en-US"/>
@@ -9245,7 +8917,6 @@
     </w:p>
     <w:p>
       <w:pPr>
-        <w:jc w:val="both"/>
         <w:rPr>
           <w:rFonts w:eastAsiaTheme="minorEastAsia"/>
           <w:lang w:val="en-US"/>
@@ -9256,7 +8927,6 @@
           <w:rFonts w:eastAsiaTheme="minorEastAsia"/>
           <w:lang w:val="en-US"/>
         </w:rPr>
-        <w:lastRenderedPageBreak/>
         <w:t>Where:</w:t>
       </w:r>
     </w:p>
@@ -9267,29 +8937,18 @@
           <w:ilvl w:val="0"/>
           <w:numId w:val="6"/>
         </w:numPr>
-        <w:jc w:val="both"/>
         <w:rPr>
           <w:rFonts w:eastAsiaTheme="minorEastAsia"/>
           <w:lang w:val="en-US"/>
         </w:rPr>
       </w:pPr>
-      <w:proofErr w:type="spellStart"/>
       <w:r>
         <w:rPr>
           <w:rFonts w:eastAsiaTheme="minorEastAsia"/>
           <w:lang w:val="en-US"/>
         </w:rPr>
-        <w:t>x_i</w:t>
-      </w:r>
-      <w:proofErr w:type="spellEnd"/>
-      <w:r>
-        <w:rPr>
-          <w:rFonts w:eastAsiaTheme="minorEastAsia"/>
-          <w:lang w:val="en-US"/>
-        </w:rPr>
-        <w:t xml:space="preserve">: TF-IDF value for word </w:t>
-      </w:r>
-      <w:proofErr w:type="spellStart"/>
+        <w:t xml:space="preserve">x_i: TF-IDF value for word </w:t>
+      </w:r>
       <w:r>
         <w:rPr>
           <w:rFonts w:eastAsiaTheme="minorEastAsia"/>
@@ -9299,7 +8958,6 @@
         </w:rPr>
         <w:t>i</w:t>
       </w:r>
-      <w:proofErr w:type="spellEnd"/>
     </w:p>
     <w:p>
       <w:pPr>
@@ -9308,55 +8966,43 @@
           <w:ilvl w:val="0"/>
           <w:numId w:val="6"/>
         </w:numPr>
-        <w:jc w:val="both"/>
         <w:rPr>
           <w:rFonts w:eastAsiaTheme="minorEastAsia"/>
           <w:lang w:val="en-US"/>
         </w:rPr>
       </w:pPr>
-      <w:proofErr w:type="spellStart"/>
       <w:r>
         <w:rPr>
           <w:rFonts w:eastAsiaTheme="minorEastAsia"/>
           <w:lang w:val="en-US"/>
         </w:rPr>
-        <w:t>w_i</w:t>
-      </w:r>
-      <w:proofErr w:type="spellEnd"/>
-      <w:r>
+        <w:t>w_i: learned importance of that word</w:t>
+      </w:r>
+    </w:p>
+    <w:p>
+      <w:pPr>
         <w:rPr>
           <w:rFonts w:eastAsiaTheme="minorEastAsia"/>
           <w:lang w:val="en-US"/>
         </w:rPr>
-        <w:t>: learned importance of that word</w:t>
-      </w:r>
-    </w:p>
-    <w:p>
-      <w:pPr>
-        <w:jc w:val="both"/>
+      </w:pPr>
+      <w:r>
         <w:rPr>
           <w:rFonts w:eastAsiaTheme="minorEastAsia"/>
           <w:lang w:val="en-US"/>
         </w:rPr>
-      </w:pPr>
+        <w:t>The computed weight is fed as input into a sigmoid function</w:t>
+      </w:r>
       <w:r>
         <w:rPr>
           <w:rFonts w:eastAsiaTheme="minorEastAsia"/>
           <w:lang w:val="en-US"/>
         </w:rPr>
-        <w:t>The computed weight is fed as input into a sigmoid function</w:t>
-      </w:r>
-      <w:r>
-        <w:rPr>
-          <w:rFonts w:eastAsiaTheme="minorEastAsia"/>
-          <w:lang w:val="en-US"/>
-        </w:rPr>
         <w:t>.</w:t>
       </w:r>
     </w:p>
     <w:p>
       <w:pPr>
-        <w:jc w:val="both"/>
         <w:rPr>
           <w:rFonts w:eastAsiaTheme="minorEastAsia"/>
           <w:i/>
@@ -9471,7 +9117,6 @@
     </w:p>
     <w:p>
       <w:pPr>
-        <w:jc w:val="both"/>
         <w:rPr>
           <w:rFonts w:eastAsiaTheme="minorEastAsia"/>
           <w:iCs/>
@@ -9525,7 +9170,6 @@
     </w:p>
     <w:p>
       <w:pPr>
-        <w:jc w:val="both"/>
         <w:rPr>
           <w:rFonts w:eastAsiaTheme="minorEastAsia"/>
           <w:iCs/>
@@ -9540,16 +9184,6 @@
         </w:rPr>
         <w:t>This model uses no deep learning as a means of measuring the capabilities of classic machine learning algorithms in our task.</w:t>
       </w:r>
-    </w:p>
-    <w:p>
-      <w:pPr>
-        <w:jc w:val="both"/>
-        <w:rPr>
-          <w:rFonts w:eastAsiaTheme="minorEastAsia"/>
-          <w:iCs/>
-          <w:lang w:val="en-US"/>
-        </w:rPr>
-      </w:pPr>
     </w:p>
     <w:p>
       <w:pPr>
@@ -9558,7 +9192,6 @@
           <w:ilvl w:val="0"/>
           <w:numId w:val="0"/>
         </w:numPr>
-        <w:jc w:val="both"/>
         <w:rPr>
           <w:rFonts w:eastAsiaTheme="minorEastAsia"/>
           <w:lang w:val="en-US"/>
@@ -9571,7 +9204,7 @@
         </w:rPr>
         <w:t xml:space="preserve"> </w:t>
       </w:r>
-      <w:bookmarkStart w:id="23" w:name="_Toc214622621"/>
+      <w:bookmarkStart w:id="22" w:name="_Toc214992437"/>
       <w:r>
         <w:rPr>
           <w:rFonts w:eastAsiaTheme="minorEastAsia"/>
@@ -9584,34 +9217,9 @@
           <w:rFonts w:eastAsiaTheme="minorEastAsia"/>
           <w:lang w:val="en-US"/>
         </w:rPr>
-        <w:t xml:space="preserve">Intermediate model with </w:t>
-      </w:r>
-      <w:proofErr w:type="spellStart"/>
-      <w:r>
-        <w:rPr>
-          <w:rFonts w:eastAsiaTheme="minorEastAsia"/>
-          <w:lang w:val="en-US"/>
-        </w:rPr>
-        <w:t>FastText</w:t>
-      </w:r>
-      <w:proofErr w:type="spellEnd"/>
-      <w:r>
-        <w:rPr>
-          <w:rFonts w:eastAsiaTheme="minorEastAsia"/>
-          <w:lang w:val="en-US"/>
-        </w:rPr>
-        <w:t xml:space="preserve"> and </w:t>
-      </w:r>
-      <w:proofErr w:type="spellStart"/>
-      <w:r>
-        <w:rPr>
-          <w:rFonts w:eastAsiaTheme="minorEastAsia"/>
-          <w:lang w:val="en-US"/>
-        </w:rPr>
-        <w:t>BiLSTM</w:t>
-      </w:r>
-      <w:bookmarkEnd w:id="23"/>
-      <w:proofErr w:type="spellEnd"/>
+        <w:t>Intermediate model with FastText and BiLSTM</w:t>
+      </w:r>
+      <w:bookmarkEnd w:id="22"/>
     </w:p>
     <w:p>
       <w:pPr>
@@ -9650,21 +9258,7 @@
         <w:rPr>
           <w:lang w:val="en-US"/>
         </w:rPr>
-        <w:t xml:space="preserve">, this Model uses Meta’s </w:t>
-      </w:r>
-      <w:proofErr w:type="spellStart"/>
-      <w:r>
-        <w:rPr>
-          <w:lang w:val="en-US"/>
-        </w:rPr>
-        <w:t>FastText</w:t>
-      </w:r>
-      <w:proofErr w:type="spellEnd"/>
-      <w:r>
-        <w:rPr>
-          <w:lang w:val="en-US"/>
-        </w:rPr>
-        <w:t xml:space="preserve"> library to import Greek word embeddings. </w:t>
+        <w:t xml:space="preserve">, this Model uses Meta’s FastText library to import Greek word embeddings. </w:t>
       </w:r>
       <w:r>
         <w:rPr>
@@ -9706,42 +9300,20 @@
         <w:rPr>
           <w:lang w:val="en-US"/>
         </w:rPr>
-        <w:t>a Bidirectional Long Short-Term Memory (</w:t>
-      </w:r>
-      <w:proofErr w:type="spellStart"/>
-      <w:r>
-        <w:rPr>
-          <w:lang w:val="en-US"/>
-        </w:rPr>
-        <w:t>BiLSTM</w:t>
-      </w:r>
-      <w:proofErr w:type="spellEnd"/>
-      <w:r>
-        <w:rPr>
-          <w:lang w:val="en-US"/>
-        </w:rPr>
-        <w:t>) classifier on our training and testing data.</w:t>
-      </w:r>
-    </w:p>
-    <w:p>
-      <w:pPr>
-        <w:rPr>
-          <w:lang w:val="en-US"/>
-        </w:rPr>
-      </w:pPr>
-      <w:proofErr w:type="spellStart"/>
-      <w:r>
-        <w:rPr>
-          <w:lang w:val="en-US"/>
-        </w:rPr>
-        <w:t>BiLSTM</w:t>
-      </w:r>
-      <w:proofErr w:type="spellEnd"/>
-      <w:r>
-        <w:rPr>
-          <w:lang w:val="en-US"/>
-        </w:rPr>
-        <w:t xml:space="preserve"> is a type of Recurrent Neural Network (RNN)</w:t>
+        <w:t>a Bidirectional Long Short-Term Memory (BiLSTM) classifier on our training and testing data.</w:t>
+      </w:r>
+    </w:p>
+    <w:p>
+      <w:pPr>
+        <w:rPr>
+          <w:lang w:val="en-US"/>
+        </w:rPr>
+      </w:pPr>
+      <w:r>
+        <w:rPr>
+          <w:lang w:val="en-US"/>
+        </w:rPr>
+        <w:t>BiLSTM is a type of Recurrent Neural Network (RNN)</w:t>
       </w:r>
       <w:r>
         <w:rPr>
@@ -9759,21 +9331,14 @@
         <w:rPr>
           <w:lang w:val="en-US"/>
         </w:rPr>
-        <w:t xml:space="preserve">Unlike traditional RNNs that process input sequences in only one direction (either forward or backward), </w:t>
-      </w:r>
-      <w:proofErr w:type="spellStart"/>
-      <w:r>
-        <w:rPr>
-          <w:lang w:val="en-US"/>
-        </w:rPr>
-        <w:t>BiLSTM</w:t>
-      </w:r>
-      <w:proofErr w:type="spellEnd"/>
-      <w:r>
-        <w:rPr>
-          <w:lang w:val="en-US"/>
-        </w:rPr>
-        <w:t xml:space="preserve"> processes the sequence in both directions simultaneously. It consists of two LSTM layers: one processing the sequence in the forward direction and the other in the backward direction. Each layer maintains its own hidden states and memory cells.</w:t>
+        <w:t xml:space="preserve">Unlike traditional RNNs that process input sequences in only one direction (either forward or backward), BiLSTM processes the sequence in both directions simultaneously. It consists of two LSTM layers: </w:t>
+      </w:r>
+      <w:r>
+        <w:rPr>
+          <w:lang w:val="en-US"/>
+        </w:rPr>
+        <w:lastRenderedPageBreak/>
+        <w:t>one processing the sequence in the forward direction and the other in the backward direction. Each layer maintains its own hidden states and memory cells.</w:t>
       </w:r>
     </w:p>
     <w:p>
@@ -9823,14 +9388,7 @@
         <w:rPr>
           <w:lang w:val="en-US"/>
         </w:rPr>
-        <w:t xml:space="preserve"> the forward pass, the backward LSTM </w:t>
-      </w:r>
-      <w:r>
-        <w:rPr>
-          <w:lang w:val="en-US"/>
-        </w:rPr>
-        <w:lastRenderedPageBreak/>
-        <w:t>computes its hidden state and updates its memory cell based on the current input and the previous hidden state and memory cell.</w:t>
+        <w:t xml:space="preserve"> the forward pass, the backward LSTM computes its hidden state and updates its memory cell based on the current input and the previous hidden state and memory cell.</w:t>
       </w:r>
     </w:p>
     <w:p>
@@ -9874,21 +9432,7 @@
         <w:rPr>
           <w:lang w:val="en-US"/>
         </w:rPr>
-        <w:t xml:space="preserve"> of </w:t>
-      </w:r>
-      <w:proofErr w:type="spellStart"/>
-      <w:r>
-        <w:rPr>
-          <w:lang w:val="en-US"/>
-        </w:rPr>
-        <w:t>BiLSTM</w:t>
-      </w:r>
-      <w:proofErr w:type="spellEnd"/>
-      <w:r>
-        <w:rPr>
-          <w:lang w:val="en-US"/>
-        </w:rPr>
-        <w:t xml:space="preserve"> is that it captures not only the context </w:t>
+        <w:t xml:space="preserve"> of BiLSTM is that it captures not only the context </w:t>
       </w:r>
       <w:r>
         <w:rPr>
@@ -9900,21 +9444,7 @@
         <w:rPr>
           <w:lang w:val="en-US"/>
         </w:rPr>
-        <w:t xml:space="preserve"> a specific time step (as in traditional RNNs) but also the context that follows. By considering both past and future information, </w:t>
-      </w:r>
-      <w:proofErr w:type="spellStart"/>
-      <w:r>
-        <w:rPr>
-          <w:lang w:val="en-US"/>
-        </w:rPr>
-        <w:t>BiLSTM</w:t>
-      </w:r>
-      <w:proofErr w:type="spellEnd"/>
-      <w:r>
-        <w:rPr>
-          <w:lang w:val="en-US"/>
-        </w:rPr>
-        <w:t xml:space="preserve"> can capture richer dependencies in the input sequence.</w:t>
+        <w:t xml:space="preserve"> a specific time step (as in traditional RNNs) but also the context that follows. By considering both past and future information, BiLSTM can capture richer dependencies in the input sequence.</w:t>
       </w:r>
     </w:p>
     <w:p>
@@ -9939,7 +9469,7 @@
         <w:rPr>
           <w:lang w:val="en-US"/>
         </w:rPr>
-        <w:t xml:space="preserve">Adam optimizer is also utilized in this model. Adam optimization was introduced in </w:t>
+        <w:t xml:space="preserve">Adam optimizer is utilized in this model. Adam optimization was introduced in </w:t>
       </w:r>
       <w:r>
         <w:rPr>
@@ -10005,6 +9535,12 @@
         <w:rPr>
           <w:lang w:val="en-US"/>
         </w:rPr>
+        <w:t>“</w:t>
+      </w:r>
+      <w:r>
+        <w:rPr>
+          <w:lang w:val="en-US"/>
+        </w:rPr>
         <w:t>A</w:t>
       </w:r>
       <w:r>
@@ -10023,7 +9559,19 @@
         <w:rPr>
           <w:lang w:val="en-US"/>
         </w:rPr>
-        <w:t xml:space="preserve"> A method for stochastic optimization </w:t>
+        <w:t xml:space="preserve"> A method for stochastic optimization</w:t>
+      </w:r>
+      <w:r>
+        <w:rPr>
+          <w:lang w:val="en-US"/>
+        </w:rPr>
+        <w:t>”</w:t>
+      </w:r>
+      <w:r>
+        <w:rPr>
+          <w:lang w:val="en-US"/>
+        </w:rPr>
+        <w:t xml:space="preserve"> </w:t>
       </w:r>
       <w:sdt>
         <w:sdtPr>
@@ -10083,35 +9631,7 @@
         <w:rPr>
           <w:lang w:val="en-US"/>
         </w:rPr>
-        <w:t xml:space="preserve">, </w:t>
-      </w:r>
-      <w:proofErr w:type="spellStart"/>
-      <w:r>
-        <w:rPr>
-          <w:lang w:val="en-US"/>
-        </w:rPr>
-        <w:t>RMSProp</w:t>
-      </w:r>
-      <w:proofErr w:type="spellEnd"/>
-      <w:r>
-        <w:rPr>
-          <w:lang w:val="en-US"/>
-        </w:rPr>
-        <w:t xml:space="preserve"> and </w:t>
-      </w:r>
-      <w:proofErr w:type="spellStart"/>
-      <w:r>
-        <w:rPr>
-          <w:lang w:val="en-US"/>
-        </w:rPr>
-        <w:t>AdaGrad</w:t>
-      </w:r>
-      <w:proofErr w:type="spellEnd"/>
-      <w:r>
-        <w:rPr>
-          <w:lang w:val="en-US"/>
-        </w:rPr>
-        <w:t>.</w:t>
+        <w:t>, RMSProp and AdaGrad.</w:t>
       </w:r>
     </w:p>
     <w:p>
@@ -10370,7 +9890,6 @@
     </w:p>
     <w:p>
       <w:pPr>
-        <w:jc w:val="both"/>
         <w:rPr>
           <w:lang w:val="en-US"/>
         </w:rPr>
@@ -10389,7 +9908,6 @@
           <w:ilvl w:val="0"/>
           <w:numId w:val="8"/>
         </w:numPr>
-        <w:jc w:val="both"/>
         <w:rPr>
           <w:lang w:val="en-US"/>
         </w:rPr>
@@ -10414,24 +9932,16 @@
           <w:ilvl w:val="0"/>
           <w:numId w:val="8"/>
         </w:numPr>
-        <w:jc w:val="both"/>
-        <w:rPr>
-          <w:lang w:val="en-US"/>
-        </w:rPr>
-      </w:pPr>
-      <w:proofErr w:type="spellStart"/>
-      <w:r>
-        <w:rPr>
-          <w:lang w:val="en-US"/>
-        </w:rPr>
-        <w:t>y_i</w:t>
-      </w:r>
-      <w:proofErr w:type="spellEnd"/>
-      <w:r>
-        <w:rPr>
-          <w:lang w:val="en-US"/>
-        </w:rPr>
-        <w:t xml:space="preserve"> </w:t>
+        <w:rPr>
+          <w:lang w:val="en-US"/>
+        </w:rPr>
+      </w:pPr>
+      <w:r>
+        <w:rPr>
+          <w:lang w:val="en-US"/>
+        </w:rPr>
+        <w:lastRenderedPageBreak/>
+        <w:t xml:space="preserve">y_i </w:t>
       </w:r>
       <w:r>
         <w:rPr>
@@ -10439,19 +9949,11 @@
         </w:rPr>
         <w:t xml:space="preserve">true label for sample </w:t>
       </w:r>
-      <w:proofErr w:type="spellStart"/>
-      <w:r>
-        <w:rPr>
-          <w:lang w:val="en-US"/>
-        </w:rPr>
-        <w:t>i</w:t>
-      </w:r>
-      <w:proofErr w:type="spellEnd"/>
-      <w:r>
-        <w:rPr>
-          <w:lang w:val="en-US"/>
-        </w:rPr>
-        <w:t xml:space="preserve"> </w:t>
+      <w:r>
+        <w:rPr>
+          <w:lang w:val="en-US"/>
+        </w:rPr>
+        <w:t xml:space="preserve">i </w:t>
       </w:r>
       <w:r>
         <w:rPr>
@@ -10467,39 +9969,22 @@
           <w:ilvl w:val="0"/>
           <w:numId w:val="8"/>
         </w:numPr>
-        <w:jc w:val="both"/>
-        <w:rPr>
-          <w:lang w:val="en-US"/>
-        </w:rPr>
-      </w:pPr>
-      <w:proofErr w:type="spellStart"/>
-      <w:r>
-        <w:rPr>
-          <w:lang w:val="en-US"/>
-        </w:rPr>
-        <w:t>p_i</w:t>
-      </w:r>
-      <w:proofErr w:type="spellEnd"/>
-      <w:r>
-        <w:rPr>
-          <w:lang w:val="en-US"/>
-        </w:rPr>
-        <w:t xml:space="preserve"> </w:t>
-      </w:r>
-      <w:r>
-        <w:rPr>
-          <w:lang w:val="en-US"/>
-        </w:rPr>
-        <w:t xml:space="preserve">model-predicted probability for class 1 for sample </w:t>
-      </w:r>
-      <w:proofErr w:type="spellStart"/>
-      <w:r>
-        <w:rPr>
-          <w:lang w:val="en-US"/>
-        </w:rPr>
-        <w:t>i</w:t>
-      </w:r>
-      <w:proofErr w:type="spellEnd"/>
+        <w:rPr>
+          <w:lang w:val="en-US"/>
+        </w:rPr>
+      </w:pPr>
+      <w:r>
+        <w:rPr>
+          <w:lang w:val="en-US"/>
+        </w:rPr>
+        <w:t xml:space="preserve">p_i </w:t>
+      </w:r>
+      <w:r>
+        <w:rPr>
+          <w:lang w:val="en-US"/>
+        </w:rPr>
+        <w:t>model-predicted probability for class 1 for sample i</w:t>
+      </w:r>
     </w:p>
     <w:p>
       <w:pPr>
@@ -10512,7 +9997,7 @@
           <w:lang w:val="en-US"/>
         </w:rPr>
       </w:pPr>
-      <w:bookmarkStart w:id="24" w:name="_Toc214622622"/>
+      <w:bookmarkStart w:id="23" w:name="_Toc214992438"/>
       <w:r>
         <w:rPr>
           <w:lang w:val="en-US"/>
@@ -10531,56 +10016,26 @@
         </w:rPr>
         <w:t xml:space="preserve"> Advanced model with Greek BERT</w:t>
       </w:r>
-      <w:bookmarkEnd w:id="24"/>
-    </w:p>
-    <w:p>
-      <w:pPr>
-        <w:rPr>
-          <w:lang w:val="en-US"/>
-        </w:rPr>
-      </w:pPr>
-      <w:r>
-        <w:rPr>
-          <w:lang w:val="en-US"/>
-        </w:rPr>
-        <w:t xml:space="preserve">BERT, short for Bidirectional Encoder Representations from Transformers, is a Machine Learning model for natural language processing. It was </w:t>
-      </w:r>
-      <w:r>
-        <w:rPr>
-          <w:lang w:val="en-US"/>
-        </w:rPr>
-        <w:t>introduced in the paper “</w:t>
-      </w:r>
-      <w:r>
-        <w:rPr>
-          <w:lang w:val="en-US"/>
-        </w:rPr>
-        <w:t>BERT: Pre-training of Deep Bidirectional Transformers for</w:t>
-      </w:r>
-      <w:r>
-        <w:rPr>
-          <w:lang w:val="en-US"/>
-        </w:rPr>
-        <w:t xml:space="preserve"> </w:t>
-      </w:r>
-      <w:r>
-        <w:rPr>
-          <w:lang w:val="en-US"/>
-        </w:rPr>
-        <w:t>Language Understanding</w:t>
-      </w:r>
-      <w:r>
-        <w:rPr>
-          <w:lang w:val="en-US"/>
-        </w:rPr>
-        <w:t xml:space="preserve">” </w:t>
+      <w:bookmarkEnd w:id="23"/>
+    </w:p>
+    <w:p>
+      <w:pPr>
+        <w:rPr>
+          <w:lang w:val="en-US"/>
+        </w:rPr>
+      </w:pPr>
+      <w:r>
+        <w:rPr>
+          <w:lang w:val="en-US"/>
+        </w:rPr>
+        <w:t xml:space="preserve">BERT, short for Bidirectional Encoder Representations from Transformers, is a machine learning model for natural language processing. It was introduced in the paper "BERT: Pre-training of Deep Bidirectional Transformers for Language Understanding" </w:t>
       </w:r>
       <w:sdt>
         <w:sdtPr>
           <w:rPr>
             <w:lang w:val="en-US"/>
           </w:rPr>
-          <w:id w:val="235828442"/>
+          <w:id w:val="1126743021"/>
           <w:citation/>
         </w:sdtPr>
         <w:sdtContent>
@@ -10627,273 +10082,40 @@
         <w:rPr>
           <w:lang w:val="en-US"/>
         </w:rPr>
-        <w:t xml:space="preserve">and serves as a </w:t>
-      </w:r>
-      <w:proofErr w:type="spellStart"/>
-      <w:r>
-        <w:rPr>
-          <w:lang w:val="en-US"/>
-        </w:rPr>
-        <w:t>swiss</w:t>
-      </w:r>
-      <w:proofErr w:type="spellEnd"/>
-      <w:r>
-        <w:rPr>
-          <w:lang w:val="en-US"/>
-        </w:rPr>
-        <w:t xml:space="preserve"> army knife solution to 11+ of the most common language tasks, such as sentiment analysis and named entity recognition.</w:t>
-      </w:r>
-    </w:p>
-    <w:p>
-      <w:pPr>
-        <w:rPr>
-          <w:lang w:val="en-US"/>
-        </w:rPr>
-      </w:pPr>
-      <w:r>
-        <w:rPr>
-          <w:lang w:val="en-US"/>
-        </w:rPr>
-        <w:lastRenderedPageBreak/>
-        <w:t xml:space="preserve">BERT, as the name </w:t>
-      </w:r>
-      <w:r>
-        <w:rPr>
-          <w:lang w:val="en-US"/>
-        </w:rPr>
-        <w:t xml:space="preserve">explains, </w:t>
-      </w:r>
-      <w:r>
-        <w:rPr>
-          <w:lang w:val="en-US"/>
-        </w:rPr>
-        <w:t>is a multi-layer bidirectional Transformer en</w:t>
-      </w:r>
-      <w:r>
-        <w:rPr>
-          <w:lang w:val="en-US"/>
-        </w:rPr>
-        <w:t>c</w:t>
-      </w:r>
-      <w:r>
-        <w:rPr>
-          <w:lang w:val="en-US"/>
-        </w:rPr>
-        <w:t>oder</w:t>
-      </w:r>
-      <w:r>
-        <w:rPr>
-          <w:lang w:val="en-US"/>
-        </w:rPr>
-        <w:t xml:space="preserve"> and was</w:t>
-      </w:r>
-      <w:r>
-        <w:rPr>
-          <w:lang w:val="en-US"/>
-        </w:rPr>
-        <w:t xml:space="preserve"> trained on a massive dataset </w:t>
-      </w:r>
-      <w:r>
-        <w:rPr>
-          <w:lang w:val="en-US"/>
-        </w:rPr>
-        <w:t>of 3.3</w:t>
-      </w:r>
-      <w:r>
-        <w:rPr>
-          <w:lang w:val="en-US"/>
-        </w:rPr>
-        <w:t xml:space="preserve"> billion words</w:t>
-      </w:r>
-      <w:r>
-        <w:rPr>
-          <w:lang w:val="en-US"/>
-        </w:rPr>
-        <w:t>.</w:t>
-      </w:r>
-      <w:r>
-        <w:rPr>
-          <w:lang w:val="en-US"/>
-        </w:rPr>
-        <w:t xml:space="preserve"> </w:t>
-      </w:r>
-      <w:r>
-        <w:rPr>
-          <w:lang w:val="en-US"/>
-        </w:rPr>
-        <w:t>S</w:t>
-      </w:r>
-      <w:r>
-        <w:rPr>
-          <w:lang w:val="en-US"/>
-        </w:rPr>
-        <w:t>pecifically</w:t>
-      </w:r>
-      <w:r>
-        <w:rPr>
-          <w:lang w:val="en-US"/>
-        </w:rPr>
-        <w:t>, BERT was trained</w:t>
-      </w:r>
-      <w:r>
-        <w:rPr>
-          <w:lang w:val="en-US"/>
-        </w:rPr>
-        <w:t xml:space="preserve"> on </w:t>
-      </w:r>
-      <w:r>
-        <w:rPr>
-          <w:lang w:val="en-US"/>
-        </w:rPr>
-        <w:t>Wikipedia</w:t>
-      </w:r>
-      <w:r>
-        <w:rPr>
-          <w:lang w:val="en-US"/>
-        </w:rPr>
-        <w:t xml:space="preserve"> (~2.5B words)</w:t>
-      </w:r>
-      <w:r>
-        <w:rPr>
-          <w:lang w:val="en-US"/>
-        </w:rPr>
-        <w:t xml:space="preserve"> and Google’s </w:t>
-      </w:r>
-      <w:proofErr w:type="spellStart"/>
-      <w:r>
-        <w:rPr>
-          <w:lang w:val="en-US"/>
-        </w:rPr>
-        <w:t>BookCorpus</w:t>
-      </w:r>
-      <w:proofErr w:type="spellEnd"/>
-      <w:r>
-        <w:rPr>
-          <w:lang w:val="en-US"/>
-        </w:rPr>
-        <w:t xml:space="preserve"> (~800M words).</w:t>
-      </w:r>
-      <w:r>
-        <w:rPr>
-          <w:lang w:val="en-US"/>
-        </w:rPr>
-        <w:t xml:space="preserve"> BERT is pre-trained</w:t>
-      </w:r>
-      <w:r>
-        <w:rPr>
-          <w:lang w:val="en-US"/>
-        </w:rPr>
-        <w:t xml:space="preserve"> with two tasks. First task</w:t>
-      </w:r>
-      <w:r>
-        <w:rPr>
-          <w:lang w:val="en-US"/>
-        </w:rPr>
-        <w:t xml:space="preserve"> </w:t>
-      </w:r>
-      <w:r>
-        <w:rPr>
-          <w:lang w:val="en-US"/>
-        </w:rPr>
-        <w:t>“Masked LM” (MLM)</w:t>
-      </w:r>
-      <w:r>
-        <w:rPr>
-          <w:lang w:val="en-US"/>
-        </w:rPr>
-        <w:t xml:space="preserve"> in which some percentage of the words in the input are hidden(masked) and the model tries to predict them based on their context. This is also referred to as the </w:t>
-      </w:r>
-      <w:r>
-        <w:rPr>
-          <w:lang w:val="en-US"/>
-        </w:rPr>
-        <w:t>Cloze</w:t>
-      </w:r>
-      <w:r>
-        <w:rPr>
-          <w:lang w:val="en-US"/>
-        </w:rPr>
-        <w:t xml:space="preserve"> task in literature. Second task is</w:t>
-      </w:r>
-      <w:r>
-        <w:rPr>
-          <w:lang w:val="en-US"/>
-        </w:rPr>
-        <w:t xml:space="preserve"> “</w:t>
-      </w:r>
-      <w:r>
-        <w:rPr>
-          <w:lang w:val="en-US"/>
-        </w:rPr>
-        <w:t>Next Sentence Prediction” (NSP) which helps the model understand the relationship between sentences, for example if one sentence follows another sentence or not.</w:t>
-      </w:r>
-    </w:p>
-    <w:p>
-      <w:pPr>
-        <w:rPr>
-          <w:lang w:val="en-US"/>
-        </w:rPr>
-      </w:pPr>
-      <w:r>
-        <w:rPr>
-          <w:lang w:val="en-US"/>
-        </w:rPr>
-        <w:t xml:space="preserve">BERT is a transformer-based model. </w:t>
-      </w:r>
-      <w:r>
-        <w:rPr>
-          <w:lang w:val="en-US"/>
-        </w:rPr>
-        <w:t>The Transformer architecture makes it possible to parallelize ML training extremely efficiently. Massive parallelization thus makes it feasible to train BERT on large amounts of data in a relatively short period of time.</w:t>
-      </w:r>
-      <w:r>
-        <w:rPr>
-          <w:lang w:val="en-US"/>
-        </w:rPr>
-        <w:t xml:space="preserve"> </w:t>
-      </w:r>
-      <w:r>
-        <w:rPr>
-          <w:lang w:val="en-US"/>
-        </w:rPr>
-        <w:t>Transformers use an attention mechanism to observe relationships between words. A concept originally proposed in the popular</w:t>
-      </w:r>
-      <w:r>
-        <w:rPr>
-          <w:lang w:val="en-US"/>
-        </w:rPr>
-        <w:t xml:space="preserve"> </w:t>
-      </w:r>
-      <w:r>
-        <w:rPr>
-          <w:lang w:val="en-US"/>
-        </w:rPr>
-        <w:t xml:space="preserve">paper </w:t>
-      </w:r>
-      <w:r>
-        <w:rPr>
-          <w:lang w:val="en-US"/>
-        </w:rPr>
-        <w:t>“</w:t>
-      </w:r>
-      <w:r>
-        <w:rPr>
-          <w:lang w:val="en-US"/>
-        </w:rPr>
-        <w:t>Attention Is All You Need</w:t>
-      </w:r>
-      <w:r>
-        <w:rPr>
-          <w:lang w:val="en-US"/>
-        </w:rPr>
-        <w:t xml:space="preserve">” </w:t>
+        <w:t>and serves as a versatile solution to over 11 of the most common language tasks, such as sentiment analysis and named entity recognition.</w:t>
+      </w:r>
+    </w:p>
+    <w:p>
+      <w:pPr>
+        <w:rPr>
+          <w:lang w:val="en-US"/>
+        </w:rPr>
+      </w:pPr>
+      <w:r>
+        <w:rPr>
+          <w:lang w:val="en-US"/>
+        </w:rPr>
+        <w:t>BERT, as the name suggests, is a multi-layer bidirectional Transformer encoder and was trained on a massive dataset of 3.3 billion words. Specifically, BERT was trained on Wikipedia (~2.5B words) and Google's BooksCorpus (~800M words). BERT is pre-trained using two tasks. The first task, "Masked Language Modeling" (MLM), involves masking a percentage of the words in the input, and the model attempts to predict them based on their context. This is also referred to as the Cloze task in literature. The second task is "Next Sentence Prediction" (NSP), which helps the model understand the relationship between sentences, such as whether one sentence follows another.</w:t>
+      </w:r>
+    </w:p>
+    <w:p>
+      <w:pPr>
+        <w:rPr>
+          <w:lang w:val="en-US"/>
+        </w:rPr>
+      </w:pPr>
+      <w:r>
+        <w:rPr>
+          <w:lang w:val="en-US"/>
+        </w:rPr>
+        <w:t>BERT is a transformer-based model. The Transformer architecture enables extremely efficient parallelization of machine learning training. This massive parallelization makes it feasible to train BERT on large amounts of data in a relatively short period of time. Transformers use an attention mechanism to observe relationships between words, a concept originally proposed in the influential paper "Attention Is All You Need"</w:t>
       </w:r>
       <w:sdt>
         <w:sdtPr>
           <w:rPr>
             <w:lang w:val="en-US"/>
           </w:rPr>
-          <w:id w:val="981579914"/>
+          <w:id w:val="-59645414"/>
           <w:citation/>
         </w:sdtPr>
         <w:sdtContent>
@@ -10907,13 +10129,20 @@
             <w:rPr>
               <w:lang w:val="en-US"/>
             </w:rPr>
-            <w:instrText xml:space="preserve">CITATION Vas \l 1033 </w:instrText>
+            <w:instrText xml:space="preserve"> CITATION Vas \l 1033 </w:instrText>
           </w:r>
           <w:r>
             <w:rPr>
               <w:lang w:val="en-US"/>
             </w:rPr>
             <w:fldChar w:fldCharType="separate"/>
+          </w:r>
+          <w:r>
+            <w:rPr>
+              <w:noProof/>
+              <w:lang w:val="en-US"/>
+            </w:rPr>
+            <w:t xml:space="preserve"> </w:t>
           </w:r>
           <w:r>
             <w:rPr>
@@ -10934,7 +10163,13 @@
         <w:rPr>
           <w:lang w:val="en-US"/>
         </w:rPr>
-        <w:t xml:space="preserve"> sparked the use of Transformers in NLP models all around the world.</w:t>
+        <w:t>, which sparked the widespread use of Transformers in NLP models</w:t>
+      </w:r>
+      <w:r>
+        <w:rPr>
+          <w:lang w:val="en-US"/>
+        </w:rPr>
+        <w:t>.</w:t>
       </w:r>
       <w:r>
         <w:rPr>
@@ -10953,110 +10188,33 @@
         <w:rPr>
           <w:lang w:val="en-US"/>
         </w:rPr>
-        <w:t>Transformers work by leveraging attention, a powerful deep-learning algorithm, first seen in computer vision models.</w:t>
-      </w:r>
-      <w:r>
-        <w:rPr>
-          <w:lang w:val="en-US"/>
-        </w:rPr>
+        <w:t>Transformers operate by leveraging attention, a powerful deep-learning algorithm first observed in computer vision models. Machine learning models must learn to focus on relevant information and avoid wasting computational resources processing irrelevant data. Transformers create differential weights that signal which words in a sentence are the most critical for further processing. A transformer accomplishes this by successively processing an input through a stack of transformer layers, typically called the encoder. If necessary, another stack of transformer layers (the decoder) can be used to predict a target output. BERT, however, does not utilize a decoder. Transformers are uniquely suited for unsupervised learning because they can efficiently process millions of data points</w:t>
+      </w:r>
+      <w:r>
+        <w:rPr>
+          <w:lang w:val="en-US"/>
+        </w:rPr>
+        <w:t>.</w:t>
+      </w:r>
+    </w:p>
+    <w:p>
+      <w:pPr>
+        <w:rPr>
+          <w:lang w:val="en-US"/>
+        </w:rPr>
+      </w:pPr>
+      <w:r>
+        <w:rPr>
+          <w:lang w:val="en-US"/>
+        </w:rPr>
+        <w:lastRenderedPageBreak/>
         <w:t xml:space="preserve"> </w:t>
       </w:r>
       <w:r>
         <w:rPr>
           <w:lang w:val="en-US"/>
         </w:rPr>
-        <w:t>Machine Learning models need to learn how to pay attention only to the things that matter and not waste computational resources processing irrelevant information. Transformers create differential weights signaling which words in a sentence are the most critical to further process.</w:t>
-      </w:r>
-      <w:r>
-        <w:rPr>
-          <w:lang w:val="en-US"/>
-        </w:rPr>
-        <w:t xml:space="preserve"> </w:t>
-      </w:r>
-      <w:r>
-        <w:rPr>
-          <w:lang w:val="en-US"/>
-        </w:rPr>
-        <w:t xml:space="preserve">A transformer does this by successively processing an input through a stack of transformer layers, usually called the encoder. If necessary, another stack of transformer layers </w:t>
-      </w:r>
-      <w:r>
-        <w:rPr>
-          <w:lang w:val="en-US"/>
-        </w:rPr>
-        <w:t>(</w:t>
-      </w:r>
-      <w:r>
-        <w:rPr>
-          <w:lang w:val="en-US"/>
-        </w:rPr>
-        <w:t>the decoder</w:t>
-      </w:r>
-      <w:r>
-        <w:rPr>
-          <w:lang w:val="en-US"/>
-        </w:rPr>
-        <w:t>)</w:t>
-      </w:r>
-      <w:r>
-        <w:rPr>
-          <w:lang w:val="en-US"/>
-        </w:rPr>
-        <w:t xml:space="preserve"> can be used to predict a target output.</w:t>
-      </w:r>
-      <w:r>
-        <w:rPr>
-          <w:lang w:val="en-US"/>
-        </w:rPr>
-        <w:t xml:space="preserve"> </w:t>
-      </w:r>
-      <w:r>
-        <w:rPr>
-          <w:lang w:val="en-US"/>
-        </w:rPr>
-        <w:t>BERT,</w:t>
-      </w:r>
-      <w:r>
-        <w:rPr>
-          <w:lang w:val="en-US"/>
-        </w:rPr>
-        <w:t xml:space="preserve"> however,</w:t>
-      </w:r>
-      <w:r>
-        <w:rPr>
-          <w:lang w:val="en-US"/>
-        </w:rPr>
-        <w:t xml:space="preserve"> doesn’t</w:t>
-      </w:r>
-      <w:r>
-        <w:rPr>
-          <w:lang w:val="en-US"/>
-        </w:rPr>
-        <w:t xml:space="preserve"> use a decoder. Transformers are uniquely suited for unsupervised learning because they can efficiently process millions of data points.</w:t>
-      </w:r>
-    </w:p>
-    <w:p>
-      <w:pPr>
-        <w:rPr>
-          <w:lang w:val="en-US"/>
-        </w:rPr>
-      </w:pPr>
-      <w:r>
-        <w:rPr>
-          <w:lang w:val="en-US"/>
-        </w:rPr>
-        <w:t xml:space="preserve"> For our task, which is in Greek, the original BERT model wouldn’t be able to recognize the </w:t>
-      </w:r>
-      <w:r>
-        <w:rPr>
-          <w:lang w:val="en-US"/>
-        </w:rPr>
-        <w:t>language,</w:t>
-      </w:r>
-      <w:r>
-        <w:rPr>
-          <w:lang w:val="en-US"/>
-        </w:rPr>
-        <w:t xml:space="preserve"> so we used another model based on the original</w:t>
+        <w:t>For the task at hand, which involves Greek text, the original BERT model would not be able to recognize the language, so an alternative model based on the original was employed. GreekBERT was created using the official code provided in Google's BERT GitHub repository with similar size and parameters to the base BERT model (12-layer, 768-hidden, 12-heads, 110M parameters). GreekBERT was trained on the Greek portion of Wikipedia, the Greek portion of the European Parliament Proceedings Parallel Corpus, and the Greek portion of OSCAR, a cleansed version of Common Crawl. This model is clearly better suited for the specific requirements of this task</w:t>
       </w:r>
       <w:r>
         <w:rPr>
@@ -11064,149 +10222,6 @@
         </w:rPr>
         <w:t>.</w:t>
       </w:r>
-      <w:r>
-        <w:rPr>
-          <w:lang w:val="en-US"/>
-        </w:rPr>
-        <w:t xml:space="preserve"> </w:t>
-      </w:r>
-      <w:proofErr w:type="spellStart"/>
-      <w:r>
-        <w:rPr>
-          <w:lang w:val="en-US"/>
-        </w:rPr>
-        <w:t>GreekBERT</w:t>
-      </w:r>
-      <w:proofErr w:type="spellEnd"/>
-      <w:r>
-        <w:rPr>
-          <w:lang w:val="en-US"/>
-        </w:rPr>
-        <w:t xml:space="preserve"> was created using the official code provided in </w:t>
-      </w:r>
-      <w:proofErr w:type="spellStart"/>
-      <w:r>
-        <w:rPr>
-          <w:lang w:val="en-US"/>
-        </w:rPr>
-        <w:t>google’s</w:t>
-      </w:r>
-      <w:proofErr w:type="spellEnd"/>
-      <w:r>
-        <w:rPr>
-          <w:lang w:val="en-US"/>
-        </w:rPr>
-        <w:t xml:space="preserve"> BERT </w:t>
-      </w:r>
-      <w:proofErr w:type="spellStart"/>
-      <w:r>
-        <w:rPr>
-          <w:lang w:val="en-US"/>
-        </w:rPr>
-        <w:t>github</w:t>
-      </w:r>
-      <w:proofErr w:type="spellEnd"/>
-      <w:r>
-        <w:rPr>
-          <w:lang w:val="en-US"/>
-        </w:rPr>
-        <w:t xml:space="preserve"> repository with a similar size</w:t>
-      </w:r>
-      <w:r>
-        <w:rPr>
-          <w:lang w:val="en-US"/>
-        </w:rPr>
-        <w:t xml:space="preserve"> and parameters</w:t>
-      </w:r>
-      <w:r>
-        <w:rPr>
-          <w:lang w:val="en-US"/>
-        </w:rPr>
-        <w:t xml:space="preserve"> to the base BERT </w:t>
-      </w:r>
-      <w:r>
-        <w:rPr>
-          <w:lang w:val="en-US"/>
-        </w:rPr>
-        <w:t xml:space="preserve">model </w:t>
-      </w:r>
-      <w:r>
-        <w:rPr>
-          <w:lang w:val="en-US"/>
-        </w:rPr>
-        <w:t>(</w:t>
-      </w:r>
-      <w:r>
-        <w:rPr>
-          <w:lang w:val="en-US"/>
-        </w:rPr>
-        <w:t>12-layer, 768-hidden, 12-heads, 110M parameters)</w:t>
-      </w:r>
-      <w:r>
-        <w:rPr>
-          <w:lang w:val="en-US"/>
-        </w:rPr>
-        <w:t xml:space="preserve">. </w:t>
-      </w:r>
-      <w:proofErr w:type="spellStart"/>
-      <w:r>
-        <w:rPr>
-          <w:lang w:val="en-US"/>
-        </w:rPr>
-        <w:t>GreekBERT</w:t>
-      </w:r>
-      <w:proofErr w:type="spellEnd"/>
-      <w:r>
-        <w:rPr>
-          <w:lang w:val="en-US"/>
-        </w:rPr>
-        <w:t xml:space="preserve"> was trained on the Greek part of </w:t>
-      </w:r>
-      <w:proofErr w:type="spellStart"/>
-      <w:r>
-        <w:rPr>
-          <w:lang w:val="en-US"/>
-        </w:rPr>
-        <w:t>WikiPedia</w:t>
-      </w:r>
-      <w:proofErr w:type="spellEnd"/>
-      <w:r>
-        <w:rPr>
-          <w:lang w:val="en-US"/>
-        </w:rPr>
-        <w:t xml:space="preserve">, </w:t>
-      </w:r>
-      <w:r>
-        <w:rPr>
-          <w:lang w:val="en-US"/>
-        </w:rPr>
-        <w:t>The Greek part of European Parliament Proceedings Parallel Corpus</w:t>
-      </w:r>
-      <w:r>
-        <w:rPr>
-          <w:lang w:val="en-US"/>
-        </w:rPr>
-        <w:t xml:space="preserve"> and </w:t>
-      </w:r>
-      <w:r>
-        <w:rPr>
-          <w:lang w:val="en-US"/>
-        </w:rPr>
-        <w:t>The Greek part of OSCAR, a cleansed version of Common Crawl.</w:t>
-      </w:r>
-      <w:r>
-        <w:rPr>
-          <w:lang w:val="en-US"/>
-        </w:rPr>
-        <w:t xml:space="preserve"> It is clear to see that this much better fits our purpose.</w:t>
-      </w:r>
-    </w:p>
-    <w:p>
-      <w:pPr>
-        <w:rPr>
-          <w:lang w:val="en-US"/>
-        </w:rPr>
-      </w:pPr>
     </w:p>
     <w:p>
       <w:pPr>
@@ -11219,15 +10234,14 @@
           <w:lang w:val="en-US"/>
         </w:rPr>
       </w:pPr>
-      <w:bookmarkStart w:id="25" w:name="_Toc214622623"/>
-      <w:r>
-        <w:rPr>
-          <w:lang w:val="en-US"/>
-        </w:rPr>
-        <w:lastRenderedPageBreak/>
+      <w:bookmarkStart w:id="24" w:name="_Toc214992439"/>
+      <w:r>
+        <w:rPr>
+          <w:lang w:val="en-US"/>
+        </w:rPr>
         <w:t>4. Results</w:t>
       </w:r>
-      <w:bookmarkEnd w:id="25"/>
+      <w:bookmarkEnd w:id="24"/>
     </w:p>
     <w:p>
       <w:pPr>
@@ -11240,26 +10254,32 @@
           <w:lang w:val="en-US"/>
         </w:rPr>
       </w:pPr>
-      <w:bookmarkStart w:id="26" w:name="_Toc214622624"/>
+      <w:bookmarkStart w:id="25" w:name="_Toc214992440"/>
       <w:r>
         <w:rPr>
           <w:lang w:val="en-US"/>
         </w:rPr>
         <w:t>4.1 Experiment Setup</w:t>
       </w:r>
-      <w:bookmarkEnd w:id="26"/>
-    </w:p>
-    <w:p>
-      <w:pPr>
-        <w:rPr>
-          <w:lang w:val="en-US"/>
-        </w:rPr>
-      </w:pPr>
-      <w:r>
-        <w:rPr>
-          <w:lang w:val="en-US"/>
-        </w:rPr>
-        <w:t>The experiments conducted in this paper were executed using a PC workstation with these specifications:</w:t>
+      <w:bookmarkEnd w:id="25"/>
+    </w:p>
+    <w:p>
+      <w:pPr>
+        <w:rPr>
+          <w:lang w:val="en-US"/>
+        </w:rPr>
+      </w:pPr>
+      <w:r>
+        <w:rPr>
+          <w:lang w:val="en-US"/>
+        </w:rPr>
+        <w:t>The experiments conducted in this study were executed using a PC workstation with the following specifications</w:t>
+      </w:r>
+      <w:r>
+        <w:rPr>
+          <w:lang w:val="en-US"/>
+        </w:rPr>
+        <w:t>:</w:t>
       </w:r>
     </w:p>
     <w:p>
@@ -11351,131 +10371,24 @@
         </w:rPr>
         <w:t>SSD: Kingston M.2 NVMe</w:t>
       </w:r>
-    </w:p>
-    <w:p>
-      <w:pPr>
-        <w:rPr>
-          <w:lang w:val="en-US"/>
-        </w:rPr>
-      </w:pPr>
-      <w:r>
-        <w:rPr>
-          <w:lang w:val="en-US"/>
-        </w:rPr>
-        <w:t xml:space="preserve">The code used for the development and trial of the models was written in Python version 3.13.9 with the addition of extra libraries. These libraries are scikit-learn, TensorFlow, PyTorch, fasttext, </w:t>
-      </w:r>
-      <w:r>
-        <w:rPr>
-          <w:lang w:val="en-US"/>
-        </w:rPr>
-        <w:t>NumPy</w:t>
-      </w:r>
-      <w:r>
-        <w:rPr>
-          <w:lang w:val="en-US"/>
-        </w:rPr>
-        <w:t>, pandas</w:t>
-      </w:r>
-      <w:r>
-        <w:rPr>
-          <w:lang w:val="en-US"/>
-        </w:rPr>
-        <w:t xml:space="preserve"> and</w:t>
-      </w:r>
-      <w:r>
-        <w:rPr>
-          <w:lang w:val="en-US"/>
-        </w:rPr>
-        <w:t xml:space="preserve"> transformers.</w:t>
-      </w:r>
-    </w:p>
-    <w:p>
-      <w:pPr>
-        <w:rPr>
-          <w:lang w:val="en-US"/>
-        </w:rPr>
-      </w:pPr>
-      <w:r>
-        <w:rPr>
-          <w:lang w:val="en-US"/>
-        </w:rPr>
-        <w:t xml:space="preserve">For the baseline model we used a value of 10000 for max features, </w:t>
-      </w:r>
-      <w:r>
-        <w:rPr>
-          <w:lang w:val="en-US"/>
-        </w:rPr>
-        <w:t>an</w:t>
-      </w:r>
-      <w:r>
-        <w:rPr>
-          <w:lang w:val="en-US"/>
-        </w:rPr>
-        <w:t xml:space="preserve"> </w:t>
-      </w:r>
-      <w:proofErr w:type="spellStart"/>
-      <w:r>
-        <w:rPr>
-          <w:lang w:val="en-US"/>
-        </w:rPr>
-        <w:t>ngram</w:t>
-      </w:r>
-      <w:proofErr w:type="spellEnd"/>
-      <w:r>
-        <w:rPr>
-          <w:lang w:val="en-US"/>
-        </w:rPr>
-        <w:t xml:space="preserve"> range of  2</w:t>
-      </w:r>
-      <w:r>
-        <w:rPr>
-          <w:lang w:val="en-US"/>
-        </w:rPr>
-        <w:t xml:space="preserve"> and a value of 1000 max iterations. </w:t>
-      </w:r>
-      <w:r>
-        <w:rPr>
-          <w:lang w:val="en-US"/>
-        </w:rPr>
-        <w:t>For the intermediate model we used</w:t>
-      </w:r>
-      <w:r>
-        <w:rPr>
-          <w:lang w:val="en-US"/>
-        </w:rPr>
-        <w:t xml:space="preserve"> a value of 300 embedding dimensions, 256 LSTM units, 2 LSTM layers, an LSTM </w:t>
-      </w:r>
-      <w:proofErr w:type="spellStart"/>
-      <w:r>
-        <w:rPr>
-          <w:lang w:val="en-US"/>
-        </w:rPr>
-        <w:t>dropoff</w:t>
-      </w:r>
-      <w:proofErr w:type="spellEnd"/>
-      <w:r>
-        <w:rPr>
-          <w:lang w:val="en-US"/>
-        </w:rPr>
-        <w:t xml:space="preserve"> of 0.5 and trained it for 5 epochs</w:t>
-      </w:r>
-      <w:r>
-        <w:rPr>
-          <w:lang w:val="en-US"/>
-        </w:rPr>
-        <w:t xml:space="preserve"> with a learning rate of 0.001(1e-3</w:t>
-      </w:r>
-      <w:r>
-        <w:rPr>
-          <w:lang w:val="en-US"/>
-        </w:rPr>
-        <w:t>)</w:t>
-      </w:r>
-      <w:r>
-        <w:rPr>
-          <w:lang w:val="en-US"/>
-        </w:rPr>
-        <w:t>. For the advanced model we used a model size of ~110M parameters, 768 embedding dimensions, a batch size of 16 and trained it for 4 epochs with a learning rate of 2e-5</w:t>
+      <w:r>
+        <w:rPr>
+          <w:lang w:val="en-US"/>
+        </w:rPr>
+        <w:t xml:space="preserve"> SSD</w:t>
+      </w:r>
+    </w:p>
+    <w:p>
+      <w:pPr>
+        <w:rPr>
+          <w:lang w:val="en-US"/>
+        </w:rPr>
+      </w:pPr>
+      <w:r>
+        <w:rPr>
+          <w:lang w:val="en-US"/>
+        </w:rPr>
+        <w:t>The code used for the development and evaluation of the models was written in Python version 3.13.9 with additional libraries including scikit-learn, TensorFlow, PyTorch, FastText, NumPy, pandas, and transformers</w:t>
       </w:r>
       <w:r>
         <w:rPr>
@@ -11494,31 +10407,314 @@
         <w:rPr>
           <w:lang w:val="en-US"/>
         </w:rPr>
-        <w:t>To train the three models we used a split of 70/30 where 3</w:t>
-      </w:r>
-      <w:r>
-        <w:rPr>
-          <w:lang w:val="en-US"/>
-        </w:rPr>
-        <w:t>.</w:t>
-      </w:r>
-      <w:r>
-        <w:rPr>
-          <w:lang w:val="en-US"/>
-        </w:rPr>
-        <w:t>345 tweets were used for training and 1</w:t>
-      </w:r>
-      <w:r>
-        <w:rPr>
-          <w:lang w:val="en-US"/>
-        </w:rPr>
-        <w:t>.</w:t>
-      </w:r>
-      <w:r>
-        <w:rPr>
-          <w:lang w:val="en-US"/>
-        </w:rPr>
-        <w:t>434 were used for testing.</w:t>
+        <w:t>Baseline Model (TF-IDF + Logistic Regression):</w:t>
+      </w:r>
+    </w:p>
+    <w:p>
+      <w:pPr>
+        <w:pStyle w:val="ListParagraph"/>
+        <w:numPr>
+          <w:ilvl w:val="0"/>
+          <w:numId w:val="19"/>
+        </w:numPr>
+        <w:rPr>
+          <w:lang w:val="en-US"/>
+        </w:rPr>
+      </w:pPr>
+      <w:r>
+        <w:rPr>
+          <w:lang w:val="en-US"/>
+        </w:rPr>
+        <w:t>Maximum features: 10,000</w:t>
+      </w:r>
+    </w:p>
+    <w:p>
+      <w:pPr>
+        <w:pStyle w:val="ListParagraph"/>
+        <w:numPr>
+          <w:ilvl w:val="0"/>
+          <w:numId w:val="19"/>
+        </w:numPr>
+        <w:rPr>
+          <w:lang w:val="en-US"/>
+        </w:rPr>
+      </w:pPr>
+      <w:r>
+        <w:rPr>
+          <w:lang w:val="en-US"/>
+        </w:rPr>
+        <w:t>N-gram range: 1-2</w:t>
+      </w:r>
+    </w:p>
+    <w:p>
+      <w:pPr>
+        <w:pStyle w:val="ListParagraph"/>
+        <w:numPr>
+          <w:ilvl w:val="0"/>
+          <w:numId w:val="19"/>
+        </w:numPr>
+        <w:rPr>
+          <w:lang w:val="en-US"/>
+        </w:rPr>
+      </w:pPr>
+      <w:r>
+        <w:rPr>
+          <w:lang w:val="en-US"/>
+        </w:rPr>
+        <w:t>Maximum iterations: 1,000</w:t>
+      </w:r>
+    </w:p>
+    <w:p>
+      <w:pPr>
+        <w:rPr>
+          <w:lang w:val="en-US"/>
+        </w:rPr>
+      </w:pPr>
+      <w:r>
+        <w:rPr>
+          <w:lang w:val="en-US"/>
+        </w:rPr>
+        <w:t>Intermediate Model (FastText + BiLSTM):</w:t>
+      </w:r>
+    </w:p>
+    <w:p>
+      <w:pPr>
+        <w:pStyle w:val="ListParagraph"/>
+        <w:numPr>
+          <w:ilvl w:val="0"/>
+          <w:numId w:val="18"/>
+        </w:numPr>
+        <w:rPr>
+          <w:lang w:val="en-US"/>
+        </w:rPr>
+      </w:pPr>
+      <w:r>
+        <w:rPr>
+          <w:lang w:val="en-US"/>
+        </w:rPr>
+        <w:t>Embedding dimensions</w:t>
+      </w:r>
+      <w:r>
+        <w:t>: 300</w:t>
+      </w:r>
+    </w:p>
+    <w:p>
+      <w:pPr>
+        <w:pStyle w:val="ListParagraph"/>
+        <w:numPr>
+          <w:ilvl w:val="0"/>
+          <w:numId w:val="18"/>
+        </w:numPr>
+        <w:rPr>
+          <w:lang w:val="en-US"/>
+        </w:rPr>
+      </w:pPr>
+      <w:r>
+        <w:rPr>
+          <w:lang w:val="en-US"/>
+        </w:rPr>
+        <w:t>LSTM units: 256</w:t>
+      </w:r>
+    </w:p>
+    <w:p>
+      <w:pPr>
+        <w:pStyle w:val="ListParagraph"/>
+        <w:numPr>
+          <w:ilvl w:val="0"/>
+          <w:numId w:val="18"/>
+        </w:numPr>
+        <w:rPr>
+          <w:lang w:val="en-US"/>
+        </w:rPr>
+      </w:pPr>
+      <w:r>
+        <w:rPr>
+          <w:lang w:val="en-US"/>
+        </w:rPr>
+        <w:t>LSTM layers: 2</w:t>
+      </w:r>
+    </w:p>
+    <w:p>
+      <w:pPr>
+        <w:pStyle w:val="ListParagraph"/>
+        <w:numPr>
+          <w:ilvl w:val="0"/>
+          <w:numId w:val="18"/>
+        </w:numPr>
+        <w:rPr>
+          <w:lang w:val="en-US"/>
+        </w:rPr>
+      </w:pPr>
+      <w:r>
+        <w:rPr>
+          <w:lang w:val="en-US"/>
+        </w:rPr>
+        <w:t>LSTM dropout: 0.5</w:t>
+      </w:r>
+    </w:p>
+    <w:p>
+      <w:pPr>
+        <w:pStyle w:val="ListParagraph"/>
+        <w:numPr>
+          <w:ilvl w:val="0"/>
+          <w:numId w:val="18"/>
+        </w:numPr>
+        <w:rPr>
+          <w:lang w:val="en-US"/>
+        </w:rPr>
+      </w:pPr>
+      <w:r>
+        <w:rPr>
+          <w:lang w:val="en-US"/>
+        </w:rPr>
+        <w:lastRenderedPageBreak/>
+        <w:t>Training epochs: 5</w:t>
+      </w:r>
+    </w:p>
+    <w:p>
+      <w:pPr>
+        <w:pStyle w:val="ListParagraph"/>
+        <w:numPr>
+          <w:ilvl w:val="0"/>
+          <w:numId w:val="18"/>
+        </w:numPr>
+        <w:rPr>
+          <w:lang w:val="en-US"/>
+        </w:rPr>
+      </w:pPr>
+      <w:r>
+        <w:rPr>
+          <w:lang w:val="en-US"/>
+        </w:rPr>
+        <w:t>Learning rate: 1e-3</w:t>
+      </w:r>
+    </w:p>
+    <w:p>
+      <w:pPr>
+        <w:rPr>
+          <w:lang w:val="en-US"/>
+        </w:rPr>
+      </w:pPr>
+      <w:r>
+        <w:rPr>
+          <w:lang w:val="en-US"/>
+        </w:rPr>
+        <w:t>Advanced Model (GreekBERT):</w:t>
+      </w:r>
+    </w:p>
+    <w:p>
+      <w:pPr>
+        <w:pStyle w:val="ListParagraph"/>
+        <w:numPr>
+          <w:ilvl w:val="0"/>
+          <w:numId w:val="17"/>
+        </w:numPr>
+        <w:rPr>
+          <w:lang w:val="en-US"/>
+        </w:rPr>
+      </w:pPr>
+      <w:r>
+        <w:rPr>
+          <w:lang w:val="en-US"/>
+        </w:rPr>
+        <w:t>Model size</w:t>
+      </w:r>
+      <w:r>
+        <w:rPr>
+          <w:lang w:val="en-US"/>
+        </w:rPr>
+        <w:t>: ~</w:t>
+      </w:r>
+      <w:r>
+        <w:rPr>
+          <w:lang w:val="en-US"/>
+        </w:rPr>
+        <w:t>110M parameters</w:t>
+      </w:r>
+    </w:p>
+    <w:p>
+      <w:pPr>
+        <w:pStyle w:val="ListParagraph"/>
+        <w:numPr>
+          <w:ilvl w:val="0"/>
+          <w:numId w:val="17"/>
+        </w:numPr>
+        <w:rPr>
+          <w:lang w:val="en-US"/>
+        </w:rPr>
+      </w:pPr>
+      <w:r>
+        <w:rPr>
+          <w:lang w:val="en-US"/>
+        </w:rPr>
+        <w:t>Embedding dimensions: 768</w:t>
+      </w:r>
+    </w:p>
+    <w:p>
+      <w:pPr>
+        <w:pStyle w:val="ListParagraph"/>
+        <w:numPr>
+          <w:ilvl w:val="0"/>
+          <w:numId w:val="17"/>
+        </w:numPr>
+        <w:rPr>
+          <w:lang w:val="en-US"/>
+        </w:rPr>
+      </w:pPr>
+      <w:r>
+        <w:rPr>
+          <w:lang w:val="en-US"/>
+        </w:rPr>
+        <w:t>Batch Size: 16</w:t>
+      </w:r>
+    </w:p>
+    <w:p>
+      <w:pPr>
+        <w:pStyle w:val="ListParagraph"/>
+        <w:numPr>
+          <w:ilvl w:val="0"/>
+          <w:numId w:val="17"/>
+        </w:numPr>
+        <w:rPr>
+          <w:lang w:val="en-US"/>
+        </w:rPr>
+      </w:pPr>
+      <w:r>
+        <w:rPr>
+          <w:lang w:val="en-US"/>
+        </w:rPr>
+        <w:t>Training epochs: 4</w:t>
+      </w:r>
+    </w:p>
+    <w:p>
+      <w:pPr>
+        <w:pStyle w:val="ListParagraph"/>
+        <w:numPr>
+          <w:ilvl w:val="0"/>
+          <w:numId w:val="17"/>
+        </w:numPr>
+        <w:rPr>
+          <w:lang w:val="en-US"/>
+        </w:rPr>
+      </w:pPr>
+      <w:r>
+        <w:rPr>
+          <w:lang w:val="en-US"/>
+        </w:rPr>
+        <w:t>Learning Rate: 2e-5</w:t>
+      </w:r>
+    </w:p>
+    <w:p>
+      <w:pPr>
+        <w:rPr>
+          <w:lang w:val="en-US"/>
+        </w:rPr>
+      </w:pPr>
+      <w:r>
+        <w:rPr>
+          <w:lang w:val="en-US"/>
+        </w:rPr>
+        <w:t>The dataset was split using a 70/30 ratio, resulting in 3,345 tweets for training and 1,434 tweets for testing.</w:t>
       </w:r>
     </w:p>
     <w:p>
@@ -11532,7 +10728,7 @@
           <w:lang w:val="en-US"/>
         </w:rPr>
       </w:pPr>
-      <w:bookmarkStart w:id="27" w:name="_Toc214622625"/>
+      <w:bookmarkStart w:id="26" w:name="_Toc214992441"/>
       <w:r>
         <w:rPr>
           <w:lang w:val="en-US"/>
@@ -11545,7 +10741,7 @@
         </w:rPr>
         <w:t>Evaluation Metrics</w:t>
       </w:r>
-      <w:bookmarkEnd w:id="27"/>
+      <w:bookmarkEnd w:id="26"/>
     </w:p>
     <w:p>
       <w:pPr>
@@ -11813,16 +11009,15 @@
           <w:lang w:val="en-US"/>
         </w:rPr>
       </w:pPr>
-      <w:bookmarkStart w:id="28" w:name="_Toc214622626"/>
+      <w:bookmarkStart w:id="27" w:name="_Toc214992442"/>
       <w:r>
         <w:rPr>
           <w:rFonts w:eastAsiaTheme="minorEastAsia"/>
           <w:lang w:val="en-US"/>
         </w:rPr>
-        <w:lastRenderedPageBreak/>
         <w:t>4.3 Model Performance Comparison</w:t>
       </w:r>
-      <w:bookmarkEnd w:id="28"/>
+      <w:bookmarkEnd w:id="27"/>
     </w:p>
     <w:tbl>
       <w:tblPr>
@@ -12062,13 +11257,8 @@
                 <w:lang w:val="en-US"/>
               </w:rPr>
             </w:pPr>
-            <w:proofErr w:type="spellStart"/>
-            <w:r>
-              <w:t>Baseline</w:t>
-            </w:r>
-            <w:proofErr w:type="spellEnd"/>
-            <w:r>
-              <w:t xml:space="preserve"> (TF-IDF + LR)</w:t>
+            <w:r>
+              <w:t>Baseline (TF-IDF + LR)</w:t>
             </w:r>
           </w:p>
         </w:tc>
@@ -12297,29 +11487,8 @@
                 <w:lang w:val="en-US"/>
               </w:rPr>
             </w:pPr>
-            <w:proofErr w:type="spellStart"/>
-            <w:r>
-              <w:t>Intermediate</w:t>
-            </w:r>
-            <w:proofErr w:type="spellEnd"/>
-            <w:r>
-              <w:t xml:space="preserve"> (</w:t>
-            </w:r>
-            <w:proofErr w:type="spellStart"/>
-            <w:r>
-              <w:t>FastText</w:t>
-            </w:r>
-            <w:proofErr w:type="spellEnd"/>
-            <w:r>
-              <w:t xml:space="preserve"> + </w:t>
-            </w:r>
-            <w:proofErr w:type="spellStart"/>
-            <w:r>
-              <w:t>BiLSTM</w:t>
-            </w:r>
-            <w:proofErr w:type="spellEnd"/>
-            <w:r>
-              <w:t>)</w:t>
+            <w:r>
+              <w:t>Intermediate (FastText + BiLSTM)</w:t>
             </w:r>
           </w:p>
         </w:tc>
@@ -12482,21 +11651,8 @@
                 <w:lang w:val="en-US"/>
               </w:rPr>
             </w:pPr>
-            <w:proofErr w:type="spellStart"/>
-            <w:r>
-              <w:t>Advanced</w:t>
-            </w:r>
-            <w:proofErr w:type="spellEnd"/>
-            <w:r>
-              <w:t xml:space="preserve"> (</w:t>
-            </w:r>
-            <w:proofErr w:type="spellStart"/>
-            <w:r>
-              <w:t>GreekBERT</w:t>
-            </w:r>
-            <w:proofErr w:type="spellEnd"/>
-            <w:r>
-              <w:t>)</w:t>
+            <w:r>
+              <w:t>Advanced (GreekBERT)</w:t>
             </w:r>
           </w:p>
         </w:tc>
@@ -12725,145 +11881,1717 @@
           <w:lang w:val="en-US"/>
         </w:rPr>
       </w:pPr>
-      <w:r>
-        <w:rPr>
-          <w:lang w:val="en-US"/>
-        </w:rPr>
+      <w:bookmarkStart w:id="28" w:name="_Toc214992443"/>
+      <w:r>
+        <w:rPr>
+          <w:lang w:val="en-US"/>
+        </w:rPr>
+        <w:lastRenderedPageBreak/>
         <w:t>4.4 Confusion Matrices</w:t>
       </w:r>
-    </w:p>
-    <w:p>
-      <w:pPr>
-        <w:rPr>
-          <w:lang w:val="en-US"/>
-        </w:rPr>
-      </w:pPr>
-    </w:p>
-    <w:p>
-      <w:pPr>
-        <w:jc w:val="both"/>
-        <w:rPr>
-          <w:lang w:val="en-US"/>
-        </w:rPr>
-      </w:pPr>
-      <w:proofErr w:type="spellStart"/>
-      <w:r>
-        <w:rPr>
-          <w:lang w:val="en-US"/>
-        </w:rPr>
-        <w:t>FastText</w:t>
-      </w:r>
-      <w:proofErr w:type="spellEnd"/>
-      <w:r>
-        <w:rPr>
-          <w:lang w:val="en-US"/>
-        </w:rPr>
-        <w:t xml:space="preserve"> includes curses: Trained on common crawl</w:t>
-      </w:r>
-      <w:r>
-        <w:rPr>
-          <w:lang w:val="en-US"/>
-        </w:rPr>
-        <w:t>(?)</w:t>
-      </w:r>
-      <w:r>
-        <w:rPr>
-          <w:lang w:val="en-US"/>
-        </w:rPr>
-        <w:t xml:space="preserve"> and Greek </w:t>
-      </w:r>
-      <w:proofErr w:type="spellStart"/>
-      <w:r>
-        <w:rPr>
-          <w:lang w:val="en-US"/>
-        </w:rPr>
-        <w:t>wikipedia</w:t>
-      </w:r>
-      <w:proofErr w:type="spellEnd"/>
-    </w:p>
-    <w:p>
-      <w:pPr>
-        <w:jc w:val="both"/>
-        <w:rPr>
-          <w:lang w:val="en-US"/>
-        </w:rPr>
-      </w:pPr>
-      <w:r>
-        <w:rPr>
-          <w:lang w:val="en-US"/>
-        </w:rPr>
-        <w:t xml:space="preserve">Greek </w:t>
-      </w:r>
-      <w:proofErr w:type="spellStart"/>
-      <w:r>
-        <w:rPr>
-          <w:lang w:val="en-US"/>
-        </w:rPr>
-        <w:t>bert</w:t>
-      </w:r>
-      <w:proofErr w:type="spellEnd"/>
-      <w:r>
-        <w:rPr>
-          <w:lang w:val="en-US"/>
-        </w:rPr>
-        <w:t xml:space="preserve">: trained on Greek wiki, European parliament Greek, </w:t>
-      </w:r>
-      <w:proofErr w:type="spellStart"/>
-      <w:r>
-        <w:rPr>
-          <w:lang w:val="en-US"/>
-        </w:rPr>
-        <w:t>greek</w:t>
-      </w:r>
-      <w:proofErr w:type="spellEnd"/>
-      <w:r>
-        <w:rPr>
-          <w:lang w:val="en-US"/>
-        </w:rPr>
-        <w:t xml:space="preserve"> part of </w:t>
-      </w:r>
-      <w:r>
-        <w:rPr>
-          <w:lang w:val="en-US"/>
-        </w:rPr>
-        <w:t>Oscar (filtered common crawl)</w:t>
-      </w:r>
-    </w:p>
-    <w:p>
-      <w:pPr>
-        <w:jc w:val="both"/>
-        <w:rPr>
-          <w:lang w:val="en-US"/>
-        </w:rPr>
-      </w:pPr>
-      <w:r>
-        <w:rPr>
-          <w:lang w:val="en-US"/>
-        </w:rPr>
-        <w:t xml:space="preserve">So fasttext might include some curses and </w:t>
-      </w:r>
-      <w:proofErr w:type="spellStart"/>
-      <w:r>
-        <w:rPr>
-          <w:lang w:val="en-US"/>
-        </w:rPr>
-        <w:t>bert</w:t>
-      </w:r>
-      <w:proofErr w:type="spellEnd"/>
-      <w:r>
-        <w:rPr>
-          <w:lang w:val="en-US"/>
-        </w:rPr>
-        <w:t xml:space="preserve"> will include even less curses</w:t>
-      </w:r>
-    </w:p>
-    <w:p>
-      <w:pPr>
-        <w:pStyle w:val="a0"/>
-        <w:rPr>
-          <w:lang w:val="en-US"/>
-        </w:rPr>
-      </w:pPr>
+      <w:bookmarkEnd w:id="28"/>
+    </w:p>
+    <w:tbl>
+      <w:tblPr>
+        <w:tblStyle w:val="TableGrid"/>
+        <w:tblW w:w="7368" w:type="dxa"/>
+        <w:jc w:val="center"/>
+        <w:tblLook w:val="04A0" w:firstRow="1" w:lastRow="0" w:firstColumn="1" w:lastColumn="0" w:noHBand="0" w:noVBand="1"/>
+      </w:tblPr>
+      <w:tblGrid>
+        <w:gridCol w:w="2456"/>
+        <w:gridCol w:w="2456"/>
+        <w:gridCol w:w="2456"/>
+      </w:tblGrid>
+      <w:tr>
+        <w:trPr>
+          <w:trHeight w:val="554"/>
+          <w:jc w:val="center"/>
+        </w:trPr>
+        <w:tc>
+          <w:tcPr>
+            <w:tcW w:w="2456" w:type="dxa"/>
+          </w:tcPr>
+          <w:p>
+            <w:pPr>
+              <w:rPr>
+                <w:lang w:val="en-US"/>
+              </w:rPr>
+            </w:pPr>
+          </w:p>
+        </w:tc>
+        <w:tc>
+          <w:tcPr>
+            <w:tcW w:w="2456" w:type="dxa"/>
+          </w:tcPr>
+          <w:p>
+            <w:pPr>
+              <w:jc w:val="center"/>
+              <w:rPr>
+                <w:lang w:val="en-US"/>
+              </w:rPr>
+            </w:pPr>
+            <w:r>
+              <w:rPr>
+                <w:lang w:val="en-US"/>
+              </w:rPr>
+              <w:t xml:space="preserve">Labeled as </w:t>
+            </w:r>
+            <w:r>
+              <w:rPr>
+                <w:lang w:val="en-US"/>
+              </w:rPr>
+              <w:t>not offensive</w:t>
+            </w:r>
+          </w:p>
+        </w:tc>
+        <w:tc>
+          <w:tcPr>
+            <w:tcW w:w="2456" w:type="dxa"/>
+          </w:tcPr>
+          <w:p>
+            <w:pPr>
+              <w:jc w:val="center"/>
+              <w:rPr>
+                <w:lang w:val="en-US"/>
+              </w:rPr>
+            </w:pPr>
+            <w:r>
+              <w:rPr>
+                <w:lang w:val="en-US"/>
+              </w:rPr>
+              <w:t xml:space="preserve">Labeled as </w:t>
+            </w:r>
+            <w:r>
+              <w:rPr>
+                <w:lang w:val="en-US"/>
+              </w:rPr>
+              <w:t>offensive</w:t>
+            </w:r>
+          </w:p>
+        </w:tc>
+      </w:tr>
+      <w:tr>
+        <w:trPr>
+          <w:trHeight w:val="554"/>
+          <w:jc w:val="center"/>
+        </w:trPr>
+        <w:tc>
+          <w:tcPr>
+            <w:tcW w:w="2456" w:type="dxa"/>
+          </w:tcPr>
+          <w:p>
+            <w:pPr>
+              <w:jc w:val="center"/>
+              <w:rPr>
+                <w:lang w:val="en-US"/>
+              </w:rPr>
+            </w:pPr>
+            <w:r>
+              <w:rPr>
+                <w:lang w:val="en-US"/>
+              </w:rPr>
+              <w:t>Not offensive</w:t>
+            </w:r>
+          </w:p>
+        </w:tc>
+        <w:tc>
+          <w:tcPr>
+            <w:tcW w:w="2456" w:type="dxa"/>
+          </w:tcPr>
+          <w:p>
+            <w:pPr>
+              <w:jc w:val="center"/>
+              <w:rPr>
+                <w:lang w:val="en-US"/>
+              </w:rPr>
+            </w:pPr>
+            <w:r>
+              <w:rPr>
+                <w:lang w:val="en-US"/>
+              </w:rPr>
+              <w:t>1286</w:t>
+            </w:r>
+          </w:p>
+        </w:tc>
+        <w:tc>
+          <w:tcPr>
+            <w:tcW w:w="2456" w:type="dxa"/>
+          </w:tcPr>
+          <w:p>
+            <w:pPr>
+              <w:jc w:val="center"/>
+              <w:rPr>
+                <w:lang w:val="en-US"/>
+              </w:rPr>
+            </w:pPr>
+            <w:r>
+              <w:rPr>
+                <w:lang w:val="en-US"/>
+              </w:rPr>
+              <w:t>16</w:t>
+            </w:r>
+          </w:p>
+        </w:tc>
+      </w:tr>
+      <w:tr>
+        <w:trPr>
+          <w:trHeight w:val="554"/>
+          <w:jc w:val="center"/>
+        </w:trPr>
+        <w:tc>
+          <w:tcPr>
+            <w:tcW w:w="2456" w:type="dxa"/>
+          </w:tcPr>
+          <w:p>
+            <w:pPr>
+              <w:jc w:val="center"/>
+              <w:rPr>
+                <w:lang w:val="en-US"/>
+              </w:rPr>
+            </w:pPr>
+            <w:r>
+              <w:rPr>
+                <w:lang w:val="en-US"/>
+              </w:rPr>
+              <w:t>Offensive</w:t>
+            </w:r>
+          </w:p>
+        </w:tc>
+        <w:tc>
+          <w:tcPr>
+            <w:tcW w:w="2456" w:type="dxa"/>
+          </w:tcPr>
+          <w:p>
+            <w:pPr>
+              <w:jc w:val="center"/>
+              <w:rPr>
+                <w:lang w:val="en-US"/>
+              </w:rPr>
+            </w:pPr>
+            <w:r>
+              <w:rPr>
+                <w:lang w:val="en-US"/>
+              </w:rPr>
+              <w:t>63</w:t>
+            </w:r>
+          </w:p>
+        </w:tc>
+        <w:tc>
+          <w:tcPr>
+            <w:tcW w:w="2456" w:type="dxa"/>
+          </w:tcPr>
+          <w:p>
+            <w:pPr>
+              <w:jc w:val="center"/>
+              <w:rPr>
+                <w:lang w:val="en-US"/>
+              </w:rPr>
+            </w:pPr>
+            <w:r>
+              <w:rPr>
+                <w:lang w:val="en-US"/>
+              </w:rPr>
+              <w:t>179</w:t>
+            </w:r>
+          </w:p>
+        </w:tc>
+      </w:tr>
+    </w:tbl>
+    <w:p>
+      <w:pPr>
+        <w:jc w:val="center"/>
+        <w:rPr>
+          <w:lang w:val="en-US"/>
+        </w:rPr>
+      </w:pPr>
+      <w:r>
+        <w:rPr>
+          <w:lang w:val="en-US"/>
+        </w:rPr>
+        <w:t>Table 4</w:t>
+      </w:r>
+      <w:r>
+        <w:rPr>
+          <w:lang w:val="en-US"/>
+        </w:rPr>
+        <w:t xml:space="preserve">: </w:t>
+      </w:r>
+      <w:r>
+        <w:rPr>
+          <w:lang w:val="en-US"/>
+        </w:rPr>
+        <w:t>Baseline model Confusion Matrix</w:t>
+      </w:r>
+    </w:p>
+    <w:tbl>
+      <w:tblPr>
+        <w:tblStyle w:val="TableGrid"/>
+        <w:tblW w:w="7368" w:type="dxa"/>
+        <w:jc w:val="center"/>
+        <w:tblLook w:val="04A0" w:firstRow="1" w:lastRow="0" w:firstColumn="1" w:lastColumn="0" w:noHBand="0" w:noVBand="1"/>
+      </w:tblPr>
+      <w:tblGrid>
+        <w:gridCol w:w="2456"/>
+        <w:gridCol w:w="2456"/>
+        <w:gridCol w:w="2456"/>
+      </w:tblGrid>
+      <w:tr>
+        <w:trPr>
+          <w:trHeight w:val="554"/>
+          <w:jc w:val="center"/>
+        </w:trPr>
+        <w:tc>
+          <w:tcPr>
+            <w:tcW w:w="2456" w:type="dxa"/>
+          </w:tcPr>
+          <w:p>
+            <w:pPr>
+              <w:rPr>
+                <w:lang w:val="en-US"/>
+              </w:rPr>
+            </w:pPr>
+          </w:p>
+        </w:tc>
+        <w:tc>
+          <w:tcPr>
+            <w:tcW w:w="2456" w:type="dxa"/>
+          </w:tcPr>
+          <w:p>
+            <w:pPr>
+              <w:jc w:val="center"/>
+              <w:rPr>
+                <w:lang w:val="en-US"/>
+              </w:rPr>
+            </w:pPr>
+            <w:r>
+              <w:rPr>
+                <w:lang w:val="en-US"/>
+              </w:rPr>
+              <w:t xml:space="preserve">Labeled as </w:t>
+            </w:r>
+            <w:r>
+              <w:rPr>
+                <w:lang w:val="en-US"/>
+              </w:rPr>
+              <w:t>not offensive</w:t>
+            </w:r>
+          </w:p>
+        </w:tc>
+        <w:tc>
+          <w:tcPr>
+            <w:tcW w:w="2456" w:type="dxa"/>
+          </w:tcPr>
+          <w:p>
+            <w:pPr>
+              <w:jc w:val="center"/>
+              <w:rPr>
+                <w:lang w:val="en-US"/>
+              </w:rPr>
+            </w:pPr>
+            <w:r>
+              <w:rPr>
+                <w:lang w:val="en-US"/>
+              </w:rPr>
+              <w:t xml:space="preserve">Labeled as </w:t>
+            </w:r>
+            <w:r>
+              <w:rPr>
+                <w:lang w:val="en-US"/>
+              </w:rPr>
+              <w:t>offensive</w:t>
+            </w:r>
+          </w:p>
+        </w:tc>
+      </w:tr>
+      <w:tr>
+        <w:trPr>
+          <w:trHeight w:val="554"/>
+          <w:jc w:val="center"/>
+        </w:trPr>
+        <w:tc>
+          <w:tcPr>
+            <w:tcW w:w="2456" w:type="dxa"/>
+          </w:tcPr>
+          <w:p>
+            <w:pPr>
+              <w:jc w:val="center"/>
+              <w:rPr>
+                <w:lang w:val="en-US"/>
+              </w:rPr>
+            </w:pPr>
+            <w:r>
+              <w:rPr>
+                <w:lang w:val="en-US"/>
+              </w:rPr>
+              <w:t>Not offensive</w:t>
+            </w:r>
+          </w:p>
+        </w:tc>
+        <w:tc>
+          <w:tcPr>
+            <w:tcW w:w="2456" w:type="dxa"/>
+          </w:tcPr>
+          <w:p>
+            <w:pPr>
+              <w:jc w:val="center"/>
+              <w:rPr>
+                <w:lang w:val="en-US"/>
+              </w:rPr>
+            </w:pPr>
+            <w:r>
+              <w:rPr>
+                <w:lang w:val="en-US"/>
+              </w:rPr>
+              <w:t>1228</w:t>
+            </w:r>
+          </w:p>
+        </w:tc>
+        <w:tc>
+          <w:tcPr>
+            <w:tcW w:w="2456" w:type="dxa"/>
+          </w:tcPr>
+          <w:p>
+            <w:pPr>
+              <w:jc w:val="center"/>
+              <w:rPr>
+                <w:lang w:val="en-US"/>
+              </w:rPr>
+            </w:pPr>
+            <w:r>
+              <w:rPr>
+                <w:lang w:val="en-US"/>
+              </w:rPr>
+              <w:t>74</w:t>
+            </w:r>
+          </w:p>
+        </w:tc>
+      </w:tr>
+      <w:tr>
+        <w:trPr>
+          <w:trHeight w:val="554"/>
+          <w:jc w:val="center"/>
+        </w:trPr>
+        <w:tc>
+          <w:tcPr>
+            <w:tcW w:w="2456" w:type="dxa"/>
+          </w:tcPr>
+          <w:p>
+            <w:pPr>
+              <w:jc w:val="center"/>
+              <w:rPr>
+                <w:lang w:val="en-US"/>
+              </w:rPr>
+            </w:pPr>
+            <w:r>
+              <w:rPr>
+                <w:lang w:val="en-US"/>
+              </w:rPr>
+              <w:t>Offensive</w:t>
+            </w:r>
+          </w:p>
+        </w:tc>
+        <w:tc>
+          <w:tcPr>
+            <w:tcW w:w="2456" w:type="dxa"/>
+          </w:tcPr>
+          <w:p>
+            <w:pPr>
+              <w:jc w:val="center"/>
+              <w:rPr>
+                <w:lang w:val="en-US"/>
+              </w:rPr>
+            </w:pPr>
+            <w:r>
+              <w:rPr>
+                <w:lang w:val="en-US"/>
+              </w:rPr>
+              <w:t>56</w:t>
+            </w:r>
+          </w:p>
+        </w:tc>
+        <w:tc>
+          <w:tcPr>
+            <w:tcW w:w="2456" w:type="dxa"/>
+          </w:tcPr>
+          <w:p>
+            <w:pPr>
+              <w:jc w:val="center"/>
+              <w:rPr>
+                <w:lang w:val="en-US"/>
+              </w:rPr>
+            </w:pPr>
+            <w:r>
+              <w:rPr>
+                <w:lang w:val="en-US"/>
+              </w:rPr>
+              <w:t>186</w:t>
+            </w:r>
+          </w:p>
+        </w:tc>
+      </w:tr>
+    </w:tbl>
+    <w:p>
+      <w:pPr>
+        <w:jc w:val="center"/>
+        <w:rPr>
+          <w:lang w:val="en-US"/>
+        </w:rPr>
+      </w:pPr>
+      <w:r>
+        <w:rPr>
+          <w:lang w:val="en-US"/>
+        </w:rPr>
+        <w:t>Table 5</w:t>
+      </w:r>
+      <w:r>
+        <w:rPr>
+          <w:lang w:val="en-US"/>
+        </w:rPr>
+        <w:t xml:space="preserve">: </w:t>
+      </w:r>
+      <w:r>
+        <w:rPr>
+          <w:lang w:val="en-US"/>
+        </w:rPr>
+        <w:t>Intermediate model Confusion Matrix</w:t>
+      </w:r>
+    </w:p>
+    <w:tbl>
+      <w:tblPr>
+        <w:tblStyle w:val="TableGrid"/>
+        <w:tblW w:w="7368" w:type="dxa"/>
+        <w:jc w:val="center"/>
+        <w:tblLook w:val="04A0" w:firstRow="1" w:lastRow="0" w:firstColumn="1" w:lastColumn="0" w:noHBand="0" w:noVBand="1"/>
+      </w:tblPr>
+      <w:tblGrid>
+        <w:gridCol w:w="2456"/>
+        <w:gridCol w:w="2456"/>
+        <w:gridCol w:w="2456"/>
+      </w:tblGrid>
+      <w:tr>
+        <w:trPr>
+          <w:trHeight w:val="554"/>
+          <w:jc w:val="center"/>
+        </w:trPr>
+        <w:tc>
+          <w:tcPr>
+            <w:tcW w:w="2456" w:type="dxa"/>
+          </w:tcPr>
+          <w:p>
+            <w:pPr>
+              <w:rPr>
+                <w:lang w:val="en-US"/>
+              </w:rPr>
+            </w:pPr>
+          </w:p>
+        </w:tc>
+        <w:tc>
+          <w:tcPr>
+            <w:tcW w:w="2456" w:type="dxa"/>
+          </w:tcPr>
+          <w:p>
+            <w:pPr>
+              <w:jc w:val="center"/>
+              <w:rPr>
+                <w:lang w:val="en-US"/>
+              </w:rPr>
+            </w:pPr>
+            <w:r>
+              <w:rPr>
+                <w:lang w:val="en-US"/>
+              </w:rPr>
+              <w:t xml:space="preserve">Labeled as </w:t>
+            </w:r>
+            <w:r>
+              <w:rPr>
+                <w:lang w:val="en-US"/>
+              </w:rPr>
+              <w:t>not offensive</w:t>
+            </w:r>
+          </w:p>
+        </w:tc>
+        <w:tc>
+          <w:tcPr>
+            <w:tcW w:w="2456" w:type="dxa"/>
+          </w:tcPr>
+          <w:p>
+            <w:pPr>
+              <w:jc w:val="center"/>
+              <w:rPr>
+                <w:lang w:val="en-US"/>
+              </w:rPr>
+            </w:pPr>
+            <w:r>
+              <w:rPr>
+                <w:lang w:val="en-US"/>
+              </w:rPr>
+              <w:t xml:space="preserve">Labeled as </w:t>
+            </w:r>
+            <w:r>
+              <w:rPr>
+                <w:lang w:val="en-US"/>
+              </w:rPr>
+              <w:t>offensive</w:t>
+            </w:r>
+          </w:p>
+        </w:tc>
+      </w:tr>
+      <w:tr>
+        <w:trPr>
+          <w:trHeight w:val="554"/>
+          <w:jc w:val="center"/>
+        </w:trPr>
+        <w:tc>
+          <w:tcPr>
+            <w:tcW w:w="2456" w:type="dxa"/>
+          </w:tcPr>
+          <w:p>
+            <w:pPr>
+              <w:jc w:val="center"/>
+              <w:rPr>
+                <w:lang w:val="en-US"/>
+              </w:rPr>
+            </w:pPr>
+            <w:r>
+              <w:rPr>
+                <w:lang w:val="en-US"/>
+              </w:rPr>
+              <w:t>Not offensive</w:t>
+            </w:r>
+          </w:p>
+        </w:tc>
+        <w:tc>
+          <w:tcPr>
+            <w:tcW w:w="2456" w:type="dxa"/>
+          </w:tcPr>
+          <w:p>
+            <w:pPr>
+              <w:jc w:val="center"/>
+              <w:rPr>
+                <w:lang w:val="en-US"/>
+              </w:rPr>
+            </w:pPr>
+            <w:r>
+              <w:rPr>
+                <w:lang w:val="en-US"/>
+              </w:rPr>
+              <w:t>1163</w:t>
+            </w:r>
+          </w:p>
+        </w:tc>
+        <w:tc>
+          <w:tcPr>
+            <w:tcW w:w="2456" w:type="dxa"/>
+          </w:tcPr>
+          <w:p>
+            <w:pPr>
+              <w:jc w:val="center"/>
+              <w:rPr>
+                <w:lang w:val="en-US"/>
+              </w:rPr>
+            </w:pPr>
+            <w:r>
+              <w:rPr>
+                <w:lang w:val="en-US"/>
+              </w:rPr>
+              <w:t>139</w:t>
+            </w:r>
+          </w:p>
+        </w:tc>
+      </w:tr>
+      <w:tr>
+        <w:trPr>
+          <w:trHeight w:val="554"/>
+          <w:jc w:val="center"/>
+        </w:trPr>
+        <w:tc>
+          <w:tcPr>
+            <w:tcW w:w="2456" w:type="dxa"/>
+          </w:tcPr>
+          <w:p>
+            <w:pPr>
+              <w:jc w:val="center"/>
+              <w:rPr>
+                <w:lang w:val="en-US"/>
+              </w:rPr>
+            </w:pPr>
+            <w:r>
+              <w:rPr>
+                <w:lang w:val="en-US"/>
+              </w:rPr>
+              <w:t>Offensive</w:t>
+            </w:r>
+          </w:p>
+        </w:tc>
+        <w:tc>
+          <w:tcPr>
+            <w:tcW w:w="2456" w:type="dxa"/>
+          </w:tcPr>
+          <w:p>
+            <w:pPr>
+              <w:jc w:val="center"/>
+              <w:rPr>
+                <w:lang w:val="en-US"/>
+              </w:rPr>
+            </w:pPr>
+            <w:r>
+              <w:rPr>
+                <w:lang w:val="en-US"/>
+              </w:rPr>
+              <w:t>17</w:t>
+            </w:r>
+          </w:p>
+        </w:tc>
+        <w:tc>
+          <w:tcPr>
+            <w:tcW w:w="2456" w:type="dxa"/>
+          </w:tcPr>
+          <w:p>
+            <w:pPr>
+              <w:jc w:val="center"/>
+              <w:rPr>
+                <w:lang w:val="en-US"/>
+              </w:rPr>
+            </w:pPr>
+            <w:r>
+              <w:rPr>
+                <w:lang w:val="en-US"/>
+              </w:rPr>
+              <w:t>225</w:t>
+            </w:r>
+          </w:p>
+        </w:tc>
+      </w:tr>
+    </w:tbl>
+    <w:p>
+      <w:pPr>
+        <w:jc w:val="center"/>
+        <w:rPr>
+          <w:lang w:val="en-US"/>
+        </w:rPr>
+      </w:pPr>
+      <w:r>
+        <w:rPr>
+          <w:lang w:val="en-US"/>
+        </w:rPr>
+        <w:t>Table 6</w:t>
+      </w:r>
+      <w:r>
+        <w:rPr>
+          <w:lang w:val="en-US"/>
+        </w:rPr>
+        <w:t xml:space="preserve">: </w:t>
+      </w:r>
+      <w:r>
+        <w:rPr>
+          <w:lang w:val="en-US"/>
+        </w:rPr>
+        <w:t>Advance model Confusion Matrix</w:t>
+      </w:r>
+    </w:p>
+    <w:p>
+      <w:pPr>
+        <w:rPr>
+          <w:lang w:val="en-US"/>
+        </w:rPr>
+      </w:pPr>
+      <w:r>
+        <w:rPr>
+          <w:lang w:val="en-US"/>
+        </w:rPr>
+        <w:t>Table 4 presents the confusion matrix for the baseline model. The model correctly classified 179 offensive tweets and 1,286 non-offensive tweets, while misclassifying 63 offensive tweets as non-offensive (false negatives) and 16 non-offensive tweets as offensive (false positives). Table 5 shows the confusion matrix for the intermediate model, where it is notable that more offensive tweets were correctly classified compared to the baseline. Table 6 presents the confusion matrix of the advanced model, which achieved the highest number of correctly classified offensive tweets among all three models</w:t>
+      </w:r>
+      <w:r>
+        <w:rPr>
+          <w:lang w:val="en-US"/>
+        </w:rPr>
+        <w:t>.</w:t>
+      </w:r>
+    </w:p>
+    <w:p>
+      <w:pPr>
+        <w:pStyle w:val="Heading2"/>
+        <w:numPr>
+          <w:ilvl w:val="0"/>
+          <w:numId w:val="0"/>
+        </w:numPr>
+        <w:rPr>
+          <w:lang w:val="en-US"/>
+        </w:rPr>
+      </w:pPr>
+      <w:bookmarkStart w:id="29" w:name="_Toc214992444"/>
+      <w:r>
+        <w:rPr>
+          <w:lang w:val="en-US"/>
+        </w:rPr>
+        <w:t>4.5 Impact of preprocessing</w:t>
+      </w:r>
+      <w:bookmarkEnd w:id="29"/>
+    </w:p>
+    <w:p>
+      <w:pPr>
+        <w:rPr>
+          <w:lang w:val="en-US"/>
+        </w:rPr>
+      </w:pPr>
+      <w:r>
+        <w:rPr>
+          <w:lang w:val="en-US"/>
+        </w:rPr>
+        <w:t xml:space="preserve">To determine whether preprocessing was necessary or had any impact on model performance, all algorithms were evaluated with data both before and after preprocessing. </w:t>
+      </w:r>
+      <w:r>
+        <w:t>The results are presented in Table 7.</w:t>
+      </w:r>
+    </w:p>
+    <w:p>
+      <w:pPr>
+        <w:rPr>
+          <w:lang w:val="en-US"/>
+        </w:rPr>
+      </w:pPr>
+    </w:p>
+    <w:p>
+      <w:pPr>
+        <w:rPr>
+          <w:lang w:val="en-US"/>
+        </w:rPr>
+      </w:pPr>
+    </w:p>
+    <w:tbl>
+      <w:tblPr>
+        <w:tblStyle w:val="TableGrid"/>
+        <w:tblW w:w="0" w:type="auto"/>
+        <w:tblLook w:val="04A0" w:firstRow="1" w:lastRow="0" w:firstColumn="1" w:lastColumn="0" w:noHBand="0" w:noVBand="1"/>
+      </w:tblPr>
+      <w:tblGrid>
+        <w:gridCol w:w="3095"/>
+        <w:gridCol w:w="3096"/>
+        <w:gridCol w:w="3096"/>
+      </w:tblGrid>
+      <w:tr>
+        <w:tc>
+          <w:tcPr>
+            <w:tcW w:w="3095" w:type="dxa"/>
+          </w:tcPr>
+          <w:p>
+            <w:pPr>
+              <w:rPr>
+                <w:lang w:val="en-US"/>
+              </w:rPr>
+            </w:pPr>
+          </w:p>
+        </w:tc>
+        <w:tc>
+          <w:tcPr>
+            <w:tcW w:w="3096" w:type="dxa"/>
+          </w:tcPr>
+          <w:p>
+            <w:pPr>
+              <w:rPr>
+                <w:lang w:val="en-US"/>
+              </w:rPr>
+            </w:pPr>
+            <w:r>
+              <w:rPr>
+                <w:lang w:val="en-US"/>
+              </w:rPr>
+              <w:t>Without pre-processing</w:t>
+            </w:r>
+          </w:p>
+        </w:tc>
+        <w:tc>
+          <w:tcPr>
+            <w:tcW w:w="3096" w:type="dxa"/>
+          </w:tcPr>
+          <w:p>
+            <w:pPr>
+              <w:rPr>
+                <w:lang w:val="en-US"/>
+              </w:rPr>
+            </w:pPr>
+            <w:r>
+              <w:rPr>
+                <w:lang w:val="en-US"/>
+              </w:rPr>
+              <w:t>With pre-processing</w:t>
+            </w:r>
+          </w:p>
+        </w:tc>
+      </w:tr>
+      <w:tr>
+        <w:tc>
+          <w:tcPr>
+            <w:tcW w:w="3095" w:type="dxa"/>
+          </w:tcPr>
+          <w:p>
+            <w:pPr>
+              <w:rPr>
+                <w:lang w:val="en-US"/>
+              </w:rPr>
+            </w:pPr>
+            <w:r>
+              <w:rPr>
+                <w:lang w:val="en-US"/>
+              </w:rPr>
+              <w:t>Baseline model</w:t>
+            </w:r>
+          </w:p>
+        </w:tc>
+        <w:tc>
+          <w:tcPr>
+            <w:tcW w:w="3096" w:type="dxa"/>
+          </w:tcPr>
+          <w:p>
+            <w:pPr>
+              <w:rPr>
+                <w:lang w:val="en-US"/>
+              </w:rPr>
+            </w:pPr>
+            <w:r>
+              <w:rPr>
+                <w:lang w:val="en-US"/>
+              </w:rPr>
+              <w:t>86</w:t>
+            </w:r>
+          </w:p>
+        </w:tc>
+        <w:tc>
+          <w:tcPr>
+            <w:tcW w:w="3096" w:type="dxa"/>
+          </w:tcPr>
+          <w:p>
+            <w:pPr>
+              <w:rPr>
+                <w:lang w:val="en-US"/>
+              </w:rPr>
+            </w:pPr>
+            <w:r>
+              <w:rPr>
+                <w:lang w:val="en-US"/>
+              </w:rPr>
+              <w:t>89</w:t>
+            </w:r>
+          </w:p>
+        </w:tc>
+      </w:tr>
+      <w:tr>
+        <w:tc>
+          <w:tcPr>
+            <w:tcW w:w="3095" w:type="dxa"/>
+          </w:tcPr>
+          <w:p>
+            <w:pPr>
+              <w:rPr>
+                <w:lang w:val="en-US"/>
+              </w:rPr>
+            </w:pPr>
+            <w:r>
+              <w:rPr>
+                <w:lang w:val="en-US"/>
+              </w:rPr>
+              <w:t>Intermediate model</w:t>
+            </w:r>
+          </w:p>
+        </w:tc>
+        <w:tc>
+          <w:tcPr>
+            <w:tcW w:w="3096" w:type="dxa"/>
+          </w:tcPr>
+          <w:p>
+            <w:pPr>
+              <w:rPr>
+                <w:lang w:val="en-US"/>
+              </w:rPr>
+            </w:pPr>
+            <w:r>
+              <w:rPr>
+                <w:lang w:val="en-US"/>
+              </w:rPr>
+              <w:t>57</w:t>
+            </w:r>
+          </w:p>
+        </w:tc>
+        <w:tc>
+          <w:tcPr>
+            <w:tcW w:w="3096" w:type="dxa"/>
+          </w:tcPr>
+          <w:p>
+            <w:pPr>
+              <w:rPr>
+                <w:lang w:val="en-US"/>
+              </w:rPr>
+            </w:pPr>
+            <w:r>
+              <w:rPr>
+                <w:lang w:val="en-US"/>
+              </w:rPr>
+              <w:t>85</w:t>
+            </w:r>
+          </w:p>
+        </w:tc>
+      </w:tr>
+      <w:tr>
+        <w:tc>
+          <w:tcPr>
+            <w:tcW w:w="3095" w:type="dxa"/>
+          </w:tcPr>
+          <w:p>
+            <w:pPr>
+              <w:rPr>
+                <w:lang w:val="en-US"/>
+              </w:rPr>
+            </w:pPr>
+            <w:r>
+              <w:rPr>
+                <w:lang w:val="en-US"/>
+              </w:rPr>
+              <w:t>Advance model</w:t>
+            </w:r>
+          </w:p>
+        </w:tc>
+        <w:tc>
+          <w:tcPr>
+            <w:tcW w:w="3096" w:type="dxa"/>
+          </w:tcPr>
+          <w:p>
+            <w:r>
+              <w:t>82</w:t>
+            </w:r>
+          </w:p>
+        </w:tc>
+        <w:tc>
+          <w:tcPr>
+            <w:tcW w:w="3096" w:type="dxa"/>
+          </w:tcPr>
+          <w:p>
+            <w:pPr>
+              <w:rPr>
+                <w:lang w:val="en-US"/>
+              </w:rPr>
+            </w:pPr>
+            <w:r>
+              <w:rPr>
+                <w:lang w:val="en-US"/>
+              </w:rPr>
+              <w:t>84</w:t>
+            </w:r>
+          </w:p>
+        </w:tc>
+      </w:tr>
+    </w:tbl>
+    <w:p>
+      <w:pPr>
+        <w:jc w:val="center"/>
+        <w:rPr>
+          <w:lang w:val="en-US"/>
+        </w:rPr>
+      </w:pPr>
+      <w:r>
+        <w:rPr>
+          <w:lang w:val="en-US"/>
+        </w:rPr>
+        <w:t xml:space="preserve">Table </w:t>
+      </w:r>
+      <w:r>
+        <w:rPr>
+          <w:lang w:val="en-US"/>
+        </w:rPr>
+        <w:t>7</w:t>
+      </w:r>
+      <w:r>
+        <w:rPr>
+          <w:lang w:val="en-US"/>
+        </w:rPr>
+        <w:t>: Macro-Averaged F1 score before and after pre-processing</w:t>
+      </w:r>
+    </w:p>
+    <w:p>
+      <w:pPr>
+        <w:ind w:right="282"/>
+        <w:rPr>
+          <w:rFonts w:cs="Times New Roman"/>
+          <w:szCs w:val="24"/>
+          <w:lang w:val="en-US"/>
+        </w:rPr>
+      </w:pPr>
+      <w:r>
+        <w:rPr>
+          <w:rFonts w:cs="Times New Roman"/>
+          <w:szCs w:val="24"/>
+          <w:lang w:val="en-US"/>
+        </w:rPr>
+        <w:t>The results indicate that preprocessing led to an increase in the macro-averaged F1 score of 2-3% for the baseline and advanced models. The most substantial improvement, however, was observed in the intermediate model, which improved from 57% to 85%, demonstrating the significant impact that preprocessing had on achieving optimal results.</w:t>
+      </w:r>
+    </w:p>
+    <w:p>
+      <w:pPr>
+        <w:pStyle w:val="Heading1"/>
+        <w:numPr>
+          <w:ilvl w:val="0"/>
+          <w:numId w:val="0"/>
+        </w:numPr>
+        <w:ind w:left="432" w:hanging="432"/>
+        <w:rPr>
+          <w:lang w:val="en-US"/>
+        </w:rPr>
+      </w:pPr>
+      <w:bookmarkStart w:id="30" w:name="_Toc214992445"/>
+      <w:r>
+        <w:rPr>
+          <w:lang w:val="en-US"/>
+        </w:rPr>
+        <w:t>5. Discussion and analysis</w:t>
+      </w:r>
+      <w:bookmarkEnd w:id="30"/>
+    </w:p>
+    <w:p>
+      <w:pPr>
+        <w:pStyle w:val="Heading2"/>
+        <w:numPr>
+          <w:ilvl w:val="0"/>
+          <w:numId w:val="0"/>
+        </w:numPr>
+        <w:rPr>
+          <w:lang w:val="en-US"/>
+        </w:rPr>
+      </w:pPr>
+      <w:bookmarkStart w:id="31" w:name="_Toc214992446"/>
+      <w:r>
+        <w:rPr>
+          <w:lang w:val="en-US"/>
+        </w:rPr>
+        <w:t>5.1 Review of Findings</w:t>
+      </w:r>
+      <w:bookmarkEnd w:id="31"/>
+    </w:p>
+    <w:p>
+      <w:pPr>
+        <w:rPr>
+          <w:lang w:val="en-US"/>
+        </w:rPr>
+      </w:pPr>
+      <w:r>
+        <w:rPr>
+          <w:lang w:val="en-US"/>
+        </w:rPr>
+        <w:t>This study evaluated three machine learning approaches for toxicity detection in Greek text. The baseline model using TF-IDF and logistic regression achieved the highest performance with an 89% macro-averaged F1 score, followed by the FastText + BiLSTM intermediate model at 85%, and the GreekBERT advanced model at 84%.</w:t>
+      </w:r>
+    </w:p>
+    <w:p>
+      <w:pPr>
+        <w:rPr>
+          <w:lang w:val="en-US"/>
+        </w:rPr>
+      </w:pPr>
+      <w:r>
+        <w:rPr>
+          <w:lang w:val="en-US"/>
+        </w:rPr>
+        <w:t>While the F1 scores appear to follow a downward trend as model complexity increased, examination of the confusion matrices reveals that offensive tweet classification accuracy actually followed an increasing trend. This indicates that the primary challenge was the incorrect classification of non-offensive tweets as offensive (false positives), rather than the failure to detect offensive tweets correctly.</w:t>
+      </w:r>
+    </w:p>
+    <w:p>
+      <w:pPr>
+        <w:pStyle w:val="Heading2"/>
+        <w:numPr>
+          <w:ilvl w:val="0"/>
+          <w:numId w:val="0"/>
+        </w:numPr>
+        <w:rPr>
+          <w:lang w:val="en-US"/>
+        </w:rPr>
+      </w:pPr>
+      <w:bookmarkStart w:id="32" w:name="_Toc214992447"/>
+      <w:r>
+        <w:rPr>
+          <w:lang w:val="en-US"/>
+        </w:rPr>
+        <w:t>5.2 Baseline Model Performance</w:t>
+      </w:r>
+      <w:bookmarkEnd w:id="32"/>
+    </w:p>
+    <w:p>
+      <w:pPr>
+        <w:rPr>
+          <w:lang w:val="en-US"/>
+        </w:rPr>
+      </w:pPr>
+      <w:r>
+        <w:rPr>
+          <w:lang w:val="en-US"/>
+        </w:rPr>
+        <w:t xml:space="preserve">The baseline model achieved the highest overall F1 score among the three models. Specifically, the baseline model excelled at correctly classifying non-offensive tweets with a recall of </w:t>
+      </w:r>
+      <w:r>
+        <w:rPr>
+          <w:lang w:val="en-US"/>
+        </w:rPr>
+        <w:t>99% but</w:t>
+      </w:r>
+      <w:r>
+        <w:rPr>
+          <w:lang w:val="en-US"/>
+        </w:rPr>
+        <w:t xml:space="preserve"> performed less effectively at correctly classifying offensive tweets with a recall of 74%.</w:t>
+      </w:r>
+    </w:p>
+    <w:p>
+      <w:pPr>
+        <w:rPr>
+          <w:lang w:val="en-US"/>
+        </w:rPr>
+      </w:pPr>
+      <w:r>
+        <w:rPr>
+          <w:lang w:val="en-US"/>
+        </w:rPr>
+        <w:t xml:space="preserve">Despite being the simplest model architecturally, simplicity can be advantageous when working with a limited number of samples. With fewer than 5,000 total samples in the dataset, the baseline model benefited from its conventional approach using basic machine learning algorithms. TF-IDF is exceptionally effective at capturing toxic keywords, enabling the model to avoid incorrectly classifying tweets lacking such terms as offensive. </w:t>
+      </w:r>
+      <w:r>
+        <w:rPr>
+          <w:lang w:val="en-US"/>
+        </w:rPr>
+        <w:lastRenderedPageBreak/>
+        <w:t xml:space="preserve">Logistic regression has been proven to be robust for binary classification tasks and is widely employed as a baseline method in studies </w:t>
+      </w:r>
+      <w:r>
+        <w:rPr>
+          <w:lang w:val="en-US"/>
+        </w:rPr>
+        <w:t>like</w:t>
+      </w:r>
+      <w:r>
+        <w:rPr>
+          <w:lang w:val="en-US"/>
+        </w:rPr>
+        <w:t xml:space="preserve"> this one.</w:t>
+      </w:r>
+    </w:p>
+    <w:p>
+      <w:pPr>
+        <w:rPr>
+          <w:lang w:val="en-US"/>
+        </w:rPr>
+      </w:pPr>
+      <w:r>
+        <w:rPr>
+          <w:lang w:val="en-US"/>
+        </w:rPr>
+        <w:t>This model also demonstrated superior computational efficiency. Since all three models were trained on identical hardware, training time and inference speed could be compared directly. The baseline model was significantly faster than its counterparts, as it does not employ deep learning and is relatively less computationally complex.</w:t>
+      </w:r>
+    </w:p>
+    <w:p>
+      <w:pPr>
+        <w:pStyle w:val="Heading2"/>
+        <w:numPr>
+          <w:ilvl w:val="0"/>
+          <w:numId w:val="0"/>
+        </w:numPr>
+        <w:rPr>
+          <w:lang w:val="en-US"/>
+        </w:rPr>
+      </w:pPr>
+      <w:bookmarkStart w:id="33" w:name="_Toc214992448"/>
+      <w:r>
+        <w:rPr>
+          <w:lang w:val="en-US"/>
+        </w:rPr>
+        <w:t>5.</w:t>
+      </w:r>
+      <w:r>
+        <w:rPr>
+          <w:lang w:val="en-US"/>
+        </w:rPr>
+        <w:t>3</w:t>
+      </w:r>
+      <w:r>
+        <w:rPr>
+          <w:lang w:val="en-US"/>
+        </w:rPr>
+        <w:t xml:space="preserve"> Intermediate Model Performance</w:t>
+      </w:r>
+      <w:bookmarkEnd w:id="33"/>
+    </w:p>
+    <w:p>
+      <w:pPr>
+        <w:rPr>
+          <w:lang w:val="en-US"/>
+        </w:rPr>
+      </w:pPr>
+      <w:r>
+        <w:rPr>
+          <w:lang w:val="en-US"/>
+        </w:rPr>
+        <w:t>The intermediate model's performance reveals weaker accuracy in the classification of non-toxic tweets but improved accuracy in the classification of offensive tweets. Since the volume of non-offensive tweets is greater in the dataset, the F1 score for this model is lower than that of the baseline model.</w:t>
+      </w:r>
+    </w:p>
+    <w:p>
+      <w:pPr>
+        <w:rPr>
+          <w:lang w:val="en-US"/>
+        </w:rPr>
+      </w:pPr>
+      <w:r>
+        <w:rPr>
+          <w:lang w:val="en-US"/>
+        </w:rPr>
+        <w:t>This model utilizes deep learning, which typically requires large amounts of data to achieve optimal results. The dataset employed in this study is not sufficiently large to provide adequate information for the model to be most effectively trained using deep learning techniques, which likely contributed to the lower overall accuracy. However, because BiLSTM captures context in both forward and backward directions, and Greek profanities tend to follow similar structural patterns, the intermediate model demonstrated improvement in offensive tweet classification compared to the baseline model</w:t>
+      </w:r>
+      <w:r>
+        <w:rPr>
+          <w:lang w:val="en-US"/>
+        </w:rPr>
+        <w:t>.</w:t>
+      </w:r>
+    </w:p>
+    <w:p>
+      <w:pPr>
+        <w:rPr>
+          <w:lang w:val="en-US"/>
+        </w:rPr>
+      </w:pPr>
+      <w:r>
+        <w:rPr>
+          <w:lang w:val="en-US"/>
+        </w:rPr>
+        <w:t>Greek FastText word embeddings were utilized in the training of this model. Greek FastText was trained on Common Crawl and Wikipedia with tokenization performed by the Europarl preprocessing tools. While Common Crawl may include profane language, Wikipedia and Europarl do not, or at least not at the desired frequency of offensive language required for this task. Consequently, misclassification became problematic when processing non-offensive tweets. The model lacked sufficient exposure to the contextual usage patterns of offensive language and, despite recognizing it more efficiently in offensive tweets, struggled with incorrectly classifying non-offensive tweets as offensive.</w:t>
+      </w:r>
+    </w:p>
+    <w:p>
+      <w:pPr>
+        <w:rPr>
+          <w:lang w:val="en-US"/>
+        </w:rPr>
+      </w:pPr>
+      <w:r>
+        <w:rPr>
+          <w:lang w:val="en-US"/>
+        </w:rPr>
+        <w:t xml:space="preserve">Another significant result to note is the substantial improvement of the F1 score following preprocessing. An increase from 57% to 85% represents a considerable achievement and demonstrates how differently the model processes Greek words with and without accents. It is uncertain whether Meta employed the same accent removal strategy when training FastText. If not, this could provide another explanation for why the model achieved a </w:t>
+      </w:r>
+      <w:r>
+        <w:rPr>
+          <w:lang w:val="en-US"/>
+        </w:rPr>
+        <w:lastRenderedPageBreak/>
+        <w:t>reduced F1 score compared to the baseline model, since this study has demonstrated that words with and without accents in Greek yield different results.</w:t>
+      </w:r>
+    </w:p>
+    <w:p>
+      <w:pPr>
+        <w:pStyle w:val="Heading2"/>
+        <w:numPr>
+          <w:ilvl w:val="0"/>
+          <w:numId w:val="0"/>
+        </w:numPr>
+        <w:rPr>
+          <w:lang w:val="en-US"/>
+        </w:rPr>
+      </w:pPr>
+      <w:r>
+        <w:rPr>
+          <w:lang w:val="en-US"/>
+        </w:rPr>
+        <w:t>5.4</w:t>
+      </w:r>
+      <w:r>
+        <w:rPr>
+          <w:lang w:val="en-US"/>
+        </w:rPr>
+        <w:t xml:space="preserve"> Advance Model Performance</w:t>
+      </w:r>
+    </w:p>
+    <w:p>
+      <w:pPr>
+        <w:rPr>
+          <w:lang w:val="en-US"/>
+        </w:rPr>
+      </w:pPr>
+      <w:r>
+        <w:rPr>
+          <w:lang w:val="en-US"/>
+        </w:rPr>
+        <w:t>This model was expected to perform the best overall. In classifying offensive tweets, this model achieved the highest performance among the three, but in classifying non-offensive tweets, it performed the poorest.</w:t>
+      </w:r>
+    </w:p>
+    <w:p>
+      <w:pPr>
+        <w:rPr>
+          <w:lang w:val="en-US"/>
+        </w:rPr>
+      </w:pPr>
+      <w:r>
+        <w:rPr>
+          <w:lang w:val="en-US"/>
+        </w:rPr>
+        <w:t>BERT models are widely employed for NLP tasks and are considered state-of-the-art deep learning models in their domain. However, for BERT models to be effective, a large amount of data is required for fine-tuning. In this case, fewer than 5,000 samples did not provide the model with the necessary resources for effective deep learning and may have been insufficient for optimal performance</w:t>
+      </w:r>
+      <w:r>
+        <w:rPr>
+          <w:lang w:val="en-US"/>
+        </w:rPr>
+        <w:t>.</w:t>
+      </w:r>
+    </w:p>
+    <w:p>
+      <w:pPr>
+        <w:rPr>
+          <w:lang w:val="en-US"/>
+        </w:rPr>
+      </w:pPr>
+      <w:r>
+        <w:rPr>
+          <w:lang w:val="en-US"/>
+        </w:rPr>
+        <w:t>As with the intermediate model, the composition of the training data played a significant role. GreekBERT was trained on the Greek section of Wikipedia, data from the Greek Parliament, and the Greek portion of OSCAR, which is a filtered version of Common Crawl. Of these three sources, Wikipedia and Greek Parliament proceedings are unlikely to contain offensive language, leaving only OSCAR as a potential source, which resulted in the model having limited context for recognizing offensive language</w:t>
+      </w:r>
+      <w:r>
+        <w:rPr>
+          <w:lang w:val="en-US"/>
+        </w:rPr>
+        <w:t>.</w:t>
+      </w:r>
+    </w:p>
+    <w:p>
+      <w:pPr>
+        <w:rPr>
+          <w:lang w:val="en-US"/>
+        </w:rPr>
+      </w:pPr>
+      <w:r>
+        <w:rPr>
+          <w:lang w:val="en-US"/>
+        </w:rPr>
+        <w:t>As a deep learning model, it could readily recognize offensive language in offensive contexts but struggled with incorrectly classifying non-offensive tweets as offensive, similar to the intermediate model but to a greater extent. Since the advanced model captures context bidirectionally, it could recognize common contextual patterns for offensive language, as Greek speakers tend to use similar structures for offensive expressions. However, for this same reason, false positives occurred in cases where no offensive language was present</w:t>
+      </w:r>
+      <w:r>
+        <w:rPr>
+          <w:lang w:val="en-US"/>
+        </w:rPr>
+        <w:t>.</w:t>
+      </w:r>
+    </w:p>
+    <w:p>
+      <w:pPr>
+        <w:pStyle w:val="Heading2"/>
+        <w:numPr>
+          <w:ilvl w:val="0"/>
+          <w:numId w:val="0"/>
+        </w:numPr>
+        <w:rPr>
+          <w:lang w:val="en-US"/>
+        </w:rPr>
+      </w:pPr>
+      <w:r>
+        <w:rPr>
+          <w:lang w:val="en-US"/>
+        </w:rPr>
+        <w:t>5.5</w:t>
+      </w:r>
+      <w:r>
+        <w:rPr>
+          <w:lang w:val="en-US"/>
+        </w:rPr>
+        <w:t xml:space="preserve"> </w:t>
+      </w:r>
+      <w:r>
+        <w:rPr>
+          <w:lang w:val="en-US"/>
+        </w:rPr>
+        <w:t>Comparison with related work</w:t>
+      </w:r>
+    </w:p>
+    <w:p>
+      <w:pPr>
+        <w:rPr>
+          <w:lang w:val="en-US"/>
+        </w:rPr>
+      </w:pPr>
+      <w:r>
+        <w:rPr>
+          <w:lang w:val="en-US"/>
+        </w:rPr>
+        <w:t xml:space="preserve">In SemEval-2019 </w:t>
+      </w:r>
+      <w:sdt>
+        <w:sdtPr>
+          <w:rPr>
+            <w:lang w:val="en-US"/>
+          </w:rPr>
+          <w:id w:val="-712500402"/>
+          <w:citation/>
+        </w:sdtPr>
+        <w:sdtContent>
+          <w:r>
+            <w:rPr>
+              <w:lang w:val="en-US"/>
+            </w:rPr>
+            <w:fldChar w:fldCharType="begin"/>
+          </w:r>
+          <w:r>
+            <w:rPr>
+              <w:lang w:val="en-US"/>
+            </w:rPr>
+            <w:instrText xml:space="preserve"> CITATION Mar19 \l 1033 </w:instrText>
+          </w:r>
+          <w:r>
+            <w:rPr>
+              <w:lang w:val="en-US"/>
+            </w:rPr>
+            <w:fldChar w:fldCharType="separate"/>
+          </w:r>
+          <w:r>
+            <w:rPr>
+              <w:noProof/>
+              <w:lang w:val="en-US"/>
+            </w:rPr>
+            <w:t>(Zampieri, et al., 2019)</w:t>
+          </w:r>
+          <w:r>
+            <w:rPr>
+              <w:lang w:val="en-US"/>
+            </w:rPr>
+            <w:fldChar w:fldCharType="end"/>
+          </w:r>
+        </w:sdtContent>
+      </w:sdt>
+      <w:r>
+        <w:rPr>
+          <w:lang w:val="en-US"/>
+        </w:rPr>
+        <w:t xml:space="preserve">, 17% of the models used by participating teams employed machine learning approaches and 70% used deep learning. Of those deep learning models, 13% used LSTM and BiLSTM architectures and 8% used BERT, with 20% opting for ensemble learning. Sub-task A in SemEval-2019 focused on offensive language identification, providing an appropriate benchmark for comparing the results of </w:t>
+      </w:r>
+      <w:r>
+        <w:rPr>
+          <w:lang w:val="en-US"/>
+        </w:rPr>
+        <w:lastRenderedPageBreak/>
+        <w:t>the models developed in this study. It is important to note that the dataset used for SemEval-2019 Sub-task A was in English and consisted of 14,100 annotated tweets using a hierarchical three-layer annotation model, of which 4,640 tweets were offensive and 9,460 were not offensive</w:t>
+      </w:r>
+      <w:r>
+        <w:rPr>
+          <w:lang w:val="en-US"/>
+        </w:rPr>
+        <w:t>.</w:t>
+      </w:r>
+    </w:p>
+    <w:p>
+      <w:pPr>
+        <w:rPr>
+          <w:lang w:val="en-US"/>
+        </w:rPr>
+      </w:pPr>
+      <w:r>
+        <w:rPr>
+          <w:lang w:val="en-US"/>
+        </w:rPr>
+        <w:t>For the baseline model, performance was compared to the SVM baseline model used in SemEval-2019. In Sub-task A of offensive language identification, the SVM model achieved an F1 score in the range of 69%, while the baseline model using TF-IDF and logistic regression achieved 89%. This demonstrates that the model performed better than expected, highlighting the effectiveness of simpler approaches when working with smaller datasets</w:t>
+      </w:r>
+      <w:r>
+        <w:rPr>
+          <w:lang w:val="en-US"/>
+        </w:rPr>
+        <w:t>.</w:t>
+      </w:r>
+    </w:p>
+    <w:p>
+      <w:pPr>
+        <w:rPr>
+          <w:lang w:val="en-US"/>
+        </w:rPr>
+      </w:pPr>
+      <w:r>
+        <w:rPr>
+          <w:lang w:val="en-US"/>
+        </w:rPr>
+        <w:t>For the intermediate model, a comparison was made to the equivalent BiLSTM baseline model used in the SemEval-2019 report. For Sub-task A, the BiLSTM model achieved an F1 score of 75%, whereas the intermediate model, which also employs BiLSTM, achieved an F1 score of 85%</w:t>
+      </w:r>
+      <w:r>
+        <w:rPr>
+          <w:lang w:val="en-US"/>
+        </w:rPr>
+        <w:t>.</w:t>
+      </w:r>
+    </w:p>
+    <w:p>
+      <w:pPr>
+        <w:rPr>
+          <w:lang w:val="en-US"/>
+        </w:rPr>
+      </w:pPr>
+      <w:r>
+        <w:rPr>
+          <w:lang w:val="en-US"/>
+        </w:rPr>
+        <w:t>For the advanced model, a comparison was made to the team that placed second in SemEval-2019 for Sub-task A, as they used only BERT for that specific task (the first-place team used ensembles of OpenAI's GPT). For Sub-task A, that team's model achieved an F1 score of 81%, which is 3% lower than the F1 score of 84% achieved by the advanced model in this study</w:t>
+      </w:r>
+      <w:r>
+        <w:rPr>
+          <w:lang w:val="en-US"/>
+        </w:rPr>
+        <w:t xml:space="preserve">. </w:t>
+      </w:r>
+    </w:p>
+    <w:p>
+      <w:pPr>
+        <w:rPr>
+          <w:lang w:val="en-US"/>
+        </w:rPr>
+      </w:pPr>
+      <w:r>
+        <w:rPr>
+          <w:lang w:val="en-US"/>
+        </w:rPr>
+        <w:t xml:space="preserve">Additionally, the advanced model was compared to results from two other papers that focused exclusively on toxicity analysis in Greek text. First, "Toxicity Detection on Greek Tweets" </w:t>
+      </w:r>
+      <w:sdt>
+        <w:sdtPr>
+          <w:rPr>
+            <w:lang w:val="en-US"/>
+          </w:rPr>
+          <w:id w:val="-1609507160"/>
+          <w:citation/>
+        </w:sdtPr>
+        <w:sdtContent>
+          <w:r>
+            <w:rPr>
+              <w:lang w:val="en-US"/>
+            </w:rPr>
+            <w:fldChar w:fldCharType="begin"/>
+          </w:r>
+          <w:r>
+            <w:rPr>
+              <w:lang w:val="en-US"/>
+            </w:rPr>
+            <w:instrText xml:space="preserve"> CITATION Ana21 \l 1033 </w:instrText>
+          </w:r>
+          <w:r>
+            <w:rPr>
+              <w:lang w:val="en-US"/>
+            </w:rPr>
+            <w:fldChar w:fldCharType="separate"/>
+          </w:r>
+          <w:r>
+            <w:rPr>
+              <w:noProof/>
+              <w:lang w:val="en-US"/>
+            </w:rPr>
+            <w:t>(Anagnostopoulos, 2021)</w:t>
+          </w:r>
+          <w:r>
+            <w:rPr>
+              <w:lang w:val="en-US"/>
+            </w:rPr>
+            <w:fldChar w:fldCharType="end"/>
+          </w:r>
+        </w:sdtContent>
+      </w:sdt>
+      <w:r>
+        <w:rPr>
+          <w:lang w:val="en-US"/>
+        </w:rPr>
+        <w:t xml:space="preserve"> </w:t>
+      </w:r>
+      <w:r>
+        <w:rPr>
+          <w:lang w:val="en-US"/>
+        </w:rPr>
+        <w:t xml:space="preserve">was examined. In his master's thesis, Anagnostopoulos employed GreekBERT along with two other BERT variants and one GRU model. His F1 score results with those models ranged from 85% with GreekBERT to 86% with PaloBERT. The model developed in this study using GreekBERT scored only 1% below his GreekBERT model. Second, a comparison was made to "Multimodal Hate Speech Detection in Greek Social Media" </w:t>
+      </w:r>
+      <w:sdt>
+        <w:sdtPr>
+          <w:rPr>
+            <w:lang w:val="en-US"/>
+          </w:rPr>
+          <w:id w:val="315768222"/>
+          <w:citation/>
+        </w:sdtPr>
+        <w:sdtContent>
+          <w:r>
+            <w:rPr>
+              <w:lang w:val="en-US"/>
+            </w:rPr>
+            <w:fldChar w:fldCharType="begin"/>
+          </w:r>
+          <w:r>
+            <w:rPr>
+              <w:lang w:val="en-US"/>
+            </w:rPr>
+            <w:instrText xml:space="preserve"> CITATION Kon21 \l 1033 </w:instrText>
+          </w:r>
+          <w:r>
+            <w:rPr>
+              <w:lang w:val="en-US"/>
+            </w:rPr>
+            <w:fldChar w:fldCharType="separate"/>
+          </w:r>
+          <w:r>
+            <w:rPr>
+              <w:noProof/>
+              <w:lang w:val="en-US"/>
+            </w:rPr>
+            <w:t>(Perifanos &amp; Goutsos, 2021)</w:t>
+          </w:r>
+          <w:r>
+            <w:rPr>
+              <w:lang w:val="en-US"/>
+            </w:rPr>
+            <w:fldChar w:fldCharType="end"/>
+          </w:r>
+        </w:sdtContent>
+      </w:sdt>
+      <w:r>
+        <w:rPr>
+          <w:lang w:val="en-US"/>
+        </w:rPr>
+        <w:t xml:space="preserve">, in which the authors also used GreekBERT and employed the same preprocessing strategy of removing accents and converting all letters to lowercase. In that paper, Perifanos and Goutsos used text in combination with accompanying media, leading to substantially higher accuracy. Their </w:t>
+      </w:r>
+      <w:r>
+        <w:rPr>
+          <w:lang w:val="en-US"/>
+        </w:rPr>
+        <w:lastRenderedPageBreak/>
+        <w:t>GreekBERT model achieved an impressive F1 score of 93%, a difference of 9% from the model in this study</w:t>
+      </w:r>
+      <w:r>
+        <w:rPr>
+          <w:lang w:val="en-US"/>
+        </w:rPr>
+        <w:t>.</w:t>
+      </w:r>
+    </w:p>
+    <w:p>
+      <w:pPr>
+        <w:rPr>
+          <w:lang w:val="en-US"/>
+        </w:rPr>
+      </w:pPr>
+      <w:r>
+        <w:rPr>
+          <w:lang w:val="en-US"/>
+        </w:rPr>
+        <w:t>The results from SemEval-2019 and Anagnostopoulo</w:t>
+      </w:r>
+      <w:r>
+        <w:rPr>
+          <w:lang w:val="en-US"/>
+        </w:rPr>
+        <w:t>s</w:t>
+      </w:r>
+      <w:r>
+        <w:rPr>
+          <w:lang w:val="en-US"/>
+        </w:rPr>
+        <w:t xml:space="preserve"> confirm that although the advanced model achieved the lowest performance among the three models developed in this study, it performed within the expected range for its architecture and dataset size</w:t>
+      </w:r>
+      <w:r>
+        <w:rPr>
+          <w:lang w:val="en-US"/>
+        </w:rPr>
+        <w:t>.</w:t>
+      </w:r>
       <w:r>
         <w:rPr>
           <w:lang w:val="en-US"/>
@@ -12882,9 +13610,10 @@
         <w:rPr>
           <w:rFonts w:cs="Times New Roman"/>
           <w:color w:val="auto"/>
-        </w:rPr>
-      </w:pPr>
-      <w:bookmarkStart w:id="29" w:name="_Toc214622627"/>
+          <w:lang w:val="en-US"/>
+        </w:rPr>
+      </w:pPr>
+      <w:bookmarkStart w:id="34" w:name="_Toc214992449"/>
       <w:r>
         <w:rPr>
           <w:rFonts w:cs="Times New Roman"/>
@@ -12893,7 +13622,7 @@
         <w:lastRenderedPageBreak/>
         <w:t>ΠΑΡΑΡΤΗΜΑ</w:t>
       </w:r>
-      <w:bookmarkEnd w:id="29"/>
+      <w:bookmarkEnd w:id="34"/>
     </w:p>
     <w:p>
       <w:pPr>
@@ -12903,6 +13632,7 @@
           <w:i/>
           <w:sz w:val="28"/>
           <w:szCs w:val="28"/>
+          <w:lang w:val="en-US"/>
         </w:rPr>
       </w:pPr>
     </w:p>
@@ -12967,7 +13697,7 @@
         <w:br w:type="page"/>
       </w:r>
     </w:p>
-    <w:bookmarkStart w:id="30" w:name="_Toc214622628" w:displacedByCustomXml="next"/>
+    <w:bookmarkStart w:id="35" w:name="_Toc214992450" w:displacedByCustomXml="next"/>
     <w:sdt>
       <w:sdtPr>
         <w:rPr>
@@ -13005,7 +13735,7 @@
             </w:rPr>
             <w:t>Bibliography</w:t>
           </w:r>
-          <w:bookmarkEnd w:id="30"/>
+          <w:bookmarkEnd w:id="35"/>
         </w:p>
         <w:sdt>
           <w:sdtPr>
@@ -13035,6 +13765,39 @@
               <w:r>
                 <w:fldChar w:fldCharType="separate"/>
               </w:r>
+              <w:r>
+                <w:rPr>
+                  <w:noProof/>
+                  <w:lang w:val="en-US"/>
+                </w:rPr>
+                <w:t xml:space="preserve">Anagnostopoulos, T. (2021). </w:t>
+              </w:r>
+              <w:r>
+                <w:rPr>
+                  <w:i/>
+                  <w:iCs/>
+                  <w:noProof/>
+                  <w:lang w:val="en-US"/>
+                </w:rPr>
+                <w:t>Toxicity Detection on Greek Tweets.</w:t>
+              </w:r>
+              <w:r>
+                <w:rPr>
+                  <w:noProof/>
+                  <w:lang w:val="en-US"/>
+                </w:rPr>
+                <w:t xml:space="preserve"> Athens.</w:t>
+              </w:r>
+            </w:p>
+            <w:p>
+              <w:pPr>
+                <w:pStyle w:val="Bibliography"/>
+                <w:ind w:left="720" w:hanging="720"/>
+                <w:rPr>
+                  <w:noProof/>
+                  <w:lang w:val="en-US"/>
+                </w:rPr>
+              </w:pPr>
               <w:r>
                 <w:rPr>
                   <w:noProof/>
@@ -13172,7 +13935,7 @@
                   <w:noProof/>
                   <w:lang w:val="en-US"/>
                 </w:rPr>
-                <w:t>Madriaza, P. (2025). Exposure to hate in online and traditional media: A systematic review and meta‐analysis of the impact of this exposure on individuals and communities.</w:t>
+                <w:t>Madriaza, P., Hassan, G., Brouillette-Alarie, S., Mounchingam, A. N., Durocher-Corfa, L., Borokhovski, E., . . . Paillé, S. (2025). Exposure to hate in online and traditional media: A systematic review and meta‐analysis of the impact of this exposure on individuals and communities.</w:t>
               </w:r>
             </w:p>
             <w:p>
@@ -13190,23 +13953,6 @@
                   <w:lang w:val="en-US"/>
                 </w:rPr>
                 <w:t>Perifanos, K., &amp; Goutsos, D. (2021). Multimodal Hate Speech Detection in Greek Social Media.</w:t>
-              </w:r>
-            </w:p>
-            <w:p>
-              <w:pPr>
-                <w:pStyle w:val="Bibliography"/>
-                <w:ind w:left="720" w:hanging="720"/>
-                <w:rPr>
-                  <w:noProof/>
-                  <w:lang w:val="en-US"/>
-                </w:rPr>
-              </w:pPr>
-              <w:r>
-                <w:rPr>
-                  <w:noProof/>
-                  <w:lang w:val="en-US"/>
-                </w:rPr>
-                <w:t>Reviews, C. S. (2025, January). Exposure to hate in online and traditional media: A systematic review and meta‐analysis of the impact of this exposure on individuals and communities.</w:t>
               </w:r>
             </w:p>
             <w:p>
@@ -13256,7 +14002,7 @@
                   <w:noProof/>
                   <w:lang w:val="en-US"/>
                 </w:rPr>
-                <w:t xml:space="preserve">Theodoros, A. (2021). </w:t>
+                <w:t xml:space="preserve">Vaswani, A., Shazeer, N., Parmar, N., Uszkoreit, J., Jones, L., Gomez, A. N., &amp; Kaiser, Ł. (2017). </w:t>
               </w:r>
               <w:r>
                 <w:rPr>
@@ -13265,14 +14011,14 @@
                   <w:noProof/>
                   <w:lang w:val="en-US"/>
                 </w:rPr>
-                <w:t>Toxicity Detection on Greek Tweets.</w:t>
+                <w:t>Attention Is All You Need.</w:t>
               </w:r>
               <w:r>
                 <w:rPr>
                   <w:noProof/>
                   <w:lang w:val="en-US"/>
                 </w:rPr>
-                <w:t xml:space="preserve"> Athens.</w:t>
+                <w:t xml:space="preserve"> </w:t>
               </w:r>
             </w:p>
             <w:p>
@@ -13289,7 +14035,23 @@
                   <w:noProof/>
                   <w:lang w:val="en-US"/>
                 </w:rPr>
-                <w:t>Vaswani, A., Shazeer, N., Parmar, N., Uszkoreit, J., Jones, L., Gomez, A. N., &amp; Kaiser, Ł. (n.d.).</w:t>
+                <w:t xml:space="preserve">Zampieri, M., Malmasi, S., Nakov, P., Rosenthal, S., Farra, N., &amp; Kumar, R. (2019). </w:t>
+              </w:r>
+              <w:r>
+                <w:rPr>
+                  <w:i/>
+                  <w:iCs/>
+                  <w:noProof/>
+                  <w:lang w:val="en-US"/>
+                </w:rPr>
+                <w:t>SemEval-2019 Task 6: Identifying and Categorizing Offensive Language in Social Media.</w:t>
+              </w:r>
+              <w:r>
+                <w:rPr>
+                  <w:noProof/>
+                  <w:lang w:val="en-US"/>
+                </w:rPr>
+                <w:t xml:space="preserve"> Minneapolis, Minnesota, USA: Association for Computational Linguistics.</w:t>
               </w:r>
             </w:p>
             <w:p>
@@ -13665,9 +14427,9 @@
 <file path=word/numbering.xml><?xml version="1.0" encoding="utf-8"?>
 <w:numbering xmlns:wpc="http://schemas.microsoft.com/office/word/2010/wordprocessingCanvas" xmlns:cx="http://schemas.microsoft.com/office/drawing/2014/chartex" xmlns:cx1="http://schemas.microsoft.com/office/drawing/2015/9/8/chartex" xmlns:cx2="http://schemas.microsoft.com/office/drawing/2015/10/21/chartex" xmlns:cx3="http://schemas.microsoft.com/office/drawing/2016/5/9/chartex" xmlns:cx4="http://schemas.microsoft.com/office/drawing/2016/5/10/chartex" xmlns:cx5="http://schemas.microsoft.com/office/drawing/2016/5/11/chartex" xmlns:cx6="http://schemas.microsoft.com/office/drawing/2016/5/12/chartex" xmlns:cx7="http://schemas.microsoft.com/office/drawing/2016/5/13/chartex" xmlns:cx8="http://schemas.microsoft.com/office/drawing/2016/5/14/chartex" xmlns:mc="http://schemas.openxmlformats.org/markup-compatibility/2006" xmlns:aink="http://schemas.microsoft.com/office/drawing/2016/ink" xmlns:am3d="http://schemas.microsoft.com/office/drawing/2017/model3d" xmlns:o="urn:schemas-microsoft-com:office:office" xmlns:oel="http://schemas.microsoft.com/office/2019/extlst" xmlns:r="http://schemas.openxmlformats.org/officeDocument/2006/relationships" xmlns:m="http://schemas.openxmlformats.org/officeDocument/2006/math" xmlns:v="urn:schemas-microsoft-com:vml" xmlns:wp14="http://schemas.microsoft.com/office/word/2010/wordprocessingDrawing" xmlns:wp="http://schemas.openxmlformats.org/drawingml/2006/wordprocessingDrawing" xmlns:w10="urn:schemas-microsoft-com:office:word" xmlns:w="http://schemas.openxmlformats.org/wordprocessingml/2006/main" xmlns:w14="http://schemas.microsoft.com/office/word/2010/wordml" xmlns:w15="http://schemas.microsoft.com/office/word/2012/wordml" xmlns:w16cex="http://schemas.microsoft.com/office/word/2018/wordml/cex" xmlns:w16cid="http://schemas.microsoft.com/office/word/2016/wordml/cid" xmlns:w16="http://schemas.microsoft.com/office/word/2018/wordml" xmlns:w16du="http://schemas.microsoft.com/office/word/2023/wordml/word16du" xmlns:w16sdtdh="http://schemas.microsoft.com/office/word/2020/wordml/sdtdatahash" xmlns:w16sdtfl="http://schemas.microsoft.com/office/word/2024/wordml/sdtformatlock" xmlns:w16se="http://schemas.microsoft.com/office/word/2015/wordml/symex" xmlns:wpg="http://schemas.microsoft.com/office/word/2010/wordprocessingGroup" xmlns:wpi="http://schemas.microsoft.com/office/word/2010/wordprocessingInk" xmlns:wne="http://schemas.microsoft.com/office/word/2006/wordml" xmlns:wps="http://schemas.microsoft.com/office/word/2010/wordprocessingShape" mc:Ignorable="w14 w15 w16se w16cid w16 w16cex w16sdtdh w16sdtfl w16du wp14">
   <w:abstractNum w:abstractNumId="0" w15:restartNumberingAfterBreak="0">
-    <w:nsid w:val="2EEB265D"/>
+    <w:nsid w:val="1A5C7ACE"/>
     <w:multiLevelType w:val="multilevel"/>
-    <w:tmpl w:val="FD52C1A4"/>
+    <w:tmpl w:val="641A940C"/>
     <w:lvl w:ilvl="0">
       <w:start w:val="1"/>
       <w:numFmt w:val="bullet"/>
@@ -13814,6 +14576,304 @@
     </w:lvl>
   </w:abstractNum>
   <w:abstractNum w:abstractNumId="1" w15:restartNumberingAfterBreak="0">
+    <w:nsid w:val="2847773B"/>
+    <w:multiLevelType w:val="multilevel"/>
+    <w:tmpl w:val="C700FFF4"/>
+    <w:lvl w:ilvl="0">
+      <w:start w:val="1"/>
+      <w:numFmt w:val="bullet"/>
+      <w:lvlText w:val=""/>
+      <w:lvlJc w:val="left"/>
+      <w:pPr>
+        <w:tabs>
+          <w:tab w:val="num" w:pos="720"/>
+        </w:tabs>
+        <w:ind w:left="720" w:hanging="360"/>
+      </w:pPr>
+      <w:rPr>
+        <w:rFonts w:ascii="Symbol" w:hAnsi="Symbol" w:hint="default"/>
+        <w:sz w:val="20"/>
+      </w:rPr>
+    </w:lvl>
+    <w:lvl w:ilvl="1" w:tentative="1">
+      <w:start w:val="1"/>
+      <w:numFmt w:val="bullet"/>
+      <w:lvlText w:val="o"/>
+      <w:lvlJc w:val="left"/>
+      <w:pPr>
+        <w:tabs>
+          <w:tab w:val="num" w:pos="1440"/>
+        </w:tabs>
+        <w:ind w:left="1440" w:hanging="360"/>
+      </w:pPr>
+      <w:rPr>
+        <w:rFonts w:ascii="Courier New" w:hAnsi="Courier New" w:hint="default"/>
+        <w:sz w:val="20"/>
+      </w:rPr>
+    </w:lvl>
+    <w:lvl w:ilvl="2" w:tentative="1">
+      <w:start w:val="1"/>
+      <w:numFmt w:val="bullet"/>
+      <w:lvlText w:val=""/>
+      <w:lvlJc w:val="left"/>
+      <w:pPr>
+        <w:tabs>
+          <w:tab w:val="num" w:pos="2160"/>
+        </w:tabs>
+        <w:ind w:left="2160" w:hanging="360"/>
+      </w:pPr>
+      <w:rPr>
+        <w:rFonts w:ascii="Wingdings" w:hAnsi="Wingdings" w:hint="default"/>
+        <w:sz w:val="20"/>
+      </w:rPr>
+    </w:lvl>
+    <w:lvl w:ilvl="3" w:tentative="1">
+      <w:start w:val="1"/>
+      <w:numFmt w:val="bullet"/>
+      <w:lvlText w:val=""/>
+      <w:lvlJc w:val="left"/>
+      <w:pPr>
+        <w:tabs>
+          <w:tab w:val="num" w:pos="2880"/>
+        </w:tabs>
+        <w:ind w:left="2880" w:hanging="360"/>
+      </w:pPr>
+      <w:rPr>
+        <w:rFonts w:ascii="Wingdings" w:hAnsi="Wingdings" w:hint="default"/>
+        <w:sz w:val="20"/>
+      </w:rPr>
+    </w:lvl>
+    <w:lvl w:ilvl="4" w:tentative="1">
+      <w:start w:val="1"/>
+      <w:numFmt w:val="bullet"/>
+      <w:lvlText w:val=""/>
+      <w:lvlJc w:val="left"/>
+      <w:pPr>
+        <w:tabs>
+          <w:tab w:val="num" w:pos="3600"/>
+        </w:tabs>
+        <w:ind w:left="3600" w:hanging="360"/>
+      </w:pPr>
+      <w:rPr>
+        <w:rFonts w:ascii="Wingdings" w:hAnsi="Wingdings" w:hint="default"/>
+        <w:sz w:val="20"/>
+      </w:rPr>
+    </w:lvl>
+    <w:lvl w:ilvl="5" w:tentative="1">
+      <w:start w:val="1"/>
+      <w:numFmt w:val="bullet"/>
+      <w:lvlText w:val=""/>
+      <w:lvlJc w:val="left"/>
+      <w:pPr>
+        <w:tabs>
+          <w:tab w:val="num" w:pos="4320"/>
+        </w:tabs>
+        <w:ind w:left="4320" w:hanging="360"/>
+      </w:pPr>
+      <w:rPr>
+        <w:rFonts w:ascii="Wingdings" w:hAnsi="Wingdings" w:hint="default"/>
+        <w:sz w:val="20"/>
+      </w:rPr>
+    </w:lvl>
+    <w:lvl w:ilvl="6" w:tentative="1">
+      <w:start w:val="1"/>
+      <w:numFmt w:val="bullet"/>
+      <w:lvlText w:val=""/>
+      <w:lvlJc w:val="left"/>
+      <w:pPr>
+        <w:tabs>
+          <w:tab w:val="num" w:pos="5040"/>
+        </w:tabs>
+        <w:ind w:left="5040" w:hanging="360"/>
+      </w:pPr>
+      <w:rPr>
+        <w:rFonts w:ascii="Wingdings" w:hAnsi="Wingdings" w:hint="default"/>
+        <w:sz w:val="20"/>
+      </w:rPr>
+    </w:lvl>
+    <w:lvl w:ilvl="7" w:tentative="1">
+      <w:start w:val="1"/>
+      <w:numFmt w:val="bullet"/>
+      <w:lvlText w:val=""/>
+      <w:lvlJc w:val="left"/>
+      <w:pPr>
+        <w:tabs>
+          <w:tab w:val="num" w:pos="5760"/>
+        </w:tabs>
+        <w:ind w:left="5760" w:hanging="360"/>
+      </w:pPr>
+      <w:rPr>
+        <w:rFonts w:ascii="Wingdings" w:hAnsi="Wingdings" w:hint="default"/>
+        <w:sz w:val="20"/>
+      </w:rPr>
+    </w:lvl>
+    <w:lvl w:ilvl="8" w:tentative="1">
+      <w:start w:val="1"/>
+      <w:numFmt w:val="bullet"/>
+      <w:lvlText w:val=""/>
+      <w:lvlJc w:val="left"/>
+      <w:pPr>
+        <w:tabs>
+          <w:tab w:val="num" w:pos="6480"/>
+        </w:tabs>
+        <w:ind w:left="6480" w:hanging="360"/>
+      </w:pPr>
+      <w:rPr>
+        <w:rFonts w:ascii="Wingdings" w:hAnsi="Wingdings" w:hint="default"/>
+        <w:sz w:val="20"/>
+      </w:rPr>
+    </w:lvl>
+  </w:abstractNum>
+  <w:abstractNum w:abstractNumId="2" w15:restartNumberingAfterBreak="0">
+    <w:nsid w:val="2EEB265D"/>
+    <w:multiLevelType w:val="multilevel"/>
+    <w:tmpl w:val="FD52C1A4"/>
+    <w:lvl w:ilvl="0">
+      <w:start w:val="1"/>
+      <w:numFmt w:val="bullet"/>
+      <w:lvlText w:val=""/>
+      <w:lvlJc w:val="left"/>
+      <w:pPr>
+        <w:tabs>
+          <w:tab w:val="num" w:pos="720"/>
+        </w:tabs>
+        <w:ind w:left="720" w:hanging="360"/>
+      </w:pPr>
+      <w:rPr>
+        <w:rFonts w:ascii="Symbol" w:hAnsi="Symbol" w:hint="default"/>
+        <w:sz w:val="20"/>
+      </w:rPr>
+    </w:lvl>
+    <w:lvl w:ilvl="1" w:tentative="1">
+      <w:start w:val="1"/>
+      <w:numFmt w:val="bullet"/>
+      <w:lvlText w:val="o"/>
+      <w:lvlJc w:val="left"/>
+      <w:pPr>
+        <w:tabs>
+          <w:tab w:val="num" w:pos="1440"/>
+        </w:tabs>
+        <w:ind w:left="1440" w:hanging="360"/>
+      </w:pPr>
+      <w:rPr>
+        <w:rFonts w:ascii="Courier New" w:hAnsi="Courier New" w:hint="default"/>
+        <w:sz w:val="20"/>
+      </w:rPr>
+    </w:lvl>
+    <w:lvl w:ilvl="2" w:tentative="1">
+      <w:start w:val="1"/>
+      <w:numFmt w:val="bullet"/>
+      <w:lvlText w:val=""/>
+      <w:lvlJc w:val="left"/>
+      <w:pPr>
+        <w:tabs>
+          <w:tab w:val="num" w:pos="2160"/>
+        </w:tabs>
+        <w:ind w:left="2160" w:hanging="360"/>
+      </w:pPr>
+      <w:rPr>
+        <w:rFonts w:ascii="Wingdings" w:hAnsi="Wingdings" w:hint="default"/>
+        <w:sz w:val="20"/>
+      </w:rPr>
+    </w:lvl>
+    <w:lvl w:ilvl="3" w:tentative="1">
+      <w:start w:val="1"/>
+      <w:numFmt w:val="bullet"/>
+      <w:lvlText w:val=""/>
+      <w:lvlJc w:val="left"/>
+      <w:pPr>
+        <w:tabs>
+          <w:tab w:val="num" w:pos="2880"/>
+        </w:tabs>
+        <w:ind w:left="2880" w:hanging="360"/>
+      </w:pPr>
+      <w:rPr>
+        <w:rFonts w:ascii="Wingdings" w:hAnsi="Wingdings" w:hint="default"/>
+        <w:sz w:val="20"/>
+      </w:rPr>
+    </w:lvl>
+    <w:lvl w:ilvl="4" w:tentative="1">
+      <w:start w:val="1"/>
+      <w:numFmt w:val="bullet"/>
+      <w:lvlText w:val=""/>
+      <w:lvlJc w:val="left"/>
+      <w:pPr>
+        <w:tabs>
+          <w:tab w:val="num" w:pos="3600"/>
+        </w:tabs>
+        <w:ind w:left="3600" w:hanging="360"/>
+      </w:pPr>
+      <w:rPr>
+        <w:rFonts w:ascii="Wingdings" w:hAnsi="Wingdings" w:hint="default"/>
+        <w:sz w:val="20"/>
+      </w:rPr>
+    </w:lvl>
+    <w:lvl w:ilvl="5" w:tentative="1">
+      <w:start w:val="1"/>
+      <w:numFmt w:val="bullet"/>
+      <w:lvlText w:val=""/>
+      <w:lvlJc w:val="left"/>
+      <w:pPr>
+        <w:tabs>
+          <w:tab w:val="num" w:pos="4320"/>
+        </w:tabs>
+        <w:ind w:left="4320" w:hanging="360"/>
+      </w:pPr>
+      <w:rPr>
+        <w:rFonts w:ascii="Wingdings" w:hAnsi="Wingdings" w:hint="default"/>
+        <w:sz w:val="20"/>
+      </w:rPr>
+    </w:lvl>
+    <w:lvl w:ilvl="6" w:tentative="1">
+      <w:start w:val="1"/>
+      <w:numFmt w:val="bullet"/>
+      <w:lvlText w:val=""/>
+      <w:lvlJc w:val="left"/>
+      <w:pPr>
+        <w:tabs>
+          <w:tab w:val="num" w:pos="5040"/>
+        </w:tabs>
+        <w:ind w:left="5040" w:hanging="360"/>
+      </w:pPr>
+      <w:rPr>
+        <w:rFonts w:ascii="Wingdings" w:hAnsi="Wingdings" w:hint="default"/>
+        <w:sz w:val="20"/>
+      </w:rPr>
+    </w:lvl>
+    <w:lvl w:ilvl="7" w:tentative="1">
+      <w:start w:val="1"/>
+      <w:numFmt w:val="bullet"/>
+      <w:lvlText w:val=""/>
+      <w:lvlJc w:val="left"/>
+      <w:pPr>
+        <w:tabs>
+          <w:tab w:val="num" w:pos="5760"/>
+        </w:tabs>
+        <w:ind w:left="5760" w:hanging="360"/>
+      </w:pPr>
+      <w:rPr>
+        <w:rFonts w:ascii="Wingdings" w:hAnsi="Wingdings" w:hint="default"/>
+        <w:sz w:val="20"/>
+      </w:rPr>
+    </w:lvl>
+    <w:lvl w:ilvl="8" w:tentative="1">
+      <w:start w:val="1"/>
+      <w:numFmt w:val="bullet"/>
+      <w:lvlText w:val=""/>
+      <w:lvlJc w:val="left"/>
+      <w:pPr>
+        <w:tabs>
+          <w:tab w:val="num" w:pos="6480"/>
+        </w:tabs>
+        <w:ind w:left="6480" w:hanging="360"/>
+      </w:pPr>
+      <w:rPr>
+        <w:rFonts w:ascii="Wingdings" w:hAnsi="Wingdings" w:hint="default"/>
+        <w:sz w:val="20"/>
+      </w:rPr>
+    </w:lvl>
+  </w:abstractNum>
+  <w:abstractNum w:abstractNumId="3" w15:restartNumberingAfterBreak="0">
     <w:nsid w:val="340E41D6"/>
     <w:multiLevelType w:val="hybridMultilevel"/>
     <w:tmpl w:val="F38E343A"/>
@@ -13926,7 +14986,156 @@
       </w:rPr>
     </w:lvl>
   </w:abstractNum>
-  <w:abstractNum w:abstractNumId="2" w15:restartNumberingAfterBreak="0">
+  <w:abstractNum w:abstractNumId="4" w15:restartNumberingAfterBreak="0">
+    <w:nsid w:val="344E4456"/>
+    <w:multiLevelType w:val="multilevel"/>
+    <w:tmpl w:val="C700FFF4"/>
+    <w:lvl w:ilvl="0">
+      <w:start w:val="1"/>
+      <w:numFmt w:val="bullet"/>
+      <w:lvlText w:val=""/>
+      <w:lvlJc w:val="left"/>
+      <w:pPr>
+        <w:tabs>
+          <w:tab w:val="num" w:pos="720"/>
+        </w:tabs>
+        <w:ind w:left="720" w:hanging="360"/>
+      </w:pPr>
+      <w:rPr>
+        <w:rFonts w:ascii="Symbol" w:hAnsi="Symbol" w:hint="default"/>
+        <w:sz w:val="20"/>
+      </w:rPr>
+    </w:lvl>
+    <w:lvl w:ilvl="1" w:tentative="1">
+      <w:start w:val="1"/>
+      <w:numFmt w:val="bullet"/>
+      <w:lvlText w:val="o"/>
+      <w:lvlJc w:val="left"/>
+      <w:pPr>
+        <w:tabs>
+          <w:tab w:val="num" w:pos="1440"/>
+        </w:tabs>
+        <w:ind w:left="1440" w:hanging="360"/>
+      </w:pPr>
+      <w:rPr>
+        <w:rFonts w:ascii="Courier New" w:hAnsi="Courier New" w:hint="default"/>
+        <w:sz w:val="20"/>
+      </w:rPr>
+    </w:lvl>
+    <w:lvl w:ilvl="2" w:tentative="1">
+      <w:start w:val="1"/>
+      <w:numFmt w:val="bullet"/>
+      <w:lvlText w:val=""/>
+      <w:lvlJc w:val="left"/>
+      <w:pPr>
+        <w:tabs>
+          <w:tab w:val="num" w:pos="2160"/>
+        </w:tabs>
+        <w:ind w:left="2160" w:hanging="360"/>
+      </w:pPr>
+      <w:rPr>
+        <w:rFonts w:ascii="Wingdings" w:hAnsi="Wingdings" w:hint="default"/>
+        <w:sz w:val="20"/>
+      </w:rPr>
+    </w:lvl>
+    <w:lvl w:ilvl="3" w:tentative="1">
+      <w:start w:val="1"/>
+      <w:numFmt w:val="bullet"/>
+      <w:lvlText w:val=""/>
+      <w:lvlJc w:val="left"/>
+      <w:pPr>
+        <w:tabs>
+          <w:tab w:val="num" w:pos="2880"/>
+        </w:tabs>
+        <w:ind w:left="2880" w:hanging="360"/>
+      </w:pPr>
+      <w:rPr>
+        <w:rFonts w:ascii="Wingdings" w:hAnsi="Wingdings" w:hint="default"/>
+        <w:sz w:val="20"/>
+      </w:rPr>
+    </w:lvl>
+    <w:lvl w:ilvl="4" w:tentative="1">
+      <w:start w:val="1"/>
+      <w:numFmt w:val="bullet"/>
+      <w:lvlText w:val=""/>
+      <w:lvlJc w:val="left"/>
+      <w:pPr>
+        <w:tabs>
+          <w:tab w:val="num" w:pos="3600"/>
+        </w:tabs>
+        <w:ind w:left="3600" w:hanging="360"/>
+      </w:pPr>
+      <w:rPr>
+        <w:rFonts w:ascii="Wingdings" w:hAnsi="Wingdings" w:hint="default"/>
+        <w:sz w:val="20"/>
+      </w:rPr>
+    </w:lvl>
+    <w:lvl w:ilvl="5" w:tentative="1">
+      <w:start w:val="1"/>
+      <w:numFmt w:val="bullet"/>
+      <w:lvlText w:val=""/>
+      <w:lvlJc w:val="left"/>
+      <w:pPr>
+        <w:tabs>
+          <w:tab w:val="num" w:pos="4320"/>
+        </w:tabs>
+        <w:ind w:left="4320" w:hanging="360"/>
+      </w:pPr>
+      <w:rPr>
+        <w:rFonts w:ascii="Wingdings" w:hAnsi="Wingdings" w:hint="default"/>
+        <w:sz w:val="20"/>
+      </w:rPr>
+    </w:lvl>
+    <w:lvl w:ilvl="6" w:tentative="1">
+      <w:start w:val="1"/>
+      <w:numFmt w:val="bullet"/>
+      <w:lvlText w:val=""/>
+      <w:lvlJc w:val="left"/>
+      <w:pPr>
+        <w:tabs>
+          <w:tab w:val="num" w:pos="5040"/>
+        </w:tabs>
+        <w:ind w:left="5040" w:hanging="360"/>
+      </w:pPr>
+      <w:rPr>
+        <w:rFonts w:ascii="Wingdings" w:hAnsi="Wingdings" w:hint="default"/>
+        <w:sz w:val="20"/>
+      </w:rPr>
+    </w:lvl>
+    <w:lvl w:ilvl="7" w:tentative="1">
+      <w:start w:val="1"/>
+      <w:numFmt w:val="bullet"/>
+      <w:lvlText w:val=""/>
+      <w:lvlJc w:val="left"/>
+      <w:pPr>
+        <w:tabs>
+          <w:tab w:val="num" w:pos="5760"/>
+        </w:tabs>
+        <w:ind w:left="5760" w:hanging="360"/>
+      </w:pPr>
+      <w:rPr>
+        <w:rFonts w:ascii="Wingdings" w:hAnsi="Wingdings" w:hint="default"/>
+        <w:sz w:val="20"/>
+      </w:rPr>
+    </w:lvl>
+    <w:lvl w:ilvl="8" w:tentative="1">
+      <w:start w:val="1"/>
+      <w:numFmt w:val="bullet"/>
+      <w:lvlText w:val=""/>
+      <w:lvlJc w:val="left"/>
+      <w:pPr>
+        <w:tabs>
+          <w:tab w:val="num" w:pos="6480"/>
+        </w:tabs>
+        <w:ind w:left="6480" w:hanging="360"/>
+      </w:pPr>
+      <w:rPr>
+        <w:rFonts w:ascii="Wingdings" w:hAnsi="Wingdings" w:hint="default"/>
+        <w:sz w:val="20"/>
+      </w:rPr>
+    </w:lvl>
+  </w:abstractNum>
+  <w:abstractNum w:abstractNumId="5" w15:restartNumberingAfterBreak="0">
     <w:nsid w:val="353A30D3"/>
     <w:multiLevelType w:val="multilevel"/>
     <w:tmpl w:val="93581FB8"/>
@@ -14039,7 +15248,156 @@
       </w:rPr>
     </w:lvl>
   </w:abstractNum>
-  <w:abstractNum w:abstractNumId="3" w15:restartNumberingAfterBreak="0">
+  <w:abstractNum w:abstractNumId="6" w15:restartNumberingAfterBreak="0">
+    <w:nsid w:val="37643860"/>
+    <w:multiLevelType w:val="multilevel"/>
+    <w:tmpl w:val="C700FFF4"/>
+    <w:lvl w:ilvl="0">
+      <w:start w:val="1"/>
+      <w:numFmt w:val="bullet"/>
+      <w:lvlText w:val=""/>
+      <w:lvlJc w:val="left"/>
+      <w:pPr>
+        <w:tabs>
+          <w:tab w:val="num" w:pos="720"/>
+        </w:tabs>
+        <w:ind w:left="720" w:hanging="360"/>
+      </w:pPr>
+      <w:rPr>
+        <w:rFonts w:ascii="Symbol" w:hAnsi="Symbol" w:hint="default"/>
+        <w:sz w:val="20"/>
+      </w:rPr>
+    </w:lvl>
+    <w:lvl w:ilvl="1" w:tentative="1">
+      <w:start w:val="1"/>
+      <w:numFmt w:val="bullet"/>
+      <w:lvlText w:val="o"/>
+      <w:lvlJc w:val="left"/>
+      <w:pPr>
+        <w:tabs>
+          <w:tab w:val="num" w:pos="1440"/>
+        </w:tabs>
+        <w:ind w:left="1440" w:hanging="360"/>
+      </w:pPr>
+      <w:rPr>
+        <w:rFonts w:ascii="Courier New" w:hAnsi="Courier New" w:hint="default"/>
+        <w:sz w:val="20"/>
+      </w:rPr>
+    </w:lvl>
+    <w:lvl w:ilvl="2" w:tentative="1">
+      <w:start w:val="1"/>
+      <w:numFmt w:val="bullet"/>
+      <w:lvlText w:val=""/>
+      <w:lvlJc w:val="left"/>
+      <w:pPr>
+        <w:tabs>
+          <w:tab w:val="num" w:pos="2160"/>
+        </w:tabs>
+        <w:ind w:left="2160" w:hanging="360"/>
+      </w:pPr>
+      <w:rPr>
+        <w:rFonts w:ascii="Wingdings" w:hAnsi="Wingdings" w:hint="default"/>
+        <w:sz w:val="20"/>
+      </w:rPr>
+    </w:lvl>
+    <w:lvl w:ilvl="3" w:tentative="1">
+      <w:start w:val="1"/>
+      <w:numFmt w:val="bullet"/>
+      <w:lvlText w:val=""/>
+      <w:lvlJc w:val="left"/>
+      <w:pPr>
+        <w:tabs>
+          <w:tab w:val="num" w:pos="2880"/>
+        </w:tabs>
+        <w:ind w:left="2880" w:hanging="360"/>
+      </w:pPr>
+      <w:rPr>
+        <w:rFonts w:ascii="Wingdings" w:hAnsi="Wingdings" w:hint="default"/>
+        <w:sz w:val="20"/>
+      </w:rPr>
+    </w:lvl>
+    <w:lvl w:ilvl="4" w:tentative="1">
+      <w:start w:val="1"/>
+      <w:numFmt w:val="bullet"/>
+      <w:lvlText w:val=""/>
+      <w:lvlJc w:val="left"/>
+      <w:pPr>
+        <w:tabs>
+          <w:tab w:val="num" w:pos="3600"/>
+        </w:tabs>
+        <w:ind w:left="3600" w:hanging="360"/>
+      </w:pPr>
+      <w:rPr>
+        <w:rFonts w:ascii="Wingdings" w:hAnsi="Wingdings" w:hint="default"/>
+        <w:sz w:val="20"/>
+      </w:rPr>
+    </w:lvl>
+    <w:lvl w:ilvl="5" w:tentative="1">
+      <w:start w:val="1"/>
+      <w:numFmt w:val="bullet"/>
+      <w:lvlText w:val=""/>
+      <w:lvlJc w:val="left"/>
+      <w:pPr>
+        <w:tabs>
+          <w:tab w:val="num" w:pos="4320"/>
+        </w:tabs>
+        <w:ind w:left="4320" w:hanging="360"/>
+      </w:pPr>
+      <w:rPr>
+        <w:rFonts w:ascii="Wingdings" w:hAnsi="Wingdings" w:hint="default"/>
+        <w:sz w:val="20"/>
+      </w:rPr>
+    </w:lvl>
+    <w:lvl w:ilvl="6" w:tentative="1">
+      <w:start w:val="1"/>
+      <w:numFmt w:val="bullet"/>
+      <w:lvlText w:val=""/>
+      <w:lvlJc w:val="left"/>
+      <w:pPr>
+        <w:tabs>
+          <w:tab w:val="num" w:pos="5040"/>
+        </w:tabs>
+        <w:ind w:left="5040" w:hanging="360"/>
+      </w:pPr>
+      <w:rPr>
+        <w:rFonts w:ascii="Wingdings" w:hAnsi="Wingdings" w:hint="default"/>
+        <w:sz w:val="20"/>
+      </w:rPr>
+    </w:lvl>
+    <w:lvl w:ilvl="7" w:tentative="1">
+      <w:start w:val="1"/>
+      <w:numFmt w:val="bullet"/>
+      <w:lvlText w:val=""/>
+      <w:lvlJc w:val="left"/>
+      <w:pPr>
+        <w:tabs>
+          <w:tab w:val="num" w:pos="5760"/>
+        </w:tabs>
+        <w:ind w:left="5760" w:hanging="360"/>
+      </w:pPr>
+      <w:rPr>
+        <w:rFonts w:ascii="Wingdings" w:hAnsi="Wingdings" w:hint="default"/>
+        <w:sz w:val="20"/>
+      </w:rPr>
+    </w:lvl>
+    <w:lvl w:ilvl="8" w:tentative="1">
+      <w:start w:val="1"/>
+      <w:numFmt w:val="bullet"/>
+      <w:lvlText w:val=""/>
+      <w:lvlJc w:val="left"/>
+      <w:pPr>
+        <w:tabs>
+          <w:tab w:val="num" w:pos="6480"/>
+        </w:tabs>
+        <w:ind w:left="6480" w:hanging="360"/>
+      </w:pPr>
+      <w:rPr>
+        <w:rFonts w:ascii="Wingdings" w:hAnsi="Wingdings" w:hint="default"/>
+        <w:sz w:val="20"/>
+      </w:rPr>
+    </w:lvl>
+  </w:abstractNum>
+  <w:abstractNum w:abstractNumId="7" w15:restartNumberingAfterBreak="0">
     <w:nsid w:val="390F3C64"/>
     <w:multiLevelType w:val="multilevel"/>
     <w:tmpl w:val="A946885A"/>
@@ -14160,7 +15518,7 @@
       </w:rPr>
     </w:lvl>
   </w:abstractNum>
-  <w:abstractNum w:abstractNumId="4" w15:restartNumberingAfterBreak="0">
+  <w:abstractNum w:abstractNumId="8" w15:restartNumberingAfterBreak="0">
     <w:nsid w:val="401C4057"/>
     <w:multiLevelType w:val="hybridMultilevel"/>
     <w:tmpl w:val="0C14E1AC"/>
@@ -14249,7 +15607,7 @@
       </w:pPr>
     </w:lvl>
   </w:abstractNum>
-  <w:abstractNum w:abstractNumId="5" w15:restartNumberingAfterBreak="0">
+  <w:abstractNum w:abstractNumId="9" w15:restartNumberingAfterBreak="0">
     <w:nsid w:val="420E51DF"/>
     <w:multiLevelType w:val="hybridMultilevel"/>
     <w:tmpl w:val="502866F4"/>
@@ -14362,7 +15720,156 @@
       </w:rPr>
     </w:lvl>
   </w:abstractNum>
-  <w:abstractNum w:abstractNumId="6" w15:restartNumberingAfterBreak="0">
+  <w:abstractNum w:abstractNumId="10" w15:restartNumberingAfterBreak="0">
+    <w:nsid w:val="49866BF1"/>
+    <w:multiLevelType w:val="multilevel"/>
+    <w:tmpl w:val="2CA8A4BC"/>
+    <w:lvl w:ilvl="0">
+      <w:start w:val="1"/>
+      <w:numFmt w:val="bullet"/>
+      <w:lvlText w:val=""/>
+      <w:lvlJc w:val="left"/>
+      <w:pPr>
+        <w:tabs>
+          <w:tab w:val="num" w:pos="720"/>
+        </w:tabs>
+        <w:ind w:left="720" w:hanging="360"/>
+      </w:pPr>
+      <w:rPr>
+        <w:rFonts w:ascii="Symbol" w:hAnsi="Symbol" w:hint="default"/>
+        <w:sz w:val="20"/>
+      </w:rPr>
+    </w:lvl>
+    <w:lvl w:ilvl="1" w:tentative="1">
+      <w:start w:val="1"/>
+      <w:numFmt w:val="bullet"/>
+      <w:lvlText w:val="o"/>
+      <w:lvlJc w:val="left"/>
+      <w:pPr>
+        <w:tabs>
+          <w:tab w:val="num" w:pos="1440"/>
+        </w:tabs>
+        <w:ind w:left="1440" w:hanging="360"/>
+      </w:pPr>
+      <w:rPr>
+        <w:rFonts w:ascii="Courier New" w:hAnsi="Courier New" w:hint="default"/>
+        <w:sz w:val="20"/>
+      </w:rPr>
+    </w:lvl>
+    <w:lvl w:ilvl="2" w:tentative="1">
+      <w:start w:val="1"/>
+      <w:numFmt w:val="bullet"/>
+      <w:lvlText w:val=""/>
+      <w:lvlJc w:val="left"/>
+      <w:pPr>
+        <w:tabs>
+          <w:tab w:val="num" w:pos="2160"/>
+        </w:tabs>
+        <w:ind w:left="2160" w:hanging="360"/>
+      </w:pPr>
+      <w:rPr>
+        <w:rFonts w:ascii="Wingdings" w:hAnsi="Wingdings" w:hint="default"/>
+        <w:sz w:val="20"/>
+      </w:rPr>
+    </w:lvl>
+    <w:lvl w:ilvl="3" w:tentative="1">
+      <w:start w:val="1"/>
+      <w:numFmt w:val="bullet"/>
+      <w:lvlText w:val=""/>
+      <w:lvlJc w:val="left"/>
+      <w:pPr>
+        <w:tabs>
+          <w:tab w:val="num" w:pos="2880"/>
+        </w:tabs>
+        <w:ind w:left="2880" w:hanging="360"/>
+      </w:pPr>
+      <w:rPr>
+        <w:rFonts w:ascii="Wingdings" w:hAnsi="Wingdings" w:hint="default"/>
+        <w:sz w:val="20"/>
+      </w:rPr>
+    </w:lvl>
+    <w:lvl w:ilvl="4" w:tentative="1">
+      <w:start w:val="1"/>
+      <w:numFmt w:val="bullet"/>
+      <w:lvlText w:val=""/>
+      <w:lvlJc w:val="left"/>
+      <w:pPr>
+        <w:tabs>
+          <w:tab w:val="num" w:pos="3600"/>
+        </w:tabs>
+        <w:ind w:left="3600" w:hanging="360"/>
+      </w:pPr>
+      <w:rPr>
+        <w:rFonts w:ascii="Wingdings" w:hAnsi="Wingdings" w:hint="default"/>
+        <w:sz w:val="20"/>
+      </w:rPr>
+    </w:lvl>
+    <w:lvl w:ilvl="5" w:tentative="1">
+      <w:start w:val="1"/>
+      <w:numFmt w:val="bullet"/>
+      <w:lvlText w:val=""/>
+      <w:lvlJc w:val="left"/>
+      <w:pPr>
+        <w:tabs>
+          <w:tab w:val="num" w:pos="4320"/>
+        </w:tabs>
+        <w:ind w:left="4320" w:hanging="360"/>
+      </w:pPr>
+      <w:rPr>
+        <w:rFonts w:ascii="Wingdings" w:hAnsi="Wingdings" w:hint="default"/>
+        <w:sz w:val="20"/>
+      </w:rPr>
+    </w:lvl>
+    <w:lvl w:ilvl="6" w:tentative="1">
+      <w:start w:val="1"/>
+      <w:numFmt w:val="bullet"/>
+      <w:lvlText w:val=""/>
+      <w:lvlJc w:val="left"/>
+      <w:pPr>
+        <w:tabs>
+          <w:tab w:val="num" w:pos="5040"/>
+        </w:tabs>
+        <w:ind w:left="5040" w:hanging="360"/>
+      </w:pPr>
+      <w:rPr>
+        <w:rFonts w:ascii="Wingdings" w:hAnsi="Wingdings" w:hint="default"/>
+        <w:sz w:val="20"/>
+      </w:rPr>
+    </w:lvl>
+    <w:lvl w:ilvl="7" w:tentative="1">
+      <w:start w:val="1"/>
+      <w:numFmt w:val="bullet"/>
+      <w:lvlText w:val=""/>
+      <w:lvlJc w:val="left"/>
+      <w:pPr>
+        <w:tabs>
+          <w:tab w:val="num" w:pos="5760"/>
+        </w:tabs>
+        <w:ind w:left="5760" w:hanging="360"/>
+      </w:pPr>
+      <w:rPr>
+        <w:rFonts w:ascii="Wingdings" w:hAnsi="Wingdings" w:hint="default"/>
+        <w:sz w:val="20"/>
+      </w:rPr>
+    </w:lvl>
+    <w:lvl w:ilvl="8" w:tentative="1">
+      <w:start w:val="1"/>
+      <w:numFmt w:val="bullet"/>
+      <w:lvlText w:val=""/>
+      <w:lvlJc w:val="left"/>
+      <w:pPr>
+        <w:tabs>
+          <w:tab w:val="num" w:pos="6480"/>
+        </w:tabs>
+        <w:ind w:left="6480" w:hanging="360"/>
+      </w:pPr>
+      <w:rPr>
+        <w:rFonts w:ascii="Wingdings" w:hAnsi="Wingdings" w:hint="default"/>
+        <w:sz w:val="20"/>
+      </w:rPr>
+    </w:lvl>
+  </w:abstractNum>
+  <w:abstractNum w:abstractNumId="11" w15:restartNumberingAfterBreak="0">
     <w:nsid w:val="49A91C18"/>
     <w:multiLevelType w:val="hybridMultilevel"/>
     <w:tmpl w:val="057495F2"/>
@@ -14475,7 +15982,7 @@
       </w:rPr>
     </w:lvl>
   </w:abstractNum>
-  <w:abstractNum w:abstractNumId="7" w15:restartNumberingAfterBreak="0">
+  <w:abstractNum w:abstractNumId="12" w15:restartNumberingAfterBreak="0">
     <w:nsid w:val="4B7F02D6"/>
     <w:multiLevelType w:val="hybridMultilevel"/>
     <w:tmpl w:val="045A6140"/>
@@ -14588,7 +16095,156 @@
       </w:rPr>
     </w:lvl>
   </w:abstractNum>
-  <w:abstractNum w:abstractNumId="8" w15:restartNumberingAfterBreak="0">
+  <w:abstractNum w:abstractNumId="13" w15:restartNumberingAfterBreak="0">
+    <w:nsid w:val="51253FE8"/>
+    <w:multiLevelType w:val="multilevel"/>
+    <w:tmpl w:val="C700FFF4"/>
+    <w:lvl w:ilvl="0">
+      <w:start w:val="1"/>
+      <w:numFmt w:val="bullet"/>
+      <w:lvlText w:val=""/>
+      <w:lvlJc w:val="left"/>
+      <w:pPr>
+        <w:tabs>
+          <w:tab w:val="num" w:pos="720"/>
+        </w:tabs>
+        <w:ind w:left="720" w:hanging="360"/>
+      </w:pPr>
+      <w:rPr>
+        <w:rFonts w:ascii="Symbol" w:hAnsi="Symbol" w:hint="default"/>
+        <w:sz w:val="20"/>
+      </w:rPr>
+    </w:lvl>
+    <w:lvl w:ilvl="1" w:tentative="1">
+      <w:start w:val="1"/>
+      <w:numFmt w:val="bullet"/>
+      <w:lvlText w:val="o"/>
+      <w:lvlJc w:val="left"/>
+      <w:pPr>
+        <w:tabs>
+          <w:tab w:val="num" w:pos="1440"/>
+        </w:tabs>
+        <w:ind w:left="1440" w:hanging="360"/>
+      </w:pPr>
+      <w:rPr>
+        <w:rFonts w:ascii="Courier New" w:hAnsi="Courier New" w:hint="default"/>
+        <w:sz w:val="20"/>
+      </w:rPr>
+    </w:lvl>
+    <w:lvl w:ilvl="2" w:tentative="1">
+      <w:start w:val="1"/>
+      <w:numFmt w:val="bullet"/>
+      <w:lvlText w:val=""/>
+      <w:lvlJc w:val="left"/>
+      <w:pPr>
+        <w:tabs>
+          <w:tab w:val="num" w:pos="2160"/>
+        </w:tabs>
+        <w:ind w:left="2160" w:hanging="360"/>
+      </w:pPr>
+      <w:rPr>
+        <w:rFonts w:ascii="Wingdings" w:hAnsi="Wingdings" w:hint="default"/>
+        <w:sz w:val="20"/>
+      </w:rPr>
+    </w:lvl>
+    <w:lvl w:ilvl="3" w:tentative="1">
+      <w:start w:val="1"/>
+      <w:numFmt w:val="bullet"/>
+      <w:lvlText w:val=""/>
+      <w:lvlJc w:val="left"/>
+      <w:pPr>
+        <w:tabs>
+          <w:tab w:val="num" w:pos="2880"/>
+        </w:tabs>
+        <w:ind w:left="2880" w:hanging="360"/>
+      </w:pPr>
+      <w:rPr>
+        <w:rFonts w:ascii="Wingdings" w:hAnsi="Wingdings" w:hint="default"/>
+        <w:sz w:val="20"/>
+      </w:rPr>
+    </w:lvl>
+    <w:lvl w:ilvl="4" w:tentative="1">
+      <w:start w:val="1"/>
+      <w:numFmt w:val="bullet"/>
+      <w:lvlText w:val=""/>
+      <w:lvlJc w:val="left"/>
+      <w:pPr>
+        <w:tabs>
+          <w:tab w:val="num" w:pos="3600"/>
+        </w:tabs>
+        <w:ind w:left="3600" w:hanging="360"/>
+      </w:pPr>
+      <w:rPr>
+        <w:rFonts w:ascii="Wingdings" w:hAnsi="Wingdings" w:hint="default"/>
+        <w:sz w:val="20"/>
+      </w:rPr>
+    </w:lvl>
+    <w:lvl w:ilvl="5" w:tentative="1">
+      <w:start w:val="1"/>
+      <w:numFmt w:val="bullet"/>
+      <w:lvlText w:val=""/>
+      <w:lvlJc w:val="left"/>
+      <w:pPr>
+        <w:tabs>
+          <w:tab w:val="num" w:pos="4320"/>
+        </w:tabs>
+        <w:ind w:left="4320" w:hanging="360"/>
+      </w:pPr>
+      <w:rPr>
+        <w:rFonts w:ascii="Wingdings" w:hAnsi="Wingdings" w:hint="default"/>
+        <w:sz w:val="20"/>
+      </w:rPr>
+    </w:lvl>
+    <w:lvl w:ilvl="6" w:tentative="1">
+      <w:start w:val="1"/>
+      <w:numFmt w:val="bullet"/>
+      <w:lvlText w:val=""/>
+      <w:lvlJc w:val="left"/>
+      <w:pPr>
+        <w:tabs>
+          <w:tab w:val="num" w:pos="5040"/>
+        </w:tabs>
+        <w:ind w:left="5040" w:hanging="360"/>
+      </w:pPr>
+      <w:rPr>
+        <w:rFonts w:ascii="Wingdings" w:hAnsi="Wingdings" w:hint="default"/>
+        <w:sz w:val="20"/>
+      </w:rPr>
+    </w:lvl>
+    <w:lvl w:ilvl="7" w:tentative="1">
+      <w:start w:val="1"/>
+      <w:numFmt w:val="bullet"/>
+      <w:lvlText w:val=""/>
+      <w:lvlJc w:val="left"/>
+      <w:pPr>
+        <w:tabs>
+          <w:tab w:val="num" w:pos="5760"/>
+        </w:tabs>
+        <w:ind w:left="5760" w:hanging="360"/>
+      </w:pPr>
+      <w:rPr>
+        <w:rFonts w:ascii="Wingdings" w:hAnsi="Wingdings" w:hint="default"/>
+        <w:sz w:val="20"/>
+      </w:rPr>
+    </w:lvl>
+    <w:lvl w:ilvl="8" w:tentative="1">
+      <w:start w:val="1"/>
+      <w:numFmt w:val="bullet"/>
+      <w:lvlText w:val=""/>
+      <w:lvlJc w:val="left"/>
+      <w:pPr>
+        <w:tabs>
+          <w:tab w:val="num" w:pos="6480"/>
+        </w:tabs>
+        <w:ind w:left="6480" w:hanging="360"/>
+      </w:pPr>
+      <w:rPr>
+        <w:rFonts w:ascii="Wingdings" w:hAnsi="Wingdings" w:hint="default"/>
+        <w:sz w:val="20"/>
+      </w:rPr>
+    </w:lvl>
+  </w:abstractNum>
+  <w:abstractNum w:abstractNumId="14" w15:restartNumberingAfterBreak="0">
     <w:nsid w:val="5149163E"/>
     <w:multiLevelType w:val="hybridMultilevel"/>
     <w:tmpl w:val="14E6279E"/>
@@ -14701,7 +16357,7 @@
       </w:rPr>
     </w:lvl>
   </w:abstractNum>
-  <w:abstractNum w:abstractNumId="9" w15:restartNumberingAfterBreak="0">
+  <w:abstractNum w:abstractNumId="15" w15:restartNumberingAfterBreak="0">
     <w:nsid w:val="5D415CA1"/>
     <w:multiLevelType w:val="hybridMultilevel"/>
     <w:tmpl w:val="CB66AAD8"/>
@@ -14790,7 +16446,7 @@
       </w:pPr>
     </w:lvl>
   </w:abstractNum>
-  <w:abstractNum w:abstractNumId="10" w15:restartNumberingAfterBreak="0">
+  <w:abstractNum w:abstractNumId="16" w15:restartNumberingAfterBreak="0">
     <w:nsid w:val="690B2115"/>
     <w:multiLevelType w:val="hybridMultilevel"/>
     <w:tmpl w:val="9A5647D8"/>
@@ -14903,7 +16559,7 @@
       </w:rPr>
     </w:lvl>
   </w:abstractNum>
-  <w:abstractNum w:abstractNumId="11" w15:restartNumberingAfterBreak="0">
+  <w:abstractNum w:abstractNumId="17" w15:restartNumberingAfterBreak="0">
     <w:nsid w:val="7EC778CF"/>
     <w:multiLevelType w:val="hybridMultilevel"/>
     <w:tmpl w:val="DA707C02"/>
@@ -15016,7 +16672,7 @@
       </w:rPr>
     </w:lvl>
   </w:abstractNum>
-  <w:abstractNum w:abstractNumId="12" w15:restartNumberingAfterBreak="0">
+  <w:abstractNum w:abstractNumId="18" w15:restartNumberingAfterBreak="0">
     <w:nsid w:val="7EDC055C"/>
     <w:multiLevelType w:val="multilevel"/>
     <w:tmpl w:val="04080025"/>
@@ -15112,43 +16768,61 @@
     </w:lvl>
   </w:abstractNum>
   <w:num w:numId="1" w16cid:durableId="1692150077">
+    <w:abstractNumId w:val="7"/>
+  </w:num>
+  <w:num w:numId="2" w16cid:durableId="1410545340">
+    <w:abstractNumId w:val="8"/>
+  </w:num>
+  <w:num w:numId="3" w16cid:durableId="978268343">
+    <w:abstractNumId w:val="15"/>
+  </w:num>
+  <w:num w:numId="4" w16cid:durableId="630790889">
+    <w:abstractNumId w:val="18"/>
+  </w:num>
+  <w:num w:numId="5" w16cid:durableId="707025098">
+    <w:abstractNumId w:val="2"/>
+  </w:num>
+  <w:num w:numId="6" w16cid:durableId="962493096">
+    <w:abstractNumId w:val="11"/>
+  </w:num>
+  <w:num w:numId="7" w16cid:durableId="314459087">
+    <w:abstractNumId w:val="5"/>
+  </w:num>
+  <w:num w:numId="8" w16cid:durableId="1227686477">
+    <w:abstractNumId w:val="16"/>
+  </w:num>
+  <w:num w:numId="9" w16cid:durableId="579559969">
+    <w:abstractNumId w:val="14"/>
+  </w:num>
+  <w:num w:numId="10" w16cid:durableId="1450008073">
+    <w:abstractNumId w:val="12"/>
+  </w:num>
+  <w:num w:numId="11" w16cid:durableId="1005860812">
+    <w:abstractNumId w:val="9"/>
+  </w:num>
+  <w:num w:numId="12" w16cid:durableId="1901280005">
+    <w:abstractNumId w:val="17"/>
+  </w:num>
+  <w:num w:numId="13" w16cid:durableId="1182478977">
     <w:abstractNumId w:val="3"/>
   </w:num>
-  <w:num w:numId="2" w16cid:durableId="1410545340">
+  <w:num w:numId="14" w16cid:durableId="1656839449">
+    <w:abstractNumId w:val="1"/>
+  </w:num>
+  <w:num w:numId="15" w16cid:durableId="917977141">
+    <w:abstractNumId w:val="10"/>
+  </w:num>
+  <w:num w:numId="16" w16cid:durableId="698773950">
+    <w:abstractNumId w:val="0"/>
+  </w:num>
+  <w:num w:numId="17" w16cid:durableId="1580283921">
     <w:abstractNumId w:val="4"/>
   </w:num>
-  <w:num w:numId="3" w16cid:durableId="978268343">
-    <w:abstractNumId w:val="9"/>
+  <w:num w:numId="18" w16cid:durableId="840386623">
+    <w:abstractNumId w:val="13"/>
   </w:num>
-  <w:num w:numId="4" w16cid:durableId="630790889">
-    <w:abstractNumId w:val="12"/>
-  </w:num>
-  <w:num w:numId="5" w16cid:durableId="707025098">
-    <w:abstractNumId w:val="0"/>
-  </w:num>
-  <w:num w:numId="6" w16cid:durableId="962493096">
+  <w:num w:numId="19" w16cid:durableId="1981304134">
     <w:abstractNumId w:val="6"/>
-  </w:num>
-  <w:num w:numId="7" w16cid:durableId="314459087">
-    <w:abstractNumId w:val="2"/>
-  </w:num>
-  <w:num w:numId="8" w16cid:durableId="1227686477">
-    <w:abstractNumId w:val="10"/>
-  </w:num>
-  <w:num w:numId="9" w16cid:durableId="579559969">
-    <w:abstractNumId w:val="8"/>
-  </w:num>
-  <w:num w:numId="10" w16cid:durableId="1450008073">
-    <w:abstractNumId w:val="7"/>
-  </w:num>
-  <w:num w:numId="11" w16cid:durableId="1005860812">
-    <w:abstractNumId w:val="5"/>
-  </w:num>
-  <w:num w:numId="12" w16cid:durableId="1901280005">
-    <w:abstractNumId w:val="11"/>
-  </w:num>
-  <w:num w:numId="13" w16cid:durableId="1182478977">
-    <w:abstractNumId w:val="1"/>
   </w:num>
 </w:numbering>
 </file>
@@ -15553,7 +17227,10 @@
     <w:name w:val="Normal"/>
     <w:aliases w:val="Κειμενο"/>
     <w:qFormat/>
-    <w:rsid w:val="0036753B"/>
+    <w:rsid w:val="007C5979"/>
+    <w:pPr>
+      <w:jc w:val="both"/>
+    </w:pPr>
     <w:rPr>
       <w:rFonts w:ascii="Times New Roman" w:hAnsi="Times New Roman"/>
       <w:sz w:val="24"/>
@@ -15574,7 +17251,6 @@
         <w:numId w:val="4"/>
       </w:numPr>
       <w:spacing w:before="480" w:after="0"/>
-      <w:jc w:val="both"/>
       <w:outlineLvl w:val="0"/>
     </w:pPr>
     <w:rPr>
@@ -15807,7 +17483,6 @@
   <w:style w:type="character" w:default="1" w:styleId="DefaultParagraphFont">
     <w:name w:val="Default Paragraph Font"/>
     <w:uiPriority w:val="1"/>
-    <w:semiHidden/>
     <w:unhideWhenUsed/>
   </w:style>
   <w:style w:type="table" w:default="1" w:styleId="TableNormal">
@@ -16707,7 +18382,7 @@
       </b:Author>
     </b:Author>
     <b:Month>January</b:Month>
-    <b:RefOrder>11</b:RefOrder>
+    <b:RefOrder>12</b:RefOrder>
   </b:Source>
   <b:Source>
     <b:Tag>Dep25</b:Tag>
@@ -16727,24 +18402,6 @@
     </b:Author>
     <b:City>Jerusalem</b:City>
     <b:RefOrder>1</b:RefOrder>
-  </b:Source>
-  <b:Source>
-    <b:Tag>Pab251</b:Tag>
-    <b:SourceType>JournalArticle</b:SourceType>
-    <b:Guid>{E0733C1D-3F0D-4ACF-8B02-B65D4460C188}</b:Guid>
-    <b:Author>
-      <b:Author>
-        <b:NameList>
-          <b:Person>
-            <b:Last>Madriaza</b:Last>
-            <b:First>Pablo</b:First>
-          </b:Person>
-        </b:NameList>
-      </b:Author>
-    </b:Author>
-    <b:Title>Exposure to hate in online and traditional media: A systematic review and meta‐analysis of the impact of this exposure on individuals and communities</b:Title>
-    <b:Year>2025</b:Year>
-    <b:RefOrder>2</b:RefOrder>
   </b:Source>
   <b:Source>
     <b:Tag>ELS23</b:Tag>
@@ -16887,25 +18544,6 @@
     <b:RefOrder>7</b:RefOrder>
   </b:Source>
   <b:Source>
-    <b:Tag>Ana21</b:Tag>
-    <b:SourceType>Report</b:SourceType>
-    <b:Guid>{F9D6D9C4-693D-4590-81B8-6C731000B88E}</b:Guid>
-    <b:Author>
-      <b:Author>
-        <b:NameList>
-          <b:Person>
-            <b:Last>Theodoros</b:Last>
-            <b:First>Anagnostopoulos</b:First>
-          </b:Person>
-        </b:NameList>
-      </b:Author>
-    </b:Author>
-    <b:Title>Toxicity Detection on Greek Tweets</b:Title>
-    <b:Year>2021</b:Year>
-    <b:City>Athens</b:City>
-    <b:RefOrder>5</b:RefOrder>
-  </b:Source>
-  <b:Source>
     <b:Tag>Vas</b:Tag>
     <b:SourceType>Report</b:SourceType>
     <b:Guid>{D4880BD1-6072-493D-9736-111755E07291}</b:Guid>
@@ -16948,11 +18586,117 @@
     <b:Year>2017</b:Year>
     <b:RefOrder>10</b:RefOrder>
   </b:Source>
+  <b:Source>
+    <b:Tag>Mar19</b:Tag>
+    <b:SourceType>Report</b:SourceType>
+    <b:Guid>{11EC995C-5EDF-4768-8F39-7C56FDDCFE36}</b:Guid>
+    <b:Author>
+      <b:Author>
+        <b:NameList>
+          <b:Person>
+            <b:Last>Zampieri</b:Last>
+            <b:First>Marcos</b:First>
+          </b:Person>
+          <b:Person>
+            <b:Last>Malmasi</b:Last>
+            <b:First>Shervin</b:First>
+          </b:Person>
+          <b:Person>
+            <b:Last>Nakov</b:Last>
+            <b:First>Preslav</b:First>
+          </b:Person>
+          <b:Person>
+            <b:Last>Rosenthal</b:Last>
+            <b:First>Sara</b:First>
+          </b:Person>
+          <b:Person>
+            <b:Last>Farra</b:Last>
+            <b:First>Noura</b:First>
+          </b:Person>
+          <b:Person>
+            <b:Last>Kumar</b:Last>
+            <b:First>Ritesh</b:First>
+          </b:Person>
+        </b:NameList>
+      </b:Author>
+    </b:Author>
+    <b:Title>SemEval-2019 Task 6: Identifying and Categorizing Offensive Language in Social Media</b:Title>
+    <b:Year>2019</b:Year>
+    <b:Publisher>Association for Computational Linguistics</b:Publisher>
+    <b:City>Minneapolis, Minnesota, USA</b:City>
+    <b:RefOrder>11</b:RefOrder>
+  </b:Source>
+  <b:Source>
+    <b:Tag>Ana21</b:Tag>
+    <b:SourceType>Report</b:SourceType>
+    <b:Guid>{6FA57180-B5CD-4203-B107-7F9AEFDCBFB1}</b:Guid>
+    <b:Author>
+      <b:Author>
+        <b:NameList>
+          <b:Person>
+            <b:Last>Anagnostopoulos</b:Last>
+            <b:First>Theodoros</b:First>
+          </b:Person>
+        </b:NameList>
+      </b:Author>
+    </b:Author>
+    <b:Title>Toxicity Detection on Greek Tweets</b:Title>
+    <b:Year>2021</b:Year>
+    <b:City>Athens</b:City>
+    <b:RefOrder>5</b:RefOrder>
+  </b:Source>
+  <b:Source>
+    <b:Tag>Pab251</b:Tag>
+    <b:SourceType>JournalArticle</b:SourceType>
+    <b:Guid>{08AED748-3FFD-45F3-A74F-2B86836251C3}</b:Guid>
+    <b:Author>
+      <b:Author>
+        <b:NameList>
+          <b:Person>
+            <b:Last>Madriaza</b:Last>
+            <b:First>Pablo</b:First>
+          </b:Person>
+          <b:Person>
+            <b:Last>Hassan</b:Last>
+            <b:First>Ghayda</b:First>
+          </b:Person>
+          <b:Person>
+            <b:Last>Brouillette-Alarie</b:Last>
+            <b:First>Sébastien</b:First>
+          </b:Person>
+          <b:Person>
+            <b:Last>Mounchingam</b:Last>
+            <b:First>Aoudou</b:First>
+            <b:Middle>Njingouo</b:Middle>
+          </b:Person>
+          <b:Person>
+            <b:Last>Durocher-Corfa</b:Last>
+            <b:First>Loïc</b:First>
+          </b:Person>
+          <b:Person>
+            <b:Last>Borokhovski</b:Last>
+            <b:First>Eugene</b:First>
+          </b:Person>
+          <b:Person>
+            <b:Last>Pickup</b:Last>
+            <b:First>David</b:First>
+          </b:Person>
+          <b:Person>
+            <b:Last>Paillé</b:Last>
+            <b:First>Sabrina</b:First>
+          </b:Person>
+        </b:NameList>
+      </b:Author>
+    </b:Author>
+    <b:Title>Exposure to hate in online and traditional media: A systematic review and meta‐analysis of the impact of this exposure on individuals and communities</b:Title>
+    <b:Year>2025</b:Year>
+    <b:RefOrder>2</b:RefOrder>
+  </b:Source>
 </b:Sources>
 </file>
 
 <file path=customXml/itemProps1.xml><?xml version="1.0" encoding="utf-8"?>
-<ds:datastoreItem xmlns:ds="http://schemas.openxmlformats.org/officeDocument/2006/customXml" ds:itemID="{CC4E3766-862D-43B2-B9A6-FB0926DF2F98}">
+<ds:datastoreItem xmlns:ds="http://schemas.openxmlformats.org/officeDocument/2006/customXml" ds:itemID="{71230950-9E3D-4887-8835-4E60D8CB122C}">
   <ds:schemaRefs>
     <ds:schemaRef ds:uri="http://schemas.openxmlformats.org/officeDocument/2006/bibliography"/>
   </ds:schemaRefs>

--- a/Toxicity analysis in Greek text.docx
+++ b/Toxicity analysis in Greek text.docx
@@ -303,13 +303,23 @@
           <w:szCs w:val="28"/>
         </w:rPr>
       </w:pPr>
+      <w:proofErr w:type="spellStart"/>
       <w:r>
         <w:rPr>
           <w:rFonts w:cs="Times New Roman"/>
           <w:sz w:val="28"/>
           <w:szCs w:val="28"/>
         </w:rPr>
-        <w:t>Ατταλόγλου Γιώργος</w:t>
+        <w:t>Ατταλόγλου</w:t>
+      </w:r>
+      <w:proofErr w:type="spellEnd"/>
+      <w:r>
+        <w:rPr>
+          <w:rFonts w:cs="Times New Roman"/>
+          <w:sz w:val="28"/>
+          <w:szCs w:val="28"/>
+        </w:rPr>
+        <w:t xml:space="preserve"> Γιώργος</w:t>
       </w:r>
     </w:p>
     <w:p>
@@ -331,7 +341,6 @@
           <w:i/>
           <w:sz w:val="18"/>
           <w:szCs w:val="28"/>
-          <w:lang w:val="en-US"/>
         </w:rPr>
       </w:pPr>
     </w:p>
@@ -391,6 +400,7 @@
           <w:rFonts w:cs="Times New Roman"/>
           <w:sz w:val="28"/>
           <w:szCs w:val="28"/>
+          <w:lang w:val="en-US"/>
         </w:rPr>
       </w:pPr>
       <w:r>
@@ -399,7 +409,75 @@
           <w:sz w:val="28"/>
           <w:szCs w:val="28"/>
         </w:rPr>
-        <w:t>Τόπος έκδοσης, Μήνας,  Έτος ολοκλήρωσης</w:t>
+        <w:t>Τόπος</w:t>
+      </w:r>
+      <w:r>
+        <w:rPr>
+          <w:rFonts w:cs="Times New Roman"/>
+          <w:sz w:val="28"/>
+          <w:szCs w:val="28"/>
+          <w:lang w:val="en-US"/>
+        </w:rPr>
+        <w:t xml:space="preserve"> </w:t>
+      </w:r>
+      <w:r>
+        <w:rPr>
+          <w:rFonts w:cs="Times New Roman"/>
+          <w:sz w:val="28"/>
+          <w:szCs w:val="28"/>
+        </w:rPr>
+        <w:t>έκδοσης</w:t>
+      </w:r>
+      <w:r>
+        <w:rPr>
+          <w:rFonts w:cs="Times New Roman"/>
+          <w:sz w:val="28"/>
+          <w:szCs w:val="28"/>
+          <w:lang w:val="en-US"/>
+        </w:rPr>
+        <w:t xml:space="preserve">, </w:t>
+      </w:r>
+      <w:r>
+        <w:rPr>
+          <w:rFonts w:cs="Times New Roman"/>
+          <w:sz w:val="28"/>
+          <w:szCs w:val="28"/>
+        </w:rPr>
+        <w:t>Μήνας</w:t>
+      </w:r>
+      <w:r>
+        <w:rPr>
+          <w:rFonts w:cs="Times New Roman"/>
+          <w:sz w:val="28"/>
+          <w:szCs w:val="28"/>
+          <w:lang w:val="en-US"/>
+        </w:rPr>
+        <w:t xml:space="preserve">,  </w:t>
+      </w:r>
+      <w:r>
+        <w:rPr>
+          <w:rFonts w:cs="Times New Roman"/>
+          <w:sz w:val="28"/>
+          <w:szCs w:val="28"/>
+        </w:rPr>
+        <w:t>Έτος</w:t>
+      </w:r>
+      <w:r>
+        <w:rPr>
+          <w:rFonts w:cs="Times New Roman"/>
+          <w:sz w:val="28"/>
+          <w:szCs w:val="28"/>
+          <w:lang w:val="en-US"/>
+        </w:rPr>
+        <w:t xml:space="preserve"> </w:t>
+      </w:r>
+      <w:r>
+        <w:rPr>
+          <w:rFonts w:cs="Times New Roman"/>
+          <w:sz w:val="28"/>
+          <w:szCs w:val="28"/>
+        </w:rPr>
+        <w:t>ολοκλήρωσης</w:t>
       </w:r>
     </w:p>
     <w:p>
@@ -411,6 +489,7 @@
           <w:b/>
           <w:sz w:val="28"/>
           <w:szCs w:val="28"/>
+          <w:lang w:val="en-US"/>
         </w:rPr>
       </w:pPr>
     </w:p>
@@ -423,6 +502,7 @@
           <w:b/>
           <w:sz w:val="28"/>
           <w:szCs w:val="28"/>
+          <w:lang w:val="en-US"/>
         </w:rPr>
       </w:pPr>
     </w:p>
@@ -435,6 +515,7 @@
           <w:b/>
           <w:sz w:val="28"/>
           <w:szCs w:val="28"/>
+          <w:lang w:val="en-US"/>
         </w:rPr>
       </w:pPr>
     </w:p>
@@ -447,6 +528,7 @@
           <w:b/>
           <w:sz w:val="28"/>
           <w:szCs w:val="28"/>
+          <w:lang w:val="en-US"/>
         </w:rPr>
       </w:pPr>
     </w:p>
@@ -459,6 +541,7 @@
           <w:b/>
           <w:sz w:val="28"/>
           <w:szCs w:val="28"/>
+          <w:lang w:val="en-US"/>
         </w:rPr>
       </w:pPr>
     </w:p>
@@ -674,6 +757,7 @@
           <w:lang w:val="el-GR"/>
         </w:rPr>
       </w:pPr>
+      <w:proofErr w:type="spellStart"/>
       <w:r>
         <w:rPr>
           <w:color w:val="auto"/>
@@ -688,6 +772,7 @@
         </w:rPr>
         <w:t>νοµα</w:t>
       </w:r>
+      <w:proofErr w:type="spellEnd"/>
       <w:r>
         <w:rPr>
           <w:color w:val="auto"/>
@@ -781,12 +866,21 @@
           <w:lang w:val="el-GR"/>
         </w:rPr>
       </w:pPr>
+      <w:proofErr w:type="spellStart"/>
       <w:r>
         <w:rPr>
           <w:color w:val="auto"/>
           <w:lang w:val="el-GR"/>
         </w:rPr>
-        <w:t>Όνοµα Επίθετο</w:t>
+        <w:t>Όνοµα</w:t>
+      </w:r>
+      <w:proofErr w:type="spellEnd"/>
+      <w:r>
+        <w:rPr>
+          <w:color w:val="auto"/>
+          <w:lang w:val="el-GR"/>
+        </w:rPr>
+        <w:t xml:space="preserve"> Επίθετο</w:t>
       </w:r>
       <w:r>
         <w:rPr>
@@ -874,12 +968,21 @@
           <w:lang w:val="el-GR"/>
         </w:rPr>
       </w:pPr>
+      <w:proofErr w:type="spellStart"/>
       <w:r>
         <w:rPr>
           <w:color w:val="auto"/>
           <w:lang w:val="el-GR"/>
         </w:rPr>
-        <w:t>Όνοµα Επίθετο</w:t>
+        <w:t>Όνοµα</w:t>
+      </w:r>
+      <w:proofErr w:type="spellEnd"/>
+      <w:r>
+        <w:rPr>
+          <w:color w:val="auto"/>
+          <w:lang w:val="el-GR"/>
+        </w:rPr>
+        <w:t xml:space="preserve"> Επίθετο</w:t>
       </w:r>
       <w:r>
         <w:rPr>
@@ -1052,6 +1155,7 @@
         <w:lastRenderedPageBreak/>
         <w:t xml:space="preserve">© </w:t>
       </w:r>
+      <w:proofErr w:type="spellStart"/>
       <w:r>
         <w:rPr>
           <w:color w:val="auto"/>
@@ -1061,6 +1165,7 @@
         </w:rPr>
         <w:t>Ατταλόγλου</w:t>
       </w:r>
+      <w:proofErr w:type="spellEnd"/>
       <w:r>
         <w:rPr>
           <w:color w:val="auto"/>
@@ -1340,6 +1445,7 @@
           <w:lang w:val="el-GR"/>
         </w:rPr>
       </w:pPr>
+      <w:proofErr w:type="spellStart"/>
       <w:r>
         <w:rPr>
           <w:color w:val="auto"/>
@@ -1347,6 +1453,7 @@
         </w:rPr>
         <w:t>Ατταλόγλου</w:t>
       </w:r>
+      <w:proofErr w:type="spellEnd"/>
       <w:r>
         <w:rPr>
           <w:color w:val="auto"/>
@@ -1432,7 +1539,7 @@
           <w:color w:val="auto"/>
         </w:rPr>
       </w:pPr>
-      <w:bookmarkStart w:id="1" w:name="_Toc214992417"/>
+      <w:bookmarkStart w:id="1" w:name="_Toc215429029"/>
       <w:r>
         <w:rPr>
           <w:rFonts w:cs="Times New Roman"/>
@@ -1543,7 +1650,7 @@
           <w:color w:val="auto"/>
         </w:rPr>
       </w:pPr>
-      <w:bookmarkStart w:id="2" w:name="_Toc214992418"/>
+      <w:bookmarkStart w:id="2" w:name="_Toc215429030"/>
       <w:r>
         <w:rPr>
           <w:rFonts w:cs="Times New Roman"/>
@@ -1895,7 +2002,7 @@
           <w:lang w:val="en-US"/>
         </w:rPr>
       </w:pPr>
-      <w:bookmarkStart w:id="3" w:name="_Toc214992419"/>
+      <w:bookmarkStart w:id="3" w:name="_Toc215429031"/>
       <w:r>
         <w:rPr>
           <w:rFonts w:cs="Times New Roman"/>
@@ -2216,8 +2323,18 @@
           <w:szCs w:val="24"/>
           <w:lang w:val="en-US"/>
         </w:rPr>
-        <w:t>machine learning, online toxicity, natural language processing, greek</w:t>
-      </w:r>
+        <w:t xml:space="preserve">machine learning, online toxicity, natural language processing, </w:t>
+      </w:r>
+      <w:proofErr w:type="spellStart"/>
+      <w:r>
+        <w:rPr>
+          <w:rFonts w:cs="Times New Roman"/>
+          <w:szCs w:val="24"/>
+          <w:lang w:val="en-US"/>
+        </w:rPr>
+        <w:t>greek</w:t>
+      </w:r>
+      <w:proofErr w:type="spellEnd"/>
     </w:p>
     <w:p>
       <w:pPr>
@@ -2251,7 +2368,7 @@
           <w:lang w:val="en-US"/>
         </w:rPr>
       </w:pPr>
-      <w:bookmarkStart w:id="4" w:name="_Toc214992420"/>
+      <w:bookmarkStart w:id="4" w:name="_Toc215429032"/>
       <w:r>
         <w:rPr>
           <w:rFonts w:cs="Times New Roman"/>
@@ -2343,7 +2460,7 @@
             </w:rPr>
             <w:fldChar w:fldCharType="separate"/>
           </w:r>
-          <w:hyperlink w:anchor="_Toc214992417" w:history="1">
+          <w:hyperlink w:anchor="_Toc215429029" w:history="1">
             <w:r>
               <w:rPr>
                 <w:rStyle w:val="Hyperlink"/>
@@ -2371,7 +2488,7 @@
                 <w:noProof/>
                 <w:webHidden/>
               </w:rPr>
-              <w:instrText xml:space="preserve"> PAGEREF _Toc214992417 \h </w:instrText>
+              <w:instrText xml:space="preserve"> PAGEREF _Toc215429029 \h </w:instrText>
             </w:r>
             <w:r>
               <w:rPr>
@@ -2417,7 +2534,7 @@
               <w14:ligatures w14:val="standardContextual"/>
             </w:rPr>
           </w:pPr>
-          <w:hyperlink w:anchor="_Toc214992418" w:history="1">
+          <w:hyperlink w:anchor="_Toc215429030" w:history="1">
             <w:r>
               <w:rPr>
                 <w:rStyle w:val="Hyperlink"/>
@@ -2445,7 +2562,7 @@
                 <w:noProof/>
                 <w:webHidden/>
               </w:rPr>
-              <w:instrText xml:space="preserve"> PAGEREF _Toc214992418 \h </w:instrText>
+              <w:instrText xml:space="preserve"> PAGEREF _Toc215429030 \h </w:instrText>
             </w:r>
             <w:r>
               <w:rPr>
@@ -2491,7 +2608,7 @@
               <w14:ligatures w14:val="standardContextual"/>
             </w:rPr>
           </w:pPr>
-          <w:hyperlink w:anchor="_Toc214992419" w:history="1">
+          <w:hyperlink w:anchor="_Toc215429031" w:history="1">
             <w:r>
               <w:rPr>
                 <w:rStyle w:val="Hyperlink"/>
@@ -2520,7 +2637,7 @@
                 <w:noProof/>
                 <w:webHidden/>
               </w:rPr>
-              <w:instrText xml:space="preserve"> PAGEREF _Toc214992419 \h </w:instrText>
+              <w:instrText xml:space="preserve"> PAGEREF _Toc215429031 \h </w:instrText>
             </w:r>
             <w:r>
               <w:rPr>
@@ -2566,7 +2683,7 @@
               <w14:ligatures w14:val="standardContextual"/>
             </w:rPr>
           </w:pPr>
-          <w:hyperlink w:anchor="_Toc214992420" w:history="1">
+          <w:hyperlink w:anchor="_Toc215429032" w:history="1">
             <w:r>
               <w:rPr>
                 <w:rStyle w:val="Hyperlink"/>
@@ -2611,7 +2728,7 @@
                 <w:noProof/>
                 <w:webHidden/>
               </w:rPr>
-              <w:instrText xml:space="preserve"> PAGEREF _Toc214992420 \h </w:instrText>
+              <w:instrText xml:space="preserve"> PAGEREF _Toc215429032 \h </w:instrText>
             </w:r>
             <w:r>
               <w:rPr>
@@ -2657,7 +2774,7 @@
               <w14:ligatures w14:val="standardContextual"/>
             </w:rPr>
           </w:pPr>
-          <w:hyperlink w:anchor="_Toc214992421" w:history="1">
+          <w:hyperlink w:anchor="_Toc215429033" w:history="1">
             <w:r>
               <w:rPr>
                 <w:rStyle w:val="Hyperlink"/>
@@ -2685,7 +2802,7 @@
                 <w:noProof/>
                 <w:webHidden/>
               </w:rPr>
-              <w:instrText xml:space="preserve"> PAGEREF _Toc214992421 \h </w:instrText>
+              <w:instrText xml:space="preserve"> PAGEREF _Toc215429033 \h </w:instrText>
             </w:r>
             <w:r>
               <w:rPr>
@@ -2731,7 +2848,7 @@
               <w14:ligatures w14:val="standardContextual"/>
             </w:rPr>
           </w:pPr>
-          <w:hyperlink w:anchor="_Toc214992422" w:history="1">
+          <w:hyperlink w:anchor="_Toc215429034" w:history="1">
             <w:r>
               <w:rPr>
                 <w:rStyle w:val="Hyperlink"/>
@@ -2759,7 +2876,7 @@
                 <w:noProof/>
                 <w:webHidden/>
               </w:rPr>
-              <w:instrText xml:space="preserve"> PAGEREF _Toc214992422 \h </w:instrText>
+              <w:instrText xml:space="preserve"> PAGEREF _Toc215429034 \h </w:instrText>
             </w:r>
             <w:r>
               <w:rPr>
@@ -2805,31 +2922,15 @@
               <w14:ligatures w14:val="standardContextual"/>
             </w:rPr>
           </w:pPr>
-          <w:hyperlink w:anchor="_Toc214992423" w:history="1">
+          <w:hyperlink w:anchor="_Toc215429035" w:history="1">
             <w:r>
               <w:rPr>
                 <w:rStyle w:val="Hyperlink"/>
                 <w:rFonts w:cs="Times New Roman"/>
                 <w:noProof/>
-              </w:rPr>
-              <w:t>ΠΙΝΑΚΑΣ</w:t>
-            </w:r>
-            <w:r>
-              <w:rPr>
-                <w:rStyle w:val="Hyperlink"/>
-                <w:rFonts w:cs="Times New Roman"/>
-                <w:noProof/>
-                <w:lang w:val="en-US"/>
-              </w:rPr>
-              <w:t xml:space="preserve"> </w:t>
-            </w:r>
-            <w:r>
-              <w:rPr>
-                <w:rStyle w:val="Hyperlink"/>
-                <w:rFonts w:cs="Times New Roman"/>
-                <w:noProof/>
-              </w:rPr>
-              <w:t>ΣΥΝΤΟΜΟΓΡΑΦΙΩΝ</w:t>
+                <w:lang w:val="en-US"/>
+              </w:rPr>
+              <w:t>GLOSSARY</w:t>
             </w:r>
             <w:r>
               <w:rPr>
@@ -2850,7 +2951,7 @@
                 <w:noProof/>
                 <w:webHidden/>
               </w:rPr>
-              <w:instrText xml:space="preserve"> PAGEREF _Toc214992423 \h </w:instrText>
+              <w:instrText xml:space="preserve"> PAGEREF _Toc215429035 \h </w:instrText>
             </w:r>
             <w:r>
               <w:rPr>
@@ -2896,7 +2997,7 @@
               <w14:ligatures w14:val="standardContextual"/>
             </w:rPr>
           </w:pPr>
-          <w:hyperlink w:anchor="_Toc214992424" w:history="1">
+          <w:hyperlink w:anchor="_Toc215429036" w:history="1">
             <w:r>
               <w:rPr>
                 <w:rStyle w:val="Hyperlink"/>
@@ -2904,7 +3005,7 @@
                 <w:noProof/>
                 <w:lang w:val="en-US"/>
               </w:rPr>
-              <w:t>GLOSSARY</w:t>
+              <w:t>INTRODUCTION</w:t>
             </w:r>
             <w:r>
               <w:rPr>
@@ -2925,7 +3026,7 @@
                 <w:noProof/>
                 <w:webHidden/>
               </w:rPr>
-              <w:instrText xml:space="preserve"> PAGEREF _Toc214992424 \h </w:instrText>
+              <w:instrText xml:space="preserve"> PAGEREF _Toc215429036 \h </w:instrText>
             </w:r>
             <w:r>
               <w:rPr>
@@ -2971,7 +3072,81 @@
               <w14:ligatures w14:val="standardContextual"/>
             </w:rPr>
           </w:pPr>
-          <w:hyperlink w:anchor="_Toc214992425" w:history="1">
+          <w:hyperlink w:anchor="_Toc215429037" w:history="1">
+            <w:r>
+              <w:rPr>
+                <w:rStyle w:val="Hyperlink"/>
+                <w:noProof/>
+                <w:lang w:val="en-US"/>
+              </w:rPr>
+              <w:t>1. Related Works</w:t>
+            </w:r>
+            <w:r>
+              <w:rPr>
+                <w:noProof/>
+                <w:webHidden/>
+              </w:rPr>
+              <w:tab/>
+            </w:r>
+            <w:r>
+              <w:rPr>
+                <w:noProof/>
+                <w:webHidden/>
+              </w:rPr>
+              <w:fldChar w:fldCharType="begin"/>
+            </w:r>
+            <w:r>
+              <w:rPr>
+                <w:noProof/>
+                <w:webHidden/>
+              </w:rPr>
+              <w:instrText xml:space="preserve"> PAGEREF _Toc215429037 \h </w:instrText>
+            </w:r>
+            <w:r>
+              <w:rPr>
+                <w:noProof/>
+                <w:webHidden/>
+              </w:rPr>
+            </w:r>
+            <w:r>
+              <w:rPr>
+                <w:noProof/>
+                <w:webHidden/>
+              </w:rPr>
+              <w:fldChar w:fldCharType="separate"/>
+            </w:r>
+            <w:r>
+              <w:rPr>
+                <w:noProof/>
+                <w:webHidden/>
+              </w:rPr>
+              <w:t>15</w:t>
+            </w:r>
+            <w:r>
+              <w:rPr>
+                <w:noProof/>
+                <w:webHidden/>
+              </w:rPr>
+              <w:fldChar w:fldCharType="end"/>
+            </w:r>
+          </w:hyperlink>
+        </w:p>
+        <w:p>
+          <w:pPr>
+            <w:pStyle w:val="TOC2"/>
+            <w:tabs>
+              <w:tab w:val="right" w:leader="dot" w:pos="9061"/>
+            </w:tabs>
+            <w:rPr>
+              <w:rFonts w:asciiTheme="minorHAnsi" w:eastAsiaTheme="minorEastAsia" w:hAnsiTheme="minorHAnsi"/>
+              <w:noProof/>
+              <w:kern w:val="2"/>
+              <w:szCs w:val="24"/>
+              <w:lang w:val="en-US"/>
+              <w14:ligatures w14:val="standardContextual"/>
+            </w:rPr>
+          </w:pPr>
+          <w:hyperlink w:anchor="_Toc215429038" w:history="1">
             <w:r>
               <w:rPr>
                 <w:rStyle w:val="Hyperlink"/>
@@ -2979,7 +3154,7 @@
                 <w:noProof/>
                 <w:lang w:val="en-US"/>
               </w:rPr>
-              <w:t>INTRODUCTION</w:t>
+              <w:t>1.1 Toxicity analysis</w:t>
             </w:r>
             <w:r>
               <w:rPr>
@@ -3000,7 +3175,7 @@
                 <w:noProof/>
                 <w:webHidden/>
               </w:rPr>
-              <w:instrText xml:space="preserve"> PAGEREF _Toc214992425 \h </w:instrText>
+              <w:instrText xml:space="preserve"> PAGEREF _Toc215429038 \h </w:instrText>
             </w:r>
             <w:r>
               <w:rPr>
@@ -3021,6 +3196,229 @@
                 <w:webHidden/>
               </w:rPr>
               <w:t>15</w:t>
+            </w:r>
+            <w:r>
+              <w:rPr>
+                <w:noProof/>
+                <w:webHidden/>
+              </w:rPr>
+              <w:fldChar w:fldCharType="end"/>
+            </w:r>
+          </w:hyperlink>
+        </w:p>
+        <w:p>
+          <w:pPr>
+            <w:pStyle w:val="TOC2"/>
+            <w:tabs>
+              <w:tab w:val="right" w:leader="dot" w:pos="9061"/>
+            </w:tabs>
+            <w:rPr>
+              <w:rFonts w:asciiTheme="minorHAnsi" w:eastAsiaTheme="minorEastAsia" w:hAnsiTheme="minorHAnsi"/>
+              <w:noProof/>
+              <w:kern w:val="2"/>
+              <w:szCs w:val="24"/>
+              <w:lang w:val="en-US"/>
+              <w14:ligatures w14:val="standardContextual"/>
+            </w:rPr>
+          </w:pPr>
+          <w:hyperlink w:anchor="_Toc215429039" w:history="1">
+            <w:r>
+              <w:rPr>
+                <w:rStyle w:val="Hyperlink"/>
+                <w:rFonts w:cs="Times New Roman"/>
+                <w:noProof/>
+                <w:lang w:val="en-US"/>
+              </w:rPr>
+              <w:t>1.2 Toxicity analysis in Greek</w:t>
+            </w:r>
+            <w:r>
+              <w:rPr>
+                <w:noProof/>
+                <w:webHidden/>
+              </w:rPr>
+              <w:tab/>
+            </w:r>
+            <w:r>
+              <w:rPr>
+                <w:noProof/>
+                <w:webHidden/>
+              </w:rPr>
+              <w:fldChar w:fldCharType="begin"/>
+            </w:r>
+            <w:r>
+              <w:rPr>
+                <w:noProof/>
+                <w:webHidden/>
+              </w:rPr>
+              <w:instrText xml:space="preserve"> PAGEREF _Toc215429039 \h </w:instrText>
+            </w:r>
+            <w:r>
+              <w:rPr>
+                <w:noProof/>
+                <w:webHidden/>
+              </w:rPr>
+            </w:r>
+            <w:r>
+              <w:rPr>
+                <w:noProof/>
+                <w:webHidden/>
+              </w:rPr>
+              <w:fldChar w:fldCharType="separate"/>
+            </w:r>
+            <w:r>
+              <w:rPr>
+                <w:noProof/>
+                <w:webHidden/>
+              </w:rPr>
+              <w:t>15</w:t>
+            </w:r>
+            <w:r>
+              <w:rPr>
+                <w:noProof/>
+                <w:webHidden/>
+              </w:rPr>
+              <w:fldChar w:fldCharType="end"/>
+            </w:r>
+          </w:hyperlink>
+        </w:p>
+        <w:p>
+          <w:pPr>
+            <w:pStyle w:val="TOC2"/>
+            <w:tabs>
+              <w:tab w:val="right" w:leader="dot" w:pos="9061"/>
+            </w:tabs>
+            <w:rPr>
+              <w:rFonts w:asciiTheme="minorHAnsi" w:eastAsiaTheme="minorEastAsia" w:hAnsiTheme="minorHAnsi"/>
+              <w:noProof/>
+              <w:kern w:val="2"/>
+              <w:szCs w:val="24"/>
+              <w:lang w:val="en-US"/>
+              <w14:ligatures w14:val="standardContextual"/>
+            </w:rPr>
+          </w:pPr>
+          <w:hyperlink w:anchor="_Toc215429040" w:history="1">
+            <w:r>
+              <w:rPr>
+                <w:rStyle w:val="Hyperlink"/>
+                <w:noProof/>
+                <w:lang w:val="en-US"/>
+              </w:rPr>
+              <w:t>1.3 Methods and models</w:t>
+            </w:r>
+            <w:r>
+              <w:rPr>
+                <w:noProof/>
+                <w:webHidden/>
+              </w:rPr>
+              <w:tab/>
+            </w:r>
+            <w:r>
+              <w:rPr>
+                <w:noProof/>
+                <w:webHidden/>
+              </w:rPr>
+              <w:fldChar w:fldCharType="begin"/>
+            </w:r>
+            <w:r>
+              <w:rPr>
+                <w:noProof/>
+                <w:webHidden/>
+              </w:rPr>
+              <w:instrText xml:space="preserve"> PAGEREF _Toc215429040 \h </w:instrText>
+            </w:r>
+            <w:r>
+              <w:rPr>
+                <w:noProof/>
+                <w:webHidden/>
+              </w:rPr>
+            </w:r>
+            <w:r>
+              <w:rPr>
+                <w:noProof/>
+                <w:webHidden/>
+              </w:rPr>
+              <w:fldChar w:fldCharType="separate"/>
+            </w:r>
+            <w:r>
+              <w:rPr>
+                <w:noProof/>
+                <w:webHidden/>
+              </w:rPr>
+              <w:t>16</w:t>
+            </w:r>
+            <w:r>
+              <w:rPr>
+                <w:noProof/>
+                <w:webHidden/>
+              </w:rPr>
+              <w:fldChar w:fldCharType="end"/>
+            </w:r>
+          </w:hyperlink>
+        </w:p>
+        <w:p>
+          <w:pPr>
+            <w:pStyle w:val="TOC2"/>
+            <w:tabs>
+              <w:tab w:val="right" w:leader="dot" w:pos="9061"/>
+            </w:tabs>
+            <w:rPr>
+              <w:rFonts w:asciiTheme="minorHAnsi" w:eastAsiaTheme="minorEastAsia" w:hAnsiTheme="minorHAnsi"/>
+              <w:noProof/>
+              <w:kern w:val="2"/>
+              <w:szCs w:val="24"/>
+              <w:lang w:val="en-US"/>
+              <w14:ligatures w14:val="standardContextual"/>
+            </w:rPr>
+          </w:pPr>
+          <w:hyperlink w:anchor="_Toc215429041" w:history="1">
+            <w:r>
+              <w:rPr>
+                <w:rStyle w:val="Hyperlink"/>
+                <w:noProof/>
+                <w:lang w:val="en-US"/>
+              </w:rPr>
+              <w:t>1.4 Challenges and limitations</w:t>
+            </w:r>
+            <w:r>
+              <w:rPr>
+                <w:noProof/>
+                <w:webHidden/>
+              </w:rPr>
+              <w:tab/>
+            </w:r>
+            <w:r>
+              <w:rPr>
+                <w:noProof/>
+                <w:webHidden/>
+              </w:rPr>
+              <w:fldChar w:fldCharType="begin"/>
+            </w:r>
+            <w:r>
+              <w:rPr>
+                <w:noProof/>
+                <w:webHidden/>
+              </w:rPr>
+              <w:instrText xml:space="preserve"> PAGEREF _Toc215429041 \h </w:instrText>
+            </w:r>
+            <w:r>
+              <w:rPr>
+                <w:noProof/>
+                <w:webHidden/>
+              </w:rPr>
+            </w:r>
+            <w:r>
+              <w:rPr>
+                <w:noProof/>
+                <w:webHidden/>
+              </w:rPr>
+              <w:fldChar w:fldCharType="separate"/>
+            </w:r>
+            <w:r>
+              <w:rPr>
+                <w:noProof/>
+                <w:webHidden/>
+              </w:rPr>
+              <w:t>16</w:t>
             </w:r>
             <w:r>
               <w:rPr>
@@ -3046,14 +3444,15 @@
               <w14:ligatures w14:val="standardContextual"/>
             </w:rPr>
           </w:pPr>
-          <w:hyperlink w:anchor="_Toc214992426" w:history="1">
+          <w:hyperlink w:anchor="_Toc215429042" w:history="1">
             <w:r>
               <w:rPr>
                 <w:rStyle w:val="Hyperlink"/>
-                <w:noProof/>
-                <w:lang w:val="en-US"/>
-              </w:rPr>
-              <w:t>1. Related Works</w:t>
+                <w:rFonts w:cs="Times New Roman"/>
+                <w:noProof/>
+                <w:lang w:val="en-US"/>
+              </w:rPr>
+              <w:t>2. Datasets</w:t>
             </w:r>
             <w:r>
               <w:rPr>
@@ -3074,7 +3473,7 @@
                 <w:noProof/>
                 <w:webHidden/>
               </w:rPr>
-              <w:instrText xml:space="preserve"> PAGEREF _Toc214992426 \h </w:instrText>
+              <w:instrText xml:space="preserve"> PAGEREF _Toc215429042 \h </w:instrText>
             </w:r>
             <w:r>
               <w:rPr>
@@ -3094,7 +3493,7 @@
                 <w:noProof/>
                 <w:webHidden/>
               </w:rPr>
-              <w:t>16</w:t>
+              <w:t>17</w:t>
             </w:r>
             <w:r>
               <w:rPr>
@@ -3120,7 +3519,7 @@
               <w14:ligatures w14:val="standardContextual"/>
             </w:rPr>
           </w:pPr>
-          <w:hyperlink w:anchor="_Toc214992427" w:history="1">
+          <w:hyperlink w:anchor="_Toc215429043" w:history="1">
             <w:r>
               <w:rPr>
                 <w:rStyle w:val="Hyperlink"/>
@@ -3128,7 +3527,7 @@
                 <w:noProof/>
                 <w:lang w:val="en-US"/>
               </w:rPr>
-              <w:t>1.1 Toxicity analysis</w:t>
+              <w:t>2.1 Offensive Greek Tweet Dataset</w:t>
             </w:r>
             <w:r>
               <w:rPr>
@@ -3149,7 +3548,7 @@
                 <w:noProof/>
                 <w:webHidden/>
               </w:rPr>
-              <w:instrText xml:space="preserve"> PAGEREF _Toc214992427 \h </w:instrText>
+              <w:instrText xml:space="preserve"> PAGEREF _Toc215429043 \h </w:instrText>
             </w:r>
             <w:r>
               <w:rPr>
@@ -3169,7 +3568,7 @@
                 <w:noProof/>
                 <w:webHidden/>
               </w:rPr>
-              <w:t>16</w:t>
+              <w:t>17</w:t>
             </w:r>
             <w:r>
               <w:rPr>
@@ -3195,7 +3594,7 @@
               <w14:ligatures w14:val="standardContextual"/>
             </w:rPr>
           </w:pPr>
-          <w:hyperlink w:anchor="_Toc214992428" w:history="1">
+          <w:hyperlink w:anchor="_Toc215429044" w:history="1">
             <w:r>
               <w:rPr>
                 <w:rStyle w:val="Hyperlink"/>
@@ -3203,7 +3602,7 @@
                 <w:noProof/>
                 <w:lang w:val="en-US"/>
               </w:rPr>
-              <w:t>1.2 Toxicity analysis in Greek</w:t>
+              <w:t>2.2 Greek FastText word-vectors</w:t>
             </w:r>
             <w:r>
               <w:rPr>
@@ -3224,7 +3623,7 @@
                 <w:noProof/>
                 <w:webHidden/>
               </w:rPr>
-              <w:instrText xml:space="preserve"> PAGEREF _Toc214992428 \h </w:instrText>
+              <w:instrText xml:space="preserve"> PAGEREF _Toc215429044 \h </w:instrText>
             </w:r>
             <w:r>
               <w:rPr>
@@ -3244,7 +3643,82 @@
                 <w:noProof/>
                 <w:webHidden/>
               </w:rPr>
-              <w:t>16</w:t>
+              <w:t>18</w:t>
+            </w:r>
+            <w:r>
+              <w:rPr>
+                <w:noProof/>
+                <w:webHidden/>
+              </w:rPr>
+              <w:fldChar w:fldCharType="end"/>
+            </w:r>
+          </w:hyperlink>
+        </w:p>
+        <w:p>
+          <w:pPr>
+            <w:pStyle w:val="TOC1"/>
+            <w:tabs>
+              <w:tab w:val="right" w:leader="dot" w:pos="9061"/>
+            </w:tabs>
+            <w:rPr>
+              <w:rFonts w:asciiTheme="minorHAnsi" w:eastAsiaTheme="minorEastAsia" w:hAnsiTheme="minorHAnsi"/>
+              <w:noProof/>
+              <w:kern w:val="2"/>
+              <w:szCs w:val="24"/>
+              <w:lang w:val="en-US"/>
+              <w14:ligatures w14:val="standardContextual"/>
+            </w:rPr>
+          </w:pPr>
+          <w:hyperlink w:anchor="_Toc215429045" w:history="1">
+            <w:r>
+              <w:rPr>
+                <w:rStyle w:val="Hyperlink"/>
+                <w:rFonts w:cs="Times New Roman"/>
+                <w:noProof/>
+                <w:lang w:val="en-US"/>
+              </w:rPr>
+              <w:t>3. Methods Used</w:t>
+            </w:r>
+            <w:r>
+              <w:rPr>
+                <w:noProof/>
+                <w:webHidden/>
+              </w:rPr>
+              <w:tab/>
+            </w:r>
+            <w:r>
+              <w:rPr>
+                <w:noProof/>
+                <w:webHidden/>
+              </w:rPr>
+              <w:fldChar w:fldCharType="begin"/>
+            </w:r>
+            <w:r>
+              <w:rPr>
+                <w:noProof/>
+                <w:webHidden/>
+              </w:rPr>
+              <w:instrText xml:space="preserve"> PAGEREF _Toc215429045 \h </w:instrText>
+            </w:r>
+            <w:r>
+              <w:rPr>
+                <w:noProof/>
+                <w:webHidden/>
+              </w:rPr>
+            </w:r>
+            <w:r>
+              <w:rPr>
+                <w:noProof/>
+                <w:webHidden/>
+              </w:rPr>
+              <w:fldChar w:fldCharType="separate"/>
+            </w:r>
+            <w:r>
+              <w:rPr>
+                <w:noProof/>
+                <w:webHidden/>
+              </w:rPr>
+              <w:t>18</w:t>
             </w:r>
             <w:r>
               <w:rPr>
@@ -3270,14 +3744,15 @@
               <w14:ligatures w14:val="standardContextual"/>
             </w:rPr>
           </w:pPr>
-          <w:hyperlink w:anchor="_Toc214992429" w:history="1">
+          <w:hyperlink w:anchor="_Toc215429046" w:history="1">
             <w:r>
               <w:rPr>
                 <w:rStyle w:val="Hyperlink"/>
-                <w:noProof/>
-                <w:lang w:val="en-US"/>
-              </w:rPr>
-              <w:t>1.3 Methods and models</w:t>
+                <w:rFonts w:cs="Times New Roman"/>
+                <w:noProof/>
+                <w:lang w:val="en-US"/>
+              </w:rPr>
+              <w:t>3.1 Pre-Processing</w:t>
             </w:r>
             <w:r>
               <w:rPr>
@@ -3298,7 +3773,7 @@
                 <w:noProof/>
                 <w:webHidden/>
               </w:rPr>
-              <w:instrText xml:space="preserve"> PAGEREF _Toc214992429 \h </w:instrText>
+              <w:instrText xml:space="preserve"> PAGEREF _Toc215429046 \h </w:instrText>
             </w:r>
             <w:r>
               <w:rPr>
@@ -3318,7 +3793,7 @@
                 <w:noProof/>
                 <w:webHidden/>
               </w:rPr>
-              <w:t>17</w:t>
+              <w:t>18</w:t>
             </w:r>
             <w:r>
               <w:rPr>
@@ -3344,14 +3819,14 @@
               <w14:ligatures w14:val="standardContextual"/>
             </w:rPr>
           </w:pPr>
-          <w:hyperlink w:anchor="_Toc214992430" w:history="1">
+          <w:hyperlink w:anchor="_Toc215429047" w:history="1">
             <w:r>
               <w:rPr>
                 <w:rStyle w:val="Hyperlink"/>
                 <w:noProof/>
                 <w:lang w:val="en-US"/>
               </w:rPr>
-              <w:t>1.4 Challenges and limitations</w:t>
+              <w:t>3.2 Baseline model with TF-IDF vectorizer and binomial logistic regression</w:t>
             </w:r>
             <w:r>
               <w:rPr>
@@ -3372,7 +3847,7 @@
                 <w:noProof/>
                 <w:webHidden/>
               </w:rPr>
-              <w:instrText xml:space="preserve"> PAGEREF _Toc214992430 \h </w:instrText>
+              <w:instrText xml:space="preserve"> PAGEREF _Toc215429047 \h </w:instrText>
             </w:r>
             <w:r>
               <w:rPr>
@@ -3392,7 +3867,155 @@
                 <w:noProof/>
                 <w:webHidden/>
               </w:rPr>
-              <w:t>17</w:t>
+              <w:t>19</w:t>
+            </w:r>
+            <w:r>
+              <w:rPr>
+                <w:noProof/>
+                <w:webHidden/>
+              </w:rPr>
+              <w:fldChar w:fldCharType="end"/>
+            </w:r>
+          </w:hyperlink>
+        </w:p>
+        <w:p>
+          <w:pPr>
+            <w:pStyle w:val="TOC2"/>
+            <w:tabs>
+              <w:tab w:val="right" w:leader="dot" w:pos="9061"/>
+            </w:tabs>
+            <w:rPr>
+              <w:rFonts w:asciiTheme="minorHAnsi" w:eastAsiaTheme="minorEastAsia" w:hAnsiTheme="minorHAnsi"/>
+              <w:noProof/>
+              <w:kern w:val="2"/>
+              <w:szCs w:val="24"/>
+              <w:lang w:val="en-US"/>
+              <w14:ligatures w14:val="standardContextual"/>
+            </w:rPr>
+          </w:pPr>
+          <w:hyperlink w:anchor="_Toc215429048" w:history="1">
+            <w:r>
+              <w:rPr>
+                <w:rStyle w:val="Hyperlink"/>
+                <w:noProof/>
+                <w:lang w:val="en-US"/>
+              </w:rPr>
+              <w:t>3.3 Intermediate model with FastText and BiLSTM</w:t>
+            </w:r>
+            <w:r>
+              <w:rPr>
+                <w:noProof/>
+                <w:webHidden/>
+              </w:rPr>
+              <w:tab/>
+            </w:r>
+            <w:r>
+              <w:rPr>
+                <w:noProof/>
+                <w:webHidden/>
+              </w:rPr>
+              <w:fldChar w:fldCharType="begin"/>
+            </w:r>
+            <w:r>
+              <w:rPr>
+                <w:noProof/>
+                <w:webHidden/>
+              </w:rPr>
+              <w:instrText xml:space="preserve"> PAGEREF _Toc215429048 \h </w:instrText>
+            </w:r>
+            <w:r>
+              <w:rPr>
+                <w:noProof/>
+                <w:webHidden/>
+              </w:rPr>
+            </w:r>
+            <w:r>
+              <w:rPr>
+                <w:noProof/>
+                <w:webHidden/>
+              </w:rPr>
+              <w:fldChar w:fldCharType="separate"/>
+            </w:r>
+            <w:r>
+              <w:rPr>
+                <w:noProof/>
+                <w:webHidden/>
+              </w:rPr>
+              <w:t>20</w:t>
+            </w:r>
+            <w:r>
+              <w:rPr>
+                <w:noProof/>
+                <w:webHidden/>
+              </w:rPr>
+              <w:fldChar w:fldCharType="end"/>
+            </w:r>
+          </w:hyperlink>
+        </w:p>
+        <w:p>
+          <w:pPr>
+            <w:pStyle w:val="TOC2"/>
+            <w:tabs>
+              <w:tab w:val="right" w:leader="dot" w:pos="9061"/>
+            </w:tabs>
+            <w:rPr>
+              <w:rFonts w:asciiTheme="minorHAnsi" w:eastAsiaTheme="minorEastAsia" w:hAnsiTheme="minorHAnsi"/>
+              <w:noProof/>
+              <w:kern w:val="2"/>
+              <w:szCs w:val="24"/>
+              <w:lang w:val="en-US"/>
+              <w14:ligatures w14:val="standardContextual"/>
+            </w:rPr>
+          </w:pPr>
+          <w:hyperlink w:anchor="_Toc215429049" w:history="1">
+            <w:r>
+              <w:rPr>
+                <w:rStyle w:val="Hyperlink"/>
+                <w:noProof/>
+                <w:lang w:val="en-US"/>
+              </w:rPr>
+              <w:t>3.4 Advanced model with Greek BERT</w:t>
+            </w:r>
+            <w:r>
+              <w:rPr>
+                <w:noProof/>
+                <w:webHidden/>
+              </w:rPr>
+              <w:tab/>
+            </w:r>
+            <w:r>
+              <w:rPr>
+                <w:noProof/>
+                <w:webHidden/>
+              </w:rPr>
+              <w:fldChar w:fldCharType="begin"/>
+            </w:r>
+            <w:r>
+              <w:rPr>
+                <w:noProof/>
+                <w:webHidden/>
+              </w:rPr>
+              <w:instrText xml:space="preserve"> PAGEREF _Toc215429049 \h </w:instrText>
+            </w:r>
+            <w:r>
+              <w:rPr>
+                <w:noProof/>
+                <w:webHidden/>
+              </w:rPr>
+            </w:r>
+            <w:r>
+              <w:rPr>
+                <w:noProof/>
+                <w:webHidden/>
+              </w:rPr>
+              <w:fldChar w:fldCharType="separate"/>
+            </w:r>
+            <w:r>
+              <w:rPr>
+                <w:noProof/>
+                <w:webHidden/>
+              </w:rPr>
+              <w:t>22</w:t>
             </w:r>
             <w:r>
               <w:rPr>
@@ -3418,15 +4041,14 @@
               <w14:ligatures w14:val="standardContextual"/>
             </w:rPr>
           </w:pPr>
-          <w:hyperlink w:anchor="_Toc214992431" w:history="1">
+          <w:hyperlink w:anchor="_Toc215429050" w:history="1">
             <w:r>
               <w:rPr>
                 <w:rStyle w:val="Hyperlink"/>
-                <w:rFonts w:cs="Times New Roman"/>
-                <w:noProof/>
-                <w:lang w:val="en-US"/>
-              </w:rPr>
-              <w:t>2. Datasets</w:t>
+                <w:noProof/>
+                <w:lang w:val="en-US"/>
+              </w:rPr>
+              <w:t>4. Results</w:t>
             </w:r>
             <w:r>
               <w:rPr>
@@ -3447,7 +4069,7 @@
                 <w:noProof/>
                 <w:webHidden/>
               </w:rPr>
-              <w:instrText xml:space="preserve"> PAGEREF _Toc214992431 \h </w:instrText>
+              <w:instrText xml:space="preserve"> PAGEREF _Toc215429050 \h </w:instrText>
             </w:r>
             <w:r>
               <w:rPr>
@@ -3467,7 +4089,7 @@
                 <w:noProof/>
                 <w:webHidden/>
               </w:rPr>
-              <w:t>19</w:t>
+              <w:t>23</w:t>
             </w:r>
             <w:r>
               <w:rPr>
@@ -3493,15 +4115,14 @@
               <w14:ligatures w14:val="standardContextual"/>
             </w:rPr>
           </w:pPr>
-          <w:hyperlink w:anchor="_Toc214992432" w:history="1">
+          <w:hyperlink w:anchor="_Toc215429051" w:history="1">
             <w:r>
               <w:rPr>
                 <w:rStyle w:val="Hyperlink"/>
-                <w:rFonts w:cs="Times New Roman"/>
-                <w:noProof/>
-                <w:lang w:val="en-US"/>
-              </w:rPr>
-              <w:t>2.1 Offensive Greek Tweet Dataset</w:t>
+                <w:noProof/>
+                <w:lang w:val="en-US"/>
+              </w:rPr>
+              <w:t>4.1 Experiment Setup</w:t>
             </w:r>
             <w:r>
               <w:rPr>
@@ -3522,7 +4143,7 @@
                 <w:noProof/>
                 <w:webHidden/>
               </w:rPr>
-              <w:instrText xml:space="preserve"> PAGEREF _Toc214992432 \h </w:instrText>
+              <w:instrText xml:space="preserve"> PAGEREF _Toc215429051 \h </w:instrText>
             </w:r>
             <w:r>
               <w:rPr>
@@ -3542,7 +4163,7 @@
                 <w:noProof/>
                 <w:webHidden/>
               </w:rPr>
-              <w:t>19</w:t>
+              <w:t>23</w:t>
             </w:r>
             <w:r>
               <w:rPr>
@@ -3568,15 +4189,14 @@
               <w14:ligatures w14:val="standardContextual"/>
             </w:rPr>
           </w:pPr>
-          <w:hyperlink w:anchor="_Toc214992433" w:history="1">
+          <w:hyperlink w:anchor="_Toc215429052" w:history="1">
             <w:r>
               <w:rPr>
                 <w:rStyle w:val="Hyperlink"/>
-                <w:rFonts w:cs="Times New Roman"/>
-                <w:noProof/>
-                <w:lang w:val="en-US"/>
-              </w:rPr>
-              <w:t>2.2 Greek FastText word-vectors</w:t>
+                <w:noProof/>
+                <w:lang w:val="en-US"/>
+              </w:rPr>
+              <w:t>4.2 Evaluation Metrics</w:t>
             </w:r>
             <w:r>
               <w:rPr>
@@ -3597,7 +4217,7 @@
                 <w:noProof/>
                 <w:webHidden/>
               </w:rPr>
-              <w:instrText xml:space="preserve"> PAGEREF _Toc214992433 \h </w:instrText>
+              <w:instrText xml:space="preserve"> PAGEREF _Toc215429052 \h </w:instrText>
             </w:r>
             <w:r>
               <w:rPr>
@@ -3617,7 +4237,229 @@
                 <w:noProof/>
                 <w:webHidden/>
               </w:rPr>
-              <w:t>20</w:t>
+              <w:t>24</w:t>
+            </w:r>
+            <w:r>
+              <w:rPr>
+                <w:noProof/>
+                <w:webHidden/>
+              </w:rPr>
+              <w:fldChar w:fldCharType="end"/>
+            </w:r>
+          </w:hyperlink>
+        </w:p>
+        <w:p>
+          <w:pPr>
+            <w:pStyle w:val="TOC2"/>
+            <w:tabs>
+              <w:tab w:val="right" w:leader="dot" w:pos="9061"/>
+            </w:tabs>
+            <w:rPr>
+              <w:rFonts w:asciiTheme="minorHAnsi" w:eastAsiaTheme="minorEastAsia" w:hAnsiTheme="minorHAnsi"/>
+              <w:noProof/>
+              <w:kern w:val="2"/>
+              <w:szCs w:val="24"/>
+              <w:lang w:val="en-US"/>
+              <w14:ligatures w14:val="standardContextual"/>
+            </w:rPr>
+          </w:pPr>
+          <w:hyperlink w:anchor="_Toc215429053" w:history="1">
+            <w:r>
+              <w:rPr>
+                <w:rStyle w:val="Hyperlink"/>
+                <w:noProof/>
+                <w:lang w:val="en-US"/>
+              </w:rPr>
+              <w:t>4.3 Model Performance Comparison</w:t>
+            </w:r>
+            <w:r>
+              <w:rPr>
+                <w:noProof/>
+                <w:webHidden/>
+              </w:rPr>
+              <w:tab/>
+            </w:r>
+            <w:r>
+              <w:rPr>
+                <w:noProof/>
+                <w:webHidden/>
+              </w:rPr>
+              <w:fldChar w:fldCharType="begin"/>
+            </w:r>
+            <w:r>
+              <w:rPr>
+                <w:noProof/>
+                <w:webHidden/>
+              </w:rPr>
+              <w:instrText xml:space="preserve"> PAGEREF _Toc215429053 \h </w:instrText>
+            </w:r>
+            <w:r>
+              <w:rPr>
+                <w:noProof/>
+                <w:webHidden/>
+              </w:rPr>
+            </w:r>
+            <w:r>
+              <w:rPr>
+                <w:noProof/>
+                <w:webHidden/>
+              </w:rPr>
+              <w:fldChar w:fldCharType="separate"/>
+            </w:r>
+            <w:r>
+              <w:rPr>
+                <w:noProof/>
+                <w:webHidden/>
+              </w:rPr>
+              <w:t>24</w:t>
+            </w:r>
+            <w:r>
+              <w:rPr>
+                <w:noProof/>
+                <w:webHidden/>
+              </w:rPr>
+              <w:fldChar w:fldCharType="end"/>
+            </w:r>
+          </w:hyperlink>
+        </w:p>
+        <w:p>
+          <w:pPr>
+            <w:pStyle w:val="TOC2"/>
+            <w:tabs>
+              <w:tab w:val="right" w:leader="dot" w:pos="9061"/>
+            </w:tabs>
+            <w:rPr>
+              <w:rFonts w:asciiTheme="minorHAnsi" w:eastAsiaTheme="minorEastAsia" w:hAnsiTheme="minorHAnsi"/>
+              <w:noProof/>
+              <w:kern w:val="2"/>
+              <w:szCs w:val="24"/>
+              <w:lang w:val="en-US"/>
+              <w14:ligatures w14:val="standardContextual"/>
+            </w:rPr>
+          </w:pPr>
+          <w:hyperlink w:anchor="_Toc215429054" w:history="1">
+            <w:r>
+              <w:rPr>
+                <w:rStyle w:val="Hyperlink"/>
+                <w:noProof/>
+                <w:lang w:val="en-US"/>
+              </w:rPr>
+              <w:t>4.4 Confusion Matrices</w:t>
+            </w:r>
+            <w:r>
+              <w:rPr>
+                <w:noProof/>
+                <w:webHidden/>
+              </w:rPr>
+              <w:tab/>
+            </w:r>
+            <w:r>
+              <w:rPr>
+                <w:noProof/>
+                <w:webHidden/>
+              </w:rPr>
+              <w:fldChar w:fldCharType="begin"/>
+            </w:r>
+            <w:r>
+              <w:rPr>
+                <w:noProof/>
+                <w:webHidden/>
+              </w:rPr>
+              <w:instrText xml:space="preserve"> PAGEREF _Toc215429054 \h </w:instrText>
+            </w:r>
+            <w:r>
+              <w:rPr>
+                <w:noProof/>
+                <w:webHidden/>
+              </w:rPr>
+            </w:r>
+            <w:r>
+              <w:rPr>
+                <w:noProof/>
+                <w:webHidden/>
+              </w:rPr>
+              <w:fldChar w:fldCharType="separate"/>
+            </w:r>
+            <w:r>
+              <w:rPr>
+                <w:noProof/>
+                <w:webHidden/>
+              </w:rPr>
+              <w:t>25</w:t>
+            </w:r>
+            <w:r>
+              <w:rPr>
+                <w:noProof/>
+                <w:webHidden/>
+              </w:rPr>
+              <w:fldChar w:fldCharType="end"/>
+            </w:r>
+          </w:hyperlink>
+        </w:p>
+        <w:p>
+          <w:pPr>
+            <w:pStyle w:val="TOC2"/>
+            <w:tabs>
+              <w:tab w:val="right" w:leader="dot" w:pos="9061"/>
+            </w:tabs>
+            <w:rPr>
+              <w:rFonts w:asciiTheme="minorHAnsi" w:eastAsiaTheme="minorEastAsia" w:hAnsiTheme="minorHAnsi"/>
+              <w:noProof/>
+              <w:kern w:val="2"/>
+              <w:szCs w:val="24"/>
+              <w:lang w:val="en-US"/>
+              <w14:ligatures w14:val="standardContextual"/>
+            </w:rPr>
+          </w:pPr>
+          <w:hyperlink w:anchor="_Toc215429055" w:history="1">
+            <w:r>
+              <w:rPr>
+                <w:rStyle w:val="Hyperlink"/>
+                <w:noProof/>
+                <w:lang w:val="en-US"/>
+              </w:rPr>
+              <w:t>4.5 Impact of preprocessing</w:t>
+            </w:r>
+            <w:r>
+              <w:rPr>
+                <w:noProof/>
+                <w:webHidden/>
+              </w:rPr>
+              <w:tab/>
+            </w:r>
+            <w:r>
+              <w:rPr>
+                <w:noProof/>
+                <w:webHidden/>
+              </w:rPr>
+              <w:fldChar w:fldCharType="begin"/>
+            </w:r>
+            <w:r>
+              <w:rPr>
+                <w:noProof/>
+                <w:webHidden/>
+              </w:rPr>
+              <w:instrText xml:space="preserve"> PAGEREF _Toc215429055 \h </w:instrText>
+            </w:r>
+            <w:r>
+              <w:rPr>
+                <w:noProof/>
+                <w:webHidden/>
+              </w:rPr>
+            </w:r>
+            <w:r>
+              <w:rPr>
+                <w:noProof/>
+                <w:webHidden/>
+              </w:rPr>
+              <w:fldChar w:fldCharType="separate"/>
+            </w:r>
+            <w:r>
+              <w:rPr>
+                <w:noProof/>
+                <w:webHidden/>
+              </w:rPr>
+              <w:t>25</w:t>
             </w:r>
             <w:r>
               <w:rPr>
@@ -3643,15 +4485,14 @@
               <w14:ligatures w14:val="standardContextual"/>
             </w:rPr>
           </w:pPr>
-          <w:hyperlink w:anchor="_Toc214992434" w:history="1">
+          <w:hyperlink w:anchor="_Toc215429056" w:history="1">
             <w:r>
               <w:rPr>
                 <w:rStyle w:val="Hyperlink"/>
-                <w:rFonts w:cs="Times New Roman"/>
-                <w:noProof/>
-                <w:lang w:val="en-US"/>
-              </w:rPr>
-              <w:t>3. Methods Used</w:t>
+                <w:noProof/>
+                <w:lang w:val="en-US"/>
+              </w:rPr>
+              <w:t>5. Discussion and analysis</w:t>
             </w:r>
             <w:r>
               <w:rPr>
@@ -3672,7 +4513,7 @@
                 <w:noProof/>
                 <w:webHidden/>
               </w:rPr>
-              <w:instrText xml:space="preserve"> PAGEREF _Toc214992434 \h </w:instrText>
+              <w:instrText xml:space="preserve"> PAGEREF _Toc215429056 \h </w:instrText>
             </w:r>
             <w:r>
               <w:rPr>
@@ -3692,7 +4533,7 @@
                 <w:noProof/>
                 <w:webHidden/>
               </w:rPr>
-              <w:t>21</w:t>
+              <w:t>26</w:t>
             </w:r>
             <w:r>
               <w:rPr>
@@ -3718,15 +4559,14 @@
               <w14:ligatures w14:val="standardContextual"/>
             </w:rPr>
           </w:pPr>
-          <w:hyperlink w:anchor="_Toc214992435" w:history="1">
+          <w:hyperlink w:anchor="_Toc215429057" w:history="1">
             <w:r>
               <w:rPr>
                 <w:rStyle w:val="Hyperlink"/>
-                <w:rFonts w:cs="Times New Roman"/>
-                <w:noProof/>
-                <w:lang w:val="en-US"/>
-              </w:rPr>
-              <w:t>3.1 Pre-Processing</w:t>
+                <w:noProof/>
+                <w:lang w:val="en-US"/>
+              </w:rPr>
+              <w:t>5.1 Review of Findings</w:t>
             </w:r>
             <w:r>
               <w:rPr>
@@ -3747,7 +4587,7 @@
                 <w:noProof/>
                 <w:webHidden/>
               </w:rPr>
-              <w:instrText xml:space="preserve"> PAGEREF _Toc214992435 \h </w:instrText>
+              <w:instrText xml:space="preserve"> PAGEREF _Toc215429057 \h </w:instrText>
             </w:r>
             <w:r>
               <w:rPr>
@@ -3767,7 +4607,7 @@
                 <w:noProof/>
                 <w:webHidden/>
               </w:rPr>
-              <w:t>21</w:t>
+              <w:t>26</w:t>
             </w:r>
             <w:r>
               <w:rPr>
@@ -3793,14 +4633,14 @@
               <w14:ligatures w14:val="standardContextual"/>
             </w:rPr>
           </w:pPr>
-          <w:hyperlink w:anchor="_Toc214992436" w:history="1">
+          <w:hyperlink w:anchor="_Toc215429058" w:history="1">
             <w:r>
               <w:rPr>
                 <w:rStyle w:val="Hyperlink"/>
                 <w:noProof/>
                 <w:lang w:val="en-US"/>
               </w:rPr>
-              <w:t>3.2 Baseline model with TF-IDF vectorizer and binomial logistic regression</w:t>
+              <w:t>5.2 Baseline Model Performance</w:t>
             </w:r>
             <w:r>
               <w:rPr>
@@ -3821,7 +4661,7 @@
                 <w:noProof/>
                 <w:webHidden/>
               </w:rPr>
-              <w:instrText xml:space="preserve"> PAGEREF _Toc214992436 \h </w:instrText>
+              <w:instrText xml:space="preserve"> PAGEREF _Toc215429058 \h </w:instrText>
             </w:r>
             <w:r>
               <w:rPr>
@@ -3841,7 +4681,7 @@
                 <w:noProof/>
                 <w:webHidden/>
               </w:rPr>
-              <w:t>21</w:t>
+              <w:t>26</w:t>
             </w:r>
             <w:r>
               <w:rPr>
@@ -3867,14 +4707,14 @@
               <w14:ligatures w14:val="standardContextual"/>
             </w:rPr>
           </w:pPr>
-          <w:hyperlink w:anchor="_Toc214992437" w:history="1">
+          <w:hyperlink w:anchor="_Toc215429059" w:history="1">
             <w:r>
               <w:rPr>
                 <w:rStyle w:val="Hyperlink"/>
                 <w:noProof/>
                 <w:lang w:val="en-US"/>
               </w:rPr>
-              <w:t>3.3 Intermediate model with FastText and BiLSTM</w:t>
+              <w:t>5.3 Intermediate Model Performance</w:t>
             </w:r>
             <w:r>
               <w:rPr>
@@ -3895,7 +4735,7 @@
                 <w:noProof/>
                 <w:webHidden/>
               </w:rPr>
-              <w:instrText xml:space="preserve"> PAGEREF _Toc214992437 \h </w:instrText>
+              <w:instrText xml:space="preserve"> PAGEREF _Toc215429059 \h </w:instrText>
             </w:r>
             <w:r>
               <w:rPr>
@@ -3915,7 +4755,7 @@
                 <w:noProof/>
                 <w:webHidden/>
               </w:rPr>
-              <w:t>22</w:t>
+              <w:t>27</w:t>
             </w:r>
             <w:r>
               <w:rPr>
@@ -3941,14 +4781,14 @@
               <w14:ligatures w14:val="standardContextual"/>
             </w:rPr>
           </w:pPr>
-          <w:hyperlink w:anchor="_Toc214992438" w:history="1">
+          <w:hyperlink w:anchor="_Toc215429060" w:history="1">
             <w:r>
               <w:rPr>
                 <w:rStyle w:val="Hyperlink"/>
                 <w:noProof/>
                 <w:lang w:val="en-US"/>
               </w:rPr>
-              <w:t>3.4 Advanced model with Greek BERT</w:t>
+              <w:t>5.4 Advance Model Performance</w:t>
             </w:r>
             <w:r>
               <w:rPr>
@@ -3969,7 +4809,7 @@
                 <w:noProof/>
                 <w:webHidden/>
               </w:rPr>
-              <w:instrText xml:space="preserve"> PAGEREF _Toc214992438 \h </w:instrText>
+              <w:instrText xml:space="preserve"> PAGEREF _Toc215429060 \h </w:instrText>
             </w:r>
             <w:r>
               <w:rPr>
@@ -3989,7 +4829,81 @@
                 <w:noProof/>
                 <w:webHidden/>
               </w:rPr>
-              <w:t>24</w:t>
+              <w:t>28</w:t>
+            </w:r>
+            <w:r>
+              <w:rPr>
+                <w:noProof/>
+                <w:webHidden/>
+              </w:rPr>
+              <w:fldChar w:fldCharType="end"/>
+            </w:r>
+          </w:hyperlink>
+        </w:p>
+        <w:p>
+          <w:pPr>
+            <w:pStyle w:val="TOC2"/>
+            <w:tabs>
+              <w:tab w:val="right" w:leader="dot" w:pos="9061"/>
+            </w:tabs>
+            <w:rPr>
+              <w:rFonts w:asciiTheme="minorHAnsi" w:eastAsiaTheme="minorEastAsia" w:hAnsiTheme="minorHAnsi"/>
+              <w:noProof/>
+              <w:kern w:val="2"/>
+              <w:szCs w:val="24"/>
+              <w:lang w:val="en-US"/>
+              <w14:ligatures w14:val="standardContextual"/>
+            </w:rPr>
+          </w:pPr>
+          <w:hyperlink w:anchor="_Toc215429061" w:history="1">
+            <w:r>
+              <w:rPr>
+                <w:rStyle w:val="Hyperlink"/>
+                <w:noProof/>
+                <w:lang w:val="en-US"/>
+              </w:rPr>
+              <w:t>5.5 Comparison with related work</w:t>
+            </w:r>
+            <w:r>
+              <w:rPr>
+                <w:noProof/>
+                <w:webHidden/>
+              </w:rPr>
+              <w:tab/>
+            </w:r>
+            <w:r>
+              <w:rPr>
+                <w:noProof/>
+                <w:webHidden/>
+              </w:rPr>
+              <w:fldChar w:fldCharType="begin"/>
+            </w:r>
+            <w:r>
+              <w:rPr>
+                <w:noProof/>
+                <w:webHidden/>
+              </w:rPr>
+              <w:instrText xml:space="preserve"> PAGEREF _Toc215429061 \h </w:instrText>
+            </w:r>
+            <w:r>
+              <w:rPr>
+                <w:noProof/>
+                <w:webHidden/>
+              </w:rPr>
+            </w:r>
+            <w:r>
+              <w:rPr>
+                <w:noProof/>
+                <w:webHidden/>
+              </w:rPr>
+              <w:fldChar w:fldCharType="separate"/>
+            </w:r>
+            <w:r>
+              <w:rPr>
+                <w:noProof/>
+                <w:webHidden/>
+              </w:rPr>
+              <w:t>28</w:t>
             </w:r>
             <w:r>
               <w:rPr>
@@ -4015,14 +4929,21 @@
               <w14:ligatures w14:val="standardContextual"/>
             </w:rPr>
           </w:pPr>
-          <w:hyperlink w:anchor="_Toc214992439" w:history="1">
+          <w:hyperlink w:anchor="_Toc215429062" w:history="1">
             <w:r>
               <w:rPr>
                 <w:rStyle w:val="Hyperlink"/>
                 <w:noProof/>
-                <w:lang w:val="en-US"/>
-              </w:rPr>
-              <w:t>4. Results</w:t>
+              </w:rPr>
+              <w:t xml:space="preserve">6. </w:t>
+            </w:r>
+            <w:r>
+              <w:rPr>
+                <w:rStyle w:val="Hyperlink"/>
+                <w:noProof/>
+                <w:lang w:val="en-US"/>
+              </w:rPr>
+              <w:t>Conclusion</w:t>
             </w:r>
             <w:r>
               <w:rPr>
@@ -4043,7 +4964,7 @@
                 <w:noProof/>
                 <w:webHidden/>
               </w:rPr>
-              <w:instrText xml:space="preserve"> PAGEREF _Toc214992439 \h </w:instrText>
+              <w:instrText xml:space="preserve"> PAGEREF _Toc215429062 \h </w:instrText>
             </w:r>
             <w:r>
               <w:rPr>
@@ -4063,7 +4984,7 @@
                 <w:noProof/>
                 <w:webHidden/>
               </w:rPr>
-              <w:t>25</w:t>
+              <w:t>31</w:t>
             </w:r>
             <w:r>
               <w:rPr>
@@ -4089,14 +5010,14 @@
               <w14:ligatures w14:val="standardContextual"/>
             </w:rPr>
           </w:pPr>
-          <w:hyperlink w:anchor="_Toc214992440" w:history="1">
+          <w:hyperlink w:anchor="_Toc215429063" w:history="1">
             <w:r>
               <w:rPr>
                 <w:rStyle w:val="Hyperlink"/>
                 <w:noProof/>
                 <w:lang w:val="en-US"/>
               </w:rPr>
-              <w:t>4.1 Experiment Setup</w:t>
+              <w:t>6.1 Summary of Work</w:t>
             </w:r>
             <w:r>
               <w:rPr>
@@ -4117,7 +5038,7 @@
                 <w:noProof/>
                 <w:webHidden/>
               </w:rPr>
-              <w:instrText xml:space="preserve"> PAGEREF _Toc214992440 \h </w:instrText>
+              <w:instrText xml:space="preserve"> PAGEREF _Toc215429063 \h </w:instrText>
             </w:r>
             <w:r>
               <w:rPr>
@@ -4137,7 +5058,7 @@
                 <w:noProof/>
                 <w:webHidden/>
               </w:rPr>
-              <w:t>25</w:t>
+              <w:t>31</w:t>
             </w:r>
             <w:r>
               <w:rPr>
@@ -4163,14 +5084,14 @@
               <w14:ligatures w14:val="standardContextual"/>
             </w:rPr>
           </w:pPr>
-          <w:hyperlink w:anchor="_Toc214992441" w:history="1">
+          <w:hyperlink w:anchor="_Toc215429064" w:history="1">
             <w:r>
               <w:rPr>
                 <w:rStyle w:val="Hyperlink"/>
                 <w:noProof/>
                 <w:lang w:val="en-US"/>
               </w:rPr>
-              <w:t>4.2 Evaluation Metrics</w:t>
+              <w:t>6.2 Key Findings</w:t>
             </w:r>
             <w:r>
               <w:rPr>
@@ -4191,7 +5112,7 @@
                 <w:noProof/>
                 <w:webHidden/>
               </w:rPr>
-              <w:instrText xml:space="preserve"> PAGEREF _Toc214992441 \h </w:instrText>
+              <w:instrText xml:space="preserve"> PAGEREF _Toc215429064 \h </w:instrText>
             </w:r>
             <w:r>
               <w:rPr>
@@ -4211,229 +5132,7 @@
                 <w:noProof/>
                 <w:webHidden/>
               </w:rPr>
-              <w:t>26</w:t>
-            </w:r>
-            <w:r>
-              <w:rPr>
-                <w:noProof/>
-                <w:webHidden/>
-              </w:rPr>
-              <w:fldChar w:fldCharType="end"/>
-            </w:r>
-          </w:hyperlink>
-        </w:p>
-        <w:p>
-          <w:pPr>
-            <w:pStyle w:val="TOC2"/>
-            <w:tabs>
-              <w:tab w:val="right" w:leader="dot" w:pos="9061"/>
-            </w:tabs>
-            <w:rPr>
-              <w:rFonts w:asciiTheme="minorHAnsi" w:eastAsiaTheme="minorEastAsia" w:hAnsiTheme="minorHAnsi"/>
-              <w:noProof/>
-              <w:kern w:val="2"/>
-              <w:szCs w:val="24"/>
-              <w:lang w:val="en-US"/>
-              <w14:ligatures w14:val="standardContextual"/>
-            </w:rPr>
-          </w:pPr>
-          <w:hyperlink w:anchor="_Toc214992442" w:history="1">
-            <w:r>
-              <w:rPr>
-                <w:rStyle w:val="Hyperlink"/>
-                <w:noProof/>
-                <w:lang w:val="en-US"/>
-              </w:rPr>
-              <w:t>4.3 Model Performance Comparison</w:t>
-            </w:r>
-            <w:r>
-              <w:rPr>
-                <w:noProof/>
-                <w:webHidden/>
-              </w:rPr>
-              <w:tab/>
-            </w:r>
-            <w:r>
-              <w:rPr>
-                <w:noProof/>
-                <w:webHidden/>
-              </w:rPr>
-              <w:fldChar w:fldCharType="begin"/>
-            </w:r>
-            <w:r>
-              <w:rPr>
-                <w:noProof/>
-                <w:webHidden/>
-              </w:rPr>
-              <w:instrText xml:space="preserve"> PAGEREF _Toc214992442 \h </w:instrText>
-            </w:r>
-            <w:r>
-              <w:rPr>
-                <w:noProof/>
-                <w:webHidden/>
-              </w:rPr>
-            </w:r>
-            <w:r>
-              <w:rPr>
-                <w:noProof/>
-                <w:webHidden/>
-              </w:rPr>
-              <w:fldChar w:fldCharType="separate"/>
-            </w:r>
-            <w:r>
-              <w:rPr>
-                <w:noProof/>
-                <w:webHidden/>
-              </w:rPr>
-              <w:t>27</w:t>
-            </w:r>
-            <w:r>
-              <w:rPr>
-                <w:noProof/>
-                <w:webHidden/>
-              </w:rPr>
-              <w:fldChar w:fldCharType="end"/>
-            </w:r>
-          </w:hyperlink>
-        </w:p>
-        <w:p>
-          <w:pPr>
-            <w:pStyle w:val="TOC2"/>
-            <w:tabs>
-              <w:tab w:val="right" w:leader="dot" w:pos="9061"/>
-            </w:tabs>
-            <w:rPr>
-              <w:rFonts w:asciiTheme="minorHAnsi" w:eastAsiaTheme="minorEastAsia" w:hAnsiTheme="minorHAnsi"/>
-              <w:noProof/>
-              <w:kern w:val="2"/>
-              <w:szCs w:val="24"/>
-              <w:lang w:val="en-US"/>
-              <w14:ligatures w14:val="standardContextual"/>
-            </w:rPr>
-          </w:pPr>
-          <w:hyperlink w:anchor="_Toc214992443" w:history="1">
-            <w:r>
-              <w:rPr>
-                <w:rStyle w:val="Hyperlink"/>
-                <w:noProof/>
-                <w:lang w:val="en-US"/>
-              </w:rPr>
-              <w:t>4.4 Confusion Matrices</w:t>
-            </w:r>
-            <w:r>
-              <w:rPr>
-                <w:noProof/>
-                <w:webHidden/>
-              </w:rPr>
-              <w:tab/>
-            </w:r>
-            <w:r>
-              <w:rPr>
-                <w:noProof/>
-                <w:webHidden/>
-              </w:rPr>
-              <w:fldChar w:fldCharType="begin"/>
-            </w:r>
-            <w:r>
-              <w:rPr>
-                <w:noProof/>
-                <w:webHidden/>
-              </w:rPr>
-              <w:instrText xml:space="preserve"> PAGEREF _Toc214992443 \h </w:instrText>
-            </w:r>
-            <w:r>
-              <w:rPr>
-                <w:noProof/>
-                <w:webHidden/>
-              </w:rPr>
-            </w:r>
-            <w:r>
-              <w:rPr>
-                <w:noProof/>
-                <w:webHidden/>
-              </w:rPr>
-              <w:fldChar w:fldCharType="separate"/>
-            </w:r>
-            <w:r>
-              <w:rPr>
-                <w:noProof/>
-                <w:webHidden/>
-              </w:rPr>
-              <w:t>28</w:t>
-            </w:r>
-            <w:r>
-              <w:rPr>
-                <w:noProof/>
-                <w:webHidden/>
-              </w:rPr>
-              <w:fldChar w:fldCharType="end"/>
-            </w:r>
-          </w:hyperlink>
-        </w:p>
-        <w:p>
-          <w:pPr>
-            <w:pStyle w:val="TOC2"/>
-            <w:tabs>
-              <w:tab w:val="right" w:leader="dot" w:pos="9061"/>
-            </w:tabs>
-            <w:rPr>
-              <w:rFonts w:asciiTheme="minorHAnsi" w:eastAsiaTheme="minorEastAsia" w:hAnsiTheme="minorHAnsi"/>
-              <w:noProof/>
-              <w:kern w:val="2"/>
-              <w:szCs w:val="24"/>
-              <w:lang w:val="en-US"/>
-              <w14:ligatures w14:val="standardContextual"/>
-            </w:rPr>
-          </w:pPr>
-          <w:hyperlink w:anchor="_Toc214992444" w:history="1">
-            <w:r>
-              <w:rPr>
-                <w:rStyle w:val="Hyperlink"/>
-                <w:noProof/>
-                <w:lang w:val="en-US"/>
-              </w:rPr>
-              <w:t>4.5 Impact of preprocessing</w:t>
-            </w:r>
-            <w:r>
-              <w:rPr>
-                <w:noProof/>
-                <w:webHidden/>
-              </w:rPr>
-              <w:tab/>
-            </w:r>
-            <w:r>
-              <w:rPr>
-                <w:noProof/>
-                <w:webHidden/>
-              </w:rPr>
-              <w:fldChar w:fldCharType="begin"/>
-            </w:r>
-            <w:r>
-              <w:rPr>
-                <w:noProof/>
-                <w:webHidden/>
-              </w:rPr>
-              <w:instrText xml:space="preserve"> PAGEREF _Toc214992444 \h </w:instrText>
-            </w:r>
-            <w:r>
-              <w:rPr>
-                <w:noProof/>
-                <w:webHidden/>
-              </w:rPr>
-            </w:r>
-            <w:r>
-              <w:rPr>
-                <w:noProof/>
-                <w:webHidden/>
-              </w:rPr>
-              <w:fldChar w:fldCharType="separate"/>
-            </w:r>
-            <w:r>
-              <w:rPr>
-                <w:noProof/>
-                <w:webHidden/>
-              </w:rPr>
-              <w:t>28</w:t>
+              <w:t>31</w:t>
             </w:r>
             <w:r>
               <w:rPr>
@@ -4459,14 +5158,14 @@
               <w14:ligatures w14:val="standardContextual"/>
             </w:rPr>
           </w:pPr>
-          <w:hyperlink w:anchor="_Toc214992445" w:history="1">
+          <w:hyperlink w:anchor="_Toc215429065" w:history="1">
             <w:r>
               <w:rPr>
                 <w:rStyle w:val="Hyperlink"/>
-                <w:noProof/>
-                <w:lang w:val="en-US"/>
-              </w:rPr>
-              <w:t>5. Discussion and analysis</w:t>
+                <w:rFonts w:cs="Times New Roman"/>
+                <w:noProof/>
+              </w:rPr>
+              <w:t>ΠΑΡΑΡΤΗΜΑ</w:t>
             </w:r>
             <w:r>
               <w:rPr>
@@ -4487,7 +5186,7 @@
                 <w:noProof/>
                 <w:webHidden/>
               </w:rPr>
-              <w:instrText xml:space="preserve"> PAGEREF _Toc214992445 \h </w:instrText>
+              <w:instrText xml:space="preserve"> PAGEREF _Toc215429065 \h </w:instrText>
             </w:r>
             <w:r>
               <w:rPr>
@@ -4507,229 +5206,7 @@
                 <w:noProof/>
                 <w:webHidden/>
               </w:rPr>
-              <w:t>29</w:t>
-            </w:r>
-            <w:r>
-              <w:rPr>
-                <w:noProof/>
-                <w:webHidden/>
-              </w:rPr>
-              <w:fldChar w:fldCharType="end"/>
-            </w:r>
-          </w:hyperlink>
-        </w:p>
-        <w:p>
-          <w:pPr>
-            <w:pStyle w:val="TOC2"/>
-            <w:tabs>
-              <w:tab w:val="right" w:leader="dot" w:pos="9061"/>
-            </w:tabs>
-            <w:rPr>
-              <w:rFonts w:asciiTheme="minorHAnsi" w:eastAsiaTheme="minorEastAsia" w:hAnsiTheme="minorHAnsi"/>
-              <w:noProof/>
-              <w:kern w:val="2"/>
-              <w:szCs w:val="24"/>
-              <w:lang w:val="en-US"/>
-              <w14:ligatures w14:val="standardContextual"/>
-            </w:rPr>
-          </w:pPr>
-          <w:hyperlink w:anchor="_Toc214992446" w:history="1">
-            <w:r>
-              <w:rPr>
-                <w:rStyle w:val="Hyperlink"/>
-                <w:noProof/>
-                <w:lang w:val="en-US"/>
-              </w:rPr>
-              <w:t>5.1 Review of Findings</w:t>
-            </w:r>
-            <w:r>
-              <w:rPr>
-                <w:noProof/>
-                <w:webHidden/>
-              </w:rPr>
-              <w:tab/>
-            </w:r>
-            <w:r>
-              <w:rPr>
-                <w:noProof/>
-                <w:webHidden/>
-              </w:rPr>
-              <w:fldChar w:fldCharType="begin"/>
-            </w:r>
-            <w:r>
-              <w:rPr>
-                <w:noProof/>
-                <w:webHidden/>
-              </w:rPr>
-              <w:instrText xml:space="preserve"> PAGEREF _Toc214992446 \h </w:instrText>
-            </w:r>
-            <w:r>
-              <w:rPr>
-                <w:noProof/>
-                <w:webHidden/>
-              </w:rPr>
-            </w:r>
-            <w:r>
-              <w:rPr>
-                <w:noProof/>
-                <w:webHidden/>
-              </w:rPr>
-              <w:fldChar w:fldCharType="separate"/>
-            </w:r>
-            <w:r>
-              <w:rPr>
-                <w:noProof/>
-                <w:webHidden/>
-              </w:rPr>
-              <w:t>29</w:t>
-            </w:r>
-            <w:r>
-              <w:rPr>
-                <w:noProof/>
-                <w:webHidden/>
-              </w:rPr>
-              <w:fldChar w:fldCharType="end"/>
-            </w:r>
-          </w:hyperlink>
-        </w:p>
-        <w:p>
-          <w:pPr>
-            <w:pStyle w:val="TOC2"/>
-            <w:tabs>
-              <w:tab w:val="right" w:leader="dot" w:pos="9061"/>
-            </w:tabs>
-            <w:rPr>
-              <w:rFonts w:asciiTheme="minorHAnsi" w:eastAsiaTheme="minorEastAsia" w:hAnsiTheme="minorHAnsi"/>
-              <w:noProof/>
-              <w:kern w:val="2"/>
-              <w:szCs w:val="24"/>
-              <w:lang w:val="en-US"/>
-              <w14:ligatures w14:val="standardContextual"/>
-            </w:rPr>
-          </w:pPr>
-          <w:hyperlink w:anchor="_Toc214992447" w:history="1">
-            <w:r>
-              <w:rPr>
-                <w:rStyle w:val="Hyperlink"/>
-                <w:noProof/>
-                <w:lang w:val="en-US"/>
-              </w:rPr>
-              <w:t>5.2 Baseline Model Performance</w:t>
-            </w:r>
-            <w:r>
-              <w:rPr>
-                <w:noProof/>
-                <w:webHidden/>
-              </w:rPr>
-              <w:tab/>
-            </w:r>
-            <w:r>
-              <w:rPr>
-                <w:noProof/>
-                <w:webHidden/>
-              </w:rPr>
-              <w:fldChar w:fldCharType="begin"/>
-            </w:r>
-            <w:r>
-              <w:rPr>
-                <w:noProof/>
-                <w:webHidden/>
-              </w:rPr>
-              <w:instrText xml:space="preserve"> PAGEREF _Toc214992447 \h </w:instrText>
-            </w:r>
-            <w:r>
-              <w:rPr>
-                <w:noProof/>
-                <w:webHidden/>
-              </w:rPr>
-            </w:r>
-            <w:r>
-              <w:rPr>
-                <w:noProof/>
-                <w:webHidden/>
-              </w:rPr>
-              <w:fldChar w:fldCharType="separate"/>
-            </w:r>
-            <w:r>
-              <w:rPr>
-                <w:noProof/>
-                <w:webHidden/>
-              </w:rPr>
-              <w:t>29</w:t>
-            </w:r>
-            <w:r>
-              <w:rPr>
-                <w:noProof/>
-                <w:webHidden/>
-              </w:rPr>
-              <w:fldChar w:fldCharType="end"/>
-            </w:r>
-          </w:hyperlink>
-        </w:p>
-        <w:p>
-          <w:pPr>
-            <w:pStyle w:val="TOC2"/>
-            <w:tabs>
-              <w:tab w:val="right" w:leader="dot" w:pos="9061"/>
-            </w:tabs>
-            <w:rPr>
-              <w:rFonts w:asciiTheme="minorHAnsi" w:eastAsiaTheme="minorEastAsia" w:hAnsiTheme="minorHAnsi"/>
-              <w:noProof/>
-              <w:kern w:val="2"/>
-              <w:szCs w:val="24"/>
-              <w:lang w:val="en-US"/>
-              <w14:ligatures w14:val="standardContextual"/>
-            </w:rPr>
-          </w:pPr>
-          <w:hyperlink w:anchor="_Toc214992448" w:history="1">
-            <w:r>
-              <w:rPr>
-                <w:rStyle w:val="Hyperlink"/>
-                <w:noProof/>
-                <w:lang w:val="en-US"/>
-              </w:rPr>
-              <w:t>5.2 Intermediate Model Performance</w:t>
-            </w:r>
-            <w:r>
-              <w:rPr>
-                <w:noProof/>
-                <w:webHidden/>
-              </w:rPr>
-              <w:tab/>
-            </w:r>
-            <w:r>
-              <w:rPr>
-                <w:noProof/>
-                <w:webHidden/>
-              </w:rPr>
-              <w:fldChar w:fldCharType="begin"/>
-            </w:r>
-            <w:r>
-              <w:rPr>
-                <w:noProof/>
-                <w:webHidden/>
-              </w:rPr>
-              <w:instrText xml:space="preserve"> PAGEREF _Toc214992448 \h </w:instrText>
-            </w:r>
-            <w:r>
-              <w:rPr>
-                <w:noProof/>
-                <w:webHidden/>
-              </w:rPr>
-            </w:r>
-            <w:r>
-              <w:rPr>
-                <w:noProof/>
-                <w:webHidden/>
-              </w:rPr>
-              <w:fldChar w:fldCharType="separate"/>
-            </w:r>
-            <w:r>
-              <w:rPr>
-                <w:noProof/>
-                <w:webHidden/>
-              </w:rPr>
-              <w:t>30</w:t>
+              <w:t>32</w:t>
             </w:r>
             <w:r>
               <w:rPr>
@@ -4755,14 +5232,15 @@
               <w14:ligatures w14:val="standardContextual"/>
             </w:rPr>
           </w:pPr>
-          <w:hyperlink w:anchor="_Toc214992449" w:history="1">
+          <w:hyperlink w:anchor="_Toc215429066" w:history="1">
             <w:r>
               <w:rPr>
                 <w:rStyle w:val="Hyperlink"/>
                 <w:rFonts w:cs="Times New Roman"/>
                 <w:noProof/>
-              </w:rPr>
-              <w:t>ΠΑΡΑΡΤΗΜΑ</w:t>
+                <w:lang w:val="en-US"/>
+              </w:rPr>
+              <w:t>Bibliography</w:t>
             </w:r>
             <w:r>
               <w:rPr>
@@ -4783,7 +5261,7 @@
                 <w:noProof/>
                 <w:webHidden/>
               </w:rPr>
-              <w:instrText xml:space="preserve"> PAGEREF _Toc214992449 \h </w:instrText>
+              <w:instrText xml:space="preserve"> PAGEREF _Toc215429066 \h </w:instrText>
             </w:r>
             <w:r>
               <w:rPr>
@@ -4803,82 +5281,7 @@
                 <w:noProof/>
                 <w:webHidden/>
               </w:rPr>
-              <w:t>31</w:t>
-            </w:r>
-            <w:r>
-              <w:rPr>
-                <w:noProof/>
-                <w:webHidden/>
-              </w:rPr>
-              <w:fldChar w:fldCharType="end"/>
-            </w:r>
-          </w:hyperlink>
-        </w:p>
-        <w:p>
-          <w:pPr>
-            <w:pStyle w:val="TOC1"/>
-            <w:tabs>
-              <w:tab w:val="right" w:leader="dot" w:pos="9061"/>
-            </w:tabs>
-            <w:rPr>
-              <w:rFonts w:asciiTheme="minorHAnsi" w:eastAsiaTheme="minorEastAsia" w:hAnsiTheme="minorHAnsi"/>
-              <w:noProof/>
-              <w:kern w:val="2"/>
-              <w:szCs w:val="24"/>
-              <w:lang w:val="en-US"/>
-              <w14:ligatures w14:val="standardContextual"/>
-            </w:rPr>
-          </w:pPr>
-          <w:hyperlink w:anchor="_Toc214992450" w:history="1">
-            <w:r>
-              <w:rPr>
-                <w:rStyle w:val="Hyperlink"/>
-                <w:rFonts w:cs="Times New Roman"/>
-                <w:noProof/>
-                <w:lang w:val="en-US"/>
-              </w:rPr>
-              <w:t>Bibliography</w:t>
-            </w:r>
-            <w:r>
-              <w:rPr>
-                <w:noProof/>
-                <w:webHidden/>
-              </w:rPr>
-              <w:tab/>
-            </w:r>
-            <w:r>
-              <w:rPr>
-                <w:noProof/>
-                <w:webHidden/>
-              </w:rPr>
-              <w:fldChar w:fldCharType="begin"/>
-            </w:r>
-            <w:r>
-              <w:rPr>
-                <w:noProof/>
-                <w:webHidden/>
-              </w:rPr>
-              <w:instrText xml:space="preserve"> PAGEREF _Toc214992450 \h </w:instrText>
-            </w:r>
-            <w:r>
-              <w:rPr>
-                <w:noProof/>
-                <w:webHidden/>
-              </w:rPr>
-            </w:r>
-            <w:r>
-              <w:rPr>
-                <w:noProof/>
-                <w:webHidden/>
-              </w:rPr>
-              <w:fldChar w:fldCharType="separate"/>
-            </w:r>
-            <w:r>
-              <w:rPr>
-                <w:noProof/>
-                <w:webHidden/>
-              </w:rPr>
-              <w:t>32</w:t>
+              <w:t>33</w:t>
             </w:r>
             <w:r>
               <w:rPr>
@@ -4940,7 +5343,7 @@
           <w:color w:val="auto"/>
         </w:rPr>
       </w:pPr>
-      <w:bookmarkStart w:id="5" w:name="_Toc214992421"/>
+      <w:bookmarkStart w:id="5" w:name="_Toc215429033"/>
       <w:r>
         <w:rPr>
           <w:rFonts w:cs="Times New Roman"/>
@@ -4994,7 +5397,23 @@
           <w:rFonts w:cs="Times New Roman"/>
           <w:szCs w:val="24"/>
         </w:rPr>
-        <w:t>……….αρ. σελίδας</w:t>
+        <w:t>……….</w:t>
+      </w:r>
+      <w:proofErr w:type="spellStart"/>
+      <w:r>
+        <w:rPr>
+          <w:rFonts w:cs="Times New Roman"/>
+          <w:szCs w:val="24"/>
+        </w:rPr>
+        <w:t>αρ</w:t>
+      </w:r>
+      <w:proofErr w:type="spellEnd"/>
+      <w:r>
+        <w:rPr>
+          <w:rFonts w:cs="Times New Roman"/>
+          <w:szCs w:val="24"/>
+        </w:rPr>
+        <w:t>. σελίδας</w:t>
       </w:r>
     </w:p>
     <w:p>
@@ -5024,7 +5443,23 @@
           <w:rFonts w:cs="Times New Roman"/>
           <w:szCs w:val="24"/>
         </w:rPr>
-        <w:t>….αρ. σελίδας</w:t>
+        <w:t>….</w:t>
+      </w:r>
+      <w:proofErr w:type="spellStart"/>
+      <w:r>
+        <w:rPr>
+          <w:rFonts w:cs="Times New Roman"/>
+          <w:szCs w:val="24"/>
+        </w:rPr>
+        <w:t>αρ</w:t>
+      </w:r>
+      <w:proofErr w:type="spellEnd"/>
+      <w:r>
+        <w:rPr>
+          <w:rFonts w:cs="Times New Roman"/>
+          <w:szCs w:val="24"/>
+        </w:rPr>
+        <w:t>. σελίδας</w:t>
       </w:r>
     </w:p>
     <w:p>
@@ -5114,7 +5549,7 @@
           <w:color w:val="auto"/>
         </w:rPr>
       </w:pPr>
-      <w:bookmarkStart w:id="6" w:name="_Toc214992422"/>
+      <w:bookmarkStart w:id="6" w:name="_Toc215429034"/>
       <w:r>
         <w:rPr>
           <w:rFonts w:cs="Times New Roman"/>
@@ -5184,7 +5619,23 @@
           <w:rFonts w:cs="Times New Roman"/>
           <w:szCs w:val="24"/>
         </w:rPr>
-        <w:t>……αρ. σελίδας</w:t>
+        <w:t>……</w:t>
+      </w:r>
+      <w:proofErr w:type="spellStart"/>
+      <w:r>
+        <w:rPr>
+          <w:rFonts w:cs="Times New Roman"/>
+          <w:szCs w:val="24"/>
+        </w:rPr>
+        <w:t>αρ</w:t>
+      </w:r>
+      <w:proofErr w:type="spellEnd"/>
+      <w:r>
+        <w:rPr>
+          <w:rFonts w:cs="Times New Roman"/>
+          <w:szCs w:val="24"/>
+        </w:rPr>
+        <w:t>. σελίδας</w:t>
       </w:r>
     </w:p>
     <w:p>
@@ -5221,7 +5672,23 @@
           <w:rFonts w:cs="Times New Roman"/>
           <w:szCs w:val="24"/>
         </w:rPr>
-        <w:t>…αρ. σελίδας</w:t>
+        <w:t>…</w:t>
+      </w:r>
+      <w:proofErr w:type="spellStart"/>
+      <w:r>
+        <w:rPr>
+          <w:rFonts w:cs="Times New Roman"/>
+          <w:szCs w:val="24"/>
+        </w:rPr>
+        <w:t>αρ</w:t>
+      </w:r>
+      <w:proofErr w:type="spellEnd"/>
+      <w:r>
+        <w:rPr>
+          <w:rFonts w:cs="Times New Roman"/>
+          <w:szCs w:val="24"/>
+        </w:rPr>
+        <w:t>. σελίδας</w:t>
       </w:r>
     </w:p>
     <w:p>
@@ -5303,7 +5770,7 @@
           <w:lang w:val="en-US"/>
         </w:rPr>
       </w:pPr>
-      <w:bookmarkStart w:id="7" w:name="_Toc214992424"/>
+      <w:bookmarkStart w:id="7" w:name="_Toc215429035"/>
       <w:r>
         <w:rPr>
           <w:rFonts w:cs="Times New Roman"/>
@@ -5335,6 +5802,7 @@
           <w:lang w:val="en-US"/>
         </w:rPr>
       </w:pPr>
+      <w:proofErr w:type="gramStart"/>
       <w:r>
         <w:rPr>
           <w:rFonts w:cs="Times New Roman"/>
@@ -5349,8 +5817,27 @@
           <w:szCs w:val="24"/>
           <w:lang w:val="en-US"/>
         </w:rPr>
-        <w:t>..……………………………………………………..</w:t>
-      </w:r>
+        <w:t>..</w:t>
+      </w:r>
+      <w:proofErr w:type="gramEnd"/>
+      <w:r>
+        <w:rPr>
+          <w:rFonts w:cs="Times New Roman"/>
+          <w:szCs w:val="24"/>
+          <w:lang w:val="en-US"/>
+        </w:rPr>
+        <w:t>…………………………………………………</w:t>
+      </w:r>
+      <w:proofErr w:type="gramStart"/>
+      <w:r>
+        <w:rPr>
+          <w:rFonts w:cs="Times New Roman"/>
+          <w:szCs w:val="24"/>
+          <w:lang w:val="en-US"/>
+        </w:rPr>
+        <w:t>…..</w:t>
+      </w:r>
+      <w:proofErr w:type="gramEnd"/>
       <w:r>
         <w:rPr>
           <w:rFonts w:cs="Times New Roman"/>
@@ -5503,7 +5990,25 @@
           <w:szCs w:val="24"/>
           <w:lang w:val="en-US"/>
         </w:rPr>
-        <w:t>PTSD………………………………………………..…Palo Toxicity and Sentiment Dataset</w:t>
+        <w:t>PTSD……………………………………………</w:t>
+      </w:r>
+      <w:proofErr w:type="gramStart"/>
+      <w:r>
+        <w:rPr>
+          <w:rFonts w:cs="Times New Roman"/>
+          <w:szCs w:val="24"/>
+          <w:lang w:val="en-US"/>
+        </w:rPr>
+        <w:t>…..</w:t>
+      </w:r>
+      <w:proofErr w:type="gramEnd"/>
+      <w:r>
+        <w:rPr>
+          <w:rFonts w:cs="Times New Roman"/>
+          <w:szCs w:val="24"/>
+          <w:lang w:val="en-US"/>
+        </w:rPr>
+        <w:t>…Palo Toxicity and Sentiment Dataset</w:t>
       </w:r>
     </w:p>
     <w:p>
@@ -5515,13 +6020,23 @@
           <w:lang w:val="en-US"/>
         </w:rPr>
       </w:pPr>
-      <w:r>
-        <w:rPr>
-          <w:rFonts w:cs="Times New Roman"/>
-          <w:szCs w:val="24"/>
-          <w:lang w:val="en-US"/>
-        </w:rPr>
-        <w:t>BiLSTM…………………………………………...Bidirectional Long Short-Term Memory</w:t>
+      <w:proofErr w:type="spellStart"/>
+      <w:r>
+        <w:rPr>
+          <w:rFonts w:cs="Times New Roman"/>
+          <w:szCs w:val="24"/>
+          <w:lang w:val="en-US"/>
+        </w:rPr>
+        <w:t>BiLSTM</w:t>
+      </w:r>
+      <w:proofErr w:type="spellEnd"/>
+      <w:r>
+        <w:rPr>
+          <w:rFonts w:cs="Times New Roman"/>
+          <w:szCs w:val="24"/>
+          <w:lang w:val="en-US"/>
+        </w:rPr>
+        <w:t>…………………………………………...Bidirectional Long Short-Term Memory</w:t>
       </w:r>
     </w:p>
     <w:p>
@@ -5557,7 +6072,25 @@
           <w:szCs w:val="24"/>
           <w:lang w:val="en-US"/>
         </w:rPr>
-        <w:t>NSP……………………………………………………………….Next Sequence Prediction</w:t>
+        <w:t>NSP……………………………………………………………</w:t>
+      </w:r>
+      <w:proofErr w:type="gramStart"/>
+      <w:r>
+        <w:rPr>
+          <w:rFonts w:cs="Times New Roman"/>
+          <w:szCs w:val="24"/>
+          <w:lang w:val="en-US"/>
+        </w:rPr>
+        <w:t>….Next</w:t>
+      </w:r>
+      <w:proofErr w:type="gramEnd"/>
+      <w:r>
+        <w:rPr>
+          <w:rFonts w:cs="Times New Roman"/>
+          <w:szCs w:val="24"/>
+          <w:lang w:val="en-US"/>
+        </w:rPr>
+        <w:t xml:space="preserve"> Sequence Prediction</w:t>
       </w:r>
     </w:p>
     <w:p>
@@ -5595,7 +6128,7 @@
           <w:lang w:val="en-US"/>
         </w:rPr>
       </w:pPr>
-      <w:bookmarkStart w:id="8" w:name="_Toc214992425"/>
+      <w:bookmarkStart w:id="8" w:name="_Toc215429036"/>
       <w:r>
         <w:rPr>
           <w:rFonts w:cs="Times New Roman"/>
@@ -6146,7 +6679,7 @@
           <w:lang w:val="en-US"/>
         </w:rPr>
       </w:pPr>
-      <w:bookmarkStart w:id="9" w:name="_Toc214992426"/>
+      <w:bookmarkStart w:id="9" w:name="_Toc215429037"/>
       <w:r>
         <w:rPr>
           <w:lang w:val="en-US"/>
@@ -6183,7 +6716,7 @@
           <w:lang w:val="en-US"/>
         </w:rPr>
       </w:pPr>
-      <w:bookmarkStart w:id="10" w:name="_Toc214992427"/>
+      <w:bookmarkStart w:id="10" w:name="_Toc215429038"/>
       <w:r>
         <w:rPr>
           <w:rFonts w:cs="Times New Roman"/>
@@ -6314,7 +6847,7 @@
           <w:lang w:val="en-US"/>
         </w:rPr>
       </w:pPr>
-      <w:bookmarkStart w:id="11" w:name="_Toc214992428"/>
+      <w:bookmarkStart w:id="11" w:name="_Toc215429039"/>
       <w:r>
         <w:rPr>
           <w:rFonts w:cs="Times New Roman"/>
@@ -6538,7 +7071,7 @@
               <w:szCs w:val="24"/>
               <w:lang w:val="en-US"/>
             </w:rPr>
-            <w:instrText xml:space="preserve"> CITATION Zes20 \l 1033 </w:instrText>
+            <w:instrText xml:space="preserve">CITATION Zes20 \l 1033 </w:instrText>
           </w:r>
           <w:r>
             <w:rPr>
@@ -6564,7 +7097,7 @@
               <w:szCs w:val="24"/>
               <w:lang w:val="en-US"/>
             </w:rPr>
-            <w:t>(Zeses Pitenis, 2020)</w:t>
+            <w:t>(Pitenis, Zampieri, &amp; Ranasinghe, 2020)</w:t>
           </w:r>
           <w:r>
             <w:rPr>
@@ -6598,7 +7131,16 @@
           <w:szCs w:val="24"/>
           <w:lang w:val="en"/>
         </w:rPr>
-        <w:t xml:space="preserve">The thesis “Toxicity Detection on Greek Tweets” </w:t>
+        <w:t xml:space="preserve">The thesis “Toxicity Detection on Greek </w:t>
+      </w:r>
+      <w:r>
+        <w:rPr>
+          <w:rFonts w:cs="Times New Roman"/>
+          <w:szCs w:val="24"/>
+          <w:lang w:val="en"/>
+        </w:rPr>
+        <w:lastRenderedPageBreak/>
+        <w:t xml:space="preserve">Tweets” </w:t>
       </w:r>
       <w:sdt>
         <w:sdtPr>
@@ -6668,7 +7210,25 @@
           <w:szCs w:val="24"/>
           <w:lang w:val="en"/>
         </w:rPr>
-        <w:t>used OGTD for this specific project as well as the Palo Toxicity and Sentiment Dataset (PTSD) provided by PALOServices, which consists of 1,452 samples and includes deeper categorization such as toxicity type, sentiment, and assessment.</w:t>
+        <w:t xml:space="preserve">used OGTD for this specific project as well as the Palo Toxicity and Sentiment Dataset (PTSD) provided by </w:t>
+      </w:r>
+      <w:proofErr w:type="spellStart"/>
+      <w:r>
+        <w:rPr>
+          <w:rFonts w:cs="Times New Roman"/>
+          <w:szCs w:val="24"/>
+          <w:lang w:val="en"/>
+        </w:rPr>
+        <w:t>PALOServices</w:t>
+      </w:r>
+      <w:proofErr w:type="spellEnd"/>
+      <w:r>
+        <w:rPr>
+          <w:rFonts w:cs="Times New Roman"/>
+          <w:szCs w:val="24"/>
+          <w:lang w:val="en"/>
+        </w:rPr>
+        <w:t>, which consists of 1,452 samples and includes deeper categorization such as toxicity type, sentiment, and assessment.</w:t>
       </w:r>
       <w:r>
         <w:rPr>
@@ -6787,7 +7347,7 @@
           <w:lang w:val="en-US"/>
         </w:rPr>
       </w:pPr>
-      <w:bookmarkStart w:id="12" w:name="_Toc214992429"/>
+      <w:bookmarkStart w:id="12" w:name="_Toc215429040"/>
       <w:r>
         <w:rPr>
           <w:lang w:val="en-US"/>
@@ -6895,7 +7455,25 @@
           <w:szCs w:val="24"/>
           <w:lang w:val="en-US"/>
         </w:rPr>
-        <w:t xml:space="preserve"> used publicly available models such as the Greek BERT model as well as a modification of a RoBERTa language model for the Greek language. Furthermore, the work “Toxicity Detection on Greek Tweets” </w:t>
+        <w:t xml:space="preserve"> used publicly available models such as the Greek BERT model as well as a modification of a </w:t>
+      </w:r>
+      <w:proofErr w:type="spellStart"/>
+      <w:r>
+        <w:rPr>
+          <w:rFonts w:cs="Times New Roman"/>
+          <w:szCs w:val="24"/>
+          <w:lang w:val="en-US"/>
+        </w:rPr>
+        <w:t>RoBERTa</w:t>
+      </w:r>
+      <w:proofErr w:type="spellEnd"/>
+      <w:r>
+        <w:rPr>
+          <w:rFonts w:cs="Times New Roman"/>
+          <w:szCs w:val="24"/>
+          <w:lang w:val="en-US"/>
+        </w:rPr>
+        <w:t xml:space="preserve"> language model for the Greek language. Furthermore, the work “Toxicity Detection on Greek Tweets” </w:t>
       </w:r>
       <w:sdt>
         <w:sdtPr>
@@ -6957,7 +7535,25 @@
           <w:szCs w:val="24"/>
           <w:lang w:val="en-US"/>
         </w:rPr>
-        <w:t xml:space="preserve"> presented the use of three BERT models and a GRU model with Greek FastText embeddings</w:t>
+        <w:t xml:space="preserve"> presented the use of three BERT models and a GRU model with Greek </w:t>
+      </w:r>
+      <w:proofErr w:type="spellStart"/>
+      <w:r>
+        <w:rPr>
+          <w:rFonts w:cs="Times New Roman"/>
+          <w:szCs w:val="24"/>
+          <w:lang w:val="en-US"/>
+        </w:rPr>
+        <w:t>FastText</w:t>
+      </w:r>
+      <w:proofErr w:type="spellEnd"/>
+      <w:r>
+        <w:rPr>
+          <w:rFonts w:cs="Times New Roman"/>
+          <w:szCs w:val="24"/>
+          <w:lang w:val="en-US"/>
+        </w:rPr>
+        <w:t xml:space="preserve"> embeddings</w:t>
       </w:r>
       <w:r>
         <w:rPr>
@@ -6973,7 +7569,25 @@
           <w:szCs w:val="24"/>
           <w:lang w:val="en-US"/>
         </w:rPr>
-        <w:t>The aforementioned models are classified as deep learning models and show excellent efficiency in training for complex tasks. In the work “Offensive Language Identification in Greek”, as a measure of comparison, TF-IDF and logistic regression were applied, a practice considered common in the field.</w:t>
+        <w:t xml:space="preserve">The </w:t>
+      </w:r>
+      <w:proofErr w:type="gramStart"/>
+      <w:r>
+        <w:rPr>
+          <w:rFonts w:cs="Times New Roman"/>
+          <w:szCs w:val="24"/>
+          <w:lang w:val="en-US"/>
+        </w:rPr>
+        <w:t>aforementioned models</w:t>
+      </w:r>
+      <w:proofErr w:type="gramEnd"/>
+      <w:r>
+        <w:rPr>
+          <w:rFonts w:cs="Times New Roman"/>
+          <w:szCs w:val="24"/>
+          <w:lang w:val="en-US"/>
+        </w:rPr>
+        <w:t xml:space="preserve"> are classified as deep learning models and show excellent efficiency in training for complex tasks. In the work “Offensive Language Identification in Greek”, as a measure of comparison, TF-IDF and logistic regression were applied, a practice considered common in the field.</w:t>
       </w:r>
       <w:r>
         <w:rPr>
@@ -7007,7 +7621,25 @@
           <w:szCs w:val="24"/>
           <w:lang w:val="en-US"/>
         </w:rPr>
-        <w:t>Models like BERT and RoBERTa are based on a transformer architecture, meaning they use transformers. Transformers are a type of neural network architecture that transforms or modifies an input sequence into an output sequence.</w:t>
+        <w:t xml:space="preserve">Models like BERT and </w:t>
+      </w:r>
+      <w:proofErr w:type="spellStart"/>
+      <w:r>
+        <w:rPr>
+          <w:rFonts w:cs="Times New Roman"/>
+          <w:szCs w:val="24"/>
+          <w:lang w:val="en-US"/>
+        </w:rPr>
+        <w:t>RoBERTa</w:t>
+      </w:r>
+      <w:proofErr w:type="spellEnd"/>
+      <w:r>
+        <w:rPr>
+          <w:rFonts w:cs="Times New Roman"/>
+          <w:szCs w:val="24"/>
+          <w:lang w:val="en-US"/>
+        </w:rPr>
+        <w:t xml:space="preserve"> are based on a transformer architecture, meaning they use transformers. Transformers are a type of neural network architecture that transforms or modifies an input sequence into an output sequence.</w:t>
       </w:r>
       <w:r>
         <w:rPr>
@@ -7021,7 +7653,25 @@
           <w:szCs w:val="24"/>
           <w:lang w:val="en-US"/>
         </w:rPr>
-        <w:t>This is achieved through learning the environment and monitoring the relationships between the elements of the sequence.</w:t>
+        <w:t xml:space="preserve">This is achieved through </w:t>
+      </w:r>
+      <w:proofErr w:type="gramStart"/>
+      <w:r>
+        <w:rPr>
+          <w:rFonts w:cs="Times New Roman"/>
+          <w:szCs w:val="24"/>
+          <w:lang w:val="en-US"/>
+        </w:rPr>
+        <w:t>learning</w:t>
+      </w:r>
+      <w:proofErr w:type="gramEnd"/>
+      <w:r>
+        <w:rPr>
+          <w:rFonts w:cs="Times New Roman"/>
+          <w:szCs w:val="24"/>
+          <w:lang w:val="en-US"/>
+        </w:rPr>
+        <w:t xml:space="preserve"> the environment and monitoring the relationships between the elements of the sequence.</w:t>
       </w:r>
     </w:p>
     <w:p>
@@ -7036,7 +7686,7 @@
           <w:lang w:val="en-US"/>
         </w:rPr>
       </w:pPr>
-      <w:bookmarkStart w:id="13" w:name="_Toc214992430"/>
+      <w:bookmarkStart w:id="13" w:name="_Toc215429041"/>
       <w:r>
         <w:rPr>
           <w:lang w:val="en-US"/>
@@ -7133,7 +7783,7 @@
           <w:lang w:val="en-US"/>
         </w:rPr>
       </w:pPr>
-      <w:bookmarkStart w:id="14" w:name="_Toc214992431"/>
+      <w:bookmarkStart w:id="14" w:name="_Toc215429042"/>
       <w:r>
         <w:rPr>
           <w:rFonts w:cs="Times New Roman"/>
@@ -7179,7 +7829,7 @@
         </w:rPr>
       </w:pPr>
       <w:bookmarkStart w:id="15" w:name="_2.1_Offensive_Greek"/>
-      <w:bookmarkStart w:id="16" w:name="_Toc214992432"/>
+      <w:bookmarkStart w:id="16" w:name="_Toc215429043"/>
       <w:bookmarkEnd w:id="15"/>
       <w:r>
         <w:rPr>
@@ -7320,7 +7970,25 @@
           <w:szCs w:val="24"/>
           <w:lang w:val="en-US"/>
         </w:rPr>
-        <w:t>The total number of tweets was 49,154 and the next step was pre-processing. Emoji, URLs and emoticons were removed from all tweets and user references were replaced with @USER.</w:t>
+        <w:t xml:space="preserve">The total number of tweets was 49,154 and the next step was pre-processing. Emoji, URLs and emoticons were removed from all tweets and user references were replaced </w:t>
+      </w:r>
+      <w:proofErr w:type="gramStart"/>
+      <w:r>
+        <w:rPr>
+          <w:rFonts w:cs="Times New Roman"/>
+          <w:szCs w:val="24"/>
+          <w:lang w:val="en-US"/>
+        </w:rPr>
+        <w:t>with @</w:t>
+      </w:r>
+      <w:proofErr w:type="gramEnd"/>
+      <w:r>
+        <w:rPr>
+          <w:rFonts w:cs="Times New Roman"/>
+          <w:szCs w:val="24"/>
+          <w:lang w:val="en-US"/>
+        </w:rPr>
+        <w:t>USER.</w:t>
       </w:r>
       <w:r>
         <w:rPr>
@@ -7823,7 +8491,7 @@
         </w:rPr>
       </w:pPr>
       <w:bookmarkStart w:id="17" w:name="_2.2_Greek_FastText"/>
-      <w:bookmarkStart w:id="18" w:name="_Toc214992433"/>
+      <w:bookmarkStart w:id="18" w:name="_Toc215429044"/>
       <w:bookmarkEnd w:id="17"/>
       <w:r>
         <w:rPr>
@@ -7852,6 +8520,7 @@
         </w:rPr>
         <w:t xml:space="preserve"> </w:t>
       </w:r>
+      <w:proofErr w:type="spellStart"/>
       <w:r>
         <w:rPr>
           <w:rFonts w:cs="Times New Roman"/>
@@ -7861,6 +8530,7 @@
         </w:rPr>
         <w:t>FastText</w:t>
       </w:r>
+      <w:proofErr w:type="spellEnd"/>
       <w:r>
         <w:rPr>
           <w:rFonts w:cs="Times New Roman"/>
@@ -7914,7 +8584,43 @@
           <w:szCs w:val="24"/>
           <w:lang w:val="en-US"/>
         </w:rPr>
-        <w:t xml:space="preserve">Meta's (formerly known as Facebook) fastText was first introduced in the research paper "Enriching Word Vectors with Subword Information" by </w:t>
+        <w:t xml:space="preserve">Meta's (formerly known as Facebook) </w:t>
+      </w:r>
+      <w:proofErr w:type="spellStart"/>
+      <w:r>
+        <w:rPr>
+          <w:rFonts w:cs="Times New Roman"/>
+          <w:szCs w:val="24"/>
+          <w:lang w:val="en-US"/>
+        </w:rPr>
+        <w:t>fastText</w:t>
+      </w:r>
+      <w:proofErr w:type="spellEnd"/>
+      <w:r>
+        <w:rPr>
+          <w:rFonts w:cs="Times New Roman"/>
+          <w:szCs w:val="24"/>
+          <w:lang w:val="en-US"/>
+        </w:rPr>
+        <w:t xml:space="preserve"> was first introduced in the research paper "Enriching Word Vectors with </w:t>
+      </w:r>
+      <w:proofErr w:type="spellStart"/>
+      <w:r>
+        <w:rPr>
+          <w:rFonts w:cs="Times New Roman"/>
+          <w:szCs w:val="24"/>
+          <w:lang w:val="en-US"/>
+        </w:rPr>
+        <w:t>Subword</w:t>
+      </w:r>
+      <w:proofErr w:type="spellEnd"/>
+      <w:r>
+        <w:rPr>
+          <w:rFonts w:cs="Times New Roman"/>
+          <w:szCs w:val="24"/>
+          <w:lang w:val="en-US"/>
+        </w:rPr>
+        <w:t xml:space="preserve"> Information" by </w:t>
       </w:r>
       <w:sdt>
         <w:sdtPr>
@@ -7976,7 +8682,25 @@
           <w:szCs w:val="24"/>
           <w:lang w:val="en-US"/>
         </w:rPr>
-        <w:t>. fastText is a free, lightweight, open-source library that allows users to learn text representations and text classifiers.</w:t>
+        <w:t xml:space="preserve">. </w:t>
+      </w:r>
+      <w:proofErr w:type="spellStart"/>
+      <w:r>
+        <w:rPr>
+          <w:rFonts w:cs="Times New Roman"/>
+          <w:szCs w:val="24"/>
+          <w:lang w:val="en-US"/>
+        </w:rPr>
+        <w:t>fastText</w:t>
+      </w:r>
+      <w:proofErr w:type="spellEnd"/>
+      <w:r>
+        <w:rPr>
+          <w:rFonts w:cs="Times New Roman"/>
+          <w:szCs w:val="24"/>
+          <w:lang w:val="en-US"/>
+        </w:rPr>
+        <w:t xml:space="preserve"> is a free, lightweight, open-source library that allows users to learn text representations and text classifiers.</w:t>
       </w:r>
     </w:p>
     <w:p>
@@ -7988,13 +8712,23 @@
           <w:lang w:val="en-US"/>
         </w:rPr>
       </w:pPr>
-      <w:r>
-        <w:rPr>
-          <w:rFonts w:cs="Times New Roman"/>
-          <w:szCs w:val="24"/>
-          <w:lang w:val="en-US"/>
-        </w:rPr>
-        <w:t>FastText extends the Skip-gram and CBOW models by representing words as units of n-grams of characters instead of individual units. This fundamental shift allows the model to create embeddings for previously unseen words and capture morphological relationships between related terms.</w:t>
+      <w:proofErr w:type="spellStart"/>
+      <w:r>
+        <w:rPr>
+          <w:rFonts w:cs="Times New Roman"/>
+          <w:szCs w:val="24"/>
+          <w:lang w:val="en-US"/>
+        </w:rPr>
+        <w:t>FastText</w:t>
+      </w:r>
+      <w:proofErr w:type="spellEnd"/>
+      <w:r>
+        <w:rPr>
+          <w:rFonts w:cs="Times New Roman"/>
+          <w:szCs w:val="24"/>
+          <w:lang w:val="en-US"/>
+        </w:rPr>
+        <w:t xml:space="preserve"> extends the Skip-gram and CBOW models by representing words as units of n-grams of characters instead of individual units. This fundamental shift allows the model to create embeddings for previously unseen words and capture morphological relationships between related terms.</w:t>
       </w:r>
     </w:p>
     <w:p>
@@ -8030,15 +8764,51 @@
           <w:szCs w:val="24"/>
           <w:lang w:val="en-US"/>
         </w:rPr>
-        <w:t xml:space="preserve">Greek FastText was trained on Common Crawl which is a </w:t>
-      </w:r>
-      <w:r>
-        <w:rPr>
-          <w:rFonts w:cs="Times New Roman"/>
-          <w:szCs w:val="24"/>
-          <w:lang w:val="en-US"/>
-        </w:rPr>
-        <w:t>free, open repository of web crawl data and Wikipedia. Even though it’s not explicitly mentioned in their documentation, we can safely assume that they used the Greek parts of both data sets. For their training procedure, Facebook used the Europarl tokenization which in turn used data from the European parliament</w:t>
+        <w:t xml:space="preserve">Greek </w:t>
+      </w:r>
+      <w:proofErr w:type="spellStart"/>
+      <w:r>
+        <w:rPr>
+          <w:rFonts w:cs="Times New Roman"/>
+          <w:szCs w:val="24"/>
+          <w:lang w:val="en-US"/>
+        </w:rPr>
+        <w:t>FastText</w:t>
+      </w:r>
+      <w:proofErr w:type="spellEnd"/>
+      <w:r>
+        <w:rPr>
+          <w:rFonts w:cs="Times New Roman"/>
+          <w:szCs w:val="24"/>
+          <w:lang w:val="en-US"/>
+        </w:rPr>
+        <w:t xml:space="preserve"> was trained on Common Crawl which is a </w:t>
+      </w:r>
+      <w:r>
+        <w:rPr>
+          <w:rFonts w:cs="Times New Roman"/>
+          <w:szCs w:val="24"/>
+          <w:lang w:val="en-US"/>
+        </w:rPr>
+        <w:t xml:space="preserve">free, open repository of web crawl data and Wikipedia. Even though it’s not explicitly mentioned in their documentation, we can safely assume that they used the Greek parts of both data sets. For their training procedure, Facebook used the </w:t>
+      </w:r>
+      <w:proofErr w:type="spellStart"/>
+      <w:r>
+        <w:rPr>
+          <w:rFonts w:cs="Times New Roman"/>
+          <w:szCs w:val="24"/>
+          <w:lang w:val="en-US"/>
+        </w:rPr>
+        <w:t>Europarl</w:t>
+      </w:r>
+      <w:proofErr w:type="spellEnd"/>
+      <w:r>
+        <w:rPr>
+          <w:rFonts w:cs="Times New Roman"/>
+          <w:szCs w:val="24"/>
+          <w:lang w:val="en-US"/>
+        </w:rPr>
+        <w:t xml:space="preserve"> tokenization which in turn used data from the European parliament</w:t>
       </w:r>
       <w:r>
         <w:rPr>
@@ -8064,7 +8834,7 @@
           <w:lang w:val="en-US"/>
         </w:rPr>
       </w:pPr>
-      <w:bookmarkStart w:id="19" w:name="_Toc214992434"/>
+      <w:bookmarkStart w:id="19" w:name="_Toc215429045"/>
       <w:r>
         <w:rPr>
           <w:rFonts w:cs="Times New Roman"/>
@@ -8127,7 +8897,7 @@
           <w:lang w:val="en-US"/>
         </w:rPr>
       </w:pPr>
-      <w:bookmarkStart w:id="20" w:name="_Toc214992435"/>
+      <w:bookmarkStart w:id="20" w:name="_Toc215429046"/>
       <w:r>
         <w:rPr>
           <w:rFonts w:cs="Times New Roman"/>
@@ -8247,7 +9017,7 @@
           <w:lang w:val="en-US"/>
         </w:rPr>
       </w:pPr>
-      <w:bookmarkStart w:id="21" w:name="_Toc214992436"/>
+      <w:bookmarkStart w:id="21" w:name="_Toc215429047"/>
       <w:r>
         <w:rPr>
           <w:lang w:val="en-US"/>
@@ -8394,7 +9164,39 @@
           <w:rFonts w:eastAsiaTheme="minorEastAsia"/>
           <w:lang w:val="en-US"/>
         </w:rPr>
-        <w:t>Inverse document frequency (IDF) measures how important a term is. However, terms like "is", "and", and "are" might be more frequent but not particularly significant. This technique assigns more weight to rare terms while assigning less weight to frequent ones</w:t>
+        <w:t>Inverse document frequency (IDF) measures how important a term is. However, terms like "</w:t>
+      </w:r>
+      <w:proofErr w:type="gramStart"/>
+      <w:r>
+        <w:rPr>
+          <w:rFonts w:eastAsiaTheme="minorEastAsia"/>
+          <w:lang w:val="en-US"/>
+        </w:rPr>
+        <w:t>is</w:t>
+      </w:r>
+      <w:proofErr w:type="gramEnd"/>
+      <w:r>
+        <w:rPr>
+          <w:rFonts w:eastAsiaTheme="minorEastAsia"/>
+          <w:lang w:val="en-US"/>
+        </w:rPr>
+        <w:t xml:space="preserve">", "and", and </w:t>
+      </w:r>
+      <w:proofErr w:type="gramStart"/>
+      <w:r>
+        <w:rPr>
+          <w:rFonts w:eastAsiaTheme="minorEastAsia"/>
+          <w:lang w:val="en-US"/>
+        </w:rPr>
+        <w:t>"are" might be</w:t>
+      </w:r>
+      <w:proofErr w:type="gramEnd"/>
+      <w:r>
+        <w:rPr>
+          <w:rFonts w:eastAsiaTheme="minorEastAsia"/>
+          <w:lang w:val="en-US"/>
+        </w:rPr>
+        <w:t xml:space="preserve"> more frequent but not particularly significant. This technique assigns more weight to rare terms while assigning less weight to frequent ones</w:t>
       </w:r>
       <w:r>
         <w:rPr>
@@ -8625,7 +9427,15 @@
           <w:rFonts w:ascii="Cambria Math" w:eastAsiaTheme="minorEastAsia" w:hAnsi="Cambria Math" w:cs="Cambria Math"/>
           <w:lang w:val="en-US"/>
         </w:rPr>
-        <w:t>𝑑∈𝐷</w:t>
+        <w:t>𝑑∈</w:t>
+      </w:r>
+      <w:proofErr w:type="gramStart"/>
+      <w:r>
+        <w:rPr>
+          <w:rFonts w:ascii="Cambria Math" w:eastAsiaTheme="minorEastAsia" w:hAnsi="Cambria Math" w:cs="Cambria Math"/>
+          <w:lang w:val="en-US"/>
+        </w:rPr>
+        <w:t>𝐷</w:t>
       </w:r>
       <w:r>
         <w:rPr>
@@ -8639,14 +9449,38 @@
           <w:rFonts w:ascii="Cambria Math" w:eastAsiaTheme="minorEastAsia" w:hAnsi="Cambria Math" w:cs="Cambria Math"/>
           <w:lang w:val="en-US"/>
         </w:rPr>
-        <w:t>𝑡∈𝑑</w:t>
+        <w:t>𝑡</w:t>
+      </w:r>
+      <w:proofErr w:type="gramEnd"/>
+      <w:r>
+        <w:rPr>
+          <w:rFonts w:ascii="Cambria Math" w:eastAsiaTheme="minorEastAsia" w:hAnsi="Cambria Math" w:cs="Cambria Math"/>
+          <w:lang w:val="en-US"/>
+        </w:rPr>
+        <w:t>∈</w:t>
+      </w:r>
+      <w:proofErr w:type="gramStart"/>
+      <w:r>
+        <w:rPr>
+          <w:rFonts w:ascii="Cambria Math" w:eastAsiaTheme="minorEastAsia" w:hAnsi="Cambria Math" w:cs="Cambria Math"/>
+          <w:lang w:val="en-US"/>
+        </w:rPr>
+        <w:t>𝑑</w:t>
       </w:r>
       <w:r>
         <w:rPr>
           <w:rFonts w:eastAsiaTheme="minorEastAsia"/>
           <w:lang w:val="en-US"/>
         </w:rPr>
-        <w:t xml:space="preserve">}| is the number of documents where the term </w:t>
+        <w:t>}|</w:t>
+      </w:r>
+      <w:proofErr w:type="gramEnd"/>
+      <w:r>
+        <w:rPr>
+          <w:rFonts w:eastAsiaTheme="minorEastAsia"/>
+          <w:lang w:val="en-US"/>
+        </w:rPr>
+        <w:t xml:space="preserve"> is the number of documents where the term </w:t>
       </w:r>
       <w:r>
         <w:rPr>
@@ -8700,7 +9534,15 @@
           <w:rFonts w:ascii="Cambria Math" w:eastAsiaTheme="minorEastAsia" w:hAnsi="Cambria Math" w:cs="Cambria Math"/>
           <w:lang w:val="en-US"/>
         </w:rPr>
-        <w:t>𝑑∈𝐷</w:t>
+        <w:t>𝑑∈</w:t>
+      </w:r>
+      <w:proofErr w:type="gramStart"/>
+      <w:r>
+        <w:rPr>
+          <w:rFonts w:ascii="Cambria Math" w:eastAsiaTheme="minorEastAsia" w:hAnsi="Cambria Math" w:cs="Cambria Math"/>
+          <w:lang w:val="en-US"/>
+        </w:rPr>
+        <w:t>𝐷</w:t>
       </w:r>
       <w:r>
         <w:rPr>
@@ -8714,7 +9556,23 @@
           <w:rFonts w:ascii="Cambria Math" w:eastAsiaTheme="minorEastAsia" w:hAnsi="Cambria Math" w:cs="Cambria Math"/>
           <w:lang w:val="en-US"/>
         </w:rPr>
-        <w:t>𝑡∈𝑑</w:t>
+        <w:t>𝑡</w:t>
+      </w:r>
+      <w:proofErr w:type="gramEnd"/>
+      <w:r>
+        <w:rPr>
+          <w:rFonts w:ascii="Cambria Math" w:eastAsiaTheme="minorEastAsia" w:hAnsi="Cambria Math" w:cs="Cambria Math"/>
+          <w:lang w:val="en-US"/>
+        </w:rPr>
+        <w:t>∈</w:t>
+      </w:r>
+      <w:proofErr w:type="gramStart"/>
+      <w:r>
+        <w:rPr>
+          <w:rFonts w:ascii="Cambria Math" w:eastAsiaTheme="minorEastAsia" w:hAnsi="Cambria Math" w:cs="Cambria Math"/>
+          <w:lang w:val="en-US"/>
+        </w:rPr>
+        <w:t>𝑑</w:t>
       </w:r>
       <w:r>
         <w:rPr>
@@ -8730,6 +9588,7 @@
         </w:rPr>
         <w:t>∣</w:t>
       </w:r>
+      <w:proofErr w:type="gramEnd"/>
       <w:r>
         <w:rPr>
           <w:rFonts w:eastAsiaTheme="minorEastAsia"/>
@@ -8942,13 +9801,23 @@
           <w:lang w:val="en-US"/>
         </w:rPr>
       </w:pPr>
+      <w:proofErr w:type="spellStart"/>
       <w:r>
         <w:rPr>
           <w:rFonts w:eastAsiaTheme="minorEastAsia"/>
           <w:lang w:val="en-US"/>
         </w:rPr>
-        <w:t xml:space="preserve">x_i: TF-IDF value for word </w:t>
-      </w:r>
+        <w:t>x_i</w:t>
+      </w:r>
+      <w:proofErr w:type="spellEnd"/>
+      <w:r>
+        <w:rPr>
+          <w:rFonts w:eastAsiaTheme="minorEastAsia"/>
+          <w:lang w:val="en-US"/>
+        </w:rPr>
+        <w:t xml:space="preserve">: TF-IDF value for word </w:t>
+      </w:r>
+      <w:proofErr w:type="spellStart"/>
       <w:r>
         <w:rPr>
           <w:rFonts w:eastAsiaTheme="minorEastAsia"/>
@@ -8958,6 +9827,7 @@
         </w:rPr>
         <w:t>i</w:t>
       </w:r>
+      <w:proofErr w:type="spellEnd"/>
     </w:p>
     <w:p>
       <w:pPr>
@@ -8971,12 +9841,21 @@
           <w:lang w:val="en-US"/>
         </w:rPr>
       </w:pPr>
+      <w:proofErr w:type="spellStart"/>
       <w:r>
         <w:rPr>
           <w:rFonts w:eastAsiaTheme="minorEastAsia"/>
           <w:lang w:val="en-US"/>
         </w:rPr>
-        <w:t>w_i: learned importance of that word</w:t>
+        <w:t>w_i</w:t>
+      </w:r>
+      <w:proofErr w:type="spellEnd"/>
+      <w:r>
+        <w:rPr>
+          <w:rFonts w:eastAsiaTheme="minorEastAsia"/>
+          <w:lang w:val="en-US"/>
+        </w:rPr>
+        <w:t>: learned importance of that word</w:t>
       </w:r>
     </w:p>
     <w:p>
@@ -9204,7 +10083,7 @@
         </w:rPr>
         <w:t xml:space="preserve"> </w:t>
       </w:r>
-      <w:bookmarkStart w:id="22" w:name="_Toc214992437"/>
+      <w:bookmarkStart w:id="22" w:name="_Toc215429048"/>
       <w:r>
         <w:rPr>
           <w:rFonts w:eastAsiaTheme="minorEastAsia"/>
@@ -9217,9 +10096,34 @@
           <w:rFonts w:eastAsiaTheme="minorEastAsia"/>
           <w:lang w:val="en-US"/>
         </w:rPr>
-        <w:t>Intermediate model with FastText and BiLSTM</w:t>
+        <w:t xml:space="preserve">Intermediate model with </w:t>
+      </w:r>
+      <w:proofErr w:type="spellStart"/>
+      <w:r>
+        <w:rPr>
+          <w:rFonts w:eastAsiaTheme="minorEastAsia"/>
+          <w:lang w:val="en-US"/>
+        </w:rPr>
+        <w:t>FastText</w:t>
+      </w:r>
+      <w:proofErr w:type="spellEnd"/>
+      <w:r>
+        <w:rPr>
+          <w:rFonts w:eastAsiaTheme="minorEastAsia"/>
+          <w:lang w:val="en-US"/>
+        </w:rPr>
+        <w:t xml:space="preserve"> and </w:t>
+      </w:r>
+      <w:proofErr w:type="spellStart"/>
+      <w:r>
+        <w:rPr>
+          <w:rFonts w:eastAsiaTheme="minorEastAsia"/>
+          <w:lang w:val="en-US"/>
+        </w:rPr>
+        <w:t>BiLSTM</w:t>
       </w:r>
       <w:bookmarkEnd w:id="22"/>
+      <w:proofErr w:type="spellEnd"/>
     </w:p>
     <w:p>
       <w:pPr>
@@ -9258,7 +10162,21 @@
         <w:rPr>
           <w:lang w:val="en-US"/>
         </w:rPr>
-        <w:t xml:space="preserve">, this Model uses Meta’s FastText library to import Greek word embeddings. </w:t>
+        <w:t xml:space="preserve">, this Model uses Meta’s </w:t>
+      </w:r>
+      <w:proofErr w:type="spellStart"/>
+      <w:r>
+        <w:rPr>
+          <w:lang w:val="en-US"/>
+        </w:rPr>
+        <w:t>FastText</w:t>
+      </w:r>
+      <w:proofErr w:type="spellEnd"/>
+      <w:r>
+        <w:rPr>
+          <w:lang w:val="en-US"/>
+        </w:rPr>
+        <w:t xml:space="preserve"> library to import Greek word embeddings. </w:t>
       </w:r>
       <w:r>
         <w:rPr>
@@ -9300,20 +10218,42 @@
         <w:rPr>
           <w:lang w:val="en-US"/>
         </w:rPr>
-        <w:t>a Bidirectional Long Short-Term Memory (BiLSTM) classifier on our training and testing data.</w:t>
-      </w:r>
-    </w:p>
-    <w:p>
-      <w:pPr>
-        <w:rPr>
-          <w:lang w:val="en-US"/>
-        </w:rPr>
-      </w:pPr>
-      <w:r>
-        <w:rPr>
-          <w:lang w:val="en-US"/>
-        </w:rPr>
-        <w:t>BiLSTM is a type of Recurrent Neural Network (RNN)</w:t>
+        <w:t>a Bidirectional Long Short-Term Memory (</w:t>
+      </w:r>
+      <w:proofErr w:type="spellStart"/>
+      <w:r>
+        <w:rPr>
+          <w:lang w:val="en-US"/>
+        </w:rPr>
+        <w:t>BiLSTM</w:t>
+      </w:r>
+      <w:proofErr w:type="spellEnd"/>
+      <w:r>
+        <w:rPr>
+          <w:lang w:val="en-US"/>
+        </w:rPr>
+        <w:t>) classifier on our training and testing data.</w:t>
+      </w:r>
+    </w:p>
+    <w:p>
+      <w:pPr>
+        <w:rPr>
+          <w:lang w:val="en-US"/>
+        </w:rPr>
+      </w:pPr>
+      <w:proofErr w:type="spellStart"/>
+      <w:r>
+        <w:rPr>
+          <w:lang w:val="en-US"/>
+        </w:rPr>
+        <w:t>BiLSTM</w:t>
+      </w:r>
+      <w:proofErr w:type="spellEnd"/>
+      <w:r>
+        <w:rPr>
+          <w:lang w:val="en-US"/>
+        </w:rPr>
+        <w:t xml:space="preserve"> is a type of Recurrent Neural Network (RNN)</w:t>
       </w:r>
       <w:r>
         <w:rPr>
@@ -9331,7 +10271,21 @@
         <w:rPr>
           <w:lang w:val="en-US"/>
         </w:rPr>
-        <w:t xml:space="preserve">Unlike traditional RNNs that process input sequences in only one direction (either forward or backward), BiLSTM processes the sequence in both directions simultaneously. It consists of two LSTM layers: </w:t>
+        <w:t xml:space="preserve">Unlike traditional RNNs that process input sequences in only one direction (either forward or backward), </w:t>
+      </w:r>
+      <w:proofErr w:type="spellStart"/>
+      <w:r>
+        <w:rPr>
+          <w:lang w:val="en-US"/>
+        </w:rPr>
+        <w:t>BiLSTM</w:t>
+      </w:r>
+      <w:proofErr w:type="spellEnd"/>
+      <w:r>
+        <w:rPr>
+          <w:lang w:val="en-US"/>
+        </w:rPr>
+        <w:t xml:space="preserve"> processes the sequence in both directions simultaneously. It consists of two LSTM layers: </w:t>
       </w:r>
       <w:r>
         <w:rPr>
@@ -9351,7 +10305,14 @@
         <w:rPr>
           <w:lang w:val="en-US"/>
         </w:rPr>
-        <w:t>During the forward pass, the input sequence is fed into the forward LSTM layer from the first</w:t>
+        <w:t xml:space="preserve">During the forward pass, the input sequence is fed into the forward LSTM layer from the </w:t>
+      </w:r>
+      <w:proofErr w:type="gramStart"/>
+      <w:r>
+        <w:rPr>
+          <w:lang w:val="en-US"/>
+        </w:rPr>
+        <w:t>first</w:t>
       </w:r>
       <w:r>
         <w:rPr>
@@ -9363,7 +10324,28 @@
         <w:rPr>
           <w:lang w:val="en-US"/>
         </w:rPr>
-        <w:t>time step to the last. At each time step, the forward LSTM computes its hidden state and updates its memory cell based on the current input and the previous hidden state and memory cell.</w:t>
+        <w:t>time</w:t>
+      </w:r>
+      <w:proofErr w:type="gramEnd"/>
+      <w:r>
+        <w:rPr>
+          <w:lang w:val="en-US"/>
+        </w:rPr>
+        <w:t xml:space="preserve"> step to the last. At </w:t>
+      </w:r>
+      <w:proofErr w:type="gramStart"/>
+      <w:r>
+        <w:rPr>
+          <w:lang w:val="en-US"/>
+        </w:rPr>
+        <w:t>each time</w:t>
+      </w:r>
+      <w:proofErr w:type="gramEnd"/>
+      <w:r>
+        <w:rPr>
+          <w:lang w:val="en-US"/>
+        </w:rPr>
+        <w:t xml:space="preserve"> step, the forward LSTM computes its hidden state and updates its memory cell based on the current input and the previous hidden state and memory cell.</w:t>
       </w:r>
     </w:p>
     <w:p>
@@ -9432,7 +10414,21 @@
         <w:rPr>
           <w:lang w:val="en-US"/>
         </w:rPr>
-        <w:t xml:space="preserve"> of BiLSTM is that it captures not only the context </w:t>
+        <w:t xml:space="preserve"> of </w:t>
+      </w:r>
+      <w:proofErr w:type="spellStart"/>
+      <w:r>
+        <w:rPr>
+          <w:lang w:val="en-US"/>
+        </w:rPr>
+        <w:t>BiLSTM</w:t>
+      </w:r>
+      <w:proofErr w:type="spellEnd"/>
+      <w:r>
+        <w:rPr>
+          <w:lang w:val="en-US"/>
+        </w:rPr>
+        <w:t xml:space="preserve"> is that it captures not only the context </w:t>
       </w:r>
       <w:r>
         <w:rPr>
@@ -9444,7 +10440,21 @@
         <w:rPr>
           <w:lang w:val="en-US"/>
         </w:rPr>
-        <w:t xml:space="preserve"> a specific time step (as in traditional RNNs) but also the context that follows. By considering both past and future information, BiLSTM can capture richer dependencies in the input sequence.</w:t>
+        <w:t xml:space="preserve"> a specific time step (as in traditional RNNs) but also the context that follows. By considering both past and future information, </w:t>
+      </w:r>
+      <w:proofErr w:type="spellStart"/>
+      <w:r>
+        <w:rPr>
+          <w:lang w:val="en-US"/>
+        </w:rPr>
+        <w:t>BiLSTM</w:t>
+      </w:r>
+      <w:proofErr w:type="spellEnd"/>
+      <w:r>
+        <w:rPr>
+          <w:lang w:val="en-US"/>
+        </w:rPr>
+        <w:t xml:space="preserve"> can capture richer dependencies in the input sequence.</w:t>
       </w:r>
     </w:p>
     <w:p>
@@ -9631,7 +10641,35 @@
         <w:rPr>
           <w:lang w:val="en-US"/>
         </w:rPr>
-        <w:t>, RMSProp and AdaGrad.</w:t>
+        <w:t xml:space="preserve">, </w:t>
+      </w:r>
+      <w:proofErr w:type="spellStart"/>
+      <w:r>
+        <w:rPr>
+          <w:lang w:val="en-US"/>
+        </w:rPr>
+        <w:t>RMSProp</w:t>
+      </w:r>
+      <w:proofErr w:type="spellEnd"/>
+      <w:r>
+        <w:rPr>
+          <w:lang w:val="en-US"/>
+        </w:rPr>
+        <w:t xml:space="preserve"> and </w:t>
+      </w:r>
+      <w:proofErr w:type="spellStart"/>
+      <w:r>
+        <w:rPr>
+          <w:lang w:val="en-US"/>
+        </w:rPr>
+        <w:t>AdaGrad</w:t>
+      </w:r>
+      <w:proofErr w:type="spellEnd"/>
+      <w:r>
+        <w:rPr>
+          <w:lang w:val="en-US"/>
+        </w:rPr>
+        <w:t>.</w:t>
       </w:r>
     </w:p>
     <w:p>
@@ -9936,12 +10974,20 @@
           <w:lang w:val="en-US"/>
         </w:rPr>
       </w:pPr>
+      <w:proofErr w:type="spellStart"/>
       <w:r>
         <w:rPr>
           <w:lang w:val="en-US"/>
         </w:rPr>
         <w:lastRenderedPageBreak/>
-        <w:t xml:space="preserve">y_i </w:t>
+        <w:t>y_i</w:t>
+      </w:r>
+      <w:proofErr w:type="spellEnd"/>
+      <w:r>
+        <w:rPr>
+          <w:lang w:val="en-US"/>
+        </w:rPr>
+        <w:t xml:space="preserve"> </w:t>
       </w:r>
       <w:r>
         <w:rPr>
@@ -9949,11 +10995,19 @@
         </w:rPr>
         <w:t xml:space="preserve">true label for sample </w:t>
       </w:r>
-      <w:r>
-        <w:rPr>
-          <w:lang w:val="en-US"/>
-        </w:rPr>
-        <w:t xml:space="preserve">i </w:t>
+      <w:proofErr w:type="spellStart"/>
+      <w:r>
+        <w:rPr>
+          <w:lang w:val="en-US"/>
+        </w:rPr>
+        <w:t>i</w:t>
+      </w:r>
+      <w:proofErr w:type="spellEnd"/>
+      <w:r>
+        <w:rPr>
+          <w:lang w:val="en-US"/>
+        </w:rPr>
+        <w:t xml:space="preserve"> </w:t>
       </w:r>
       <w:r>
         <w:rPr>
@@ -9973,18 +11027,34 @@
           <w:lang w:val="en-US"/>
         </w:rPr>
       </w:pPr>
-      <w:r>
-        <w:rPr>
-          <w:lang w:val="en-US"/>
-        </w:rPr>
-        <w:t xml:space="preserve">p_i </w:t>
-      </w:r>
-      <w:r>
-        <w:rPr>
-          <w:lang w:val="en-US"/>
-        </w:rPr>
-        <w:t>model-predicted probability for class 1 for sample i</w:t>
-      </w:r>
+      <w:proofErr w:type="spellStart"/>
+      <w:r>
+        <w:rPr>
+          <w:lang w:val="en-US"/>
+        </w:rPr>
+        <w:t>p_i</w:t>
+      </w:r>
+      <w:proofErr w:type="spellEnd"/>
+      <w:r>
+        <w:rPr>
+          <w:lang w:val="en-US"/>
+        </w:rPr>
+        <w:t xml:space="preserve"> </w:t>
+      </w:r>
+      <w:r>
+        <w:rPr>
+          <w:lang w:val="en-US"/>
+        </w:rPr>
+        <w:t xml:space="preserve">model-predicted probability for class 1 for sample </w:t>
+      </w:r>
+      <w:proofErr w:type="spellStart"/>
+      <w:r>
+        <w:rPr>
+          <w:lang w:val="en-US"/>
+        </w:rPr>
+        <w:t>i</w:t>
+      </w:r>
+      <w:proofErr w:type="spellEnd"/>
     </w:p>
     <w:p>
       <w:pPr>
@@ -9997,7 +11067,7 @@
           <w:lang w:val="en-US"/>
         </w:rPr>
       </w:pPr>
-      <w:bookmarkStart w:id="23" w:name="_Toc214992438"/>
+      <w:bookmarkStart w:id="23" w:name="_Toc215429049"/>
       <w:r>
         <w:rPr>
           <w:lang w:val="en-US"/>
@@ -10095,20 +11165,48 @@
         <w:rPr>
           <w:lang w:val="en-US"/>
         </w:rPr>
-        <w:t>BERT, as the name suggests, is a multi-layer bidirectional Transformer encoder and was trained on a massive dataset of 3.3 billion words. Specifically, BERT was trained on Wikipedia (~2.5B words) and Google's BooksCorpus (~800M words). BERT is pre-trained using two tasks. The first task, "Masked Language Modeling" (MLM), involves masking a percentage of the words in the input, and the model attempts to predict them based on their context. This is also referred to as the Cloze task in literature. The second task is "Next Sentence Prediction" (NSP), which helps the model understand the relationship between sentences, such as whether one sentence follows another.</w:t>
-      </w:r>
-    </w:p>
-    <w:p>
-      <w:pPr>
-        <w:rPr>
-          <w:lang w:val="en-US"/>
-        </w:rPr>
-      </w:pPr>
-      <w:r>
-        <w:rPr>
-          <w:lang w:val="en-US"/>
-        </w:rPr>
-        <w:t>BERT is a transformer-based model. The Transformer architecture enables extremely efficient parallelization of machine learning training. This massive parallelization makes it feasible to train BERT on large amounts of data in a relatively short period of time. Transformers use an attention mechanism to observe relationships between words, a concept originally proposed in the influential paper "Attention Is All You Need"</w:t>
+        <w:t xml:space="preserve">BERT, as the name suggests, is a multi-layer bidirectional Transformer encoder and was trained on a massive dataset of 3.3 billion words. Specifically, BERT was trained on Wikipedia (~2.5B words) and Google's </w:t>
+      </w:r>
+      <w:proofErr w:type="spellStart"/>
+      <w:r>
+        <w:rPr>
+          <w:lang w:val="en-US"/>
+        </w:rPr>
+        <w:t>BooksCorpus</w:t>
+      </w:r>
+      <w:proofErr w:type="spellEnd"/>
+      <w:r>
+        <w:rPr>
+          <w:lang w:val="en-US"/>
+        </w:rPr>
+        <w:t xml:space="preserve"> (~800M words). BERT is pre-trained using two tasks. The first task, "Masked Language Modeling" (MLM), involves masking a percentage of the words in the input, and the model attempts to predict them based on their context. This is also referred to as the Cloze task in literature. The second task is "Next Sentence Prediction" (NSP), which helps the model understand the relationship between sentences, such as whether one sentence follows another.</w:t>
+      </w:r>
+    </w:p>
+    <w:p>
+      <w:pPr>
+        <w:rPr>
+          <w:lang w:val="en-US"/>
+        </w:rPr>
+      </w:pPr>
+      <w:r>
+        <w:rPr>
+          <w:lang w:val="en-US"/>
+        </w:rPr>
+        <w:t xml:space="preserve">BERT is a transformer-based model. </w:t>
+      </w:r>
+      <w:proofErr w:type="gramStart"/>
+      <w:r>
+        <w:rPr>
+          <w:lang w:val="en-US"/>
+        </w:rPr>
+        <w:t>The Transformer</w:t>
+      </w:r>
+      <w:proofErr w:type="gramEnd"/>
+      <w:r>
+        <w:rPr>
+          <w:lang w:val="en-US"/>
+        </w:rPr>
+        <w:t xml:space="preserve"> architecture enables extremely efficient parallelization of machine learning training. This massive parallelization makes it feasible to train BERT on large amounts of data in a relatively short period of time. Transformers use an attention mechanism to observe relationships between words, a concept originally proposed in the influential paper "Attention Is All You Need"</w:t>
       </w:r>
       <w:sdt>
         <w:sdtPr>
@@ -10214,7 +11312,35 @@
         <w:rPr>
           <w:lang w:val="en-US"/>
         </w:rPr>
-        <w:t>For the task at hand, which involves Greek text, the original BERT model would not be able to recognize the language, so an alternative model based on the original was employed. GreekBERT was created using the official code provided in Google's BERT GitHub repository with similar size and parameters to the base BERT model (12-layer, 768-hidden, 12-heads, 110M parameters). GreekBERT was trained on the Greek portion of Wikipedia, the Greek portion of the European Parliament Proceedings Parallel Corpus, and the Greek portion of OSCAR, a cleansed version of Common Crawl. This model is clearly better suited for the specific requirements of this task</w:t>
+        <w:t xml:space="preserve">For the task at hand, which involves Greek text, the original BERT model would not be able to recognize the language, so an alternative model based on the original was employed. </w:t>
+      </w:r>
+      <w:proofErr w:type="spellStart"/>
+      <w:r>
+        <w:rPr>
+          <w:lang w:val="en-US"/>
+        </w:rPr>
+        <w:t>GreekBERT</w:t>
+      </w:r>
+      <w:proofErr w:type="spellEnd"/>
+      <w:r>
+        <w:rPr>
+          <w:lang w:val="en-US"/>
+        </w:rPr>
+        <w:t xml:space="preserve"> was created using the official code provided in Google's BERT GitHub repository with similar size and parameters to the base BERT model (12-layer, 768-hidden, 12-heads, 110M parameters). </w:t>
+      </w:r>
+      <w:proofErr w:type="spellStart"/>
+      <w:r>
+        <w:rPr>
+          <w:lang w:val="en-US"/>
+        </w:rPr>
+        <w:t>GreekBERT</w:t>
+      </w:r>
+      <w:proofErr w:type="spellEnd"/>
+      <w:r>
+        <w:rPr>
+          <w:lang w:val="en-US"/>
+        </w:rPr>
+        <w:t xml:space="preserve"> was trained on the Greek portion of Wikipedia, the Greek portion of the European Parliament Proceedings Parallel Corpus, and the Greek portion of OSCAR, a cleansed version of Common Crawl. This model is clearly better suited for the specific requirements of this task</w:t>
       </w:r>
       <w:r>
         <w:rPr>
@@ -10234,7 +11360,7 @@
           <w:lang w:val="en-US"/>
         </w:rPr>
       </w:pPr>
-      <w:bookmarkStart w:id="24" w:name="_Toc214992439"/>
+      <w:bookmarkStart w:id="24" w:name="_Toc215429050"/>
       <w:r>
         <w:rPr>
           <w:lang w:val="en-US"/>
@@ -10254,7 +11380,7 @@
           <w:lang w:val="en-US"/>
         </w:rPr>
       </w:pPr>
-      <w:bookmarkStart w:id="25" w:name="_Toc214992440"/>
+      <w:bookmarkStart w:id="25" w:name="_Toc215429051"/>
       <w:r>
         <w:rPr>
           <w:lang w:val="en-US"/>
@@ -10388,7 +11514,21 @@
         <w:rPr>
           <w:lang w:val="en-US"/>
         </w:rPr>
-        <w:t>The code used for the development and evaluation of the models was written in Python version 3.13.9 with additional libraries including scikit-learn, TensorFlow, PyTorch, FastText, NumPy, pandas, and transformers</w:t>
+        <w:t xml:space="preserve">The code used for the development and evaluation of the models was written in Python version 3.13.9 with additional libraries including scikit-learn, TensorFlow, PyTorch, </w:t>
+      </w:r>
+      <w:proofErr w:type="spellStart"/>
+      <w:r>
+        <w:rPr>
+          <w:lang w:val="en-US"/>
+        </w:rPr>
+        <w:t>FastText</w:t>
+      </w:r>
+      <w:proofErr w:type="spellEnd"/>
+      <w:r>
+        <w:rPr>
+          <w:lang w:val="en-US"/>
+        </w:rPr>
+        <w:t>, NumPy, pandas, and transformers</w:t>
       </w:r>
       <w:r>
         <w:rPr>
@@ -10474,7 +11614,35 @@
         <w:rPr>
           <w:lang w:val="en-US"/>
         </w:rPr>
-        <w:t>Intermediate Model (FastText + BiLSTM):</w:t>
+        <w:t>Intermediate Model (</w:t>
+      </w:r>
+      <w:proofErr w:type="spellStart"/>
+      <w:r>
+        <w:rPr>
+          <w:lang w:val="en-US"/>
+        </w:rPr>
+        <w:t>FastText</w:t>
+      </w:r>
+      <w:proofErr w:type="spellEnd"/>
+      <w:r>
+        <w:rPr>
+          <w:lang w:val="en-US"/>
+        </w:rPr>
+        <w:t xml:space="preserve"> + </w:t>
+      </w:r>
+      <w:proofErr w:type="spellStart"/>
+      <w:r>
+        <w:rPr>
+          <w:lang w:val="en-US"/>
+        </w:rPr>
+        <w:t>BiLSTM</w:t>
+      </w:r>
+      <w:proofErr w:type="spellEnd"/>
+      <w:r>
+        <w:rPr>
+          <w:lang w:val="en-US"/>
+        </w:rPr>
+        <w:t>):</w:t>
       </w:r>
     </w:p>
     <w:p>
@@ -10599,7 +11767,21 @@
         <w:rPr>
           <w:lang w:val="en-US"/>
         </w:rPr>
-        <w:t>Advanced Model (GreekBERT):</w:t>
+        <w:t>Advanced Model (</w:t>
+      </w:r>
+      <w:proofErr w:type="spellStart"/>
+      <w:r>
+        <w:rPr>
+          <w:lang w:val="en-US"/>
+        </w:rPr>
+        <w:t>GreekBERT</w:t>
+      </w:r>
+      <w:proofErr w:type="spellEnd"/>
+      <w:r>
+        <w:rPr>
+          <w:lang w:val="en-US"/>
+        </w:rPr>
+        <w:t>):</w:t>
       </w:r>
     </w:p>
     <w:p>
@@ -10701,7 +11883,21 @@
         <w:rPr>
           <w:lang w:val="en-US"/>
         </w:rPr>
-        <w:t>Learning Rate: 2e-5</w:t>
+        <w:t xml:space="preserve">Learning Rate: </w:t>
+      </w:r>
+      <w:proofErr w:type="gramStart"/>
+      <w:r>
+        <w:rPr>
+          <w:lang w:val="en-US"/>
+        </w:rPr>
+        <w:t>2e</w:t>
+      </w:r>
+      <w:proofErr w:type="gramEnd"/>
+      <w:r>
+        <w:rPr>
+          <w:lang w:val="en-US"/>
+        </w:rPr>
+        <w:t>-5</w:t>
       </w:r>
     </w:p>
     <w:p>
@@ -10728,7 +11924,7 @@
           <w:lang w:val="en-US"/>
         </w:rPr>
       </w:pPr>
-      <w:bookmarkStart w:id="26" w:name="_Toc214992441"/>
+      <w:bookmarkStart w:id="26" w:name="_Toc215429052"/>
       <w:r>
         <w:rPr>
           <w:lang w:val="en-US"/>
@@ -11009,7 +12205,7 @@
           <w:lang w:val="en-US"/>
         </w:rPr>
       </w:pPr>
-      <w:bookmarkStart w:id="27" w:name="_Toc214992442"/>
+      <w:bookmarkStart w:id="27" w:name="_Toc215429053"/>
       <w:r>
         <w:rPr>
           <w:rFonts w:eastAsiaTheme="minorEastAsia"/>
@@ -11257,8 +12453,13 @@
                 <w:lang w:val="en-US"/>
               </w:rPr>
             </w:pPr>
-            <w:r>
-              <w:t>Baseline (TF-IDF + LR)</w:t>
+            <w:proofErr w:type="spellStart"/>
+            <w:r>
+              <w:t>Baseline</w:t>
+            </w:r>
+            <w:proofErr w:type="spellEnd"/>
+            <w:r>
+              <w:t xml:space="preserve"> (TF-IDF + LR)</w:t>
             </w:r>
           </w:p>
         </w:tc>
@@ -11487,8 +12688,29 @@
                 <w:lang w:val="en-US"/>
               </w:rPr>
             </w:pPr>
-            <w:r>
-              <w:t>Intermediate (FastText + BiLSTM)</w:t>
+            <w:proofErr w:type="spellStart"/>
+            <w:r>
+              <w:t>Intermediate</w:t>
+            </w:r>
+            <w:proofErr w:type="spellEnd"/>
+            <w:r>
+              <w:t xml:space="preserve"> (</w:t>
+            </w:r>
+            <w:proofErr w:type="spellStart"/>
+            <w:r>
+              <w:t>FastText</w:t>
+            </w:r>
+            <w:proofErr w:type="spellEnd"/>
+            <w:r>
+              <w:t xml:space="preserve"> + </w:t>
+            </w:r>
+            <w:proofErr w:type="spellStart"/>
+            <w:r>
+              <w:t>BiLSTM</w:t>
+            </w:r>
+            <w:proofErr w:type="spellEnd"/>
+            <w:r>
+              <w:t>)</w:t>
             </w:r>
           </w:p>
         </w:tc>
@@ -11651,8 +12873,21 @@
                 <w:lang w:val="en-US"/>
               </w:rPr>
             </w:pPr>
-            <w:r>
-              <w:t>Advanced (GreekBERT)</w:t>
+            <w:proofErr w:type="spellStart"/>
+            <w:r>
+              <w:t>Advanced</w:t>
+            </w:r>
+            <w:proofErr w:type="spellEnd"/>
+            <w:r>
+              <w:t xml:space="preserve"> (</w:t>
+            </w:r>
+            <w:proofErr w:type="spellStart"/>
+            <w:r>
+              <w:t>GreekBERT</w:t>
+            </w:r>
+            <w:proofErr w:type="spellEnd"/>
+            <w:r>
+              <w:t>)</w:t>
             </w:r>
           </w:p>
         </w:tc>
@@ -11881,7 +13116,7 @@
           <w:lang w:val="en-US"/>
         </w:rPr>
       </w:pPr>
-      <w:bookmarkStart w:id="28" w:name="_Toc214992443"/>
+      <w:bookmarkStart w:id="28" w:name="_Toc215429054"/>
       <w:r>
         <w:rPr>
           <w:lang w:val="en-US"/>
@@ -12620,7 +13855,7 @@
           <w:lang w:val="en-US"/>
         </w:rPr>
       </w:pPr>
-      <w:bookmarkStart w:id="29" w:name="_Toc214992444"/>
+      <w:bookmarkStart w:id="29" w:name="_Toc215429055"/>
       <w:r>
         <w:rPr>
           <w:lang w:val="en-US"/>
@@ -12642,7 +13877,39 @@
         <w:t xml:space="preserve">To determine whether preprocessing was necessary or had any impact on model performance, all algorithms were evaluated with data both before and after preprocessing. </w:t>
       </w:r>
       <w:r>
-        <w:t>The results are presented in Table 7.</w:t>
+        <w:t xml:space="preserve">The </w:t>
+      </w:r>
+      <w:proofErr w:type="spellStart"/>
+      <w:r>
+        <w:t>results</w:t>
+      </w:r>
+      <w:proofErr w:type="spellEnd"/>
+      <w:r>
+        <w:t xml:space="preserve"> </w:t>
+      </w:r>
+      <w:proofErr w:type="spellStart"/>
+      <w:r>
+        <w:t>are</w:t>
+      </w:r>
+      <w:proofErr w:type="spellEnd"/>
+      <w:r>
+        <w:t xml:space="preserve"> </w:t>
+      </w:r>
+      <w:proofErr w:type="spellStart"/>
+      <w:r>
+        <w:t>presented</w:t>
+      </w:r>
+      <w:proofErr w:type="spellEnd"/>
+      <w:r>
+        <w:t xml:space="preserve"> in </w:t>
+      </w:r>
+      <w:proofErr w:type="spellStart"/>
+      <w:r>
+        <w:t>Table</w:t>
+      </w:r>
+      <w:proofErr w:type="spellEnd"/>
+      <w:r>
+        <w:t xml:space="preserve"> 7.</w:t>
       </w:r>
     </w:p>
     <w:p>
@@ -12937,7 +14204,7 @@
           <w:lang w:val="en-US"/>
         </w:rPr>
       </w:pPr>
-      <w:bookmarkStart w:id="30" w:name="_Toc214992445"/>
+      <w:bookmarkStart w:id="30" w:name="_Toc215429056"/>
       <w:r>
         <w:rPr>
           <w:lang w:val="en-US"/>
@@ -12957,7 +14224,7 @@
           <w:lang w:val="en-US"/>
         </w:rPr>
       </w:pPr>
-      <w:bookmarkStart w:id="31" w:name="_Toc214992446"/>
+      <w:bookmarkStart w:id="31" w:name="_Toc215429057"/>
       <w:r>
         <w:rPr>
           <w:lang w:val="en-US"/>
@@ -12976,20 +14243,76 @@
         <w:rPr>
           <w:lang w:val="en-US"/>
         </w:rPr>
-        <w:t>This study evaluated three machine learning approaches for toxicity detection in Greek text. The baseline model using TF-IDF and logistic regression achieved the highest performance with an 89% macro-averaged F1 score, followed by the FastText + BiLSTM intermediate model at 85%, and the GreekBERT advanced model at 84%.</w:t>
-      </w:r>
-    </w:p>
-    <w:p>
-      <w:pPr>
-        <w:rPr>
-          <w:lang w:val="en-US"/>
-        </w:rPr>
-      </w:pPr>
-      <w:r>
-        <w:rPr>
-          <w:lang w:val="en-US"/>
-        </w:rPr>
-        <w:t>While the F1 scores appear to follow a downward trend as model complexity increased, examination of the confusion matrices reveals that offensive tweet classification accuracy actually followed an increasing trend. This indicates that the primary challenge was the incorrect classification of non-offensive tweets as offensive (false positives), rather than the failure to detect offensive tweets correctly.</w:t>
+        <w:t xml:space="preserve">This study evaluated three machine learning approaches for toxicity detection in Greek text. The baseline model using TF-IDF and logistic regression achieved the highest performance with an 89% macro-averaged F1 score, followed by the </w:t>
+      </w:r>
+      <w:proofErr w:type="spellStart"/>
+      <w:r>
+        <w:rPr>
+          <w:lang w:val="en-US"/>
+        </w:rPr>
+        <w:t>FastText</w:t>
+      </w:r>
+      <w:proofErr w:type="spellEnd"/>
+      <w:r>
+        <w:rPr>
+          <w:lang w:val="en-US"/>
+        </w:rPr>
+        <w:t xml:space="preserve"> + </w:t>
+      </w:r>
+      <w:proofErr w:type="spellStart"/>
+      <w:r>
+        <w:rPr>
+          <w:lang w:val="en-US"/>
+        </w:rPr>
+        <w:t>BiLSTM</w:t>
+      </w:r>
+      <w:proofErr w:type="spellEnd"/>
+      <w:r>
+        <w:rPr>
+          <w:lang w:val="en-US"/>
+        </w:rPr>
+        <w:t xml:space="preserve"> intermediate model at 85%, and the </w:t>
+      </w:r>
+      <w:proofErr w:type="spellStart"/>
+      <w:r>
+        <w:rPr>
+          <w:lang w:val="en-US"/>
+        </w:rPr>
+        <w:t>GreekBERT</w:t>
+      </w:r>
+      <w:proofErr w:type="spellEnd"/>
+      <w:r>
+        <w:rPr>
+          <w:lang w:val="en-US"/>
+        </w:rPr>
+        <w:t xml:space="preserve"> advanced model at 84%.</w:t>
+      </w:r>
+    </w:p>
+    <w:p>
+      <w:pPr>
+        <w:rPr>
+          <w:lang w:val="en-US"/>
+        </w:rPr>
+      </w:pPr>
+      <w:r>
+        <w:rPr>
+          <w:lang w:val="en-US"/>
+        </w:rPr>
+        <w:t xml:space="preserve">While the F1 scores appear to follow a downward trend as model complexity increased, examination of the confusion matrices reveals that offensive tweet classification accuracy </w:t>
+      </w:r>
+      <w:proofErr w:type="gramStart"/>
+      <w:r>
+        <w:rPr>
+          <w:lang w:val="en-US"/>
+        </w:rPr>
+        <w:t>actually followed</w:t>
+      </w:r>
+      <w:proofErr w:type="gramEnd"/>
+      <w:r>
+        <w:rPr>
+          <w:lang w:val="en-US"/>
+        </w:rPr>
+        <w:t xml:space="preserve"> an increasing trend. This indicates that the primary challenge was the incorrect classification of non-offensive tweets as offensive (false positives), rather than the failure to detect offensive tweets correctly.</w:t>
       </w:r>
     </w:p>
     <w:p>
@@ -13003,7 +14326,7 @@
           <w:lang w:val="en-US"/>
         </w:rPr>
       </w:pPr>
-      <w:bookmarkStart w:id="32" w:name="_Toc214992447"/>
+      <w:bookmarkStart w:id="32" w:name="_Toc215429058"/>
       <w:r>
         <w:rPr>
           <w:lang w:val="en-US"/>
@@ -13093,7 +14416,7 @@
           <w:lang w:val="en-US"/>
         </w:rPr>
       </w:pPr>
-      <w:bookmarkStart w:id="33" w:name="_Toc214992448"/>
+      <w:bookmarkStart w:id="33" w:name="_Toc215429059"/>
       <w:r>
         <w:rPr>
           <w:lang w:val="en-US"/>
@@ -13137,7 +14460,21 @@
         <w:rPr>
           <w:lang w:val="en-US"/>
         </w:rPr>
-        <w:t>This model utilizes deep learning, which typically requires large amounts of data to achieve optimal results. The dataset employed in this study is not sufficiently large to provide adequate information for the model to be most effectively trained using deep learning techniques, which likely contributed to the lower overall accuracy. However, because BiLSTM captures context in both forward and backward directions, and Greek profanities tend to follow similar structural patterns, the intermediate model demonstrated improvement in offensive tweet classification compared to the baseline model</w:t>
+        <w:t xml:space="preserve">This model utilizes deep learning, which typically requires large amounts of data to achieve optimal results. The dataset employed in this study is not sufficiently large to provide adequate information for the model to be most effectively trained using deep learning techniques, which likely contributed to the lower overall accuracy. However, because </w:t>
+      </w:r>
+      <w:proofErr w:type="spellStart"/>
+      <w:r>
+        <w:rPr>
+          <w:lang w:val="en-US"/>
+        </w:rPr>
+        <w:t>BiLSTM</w:t>
+      </w:r>
+      <w:proofErr w:type="spellEnd"/>
+      <w:r>
+        <w:rPr>
+          <w:lang w:val="en-US"/>
+        </w:rPr>
+        <w:t xml:space="preserve"> captures context in both forward and backward directions, and Greek profanities tend to follow similar structural patterns, the intermediate model demonstrated improvement in offensive tweet classification compared to the baseline model</w:t>
       </w:r>
       <w:r>
         <w:rPr>
@@ -13156,20 +14493,90 @@
         <w:rPr>
           <w:lang w:val="en-US"/>
         </w:rPr>
-        <w:t>Greek FastText word embeddings were utilized in the training of this model. Greek FastText was trained on Common Crawl and Wikipedia with tokenization performed by the Europarl preprocessing tools. While Common Crawl may include profane language, Wikipedia and Europarl do not, or at least not at the desired frequency of offensive language required for this task. Consequently, misclassification became problematic when processing non-offensive tweets. The model lacked sufficient exposure to the contextual usage patterns of offensive language and, despite recognizing it more efficiently in offensive tweets, struggled with incorrectly classifying non-offensive tweets as offensive.</w:t>
-      </w:r>
-    </w:p>
-    <w:p>
-      <w:pPr>
-        <w:rPr>
-          <w:lang w:val="en-US"/>
-        </w:rPr>
-      </w:pPr>
-      <w:r>
-        <w:rPr>
-          <w:lang w:val="en-US"/>
-        </w:rPr>
-        <w:t xml:space="preserve">Another significant result to note is the substantial improvement of the F1 score following preprocessing. An increase from 57% to 85% represents a considerable achievement and demonstrates how differently the model processes Greek words with and without accents. It is uncertain whether Meta employed the same accent removal strategy when training FastText. If not, this could provide another explanation for why the model achieved a </w:t>
+        <w:t xml:space="preserve">Greek </w:t>
+      </w:r>
+      <w:proofErr w:type="spellStart"/>
+      <w:r>
+        <w:rPr>
+          <w:lang w:val="en-US"/>
+        </w:rPr>
+        <w:t>FastText</w:t>
+      </w:r>
+      <w:proofErr w:type="spellEnd"/>
+      <w:r>
+        <w:rPr>
+          <w:lang w:val="en-US"/>
+        </w:rPr>
+        <w:t xml:space="preserve"> word embeddings were utilized in the training of this model. Greek </w:t>
+      </w:r>
+      <w:proofErr w:type="spellStart"/>
+      <w:r>
+        <w:rPr>
+          <w:lang w:val="en-US"/>
+        </w:rPr>
+        <w:t>FastText</w:t>
+      </w:r>
+      <w:proofErr w:type="spellEnd"/>
+      <w:r>
+        <w:rPr>
+          <w:lang w:val="en-US"/>
+        </w:rPr>
+        <w:t xml:space="preserve"> was trained on Common Crawl and Wikipedia with tokenization performed by the </w:t>
+      </w:r>
+      <w:proofErr w:type="spellStart"/>
+      <w:r>
+        <w:rPr>
+          <w:lang w:val="en-US"/>
+        </w:rPr>
+        <w:t>Europarl</w:t>
+      </w:r>
+      <w:proofErr w:type="spellEnd"/>
+      <w:r>
+        <w:rPr>
+          <w:lang w:val="en-US"/>
+        </w:rPr>
+        <w:t xml:space="preserve"> preprocessing tools. While Common Crawl may include profane language, Wikipedia and </w:t>
+      </w:r>
+      <w:proofErr w:type="spellStart"/>
+      <w:r>
+        <w:rPr>
+          <w:lang w:val="en-US"/>
+        </w:rPr>
+        <w:t>Europarl</w:t>
+      </w:r>
+      <w:proofErr w:type="spellEnd"/>
+      <w:r>
+        <w:rPr>
+          <w:lang w:val="en-US"/>
+        </w:rPr>
+        <w:t xml:space="preserve"> do not, or at least not at the desired frequency of offensive language required for this task. Consequently, misclassification became problematic when processing non-offensive tweets. The model lacked sufficient exposure to the contextual usage patterns of offensive language and, despite recognizing it more efficiently in offensive tweets, struggled with incorrectly classifying non-offensive tweets as offensive.</w:t>
+      </w:r>
+    </w:p>
+    <w:p>
+      <w:pPr>
+        <w:rPr>
+          <w:lang w:val="en-US"/>
+        </w:rPr>
+      </w:pPr>
+      <w:r>
+        <w:rPr>
+          <w:lang w:val="en-US"/>
+        </w:rPr>
+        <w:t xml:space="preserve">Another significant result to note is the substantial improvement of the F1 score following preprocessing. An increase from 57% to 85% represents a considerable achievement and demonstrates how differently the model processes Greek words with and without accents. It is uncertain whether Meta employed the same accent removal strategy when training </w:t>
+      </w:r>
+      <w:proofErr w:type="spellStart"/>
+      <w:r>
+        <w:rPr>
+          <w:lang w:val="en-US"/>
+        </w:rPr>
+        <w:t>FastText</w:t>
+      </w:r>
+      <w:proofErr w:type="spellEnd"/>
+      <w:r>
+        <w:rPr>
+          <w:lang w:val="en-US"/>
+        </w:rPr>
+        <w:t xml:space="preserve">. If not, this could provide another explanation for why the model achieved a </w:t>
       </w:r>
       <w:r>
         <w:rPr>
@@ -13190,6 +14597,7 @@
           <w:lang w:val="en-US"/>
         </w:rPr>
       </w:pPr>
+      <w:bookmarkStart w:id="34" w:name="_Toc215429060"/>
       <w:r>
         <w:rPr>
           <w:lang w:val="en-US"/>
@@ -13202,6 +14610,7 @@
         </w:rPr>
         <w:t xml:space="preserve"> Advance Model Performance</w:t>
       </w:r>
+      <w:bookmarkEnd w:id="34"/>
     </w:p>
     <w:p>
       <w:pPr>
@@ -13245,7 +14654,21 @@
         <w:rPr>
           <w:lang w:val="en-US"/>
         </w:rPr>
-        <w:t>As with the intermediate model, the composition of the training data played a significant role. GreekBERT was trained on the Greek section of Wikipedia, data from the Greek Parliament, and the Greek portion of OSCAR, which is a filtered version of Common Crawl. Of these three sources, Wikipedia and Greek Parliament proceedings are unlikely to contain offensive language, leaving only OSCAR as a potential source, which resulted in the model having limited context for recognizing offensive language</w:t>
+        <w:t xml:space="preserve">As with the intermediate model, the composition of the training data played a significant role. </w:t>
+      </w:r>
+      <w:proofErr w:type="spellStart"/>
+      <w:r>
+        <w:rPr>
+          <w:lang w:val="en-US"/>
+        </w:rPr>
+        <w:t>GreekBERT</w:t>
+      </w:r>
+      <w:proofErr w:type="spellEnd"/>
+      <w:r>
+        <w:rPr>
+          <w:lang w:val="en-US"/>
+        </w:rPr>
+        <w:t xml:space="preserve"> was trained on the Greek section of Wikipedia, data from the Greek Parliament, and the Greek portion of OSCAR, which is a filtered version of Common Crawl. Of these three sources, Wikipedia and Greek Parliament proceedings are unlikely to contain offensive language, leaving only OSCAR as a potential source, which resulted in the model having limited context for recognizing offensive language</w:t>
       </w:r>
       <w:r>
         <w:rPr>
@@ -13264,7 +14687,21 @@
         <w:rPr>
           <w:lang w:val="en-US"/>
         </w:rPr>
-        <w:t>As a deep learning model, it could readily recognize offensive language in offensive contexts but struggled with incorrectly classifying non-offensive tweets as offensive, similar to the intermediate model but to a greater extent. Since the advanced model captures context bidirectionally, it could recognize common contextual patterns for offensive language, as Greek speakers tend to use similar structures for offensive expressions. However, for this same reason, false positives occurred in cases where no offensive language was present</w:t>
+        <w:t xml:space="preserve">As a deep learning model, it could readily recognize offensive language in offensive contexts but struggled with incorrectly classifying non-offensive tweets as offensive, </w:t>
+      </w:r>
+      <w:proofErr w:type="gramStart"/>
+      <w:r>
+        <w:rPr>
+          <w:lang w:val="en-US"/>
+        </w:rPr>
+        <w:t>similar to</w:t>
+      </w:r>
+      <w:proofErr w:type="gramEnd"/>
+      <w:r>
+        <w:rPr>
+          <w:lang w:val="en-US"/>
+        </w:rPr>
+        <w:t xml:space="preserve"> the intermediate model but to a greater extent. Since the advanced model captures context bidirectionally, it could recognize common contextual patterns for offensive language, as Greek speakers tend to use similar structures for offensive expressions. However, for this same reason, false positives occurred in cases where no offensive language was present</w:t>
       </w:r>
       <w:r>
         <w:rPr>
@@ -13284,6 +14721,7 @@
           <w:lang w:val="en-US"/>
         </w:rPr>
       </w:pPr>
+      <w:bookmarkStart w:id="35" w:name="_Toc215429061"/>
       <w:r>
         <w:rPr>
           <w:lang w:val="en-US"/>
@@ -13302,10 +14740,30 @@
         </w:rPr>
         <w:t>Comparison with related work</w:t>
       </w:r>
-    </w:p>
-    <w:p>
-      <w:pPr>
-        <w:rPr>
+      <w:bookmarkEnd w:id="35"/>
+    </w:p>
+    <w:p>
+      <w:pPr>
+        <w:rPr>
+          <w:b/>
+          <w:bCs/>
+          <w:lang w:val="en-US"/>
+        </w:rPr>
+      </w:pPr>
+      <w:r>
+        <w:rPr>
+          <w:b/>
+          <w:bCs/>
+          <w:lang w:val="en-US"/>
+        </w:rPr>
+        <w:t>5.5.1 Benchmark Studies in Offensive Language Detection</w:t>
+      </w:r>
+    </w:p>
+    <w:p>
+      <w:pPr>
+        <w:rPr>
+          <w:b/>
+          <w:bCs/>
           <w:lang w:val="en-US"/>
         </w:rPr>
       </w:pPr>
@@ -13320,7 +14778,7 @@
           <w:rPr>
             <w:lang w:val="en-US"/>
           </w:rPr>
-          <w:id w:val="-712500402"/>
+          <w:id w:val="-1938367635"/>
           <w:citation/>
         </w:sdtPr>
         <w:sdtContent>
@@ -13361,97 +14819,390 @@
         <w:rPr>
           <w:lang w:val="en-US"/>
         </w:rPr>
-        <w:t xml:space="preserve">, 17% of the models used by participating teams employed machine learning approaches and 70% used deep learning. Of those deep learning models, 13% used LSTM and BiLSTM architectures and 8% used BERT, with 20% opting for ensemble learning. Sub-task A in SemEval-2019 focused on offensive language identification, providing an appropriate benchmark for comparing the results of </w:t>
+        <w:t xml:space="preserve">, 17% of the models used by participating teams employed machine learning </w:t>
+      </w:r>
+      <w:r>
+        <w:rPr>
+          <w:lang w:val="en-US"/>
+        </w:rPr>
+        <w:t>models</w:t>
+      </w:r>
+      <w:r>
+        <w:rPr>
+          <w:lang w:val="en-US"/>
+        </w:rPr>
+        <w:t xml:space="preserve"> and 70% used deep learning. Of those deep learning models, 13% used LSTM and </w:t>
+      </w:r>
+      <w:proofErr w:type="spellStart"/>
+      <w:r>
+        <w:rPr>
+          <w:lang w:val="en-US"/>
+        </w:rPr>
+        <w:t>BiLSTM</w:t>
+      </w:r>
+      <w:proofErr w:type="spellEnd"/>
+      <w:r>
+        <w:rPr>
+          <w:lang w:val="en-US"/>
+        </w:rPr>
+        <w:t xml:space="preserve"> and 8% used BERT, with 20% opting for ensemble learning. Sub-task A in SemEval-2019 focused on offensive language identification, </w:t>
       </w:r>
       <w:r>
         <w:rPr>
           <w:lang w:val="en-US"/>
         </w:rPr>
         <w:lastRenderedPageBreak/>
-        <w:t>the models developed in this study. It is important to note that the dataset used for SemEval-2019 Sub-task A was in English and consisted of 14,100 annotated tweets using a hierarchical three-layer annotation model, of which 4,640 tweets were offensive and 9,460 were not offensive</w:t>
-      </w:r>
-      <w:r>
-        <w:rPr>
-          <w:lang w:val="en-US"/>
-        </w:rPr>
-        <w:t>.</w:t>
-      </w:r>
-    </w:p>
-    <w:p>
-      <w:pPr>
-        <w:rPr>
-          <w:lang w:val="en-US"/>
-        </w:rPr>
-      </w:pPr>
-      <w:r>
-        <w:rPr>
-          <w:lang w:val="en-US"/>
-        </w:rPr>
-        <w:t>For the baseline model, performance was compared to the SVM baseline model used in SemEval-2019. In Sub-task A of offensive language identification, the SVM model achieved an F1 score in the range of 69%, while the baseline model using TF-IDF and logistic regression achieved 89%. This demonstrates that the model performed better than expected, highlighting the effectiveness of simpler approaches when working with smaller datasets</w:t>
-      </w:r>
-      <w:r>
-        <w:rPr>
-          <w:lang w:val="en-US"/>
-        </w:rPr>
-        <w:t>.</w:t>
-      </w:r>
-    </w:p>
-    <w:p>
-      <w:pPr>
-        <w:rPr>
-          <w:lang w:val="en-US"/>
-        </w:rPr>
-      </w:pPr>
-      <w:r>
-        <w:rPr>
-          <w:lang w:val="en-US"/>
-        </w:rPr>
-        <w:t>For the intermediate model, a comparison was made to the equivalent BiLSTM baseline model used in the SemEval-2019 report. For Sub-task A, the BiLSTM model achieved an F1 score of 75%, whereas the intermediate model, which also employs BiLSTM, achieved an F1 score of 85%</w:t>
-      </w:r>
-      <w:r>
-        <w:rPr>
-          <w:lang w:val="en-US"/>
-        </w:rPr>
-        <w:t>.</w:t>
-      </w:r>
-    </w:p>
-    <w:p>
-      <w:pPr>
-        <w:rPr>
-          <w:lang w:val="en-US"/>
-        </w:rPr>
-      </w:pPr>
-      <w:r>
-        <w:rPr>
-          <w:lang w:val="en-US"/>
-        </w:rPr>
-        <w:t>For the advanced model, a comparison was made to the team that placed second in SemEval-2019 for Sub-task A, as they used only BERT for that specific task (the first-place team used ensembles of OpenAI's GPT). For Sub-task A, that team's model achieved an F1 score of 81%, which is 3% lower than the F1 score of 84% achieved by the advanced model in this study</w:t>
-      </w:r>
-      <w:r>
-        <w:rPr>
-          <w:lang w:val="en-US"/>
-        </w:rPr>
-        <w:t xml:space="preserve">. </w:t>
-      </w:r>
-    </w:p>
-    <w:p>
-      <w:pPr>
-        <w:rPr>
-          <w:lang w:val="en-US"/>
-        </w:rPr>
-      </w:pPr>
-      <w:r>
-        <w:rPr>
-          <w:lang w:val="en-US"/>
-        </w:rPr>
-        <w:t xml:space="preserve">Additionally, the advanced model was compared to results from two other papers that focused exclusively on toxicity analysis in Greek text. First, "Toxicity Detection on Greek Tweets" </w:t>
+        <w:t>providing a benchmark for comparing the results of the models developed in this study. It is important to note that the dataset used for SemEval-2019 Sub-task A was in English and consisted of 14,100 annotated tweets using a hierarchical three-layer annotation model, of which 4,640 tweets were offensive and 9,460 were not offensive.</w:t>
+      </w:r>
+    </w:p>
+    <w:p>
+      <w:pPr>
+        <w:rPr>
+          <w:b/>
+          <w:bCs/>
+          <w:lang w:val="en-US"/>
+        </w:rPr>
+      </w:pPr>
+      <w:r>
+        <w:rPr>
+          <w:b/>
+          <w:bCs/>
+          <w:lang w:val="en-US"/>
+        </w:rPr>
+        <w:t>5.5.2 Direct Comparison: Studies Using the OGTD Dataset</w:t>
+      </w:r>
+    </w:p>
+    <w:p>
+      <w:pPr>
+        <w:rPr>
+          <w:lang w:val="en-US"/>
+        </w:rPr>
+      </w:pPr>
+      <w:r>
+        <w:rPr>
+          <w:lang w:val="en-US"/>
+        </w:rPr>
+        <w:t xml:space="preserve">Of </w:t>
+      </w:r>
+      <w:r>
+        <w:rPr>
+          <w:lang w:val="en-US"/>
+        </w:rPr>
+        <w:t>relevance</w:t>
+      </w:r>
+      <w:r>
+        <w:rPr>
+          <w:lang w:val="en-US"/>
+        </w:rPr>
+        <w:t xml:space="preserve"> to this study is the paper "Offensive Language Identification in Greek" </w:t>
       </w:r>
       <w:sdt>
         <w:sdtPr>
           <w:rPr>
             <w:lang w:val="en-US"/>
           </w:rPr>
-          <w:id w:val="-1609507160"/>
+          <w:id w:val="-1875755908"/>
+          <w:citation/>
+        </w:sdtPr>
+        <w:sdtContent>
+          <w:r>
+            <w:rPr>
+              <w:lang w:val="en-US"/>
+            </w:rPr>
+            <w:fldChar w:fldCharType="begin"/>
+          </w:r>
+          <w:r>
+            <w:rPr>
+              <w:lang w:val="en-US"/>
+            </w:rPr>
+            <w:instrText xml:space="preserve"> CITATION Zes20 \l 1033 </w:instrText>
+          </w:r>
+          <w:r>
+            <w:rPr>
+              <w:lang w:val="en-US"/>
+            </w:rPr>
+            <w:fldChar w:fldCharType="separate"/>
+          </w:r>
+          <w:r>
+            <w:rPr>
+              <w:noProof/>
+              <w:lang w:val="en-US"/>
+            </w:rPr>
+            <w:t>(Pitenis, Zampieri, &amp; Ranasinghe, 2020)</w:t>
+          </w:r>
+          <w:r>
+            <w:rPr>
+              <w:lang w:val="en-US"/>
+            </w:rPr>
+            <w:fldChar w:fldCharType="end"/>
+          </w:r>
+        </w:sdtContent>
+      </w:sdt>
+      <w:r>
+        <w:rPr>
+          <w:lang w:val="en-US"/>
+        </w:rPr>
+        <w:t xml:space="preserve">, which introduced the OGTD dataset used in this research. Multiple classical machine learning and deep learning models were trained and evaluated on the same task using the </w:t>
+      </w:r>
+      <w:r>
+        <w:rPr>
+          <w:lang w:val="en-US"/>
+        </w:rPr>
+        <w:t>same</w:t>
+      </w:r>
+      <w:r>
+        <w:rPr>
+          <w:lang w:val="en-US"/>
+        </w:rPr>
+        <w:t xml:space="preserve"> dataset</w:t>
+      </w:r>
+      <w:r>
+        <w:rPr>
+          <w:lang w:val="en-US"/>
+        </w:rPr>
+        <w:t xml:space="preserve"> as in this paper</w:t>
+      </w:r>
+      <w:r>
+        <w:rPr>
+          <w:lang w:val="en-US"/>
+        </w:rPr>
+        <w:t>, providing a direct basis for comparison.</w:t>
+      </w:r>
+    </w:p>
+    <w:p>
+      <w:pPr>
+        <w:rPr>
+          <w:lang w:val="en-US"/>
+        </w:rPr>
+      </w:pPr>
+      <w:r>
+        <w:rPr>
+          <w:lang w:val="en-US"/>
+        </w:rPr>
+        <w:t>The baseline model's performance was compared to the SVM baseline model used in SemEval-2019. In SemEval-2019 Sub-task A, the SVM model achieved an F1 score of 69%, while the baseline model in this study using TF-IDF and logistic regression achieved 89%. Furthermore, in "Offensive Language Identification in Greek," the highest-performing classical machine learning model was SVM with a macro-average F1 score of 80%. This demonstrates that the baseline model in this study outperformed comparable approaches, highlighting the effectiveness of simpler methods when working with smaller datasets.</w:t>
+      </w:r>
+    </w:p>
+    <w:p>
+      <w:pPr>
+        <w:rPr>
+          <w:lang w:val="en-US"/>
+        </w:rPr>
+      </w:pPr>
+      <w:r>
+        <w:rPr>
+          <w:lang w:val="en-US"/>
+        </w:rPr>
+        <w:t xml:space="preserve">For the intermediate model, a comparison was made to the </w:t>
+      </w:r>
+      <w:proofErr w:type="spellStart"/>
+      <w:r>
+        <w:rPr>
+          <w:lang w:val="en-US"/>
+        </w:rPr>
+        <w:t>BiLSTM</w:t>
+      </w:r>
+      <w:proofErr w:type="spellEnd"/>
+      <w:r>
+        <w:rPr>
+          <w:lang w:val="en-US"/>
+        </w:rPr>
+        <w:t xml:space="preserve"> baseline model used in SemEval-2019. For Sub-task A, the </w:t>
+      </w:r>
+      <w:proofErr w:type="spellStart"/>
+      <w:r>
+        <w:rPr>
+          <w:lang w:val="en-US"/>
+        </w:rPr>
+        <w:t>BiLSTM</w:t>
+      </w:r>
+      <w:proofErr w:type="spellEnd"/>
+      <w:r>
+        <w:rPr>
+          <w:lang w:val="en-US"/>
+        </w:rPr>
+        <w:t xml:space="preserve"> model achieved an F1 score of 75%, whereas the intermediate model in this study, which also employs </w:t>
+      </w:r>
+      <w:proofErr w:type="spellStart"/>
+      <w:r>
+        <w:rPr>
+          <w:lang w:val="en-US"/>
+        </w:rPr>
+        <w:t>BiLSTM</w:t>
+      </w:r>
+      <w:proofErr w:type="spellEnd"/>
+      <w:r>
+        <w:rPr>
+          <w:lang w:val="en-US"/>
+        </w:rPr>
+        <w:t>, achieved an F1 score of 85%</w:t>
+      </w:r>
+      <w:r>
+        <w:rPr>
+          <w:lang w:val="en-US"/>
+        </w:rPr>
+        <w:t>.</w:t>
+      </w:r>
+    </w:p>
+    <w:p>
+      <w:pPr>
+        <w:rPr>
+          <w:lang w:val="en-US"/>
+        </w:rPr>
+      </w:pPr>
+      <w:r>
+        <w:rPr>
+          <w:lang w:val="en-US"/>
+        </w:rPr>
+        <w:t>For the advanced model, multiple comparisons were conducted. First, the model was compared to the team that placed second in SemEval-2019 for Sub-task A, as they used only BERT for that specific task (the first-place team used ensembles of OpenAI's GPT). Th</w:t>
+      </w:r>
+      <w:r>
+        <w:rPr>
+          <w:lang w:val="en-US"/>
+        </w:rPr>
+        <w:t>e</w:t>
+      </w:r>
+      <w:r>
+        <w:rPr>
+          <w:lang w:val="en-US"/>
+        </w:rPr>
+        <w:t xml:space="preserve"> team's model achieved an F1 score of 81%, which is 3% lower than the F1 score of 84% achieved by the advanced model in this study.</w:t>
+      </w:r>
+    </w:p>
+    <w:p>
+      <w:pPr>
+        <w:rPr>
+          <w:lang w:val="en-US"/>
+        </w:rPr>
+      </w:pPr>
+      <w:r>
+        <w:rPr>
+          <w:lang w:val="en-US"/>
+        </w:rPr>
+        <w:t xml:space="preserve">More critically, in "Offensive Language Identification in Greek" </w:t>
+      </w:r>
+      <w:sdt>
+        <w:sdtPr>
+          <w:rPr>
+            <w:lang w:val="en-US"/>
+          </w:rPr>
+          <w:id w:val="1021984764"/>
+          <w:citation/>
+        </w:sdtPr>
+        <w:sdtContent>
+          <w:r>
+            <w:rPr>
+              <w:lang w:val="en-US"/>
+            </w:rPr>
+            <w:fldChar w:fldCharType="begin"/>
+          </w:r>
+          <w:r>
+            <w:rPr>
+              <w:lang w:val="en-US"/>
+            </w:rPr>
+            <w:instrText xml:space="preserve"> CITATION Zes20 \l 1033 </w:instrText>
+          </w:r>
+          <w:r>
+            <w:rPr>
+              <w:lang w:val="en-US"/>
+            </w:rPr>
+            <w:fldChar w:fldCharType="separate"/>
+          </w:r>
+          <w:r>
+            <w:rPr>
+              <w:noProof/>
+              <w:lang w:val="en-US"/>
+            </w:rPr>
+            <w:t>(Pitenis, Zampieri, &amp; Ranasinghe, 2020)</w:t>
+          </w:r>
+          <w:r>
+            <w:rPr>
+              <w:lang w:val="en-US"/>
+            </w:rPr>
+            <w:fldChar w:fldCharType="end"/>
+          </w:r>
+        </w:sdtContent>
+      </w:sdt>
+      <w:r>
+        <w:rPr>
+          <w:lang w:val="en-US"/>
+        </w:rPr>
+        <w:t xml:space="preserve">, the BERT model produced the lowest results among all deep learning models, with a macro-average F1 score of 73%. For reference, the other deep learning </w:t>
+      </w:r>
+      <w:r>
+        <w:rPr>
+          <w:lang w:val="en-US"/>
+        </w:rPr>
+        <w:lastRenderedPageBreak/>
+        <w:t xml:space="preserve">models in that study achieved F1 scores ranging from 87% to 89%. The advanced model in this study achieved 84%, representing an improvement over the BERT results </w:t>
+      </w:r>
+      <w:r>
+        <w:rPr>
+          <w:lang w:val="en-US"/>
+        </w:rPr>
+        <w:t xml:space="preserve">in the </w:t>
+      </w:r>
+      <w:proofErr w:type="gramStart"/>
+      <w:r>
+        <w:rPr>
+          <w:lang w:val="en-US"/>
+        </w:rPr>
+        <w:t>aforementioned</w:t>
+      </w:r>
+      <w:r>
+        <w:rPr>
+          <w:lang w:val="en-US"/>
+        </w:rPr>
+        <w:t xml:space="preserve"> </w:t>
+      </w:r>
+      <w:r>
+        <w:rPr>
+          <w:lang w:val="en-US"/>
+        </w:rPr>
+        <w:t>paper</w:t>
+      </w:r>
+      <w:proofErr w:type="gramEnd"/>
+      <w:r>
+        <w:rPr>
+          <w:lang w:val="en-US"/>
+        </w:rPr>
+        <w:t>, though still below the performance of their best deep learning models.</w:t>
+      </w:r>
+    </w:p>
+    <w:p>
+      <w:pPr>
+        <w:rPr>
+          <w:b/>
+          <w:bCs/>
+          <w:lang w:val="en-US"/>
+        </w:rPr>
+      </w:pPr>
+      <w:r>
+        <w:rPr>
+          <w:b/>
+          <w:bCs/>
+          <w:lang w:val="en-US"/>
+        </w:rPr>
+        <w:t>5.5.3 Additional Greek Toxicity Detection Studies</w:t>
+      </w:r>
+    </w:p>
+    <w:p>
+      <w:pPr>
+        <w:rPr>
+          <w:lang w:val="en-US"/>
+        </w:rPr>
+      </w:pPr>
+      <w:r>
+        <w:rPr>
+          <w:lang w:val="en-US"/>
+        </w:rPr>
+        <w:t xml:space="preserve">The advanced model was also compared to results from two other papers focusing exclusively on toxicity analysis in Greek text. First, "Toxicity Detection on Greek Tweets" </w:t>
+      </w:r>
+      <w:sdt>
+        <w:sdtPr>
+          <w:rPr>
+            <w:lang w:val="en-US"/>
+          </w:rPr>
+          <w:id w:val="-572581503"/>
           <w:citation/>
         </w:sdtPr>
         <w:sdtContent>
@@ -13492,20 +15243,109 @@
         <w:rPr>
           <w:lang w:val="en-US"/>
         </w:rPr>
-        <w:t xml:space="preserve"> </w:t>
-      </w:r>
-      <w:r>
-        <w:rPr>
-          <w:lang w:val="en-US"/>
-        </w:rPr>
-        <w:t xml:space="preserve">was examined. In his master's thesis, Anagnostopoulos employed GreekBERT along with two other BERT variants and one GRU model. His F1 score results with those models ranged from 85% with GreekBERT to 86% with PaloBERT. The model developed in this study using GreekBERT scored only 1% below his GreekBERT model. Second, a comparison was made to "Multimodal Hate Speech Detection in Greek Social Media" </w:t>
+        <w:t xml:space="preserve"> was examined. In his master's thesis, Anagnostopoulos employed </w:t>
+      </w:r>
+      <w:proofErr w:type="spellStart"/>
+      <w:r>
+        <w:rPr>
+          <w:lang w:val="en-US"/>
+        </w:rPr>
+        <w:t>GreekBERT</w:t>
+      </w:r>
+      <w:proofErr w:type="spellEnd"/>
+      <w:r>
+        <w:rPr>
+          <w:lang w:val="en-US"/>
+        </w:rPr>
+        <w:t xml:space="preserve"> along with two other BERT variants and one GRU model. His F1 </w:t>
+      </w:r>
+      <w:r>
+        <w:rPr>
+          <w:lang w:val="en-US"/>
+        </w:rPr>
+        <w:t>score</w:t>
+      </w:r>
+      <w:r>
+        <w:rPr>
+          <w:lang w:val="en-US"/>
+        </w:rPr>
+        <w:t xml:space="preserve"> ranged from 85% with </w:t>
+      </w:r>
+      <w:proofErr w:type="spellStart"/>
+      <w:r>
+        <w:rPr>
+          <w:lang w:val="en-US"/>
+        </w:rPr>
+        <w:t>GreekBERT</w:t>
+      </w:r>
+      <w:proofErr w:type="spellEnd"/>
+      <w:r>
+        <w:rPr>
+          <w:lang w:val="en-US"/>
+        </w:rPr>
+        <w:t xml:space="preserve"> to 86% with </w:t>
+      </w:r>
+      <w:proofErr w:type="spellStart"/>
+      <w:r>
+        <w:rPr>
+          <w:lang w:val="en-US"/>
+        </w:rPr>
+        <w:t>PaloBERT</w:t>
+      </w:r>
+      <w:proofErr w:type="spellEnd"/>
+      <w:r>
+        <w:rPr>
+          <w:lang w:val="en-US"/>
+        </w:rPr>
+        <w:t xml:space="preserve">. The model developed in this study using </w:t>
+      </w:r>
+      <w:proofErr w:type="spellStart"/>
+      <w:r>
+        <w:rPr>
+          <w:lang w:val="en-US"/>
+        </w:rPr>
+        <w:t>GreekBERT</w:t>
+      </w:r>
+      <w:proofErr w:type="spellEnd"/>
+      <w:r>
+        <w:rPr>
+          <w:lang w:val="en-US"/>
+        </w:rPr>
+        <w:t xml:space="preserve"> achieved an F1 score only 1% below his </w:t>
+      </w:r>
+      <w:proofErr w:type="spellStart"/>
+      <w:r>
+        <w:rPr>
+          <w:lang w:val="en-US"/>
+        </w:rPr>
+        <w:t>GreekBERT</w:t>
+      </w:r>
+      <w:proofErr w:type="spellEnd"/>
+      <w:r>
+        <w:rPr>
+          <w:lang w:val="en-US"/>
+        </w:rPr>
+        <w:t xml:space="preserve"> model.</w:t>
+      </w:r>
+    </w:p>
+    <w:p>
+      <w:pPr>
+        <w:rPr>
+          <w:lang w:val="en-US"/>
+        </w:rPr>
+      </w:pPr>
+      <w:r>
+        <w:rPr>
+          <w:lang w:val="en-US"/>
+        </w:rPr>
+        <w:t xml:space="preserve">Second, a comparison was made to "Multimodal Hate Speech Detection in Greek Social Media" </w:t>
       </w:r>
       <w:sdt>
         <w:sdtPr>
           <w:rPr>
             <w:lang w:val="en-US"/>
           </w:rPr>
-          <w:id w:val="315768222"/>
+          <w:id w:val="2101593872"/>
           <w:citation/>
         </w:sdtPr>
         <w:sdtContent>
@@ -13546,14 +15386,346 @@
         <w:rPr>
           <w:lang w:val="en-US"/>
         </w:rPr>
-        <w:t xml:space="preserve">, in which the authors also used GreekBERT and employed the same preprocessing strategy of removing accents and converting all letters to lowercase. In that paper, Perifanos and Goutsos used text in combination with accompanying media, leading to substantially higher accuracy. Their </w:t>
+        <w:t xml:space="preserve">, in which the authors also used </w:t>
+      </w:r>
+      <w:proofErr w:type="spellStart"/>
+      <w:r>
+        <w:rPr>
+          <w:lang w:val="en-US"/>
+        </w:rPr>
+        <w:t>GreekBERT</w:t>
+      </w:r>
+      <w:proofErr w:type="spellEnd"/>
+      <w:r>
+        <w:rPr>
+          <w:lang w:val="en-US"/>
+        </w:rPr>
+        <w:t xml:space="preserve"> and employed the same preprocessing strategy of removing accents and converting all letters to lowercase. In that study, </w:t>
+      </w:r>
+      <w:proofErr w:type="spellStart"/>
+      <w:r>
+        <w:rPr>
+          <w:lang w:val="en-US"/>
+        </w:rPr>
+        <w:t>Perifanos</w:t>
+      </w:r>
+      <w:proofErr w:type="spellEnd"/>
+      <w:r>
+        <w:rPr>
+          <w:lang w:val="en-US"/>
+        </w:rPr>
+        <w:t xml:space="preserve"> and </w:t>
+      </w:r>
+      <w:proofErr w:type="spellStart"/>
+      <w:r>
+        <w:rPr>
+          <w:lang w:val="en-US"/>
+        </w:rPr>
+        <w:t>Goutsos</w:t>
+      </w:r>
+      <w:proofErr w:type="spellEnd"/>
+      <w:r>
+        <w:rPr>
+          <w:lang w:val="en-US"/>
+        </w:rPr>
+        <w:t xml:space="preserve"> used text in combination with accompanying media (images), leading to substantially higher accuracy. Their </w:t>
+      </w:r>
+      <w:proofErr w:type="spellStart"/>
+      <w:r>
+        <w:rPr>
+          <w:lang w:val="en-US"/>
+        </w:rPr>
+        <w:t>GreekBERT</w:t>
+      </w:r>
+      <w:proofErr w:type="spellEnd"/>
+      <w:r>
+        <w:rPr>
+          <w:lang w:val="en-US"/>
+        </w:rPr>
+        <w:t xml:space="preserve"> model achieved an impressive F1 score of 93%, a difference of 9% from the model in this study. This significant difference can be attributed to the multimodal approach, which incorporates visual information alongside textual data.</w:t>
+      </w:r>
+    </w:p>
+    <w:p>
+      <w:pPr>
+        <w:rPr>
+          <w:b/>
+          <w:bCs/>
+          <w:lang w:val="en-US"/>
+        </w:rPr>
+      </w:pPr>
+      <w:r>
+        <w:rPr>
+          <w:b/>
+          <w:bCs/>
+          <w:lang w:val="en-US"/>
+        </w:rPr>
+        <w:t>5.5.4 Performance Patterns Across Studies</w:t>
+      </w:r>
+    </w:p>
+    <w:p>
+      <w:pPr>
+        <w:rPr>
+          <w:lang w:val="en-US"/>
+        </w:rPr>
+      </w:pPr>
+      <w:r>
+        <w:rPr>
+          <w:lang w:val="en-US"/>
+        </w:rPr>
+        <w:t xml:space="preserve">Analysis of the results from "Offensive Language Identification in Greek" </w:t>
+      </w:r>
+      <w:sdt>
+        <w:sdtPr>
+          <w:rPr>
+            <w:lang w:val="en-US"/>
+          </w:rPr>
+          <w:id w:val="834109100"/>
+          <w:citation/>
+        </w:sdtPr>
+        <w:sdtContent>
+          <w:r>
+            <w:rPr>
+              <w:lang w:val="en-US"/>
+            </w:rPr>
+            <w:fldChar w:fldCharType="begin"/>
+          </w:r>
+          <w:r>
+            <w:rPr>
+              <w:lang w:val="en-US"/>
+            </w:rPr>
+            <w:instrText xml:space="preserve"> CITATION Zes20 \l 1033 </w:instrText>
+          </w:r>
+          <w:r>
+            <w:rPr>
+              <w:lang w:val="en-US"/>
+            </w:rPr>
+            <w:fldChar w:fldCharType="separate"/>
+          </w:r>
+          <w:r>
+            <w:rPr>
+              <w:noProof/>
+              <w:lang w:val="en-US"/>
+            </w:rPr>
+            <w:t>(Pitenis, Zampieri, &amp; Ranasinghe, 2020)</w:t>
+          </w:r>
+          <w:r>
+            <w:rPr>
+              <w:lang w:val="en-US"/>
+            </w:rPr>
+            <w:fldChar w:fldCharType="end"/>
+          </w:r>
+        </w:sdtContent>
+      </w:sdt>
+      <w:r>
+        <w:rPr>
+          <w:lang w:val="en-US"/>
+        </w:rPr>
+        <w:t xml:space="preserve"> reveals a similar performance pattern to that observed in this study: all models performed well in classifying non-offensive tweets but demonstrated reduced performance in classifying offensive tweets. This pattern suggests that, given the same dataset, the models developed in this study performed as expected for each label, with results consistent with those reported in the original study.</w:t>
+      </w:r>
+    </w:p>
+    <w:p>
+      <w:pPr>
+        <w:rPr>
+          <w:lang w:val="en-US"/>
+        </w:rPr>
+      </w:pPr>
+      <w:r>
+        <w:rPr>
+          <w:lang w:val="en-US"/>
+        </w:rPr>
+        <w:t xml:space="preserve">The results from SemEval-2019, and Anagnostopoulos collectively confirm that although the advanced model achieved the lowest performance among the three models developed in this study, it performed within the expected range for its architecture and dataset size. Furthermore, the improvement over the BERT results in </w:t>
+      </w:r>
+      <w:r>
+        <w:rPr>
+          <w:lang w:val="en-US"/>
+        </w:rPr>
+        <w:t xml:space="preserve">"Offensive Language </w:t>
       </w:r>
       <w:r>
         <w:rPr>
           <w:lang w:val="en-US"/>
         </w:rPr>
         <w:lastRenderedPageBreak/>
-        <w:t>GreekBERT model achieved an impressive F1 score of 93%, a difference of 9% from the model in this study</w:t>
+        <w:t>Identification in Greek"</w:t>
+      </w:r>
+      <w:r>
+        <w:rPr>
+          <w:lang w:val="en-US"/>
+        </w:rPr>
+        <w:t xml:space="preserve"> suggests that the preprocessing strategies choices employed in this study were effective.</w:t>
+      </w:r>
+    </w:p>
+    <w:p>
+      <w:pPr>
+        <w:pStyle w:val="Heading1"/>
+        <w:numPr>
+          <w:ilvl w:val="0"/>
+          <w:numId w:val="0"/>
+        </w:numPr>
+        <w:rPr>
+          <w:lang w:val="en-US"/>
+        </w:rPr>
+      </w:pPr>
+      <w:bookmarkStart w:id="36" w:name="_Toc215429062"/>
+      <w:r>
+        <w:t xml:space="preserve">6. </w:t>
+      </w:r>
+      <w:r>
+        <w:rPr>
+          <w:lang w:val="en-US"/>
+        </w:rPr>
+        <w:t>Conclusion</w:t>
+      </w:r>
+      <w:bookmarkEnd w:id="36"/>
+    </w:p>
+    <w:p>
+      <w:pPr>
+        <w:pStyle w:val="Heading2"/>
+        <w:numPr>
+          <w:ilvl w:val="0"/>
+          <w:numId w:val="0"/>
+        </w:numPr>
+        <w:rPr>
+          <w:lang w:val="en-US"/>
+        </w:rPr>
+      </w:pPr>
+      <w:bookmarkStart w:id="37" w:name="_Toc215429063"/>
+      <w:r>
+        <w:rPr>
+          <w:lang w:val="en-US"/>
+        </w:rPr>
+        <w:t>6.1 Summary of Work</w:t>
+      </w:r>
+      <w:bookmarkEnd w:id="37"/>
+    </w:p>
+    <w:p>
+      <w:pPr>
+        <w:rPr>
+          <w:lang w:val="en-US"/>
+        </w:rPr>
+      </w:pPr>
+      <w:r>
+        <w:rPr>
+          <w:lang w:val="en-US"/>
+        </w:rPr>
+        <w:t xml:space="preserve">This thesis investigated toxicity detection in Greek text using three machine learning approaches: a baseline model using TF-IDF and logistic regression, an intermediate model using </w:t>
+      </w:r>
+      <w:proofErr w:type="spellStart"/>
+      <w:r>
+        <w:rPr>
+          <w:lang w:val="en-US"/>
+        </w:rPr>
+        <w:t>FastText</w:t>
+      </w:r>
+      <w:proofErr w:type="spellEnd"/>
+      <w:r>
+        <w:rPr>
+          <w:lang w:val="en-US"/>
+        </w:rPr>
+        <w:t xml:space="preserve"> embeddings with </w:t>
+      </w:r>
+      <w:proofErr w:type="spellStart"/>
+      <w:r>
+        <w:rPr>
+          <w:lang w:val="en-US"/>
+        </w:rPr>
+        <w:t>BiLSTM</w:t>
+      </w:r>
+      <w:proofErr w:type="spellEnd"/>
+      <w:r>
+        <w:rPr>
+          <w:lang w:val="en-US"/>
+        </w:rPr>
+        <w:t xml:space="preserve">, and an advanced model using </w:t>
+      </w:r>
+      <w:proofErr w:type="spellStart"/>
+      <w:r>
+        <w:rPr>
+          <w:lang w:val="en-US"/>
+        </w:rPr>
+        <w:t>GreekBERT</w:t>
+      </w:r>
+      <w:proofErr w:type="spellEnd"/>
+      <w:r>
+        <w:rPr>
+          <w:lang w:val="en-US"/>
+        </w:rPr>
+        <w:t>. The models were evaluated on the Offensive Greek Tweet Dataset (OGTD) containing 4,779 annotated tweets.</w:t>
+      </w:r>
+    </w:p>
+    <w:p>
+      <w:pPr>
+        <w:pStyle w:val="Heading2"/>
+        <w:numPr>
+          <w:ilvl w:val="0"/>
+          <w:numId w:val="0"/>
+        </w:numPr>
+        <w:rPr>
+          <w:lang w:val="en-US"/>
+        </w:rPr>
+      </w:pPr>
+      <w:bookmarkStart w:id="38" w:name="_Toc215429064"/>
+      <w:r>
+        <w:rPr>
+          <w:lang w:val="en-US"/>
+        </w:rPr>
+        <w:t>6.2 Key Finding</w:t>
+      </w:r>
+      <w:r>
+        <w:rPr>
+          <w:lang w:val="en-US"/>
+        </w:rPr>
+        <w:t>s</w:t>
+      </w:r>
+      <w:bookmarkEnd w:id="38"/>
+    </w:p>
+    <w:p>
+      <w:pPr>
+        <w:rPr>
+          <w:lang w:val="en-US"/>
+        </w:rPr>
+      </w:pPr>
+      <w:r>
+        <w:rPr>
+          <w:lang w:val="en-US"/>
+        </w:rPr>
+        <w:t>Throughout this study, it was made perfectly clear how much of an impact pre-processing can have in languages such as Gree</w:t>
+      </w:r>
+      <w:r>
+        <w:rPr>
+          <w:lang w:val="en-US"/>
+        </w:rPr>
+        <w:t>k</w:t>
+      </w:r>
+      <w:r>
+        <w:rPr>
+          <w:lang w:val="en-US"/>
+        </w:rPr>
+        <w:t xml:space="preserve"> where the language includ</w:t>
+      </w:r>
+      <w:r>
+        <w:rPr>
+          <w:lang w:val="en-US"/>
+        </w:rPr>
+        <w:t>es diacritics</w:t>
+      </w:r>
+      <w:r>
+        <w:rPr>
+          <w:lang w:val="en-US"/>
+        </w:rPr>
+        <w:t xml:space="preserve">. </w:t>
+      </w:r>
+      <w:r>
+        <w:rPr>
+          <w:lang w:val="en-US"/>
+        </w:rPr>
+        <w:t>Through</w:t>
+      </w:r>
+      <w:r>
+        <w:rPr>
+          <w:lang w:val="en-US"/>
+        </w:rPr>
+        <w:t xml:space="preserve"> the process of pre-processing, we saw a performance increase in all models regardless of complexity</w:t>
       </w:r>
       <w:r>
         <w:rPr>
@@ -13572,19 +15744,37 @@
         <w:rPr>
           <w:lang w:val="en-US"/>
         </w:rPr>
-        <w:t>The results from SemEval-2019 and Anagnostopoulo</w:t>
-      </w:r>
-      <w:r>
-        <w:rPr>
-          <w:lang w:val="en-US"/>
-        </w:rPr>
-        <w:t>s</w:t>
-      </w:r>
-      <w:r>
-        <w:rPr>
-          <w:lang w:val="en-US"/>
-        </w:rPr>
-        <w:t xml:space="preserve"> confirm that although the advanced model achieved the lowest performance among the three models developed in this study, it performed within the expected range for its architecture and dataset size</w:t>
+        <w:t>The best performing model in this study turned out to be the baseline model which used TF-IDF and logistic regression with a macro-average F1 score of 89%</w:t>
+      </w:r>
+      <w:r>
+        <w:rPr>
+          <w:lang w:val="en-US"/>
+        </w:rPr>
+        <w:t>. This model was the most accurate in classifying</w:t>
+      </w:r>
+      <w:r>
+        <w:rPr>
+          <w:lang w:val="en-US"/>
+        </w:rPr>
+        <w:t xml:space="preserve"> non-offensive tweets which took up most of the data in the set thus giving it the highest score. On the other hand, this model was also the most inaccurate in classifying </w:t>
+      </w:r>
+      <w:r>
+        <w:rPr>
+          <w:lang w:val="en-US"/>
+        </w:rPr>
+        <w:t>offensive</w:t>
+      </w:r>
+      <w:r>
+        <w:rPr>
+          <w:lang w:val="en-US"/>
+        </w:rPr>
+        <w:t xml:space="preserve"> </w:t>
+      </w:r>
+      <w:r>
+        <w:rPr>
+          <w:lang w:val="en-US"/>
+        </w:rPr>
+        <w:t>tweets</w:t>
       </w:r>
       <w:r>
         <w:rPr>
@@ -13592,6 +15782,83 @@
         </w:rPr>
         <w:t>.</w:t>
       </w:r>
+    </w:p>
+    <w:p>
+      <w:pPr>
+        <w:rPr>
+          <w:lang w:val="en-US"/>
+        </w:rPr>
+      </w:pPr>
+      <w:r>
+        <w:rPr>
+          <w:lang w:val="en-US"/>
+        </w:rPr>
+        <w:t xml:space="preserve">The intermediate model performed </w:t>
+      </w:r>
+      <w:r>
+        <w:rPr>
+          <w:lang w:val="en-US"/>
+        </w:rPr>
+        <w:t xml:space="preserve">somewhere in the middle. In classifying non-offensive </w:t>
+      </w:r>
+      <w:proofErr w:type="gramStart"/>
+      <w:r>
+        <w:rPr>
+          <w:lang w:val="en-US"/>
+        </w:rPr>
+        <w:t>tweets</w:t>
+      </w:r>
+      <w:proofErr w:type="gramEnd"/>
+      <w:r>
+        <w:rPr>
+          <w:lang w:val="en-US"/>
+        </w:rPr>
+        <w:t xml:space="preserve"> it performed worse than the baseline model but in classifying offensive tweets it performed better.</w:t>
+      </w:r>
+      <w:r>
+        <w:rPr>
+          <w:lang w:val="en-US"/>
+        </w:rPr>
+        <w:t xml:space="preserve"> This model also saw the largest improvement after pre-processing from an F1 score of 57% to a score of 85%</w:t>
+      </w:r>
+      <w:r>
+        <w:rPr>
+          <w:lang w:val="en-US"/>
+        </w:rPr>
+        <w:t>.</w:t>
+      </w:r>
+      <w:r>
+        <w:rPr>
+          <w:lang w:val="en-US"/>
+        </w:rPr>
+        <w:t xml:space="preserve"> As expected, this is a good middle ground.</w:t>
+      </w:r>
+    </w:p>
+    <w:p>
+      <w:pPr>
+        <w:rPr>
+          <w:lang w:val="en-US"/>
+        </w:rPr>
+      </w:pPr>
+      <w:r>
+        <w:rPr>
+          <w:lang w:val="en-US"/>
+        </w:rPr>
+        <w:t>The advanced model performed the best in classifying offensive tweets but had trouble with misclassification in non-offensive tweets and classifying them as offensive. The size of the data set was possibly the biggest reason for the lackluster results</w:t>
+      </w:r>
+      <w:r>
+        <w:rPr>
+          <w:lang w:val="en-US"/>
+        </w:rPr>
+        <w:t>.</w:t>
+      </w:r>
+    </w:p>
+    <w:p>
+      <w:pPr>
+        <w:rPr>
+          <w:lang w:val="en-US"/>
+        </w:rPr>
+      </w:pPr>
       <w:r>
         <w:rPr>
           <w:lang w:val="en-US"/>
@@ -13610,10 +15877,9 @@
         <w:rPr>
           <w:rFonts w:cs="Times New Roman"/>
           <w:color w:val="auto"/>
-          <w:lang w:val="en-US"/>
-        </w:rPr>
-      </w:pPr>
-      <w:bookmarkStart w:id="34" w:name="_Toc214992449"/>
+        </w:rPr>
+      </w:pPr>
+      <w:bookmarkStart w:id="39" w:name="_Toc215429065"/>
       <w:r>
         <w:rPr>
           <w:rFonts w:cs="Times New Roman"/>
@@ -13622,7 +15888,7 @@
         <w:lastRenderedPageBreak/>
         <w:t>ΠΑΡΑΡΤΗΜΑ</w:t>
       </w:r>
-      <w:bookmarkEnd w:id="34"/>
+      <w:bookmarkEnd w:id="39"/>
     </w:p>
     <w:p>
       <w:pPr>
@@ -13632,7 +15898,6 @@
           <w:i/>
           <w:sz w:val="28"/>
           <w:szCs w:val="28"/>
-          <w:lang w:val="en-US"/>
         </w:rPr>
       </w:pPr>
     </w:p>
@@ -13697,7 +15962,7 @@
         <w:br w:type="page"/>
       </w:r>
     </w:p>
-    <w:bookmarkStart w:id="35" w:name="_Toc214992450" w:displacedByCustomXml="next"/>
+    <w:bookmarkStart w:id="40" w:name="_Toc215429066" w:displacedByCustomXml="next"/>
     <w:sdt>
       <w:sdtPr>
         <w:rPr>
@@ -13735,7 +16000,7 @@
             </w:rPr>
             <w:t>Bibliography</w:t>
           </w:r>
-          <w:bookmarkEnd w:id="35"/>
+          <w:bookmarkEnd w:id="40"/>
         </w:p>
         <w:sdt>
           <w:sdtPr>
@@ -18417,25 +20682,6 @@
     <b:RefOrder>3</b:RefOrder>
   </b:Source>
   <b:Source>
-    <b:Tag>Zes20</b:Tag>
-    <b:SourceType>Report</b:SourceType>
-    <b:Guid>{0DD93A36-FEE4-4ED3-ADA2-48A6E3A5AE65}</b:Guid>
-    <b:Author>
-      <b:Author>
-        <b:NameList>
-          <b:Person>
-            <b:Last>Zeses Pitenis</b:Last>
-            <b:First>Marcos</b:First>
-            <b:Middle>Zampieri, Tharindu Ranasinghe</b:Middle>
-          </b:Person>
-        </b:NameList>
-      </b:Author>
-    </b:Author>
-    <b:Title>Offensive Language Identification in Greek</b:Title>
-    <b:Year>2020</b:Year>
-    <b:RefOrder>4</b:RefOrder>
-  </b:Source>
-  <b:Source>
     <b:Tag>Dev18</b:Tag>
     <b:SourceType>Report</b:SourceType>
     <b:Guid>{46CF1BDF-0A73-433C-8371-63504699FF11}</b:Guid>
@@ -18692,11 +20938,37 @@
     <b:Year>2025</b:Year>
     <b:RefOrder>2</b:RefOrder>
   </b:Source>
+  <b:Source>
+    <b:Tag>Zes20</b:Tag>
+    <b:SourceType>Report</b:SourceType>
+    <b:Guid>{98D6FBB8-9B75-4F7C-BB78-E40BDAA444E7}</b:Guid>
+    <b:Author>
+      <b:Author>
+        <b:NameList>
+          <b:Person>
+            <b:Last>Pitenis</b:Last>
+            <b:First>Zeses</b:First>
+          </b:Person>
+          <b:Person>
+            <b:Last>Zampieri</b:Last>
+            <b:First>Marcos</b:First>
+          </b:Person>
+          <b:Person>
+            <b:Last>Ranasinghe</b:Last>
+            <b:First>Tharindu</b:First>
+          </b:Person>
+        </b:NameList>
+      </b:Author>
+    </b:Author>
+    <b:Title>Offensive Language Identification in Greek</b:Title>
+    <b:Year>2020</b:Year>
+    <b:RefOrder>4</b:RefOrder>
+  </b:Source>
 </b:Sources>
 </file>
 
 <file path=customXml/itemProps1.xml><?xml version="1.0" encoding="utf-8"?>
-<ds:datastoreItem xmlns:ds="http://schemas.openxmlformats.org/officeDocument/2006/customXml" ds:itemID="{71230950-9E3D-4887-8835-4E60D8CB122C}">
+<ds:datastoreItem xmlns:ds="http://schemas.openxmlformats.org/officeDocument/2006/customXml" ds:itemID="{93DAB6C5-CBD7-46D8-B019-BBE7BFAD4CF7}">
   <ds:schemaRefs>
     <ds:schemaRef ds:uri="http://schemas.openxmlformats.org/officeDocument/2006/bibliography"/>
   </ds:schemaRefs>

--- a/Toxicity analysis in Greek text.docx
+++ b/Toxicity analysis in Greek text.docx
@@ -1539,7 +1539,7 @@
           <w:color w:val="auto"/>
         </w:rPr>
       </w:pPr>
-      <w:bookmarkStart w:id="1" w:name="_Toc215429029"/>
+      <w:bookmarkStart w:id="1" w:name="_Toc215515537"/>
       <w:r>
         <w:rPr>
           <w:rFonts w:cs="Times New Roman"/>
@@ -1650,7 +1650,7 @@
           <w:color w:val="auto"/>
         </w:rPr>
       </w:pPr>
-      <w:bookmarkStart w:id="2" w:name="_Toc215429030"/>
+      <w:bookmarkStart w:id="2" w:name="_Toc215515538"/>
       <w:r>
         <w:rPr>
           <w:rFonts w:cs="Times New Roman"/>
@@ -2002,7 +2002,7 @@
           <w:lang w:val="en-US"/>
         </w:rPr>
       </w:pPr>
-      <w:bookmarkStart w:id="3" w:name="_Toc215429031"/>
+      <w:bookmarkStart w:id="3" w:name="_Toc215515539"/>
       <w:r>
         <w:rPr>
           <w:rFonts w:cs="Times New Roman"/>
@@ -2323,18 +2323,56 @@
           <w:szCs w:val="24"/>
           <w:lang w:val="en-US"/>
         </w:rPr>
-        <w:t xml:space="preserve">machine learning, online toxicity, natural language processing, </w:t>
-      </w:r>
-      <w:proofErr w:type="spellStart"/>
-      <w:r>
-        <w:rPr>
-          <w:rFonts w:cs="Times New Roman"/>
-          <w:szCs w:val="24"/>
-          <w:lang w:val="en-US"/>
-        </w:rPr>
-        <w:t>greek</w:t>
-      </w:r>
-      <w:proofErr w:type="spellEnd"/>
+        <w:t>machine learning,</w:t>
+      </w:r>
+      <w:r>
+        <w:rPr>
+          <w:rFonts w:cs="Times New Roman"/>
+          <w:szCs w:val="24"/>
+          <w:lang w:val="en-US"/>
+        </w:rPr>
+        <w:t xml:space="preserve"> deep learning,</w:t>
+      </w:r>
+      <w:r>
+        <w:rPr>
+          <w:rFonts w:cs="Times New Roman"/>
+          <w:szCs w:val="24"/>
+          <w:lang w:val="en-US"/>
+        </w:rPr>
+        <w:t xml:space="preserve"> </w:t>
+      </w:r>
+      <w:r>
+        <w:rPr>
+          <w:rFonts w:cs="Times New Roman"/>
+          <w:szCs w:val="24"/>
+          <w:lang w:val="en-US"/>
+        </w:rPr>
+        <w:t>offensive</w:t>
+      </w:r>
+      <w:r>
+        <w:rPr>
+          <w:rFonts w:cs="Times New Roman"/>
+          <w:szCs w:val="24"/>
+          <w:lang w:val="en-US"/>
+        </w:rPr>
+        <w:t xml:space="preserve">, </w:t>
+      </w:r>
+      <w:r>
+        <w:rPr>
+          <w:rFonts w:cs="Times New Roman"/>
+          <w:szCs w:val="24"/>
+          <w:lang w:val="en-US"/>
+        </w:rPr>
+        <w:t>G</w:t>
+      </w:r>
+      <w:r>
+        <w:rPr>
+          <w:rFonts w:cs="Times New Roman"/>
+          <w:szCs w:val="24"/>
+          <w:lang w:val="en-US"/>
+        </w:rPr>
+        <w:t>reek</w:t>
+      </w:r>
     </w:p>
     <w:p>
       <w:pPr>
@@ -2368,29 +2406,15 @@
           <w:lang w:val="en-US"/>
         </w:rPr>
       </w:pPr>
-      <w:bookmarkStart w:id="4" w:name="_Toc215429032"/>
+      <w:bookmarkStart w:id="4" w:name="_Toc215515540"/>
       <w:r>
         <w:rPr>
           <w:rFonts w:cs="Times New Roman"/>
           <w:color w:val="auto"/>
+          <w:lang w:val="en-US"/>
         </w:rPr>
         <w:lastRenderedPageBreak/>
-        <w:t>ΠΙΝΑΚΑΣ</w:t>
-      </w:r>
-      <w:r>
-        <w:rPr>
-          <w:rFonts w:cs="Times New Roman"/>
-          <w:color w:val="auto"/>
-          <w:lang w:val="en-US"/>
-        </w:rPr>
-        <w:t xml:space="preserve"> </w:t>
-      </w:r>
-      <w:r>
-        <w:rPr>
-          <w:rFonts w:cs="Times New Roman"/>
-          <w:color w:val="auto"/>
-        </w:rPr>
-        <w:t>ΠΕΡΙΕΧΟΜΕΝΩΝ</w:t>
+        <w:t>TABLE OF CONTENTS</w:t>
       </w:r>
       <w:bookmarkEnd w:id="4"/>
     </w:p>
@@ -2460,7 +2484,7 @@
             </w:rPr>
             <w:fldChar w:fldCharType="separate"/>
           </w:r>
-          <w:hyperlink w:anchor="_Toc215429029" w:history="1">
+          <w:hyperlink w:anchor="_Toc215515537" w:history="1">
             <w:r>
               <w:rPr>
                 <w:rStyle w:val="Hyperlink"/>
@@ -2488,7 +2512,7 @@
                 <w:noProof/>
                 <w:webHidden/>
               </w:rPr>
-              <w:instrText xml:space="preserve"> PAGEREF _Toc215429029 \h </w:instrText>
+              <w:instrText xml:space="preserve"> PAGEREF _Toc215515537 \h </w:instrText>
             </w:r>
             <w:r>
               <w:rPr>
@@ -2534,7 +2558,7 @@
               <w14:ligatures w14:val="standardContextual"/>
             </w:rPr>
           </w:pPr>
-          <w:hyperlink w:anchor="_Toc215429030" w:history="1">
+          <w:hyperlink w:anchor="_Toc215515538" w:history="1">
             <w:r>
               <w:rPr>
                 <w:rStyle w:val="Hyperlink"/>
@@ -2562,7 +2586,7 @@
                 <w:noProof/>
                 <w:webHidden/>
               </w:rPr>
-              <w:instrText xml:space="preserve"> PAGEREF _Toc215429030 \h </w:instrText>
+              <w:instrText xml:space="preserve"> PAGEREF _Toc215515538 \h </w:instrText>
             </w:r>
             <w:r>
               <w:rPr>
@@ -2608,7 +2632,7 @@
               <w14:ligatures w14:val="standardContextual"/>
             </w:rPr>
           </w:pPr>
-          <w:hyperlink w:anchor="_Toc215429031" w:history="1">
+          <w:hyperlink w:anchor="_Toc215515539" w:history="1">
             <w:r>
               <w:rPr>
                 <w:rStyle w:val="Hyperlink"/>
@@ -2637,7 +2661,7 @@
                 <w:noProof/>
                 <w:webHidden/>
               </w:rPr>
-              <w:instrText xml:space="preserve"> PAGEREF _Toc215429031 \h </w:instrText>
+              <w:instrText xml:space="preserve"> PAGEREF _Toc215515539 \h </w:instrText>
             </w:r>
             <w:r>
               <w:rPr>
@@ -2683,31 +2707,15 @@
               <w14:ligatures w14:val="standardContextual"/>
             </w:rPr>
           </w:pPr>
-          <w:hyperlink w:anchor="_Toc215429032" w:history="1">
+          <w:hyperlink w:anchor="_Toc215515540" w:history="1">
             <w:r>
               <w:rPr>
                 <w:rStyle w:val="Hyperlink"/>
                 <w:rFonts w:cs="Times New Roman"/>
                 <w:noProof/>
-              </w:rPr>
-              <w:t>ΠΙΝΑΚΑΣ</w:t>
-            </w:r>
-            <w:r>
-              <w:rPr>
-                <w:rStyle w:val="Hyperlink"/>
-                <w:rFonts w:cs="Times New Roman"/>
-                <w:noProof/>
-                <w:lang w:val="en-US"/>
-              </w:rPr>
-              <w:t xml:space="preserve"> </w:t>
-            </w:r>
-            <w:r>
-              <w:rPr>
-                <w:rStyle w:val="Hyperlink"/>
-                <w:rFonts w:cs="Times New Roman"/>
-                <w:noProof/>
-              </w:rPr>
-              <w:t>ΠΕΡΙΕΧΟΜΕΝΩΝ</w:t>
+                <w:lang w:val="en-US"/>
+              </w:rPr>
+              <w:t>TABLE OF CONTENTS</w:t>
             </w:r>
             <w:r>
               <w:rPr>
@@ -2728,7 +2736,7 @@
                 <w:noProof/>
                 <w:webHidden/>
               </w:rPr>
-              <w:instrText xml:space="preserve"> PAGEREF _Toc215429032 \h </w:instrText>
+              <w:instrText xml:space="preserve"> PAGEREF _Toc215515540 \h </w:instrText>
             </w:r>
             <w:r>
               <w:rPr>
@@ -2774,7 +2782,7 @@
               <w14:ligatures w14:val="standardContextual"/>
             </w:rPr>
           </w:pPr>
-          <w:hyperlink w:anchor="_Toc215429033" w:history="1">
+          <w:hyperlink w:anchor="_Toc215515541" w:history="1">
             <w:r>
               <w:rPr>
                 <w:rStyle w:val="Hyperlink"/>
@@ -2802,7 +2810,7 @@
                 <w:noProof/>
                 <w:webHidden/>
               </w:rPr>
-              <w:instrText xml:space="preserve"> PAGEREF _Toc215429033 \h </w:instrText>
+              <w:instrText xml:space="preserve"> PAGEREF _Toc215515541 \h </w:instrText>
             </w:r>
             <w:r>
               <w:rPr>
@@ -2848,7 +2856,7 @@
               <w14:ligatures w14:val="standardContextual"/>
             </w:rPr>
           </w:pPr>
-          <w:hyperlink w:anchor="_Toc215429034" w:history="1">
+          <w:hyperlink w:anchor="_Toc215515542" w:history="1">
             <w:r>
               <w:rPr>
                 <w:rStyle w:val="Hyperlink"/>
@@ -2876,7 +2884,7 @@
                 <w:noProof/>
                 <w:webHidden/>
               </w:rPr>
-              <w:instrText xml:space="preserve"> PAGEREF _Toc215429034 \h </w:instrText>
+              <w:instrText xml:space="preserve"> PAGEREF _Toc215515542 \h </w:instrText>
             </w:r>
             <w:r>
               <w:rPr>
@@ -2922,7 +2930,7 @@
               <w14:ligatures w14:val="standardContextual"/>
             </w:rPr>
           </w:pPr>
-          <w:hyperlink w:anchor="_Toc215429035" w:history="1">
+          <w:hyperlink w:anchor="_Toc215515543" w:history="1">
             <w:r>
               <w:rPr>
                 <w:rStyle w:val="Hyperlink"/>
@@ -2951,7 +2959,7 @@
                 <w:noProof/>
                 <w:webHidden/>
               </w:rPr>
-              <w:instrText xml:space="preserve"> PAGEREF _Toc215429035 \h </w:instrText>
+              <w:instrText xml:space="preserve"> PAGEREF _Toc215515543 \h </w:instrText>
             </w:r>
             <w:r>
               <w:rPr>
@@ -2997,7 +3005,7 @@
               <w14:ligatures w14:val="standardContextual"/>
             </w:rPr>
           </w:pPr>
-          <w:hyperlink w:anchor="_Toc215429036" w:history="1">
+          <w:hyperlink w:anchor="_Toc215515544" w:history="1">
             <w:r>
               <w:rPr>
                 <w:rStyle w:val="Hyperlink"/>
@@ -3026,7 +3034,7 @@
                 <w:noProof/>
                 <w:webHidden/>
               </w:rPr>
-              <w:instrText xml:space="preserve"> PAGEREF _Toc215429036 \h </w:instrText>
+              <w:instrText xml:space="preserve"> PAGEREF _Toc215515544 \h </w:instrText>
             </w:r>
             <w:r>
               <w:rPr>
@@ -3072,7 +3080,7 @@
               <w14:ligatures w14:val="standardContextual"/>
             </w:rPr>
           </w:pPr>
-          <w:hyperlink w:anchor="_Toc215429037" w:history="1">
+          <w:hyperlink w:anchor="_Toc215515545" w:history="1">
             <w:r>
               <w:rPr>
                 <w:rStyle w:val="Hyperlink"/>
@@ -3100,7 +3108,7 @@
                 <w:noProof/>
                 <w:webHidden/>
               </w:rPr>
-              <w:instrText xml:space="preserve"> PAGEREF _Toc215429037 \h </w:instrText>
+              <w:instrText xml:space="preserve"> PAGEREF _Toc215515545 \h </w:instrText>
             </w:r>
             <w:r>
               <w:rPr>
@@ -3146,7 +3154,7 @@
               <w14:ligatures w14:val="standardContextual"/>
             </w:rPr>
           </w:pPr>
-          <w:hyperlink w:anchor="_Toc215429038" w:history="1">
+          <w:hyperlink w:anchor="_Toc215515546" w:history="1">
             <w:r>
               <w:rPr>
                 <w:rStyle w:val="Hyperlink"/>
@@ -3175,7 +3183,7 @@
                 <w:noProof/>
                 <w:webHidden/>
               </w:rPr>
-              <w:instrText xml:space="preserve"> PAGEREF _Toc215429038 \h </w:instrText>
+              <w:instrText xml:space="preserve"> PAGEREF _Toc215515546 \h </w:instrText>
             </w:r>
             <w:r>
               <w:rPr>
@@ -3221,7 +3229,7 @@
               <w14:ligatures w14:val="standardContextual"/>
             </w:rPr>
           </w:pPr>
-          <w:hyperlink w:anchor="_Toc215429039" w:history="1">
+          <w:hyperlink w:anchor="_Toc215515547" w:history="1">
             <w:r>
               <w:rPr>
                 <w:rStyle w:val="Hyperlink"/>
@@ -3250,7 +3258,7 @@
                 <w:noProof/>
                 <w:webHidden/>
               </w:rPr>
-              <w:instrText xml:space="preserve"> PAGEREF _Toc215429039 \h </w:instrText>
+              <w:instrText xml:space="preserve"> PAGEREF _Toc215515547 \h </w:instrText>
             </w:r>
             <w:r>
               <w:rPr>
@@ -3296,7 +3304,7 @@
               <w14:ligatures w14:val="standardContextual"/>
             </w:rPr>
           </w:pPr>
-          <w:hyperlink w:anchor="_Toc215429040" w:history="1">
+          <w:hyperlink w:anchor="_Toc215515548" w:history="1">
             <w:r>
               <w:rPr>
                 <w:rStyle w:val="Hyperlink"/>
@@ -3324,7 +3332,7 @@
                 <w:noProof/>
                 <w:webHidden/>
               </w:rPr>
-              <w:instrText xml:space="preserve"> PAGEREF _Toc215429040 \h </w:instrText>
+              <w:instrText xml:space="preserve"> PAGEREF _Toc215515548 \h </w:instrText>
             </w:r>
             <w:r>
               <w:rPr>
@@ -3370,7 +3378,7 @@
               <w14:ligatures w14:val="standardContextual"/>
             </w:rPr>
           </w:pPr>
-          <w:hyperlink w:anchor="_Toc215429041" w:history="1">
+          <w:hyperlink w:anchor="_Toc215515549" w:history="1">
             <w:r>
               <w:rPr>
                 <w:rStyle w:val="Hyperlink"/>
@@ -3398,7 +3406,7 @@
                 <w:noProof/>
                 <w:webHidden/>
               </w:rPr>
-              <w:instrText xml:space="preserve"> PAGEREF _Toc215429041 \h </w:instrText>
+              <w:instrText xml:space="preserve"> PAGEREF _Toc215515549 \h </w:instrText>
             </w:r>
             <w:r>
               <w:rPr>
@@ -3444,7 +3452,7 @@
               <w14:ligatures w14:val="standardContextual"/>
             </w:rPr>
           </w:pPr>
-          <w:hyperlink w:anchor="_Toc215429042" w:history="1">
+          <w:hyperlink w:anchor="_Toc215515550" w:history="1">
             <w:r>
               <w:rPr>
                 <w:rStyle w:val="Hyperlink"/>
@@ -3473,7 +3481,7 @@
                 <w:noProof/>
                 <w:webHidden/>
               </w:rPr>
-              <w:instrText xml:space="preserve"> PAGEREF _Toc215429042 \h </w:instrText>
+              <w:instrText xml:space="preserve"> PAGEREF _Toc215515550 \h </w:instrText>
             </w:r>
             <w:r>
               <w:rPr>
@@ -3519,7 +3527,7 @@
               <w14:ligatures w14:val="standardContextual"/>
             </w:rPr>
           </w:pPr>
-          <w:hyperlink w:anchor="_Toc215429043" w:history="1">
+          <w:hyperlink w:anchor="_Toc215515551" w:history="1">
             <w:r>
               <w:rPr>
                 <w:rStyle w:val="Hyperlink"/>
@@ -3548,7 +3556,7 @@
                 <w:noProof/>
                 <w:webHidden/>
               </w:rPr>
-              <w:instrText xml:space="preserve"> PAGEREF _Toc215429043 \h </w:instrText>
+              <w:instrText xml:space="preserve"> PAGEREF _Toc215515551 \h </w:instrText>
             </w:r>
             <w:r>
               <w:rPr>
@@ -3594,7 +3602,7 @@
               <w14:ligatures w14:val="standardContextual"/>
             </w:rPr>
           </w:pPr>
-          <w:hyperlink w:anchor="_Toc215429044" w:history="1">
+          <w:hyperlink w:anchor="_Toc215515552" w:history="1">
             <w:r>
               <w:rPr>
                 <w:rStyle w:val="Hyperlink"/>
@@ -3623,7 +3631,7 